--- a/data/outputs/v2/Core_Mathematics/SS2.2_Reflection_and_Congruence/Core_Mathematics_Reflection_and_Congruence_CBE_LessonSequence.docx
+++ b/data/outputs/v2/Core_Mathematics/SS2.2_Reflection_and_Congruence/Core_Mathematics_Reflection_and_Congruence_CBE_LessonSequence.docx
@@ -3356,7 +3356,7 @@
             <w:pPr>
               <w:spacing w:after="20" w:before="0"/>
             </w:pPr>
-            <w:hyperlink w:history="1" r:id="rId22ef0dzy92cxgtjtndum5">
+            <w:hyperlink w:history="1" r:id="rIdwrn_omrlhycv3ns4gvxzb">
               <w:r>
                 <w:rPr>
                   <w:rFonts w:ascii="Arial" w:cs="Arial" w:eastAsia="Arial" w:hAnsi="Arial"/>
@@ -3365,7 +3365,7 @@
                   <w:szCs w:val="16"/>
                   <w:u w:val="single" w:color="2E75B6"/>
                 </w:rPr>
-                <w:t xml:space="preserve">Properties of Equality and Congruence Principles - Basic</w:t>
+                <w:t xml:space="preserve">Identifying symmetrical figures</w:t>
               </w:r>
             </w:hyperlink>
           </w:p>
@@ -3381,7 +3381,7 @@
                 <w:sz w:val="14"/>
                 <w:szCs w:val="14"/>
               </w:rPr>
-              <w:t xml:space="preserve">Source: CK-12</w:t>
+              <w:t xml:space="preserve">Source: Khan Academy (English - US curriculum)</w:t>
             </w:r>
           </w:p>
           <w:p>
@@ -3389,7 +3389,7 @@
               <w:spacing w:after="10" w:before="0"/>
               <w:ind w:left="120"/>
             </w:pPr>
-            <w:hyperlink w:history="1" r:id="rId19xarqergzjloozzs4rff">
+            <w:hyperlink w:history="1" r:id="rIdn1-dguzbjbctt0nst4m-q">
               <w:r>
                 <w:rPr>
                   <w:rFonts w:ascii="Arial" w:cs="Arial" w:eastAsia="Arial" w:hAnsi="Arial"/>
@@ -3427,14 +3427,14 @@
                 <w:sz w:val="16"/>
                 <w:szCs w:val="16"/>
               </w:rPr>
-              <w:t xml:space="preserve">📖 HTML:</w:t>
+              <w:t xml:space="preserve">📖 EXERCISE:</w:t>
             </w:r>
           </w:p>
           <w:p>
             <w:pPr>
               <w:spacing w:after="20" w:before="0"/>
             </w:pPr>
-            <w:hyperlink w:history="1" r:id="rIds9wdnlfmhdqnortl15l68">
+            <w:hyperlink w:history="1" r:id="rIdiqknd-slbxbc-vqf2wtnu">
               <w:r>
                 <w:rPr>
                   <w:rFonts w:ascii="Arial" w:cs="Arial" w:eastAsia="Arial" w:hAnsi="Arial"/>
@@ -3443,7 +3443,7 @@
                   <w:szCs w:val="16"/>
                   <w:u w:val="single" w:color="2E75B6"/>
                 </w:rPr>
-                <w:t xml:space="preserve">Number Lines: Football Game (PLIX)</w:t>
+                <w:t xml:space="preserve">Determine reflections (advanced)</w:t>
               </w:r>
             </w:hyperlink>
           </w:p>
@@ -3459,7 +3459,7 @@
                 <w:sz w:val="14"/>
                 <w:szCs w:val="14"/>
               </w:rPr>
-              <w:t xml:space="preserve">Source: CK-12</w:t>
+              <w:t xml:space="preserve">Source: Khan Academy (English - US curriculum)</w:t>
             </w:r>
           </w:p>
           <w:p>
@@ -3467,7 +3467,7 @@
               <w:spacing w:after="10" w:before="0"/>
               <w:ind w:left="120"/>
             </w:pPr>
-            <w:hyperlink w:history="1" r:id="rIdujg9zgkdn28g-weue9nz7">
+            <w:hyperlink w:history="1" r:id="rId4yxrmyohhnewrdsslpw-d">
               <w:r>
                 <w:rPr>
                   <w:rFonts w:ascii="Arial" w:cs="Arial" w:eastAsia="Arial" w:hAnsi="Arial"/>
@@ -3662,7 +3662,7 @@
             <w:pPr>
               <w:spacing w:after="20" w:before="0"/>
             </w:pPr>
-            <w:hyperlink w:history="1" r:id="rIdzwucid4tgiwt-rgo5vvpn">
+            <w:hyperlink w:history="1" r:id="rIdw9eted21zddw2nj7l_8di">
               <w:r>
                 <w:rPr>
                   <w:rFonts w:ascii="Arial" w:cs="Arial" w:eastAsia="Arial" w:hAnsi="Arial"/>
@@ -3671,7 +3671,7 @@
                   <w:szCs w:val="16"/>
                   <w:u w:val="single" w:color="2E75B6"/>
                 </w:rPr>
-                <w:t xml:space="preserve">Properties of Equality and Congruence Principles - Basic</w:t>
+                <w:t xml:space="preserve">Identifying Lines of Symmetry in Letters</w:t>
               </w:r>
             </w:hyperlink>
           </w:p>
@@ -3695,7 +3695,7 @@
               <w:spacing w:after="10" w:before="0"/>
               <w:ind w:left="120"/>
             </w:pPr>
-            <w:hyperlink w:history="1" r:id="rIdmduqca1wbto5mmeeb--42">
+            <w:hyperlink w:history="1" r:id="rIdtcqlxolu43lrsbhfusbxi">
               <w:r>
                 <w:rPr>
                   <w:rFonts w:ascii="Arial" w:cs="Arial" w:eastAsia="Arial" w:hAnsi="Arial"/>
@@ -3733,14 +3733,14 @@
                 <w:sz w:val="16"/>
                 <w:szCs w:val="16"/>
               </w:rPr>
-              <w:t xml:space="preserve">📖 HTML:</w:t>
+              <w:t xml:space="preserve">📖 EXERCISE:</w:t>
             </w:r>
           </w:p>
           <w:p>
             <w:pPr>
               <w:spacing w:after="20" w:before="0"/>
             </w:pPr>
-            <w:hyperlink w:history="1" r:id="rId2slqc0z8l83sdzci2lezj">
+            <w:hyperlink w:history="1" r:id="rIdoc_4wgirscv7hjacjrbmt">
               <w:r>
                 <w:rPr>
                   <w:rFonts w:ascii="Arial" w:cs="Arial" w:eastAsia="Arial" w:hAnsi="Arial"/>
@@ -3749,7 +3749,7 @@
                   <w:szCs w:val="16"/>
                   <w:u w:val="single" w:color="2E75B6"/>
                 </w:rPr>
-                <w:t xml:space="preserve">Number Lines: Football Game (PLIX)</w:t>
+                <w:t xml:space="preserve">Determine reflections (advanced)</w:t>
               </w:r>
             </w:hyperlink>
           </w:p>
@@ -3765,7 +3765,7 @@
                 <w:sz w:val="14"/>
                 <w:szCs w:val="14"/>
               </w:rPr>
-              <w:t xml:space="preserve">Source: CK-12</w:t>
+              <w:t xml:space="preserve">Source: Khan Academy (English - US curriculum)</w:t>
             </w:r>
           </w:p>
           <w:p>
@@ -3773,7 +3773,7 @@
               <w:spacing w:after="10" w:before="0"/>
               <w:ind w:left="120"/>
             </w:pPr>
-            <w:hyperlink w:history="1" r:id="rId5gc-gkamov2fsesxxm_h1">
+            <w:hyperlink w:history="1" r:id="rIdiozcp8trirtk233fblt0f">
               <w:r>
                 <w:rPr>
                   <w:rFonts w:ascii="Arial" w:cs="Arial" w:eastAsia="Arial" w:hAnsi="Arial"/>
@@ -3968,7 +3968,7 @@
             <w:pPr>
               <w:spacing w:after="20" w:before="0"/>
             </w:pPr>
-            <w:hyperlink w:history="1" r:id="rIdahhgveq42ufn-glrz9xpl">
+            <w:hyperlink w:history="1" r:id="rIdptpke1-xpj7wbf9knderq">
               <w:r>
                 <w:rPr>
                   <w:rFonts w:ascii="Arial" w:cs="Arial" w:eastAsia="Arial" w:hAnsi="Arial"/>
@@ -3977,7 +3977,7 @@
                   <w:szCs w:val="16"/>
                   <w:u w:val="single" w:color="2E75B6"/>
                 </w:rPr>
-                <w:t xml:space="preserve">Properties of Equality and Congruence Principles - Basic</w:t>
+                <w:t xml:space="preserve">Identifying Lines of Symmetry in Various Shapes</w:t>
               </w:r>
             </w:hyperlink>
           </w:p>
@@ -4001,7 +4001,7 @@
               <w:spacing w:after="10" w:before="0"/>
               <w:ind w:left="120"/>
             </w:pPr>
-            <w:hyperlink w:history="1" r:id="rId53x-kxeh-a-hhqw2xhh2_">
+            <w:hyperlink w:history="1" r:id="rId87c3yvxfmyxcnyhor8fq8">
               <w:r>
                 <w:rPr>
                   <w:rFonts w:ascii="Arial" w:cs="Arial" w:eastAsia="Arial" w:hAnsi="Arial"/>
@@ -4039,14 +4039,14 @@
                 <w:sz w:val="16"/>
                 <w:szCs w:val="16"/>
               </w:rPr>
-              <w:t xml:space="preserve">📖 HTML:</w:t>
+              <w:t xml:space="preserve">📖 EXERCISE:</w:t>
             </w:r>
           </w:p>
           <w:p>
             <w:pPr>
               <w:spacing w:after="20" w:before="0"/>
             </w:pPr>
-            <w:hyperlink w:history="1" r:id="rIdlvse2yjg5myzgk01ziaco">
+            <w:hyperlink w:history="1" r:id="rId79_ilxf97_1tdulmhfmgo">
               <w:r>
                 <w:rPr>
                   <w:rFonts w:ascii="Arial" w:cs="Arial" w:eastAsia="Arial" w:hAnsi="Arial"/>
@@ -4055,7 +4055,7 @@
                   <w:szCs w:val="16"/>
                   <w:u w:val="single" w:color="2E75B6"/>
                 </w:rPr>
-                <w:t xml:space="preserve">Number Lines: Football Game (PLIX)</w:t>
+                <w:t xml:space="preserve">Determine reflections (advanced)</w:t>
               </w:r>
             </w:hyperlink>
           </w:p>
@@ -4071,7 +4071,7 @@
                 <w:sz w:val="14"/>
                 <w:szCs w:val="14"/>
               </w:rPr>
-              <w:t xml:space="preserve">Source: CK-12</w:t>
+              <w:t xml:space="preserve">Source: Khan Academy (English - US curriculum)</w:t>
             </w:r>
           </w:p>
           <w:p>
@@ -4079,7 +4079,7 @@
               <w:spacing w:after="10" w:before="0"/>
               <w:ind w:left="120"/>
             </w:pPr>
-            <w:hyperlink w:history="1" r:id="rIdkidrtrn8fdlq8emamvtay">
+            <w:hyperlink w:history="1" r:id="rId4qr2gegvtzsdcktrslfr-">
               <w:r>
                 <w:rPr>
                   <w:rFonts w:ascii="Arial" w:cs="Arial" w:eastAsia="Arial" w:hAnsi="Arial"/>
@@ -4274,7 +4274,7 @@
             <w:pPr>
               <w:spacing w:after="20" w:before="0"/>
             </w:pPr>
-            <w:hyperlink w:history="1" r:id="rIdareufyh1_lwnwxlrnzyyh">
+            <w:hyperlink w:history="1" r:id="rIdh6ztyy8pitpq5gare50qr">
               <w:r>
                 <w:rPr>
                   <w:rFonts w:ascii="Arial" w:cs="Arial" w:eastAsia="Arial" w:hAnsi="Arial"/>
@@ -4283,7 +4283,7 @@
                   <w:szCs w:val="16"/>
                   <w:u w:val="single" w:color="2E75B6"/>
                 </w:rPr>
-                <w:t xml:space="preserve">Properties of Equality and Congruence Principles - Basic</w:t>
+                <w:t xml:space="preserve">Determining Whether Various Shapes Have Lines of Symmetry</w:t>
               </w:r>
             </w:hyperlink>
           </w:p>
@@ -4307,7 +4307,7 @@
               <w:spacing w:after="10" w:before="0"/>
               <w:ind w:left="120"/>
             </w:pPr>
-            <w:hyperlink w:history="1" r:id="rIddige6ygrjqdpqosprwemg">
+            <w:hyperlink w:history="1" r:id="rId9wcnyewd5lunndt7puf0n">
               <w:r>
                 <w:rPr>
                   <w:rFonts w:ascii="Arial" w:cs="Arial" w:eastAsia="Arial" w:hAnsi="Arial"/>
@@ -4345,14 +4345,14 @@
                 <w:sz w:val="16"/>
                 <w:szCs w:val="16"/>
               </w:rPr>
-              <w:t xml:space="preserve">📖 HTML:</w:t>
+              <w:t xml:space="preserve">📖 EXERCISE:</w:t>
             </w:r>
           </w:p>
           <w:p>
             <w:pPr>
               <w:spacing w:after="20" w:before="0"/>
             </w:pPr>
-            <w:hyperlink w:history="1" r:id="rIdsg0zofnxuvkxcwxa_hpt2">
+            <w:hyperlink w:history="1" r:id="rIdh_ymgc6fwtufhnlu8xk1o">
               <w:r>
                 <w:rPr>
                   <w:rFonts w:ascii="Arial" w:cs="Arial" w:eastAsia="Arial" w:hAnsi="Arial"/>
@@ -4361,7 +4361,7 @@
                   <w:szCs w:val="16"/>
                   <w:u w:val="single" w:color="2E75B6"/>
                 </w:rPr>
-                <w:t xml:space="preserve">Number Lines: Football Game (PLIX)</w:t>
+                <w:t xml:space="preserve">Determine reflections (advanced)</w:t>
               </w:r>
             </w:hyperlink>
           </w:p>
@@ -4377,7 +4377,7 @@
                 <w:sz w:val="14"/>
                 <w:szCs w:val="14"/>
               </w:rPr>
-              <w:t xml:space="preserve">Source: CK-12</w:t>
+              <w:t xml:space="preserve">Source: Khan Academy (English - US curriculum)</w:t>
             </w:r>
           </w:p>
           <w:p>
@@ -4385,7 +4385,7 @@
               <w:spacing w:after="10" w:before="0"/>
               <w:ind w:left="120"/>
             </w:pPr>
-            <w:hyperlink w:history="1" r:id="rIdxfmexmq-tfywupq_omole">
+            <w:hyperlink w:history="1" r:id="rIdjzmgj9qlf_dtwf5yoj_lw">
               <w:r>
                 <w:rPr>
                   <w:rFonts w:ascii="Arial" w:cs="Arial" w:eastAsia="Arial" w:hAnsi="Arial"/>
@@ -4580,7 +4580,7 @@
             <w:pPr>
               <w:spacing w:after="20" w:before="0"/>
             </w:pPr>
-            <w:hyperlink w:history="1" r:id="rIdsqi-x9mmlmy40axdj5-_m">
+            <w:hyperlink w:history="1" r:id="rIdc_oxgaos6197davn_d--8">
               <w:r>
                 <w:rPr>
                   <w:rFonts w:ascii="Arial" w:cs="Arial" w:eastAsia="Arial" w:hAnsi="Arial"/>
@@ -4589,7 +4589,7 @@
                   <w:szCs w:val="16"/>
                   <w:u w:val="single" w:color="2E75B6"/>
                 </w:rPr>
-                <w:t xml:space="preserve">Properties of Equality and Congruence Principles - Basic</w:t>
+                <w:t xml:space="preserve">Determining reflections (advanced)</w:t>
               </w:r>
             </w:hyperlink>
           </w:p>
@@ -4605,7 +4605,7 @@
                 <w:sz w:val="14"/>
                 <w:szCs w:val="14"/>
               </w:rPr>
-              <w:t xml:space="preserve">Source: CK-12</w:t>
+              <w:t xml:space="preserve">Source: Khan Academy (English - US curriculum)</w:t>
             </w:r>
           </w:p>
           <w:p>
@@ -4613,7 +4613,7 @@
               <w:spacing w:after="10" w:before="0"/>
               <w:ind w:left="120"/>
             </w:pPr>
-            <w:hyperlink w:history="1" r:id="rIdztqs_so4_l79jfoppm_xf">
+            <w:hyperlink w:history="1" r:id="rIdo32yvbsvq4vlfi6rz_omd">
               <w:r>
                 <w:rPr>
                   <w:rFonts w:ascii="Arial" w:cs="Arial" w:eastAsia="Arial" w:hAnsi="Arial"/>
@@ -4651,14 +4651,14 @@
                 <w:sz w:val="16"/>
                 <w:szCs w:val="16"/>
               </w:rPr>
-              <w:t xml:space="preserve">📖 HTML:</w:t>
+              <w:t xml:space="preserve">📖 EXERCISE:</w:t>
             </w:r>
           </w:p>
           <w:p>
             <w:pPr>
               <w:spacing w:after="20" w:before="0"/>
             </w:pPr>
-            <w:hyperlink w:history="1" r:id="rIdrfme0aqgpjn4bx_wydfhz">
+            <w:hyperlink w:history="1" r:id="rIdxbabj2theopovtcoxgobi">
               <w:r>
                 <w:rPr>
                   <w:rFonts w:ascii="Arial" w:cs="Arial" w:eastAsia="Arial" w:hAnsi="Arial"/>
@@ -4667,7 +4667,7 @@
                   <w:szCs w:val="16"/>
                   <w:u w:val="single" w:color="2E75B6"/>
                 </w:rPr>
-                <w:t xml:space="preserve">Number Lines: Football Game (PLIX)</w:t>
+                <w:t xml:space="preserve">Determine reflections (advanced)</w:t>
               </w:r>
             </w:hyperlink>
           </w:p>
@@ -4683,7 +4683,7 @@
                 <w:sz w:val="14"/>
                 <w:szCs w:val="14"/>
               </w:rPr>
-              <w:t xml:space="preserve">Source: CK-12</w:t>
+              <w:t xml:space="preserve">Source: Khan Academy (English - US curriculum)</w:t>
             </w:r>
           </w:p>
           <w:p>
@@ -4691,7 +4691,7 @@
               <w:spacing w:after="10" w:before="0"/>
               <w:ind w:left="120"/>
             </w:pPr>
-            <w:hyperlink w:history="1" r:id="rIdo097rftmceyhyfrekzapy">
+            <w:hyperlink w:history="1" r:id="rIdpdhtwylpcwiy9zjwrbuvl">
               <w:r>
                 <w:rPr>
                   <w:rFonts w:ascii="Arial" w:cs="Arial" w:eastAsia="Arial" w:hAnsi="Arial"/>
@@ -6489,7 +6489,7 @@
             <w:pPr>
               <w:spacing w:after="20" w:before="0"/>
             </w:pPr>
-            <w:hyperlink w:history="1" r:id="rId8n5fulzyrgn7qwzy_4psf">
+            <w:hyperlink w:history="1" r:id="rIddodo5ixkvquo14-jnkjcp">
               <w:r>
                 <w:rPr>
                   <w:rFonts w:ascii="Arial" w:cs="Arial" w:eastAsia="Arial" w:hAnsi="Arial"/>
@@ -6498,7 +6498,7 @@
                   <w:szCs w:val="16"/>
                   <w:u w:val="single" w:color="2E75B6"/>
                 </w:rPr>
-                <w:t xml:space="preserve">Genetics vocabulary</w:t>
+                <w:t xml:space="preserve">Identifying symmetrical figures</w:t>
               </w:r>
             </w:hyperlink>
           </w:p>
@@ -6522,7 +6522,7 @@
               <w:spacing w:after="10" w:before="0"/>
               <w:ind w:left="120"/>
             </w:pPr>
-            <w:hyperlink w:history="1" r:id="rIdllgv2ae_fswmuonvdbjaz">
+            <w:hyperlink w:history="1" r:id="rIdf5ng3vqijgh0pqpqdmhkk">
               <w:r>
                 <w:rPr>
                   <w:rFonts w:ascii="Arial" w:cs="Arial" w:eastAsia="Arial" w:hAnsi="Arial"/>
@@ -6560,14 +6560,14 @@
                 <w:sz w:val="16"/>
                 <w:szCs w:val="16"/>
               </w:rPr>
-              <w:t xml:space="preserve">📖 HTML:</w:t>
+              <w:t xml:space="preserve">📖 EXERCISE:</w:t>
             </w:r>
           </w:p>
           <w:p>
             <w:pPr>
               <w:spacing w:after="20" w:before="0"/>
             </w:pPr>
-            <w:hyperlink w:history="1" r:id="rId4bdumv2grqt9ouqor6qsc">
+            <w:hyperlink w:history="1" r:id="rIdxg2jpp6j-mqfvswjgociv">
               <w:r>
                 <w:rPr>
                   <w:rFonts w:ascii="Arial" w:cs="Arial" w:eastAsia="Arial" w:hAnsi="Arial"/>
@@ -6576,7 +6576,7 @@
                   <w:szCs w:val="16"/>
                   <w:u w:val="single" w:color="2E75B6"/>
                 </w:rPr>
-                <w:t xml:space="preserve">Number Lines: Football Game (PLIX)</w:t>
+                <w:t xml:space="preserve">Determine reflections (advanced)</w:t>
               </w:r>
             </w:hyperlink>
           </w:p>
@@ -6592,7 +6592,7 @@
                 <w:sz w:val="14"/>
                 <w:szCs w:val="14"/>
               </w:rPr>
-              <w:t xml:space="preserve">Source: CK-12</w:t>
+              <w:t xml:space="preserve">Source: Khan Academy (English - US curriculum)</w:t>
             </w:r>
           </w:p>
           <w:p>
@@ -6600,7 +6600,7 @@
               <w:spacing w:after="10" w:before="0"/>
               <w:ind w:left="120"/>
             </w:pPr>
-            <w:hyperlink w:history="1" r:id="rId3e_sc0dlzolhxtzfhqkqy">
+            <w:hyperlink w:history="1" r:id="rIdlstwjt_zvuocfssrs6rwx">
               <w:r>
                 <w:rPr>
                   <w:rFonts w:ascii="Arial" w:cs="Arial" w:eastAsia="Arial" w:hAnsi="Arial"/>
@@ -6795,7 +6795,7 @@
             <w:pPr>
               <w:spacing w:after="20" w:before="0"/>
             </w:pPr>
-            <w:hyperlink w:history="1" r:id="rIdqxato4z1v2ttbxtwntl37">
+            <w:hyperlink w:history="1" r:id="rIdspbdm4u6naluxhz-dfxcr">
               <w:r>
                 <w:rPr>
                   <w:rFonts w:ascii="Arial" w:cs="Arial" w:eastAsia="Arial" w:hAnsi="Arial"/>
@@ -6804,7 +6804,7 @@
                   <w:szCs w:val="16"/>
                   <w:u w:val="single" w:color="2E75B6"/>
                 </w:rPr>
-                <w:t xml:space="preserve">Genetics vocabulary</w:t>
+                <w:t xml:space="preserve">Determining reflections (advanced)</w:t>
               </w:r>
             </w:hyperlink>
           </w:p>
@@ -6828,7 +6828,7 @@
               <w:spacing w:after="10" w:before="0"/>
               <w:ind w:left="120"/>
             </w:pPr>
-            <w:hyperlink w:history="1" r:id="rId9chqjbh56zfgbfa94xthw">
+            <w:hyperlink w:history="1" r:id="rIdqpovuqy903nfpp0zu8cdl">
               <w:r>
                 <w:rPr>
                   <w:rFonts w:ascii="Arial" w:cs="Arial" w:eastAsia="Arial" w:hAnsi="Arial"/>
@@ -6873,7 +6873,7 @@
             <w:pPr>
               <w:spacing w:after="20" w:before="0"/>
             </w:pPr>
-            <w:hyperlink w:history="1" r:id="rId1nk7vogxzompeww9kicdj">
+            <w:hyperlink w:history="1" r:id="rIdu4dkupzcqay-qb-mjyzsa">
               <w:r>
                 <w:rPr>
                   <w:rFonts w:ascii="Arial" w:cs="Arial" w:eastAsia="Arial" w:hAnsi="Arial"/>
@@ -6882,7 +6882,7 @@
                   <w:szCs w:val="16"/>
                   <w:u w:val="single" w:color="2E75B6"/>
                 </w:rPr>
-                <w:t xml:space="preserve">Number Lines: Football Game (PLIX)</w:t>
+                <w:t xml:space="preserve">Reflections in a Plane Mirror (PLIX)</w:t>
               </w:r>
             </w:hyperlink>
           </w:p>
@@ -6906,7 +6906,7 @@
               <w:spacing w:after="10" w:before="0"/>
               <w:ind w:left="120"/>
             </w:pPr>
-            <w:hyperlink w:history="1" r:id="rIdbnqfznfuvomzg4fk5ok9t">
+            <w:hyperlink w:history="1" r:id="rId4xwnqq3feo8i8nigwp-br">
               <w:r>
                 <w:rPr>
                   <w:rFonts w:ascii="Arial" w:cs="Arial" w:eastAsia="Arial" w:hAnsi="Arial"/>
@@ -7101,7 +7101,7 @@
             <w:pPr>
               <w:spacing w:after="20" w:before="0"/>
             </w:pPr>
-            <w:hyperlink w:history="1" r:id="rIdnsqrshaj8tspovown_ykd">
+            <w:hyperlink w:history="1" r:id="rIdxpoyq-7h0cx0c1bhmqpdi">
               <w:r>
                 <w:rPr>
                   <w:rFonts w:ascii="Arial" w:cs="Arial" w:eastAsia="Arial" w:hAnsi="Arial"/>
@@ -7110,7 +7110,7 @@
                   <w:szCs w:val="16"/>
                   <w:u w:val="single" w:color="2E75B6"/>
                 </w:rPr>
-                <w:t xml:space="preserve">Genetics vocabulary</w:t>
+                <w:t xml:space="preserve">Identifying Lines of Symmetry in Letters</w:t>
               </w:r>
             </w:hyperlink>
           </w:p>
@@ -7126,7 +7126,7 @@
                 <w:sz w:val="14"/>
                 <w:szCs w:val="14"/>
               </w:rPr>
-              <w:t xml:space="preserve">Source: Khan Academy (English - US curriculum)</w:t>
+              <w:t xml:space="preserve">Source: CK-12</w:t>
             </w:r>
           </w:p>
           <w:p>
@@ -7134,7 +7134,7 @@
               <w:spacing w:after="10" w:before="0"/>
               <w:ind w:left="120"/>
             </w:pPr>
-            <w:hyperlink w:history="1" r:id="rIdpwvuhho8c9gbsvly0kb67">
+            <w:hyperlink w:history="1" r:id="rIdz0t_asdlvk2mouvcxegag">
               <w:r>
                 <w:rPr>
                   <w:rFonts w:ascii="Arial" w:cs="Arial" w:eastAsia="Arial" w:hAnsi="Arial"/>
@@ -7172,14 +7172,14 @@
                 <w:sz w:val="16"/>
                 <w:szCs w:val="16"/>
               </w:rPr>
-              <w:t xml:space="preserve">📖 HTML:</w:t>
+              <w:t xml:space="preserve">📖 EXERCISE:</w:t>
             </w:r>
           </w:p>
           <w:p>
             <w:pPr>
               <w:spacing w:after="20" w:before="0"/>
             </w:pPr>
-            <w:hyperlink w:history="1" r:id="rIdkd_oftur1gxs3alapltnw">
+            <w:hyperlink w:history="1" r:id="rId3l0__zj5vjlwdut-evurp">
               <w:r>
                 <w:rPr>
                   <w:rFonts w:ascii="Arial" w:cs="Arial" w:eastAsia="Arial" w:hAnsi="Arial"/>
@@ -7188,7 +7188,7 @@
                   <w:szCs w:val="16"/>
                   <w:u w:val="single" w:color="2E75B6"/>
                 </w:rPr>
-                <w:t xml:space="preserve">Number Lines: Football Game (PLIX)</w:t>
+                <w:t xml:space="preserve">Determine reflections (advanced)</w:t>
               </w:r>
             </w:hyperlink>
           </w:p>
@@ -7204,7 +7204,7 @@
                 <w:sz w:val="14"/>
                 <w:szCs w:val="14"/>
               </w:rPr>
-              <w:t xml:space="preserve">Source: CK-12</w:t>
+              <w:t xml:space="preserve">Source: Khan Academy (English - US curriculum)</w:t>
             </w:r>
           </w:p>
           <w:p>
@@ -7212,7 +7212,7 @@
               <w:spacing w:after="10" w:before="0"/>
               <w:ind w:left="120"/>
             </w:pPr>
-            <w:hyperlink w:history="1" r:id="rIdnngfmwkmgirdlxdkadn3i">
+            <w:hyperlink w:history="1" r:id="rIdianfrbnzej8thuqnspt-l">
               <w:r>
                 <w:rPr>
                   <w:rFonts w:ascii="Arial" w:cs="Arial" w:eastAsia="Arial" w:hAnsi="Arial"/>
@@ -7407,7 +7407,7 @@
             <w:pPr>
               <w:spacing w:after="20" w:before="0"/>
             </w:pPr>
-            <w:hyperlink w:history="1" r:id="rId9lglxthcniddrmtmrb1om">
+            <w:hyperlink w:history="1" r:id="rId3qktldc_azykspjrakkol">
               <w:r>
                 <w:rPr>
                   <w:rFonts w:ascii="Arial" w:cs="Arial" w:eastAsia="Arial" w:hAnsi="Arial"/>
@@ -7416,7 +7416,7 @@
                   <w:szCs w:val="16"/>
                   <w:u w:val="single" w:color="2E75B6"/>
                 </w:rPr>
-                <w:t xml:space="preserve">Genetics vocabulary</w:t>
+                <w:t xml:space="preserve">Identifying Lines of Symmetry in Various Shapes</w:t>
               </w:r>
             </w:hyperlink>
           </w:p>
@@ -7432,7 +7432,7 @@
                 <w:sz w:val="14"/>
                 <w:szCs w:val="14"/>
               </w:rPr>
-              <w:t xml:space="preserve">Source: Khan Academy (English - US curriculum)</w:t>
+              <w:t xml:space="preserve">Source: CK-12</w:t>
             </w:r>
           </w:p>
           <w:p>
@@ -7440,7 +7440,7 @@
               <w:spacing w:after="10" w:before="0"/>
               <w:ind w:left="120"/>
             </w:pPr>
-            <w:hyperlink w:history="1" r:id="rIdfk2rsp-_6ibkncazmhj7x">
+            <w:hyperlink w:history="1" r:id="rIdnfvy9_ulwi9-iwiyuuaqc">
               <w:r>
                 <w:rPr>
                   <w:rFonts w:ascii="Arial" w:cs="Arial" w:eastAsia="Arial" w:hAnsi="Arial"/>
@@ -7478,14 +7478,14 @@
                 <w:sz w:val="16"/>
                 <w:szCs w:val="16"/>
               </w:rPr>
-              <w:t xml:space="preserve">📖 HTML:</w:t>
+              <w:t xml:space="preserve">📖 EXERCISE:</w:t>
             </w:r>
           </w:p>
           <w:p>
             <w:pPr>
               <w:spacing w:after="20" w:before="0"/>
             </w:pPr>
-            <w:hyperlink w:history="1" r:id="rId1kdtbc9sh_ula3_s_o-s_">
+            <w:hyperlink w:history="1" r:id="rIdhzyd46qjjlaklgizmynva">
               <w:r>
                 <w:rPr>
                   <w:rFonts w:ascii="Arial" w:cs="Arial" w:eastAsia="Arial" w:hAnsi="Arial"/>
@@ -7494,7 +7494,7 @@
                   <w:szCs w:val="16"/>
                   <w:u w:val="single" w:color="2E75B6"/>
                 </w:rPr>
-                <w:t xml:space="preserve">Number Lines: Football Game (PLIX)</w:t>
+                <w:t xml:space="preserve">Determine reflections (advanced)</w:t>
               </w:r>
             </w:hyperlink>
           </w:p>
@@ -7510,7 +7510,7 @@
                 <w:sz w:val="14"/>
                 <w:szCs w:val="14"/>
               </w:rPr>
-              <w:t xml:space="preserve">Source: CK-12</w:t>
+              <w:t xml:space="preserve">Source: Khan Academy (English - US curriculum)</w:t>
             </w:r>
           </w:p>
           <w:p>
@@ -7518,7 +7518,7 @@
               <w:spacing w:after="10" w:before="0"/>
               <w:ind w:left="120"/>
             </w:pPr>
-            <w:hyperlink w:history="1" r:id="rId714m3damb5tgco-zpcqpk">
+            <w:hyperlink w:history="1" r:id="rId2pozibthno3frdm8qubjc">
               <w:r>
                 <w:rPr>
                   <w:rFonts w:ascii="Arial" w:cs="Arial" w:eastAsia="Arial" w:hAnsi="Arial"/>
@@ -7713,7 +7713,7 @@
             <w:pPr>
               <w:spacing w:after="20" w:before="0"/>
             </w:pPr>
-            <w:hyperlink w:history="1" r:id="rIdfenzzo8nhr3jgn0lya6zv">
+            <w:hyperlink w:history="1" r:id="rId7rtusjnfck6tod_56fdyb">
               <w:r>
                 <w:rPr>
                   <w:rFonts w:ascii="Arial" w:cs="Arial" w:eastAsia="Arial" w:hAnsi="Arial"/>
@@ -7722,7 +7722,7 @@
                   <w:szCs w:val="16"/>
                   <w:u w:val="single" w:color="2E75B6"/>
                 </w:rPr>
-                <w:t xml:space="preserve">Genetics vocabulary</w:t>
+                <w:t xml:space="preserve">Determining Whether Various Shapes Have Lines of Symmetry</w:t>
               </w:r>
             </w:hyperlink>
           </w:p>
@@ -7738,7 +7738,7 @@
                 <w:sz w:val="14"/>
                 <w:szCs w:val="14"/>
               </w:rPr>
-              <w:t xml:space="preserve">Source: Khan Academy (English - US curriculum)</w:t>
+              <w:t xml:space="preserve">Source: CK-12</w:t>
             </w:r>
           </w:p>
           <w:p>
@@ -7746,7 +7746,7 @@
               <w:spacing w:after="10" w:before="0"/>
               <w:ind w:left="120"/>
             </w:pPr>
-            <w:hyperlink w:history="1" r:id="rIdf894zfxacc75tq0wiagoy">
+            <w:hyperlink w:history="1" r:id="rIdpupolejtijdv0lvktnpdx">
               <w:r>
                 <w:rPr>
                   <w:rFonts w:ascii="Arial" w:cs="Arial" w:eastAsia="Arial" w:hAnsi="Arial"/>
@@ -7784,14 +7784,14 @@
                 <w:sz w:val="16"/>
                 <w:szCs w:val="16"/>
               </w:rPr>
-              <w:t xml:space="preserve">📖 HTML:</w:t>
+              <w:t xml:space="preserve">📖 EXERCISE:</w:t>
             </w:r>
           </w:p>
           <w:p>
             <w:pPr>
               <w:spacing w:after="20" w:before="0"/>
             </w:pPr>
-            <w:hyperlink w:history="1" r:id="rIdsw61yztcjmnkdupcds8ia">
+            <w:hyperlink w:history="1" r:id="rIduscfjbmtgnyjvl9n02pu6">
               <w:r>
                 <w:rPr>
                   <w:rFonts w:ascii="Arial" w:cs="Arial" w:eastAsia="Arial" w:hAnsi="Arial"/>
@@ -7800,7 +7800,7 @@
                   <w:szCs w:val="16"/>
                   <w:u w:val="single" w:color="2E75B6"/>
                 </w:rPr>
-                <w:t xml:space="preserve">Number Lines: Football Game (PLIX)</w:t>
+                <w:t xml:space="preserve">Determine reflections (advanced)</w:t>
               </w:r>
             </w:hyperlink>
           </w:p>
@@ -7816,7 +7816,7 @@
                 <w:sz w:val="14"/>
                 <w:szCs w:val="14"/>
               </w:rPr>
-              <w:t xml:space="preserve">Source: CK-12</w:t>
+              <w:t xml:space="preserve">Source: Khan Academy (English - US curriculum)</w:t>
             </w:r>
           </w:p>
           <w:p>
@@ -7824,7 +7824,7 @@
               <w:spacing w:after="10" w:before="0"/>
               <w:ind w:left="120"/>
             </w:pPr>
-            <w:hyperlink w:history="1" r:id="rIdt_exmjmdan3573a6butjl">
+            <w:hyperlink w:history="1" r:id="rIdhhwqzl7lgv0drcg41_tcl">
               <w:r>
                 <w:rPr>
                   <w:rFonts w:ascii="Arial" w:cs="Arial" w:eastAsia="Arial" w:hAnsi="Arial"/>
@@ -9470,7 +9470,7 @@
             <w:pPr>
               <w:spacing w:after="20" w:before="0"/>
             </w:pPr>
-            <w:hyperlink w:history="1" r:id="rIdmnnfkxupejzwfvouxocmx">
+            <w:hyperlink w:history="1" r:id="rIdmjvab7pkfblg_pmaeioss">
               <w:r>
                 <w:rPr>
                   <w:rFonts w:ascii="Arial" w:cs="Arial" w:eastAsia="Arial" w:hAnsi="Arial"/>
@@ -9479,7 +9479,7 @@
                   <w:szCs w:val="16"/>
                   <w:u w:val="single" w:color="2E75B6"/>
                 </w:rPr>
-                <w:t xml:space="preserve">Intro to the coordinate plane</w:t>
+                <w:t xml:space="preserve">Determining reflections (advanced)</w:t>
               </w:r>
             </w:hyperlink>
           </w:p>
@@ -9503,7 +9503,7 @@
               <w:spacing w:after="10" w:before="0"/>
               <w:ind w:left="120"/>
             </w:pPr>
-            <w:hyperlink w:history="1" r:id="rIdcb13cortx8fsjpkgat_j8">
+            <w:hyperlink w:history="1" r:id="rIdbtbnks7xe-9mrf5jknoqc">
               <w:r>
                 <w:rPr>
                   <w:rFonts w:ascii="Arial" w:cs="Arial" w:eastAsia="Arial" w:hAnsi="Arial"/>
@@ -9541,14 +9541,14 @@
                 <w:sz w:val="16"/>
                 <w:szCs w:val="16"/>
               </w:rPr>
-              <w:t xml:space="preserve">📖 HTML:</w:t>
+              <w:t xml:space="preserve">📖 EXERCISE:</w:t>
             </w:r>
           </w:p>
           <w:p>
             <w:pPr>
               <w:spacing w:after="20" w:before="0"/>
             </w:pPr>
-            <w:hyperlink w:history="1" r:id="rId06mhmzr2lgutbhtwgwbrs">
+            <w:hyperlink w:history="1" r:id="rIdfen2kfw0v79jajpidn1qe">
               <w:r>
                 <w:rPr>
                   <w:rFonts w:ascii="Arial" w:cs="Arial" w:eastAsia="Arial" w:hAnsi="Arial"/>
@@ -9557,7 +9557,7 @@
                   <w:szCs w:val="16"/>
                   <w:u w:val="single" w:color="2E75B6"/>
                 </w:rPr>
-                <w:t xml:space="preserve">Reflection Symmetry (Flexbook)</w:t>
+                <w:t xml:space="preserve">Determine reflections (advanced)</w:t>
               </w:r>
             </w:hyperlink>
           </w:p>
@@ -9573,7 +9573,7 @@
                 <w:sz w:val="14"/>
                 <w:szCs w:val="14"/>
               </w:rPr>
-              <w:t xml:space="preserve">Source: CK-12</w:t>
+              <w:t xml:space="preserve">Source: Khan Academy (English - US curriculum)</w:t>
             </w:r>
           </w:p>
           <w:p>
@@ -9581,7 +9581,7 @@
               <w:spacing w:after="10" w:before="0"/>
               <w:ind w:left="120"/>
             </w:pPr>
-            <w:hyperlink w:history="1" r:id="rId_h_02tpqfjup0vs10ofgi">
+            <w:hyperlink w:history="1" r:id="rIdzknghq9gzkh1mvifgiri9">
               <w:r>
                 <w:rPr>
                   <w:rFonts w:ascii="Arial" w:cs="Arial" w:eastAsia="Arial" w:hAnsi="Arial"/>
@@ -9776,7 +9776,7 @@
             <w:pPr>
               <w:spacing w:after="20" w:before="0"/>
             </w:pPr>
-            <w:hyperlink w:history="1" r:id="rIdjftyn2ctjdzhj0zb0hlcy">
+            <w:hyperlink w:history="1" r:id="rIde1pshzf76rcuf7beljxle">
               <w:r>
                 <w:rPr>
                   <w:rFonts w:ascii="Arial" w:cs="Arial" w:eastAsia="Arial" w:hAnsi="Arial"/>
@@ -9785,7 +9785,7 @@
                   <w:szCs w:val="16"/>
                   <w:u w:val="single" w:color="2E75B6"/>
                 </w:rPr>
-                <w:t xml:space="preserve">Intro to the coordinate plane</w:t>
+                <w:t xml:space="preserve">Reflecting shapes: diagonal line of reflection</w:t>
               </w:r>
             </w:hyperlink>
           </w:p>
@@ -9809,7 +9809,7 @@
               <w:spacing w:after="10" w:before="0"/>
               <w:ind w:left="120"/>
             </w:pPr>
-            <w:hyperlink w:history="1" r:id="rIdof8hr_5bhokrvyd36udpp">
+            <w:hyperlink w:history="1" r:id="rIdnbfmuzn3ofgcjapcgy53q">
               <w:r>
                 <w:rPr>
                   <w:rFonts w:ascii="Arial" w:cs="Arial" w:eastAsia="Arial" w:hAnsi="Arial"/>
@@ -9847,14 +9847,14 @@
                 <w:sz w:val="16"/>
                 <w:szCs w:val="16"/>
               </w:rPr>
-              <w:t xml:space="preserve">📖 HTML:</w:t>
+              <w:t xml:space="preserve">📖 EXERCISE:</w:t>
             </w:r>
           </w:p>
           <w:p>
             <w:pPr>
               <w:spacing w:after="20" w:before="0"/>
             </w:pPr>
-            <w:hyperlink w:history="1" r:id="rIdgnopr8490joakbnf2zdet">
+            <w:hyperlink w:history="1" r:id="rIdsmnhg2fiyagiwjmnr1bvz">
               <w:r>
                 <w:rPr>
                   <w:rFonts w:ascii="Arial" w:cs="Arial" w:eastAsia="Arial" w:hAnsi="Arial"/>
@@ -9863,7 +9863,7 @@
                   <w:szCs w:val="16"/>
                   <w:u w:val="single" w:color="2E75B6"/>
                 </w:rPr>
-                <w:t xml:space="preserve">Reflection Symmetry (Flexbook)</w:t>
+                <w:t xml:space="preserve">Determine reflections</w:t>
               </w:r>
             </w:hyperlink>
           </w:p>
@@ -9879,7 +9879,7 @@
                 <w:sz w:val="14"/>
                 <w:szCs w:val="14"/>
               </w:rPr>
-              <w:t xml:space="preserve">Source: CK-12</w:t>
+              <w:t xml:space="preserve">Source: Khan Academy (English - US curriculum)</w:t>
             </w:r>
           </w:p>
           <w:p>
@@ -9887,7 +9887,7 @@
               <w:spacing w:after="10" w:before="0"/>
               <w:ind w:left="120"/>
             </w:pPr>
-            <w:hyperlink w:history="1" r:id="rIdcoy6hwmbeesfmffrsxhzo">
+            <w:hyperlink w:history="1" r:id="rIdbynusxauvwmyigi9zp4d4">
               <w:r>
                 <w:rPr>
                   <w:rFonts w:ascii="Arial" w:cs="Arial" w:eastAsia="Arial" w:hAnsi="Arial"/>
@@ -10082,7 +10082,7 @@
             <w:pPr>
               <w:spacing w:after="20" w:before="0"/>
             </w:pPr>
-            <w:hyperlink w:history="1" r:id="rIddoucu7cvevcri-0tbxax3">
+            <w:hyperlink w:history="1" r:id="rIdf9tqhcl0by-gfni1469pt">
               <w:r>
                 <w:rPr>
                   <w:rFonts w:ascii="Arial" w:cs="Arial" w:eastAsia="Arial" w:hAnsi="Arial"/>
@@ -10091,7 +10091,7 @@
                   <w:szCs w:val="16"/>
                   <w:u w:val="single" w:color="2E75B6"/>
                 </w:rPr>
-                <w:t xml:space="preserve">Intro to the coordinate plane</w:t>
+                <w:t xml:space="preserve">Determining reflections</w:t>
               </w:r>
             </w:hyperlink>
           </w:p>
@@ -10115,7 +10115,7 @@
               <w:spacing w:after="10" w:before="0"/>
               <w:ind w:left="120"/>
             </w:pPr>
-            <w:hyperlink w:history="1" r:id="rIdu_cxos9w_qmruorn7keqr">
+            <w:hyperlink w:history="1" r:id="rIdijgu_v7hz5cny6wdyfcox">
               <w:r>
                 <w:rPr>
                   <w:rFonts w:ascii="Arial" w:cs="Arial" w:eastAsia="Arial" w:hAnsi="Arial"/>
@@ -10160,7 +10160,7 @@
             <w:pPr>
               <w:spacing w:after="20" w:before="0"/>
             </w:pPr>
-            <w:hyperlink w:history="1" r:id="rIdz-oxpo7ol4nletkqdf9me">
+            <w:hyperlink w:history="1" r:id="rIdhtepl_k_a1quntal7rkuf">
               <w:r>
                 <w:rPr>
                   <w:rFonts w:ascii="Arial" w:cs="Arial" w:eastAsia="Arial" w:hAnsi="Arial"/>
@@ -10169,7 +10169,7 @@
                   <w:szCs w:val="16"/>
                   <w:u w:val="single" w:color="2E75B6"/>
                 </w:rPr>
-                <w:t xml:space="preserve">Reflection Symmetry (Flexbook)</w:t>
+                <w:t xml:space="preserve">Reflections in a Plane Mirror (PLIX)</w:t>
               </w:r>
             </w:hyperlink>
           </w:p>
@@ -10193,7 +10193,7 @@
               <w:spacing w:after="10" w:before="0"/>
               <w:ind w:left="120"/>
             </w:pPr>
-            <w:hyperlink w:history="1" r:id="rIdblzxfk56s11q82i-llrnm">
+            <w:hyperlink w:history="1" r:id="rIdtdyjxwlj-q-69v6umte2d">
               <w:r>
                 <w:rPr>
                   <w:rFonts w:ascii="Arial" w:cs="Arial" w:eastAsia="Arial" w:hAnsi="Arial"/>
@@ -10388,7 +10388,7 @@
             <w:pPr>
               <w:spacing w:after="20" w:before="0"/>
             </w:pPr>
-            <w:hyperlink w:history="1" r:id="rId8eyp8eni-qjzquskkj9l9">
+            <w:hyperlink w:history="1" r:id="rIdc12q97wkktfz2lxt2mdxp">
               <w:r>
                 <w:rPr>
                   <w:rFonts w:ascii="Arial" w:cs="Arial" w:eastAsia="Arial" w:hAnsi="Arial"/>
@@ -10397,7 +10397,7 @@
                   <w:szCs w:val="16"/>
                   <w:u w:val="single" w:color="2E75B6"/>
                 </w:rPr>
-                <w:t xml:space="preserve">Intro to the coordinate plane</w:t>
+                <w:t xml:space="preserve">Reflecting points in the coordinate plane</w:t>
               </w:r>
             </w:hyperlink>
           </w:p>
@@ -10421,7 +10421,7 @@
               <w:spacing w:after="10" w:before="0"/>
               <w:ind w:left="120"/>
             </w:pPr>
-            <w:hyperlink w:history="1" r:id="rIdvwfu0-xvto9e4hzvub0df">
+            <w:hyperlink w:history="1" r:id="rIdg4nprbye9uw_xciyvxq2f">
               <w:r>
                 <w:rPr>
                   <w:rFonts w:ascii="Arial" w:cs="Arial" w:eastAsia="Arial" w:hAnsi="Arial"/>
@@ -10459,14 +10459,14 @@
                 <w:sz w:val="16"/>
                 <w:szCs w:val="16"/>
               </w:rPr>
-              <w:t xml:space="preserve">📖 HTML:</w:t>
+              <w:t xml:space="preserve">📖 EXERCISE:</w:t>
             </w:r>
           </w:p>
           <w:p>
             <w:pPr>
               <w:spacing w:after="20" w:before="0"/>
             </w:pPr>
-            <w:hyperlink w:history="1" r:id="rId94mnwnryko2yul-9gqzsq">
+            <w:hyperlink w:history="1" r:id="rIdu3e8dggy2crg8r9lihy8j">
               <w:r>
                 <w:rPr>
                   <w:rFonts w:ascii="Arial" w:cs="Arial" w:eastAsia="Arial" w:hAnsi="Arial"/>
@@ -10475,7 +10475,7 @@
                   <w:szCs w:val="16"/>
                   <w:u w:val="single" w:color="2E75B6"/>
                 </w:rPr>
-                <w:t xml:space="preserve">Reflection Symmetry (Flexbook)</w:t>
+                <w:t xml:space="preserve">Determine reflections (advanced)</w:t>
               </w:r>
             </w:hyperlink>
           </w:p>
@@ -10491,7 +10491,7 @@
                 <w:sz w:val="14"/>
                 <w:szCs w:val="14"/>
               </w:rPr>
-              <w:t xml:space="preserve">Source: CK-12</w:t>
+              <w:t xml:space="preserve">Source: Khan Academy (English - US curriculum)</w:t>
             </w:r>
           </w:p>
           <w:p>
@@ -10499,7 +10499,7 @@
               <w:spacing w:after="10" w:before="0"/>
               <w:ind w:left="120"/>
             </w:pPr>
-            <w:hyperlink w:history="1" r:id="rIdw-c3iciu46ksqu4bextmy">
+            <w:hyperlink w:history="1" r:id="rIdw6qaolvxpo8ruhbz-ddoj">
               <w:r>
                 <w:rPr>
                   <w:rFonts w:ascii="Arial" w:cs="Arial" w:eastAsia="Arial" w:hAnsi="Arial"/>
@@ -10694,7 +10694,7 @@
             <w:pPr>
               <w:spacing w:after="20" w:before="0"/>
             </w:pPr>
-            <w:hyperlink w:history="1" r:id="rIdgnytmaipwdgdill-nnt6u">
+            <w:hyperlink w:history="1" r:id="rId6vtueda6rvymr9ee2spcq">
               <w:r>
                 <w:rPr>
                   <w:rFonts w:ascii="Arial" w:cs="Arial" w:eastAsia="Arial" w:hAnsi="Arial"/>
@@ -10703,7 +10703,7 @@
                   <w:szCs w:val="16"/>
                   <w:u w:val="single" w:color="2E75B6"/>
                 </w:rPr>
-                <w:t xml:space="preserve">Intro to the coordinate plane</w:t>
+                <w:t xml:space="preserve">Determining reflections (advanced)</w:t>
               </w:r>
             </w:hyperlink>
           </w:p>
@@ -10727,7 +10727,7 @@
               <w:spacing w:after="10" w:before="0"/>
               <w:ind w:left="120"/>
             </w:pPr>
-            <w:hyperlink w:history="1" r:id="rIdvsdozdnxyjmzyfqie1ehs">
+            <w:hyperlink w:history="1" r:id="rIdv6u6_zbg6ivkvrtjevgnq">
               <w:r>
                 <w:rPr>
                   <w:rFonts w:ascii="Arial" w:cs="Arial" w:eastAsia="Arial" w:hAnsi="Arial"/>
@@ -10765,14 +10765,14 @@
                 <w:sz w:val="16"/>
                 <w:szCs w:val="16"/>
               </w:rPr>
-              <w:t xml:space="preserve">📖 HTML:</w:t>
+              <w:t xml:space="preserve">📖 EXERCISE:</w:t>
             </w:r>
           </w:p>
           <w:p>
             <w:pPr>
               <w:spacing w:after="20" w:before="0"/>
             </w:pPr>
-            <w:hyperlink w:history="1" r:id="rId-oa63nkx11rpsgy-axpkt">
+            <w:hyperlink w:history="1" r:id="rIdidq4k9_ov6ftxnicwls7h">
               <w:r>
                 <w:rPr>
                   <w:rFonts w:ascii="Arial" w:cs="Arial" w:eastAsia="Arial" w:hAnsi="Arial"/>
@@ -10781,7 +10781,7 @@
                   <w:szCs w:val="16"/>
                   <w:u w:val="single" w:color="2E75B6"/>
                 </w:rPr>
-                <w:t xml:space="preserve">Reflection Symmetry (Flexbook)</w:t>
+                <w:t xml:space="preserve">Determine reflections (advanced)</w:t>
               </w:r>
             </w:hyperlink>
           </w:p>
@@ -10797,7 +10797,7 @@
                 <w:sz w:val="14"/>
                 <w:szCs w:val="14"/>
               </w:rPr>
-              <w:t xml:space="preserve">Source: CK-12</w:t>
+              <w:t xml:space="preserve">Source: Khan Academy (English - US curriculum)</w:t>
             </w:r>
           </w:p>
           <w:p>
@@ -10805,7 +10805,7 @@
               <w:spacing w:after="10" w:before="0"/>
               <w:ind w:left="120"/>
             </w:pPr>
-            <w:hyperlink w:history="1" r:id="rId2aj_ohg-miw15z5apuxdo">
+            <w:hyperlink w:history="1" r:id="rIdr5vzbb4itmxqqv_uf-ljg">
               <w:r>
                 <w:rPr>
                   <w:rFonts w:ascii="Arial" w:cs="Arial" w:eastAsia="Arial" w:hAnsi="Arial"/>
@@ -12451,7 +12451,7 @@
             <w:pPr>
               <w:spacing w:after="20" w:before="0"/>
             </w:pPr>
-            <w:hyperlink w:history="1" r:id="rIdop7pf3senwxreigqavmj8">
+            <w:hyperlink w:history="1" r:id="rIdxms5buprcsbnopohwpisl">
               <w:r>
                 <w:rPr>
                   <w:rFonts w:ascii="Arial" w:cs="Arial" w:eastAsia="Arial" w:hAnsi="Arial"/>
@@ -12460,7 +12460,7 @@
                   <w:szCs w:val="16"/>
                   <w:u w:val="single" w:color="2E75B6"/>
                 </w:rPr>
-                <w:t xml:space="preserve">Proofs with transformations</w:t>
+                <w:t xml:space="preserve">Geometric constructions: perpendicular bisector</w:t>
               </w:r>
             </w:hyperlink>
           </w:p>
@@ -12484,7 +12484,7 @@
               <w:spacing w:after="10" w:before="0"/>
               <w:ind w:left="120"/>
             </w:pPr>
-            <w:hyperlink w:history="1" r:id="rIdhehjvh3cgjjjaqdsdta1i">
+            <w:hyperlink w:history="1" r:id="rIdzqz1xzp2xeidb4auv9wow">
               <w:r>
                 <w:rPr>
                   <w:rFonts w:ascii="Arial" w:cs="Arial" w:eastAsia="Arial" w:hAnsi="Arial"/>
@@ -12522,14 +12522,14 @@
                 <w:sz w:val="16"/>
                 <w:szCs w:val="16"/>
               </w:rPr>
-              <w:t xml:space="preserve">📖 HTML:</w:t>
+              <w:t xml:space="preserve">📖 EXERCISE:</w:t>
             </w:r>
           </w:p>
           <w:p>
             <w:pPr>
               <w:spacing w:after="20" w:before="0"/>
             </w:pPr>
-            <w:hyperlink w:history="1" r:id="rIdsu6kxdify4a-4h6ec5fjg">
+            <w:hyperlink w:history="1" r:id="rIdbqpdvvk9f2jxy9t9cjmbh">
               <w:r>
                 <w:rPr>
                   <w:rFonts w:ascii="Arial" w:cs="Arial" w:eastAsia="Arial" w:hAnsi="Arial"/>
@@ -12538,7 +12538,7 @@
                   <w:szCs w:val="16"/>
                   <w:u w:val="single" w:color="2E75B6"/>
                 </w:rPr>
-                <w:t xml:space="preserve">Identify and Apply Number Properties in Integer Operations (Flexbook)</w:t>
+                <w:t xml:space="preserve">Justify constructions</w:t>
               </w:r>
             </w:hyperlink>
           </w:p>
@@ -12554,7 +12554,7 @@
                 <w:sz w:val="14"/>
                 <w:szCs w:val="14"/>
               </w:rPr>
-              <w:t xml:space="preserve">Source: CK-12</w:t>
+              <w:t xml:space="preserve">Source: Khan Academy (English - US curriculum)</w:t>
             </w:r>
           </w:p>
           <w:p>
@@ -12562,7 +12562,7 @@
               <w:spacing w:after="10" w:before="0"/>
               <w:ind w:left="120"/>
             </w:pPr>
-            <w:hyperlink w:history="1" r:id="rIdcfec44cy0j4cmks_6qrdi">
+            <w:hyperlink w:history="1" r:id="rIdwpdl_-3bqstjzpqlwbpcj">
               <w:r>
                 <w:rPr>
                   <w:rFonts w:ascii="Arial" w:cs="Arial" w:eastAsia="Arial" w:hAnsi="Arial"/>
@@ -12757,7 +12757,7 @@
             <w:pPr>
               <w:spacing w:after="20" w:before="0"/>
             </w:pPr>
-            <w:hyperlink w:history="1" r:id="rIdyazwz5opxb4-w_3f48qf2">
+            <w:hyperlink w:history="1" r:id="rIdezmwq8oho4cnch5orkotk">
               <w:r>
                 <w:rPr>
                   <w:rFonts w:ascii="Arial" w:cs="Arial" w:eastAsia="Arial" w:hAnsi="Arial"/>
@@ -12766,7 +12766,7 @@
                   <w:szCs w:val="16"/>
                   <w:u w:val="single" w:color="2E75B6"/>
                 </w:rPr>
-                <w:t xml:space="preserve">Proofs with transformations</w:t>
+                <w:t xml:space="preserve">Determining reflections</w:t>
               </w:r>
             </w:hyperlink>
           </w:p>
@@ -12790,7 +12790,7 @@
               <w:spacing w:after="10" w:before="0"/>
               <w:ind w:left="120"/>
             </w:pPr>
-            <w:hyperlink w:history="1" r:id="rIdcbftpcff0xmj3o7dscxw_">
+            <w:hyperlink w:history="1" r:id="rIdyptaactazrbcmzp41snaf">
               <w:r>
                 <w:rPr>
                   <w:rFonts w:ascii="Arial" w:cs="Arial" w:eastAsia="Arial" w:hAnsi="Arial"/>
@@ -12828,14 +12828,14 @@
                 <w:sz w:val="16"/>
                 <w:szCs w:val="16"/>
               </w:rPr>
-              <w:t xml:space="preserve">📖 HTML:</w:t>
+              <w:t xml:space="preserve">📖 EXERCISE:</w:t>
             </w:r>
           </w:p>
           <w:p>
             <w:pPr>
               <w:spacing w:after="20" w:before="0"/>
             </w:pPr>
-            <w:hyperlink w:history="1" r:id="rId9yvagjagtgqfrvm6y_kn4">
+            <w:hyperlink w:history="1" r:id="rIdq-u4rxqnnrqghgizopmuv">
               <w:r>
                 <w:rPr>
                   <w:rFonts w:ascii="Arial" w:cs="Arial" w:eastAsia="Arial" w:hAnsi="Arial"/>
@@ -12844,7 +12844,7 @@
                   <w:szCs w:val="16"/>
                   <w:u w:val="single" w:color="2E75B6"/>
                 </w:rPr>
-                <w:t xml:space="preserve">Identify and Apply Number Properties in Integer Operations (Flexbook)</w:t>
+                <w:t xml:space="preserve">Determine reflections</w:t>
               </w:r>
             </w:hyperlink>
           </w:p>
@@ -12860,7 +12860,7 @@
                 <w:sz w:val="14"/>
                 <w:szCs w:val="14"/>
               </w:rPr>
-              <w:t xml:space="preserve">Source: CK-12</w:t>
+              <w:t xml:space="preserve">Source: Khan Academy (English - US curriculum)</w:t>
             </w:r>
           </w:p>
           <w:p>
@@ -12868,7 +12868,7 @@
               <w:spacing w:after="10" w:before="0"/>
               <w:ind w:left="120"/>
             </w:pPr>
-            <w:hyperlink w:history="1" r:id="rIda55haq5gdo8upavd7ckjp">
+            <w:hyperlink w:history="1" r:id="rIdt8kflzmvu3tuysrdde9il">
               <w:r>
                 <w:rPr>
                   <w:rFonts w:ascii="Arial" w:cs="Arial" w:eastAsia="Arial" w:hAnsi="Arial"/>
@@ -13063,7 +13063,7 @@
             <w:pPr>
               <w:spacing w:after="20" w:before="0"/>
             </w:pPr>
-            <w:hyperlink w:history="1" r:id="rIdblwt2xjzmai8qmp_dw0fk">
+            <w:hyperlink w:history="1" r:id="rIdodszqcda_-ktterh7s1eh">
               <w:r>
                 <w:rPr>
                   <w:rFonts w:ascii="Arial" w:cs="Arial" w:eastAsia="Arial" w:hAnsi="Arial"/>
@@ -13072,7 +13072,7 @@
                   <w:szCs w:val="16"/>
                   <w:u w:val="single" w:color="2E75B6"/>
                 </w:rPr>
-                <w:t xml:space="preserve">Proofs with transformations</w:t>
+                <w:t xml:space="preserve">Circumcenter of a triangle -dubbed(KY)</w:t>
               </w:r>
             </w:hyperlink>
           </w:p>
@@ -13088,7 +13088,7 @@
                 <w:sz w:val="14"/>
                 <w:szCs w:val="14"/>
               </w:rPr>
-              <w:t xml:space="preserve">Source: Khan Academy (English - US curriculum)</w:t>
+              <w:t xml:space="preserve">Source: Khan Academy (Kiswahili)</w:t>
             </w:r>
           </w:p>
           <w:p>
@@ -13096,7 +13096,7 @@
               <w:spacing w:after="10" w:before="0"/>
               <w:ind w:left="120"/>
             </w:pPr>
-            <w:hyperlink w:history="1" r:id="rIdrdxql0gpsifob6nknmux5">
+            <w:hyperlink w:history="1" r:id="rIdcnzexszdeesk9gs33bd6n">
               <w:r>
                 <w:rPr>
                   <w:rFonts w:ascii="Arial" w:cs="Arial" w:eastAsia="Arial" w:hAnsi="Arial"/>
@@ -13134,14 +13134,14 @@
                 <w:sz w:val="16"/>
                 <w:szCs w:val="16"/>
               </w:rPr>
-              <w:t xml:space="preserve">📖 HTML:</w:t>
+              <w:t xml:space="preserve">📖 EXERCISE:</w:t>
             </w:r>
           </w:p>
           <w:p>
             <w:pPr>
               <w:spacing w:after="20" w:before="0"/>
             </w:pPr>
-            <w:hyperlink w:history="1" r:id="rIdd0nkhdcjjyqxit35r_l6v">
+            <w:hyperlink w:history="1" r:id="rIdf4jhmcxbqtpqifwipxnae">
               <w:r>
                 <w:rPr>
                   <w:rFonts w:ascii="Arial" w:cs="Arial" w:eastAsia="Arial" w:hAnsi="Arial"/>
@@ -13150,7 +13150,7 @@
                   <w:szCs w:val="16"/>
                   <w:u w:val="single" w:color="2E75B6"/>
                 </w:rPr>
-                <w:t xml:space="preserve">Identify and Apply Number Properties in Integer Operations (Flexbook)</w:t>
+                <w:t xml:space="preserve">Determine reflections (advanced)</w:t>
               </w:r>
             </w:hyperlink>
           </w:p>
@@ -13166,7 +13166,7 @@
                 <w:sz w:val="14"/>
                 <w:szCs w:val="14"/>
               </w:rPr>
-              <w:t xml:space="preserve">Source: CK-12</w:t>
+              <w:t xml:space="preserve">Source: Khan Academy (English - US curriculum)</w:t>
             </w:r>
           </w:p>
           <w:p>
@@ -13174,7 +13174,7 @@
               <w:spacing w:after="10" w:before="0"/>
               <w:ind w:left="120"/>
             </w:pPr>
-            <w:hyperlink w:history="1" r:id="rIdjm0t-yddzznia43yry_cj">
+            <w:hyperlink w:history="1" r:id="rIdjjod2-0tf1dnv1mgvl-ze">
               <w:r>
                 <w:rPr>
                   <w:rFonts w:ascii="Arial" w:cs="Arial" w:eastAsia="Arial" w:hAnsi="Arial"/>
@@ -13369,7 +13369,7 @@
             <w:pPr>
               <w:spacing w:after="20" w:before="0"/>
             </w:pPr>
-            <w:hyperlink w:history="1" r:id="rIdgoyqmzdybca4a2nqqw9ha">
+            <w:hyperlink w:history="1" r:id="rIdnopi5bbgmzkzfk9qfqvjx">
               <w:r>
                 <w:rPr>
                   <w:rFonts w:ascii="Arial" w:cs="Arial" w:eastAsia="Arial" w:hAnsi="Arial"/>
@@ -13378,7 +13378,7 @@
                   <w:szCs w:val="16"/>
                   <w:u w:val="single" w:color="2E75B6"/>
                 </w:rPr>
-                <w:t xml:space="preserve">Proofs with transformations</w:t>
+                <w:t xml:space="preserve">Geometric constructions: perpendicular bisector</w:t>
               </w:r>
             </w:hyperlink>
           </w:p>
@@ -13402,7 +13402,7 @@
               <w:spacing w:after="10" w:before="0"/>
               <w:ind w:left="120"/>
             </w:pPr>
-            <w:hyperlink w:history="1" r:id="rIdlcggehrqr4koecztu2fw8">
+            <w:hyperlink w:history="1" r:id="rId3yiofeptfql1z1fe6vpcb">
               <w:r>
                 <w:rPr>
                   <w:rFonts w:ascii="Arial" w:cs="Arial" w:eastAsia="Arial" w:hAnsi="Arial"/>
@@ -13447,7 +13447,7 @@
             <w:pPr>
               <w:spacing w:after="20" w:before="0"/>
             </w:pPr>
-            <w:hyperlink w:history="1" r:id="rIdtzdgtubnuwq23kmyf6hec">
+            <w:hyperlink w:history="1" r:id="rIdnntiqvv5jzrpqalzixtkw">
               <w:r>
                 <w:rPr>
                   <w:rFonts w:ascii="Arial" w:cs="Arial" w:eastAsia="Arial" w:hAnsi="Arial"/>
@@ -13456,7 +13456,7 @@
                   <w:szCs w:val="16"/>
                   <w:u w:val="single" w:color="2E75B6"/>
                 </w:rPr>
-                <w:t xml:space="preserve">Identify and Apply Number Properties in Integer Operations (Flexbook)</w:t>
+                <w:t xml:space="preserve">Reflections in a Plane Mirror (PLIX)</w:t>
               </w:r>
             </w:hyperlink>
           </w:p>
@@ -13480,7 +13480,7 @@
               <w:spacing w:after="10" w:before="0"/>
               <w:ind w:left="120"/>
             </w:pPr>
-            <w:hyperlink w:history="1" r:id="rIdjq3odslqkjayzsj4tvbvp">
+            <w:hyperlink w:history="1" r:id="rId217i-4hi0ho1tpd6ru8yj">
               <w:r>
                 <w:rPr>
                   <w:rFonts w:ascii="Arial" w:cs="Arial" w:eastAsia="Arial" w:hAnsi="Arial"/>
@@ -13675,7 +13675,7 @@
             <w:pPr>
               <w:spacing w:after="20" w:before="0"/>
             </w:pPr>
-            <w:hyperlink w:history="1" r:id="rId2wnrg93kqzqpy7yj2dmwn">
+            <w:hyperlink w:history="1" r:id="rId4ez-epv1qbnf-mvm3liij">
               <w:r>
                 <w:rPr>
                   <w:rFonts w:ascii="Arial" w:cs="Arial" w:eastAsia="Arial" w:hAnsi="Arial"/>
@@ -13684,7 +13684,7 @@
                   <w:szCs w:val="16"/>
                   <w:u w:val="single" w:color="2E75B6"/>
                 </w:rPr>
-                <w:t xml:space="preserve">Proofs with transformations</w:t>
+                <w:t xml:space="preserve">Geometric constructions: perpendicular bisector</w:t>
               </w:r>
             </w:hyperlink>
           </w:p>
@@ -13708,7 +13708,7 @@
               <w:spacing w:after="10" w:before="0"/>
               <w:ind w:left="120"/>
             </w:pPr>
-            <w:hyperlink w:history="1" r:id="rIdwvywqr-j-ezxfcykyx1t4">
+            <w:hyperlink w:history="1" r:id="rIdreqg34utjh6ns0loeoryk">
               <w:r>
                 <w:rPr>
                   <w:rFonts w:ascii="Arial" w:cs="Arial" w:eastAsia="Arial" w:hAnsi="Arial"/>
@@ -13753,7 +13753,7 @@
             <w:pPr>
               <w:spacing w:after="20" w:before="0"/>
             </w:pPr>
-            <w:hyperlink w:history="1" r:id="rIdjkc1ovjt2fnlgdmxlsedo">
+            <w:hyperlink w:history="1" r:id="rId3cwbezbboiahcurjgyejf">
               <w:r>
                 <w:rPr>
                   <w:rFonts w:ascii="Arial" w:cs="Arial" w:eastAsia="Arial" w:hAnsi="Arial"/>
@@ -13762,7 +13762,7 @@
                   <w:szCs w:val="16"/>
                   <w:u w:val="single" w:color="2E75B6"/>
                 </w:rPr>
-                <w:t xml:space="preserve">Identify and Apply Number Properties in Integer Operations (Flexbook)</w:t>
+                <w:t xml:space="preserve">Rules for Reflections (Flexbook)</w:t>
               </w:r>
             </w:hyperlink>
           </w:p>
@@ -13786,7 +13786,7 @@
               <w:spacing w:after="10" w:before="0"/>
               <w:ind w:left="120"/>
             </w:pPr>
-            <w:hyperlink w:history="1" r:id="rIdd5ha9gtpfidetjz-i4d1k">
+            <w:hyperlink w:history="1" r:id="rIdezf6vg9pxipxz8mzsm2qm">
               <w:r>
                 <w:rPr>
                   <w:rFonts w:ascii="Arial" w:cs="Arial" w:eastAsia="Arial" w:hAnsi="Arial"/>
@@ -15528,7 +15528,7 @@
             <w:pPr>
               <w:spacing w:after="20" w:before="0"/>
             </w:pPr>
-            <w:hyperlink w:history="1" r:id="rIdeyjazj1dzp4wqxafsizrm">
+            <w:hyperlink w:history="1" r:id="rIdhbqhbrohvcvgkh4bscrzy">
               <w:r>
                 <w:rPr>
                   <w:rFonts w:ascii="Arial" w:cs="Arial" w:eastAsia="Arial" w:hAnsi="Arial"/>
@@ -15537,7 +15537,7 @@
                   <w:szCs w:val="16"/>
                   <w:u w:val="single" w:color="2E75B6"/>
                 </w:rPr>
-                <w:t xml:space="preserve">Proofs with transformations</w:t>
+                <w:t xml:space="preserve">Determining reflections (advanced)</w:t>
               </w:r>
             </w:hyperlink>
           </w:p>
@@ -15561,7 +15561,7 @@
               <w:spacing w:after="10" w:before="0"/>
               <w:ind w:left="120"/>
             </w:pPr>
-            <w:hyperlink w:history="1" r:id="rIdydypqrvsvflc9pu8p8iaw">
+            <w:hyperlink w:history="1" r:id="rIdw9yr7zn3xafg4ubqr0nbb">
               <w:r>
                 <w:rPr>
                   <w:rFonts w:ascii="Arial" w:cs="Arial" w:eastAsia="Arial" w:hAnsi="Arial"/>
@@ -15599,14 +15599,14 @@
                 <w:sz w:val="16"/>
                 <w:szCs w:val="16"/>
               </w:rPr>
-              <w:t xml:space="preserve">📖 HTML:</w:t>
+              <w:t xml:space="preserve">📖 EXERCISE:</w:t>
             </w:r>
           </w:p>
           <w:p>
             <w:pPr>
               <w:spacing w:after="20" w:before="0"/>
             </w:pPr>
-            <w:hyperlink w:history="1" r:id="rIdkrd6ocn8tk8vwrmf0a68r">
+            <w:hyperlink w:history="1" r:id="rIdly7abjaovj4zbcf1gxjck">
               <w:r>
                 <w:rPr>
                   <w:rFonts w:ascii="Arial" w:cs="Arial" w:eastAsia="Arial" w:hAnsi="Arial"/>
@@ -15615,7 +15615,7 @@
                   <w:szCs w:val="16"/>
                   <w:u w:val="single" w:color="2E75B6"/>
                 </w:rPr>
-                <w:t xml:space="preserve">Use the Percent Equation to Find Part a (Flexbook)</w:t>
+                <w:t xml:space="preserve">Determine reflections</w:t>
               </w:r>
             </w:hyperlink>
           </w:p>
@@ -15631,7 +15631,7 @@
                 <w:sz w:val="14"/>
                 <w:szCs w:val="14"/>
               </w:rPr>
-              <w:t xml:space="preserve">Source: CK-12</w:t>
+              <w:t xml:space="preserve">Source: Khan Academy (English - US curriculum)</w:t>
             </w:r>
           </w:p>
           <w:p>
@@ -15639,7 +15639,7 @@
               <w:spacing w:after="10" w:before="0"/>
               <w:ind w:left="120"/>
             </w:pPr>
-            <w:hyperlink w:history="1" r:id="rIdiacutkgj1azcuz7jxz8li">
+            <w:hyperlink w:history="1" r:id="rIdguqktxlcqxvzenchhgq6n">
               <w:r>
                 <w:rPr>
                   <w:rFonts w:ascii="Arial" w:cs="Arial" w:eastAsia="Arial" w:hAnsi="Arial"/>
@@ -15834,7 +15834,7 @@
             <w:pPr>
               <w:spacing w:after="20" w:before="0"/>
             </w:pPr>
-            <w:hyperlink w:history="1" r:id="rIddylsfguz9afza8vyjz3_f">
+            <w:hyperlink w:history="1" r:id="rIdsh7rmxzvses13qdfs6fdt">
               <w:r>
                 <w:rPr>
                   <w:rFonts w:ascii="Arial" w:cs="Arial" w:eastAsia="Arial" w:hAnsi="Arial"/>
@@ -15843,7 +15843,7 @@
                   <w:szCs w:val="16"/>
                   <w:u w:val="single" w:color="2E75B6"/>
                 </w:rPr>
-                <w:t xml:space="preserve">Proofs with transformations</w:t>
+                <w:t xml:space="preserve">Determining reflections</w:t>
               </w:r>
             </w:hyperlink>
           </w:p>
@@ -15867,7 +15867,7 @@
               <w:spacing w:after="10" w:before="0"/>
               <w:ind w:left="120"/>
             </w:pPr>
-            <w:hyperlink w:history="1" r:id="rId7oivfx7hoh-2usuc45lm7">
+            <w:hyperlink w:history="1" r:id="rIdf-gpb4xcn0h4vcnmr_rr2">
               <w:r>
                 <w:rPr>
                   <w:rFonts w:ascii="Arial" w:cs="Arial" w:eastAsia="Arial" w:hAnsi="Arial"/>
@@ -15905,14 +15905,14 @@
                 <w:sz w:val="16"/>
                 <w:szCs w:val="16"/>
               </w:rPr>
-              <w:t xml:space="preserve">📖 HTML:</w:t>
+              <w:t xml:space="preserve">📖 EXERCISE:</w:t>
             </w:r>
           </w:p>
           <w:p>
             <w:pPr>
               <w:spacing w:after="20" w:before="0"/>
             </w:pPr>
-            <w:hyperlink w:history="1" r:id="rIdsygy_imlmqn-ajw15xvwx">
+            <w:hyperlink w:history="1" r:id="rId3-alolv4osziyxdkzcqgr">
               <w:r>
                 <w:rPr>
                   <w:rFonts w:ascii="Arial" w:cs="Arial" w:eastAsia="Arial" w:hAnsi="Arial"/>
@@ -15921,7 +15921,7 @@
                   <w:szCs w:val="16"/>
                   <w:u w:val="single" w:color="2E75B6"/>
                 </w:rPr>
-                <w:t xml:space="preserve">Use the Percent Equation to Find Part a (Flexbook)</w:t>
+                <w:t xml:space="preserve">Determine reflections (advanced)</w:t>
               </w:r>
             </w:hyperlink>
           </w:p>
@@ -15937,7 +15937,7 @@
                 <w:sz w:val="14"/>
                 <w:szCs w:val="14"/>
               </w:rPr>
-              <w:t xml:space="preserve">Source: CK-12</w:t>
+              <w:t xml:space="preserve">Source: Khan Academy (English - US curriculum)</w:t>
             </w:r>
           </w:p>
           <w:p>
@@ -15945,7 +15945,7 @@
               <w:spacing w:after="10" w:before="0"/>
               <w:ind w:left="120"/>
             </w:pPr>
-            <w:hyperlink w:history="1" r:id="rIdv2rkkpzsknfpseld0wlld">
+            <w:hyperlink w:history="1" r:id="rIds1cnywc2lksk0lrlcjjgl">
               <w:r>
                 <w:rPr>
                   <w:rFonts w:ascii="Arial" w:cs="Arial" w:eastAsia="Arial" w:hAnsi="Arial"/>
@@ -16140,7 +16140,7 @@
             <w:pPr>
               <w:spacing w:after="20" w:before="0"/>
             </w:pPr>
-            <w:hyperlink w:history="1" r:id="rId5rt9ogmsr2w2ldd4fzafx">
+            <w:hyperlink w:history="1" r:id="rIdekosmdatgy_xfaf86uo8q">
               <w:r>
                 <w:rPr>
                   <w:rFonts w:ascii="Arial" w:cs="Arial" w:eastAsia="Arial" w:hAnsi="Arial"/>
@@ -16149,7 +16149,7 @@
                   <w:szCs w:val="16"/>
                   <w:u w:val="single" w:color="2E75B6"/>
                 </w:rPr>
-                <w:t xml:space="preserve">Proofs with transformations</w:t>
+                <w:t xml:space="preserve">Geometric constructions: perpendicular bisector</w:t>
               </w:r>
             </w:hyperlink>
           </w:p>
@@ -16173,7 +16173,7 @@
               <w:spacing w:after="10" w:before="0"/>
               <w:ind w:left="120"/>
             </w:pPr>
-            <w:hyperlink w:history="1" r:id="rIdfe6npiaholfsxrf-nnnz3">
+            <w:hyperlink w:history="1" r:id="rIdoymxuuvn5s8fzz_tdxqgs">
               <w:r>
                 <w:rPr>
                   <w:rFonts w:ascii="Arial" w:cs="Arial" w:eastAsia="Arial" w:hAnsi="Arial"/>
@@ -16211,14 +16211,14 @@
                 <w:sz w:val="16"/>
                 <w:szCs w:val="16"/>
               </w:rPr>
-              <w:t xml:space="preserve">📖 HTML:</w:t>
+              <w:t xml:space="preserve">📖 EXERCISE:</w:t>
             </w:r>
           </w:p>
           <w:p>
             <w:pPr>
               <w:spacing w:after="20" w:before="0"/>
             </w:pPr>
-            <w:hyperlink w:history="1" r:id="rIdn_r6iqgs2yfbcusli2b24">
+            <w:hyperlink w:history="1" r:id="rId00o0_2xklaogmevsvpcmq">
               <w:r>
                 <w:rPr>
                   <w:rFonts w:ascii="Arial" w:cs="Arial" w:eastAsia="Arial" w:hAnsi="Arial"/>
@@ -16227,7 +16227,7 @@
                   <w:szCs w:val="16"/>
                   <w:u w:val="single" w:color="2E75B6"/>
                 </w:rPr>
-                <w:t xml:space="preserve">Use the Percent Equation to Find Part a (Flexbook)</w:t>
+                <w:t xml:space="preserve">Justify constructions</w:t>
               </w:r>
             </w:hyperlink>
           </w:p>
@@ -16243,7 +16243,7 @@
                 <w:sz w:val="14"/>
                 <w:szCs w:val="14"/>
               </w:rPr>
-              <w:t xml:space="preserve">Source: CK-12</w:t>
+              <w:t xml:space="preserve">Source: Khan Academy (English - US curriculum)</w:t>
             </w:r>
           </w:p>
           <w:p>
@@ -16251,7 +16251,7 @@
               <w:spacing w:after="10" w:before="0"/>
               <w:ind w:left="120"/>
             </w:pPr>
-            <w:hyperlink w:history="1" r:id="rIdjcen_n-lvvnlit0jzfqyr">
+            <w:hyperlink w:history="1" r:id="rId6ke0wp4vgscrvrx2aenkf">
               <w:r>
                 <w:rPr>
                   <w:rFonts w:ascii="Arial" w:cs="Arial" w:eastAsia="Arial" w:hAnsi="Arial"/>
@@ -16446,7 +16446,7 @@
             <w:pPr>
               <w:spacing w:after="20" w:before="0"/>
             </w:pPr>
-            <w:hyperlink w:history="1" r:id="rIdst50f0q07b5tdzr3wabjt">
+            <w:hyperlink w:history="1" r:id="rIdruspaohk9miervwgski-t">
               <w:r>
                 <w:rPr>
                   <w:rFonts w:ascii="Arial" w:cs="Arial" w:eastAsia="Arial" w:hAnsi="Arial"/>
@@ -16455,7 +16455,7 @@
                   <w:szCs w:val="16"/>
                   <w:u w:val="single" w:color="2E75B6"/>
                 </w:rPr>
-                <w:t xml:space="preserve">Proofs with transformations</w:t>
+                <w:t xml:space="preserve">Reflecting shapes: diagonal line of reflection</w:t>
               </w:r>
             </w:hyperlink>
           </w:p>
@@ -16479,7 +16479,7 @@
               <w:spacing w:after="10" w:before="0"/>
               <w:ind w:left="120"/>
             </w:pPr>
-            <w:hyperlink w:history="1" r:id="rIdcrwnfmivxepryjyyqb4ww">
+            <w:hyperlink w:history="1" r:id="rIdxz1nt_ssifk4zmv93-ut3">
               <w:r>
                 <w:rPr>
                   <w:rFonts w:ascii="Arial" w:cs="Arial" w:eastAsia="Arial" w:hAnsi="Arial"/>
@@ -16524,7 +16524,7 @@
             <w:pPr>
               <w:spacing w:after="20" w:before="0"/>
             </w:pPr>
-            <w:hyperlink w:history="1" r:id="rIdffnrogfu7yqbgvoz-pa2w">
+            <w:hyperlink w:history="1" r:id="rIdygki5ei6q5ekj1t9bkkqy">
               <w:r>
                 <w:rPr>
                   <w:rFonts w:ascii="Arial" w:cs="Arial" w:eastAsia="Arial" w:hAnsi="Arial"/>
@@ -16533,7 +16533,7 @@
                   <w:szCs w:val="16"/>
                   <w:u w:val="single" w:color="2E75B6"/>
                 </w:rPr>
-                <w:t xml:space="preserve">Use the Percent Equation to Find Part a (Flexbook)</w:t>
+                <w:t xml:space="preserve">Reflections in a Plane Mirror (PLIX)</w:t>
               </w:r>
             </w:hyperlink>
           </w:p>
@@ -16557,7 +16557,7 @@
               <w:spacing w:after="10" w:before="0"/>
               <w:ind w:left="120"/>
             </w:pPr>
-            <w:hyperlink w:history="1" r:id="rIddutk9wcletxd2-w_5azct">
+            <w:hyperlink w:history="1" r:id="rId0slypaf9w0pjr_jae22hd">
               <w:r>
                 <w:rPr>
                   <w:rFonts w:ascii="Arial" w:cs="Arial" w:eastAsia="Arial" w:hAnsi="Arial"/>
@@ -16752,7 +16752,7 @@
             <w:pPr>
               <w:spacing w:after="20" w:before="0"/>
             </w:pPr>
-            <w:hyperlink w:history="1" r:id="rId5zhoyqplyp6-nkrxulow4">
+            <w:hyperlink w:history="1" r:id="rIdfkxwskhjzotm0y3mllk1b">
               <w:r>
                 <w:rPr>
                   <w:rFonts w:ascii="Arial" w:cs="Arial" w:eastAsia="Arial" w:hAnsi="Arial"/>
@@ -16761,7 +16761,7 @@
                   <w:szCs w:val="16"/>
                   <w:u w:val="single" w:color="2E75B6"/>
                 </w:rPr>
-                <w:t xml:space="preserve">Proofs with transformations</w:t>
+                <w:t xml:space="preserve">Proof: Rhombus diagonals are perpendicular bisectors</w:t>
               </w:r>
             </w:hyperlink>
           </w:p>
@@ -16785,7 +16785,7 @@
               <w:spacing w:after="10" w:before="0"/>
               <w:ind w:left="120"/>
             </w:pPr>
-            <w:hyperlink w:history="1" r:id="rIdg_d3b2svwqhkkyjx556ql">
+            <w:hyperlink w:history="1" r:id="rIdycy6glfsartncnhnlfsor">
               <w:r>
                 <w:rPr>
                   <w:rFonts w:ascii="Arial" w:cs="Arial" w:eastAsia="Arial" w:hAnsi="Arial"/>
@@ -16823,14 +16823,14 @@
                 <w:sz w:val="16"/>
                 <w:szCs w:val="16"/>
               </w:rPr>
-              <w:t xml:space="preserve">📖 HTML:</w:t>
+              <w:t xml:space="preserve">📖 EXERCISE:</w:t>
             </w:r>
           </w:p>
           <w:p>
             <w:pPr>
               <w:spacing w:after="20" w:before="0"/>
             </w:pPr>
-            <w:hyperlink w:history="1" r:id="rIddhatvkp9yb2ldftkllemi">
+            <w:hyperlink w:history="1" r:id="rIdoqws982cepwliee6az8dt">
               <w:r>
                 <w:rPr>
                   <w:rFonts w:ascii="Arial" w:cs="Arial" w:eastAsia="Arial" w:hAnsi="Arial"/>
@@ -16839,7 +16839,7 @@
                   <w:szCs w:val="16"/>
                   <w:u w:val="single" w:color="2E75B6"/>
                 </w:rPr>
-                <w:t xml:space="preserve">Use the Percent Equation to Find Part a (Flexbook)</w:t>
+                <w:t xml:space="preserve">Determine reflections</w:t>
               </w:r>
             </w:hyperlink>
           </w:p>
@@ -16855,7 +16855,7 @@
                 <w:sz w:val="14"/>
                 <w:szCs w:val="14"/>
               </w:rPr>
-              <w:t xml:space="preserve">Source: CK-12</w:t>
+              <w:t xml:space="preserve">Source: Khan Academy (English - US curriculum)</w:t>
             </w:r>
           </w:p>
           <w:p>
@@ -16863,7 +16863,7 @@
               <w:spacing w:after="10" w:before="0"/>
               <w:ind w:left="120"/>
             </w:pPr>
-            <w:hyperlink w:history="1" r:id="rIdlqhdcvyr2rh3_ydllmsis">
+            <w:hyperlink w:history="1" r:id="rId1tnhi-zulawt3gji0hsmt">
               <w:r>
                 <w:rPr>
                   <w:rFonts w:ascii="Arial" w:cs="Arial" w:eastAsia="Arial" w:hAnsi="Arial"/>
@@ -18585,7 +18585,7 @@
             <w:pPr>
               <w:spacing w:after="20" w:before="0"/>
             </w:pPr>
-            <w:hyperlink w:history="1" r:id="rIdyysofar3hqaqsu77z1by2">
+            <w:hyperlink w:history="1" r:id="rIdsi1b053iprqqa9cojnroc">
               <w:r>
                 <w:rPr>
                   <w:rFonts w:ascii="Arial" w:cs="Arial" w:eastAsia="Arial" w:hAnsi="Arial"/>
@@ -18594,7 +18594,7 @@
                   <w:szCs w:val="16"/>
                   <w:u w:val="single" w:color="2E75B6"/>
                 </w:rPr>
-                <w:t xml:space="preserve">Proofs with transformations</w:t>
+                <w:t xml:space="preserve">Geometric constructions: perpendicular bisector</w:t>
               </w:r>
             </w:hyperlink>
           </w:p>
@@ -18618,7 +18618,7 @@
               <w:spacing w:after="10" w:before="0"/>
               <w:ind w:left="120"/>
             </w:pPr>
-            <w:hyperlink w:history="1" r:id="rIdo5xacany0hnbkxdkxoann">
+            <w:hyperlink w:history="1" r:id="rIdnmoofcykzzekqef8robtl">
               <w:r>
                 <w:rPr>
                   <w:rFonts w:ascii="Arial" w:cs="Arial" w:eastAsia="Arial" w:hAnsi="Arial"/>
@@ -18656,14 +18656,14 @@
                 <w:sz w:val="16"/>
                 <w:szCs w:val="16"/>
               </w:rPr>
-              <w:t xml:space="preserve">📖 HTML:</w:t>
+              <w:t xml:space="preserve">📖 EXERCISE:</w:t>
             </w:r>
           </w:p>
           <w:p>
             <w:pPr>
               <w:spacing w:after="20" w:before="0"/>
             </w:pPr>
-            <w:hyperlink w:history="1" r:id="rIdqig9jdwlvnpbjm0mgo2uy">
+            <w:hyperlink w:history="1" r:id="rIdccx-yhj7de2nd5nqsolp0">
               <w:r>
                 <w:rPr>
                   <w:rFonts w:ascii="Arial" w:cs="Arial" w:eastAsia="Arial" w:hAnsi="Arial"/>
@@ -18672,7 +18672,7 @@
                   <w:szCs w:val="16"/>
                   <w:u w:val="single" w:color="2E75B6"/>
                 </w:rPr>
-                <w:t xml:space="preserve">Reflection Symmetry (Flexbook)</w:t>
+                <w:t xml:space="preserve">Justify constructions</w:t>
               </w:r>
             </w:hyperlink>
           </w:p>
@@ -18688,7 +18688,7 @@
                 <w:sz w:val="14"/>
                 <w:szCs w:val="14"/>
               </w:rPr>
-              <w:t xml:space="preserve">Source: CK-12</w:t>
+              <w:t xml:space="preserve">Source: Khan Academy (English - US curriculum)</w:t>
             </w:r>
           </w:p>
           <w:p>
@@ -18696,7 +18696,7 @@
               <w:spacing w:after="10" w:before="0"/>
               <w:ind w:left="120"/>
             </w:pPr>
-            <w:hyperlink w:history="1" r:id="rIdkgjugsia5kdx08cjsolp_">
+            <w:hyperlink w:history="1" r:id="rIdq1tmeipquezoyczqfjncz">
               <w:r>
                 <w:rPr>
                   <w:rFonts w:ascii="Arial" w:cs="Arial" w:eastAsia="Arial" w:hAnsi="Arial"/>
@@ -18891,7 +18891,7 @@
             <w:pPr>
               <w:spacing w:after="20" w:before="0"/>
             </w:pPr>
-            <w:hyperlink w:history="1" r:id="rIdmtij6abgq-qamawlao1fe">
+            <w:hyperlink w:history="1" r:id="rIdlg9joqmf2f6dnqe1pgltg">
               <w:r>
                 <w:rPr>
                   <w:rFonts w:ascii="Arial" w:cs="Arial" w:eastAsia="Arial" w:hAnsi="Arial"/>
@@ -18900,7 +18900,7 @@
                   <w:szCs w:val="16"/>
                   <w:u w:val="single" w:color="2E75B6"/>
                 </w:rPr>
-                <w:t xml:space="preserve">Proofs with transformations</w:t>
+                <w:t xml:space="preserve">Determining reflections</w:t>
               </w:r>
             </w:hyperlink>
           </w:p>
@@ -18924,7 +18924,7 @@
               <w:spacing w:after="10" w:before="0"/>
               <w:ind w:left="120"/>
             </w:pPr>
-            <w:hyperlink w:history="1" r:id="rIdcu4d2s-ujpygtld68vgxz">
+            <w:hyperlink w:history="1" r:id="rIdjkgvpo3lbrp_3sad-mrnr">
               <w:r>
                 <w:rPr>
                   <w:rFonts w:ascii="Arial" w:cs="Arial" w:eastAsia="Arial" w:hAnsi="Arial"/>
@@ -18962,14 +18962,14 @@
                 <w:sz w:val="16"/>
                 <w:szCs w:val="16"/>
               </w:rPr>
-              <w:t xml:space="preserve">📖 HTML:</w:t>
+              <w:t xml:space="preserve">📖 EXERCISE:</w:t>
             </w:r>
           </w:p>
           <w:p>
             <w:pPr>
               <w:spacing w:after="20" w:before="0"/>
             </w:pPr>
-            <w:hyperlink w:history="1" r:id="rIde1vvbetzg5om5s3qxpjyg">
+            <w:hyperlink w:history="1" r:id="rId3tamnsqr8fc_zeonow_k7">
               <w:r>
                 <w:rPr>
                   <w:rFonts w:ascii="Arial" w:cs="Arial" w:eastAsia="Arial" w:hAnsi="Arial"/>
@@ -18978,7 +18978,7 @@
                   <w:szCs w:val="16"/>
                   <w:u w:val="single" w:color="2E75B6"/>
                 </w:rPr>
-                <w:t xml:space="preserve">Reflection Symmetry (Flexbook)</w:t>
+                <w:t xml:space="preserve">Determine reflections</w:t>
               </w:r>
             </w:hyperlink>
           </w:p>
@@ -18994,7 +18994,7 @@
                 <w:sz w:val="14"/>
                 <w:szCs w:val="14"/>
               </w:rPr>
-              <w:t xml:space="preserve">Source: CK-12</w:t>
+              <w:t xml:space="preserve">Source: Khan Academy (English - US curriculum)</w:t>
             </w:r>
           </w:p>
           <w:p>
@@ -19002,7 +19002,7 @@
               <w:spacing w:after="10" w:before="0"/>
               <w:ind w:left="120"/>
             </w:pPr>
-            <w:hyperlink w:history="1" r:id="rIdt8-vs8ia1e97kk6zmo8do">
+            <w:hyperlink w:history="1" r:id="rIdx2ujffxrmaqmg3gmeux6g">
               <w:r>
                 <w:rPr>
                   <w:rFonts w:ascii="Arial" w:cs="Arial" w:eastAsia="Arial" w:hAnsi="Arial"/>
@@ -19197,7 +19197,7 @@
             <w:pPr>
               <w:spacing w:after="20" w:before="0"/>
             </w:pPr>
-            <w:hyperlink w:history="1" r:id="rIdancmp9emhc4isuefvzzhp">
+            <w:hyperlink w:history="1" r:id="rIdwovffnzcc_ynmeq8vchqp">
               <w:r>
                 <w:rPr>
                   <w:rFonts w:ascii="Arial" w:cs="Arial" w:eastAsia="Arial" w:hAnsi="Arial"/>
@@ -19206,7 +19206,7 @@
                   <w:szCs w:val="16"/>
                   <w:u w:val="single" w:color="2E75B6"/>
                 </w:rPr>
-                <w:t xml:space="preserve">Proofs with transformations</w:t>
+                <w:t xml:space="preserve">Reflecting points in the coordinate plane</w:t>
               </w:r>
             </w:hyperlink>
           </w:p>
@@ -19230,7 +19230,7 @@
               <w:spacing w:after="10" w:before="0"/>
               <w:ind w:left="120"/>
             </w:pPr>
-            <w:hyperlink w:history="1" r:id="rIdujij0bfxuhilbil81-656">
+            <w:hyperlink w:history="1" r:id="rIdvk0-a7zqj94t5fmlghksp">
               <w:r>
                 <w:rPr>
                   <w:rFonts w:ascii="Arial" w:cs="Arial" w:eastAsia="Arial" w:hAnsi="Arial"/>
@@ -19268,14 +19268,14 @@
                 <w:sz w:val="16"/>
                 <w:szCs w:val="16"/>
               </w:rPr>
-              <w:t xml:space="preserve">📖 HTML:</w:t>
+              <w:t xml:space="preserve">📖 EXERCISE:</w:t>
             </w:r>
           </w:p>
           <w:p>
             <w:pPr>
               <w:spacing w:after="20" w:before="0"/>
             </w:pPr>
-            <w:hyperlink w:history="1" r:id="rId0d2dwf5v6_0b7iq7e1ko8">
+            <w:hyperlink w:history="1" r:id="rIde9vi32itxdb9a9lsmkw9d">
               <w:r>
                 <w:rPr>
                   <w:rFonts w:ascii="Arial" w:cs="Arial" w:eastAsia="Arial" w:hAnsi="Arial"/>
@@ -19284,7 +19284,7 @@
                   <w:szCs w:val="16"/>
                   <w:u w:val="single" w:color="2E75B6"/>
                 </w:rPr>
-                <w:t xml:space="preserve">Reflection Symmetry (Flexbook)</w:t>
+                <w:t xml:space="preserve">Justify constructions</w:t>
               </w:r>
             </w:hyperlink>
           </w:p>
@@ -19300,7 +19300,7 @@
                 <w:sz w:val="14"/>
                 <w:szCs w:val="14"/>
               </w:rPr>
-              <w:t xml:space="preserve">Source: CK-12</w:t>
+              <w:t xml:space="preserve">Source: Khan Academy (English - US curriculum)</w:t>
             </w:r>
           </w:p>
           <w:p>
@@ -19308,7 +19308,7 @@
               <w:spacing w:after="10" w:before="0"/>
               <w:ind w:left="120"/>
             </w:pPr>
-            <w:hyperlink w:history="1" r:id="rIdyczmnn9qx_ujuaijp-m6m">
+            <w:hyperlink w:history="1" r:id="rIdudlwopx4ju0ryu_49hmhf">
               <w:r>
                 <w:rPr>
                   <w:rFonts w:ascii="Arial" w:cs="Arial" w:eastAsia="Arial" w:hAnsi="Arial"/>
@@ -19503,7 +19503,7 @@
             <w:pPr>
               <w:spacing w:after="20" w:before="0"/>
             </w:pPr>
-            <w:hyperlink w:history="1" r:id="rIdg4dh4bdna2lvvmvwhagsx">
+            <w:hyperlink w:history="1" r:id="rIdjlsnwjszvgptzeuj61hbs">
               <w:r>
                 <w:rPr>
                   <w:rFonts w:ascii="Arial" w:cs="Arial" w:eastAsia="Arial" w:hAnsi="Arial"/>
@@ -19512,7 +19512,7 @@
                   <w:szCs w:val="16"/>
                   <w:u w:val="single" w:color="2E75B6"/>
                 </w:rPr>
-                <w:t xml:space="preserve">Proofs with transformations</w:t>
+                <w:t xml:space="preserve">Geometric constructions: perpendicular bisector</w:t>
               </w:r>
             </w:hyperlink>
           </w:p>
@@ -19536,7 +19536,7 @@
               <w:spacing w:after="10" w:before="0"/>
               <w:ind w:left="120"/>
             </w:pPr>
-            <w:hyperlink w:history="1" r:id="rIdjo4zrblvfn0mhq8frbhra">
+            <w:hyperlink w:history="1" r:id="rIdjk3e6dacl2luvgooc6ul2">
               <w:r>
                 <w:rPr>
                   <w:rFonts w:ascii="Arial" w:cs="Arial" w:eastAsia="Arial" w:hAnsi="Arial"/>
@@ -19574,14 +19574,14 @@
                 <w:sz w:val="16"/>
                 <w:szCs w:val="16"/>
               </w:rPr>
-              <w:t xml:space="preserve">📖 HTML:</w:t>
+              <w:t xml:space="preserve">📖 EXERCISE:</w:t>
             </w:r>
           </w:p>
           <w:p>
             <w:pPr>
               <w:spacing w:after="20" w:before="0"/>
             </w:pPr>
-            <w:hyperlink w:history="1" r:id="rId4yrtfqee4ze0diii_mvau">
+            <w:hyperlink w:history="1" r:id="rIdd7eo3v8socjbb-njrqsy5">
               <w:r>
                 <w:rPr>
                   <w:rFonts w:ascii="Arial" w:cs="Arial" w:eastAsia="Arial" w:hAnsi="Arial"/>
@@ -19590,7 +19590,7 @@
                   <w:szCs w:val="16"/>
                   <w:u w:val="single" w:color="2E75B6"/>
                 </w:rPr>
-                <w:t xml:space="preserve">Reflection Symmetry (Flexbook)</w:t>
+                <w:t xml:space="preserve">Justify constructions</w:t>
               </w:r>
             </w:hyperlink>
           </w:p>
@@ -19606,7 +19606,7 @@
                 <w:sz w:val="14"/>
                 <w:szCs w:val="14"/>
               </w:rPr>
-              <w:t xml:space="preserve">Source: CK-12</w:t>
+              <w:t xml:space="preserve">Source: Khan Academy (English - US curriculum)</w:t>
             </w:r>
           </w:p>
           <w:p>
@@ -19614,7 +19614,7 @@
               <w:spacing w:after="10" w:before="0"/>
               <w:ind w:left="120"/>
             </w:pPr>
-            <w:hyperlink w:history="1" r:id="rIds4y3boyz1hs2bqxduggpa">
+            <w:hyperlink w:history="1" r:id="rIdgphsyayuz26momk8zv8py">
               <w:r>
                 <w:rPr>
                   <w:rFonts w:ascii="Arial" w:cs="Arial" w:eastAsia="Arial" w:hAnsi="Arial"/>
@@ -19809,7 +19809,7 @@
             <w:pPr>
               <w:spacing w:after="20" w:before="0"/>
             </w:pPr>
-            <w:hyperlink w:history="1" r:id="rIdz-o2g4e5d_ngswivvbtak">
+            <w:hyperlink w:history="1" r:id="rIdhnb0rwm6jtvra0km0juz4">
               <w:r>
                 <w:rPr>
                   <w:rFonts w:ascii="Arial" w:cs="Arial" w:eastAsia="Arial" w:hAnsi="Arial"/>
@@ -19818,7 +19818,7 @@
                   <w:szCs w:val="16"/>
                   <w:u w:val="single" w:color="2E75B6"/>
                 </w:rPr>
-                <w:t xml:space="preserve">Proofs with transformations</w:t>
+                <w:t xml:space="preserve">Geometric constructions: perpendicular bisector</w:t>
               </w:r>
             </w:hyperlink>
           </w:p>
@@ -19842,7 +19842,7 @@
               <w:spacing w:after="10" w:before="0"/>
               <w:ind w:left="120"/>
             </w:pPr>
-            <w:hyperlink w:history="1" r:id="rIde3qr5fuwnrzjygqkihkct">
+            <w:hyperlink w:history="1" r:id="rIdoksrkwlhv9j7innd9m2dp">
               <w:r>
                 <w:rPr>
                   <w:rFonts w:ascii="Arial" w:cs="Arial" w:eastAsia="Arial" w:hAnsi="Arial"/>
@@ -19880,14 +19880,14 @@
                 <w:sz w:val="16"/>
                 <w:szCs w:val="16"/>
               </w:rPr>
-              <w:t xml:space="preserve">📖 HTML:</w:t>
+              <w:t xml:space="preserve">📖 EXERCISE:</w:t>
             </w:r>
           </w:p>
           <w:p>
             <w:pPr>
               <w:spacing w:after="20" w:before="0"/>
             </w:pPr>
-            <w:hyperlink w:history="1" r:id="rIdy0jqilahlfkffeldicgdu">
+            <w:hyperlink w:history="1" r:id="rIdcw05j4sutfldx-rdxitgt">
               <w:r>
                 <w:rPr>
                   <w:rFonts w:ascii="Arial" w:cs="Arial" w:eastAsia="Arial" w:hAnsi="Arial"/>
@@ -19896,7 +19896,7 @@
                   <w:szCs w:val="16"/>
                   <w:u w:val="single" w:color="2E75B6"/>
                 </w:rPr>
-                <w:t xml:space="preserve">Reflection Symmetry (Flexbook)</w:t>
+                <w:t xml:space="preserve">Justify constructions</w:t>
               </w:r>
             </w:hyperlink>
           </w:p>
@@ -19912,7 +19912,7 @@
                 <w:sz w:val="14"/>
                 <w:szCs w:val="14"/>
               </w:rPr>
-              <w:t xml:space="preserve">Source: CK-12</w:t>
+              <w:t xml:space="preserve">Source: Khan Academy (English - US curriculum)</w:t>
             </w:r>
           </w:p>
           <w:p>
@@ -19920,7 +19920,7 @@
               <w:spacing w:after="10" w:before="0"/>
               <w:ind w:left="120"/>
             </w:pPr>
-            <w:hyperlink w:history="1" r:id="rIdneadostmeekoa89jp3t2s">
+            <w:hyperlink w:history="1" r:id="rIdf9hapjfcjwshynqclazmd">
               <w:r>
                 <w:rPr>
                   <w:rFonts w:ascii="Arial" w:cs="Arial" w:eastAsia="Arial" w:hAnsi="Arial"/>
@@ -21566,7 +21566,7 @@
             <w:pPr>
               <w:spacing w:after="20" w:before="0"/>
             </w:pPr>
-            <w:hyperlink w:history="1" r:id="rIdmgudexi5yyi0ok-gc1n6j">
+            <w:hyperlink w:history="1" r:id="rId0cyk4o3yd7tsc-44pyx0v">
               <w:r>
                 <w:rPr>
                   <w:rFonts w:ascii="Arial" w:cs="Arial" w:eastAsia="Arial" w:hAnsi="Arial"/>
@@ -21575,7 +21575,7 @@
                   <w:szCs w:val="16"/>
                   <w:u w:val="single" w:color="2E75B6"/>
                 </w:rPr>
-                <w:t xml:space="preserve">Properties of Equality and Congruence Principles - Basic</w:t>
+                <w:t xml:space="preserve">Proving the SAS triangle congruence criterion using transformations</w:t>
               </w:r>
             </w:hyperlink>
           </w:p>
@@ -21591,7 +21591,7 @@
                 <w:sz w:val="14"/>
                 <w:szCs w:val="14"/>
               </w:rPr>
-              <w:t xml:space="preserve">Source: CK-12</w:t>
+              <w:t xml:space="preserve">Source: Khan Academy (English - US curriculum)</w:t>
             </w:r>
           </w:p>
           <w:p>
@@ -21599,7 +21599,7 @@
               <w:spacing w:after="10" w:before="0"/>
               <w:ind w:left="120"/>
             </w:pPr>
-            <w:hyperlink w:history="1" r:id="rIdlzfhy65y30vqbcep95zzl">
+            <w:hyperlink w:history="1" r:id="rIdhxki9adypd3xp8yyniiqd">
               <w:r>
                 <w:rPr>
                   <w:rFonts w:ascii="Arial" w:cs="Arial" w:eastAsia="Arial" w:hAnsi="Arial"/>
@@ -21637,14 +21637,14 @@
                 <w:sz w:val="16"/>
                 <w:szCs w:val="16"/>
               </w:rPr>
-              <w:t xml:space="preserve">📖 HTML:</w:t>
+              <w:t xml:space="preserve">📖 EXERCISE:</w:t>
             </w:r>
           </w:p>
           <w:p>
             <w:pPr>
               <w:spacing w:after="20" w:before="0"/>
             </w:pPr>
-            <w:hyperlink w:history="1" r:id="rIdxrvxmsuekt7jpzaqysj40">
+            <w:hyperlink w:history="1" r:id="rIdciq4hfaikrej8bobbjp04">
               <w:r>
                 <w:rPr>
                   <w:rFonts w:ascii="Arial" w:cs="Arial" w:eastAsia="Arial" w:hAnsi="Arial"/>
@@ -21653,7 +21653,7 @@
                   <w:szCs w:val="16"/>
                   <w:u w:val="single" w:color="2E75B6"/>
                 </w:rPr>
-                <w:t xml:space="preserve">Properties of Equality and Congruence (Flexbook)</w:t>
+                <w:t xml:space="preserve">Justify triangle congruence</w:t>
               </w:r>
             </w:hyperlink>
           </w:p>
@@ -21669,7 +21669,7 @@
                 <w:sz w:val="14"/>
                 <w:szCs w:val="14"/>
               </w:rPr>
-              <w:t xml:space="preserve">Source: CK-12</w:t>
+              <w:t xml:space="preserve">Source: Khan Academy (English - US curriculum)</w:t>
             </w:r>
           </w:p>
           <w:p>
@@ -21677,7 +21677,7 @@
               <w:spacing w:after="10" w:before="0"/>
               <w:ind w:left="120"/>
             </w:pPr>
-            <w:hyperlink w:history="1" r:id="rIdatqvgfbp3t5vijx1kpw2o">
+            <w:hyperlink w:history="1" r:id="rId_gwjtgnwdn9uixnqkkm1b">
               <w:r>
                 <w:rPr>
                   <w:rFonts w:ascii="Arial" w:cs="Arial" w:eastAsia="Arial" w:hAnsi="Arial"/>
@@ -21872,7 +21872,7 @@
             <w:pPr>
               <w:spacing w:after="20" w:before="0"/>
             </w:pPr>
-            <w:hyperlink w:history="1" r:id="rIdrlo8esk3itmfwflk-ev-a">
+            <w:hyperlink w:history="1" r:id="rIdvthqcchmhil-qrihtpf0z">
               <w:r>
                 <w:rPr>
                   <w:rFonts w:ascii="Arial" w:cs="Arial" w:eastAsia="Arial" w:hAnsi="Arial"/>
@@ -21881,7 +21881,7 @@
                   <w:szCs w:val="16"/>
                   <w:u w:val="single" w:color="2E75B6"/>
                 </w:rPr>
-                <w:t xml:space="preserve">Properties of Equality and Congruence Principles - Basic</w:t>
+                <w:t xml:space="preserve">Proving the SSS triangle congruence criterion using transformations</w:t>
               </w:r>
             </w:hyperlink>
           </w:p>
@@ -21897,7 +21897,7 @@
                 <w:sz w:val="14"/>
                 <w:szCs w:val="14"/>
               </w:rPr>
-              <w:t xml:space="preserve">Source: CK-12</w:t>
+              <w:t xml:space="preserve">Source: Khan Academy (English - US curriculum)</w:t>
             </w:r>
           </w:p>
           <w:p>
@@ -21905,7 +21905,7 @@
               <w:spacing w:after="10" w:before="0"/>
               <w:ind w:left="120"/>
             </w:pPr>
-            <w:hyperlink w:history="1" r:id="rId33oddpklave8qythsahu7">
+            <w:hyperlink w:history="1" r:id="rId_n9csjemfyoprvykcuuqs">
               <w:r>
                 <w:rPr>
                   <w:rFonts w:ascii="Arial" w:cs="Arial" w:eastAsia="Arial" w:hAnsi="Arial"/>
@@ -21943,14 +21943,14 @@
                 <w:sz w:val="16"/>
                 <w:szCs w:val="16"/>
               </w:rPr>
-              <w:t xml:space="preserve">📖 HTML:</w:t>
+              <w:t xml:space="preserve">📖 EXERCISE:</w:t>
             </w:r>
           </w:p>
           <w:p>
             <w:pPr>
               <w:spacing w:after="20" w:before="0"/>
             </w:pPr>
-            <w:hyperlink w:history="1" r:id="rIdclnkdun_hrxwowo6c4egx">
+            <w:hyperlink w:history="1" r:id="rIdx7cw1ed39o59klqrtyrv6">
               <w:r>
                 <w:rPr>
                   <w:rFonts w:ascii="Arial" w:cs="Arial" w:eastAsia="Arial" w:hAnsi="Arial"/>
@@ -21959,7 +21959,7 @@
                   <w:szCs w:val="16"/>
                   <w:u w:val="single" w:color="2E75B6"/>
                 </w:rPr>
-                <w:t xml:space="preserve">Properties of Equality and Congruence (Flexbook)</w:t>
+                <w:t xml:space="preserve">Determine congruent triangles</w:t>
               </w:r>
             </w:hyperlink>
           </w:p>
@@ -21975,7 +21975,7 @@
                 <w:sz w:val="14"/>
                 <w:szCs w:val="14"/>
               </w:rPr>
-              <w:t xml:space="preserve">Source: CK-12</w:t>
+              <w:t xml:space="preserve">Source: Khan Academy (English - US curriculum)</w:t>
             </w:r>
           </w:p>
           <w:p>
@@ -21983,7 +21983,7 @@
               <w:spacing w:after="10" w:before="0"/>
               <w:ind w:left="120"/>
             </w:pPr>
-            <w:hyperlink w:history="1" r:id="rIdqz2mn3jf4xgoudna4b88i">
+            <w:hyperlink w:history="1" r:id="rIdwzn_qvdan9cwdnad_taff">
               <w:r>
                 <w:rPr>
                   <w:rFonts w:ascii="Arial" w:cs="Arial" w:eastAsia="Arial" w:hAnsi="Arial"/>
@@ -22178,7 +22178,7 @@
             <w:pPr>
               <w:spacing w:after="20" w:before="0"/>
             </w:pPr>
-            <w:hyperlink w:history="1" r:id="rIdj6bgiy6zjrbpcoyo_minq">
+            <w:hyperlink w:history="1" r:id="rIdyxhcer_e9qmotrwseyxfa">
               <w:r>
                 <w:rPr>
                   <w:rFonts w:ascii="Arial" w:cs="Arial" w:eastAsia="Arial" w:hAnsi="Arial"/>
@@ -22187,7 +22187,7 @@
                   <w:szCs w:val="16"/>
                   <w:u w:val="single" w:color="2E75B6"/>
                 </w:rPr>
-                <w:t xml:space="preserve">Properties of Equality and Congruence Principles - Basic</w:t>
+                <w:t xml:space="preserve">Triangle congruence postulates/criteria</w:t>
               </w:r>
             </w:hyperlink>
           </w:p>
@@ -22203,7 +22203,7 @@
                 <w:sz w:val="14"/>
                 <w:szCs w:val="14"/>
               </w:rPr>
-              <w:t xml:space="preserve">Source: CK-12</w:t>
+              <w:t xml:space="preserve">Source: Khan Academy (English - US curriculum)</w:t>
             </w:r>
           </w:p>
           <w:p>
@@ -22211,7 +22211,7 @@
               <w:spacing w:after="10" w:before="0"/>
               <w:ind w:left="120"/>
             </w:pPr>
-            <w:hyperlink w:history="1" r:id="rIdfqsp3v9z7bvto5aphy02a">
+            <w:hyperlink w:history="1" r:id="rIdirqfwg5f66bxxqgxhjztp">
               <w:r>
                 <w:rPr>
                   <w:rFonts w:ascii="Arial" w:cs="Arial" w:eastAsia="Arial" w:hAnsi="Arial"/>
@@ -22256,7 +22256,7 @@
             <w:pPr>
               <w:spacing w:after="20" w:before="0"/>
             </w:pPr>
-            <w:hyperlink w:history="1" r:id="rIdzkquj98ujtihpdpmb9cg-">
+            <w:hyperlink w:history="1" r:id="rIdnegdtp3mc8p8etfg3stfl">
               <w:r>
                 <w:rPr>
                   <w:rFonts w:ascii="Arial" w:cs="Arial" w:eastAsia="Arial" w:hAnsi="Arial"/>
@@ -22265,7 +22265,7 @@
                   <w:szCs w:val="16"/>
                   <w:u w:val="single" w:color="2E75B6"/>
                 </w:rPr>
-                <w:t xml:space="preserve">Properties of Equality and Congruence (Flexbook)</w:t>
+                <w:t xml:space="preserve">SAS Triangle Congruence (Flexbook)</w:t>
               </w:r>
             </w:hyperlink>
           </w:p>
@@ -22289,7 +22289,7 @@
               <w:spacing w:after="10" w:before="0"/>
               <w:ind w:left="120"/>
             </w:pPr>
-            <w:hyperlink w:history="1" r:id="rIdabklv1jwz8vl_b0wjbhee">
+            <w:hyperlink w:history="1" r:id="rIdvxhbhb-ljdqqpw1pmvuxg">
               <w:r>
                 <w:rPr>
                   <w:rFonts w:ascii="Arial" w:cs="Arial" w:eastAsia="Arial" w:hAnsi="Arial"/>
@@ -22484,7 +22484,7 @@
             <w:pPr>
               <w:spacing w:after="20" w:before="0"/>
             </w:pPr>
-            <w:hyperlink w:history="1" r:id="rIdxr9pqsgi-oeb0ibjs0vun">
+            <w:hyperlink w:history="1" r:id="rIdghtzu63kln5b-fcmprevm">
               <w:r>
                 <w:rPr>
                   <w:rFonts w:ascii="Arial" w:cs="Arial" w:eastAsia="Arial" w:hAnsi="Arial"/>
@@ -22493,7 +22493,7 @@
                   <w:szCs w:val="16"/>
                   <w:u w:val="single" w:color="2E75B6"/>
                 </w:rPr>
-                <w:t xml:space="preserve">Properties of Equality and Congruence Principles - Basic</w:t>
+                <w:t xml:space="preserve">Proving the ASA and AAS triangle congruence criteria using transformations</w:t>
               </w:r>
             </w:hyperlink>
           </w:p>
@@ -22509,7 +22509,7 @@
                 <w:sz w:val="14"/>
                 <w:szCs w:val="14"/>
               </w:rPr>
-              <w:t xml:space="preserve">Source: CK-12</w:t>
+              <w:t xml:space="preserve">Source: Khan Academy (English - US curriculum)</w:t>
             </w:r>
           </w:p>
           <w:p>
@@ -22517,7 +22517,7 @@
               <w:spacing w:after="10" w:before="0"/>
               <w:ind w:left="120"/>
             </w:pPr>
-            <w:hyperlink w:history="1" r:id="rIdxnjtydgi4htcp2-tpfctl">
+            <w:hyperlink w:history="1" r:id="rIdqtgmiyjelfo-7mu-je6tp">
               <w:r>
                 <w:rPr>
                   <w:rFonts w:ascii="Arial" w:cs="Arial" w:eastAsia="Arial" w:hAnsi="Arial"/>
@@ -22555,14 +22555,14 @@
                 <w:sz w:val="16"/>
                 <w:szCs w:val="16"/>
               </w:rPr>
-              <w:t xml:space="preserve">📖 HTML:</w:t>
+              <w:t xml:space="preserve">📖 EXERCISE:</w:t>
             </w:r>
           </w:p>
           <w:p>
             <w:pPr>
               <w:spacing w:after="20" w:before="0"/>
             </w:pPr>
-            <w:hyperlink w:history="1" r:id="rIdncongl3ts8fehoqvs0rni">
+            <w:hyperlink w:history="1" r:id="rIdhijuhjq_uwykrghql07to">
               <w:r>
                 <w:rPr>
                   <w:rFonts w:ascii="Arial" w:cs="Arial" w:eastAsia="Arial" w:hAnsi="Arial"/>
@@ -22571,7 +22571,7 @@
                   <w:szCs w:val="16"/>
                   <w:u w:val="single" w:color="2E75B6"/>
                 </w:rPr>
-                <w:t xml:space="preserve">Properties of Equality and Congruence (Flexbook)</w:t>
+                <w:t xml:space="preserve">SAS Triangle Congruence Practice</w:t>
               </w:r>
             </w:hyperlink>
           </w:p>
@@ -22595,7 +22595,7 @@
               <w:spacing w:after="10" w:before="0"/>
               <w:ind w:left="120"/>
             </w:pPr>
-            <w:hyperlink w:history="1" r:id="rIdlpdh0a0ovbf9wyjyl5xba">
+            <w:hyperlink w:history="1" r:id="rIdefibgpqcrz3swnzlqpmak">
               <w:r>
                 <w:rPr>
                   <w:rFonts w:ascii="Arial" w:cs="Arial" w:eastAsia="Arial" w:hAnsi="Arial"/>
@@ -22790,7 +22790,7 @@
             <w:pPr>
               <w:spacing w:after="20" w:before="0"/>
             </w:pPr>
-            <w:hyperlink w:history="1" r:id="rIdcrcuyiinqk0a_sqa2p-as">
+            <w:hyperlink w:history="1" r:id="rIdmvb0zqq7rcmcfhvcayoo9">
               <w:r>
                 <w:rPr>
                   <w:rFonts w:ascii="Arial" w:cs="Arial" w:eastAsia="Arial" w:hAnsi="Arial"/>
@@ -22799,7 +22799,7 @@
                   <w:szCs w:val="16"/>
                   <w:u w:val="single" w:color="2E75B6"/>
                 </w:rPr>
-                <w:t xml:space="preserve">Properties of Equality and Congruence Principles - Basic</w:t>
+                <w:t xml:space="preserve">Triangle congruence postulates/criteria -dubbed(KY)</w:t>
               </w:r>
             </w:hyperlink>
           </w:p>
@@ -22815,7 +22815,7 @@
                 <w:sz w:val="14"/>
                 <w:szCs w:val="14"/>
               </w:rPr>
-              <w:t xml:space="preserve">Source: CK-12</w:t>
+              <w:t xml:space="preserve">Source: Khan Academy (Kiswahili)</w:t>
             </w:r>
           </w:p>
           <w:p>
@@ -22823,7 +22823,7 @@
               <w:spacing w:after="10" w:before="0"/>
               <w:ind w:left="120"/>
             </w:pPr>
-            <w:hyperlink w:history="1" r:id="rIdsknoys03zdipj924hvolf">
+            <w:hyperlink w:history="1" r:id="rIdfkre9h4zyl5wndd5mh1zf">
               <w:r>
                 <w:rPr>
                   <w:rFonts w:ascii="Arial" w:cs="Arial" w:eastAsia="Arial" w:hAnsi="Arial"/>
@@ -22868,7 +22868,7 @@
             <w:pPr>
               <w:spacing w:after="20" w:before="0"/>
             </w:pPr>
-            <w:hyperlink w:history="1" r:id="rId1-b4ggaixqkwwlcy2tkvn">
+            <w:hyperlink w:history="1" r:id="rIdxwdbklesfrbnorv43xyls">
               <w:r>
                 <w:rPr>
                   <w:rFonts w:ascii="Arial" w:cs="Arial" w:eastAsia="Arial" w:hAnsi="Arial"/>
@@ -22877,7 +22877,7 @@
                   <w:szCs w:val="16"/>
                   <w:u w:val="single" w:color="2E75B6"/>
                 </w:rPr>
-                <w:t xml:space="preserve">Properties of Equality and Congruence (Flexbook)</w:t>
+                <w:t xml:space="preserve">SAS Triangle Congruence (PLIX)</w:t>
               </w:r>
             </w:hyperlink>
           </w:p>
@@ -22901,7 +22901,7 @@
               <w:spacing w:after="10" w:before="0"/>
               <w:ind w:left="120"/>
             </w:pPr>
-            <w:hyperlink w:history="1" r:id="rIdp4ksfrxxgr_wezatalxz5">
+            <w:hyperlink w:history="1" r:id="rIdnahdbda1zj5l77dbwol8e">
               <w:r>
                 <w:rPr>
                   <w:rFonts w:ascii="Arial" w:cs="Arial" w:eastAsia="Arial" w:hAnsi="Arial"/>
@@ -24547,7 +24547,7 @@
             <w:pPr>
               <w:spacing w:after="20" w:before="0"/>
             </w:pPr>
-            <w:hyperlink w:history="1" r:id="rIdg-ij-0ba4o3uqy5p9sxai">
+            <w:hyperlink w:history="1" r:id="rId1lryufhh-6fq5s5j3qjqn">
               <w:r>
                 <w:rPr>
                   <w:rFonts w:ascii="Arial" w:cs="Arial" w:eastAsia="Arial" w:hAnsi="Arial"/>
@@ -24556,7 +24556,7 @@
                   <w:szCs w:val="16"/>
                   <w:u w:val="single" w:color="2E75B6"/>
                 </w:rPr>
-                <w:t xml:space="preserve">Properties of Equality and Congruence Principles - Basic</w:t>
+                <w:t xml:space="preserve">Reflecting points in the coordinate plane</w:t>
               </w:r>
             </w:hyperlink>
           </w:p>
@@ -24572,7 +24572,7 @@
                 <w:sz w:val="14"/>
                 <w:szCs w:val="14"/>
               </w:rPr>
-              <w:t xml:space="preserve">Source: CK-12</w:t>
+              <w:t xml:space="preserve">Source: Khan Academy (English - US curriculum)</w:t>
             </w:r>
           </w:p>
           <w:p>
@@ -24580,7 +24580,7 @@
               <w:spacing w:after="10" w:before="0"/>
               <w:ind w:left="120"/>
             </w:pPr>
-            <w:hyperlink w:history="1" r:id="rId9elanq5zzihjodcdjvcvd">
+            <w:hyperlink w:history="1" r:id="rId1ibjgvcn9d2q9mtbbmxwk">
               <w:r>
                 <w:rPr>
                   <w:rFonts w:ascii="Arial" w:cs="Arial" w:eastAsia="Arial" w:hAnsi="Arial"/>
@@ -24625,7 +24625,7 @@
             <w:pPr>
               <w:spacing w:after="20" w:before="0"/>
             </w:pPr>
-            <w:hyperlink w:history="1" r:id="rIdvxne8iyptxazgtk_zudm-">
+            <w:hyperlink w:history="1" r:id="rIdrwmjaro9db6brqmdfupv4">
               <w:r>
                 <w:rPr>
                   <w:rFonts w:ascii="Arial" w:cs="Arial" w:eastAsia="Arial" w:hAnsi="Arial"/>
@@ -24634,7 +24634,7 @@
                   <w:szCs w:val="16"/>
                   <w:u w:val="single" w:color="2E75B6"/>
                 </w:rPr>
-                <w:t xml:space="preserve">Reflection Symmetry (Flexbook)</w:t>
+                <w:t xml:space="preserve">Reflections in a Plane Mirror (PLIX)</w:t>
               </w:r>
             </w:hyperlink>
           </w:p>
@@ -24658,7 +24658,7 @@
               <w:spacing w:after="10" w:before="0"/>
               <w:ind w:left="120"/>
             </w:pPr>
-            <w:hyperlink w:history="1" r:id="rId1p8pqli4ca2xtcjft6hqw">
+            <w:hyperlink w:history="1" r:id="rIdouxlprxresez20pxorsan">
               <w:r>
                 <w:rPr>
                   <w:rFonts w:ascii="Arial" w:cs="Arial" w:eastAsia="Arial" w:hAnsi="Arial"/>
@@ -24853,7 +24853,7 @@
             <w:pPr>
               <w:spacing w:after="20" w:before="0"/>
             </w:pPr>
-            <w:hyperlink w:history="1" r:id="rIda4qglro2x5wb875enb9sw">
+            <w:hyperlink w:history="1" r:id="rIdxpgq8rpst1aqj2ywjb7bg">
               <w:r>
                 <w:rPr>
                   <w:rFonts w:ascii="Arial" w:cs="Arial" w:eastAsia="Arial" w:hAnsi="Arial"/>
@@ -24862,7 +24862,7 @@
                   <w:szCs w:val="16"/>
                   <w:u w:val="single" w:color="2E75B6"/>
                 </w:rPr>
-                <w:t xml:space="preserve">Properties of Equality and Congruence Principles - Basic</w:t>
+                <w:t xml:space="preserve">Specular and diffuse reflection</w:t>
               </w:r>
             </w:hyperlink>
           </w:p>
@@ -24878,7 +24878,7 @@
                 <w:sz w:val="14"/>
                 <w:szCs w:val="14"/>
               </w:rPr>
-              <w:t xml:space="preserve">Source: CK-12</w:t>
+              <w:t xml:space="preserve">Source: Khan Academy (English - US curriculum)</w:t>
             </w:r>
           </w:p>
           <w:p>
@@ -24886,7 +24886,7 @@
               <w:spacing w:after="10" w:before="0"/>
               <w:ind w:left="120"/>
             </w:pPr>
-            <w:hyperlink w:history="1" r:id="rIduu1py6hlzzphjfw_rdtgz">
+            <w:hyperlink w:history="1" r:id="rIdtxzb_xsukboasssn2r2zh">
               <w:r>
                 <w:rPr>
                   <w:rFonts w:ascii="Arial" w:cs="Arial" w:eastAsia="Arial" w:hAnsi="Arial"/>
@@ -24931,7 +24931,7 @@
             <w:pPr>
               <w:spacing w:after="20" w:before="0"/>
             </w:pPr>
-            <w:hyperlink w:history="1" r:id="rIddnzyeqcgzgqbefpuh8mxu">
+            <w:hyperlink w:history="1" r:id="rIdzx9lwle_rb1ui5jy_3rgs">
               <w:r>
                 <w:rPr>
                   <w:rFonts w:ascii="Arial" w:cs="Arial" w:eastAsia="Arial" w:hAnsi="Arial"/>
@@ -24940,7 +24940,7 @@
                   <w:szCs w:val="16"/>
                   <w:u w:val="single" w:color="2E75B6"/>
                 </w:rPr>
-                <w:t xml:space="preserve">Reflection Symmetry (Flexbook)</w:t>
+                <w:t xml:space="preserve">Reflections in a Plane Mirror (PLIX)</w:t>
               </w:r>
             </w:hyperlink>
           </w:p>
@@ -24964,7 +24964,7 @@
               <w:spacing w:after="10" w:before="0"/>
               <w:ind w:left="120"/>
             </w:pPr>
-            <w:hyperlink w:history="1" r:id="rIdbvxpirthy1r2fc_r6bqgy">
+            <w:hyperlink w:history="1" r:id="rIdh-9tc_cxbl8efndjothha">
               <w:r>
                 <w:rPr>
                   <w:rFonts w:ascii="Arial" w:cs="Arial" w:eastAsia="Arial" w:hAnsi="Arial"/>
@@ -25159,7 +25159,7 @@
             <w:pPr>
               <w:spacing w:after="20" w:before="0"/>
             </w:pPr>
-            <w:hyperlink w:history="1" r:id="rIdt8gy1cdlyd8dhhzlxm9lc">
+            <w:hyperlink w:history="1" r:id="rIdsq-r3_tvj5ampqffztlt2">
               <w:r>
                 <w:rPr>
                   <w:rFonts w:ascii="Arial" w:cs="Arial" w:eastAsia="Arial" w:hAnsi="Arial"/>
@@ -25168,7 +25168,7 @@
                   <w:szCs w:val="16"/>
                   <w:u w:val="single" w:color="2E75B6"/>
                 </w:rPr>
-                <w:t xml:space="preserve">Properties of Equality and Congruence Principles - Basic</w:t>
+                <w:t xml:space="preserve">Reflecting points in the coordinate plane</w:t>
               </w:r>
             </w:hyperlink>
           </w:p>
@@ -25184,7 +25184,7 @@
                 <w:sz w:val="14"/>
                 <w:szCs w:val="14"/>
               </w:rPr>
-              <w:t xml:space="preserve">Source: CK-12</w:t>
+              <w:t xml:space="preserve">Source: Khan Academy (English - US curriculum)</w:t>
             </w:r>
           </w:p>
           <w:p>
@@ -25192,7 +25192,7 @@
               <w:spacing w:after="10" w:before="0"/>
               <w:ind w:left="120"/>
             </w:pPr>
-            <w:hyperlink w:history="1" r:id="rIdc75elettwzcvcl0a9ouxs">
+            <w:hyperlink w:history="1" r:id="rIdtpzoky-vnl13zzdwxoge9">
               <w:r>
                 <w:rPr>
                   <w:rFonts w:ascii="Arial" w:cs="Arial" w:eastAsia="Arial" w:hAnsi="Arial"/>
@@ -25237,7 +25237,7 @@
             <w:pPr>
               <w:spacing w:after="20" w:before="0"/>
             </w:pPr>
-            <w:hyperlink w:history="1" r:id="rIdbsfvbonjqqrgqqtwo-vp8">
+            <w:hyperlink w:history="1" r:id="rIdxgkozxrpiixjmgtcwebeo">
               <w:r>
                 <w:rPr>
                   <w:rFonts w:ascii="Arial" w:cs="Arial" w:eastAsia="Arial" w:hAnsi="Arial"/>
@@ -25246,7 +25246,7 @@
                   <w:szCs w:val="16"/>
                   <w:u w:val="single" w:color="2E75B6"/>
                 </w:rPr>
-                <w:t xml:space="preserve">Reflection Symmetry (Flexbook)</w:t>
+                <w:t xml:space="preserve">Reflections in a Plane Mirror (PLIX)</w:t>
               </w:r>
             </w:hyperlink>
           </w:p>
@@ -25270,7 +25270,7 @@
               <w:spacing w:after="10" w:before="0"/>
               <w:ind w:left="120"/>
             </w:pPr>
-            <w:hyperlink w:history="1" r:id="rIdo0d9mj7opq-2qhxqpsa5e">
+            <w:hyperlink w:history="1" r:id="rIdxoqfqmlomkc1s4tlztsls">
               <w:r>
                 <w:rPr>
                   <w:rFonts w:ascii="Arial" w:cs="Arial" w:eastAsia="Arial" w:hAnsi="Arial"/>
@@ -25465,7 +25465,7 @@
             <w:pPr>
               <w:spacing w:after="20" w:before="0"/>
             </w:pPr>
-            <w:hyperlink w:history="1" r:id="rIdpp7k7eglwoazf6ft0xxse">
+            <w:hyperlink w:history="1" r:id="rIdsqvyua32skzi1l-tw0huh">
               <w:r>
                 <w:rPr>
                   <w:rFonts w:ascii="Arial" w:cs="Arial" w:eastAsia="Arial" w:hAnsi="Arial"/>
@@ -25474,7 +25474,7 @@
                   <w:szCs w:val="16"/>
                   <w:u w:val="single" w:color="2E75B6"/>
                 </w:rPr>
-                <w:t xml:space="preserve">Properties of Equality and Congruence Principles - Basic</w:t>
+                <w:t xml:space="preserve">Reflecting points in the coordinate plane</w:t>
               </w:r>
             </w:hyperlink>
           </w:p>
@@ -25490,7 +25490,7 @@
                 <w:sz w:val="14"/>
                 <w:szCs w:val="14"/>
               </w:rPr>
-              <w:t xml:space="preserve">Source: CK-12</w:t>
+              <w:t xml:space="preserve">Source: Khan Academy (English - US curriculum)</w:t>
             </w:r>
           </w:p>
           <w:p>
@@ -25498,7 +25498,7 @@
               <w:spacing w:after="10" w:before="0"/>
               <w:ind w:left="120"/>
             </w:pPr>
-            <w:hyperlink w:history="1" r:id="rIdttxweeunqmhcqqqjpnhc3">
+            <w:hyperlink w:history="1" r:id="rIdvgvuqib_s--udui3nqkee">
               <w:r>
                 <w:rPr>
                   <w:rFonts w:ascii="Arial" w:cs="Arial" w:eastAsia="Arial" w:hAnsi="Arial"/>
@@ -25543,7 +25543,7 @@
             <w:pPr>
               <w:spacing w:after="20" w:before="0"/>
             </w:pPr>
-            <w:hyperlink w:history="1" r:id="rIdufhe5tq9tg3umr3x-j9if">
+            <w:hyperlink w:history="1" r:id="rIdje0gtwbf91i8tcm9qy_9d">
               <w:r>
                 <w:rPr>
                   <w:rFonts w:ascii="Arial" w:cs="Arial" w:eastAsia="Arial" w:hAnsi="Arial"/>
@@ -25552,7 +25552,7 @@
                   <w:szCs w:val="16"/>
                   <w:u w:val="single" w:color="2E75B6"/>
                 </w:rPr>
-                <w:t xml:space="preserve">Reflection Symmetry (Flexbook)</w:t>
+                <w:t xml:space="preserve">Reflections in a Plane Mirror (PLIX)</w:t>
               </w:r>
             </w:hyperlink>
           </w:p>
@@ -25576,7 +25576,7 @@
               <w:spacing w:after="10" w:before="0"/>
               <w:ind w:left="120"/>
             </w:pPr>
-            <w:hyperlink w:history="1" r:id="rIdejd2lgogxntbw3hscc8f0">
+            <w:hyperlink w:history="1" r:id="rIdvyqzy2jraapxyx5odaarh">
               <w:r>
                 <w:rPr>
                   <w:rFonts w:ascii="Arial" w:cs="Arial" w:eastAsia="Arial" w:hAnsi="Arial"/>
@@ -25771,7 +25771,7 @@
             <w:pPr>
               <w:spacing w:after="20" w:before="0"/>
             </w:pPr>
-            <w:hyperlink w:history="1" r:id="rIdo5nle1imyb0cd8obheijp">
+            <w:hyperlink w:history="1" r:id="rIdubtaisd9czgrzo8u-tbll">
               <w:r>
                 <w:rPr>
                   <w:rFonts w:ascii="Arial" w:cs="Arial" w:eastAsia="Arial" w:hAnsi="Arial"/>
@@ -25780,7 +25780,7 @@
                   <w:szCs w:val="16"/>
                   <w:u w:val="single" w:color="2E75B6"/>
                 </w:rPr>
-                <w:t xml:space="preserve">Properties of Equality and Congruence Principles - Basic</w:t>
+                <w:t xml:space="preserve">Reflecting points in the coordinate plane</w:t>
               </w:r>
             </w:hyperlink>
           </w:p>
@@ -25796,7 +25796,7 @@
                 <w:sz w:val="14"/>
                 <w:szCs w:val="14"/>
               </w:rPr>
-              <w:t xml:space="preserve">Source: CK-12</w:t>
+              <w:t xml:space="preserve">Source: Khan Academy (English - US curriculum)</w:t>
             </w:r>
           </w:p>
           <w:p>
@@ -25804,7 +25804,7 @@
               <w:spacing w:after="10" w:before="0"/>
               <w:ind w:left="120"/>
             </w:pPr>
-            <w:hyperlink w:history="1" r:id="rId91falrepamfqxcxnsd9--">
+            <w:hyperlink w:history="1" r:id="rIdx3ziqclc49szqqg-nn4nb">
               <w:r>
                 <w:rPr>
                   <w:rFonts w:ascii="Arial" w:cs="Arial" w:eastAsia="Arial" w:hAnsi="Arial"/>
@@ -25849,7 +25849,7 @@
             <w:pPr>
               <w:spacing w:after="20" w:before="0"/>
             </w:pPr>
-            <w:hyperlink w:history="1" r:id="rId9a6-sd92trfshqurxizgc">
+            <w:hyperlink w:history="1" r:id="rId1z-x9spwlw3udmtzou8m2">
               <w:r>
                 <w:rPr>
                   <w:rFonts w:ascii="Arial" w:cs="Arial" w:eastAsia="Arial" w:hAnsi="Arial"/>
@@ -25858,7 +25858,7 @@
                   <w:szCs w:val="16"/>
                   <w:u w:val="single" w:color="2E75B6"/>
                 </w:rPr>
-                <w:t xml:space="preserve">Reflection Symmetry (Flexbook)</w:t>
+                <w:t xml:space="preserve">Reflections in a Plane Mirror (PLIX)</w:t>
               </w:r>
             </w:hyperlink>
           </w:p>
@@ -25882,7 +25882,7 @@
               <w:spacing w:after="10" w:before="0"/>
               <w:ind w:left="120"/>
             </w:pPr>
-            <w:hyperlink w:history="1" r:id="rId-ziri1dnfvonefblb20jr">
+            <w:hyperlink w:history="1" r:id="rIds8fvqc337wprwogw03xd7">
               <w:r>
                 <w:rPr>
                   <w:rFonts w:ascii="Arial" w:cs="Arial" w:eastAsia="Arial" w:hAnsi="Arial"/>

--- a/data/outputs/v2/Core_Mathematics/SS2.2_Reflection_and_Congruence/Core_Mathematics_Reflection_and_Congruence_CBE_LessonSequence.docx
+++ b/data/outputs/v2/Core_Mathematics/SS2.2_Reflection_and_Congruence/Core_Mathematics_Reflection_and_Congruence_CBE_LessonSequence.docx
@@ -3356,7 +3356,313 @@
             <w:pPr>
               <w:spacing w:after="20" w:before="0"/>
             </w:pPr>
-            <w:hyperlink w:history="1" r:id="rIdwrn_omrlhycv3ns4gvxzb">
+            <w:hyperlink w:history="1" r:id="rIdkxtdztrdj07q4lellt5tx">
+              <w:r>
+                <w:rPr>
+                  <w:rFonts w:ascii="Arial" w:cs="Arial" w:eastAsia="Arial" w:hAnsi="Arial"/>
+                  <w:color w:val="2E75B6"/>
+                  <w:sz w:val="16"/>
+                  <w:szCs w:val="16"/>
+                  <w:u w:val="single" w:color="2E75B6"/>
+                </w:rPr>
+                <w:t xml:space="preserve">Determining reflections (advanced)</w:t>
+              </w:r>
+            </w:hyperlink>
+          </w:p>
+          <w:p>
+            <w:pPr>
+              <w:spacing w:after="10" w:before="0"/>
+              <w:ind w:left="120"/>
+            </w:pPr>
+            <w:r>
+              <w:rPr>
+                <w:rFonts w:ascii="Arial" w:cs="Arial" w:eastAsia="Arial" w:hAnsi="Arial"/>
+                <w:color w:val="595959"/>
+                <w:sz w:val="14"/>
+                <w:szCs w:val="14"/>
+              </w:rPr>
+              <w:t xml:space="preserve">Source: Khan Academy (English - US curriculum)</w:t>
+            </w:r>
+          </w:p>
+          <w:p>
+            <w:pPr>
+              <w:spacing w:after="10" w:before="0"/>
+              <w:ind w:left="120"/>
+            </w:pPr>
+            <w:hyperlink w:history="1" r:id="rId-ys2erto1lbdzmcyv9rq4">
+              <w:r>
+                <w:rPr>
+                  <w:rFonts w:ascii="Arial" w:cs="Arial" w:eastAsia="Arial" w:hAnsi="Arial"/>
+                  <w:color w:val="595959"/>
+                  <w:sz w:val="14"/>
+                  <w:szCs w:val="14"/>
+                  <w:u w:val="single" w:color="595959"/>
+                </w:rPr>
+                <w:t xml:space="preserve">🔍 Search ARES for similar videos</w:t>
+              </w:r>
+            </w:hyperlink>
+          </w:p>
+          <w:p>
+            <w:pPr>
+              <w:spacing w:after="40" w:before="0"/>
+            </w:pPr>
+            <w:r>
+              <w:rPr>
+                <w:sz w:val="14"/>
+                <w:szCs w:val="14"/>
+              </w:rPr>
+              <w:t xml:space="preserve"/>
+            </w:r>
+          </w:p>
+          <w:p>
+            <w:pPr>
+              <w:spacing w:after="20" w:before="0"/>
+            </w:pPr>
+            <w:r>
+              <w:rPr>
+                <w:rFonts w:ascii="Arial" w:cs="Arial" w:eastAsia="Arial" w:hAnsi="Arial"/>
+                <w:b/>
+                <w:bCs/>
+                <w:color w:val="1F3864"/>
+                <w:sz w:val="16"/>
+                <w:szCs w:val="16"/>
+              </w:rPr>
+              <w:t xml:space="preserve">📖 EXERCISE:</w:t>
+            </w:r>
+          </w:p>
+          <w:p>
+            <w:pPr>
+              <w:spacing w:after="20" w:before="0"/>
+            </w:pPr>
+            <w:hyperlink w:history="1" r:id="rIdaibu5ungdvlvxa6dpo78h">
+              <w:r>
+                <w:rPr>
+                  <w:rFonts w:ascii="Arial" w:cs="Arial" w:eastAsia="Arial" w:hAnsi="Arial"/>
+                  <w:color w:val="2E75B6"/>
+                  <w:sz w:val="16"/>
+                  <w:szCs w:val="16"/>
+                  <w:u w:val="single" w:color="2E75B6"/>
+                </w:rPr>
+                <w:t xml:space="preserve">Determine reflections (advanced)</w:t>
+              </w:r>
+            </w:hyperlink>
+          </w:p>
+          <w:p>
+            <w:pPr>
+              <w:spacing w:after="10" w:before="0"/>
+              <w:ind w:left="120"/>
+            </w:pPr>
+            <w:r>
+              <w:rPr>
+                <w:rFonts w:ascii="Arial" w:cs="Arial" w:eastAsia="Arial" w:hAnsi="Arial"/>
+                <w:color w:val="595959"/>
+                <w:sz w:val="14"/>
+                <w:szCs w:val="14"/>
+              </w:rPr>
+              <w:t xml:space="preserve">Source: Khan Academy (English - US curriculum)</w:t>
+            </w:r>
+          </w:p>
+          <w:p>
+            <w:pPr>
+              <w:spacing w:after="10" w:before="0"/>
+              <w:ind w:left="120"/>
+            </w:pPr>
+            <w:hyperlink w:history="1" r:id="rIdp1gpp9b1phif0rvwwswmp">
+              <w:r>
+                <w:rPr>
+                  <w:rFonts w:ascii="Arial" w:cs="Arial" w:eastAsia="Arial" w:hAnsi="Arial"/>
+                  <w:color w:val="595959"/>
+                  <w:sz w:val="14"/>
+                  <w:szCs w:val="14"/>
+                  <w:u w:val="single" w:color="595959"/>
+                </w:rPr>
+                <w:t xml:space="preserve">🔍 Search ARES for similar readings</w:t>
+              </w:r>
+            </w:hyperlink>
+          </w:p>
+        </w:tc>
+        <w:tc>
+          <w:tcPr>
+            <w:tcW w:type="dxa" w:w="3040"/>
+            <w:shd w:fill="FFFFFF" w:color="auto" w:val="clear"/>
+            <w:tcMar>
+              <w:top w:type="dxa" w:w="60"/>
+              <w:left w:type="dxa" w:w="120"/>
+              <w:bottom w:type="dxa" w:w="60"/>
+              <w:right w:type="dxa" w:w="120"/>
+            </w:tcMar>
+            <w:vAlign w:val="top"/>
+          </w:tcPr>
+          <w:p>
+            <w:pPr>
+              <w:spacing w:after="40" w:before="0"/>
+              <w:jc w:val="left"/>
+            </w:pPr>
+            <w:r>
+              <w:rPr>
+                <w:rFonts w:ascii="Arial" w:cs="Arial" w:eastAsia="Arial" w:hAnsi="Arial"/>
+                <w:b w:val="false"/>
+                <w:bCs w:val="false"/>
+                <w:i w:val="false"/>
+                <w:iCs w:val="false"/>
+                <w:color w:val="000000"/>
+                <w:sz w:val="18"/>
+                <w:szCs w:val="18"/>
+              </w:rPr>
+              <w:t xml:space="preserve">Learners are shown a large printed image (or teacher sketch on the board) of a matatu on the Nairobi–Thika highway with a conductor holding a small rectangular mirror so the driver can see an approaching lorry. Each learner writes three individual predictions in their exercise books: (1) What does the lorry's image in the mirror look like compared to the real lorry? (2) If you measured the height of the image and the height of the real lorry, what would you find? (3) Why might the lorry's right headlight appear on the LEFT side in the mirror? After 3 minutes of individual thinking, learners share predictions with a partner (Think-Pair) before selected pairs share with the class.</w:t>
+            </w:r>
+          </w:p>
+        </w:tc>
+        <w:tc>
+          <w:tcPr>
+            <w:tcW w:type="dxa" w:w="3040"/>
+            <w:shd w:fill="F2F2F2" w:color="auto" w:val="clear"/>
+            <w:tcMar>
+              <w:top w:type="dxa" w:w="60"/>
+              <w:left w:type="dxa" w:w="120"/>
+              <w:bottom w:type="dxa" w:w="60"/>
+              <w:right w:type="dxa" w:w="120"/>
+            </w:tcMar>
+            <w:vAlign w:val="top"/>
+          </w:tcPr>
+          <w:p>
+            <w:pPr>
+              <w:spacing w:after="40" w:before="0"/>
+              <w:jc w:val="left"/>
+            </w:pPr>
+            <w:r>
+              <w:rPr>
+                <w:rFonts w:ascii="Arial" w:cs="Arial" w:eastAsia="Arial" w:hAnsi="Arial"/>
+                <w:b w:val="false"/>
+                <w:bCs w:val="false"/>
+                <w:i w:val="false"/>
+                <w:iCs w:val="false"/>
+                <w:color w:val="000000"/>
+                <w:sz w:val="18"/>
+                <w:szCs w:val="18"/>
+              </w:rPr>
+              <w:t xml:space="preserve">Display the matatu mirror image/sketch and say: 'Angalieni picha hii kwa makini — look at this picture carefully. A conductor on a matatu travelling from Nairobi towards Thika holds this mirror. The driver can now see a lorry behind the matatu. Before I tell you ANYTHING about reflection or symmetry, I want YOU to tell ME what you think is happening.' Pause — allow 10 seconds of silent looking. Then say: 'In your exercise book, write THREE predictions. Number them 1, 2, 3. You have 3 minutes. Go.' [Allow 3 minutes of silent individual writing. Circulate — do NOT correct, only observe the range of ideas.] After 3 minutes: 'Turn to your partner and compare your predictions. Do you agree? Where do you disagree? One minute.' [1 minute pair talk.] Cold-call 4 pairs: select one pair who predicted the image is the same size, one who predicted it would be smaller, one who noticed the flip, and one who had a different idea. For each, ask: 'What is your reasoning — kwa nini unafikiria hivyo?' [Wait 10–12 seconds after each response before affirming or redirecting.] Record key prediction phrases verbatim on the board under the heading 'Tunafikiria / We think…' Do NOT evaluate predictions as right or wrong.</w:t>
+            </w:r>
+          </w:p>
+        </w:tc>
+        <w:tc>
+          <w:tcPr>
+            <w:tcW w:type="dxa" w:w="3040"/>
+            <w:shd w:fill="FFFFFF" w:color="auto" w:val="clear"/>
+            <w:tcMar>
+              <w:top w:type="dxa" w:w="60"/>
+              <w:left w:type="dxa" w:w="120"/>
+              <w:bottom w:type="dxa" w:w="60"/>
+              <w:right w:type="dxa" w:w="120"/>
+            </w:tcMar>
+            <w:vAlign w:val="top"/>
+          </w:tcPr>
+          <w:p>
+            <w:pPr>
+              <w:spacing w:after="40" w:before="0"/>
+              <w:jc w:val="left"/>
+            </w:pPr>
+            <w:r>
+              <w:rPr>
+                <w:rFonts w:ascii="Arial" w:cs="Arial" w:eastAsia="Arial" w:hAnsi="Arial"/>
+                <w:b w:val="false"/>
+                <w:bCs w:val="false"/>
+                <w:i w:val="false"/>
+                <w:iCs w:val="false"/>
+                <w:color w:val="000000"/>
+                <w:sz w:val="18"/>
+                <w:szCs w:val="18"/>
+              </w:rPr>
+              <w:t xml:space="preserve">Think-Pair-Share with Prediction Recording. This strategy makes prior knowledge visible and creates cognitive dissonance — learners discover that their peers hold contradictory ideas about mirror images (same size vs. smaller, flipped vs. not flipped). The recorded predictions become a public accountability tool: learners will return to them at the end of the unit to see how their thinking has changed.</w:t>
+            </w:r>
+          </w:p>
+        </w:tc>
+        <w:tc>
+          <w:tcPr>
+            <w:tcW w:type="dxa" w:w="3040"/>
+            <w:shd w:fill="F2F2F2" w:color="auto" w:val="clear"/>
+            <w:tcMar>
+              <w:top w:type="dxa" w:w="60"/>
+              <w:left w:type="dxa" w:w="120"/>
+              <w:bottom w:type="dxa" w:w="60"/>
+              <w:right w:type="dxa" w:w="120"/>
+            </w:tcMar>
+            <w:vAlign w:val="top"/>
+          </w:tcPr>
+          <w:p>
+            <w:pPr>
+              <w:spacing w:after="40" w:before="0"/>
+              <w:jc w:val="left"/>
+            </w:pPr>
+            <w:r>
+              <w:rPr>
+                <w:rFonts w:ascii="Arial" w:cs="Arial" w:eastAsia="Arial" w:hAnsi="Arial"/>
+                <w:b w:val="false"/>
+                <w:bCs w:val="false"/>
+                <w:i w:val="false"/>
+                <w:iCs w:val="false"/>
+                <w:color w:val="000000"/>
+                <w:sz w:val="18"/>
+                <w:szCs w:val="18"/>
+              </w:rPr>
+              <w:t xml:space="preserve">Teacher circulates and looks for: (a) whether learners are thinking about SIZE (same/smaller/larger), ORIENTATION (flipped/not flipped), and DISTANCE (how far behind the mirror the image appears) — these three dimensions signal readiness to explore reflection properties. (b) Learners who write 'the image is smaller' — note these learners; they may be confusing reflection with reduction/enlargement (Sub-strand 2.1). (c) Learners who notice the lateral flip without prompting — these are strong entry points for the DQB question about congruence despite flipping. Flag at least 2 written predictions to read aloud during Explain phase.</w:t>
+            </w:r>
+          </w:p>
+        </w:tc>
+      </w:tr>
+      <w:tr>
+        <w:tc>
+          <w:tcPr>
+            <w:tcW w:type="dxa" w:w="1520"/>
+            <w:shd w:fill="D9EEF1" w:color="auto" w:val="clear"/>
+            <w:tcMar>
+              <w:top w:type="dxa" w:w="60"/>
+              <w:left w:type="dxa" w:w="120"/>
+              <w:bottom w:type="dxa" w:w="60"/>
+              <w:right w:type="dxa" w:w="120"/>
+            </w:tcMar>
+            <w:vAlign w:val="top"/>
+          </w:tcPr>
+          <w:p>
+            <w:pPr>
+              <w:spacing w:after="40" w:before="0"/>
+              <w:jc w:val="left"/>
+            </w:pPr>
+            <w:r>
+              <w:rPr>
+                <w:rFonts w:ascii="Arial" w:cs="Arial" w:eastAsia="Arial" w:hAnsi="Arial"/>
+                <w:b/>
+                <w:bCs/>
+                <w:i w:val="false"/>
+                <w:iCs w:val="false"/>
+                <w:color w:val="000000"/>
+                <w:sz w:val="18"/>
+                <w:szCs w:val="18"/>
+              </w:rPr>
+              <w:t xml:space="preserve">Observe Phase</w:t>
+            </w:r>
+          </w:p>
+          <w:p>
+            <w:pPr>
+              <w:spacing w:after="20" w:before="0"/>
+            </w:pPr>
+            <w:r>
+              <w:rPr>
+                <w:rFonts w:ascii="Arial" w:cs="Arial" w:eastAsia="Arial" w:hAnsi="Arial"/>
+                <w:b/>
+                <w:bCs/>
+                <w:color w:val="1F3864"/>
+                <w:sz w:val="16"/>
+                <w:szCs w:val="16"/>
+              </w:rPr>
+              <w:t xml:space="preserve">📹 VIDEO:</w:t>
+            </w:r>
+          </w:p>
+          <w:p>
+            <w:pPr>
+              <w:spacing w:after="20" w:before="0"/>
+            </w:pPr>
+            <w:hyperlink w:history="1" r:id="rIdbfuq5qjf-bd7ckaucvnrm">
               <w:r>
                 <w:rPr>
                   <w:rFonts w:ascii="Arial" w:cs="Arial" w:eastAsia="Arial" w:hAnsi="Arial"/>
@@ -3389,7 +3695,7 @@
               <w:spacing w:after="10" w:before="0"/>
               <w:ind w:left="120"/>
             </w:pPr>
-            <w:hyperlink w:history="1" r:id="rIdn1-dguzbjbctt0nst4m-q">
+            <w:hyperlink w:history="1" r:id="rIdxjdakgxwikdr7kntbr5q5">
               <w:r>
                 <w:rPr>
                   <w:rFonts w:ascii="Arial" w:cs="Arial" w:eastAsia="Arial" w:hAnsi="Arial"/>
@@ -3427,6 +3733,312 @@
                 <w:sz w:val="16"/>
                 <w:szCs w:val="16"/>
               </w:rPr>
+              <w:t xml:space="preserve">📖 HTML:</w:t>
+            </w:r>
+          </w:p>
+          <w:p>
+            <w:pPr>
+              <w:spacing w:after="20" w:before="0"/>
+            </w:pPr>
+            <w:hyperlink w:history="1" r:id="rIdjeipdl6qzv3pibaf0mq9_">
+              <w:r>
+                <w:rPr>
+                  <w:rFonts w:ascii="Arial" w:cs="Arial" w:eastAsia="Arial" w:hAnsi="Arial"/>
+                  <w:color w:val="2E75B6"/>
+                  <w:sz w:val="16"/>
+                  <w:szCs w:val="16"/>
+                  <w:u w:val="single" w:color="2E75B6"/>
+                </w:rPr>
+                <w:t xml:space="preserve">Reflections in a Plane Mirror (PLIX)</w:t>
+              </w:r>
+            </w:hyperlink>
+          </w:p>
+          <w:p>
+            <w:pPr>
+              <w:spacing w:after="10" w:before="0"/>
+              <w:ind w:left="120"/>
+            </w:pPr>
+            <w:r>
+              <w:rPr>
+                <w:rFonts w:ascii="Arial" w:cs="Arial" w:eastAsia="Arial" w:hAnsi="Arial"/>
+                <w:color w:val="595959"/>
+                <w:sz w:val="14"/>
+                <w:szCs w:val="14"/>
+              </w:rPr>
+              <w:t xml:space="preserve">Source: CK-12</w:t>
+            </w:r>
+          </w:p>
+          <w:p>
+            <w:pPr>
+              <w:spacing w:after="10" w:before="0"/>
+              <w:ind w:left="120"/>
+            </w:pPr>
+            <w:hyperlink w:history="1" r:id="rIdxtxu2mmfn2gntiydamvv5">
+              <w:r>
+                <w:rPr>
+                  <w:rFonts w:ascii="Arial" w:cs="Arial" w:eastAsia="Arial" w:hAnsi="Arial"/>
+                  <w:color w:val="595959"/>
+                  <w:sz w:val="14"/>
+                  <w:szCs w:val="14"/>
+                  <w:u w:val="single" w:color="595959"/>
+                </w:rPr>
+                <w:t xml:space="preserve">🔍 Search ARES for similar readings</w:t>
+              </w:r>
+            </w:hyperlink>
+          </w:p>
+        </w:tc>
+        <w:tc>
+          <w:tcPr>
+            <w:tcW w:type="dxa" w:w="3040"/>
+            <w:shd w:fill="FFFFFF" w:color="auto" w:val="clear"/>
+            <w:tcMar>
+              <w:top w:type="dxa" w:w="60"/>
+              <w:left w:type="dxa" w:w="120"/>
+              <w:bottom w:type="dxa" w:w="60"/>
+              <w:right w:type="dxa" w:w="120"/>
+            </w:tcMar>
+            <w:vAlign w:val="top"/>
+          </w:tcPr>
+          <w:p>
+            <w:pPr>
+              <w:spacing w:after="40" w:before="0"/>
+              <w:jc w:val="left"/>
+            </w:pPr>
+            <w:r>
+              <w:rPr>
+                <w:rFonts w:ascii="Arial" w:cs="Arial" w:eastAsia="Arial" w:hAnsi="Arial"/>
+                <w:b w:val="false"/>
+                <w:bCs w:val="false"/>
+                <w:i w:val="false"/>
+                <w:iCs w:val="false"/>
+                <w:color w:val="000000"/>
+                <w:sz w:val="18"/>
+                <w:szCs w:val="18"/>
+              </w:rPr>
+              <w:t xml:space="preserve">Each pair receives an envelope containing six paper cut-outs: (1) an equilateral triangle, (2) a rectangle (non-square), (3) a square, (4) the capital letter 'A', (5) the capital letter 'F', and (6) a rough rectangle labelled 'matatu' with a small rectangle on one end labelled 'mirror'. Learners fold each shape to find lines of symmetry, mark each fold line with a pencil, and record results in a class-format table drawn in their exercise books with columns: Shape | Number of lines of symmetry | Sketch of the line(s). Learners have 8 minutes for this hands-on activity. Those who finish early are challenged: 'Can you find the line(s) of symmetry in a regular hexagon? Draw one and investigate.'</w:t>
+            </w:r>
+          </w:p>
+        </w:tc>
+        <w:tc>
+          <w:tcPr>
+            <w:tcW w:type="dxa" w:w="3040"/>
+            <w:shd w:fill="F2F2F2" w:color="auto" w:val="clear"/>
+            <w:tcMar>
+              <w:top w:type="dxa" w:w="60"/>
+              <w:left w:type="dxa" w:w="120"/>
+              <w:bottom w:type="dxa" w:w="60"/>
+              <w:right w:type="dxa" w:w="120"/>
+            </w:tcMar>
+            <w:vAlign w:val="top"/>
+          </w:tcPr>
+          <w:p>
+            <w:pPr>
+              <w:spacing w:after="40" w:before="0"/>
+              <w:jc w:val="left"/>
+            </w:pPr>
+            <w:r>
+              <w:rPr>
+                <w:rFonts w:ascii="Arial" w:cs="Arial" w:eastAsia="Arial" w:hAnsi="Arial"/>
+                <w:b w:val="false"/>
+                <w:bCs w:val="false"/>
+                <w:i w:val="false"/>
+                <w:iCs w:val="false"/>
+                <w:color w:val="000000"/>
+                <w:sz w:val="18"/>
+                <w:szCs w:val="18"/>
+              </w:rPr>
+              <w:t xml:space="preserve">Distribute envelopes. Say: 'Each envelope has six shapes. Your job: fold each shape so that the two halves match PERFECTLY — one half lands exactly on top of the other. Each fold line you find is called a LINE OF SYMMETRY. Mark it with your pencil. Record your findings in the table in your book.' [Demonstrate ONE fold of the square so learners understand the task — do not show all answers.] Set a visible 8-minute timer. Circulate actively. When you see a pair struggling with the letter 'F': crouch to their level and ask 'When you fold it this way, do the two halves match?' — wait 12 seconds for them to check before saying anything further. When you see a pair who has found that 'F' has NO lines of symmetry, ask 'Interesting — why do you think that is? What is different about F compared to A?' [Wait 10 seconds.] At 6 minutes, give a 2-minute warning. At 8 minutes, call the class to attention. Cold-call 5 different pairs to report one shape each — equilateral triangle, rectangle, square, letter A, letter F — asking each: 'How many lines did you find, and where are they?' Build the class results table on the board. Highlight the 'matatu' cut-out last: 'Now look at the matatu shape. Does it have a line of symmetry? What does that tell us about the mirror the conductor is holding?'</w:t>
+            </w:r>
+          </w:p>
+        </w:tc>
+        <w:tc>
+          <w:tcPr>
+            <w:tcW w:type="dxa" w:w="3040"/>
+            <w:shd w:fill="FFFFFF" w:color="auto" w:val="clear"/>
+            <w:tcMar>
+              <w:top w:type="dxa" w:w="60"/>
+              <w:left w:type="dxa" w:w="120"/>
+              <w:bottom w:type="dxa" w:w="60"/>
+              <w:right w:type="dxa" w:w="120"/>
+            </w:tcMar>
+            <w:vAlign w:val="top"/>
+          </w:tcPr>
+          <w:p>
+            <w:pPr>
+              <w:spacing w:after="40" w:before="0"/>
+              <w:jc w:val="left"/>
+            </w:pPr>
+            <w:r>
+              <w:rPr>
+                <w:rFonts w:ascii="Arial" w:cs="Arial" w:eastAsia="Arial" w:hAnsi="Arial"/>
+                <w:b w:val="false"/>
+                <w:bCs w:val="false"/>
+                <w:i w:val="false"/>
+                <w:iCs w:val="false"/>
+                <w:color w:val="000000"/>
+                <w:sz w:val="18"/>
+                <w:szCs w:val="18"/>
+              </w:rPr>
+              <w:t xml:space="preserve">Concrete Manipulative Exploration with Structured Data Collection. Folding physical paper cut-outs gives learners kinesthetic, visual, and tactile evidence of symmetry — far more convincing than a diagram in a textbook. The structured table forces learners to translate physical action into mathematical notation (number, sketch). Connecting the 'matatu' cut-out back to the phenomenon at the end of the activity anchors the abstract concept in the opening story.</w:t>
+            </w:r>
+          </w:p>
+        </w:tc>
+        <w:tc>
+          <w:tcPr>
+            <w:tcW w:type="dxa" w:w="3040"/>
+            <w:shd w:fill="F2F2F2" w:color="auto" w:val="clear"/>
+            <w:tcMar>
+              <w:top w:type="dxa" w:w="60"/>
+              <w:left w:type="dxa" w:w="120"/>
+              <w:bottom w:type="dxa" w:w="60"/>
+              <w:right w:type="dxa" w:w="120"/>
+            </w:tcMar>
+            <w:vAlign w:val="top"/>
+          </w:tcPr>
+          <w:p>
+            <w:pPr>
+              <w:spacing w:after="40" w:before="0"/>
+              <w:jc w:val="left"/>
+            </w:pPr>
+            <w:r>
+              <w:rPr>
+                <w:rFonts w:ascii="Arial" w:cs="Arial" w:eastAsia="Arial" w:hAnsi="Arial"/>
+                <w:b w:val="false"/>
+                <w:bCs w:val="false"/>
+                <w:i w:val="false"/>
+                <w:iCs w:val="false"/>
+                <w:color w:val="000000"/>
+                <w:sz w:val="18"/>
+                <w:szCs w:val="18"/>
+              </w:rPr>
+              <w:t xml:space="preserve">Teacher looks for: (a) Correct fold lines — equilateral triangle (3 lines), rectangle (2 lines), square (4 lines), letter A (1 line), letter F (0 lines). Any pair reporting 4 lines for a rectangle needs immediate redirection — ask them to fold along a diagonal and check whether the halves match. (b) Quality of sketches — do learners draw the line of symmetry accurately through the figure, or do they place it outside the shape? (c) Pairs who correctly identify that 'F' has no lines of symmetry and can explain WHY — these learners are ready for the deeper question about 'opposite congruence' later in the unit. (d) Whether ANY learner spontaneously connects the fold line to 'the mirror line' — if so, amplify this publicly.</w:t>
+            </w:r>
+          </w:p>
+        </w:tc>
+      </w:tr>
+      <w:tr>
+        <w:tc>
+          <w:tcPr>
+            <w:tcW w:type="dxa" w:w="1520"/>
+            <w:shd w:fill="E2EFDA" w:color="auto" w:val="clear"/>
+            <w:tcMar>
+              <w:top w:type="dxa" w:w="60"/>
+              <w:left w:type="dxa" w:w="120"/>
+              <w:bottom w:type="dxa" w:w="60"/>
+              <w:right w:type="dxa" w:w="120"/>
+            </w:tcMar>
+            <w:vAlign w:val="top"/>
+          </w:tcPr>
+          <w:p>
+            <w:pPr>
+              <w:spacing w:after="40" w:before="0"/>
+              <w:jc w:val="left"/>
+            </w:pPr>
+            <w:r>
+              <w:rPr>
+                <w:rFonts w:ascii="Arial" w:cs="Arial" w:eastAsia="Arial" w:hAnsi="Arial"/>
+                <w:b/>
+                <w:bCs/>
+                <w:i w:val="false"/>
+                <w:iCs w:val="false"/>
+                <w:color w:val="000000"/>
+                <w:sz w:val="18"/>
+                <w:szCs w:val="18"/>
+              </w:rPr>
+              <w:t xml:space="preserve">Explain Phase</w:t>
+            </w:r>
+          </w:p>
+          <w:p>
+            <w:pPr>
+              <w:spacing w:after="20" w:before="0"/>
+            </w:pPr>
+            <w:r>
+              <w:rPr>
+                <w:rFonts w:ascii="Arial" w:cs="Arial" w:eastAsia="Arial" w:hAnsi="Arial"/>
+                <w:b/>
+                <w:bCs/>
+                <w:color w:val="1F3864"/>
+                <w:sz w:val="16"/>
+                <w:szCs w:val="16"/>
+              </w:rPr>
+              <w:t xml:space="preserve">📹 VIDEO:</w:t>
+            </w:r>
+          </w:p>
+          <w:p>
+            <w:pPr>
+              <w:spacing w:after="20" w:before="0"/>
+            </w:pPr>
+            <w:hyperlink w:history="1" r:id="rIdzf-tjxicoqew2j5ll-v6z">
+              <w:r>
+                <w:rPr>
+                  <w:rFonts w:ascii="Arial" w:cs="Arial" w:eastAsia="Arial" w:hAnsi="Arial"/>
+                  <w:color w:val="2E75B6"/>
+                  <w:sz w:val="16"/>
+                  <w:szCs w:val="16"/>
+                  <w:u w:val="single" w:color="2E75B6"/>
+                </w:rPr>
+                <w:t xml:space="preserve">Determining reflections</w:t>
+              </w:r>
+            </w:hyperlink>
+          </w:p>
+          <w:p>
+            <w:pPr>
+              <w:spacing w:after="10" w:before="0"/>
+              <w:ind w:left="120"/>
+            </w:pPr>
+            <w:r>
+              <w:rPr>
+                <w:rFonts w:ascii="Arial" w:cs="Arial" w:eastAsia="Arial" w:hAnsi="Arial"/>
+                <w:color w:val="595959"/>
+                <w:sz w:val="14"/>
+                <w:szCs w:val="14"/>
+              </w:rPr>
+              <w:t xml:space="preserve">Source: Khan Academy (English - US curriculum)</w:t>
+            </w:r>
+          </w:p>
+          <w:p>
+            <w:pPr>
+              <w:spacing w:after="10" w:before="0"/>
+              <w:ind w:left="120"/>
+            </w:pPr>
+            <w:hyperlink w:history="1" r:id="rIdak-8v7-ln079yyqqjarxf">
+              <w:r>
+                <w:rPr>
+                  <w:rFonts w:ascii="Arial" w:cs="Arial" w:eastAsia="Arial" w:hAnsi="Arial"/>
+                  <w:color w:val="595959"/>
+                  <w:sz w:val="14"/>
+                  <w:szCs w:val="14"/>
+                  <w:u w:val="single" w:color="595959"/>
+                </w:rPr>
+                <w:t xml:space="preserve">🔍 Search ARES for similar videos</w:t>
+              </w:r>
+            </w:hyperlink>
+          </w:p>
+          <w:p>
+            <w:pPr>
+              <w:spacing w:after="40" w:before="0"/>
+            </w:pPr>
+            <w:r>
+              <w:rPr>
+                <w:sz w:val="14"/>
+                <w:szCs w:val="14"/>
+              </w:rPr>
+              <w:t xml:space="preserve"/>
+            </w:r>
+          </w:p>
+          <w:p>
+            <w:pPr>
+              <w:spacing w:after="20" w:before="0"/>
+            </w:pPr>
+            <w:r>
+              <w:rPr>
+                <w:rFonts w:ascii="Arial" w:cs="Arial" w:eastAsia="Arial" w:hAnsi="Arial"/>
+                <w:b/>
+                <w:bCs/>
+                <w:color w:val="1F3864"/>
+                <w:sz w:val="16"/>
+                <w:szCs w:val="16"/>
+              </w:rPr>
               <w:t xml:space="preserve">📖 EXERCISE:</w:t>
             </w:r>
           </w:p>
@@ -3434,7 +4046,7 @@
             <w:pPr>
               <w:spacing w:after="20" w:before="0"/>
             </w:pPr>
-            <w:hyperlink w:history="1" r:id="rIdiqknd-slbxbc-vqf2wtnu">
+            <w:hyperlink w:history="1" r:id="rId8snlanmrxrap63fwro7rf">
               <w:r>
                 <w:rPr>
                   <w:rFonts w:ascii="Arial" w:cs="Arial" w:eastAsia="Arial" w:hAnsi="Arial"/>
@@ -3467,7 +4079,7 @@
               <w:spacing w:after="10" w:before="0"/>
               <w:ind w:left="120"/>
             </w:pPr>
-            <w:hyperlink w:history="1" r:id="rId4yxrmyohhnewrdsslpw-d">
+            <w:hyperlink w:history="1" r:id="rIdtaw0ulzqmssrzvox6ubyw">
               <w:r>
                 <w:rPr>
                   <w:rFonts w:ascii="Arial" w:cs="Arial" w:eastAsia="Arial" w:hAnsi="Arial"/>
@@ -3509,7 +4121,7 @@
                 <w:sz w:val="18"/>
                 <w:szCs w:val="18"/>
               </w:rPr>
-              <w:t xml:space="preserve">Learners are shown a large printed image (or teacher sketch on the board) of a matatu on the Nairobi–Thika highway with a conductor holding a small rectangular mirror so the driver can see an approaching lorry. Each learner writes three individual predictions in their exercise books: (1) What does the lorry's image in the mirror look like compared to the real lorry? (2) If you measured the height of the image and the height of the real lorry, what would you find? (3) Why might the lorry's right headlight appear on the LEFT side in the mirror? After 3 minutes of individual thinking, learners share predictions with a partner (Think-Pair) before selected pairs share with the class.</w:t>
+              <w:t xml:space="preserve">Learners return to the completed class table on the board. The teacher leads a whole-class discussion that builds a shared definition of 'line of symmetry' and explicitly connects it to the matatu mirror phenomenon. Learners then copy a formal definition and a worked example into their notes. In the final 3 minutes of this phase, learners individually attempt one consolidation task: given a drawing of a Kenyan flag (which has a vertical axis of symmetry through the Maasai shield), identify and draw all lines of symmetry and state whether the flag has any.</w:t>
             </w:r>
           </w:p>
         </w:tc>
@@ -3541,7 +4153,7 @@
                 <w:sz w:val="18"/>
                 <w:szCs w:val="18"/>
               </w:rPr>
-              <w:t xml:space="preserve">Display the matatu mirror image/sketch and say: 'Angalieni picha hii kwa makini — look at this picture carefully. A conductor on a matatu travelling from Nairobi towards Thika holds this mirror. The driver can now see a lorry behind the matatu. Before I tell you ANYTHING about reflection or symmetry, I want YOU to tell ME what you think is happening.' Pause — allow 10 seconds of silent looking. Then say: 'In your exercise book, write THREE predictions. Number them 1, 2, 3. You have 3 minutes. Go.' [Allow 3 minutes of silent individual writing. Circulate — do NOT correct, only observe the range of ideas.] After 3 minutes: 'Turn to your partner and compare your predictions. Do you agree? Where do you disagree? One minute.' [1 minute pair talk.] Cold-call 4 pairs: select one pair who predicted the image is the same size, one who predicted it would be smaller, one who noticed the flip, and one who had a different idea. For each, ask: 'What is your reasoning — kwa nini unafikiria hivyo?' [Wait 10–12 seconds after each response before affirming or redirecting.] Record key prediction phrases verbatim on the board under the heading 'Tunafikiria / We think…' Do NOT evaluate predictions as right or wrong.</w:t>
+              <w:t xml:space="preserve">Point to the class table and say: 'Let us make sense of what we just found. Look at the square — 4 lines. Look at the letter F — zero lines. What is a LINE OF SYMMETRY? I want someone to try a definition in their own words before I give you the formal one.' Cold-call 3 learners. [Wait 12 seconds after each.] After the third response, synthesise: 'A line of symmetry is a line that divides a plane figure into two congruent halves — each half is a mirror image of the other. Write that down.' Write the definition on the board. Then point back to the matatu image: 'Now — the conductor's mirror. If I stand a mirror upright on the line of symmetry of this rectangle, what do I see? I see the LEFT half REFLECTED to look exactly like the RIGHT half. The mirror IS the line of symmetry.' Pause 15 seconds. Ask: 'So when the mirror shows the lorry behind the matatu — what is the mirror acting as?' [Wait 10 seconds — cold-call 2 learners.] Expected response: 'a line of symmetry' or 'the mirror line.' Affirm and add: 'Exactly. And later in this unit we will call it the MIRROR LINE — the line of reflection.' Now say: 'Open to a fresh page. I will show you the Kenyan flag. Find its lines of symmetry and sketch them.' [Draw/display Kenyan flag outline — 3 horizontal bands, Maasai shield and spears in the centre.] Allow 3 minutes individual work. Cold-call one learner to come to the board and draw the line(s). Discuss: 'Does the flag have a horizontal line of symmetry? Check carefully — are the top and bottom halves mirror images?' [The flag has ONE vertical line of symmetry through the centre of the shield; the horizontal bands are different colours so there is no horizontal symmetry — this is a productive discussion point.]</w:t>
             </w:r>
           </w:p>
         </w:tc>
@@ -3573,7 +4185,7 @@
                 <w:sz w:val="18"/>
                 <w:szCs w:val="18"/>
               </w:rPr>
-              <w:t xml:space="preserve">Think-Pair-Share with Prediction Recording. This strategy makes prior knowledge visible and creates cognitive dissonance — learners discover that their peers hold contradictory ideas about mirror images (same size vs. smaller, flipped vs. not flipped). The recorded predictions become a public accountability tool: learners will return to them at the end of the unit to see how their thinking has changed.</w:t>
+              <w:t xml:space="preserve">Socratic Discussion into Formal Definition (Concept Attainment). Rather than presenting the definition first, the teacher draws the definition OUT of learners' own words from the observation activity, then formalises it. This 'concept attainment' approach means learners own the idea before it is formalised. The Kenya flag example immediately applies the definition in a new, culturally relevant context, testing transfer.</w:t>
             </w:r>
           </w:p>
         </w:tc>
@@ -3605,7 +4217,7 @@
                 <w:sz w:val="18"/>
                 <w:szCs w:val="18"/>
               </w:rPr>
-              <w:t xml:space="preserve">Teacher circulates and looks for: (a) whether learners are thinking about SIZE (same/smaller/larger), ORIENTATION (flipped/not flipped), and DISTANCE (how far behind the mirror the image appears) — these three dimensions signal readiness to explore reflection properties. (b) Learners who write 'the image is smaller' — note these learners; they may be confusing reflection with reduction/enlargement (Sub-strand 2.1). (c) Learners who notice the lateral flip without prompting — these are strong entry points for the DQB question about congruence despite flipping. Flag at least 2 written predictions to read aloud during Explain phase.</w:t>
+              <w:t xml:space="preserve">Teacher listens for: (a) Whether learners' verbal definitions include both 'divides into two halves' AND 'mirror image / congruent' — a definition that only says 'divides into two equal halves' is incomplete (a diagonal of a non-square rectangle divides it into two congruent triangles but is NOT a line of symmetry). Probe with: 'I draw a line from corner to corner of this rectangle — does that divide it into two equal halves? Is it a line of symmetry? Why not?' (b) On the Kenya flag task: any learner who correctly identifies that the horizontal axis is NOT a line of symmetry (because red ≠ green) is demonstrating careful analytical thinking — praise this publicly and connect it to 'we need BOTH shape AND orientation to match, which is exactly what we will explore with congruence.'</w:t>
             </w:r>
           </w:p>
         </w:tc>
@@ -3614,32 +4226,32 @@
         <w:tc>
           <w:tcPr>
             <w:tcW w:type="dxa" w:w="1520"/>
-            <w:shd w:fill="D9EEF1" w:color="auto" w:val="clear"/>
-            <w:tcMar>
-              <w:top w:type="dxa" w:w="60"/>
-              <w:left w:type="dxa" w:w="120"/>
-              <w:bottom w:type="dxa" w:w="60"/>
-              <w:right w:type="dxa" w:w="120"/>
-            </w:tcMar>
-            <w:vAlign w:val="top"/>
-          </w:tcPr>
-          <w:p>
-            <w:pPr>
-              <w:spacing w:after="40" w:before="0"/>
-              <w:jc w:val="left"/>
-            </w:pPr>
-            <w:r>
-              <w:rPr>
-                <w:rFonts w:ascii="Arial" w:cs="Arial" w:eastAsia="Arial" w:hAnsi="Arial"/>
-                <w:b/>
-                <w:bCs/>
-                <w:i w:val="false"/>
-                <w:iCs w:val="false"/>
-                <w:color w:val="000000"/>
-                <w:sz w:val="18"/>
-                <w:szCs w:val="18"/>
-              </w:rPr>
-              <w:t xml:space="preserve">Observe Phase</w:t>
+            <w:shd w:fill="FCE4D6" w:color="auto" w:val="clear"/>
+            <w:tcMar>
+              <w:top w:type="dxa" w:w="60"/>
+              <w:left w:type="dxa" w:w="120"/>
+              <w:bottom w:type="dxa" w:w="60"/>
+              <w:right w:type="dxa" w:w="120"/>
+            </w:tcMar>
+            <w:vAlign w:val="top"/>
+          </w:tcPr>
+          <w:p>
+            <w:pPr>
+              <w:spacing w:after="40" w:before="0"/>
+              <w:jc w:val="left"/>
+            </w:pPr>
+            <w:r>
+              <w:rPr>
+                <w:rFonts w:ascii="Arial" w:cs="Arial" w:eastAsia="Arial" w:hAnsi="Arial"/>
+                <w:b/>
+                <w:bCs/>
+                <w:i w:val="false"/>
+                <w:iCs w:val="false"/>
+                <w:color w:val="000000"/>
+                <w:sz w:val="18"/>
+                <w:szCs w:val="18"/>
+              </w:rPr>
+              <w:t xml:space="preserve">Driving Question Board (DQB) Creation</w:t>
             </w:r>
           </w:p>
           <w:p>
@@ -3662,7 +4274,313 @@
             <w:pPr>
               <w:spacing w:after="20" w:before="0"/>
             </w:pPr>
-            <w:hyperlink w:history="1" r:id="rIdw9eted21zddw2nj7l_8di">
+            <w:hyperlink w:history="1" r:id="rIdtfuzavf6aglcxmd6kzmpr">
+              <w:r>
+                <w:rPr>
+                  <w:rFonts w:ascii="Arial" w:cs="Arial" w:eastAsia="Arial" w:hAnsi="Arial"/>
+                  <w:color w:val="2E75B6"/>
+                  <w:sz w:val="16"/>
+                  <w:szCs w:val="16"/>
+                  <w:u w:val="single" w:color="2E75B6"/>
+                </w:rPr>
+                <w:t xml:space="preserve">Segment congruence equivalent to having same length</w:t>
+              </w:r>
+            </w:hyperlink>
+          </w:p>
+          <w:p>
+            <w:pPr>
+              <w:spacing w:after="10" w:before="0"/>
+              <w:ind w:left="120"/>
+            </w:pPr>
+            <w:r>
+              <w:rPr>
+                <w:rFonts w:ascii="Arial" w:cs="Arial" w:eastAsia="Arial" w:hAnsi="Arial"/>
+                <w:color w:val="595959"/>
+                <w:sz w:val="14"/>
+                <w:szCs w:val="14"/>
+              </w:rPr>
+              <w:t xml:space="preserve">Source: Khan Academy (English - US curriculum)</w:t>
+            </w:r>
+          </w:p>
+          <w:p>
+            <w:pPr>
+              <w:spacing w:after="10" w:before="0"/>
+              <w:ind w:left="120"/>
+            </w:pPr>
+            <w:hyperlink w:history="1" r:id="rIdbz6ocrykfwkojvgzfxido">
+              <w:r>
+                <w:rPr>
+                  <w:rFonts w:ascii="Arial" w:cs="Arial" w:eastAsia="Arial" w:hAnsi="Arial"/>
+                  <w:color w:val="595959"/>
+                  <w:sz w:val="14"/>
+                  <w:szCs w:val="14"/>
+                  <w:u w:val="single" w:color="595959"/>
+                </w:rPr>
+                <w:t xml:space="preserve">🔍 Search ARES for similar videos</w:t>
+              </w:r>
+            </w:hyperlink>
+          </w:p>
+          <w:p>
+            <w:pPr>
+              <w:spacing w:after="40" w:before="0"/>
+            </w:pPr>
+            <w:r>
+              <w:rPr>
+                <w:sz w:val="14"/>
+                <w:szCs w:val="14"/>
+              </w:rPr>
+              <w:t xml:space="preserve"/>
+            </w:r>
+          </w:p>
+          <w:p>
+            <w:pPr>
+              <w:spacing w:after="20" w:before="0"/>
+            </w:pPr>
+            <w:r>
+              <w:rPr>
+                <w:rFonts w:ascii="Arial" w:cs="Arial" w:eastAsia="Arial" w:hAnsi="Arial"/>
+                <w:b/>
+                <w:bCs/>
+                <w:color w:val="1F3864"/>
+                <w:sz w:val="16"/>
+                <w:szCs w:val="16"/>
+              </w:rPr>
+              <w:t xml:space="preserve">📖 EXERCISE:</w:t>
+            </w:r>
+          </w:p>
+          <w:p>
+            <w:pPr>
+              <w:spacing w:after="20" w:before="0"/>
+            </w:pPr>
+            <w:hyperlink w:history="1" r:id="rId2htorf8fijrcq1jhmhazq">
+              <w:r>
+                <w:rPr>
+                  <w:rFonts w:ascii="Arial" w:cs="Arial" w:eastAsia="Arial" w:hAnsi="Arial"/>
+                  <w:color w:val="2E75B6"/>
+                  <w:sz w:val="16"/>
+                  <w:szCs w:val="16"/>
+                  <w:u w:val="single" w:color="2E75B6"/>
+                </w:rPr>
+                <w:t xml:space="preserve">Determine reflections (advanced)</w:t>
+              </w:r>
+            </w:hyperlink>
+          </w:p>
+          <w:p>
+            <w:pPr>
+              <w:spacing w:after="10" w:before="0"/>
+              <w:ind w:left="120"/>
+            </w:pPr>
+            <w:r>
+              <w:rPr>
+                <w:rFonts w:ascii="Arial" w:cs="Arial" w:eastAsia="Arial" w:hAnsi="Arial"/>
+                <w:color w:val="595959"/>
+                <w:sz w:val="14"/>
+                <w:szCs w:val="14"/>
+              </w:rPr>
+              <w:t xml:space="preserve">Source: Khan Academy (English - US curriculum)</w:t>
+            </w:r>
+          </w:p>
+          <w:p>
+            <w:pPr>
+              <w:spacing w:after="10" w:before="0"/>
+              <w:ind w:left="120"/>
+            </w:pPr>
+            <w:hyperlink w:history="1" r:id="rIdcggm8-dptoleu2osh85sc">
+              <w:r>
+                <w:rPr>
+                  <w:rFonts w:ascii="Arial" w:cs="Arial" w:eastAsia="Arial" w:hAnsi="Arial"/>
+                  <w:color w:val="595959"/>
+                  <w:sz w:val="14"/>
+                  <w:szCs w:val="14"/>
+                  <w:u w:val="single" w:color="595959"/>
+                </w:rPr>
+                <w:t xml:space="preserve">🔍 Search ARES for similar readings</w:t>
+              </w:r>
+            </w:hyperlink>
+          </w:p>
+        </w:tc>
+        <w:tc>
+          <w:tcPr>
+            <w:tcW w:type="dxa" w:w="3040"/>
+            <w:shd w:fill="FFFFFF" w:color="auto" w:val="clear"/>
+            <w:tcMar>
+              <w:top w:type="dxa" w:w="60"/>
+              <w:left w:type="dxa" w:w="120"/>
+              <w:bottom w:type="dxa" w:w="60"/>
+              <w:right w:type="dxa" w:w="120"/>
+            </w:tcMar>
+            <w:vAlign w:val="top"/>
+          </w:tcPr>
+          <w:p>
+            <w:pPr>
+              <w:spacing w:after="40" w:before="0"/>
+              <w:jc w:val="left"/>
+            </w:pPr>
+            <w:r>
+              <w:rPr>
+                <w:rFonts w:ascii="Arial" w:cs="Arial" w:eastAsia="Arial" w:hAnsi="Arial"/>
+                <w:b w:val="false"/>
+                <w:bCs w:val="false"/>
+                <w:i w:val="false"/>
+                <w:iCs w:val="false"/>
+                <w:color w:val="000000"/>
+                <w:sz w:val="18"/>
+                <w:szCs w:val="18"/>
+              </w:rPr>
+              <w:t xml:space="preserve">Each learner receives two sticky notes (or tears a small piece of paper into two). On the FIRST sticky note they write one question that the matatu mirror phenomenon makes them wonder about — something they genuinely do not yet know. On the SECOND sticky note they write one thing they noticed (an observation) from today's activity that they cannot yet fully explain. Learners bring their sticky notes to a designated space on the classroom wall (or a large sheet of manila paper) labelled 'DRIVING QUESTION BOARD — Why does the matatu mirror show a flipped but identical image?' The teacher organises the sticky notes into emerging clusters in front of the class.</w:t>
+            </w:r>
+          </w:p>
+        </w:tc>
+        <w:tc>
+          <w:tcPr>
+            <w:tcW w:type="dxa" w:w="3040"/>
+            <w:shd w:fill="F2F2F2" w:color="auto" w:val="clear"/>
+            <w:tcMar>
+              <w:top w:type="dxa" w:w="60"/>
+              <w:left w:type="dxa" w:w="120"/>
+              <w:bottom w:type="dxa" w:w="60"/>
+              <w:right w:type="dxa" w:w="120"/>
+            </w:tcMar>
+            <w:vAlign w:val="top"/>
+          </w:tcPr>
+          <w:p>
+            <w:pPr>
+              <w:spacing w:after="40" w:before="0"/>
+              <w:jc w:val="left"/>
+            </w:pPr>
+            <w:r>
+              <w:rPr>
+                <w:rFonts w:ascii="Arial" w:cs="Arial" w:eastAsia="Arial" w:hAnsi="Arial"/>
+                <w:b w:val="false"/>
+                <w:bCs w:val="false"/>
+                <w:i w:val="false"/>
+                <w:iCs w:val="false"/>
+                <w:color w:val="000000"/>
+                <w:sz w:val="18"/>
+                <w:szCs w:val="18"/>
+              </w:rPr>
+              <w:t xml:space="preserve">Say: 'Today we have seen something interesting: a matatu mirror shows an image that is the same size as the real object but appears flipped. We found lines of symmetry in flat shapes. But we have MORE questions than answers right now — and that is exactly where good mathematics begins.' Distribute sticky notes. Say: 'On your PINK note — or first piece of paper — write ONE question. It must be something you genuinely wonder about and cannot yet answer. It might be about the mirror, about the flip, about size, about the letter F having no symmetry — anything connected to what we did today. On your BLUE note — or second piece — write ONE observation you cannot yet explain. You have 3 minutes. Write in full sentences.' [Allow 3 minutes of silent writing. Circulate and read over shoulders — gently prompt any learner who is stuck: 'What surprised you today?' or 'What would you like to know more about?'] After 3 minutes, learners bring notes to the board. As they post them, teacher reads 6–8 aloud and begins clustering: group questions about SIZE together, questions about the FLIP together, questions about DISTANCE together, questions about CONGRUENCE/SAMENESS together. Say: 'This board is OURS for the whole unit. Every lesson, we will add to it or move things around as our understanding grows. By the final lesson, we should be able to answer every single question on this board.' Leave the board visible for the rest of the unit. Point to the driving question written at the top of the board: 'Why does the matatu mirror show an image that is the same size and shape yet appears flipped — and how can we prove the original and its mirror image are always congruent?' Say: 'This is our BIG question. Keep it in your mind.'</w:t>
+            </w:r>
+          </w:p>
+        </w:tc>
+        <w:tc>
+          <w:tcPr>
+            <w:tcW w:type="dxa" w:w="3040"/>
+            <w:shd w:fill="FFFFFF" w:color="auto" w:val="clear"/>
+            <w:tcMar>
+              <w:top w:type="dxa" w:w="60"/>
+              <w:left w:type="dxa" w:w="120"/>
+              <w:bottom w:type="dxa" w:w="60"/>
+              <w:right w:type="dxa" w:w="120"/>
+            </w:tcMar>
+            <w:vAlign w:val="top"/>
+          </w:tcPr>
+          <w:p>
+            <w:pPr>
+              <w:spacing w:after="40" w:before="0"/>
+              <w:jc w:val="left"/>
+            </w:pPr>
+            <w:r>
+              <w:rPr>
+                <w:rFonts w:ascii="Arial" w:cs="Arial" w:eastAsia="Arial" w:hAnsi="Arial"/>
+                <w:b w:val="false"/>
+                <w:bCs w:val="false"/>
+                <w:i w:val="false"/>
+                <w:iCs w:val="false"/>
+                <w:color w:val="000000"/>
+                <w:sz w:val="18"/>
+                <w:szCs w:val="18"/>
+              </w:rPr>
+              <w:t xml:space="preserve">Driving Question Board (DQB) Launch. The DQB is a physical, persistent record of the class's collective curiosity. Organising questions into clusters (size, flip, distance, congruence) previews the conceptual structure of the unit without foreclosing inquiry. Learners see that their personal questions matter and are part of a shared investigation — this builds ownership and motivation. The board also serves as a formative assessment tool across the unit: the teacher can track which clusters get answered first and which persist as productive tensions.</w:t>
+            </w:r>
+          </w:p>
+        </w:tc>
+        <w:tc>
+          <w:tcPr>
+            <w:tcW w:type="dxa" w:w="3040"/>
+            <w:shd w:fill="F2F2F2" w:color="auto" w:val="clear"/>
+            <w:tcMar>
+              <w:top w:type="dxa" w:w="60"/>
+              <w:left w:type="dxa" w:w="120"/>
+              <w:bottom w:type="dxa" w:w="60"/>
+              <w:right w:type="dxa" w:w="120"/>
+            </w:tcMar>
+            <w:vAlign w:val="top"/>
+          </w:tcPr>
+          <w:p>
+            <w:pPr>
+              <w:spacing w:after="40" w:before="0"/>
+              <w:jc w:val="left"/>
+            </w:pPr>
+            <w:r>
+              <w:rPr>
+                <w:rFonts w:ascii="Arial" w:cs="Arial" w:eastAsia="Arial" w:hAnsi="Arial"/>
+                <w:b w:val="false"/>
+                <w:bCs w:val="false"/>
+                <w:i w:val="false"/>
+                <w:iCs w:val="false"/>
+                <w:color w:val="000000"/>
+                <w:sz w:val="18"/>
+                <w:szCs w:val="18"/>
+              </w:rPr>
+              <w:t xml:space="preserve">Teacher reads all sticky notes (before or after class). Look for: (a) Questions that reveal misconceptions — e.g. 'Does the mirror make the lorry smaller?' (confusing reflection with enlargement) or 'Is the image behind the mirror real?' (ray optics confusion) — note these for targeted addressing in later lessons. (b) Questions that anticipate upcoming content — e.g. 'How do you find the equation of the mirror line?' or 'Can you always flip a shape onto its mirror image?' — these learners can be given extension challenges in later lessons. (c) Any learner who has NOT written a genuine question (wrote 'I don't know' or left it blank) — follow up individually: 'Tell me one thing that surprised you today' to draw out a verbal question, then help them write it.</w:t>
+            </w:r>
+          </w:p>
+        </w:tc>
+      </w:tr>
+      <w:tr>
+        <w:tc>
+          <w:tcPr>
+            <w:tcW w:type="dxa" w:w="1520"/>
+            <w:shd w:fill="D5E8F0" w:color="auto" w:val="clear"/>
+            <w:tcMar>
+              <w:top w:type="dxa" w:w="60"/>
+              <w:left w:type="dxa" w:w="120"/>
+              <w:bottom w:type="dxa" w:w="60"/>
+              <w:right w:type="dxa" w:w="120"/>
+            </w:tcMar>
+            <w:vAlign w:val="top"/>
+          </w:tcPr>
+          <w:p>
+            <w:pPr>
+              <w:spacing w:after="40" w:before="0"/>
+              <w:jc w:val="left"/>
+            </w:pPr>
+            <w:r>
+              <w:rPr>
+                <w:rFonts w:ascii="Arial" w:cs="Arial" w:eastAsia="Arial" w:hAnsi="Arial"/>
+                <w:b/>
+                <w:bCs/>
+                <w:i w:val="false"/>
+                <w:iCs w:val="false"/>
+                <w:color w:val="000000"/>
+                <w:sz w:val="18"/>
+                <w:szCs w:val="18"/>
+              </w:rPr>
+              <w:t xml:space="preserve">Model Building Phase</w:t>
+            </w:r>
+          </w:p>
+          <w:p>
+            <w:pPr>
+              <w:spacing w:after="20" w:before="0"/>
+            </w:pPr>
+            <w:r>
+              <w:rPr>
+                <w:rFonts w:ascii="Arial" w:cs="Arial" w:eastAsia="Arial" w:hAnsi="Arial"/>
+                <w:b/>
+                <w:bCs/>
+                <w:color w:val="1F3864"/>
+                <w:sz w:val="16"/>
+                <w:szCs w:val="16"/>
+              </w:rPr>
+              <w:t xml:space="preserve">📹 VIDEO:</w:t>
+            </w:r>
+          </w:p>
+          <w:p>
+            <w:pPr>
+              <w:spacing w:after="20" w:before="0"/>
+            </w:pPr>
+            <w:hyperlink w:history="1" r:id="rIdybid-xaxp8xnjcqhsgjef">
               <w:r>
                 <w:rPr>
                   <w:rFonts w:ascii="Arial" w:cs="Arial" w:eastAsia="Arial" w:hAnsi="Arial"/>
@@ -3695,7 +4613,7 @@
               <w:spacing w:after="10" w:before="0"/>
               <w:ind w:left="120"/>
             </w:pPr>
-            <w:hyperlink w:history="1" r:id="rIdtcqlxolu43lrsbhfusbxi">
+            <w:hyperlink w:history="1" r:id="rId00hhc--igbqp4grgwfhi3">
               <w:r>
                 <w:rPr>
                   <w:rFonts w:ascii="Arial" w:cs="Arial" w:eastAsia="Arial" w:hAnsi="Arial"/>
@@ -3740,7 +4658,7 @@
             <w:pPr>
               <w:spacing w:after="20" w:before="0"/>
             </w:pPr>
-            <w:hyperlink w:history="1" r:id="rIdoc_4wgirscv7hjacjrbmt">
+            <w:hyperlink w:history="1" r:id="rIdjsxwyrqf0jdlbl9ze6k5r">
               <w:r>
                 <w:rPr>
                   <w:rFonts w:ascii="Arial" w:cs="Arial" w:eastAsia="Arial" w:hAnsi="Arial"/>
@@ -3773,925 +4691,7 @@
               <w:spacing w:after="10" w:before="0"/>
               <w:ind w:left="120"/>
             </w:pPr>
-            <w:hyperlink w:history="1" r:id="rIdiozcp8trirtk233fblt0f">
-              <w:r>
-                <w:rPr>
-                  <w:rFonts w:ascii="Arial" w:cs="Arial" w:eastAsia="Arial" w:hAnsi="Arial"/>
-                  <w:color w:val="595959"/>
-                  <w:sz w:val="14"/>
-                  <w:szCs w:val="14"/>
-                  <w:u w:val="single" w:color="595959"/>
-                </w:rPr>
-                <w:t xml:space="preserve">🔍 Search ARES for similar readings</w:t>
-              </w:r>
-            </w:hyperlink>
-          </w:p>
-        </w:tc>
-        <w:tc>
-          <w:tcPr>
-            <w:tcW w:type="dxa" w:w="3040"/>
-            <w:shd w:fill="FFFFFF" w:color="auto" w:val="clear"/>
-            <w:tcMar>
-              <w:top w:type="dxa" w:w="60"/>
-              <w:left w:type="dxa" w:w="120"/>
-              <w:bottom w:type="dxa" w:w="60"/>
-              <w:right w:type="dxa" w:w="120"/>
-            </w:tcMar>
-            <w:vAlign w:val="top"/>
-          </w:tcPr>
-          <w:p>
-            <w:pPr>
-              <w:spacing w:after="40" w:before="0"/>
-              <w:jc w:val="left"/>
-            </w:pPr>
-            <w:r>
-              <w:rPr>
-                <w:rFonts w:ascii="Arial" w:cs="Arial" w:eastAsia="Arial" w:hAnsi="Arial"/>
-                <w:b w:val="false"/>
-                <w:bCs w:val="false"/>
-                <w:i w:val="false"/>
-                <w:iCs w:val="false"/>
-                <w:color w:val="000000"/>
-                <w:sz w:val="18"/>
-                <w:szCs w:val="18"/>
-              </w:rPr>
-              <w:t xml:space="preserve">Each pair receives an envelope containing six paper cut-outs: (1) an equilateral triangle, (2) a rectangle (non-square), (3) a square, (4) the capital letter 'A', (5) the capital letter 'F', and (6) a rough rectangle labelled 'matatu' with a small rectangle on one end labelled 'mirror'. Learners fold each shape to find lines of symmetry, mark each fold line with a pencil, and record results in a class-format table drawn in their exercise books with columns: Shape | Number of lines of symmetry | Sketch of the line(s). Learners have 8 minutes for this hands-on activity. Those who finish early are challenged: 'Can you find the line(s) of symmetry in a regular hexagon? Draw one and investigate.'</w:t>
-            </w:r>
-          </w:p>
-        </w:tc>
-        <w:tc>
-          <w:tcPr>
-            <w:tcW w:type="dxa" w:w="3040"/>
-            <w:shd w:fill="F2F2F2" w:color="auto" w:val="clear"/>
-            <w:tcMar>
-              <w:top w:type="dxa" w:w="60"/>
-              <w:left w:type="dxa" w:w="120"/>
-              <w:bottom w:type="dxa" w:w="60"/>
-              <w:right w:type="dxa" w:w="120"/>
-            </w:tcMar>
-            <w:vAlign w:val="top"/>
-          </w:tcPr>
-          <w:p>
-            <w:pPr>
-              <w:spacing w:after="40" w:before="0"/>
-              <w:jc w:val="left"/>
-            </w:pPr>
-            <w:r>
-              <w:rPr>
-                <w:rFonts w:ascii="Arial" w:cs="Arial" w:eastAsia="Arial" w:hAnsi="Arial"/>
-                <w:b w:val="false"/>
-                <w:bCs w:val="false"/>
-                <w:i w:val="false"/>
-                <w:iCs w:val="false"/>
-                <w:color w:val="000000"/>
-                <w:sz w:val="18"/>
-                <w:szCs w:val="18"/>
-              </w:rPr>
-              <w:t xml:space="preserve">Distribute envelopes. Say: 'Each envelope has six shapes. Your job: fold each shape so that the two halves match PERFECTLY — one half lands exactly on top of the other. Each fold line you find is called a LINE OF SYMMETRY. Mark it with your pencil. Record your findings in the table in your book.' [Demonstrate ONE fold of the square so learners understand the task — do not show all answers.] Set a visible 8-minute timer. Circulate actively. When you see a pair struggling with the letter 'F': crouch to their level and ask 'When you fold it this way, do the two halves match?' — wait 12 seconds for them to check before saying anything further. When you see a pair who has found that 'F' has NO lines of symmetry, ask 'Interesting — why do you think that is? What is different about F compared to A?' [Wait 10 seconds.] At 6 minutes, give a 2-minute warning. At 8 minutes, call the class to attention. Cold-call 5 different pairs to report one shape each — equilateral triangle, rectangle, square, letter A, letter F — asking each: 'How many lines did you find, and where are they?' Build the class results table on the board. Highlight the 'matatu' cut-out last: 'Now look at the matatu shape. Does it have a line of symmetry? What does that tell us about the mirror the conductor is holding?'</w:t>
-            </w:r>
-          </w:p>
-        </w:tc>
-        <w:tc>
-          <w:tcPr>
-            <w:tcW w:type="dxa" w:w="3040"/>
-            <w:shd w:fill="FFFFFF" w:color="auto" w:val="clear"/>
-            <w:tcMar>
-              <w:top w:type="dxa" w:w="60"/>
-              <w:left w:type="dxa" w:w="120"/>
-              <w:bottom w:type="dxa" w:w="60"/>
-              <w:right w:type="dxa" w:w="120"/>
-            </w:tcMar>
-            <w:vAlign w:val="top"/>
-          </w:tcPr>
-          <w:p>
-            <w:pPr>
-              <w:spacing w:after="40" w:before="0"/>
-              <w:jc w:val="left"/>
-            </w:pPr>
-            <w:r>
-              <w:rPr>
-                <w:rFonts w:ascii="Arial" w:cs="Arial" w:eastAsia="Arial" w:hAnsi="Arial"/>
-                <w:b w:val="false"/>
-                <w:bCs w:val="false"/>
-                <w:i w:val="false"/>
-                <w:iCs w:val="false"/>
-                <w:color w:val="000000"/>
-                <w:sz w:val="18"/>
-                <w:szCs w:val="18"/>
-              </w:rPr>
-              <w:t xml:space="preserve">Concrete Manipulative Exploration with Structured Data Collection. Folding physical paper cut-outs gives learners kinesthetic, visual, and tactile evidence of symmetry — far more convincing than a diagram in a textbook. The structured table forces learners to translate physical action into mathematical notation (number, sketch). Connecting the 'matatu' cut-out back to the phenomenon at the end of the activity anchors the abstract concept in the opening story.</w:t>
-            </w:r>
-          </w:p>
-        </w:tc>
-        <w:tc>
-          <w:tcPr>
-            <w:tcW w:type="dxa" w:w="3040"/>
-            <w:shd w:fill="F2F2F2" w:color="auto" w:val="clear"/>
-            <w:tcMar>
-              <w:top w:type="dxa" w:w="60"/>
-              <w:left w:type="dxa" w:w="120"/>
-              <w:bottom w:type="dxa" w:w="60"/>
-              <w:right w:type="dxa" w:w="120"/>
-            </w:tcMar>
-            <w:vAlign w:val="top"/>
-          </w:tcPr>
-          <w:p>
-            <w:pPr>
-              <w:spacing w:after="40" w:before="0"/>
-              <w:jc w:val="left"/>
-            </w:pPr>
-            <w:r>
-              <w:rPr>
-                <w:rFonts w:ascii="Arial" w:cs="Arial" w:eastAsia="Arial" w:hAnsi="Arial"/>
-                <w:b w:val="false"/>
-                <w:bCs w:val="false"/>
-                <w:i w:val="false"/>
-                <w:iCs w:val="false"/>
-                <w:color w:val="000000"/>
-                <w:sz w:val="18"/>
-                <w:szCs w:val="18"/>
-              </w:rPr>
-              <w:t xml:space="preserve">Teacher looks for: (a) Correct fold lines — equilateral triangle (3 lines), rectangle (2 lines), square (4 lines), letter A (1 line), letter F (0 lines). Any pair reporting 4 lines for a rectangle needs immediate redirection — ask them to fold along a diagonal and check whether the halves match. (b) Quality of sketches — do learners draw the line of symmetry accurately through the figure, or do they place it outside the shape? (c) Pairs who correctly identify that 'F' has no lines of symmetry and can explain WHY — these learners are ready for the deeper question about 'opposite congruence' later in the unit. (d) Whether ANY learner spontaneously connects the fold line to 'the mirror line' — if so, amplify this publicly.</w:t>
-            </w:r>
-          </w:p>
-        </w:tc>
-      </w:tr>
-      <w:tr>
-        <w:tc>
-          <w:tcPr>
-            <w:tcW w:type="dxa" w:w="1520"/>
-            <w:shd w:fill="E2EFDA" w:color="auto" w:val="clear"/>
-            <w:tcMar>
-              <w:top w:type="dxa" w:w="60"/>
-              <w:left w:type="dxa" w:w="120"/>
-              <w:bottom w:type="dxa" w:w="60"/>
-              <w:right w:type="dxa" w:w="120"/>
-            </w:tcMar>
-            <w:vAlign w:val="top"/>
-          </w:tcPr>
-          <w:p>
-            <w:pPr>
-              <w:spacing w:after="40" w:before="0"/>
-              <w:jc w:val="left"/>
-            </w:pPr>
-            <w:r>
-              <w:rPr>
-                <w:rFonts w:ascii="Arial" w:cs="Arial" w:eastAsia="Arial" w:hAnsi="Arial"/>
-                <w:b/>
-                <w:bCs/>
-                <w:i w:val="false"/>
-                <w:iCs w:val="false"/>
-                <w:color w:val="000000"/>
-                <w:sz w:val="18"/>
-                <w:szCs w:val="18"/>
-              </w:rPr>
-              <w:t xml:space="preserve">Explain Phase</w:t>
-            </w:r>
-          </w:p>
-          <w:p>
-            <w:pPr>
-              <w:spacing w:after="20" w:before="0"/>
-            </w:pPr>
-            <w:r>
-              <w:rPr>
-                <w:rFonts w:ascii="Arial" w:cs="Arial" w:eastAsia="Arial" w:hAnsi="Arial"/>
-                <w:b/>
-                <w:bCs/>
-                <w:color w:val="1F3864"/>
-                <w:sz w:val="16"/>
-                <w:szCs w:val="16"/>
-              </w:rPr>
-              <w:t xml:space="preserve">📹 VIDEO:</w:t>
-            </w:r>
-          </w:p>
-          <w:p>
-            <w:pPr>
-              <w:spacing w:after="20" w:before="0"/>
-            </w:pPr>
-            <w:hyperlink w:history="1" r:id="rIdptpke1-xpj7wbf9knderq">
-              <w:r>
-                <w:rPr>
-                  <w:rFonts w:ascii="Arial" w:cs="Arial" w:eastAsia="Arial" w:hAnsi="Arial"/>
-                  <w:color w:val="2E75B6"/>
-                  <w:sz w:val="16"/>
-                  <w:szCs w:val="16"/>
-                  <w:u w:val="single" w:color="2E75B6"/>
-                </w:rPr>
-                <w:t xml:space="preserve">Identifying Lines of Symmetry in Various Shapes</w:t>
-              </w:r>
-            </w:hyperlink>
-          </w:p>
-          <w:p>
-            <w:pPr>
-              <w:spacing w:after="10" w:before="0"/>
-              <w:ind w:left="120"/>
-            </w:pPr>
-            <w:r>
-              <w:rPr>
-                <w:rFonts w:ascii="Arial" w:cs="Arial" w:eastAsia="Arial" w:hAnsi="Arial"/>
-                <w:color w:val="595959"/>
-                <w:sz w:val="14"/>
-                <w:szCs w:val="14"/>
-              </w:rPr>
-              <w:t xml:space="preserve">Source: CK-12</w:t>
-            </w:r>
-          </w:p>
-          <w:p>
-            <w:pPr>
-              <w:spacing w:after="10" w:before="0"/>
-              <w:ind w:left="120"/>
-            </w:pPr>
-            <w:hyperlink w:history="1" r:id="rId87c3yvxfmyxcnyhor8fq8">
-              <w:r>
-                <w:rPr>
-                  <w:rFonts w:ascii="Arial" w:cs="Arial" w:eastAsia="Arial" w:hAnsi="Arial"/>
-                  <w:color w:val="595959"/>
-                  <w:sz w:val="14"/>
-                  <w:szCs w:val="14"/>
-                  <w:u w:val="single" w:color="595959"/>
-                </w:rPr>
-                <w:t xml:space="preserve">🔍 Search ARES for similar videos</w:t>
-              </w:r>
-            </w:hyperlink>
-          </w:p>
-          <w:p>
-            <w:pPr>
-              <w:spacing w:after="40" w:before="0"/>
-            </w:pPr>
-            <w:r>
-              <w:rPr>
-                <w:sz w:val="14"/>
-                <w:szCs w:val="14"/>
-              </w:rPr>
-              <w:t xml:space="preserve"/>
-            </w:r>
-          </w:p>
-          <w:p>
-            <w:pPr>
-              <w:spacing w:after="20" w:before="0"/>
-            </w:pPr>
-            <w:r>
-              <w:rPr>
-                <w:rFonts w:ascii="Arial" w:cs="Arial" w:eastAsia="Arial" w:hAnsi="Arial"/>
-                <w:b/>
-                <w:bCs/>
-                <w:color w:val="1F3864"/>
-                <w:sz w:val="16"/>
-                <w:szCs w:val="16"/>
-              </w:rPr>
-              <w:t xml:space="preserve">📖 EXERCISE:</w:t>
-            </w:r>
-          </w:p>
-          <w:p>
-            <w:pPr>
-              <w:spacing w:after="20" w:before="0"/>
-            </w:pPr>
-            <w:hyperlink w:history="1" r:id="rId79_ilxf97_1tdulmhfmgo">
-              <w:r>
-                <w:rPr>
-                  <w:rFonts w:ascii="Arial" w:cs="Arial" w:eastAsia="Arial" w:hAnsi="Arial"/>
-                  <w:color w:val="2E75B6"/>
-                  <w:sz w:val="16"/>
-                  <w:szCs w:val="16"/>
-                  <w:u w:val="single" w:color="2E75B6"/>
-                </w:rPr>
-                <w:t xml:space="preserve">Determine reflections (advanced)</w:t>
-              </w:r>
-            </w:hyperlink>
-          </w:p>
-          <w:p>
-            <w:pPr>
-              <w:spacing w:after="10" w:before="0"/>
-              <w:ind w:left="120"/>
-            </w:pPr>
-            <w:r>
-              <w:rPr>
-                <w:rFonts w:ascii="Arial" w:cs="Arial" w:eastAsia="Arial" w:hAnsi="Arial"/>
-                <w:color w:val="595959"/>
-                <w:sz w:val="14"/>
-                <w:szCs w:val="14"/>
-              </w:rPr>
-              <w:t xml:space="preserve">Source: Khan Academy (English - US curriculum)</w:t>
-            </w:r>
-          </w:p>
-          <w:p>
-            <w:pPr>
-              <w:spacing w:after="10" w:before="0"/>
-              <w:ind w:left="120"/>
-            </w:pPr>
-            <w:hyperlink w:history="1" r:id="rId4qr2gegvtzsdcktrslfr-">
-              <w:r>
-                <w:rPr>
-                  <w:rFonts w:ascii="Arial" w:cs="Arial" w:eastAsia="Arial" w:hAnsi="Arial"/>
-                  <w:color w:val="595959"/>
-                  <w:sz w:val="14"/>
-                  <w:szCs w:val="14"/>
-                  <w:u w:val="single" w:color="595959"/>
-                </w:rPr>
-                <w:t xml:space="preserve">🔍 Search ARES for similar readings</w:t>
-              </w:r>
-            </w:hyperlink>
-          </w:p>
-        </w:tc>
-        <w:tc>
-          <w:tcPr>
-            <w:tcW w:type="dxa" w:w="3040"/>
-            <w:shd w:fill="FFFFFF" w:color="auto" w:val="clear"/>
-            <w:tcMar>
-              <w:top w:type="dxa" w:w="60"/>
-              <w:left w:type="dxa" w:w="120"/>
-              <w:bottom w:type="dxa" w:w="60"/>
-              <w:right w:type="dxa" w:w="120"/>
-            </w:tcMar>
-            <w:vAlign w:val="top"/>
-          </w:tcPr>
-          <w:p>
-            <w:pPr>
-              <w:spacing w:after="40" w:before="0"/>
-              <w:jc w:val="left"/>
-            </w:pPr>
-            <w:r>
-              <w:rPr>
-                <w:rFonts w:ascii="Arial" w:cs="Arial" w:eastAsia="Arial" w:hAnsi="Arial"/>
-                <w:b w:val="false"/>
-                <w:bCs w:val="false"/>
-                <w:i w:val="false"/>
-                <w:iCs w:val="false"/>
-                <w:color w:val="000000"/>
-                <w:sz w:val="18"/>
-                <w:szCs w:val="18"/>
-              </w:rPr>
-              <w:t xml:space="preserve">Learners return to the completed class table on the board. The teacher leads a whole-class discussion that builds a shared definition of 'line of symmetry' and explicitly connects it to the matatu mirror phenomenon. Learners then copy a formal definition and a worked example into their notes. In the final 3 minutes of this phase, learners individually attempt one consolidation task: given a drawing of a Kenyan flag (which has a vertical axis of symmetry through the Maasai shield), identify and draw all lines of symmetry and state whether the flag has any.</w:t>
-            </w:r>
-          </w:p>
-        </w:tc>
-        <w:tc>
-          <w:tcPr>
-            <w:tcW w:type="dxa" w:w="3040"/>
-            <w:shd w:fill="F2F2F2" w:color="auto" w:val="clear"/>
-            <w:tcMar>
-              <w:top w:type="dxa" w:w="60"/>
-              <w:left w:type="dxa" w:w="120"/>
-              <w:bottom w:type="dxa" w:w="60"/>
-              <w:right w:type="dxa" w:w="120"/>
-            </w:tcMar>
-            <w:vAlign w:val="top"/>
-          </w:tcPr>
-          <w:p>
-            <w:pPr>
-              <w:spacing w:after="40" w:before="0"/>
-              <w:jc w:val="left"/>
-            </w:pPr>
-            <w:r>
-              <w:rPr>
-                <w:rFonts w:ascii="Arial" w:cs="Arial" w:eastAsia="Arial" w:hAnsi="Arial"/>
-                <w:b w:val="false"/>
-                <w:bCs w:val="false"/>
-                <w:i w:val="false"/>
-                <w:iCs w:val="false"/>
-                <w:color w:val="000000"/>
-                <w:sz w:val="18"/>
-                <w:szCs w:val="18"/>
-              </w:rPr>
-              <w:t xml:space="preserve">Point to the class table and say: 'Let us make sense of what we just found. Look at the square — 4 lines. Look at the letter F — zero lines. What is a LINE OF SYMMETRY? I want someone to try a definition in their own words before I give you the formal one.' Cold-call 3 learners. [Wait 12 seconds after each.] After the third response, synthesise: 'A line of symmetry is a line that divides a plane figure into two congruent halves — each half is a mirror image of the other. Write that down.' Write the definition on the board. Then point back to the matatu image: 'Now — the conductor's mirror. If I stand a mirror upright on the line of symmetry of this rectangle, what do I see? I see the LEFT half REFLECTED to look exactly like the RIGHT half. The mirror IS the line of symmetry.' Pause 15 seconds. Ask: 'So when the mirror shows the lorry behind the matatu — what is the mirror acting as?' [Wait 10 seconds — cold-call 2 learners.] Expected response: 'a line of symmetry' or 'the mirror line.' Affirm and add: 'Exactly. And later in this unit we will call it the MIRROR LINE — the line of reflection.' Now say: 'Open to a fresh page. I will show you the Kenyan flag. Find its lines of symmetry and sketch them.' [Draw/display Kenyan flag outline — 3 horizontal bands, Maasai shield and spears in the centre.] Allow 3 minutes individual work. Cold-call one learner to come to the board and draw the line(s). Discuss: 'Does the flag have a horizontal line of symmetry? Check carefully — are the top and bottom halves mirror images?' [The flag has ONE vertical line of symmetry through the centre of the shield; the horizontal bands are different colours so there is no horizontal symmetry — this is a productive discussion point.]</w:t>
-            </w:r>
-          </w:p>
-        </w:tc>
-        <w:tc>
-          <w:tcPr>
-            <w:tcW w:type="dxa" w:w="3040"/>
-            <w:shd w:fill="FFFFFF" w:color="auto" w:val="clear"/>
-            <w:tcMar>
-              <w:top w:type="dxa" w:w="60"/>
-              <w:left w:type="dxa" w:w="120"/>
-              <w:bottom w:type="dxa" w:w="60"/>
-              <w:right w:type="dxa" w:w="120"/>
-            </w:tcMar>
-            <w:vAlign w:val="top"/>
-          </w:tcPr>
-          <w:p>
-            <w:pPr>
-              <w:spacing w:after="40" w:before="0"/>
-              <w:jc w:val="left"/>
-            </w:pPr>
-            <w:r>
-              <w:rPr>
-                <w:rFonts w:ascii="Arial" w:cs="Arial" w:eastAsia="Arial" w:hAnsi="Arial"/>
-                <w:b w:val="false"/>
-                <w:bCs w:val="false"/>
-                <w:i w:val="false"/>
-                <w:iCs w:val="false"/>
-                <w:color w:val="000000"/>
-                <w:sz w:val="18"/>
-                <w:szCs w:val="18"/>
-              </w:rPr>
-              <w:t xml:space="preserve">Socratic Discussion into Formal Definition (Concept Attainment). Rather than presenting the definition first, the teacher draws the definition OUT of learners' own words from the observation activity, then formalises it. This 'concept attainment' approach means learners own the idea before it is formalised. The Kenya flag example immediately applies the definition in a new, culturally relevant context, testing transfer.</w:t>
-            </w:r>
-          </w:p>
-        </w:tc>
-        <w:tc>
-          <w:tcPr>
-            <w:tcW w:type="dxa" w:w="3040"/>
-            <w:shd w:fill="F2F2F2" w:color="auto" w:val="clear"/>
-            <w:tcMar>
-              <w:top w:type="dxa" w:w="60"/>
-              <w:left w:type="dxa" w:w="120"/>
-              <w:bottom w:type="dxa" w:w="60"/>
-              <w:right w:type="dxa" w:w="120"/>
-            </w:tcMar>
-            <w:vAlign w:val="top"/>
-          </w:tcPr>
-          <w:p>
-            <w:pPr>
-              <w:spacing w:after="40" w:before="0"/>
-              <w:jc w:val="left"/>
-            </w:pPr>
-            <w:r>
-              <w:rPr>
-                <w:rFonts w:ascii="Arial" w:cs="Arial" w:eastAsia="Arial" w:hAnsi="Arial"/>
-                <w:b w:val="false"/>
-                <w:bCs w:val="false"/>
-                <w:i w:val="false"/>
-                <w:iCs w:val="false"/>
-                <w:color w:val="000000"/>
-                <w:sz w:val="18"/>
-                <w:szCs w:val="18"/>
-              </w:rPr>
-              <w:t xml:space="preserve">Teacher listens for: (a) Whether learners' verbal definitions include both 'divides into two halves' AND 'mirror image / congruent' — a definition that only says 'divides into two equal halves' is incomplete (a diagonal of a non-square rectangle divides it into two congruent triangles but is NOT a line of symmetry). Probe with: 'I draw a line from corner to corner of this rectangle — does that divide it into two equal halves? Is it a line of symmetry? Why not?' (b) On the Kenya flag task: any learner who correctly identifies that the horizontal axis is NOT a line of symmetry (because red ≠ green) is demonstrating careful analytical thinking — praise this publicly and connect it to 'we need BOTH shape AND orientation to match, which is exactly what we will explore with congruence.'</w:t>
-            </w:r>
-          </w:p>
-        </w:tc>
-      </w:tr>
-      <w:tr>
-        <w:tc>
-          <w:tcPr>
-            <w:tcW w:type="dxa" w:w="1520"/>
-            <w:shd w:fill="FCE4D6" w:color="auto" w:val="clear"/>
-            <w:tcMar>
-              <w:top w:type="dxa" w:w="60"/>
-              <w:left w:type="dxa" w:w="120"/>
-              <w:bottom w:type="dxa" w:w="60"/>
-              <w:right w:type="dxa" w:w="120"/>
-            </w:tcMar>
-            <w:vAlign w:val="top"/>
-          </w:tcPr>
-          <w:p>
-            <w:pPr>
-              <w:spacing w:after="40" w:before="0"/>
-              <w:jc w:val="left"/>
-            </w:pPr>
-            <w:r>
-              <w:rPr>
-                <w:rFonts w:ascii="Arial" w:cs="Arial" w:eastAsia="Arial" w:hAnsi="Arial"/>
-                <w:b/>
-                <w:bCs/>
-                <w:i w:val="false"/>
-                <w:iCs w:val="false"/>
-                <w:color w:val="000000"/>
-                <w:sz w:val="18"/>
-                <w:szCs w:val="18"/>
-              </w:rPr>
-              <w:t xml:space="preserve">Driving Question Board (DQB) Creation</w:t>
-            </w:r>
-          </w:p>
-          <w:p>
-            <w:pPr>
-              <w:spacing w:after="20" w:before="0"/>
-            </w:pPr>
-            <w:r>
-              <w:rPr>
-                <w:rFonts w:ascii="Arial" w:cs="Arial" w:eastAsia="Arial" w:hAnsi="Arial"/>
-                <w:b/>
-                <w:bCs/>
-                <w:color w:val="1F3864"/>
-                <w:sz w:val="16"/>
-                <w:szCs w:val="16"/>
-              </w:rPr>
-              <w:t xml:space="preserve">📹 VIDEO:</w:t>
-            </w:r>
-          </w:p>
-          <w:p>
-            <w:pPr>
-              <w:spacing w:after="20" w:before="0"/>
-            </w:pPr>
-            <w:hyperlink w:history="1" r:id="rIdh6ztyy8pitpq5gare50qr">
-              <w:r>
-                <w:rPr>
-                  <w:rFonts w:ascii="Arial" w:cs="Arial" w:eastAsia="Arial" w:hAnsi="Arial"/>
-                  <w:color w:val="2E75B6"/>
-                  <w:sz w:val="16"/>
-                  <w:szCs w:val="16"/>
-                  <w:u w:val="single" w:color="2E75B6"/>
-                </w:rPr>
-                <w:t xml:space="preserve">Determining Whether Various Shapes Have Lines of Symmetry</w:t>
-              </w:r>
-            </w:hyperlink>
-          </w:p>
-          <w:p>
-            <w:pPr>
-              <w:spacing w:after="10" w:before="0"/>
-              <w:ind w:left="120"/>
-            </w:pPr>
-            <w:r>
-              <w:rPr>
-                <w:rFonts w:ascii="Arial" w:cs="Arial" w:eastAsia="Arial" w:hAnsi="Arial"/>
-                <w:color w:val="595959"/>
-                <w:sz w:val="14"/>
-                <w:szCs w:val="14"/>
-              </w:rPr>
-              <w:t xml:space="preserve">Source: CK-12</w:t>
-            </w:r>
-          </w:p>
-          <w:p>
-            <w:pPr>
-              <w:spacing w:after="10" w:before="0"/>
-              <w:ind w:left="120"/>
-            </w:pPr>
-            <w:hyperlink w:history="1" r:id="rId9wcnyewd5lunndt7puf0n">
-              <w:r>
-                <w:rPr>
-                  <w:rFonts w:ascii="Arial" w:cs="Arial" w:eastAsia="Arial" w:hAnsi="Arial"/>
-                  <w:color w:val="595959"/>
-                  <w:sz w:val="14"/>
-                  <w:szCs w:val="14"/>
-                  <w:u w:val="single" w:color="595959"/>
-                </w:rPr>
-                <w:t xml:space="preserve">🔍 Search ARES for similar videos</w:t>
-              </w:r>
-            </w:hyperlink>
-          </w:p>
-          <w:p>
-            <w:pPr>
-              <w:spacing w:after="40" w:before="0"/>
-            </w:pPr>
-            <w:r>
-              <w:rPr>
-                <w:sz w:val="14"/>
-                <w:szCs w:val="14"/>
-              </w:rPr>
-              <w:t xml:space="preserve"/>
-            </w:r>
-          </w:p>
-          <w:p>
-            <w:pPr>
-              <w:spacing w:after="20" w:before="0"/>
-            </w:pPr>
-            <w:r>
-              <w:rPr>
-                <w:rFonts w:ascii="Arial" w:cs="Arial" w:eastAsia="Arial" w:hAnsi="Arial"/>
-                <w:b/>
-                <w:bCs/>
-                <w:color w:val="1F3864"/>
-                <w:sz w:val="16"/>
-                <w:szCs w:val="16"/>
-              </w:rPr>
-              <w:t xml:space="preserve">📖 EXERCISE:</w:t>
-            </w:r>
-          </w:p>
-          <w:p>
-            <w:pPr>
-              <w:spacing w:after="20" w:before="0"/>
-            </w:pPr>
-            <w:hyperlink w:history="1" r:id="rIdh_ymgc6fwtufhnlu8xk1o">
-              <w:r>
-                <w:rPr>
-                  <w:rFonts w:ascii="Arial" w:cs="Arial" w:eastAsia="Arial" w:hAnsi="Arial"/>
-                  <w:color w:val="2E75B6"/>
-                  <w:sz w:val="16"/>
-                  <w:szCs w:val="16"/>
-                  <w:u w:val="single" w:color="2E75B6"/>
-                </w:rPr>
-                <w:t xml:space="preserve">Determine reflections (advanced)</w:t>
-              </w:r>
-            </w:hyperlink>
-          </w:p>
-          <w:p>
-            <w:pPr>
-              <w:spacing w:after="10" w:before="0"/>
-              <w:ind w:left="120"/>
-            </w:pPr>
-            <w:r>
-              <w:rPr>
-                <w:rFonts w:ascii="Arial" w:cs="Arial" w:eastAsia="Arial" w:hAnsi="Arial"/>
-                <w:color w:val="595959"/>
-                <w:sz w:val="14"/>
-                <w:szCs w:val="14"/>
-              </w:rPr>
-              <w:t xml:space="preserve">Source: Khan Academy (English - US curriculum)</w:t>
-            </w:r>
-          </w:p>
-          <w:p>
-            <w:pPr>
-              <w:spacing w:after="10" w:before="0"/>
-              <w:ind w:left="120"/>
-            </w:pPr>
-            <w:hyperlink w:history="1" r:id="rIdjzmgj9qlf_dtwf5yoj_lw">
-              <w:r>
-                <w:rPr>
-                  <w:rFonts w:ascii="Arial" w:cs="Arial" w:eastAsia="Arial" w:hAnsi="Arial"/>
-                  <w:color w:val="595959"/>
-                  <w:sz w:val="14"/>
-                  <w:szCs w:val="14"/>
-                  <w:u w:val="single" w:color="595959"/>
-                </w:rPr>
-                <w:t xml:space="preserve">🔍 Search ARES for similar readings</w:t>
-              </w:r>
-            </w:hyperlink>
-          </w:p>
-        </w:tc>
-        <w:tc>
-          <w:tcPr>
-            <w:tcW w:type="dxa" w:w="3040"/>
-            <w:shd w:fill="FFFFFF" w:color="auto" w:val="clear"/>
-            <w:tcMar>
-              <w:top w:type="dxa" w:w="60"/>
-              <w:left w:type="dxa" w:w="120"/>
-              <w:bottom w:type="dxa" w:w="60"/>
-              <w:right w:type="dxa" w:w="120"/>
-            </w:tcMar>
-            <w:vAlign w:val="top"/>
-          </w:tcPr>
-          <w:p>
-            <w:pPr>
-              <w:spacing w:after="40" w:before="0"/>
-              <w:jc w:val="left"/>
-            </w:pPr>
-            <w:r>
-              <w:rPr>
-                <w:rFonts w:ascii="Arial" w:cs="Arial" w:eastAsia="Arial" w:hAnsi="Arial"/>
-                <w:b w:val="false"/>
-                <w:bCs w:val="false"/>
-                <w:i w:val="false"/>
-                <w:iCs w:val="false"/>
-                <w:color w:val="000000"/>
-                <w:sz w:val="18"/>
-                <w:szCs w:val="18"/>
-              </w:rPr>
-              <w:t xml:space="preserve">Each learner receives two sticky notes (or tears a small piece of paper into two). On the FIRST sticky note they write one question that the matatu mirror phenomenon makes them wonder about — something they genuinely do not yet know. On the SECOND sticky note they write one thing they noticed (an observation) from today's activity that they cannot yet fully explain. Learners bring their sticky notes to a designated space on the classroom wall (or a large sheet of manila paper) labelled 'DRIVING QUESTION BOARD — Why does the matatu mirror show a flipped but identical image?' The teacher organises the sticky notes into emerging clusters in front of the class.</w:t>
-            </w:r>
-          </w:p>
-        </w:tc>
-        <w:tc>
-          <w:tcPr>
-            <w:tcW w:type="dxa" w:w="3040"/>
-            <w:shd w:fill="F2F2F2" w:color="auto" w:val="clear"/>
-            <w:tcMar>
-              <w:top w:type="dxa" w:w="60"/>
-              <w:left w:type="dxa" w:w="120"/>
-              <w:bottom w:type="dxa" w:w="60"/>
-              <w:right w:type="dxa" w:w="120"/>
-            </w:tcMar>
-            <w:vAlign w:val="top"/>
-          </w:tcPr>
-          <w:p>
-            <w:pPr>
-              <w:spacing w:after="40" w:before="0"/>
-              <w:jc w:val="left"/>
-            </w:pPr>
-            <w:r>
-              <w:rPr>
-                <w:rFonts w:ascii="Arial" w:cs="Arial" w:eastAsia="Arial" w:hAnsi="Arial"/>
-                <w:b w:val="false"/>
-                <w:bCs w:val="false"/>
-                <w:i w:val="false"/>
-                <w:iCs w:val="false"/>
-                <w:color w:val="000000"/>
-                <w:sz w:val="18"/>
-                <w:szCs w:val="18"/>
-              </w:rPr>
-              <w:t xml:space="preserve">Say: 'Today we have seen something interesting: a matatu mirror shows an image that is the same size as the real object but appears flipped. We found lines of symmetry in flat shapes. But we have MORE questions than answers right now — and that is exactly where good mathematics begins.' Distribute sticky notes. Say: 'On your PINK note — or first piece of paper — write ONE question. It must be something you genuinely wonder about and cannot yet answer. It might be about the mirror, about the flip, about size, about the letter F having no symmetry — anything connected to what we did today. On your BLUE note — or second piece — write ONE observation you cannot yet explain. You have 3 minutes. Write in full sentences.' [Allow 3 minutes of silent writing. Circulate and read over shoulders — gently prompt any learner who is stuck: 'What surprised you today?' or 'What would you like to know more about?'] After 3 minutes, learners bring notes to the board. As they post them, teacher reads 6–8 aloud and begins clustering: group questions about SIZE together, questions about the FLIP together, questions about DISTANCE together, questions about CONGRUENCE/SAMENESS together. Say: 'This board is OURS for the whole unit. Every lesson, we will add to it or move things around as our understanding grows. By the final lesson, we should be able to answer every single question on this board.' Leave the board visible for the rest of the unit. Point to the driving question written at the top of the board: 'Why does the matatu mirror show an image that is the same size and shape yet appears flipped — and how can we prove the original and its mirror image are always congruent?' Say: 'This is our BIG question. Keep it in your mind.'</w:t>
-            </w:r>
-          </w:p>
-        </w:tc>
-        <w:tc>
-          <w:tcPr>
-            <w:tcW w:type="dxa" w:w="3040"/>
-            <w:shd w:fill="FFFFFF" w:color="auto" w:val="clear"/>
-            <w:tcMar>
-              <w:top w:type="dxa" w:w="60"/>
-              <w:left w:type="dxa" w:w="120"/>
-              <w:bottom w:type="dxa" w:w="60"/>
-              <w:right w:type="dxa" w:w="120"/>
-            </w:tcMar>
-            <w:vAlign w:val="top"/>
-          </w:tcPr>
-          <w:p>
-            <w:pPr>
-              <w:spacing w:after="40" w:before="0"/>
-              <w:jc w:val="left"/>
-            </w:pPr>
-            <w:r>
-              <w:rPr>
-                <w:rFonts w:ascii="Arial" w:cs="Arial" w:eastAsia="Arial" w:hAnsi="Arial"/>
-                <w:b w:val="false"/>
-                <w:bCs w:val="false"/>
-                <w:i w:val="false"/>
-                <w:iCs w:val="false"/>
-                <w:color w:val="000000"/>
-                <w:sz w:val="18"/>
-                <w:szCs w:val="18"/>
-              </w:rPr>
-              <w:t xml:space="preserve">Driving Question Board (DQB) Launch. The DQB is a physical, persistent record of the class's collective curiosity. Organising questions into clusters (size, flip, distance, congruence) previews the conceptual structure of the unit without foreclosing inquiry. Learners see that their personal questions matter and are part of a shared investigation — this builds ownership and motivation. The board also serves as a formative assessment tool across the unit: the teacher can track which clusters get answered first and which persist as productive tensions.</w:t>
-            </w:r>
-          </w:p>
-        </w:tc>
-        <w:tc>
-          <w:tcPr>
-            <w:tcW w:type="dxa" w:w="3040"/>
-            <w:shd w:fill="F2F2F2" w:color="auto" w:val="clear"/>
-            <w:tcMar>
-              <w:top w:type="dxa" w:w="60"/>
-              <w:left w:type="dxa" w:w="120"/>
-              <w:bottom w:type="dxa" w:w="60"/>
-              <w:right w:type="dxa" w:w="120"/>
-            </w:tcMar>
-            <w:vAlign w:val="top"/>
-          </w:tcPr>
-          <w:p>
-            <w:pPr>
-              <w:spacing w:after="40" w:before="0"/>
-              <w:jc w:val="left"/>
-            </w:pPr>
-            <w:r>
-              <w:rPr>
-                <w:rFonts w:ascii="Arial" w:cs="Arial" w:eastAsia="Arial" w:hAnsi="Arial"/>
-                <w:b w:val="false"/>
-                <w:bCs w:val="false"/>
-                <w:i w:val="false"/>
-                <w:iCs w:val="false"/>
-                <w:color w:val="000000"/>
-                <w:sz w:val="18"/>
-                <w:szCs w:val="18"/>
-              </w:rPr>
-              <w:t xml:space="preserve">Teacher reads all sticky notes (before or after class). Look for: (a) Questions that reveal misconceptions — e.g. 'Does the mirror make the lorry smaller?' (confusing reflection with enlargement) or 'Is the image behind the mirror real?' (ray optics confusion) — note these for targeted addressing in later lessons. (b) Questions that anticipate upcoming content — e.g. 'How do you find the equation of the mirror line?' or 'Can you always flip a shape onto its mirror image?' — these learners can be given extension challenges in later lessons. (c) Any learner who has NOT written a genuine question (wrote 'I don't know' or left it blank) — follow up individually: 'Tell me one thing that surprised you today' to draw out a verbal question, then help them write it.</w:t>
-            </w:r>
-          </w:p>
-        </w:tc>
-      </w:tr>
-      <w:tr>
-        <w:tc>
-          <w:tcPr>
-            <w:tcW w:type="dxa" w:w="1520"/>
-            <w:shd w:fill="D5E8F0" w:color="auto" w:val="clear"/>
-            <w:tcMar>
-              <w:top w:type="dxa" w:w="60"/>
-              <w:left w:type="dxa" w:w="120"/>
-              <w:bottom w:type="dxa" w:w="60"/>
-              <w:right w:type="dxa" w:w="120"/>
-            </w:tcMar>
-            <w:vAlign w:val="top"/>
-          </w:tcPr>
-          <w:p>
-            <w:pPr>
-              <w:spacing w:after="40" w:before="0"/>
-              <w:jc w:val="left"/>
-            </w:pPr>
-            <w:r>
-              <w:rPr>
-                <w:rFonts w:ascii="Arial" w:cs="Arial" w:eastAsia="Arial" w:hAnsi="Arial"/>
-                <w:b/>
-                <w:bCs/>
-                <w:i w:val="false"/>
-                <w:iCs w:val="false"/>
-                <w:color w:val="000000"/>
-                <w:sz w:val="18"/>
-                <w:szCs w:val="18"/>
-              </w:rPr>
-              <w:t xml:space="preserve">Model Building Phase</w:t>
-            </w:r>
-          </w:p>
-          <w:p>
-            <w:pPr>
-              <w:spacing w:after="20" w:before="0"/>
-            </w:pPr>
-            <w:r>
-              <w:rPr>
-                <w:rFonts w:ascii="Arial" w:cs="Arial" w:eastAsia="Arial" w:hAnsi="Arial"/>
-                <w:b/>
-                <w:bCs/>
-                <w:color w:val="1F3864"/>
-                <w:sz w:val="16"/>
-                <w:szCs w:val="16"/>
-              </w:rPr>
-              <w:t xml:space="preserve">📹 VIDEO:</w:t>
-            </w:r>
-          </w:p>
-          <w:p>
-            <w:pPr>
-              <w:spacing w:after="20" w:before="0"/>
-            </w:pPr>
-            <w:hyperlink w:history="1" r:id="rIdc_oxgaos6197davn_d--8">
-              <w:r>
-                <w:rPr>
-                  <w:rFonts w:ascii="Arial" w:cs="Arial" w:eastAsia="Arial" w:hAnsi="Arial"/>
-                  <w:color w:val="2E75B6"/>
-                  <w:sz w:val="16"/>
-                  <w:szCs w:val="16"/>
-                  <w:u w:val="single" w:color="2E75B6"/>
-                </w:rPr>
-                <w:t xml:space="preserve">Determining reflections (advanced)</w:t>
-              </w:r>
-            </w:hyperlink>
-          </w:p>
-          <w:p>
-            <w:pPr>
-              <w:spacing w:after="10" w:before="0"/>
-              <w:ind w:left="120"/>
-            </w:pPr>
-            <w:r>
-              <w:rPr>
-                <w:rFonts w:ascii="Arial" w:cs="Arial" w:eastAsia="Arial" w:hAnsi="Arial"/>
-                <w:color w:val="595959"/>
-                <w:sz w:val="14"/>
-                <w:szCs w:val="14"/>
-              </w:rPr>
-              <w:t xml:space="preserve">Source: Khan Academy (English - US curriculum)</w:t>
-            </w:r>
-          </w:p>
-          <w:p>
-            <w:pPr>
-              <w:spacing w:after="10" w:before="0"/>
-              <w:ind w:left="120"/>
-            </w:pPr>
-            <w:hyperlink w:history="1" r:id="rIdo32yvbsvq4vlfi6rz_omd">
-              <w:r>
-                <w:rPr>
-                  <w:rFonts w:ascii="Arial" w:cs="Arial" w:eastAsia="Arial" w:hAnsi="Arial"/>
-                  <w:color w:val="595959"/>
-                  <w:sz w:val="14"/>
-                  <w:szCs w:val="14"/>
-                  <w:u w:val="single" w:color="595959"/>
-                </w:rPr>
-                <w:t xml:space="preserve">🔍 Search ARES for similar videos</w:t>
-              </w:r>
-            </w:hyperlink>
-          </w:p>
-          <w:p>
-            <w:pPr>
-              <w:spacing w:after="40" w:before="0"/>
-            </w:pPr>
-            <w:r>
-              <w:rPr>
-                <w:sz w:val="14"/>
-                <w:szCs w:val="14"/>
-              </w:rPr>
-              <w:t xml:space="preserve"/>
-            </w:r>
-          </w:p>
-          <w:p>
-            <w:pPr>
-              <w:spacing w:after="20" w:before="0"/>
-            </w:pPr>
-            <w:r>
-              <w:rPr>
-                <w:rFonts w:ascii="Arial" w:cs="Arial" w:eastAsia="Arial" w:hAnsi="Arial"/>
-                <w:b/>
-                <w:bCs/>
-                <w:color w:val="1F3864"/>
-                <w:sz w:val="16"/>
-                <w:szCs w:val="16"/>
-              </w:rPr>
-              <w:t xml:space="preserve">📖 EXERCISE:</w:t>
-            </w:r>
-          </w:p>
-          <w:p>
-            <w:pPr>
-              <w:spacing w:after="20" w:before="0"/>
-            </w:pPr>
-            <w:hyperlink w:history="1" r:id="rIdxbabj2theopovtcoxgobi">
-              <w:r>
-                <w:rPr>
-                  <w:rFonts w:ascii="Arial" w:cs="Arial" w:eastAsia="Arial" w:hAnsi="Arial"/>
-                  <w:color w:val="2E75B6"/>
-                  <w:sz w:val="16"/>
-                  <w:szCs w:val="16"/>
-                  <w:u w:val="single" w:color="2E75B6"/>
-                </w:rPr>
-                <w:t xml:space="preserve">Determine reflections (advanced)</w:t>
-              </w:r>
-            </w:hyperlink>
-          </w:p>
-          <w:p>
-            <w:pPr>
-              <w:spacing w:after="10" w:before="0"/>
-              <w:ind w:left="120"/>
-            </w:pPr>
-            <w:r>
-              <w:rPr>
-                <w:rFonts w:ascii="Arial" w:cs="Arial" w:eastAsia="Arial" w:hAnsi="Arial"/>
-                <w:color w:val="595959"/>
-                <w:sz w:val="14"/>
-                <w:szCs w:val="14"/>
-              </w:rPr>
-              <w:t xml:space="preserve">Source: Khan Academy (English - US curriculum)</w:t>
-            </w:r>
-          </w:p>
-          <w:p>
-            <w:pPr>
-              <w:spacing w:after="10" w:before="0"/>
-              <w:ind w:left="120"/>
-            </w:pPr>
-            <w:hyperlink w:history="1" r:id="rIdpdhtwylpcwiy9zjwrbuvl">
+            <w:hyperlink w:history="1" r:id="rIdrqtalq91opfzos1wl7rxx">
               <w:r>
                 <w:rPr>
                   <w:rFonts w:ascii="Arial" w:cs="Arial" w:eastAsia="Arial" w:hAnsi="Arial"/>
@@ -6489,7 +6489,313 @@
             <w:pPr>
               <w:spacing w:after="20" w:before="0"/>
             </w:pPr>
-            <w:hyperlink w:history="1" r:id="rIddodo5ixkvquo14-jnkjcp">
+            <w:hyperlink w:history="1" r:id="rIdh9kxjosltj-anvbxqbnzk">
+              <w:r>
+                <w:rPr>
+                  <w:rFonts w:ascii="Arial" w:cs="Arial" w:eastAsia="Arial" w:hAnsi="Arial"/>
+                  <w:color w:val="2E75B6"/>
+                  <w:sz w:val="16"/>
+                  <w:szCs w:val="16"/>
+                  <w:u w:val="single" w:color="2E75B6"/>
+                </w:rPr>
+                <w:t xml:space="preserve">Determining reflections (advanced)</w:t>
+              </w:r>
+            </w:hyperlink>
+          </w:p>
+          <w:p>
+            <w:pPr>
+              <w:spacing w:after="10" w:before="0"/>
+              <w:ind w:left="120"/>
+            </w:pPr>
+            <w:r>
+              <w:rPr>
+                <w:rFonts w:ascii="Arial" w:cs="Arial" w:eastAsia="Arial" w:hAnsi="Arial"/>
+                <w:color w:val="595959"/>
+                <w:sz w:val="14"/>
+                <w:szCs w:val="14"/>
+              </w:rPr>
+              <w:t xml:space="preserve">Source: Khan Academy (English - US curriculum)</w:t>
+            </w:r>
+          </w:p>
+          <w:p>
+            <w:pPr>
+              <w:spacing w:after="10" w:before="0"/>
+              <w:ind w:left="120"/>
+            </w:pPr>
+            <w:hyperlink w:history="1" r:id="rIdcgkgfbtycshq8cbrtnzb1">
+              <w:r>
+                <w:rPr>
+                  <w:rFonts w:ascii="Arial" w:cs="Arial" w:eastAsia="Arial" w:hAnsi="Arial"/>
+                  <w:color w:val="595959"/>
+                  <w:sz w:val="14"/>
+                  <w:szCs w:val="14"/>
+                  <w:u w:val="single" w:color="595959"/>
+                </w:rPr>
+                <w:t xml:space="preserve">🔍 Search ARES for similar videos</w:t>
+              </w:r>
+            </w:hyperlink>
+          </w:p>
+          <w:p>
+            <w:pPr>
+              <w:spacing w:after="40" w:before="0"/>
+            </w:pPr>
+            <w:r>
+              <w:rPr>
+                <w:sz w:val="14"/>
+                <w:szCs w:val="14"/>
+              </w:rPr>
+              <w:t xml:space="preserve"/>
+            </w:r>
+          </w:p>
+          <w:p>
+            <w:pPr>
+              <w:spacing w:after="20" w:before="0"/>
+            </w:pPr>
+            <w:r>
+              <w:rPr>
+                <w:rFonts w:ascii="Arial" w:cs="Arial" w:eastAsia="Arial" w:hAnsi="Arial"/>
+                <w:b/>
+                <w:bCs/>
+                <w:color w:val="1F3864"/>
+                <w:sz w:val="16"/>
+                <w:szCs w:val="16"/>
+              </w:rPr>
+              <w:t xml:space="preserve">📖 EXERCISE:</w:t>
+            </w:r>
+          </w:p>
+          <w:p>
+            <w:pPr>
+              <w:spacing w:after="20" w:before="0"/>
+            </w:pPr>
+            <w:hyperlink w:history="1" r:id="rIdlhthiiqsu-jfo0tjkzumr">
+              <w:r>
+                <w:rPr>
+                  <w:rFonts w:ascii="Arial" w:cs="Arial" w:eastAsia="Arial" w:hAnsi="Arial"/>
+                  <w:color w:val="2E75B6"/>
+                  <w:sz w:val="16"/>
+                  <w:szCs w:val="16"/>
+                  <w:u w:val="single" w:color="2E75B6"/>
+                </w:rPr>
+                <w:t xml:space="preserve">Determine reflections (advanced)</w:t>
+              </w:r>
+            </w:hyperlink>
+          </w:p>
+          <w:p>
+            <w:pPr>
+              <w:spacing w:after="10" w:before="0"/>
+              <w:ind w:left="120"/>
+            </w:pPr>
+            <w:r>
+              <w:rPr>
+                <w:rFonts w:ascii="Arial" w:cs="Arial" w:eastAsia="Arial" w:hAnsi="Arial"/>
+                <w:color w:val="595959"/>
+                <w:sz w:val="14"/>
+                <w:szCs w:val="14"/>
+              </w:rPr>
+              <w:t xml:space="preserve">Source: Khan Academy (English - US curriculum)</w:t>
+            </w:r>
+          </w:p>
+          <w:p>
+            <w:pPr>
+              <w:spacing w:after="10" w:before="0"/>
+              <w:ind w:left="120"/>
+            </w:pPr>
+            <w:hyperlink w:history="1" r:id="rIdp_kwdowkk6y1gihpslusy">
+              <w:r>
+                <w:rPr>
+                  <w:rFonts w:ascii="Arial" w:cs="Arial" w:eastAsia="Arial" w:hAnsi="Arial"/>
+                  <w:color w:val="595959"/>
+                  <w:sz w:val="14"/>
+                  <w:szCs w:val="14"/>
+                  <w:u w:val="single" w:color="595959"/>
+                </w:rPr>
+                <w:t xml:space="preserve">🔍 Search ARES for similar readings</w:t>
+              </w:r>
+            </w:hyperlink>
+          </w:p>
+        </w:tc>
+        <w:tc>
+          <w:tcPr>
+            <w:tcW w:type="dxa" w:w="3040"/>
+            <w:shd w:fill="FFFFFF" w:color="auto" w:val="clear"/>
+            <w:tcMar>
+              <w:top w:type="dxa" w:w="60"/>
+              <w:left w:type="dxa" w:w="120"/>
+              <w:bottom w:type="dxa" w:w="60"/>
+              <w:right w:type="dxa" w:w="120"/>
+            </w:tcMar>
+            <w:vAlign w:val="top"/>
+          </w:tcPr>
+          <w:p>
+            <w:pPr>
+              <w:spacing w:after="40" w:before="0"/>
+              <w:jc w:val="left"/>
+            </w:pPr>
+            <w:r>
+              <w:rPr>
+                <w:rFonts w:ascii="Arial" w:cs="Arial" w:eastAsia="Arial" w:hAnsi="Arial"/>
+                <w:b w:val="false"/>
+                <w:bCs w:val="false"/>
+                <w:i w:val="false"/>
+                <w:iCs w:val="false"/>
+                <w:color w:val="000000"/>
+                <w:sz w:val="18"/>
+                <w:szCs w:val="18"/>
+              </w:rPr>
+              <w:t xml:space="preserve">Each learner receives a printed or hand-drawn outline of a maize leaf and is asked, WITHOUT folding or using a mirror: 'Draw a dotted line on this leaf where you think you could fold it so that both halves match perfectly.' Learners write one sentence below their drawing predicting how many such lines exist on the leaf. They then do the same for a bottle-cap circle outline. Predictions are kept face-down until the Observe phase to prevent anchoring on peers' ideas.</w:t>
+            </w:r>
+          </w:p>
+        </w:tc>
+        <w:tc>
+          <w:tcPr>
+            <w:tcW w:type="dxa" w:w="3040"/>
+            <w:shd w:fill="F2F2F2" w:color="auto" w:val="clear"/>
+            <w:tcMar>
+              <w:top w:type="dxa" w:w="60"/>
+              <w:left w:type="dxa" w:w="120"/>
+              <w:bottom w:type="dxa" w:w="60"/>
+              <w:right w:type="dxa" w:w="120"/>
+            </w:tcMar>
+            <w:vAlign w:val="top"/>
+          </w:tcPr>
+          <w:p>
+            <w:pPr>
+              <w:spacing w:after="40" w:before="0"/>
+              <w:jc w:val="left"/>
+            </w:pPr>
+            <w:r>
+              <w:rPr>
+                <w:rFonts w:ascii="Arial" w:cs="Arial" w:eastAsia="Arial" w:hAnsi="Arial"/>
+                <w:b w:val="false"/>
+                <w:bCs w:val="false"/>
+                <w:i w:val="false"/>
+                <w:iCs w:val="false"/>
+                <w:color w:val="000000"/>
+                <w:sz w:val="18"/>
+                <w:szCs w:val="18"/>
+              </w:rPr>
+              <w:t xml:space="preserve">Distribute the maize leaf and circle outlines. Say: 'Before we touch any mirrors today, I want you to think like the matatu driver — he is predicting where vehicles are based on what he sees in the mirror. You are going to predict where the perfect fold line is on these shapes. Work silently for two minutes.' [WAIT TIME: 2 minutes silent individual work.] After time, ask: 'How many lines does the maize leaf have? Hold up one finger for one line, two fingers for two lines, more fingers for more.' Cold-call 3 learners to justify their finger count: 'Akinyi — you said one line. Where exactly is it?' [WAIT TIME: 10 seconds after each cold-call.] Do the same for the circle: cold-call 3 different learners. Record the class distribution of predictions (0, 1, 2, many) on the board as a tally — do NOT confirm or deny answers yet. Close by saying: 'Keep your predictions — we will check them with mirrors in just a moment.'</w:t>
+            </w:r>
+          </w:p>
+        </w:tc>
+        <w:tc>
+          <w:tcPr>
+            <w:tcW w:type="dxa" w:w="3040"/>
+            <w:shd w:fill="FFFFFF" w:color="auto" w:val="clear"/>
+            <w:tcMar>
+              <w:top w:type="dxa" w:w="60"/>
+              <w:left w:type="dxa" w:w="120"/>
+              <w:bottom w:type="dxa" w:w="60"/>
+              <w:right w:type="dxa" w:w="120"/>
+            </w:tcMar>
+            <w:vAlign w:val="top"/>
+          </w:tcPr>
+          <w:p>
+            <w:pPr>
+              <w:spacing w:after="40" w:before="0"/>
+              <w:jc w:val="left"/>
+            </w:pPr>
+            <w:r>
+              <w:rPr>
+                <w:rFonts w:ascii="Arial" w:cs="Arial" w:eastAsia="Arial" w:hAnsi="Arial"/>
+                <w:b w:val="false"/>
+                <w:bCs w:val="false"/>
+                <w:i w:val="false"/>
+                <w:iCs w:val="false"/>
+                <w:color w:val="000000"/>
+                <w:sz w:val="18"/>
+                <w:szCs w:val="18"/>
+              </w:rPr>
+              <w:t xml:space="preserve">Prediction Commitment with Evidence Anchoring — by committing predictions to paper before observing, learners activate prior intuitive knowledge about symmetry and create a personal record to compare against evidence, making the subsequent observation more cognitively impactful.</w:t>
+            </w:r>
+          </w:p>
+        </w:tc>
+        <w:tc>
+          <w:tcPr>
+            <w:tcW w:type="dxa" w:w="3040"/>
+            <w:shd w:fill="F2F2F2" w:color="auto" w:val="clear"/>
+            <w:tcMar>
+              <w:top w:type="dxa" w:w="60"/>
+              <w:left w:type="dxa" w:w="120"/>
+              <w:bottom w:type="dxa" w:w="60"/>
+              <w:right w:type="dxa" w:w="120"/>
+            </w:tcMar>
+            <w:vAlign w:val="top"/>
+          </w:tcPr>
+          <w:p>
+            <w:pPr>
+              <w:spacing w:after="40" w:before="0"/>
+              <w:jc w:val="left"/>
+            </w:pPr>
+            <w:r>
+              <w:rPr>
+                <w:rFonts w:ascii="Arial" w:cs="Arial" w:eastAsia="Arial" w:hAnsi="Arial"/>
+                <w:b w:val="false"/>
+                <w:bCs w:val="false"/>
+                <w:i w:val="false"/>
+                <w:iCs w:val="false"/>
+                <w:color w:val="000000"/>
+                <w:sz w:val="18"/>
+                <w:szCs w:val="18"/>
+              </w:rPr>
+              <w:t xml:space="preserve">Teacher scans held-up fingers to gauge prior knowledge spread. Listen for whether learners mention 'fold,' 'mirror,' or 'equal halves' unprompted — this indicates readiness to connect to formal vocabulary. Flag learners who predict zero lines for the circle (a common misconception) for targeted questioning during the Observe phase.</w:t>
+            </w:r>
+          </w:p>
+        </w:tc>
+      </w:tr>
+      <w:tr>
+        <w:tc>
+          <w:tcPr>
+            <w:tcW w:type="dxa" w:w="1520"/>
+            <w:shd w:fill="D9EEF1" w:color="auto" w:val="clear"/>
+            <w:tcMar>
+              <w:top w:type="dxa" w:w="60"/>
+              <w:left w:type="dxa" w:w="120"/>
+              <w:bottom w:type="dxa" w:w="60"/>
+              <w:right w:type="dxa" w:w="120"/>
+            </w:tcMar>
+            <w:vAlign w:val="top"/>
+          </w:tcPr>
+          <w:p>
+            <w:pPr>
+              <w:spacing w:after="40" w:before="0"/>
+              <w:jc w:val="left"/>
+            </w:pPr>
+            <w:r>
+              <w:rPr>
+                <w:rFonts w:ascii="Arial" w:cs="Arial" w:eastAsia="Arial" w:hAnsi="Arial"/>
+                <w:b/>
+                <w:bCs/>
+                <w:i w:val="false"/>
+                <w:iCs w:val="false"/>
+                <w:color w:val="000000"/>
+                <w:sz w:val="18"/>
+                <w:szCs w:val="18"/>
+              </w:rPr>
+              <w:t xml:space="preserve">Observe Phase</w:t>
+            </w:r>
+          </w:p>
+          <w:p>
+            <w:pPr>
+              <w:spacing w:after="20" w:before="0"/>
+            </w:pPr>
+            <w:r>
+              <w:rPr>
+                <w:rFonts w:ascii="Arial" w:cs="Arial" w:eastAsia="Arial" w:hAnsi="Arial"/>
+                <w:b/>
+                <w:bCs/>
+                <w:color w:val="1F3864"/>
+                <w:sz w:val="16"/>
+                <w:szCs w:val="16"/>
+              </w:rPr>
+              <w:t xml:space="preserve">📹 VIDEO:</w:t>
+            </w:r>
+          </w:p>
+          <w:p>
+            <w:pPr>
+              <w:spacing w:after="20" w:before="0"/>
+            </w:pPr>
+            <w:hyperlink w:history="1" r:id="rIdhplkh9kf6nmcpkorwi07q">
               <w:r>
                 <w:rPr>
                   <w:rFonts w:ascii="Arial" w:cs="Arial" w:eastAsia="Arial" w:hAnsi="Arial"/>
@@ -6522,7 +6828,7 @@
               <w:spacing w:after="10" w:before="0"/>
               <w:ind w:left="120"/>
             </w:pPr>
-            <w:hyperlink w:history="1" r:id="rIdf5ng3vqijgh0pqpqdmhkk">
+            <w:hyperlink w:history="1" r:id="rIdqoqzshdbbz7nt7s7ehpu-">
               <w:r>
                 <w:rPr>
                   <w:rFonts w:ascii="Arial" w:cs="Arial" w:eastAsia="Arial" w:hAnsi="Arial"/>
@@ -6560,6 +6866,312 @@
                 <w:sz w:val="16"/>
                 <w:szCs w:val="16"/>
               </w:rPr>
+              <w:t xml:space="preserve">📖 HTML:</w:t>
+            </w:r>
+          </w:p>
+          <w:p>
+            <w:pPr>
+              <w:spacing w:after="20" w:before="0"/>
+            </w:pPr>
+            <w:hyperlink w:history="1" r:id="rIdc5bfgxzjpby7xwfo7a4s7">
+              <w:r>
+                <w:rPr>
+                  <w:rFonts w:ascii="Arial" w:cs="Arial" w:eastAsia="Arial" w:hAnsi="Arial"/>
+                  <w:color w:val="2E75B6"/>
+                  <w:sz w:val="16"/>
+                  <w:szCs w:val="16"/>
+                  <w:u w:val="single" w:color="2E75B6"/>
+                </w:rPr>
+                <w:t xml:space="preserve">Reflections in a Plane Mirror (PLIX)</w:t>
+              </w:r>
+            </w:hyperlink>
+          </w:p>
+          <w:p>
+            <w:pPr>
+              <w:spacing w:after="10" w:before="0"/>
+              <w:ind w:left="120"/>
+            </w:pPr>
+            <w:r>
+              <w:rPr>
+                <w:rFonts w:ascii="Arial" w:cs="Arial" w:eastAsia="Arial" w:hAnsi="Arial"/>
+                <w:color w:val="595959"/>
+                <w:sz w:val="14"/>
+                <w:szCs w:val="14"/>
+              </w:rPr>
+              <w:t xml:space="preserve">Source: CK-12</w:t>
+            </w:r>
+          </w:p>
+          <w:p>
+            <w:pPr>
+              <w:spacing w:after="10" w:before="0"/>
+              <w:ind w:left="120"/>
+            </w:pPr>
+            <w:hyperlink w:history="1" r:id="rIdirztfyi2j8bol3nqksly9">
+              <w:r>
+                <w:rPr>
+                  <w:rFonts w:ascii="Arial" w:cs="Arial" w:eastAsia="Arial" w:hAnsi="Arial"/>
+                  <w:color w:val="595959"/>
+                  <w:sz w:val="14"/>
+                  <w:szCs w:val="14"/>
+                  <w:u w:val="single" w:color="595959"/>
+                </w:rPr>
+                <w:t xml:space="preserve">🔍 Search ARES for similar readings</w:t>
+              </w:r>
+            </w:hyperlink>
+          </w:p>
+        </w:tc>
+        <w:tc>
+          <w:tcPr>
+            <w:tcW w:type="dxa" w:w="3040"/>
+            <w:shd w:fill="FFFFFF" w:color="auto" w:val="clear"/>
+            <w:tcMar>
+              <w:top w:type="dxa" w:w="60"/>
+              <w:left w:type="dxa" w:w="120"/>
+              <w:bottom w:type="dxa" w:w="60"/>
+              <w:right w:type="dxa" w:w="120"/>
+            </w:tcMar>
+            <w:vAlign w:val="top"/>
+          </w:tcPr>
+          <w:p>
+            <w:pPr>
+              <w:spacing w:after="40" w:before="0"/>
+              <w:jc w:val="left"/>
+            </w:pPr>
+            <w:r>
+              <w:rPr>
+                <w:rFonts w:ascii="Arial" w:cs="Arial" w:eastAsia="Arial" w:hAnsi="Arial"/>
+                <w:b w:val="false"/>
+                <w:bCs w:val="false"/>
+                <w:i w:val="false"/>
+                <w:iCs w:val="false"/>
+                <w:color w:val="000000"/>
+                <w:sz w:val="18"/>
+                <w:szCs w:val="18"/>
+              </w:rPr>
+              <w:t xml:space="preserve">Working in pairs, learners receive: one small plane mirror, one maize leaf (real or cut-out), one bottle cap, one exercise book cover (rectangular), and a set of four pre-cut paper shapes (equilateral triangle, rectangle, rhombus, regular hexagon). Activity 1 (5 min): Learners place the mirror on the maize leaf, sliding it around until the reflection in the mirror completes the leaf perfectly. They draw the mirror position as a dotted line and compare to their prediction. Activity 2 (8 min): Learners fold each paper shape and draw every fold line that creates two perfectly matching halves. They record results in a table with columns: Shape | Number of Lines of Symmetry | Sketch of Lines. Activity 3 (2 min): Learners examine a projected photograph of a Maasai beadwork collar and a kikoi fabric strip and count symmetry lines they can spot, recording in the same table.</w:t>
+            </w:r>
+          </w:p>
+        </w:tc>
+        <w:tc>
+          <w:tcPr>
+            <w:tcW w:type="dxa" w:w="3040"/>
+            <w:shd w:fill="F2F2F2" w:color="auto" w:val="clear"/>
+            <w:tcMar>
+              <w:top w:type="dxa" w:w="60"/>
+              <w:left w:type="dxa" w:w="120"/>
+              <w:bottom w:type="dxa" w:w="60"/>
+              <w:right w:type="dxa" w:w="120"/>
+            </w:tcMar>
+            <w:vAlign w:val="top"/>
+          </w:tcPr>
+          <w:p>
+            <w:pPr>
+              <w:spacing w:after="40" w:before="0"/>
+              <w:jc w:val="left"/>
+            </w:pPr>
+            <w:r>
+              <w:rPr>
+                <w:rFonts w:ascii="Arial" w:cs="Arial" w:eastAsia="Arial" w:hAnsi="Arial"/>
+                <w:b w:val="false"/>
+                <w:bCs w:val="false"/>
+                <w:i w:val="false"/>
+                <w:iCs w:val="false"/>
+                <w:color w:val="000000"/>
+                <w:sz w:val="18"/>
+                <w:szCs w:val="18"/>
+              </w:rPr>
+              <w:t xml:space="preserve">Before releasing materials say: 'Remember — the matatu conductor holds the mirror so the driver sees a perfect image of the lorry. You are going to find the position where the mirror makes a perfect image that completes each shape. That position IS the line of symmetry.' Circulate during Activity 1. At the 3-minute mark, pause the class: 'Hands up if your mirror position for the maize leaf matched your prediction exactly.' [WAIT TIME: 10 seconds.] Cold-call 1 learner whose hand is up and 1 whose hand is down: 'Kamau — yours matched. Why do you think it matched?' 'Wanjiku — yours didn't match. What surprised you?' [WAIT TIME: 12 seconds each.] During Activity 2, watch for learners trying to fold a rhombus along its diagonals — prompt: 'When you fold along THAT line, do the two halves land exactly on top of each other? Check carefully.' For the hexagon, prompt: 'Try all the fold lines you can find — there may be more than you expect.' During Activity 3, project the Maasai beadwork image for 90 seconds, then the kikoi for 90 seconds. Ask: 'How many lines of symmetry did you find in the kikoi strip?' Cold-call 4 pairs to report, recording their answers on the board in a quick tally.</w:t>
+            </w:r>
+          </w:p>
+        </w:tc>
+        <w:tc>
+          <w:tcPr>
+            <w:tcW w:type="dxa" w:w="3040"/>
+            <w:shd w:fill="FFFFFF" w:color="auto" w:val="clear"/>
+            <w:tcMar>
+              <w:top w:type="dxa" w:w="60"/>
+              <w:left w:type="dxa" w:w="120"/>
+              <w:bottom w:type="dxa" w:w="60"/>
+              <w:right w:type="dxa" w:w="120"/>
+            </w:tcMar>
+            <w:vAlign w:val="top"/>
+          </w:tcPr>
+          <w:p>
+            <w:pPr>
+              <w:spacing w:after="40" w:before="0"/>
+              <w:jc w:val="left"/>
+            </w:pPr>
+            <w:r>
+              <w:rPr>
+                <w:rFonts w:ascii="Arial" w:cs="Arial" w:eastAsia="Arial" w:hAnsi="Arial"/>
+                <w:b w:val="false"/>
+                <w:bCs w:val="false"/>
+                <w:i w:val="false"/>
+                <w:iCs w:val="false"/>
+                <w:color w:val="000000"/>
+                <w:sz w:val="18"/>
+                <w:szCs w:val="18"/>
+              </w:rPr>
+              <w:t xml:space="preserve">Physical Manipulation with Systematic Recording — using a real mirror and paper-folding grounds the abstract definition of a line of symmetry in kinesthetic experience, while the structured table forces learners to generalise across multiple cases rather than treating each shape as an isolated observation.</w:t>
+            </w:r>
+          </w:p>
+        </w:tc>
+        <w:tc>
+          <w:tcPr>
+            <w:tcW w:type="dxa" w:w="3040"/>
+            <w:shd w:fill="F2F2F2" w:color="auto" w:val="clear"/>
+            <w:tcMar>
+              <w:top w:type="dxa" w:w="60"/>
+              <w:left w:type="dxa" w:w="120"/>
+              <w:bottom w:type="dxa" w:w="60"/>
+              <w:right w:type="dxa" w:w="120"/>
+            </w:tcMar>
+            <w:vAlign w:val="top"/>
+          </w:tcPr>
+          <w:p>
+            <w:pPr>
+              <w:spacing w:after="40" w:before="0"/>
+              <w:jc w:val="left"/>
+            </w:pPr>
+            <w:r>
+              <w:rPr>
+                <w:rFonts w:ascii="Arial" w:cs="Arial" w:eastAsia="Arial" w:hAnsi="Arial"/>
+                <w:b w:val="false"/>
+                <w:bCs w:val="false"/>
+                <w:i w:val="false"/>
+                <w:iCs w:val="false"/>
+                <w:color w:val="000000"/>
+                <w:sz w:val="18"/>
+                <w:szCs w:val="18"/>
+              </w:rPr>
+              <w:t xml:space="preserve">Check tables for completeness and accuracy: equilateral triangle = 3 lines, rectangle = 2 lines, rhombus = 2 lines (along diagonals — note: this is a common error; the rhombus's lines of symmetry ARE its diagonals, NOT lines joining midpoints of opposite sides), regular hexagon = 6 lines. Identify any pair recording the wrong number for the rhombus or hexagon for re-engagement in the Explain phase. Also note whether learners describe the mirror position using 'perpendicular' or 'midpoint' language — this previews the formal properties of reflection needed in Lesson 3.</w:t>
+            </w:r>
+          </w:p>
+        </w:tc>
+      </w:tr>
+      <w:tr>
+        <w:tc>
+          <w:tcPr>
+            <w:tcW w:type="dxa" w:w="1520"/>
+            <w:shd w:fill="E2EFDA" w:color="auto" w:val="clear"/>
+            <w:tcMar>
+              <w:top w:type="dxa" w:w="60"/>
+              <w:left w:type="dxa" w:w="120"/>
+              <w:bottom w:type="dxa" w:w="60"/>
+              <w:right w:type="dxa" w:w="120"/>
+            </w:tcMar>
+            <w:vAlign w:val="top"/>
+          </w:tcPr>
+          <w:p>
+            <w:pPr>
+              <w:spacing w:after="40" w:before="0"/>
+              <w:jc w:val="left"/>
+            </w:pPr>
+            <w:r>
+              <w:rPr>
+                <w:rFonts w:ascii="Arial" w:cs="Arial" w:eastAsia="Arial" w:hAnsi="Arial"/>
+                <w:b/>
+                <w:bCs/>
+                <w:i w:val="false"/>
+                <w:iCs w:val="false"/>
+                <w:color w:val="000000"/>
+                <w:sz w:val="18"/>
+                <w:szCs w:val="18"/>
+              </w:rPr>
+              <w:t xml:space="preserve">Explain Phase</w:t>
+            </w:r>
+          </w:p>
+          <w:p>
+            <w:pPr>
+              <w:spacing w:after="20" w:before="0"/>
+            </w:pPr>
+            <w:r>
+              <w:rPr>
+                <w:rFonts w:ascii="Arial" w:cs="Arial" w:eastAsia="Arial" w:hAnsi="Arial"/>
+                <w:b/>
+                <w:bCs/>
+                <w:color w:val="1F3864"/>
+                <w:sz w:val="16"/>
+                <w:szCs w:val="16"/>
+              </w:rPr>
+              <w:t xml:space="preserve">📹 VIDEO:</w:t>
+            </w:r>
+          </w:p>
+          <w:p>
+            <w:pPr>
+              <w:spacing w:after="20" w:before="0"/>
+            </w:pPr>
+            <w:hyperlink w:history="1" r:id="rIddyf_454pt242h3lpq7kj3">
+              <w:r>
+                <w:rPr>
+                  <w:rFonts w:ascii="Arial" w:cs="Arial" w:eastAsia="Arial" w:hAnsi="Arial"/>
+                  <w:color w:val="2E75B6"/>
+                  <w:sz w:val="16"/>
+                  <w:szCs w:val="16"/>
+                  <w:u w:val="single" w:color="2E75B6"/>
+                </w:rPr>
+                <w:t xml:space="preserve">Determining reflections</w:t>
+              </w:r>
+            </w:hyperlink>
+          </w:p>
+          <w:p>
+            <w:pPr>
+              <w:spacing w:after="10" w:before="0"/>
+              <w:ind w:left="120"/>
+            </w:pPr>
+            <w:r>
+              <w:rPr>
+                <w:rFonts w:ascii="Arial" w:cs="Arial" w:eastAsia="Arial" w:hAnsi="Arial"/>
+                <w:color w:val="595959"/>
+                <w:sz w:val="14"/>
+                <w:szCs w:val="14"/>
+              </w:rPr>
+              <w:t xml:space="preserve">Source: Khan Academy (English - US curriculum)</w:t>
+            </w:r>
+          </w:p>
+          <w:p>
+            <w:pPr>
+              <w:spacing w:after="10" w:before="0"/>
+              <w:ind w:left="120"/>
+            </w:pPr>
+            <w:hyperlink w:history="1" r:id="rIdkwcc2nikunerdxsgbm8i5">
+              <w:r>
+                <w:rPr>
+                  <w:rFonts w:ascii="Arial" w:cs="Arial" w:eastAsia="Arial" w:hAnsi="Arial"/>
+                  <w:color w:val="595959"/>
+                  <w:sz w:val="14"/>
+                  <w:szCs w:val="14"/>
+                  <w:u w:val="single" w:color="595959"/>
+                </w:rPr>
+                <w:t xml:space="preserve">🔍 Search ARES for similar videos</w:t>
+              </w:r>
+            </w:hyperlink>
+          </w:p>
+          <w:p>
+            <w:pPr>
+              <w:spacing w:after="40" w:before="0"/>
+            </w:pPr>
+            <w:r>
+              <w:rPr>
+                <w:sz w:val="14"/>
+                <w:szCs w:val="14"/>
+              </w:rPr>
+              <w:t xml:space="preserve"/>
+            </w:r>
+          </w:p>
+          <w:p>
+            <w:pPr>
+              <w:spacing w:after="20" w:before="0"/>
+            </w:pPr>
+            <w:r>
+              <w:rPr>
+                <w:rFonts w:ascii="Arial" w:cs="Arial" w:eastAsia="Arial" w:hAnsi="Arial"/>
+                <w:b/>
+                <w:bCs/>
+                <w:color w:val="1F3864"/>
+                <w:sz w:val="16"/>
+                <w:szCs w:val="16"/>
+              </w:rPr>
               <w:t xml:space="preserve">📖 EXERCISE:</w:t>
             </w:r>
           </w:p>
@@ -6567,7 +7179,7 @@
             <w:pPr>
               <w:spacing w:after="20" w:before="0"/>
             </w:pPr>
-            <w:hyperlink w:history="1" r:id="rIdxg2jpp6j-mqfvswjgociv">
+            <w:hyperlink w:history="1" r:id="rIdvjroskpnf6gggkvfxmqpv">
               <w:r>
                 <w:rPr>
                   <w:rFonts w:ascii="Arial" w:cs="Arial" w:eastAsia="Arial" w:hAnsi="Arial"/>
@@ -6600,7 +7212,7 @@
               <w:spacing w:after="10" w:before="0"/>
               <w:ind w:left="120"/>
             </w:pPr>
-            <w:hyperlink w:history="1" r:id="rIdlstwjt_zvuocfssrs6rwx">
+            <w:hyperlink w:history="1" r:id="rIdyh9hik2guy7uxamuhz5bl">
               <w:r>
                 <w:rPr>
                   <w:rFonts w:ascii="Arial" w:cs="Arial" w:eastAsia="Arial" w:hAnsi="Arial"/>
@@ -6642,7 +7254,7 @@
                 <w:sz w:val="18"/>
                 <w:szCs w:val="18"/>
               </w:rPr>
-              <w:t xml:space="preserve">Each learner receives a printed or hand-drawn outline of a maize leaf and is asked, WITHOUT folding or using a mirror: 'Draw a dotted line on this leaf where you think you could fold it so that both halves match perfectly.' Learners write one sentence below their drawing predicting how many such lines exist on the leaf. They then do the same for a bottle-cap circle outline. Predictions are kept face-down until the Observe phase to prevent anchoring on peers' ideas.</w:t>
+              <w:t xml:space="preserve">Pairs join into groups of four to compare tables and resolve any disagreements. Each group appoints a 'reporter' to present one disputed case to the class. The class then co-constructs a formal definition: learners suggest words, the teacher refines them on the board. Learners copy the agreed definition and complete two guided tasks in their exercise books: (1) Draw an isosceles triangle and mark ALL its lines of symmetry; (2) Draw a regular pentagon and predict how many lines of symmetry it has before folding a cut-out to check. Learners also write one sentence connecting today's activity to the matatu mirror: 'The mirror line in the matatu mirror is like the line of symmetry because ___.'</w:t>
             </w:r>
           </w:p>
         </w:tc>
@@ -6674,7 +7286,7 @@
                 <w:sz w:val="18"/>
                 <w:szCs w:val="18"/>
               </w:rPr>
-              <w:t xml:space="preserve">Distribute the maize leaf and circle outlines. Say: 'Before we touch any mirrors today, I want you to think like the matatu driver — he is predicting where vehicles are based on what he sees in the mirror. You are going to predict where the perfect fold line is on these shapes. Work silently for two minutes.' [WAIT TIME: 2 minutes silent individual work.] After time, ask: 'How many lines does the maize leaf have? Hold up one finger for one line, two fingers for two lines, more fingers for more.' Cold-call 3 learners to justify their finger count: 'Akinyi — you said one line. Where exactly is it?' [WAIT TIME: 10 seconds after each cold-call.] Do the same for the circle: cold-call 3 different learners. Record the class distribution of predictions (0, 1, 2, many) on the board as a tally — do NOT confirm or deny answers yet. Close by saying: 'Keep your predictions — we will check them with mirrors in just a moment.'</w:t>
+              <w:t xml:space="preserve">Open whole-class discussion: 'Which shape caused the most disagreement in your group?' Cold-call 3 reporters. [WAIT TIME: 10 seconds after each.] For any disagreement about the rhombus, hold up the cut-out rhombus and fold it live in front of the class along both diagonals, then along the lines joining midpoints of opposite sides — ask the class: 'Which fold gives two halves that land exactly on top of each other? Tell your partner.' [WAIT TIME: 15 seconds pair-talk.] Cold-call 2 learners. Once consensus is reached, write on the board: 'A LINE OF SYMMETRY is a line that divides a plane figure into two congruent halves such that one half is the exact mirror image of the other.' Say: 'Write this in your exercise book. Underline the word CONGRUENT — we will use it a lot this term.' For the matatu connection sentence, cold-call 3 learners to read theirs aloud. [WAIT TIME: 12 seconds per learner.] Affirm correct connections and gently correct any that conflate the mirror line with the mirror surface itself: 'The LINE on the mirror, not the mirror itself, is what we call the line of symmetry — the mirror is just our tool for finding it.'</w:t>
             </w:r>
           </w:p>
         </w:tc>
@@ -6706,7 +7318,7 @@
                 <w:sz w:val="18"/>
                 <w:szCs w:val="18"/>
               </w:rPr>
-              <w:t xml:space="preserve">Prediction Commitment with Evidence Anchoring — by committing predictions to paper before observing, learners activate prior intuitive knowledge about symmetry and create a personal record to compare against evidence, making the subsequent observation more cognitively impactful.</w:t>
+              <w:t xml:space="preserve">Claim–Evidence–Reasoning (CER) Whole-Class Discussion — learners are asked to make a claim (this is/is not a line of symmetry), support it with physical evidence (the fold test), and explain their reasoning in words, building the habit of mathematical justification that underpins congruence proofs later in the unit.</w:t>
             </w:r>
           </w:p>
         </w:tc>
@@ -6738,7 +7350,7 @@
                 <w:sz w:val="18"/>
                 <w:szCs w:val="18"/>
               </w:rPr>
-              <w:t xml:space="preserve">Teacher scans held-up fingers to gauge prior knowledge spread. Listen for whether learners mention 'fold,' 'mirror,' or 'equal halves' unprompted — this indicates readiness to connect to formal vocabulary. Flag learners who predict zero lines for the circle (a common misconception) for targeted questioning during the Observe phase.</w:t>
+              <w:t xml:space="preserve">Read 4–5 'matatu connection' sentences as learners write. Look for: (a) correct use of 'mirror line,' (b) mention of 'same size/shape' or 'congruent,' (c) explicit link to the lorry image being a perfect copy. Learners who write vague sentences ('the mirror shows the car') need a follow-up prompt: 'Which PART of the mirror situation corresponds to a line of symmetry?' Flag these learners for the DQB phase.</w:t>
             </w:r>
           </w:p>
         </w:tc>
@@ -6747,32 +7359,32 @@
         <w:tc>
           <w:tcPr>
             <w:tcW w:type="dxa" w:w="1520"/>
-            <w:shd w:fill="D9EEF1" w:color="auto" w:val="clear"/>
-            <w:tcMar>
-              <w:top w:type="dxa" w:w="60"/>
-              <w:left w:type="dxa" w:w="120"/>
-              <w:bottom w:type="dxa" w:w="60"/>
-              <w:right w:type="dxa" w:w="120"/>
-            </w:tcMar>
-            <w:vAlign w:val="top"/>
-          </w:tcPr>
-          <w:p>
-            <w:pPr>
-              <w:spacing w:after="40" w:before="0"/>
-              <w:jc w:val="left"/>
-            </w:pPr>
-            <w:r>
-              <w:rPr>
-                <w:rFonts w:ascii="Arial" w:cs="Arial" w:eastAsia="Arial" w:hAnsi="Arial"/>
-                <w:b/>
-                <w:bCs/>
-                <w:i w:val="false"/>
-                <w:iCs w:val="false"/>
-                <w:color w:val="000000"/>
-                <w:sz w:val="18"/>
-                <w:szCs w:val="18"/>
-              </w:rPr>
-              <w:t xml:space="preserve">Observe Phase</w:t>
+            <w:shd w:fill="FCE4D6" w:color="auto" w:val="clear"/>
+            <w:tcMar>
+              <w:top w:type="dxa" w:w="60"/>
+              <w:left w:type="dxa" w:w="120"/>
+              <w:bottom w:type="dxa" w:w="60"/>
+              <w:right w:type="dxa" w:w="120"/>
+            </w:tcMar>
+            <w:vAlign w:val="top"/>
+          </w:tcPr>
+          <w:p>
+            <w:pPr>
+              <w:spacing w:after="40" w:before="0"/>
+              <w:jc w:val="left"/>
+            </w:pPr>
+            <w:r>
+              <w:rPr>
+                <w:rFonts w:ascii="Arial" w:cs="Arial" w:eastAsia="Arial" w:hAnsi="Arial"/>
+                <w:b/>
+                <w:bCs/>
+                <w:i w:val="false"/>
+                <w:iCs w:val="false"/>
+                <w:color w:val="000000"/>
+                <w:sz w:val="18"/>
+                <w:szCs w:val="18"/>
+              </w:rPr>
+              <w:t xml:space="preserve">Driving Question Board (DQB) Creation</w:t>
             </w:r>
           </w:p>
           <w:p>
@@ -6795,7 +7407,7 @@
             <w:pPr>
               <w:spacing w:after="20" w:before="0"/>
             </w:pPr>
-            <w:hyperlink w:history="1" r:id="rIdspbdm4u6naluxhz-dfxcr">
+            <w:hyperlink w:history="1" r:id="rIdasmht12vqboqv6_0qc-zp">
               <w:r>
                 <w:rPr>
                   <w:rFonts w:ascii="Arial" w:cs="Arial" w:eastAsia="Arial" w:hAnsi="Arial"/>
@@ -6804,7 +7416,7 @@
                   <w:szCs w:val="16"/>
                   <w:u w:val="single" w:color="2E75B6"/>
                 </w:rPr>
-                <w:t xml:space="preserve">Determining reflections (advanced)</w:t>
+                <w:t xml:space="preserve">Segment congruence equivalent to having same length</w:t>
               </w:r>
             </w:hyperlink>
           </w:p>
@@ -6828,7 +7440,7 @@
               <w:spacing w:after="10" w:before="0"/>
               <w:ind w:left="120"/>
             </w:pPr>
-            <w:hyperlink w:history="1" r:id="rIdqpovuqy903nfpp0zu8cdl">
+            <w:hyperlink w:history="1" r:id="rIdxycqo73a1kenhgxs-s4jp">
               <w:r>
                 <w:rPr>
                   <w:rFonts w:ascii="Arial" w:cs="Arial" w:eastAsia="Arial" w:hAnsi="Arial"/>
@@ -6866,14 +7478,14 @@
                 <w:sz w:val="16"/>
                 <w:szCs w:val="16"/>
               </w:rPr>
-              <w:t xml:space="preserve">📖 HTML:</w:t>
+              <w:t xml:space="preserve">📖 EXERCISE:</w:t>
             </w:r>
           </w:p>
           <w:p>
             <w:pPr>
               <w:spacing w:after="20" w:before="0"/>
             </w:pPr>
-            <w:hyperlink w:history="1" r:id="rIdu4dkupzcqay-qb-mjyzsa">
+            <w:hyperlink w:history="1" r:id="rIdkr1vy4ztjwf5upmkyhpjw">
               <w:r>
                 <w:rPr>
                   <w:rFonts w:ascii="Arial" w:cs="Arial" w:eastAsia="Arial" w:hAnsi="Arial"/>
@@ -6882,7 +7494,7 @@
                   <w:szCs w:val="16"/>
                   <w:u w:val="single" w:color="2E75B6"/>
                 </w:rPr>
-                <w:t xml:space="preserve">Reflections in a Plane Mirror (PLIX)</w:t>
+                <w:t xml:space="preserve">Determine reflections (advanced)</w:t>
               </w:r>
             </w:hyperlink>
           </w:p>
@@ -6898,7 +7510,7 @@
                 <w:sz w:val="14"/>
                 <w:szCs w:val="14"/>
               </w:rPr>
-              <w:t xml:space="preserve">Source: CK-12</w:t>
+              <w:t xml:space="preserve">Source: Khan Academy (English - US curriculum)</w:t>
             </w:r>
           </w:p>
           <w:p>
@@ -6906,7 +7518,7 @@
               <w:spacing w:after="10" w:before="0"/>
               <w:ind w:left="120"/>
             </w:pPr>
-            <w:hyperlink w:history="1" r:id="rId4xwnqq3feo8i8nigwp-br">
+            <w:hyperlink w:history="1" r:id="rIdmygd0plnn-zcbc_yptg60">
               <w:r>
                 <w:rPr>
                   <w:rFonts w:ascii="Arial" w:cs="Arial" w:eastAsia="Arial" w:hAnsi="Arial"/>
@@ -6948,7 +7560,7 @@
                 <w:sz w:val="18"/>
                 <w:szCs w:val="18"/>
               </w:rPr>
-              <w:t xml:space="preserve">Working in pairs, learners receive: one small plane mirror, one maize leaf (real or cut-out), one bottle cap, one exercise book cover (rectangular), and a set of four pre-cut paper shapes (equilateral triangle, rectangle, rhombus, regular hexagon). Activity 1 (5 min): Learners place the mirror on the maize leaf, sliding it around until the reflection in the mirror completes the leaf perfectly. They draw the mirror position as a dotted line and compare to their prediction. Activity 2 (8 min): Learners fold each paper shape and draw every fold line that creates two perfectly matching halves. They record results in a table with columns: Shape | Number of Lines of Symmetry | Sketch of Lines. Activity 3 (2 min): Learners examine a projected photograph of a Maasai beadwork collar and a kikoi fabric strip and count symmetry lines they can spot, recording in the same table.</w:t>
+              <w:t xml:space="preserve">Each pair receives two sticky notes (or small paper slips). On the FIRST (green/light-coloured), they write ONE thing they now understand about why the matatu mirror image looks like a perfect copy of the lorry — starting with 'I now know that…'. On the SECOND (yellow/different colour), they write ONE new question the lesson has raised for them — starting with 'I still wonder…' or 'This makes me wonder…'. Pairs post both notes on the class Driving Question Board, grouping them under the teacher-prepared headings: 'What makes the two halves match?' | 'What is the mirror line?' | 'New questions for later lessons.'</w:t>
             </w:r>
           </w:p>
         </w:tc>
@@ -6980,7 +7592,7 @@
                 <w:sz w:val="18"/>
                 <w:szCs w:val="18"/>
               </w:rPr>
-              <w:t xml:space="preserve">Before releasing materials say: 'Remember — the matatu conductor holds the mirror so the driver sees a perfect image of the lorry. You are going to find the position where the mirror makes a perfect image that completes each shape. That position IS the line of symmetry.' Circulate during Activity 1. At the 3-minute mark, pause the class: 'Hands up if your mirror position for the maize leaf matched your prediction exactly.' [WAIT TIME: 10 seconds.] Cold-call 1 learner whose hand is up and 1 whose hand is down: 'Kamau — yours matched. Why do you think it matched?' 'Wanjiku — yours didn't match. What surprised you?' [WAIT TIME: 12 seconds each.] During Activity 2, watch for learners trying to fold a rhombus along its diagonals — prompt: 'When you fold along THAT line, do the two halves land exactly on top of each other? Check carefully.' For the hexagon, prompt: 'Try all the fold lines you can find — there may be more than you expect.' During Activity 3, project the Maasai beadwork image for 90 seconds, then the kikoi for 90 seconds. Ask: 'How many lines of symmetry did you find in the kikoi strip?' Cold-call 4 pairs to report, recording their answers on the board in a quick tally.</w:t>
+              <w:t xml:space="preserve">Point to the DQB and say: 'In Lesson 1 we asked: why does the lorry's image in the matatu mirror look exactly like the lorry? Today we have a better answer. Let's update our board.' Distribute the two sticky notes. Give 3 minutes for writing. [WAIT TIME: 3 minutes.] As pairs post notes, read 4 'I now know' notes aloud and 3 'I still wonder' notes aloud — choose ones that represent a spread of understanding. For a strong 'I now know' note, say: 'This pair says the mirror line is the line of symmetry of the whole situation — the lorry plus its image. That is a powerful idea we will prove in Lesson 3.' For a rich wonder note — e.g., 'I wonder if every shape has at least one line of symmetry' — say: 'That is a brilliant mathematical question. Let's pin it here — we may answer it before this unit is done.' Do NOT answer all wonder questions immediately; explicitly park them: 'This board is growing. By Lesson 8, we will have answered most of these together.'</w:t>
             </w:r>
           </w:p>
         </w:tc>
@@ -7012,7 +7624,7 @@
                 <w:sz w:val="18"/>
                 <w:szCs w:val="18"/>
               </w:rPr>
-              <w:t xml:space="preserve">Physical Manipulation with Systematic Recording — using a real mirror and paper-folding grounds the abstract definition of a line of symmetry in kinesthetic experience, while the structured table forces learners to generalise across multiple cases rather than treating each shape as an isolated observation.</w:t>
+              <w:t xml:space="preserve">Driving Question Board (DQB) Progressive Reveal — the two-colour sticky-note protocol separates consolidated understanding from open questions, making the growth of knowledge visible over the lesson sequence and sustaining curiosity as an epistemic driver rather than letting unanswered questions become sources of confusion.</w:t>
             </w:r>
           </w:p>
         </w:tc>
@@ -7044,7 +7656,7 @@
                 <w:sz w:val="18"/>
                 <w:szCs w:val="18"/>
               </w:rPr>
-              <w:t xml:space="preserve">Check tables for completeness and accuracy: equilateral triangle = 3 lines, rectangle = 2 lines, rhombus = 2 lines (along diagonals — note: this is a common error; the rhombus's lines of symmetry ARE its diagonals, NOT lines joining midpoints of opposite sides), regular hexagon = 6 lines. Identify any pair recording the wrong number for the rhombus or hexagon for re-engagement in the Explain phase. Also note whether learners describe the mirror position using 'perpendicular' or 'midpoint' language — this previews the formal properties of reflection needed in Lesson 3.</w:t>
+              <w:t xml:space="preserve">Read all posted 'I now know' notes during or immediately after the lesson. Look for: correct use of 'line of symmetry,' 'mirror line,' and 'congruent halves.' Misuse of 'equal' (meaning only equal length) instead of 'congruent' (meaning same shape AND size) is a diagnostic flag — address at the start of Lesson 3. Count the 'I still wonder' notes that anticipate Lesson 3 content (properties of reflection, distances from mirror line) — these show readiness to advance.</w:t>
             </w:r>
           </w:p>
         </w:tc>
@@ -7053,32 +7665,32 @@
         <w:tc>
           <w:tcPr>
             <w:tcW w:type="dxa" w:w="1520"/>
-            <w:shd w:fill="E2EFDA" w:color="auto" w:val="clear"/>
-            <w:tcMar>
-              <w:top w:type="dxa" w:w="60"/>
-              <w:left w:type="dxa" w:w="120"/>
-              <w:bottom w:type="dxa" w:w="60"/>
-              <w:right w:type="dxa" w:w="120"/>
-            </w:tcMar>
-            <w:vAlign w:val="top"/>
-          </w:tcPr>
-          <w:p>
-            <w:pPr>
-              <w:spacing w:after="40" w:before="0"/>
-              <w:jc w:val="left"/>
-            </w:pPr>
-            <w:r>
-              <w:rPr>
-                <w:rFonts w:ascii="Arial" w:cs="Arial" w:eastAsia="Arial" w:hAnsi="Arial"/>
-                <w:b/>
-                <w:bCs/>
-                <w:i w:val="false"/>
-                <w:iCs w:val="false"/>
-                <w:color w:val="000000"/>
-                <w:sz w:val="18"/>
-                <w:szCs w:val="18"/>
-              </w:rPr>
-              <w:t xml:space="preserve">Explain Phase</w:t>
+            <w:shd w:fill="D5E8F0" w:color="auto" w:val="clear"/>
+            <w:tcMar>
+              <w:top w:type="dxa" w:w="60"/>
+              <w:left w:type="dxa" w:w="120"/>
+              <w:bottom w:type="dxa" w:w="60"/>
+              <w:right w:type="dxa" w:w="120"/>
+            </w:tcMar>
+            <w:vAlign w:val="top"/>
+          </w:tcPr>
+          <w:p>
+            <w:pPr>
+              <w:spacing w:after="40" w:before="0"/>
+              <w:jc w:val="left"/>
+            </w:pPr>
+            <w:r>
+              <w:rPr>
+                <w:rFonts w:ascii="Arial" w:cs="Arial" w:eastAsia="Arial" w:hAnsi="Arial"/>
+                <w:b/>
+                <w:bCs/>
+                <w:i w:val="false"/>
+                <w:iCs w:val="false"/>
+                <w:color w:val="000000"/>
+                <w:sz w:val="18"/>
+                <w:szCs w:val="18"/>
+              </w:rPr>
+              <w:t xml:space="preserve">Model Building Phase</w:t>
             </w:r>
           </w:p>
           <w:p>
@@ -7101,7 +7713,7 @@
             <w:pPr>
               <w:spacing w:after="20" w:before="0"/>
             </w:pPr>
-            <w:hyperlink w:history="1" r:id="rIdxpoyq-7h0cx0c1bhmqpdi">
+            <w:hyperlink w:history="1" r:id="rIdnxd37kzeeoppmi-qpaato">
               <w:r>
                 <w:rPr>
                   <w:rFonts w:ascii="Arial" w:cs="Arial" w:eastAsia="Arial" w:hAnsi="Arial"/>
@@ -7134,7 +7746,7 @@
               <w:spacing w:after="10" w:before="0"/>
               <w:ind w:left="120"/>
             </w:pPr>
-            <w:hyperlink w:history="1" r:id="rIdz0t_asdlvk2mouvcxegag">
+            <w:hyperlink w:history="1" r:id="rId4a1qguig22snzjgczvpq_">
               <w:r>
                 <w:rPr>
                   <w:rFonts w:ascii="Arial" w:cs="Arial" w:eastAsia="Arial" w:hAnsi="Arial"/>
@@ -7179,7 +7791,7 @@
             <w:pPr>
               <w:spacing w:after="20" w:before="0"/>
             </w:pPr>
-            <w:hyperlink w:history="1" r:id="rId3l0__zj5vjlwdut-evurp">
+            <w:hyperlink w:history="1" r:id="rId5rfaivbv1lkbunpmmq55z">
               <w:r>
                 <w:rPr>
                   <w:rFonts w:ascii="Arial" w:cs="Arial" w:eastAsia="Arial" w:hAnsi="Arial"/>
@@ -7212,619 +7824,7 @@
               <w:spacing w:after="10" w:before="0"/>
               <w:ind w:left="120"/>
             </w:pPr>
-            <w:hyperlink w:history="1" r:id="rIdianfrbnzej8thuqnspt-l">
-              <w:r>
-                <w:rPr>
-                  <w:rFonts w:ascii="Arial" w:cs="Arial" w:eastAsia="Arial" w:hAnsi="Arial"/>
-                  <w:color w:val="595959"/>
-                  <w:sz w:val="14"/>
-                  <w:szCs w:val="14"/>
-                  <w:u w:val="single" w:color="595959"/>
-                </w:rPr>
-                <w:t xml:space="preserve">🔍 Search ARES for similar readings</w:t>
-              </w:r>
-            </w:hyperlink>
-          </w:p>
-        </w:tc>
-        <w:tc>
-          <w:tcPr>
-            <w:tcW w:type="dxa" w:w="3040"/>
-            <w:shd w:fill="FFFFFF" w:color="auto" w:val="clear"/>
-            <w:tcMar>
-              <w:top w:type="dxa" w:w="60"/>
-              <w:left w:type="dxa" w:w="120"/>
-              <w:bottom w:type="dxa" w:w="60"/>
-              <w:right w:type="dxa" w:w="120"/>
-            </w:tcMar>
-            <w:vAlign w:val="top"/>
-          </w:tcPr>
-          <w:p>
-            <w:pPr>
-              <w:spacing w:after="40" w:before="0"/>
-              <w:jc w:val="left"/>
-            </w:pPr>
-            <w:r>
-              <w:rPr>
-                <w:rFonts w:ascii="Arial" w:cs="Arial" w:eastAsia="Arial" w:hAnsi="Arial"/>
-                <w:b w:val="false"/>
-                <w:bCs w:val="false"/>
-                <w:i w:val="false"/>
-                <w:iCs w:val="false"/>
-                <w:color w:val="000000"/>
-                <w:sz w:val="18"/>
-                <w:szCs w:val="18"/>
-              </w:rPr>
-              <w:t xml:space="preserve">Pairs join into groups of four to compare tables and resolve any disagreements. Each group appoints a 'reporter' to present one disputed case to the class. The class then co-constructs a formal definition: learners suggest words, the teacher refines them on the board. Learners copy the agreed definition and complete two guided tasks in their exercise books: (1) Draw an isosceles triangle and mark ALL its lines of symmetry; (2) Draw a regular pentagon and predict how many lines of symmetry it has before folding a cut-out to check. Learners also write one sentence connecting today's activity to the matatu mirror: 'The mirror line in the matatu mirror is like the line of symmetry because ___.'</w:t>
-            </w:r>
-          </w:p>
-        </w:tc>
-        <w:tc>
-          <w:tcPr>
-            <w:tcW w:type="dxa" w:w="3040"/>
-            <w:shd w:fill="F2F2F2" w:color="auto" w:val="clear"/>
-            <w:tcMar>
-              <w:top w:type="dxa" w:w="60"/>
-              <w:left w:type="dxa" w:w="120"/>
-              <w:bottom w:type="dxa" w:w="60"/>
-              <w:right w:type="dxa" w:w="120"/>
-            </w:tcMar>
-            <w:vAlign w:val="top"/>
-          </w:tcPr>
-          <w:p>
-            <w:pPr>
-              <w:spacing w:after="40" w:before="0"/>
-              <w:jc w:val="left"/>
-            </w:pPr>
-            <w:r>
-              <w:rPr>
-                <w:rFonts w:ascii="Arial" w:cs="Arial" w:eastAsia="Arial" w:hAnsi="Arial"/>
-                <w:b w:val="false"/>
-                <w:bCs w:val="false"/>
-                <w:i w:val="false"/>
-                <w:iCs w:val="false"/>
-                <w:color w:val="000000"/>
-                <w:sz w:val="18"/>
-                <w:szCs w:val="18"/>
-              </w:rPr>
-              <w:t xml:space="preserve">Open whole-class discussion: 'Which shape caused the most disagreement in your group?' Cold-call 3 reporters. [WAIT TIME: 10 seconds after each.] For any disagreement about the rhombus, hold up the cut-out rhombus and fold it live in front of the class along both diagonals, then along the lines joining midpoints of opposite sides — ask the class: 'Which fold gives two halves that land exactly on top of each other? Tell your partner.' [WAIT TIME: 15 seconds pair-talk.] Cold-call 2 learners. Once consensus is reached, write on the board: 'A LINE OF SYMMETRY is a line that divides a plane figure into two congruent halves such that one half is the exact mirror image of the other.' Say: 'Write this in your exercise book. Underline the word CONGRUENT — we will use it a lot this term.' For the matatu connection sentence, cold-call 3 learners to read theirs aloud. [WAIT TIME: 12 seconds per learner.] Affirm correct connections and gently correct any that conflate the mirror line with the mirror surface itself: 'The LINE on the mirror, not the mirror itself, is what we call the line of symmetry — the mirror is just our tool for finding it.'</w:t>
-            </w:r>
-          </w:p>
-        </w:tc>
-        <w:tc>
-          <w:tcPr>
-            <w:tcW w:type="dxa" w:w="3040"/>
-            <w:shd w:fill="FFFFFF" w:color="auto" w:val="clear"/>
-            <w:tcMar>
-              <w:top w:type="dxa" w:w="60"/>
-              <w:left w:type="dxa" w:w="120"/>
-              <w:bottom w:type="dxa" w:w="60"/>
-              <w:right w:type="dxa" w:w="120"/>
-            </w:tcMar>
-            <w:vAlign w:val="top"/>
-          </w:tcPr>
-          <w:p>
-            <w:pPr>
-              <w:spacing w:after="40" w:before="0"/>
-              <w:jc w:val="left"/>
-            </w:pPr>
-            <w:r>
-              <w:rPr>
-                <w:rFonts w:ascii="Arial" w:cs="Arial" w:eastAsia="Arial" w:hAnsi="Arial"/>
-                <w:b w:val="false"/>
-                <w:bCs w:val="false"/>
-                <w:i w:val="false"/>
-                <w:iCs w:val="false"/>
-                <w:color w:val="000000"/>
-                <w:sz w:val="18"/>
-                <w:szCs w:val="18"/>
-              </w:rPr>
-              <w:t xml:space="preserve">Claim–Evidence–Reasoning (CER) Whole-Class Discussion — learners are asked to make a claim (this is/is not a line of symmetry), support it with physical evidence (the fold test), and explain their reasoning in words, building the habit of mathematical justification that underpins congruence proofs later in the unit.</w:t>
-            </w:r>
-          </w:p>
-        </w:tc>
-        <w:tc>
-          <w:tcPr>
-            <w:tcW w:type="dxa" w:w="3040"/>
-            <w:shd w:fill="F2F2F2" w:color="auto" w:val="clear"/>
-            <w:tcMar>
-              <w:top w:type="dxa" w:w="60"/>
-              <w:left w:type="dxa" w:w="120"/>
-              <w:bottom w:type="dxa" w:w="60"/>
-              <w:right w:type="dxa" w:w="120"/>
-            </w:tcMar>
-            <w:vAlign w:val="top"/>
-          </w:tcPr>
-          <w:p>
-            <w:pPr>
-              <w:spacing w:after="40" w:before="0"/>
-              <w:jc w:val="left"/>
-            </w:pPr>
-            <w:r>
-              <w:rPr>
-                <w:rFonts w:ascii="Arial" w:cs="Arial" w:eastAsia="Arial" w:hAnsi="Arial"/>
-                <w:b w:val="false"/>
-                <w:bCs w:val="false"/>
-                <w:i w:val="false"/>
-                <w:iCs w:val="false"/>
-                <w:color w:val="000000"/>
-                <w:sz w:val="18"/>
-                <w:szCs w:val="18"/>
-              </w:rPr>
-              <w:t xml:space="preserve">Read 4–5 'matatu connection' sentences as learners write. Look for: (a) correct use of 'mirror line,' (b) mention of 'same size/shape' or 'congruent,' (c) explicit link to the lorry image being a perfect copy. Learners who write vague sentences ('the mirror shows the car') need a follow-up prompt: 'Which PART of the mirror situation corresponds to a line of symmetry?' Flag these learners for the DQB phase.</w:t>
-            </w:r>
-          </w:p>
-        </w:tc>
-      </w:tr>
-      <w:tr>
-        <w:tc>
-          <w:tcPr>
-            <w:tcW w:type="dxa" w:w="1520"/>
-            <w:shd w:fill="FCE4D6" w:color="auto" w:val="clear"/>
-            <w:tcMar>
-              <w:top w:type="dxa" w:w="60"/>
-              <w:left w:type="dxa" w:w="120"/>
-              <w:bottom w:type="dxa" w:w="60"/>
-              <w:right w:type="dxa" w:w="120"/>
-            </w:tcMar>
-            <w:vAlign w:val="top"/>
-          </w:tcPr>
-          <w:p>
-            <w:pPr>
-              <w:spacing w:after="40" w:before="0"/>
-              <w:jc w:val="left"/>
-            </w:pPr>
-            <w:r>
-              <w:rPr>
-                <w:rFonts w:ascii="Arial" w:cs="Arial" w:eastAsia="Arial" w:hAnsi="Arial"/>
-                <w:b/>
-                <w:bCs/>
-                <w:i w:val="false"/>
-                <w:iCs w:val="false"/>
-                <w:color w:val="000000"/>
-                <w:sz w:val="18"/>
-                <w:szCs w:val="18"/>
-              </w:rPr>
-              <w:t xml:space="preserve">Driving Question Board (DQB) Creation</w:t>
-            </w:r>
-          </w:p>
-          <w:p>
-            <w:pPr>
-              <w:spacing w:after="20" w:before="0"/>
-            </w:pPr>
-            <w:r>
-              <w:rPr>
-                <w:rFonts w:ascii="Arial" w:cs="Arial" w:eastAsia="Arial" w:hAnsi="Arial"/>
-                <w:b/>
-                <w:bCs/>
-                <w:color w:val="1F3864"/>
-                <w:sz w:val="16"/>
-                <w:szCs w:val="16"/>
-              </w:rPr>
-              <w:t xml:space="preserve">📹 VIDEO:</w:t>
-            </w:r>
-          </w:p>
-          <w:p>
-            <w:pPr>
-              <w:spacing w:after="20" w:before="0"/>
-            </w:pPr>
-            <w:hyperlink w:history="1" r:id="rId3qktldc_azykspjrakkol">
-              <w:r>
-                <w:rPr>
-                  <w:rFonts w:ascii="Arial" w:cs="Arial" w:eastAsia="Arial" w:hAnsi="Arial"/>
-                  <w:color w:val="2E75B6"/>
-                  <w:sz w:val="16"/>
-                  <w:szCs w:val="16"/>
-                  <w:u w:val="single" w:color="2E75B6"/>
-                </w:rPr>
-                <w:t xml:space="preserve">Identifying Lines of Symmetry in Various Shapes</w:t>
-              </w:r>
-            </w:hyperlink>
-          </w:p>
-          <w:p>
-            <w:pPr>
-              <w:spacing w:after="10" w:before="0"/>
-              <w:ind w:left="120"/>
-            </w:pPr>
-            <w:r>
-              <w:rPr>
-                <w:rFonts w:ascii="Arial" w:cs="Arial" w:eastAsia="Arial" w:hAnsi="Arial"/>
-                <w:color w:val="595959"/>
-                <w:sz w:val="14"/>
-                <w:szCs w:val="14"/>
-              </w:rPr>
-              <w:t xml:space="preserve">Source: CK-12</w:t>
-            </w:r>
-          </w:p>
-          <w:p>
-            <w:pPr>
-              <w:spacing w:after="10" w:before="0"/>
-              <w:ind w:left="120"/>
-            </w:pPr>
-            <w:hyperlink w:history="1" r:id="rIdnfvy9_ulwi9-iwiyuuaqc">
-              <w:r>
-                <w:rPr>
-                  <w:rFonts w:ascii="Arial" w:cs="Arial" w:eastAsia="Arial" w:hAnsi="Arial"/>
-                  <w:color w:val="595959"/>
-                  <w:sz w:val="14"/>
-                  <w:szCs w:val="14"/>
-                  <w:u w:val="single" w:color="595959"/>
-                </w:rPr>
-                <w:t xml:space="preserve">🔍 Search ARES for similar videos</w:t>
-              </w:r>
-            </w:hyperlink>
-          </w:p>
-          <w:p>
-            <w:pPr>
-              <w:spacing w:after="40" w:before="0"/>
-            </w:pPr>
-            <w:r>
-              <w:rPr>
-                <w:sz w:val="14"/>
-                <w:szCs w:val="14"/>
-              </w:rPr>
-              <w:t xml:space="preserve"/>
-            </w:r>
-          </w:p>
-          <w:p>
-            <w:pPr>
-              <w:spacing w:after="20" w:before="0"/>
-            </w:pPr>
-            <w:r>
-              <w:rPr>
-                <w:rFonts w:ascii="Arial" w:cs="Arial" w:eastAsia="Arial" w:hAnsi="Arial"/>
-                <w:b/>
-                <w:bCs/>
-                <w:color w:val="1F3864"/>
-                <w:sz w:val="16"/>
-                <w:szCs w:val="16"/>
-              </w:rPr>
-              <w:t xml:space="preserve">📖 EXERCISE:</w:t>
-            </w:r>
-          </w:p>
-          <w:p>
-            <w:pPr>
-              <w:spacing w:after="20" w:before="0"/>
-            </w:pPr>
-            <w:hyperlink w:history="1" r:id="rIdhzyd46qjjlaklgizmynva">
-              <w:r>
-                <w:rPr>
-                  <w:rFonts w:ascii="Arial" w:cs="Arial" w:eastAsia="Arial" w:hAnsi="Arial"/>
-                  <w:color w:val="2E75B6"/>
-                  <w:sz w:val="16"/>
-                  <w:szCs w:val="16"/>
-                  <w:u w:val="single" w:color="2E75B6"/>
-                </w:rPr>
-                <w:t xml:space="preserve">Determine reflections (advanced)</w:t>
-              </w:r>
-            </w:hyperlink>
-          </w:p>
-          <w:p>
-            <w:pPr>
-              <w:spacing w:after="10" w:before="0"/>
-              <w:ind w:left="120"/>
-            </w:pPr>
-            <w:r>
-              <w:rPr>
-                <w:rFonts w:ascii="Arial" w:cs="Arial" w:eastAsia="Arial" w:hAnsi="Arial"/>
-                <w:color w:val="595959"/>
-                <w:sz w:val="14"/>
-                <w:szCs w:val="14"/>
-              </w:rPr>
-              <w:t xml:space="preserve">Source: Khan Academy (English - US curriculum)</w:t>
-            </w:r>
-          </w:p>
-          <w:p>
-            <w:pPr>
-              <w:spacing w:after="10" w:before="0"/>
-              <w:ind w:left="120"/>
-            </w:pPr>
-            <w:hyperlink w:history="1" r:id="rId2pozibthno3frdm8qubjc">
-              <w:r>
-                <w:rPr>
-                  <w:rFonts w:ascii="Arial" w:cs="Arial" w:eastAsia="Arial" w:hAnsi="Arial"/>
-                  <w:color w:val="595959"/>
-                  <w:sz w:val="14"/>
-                  <w:szCs w:val="14"/>
-                  <w:u w:val="single" w:color="595959"/>
-                </w:rPr>
-                <w:t xml:space="preserve">🔍 Search ARES for similar readings</w:t>
-              </w:r>
-            </w:hyperlink>
-          </w:p>
-        </w:tc>
-        <w:tc>
-          <w:tcPr>
-            <w:tcW w:type="dxa" w:w="3040"/>
-            <w:shd w:fill="FFFFFF" w:color="auto" w:val="clear"/>
-            <w:tcMar>
-              <w:top w:type="dxa" w:w="60"/>
-              <w:left w:type="dxa" w:w="120"/>
-              <w:bottom w:type="dxa" w:w="60"/>
-              <w:right w:type="dxa" w:w="120"/>
-            </w:tcMar>
-            <w:vAlign w:val="top"/>
-          </w:tcPr>
-          <w:p>
-            <w:pPr>
-              <w:spacing w:after="40" w:before="0"/>
-              <w:jc w:val="left"/>
-            </w:pPr>
-            <w:r>
-              <w:rPr>
-                <w:rFonts w:ascii="Arial" w:cs="Arial" w:eastAsia="Arial" w:hAnsi="Arial"/>
-                <w:b w:val="false"/>
-                <w:bCs w:val="false"/>
-                <w:i w:val="false"/>
-                <w:iCs w:val="false"/>
-                <w:color w:val="000000"/>
-                <w:sz w:val="18"/>
-                <w:szCs w:val="18"/>
-              </w:rPr>
-              <w:t xml:space="preserve">Each pair receives two sticky notes (or small paper slips). On the FIRST (green/light-coloured), they write ONE thing they now understand about why the matatu mirror image looks like a perfect copy of the lorry — starting with 'I now know that…'. On the SECOND (yellow/different colour), they write ONE new question the lesson has raised for them — starting with 'I still wonder…' or 'This makes me wonder…'. Pairs post both notes on the class Driving Question Board, grouping them under the teacher-prepared headings: 'What makes the two halves match?' | 'What is the mirror line?' | 'New questions for later lessons.'</w:t>
-            </w:r>
-          </w:p>
-        </w:tc>
-        <w:tc>
-          <w:tcPr>
-            <w:tcW w:type="dxa" w:w="3040"/>
-            <w:shd w:fill="F2F2F2" w:color="auto" w:val="clear"/>
-            <w:tcMar>
-              <w:top w:type="dxa" w:w="60"/>
-              <w:left w:type="dxa" w:w="120"/>
-              <w:bottom w:type="dxa" w:w="60"/>
-              <w:right w:type="dxa" w:w="120"/>
-            </w:tcMar>
-            <w:vAlign w:val="top"/>
-          </w:tcPr>
-          <w:p>
-            <w:pPr>
-              <w:spacing w:after="40" w:before="0"/>
-              <w:jc w:val="left"/>
-            </w:pPr>
-            <w:r>
-              <w:rPr>
-                <w:rFonts w:ascii="Arial" w:cs="Arial" w:eastAsia="Arial" w:hAnsi="Arial"/>
-                <w:b w:val="false"/>
-                <w:bCs w:val="false"/>
-                <w:i w:val="false"/>
-                <w:iCs w:val="false"/>
-                <w:color w:val="000000"/>
-                <w:sz w:val="18"/>
-                <w:szCs w:val="18"/>
-              </w:rPr>
-              <w:t xml:space="preserve">Point to the DQB and say: 'In Lesson 1 we asked: why does the lorry's image in the matatu mirror look exactly like the lorry? Today we have a better answer. Let's update our board.' Distribute the two sticky notes. Give 3 minutes for writing. [WAIT TIME: 3 minutes.] As pairs post notes, read 4 'I now know' notes aloud and 3 'I still wonder' notes aloud — choose ones that represent a spread of understanding. For a strong 'I now know' note, say: 'This pair says the mirror line is the line of symmetry of the whole situation — the lorry plus its image. That is a powerful idea we will prove in Lesson 3.' For a rich wonder note — e.g., 'I wonder if every shape has at least one line of symmetry' — say: 'That is a brilliant mathematical question. Let's pin it here — we may answer it before this unit is done.' Do NOT answer all wonder questions immediately; explicitly park them: 'This board is growing. By Lesson 8, we will have answered most of these together.'</w:t>
-            </w:r>
-          </w:p>
-        </w:tc>
-        <w:tc>
-          <w:tcPr>
-            <w:tcW w:type="dxa" w:w="3040"/>
-            <w:shd w:fill="FFFFFF" w:color="auto" w:val="clear"/>
-            <w:tcMar>
-              <w:top w:type="dxa" w:w="60"/>
-              <w:left w:type="dxa" w:w="120"/>
-              <w:bottom w:type="dxa" w:w="60"/>
-              <w:right w:type="dxa" w:w="120"/>
-            </w:tcMar>
-            <w:vAlign w:val="top"/>
-          </w:tcPr>
-          <w:p>
-            <w:pPr>
-              <w:spacing w:after="40" w:before="0"/>
-              <w:jc w:val="left"/>
-            </w:pPr>
-            <w:r>
-              <w:rPr>
-                <w:rFonts w:ascii="Arial" w:cs="Arial" w:eastAsia="Arial" w:hAnsi="Arial"/>
-                <w:b w:val="false"/>
-                <w:bCs w:val="false"/>
-                <w:i w:val="false"/>
-                <w:iCs w:val="false"/>
-                <w:color w:val="000000"/>
-                <w:sz w:val="18"/>
-                <w:szCs w:val="18"/>
-              </w:rPr>
-              <w:t xml:space="preserve">Driving Question Board (DQB) Progressive Reveal — the two-colour sticky-note protocol separates consolidated understanding from open questions, making the growth of knowledge visible over the lesson sequence and sustaining curiosity as an epistemic driver rather than letting unanswered questions become sources of confusion.</w:t>
-            </w:r>
-          </w:p>
-        </w:tc>
-        <w:tc>
-          <w:tcPr>
-            <w:tcW w:type="dxa" w:w="3040"/>
-            <w:shd w:fill="F2F2F2" w:color="auto" w:val="clear"/>
-            <w:tcMar>
-              <w:top w:type="dxa" w:w="60"/>
-              <w:left w:type="dxa" w:w="120"/>
-              <w:bottom w:type="dxa" w:w="60"/>
-              <w:right w:type="dxa" w:w="120"/>
-            </w:tcMar>
-            <w:vAlign w:val="top"/>
-          </w:tcPr>
-          <w:p>
-            <w:pPr>
-              <w:spacing w:after="40" w:before="0"/>
-              <w:jc w:val="left"/>
-            </w:pPr>
-            <w:r>
-              <w:rPr>
-                <w:rFonts w:ascii="Arial" w:cs="Arial" w:eastAsia="Arial" w:hAnsi="Arial"/>
-                <w:b w:val="false"/>
-                <w:bCs w:val="false"/>
-                <w:i w:val="false"/>
-                <w:iCs w:val="false"/>
-                <w:color w:val="000000"/>
-                <w:sz w:val="18"/>
-                <w:szCs w:val="18"/>
-              </w:rPr>
-              <w:t xml:space="preserve">Read all posted 'I now know' notes during or immediately after the lesson. Look for: correct use of 'line of symmetry,' 'mirror line,' and 'congruent halves.' Misuse of 'equal' (meaning only equal length) instead of 'congruent' (meaning same shape AND size) is a diagnostic flag — address at the start of Lesson 3. Count the 'I still wonder' notes that anticipate Lesson 3 content (properties of reflection, distances from mirror line) — these show readiness to advance.</w:t>
-            </w:r>
-          </w:p>
-        </w:tc>
-      </w:tr>
-      <w:tr>
-        <w:tc>
-          <w:tcPr>
-            <w:tcW w:type="dxa" w:w="1520"/>
-            <w:shd w:fill="D5E8F0" w:color="auto" w:val="clear"/>
-            <w:tcMar>
-              <w:top w:type="dxa" w:w="60"/>
-              <w:left w:type="dxa" w:w="120"/>
-              <w:bottom w:type="dxa" w:w="60"/>
-              <w:right w:type="dxa" w:w="120"/>
-            </w:tcMar>
-            <w:vAlign w:val="top"/>
-          </w:tcPr>
-          <w:p>
-            <w:pPr>
-              <w:spacing w:after="40" w:before="0"/>
-              <w:jc w:val="left"/>
-            </w:pPr>
-            <w:r>
-              <w:rPr>
-                <w:rFonts w:ascii="Arial" w:cs="Arial" w:eastAsia="Arial" w:hAnsi="Arial"/>
-                <w:b/>
-                <w:bCs/>
-                <w:i w:val="false"/>
-                <w:iCs w:val="false"/>
-                <w:color w:val="000000"/>
-                <w:sz w:val="18"/>
-                <w:szCs w:val="18"/>
-              </w:rPr>
-              <w:t xml:space="preserve">Model Building Phase</w:t>
-            </w:r>
-          </w:p>
-          <w:p>
-            <w:pPr>
-              <w:spacing w:after="20" w:before="0"/>
-            </w:pPr>
-            <w:r>
-              <w:rPr>
-                <w:rFonts w:ascii="Arial" w:cs="Arial" w:eastAsia="Arial" w:hAnsi="Arial"/>
-                <w:b/>
-                <w:bCs/>
-                <w:color w:val="1F3864"/>
-                <w:sz w:val="16"/>
-                <w:szCs w:val="16"/>
-              </w:rPr>
-              <w:t xml:space="preserve">📹 VIDEO:</w:t>
-            </w:r>
-          </w:p>
-          <w:p>
-            <w:pPr>
-              <w:spacing w:after="20" w:before="0"/>
-            </w:pPr>
-            <w:hyperlink w:history="1" r:id="rId7rtusjnfck6tod_56fdyb">
-              <w:r>
-                <w:rPr>
-                  <w:rFonts w:ascii="Arial" w:cs="Arial" w:eastAsia="Arial" w:hAnsi="Arial"/>
-                  <w:color w:val="2E75B6"/>
-                  <w:sz w:val="16"/>
-                  <w:szCs w:val="16"/>
-                  <w:u w:val="single" w:color="2E75B6"/>
-                </w:rPr>
-                <w:t xml:space="preserve">Determining Whether Various Shapes Have Lines of Symmetry</w:t>
-              </w:r>
-            </w:hyperlink>
-          </w:p>
-          <w:p>
-            <w:pPr>
-              <w:spacing w:after="10" w:before="0"/>
-              <w:ind w:left="120"/>
-            </w:pPr>
-            <w:r>
-              <w:rPr>
-                <w:rFonts w:ascii="Arial" w:cs="Arial" w:eastAsia="Arial" w:hAnsi="Arial"/>
-                <w:color w:val="595959"/>
-                <w:sz w:val="14"/>
-                <w:szCs w:val="14"/>
-              </w:rPr>
-              <w:t xml:space="preserve">Source: CK-12</w:t>
-            </w:r>
-          </w:p>
-          <w:p>
-            <w:pPr>
-              <w:spacing w:after="10" w:before="0"/>
-              <w:ind w:left="120"/>
-            </w:pPr>
-            <w:hyperlink w:history="1" r:id="rIdpupolejtijdv0lvktnpdx">
-              <w:r>
-                <w:rPr>
-                  <w:rFonts w:ascii="Arial" w:cs="Arial" w:eastAsia="Arial" w:hAnsi="Arial"/>
-                  <w:color w:val="595959"/>
-                  <w:sz w:val="14"/>
-                  <w:szCs w:val="14"/>
-                  <w:u w:val="single" w:color="595959"/>
-                </w:rPr>
-                <w:t xml:space="preserve">🔍 Search ARES for similar videos</w:t>
-              </w:r>
-            </w:hyperlink>
-          </w:p>
-          <w:p>
-            <w:pPr>
-              <w:spacing w:after="40" w:before="0"/>
-            </w:pPr>
-            <w:r>
-              <w:rPr>
-                <w:sz w:val="14"/>
-                <w:szCs w:val="14"/>
-              </w:rPr>
-              <w:t xml:space="preserve"/>
-            </w:r>
-          </w:p>
-          <w:p>
-            <w:pPr>
-              <w:spacing w:after="20" w:before="0"/>
-            </w:pPr>
-            <w:r>
-              <w:rPr>
-                <w:rFonts w:ascii="Arial" w:cs="Arial" w:eastAsia="Arial" w:hAnsi="Arial"/>
-                <w:b/>
-                <w:bCs/>
-                <w:color w:val="1F3864"/>
-                <w:sz w:val="16"/>
-                <w:szCs w:val="16"/>
-              </w:rPr>
-              <w:t xml:space="preserve">📖 EXERCISE:</w:t>
-            </w:r>
-          </w:p>
-          <w:p>
-            <w:pPr>
-              <w:spacing w:after="20" w:before="0"/>
-            </w:pPr>
-            <w:hyperlink w:history="1" r:id="rIduscfjbmtgnyjvl9n02pu6">
-              <w:r>
-                <w:rPr>
-                  <w:rFonts w:ascii="Arial" w:cs="Arial" w:eastAsia="Arial" w:hAnsi="Arial"/>
-                  <w:color w:val="2E75B6"/>
-                  <w:sz w:val="16"/>
-                  <w:szCs w:val="16"/>
-                  <w:u w:val="single" w:color="2E75B6"/>
-                </w:rPr>
-                <w:t xml:space="preserve">Determine reflections (advanced)</w:t>
-              </w:r>
-            </w:hyperlink>
-          </w:p>
-          <w:p>
-            <w:pPr>
-              <w:spacing w:after="10" w:before="0"/>
-              <w:ind w:left="120"/>
-            </w:pPr>
-            <w:r>
-              <w:rPr>
-                <w:rFonts w:ascii="Arial" w:cs="Arial" w:eastAsia="Arial" w:hAnsi="Arial"/>
-                <w:color w:val="595959"/>
-                <w:sz w:val="14"/>
-                <w:szCs w:val="14"/>
-              </w:rPr>
-              <w:t xml:space="preserve">Source: Khan Academy (English - US curriculum)</w:t>
-            </w:r>
-          </w:p>
-          <w:p>
-            <w:pPr>
-              <w:spacing w:after="10" w:before="0"/>
-              <w:ind w:left="120"/>
-            </w:pPr>
-            <w:hyperlink w:history="1" r:id="rIdhhwqzl7lgv0drcg41_tcl">
+            <w:hyperlink w:history="1" r:id="rIdc3cocskl4dbslexf5giw9">
               <w:r>
                 <w:rPr>
                   <w:rFonts w:ascii="Arial" w:cs="Arial" w:eastAsia="Arial" w:hAnsi="Arial"/>
@@ -9470,7 +9470,7 @@
             <w:pPr>
               <w:spacing w:after="20" w:before="0"/>
             </w:pPr>
-            <w:hyperlink w:history="1" r:id="rIdmjvab7pkfblg_pmaeioss">
+            <w:hyperlink w:history="1" r:id="rIdggidpnr_zo1gly67_ptyu">
               <w:r>
                 <w:rPr>
                   <w:rFonts w:ascii="Arial" w:cs="Arial" w:eastAsia="Arial" w:hAnsi="Arial"/>
@@ -9503,7 +9503,7 @@
               <w:spacing w:after="10" w:before="0"/>
               <w:ind w:left="120"/>
             </w:pPr>
-            <w:hyperlink w:history="1" r:id="rIdbtbnks7xe-9mrf5jknoqc">
+            <w:hyperlink w:history="1" r:id="rIdxx18_7tg14qdim3jomfue">
               <w:r>
                 <w:rPr>
                   <w:rFonts w:ascii="Arial" w:cs="Arial" w:eastAsia="Arial" w:hAnsi="Arial"/>
@@ -9548,7 +9548,7 @@
             <w:pPr>
               <w:spacing w:after="20" w:before="0"/>
             </w:pPr>
-            <w:hyperlink w:history="1" r:id="rIdfen2kfw0v79jajpidn1qe">
+            <w:hyperlink w:history="1" r:id="rIdwtpbv5ws5dqo_enixudok">
               <w:r>
                 <w:rPr>
                   <w:rFonts w:ascii="Arial" w:cs="Arial" w:eastAsia="Arial" w:hAnsi="Arial"/>
@@ -9581,7 +9581,7 @@
               <w:spacing w:after="10" w:before="0"/>
               <w:ind w:left="120"/>
             </w:pPr>
-            <w:hyperlink w:history="1" r:id="rIdzknghq9gzkh1mvifgiri9">
+            <w:hyperlink w:history="1" r:id="rIdohcbtg76lahxy3x1fxoeg">
               <w:r>
                 <w:rPr>
                   <w:rFonts w:ascii="Arial" w:cs="Arial" w:eastAsia="Arial" w:hAnsi="Arial"/>
@@ -9776,7 +9776,7 @@
             <w:pPr>
               <w:spacing w:after="20" w:before="0"/>
             </w:pPr>
-            <w:hyperlink w:history="1" r:id="rIde1pshzf76rcuf7beljxle">
+            <w:hyperlink w:history="1" r:id="rIdaxjps471yvjc7vgpv1kjo">
               <w:r>
                 <w:rPr>
                   <w:rFonts w:ascii="Arial" w:cs="Arial" w:eastAsia="Arial" w:hAnsi="Arial"/>
@@ -9809,7 +9809,7 @@
               <w:spacing w:after="10" w:before="0"/>
               <w:ind w:left="120"/>
             </w:pPr>
-            <w:hyperlink w:history="1" r:id="rIdnbfmuzn3ofgcjapcgy53q">
+            <w:hyperlink w:history="1" r:id="rId0ludthc2j9mdhkpz9zv4o">
               <w:r>
                 <w:rPr>
                   <w:rFonts w:ascii="Arial" w:cs="Arial" w:eastAsia="Arial" w:hAnsi="Arial"/>
@@ -9854,7 +9854,7 @@
             <w:pPr>
               <w:spacing w:after="20" w:before="0"/>
             </w:pPr>
-            <w:hyperlink w:history="1" r:id="rIdsmnhg2fiyagiwjmnr1bvz">
+            <w:hyperlink w:history="1" r:id="rIdmpkonasczhks2morxymcw">
               <w:r>
                 <w:rPr>
                   <w:rFonts w:ascii="Arial" w:cs="Arial" w:eastAsia="Arial" w:hAnsi="Arial"/>
@@ -9887,7 +9887,7 @@
               <w:spacing w:after="10" w:before="0"/>
               <w:ind w:left="120"/>
             </w:pPr>
-            <w:hyperlink w:history="1" r:id="rIdbynusxauvwmyigi9zp4d4">
+            <w:hyperlink w:history="1" r:id="rIdkssnuvl9t1zchlsmjr5oa">
               <w:r>
                 <w:rPr>
                   <w:rFonts w:ascii="Arial" w:cs="Arial" w:eastAsia="Arial" w:hAnsi="Arial"/>
@@ -10082,7 +10082,7 @@
             <w:pPr>
               <w:spacing w:after="20" w:before="0"/>
             </w:pPr>
-            <w:hyperlink w:history="1" r:id="rIdf9tqhcl0by-gfni1469pt">
+            <w:hyperlink w:history="1" r:id="rIdvypnoqdlq_2dpnqstrjep">
               <w:r>
                 <w:rPr>
                   <w:rFonts w:ascii="Arial" w:cs="Arial" w:eastAsia="Arial" w:hAnsi="Arial"/>
@@ -10115,7 +10115,7 @@
               <w:spacing w:after="10" w:before="0"/>
               <w:ind w:left="120"/>
             </w:pPr>
-            <w:hyperlink w:history="1" r:id="rIdijgu_v7hz5cny6wdyfcox">
+            <w:hyperlink w:history="1" r:id="rIdkjpa9m3uprglmvbwklxah">
               <w:r>
                 <w:rPr>
                   <w:rFonts w:ascii="Arial" w:cs="Arial" w:eastAsia="Arial" w:hAnsi="Arial"/>
@@ -10160,7 +10160,7 @@
             <w:pPr>
               <w:spacing w:after="20" w:before="0"/>
             </w:pPr>
-            <w:hyperlink w:history="1" r:id="rIdhtepl_k_a1quntal7rkuf">
+            <w:hyperlink w:history="1" r:id="rIdueynmh0zdikmlzu5qmkgj">
               <w:r>
                 <w:rPr>
                   <w:rFonts w:ascii="Arial" w:cs="Arial" w:eastAsia="Arial" w:hAnsi="Arial"/>
@@ -10193,7 +10193,7 @@
               <w:spacing w:after="10" w:before="0"/>
               <w:ind w:left="120"/>
             </w:pPr>
-            <w:hyperlink w:history="1" r:id="rIdtdyjxwlj-q-69v6umte2d">
+            <w:hyperlink w:history="1" r:id="rIdh2vz_7ihhk4chijhtkgxs">
               <w:r>
                 <w:rPr>
                   <w:rFonts w:ascii="Arial" w:cs="Arial" w:eastAsia="Arial" w:hAnsi="Arial"/>
@@ -10388,7 +10388,7 @@
             <w:pPr>
               <w:spacing w:after="20" w:before="0"/>
             </w:pPr>
-            <w:hyperlink w:history="1" r:id="rIdc12q97wkktfz2lxt2mdxp">
+            <w:hyperlink w:history="1" r:id="rId70macnrjunfrlczlucihk">
               <w:r>
                 <w:rPr>
                   <w:rFonts w:ascii="Arial" w:cs="Arial" w:eastAsia="Arial" w:hAnsi="Arial"/>
@@ -10397,7 +10397,7 @@
                   <w:szCs w:val="16"/>
                   <w:u w:val="single" w:color="2E75B6"/>
                 </w:rPr>
-                <w:t xml:space="preserve">Reflecting points in the coordinate plane</w:t>
+                <w:t xml:space="preserve">Determining reflections (advanced)</w:t>
               </w:r>
             </w:hyperlink>
           </w:p>
@@ -10421,7 +10421,7 @@
               <w:spacing w:after="10" w:before="0"/>
               <w:ind w:left="120"/>
             </w:pPr>
-            <w:hyperlink w:history="1" r:id="rIdg4nprbye9uw_xciyvxq2f">
+            <w:hyperlink w:history="1" r:id="rIdew0tau-5v3alllhpmfzo3">
               <w:r>
                 <w:rPr>
                   <w:rFonts w:ascii="Arial" w:cs="Arial" w:eastAsia="Arial" w:hAnsi="Arial"/>
@@ -10466,7 +10466,313 @@
             <w:pPr>
               <w:spacing w:after="20" w:before="0"/>
             </w:pPr>
-            <w:hyperlink w:history="1" r:id="rIdu3e8dggy2crg8r9lihy8j">
+            <w:hyperlink w:history="1" r:id="rIdvszfhlv_yf4kgk8aax5jf">
+              <w:r>
+                <w:rPr>
+                  <w:rFonts w:ascii="Arial" w:cs="Arial" w:eastAsia="Arial" w:hAnsi="Arial"/>
+                  <w:color w:val="2E75B6"/>
+                  <w:sz w:val="16"/>
+                  <w:szCs w:val="16"/>
+                  <w:u w:val="single" w:color="2E75B6"/>
+                </w:rPr>
+                <w:t xml:space="preserve">Congruence &amp; transformations</w:t>
+              </w:r>
+            </w:hyperlink>
+          </w:p>
+          <w:p>
+            <w:pPr>
+              <w:spacing w:after="10" w:before="0"/>
+              <w:ind w:left="120"/>
+            </w:pPr>
+            <w:r>
+              <w:rPr>
+                <w:rFonts w:ascii="Arial" w:cs="Arial" w:eastAsia="Arial" w:hAnsi="Arial"/>
+                <w:color w:val="595959"/>
+                <w:sz w:val="14"/>
+                <w:szCs w:val="14"/>
+              </w:rPr>
+              <w:t xml:space="preserve">Source: Khan Academy (English - US curriculum)</w:t>
+            </w:r>
+          </w:p>
+          <w:p>
+            <w:pPr>
+              <w:spacing w:after="10" w:before="0"/>
+              <w:ind w:left="120"/>
+            </w:pPr>
+            <w:hyperlink w:history="1" r:id="rIdqhkc7jd7awkq-5cnjably">
+              <w:r>
+                <w:rPr>
+                  <w:rFonts w:ascii="Arial" w:cs="Arial" w:eastAsia="Arial" w:hAnsi="Arial"/>
+                  <w:color w:val="595959"/>
+                  <w:sz w:val="14"/>
+                  <w:szCs w:val="14"/>
+                  <w:u w:val="single" w:color="595959"/>
+                </w:rPr>
+                <w:t xml:space="preserve">🔍 Search ARES for similar readings</w:t>
+              </w:r>
+            </w:hyperlink>
+          </w:p>
+        </w:tc>
+        <w:tc>
+          <w:tcPr>
+            <w:tcW w:type="dxa" w:w="3040"/>
+            <w:shd w:fill="FFFFFF" w:color="auto" w:val="clear"/>
+            <w:tcMar>
+              <w:top w:type="dxa" w:w="60"/>
+              <w:left w:type="dxa" w:w="120"/>
+              <w:bottom w:type="dxa" w:w="60"/>
+              <w:right w:type="dxa" w:w="120"/>
+            </w:tcMar>
+            <w:vAlign w:val="top"/>
+          </w:tcPr>
+          <w:p>
+            <w:pPr>
+              <w:spacing w:after="40" w:before="0"/>
+              <w:jc w:val="left"/>
+            </w:pPr>
+            <w:r>
+              <w:rPr>
+                <w:rFonts w:ascii="Arial" w:cs="Arial" w:eastAsia="Arial" w:hAnsi="Arial"/>
+                <w:b w:val="false"/>
+                <w:bCs w:val="false"/>
+                <w:i w:val="false"/>
+                <w:iCs w:val="false"/>
+                <w:color w:val="000000"/>
+                <w:sz w:val="18"/>
+                <w:szCs w:val="18"/>
+              </w:rPr>
+              <w:t xml:space="preserve">Each pair writes two sticky notes: one GREEN note headed 'What we now know' and one ORANGE note headed 'New question.' The green note must contain a coordinate rule discovered today plus a sentence connecting it to the matatu mirror phenomenon. The orange note must ask a question that today's lesson raised but did not answer — e.g., 'What if we only have the object and image — how do we find the mirror line equation?' Pairs post their notes on the class DQB under the columns 'Evidence Gathered' and 'Still Wondering.' The teacher reads three orange notes aloud and frames them as the target for Lesson 4.</w:t>
+            </w:r>
+          </w:p>
+        </w:tc>
+        <w:tc>
+          <w:tcPr>
+            <w:tcW w:type="dxa" w:w="3040"/>
+            <w:shd w:fill="F2F2F2" w:color="auto" w:val="clear"/>
+            <w:tcMar>
+              <w:top w:type="dxa" w:w="60"/>
+              <w:left w:type="dxa" w:w="120"/>
+              <w:bottom w:type="dxa" w:w="60"/>
+              <w:right w:type="dxa" w:w="120"/>
+            </w:tcMar>
+            <w:vAlign w:val="top"/>
+          </w:tcPr>
+          <w:p>
+            <w:pPr>
+              <w:spacing w:after="40" w:before="0"/>
+              <w:jc w:val="left"/>
+            </w:pPr>
+            <w:r>
+              <w:rPr>
+                <w:rFonts w:ascii="Arial" w:cs="Arial" w:eastAsia="Arial" w:hAnsi="Arial"/>
+                <w:b w:val="false"/>
+                <w:bCs w:val="false"/>
+                <w:i w:val="false"/>
+                <w:iCs w:val="false"/>
+                <w:color w:val="000000"/>
+                <w:sz w:val="18"/>
+                <w:szCs w:val="18"/>
+              </w:rPr>
+              <w:t xml:space="preserve">Distribute sticky notes (or learners write on paper squares). Say: 'Two minutes — write your green note first. It must include a coordinate rule AND connect it to the lorry in the matatu mirror. Then write your orange note — what do you still want to know?' [WAIT 2 minutes.] 'Post your notes on the board.' [Allow 1 minute for posting.] Read three orange notes aloud: 'I am hearing questions like: How do we find the mirror line if we only see the object and image? Can the mirror line be a slanted line that is not y = x? Does reflection always make the image congruent? These are exactly the questions real mathematicians ask.' Circle the orange notes that relate to finding the mirror-line equation and say: 'We will answer these in our next lesson.'</w:t>
+            </w:r>
+          </w:p>
+        </w:tc>
+        <w:tc>
+          <w:tcPr>
+            <w:tcW w:type="dxa" w:w="3040"/>
+            <w:shd w:fill="FFFFFF" w:color="auto" w:val="clear"/>
+            <w:tcMar>
+              <w:top w:type="dxa" w:w="60"/>
+              <w:left w:type="dxa" w:w="120"/>
+              <w:bottom w:type="dxa" w:w="60"/>
+              <w:right w:type="dxa" w:w="120"/>
+            </w:tcMar>
+            <w:vAlign w:val="top"/>
+          </w:tcPr>
+          <w:p>
+            <w:pPr>
+              <w:spacing w:after="40" w:before="0"/>
+              <w:jc w:val="left"/>
+            </w:pPr>
+            <w:r>
+              <w:rPr>
+                <w:rFonts w:ascii="Arial" w:cs="Arial" w:eastAsia="Arial" w:hAnsi="Arial"/>
+                <w:b w:val="false"/>
+                <w:bCs w:val="false"/>
+                <w:i w:val="false"/>
+                <w:iCs w:val="false"/>
+                <w:color w:val="000000"/>
+                <w:sz w:val="18"/>
+                <w:szCs w:val="18"/>
+              </w:rPr>
+              <w:t xml:space="preserve">Two-Column DQB Update (Evidence / Still Wondering): separating confirmed knowledge from new questions makes the cumulative nature of the inquiry visible. The physical act of posting notes gives every learner a public stake in the investigation and models scientific practice of tracking what is known versus what remains to be explained.</w:t>
+            </w:r>
+          </w:p>
+        </w:tc>
+        <w:tc>
+          <w:tcPr>
+            <w:tcW w:type="dxa" w:w="3040"/>
+            <w:shd w:fill="F2F2F2" w:color="auto" w:val="clear"/>
+            <w:tcMar>
+              <w:top w:type="dxa" w:w="60"/>
+              <w:left w:type="dxa" w:w="120"/>
+              <w:bottom w:type="dxa" w:w="60"/>
+              <w:right w:type="dxa" w:w="120"/>
+            </w:tcMar>
+            <w:vAlign w:val="top"/>
+          </w:tcPr>
+          <w:p>
+            <w:pPr>
+              <w:spacing w:after="40" w:before="0"/>
+              <w:jc w:val="left"/>
+            </w:pPr>
+            <w:r>
+              <w:rPr>
+                <w:rFonts w:ascii="Arial" w:cs="Arial" w:eastAsia="Arial" w:hAnsi="Arial"/>
+                <w:b w:val="false"/>
+                <w:bCs w:val="false"/>
+                <w:i w:val="false"/>
+                <w:iCs w:val="false"/>
+                <w:color w:val="000000"/>
+                <w:sz w:val="18"/>
+                <w:szCs w:val="18"/>
+              </w:rPr>
+              <w:t xml:space="preserve">Read all posted green notes quickly: check that learners are connecting coordinate rules (not just listing them) to the phenomenon. Flag any green notes that state only 'reflection maps (a,b) to (−a,b)' without a phenomenon link — prompt those pairs verbally: 'How does that rule explain what the matatu driver sees?'</w:t>
+            </w:r>
+          </w:p>
+        </w:tc>
+      </w:tr>
+      <w:tr>
+        <w:tc>
+          <w:tcPr>
+            <w:tcW w:type="dxa" w:w="1520"/>
+            <w:shd w:fill="D5E8F0" w:color="auto" w:val="clear"/>
+            <w:tcMar>
+              <w:top w:type="dxa" w:w="60"/>
+              <w:left w:type="dxa" w:w="120"/>
+              <w:bottom w:type="dxa" w:w="60"/>
+              <w:right w:type="dxa" w:w="120"/>
+            </w:tcMar>
+            <w:vAlign w:val="top"/>
+          </w:tcPr>
+          <w:p>
+            <w:pPr>
+              <w:spacing w:after="40" w:before="0"/>
+              <w:jc w:val="left"/>
+            </w:pPr>
+            <w:r>
+              <w:rPr>
+                <w:rFonts w:ascii="Arial" w:cs="Arial" w:eastAsia="Arial" w:hAnsi="Arial"/>
+                <w:b/>
+                <w:bCs/>
+                <w:i w:val="false"/>
+                <w:iCs w:val="false"/>
+                <w:color w:val="000000"/>
+                <w:sz w:val="18"/>
+                <w:szCs w:val="18"/>
+              </w:rPr>
+              <w:t xml:space="preserve">Model Building Phase</w:t>
+            </w:r>
+          </w:p>
+          <w:p>
+            <w:pPr>
+              <w:spacing w:after="20" w:before="0"/>
+            </w:pPr>
+            <w:r>
+              <w:rPr>
+                <w:rFonts w:ascii="Arial" w:cs="Arial" w:eastAsia="Arial" w:hAnsi="Arial"/>
+                <w:b/>
+                <w:bCs/>
+                <w:color w:val="1F3864"/>
+                <w:sz w:val="16"/>
+                <w:szCs w:val="16"/>
+              </w:rPr>
+              <w:t xml:space="preserve">📹 VIDEO:</w:t>
+            </w:r>
+          </w:p>
+          <w:p>
+            <w:pPr>
+              <w:spacing w:after="20" w:before="0"/>
+            </w:pPr>
+            <w:hyperlink w:history="1" r:id="rId5niyebim1qvnmflra86n0">
+              <w:r>
+                <w:rPr>
+                  <w:rFonts w:ascii="Arial" w:cs="Arial" w:eastAsia="Arial" w:hAnsi="Arial"/>
+                  <w:color w:val="2E75B6"/>
+                  <w:sz w:val="16"/>
+                  <w:szCs w:val="16"/>
+                  <w:u w:val="single" w:color="2E75B6"/>
+                </w:rPr>
+                <w:t xml:space="preserve">Determining reflections (advanced)</w:t>
+              </w:r>
+            </w:hyperlink>
+          </w:p>
+          <w:p>
+            <w:pPr>
+              <w:spacing w:after="10" w:before="0"/>
+              <w:ind w:left="120"/>
+            </w:pPr>
+            <w:r>
+              <w:rPr>
+                <w:rFonts w:ascii="Arial" w:cs="Arial" w:eastAsia="Arial" w:hAnsi="Arial"/>
+                <w:color w:val="595959"/>
+                <w:sz w:val="14"/>
+                <w:szCs w:val="14"/>
+              </w:rPr>
+              <w:t xml:space="preserve">Source: Khan Academy (English - US curriculum)</w:t>
+            </w:r>
+          </w:p>
+          <w:p>
+            <w:pPr>
+              <w:spacing w:after="10" w:before="0"/>
+              <w:ind w:left="120"/>
+            </w:pPr>
+            <w:hyperlink w:history="1" r:id="rIdrlkbyqfsxa8umxmiuu6ki">
+              <w:r>
+                <w:rPr>
+                  <w:rFonts w:ascii="Arial" w:cs="Arial" w:eastAsia="Arial" w:hAnsi="Arial"/>
+                  <w:color w:val="595959"/>
+                  <w:sz w:val="14"/>
+                  <w:szCs w:val="14"/>
+                  <w:u w:val="single" w:color="595959"/>
+                </w:rPr>
+                <w:t xml:space="preserve">🔍 Search ARES for similar videos</w:t>
+              </w:r>
+            </w:hyperlink>
+          </w:p>
+          <w:p>
+            <w:pPr>
+              <w:spacing w:after="40" w:before="0"/>
+            </w:pPr>
+            <w:r>
+              <w:rPr>
+                <w:sz w:val="14"/>
+                <w:szCs w:val="14"/>
+              </w:rPr>
+              <w:t xml:space="preserve"/>
+            </w:r>
+          </w:p>
+          <w:p>
+            <w:pPr>
+              <w:spacing w:after="20" w:before="0"/>
+            </w:pPr>
+            <w:r>
+              <w:rPr>
+                <w:rFonts w:ascii="Arial" w:cs="Arial" w:eastAsia="Arial" w:hAnsi="Arial"/>
+                <w:b/>
+                <w:bCs/>
+                <w:color w:val="1F3864"/>
+                <w:sz w:val="16"/>
+                <w:szCs w:val="16"/>
+              </w:rPr>
+              <w:t xml:space="preserve">📖 EXERCISE:</w:t>
+            </w:r>
+          </w:p>
+          <w:p>
+            <w:pPr>
+              <w:spacing w:after="20" w:before="0"/>
+            </w:pPr>
+            <w:hyperlink w:history="1" r:id="rIdpmuoiiegmslgtqkraukhr">
               <w:r>
                 <w:rPr>
                   <w:rFonts w:ascii="Arial" w:cs="Arial" w:eastAsia="Arial" w:hAnsi="Arial"/>
@@ -10499,313 +10805,7 @@
               <w:spacing w:after="10" w:before="0"/>
               <w:ind w:left="120"/>
             </w:pPr>
-            <w:hyperlink w:history="1" r:id="rIdw6qaolvxpo8ruhbz-ddoj">
-              <w:r>
-                <w:rPr>
-                  <w:rFonts w:ascii="Arial" w:cs="Arial" w:eastAsia="Arial" w:hAnsi="Arial"/>
-                  <w:color w:val="595959"/>
-                  <w:sz w:val="14"/>
-                  <w:szCs w:val="14"/>
-                  <w:u w:val="single" w:color="595959"/>
-                </w:rPr>
-                <w:t xml:space="preserve">🔍 Search ARES for similar readings</w:t>
-              </w:r>
-            </w:hyperlink>
-          </w:p>
-        </w:tc>
-        <w:tc>
-          <w:tcPr>
-            <w:tcW w:type="dxa" w:w="3040"/>
-            <w:shd w:fill="FFFFFF" w:color="auto" w:val="clear"/>
-            <w:tcMar>
-              <w:top w:type="dxa" w:w="60"/>
-              <w:left w:type="dxa" w:w="120"/>
-              <w:bottom w:type="dxa" w:w="60"/>
-              <w:right w:type="dxa" w:w="120"/>
-            </w:tcMar>
-            <w:vAlign w:val="top"/>
-          </w:tcPr>
-          <w:p>
-            <w:pPr>
-              <w:spacing w:after="40" w:before="0"/>
-              <w:jc w:val="left"/>
-            </w:pPr>
-            <w:r>
-              <w:rPr>
-                <w:rFonts w:ascii="Arial" w:cs="Arial" w:eastAsia="Arial" w:hAnsi="Arial"/>
-                <w:b w:val="false"/>
-                <w:bCs w:val="false"/>
-                <w:i w:val="false"/>
-                <w:iCs w:val="false"/>
-                <w:color w:val="000000"/>
-                <w:sz w:val="18"/>
-                <w:szCs w:val="18"/>
-              </w:rPr>
-              <w:t xml:space="preserve">Each pair writes two sticky notes: one GREEN note headed 'What we now know' and one ORANGE note headed 'New question.' The green note must contain a coordinate rule discovered today plus a sentence connecting it to the matatu mirror phenomenon. The orange note must ask a question that today's lesson raised but did not answer — e.g., 'What if we only have the object and image — how do we find the mirror line equation?' Pairs post their notes on the class DQB under the columns 'Evidence Gathered' and 'Still Wondering.' The teacher reads three orange notes aloud and frames them as the target for Lesson 4.</w:t>
-            </w:r>
-          </w:p>
-        </w:tc>
-        <w:tc>
-          <w:tcPr>
-            <w:tcW w:type="dxa" w:w="3040"/>
-            <w:shd w:fill="F2F2F2" w:color="auto" w:val="clear"/>
-            <w:tcMar>
-              <w:top w:type="dxa" w:w="60"/>
-              <w:left w:type="dxa" w:w="120"/>
-              <w:bottom w:type="dxa" w:w="60"/>
-              <w:right w:type="dxa" w:w="120"/>
-            </w:tcMar>
-            <w:vAlign w:val="top"/>
-          </w:tcPr>
-          <w:p>
-            <w:pPr>
-              <w:spacing w:after="40" w:before="0"/>
-              <w:jc w:val="left"/>
-            </w:pPr>
-            <w:r>
-              <w:rPr>
-                <w:rFonts w:ascii="Arial" w:cs="Arial" w:eastAsia="Arial" w:hAnsi="Arial"/>
-                <w:b w:val="false"/>
-                <w:bCs w:val="false"/>
-                <w:i w:val="false"/>
-                <w:iCs w:val="false"/>
-                <w:color w:val="000000"/>
-                <w:sz w:val="18"/>
-                <w:szCs w:val="18"/>
-              </w:rPr>
-              <w:t xml:space="preserve">Distribute sticky notes (or learners write on paper squares). Say: 'Two minutes — write your green note first. It must include a coordinate rule AND connect it to the lorry in the matatu mirror. Then write your orange note — what do you still want to know?' [WAIT 2 minutes.] 'Post your notes on the board.' [Allow 1 minute for posting.] Read three orange notes aloud: 'I am hearing questions like: How do we find the mirror line if we only see the object and image? Can the mirror line be a slanted line that is not y = x? Does reflection always make the image congruent? These are exactly the questions real mathematicians ask.' Circle the orange notes that relate to finding the mirror-line equation and say: 'We will answer these in our next lesson.'</w:t>
-            </w:r>
-          </w:p>
-        </w:tc>
-        <w:tc>
-          <w:tcPr>
-            <w:tcW w:type="dxa" w:w="3040"/>
-            <w:shd w:fill="FFFFFF" w:color="auto" w:val="clear"/>
-            <w:tcMar>
-              <w:top w:type="dxa" w:w="60"/>
-              <w:left w:type="dxa" w:w="120"/>
-              <w:bottom w:type="dxa" w:w="60"/>
-              <w:right w:type="dxa" w:w="120"/>
-            </w:tcMar>
-            <w:vAlign w:val="top"/>
-          </w:tcPr>
-          <w:p>
-            <w:pPr>
-              <w:spacing w:after="40" w:before="0"/>
-              <w:jc w:val="left"/>
-            </w:pPr>
-            <w:r>
-              <w:rPr>
-                <w:rFonts w:ascii="Arial" w:cs="Arial" w:eastAsia="Arial" w:hAnsi="Arial"/>
-                <w:b w:val="false"/>
-                <w:bCs w:val="false"/>
-                <w:i w:val="false"/>
-                <w:iCs w:val="false"/>
-                <w:color w:val="000000"/>
-                <w:sz w:val="18"/>
-                <w:szCs w:val="18"/>
-              </w:rPr>
-              <w:t xml:space="preserve">Two-Column DQB Update (Evidence / Still Wondering): separating confirmed knowledge from new questions makes the cumulative nature of the inquiry visible. The physical act of posting notes gives every learner a public stake in the investigation and models scientific practice of tracking what is known versus what remains to be explained.</w:t>
-            </w:r>
-          </w:p>
-        </w:tc>
-        <w:tc>
-          <w:tcPr>
-            <w:tcW w:type="dxa" w:w="3040"/>
-            <w:shd w:fill="F2F2F2" w:color="auto" w:val="clear"/>
-            <w:tcMar>
-              <w:top w:type="dxa" w:w="60"/>
-              <w:left w:type="dxa" w:w="120"/>
-              <w:bottom w:type="dxa" w:w="60"/>
-              <w:right w:type="dxa" w:w="120"/>
-            </w:tcMar>
-            <w:vAlign w:val="top"/>
-          </w:tcPr>
-          <w:p>
-            <w:pPr>
-              <w:spacing w:after="40" w:before="0"/>
-              <w:jc w:val="left"/>
-            </w:pPr>
-            <w:r>
-              <w:rPr>
-                <w:rFonts w:ascii="Arial" w:cs="Arial" w:eastAsia="Arial" w:hAnsi="Arial"/>
-                <w:b w:val="false"/>
-                <w:bCs w:val="false"/>
-                <w:i w:val="false"/>
-                <w:iCs w:val="false"/>
-                <w:color w:val="000000"/>
-                <w:sz w:val="18"/>
-                <w:szCs w:val="18"/>
-              </w:rPr>
-              <w:t xml:space="preserve">Read all posted green notes quickly: check that learners are connecting coordinate rules (not just listing them) to the phenomenon. Flag any green notes that state only 'reflection maps (a,b) to (−a,b)' without a phenomenon link — prompt those pairs verbally: 'How does that rule explain what the matatu driver sees?'</w:t>
-            </w:r>
-          </w:p>
-        </w:tc>
-      </w:tr>
-      <w:tr>
-        <w:tc>
-          <w:tcPr>
-            <w:tcW w:type="dxa" w:w="1520"/>
-            <w:shd w:fill="D5E8F0" w:color="auto" w:val="clear"/>
-            <w:tcMar>
-              <w:top w:type="dxa" w:w="60"/>
-              <w:left w:type="dxa" w:w="120"/>
-              <w:bottom w:type="dxa" w:w="60"/>
-              <w:right w:type="dxa" w:w="120"/>
-            </w:tcMar>
-            <w:vAlign w:val="top"/>
-          </w:tcPr>
-          <w:p>
-            <w:pPr>
-              <w:spacing w:after="40" w:before="0"/>
-              <w:jc w:val="left"/>
-            </w:pPr>
-            <w:r>
-              <w:rPr>
-                <w:rFonts w:ascii="Arial" w:cs="Arial" w:eastAsia="Arial" w:hAnsi="Arial"/>
-                <w:b/>
-                <w:bCs/>
-                <w:i w:val="false"/>
-                <w:iCs w:val="false"/>
-                <w:color w:val="000000"/>
-                <w:sz w:val="18"/>
-                <w:szCs w:val="18"/>
-              </w:rPr>
-              <w:t xml:space="preserve">Model Building Phase</w:t>
-            </w:r>
-          </w:p>
-          <w:p>
-            <w:pPr>
-              <w:spacing w:after="20" w:before="0"/>
-            </w:pPr>
-            <w:r>
-              <w:rPr>
-                <w:rFonts w:ascii="Arial" w:cs="Arial" w:eastAsia="Arial" w:hAnsi="Arial"/>
-                <w:b/>
-                <w:bCs/>
-                <w:color w:val="1F3864"/>
-                <w:sz w:val="16"/>
-                <w:szCs w:val="16"/>
-              </w:rPr>
-              <w:t xml:space="preserve">📹 VIDEO:</w:t>
-            </w:r>
-          </w:p>
-          <w:p>
-            <w:pPr>
-              <w:spacing w:after="20" w:before="0"/>
-            </w:pPr>
-            <w:hyperlink w:history="1" r:id="rId6vtueda6rvymr9ee2spcq">
-              <w:r>
-                <w:rPr>
-                  <w:rFonts w:ascii="Arial" w:cs="Arial" w:eastAsia="Arial" w:hAnsi="Arial"/>
-                  <w:color w:val="2E75B6"/>
-                  <w:sz w:val="16"/>
-                  <w:szCs w:val="16"/>
-                  <w:u w:val="single" w:color="2E75B6"/>
-                </w:rPr>
-                <w:t xml:space="preserve">Determining reflections (advanced)</w:t>
-              </w:r>
-            </w:hyperlink>
-          </w:p>
-          <w:p>
-            <w:pPr>
-              <w:spacing w:after="10" w:before="0"/>
-              <w:ind w:left="120"/>
-            </w:pPr>
-            <w:r>
-              <w:rPr>
-                <w:rFonts w:ascii="Arial" w:cs="Arial" w:eastAsia="Arial" w:hAnsi="Arial"/>
-                <w:color w:val="595959"/>
-                <w:sz w:val="14"/>
-                <w:szCs w:val="14"/>
-              </w:rPr>
-              <w:t xml:space="preserve">Source: Khan Academy (English - US curriculum)</w:t>
-            </w:r>
-          </w:p>
-          <w:p>
-            <w:pPr>
-              <w:spacing w:after="10" w:before="0"/>
-              <w:ind w:left="120"/>
-            </w:pPr>
-            <w:hyperlink w:history="1" r:id="rIdv6u6_zbg6ivkvrtjevgnq">
-              <w:r>
-                <w:rPr>
-                  <w:rFonts w:ascii="Arial" w:cs="Arial" w:eastAsia="Arial" w:hAnsi="Arial"/>
-                  <w:color w:val="595959"/>
-                  <w:sz w:val="14"/>
-                  <w:szCs w:val="14"/>
-                  <w:u w:val="single" w:color="595959"/>
-                </w:rPr>
-                <w:t xml:space="preserve">🔍 Search ARES for similar videos</w:t>
-              </w:r>
-            </w:hyperlink>
-          </w:p>
-          <w:p>
-            <w:pPr>
-              <w:spacing w:after="40" w:before="0"/>
-            </w:pPr>
-            <w:r>
-              <w:rPr>
-                <w:sz w:val="14"/>
-                <w:szCs w:val="14"/>
-              </w:rPr>
-              <w:t xml:space="preserve"/>
-            </w:r>
-          </w:p>
-          <w:p>
-            <w:pPr>
-              <w:spacing w:after="20" w:before="0"/>
-            </w:pPr>
-            <w:r>
-              <w:rPr>
-                <w:rFonts w:ascii="Arial" w:cs="Arial" w:eastAsia="Arial" w:hAnsi="Arial"/>
-                <w:b/>
-                <w:bCs/>
-                <w:color w:val="1F3864"/>
-                <w:sz w:val="16"/>
-                <w:szCs w:val="16"/>
-              </w:rPr>
-              <w:t xml:space="preserve">📖 EXERCISE:</w:t>
-            </w:r>
-          </w:p>
-          <w:p>
-            <w:pPr>
-              <w:spacing w:after="20" w:before="0"/>
-            </w:pPr>
-            <w:hyperlink w:history="1" r:id="rIdidq4k9_ov6ftxnicwls7h">
-              <w:r>
-                <w:rPr>
-                  <w:rFonts w:ascii="Arial" w:cs="Arial" w:eastAsia="Arial" w:hAnsi="Arial"/>
-                  <w:color w:val="2E75B6"/>
-                  <w:sz w:val="16"/>
-                  <w:szCs w:val="16"/>
-                  <w:u w:val="single" w:color="2E75B6"/>
-                </w:rPr>
-                <w:t xml:space="preserve">Determine reflections (advanced)</w:t>
-              </w:r>
-            </w:hyperlink>
-          </w:p>
-          <w:p>
-            <w:pPr>
-              <w:spacing w:after="10" w:before="0"/>
-              <w:ind w:left="120"/>
-            </w:pPr>
-            <w:r>
-              <w:rPr>
-                <w:rFonts w:ascii="Arial" w:cs="Arial" w:eastAsia="Arial" w:hAnsi="Arial"/>
-                <w:color w:val="595959"/>
-                <w:sz w:val="14"/>
-                <w:szCs w:val="14"/>
-              </w:rPr>
-              <w:t xml:space="preserve">Source: Khan Academy (English - US curriculum)</w:t>
-            </w:r>
-          </w:p>
-          <w:p>
-            <w:pPr>
-              <w:spacing w:after="10" w:before="0"/>
-              <w:ind w:left="120"/>
-            </w:pPr>
-            <w:hyperlink w:history="1" r:id="rIdr5vzbb4itmxqqv_uf-ljg">
+            <w:hyperlink w:history="1" r:id="rIduvmef527up7b73dolwczm">
               <w:r>
                 <w:rPr>
                   <w:rFonts w:ascii="Arial" w:cs="Arial" w:eastAsia="Arial" w:hAnsi="Arial"/>
@@ -12451,7 +12451,313 @@
             <w:pPr>
               <w:spacing w:after="20" w:before="0"/>
             </w:pPr>
-            <w:hyperlink w:history="1" r:id="rIdxms5buprcsbnopohwpisl">
+            <w:hyperlink w:history="1" r:id="rId9ds5halwa5-z3xlhrnuyy">
+              <w:r>
+                <w:rPr>
+                  <w:rFonts w:ascii="Arial" w:cs="Arial" w:eastAsia="Arial" w:hAnsi="Arial"/>
+                  <w:color w:val="2E75B6"/>
+                  <w:sz w:val="16"/>
+                  <w:szCs w:val="16"/>
+                  <w:u w:val="single" w:color="2E75B6"/>
+                </w:rPr>
+                <w:t xml:space="preserve">Determining reflections</w:t>
+              </w:r>
+            </w:hyperlink>
+          </w:p>
+          <w:p>
+            <w:pPr>
+              <w:spacing w:after="10" w:before="0"/>
+              <w:ind w:left="120"/>
+            </w:pPr>
+            <w:r>
+              <w:rPr>
+                <w:rFonts w:ascii="Arial" w:cs="Arial" w:eastAsia="Arial" w:hAnsi="Arial"/>
+                <w:color w:val="595959"/>
+                <w:sz w:val="14"/>
+                <w:szCs w:val="14"/>
+              </w:rPr>
+              <w:t xml:space="preserve">Source: Khan Academy (English - US curriculum)</w:t>
+            </w:r>
+          </w:p>
+          <w:p>
+            <w:pPr>
+              <w:spacing w:after="10" w:before="0"/>
+              <w:ind w:left="120"/>
+            </w:pPr>
+            <w:hyperlink w:history="1" r:id="rId7ryqse1yfpxbddwku9a3-">
+              <w:r>
+                <w:rPr>
+                  <w:rFonts w:ascii="Arial" w:cs="Arial" w:eastAsia="Arial" w:hAnsi="Arial"/>
+                  <w:color w:val="595959"/>
+                  <w:sz w:val="14"/>
+                  <w:szCs w:val="14"/>
+                  <w:u w:val="single" w:color="595959"/>
+                </w:rPr>
+                <w:t xml:space="preserve">🔍 Search ARES for similar videos</w:t>
+              </w:r>
+            </w:hyperlink>
+          </w:p>
+          <w:p>
+            <w:pPr>
+              <w:spacing w:after="40" w:before="0"/>
+            </w:pPr>
+            <w:r>
+              <w:rPr>
+                <w:sz w:val="14"/>
+                <w:szCs w:val="14"/>
+              </w:rPr>
+              <w:t xml:space="preserve"/>
+            </w:r>
+          </w:p>
+          <w:p>
+            <w:pPr>
+              <w:spacing w:after="20" w:before="0"/>
+            </w:pPr>
+            <w:r>
+              <w:rPr>
+                <w:rFonts w:ascii="Arial" w:cs="Arial" w:eastAsia="Arial" w:hAnsi="Arial"/>
+                <w:b/>
+                <w:bCs/>
+                <w:color w:val="1F3864"/>
+                <w:sz w:val="16"/>
+                <w:szCs w:val="16"/>
+              </w:rPr>
+              <w:t xml:space="preserve">📖 EXERCISE:</w:t>
+            </w:r>
+          </w:p>
+          <w:p>
+            <w:pPr>
+              <w:spacing w:after="20" w:before="0"/>
+            </w:pPr>
+            <w:hyperlink w:history="1" r:id="rIddn1lvvnspuporm4hhwhyr">
+              <w:r>
+                <w:rPr>
+                  <w:rFonts w:ascii="Arial" w:cs="Arial" w:eastAsia="Arial" w:hAnsi="Arial"/>
+                  <w:color w:val="2E75B6"/>
+                  <w:sz w:val="16"/>
+                  <w:szCs w:val="16"/>
+                  <w:u w:val="single" w:color="2E75B6"/>
+                </w:rPr>
+                <w:t xml:space="preserve">Determine reflections</w:t>
+              </w:r>
+            </w:hyperlink>
+          </w:p>
+          <w:p>
+            <w:pPr>
+              <w:spacing w:after="10" w:before="0"/>
+              <w:ind w:left="120"/>
+            </w:pPr>
+            <w:r>
+              <w:rPr>
+                <w:rFonts w:ascii="Arial" w:cs="Arial" w:eastAsia="Arial" w:hAnsi="Arial"/>
+                <w:color w:val="595959"/>
+                <w:sz w:val="14"/>
+                <w:szCs w:val="14"/>
+              </w:rPr>
+              <w:t xml:space="preserve">Source: Khan Academy (English - US curriculum)</w:t>
+            </w:r>
+          </w:p>
+          <w:p>
+            <w:pPr>
+              <w:spacing w:after="10" w:before="0"/>
+              <w:ind w:left="120"/>
+            </w:pPr>
+            <w:hyperlink w:history="1" r:id="rIdjifbkrabwv9kg0ahwzioa">
+              <w:r>
+                <w:rPr>
+                  <w:rFonts w:ascii="Arial" w:cs="Arial" w:eastAsia="Arial" w:hAnsi="Arial"/>
+                  <w:color w:val="595959"/>
+                  <w:sz w:val="14"/>
+                  <w:szCs w:val="14"/>
+                  <w:u w:val="single" w:color="595959"/>
+                </w:rPr>
+                <w:t xml:space="preserve">🔍 Search ARES for similar readings</w:t>
+              </w:r>
+            </w:hyperlink>
+          </w:p>
+        </w:tc>
+        <w:tc>
+          <w:tcPr>
+            <w:tcW w:type="dxa" w:w="3040"/>
+            <w:shd w:fill="FFFFFF" w:color="auto" w:val="clear"/>
+            <w:tcMar>
+              <w:top w:type="dxa" w:w="60"/>
+              <w:left w:type="dxa" w:w="120"/>
+              <w:bottom w:type="dxa" w:w="60"/>
+              <w:right w:type="dxa" w:w="120"/>
+            </w:tcMar>
+            <w:vAlign w:val="top"/>
+          </w:tcPr>
+          <w:p>
+            <w:pPr>
+              <w:spacing w:after="40" w:before="0"/>
+              <w:jc w:val="left"/>
+            </w:pPr>
+            <w:r>
+              <w:rPr>
+                <w:rFonts w:ascii="Arial" w:cs="Arial" w:eastAsia="Arial" w:hAnsi="Arial"/>
+                <w:b w:val="false"/>
+                <w:bCs w:val="false"/>
+                <w:i w:val="false"/>
+                <w:iCs w:val="false"/>
+                <w:color w:val="000000"/>
+                <w:sz w:val="18"/>
+                <w:szCs w:val="18"/>
+              </w:rPr>
+              <w:t xml:space="preserve">Each learner receives a half-sheet with a sketch of the anchoring phenomenon — a lorry approaching on the Nairobi–Thika highway and a dashed line labelled 'mirror surface.' Beneath the sketch are four prediction prompts: (1) Will the image of the lorry be larger, smaller, or the same size as the real lorry? (2) Will the image appear closer to, farther from, or the same distance from the mirror as the real lorry? (3) Will the image face the same direction as the lorry or be flipped? (4) If you drew a line connecting the lorry's left headlight to its image's left headlight, what angle would that line make with the mirror surface? Learners write individual responses in pencil (2 minutes), then share with a shoulder partner (1 minute). Groups record a consensus prediction on a sticky note to be displayed.</w:t>
+            </w:r>
+          </w:p>
+        </w:tc>
+        <w:tc>
+          <w:tcPr>
+            <w:tcW w:type="dxa" w:w="3040"/>
+            <w:shd w:fill="F2F2F2" w:color="auto" w:val="clear"/>
+            <w:tcMar>
+              <w:top w:type="dxa" w:w="60"/>
+              <w:left w:type="dxa" w:w="120"/>
+              <w:bottom w:type="dxa" w:w="60"/>
+              <w:right w:type="dxa" w:w="120"/>
+            </w:tcMar>
+            <w:vAlign w:val="top"/>
+          </w:tcPr>
+          <w:p>
+            <w:pPr>
+              <w:spacing w:after="40" w:before="0"/>
+              <w:jc w:val="left"/>
+            </w:pPr>
+            <w:r>
+              <w:rPr>
+                <w:rFonts w:ascii="Arial" w:cs="Arial" w:eastAsia="Arial" w:hAnsi="Arial"/>
+                <w:b w:val="false"/>
+                <w:bCs w:val="false"/>
+                <w:i w:val="false"/>
+                <w:iCs w:val="false"/>
+                <w:color w:val="000000"/>
+                <w:sz w:val="18"/>
+                <w:szCs w:val="18"/>
+              </w:rPr>
+              <w:t xml:space="preserve">Display the anchoring phenomenon image on the board. Say: 'Last lesson we used coordinate rules to predict where an image lands on the Cartesian plane. Today we go back to the matatu on the Nairobi–Thika highway. Before we pick up any mirror or ruler, I want you to commit to a prediction — in writing, in pencil — because a good scientist writes down what they think before they look.' Distribute the prediction sheets. After 2 minutes, say: 'Turn to your shoulder partner — the person sitting next to you — and compare your answers. Do you agree or disagree? Be ready to defend your prediction.' Allow 1 minute. Then cold-call exactly 3 groups: 'Group 2 — what did you predict for the distance question?' [WAIT 12 seconds.] 'Group 5 — same question, do you agree or disagree with Group 2, and why?' [WAIT 12 seconds.] 'Group 7 — what about the angle of the connecting line?' [WAIT 15 seconds.] Do NOT confirm or correct predictions yet. Post all sticky notes on the board under the heading 'Our Predictions.'</w:t>
+            </w:r>
+          </w:p>
+        </w:tc>
+        <w:tc>
+          <w:tcPr>
+            <w:tcW w:type="dxa" w:w="3040"/>
+            <w:shd w:fill="FFFFFF" w:color="auto" w:val="clear"/>
+            <w:tcMar>
+              <w:top w:type="dxa" w:w="60"/>
+              <w:left w:type="dxa" w:w="120"/>
+              <w:bottom w:type="dxa" w:w="60"/>
+              <w:right w:type="dxa" w:w="120"/>
+            </w:tcMar>
+            <w:vAlign w:val="top"/>
+          </w:tcPr>
+          <w:p>
+            <w:pPr>
+              <w:spacing w:after="40" w:before="0"/>
+              <w:jc w:val="left"/>
+            </w:pPr>
+            <w:r>
+              <w:rPr>
+                <w:rFonts w:ascii="Arial" w:cs="Arial" w:eastAsia="Arial" w:hAnsi="Arial"/>
+                <w:b w:val="false"/>
+                <w:bCs w:val="false"/>
+                <w:i w:val="false"/>
+                <w:iCs w:val="false"/>
+                <w:color w:val="000000"/>
+                <w:sz w:val="18"/>
+                <w:szCs w:val="18"/>
+              </w:rPr>
+              <w:t xml:space="preserve">Prediction Commitment (Elicit–Commit–Reveal): By writing predictions before observing, learners activate prior knowledge and create cognitive dissonance that sharpens attention during the observation phase. Anchoring every prompt to the lorry/mirror phenomenon ensures predictions are not abstract — they carry the emotional hook of a real road context learners recognise from matatu journeys.</w:t>
+            </w:r>
+          </w:p>
+        </w:tc>
+        <w:tc>
+          <w:tcPr>
+            <w:tcW w:type="dxa" w:w="3040"/>
+            <w:shd w:fill="F2F2F2" w:color="auto" w:val="clear"/>
+            <w:tcMar>
+              <w:top w:type="dxa" w:w="60"/>
+              <w:left w:type="dxa" w:w="120"/>
+              <w:bottom w:type="dxa" w:w="60"/>
+              <w:right w:type="dxa" w:w="120"/>
+            </w:tcMar>
+            <w:vAlign w:val="top"/>
+          </w:tcPr>
+          <w:p>
+            <w:pPr>
+              <w:spacing w:after="40" w:before="0"/>
+              <w:jc w:val="left"/>
+            </w:pPr>
+            <w:r>
+              <w:rPr>
+                <w:rFonts w:ascii="Arial" w:cs="Arial" w:eastAsia="Arial" w:hAnsi="Arial"/>
+                <w:b w:val="false"/>
+                <w:bCs w:val="false"/>
+                <w:i w:val="false"/>
+                <w:iCs w:val="false"/>
+                <w:color w:val="000000"/>
+                <w:sz w:val="18"/>
+                <w:szCs w:val="18"/>
+              </w:rPr>
+              <w:t xml:space="preserve">Teacher scans written predictions as they circulate. Look for: (a) whether learners predict 'same size' or erroneously predict size change — a residual misconception from Lesson 1 enlargement work; (b) whether any learner already states 'equal distance' or 'perpendicular' — flag these learners to share during Explain phase. Record which groups predict 90° for the angle; this reveals readiness for the perpendicular bisector property.</w:t>
+            </w:r>
+          </w:p>
+        </w:tc>
+      </w:tr>
+      <w:tr>
+        <w:tc>
+          <w:tcPr>
+            <w:tcW w:type="dxa" w:w="1520"/>
+            <w:shd w:fill="D9EEF1" w:color="auto" w:val="clear"/>
+            <w:tcMar>
+              <w:top w:type="dxa" w:w="60"/>
+              <w:left w:type="dxa" w:w="120"/>
+              <w:bottom w:type="dxa" w:w="60"/>
+              <w:right w:type="dxa" w:w="120"/>
+            </w:tcMar>
+            <w:vAlign w:val="top"/>
+          </w:tcPr>
+          <w:p>
+            <w:pPr>
+              <w:spacing w:after="40" w:before="0"/>
+              <w:jc w:val="left"/>
+            </w:pPr>
+            <w:r>
+              <w:rPr>
+                <w:rFonts w:ascii="Arial" w:cs="Arial" w:eastAsia="Arial" w:hAnsi="Arial"/>
+                <w:b/>
+                <w:bCs/>
+                <w:i w:val="false"/>
+                <w:iCs w:val="false"/>
+                <w:color w:val="000000"/>
+                <w:sz w:val="18"/>
+                <w:szCs w:val="18"/>
+              </w:rPr>
+              <w:t xml:space="preserve">Observe Phase</w:t>
+            </w:r>
+          </w:p>
+          <w:p>
+            <w:pPr>
+              <w:spacing w:after="20" w:before="0"/>
+            </w:pPr>
+            <w:r>
+              <w:rPr>
+                <w:rFonts w:ascii="Arial" w:cs="Arial" w:eastAsia="Arial" w:hAnsi="Arial"/>
+                <w:b/>
+                <w:bCs/>
+                <w:color w:val="1F3864"/>
+                <w:sz w:val="16"/>
+                <w:szCs w:val="16"/>
+              </w:rPr>
+              <w:t xml:space="preserve">📹 VIDEO:</w:t>
+            </w:r>
+          </w:p>
+          <w:p>
+            <w:pPr>
+              <w:spacing w:after="20" w:before="0"/>
+            </w:pPr>
+            <w:hyperlink w:history="1" r:id="rId_eera_ooofvlyivcguozf">
               <w:r>
                 <w:rPr>
                   <w:rFonts w:ascii="Arial" w:cs="Arial" w:eastAsia="Arial" w:hAnsi="Arial"/>
@@ -12484,7 +12790,7 @@
               <w:spacing w:after="10" w:before="0"/>
               <w:ind w:left="120"/>
             </w:pPr>
-            <w:hyperlink w:history="1" r:id="rIdzqz1xzp2xeidb4auv9wow">
+            <w:hyperlink w:history="1" r:id="rIdlvez5kgylriotrymywup-">
               <w:r>
                 <w:rPr>
                   <w:rFonts w:ascii="Arial" w:cs="Arial" w:eastAsia="Arial" w:hAnsi="Arial"/>
@@ -12529,7 +12835,7 @@
             <w:pPr>
               <w:spacing w:after="20" w:before="0"/>
             </w:pPr>
-            <w:hyperlink w:history="1" r:id="rIdbqpdvvk9f2jxy9t9cjmbh">
+            <w:hyperlink w:history="1" r:id="rIdlnqyvtc3zyw4huls2cw-g">
               <w:r>
                 <w:rPr>
                   <w:rFonts w:ascii="Arial" w:cs="Arial" w:eastAsia="Arial" w:hAnsi="Arial"/>
@@ -12562,7 +12868,7 @@
               <w:spacing w:after="10" w:before="0"/>
               <w:ind w:left="120"/>
             </w:pPr>
-            <w:hyperlink w:history="1" r:id="rIdwpdl_-3bqstjzpqlwbpcj">
+            <w:hyperlink w:history="1" r:id="rIdt4oep9xxxfcydhvz4z9kz">
               <w:r>
                 <w:rPr>
                   <w:rFonts w:ascii="Arial" w:cs="Arial" w:eastAsia="Arial" w:hAnsi="Arial"/>
@@ -12604,7 +12910,7 @@
                 <w:sz w:val="18"/>
                 <w:szCs w:val="18"/>
               </w:rPr>
-              <w:t xml:space="preserve">Each learner receives a half-sheet with a sketch of the anchoring phenomenon — a lorry approaching on the Nairobi–Thika highway and a dashed line labelled 'mirror surface.' Beneath the sketch are four prediction prompts: (1) Will the image of the lorry be larger, smaller, or the same size as the real lorry? (2) Will the image appear closer to, farther from, or the same distance from the mirror as the real lorry? (3) Will the image face the same direction as the lorry or be flipped? (4) If you drew a line connecting the lorry's left headlight to its image's left headlight, what angle would that line make with the mirror surface? Learners write individual responses in pencil (2 minutes), then share with a shoulder partner (1 minute). Groups record a consensus prediction on a sticky note to be displayed.</w:t>
+              <w:t xml:space="preserve">Each group of four receives a materials tray: one small plane mirror (held vertically using a lump of Blu-Tack), one A4 sheet with a bold arrow drawn on it (the 'matatu arrow' — tip labelled A, tail labelled B, a midpoint labelled M), a ruler, a set square, a sharp pencil, and a sheet of tracing paper. Step 1: Groups draw a straight horizontal mirror line across the middle of the paper, stand the mirror on it, and observe the image of the arrow in the mirror. Each learner sketches what they see and labels the image tip A', tail B', midpoint M'. Step 2: Groups mark each image point by placing a pencil dot through the mirror at A', B', and M' (the teacher demonstrates this technique: hold the mirror firmly, look at the image, and touch the mirror surface directly behind the image point with the pencil tip). Step 3: Groups remove the mirror, join A to A', B to B', and M to M' with straight lines. Step 4: Using a ruler, groups measure (i) the distance from A to the mirror line, and the distance from A' to the mirror line; (ii) same for B and B'; (iii) same for M and M'. Groups record all six measurements in a results table. Step 5: Using a set square, groups check whether each connecting segment (AA', BB', MM') is perpendicular to the mirror line and record 'Yes' or 'No.'</w:t>
             </w:r>
           </w:p>
         </w:tc>
@@ -12636,7 +12942,7 @@
                 <w:sz w:val="18"/>
                 <w:szCs w:val="18"/>
               </w:rPr>
-              <w:t xml:space="preserve">Display the anchoring phenomenon image on the board. Say: 'Last lesson we used coordinate rules to predict where an image lands on the Cartesian plane. Today we go back to the matatu on the Nairobi–Thika highway. Before we pick up any mirror or ruler, I want you to commit to a prediction — in writing, in pencil — because a good scientist writes down what they think before they look.' Distribute the prediction sheets. After 2 minutes, say: 'Turn to your shoulder partner — the person sitting next to you — and compare your answers. Do you agree or disagree? Be ready to defend your prediction.' Allow 1 minute. Then cold-call exactly 3 groups: 'Group 2 — what did you predict for the distance question?' [WAIT 12 seconds.] 'Group 5 — same question, do you agree or disagree with Group 2, and why?' [WAIT 12 seconds.] 'Group 7 — what about the angle of the connecting line?' [WAIT 15 seconds.] Do NOT confirm or correct predictions yet. Post all sticky notes on the board under the heading 'Our Predictions.'</w:t>
+              <w:t xml:space="preserve">Before groups begin, teacher models Step 2 slowly at the board: 'This is the trickiest part — marking the image point through the mirror. Watch: I place my pencil tip right behind where I see the image of point A in the mirror. I am not guessing — I am using the image I can see to guide my pencil. Everyone watch before you try.' Circulate continuously during the activity. At the 5-minute mark, prompt groups that are stuck on Step 2: 'Close one eye and align your pencil directly with the image you see.' At the 8-minute mark, prompt measurement recording: 'Have you filled in all six distances in your table? Use your ruler — measure in millimetres for precision.' Ask probing questions at each table (not whole-class): 'What do you notice about the two distances on either side of the mirror line for point A?' [WAIT 10 seconds for group discussion before moving on.] 'Is your AA′ line crossing the mirror line at a right angle? Use your set square to check — don’t guess.' If a group finishes early: 'Now try with a diagonal mirror line — draw it at 45°. Do your results still hold?' Alert all groups at 12 minutes: 'You should be at Step 5 now — recording your perpendicularity check.'</w:t>
             </w:r>
           </w:p>
         </w:tc>
@@ -12668,7 +12974,7 @@
                 <w:sz w:val="18"/>
                 <w:szCs w:val="18"/>
               </w:rPr>
-              <w:t xml:space="preserve">Prediction Commitment (Elicit–Commit–Reveal): By writing predictions before observing, learners activate prior knowledge and create cognitive dissonance that sharpens attention during the observation phase. Anchoring every prompt to the lorry/mirror phenomenon ensures predictions are not abstract — they carry the emotional hook of a real road context learners recognise from matatu journeys.</w:t>
+              <w:t xml:space="preserve">Data-Table Evidence Collection with Physical Verification: Learners generate their own quantitative evidence (six distance measurements) rather than reading values from a textbook. The dual verification — ruler measurement AND set-square perpendicularity check — mirrors scientific practice (NGSS Science and Engineering Practice 3: Planning and Carrying Out Investigations) and makes each property a discovered fact rather than a received rule. Connecting the arrow to the 'matatu' explicitly keeps the phenomenon alive during data collection.</w:t>
             </w:r>
           </w:p>
         </w:tc>
@@ -12700,7 +13006,7 @@
                 <w:sz w:val="18"/>
                 <w:szCs w:val="18"/>
               </w:rPr>
-              <w:t xml:space="preserve">Teacher scans written predictions as they circulate. Look for: (a) whether learners predict 'same size' or erroneously predict size change — a residual misconception from Lesson 1 enlargement work; (b) whether any learner already states 'equal distance' or 'perpendicular' — flag these learners to share during Explain phase. Record which groups predict 90° for the angle; this reveals readiness for the perpendicular bisector property.</w:t>
+              <w:t xml:space="preserve">Teacher checks results tables at each group for two indicators: (i) Do corresponding distances match (e.g., distance from A to mirror line = distance from A' to mirror line, within ±2 mm measurement error)? Groups with large discrepancies have likely marked image points inaccurately — teacher assists with the mirror-marking technique. (ii) Do all groups record 'Yes' for perpendicularity? Groups recording 'No' have likely drawn connecting lines incorrectly — teacher checks their diagram. Flag any group whose table shows consistent equal distances: 'Hold that result — you will share it with the class in Explain phase.'</w:t>
             </w:r>
           </w:p>
         </w:tc>
@@ -12709,32 +13015,32 @@
         <w:tc>
           <w:tcPr>
             <w:tcW w:type="dxa" w:w="1520"/>
-            <w:shd w:fill="D9EEF1" w:color="auto" w:val="clear"/>
-            <w:tcMar>
-              <w:top w:type="dxa" w:w="60"/>
-              <w:left w:type="dxa" w:w="120"/>
-              <w:bottom w:type="dxa" w:w="60"/>
-              <w:right w:type="dxa" w:w="120"/>
-            </w:tcMar>
-            <w:vAlign w:val="top"/>
-          </w:tcPr>
-          <w:p>
-            <w:pPr>
-              <w:spacing w:after="40" w:before="0"/>
-              <w:jc w:val="left"/>
-            </w:pPr>
-            <w:r>
-              <w:rPr>
-                <w:rFonts w:ascii="Arial" w:cs="Arial" w:eastAsia="Arial" w:hAnsi="Arial"/>
-                <w:b/>
-                <w:bCs/>
-                <w:i w:val="false"/>
-                <w:iCs w:val="false"/>
-                <w:color w:val="000000"/>
-                <w:sz w:val="18"/>
-                <w:szCs w:val="18"/>
-              </w:rPr>
-              <w:t xml:space="preserve">Observe Phase</w:t>
+            <w:shd w:fill="E2EFDA" w:color="auto" w:val="clear"/>
+            <w:tcMar>
+              <w:top w:type="dxa" w:w="60"/>
+              <w:left w:type="dxa" w:w="120"/>
+              <w:bottom w:type="dxa" w:w="60"/>
+              <w:right w:type="dxa" w:w="120"/>
+            </w:tcMar>
+            <w:vAlign w:val="top"/>
+          </w:tcPr>
+          <w:p>
+            <w:pPr>
+              <w:spacing w:after="40" w:before="0"/>
+              <w:jc w:val="left"/>
+            </w:pPr>
+            <w:r>
+              <w:rPr>
+                <w:rFonts w:ascii="Arial" w:cs="Arial" w:eastAsia="Arial" w:hAnsi="Arial"/>
+                <w:b/>
+                <w:bCs/>
+                <w:i w:val="false"/>
+                <w:iCs w:val="false"/>
+                <w:color w:val="000000"/>
+                <w:sz w:val="18"/>
+                <w:szCs w:val="18"/>
+              </w:rPr>
+              <w:t xml:space="preserve">Explain Phase</w:t>
             </w:r>
           </w:p>
           <w:p>
@@ -12757,7 +13063,7 @@
             <w:pPr>
               <w:spacing w:after="20" w:before="0"/>
             </w:pPr>
-            <w:hyperlink w:history="1" r:id="rIdezmwq8oho4cnch5orkotk">
+            <w:hyperlink w:history="1" r:id="rIdmb7rjhize1nwlgiqt9cyh">
               <w:r>
                 <w:rPr>
                   <w:rFonts w:ascii="Arial" w:cs="Arial" w:eastAsia="Arial" w:hAnsi="Arial"/>
@@ -12766,7 +13072,7 @@
                   <w:szCs w:val="16"/>
                   <w:u w:val="single" w:color="2E75B6"/>
                 </w:rPr>
-                <w:t xml:space="preserve">Determining reflections</w:t>
+                <w:t xml:space="preserve">Segment congruence equivalent to having same length</w:t>
               </w:r>
             </w:hyperlink>
           </w:p>
@@ -12790,7 +13096,7 @@
               <w:spacing w:after="10" w:before="0"/>
               <w:ind w:left="120"/>
             </w:pPr>
-            <w:hyperlink w:history="1" r:id="rIdyptaactazrbcmzp41snaf">
+            <w:hyperlink w:history="1" r:id="rIdteofort2yyhgr2byjhzf4">
               <w:r>
                 <w:rPr>
                   <w:rFonts w:ascii="Arial" w:cs="Arial" w:eastAsia="Arial" w:hAnsi="Arial"/>
@@ -12835,7 +13141,7 @@
             <w:pPr>
               <w:spacing w:after="20" w:before="0"/>
             </w:pPr>
-            <w:hyperlink w:history="1" r:id="rIdq-u4rxqnnrqghgizopmuv">
+            <w:hyperlink w:history="1" r:id="rIdp4az0vjvrcarkaj-kmava">
               <w:r>
                 <w:rPr>
                   <w:rFonts w:ascii="Arial" w:cs="Arial" w:eastAsia="Arial" w:hAnsi="Arial"/>
@@ -12844,7 +13150,7 @@
                   <w:szCs w:val="16"/>
                   <w:u w:val="single" w:color="2E75B6"/>
                 </w:rPr>
-                <w:t xml:space="preserve">Determine reflections</w:t>
+                <w:t xml:space="preserve">Determine reflections (advanced)</w:t>
               </w:r>
             </w:hyperlink>
           </w:p>
@@ -12868,7 +13174,7 @@
               <w:spacing w:after="10" w:before="0"/>
               <w:ind w:left="120"/>
             </w:pPr>
-            <w:hyperlink w:history="1" r:id="rIdt8kflzmvu3tuysrdde9il">
+            <w:hyperlink w:history="1" r:id="rIdblipz8swwo8cnd46arlpl">
               <w:r>
                 <w:rPr>
                   <w:rFonts w:ascii="Arial" w:cs="Arial" w:eastAsia="Arial" w:hAnsi="Arial"/>
@@ -12910,7 +13216,7 @@
                 <w:sz w:val="18"/>
                 <w:szCs w:val="18"/>
               </w:rPr>
-              <w:t xml:space="preserve">Each group of four receives a materials tray: one small plane mirror (held vertically using a lump of Blu-Tack), one A4 sheet with a bold arrow drawn on it (the 'matatu arrow' — tip labelled A, tail labelled B, a midpoint labelled M), a ruler, a set square, a sharp pencil, and a sheet of tracing paper. Step 1: Groups draw a straight horizontal mirror line across the middle of the paper, stand the mirror on it, and observe the image of the arrow in the mirror. Each learner sketches what they see and labels the image tip A', tail B', midpoint M'. Step 2: Groups mark each image point by placing a pencil dot through the mirror at A', B', and M' (the teacher demonstrates this technique: hold the mirror firmly, look at the image, and touch the mirror surface directly behind the image point with the pencil tip). Step 3: Groups remove the mirror, join A to A', B to B', and M to M' with straight lines. Step 4: Using a ruler, groups measure (i) the distance from A to the mirror line, and the distance from A' to the mirror line; (ii) same for B and B'; (iii) same for M and M'. Groups record all six measurements in a results table. Step 5: Using a set square, groups check whether each connecting segment (AA', BB', MM') is perpendicular to the mirror line and record 'Yes' or 'No.'</w:t>
+              <w:t xml:space="preserve">Groups now fold their tracing paper exactly along the mirror line and observe whether the object arrow lands precisely on the image arrow — verifying that the image is the same size and shape (congruent) as the object. Each group then completes a 'Properties Card' with four sentence starters: (i) 'The size of the image is _____ because _____.'; (ii) 'The distance from the object to the mirror line is _____ the distance from the image to the mirror line because _____.'; (iii) 'The line joining an object point to its image point meets the mirror line at _____ degrees because _____.'; (iv) 'When I look at the image in the mirror, the arrow points _____ compared to the object because _____.'. Groups share their completed cards in a class gallery walk (each card posted on the wall), then the teacher leads a 5-minute whole-class consolidation to formalise all four properties, connecting each explicitly to the matatu lorry.</w:t>
             </w:r>
           </w:p>
         </w:tc>
@@ -12942,7 +13248,7 @@
                 <w:sz w:val="18"/>
                 <w:szCs w:val="18"/>
               </w:rPr>
-              <w:t xml:space="preserve">Before groups begin, teacher models Step 2 slowly at the board: 'This is the trickiest part — marking the image point through the mirror. Watch: I place my pencil tip right behind where I see the image of point A in the mirror. I am not guessing — I am using the image I can see to guide my pencil. Everyone watch before you try.' Circulate continuously during the activity. At the 5-minute mark, prompt groups that are stuck on Step 2: 'Close one eye and align your pencil directly with the image you see.' At the 8-minute mark, prompt measurement recording: 'Have you filled in all six distances in your table? Use your ruler — measure in millimetres for precision.' Ask probing questions at each table (not whole-class): 'What do you notice about the two distances on either side of the mirror line for point A?' [WAIT 10 seconds for group discussion before moving on.] 'Is your AA′ line crossing the mirror line at a right angle? Use your set square to check — don’t guess.' If a group finishes early: 'Now try with a diagonal mirror line — draw it at 45°. Do your results still hold?' Alert all groups at 12 minutes: 'You should be at Step 5 now — recording your perpendicularity check.'</w:t>
+              <w:t xml:space="preserve">Initiate the tracing-paper fold: 'Fold your tracing paper exactly along the mirror line — crease it firmly. Now hold it up to the light. Does the arrow on one half land exactly on top of the arrow on the other half?' [WAIT 10 seconds for groups to observe.] 'What does that tell you?' [WAIT 12 seconds.] Cold-call 2 groups: 'Group 3, what did you see when you folded?' [WAIT 10 seconds.] 'Group 6, do you agree? What word in mathematics describes two shapes that are exactly the same size and shape?' [WAIT 12 seconds — accept 'congruent' and write it on the board.] During gallery walk, circulate and prompt: 'Read Group 4's card — do you agree with how they described Property III? Why or why not?' For the consolidation, write the four properties on the board ONE AT A TIME, each time asking: 'Which part of our lorry-mirror story does this explain?' For Property IV (equidistance), say: 'This is the one the matatu conductor relied on — if the lorry is 20 metres in front of the mirror glass, where does its image appear to be?' [WAIT 15 seconds.] Cold-call 1 learner: 'Akinyi, tell us.' Confirm: '20 metres behind the mirror glass. That is Property IV — equidistance. That is why the rear-view mirror is useful: the image tells the driver exactly how far back the lorry truly is.'</w:t>
             </w:r>
           </w:p>
         </w:tc>
@@ -12974,7 +13280,7 @@
                 <w:sz w:val="18"/>
                 <w:szCs w:val="18"/>
               </w:rPr>
-              <w:t xml:space="preserve">Data-Table Evidence Collection with Physical Verification: Learners generate their own quantitative evidence (six distance measurements) rather than reading values from a textbook. The dual verification — ruler measurement AND set-square perpendicularity check — mirrors scientific practice (NGSS Science and Engineering Practice 3: Planning and Carrying Out Investigations) and makes each property a discovered fact rather than a received rule. Connecting the arrow to the 'matatu' explicitly keeps the phenomenon alive during data collection.</w:t>
+              <w:t xml:space="preserve">Properties Card + Gallery Walk (Claim–Evidence–Reasoning): The sentence-starter format scaffolds scientific argumentation by requiring learners to state a claim, cite their measured evidence, and provide a reason — matching NGSS Practice 6 (Constructing Explanations). The gallery walk distributes the sensemaking across all groups rather than centering it in the teacher, building collaborative mathematical discourse. Tying each property back to the lorry phenomenon ensures transfer from abstract to applied understanding.</w:t>
             </w:r>
           </w:p>
         </w:tc>
@@ -13006,7 +13312,7 @@
                 <w:sz w:val="18"/>
                 <w:szCs w:val="18"/>
               </w:rPr>
-              <w:t xml:space="preserve">Teacher checks results tables at each group for two indicators: (i) Do corresponding distances match (e.g., distance from A to mirror line = distance from A' to mirror line, within ±2 mm measurement error)? Groups with large discrepancies have likely marked image points inaccurately — teacher assists with the mirror-marking technique. (ii) Do all groups record 'Yes' for perpendicularity? Groups recording 'No' have likely drawn connecting lines incorrectly — teacher checks their diagram. Flag any group whose table shows consistent equal distances: 'Hold that result — you will share it with the class in Explain phase.'</w:t>
+              <w:t xml:space="preserve">Teacher reads completed Properties Cards during the gallery walk, checking for: (i) Correct use of 'equal' or 'equidistant' for Property IV; (ii) Use of '90 degrees' or 'perpendicular' for Property III; (iii) Use of 'congruent' or 'same size' for Property I; (iv) Use of 'laterally inverted,' 'flipped,' or 'reversed' for Property III. Any group that writes 'the image is smaller' or 'closer to the mirror' holds a persistent misconception — teacher addresses individually during consolidation. Success criterion: at least 80% of groups correctly complete all four sentence starters before the consolidation.</w:t>
             </w:r>
           </w:p>
         </w:tc>
@@ -13015,32 +13321,32 @@
         <w:tc>
           <w:tcPr>
             <w:tcW w:type="dxa" w:w="1520"/>
-            <w:shd w:fill="E2EFDA" w:color="auto" w:val="clear"/>
-            <w:tcMar>
-              <w:top w:type="dxa" w:w="60"/>
-              <w:left w:type="dxa" w:w="120"/>
-              <w:bottom w:type="dxa" w:w="60"/>
-              <w:right w:type="dxa" w:w="120"/>
-            </w:tcMar>
-            <w:vAlign w:val="top"/>
-          </w:tcPr>
-          <w:p>
-            <w:pPr>
-              <w:spacing w:after="40" w:before="0"/>
-              <w:jc w:val="left"/>
-            </w:pPr>
-            <w:r>
-              <w:rPr>
-                <w:rFonts w:ascii="Arial" w:cs="Arial" w:eastAsia="Arial" w:hAnsi="Arial"/>
-                <w:b/>
-                <w:bCs/>
-                <w:i w:val="false"/>
-                <w:iCs w:val="false"/>
-                <w:color w:val="000000"/>
-                <w:sz w:val="18"/>
-                <w:szCs w:val="18"/>
-              </w:rPr>
-              <w:t xml:space="preserve">Explain Phase</w:t>
+            <w:shd w:fill="FCE4D6" w:color="auto" w:val="clear"/>
+            <w:tcMar>
+              <w:top w:type="dxa" w:w="60"/>
+              <w:left w:type="dxa" w:w="120"/>
+              <w:bottom w:type="dxa" w:w="60"/>
+              <w:right w:type="dxa" w:w="120"/>
+            </w:tcMar>
+            <w:vAlign w:val="top"/>
+          </w:tcPr>
+          <w:p>
+            <w:pPr>
+              <w:spacing w:after="40" w:before="0"/>
+              <w:jc w:val="left"/>
+            </w:pPr>
+            <w:r>
+              <w:rPr>
+                <w:rFonts w:ascii="Arial" w:cs="Arial" w:eastAsia="Arial" w:hAnsi="Arial"/>
+                <w:b/>
+                <w:bCs/>
+                <w:i w:val="false"/>
+                <w:iCs w:val="false"/>
+                <w:color w:val="000000"/>
+                <w:sz w:val="18"/>
+                <w:szCs w:val="18"/>
+              </w:rPr>
+              <w:t xml:space="preserve">Driving Question Board (DQB) Creation</w:t>
             </w:r>
           </w:p>
           <w:p>
@@ -13063,7 +13369,7 @@
             <w:pPr>
               <w:spacing w:after="20" w:before="0"/>
             </w:pPr>
-            <w:hyperlink w:history="1" r:id="rIdodszqcda_-ktterh7s1eh">
+            <w:hyperlink w:history="1" r:id="rIdbg9mhwbhvifqrfecgwxqv">
               <w:r>
                 <w:rPr>
                   <w:rFonts w:ascii="Arial" w:cs="Arial" w:eastAsia="Arial" w:hAnsi="Arial"/>
@@ -13072,7 +13378,7 @@
                   <w:szCs w:val="16"/>
                   <w:u w:val="single" w:color="2E75B6"/>
                 </w:rPr>
-                <w:t xml:space="preserve">Circumcenter of a triangle -dubbed(KY)</w:t>
+                <w:t xml:space="preserve">Determining reflections (advanced)</w:t>
               </w:r>
             </w:hyperlink>
           </w:p>
@@ -13088,7 +13394,7 @@
                 <w:sz w:val="14"/>
                 <w:szCs w:val="14"/>
               </w:rPr>
-              <w:t xml:space="preserve">Source: Khan Academy (Kiswahili)</w:t>
+              <w:t xml:space="preserve">Source: Khan Academy (English - US curriculum)</w:t>
             </w:r>
           </w:p>
           <w:p>
@@ -13096,7 +13402,7 @@
               <w:spacing w:after="10" w:before="0"/>
               <w:ind w:left="120"/>
             </w:pPr>
-            <w:hyperlink w:history="1" r:id="rIdcnzexszdeesk9gs33bd6n">
+            <w:hyperlink w:history="1" r:id="rIdwnbwvj8hclt3busfr0iin">
               <w:r>
                 <w:rPr>
                   <w:rFonts w:ascii="Arial" w:cs="Arial" w:eastAsia="Arial" w:hAnsi="Arial"/>
@@ -13134,14 +13440,14 @@
                 <w:sz w:val="16"/>
                 <w:szCs w:val="16"/>
               </w:rPr>
-              <w:t xml:space="preserve">📖 EXERCISE:</w:t>
+              <w:t xml:space="preserve">📖 HTML:</w:t>
             </w:r>
           </w:p>
           <w:p>
             <w:pPr>
               <w:spacing w:after="20" w:before="0"/>
             </w:pPr>
-            <w:hyperlink w:history="1" r:id="rIdf4jhmcxbqtpqifwipxnae">
+            <w:hyperlink w:history="1" r:id="rIdmnk5unjgc_evlrmonmzs_">
               <w:r>
                 <w:rPr>
                   <w:rFonts w:ascii="Arial" w:cs="Arial" w:eastAsia="Arial" w:hAnsi="Arial"/>
@@ -13150,7 +13456,7 @@
                   <w:szCs w:val="16"/>
                   <w:u w:val="single" w:color="2E75B6"/>
                 </w:rPr>
-                <w:t xml:space="preserve">Determine reflections (advanced)</w:t>
+                <w:t xml:space="preserve">Reflections in a Plane Mirror (PLIX)</w:t>
               </w:r>
             </w:hyperlink>
           </w:p>
@@ -13166,7 +13472,7 @@
                 <w:sz w:val="14"/>
                 <w:szCs w:val="14"/>
               </w:rPr>
-              <w:t xml:space="preserve">Source: Khan Academy (English - US curriculum)</w:t>
+              <w:t xml:space="preserve">Source: CK-12</w:t>
             </w:r>
           </w:p>
           <w:p>
@@ -13174,7 +13480,7 @@
               <w:spacing w:after="10" w:before="0"/>
               <w:ind w:left="120"/>
             </w:pPr>
-            <w:hyperlink w:history="1" r:id="rIdjjod2-0tf1dnv1mgvl-ze">
+            <w:hyperlink w:history="1" r:id="rId1sdcrmrcisujyfrgpwzx3">
               <w:r>
                 <w:rPr>
                   <w:rFonts w:ascii="Arial" w:cs="Arial" w:eastAsia="Arial" w:hAnsi="Arial"/>
@@ -13216,7 +13522,7 @@
                 <w:sz w:val="18"/>
                 <w:szCs w:val="18"/>
               </w:rPr>
-              <w:t xml:space="preserve">Groups now fold their tracing paper exactly along the mirror line and observe whether the object arrow lands precisely on the image arrow — verifying that the image is the same size and shape (congruent) as the object. Each group then completes a 'Properties Card' with four sentence starters: (i) 'The size of the image is _____ because _____.'; (ii) 'The distance from the object to the mirror line is _____ the distance from the image to the mirror line because _____.'; (iii) 'The line joining an object point to its image point meets the mirror line at _____ degrees because _____.'; (iv) 'When I look at the image in the mirror, the arrow points _____ compared to the object because _____.'. Groups share their completed cards in a class gallery walk (each card posted on the wall), then the teacher leads a 5-minute whole-class consolidation to formalise all four properties, connecting each explicitly to the matatu lorry.</w:t>
+              <w:t xml:space="preserve">Each group receives two colour-coded cards: a GREEN 'We Now Know' card and an ORANGE 'We Still Wonder' card. On the green card, groups write one statement that their evidence from today's investigation has confirmed about the matatu mirror — connecting directly to the driving question ('Why does the rear-view mirror show an image that is the same size yet appears flipped?'). On the orange card, groups write one new question raised by today's work (e.g., 'If the mirror line is diagonal, do we use the same rule?' or 'Can we find the equation of any mirror line from just the object and image points?'). Cards are posted on the class Driving Question Board under the columns 'What we now know' and 'New questions.' The teacher reads selected cards aloud and draws explicit arrows on the DQB connecting today's green cards to the driving question.</w:t>
             </w:r>
           </w:p>
         </w:tc>
@@ -13248,7 +13554,7 @@
                 <w:sz w:val="18"/>
                 <w:szCs w:val="18"/>
               </w:rPr>
-              <w:t xml:space="preserve">Initiate the tracing-paper fold: 'Fold your tracing paper exactly along the mirror line — crease it firmly. Now hold it up to the light. Does the arrow on one half land exactly on top of the arrow on the other half?' [WAIT 10 seconds for groups to observe.] 'What does that tell you?' [WAIT 12 seconds.] Cold-call 2 groups: 'Group 3, what did you see when you folded?' [WAIT 10 seconds.] 'Group 6, do you agree? What word in mathematics describes two shapes that are exactly the same size and shape?' [WAIT 12 seconds — accept 'congruent' and write it on the board.] During gallery walk, circulate and prompt: 'Read Group 4's card — do you agree with how they described Property III? Why or why not?' For the consolidation, write the four properties on the board ONE AT A TIME, each time asking: 'Which part of our lorry-mirror story does this explain?' For Property IV (equidistance), say: 'This is the one the matatu conductor relied on — if the lorry is 20 metres in front of the mirror glass, where does its image appear to be?' [WAIT 15 seconds.] Cold-call 1 learner: 'Akinyi, tell us.' Confirm: '20 metres behind the mirror glass. That is Property IV — equidistance. That is why the rear-view mirror is useful: the image tells the driver exactly how far back the lorry truly is.'</w:t>
+              <w:t xml:space="preserve">Direct learners to the DQB: 'Before the next lesson, we update our board. Remember our driving question — it is written at the top. Today's investigation gave us real evidence. On your green card, write ONE thing we now know for certain, using today's measurements as your evidence. On your orange card, write ONE new question that today's work made you wonder about.' Allow 3 minutes for writing. Collect and post cards. Read 2 green cards aloud: 'Listen to what Group 1 wrote: 'The mirror line is exactly in the middle — at equal distances from the lorry and its image.' Does everyone agree that our measurements prove that?' [WAIT 10 seconds.] Then say: 'And Group 4 is still wondering: 'Can we write an equation for the mirror line if we only know the object and image coordinates?' — that is exactly what Lesson 5 is about. Keep that question on the board; we will answer it next time.' Draw a dotted arrow from Group 4's orange card to the driving question. Summarise: 'Our DQB is growing. We now know four properties. Our driving question asks about size and flipping — we have answered both parts with evidence today.'</w:t>
             </w:r>
           </w:p>
         </w:tc>
@@ -13280,7 +13586,7 @@
                 <w:sz w:val="18"/>
                 <w:szCs w:val="18"/>
               </w:rPr>
-              <w:t xml:space="preserve">Properties Card + Gallery Walk (Claim–Evidence–Reasoning): The sentence-starter format scaffolds scientific argumentation by requiring learners to state a claim, cite their measured evidence, and provide a reason — matching NGSS Practice 6 (Constructing Explanations). The gallery walk distributes the sensemaking across all groups rather than centering it in the teacher, building collaborative mathematical discourse. Tying each property back to the lorry phenomenon ensures transfer from abstract to applied understanding.</w:t>
+              <w:t xml:space="preserve">Driving Question Board Update (Claim Mapping): Colour-coded cards make the distinction between settled knowledge and open questions visible and permanent. Posting the cards publicly creates accountability — learners know their green-card claims must be evidence-backed. Drawing explicit arrows from cards to the driving question models the scientific practice of connecting evidence to explanatory frameworks (NGSS Practice 8: Obtaining, Evaluating, and Communicating Information). The orange cards seed Lesson 5's inquiry into mirror-line equations.</w:t>
             </w:r>
           </w:p>
         </w:tc>
@@ -13312,7 +13618,7 @@
                 <w:sz w:val="18"/>
                 <w:szCs w:val="18"/>
               </w:rPr>
-              <w:t xml:space="preserve">Teacher reads completed Properties Cards during the gallery walk, checking for: (i) Correct use of 'equal' or 'equidistant' for Property IV; (ii) Use of '90 degrees' or 'perpendicular' for Property III; (iii) Use of 'congruent' or 'same size' for Property I; (iv) Use of 'laterally inverted,' 'flipped,' or 'reversed' for Property III. Any group that writes 'the image is smaller' or 'closer to the mirror' holds a persistent misconception — teacher addresses individually during consolidation. Success criterion: at least 80% of groups correctly complete all four sentence starters before the consolidation.</w:t>
+              <w:t xml:space="preserve">Teacher reads all green cards before the next lesson. Success indicator: green cards should reference at least one of the four properties and connect it to the lorry/mirror phenomenon. Red flag: if green cards say only 'reflection flips the image' without mentioning equidistance or perpendicularity, the Explain phase consolidation was insufficient and the teacher should open Lesson 5 with a brief recap of Properties II and IV.</w:t>
             </w:r>
           </w:p>
         </w:tc>
@@ -13321,32 +13627,32 @@
         <w:tc>
           <w:tcPr>
             <w:tcW w:type="dxa" w:w="1520"/>
-            <w:shd w:fill="FCE4D6" w:color="auto" w:val="clear"/>
-            <w:tcMar>
-              <w:top w:type="dxa" w:w="60"/>
-              <w:left w:type="dxa" w:w="120"/>
-              <w:bottom w:type="dxa" w:w="60"/>
-              <w:right w:type="dxa" w:w="120"/>
-            </w:tcMar>
-            <w:vAlign w:val="top"/>
-          </w:tcPr>
-          <w:p>
-            <w:pPr>
-              <w:spacing w:after="40" w:before="0"/>
-              <w:jc w:val="left"/>
-            </w:pPr>
-            <w:r>
-              <w:rPr>
-                <w:rFonts w:ascii="Arial" w:cs="Arial" w:eastAsia="Arial" w:hAnsi="Arial"/>
-                <w:b/>
-                <w:bCs/>
-                <w:i w:val="false"/>
-                <w:iCs w:val="false"/>
-                <w:color w:val="000000"/>
-                <w:sz w:val="18"/>
-                <w:szCs w:val="18"/>
-              </w:rPr>
-              <w:t xml:space="preserve">Driving Question Board (DQB) Creation</w:t>
+            <w:shd w:fill="D5E8F0" w:color="auto" w:val="clear"/>
+            <w:tcMar>
+              <w:top w:type="dxa" w:w="60"/>
+              <w:left w:type="dxa" w:w="120"/>
+              <w:bottom w:type="dxa" w:w="60"/>
+              <w:right w:type="dxa" w:w="120"/>
+            </w:tcMar>
+            <w:vAlign w:val="top"/>
+          </w:tcPr>
+          <w:p>
+            <w:pPr>
+              <w:spacing w:after="40" w:before="0"/>
+              <w:jc w:val="left"/>
+            </w:pPr>
+            <w:r>
+              <w:rPr>
+                <w:rFonts w:ascii="Arial" w:cs="Arial" w:eastAsia="Arial" w:hAnsi="Arial"/>
+                <w:b/>
+                <w:bCs/>
+                <w:i w:val="false"/>
+                <w:iCs w:val="false"/>
+                <w:color w:val="000000"/>
+                <w:sz w:val="18"/>
+                <w:szCs w:val="18"/>
+              </w:rPr>
+              <w:t xml:space="preserve">Model Building Phase</w:t>
             </w:r>
           </w:p>
           <w:p>
@@ -13369,7 +13675,7 @@
             <w:pPr>
               <w:spacing w:after="20" w:before="0"/>
             </w:pPr>
-            <w:hyperlink w:history="1" r:id="rIdnopi5bbgmzkzfk9qfqvjx">
+            <w:hyperlink w:history="1" r:id="rIdql5y9os53mnirdaziz2wl">
               <w:r>
                 <w:rPr>
                   <w:rFonts w:ascii="Arial" w:cs="Arial" w:eastAsia="Arial" w:hAnsi="Arial"/>
@@ -13378,7 +13684,7 @@
                   <w:szCs w:val="16"/>
                   <w:u w:val="single" w:color="2E75B6"/>
                 </w:rPr>
-                <w:t xml:space="preserve">Geometric constructions: perpendicular bisector</w:t>
+                <w:t xml:space="preserve">Reflecting shapes: diagonal line of reflection</w:t>
               </w:r>
             </w:hyperlink>
           </w:p>
@@ -13402,7 +13708,7 @@
               <w:spacing w:after="10" w:before="0"/>
               <w:ind w:left="120"/>
             </w:pPr>
-            <w:hyperlink w:history="1" r:id="rId3yiofeptfql1z1fe6vpcb">
+            <w:hyperlink w:history="1" r:id="rId7ykbdttjgifss_kbriaj5">
               <w:r>
                 <w:rPr>
                   <w:rFonts w:ascii="Arial" w:cs="Arial" w:eastAsia="Arial" w:hAnsi="Arial"/>
@@ -13447,313 +13753,7 @@
             <w:pPr>
               <w:spacing w:after="20" w:before="0"/>
             </w:pPr>
-            <w:hyperlink w:history="1" r:id="rIdnntiqvv5jzrpqalzixtkw">
-              <w:r>
-                <w:rPr>
-                  <w:rFonts w:ascii="Arial" w:cs="Arial" w:eastAsia="Arial" w:hAnsi="Arial"/>
-                  <w:color w:val="2E75B6"/>
-                  <w:sz w:val="16"/>
-                  <w:szCs w:val="16"/>
-                  <w:u w:val="single" w:color="2E75B6"/>
-                </w:rPr>
-                <w:t xml:space="preserve">Reflections in a Plane Mirror (PLIX)</w:t>
-              </w:r>
-            </w:hyperlink>
-          </w:p>
-          <w:p>
-            <w:pPr>
-              <w:spacing w:after="10" w:before="0"/>
-              <w:ind w:left="120"/>
-            </w:pPr>
-            <w:r>
-              <w:rPr>
-                <w:rFonts w:ascii="Arial" w:cs="Arial" w:eastAsia="Arial" w:hAnsi="Arial"/>
-                <w:color w:val="595959"/>
-                <w:sz w:val="14"/>
-                <w:szCs w:val="14"/>
-              </w:rPr>
-              <w:t xml:space="preserve">Source: CK-12</w:t>
-            </w:r>
-          </w:p>
-          <w:p>
-            <w:pPr>
-              <w:spacing w:after="10" w:before="0"/>
-              <w:ind w:left="120"/>
-            </w:pPr>
-            <w:hyperlink w:history="1" r:id="rId217i-4hi0ho1tpd6ru8yj">
-              <w:r>
-                <w:rPr>
-                  <w:rFonts w:ascii="Arial" w:cs="Arial" w:eastAsia="Arial" w:hAnsi="Arial"/>
-                  <w:color w:val="595959"/>
-                  <w:sz w:val="14"/>
-                  <w:szCs w:val="14"/>
-                  <w:u w:val="single" w:color="595959"/>
-                </w:rPr>
-                <w:t xml:space="preserve">🔍 Search ARES for similar readings</w:t>
-              </w:r>
-            </w:hyperlink>
-          </w:p>
-        </w:tc>
-        <w:tc>
-          <w:tcPr>
-            <w:tcW w:type="dxa" w:w="3040"/>
-            <w:shd w:fill="FFFFFF" w:color="auto" w:val="clear"/>
-            <w:tcMar>
-              <w:top w:type="dxa" w:w="60"/>
-              <w:left w:type="dxa" w:w="120"/>
-              <w:bottom w:type="dxa" w:w="60"/>
-              <w:right w:type="dxa" w:w="120"/>
-            </w:tcMar>
-            <w:vAlign w:val="top"/>
-          </w:tcPr>
-          <w:p>
-            <w:pPr>
-              <w:spacing w:after="40" w:before="0"/>
-              <w:jc w:val="left"/>
-            </w:pPr>
-            <w:r>
-              <w:rPr>
-                <w:rFonts w:ascii="Arial" w:cs="Arial" w:eastAsia="Arial" w:hAnsi="Arial"/>
-                <w:b w:val="false"/>
-                <w:bCs w:val="false"/>
-                <w:i w:val="false"/>
-                <w:iCs w:val="false"/>
-                <w:color w:val="000000"/>
-                <w:sz w:val="18"/>
-                <w:szCs w:val="18"/>
-              </w:rPr>
-              <w:t xml:space="preserve">Each group receives two colour-coded cards: a GREEN 'We Now Know' card and an ORANGE 'We Still Wonder' card. On the green card, groups write one statement that their evidence from today's investigation has confirmed about the matatu mirror — connecting directly to the driving question ('Why does the rear-view mirror show an image that is the same size yet appears flipped?'). On the orange card, groups write one new question raised by today's work (e.g., 'If the mirror line is diagonal, do we use the same rule?' or 'Can we find the equation of any mirror line from just the object and image points?'). Cards are posted on the class Driving Question Board under the columns 'What we now know' and 'New questions.' The teacher reads selected cards aloud and draws explicit arrows on the DQB connecting today's green cards to the driving question.</w:t>
-            </w:r>
-          </w:p>
-        </w:tc>
-        <w:tc>
-          <w:tcPr>
-            <w:tcW w:type="dxa" w:w="3040"/>
-            <w:shd w:fill="F2F2F2" w:color="auto" w:val="clear"/>
-            <w:tcMar>
-              <w:top w:type="dxa" w:w="60"/>
-              <w:left w:type="dxa" w:w="120"/>
-              <w:bottom w:type="dxa" w:w="60"/>
-              <w:right w:type="dxa" w:w="120"/>
-            </w:tcMar>
-            <w:vAlign w:val="top"/>
-          </w:tcPr>
-          <w:p>
-            <w:pPr>
-              <w:spacing w:after="40" w:before="0"/>
-              <w:jc w:val="left"/>
-            </w:pPr>
-            <w:r>
-              <w:rPr>
-                <w:rFonts w:ascii="Arial" w:cs="Arial" w:eastAsia="Arial" w:hAnsi="Arial"/>
-                <w:b w:val="false"/>
-                <w:bCs w:val="false"/>
-                <w:i w:val="false"/>
-                <w:iCs w:val="false"/>
-                <w:color w:val="000000"/>
-                <w:sz w:val="18"/>
-                <w:szCs w:val="18"/>
-              </w:rPr>
-              <w:t xml:space="preserve">Direct learners to the DQB: 'Before the next lesson, we update our board. Remember our driving question — it is written at the top. Today's investigation gave us real evidence. On your green card, write ONE thing we now know for certain, using today's measurements as your evidence. On your orange card, write ONE new question that today's work made you wonder about.' Allow 3 minutes for writing. Collect and post cards. Read 2 green cards aloud: 'Listen to what Group 1 wrote: 'The mirror line is exactly in the middle — at equal distances from the lorry and its image.' Does everyone agree that our measurements prove that?' [WAIT 10 seconds.] Then say: 'And Group 4 is still wondering: 'Can we write an equation for the mirror line if we only know the object and image coordinates?' — that is exactly what Lesson 5 is about. Keep that question on the board; we will answer it next time.' Draw a dotted arrow from Group 4's orange card to the driving question. Summarise: 'Our DQB is growing. We now know four properties. Our driving question asks about size and flipping — we have answered both parts with evidence today.'</w:t>
-            </w:r>
-          </w:p>
-        </w:tc>
-        <w:tc>
-          <w:tcPr>
-            <w:tcW w:type="dxa" w:w="3040"/>
-            <w:shd w:fill="FFFFFF" w:color="auto" w:val="clear"/>
-            <w:tcMar>
-              <w:top w:type="dxa" w:w="60"/>
-              <w:left w:type="dxa" w:w="120"/>
-              <w:bottom w:type="dxa" w:w="60"/>
-              <w:right w:type="dxa" w:w="120"/>
-            </w:tcMar>
-            <w:vAlign w:val="top"/>
-          </w:tcPr>
-          <w:p>
-            <w:pPr>
-              <w:spacing w:after="40" w:before="0"/>
-              <w:jc w:val="left"/>
-            </w:pPr>
-            <w:r>
-              <w:rPr>
-                <w:rFonts w:ascii="Arial" w:cs="Arial" w:eastAsia="Arial" w:hAnsi="Arial"/>
-                <w:b w:val="false"/>
-                <w:bCs w:val="false"/>
-                <w:i w:val="false"/>
-                <w:iCs w:val="false"/>
-                <w:color w:val="000000"/>
-                <w:sz w:val="18"/>
-                <w:szCs w:val="18"/>
-              </w:rPr>
-              <w:t xml:space="preserve">Driving Question Board Update (Claim Mapping): Colour-coded cards make the distinction between settled knowledge and open questions visible and permanent. Posting the cards publicly creates accountability — learners know their green-card claims must be evidence-backed. Drawing explicit arrows from cards to the driving question models the scientific practice of connecting evidence to explanatory frameworks (NGSS Practice 8: Obtaining, Evaluating, and Communicating Information). The orange cards seed Lesson 5's inquiry into mirror-line equations.</w:t>
-            </w:r>
-          </w:p>
-        </w:tc>
-        <w:tc>
-          <w:tcPr>
-            <w:tcW w:type="dxa" w:w="3040"/>
-            <w:shd w:fill="F2F2F2" w:color="auto" w:val="clear"/>
-            <w:tcMar>
-              <w:top w:type="dxa" w:w="60"/>
-              <w:left w:type="dxa" w:w="120"/>
-              <w:bottom w:type="dxa" w:w="60"/>
-              <w:right w:type="dxa" w:w="120"/>
-            </w:tcMar>
-            <w:vAlign w:val="top"/>
-          </w:tcPr>
-          <w:p>
-            <w:pPr>
-              <w:spacing w:after="40" w:before="0"/>
-              <w:jc w:val="left"/>
-            </w:pPr>
-            <w:r>
-              <w:rPr>
-                <w:rFonts w:ascii="Arial" w:cs="Arial" w:eastAsia="Arial" w:hAnsi="Arial"/>
-                <w:b w:val="false"/>
-                <w:bCs w:val="false"/>
-                <w:i w:val="false"/>
-                <w:iCs w:val="false"/>
-                <w:color w:val="000000"/>
-                <w:sz w:val="18"/>
-                <w:szCs w:val="18"/>
-              </w:rPr>
-              <w:t xml:space="preserve">Teacher reads all green cards before the next lesson. Success indicator: green cards should reference at least one of the four properties and connect it to the lorry/mirror phenomenon. Red flag: if green cards say only 'reflection flips the image' without mentioning equidistance or perpendicularity, the Explain phase consolidation was insufficient and the teacher should open Lesson 5 with a brief recap of Properties II and IV.</w:t>
-            </w:r>
-          </w:p>
-        </w:tc>
-      </w:tr>
-      <w:tr>
-        <w:tc>
-          <w:tcPr>
-            <w:tcW w:type="dxa" w:w="1520"/>
-            <w:shd w:fill="D5E8F0" w:color="auto" w:val="clear"/>
-            <w:tcMar>
-              <w:top w:type="dxa" w:w="60"/>
-              <w:left w:type="dxa" w:w="120"/>
-              <w:bottom w:type="dxa" w:w="60"/>
-              <w:right w:type="dxa" w:w="120"/>
-            </w:tcMar>
-            <w:vAlign w:val="top"/>
-          </w:tcPr>
-          <w:p>
-            <w:pPr>
-              <w:spacing w:after="40" w:before="0"/>
-              <w:jc w:val="left"/>
-            </w:pPr>
-            <w:r>
-              <w:rPr>
-                <w:rFonts w:ascii="Arial" w:cs="Arial" w:eastAsia="Arial" w:hAnsi="Arial"/>
-                <w:b/>
-                <w:bCs/>
-                <w:i w:val="false"/>
-                <w:iCs w:val="false"/>
-                <w:color w:val="000000"/>
-                <w:sz w:val="18"/>
-                <w:szCs w:val="18"/>
-              </w:rPr>
-              <w:t xml:space="preserve">Model Building Phase</w:t>
-            </w:r>
-          </w:p>
-          <w:p>
-            <w:pPr>
-              <w:spacing w:after="20" w:before="0"/>
-            </w:pPr>
-            <w:r>
-              <w:rPr>
-                <w:rFonts w:ascii="Arial" w:cs="Arial" w:eastAsia="Arial" w:hAnsi="Arial"/>
-                <w:b/>
-                <w:bCs/>
-                <w:color w:val="1F3864"/>
-                <w:sz w:val="16"/>
-                <w:szCs w:val="16"/>
-              </w:rPr>
-              <w:t xml:space="preserve">📹 VIDEO:</w:t>
-            </w:r>
-          </w:p>
-          <w:p>
-            <w:pPr>
-              <w:spacing w:after="20" w:before="0"/>
-            </w:pPr>
-            <w:hyperlink w:history="1" r:id="rId4ez-epv1qbnf-mvm3liij">
-              <w:r>
-                <w:rPr>
-                  <w:rFonts w:ascii="Arial" w:cs="Arial" w:eastAsia="Arial" w:hAnsi="Arial"/>
-                  <w:color w:val="2E75B6"/>
-                  <w:sz w:val="16"/>
-                  <w:szCs w:val="16"/>
-                  <w:u w:val="single" w:color="2E75B6"/>
-                </w:rPr>
-                <w:t xml:space="preserve">Geometric constructions: perpendicular bisector</w:t>
-              </w:r>
-            </w:hyperlink>
-          </w:p>
-          <w:p>
-            <w:pPr>
-              <w:spacing w:after="10" w:before="0"/>
-              <w:ind w:left="120"/>
-            </w:pPr>
-            <w:r>
-              <w:rPr>
-                <w:rFonts w:ascii="Arial" w:cs="Arial" w:eastAsia="Arial" w:hAnsi="Arial"/>
-                <w:color w:val="595959"/>
-                <w:sz w:val="14"/>
-                <w:szCs w:val="14"/>
-              </w:rPr>
-              <w:t xml:space="preserve">Source: Khan Academy (English - US curriculum)</w:t>
-            </w:r>
-          </w:p>
-          <w:p>
-            <w:pPr>
-              <w:spacing w:after="10" w:before="0"/>
-              <w:ind w:left="120"/>
-            </w:pPr>
-            <w:hyperlink w:history="1" r:id="rIdreqg34utjh6ns0loeoryk">
-              <w:r>
-                <w:rPr>
-                  <w:rFonts w:ascii="Arial" w:cs="Arial" w:eastAsia="Arial" w:hAnsi="Arial"/>
-                  <w:color w:val="595959"/>
-                  <w:sz w:val="14"/>
-                  <w:szCs w:val="14"/>
-                  <w:u w:val="single" w:color="595959"/>
-                </w:rPr>
-                <w:t xml:space="preserve">🔍 Search ARES for similar videos</w:t>
-              </w:r>
-            </w:hyperlink>
-          </w:p>
-          <w:p>
-            <w:pPr>
-              <w:spacing w:after="40" w:before="0"/>
-            </w:pPr>
-            <w:r>
-              <w:rPr>
-                <w:sz w:val="14"/>
-                <w:szCs w:val="14"/>
-              </w:rPr>
-              <w:t xml:space="preserve"/>
-            </w:r>
-          </w:p>
-          <w:p>
-            <w:pPr>
-              <w:spacing w:after="20" w:before="0"/>
-            </w:pPr>
-            <w:r>
-              <w:rPr>
-                <w:rFonts w:ascii="Arial" w:cs="Arial" w:eastAsia="Arial" w:hAnsi="Arial"/>
-                <w:b/>
-                <w:bCs/>
-                <w:color w:val="1F3864"/>
-                <w:sz w:val="16"/>
-                <w:szCs w:val="16"/>
-              </w:rPr>
-              <w:t xml:space="preserve">📖 HTML:</w:t>
-            </w:r>
-          </w:p>
-          <w:p>
-            <w:pPr>
-              <w:spacing w:after="20" w:before="0"/>
-            </w:pPr>
-            <w:hyperlink w:history="1" r:id="rId3cwbezbboiahcurjgyejf">
+            <w:hyperlink w:history="1" r:id="rIdmv8ml6yntfeoldsb4zmlm">
               <w:r>
                 <w:rPr>
                   <w:rFonts w:ascii="Arial" w:cs="Arial" w:eastAsia="Arial" w:hAnsi="Arial"/>
@@ -13786,7 +13786,7 @@
               <w:spacing w:after="10" w:before="0"/>
               <w:ind w:left="120"/>
             </w:pPr>
-            <w:hyperlink w:history="1" r:id="rIdezf6vg9pxipxz8mzsm2qm">
+            <w:hyperlink w:history="1" r:id="rId9y254rx3tpovnt0mah1-f">
               <w:r>
                 <w:rPr>
                   <w:rFonts w:ascii="Arial" w:cs="Arial" w:eastAsia="Arial" w:hAnsi="Arial"/>
@@ -15528,7 +15528,7 @@
             <w:pPr>
               <w:spacing w:after="20" w:before="0"/>
             </w:pPr>
-            <w:hyperlink w:history="1" r:id="rIdhbqhbrohvcvgkh4bscrzy">
+            <w:hyperlink w:history="1" r:id="rIdwigugrl3hh3t3palv0oh8">
               <w:r>
                 <w:rPr>
                   <w:rFonts w:ascii="Arial" w:cs="Arial" w:eastAsia="Arial" w:hAnsi="Arial"/>
@@ -15561,7 +15561,7 @@
               <w:spacing w:after="10" w:before="0"/>
               <w:ind w:left="120"/>
             </w:pPr>
-            <w:hyperlink w:history="1" r:id="rIdw9yr7zn3xafg4ubqr0nbb">
+            <w:hyperlink w:history="1" r:id="rIdilwzxf4p1kcwcyfnoagrp">
               <w:r>
                 <w:rPr>
                   <w:rFonts w:ascii="Arial" w:cs="Arial" w:eastAsia="Arial" w:hAnsi="Arial"/>
@@ -15606,7 +15606,7 @@
             <w:pPr>
               <w:spacing w:after="20" w:before="0"/>
             </w:pPr>
-            <w:hyperlink w:history="1" r:id="rIdly7abjaovj4zbcf1gxjck">
+            <w:hyperlink w:history="1" r:id="rIdigvitkgtdh10tkrzb-xd-">
               <w:r>
                 <w:rPr>
                   <w:rFonts w:ascii="Arial" w:cs="Arial" w:eastAsia="Arial" w:hAnsi="Arial"/>
@@ -15639,7 +15639,7 @@
               <w:spacing w:after="10" w:before="0"/>
               <w:ind w:left="120"/>
             </w:pPr>
-            <w:hyperlink w:history="1" r:id="rIdguqktxlcqxvzenchhgq6n">
+            <w:hyperlink w:history="1" r:id="rId9f7gflfmazphzymu2af8j">
               <w:r>
                 <w:rPr>
                   <w:rFonts w:ascii="Arial" w:cs="Arial" w:eastAsia="Arial" w:hAnsi="Arial"/>
@@ -15834,7 +15834,7 @@
             <w:pPr>
               <w:spacing w:after="20" w:before="0"/>
             </w:pPr>
-            <w:hyperlink w:history="1" r:id="rIdsh7rmxzvses13qdfs6fdt">
+            <w:hyperlink w:history="1" r:id="rIdjvq4fmramedroen5ig2pk">
               <w:r>
                 <w:rPr>
                   <w:rFonts w:ascii="Arial" w:cs="Arial" w:eastAsia="Arial" w:hAnsi="Arial"/>
@@ -15867,7 +15867,7 @@
               <w:spacing w:after="10" w:before="0"/>
               <w:ind w:left="120"/>
             </w:pPr>
-            <w:hyperlink w:history="1" r:id="rIdf-gpb4xcn0h4vcnmr_rr2">
+            <w:hyperlink w:history="1" r:id="rIden8tvvclh1pcmyfdmuxc0">
               <w:r>
                 <w:rPr>
                   <w:rFonts w:ascii="Arial" w:cs="Arial" w:eastAsia="Arial" w:hAnsi="Arial"/>
@@ -15912,7 +15912,7 @@
             <w:pPr>
               <w:spacing w:after="20" w:before="0"/>
             </w:pPr>
-            <w:hyperlink w:history="1" r:id="rId3-alolv4osziyxdkzcqgr">
+            <w:hyperlink w:history="1" r:id="rIdwadkpolsyf-vl_luglusw">
               <w:r>
                 <w:rPr>
                   <w:rFonts w:ascii="Arial" w:cs="Arial" w:eastAsia="Arial" w:hAnsi="Arial"/>
@@ -15945,7 +15945,7 @@
               <w:spacing w:after="10" w:before="0"/>
               <w:ind w:left="120"/>
             </w:pPr>
-            <w:hyperlink w:history="1" r:id="rIds1cnywc2lksk0lrlcjjgl">
+            <w:hyperlink w:history="1" r:id="rIdqbiq-qbljwybdzyvi4_x1">
               <w:r>
                 <w:rPr>
                   <w:rFonts w:ascii="Arial" w:cs="Arial" w:eastAsia="Arial" w:hAnsi="Arial"/>
@@ -16140,7 +16140,313 @@
             <w:pPr>
               <w:spacing w:after="20" w:before="0"/>
             </w:pPr>
-            <w:hyperlink w:history="1" r:id="rIdekosmdatgy_xfaf86uo8q">
+            <w:hyperlink w:history="1" r:id="rIduyegccnswqnq-ocyladcx">
+              <w:r>
+                <w:rPr>
+                  <w:rFonts w:ascii="Arial" w:cs="Arial" w:eastAsia="Arial" w:hAnsi="Arial"/>
+                  <w:color w:val="2E75B6"/>
+                  <w:sz w:val="16"/>
+                  <w:szCs w:val="16"/>
+                  <w:u w:val="single" w:color="2E75B6"/>
+                </w:rPr>
+                <w:t xml:space="preserve">Reflecting shapes: diagonal line of reflection</w:t>
+              </w:r>
+            </w:hyperlink>
+          </w:p>
+          <w:p>
+            <w:pPr>
+              <w:spacing w:after="10" w:before="0"/>
+              <w:ind w:left="120"/>
+            </w:pPr>
+            <w:r>
+              <w:rPr>
+                <w:rFonts w:ascii="Arial" w:cs="Arial" w:eastAsia="Arial" w:hAnsi="Arial"/>
+                <w:color w:val="595959"/>
+                <w:sz w:val="14"/>
+                <w:szCs w:val="14"/>
+              </w:rPr>
+              <w:t xml:space="preserve">Source: Khan Academy (English - US curriculum)</w:t>
+            </w:r>
+          </w:p>
+          <w:p>
+            <w:pPr>
+              <w:spacing w:after="10" w:before="0"/>
+              <w:ind w:left="120"/>
+            </w:pPr>
+            <w:hyperlink w:history="1" r:id="rIdaqmsyciov7cw8fu7b5sjq">
+              <w:r>
+                <w:rPr>
+                  <w:rFonts w:ascii="Arial" w:cs="Arial" w:eastAsia="Arial" w:hAnsi="Arial"/>
+                  <w:color w:val="595959"/>
+                  <w:sz w:val="14"/>
+                  <w:szCs w:val="14"/>
+                  <w:u w:val="single" w:color="595959"/>
+                </w:rPr>
+                <w:t xml:space="preserve">🔍 Search ARES for similar videos</w:t>
+              </w:r>
+            </w:hyperlink>
+          </w:p>
+          <w:p>
+            <w:pPr>
+              <w:spacing w:after="40" w:before="0"/>
+            </w:pPr>
+            <w:r>
+              <w:rPr>
+                <w:sz w:val="14"/>
+                <w:szCs w:val="14"/>
+              </w:rPr>
+              <w:t xml:space="preserve"/>
+            </w:r>
+          </w:p>
+          <w:p>
+            <w:pPr>
+              <w:spacing w:after="20" w:before="0"/>
+            </w:pPr>
+            <w:r>
+              <w:rPr>
+                <w:rFonts w:ascii="Arial" w:cs="Arial" w:eastAsia="Arial" w:hAnsi="Arial"/>
+                <w:b/>
+                <w:bCs/>
+                <w:color w:val="1F3864"/>
+                <w:sz w:val="16"/>
+                <w:szCs w:val="16"/>
+              </w:rPr>
+              <w:t xml:space="preserve">📖 HTML:</w:t>
+            </w:r>
+          </w:p>
+          <w:p>
+            <w:pPr>
+              <w:spacing w:after="20" w:before="0"/>
+            </w:pPr>
+            <w:hyperlink w:history="1" r:id="rId2ui8p1pbmgsh8_fjjzz1p">
+              <w:r>
+                <w:rPr>
+                  <w:rFonts w:ascii="Arial" w:cs="Arial" w:eastAsia="Arial" w:hAnsi="Arial"/>
+                  <w:color w:val="2E75B6"/>
+                  <w:sz w:val="16"/>
+                  <w:szCs w:val="16"/>
+                  <w:u w:val="single" w:color="2E75B6"/>
+                </w:rPr>
+                <w:t xml:space="preserve">Reflections in a Plane Mirror (PLIX)</w:t>
+              </w:r>
+            </w:hyperlink>
+          </w:p>
+          <w:p>
+            <w:pPr>
+              <w:spacing w:after="10" w:before="0"/>
+              <w:ind w:left="120"/>
+            </w:pPr>
+            <w:r>
+              <w:rPr>
+                <w:rFonts w:ascii="Arial" w:cs="Arial" w:eastAsia="Arial" w:hAnsi="Arial"/>
+                <w:color w:val="595959"/>
+                <w:sz w:val="14"/>
+                <w:szCs w:val="14"/>
+              </w:rPr>
+              <w:t xml:space="preserve">Source: CK-12</w:t>
+            </w:r>
+          </w:p>
+          <w:p>
+            <w:pPr>
+              <w:spacing w:after="10" w:before="0"/>
+              <w:ind w:left="120"/>
+            </w:pPr>
+            <w:hyperlink w:history="1" r:id="rIdmoz8fj4yrvqqolrdoemee">
+              <w:r>
+                <w:rPr>
+                  <w:rFonts w:ascii="Arial" w:cs="Arial" w:eastAsia="Arial" w:hAnsi="Arial"/>
+                  <w:color w:val="595959"/>
+                  <w:sz w:val="14"/>
+                  <w:szCs w:val="14"/>
+                  <w:u w:val="single" w:color="595959"/>
+                </w:rPr>
+                <w:t xml:space="preserve">🔍 Search ARES for similar readings</w:t>
+              </w:r>
+            </w:hyperlink>
+          </w:p>
+        </w:tc>
+        <w:tc>
+          <w:tcPr>
+            <w:tcW w:type="dxa" w:w="3040"/>
+            <w:shd w:fill="FFFFFF" w:color="auto" w:val="clear"/>
+            <w:tcMar>
+              <w:top w:type="dxa" w:w="60"/>
+              <w:left w:type="dxa" w:w="120"/>
+              <w:bottom w:type="dxa" w:w="60"/>
+              <w:right w:type="dxa" w:w="120"/>
+            </w:tcMar>
+            <w:vAlign w:val="top"/>
+          </w:tcPr>
+          <w:p>
+            <w:pPr>
+              <w:spacing w:after="40" w:before="0"/>
+              <w:jc w:val="left"/>
+            </w:pPr>
+            <w:r>
+              <w:rPr>
+                <w:rFonts w:ascii="Arial" w:cs="Arial" w:eastAsia="Arial" w:hAnsi="Arial"/>
+                <w:b w:val="false"/>
+                <w:bCs w:val="false"/>
+                <w:i w:val="false"/>
+                <w:iCs w:val="false"/>
+                <w:color w:val="000000"/>
+                <w:sz w:val="18"/>
+                <w:szCs w:val="18"/>
+              </w:rPr>
+              <w:t xml:space="preserve">Using the midpoint M(4, 3) and gradient −1 found in the Observe phase, learners derive the equation of the mirror line step-by-step using y − y₁ = m(x − x₁): y − 3 = −1(x − 4) → y = −x + 7. They then verify: substitute P(2,1) — distance from line — and P′(6,5) — distance from line — to confirm equal distances. A second, more challenging example is then worked: A(−1, 4) reflected to A′(3, 0). Learners independently find the mirror line equation. The class closes this phase by generalising the three-step algorithm: (1) Find midpoint M. (2) Find gradient of AA′, then take negative reciprocal for mirror line gradient. (3) Use point-slope form to write the equation.</w:t>
+            </w:r>
+          </w:p>
+        </w:tc>
+        <w:tc>
+          <w:tcPr>
+            <w:tcW w:type="dxa" w:w="3040"/>
+            <w:shd w:fill="F2F2F2" w:color="auto" w:val="clear"/>
+            <w:tcMar>
+              <w:top w:type="dxa" w:w="60"/>
+              <w:left w:type="dxa" w:w="120"/>
+              <w:bottom w:type="dxa" w:w="60"/>
+              <w:right w:type="dxa" w:w="120"/>
+            </w:tcMar>
+            <w:vAlign w:val="top"/>
+          </w:tcPr>
+          <w:p>
+            <w:pPr>
+              <w:spacing w:after="40" w:before="0"/>
+              <w:jc w:val="left"/>
+            </w:pPr>
+            <w:r>
+              <w:rPr>
+                <w:rFonts w:ascii="Arial" w:cs="Arial" w:eastAsia="Arial" w:hAnsi="Arial"/>
+                <w:b w:val="false"/>
+                <w:bCs w:val="false"/>
+                <w:i w:val="false"/>
+                <w:iCs w:val="false"/>
+                <w:color w:val="000000"/>
+                <w:sz w:val="18"/>
+                <w:szCs w:val="18"/>
+              </w:rPr>
+              <w:t xml:space="preserve">Bring the class back together at the board. Say: 'We have M(4,3) and gradient −1. How do we write the equation of this line? Think back to your coordinate geometry work.' Cold-call ONE learner to come to the board and write the derivation: 'Njeri — come and show us y − y₁ = m(x − x₁) with our values.' Allow 15 seconds WAIT TIME while Njeri writes. If she stalls, prompt: 'Start by substituting m = −1 and the point (4, 3).' After Njeri finishes, ask the class: 'Thumbs up if you agree with y = −x + 7. Thumbs sideways if unsure.' Address any thumbs-sideways before moving on. Then say: 'Now let us verify this is truly the mirror line. Take point P(2,1). Can you show that P is the same distance from the line y = −x + 7 as P′(6,5) is?' Guide learners through the perpendicular distance formula or graphical verification. Transition to the second example: 'A ugali-delivery lorry is at A(−1, 4) and its image in a new mirror is at A′(3, 0). Find the mirror line.' Give 4 minutes of independent work time. Cold-call TWO learners for different steps: 'Baraka — what is the midpoint?' [Expected: M(1,2).] 'Amina — what is the gradient of the mirror line?' [Expected: gradient of AA′ = (0−4)/(3−(−1)) = −1; perpendicular gradient = 1.] Consolidate the three-step algorithm on the board and have all learners copy it into their books with a box around it labelled 'Mirror Line Algorithm'.</w:t>
+            </w:r>
+          </w:p>
+        </w:tc>
+        <w:tc>
+          <w:tcPr>
+            <w:tcW w:type="dxa" w:w="3040"/>
+            <w:shd w:fill="FFFFFF" w:color="auto" w:val="clear"/>
+            <w:tcMar>
+              <w:top w:type="dxa" w:w="60"/>
+              <w:left w:type="dxa" w:w="120"/>
+              <w:bottom w:type="dxa" w:w="60"/>
+              <w:right w:type="dxa" w:w="120"/>
+            </w:tcMar>
+            <w:vAlign w:val="top"/>
+          </w:tcPr>
+          <w:p>
+            <w:pPr>
+              <w:spacing w:after="40" w:before="0"/>
+              <w:jc w:val="left"/>
+            </w:pPr>
+            <w:r>
+              <w:rPr>
+                <w:rFonts w:ascii="Arial" w:cs="Arial" w:eastAsia="Arial" w:hAnsi="Arial"/>
+                <w:b w:val="false"/>
+                <w:bCs w:val="false"/>
+                <w:i w:val="false"/>
+                <w:iCs w:val="false"/>
+                <w:color w:val="000000"/>
+                <w:sz w:val="18"/>
+                <w:szCs w:val="18"/>
+              </w:rPr>
+              <w:t xml:space="preserve">Worked Example → Generalisation (Fading Scaffolding): The teacher fully models the first example, partially models the second with cold-calls filling in steps, and learners independently apply the algorithm. This 'I do – We do – You do' structure with explicit generalisation of the algorithm makes the procedure transferable to any object–image pair and builds towards the autonomous congruence-testing work in Lessons 6–7. Connecting each algebraic step to 'what this means for the matatu mirror' maintains the phenomenon thread.</w:t>
+            </w:r>
+          </w:p>
+        </w:tc>
+        <w:tc>
+          <w:tcPr>
+            <w:tcW w:type="dxa" w:w="3040"/>
+            <w:shd w:fill="F2F2F2" w:color="auto" w:val="clear"/>
+            <w:tcMar>
+              <w:top w:type="dxa" w:w="60"/>
+              <w:left w:type="dxa" w:w="120"/>
+              <w:bottom w:type="dxa" w:w="60"/>
+              <w:right w:type="dxa" w:w="120"/>
+            </w:tcMar>
+            <w:vAlign w:val="top"/>
+          </w:tcPr>
+          <w:p>
+            <w:pPr>
+              <w:spacing w:after="40" w:before="0"/>
+              <w:jc w:val="left"/>
+            </w:pPr>
+            <w:r>
+              <w:rPr>
+                <w:rFonts w:ascii="Arial" w:cs="Arial" w:eastAsia="Arial" w:hAnsi="Arial"/>
+                <w:b w:val="false"/>
+                <w:bCs w:val="false"/>
+                <w:i w:val="false"/>
+                <w:iCs w:val="false"/>
+                <w:color w:val="000000"/>
+                <w:sz w:val="18"/>
+                <w:szCs w:val="18"/>
+              </w:rPr>
+              <w:t xml:space="preserve">Exit-check for the second example: teacher circulates and checks four specific learner books before the DQB phase. Success criteria: (1) M(1, 2) correctly found; (2) gradient of mirror line = 1 correctly derived; (3) equation y = x + 1 correctly written; (4) at least one verification step shown. Learners who reach y = x + 1 are challenged: 'Can you show that the mirror line y = x + 1 is NOT the same as y = x from Lesson 3? What is different about this lorry's mirror position compared to the standard y = x mirror?'</w:t>
+            </w:r>
+          </w:p>
+        </w:tc>
+      </w:tr>
+      <w:tr>
+        <w:tc>
+          <w:tcPr>
+            <w:tcW w:type="dxa" w:w="1520"/>
+            <w:shd w:fill="FCE4D6" w:color="auto" w:val="clear"/>
+            <w:tcMar>
+              <w:top w:type="dxa" w:w="60"/>
+              <w:left w:type="dxa" w:w="120"/>
+              <w:bottom w:type="dxa" w:w="60"/>
+              <w:right w:type="dxa" w:w="120"/>
+            </w:tcMar>
+            <w:vAlign w:val="top"/>
+          </w:tcPr>
+          <w:p>
+            <w:pPr>
+              <w:spacing w:after="40" w:before="0"/>
+              <w:jc w:val="left"/>
+            </w:pPr>
+            <w:r>
+              <w:rPr>
+                <w:rFonts w:ascii="Arial" w:cs="Arial" w:eastAsia="Arial" w:hAnsi="Arial"/>
+                <w:b/>
+                <w:bCs/>
+                <w:i w:val="false"/>
+                <w:iCs w:val="false"/>
+                <w:color w:val="000000"/>
+                <w:sz w:val="18"/>
+                <w:szCs w:val="18"/>
+              </w:rPr>
+              <w:t xml:space="preserve">Driving Question Board (DQB) Creation</w:t>
+            </w:r>
+          </w:p>
+          <w:p>
+            <w:pPr>
+              <w:spacing w:after="20" w:before="0"/>
+            </w:pPr>
+            <w:r>
+              <w:rPr>
+                <w:rFonts w:ascii="Arial" w:cs="Arial" w:eastAsia="Arial" w:hAnsi="Arial"/>
+                <w:b/>
+                <w:bCs/>
+                <w:color w:val="1F3864"/>
+                <w:sz w:val="16"/>
+                <w:szCs w:val="16"/>
+              </w:rPr>
+              <w:t xml:space="preserve">📹 VIDEO:</w:t>
+            </w:r>
+          </w:p>
+          <w:p>
+            <w:pPr>
+              <w:spacing w:after="20" w:before="0"/>
+            </w:pPr>
+            <w:hyperlink w:history="1" r:id="rId98yukmwncmqz0ucujqmz2">
               <w:r>
                 <w:rPr>
                   <w:rFonts w:ascii="Arial" w:cs="Arial" w:eastAsia="Arial" w:hAnsi="Arial"/>
@@ -16173,7 +16479,7 @@
               <w:spacing w:after="10" w:before="0"/>
               <w:ind w:left="120"/>
             </w:pPr>
-            <w:hyperlink w:history="1" r:id="rIdoymxuuvn5s8fzz_tdxqgs">
+            <w:hyperlink w:history="1" r:id="rIdhponvjt7zs7rz4ho6rlpw">
               <w:r>
                 <w:rPr>
                   <w:rFonts w:ascii="Arial" w:cs="Arial" w:eastAsia="Arial" w:hAnsi="Arial"/>
@@ -16218,7 +16524,7 @@
             <w:pPr>
               <w:spacing w:after="20" w:before="0"/>
             </w:pPr>
-            <w:hyperlink w:history="1" r:id="rId00o0_2xklaogmevsvpcmq">
+            <w:hyperlink w:history="1" r:id="rIds1ot0_z76y7zcrdx0doww">
               <w:r>
                 <w:rPr>
                   <w:rFonts w:ascii="Arial" w:cs="Arial" w:eastAsia="Arial" w:hAnsi="Arial"/>
@@ -16251,7 +16557,7 @@
               <w:spacing w:after="10" w:before="0"/>
               <w:ind w:left="120"/>
             </w:pPr>
-            <w:hyperlink w:history="1" r:id="rId6ke0wp4vgscrvrx2aenkf">
+            <w:hyperlink w:history="1" r:id="rIdvwqs7theboqwdt-o-a8ex">
               <w:r>
                 <w:rPr>
                   <w:rFonts w:ascii="Arial" w:cs="Arial" w:eastAsia="Arial" w:hAnsi="Arial"/>
@@ -16293,7 +16599,7 @@
                 <w:sz w:val="18"/>
                 <w:szCs w:val="18"/>
               </w:rPr>
-              <w:t xml:space="preserve">Using the midpoint M(4, 3) and gradient −1 found in the Observe phase, learners derive the equation of the mirror line step-by-step using y − y₁ = m(x − x₁): y − 3 = −1(x − 4) → y = −x + 7. They then verify: substitute P(2,1) — distance from line — and P′(6,5) — distance from line — to confirm equal distances. A second, more challenging example is then worked: A(−1, 4) reflected to A′(3, 0). Learners independently find the mirror line equation. The class closes this phase by generalising the three-step algorithm: (1) Find midpoint M. (2) Find gradient of AA′, then take negative reciprocal for mirror line gradient. (3) Use point-slope form to write the equation.</w:t>
+              <w:t xml:space="preserve">Learners return to the class Driving Question Board displayed at the front. In pairs, they review the board's existing sticky notes from Lessons 1–4 and discuss two questions: 'Which of our earlier questions can we now fully answer because we can find the mirror line equation?' and 'What new questions has today's lesson raised?' Each pair writes one 'NOW WE KNOW' card (green) and one 'NEW QUESTION' card (yellow) and places them on the board. The teacher then facilitates a 3-minute whole-class read-around of new additions.</w:t>
             </w:r>
           </w:p>
         </w:tc>
@@ -16325,7 +16631,7 @@
                 <w:sz w:val="18"/>
                 <w:szCs w:val="18"/>
               </w:rPr>
-              <w:t xml:space="preserve">Bring the class back together at the board. Say: 'We have M(4,3) and gradient −1. How do we write the equation of this line? Think back to your coordinate geometry work.' Cold-call ONE learner to come to the board and write the derivation: 'Njeri — come and show us y − y₁ = m(x − x₁) with our values.' Allow 15 seconds WAIT TIME while Njeri writes. If she stalls, prompt: 'Start by substituting m = −1 and the point (4, 3).' After Njeri finishes, ask the class: 'Thumbs up if you agree with y = −x + 7. Thumbs sideways if unsure.' Address any thumbs-sideways before moving on. Then say: 'Now let us verify this is truly the mirror line. Take point P(2,1). Can you show that P is the same distance from the line y = −x + 7 as P′(6,5) is?' Guide learners through the perpendicular distance formula or graphical verification. Transition to the second example: 'A ugali-delivery lorry is at A(−1, 4) and its image in a new mirror is at A′(3, 0). Find the mirror line.' Give 4 minutes of independent work time. Cold-call TWO learners for different steps: 'Baraka — what is the midpoint?' [Expected: M(1,2).] 'Amina — what is the gradient of the mirror line?' [Expected: gradient of AA′ = (0−4)/(3−(−1)) = −1; perpendicular gradient = 1.] Consolidate the three-step algorithm on the board and have all learners copy it into their books with a box around it labelled 'Mirror Line Algorithm'.</w:t>
+              <w:t xml:space="preserve">Point to the DQB and say: 'Our driving question asks why the matatu mirror shows a flipped but same-sized image. We have now found a way to locate the mirror line algebraically. Look at our board — which questions from previous lessons can we tick off?' Give pairs 2 minutes to discuss quietly, then say: 'Write your NOW WE KNOW card in one sentence starting with: The mirror line is always...' After pairs post cards, read three aloud, pausing for 10 seconds after each: 'Does everyone agree this is fully answered? Or is there still something we don't know?' For NEW QUESTION cards, prompt: 'Today we found the mirror line from just ONE object–image pair. What if the shape has many vertices? Do we need to use every vertex, or is one pair enough? Write that question if it came up for you.' Record the most mathematically significant new question — likely about minimum information needed — on a fresh card labelled 'L5 New'. Connect explicitly to the driving question: 'Knowing where the mirror is gets us closer to proving the image and object are congruent — that is our next goal.'</w:t>
             </w:r>
           </w:p>
         </w:tc>
@@ -16357,7 +16663,7 @@
                 <w:sz w:val="18"/>
                 <w:szCs w:val="18"/>
               </w:rPr>
-              <w:t xml:space="preserve">Worked Example → Generalisation (Fading Scaffolding): The teacher fully models the first example, partially models the second with cold-calls filling in steps, and learners independently apply the algorithm. This 'I do – We do – You do' structure with explicit generalisation of the algorithm makes the procedure transferable to any object–image pair and builds towards the autonomous congruence-testing work in Lessons 6–7. Connecting each algebraic step to 'what this means for the matatu mirror' maintains the phenomenon thread.</w:t>
+              <w:t xml:space="preserve">Driving Question Board as Living Knowledge Tracker: The DQB makes the class's growing understanding visible and cumulative. The green/yellow card system distinguishes consolidated knowledge from open questions, preventing learners from treating each lesson as isolated and maintaining the narrative thread of the matatu phenomenon across all eight lessons.</w:t>
             </w:r>
           </w:p>
         </w:tc>
@@ -16389,7 +16695,7 @@
                 <w:sz w:val="18"/>
                 <w:szCs w:val="18"/>
               </w:rPr>
-              <w:t xml:space="preserve">Exit-check for the second example: teacher circulates and checks four specific learner books before the DQB phase. Success criteria: (1) M(1, 2) correctly found; (2) gradient of mirror line = 1 correctly derived; (3) equation y = x + 1 correctly written; (4) at least one verification step shown. Learners who reach y = x + 1 are challenged: 'Can you show that the mirror line y = x + 1 is NOT the same as y = x from Lesson 3? What is different about this lorry's mirror position compared to the standard y = x mirror?'</w:t>
+              <w:t xml:space="preserve">Teacher reads all posted cards to check for misconceptions. Red flags: a 'NOW WE KNOW' card that states 'the mirror line always passes through the origin' (overgeneralisation from Lesson 3 special cases) or a card that confuses 'perpendicular bisector' with 'angle bisector'. If either appears, address it verbally before the Model Building phase begins: 'I see a card that says the mirror line passes through the origin — Lessons 3 and 5 together. Can someone show me a counter-example using today's work?'</w:t>
             </w:r>
           </w:p>
         </w:tc>
@@ -16398,32 +16704,32 @@
         <w:tc>
           <w:tcPr>
             <w:tcW w:type="dxa" w:w="1520"/>
-            <w:shd w:fill="FCE4D6" w:color="auto" w:val="clear"/>
-            <w:tcMar>
-              <w:top w:type="dxa" w:w="60"/>
-              <w:left w:type="dxa" w:w="120"/>
-              <w:bottom w:type="dxa" w:w="60"/>
-              <w:right w:type="dxa" w:w="120"/>
-            </w:tcMar>
-            <w:vAlign w:val="top"/>
-          </w:tcPr>
-          <w:p>
-            <w:pPr>
-              <w:spacing w:after="40" w:before="0"/>
-              <w:jc w:val="left"/>
-            </w:pPr>
-            <w:r>
-              <w:rPr>
-                <w:rFonts w:ascii="Arial" w:cs="Arial" w:eastAsia="Arial" w:hAnsi="Arial"/>
-                <w:b/>
-                <w:bCs/>
-                <w:i w:val="false"/>
-                <w:iCs w:val="false"/>
-                <w:color w:val="000000"/>
-                <w:sz w:val="18"/>
-                <w:szCs w:val="18"/>
-              </w:rPr>
-              <w:t xml:space="preserve">Driving Question Board (DQB) Creation</w:t>
+            <w:shd w:fill="D5E8F0" w:color="auto" w:val="clear"/>
+            <w:tcMar>
+              <w:top w:type="dxa" w:w="60"/>
+              <w:left w:type="dxa" w:w="120"/>
+              <w:bottom w:type="dxa" w:w="60"/>
+              <w:right w:type="dxa" w:w="120"/>
+            </w:tcMar>
+            <w:vAlign w:val="top"/>
+          </w:tcPr>
+          <w:p>
+            <w:pPr>
+              <w:spacing w:after="40" w:before="0"/>
+              <w:jc w:val="left"/>
+            </w:pPr>
+            <w:r>
+              <w:rPr>
+                <w:rFonts w:ascii="Arial" w:cs="Arial" w:eastAsia="Arial" w:hAnsi="Arial"/>
+                <w:b/>
+                <w:bCs/>
+                <w:i w:val="false"/>
+                <w:iCs w:val="false"/>
+                <w:color w:val="000000"/>
+                <w:sz w:val="18"/>
+                <w:szCs w:val="18"/>
+              </w:rPr>
+              <w:t xml:space="preserve">Model Building Phase</w:t>
             </w:r>
           </w:p>
           <w:p>
@@ -16446,7 +16752,7 @@
             <w:pPr>
               <w:spacing w:after="20" w:before="0"/>
             </w:pPr>
-            <w:hyperlink w:history="1" r:id="rIdruspaohk9miervwgski-t">
+            <w:hyperlink w:history="1" r:id="rIdmcyw_fetb2iitl1810j70">
               <w:r>
                 <w:rPr>
                   <w:rFonts w:ascii="Arial" w:cs="Arial" w:eastAsia="Arial" w:hAnsi="Arial"/>
@@ -16455,7 +16761,7 @@
                   <w:szCs w:val="16"/>
                   <w:u w:val="single" w:color="2E75B6"/>
                 </w:rPr>
-                <w:t xml:space="preserve">Reflecting shapes: diagonal line of reflection</w:t>
+                <w:t xml:space="preserve">Determining reflections (advanced)</w:t>
               </w:r>
             </w:hyperlink>
           </w:p>
@@ -16479,7 +16785,7 @@
               <w:spacing w:after="10" w:before="0"/>
               <w:ind w:left="120"/>
             </w:pPr>
-            <w:hyperlink w:history="1" r:id="rIdxz1nt_ssifk4zmv93-ut3">
+            <w:hyperlink w:history="1" r:id="rIdszfpy_bs82myl3cl5jjgr">
               <w:r>
                 <w:rPr>
                   <w:rFonts w:ascii="Arial" w:cs="Arial" w:eastAsia="Arial" w:hAnsi="Arial"/>
@@ -16517,14 +16823,14 @@
                 <w:sz w:val="16"/>
                 <w:szCs w:val="16"/>
               </w:rPr>
-              <w:t xml:space="preserve">📖 HTML:</w:t>
+              <w:t xml:space="preserve">📖 EXERCISE:</w:t>
             </w:r>
           </w:p>
           <w:p>
             <w:pPr>
               <w:spacing w:after="20" w:before="0"/>
             </w:pPr>
-            <w:hyperlink w:history="1" r:id="rIdygki5ei6q5ekj1t9bkkqy">
+            <w:hyperlink w:history="1" r:id="rIdcfn3d2idpbbho33j6w2ga">
               <w:r>
                 <w:rPr>
                   <w:rFonts w:ascii="Arial" w:cs="Arial" w:eastAsia="Arial" w:hAnsi="Arial"/>
@@ -16533,7 +16839,7 @@
                   <w:szCs w:val="16"/>
                   <w:u w:val="single" w:color="2E75B6"/>
                 </w:rPr>
-                <w:t xml:space="preserve">Reflections in a Plane Mirror (PLIX)</w:t>
+                <w:t xml:space="preserve">Congruence &amp; transformations</w:t>
               </w:r>
             </w:hyperlink>
           </w:p>
@@ -16549,7 +16855,7 @@
                 <w:sz w:val="14"/>
                 <w:szCs w:val="14"/>
               </w:rPr>
-              <w:t xml:space="preserve">Source: CK-12</w:t>
+              <w:t xml:space="preserve">Source: Khan Academy (English - US curriculum)</w:t>
             </w:r>
           </w:p>
           <w:p>
@@ -16557,313 +16863,7 @@
               <w:spacing w:after="10" w:before="0"/>
               <w:ind w:left="120"/>
             </w:pPr>
-            <w:hyperlink w:history="1" r:id="rId0slypaf9w0pjr_jae22hd">
-              <w:r>
-                <w:rPr>
-                  <w:rFonts w:ascii="Arial" w:cs="Arial" w:eastAsia="Arial" w:hAnsi="Arial"/>
-                  <w:color w:val="595959"/>
-                  <w:sz w:val="14"/>
-                  <w:szCs w:val="14"/>
-                  <w:u w:val="single" w:color="595959"/>
-                </w:rPr>
-                <w:t xml:space="preserve">🔍 Search ARES for similar readings</w:t>
-              </w:r>
-            </w:hyperlink>
-          </w:p>
-        </w:tc>
-        <w:tc>
-          <w:tcPr>
-            <w:tcW w:type="dxa" w:w="3040"/>
-            <w:shd w:fill="FFFFFF" w:color="auto" w:val="clear"/>
-            <w:tcMar>
-              <w:top w:type="dxa" w:w="60"/>
-              <w:left w:type="dxa" w:w="120"/>
-              <w:bottom w:type="dxa" w:w="60"/>
-              <w:right w:type="dxa" w:w="120"/>
-            </w:tcMar>
-            <w:vAlign w:val="top"/>
-          </w:tcPr>
-          <w:p>
-            <w:pPr>
-              <w:spacing w:after="40" w:before="0"/>
-              <w:jc w:val="left"/>
-            </w:pPr>
-            <w:r>
-              <w:rPr>
-                <w:rFonts w:ascii="Arial" w:cs="Arial" w:eastAsia="Arial" w:hAnsi="Arial"/>
-                <w:b w:val="false"/>
-                <w:bCs w:val="false"/>
-                <w:i w:val="false"/>
-                <w:iCs w:val="false"/>
-                <w:color w:val="000000"/>
-                <w:sz w:val="18"/>
-                <w:szCs w:val="18"/>
-              </w:rPr>
-              <w:t xml:space="preserve">Learners return to the class Driving Question Board displayed at the front. In pairs, they review the board's existing sticky notes from Lessons 1–4 and discuss two questions: 'Which of our earlier questions can we now fully answer because we can find the mirror line equation?' and 'What new questions has today's lesson raised?' Each pair writes one 'NOW WE KNOW' card (green) and one 'NEW QUESTION' card (yellow) and places them on the board. The teacher then facilitates a 3-minute whole-class read-around of new additions.</w:t>
-            </w:r>
-          </w:p>
-        </w:tc>
-        <w:tc>
-          <w:tcPr>
-            <w:tcW w:type="dxa" w:w="3040"/>
-            <w:shd w:fill="F2F2F2" w:color="auto" w:val="clear"/>
-            <w:tcMar>
-              <w:top w:type="dxa" w:w="60"/>
-              <w:left w:type="dxa" w:w="120"/>
-              <w:bottom w:type="dxa" w:w="60"/>
-              <w:right w:type="dxa" w:w="120"/>
-            </w:tcMar>
-            <w:vAlign w:val="top"/>
-          </w:tcPr>
-          <w:p>
-            <w:pPr>
-              <w:spacing w:after="40" w:before="0"/>
-              <w:jc w:val="left"/>
-            </w:pPr>
-            <w:r>
-              <w:rPr>
-                <w:rFonts w:ascii="Arial" w:cs="Arial" w:eastAsia="Arial" w:hAnsi="Arial"/>
-                <w:b w:val="false"/>
-                <w:bCs w:val="false"/>
-                <w:i w:val="false"/>
-                <w:iCs w:val="false"/>
-                <w:color w:val="000000"/>
-                <w:sz w:val="18"/>
-                <w:szCs w:val="18"/>
-              </w:rPr>
-              <w:t xml:space="preserve">Point to the DQB and say: 'Our driving question asks why the matatu mirror shows a flipped but same-sized image. We have now found a way to locate the mirror line algebraically. Look at our board — which questions from previous lessons can we tick off?' Give pairs 2 minutes to discuss quietly, then say: 'Write your NOW WE KNOW card in one sentence starting with: The mirror line is always...' After pairs post cards, read three aloud, pausing for 10 seconds after each: 'Does everyone agree this is fully answered? Or is there still something we don't know?' For NEW QUESTION cards, prompt: 'Today we found the mirror line from just ONE object–image pair. What if the shape has many vertices? Do we need to use every vertex, or is one pair enough? Write that question if it came up for you.' Record the most mathematically significant new question — likely about minimum information needed — on a fresh card labelled 'L5 New'. Connect explicitly to the driving question: 'Knowing where the mirror is gets us closer to proving the image and object are congruent — that is our next goal.'</w:t>
-            </w:r>
-          </w:p>
-        </w:tc>
-        <w:tc>
-          <w:tcPr>
-            <w:tcW w:type="dxa" w:w="3040"/>
-            <w:shd w:fill="FFFFFF" w:color="auto" w:val="clear"/>
-            <w:tcMar>
-              <w:top w:type="dxa" w:w="60"/>
-              <w:left w:type="dxa" w:w="120"/>
-              <w:bottom w:type="dxa" w:w="60"/>
-              <w:right w:type="dxa" w:w="120"/>
-            </w:tcMar>
-            <w:vAlign w:val="top"/>
-          </w:tcPr>
-          <w:p>
-            <w:pPr>
-              <w:spacing w:after="40" w:before="0"/>
-              <w:jc w:val="left"/>
-            </w:pPr>
-            <w:r>
-              <w:rPr>
-                <w:rFonts w:ascii="Arial" w:cs="Arial" w:eastAsia="Arial" w:hAnsi="Arial"/>
-                <w:b w:val="false"/>
-                <w:bCs w:val="false"/>
-                <w:i w:val="false"/>
-                <w:iCs w:val="false"/>
-                <w:color w:val="000000"/>
-                <w:sz w:val="18"/>
-                <w:szCs w:val="18"/>
-              </w:rPr>
-              <w:t xml:space="preserve">Driving Question Board as Living Knowledge Tracker: The DQB makes the class's growing understanding visible and cumulative. The green/yellow card system distinguishes consolidated knowledge from open questions, preventing learners from treating each lesson as isolated and maintaining the narrative thread of the matatu phenomenon across all eight lessons.</w:t>
-            </w:r>
-          </w:p>
-        </w:tc>
-        <w:tc>
-          <w:tcPr>
-            <w:tcW w:type="dxa" w:w="3040"/>
-            <w:shd w:fill="F2F2F2" w:color="auto" w:val="clear"/>
-            <w:tcMar>
-              <w:top w:type="dxa" w:w="60"/>
-              <w:left w:type="dxa" w:w="120"/>
-              <w:bottom w:type="dxa" w:w="60"/>
-              <w:right w:type="dxa" w:w="120"/>
-            </w:tcMar>
-            <w:vAlign w:val="top"/>
-          </w:tcPr>
-          <w:p>
-            <w:pPr>
-              <w:spacing w:after="40" w:before="0"/>
-              <w:jc w:val="left"/>
-            </w:pPr>
-            <w:r>
-              <w:rPr>
-                <w:rFonts w:ascii="Arial" w:cs="Arial" w:eastAsia="Arial" w:hAnsi="Arial"/>
-                <w:b w:val="false"/>
-                <w:bCs w:val="false"/>
-                <w:i w:val="false"/>
-                <w:iCs w:val="false"/>
-                <w:color w:val="000000"/>
-                <w:sz w:val="18"/>
-                <w:szCs w:val="18"/>
-              </w:rPr>
-              <w:t xml:space="preserve">Teacher reads all posted cards to check for misconceptions. Red flags: a 'NOW WE KNOW' card that states 'the mirror line always passes through the origin' (overgeneralisation from Lesson 3 special cases) or a card that confuses 'perpendicular bisector' with 'angle bisector'. If either appears, address it verbally before the Model Building phase begins: 'I see a card that says the mirror line passes through the origin — Lessons 3 and 5 together. Can someone show me a counter-example using today's work?'</w:t>
-            </w:r>
-          </w:p>
-        </w:tc>
-      </w:tr>
-      <w:tr>
-        <w:tc>
-          <w:tcPr>
-            <w:tcW w:type="dxa" w:w="1520"/>
-            <w:shd w:fill="D5E8F0" w:color="auto" w:val="clear"/>
-            <w:tcMar>
-              <w:top w:type="dxa" w:w="60"/>
-              <w:left w:type="dxa" w:w="120"/>
-              <w:bottom w:type="dxa" w:w="60"/>
-              <w:right w:type="dxa" w:w="120"/>
-            </w:tcMar>
-            <w:vAlign w:val="top"/>
-          </w:tcPr>
-          <w:p>
-            <w:pPr>
-              <w:spacing w:after="40" w:before="0"/>
-              <w:jc w:val="left"/>
-            </w:pPr>
-            <w:r>
-              <w:rPr>
-                <w:rFonts w:ascii="Arial" w:cs="Arial" w:eastAsia="Arial" w:hAnsi="Arial"/>
-                <w:b/>
-                <w:bCs/>
-                <w:i w:val="false"/>
-                <w:iCs w:val="false"/>
-                <w:color w:val="000000"/>
-                <w:sz w:val="18"/>
-                <w:szCs w:val="18"/>
-              </w:rPr>
-              <w:t xml:space="preserve">Model Building Phase</w:t>
-            </w:r>
-          </w:p>
-          <w:p>
-            <w:pPr>
-              <w:spacing w:after="20" w:before="0"/>
-            </w:pPr>
-            <w:r>
-              <w:rPr>
-                <w:rFonts w:ascii="Arial" w:cs="Arial" w:eastAsia="Arial" w:hAnsi="Arial"/>
-                <w:b/>
-                <w:bCs/>
-                <w:color w:val="1F3864"/>
-                <w:sz w:val="16"/>
-                <w:szCs w:val="16"/>
-              </w:rPr>
-              <w:t xml:space="preserve">📹 VIDEO:</w:t>
-            </w:r>
-          </w:p>
-          <w:p>
-            <w:pPr>
-              <w:spacing w:after="20" w:before="0"/>
-            </w:pPr>
-            <w:hyperlink w:history="1" r:id="rIdfkxwskhjzotm0y3mllk1b">
-              <w:r>
-                <w:rPr>
-                  <w:rFonts w:ascii="Arial" w:cs="Arial" w:eastAsia="Arial" w:hAnsi="Arial"/>
-                  <w:color w:val="2E75B6"/>
-                  <w:sz w:val="16"/>
-                  <w:szCs w:val="16"/>
-                  <w:u w:val="single" w:color="2E75B6"/>
-                </w:rPr>
-                <w:t xml:space="preserve">Proof: Rhombus diagonals are perpendicular bisectors</w:t>
-              </w:r>
-            </w:hyperlink>
-          </w:p>
-          <w:p>
-            <w:pPr>
-              <w:spacing w:after="10" w:before="0"/>
-              <w:ind w:left="120"/>
-            </w:pPr>
-            <w:r>
-              <w:rPr>
-                <w:rFonts w:ascii="Arial" w:cs="Arial" w:eastAsia="Arial" w:hAnsi="Arial"/>
-                <w:color w:val="595959"/>
-                <w:sz w:val="14"/>
-                <w:szCs w:val="14"/>
-              </w:rPr>
-              <w:t xml:space="preserve">Source: Khan Academy (English - US curriculum)</w:t>
-            </w:r>
-          </w:p>
-          <w:p>
-            <w:pPr>
-              <w:spacing w:after="10" w:before="0"/>
-              <w:ind w:left="120"/>
-            </w:pPr>
-            <w:hyperlink w:history="1" r:id="rIdycy6glfsartncnhnlfsor">
-              <w:r>
-                <w:rPr>
-                  <w:rFonts w:ascii="Arial" w:cs="Arial" w:eastAsia="Arial" w:hAnsi="Arial"/>
-                  <w:color w:val="595959"/>
-                  <w:sz w:val="14"/>
-                  <w:szCs w:val="14"/>
-                  <w:u w:val="single" w:color="595959"/>
-                </w:rPr>
-                <w:t xml:space="preserve">🔍 Search ARES for similar videos</w:t>
-              </w:r>
-            </w:hyperlink>
-          </w:p>
-          <w:p>
-            <w:pPr>
-              <w:spacing w:after="40" w:before="0"/>
-            </w:pPr>
-            <w:r>
-              <w:rPr>
-                <w:sz w:val="14"/>
-                <w:szCs w:val="14"/>
-              </w:rPr>
-              <w:t xml:space="preserve"/>
-            </w:r>
-          </w:p>
-          <w:p>
-            <w:pPr>
-              <w:spacing w:after="20" w:before="0"/>
-            </w:pPr>
-            <w:r>
-              <w:rPr>
-                <w:rFonts w:ascii="Arial" w:cs="Arial" w:eastAsia="Arial" w:hAnsi="Arial"/>
-                <w:b/>
-                <w:bCs/>
-                <w:color w:val="1F3864"/>
-                <w:sz w:val="16"/>
-                <w:szCs w:val="16"/>
-              </w:rPr>
-              <w:t xml:space="preserve">📖 EXERCISE:</w:t>
-            </w:r>
-          </w:p>
-          <w:p>
-            <w:pPr>
-              <w:spacing w:after="20" w:before="0"/>
-            </w:pPr>
-            <w:hyperlink w:history="1" r:id="rIdoqws982cepwliee6az8dt">
-              <w:r>
-                <w:rPr>
-                  <w:rFonts w:ascii="Arial" w:cs="Arial" w:eastAsia="Arial" w:hAnsi="Arial"/>
-                  <w:color w:val="2E75B6"/>
-                  <w:sz w:val="16"/>
-                  <w:szCs w:val="16"/>
-                  <w:u w:val="single" w:color="2E75B6"/>
-                </w:rPr>
-                <w:t xml:space="preserve">Determine reflections</w:t>
-              </w:r>
-            </w:hyperlink>
-          </w:p>
-          <w:p>
-            <w:pPr>
-              <w:spacing w:after="10" w:before="0"/>
-              <w:ind w:left="120"/>
-            </w:pPr>
-            <w:r>
-              <w:rPr>
-                <w:rFonts w:ascii="Arial" w:cs="Arial" w:eastAsia="Arial" w:hAnsi="Arial"/>
-                <w:color w:val="595959"/>
-                <w:sz w:val="14"/>
-                <w:szCs w:val="14"/>
-              </w:rPr>
-              <w:t xml:space="preserve">Source: Khan Academy (English - US curriculum)</w:t>
-            </w:r>
-          </w:p>
-          <w:p>
-            <w:pPr>
-              <w:spacing w:after="10" w:before="0"/>
-              <w:ind w:left="120"/>
-            </w:pPr>
-            <w:hyperlink w:history="1" r:id="rId1tnhi-zulawt3gji0hsmt">
+            <w:hyperlink w:history="1" r:id="rIdczqsfhlbqupp5hdrtrmyz">
               <w:r>
                 <w:rPr>
                   <w:rFonts w:ascii="Arial" w:cs="Arial" w:eastAsia="Arial" w:hAnsi="Arial"/>
@@ -18585,7 +18585,7 @@
             <w:pPr>
               <w:spacing w:after="20" w:before="0"/>
             </w:pPr>
-            <w:hyperlink w:history="1" r:id="rIdsi1b053iprqqa9cojnroc">
+            <w:hyperlink w:history="1" r:id="rIdexv4why2-osybwlpugleh">
               <w:r>
                 <w:rPr>
                   <w:rFonts w:ascii="Arial" w:cs="Arial" w:eastAsia="Arial" w:hAnsi="Arial"/>
@@ -18618,7 +18618,7 @@
               <w:spacing w:after="10" w:before="0"/>
               <w:ind w:left="120"/>
             </w:pPr>
-            <w:hyperlink w:history="1" r:id="rIdnmoofcykzzekqef8robtl">
+            <w:hyperlink w:history="1" r:id="rId9239mwiew3r0uqrd3jlxe">
               <w:r>
                 <w:rPr>
                   <w:rFonts w:ascii="Arial" w:cs="Arial" w:eastAsia="Arial" w:hAnsi="Arial"/>
@@ -18663,7 +18663,7 @@
             <w:pPr>
               <w:spacing w:after="20" w:before="0"/>
             </w:pPr>
-            <w:hyperlink w:history="1" r:id="rIdccx-yhj7de2nd5nqsolp0">
+            <w:hyperlink w:history="1" r:id="rIdccyzza1h5bbbal6rgdhcp">
               <w:r>
                 <w:rPr>
                   <w:rFonts w:ascii="Arial" w:cs="Arial" w:eastAsia="Arial" w:hAnsi="Arial"/>
@@ -18696,7 +18696,7 @@
               <w:spacing w:after="10" w:before="0"/>
               <w:ind w:left="120"/>
             </w:pPr>
-            <w:hyperlink w:history="1" r:id="rIdq1tmeipquezoyczqfjncz">
+            <w:hyperlink w:history="1" r:id="rIddahlqoklmnkc-x1fwsowi">
               <w:r>
                 <w:rPr>
                   <w:rFonts w:ascii="Arial" w:cs="Arial" w:eastAsia="Arial" w:hAnsi="Arial"/>
@@ -18891,7 +18891,7 @@
             <w:pPr>
               <w:spacing w:after="20" w:before="0"/>
             </w:pPr>
-            <w:hyperlink w:history="1" r:id="rIdlg9joqmf2f6dnqe1pgltg">
+            <w:hyperlink w:history="1" r:id="rIdqdracxngpckqkt5nqbedt">
               <w:r>
                 <w:rPr>
                   <w:rFonts w:ascii="Arial" w:cs="Arial" w:eastAsia="Arial" w:hAnsi="Arial"/>
@@ -18924,7 +18924,7 @@
               <w:spacing w:after="10" w:before="0"/>
               <w:ind w:left="120"/>
             </w:pPr>
-            <w:hyperlink w:history="1" r:id="rIdjkgvpo3lbrp_3sad-mrnr">
+            <w:hyperlink w:history="1" r:id="rIddljfux1x6ob8utdd948og">
               <w:r>
                 <w:rPr>
                   <w:rFonts w:ascii="Arial" w:cs="Arial" w:eastAsia="Arial" w:hAnsi="Arial"/>
@@ -18969,7 +18969,7 @@
             <w:pPr>
               <w:spacing w:after="20" w:before="0"/>
             </w:pPr>
-            <w:hyperlink w:history="1" r:id="rId3tamnsqr8fc_zeonow_k7">
+            <w:hyperlink w:history="1" r:id="rId5gcpk2opslobc3hwhjwyl">
               <w:r>
                 <w:rPr>
                   <w:rFonts w:ascii="Arial" w:cs="Arial" w:eastAsia="Arial" w:hAnsi="Arial"/>
@@ -19002,7 +19002,7 @@
               <w:spacing w:after="10" w:before="0"/>
               <w:ind w:left="120"/>
             </w:pPr>
-            <w:hyperlink w:history="1" r:id="rIdx2ujffxrmaqmg3gmeux6g">
+            <w:hyperlink w:history="1" r:id="rIdtczcbylxkei0uxzbk8ghu">
               <w:r>
                 <w:rPr>
                   <w:rFonts w:ascii="Arial" w:cs="Arial" w:eastAsia="Arial" w:hAnsi="Arial"/>
@@ -19197,7 +19197,7 @@
             <w:pPr>
               <w:spacing w:after="20" w:before="0"/>
             </w:pPr>
-            <w:hyperlink w:history="1" r:id="rIdwovffnzcc_ynmeq8vchqp">
+            <w:hyperlink w:history="1" r:id="rIdnpvr_j6ob3qrstm5-vcpi">
               <w:r>
                 <w:rPr>
                   <w:rFonts w:ascii="Arial" w:cs="Arial" w:eastAsia="Arial" w:hAnsi="Arial"/>
@@ -19230,7 +19230,7 @@
               <w:spacing w:after="10" w:before="0"/>
               <w:ind w:left="120"/>
             </w:pPr>
-            <w:hyperlink w:history="1" r:id="rIdvk0-a7zqj94t5fmlghksp">
+            <w:hyperlink w:history="1" r:id="rId0k-v_ym3tpz1trxttas1c">
               <w:r>
                 <w:rPr>
                   <w:rFonts w:ascii="Arial" w:cs="Arial" w:eastAsia="Arial" w:hAnsi="Arial"/>
@@ -19268,6 +19268,312 @@
                 <w:sz w:val="16"/>
                 <w:szCs w:val="16"/>
               </w:rPr>
+              <w:t xml:space="preserve">📖 HTML:</w:t>
+            </w:r>
+          </w:p>
+          <w:p>
+            <w:pPr>
+              <w:spacing w:after="20" w:before="0"/>
+            </w:pPr>
+            <w:hyperlink w:history="1" r:id="rIdzbctzmsruzncen3zd4rsp">
+              <w:r>
+                <w:rPr>
+                  <w:rFonts w:ascii="Arial" w:cs="Arial" w:eastAsia="Arial" w:hAnsi="Arial"/>
+                  <w:color w:val="2E75B6"/>
+                  <w:sz w:val="16"/>
+                  <w:szCs w:val="16"/>
+                  <w:u w:val="single" w:color="2E75B6"/>
+                </w:rPr>
+                <w:t xml:space="preserve">Reflections in a Plane Mirror (PLIX)</w:t>
+              </w:r>
+            </w:hyperlink>
+          </w:p>
+          <w:p>
+            <w:pPr>
+              <w:spacing w:after="10" w:before="0"/>
+              <w:ind w:left="120"/>
+            </w:pPr>
+            <w:r>
+              <w:rPr>
+                <w:rFonts w:ascii="Arial" w:cs="Arial" w:eastAsia="Arial" w:hAnsi="Arial"/>
+                <w:color w:val="595959"/>
+                <w:sz w:val="14"/>
+                <w:szCs w:val="14"/>
+              </w:rPr>
+              <w:t xml:space="preserve">Source: CK-12</w:t>
+            </w:r>
+          </w:p>
+          <w:p>
+            <w:pPr>
+              <w:spacing w:after="10" w:before="0"/>
+              <w:ind w:left="120"/>
+            </w:pPr>
+            <w:hyperlink w:history="1" r:id="rIdddcxszzyx2s_uvg3htve3">
+              <w:r>
+                <w:rPr>
+                  <w:rFonts w:ascii="Arial" w:cs="Arial" w:eastAsia="Arial" w:hAnsi="Arial"/>
+                  <w:color w:val="595959"/>
+                  <w:sz w:val="14"/>
+                  <w:szCs w:val="14"/>
+                  <w:u w:val="single" w:color="595959"/>
+                </w:rPr>
+                <w:t xml:space="preserve">🔍 Search ARES for similar readings</w:t>
+              </w:r>
+            </w:hyperlink>
+          </w:p>
+        </w:tc>
+        <w:tc>
+          <w:tcPr>
+            <w:tcW w:type="dxa" w:w="3040"/>
+            <w:shd w:fill="FFFFFF" w:color="auto" w:val="clear"/>
+            <w:tcMar>
+              <w:top w:type="dxa" w:w="60"/>
+              <w:left w:type="dxa" w:w="120"/>
+              <w:bottom w:type="dxa" w:w="60"/>
+              <w:right w:type="dxa" w:w="120"/>
+            </w:tcMar>
+            <w:vAlign w:val="top"/>
+          </w:tcPr>
+          <w:p>
+            <w:pPr>
+              <w:spacing w:after="40" w:before="0"/>
+              <w:jc w:val="left"/>
+            </w:pPr>
+            <w:r>
+              <w:rPr>
+                <w:rFonts w:ascii="Arial" w:cs="Arial" w:eastAsia="Arial" w:hAnsi="Arial"/>
+                <w:b w:val="false"/>
+                <w:bCs w:val="false"/>
+                <w:i w:val="false"/>
+                <w:iCs w:val="false"/>
+                <w:color w:val="000000"/>
+                <w:sz w:val="18"/>
+                <w:szCs w:val="18"/>
+              </w:rPr>
+              <w:t xml:space="preserve">Learners complete a second construction task: an irregular quadrilateral PQRS (with no right angles and no equal sides — shaped loosely like a plot of land near Kericho) with a mirror line at an oblique angle (not vertical) already drawn on the worksheet. They apply the same perpendicular bisector construction method independently, then answer three written explanation prompts in their books: (1) 'Explain in your own words why PQ = P'Q' in your construction.' (2) 'If the mirror line were moved 2 cm to the right, would the image change shape or size? Explain.' (3) 'A matatu mirror shows the image of a lorry that is 8 m long. What is the length of the image of the lorry in the mirror? Justify your answer using what you have just constructed.'</w:t>
+            </w:r>
+          </w:p>
+        </w:tc>
+        <w:tc>
+          <w:tcPr>
+            <w:tcW w:type="dxa" w:w="3040"/>
+            <w:shd w:fill="F2F2F2" w:color="auto" w:val="clear"/>
+            <w:tcMar>
+              <w:top w:type="dxa" w:w="60"/>
+              <w:left w:type="dxa" w:w="120"/>
+              <w:bottom w:type="dxa" w:w="60"/>
+              <w:right w:type="dxa" w:w="120"/>
+            </w:tcMar>
+            <w:vAlign w:val="top"/>
+          </w:tcPr>
+          <w:p>
+            <w:pPr>
+              <w:spacing w:after="40" w:before="0"/>
+              <w:jc w:val="left"/>
+            </w:pPr>
+            <w:r>
+              <w:rPr>
+                <w:rFonts w:ascii="Arial" w:cs="Arial" w:eastAsia="Arial" w:hAnsi="Arial"/>
+                <w:b w:val="false"/>
+                <w:bCs w:val="false"/>
+                <w:i w:val="false"/>
+                <w:iCs w:val="false"/>
+                <w:color w:val="000000"/>
+                <w:sz w:val="18"/>
+                <w:szCs w:val="18"/>
+              </w:rPr>
+              <w:t xml:space="preserve">Introduce the Kericho land plot polygon with: 'Farmers near Kericho Tea Estates often work with irregular plots of land — no neat right angles, no equal sides. Imagine PQRS is such a plot. The mirror line m is an irrigation channel running diagonally across the field. If we reflect the plot across the channel, where does each corner land?' Give 8 minutes for independent construction and the three written prompts. Then facilitate a whole-class debrief. Say: 'Let us hear your answer to prompt 3 — the matatu lorry.' [WAIT TIME: 12 seconds.] Cold-call 3 learners with different ability levels: 'Kamau — what did you write?' 'Achieng — do you agree with Kamau? What would you add?' 'Mwangi — can you connect your construction to the lorry in our matatu scenario?' After responses, say: 'So the image of an 8 m lorry in the mirror is also 8 m — the mirror does not shrink or stretch, it only flips. That is what your construction just proved — every corresponding length is preserved.' Write on the board: 'Reflection PRESERVES length, angle, and shape → Object ≅ Image.' Ask: 'Does anyone remember what the word for this is — when two shapes are identical in every measurable way?' [WAIT TIME: 10 seconds.] Elicit 'congruent.'</w:t>
+            </w:r>
+          </w:p>
+        </w:tc>
+        <w:tc>
+          <w:tcPr>
+            <w:tcW w:type="dxa" w:w="3040"/>
+            <w:shd w:fill="FFFFFF" w:color="auto" w:val="clear"/>
+            <w:tcMar>
+              <w:top w:type="dxa" w:w="60"/>
+              <w:left w:type="dxa" w:w="120"/>
+              <w:bottom w:type="dxa" w:w="60"/>
+              <w:right w:type="dxa" w:w="120"/>
+            </w:tcMar>
+            <w:vAlign w:val="top"/>
+          </w:tcPr>
+          <w:p>
+            <w:pPr>
+              <w:spacing w:after="40" w:before="0"/>
+              <w:jc w:val="left"/>
+            </w:pPr>
+            <w:r>
+              <w:rPr>
+                <w:rFonts w:ascii="Arial" w:cs="Arial" w:eastAsia="Arial" w:hAnsi="Arial"/>
+                <w:b w:val="false"/>
+                <w:bCs w:val="false"/>
+                <w:i w:val="false"/>
+                <w:iCs w:val="false"/>
+                <w:color w:val="000000"/>
+                <w:sz w:val="18"/>
+                <w:szCs w:val="18"/>
+              </w:rPr>
+              <w:t xml:space="preserve">Explanation Prompts with Phenomenon Re-anchoring: The three written prompts escalate from procedural explanation (why PQ = P'Q') to conceptual transfer (would moving the mirror change size?) to phenomenon application (the matatu lorry). This sequence ensures learners articulate the mathematical justification in their own words before connecting it back to the driving question — building the language of congruence they will need in Lessons 7 and 8.</w:t>
+            </w:r>
+          </w:p>
+        </w:tc>
+        <w:tc>
+          <w:tcPr>
+            <w:tcW w:type="dxa" w:w="3040"/>
+            <w:shd w:fill="F2F2F2" w:color="auto" w:val="clear"/>
+            <w:tcMar>
+              <w:top w:type="dxa" w:w="60"/>
+              <w:left w:type="dxa" w:w="120"/>
+              <w:bottom w:type="dxa" w:w="60"/>
+              <w:right w:type="dxa" w:w="120"/>
+            </w:tcMar>
+            <w:vAlign w:val="top"/>
+          </w:tcPr>
+          <w:p>
+            <w:pPr>
+              <w:spacing w:after="40" w:before="0"/>
+              <w:jc w:val="left"/>
+            </w:pPr>
+            <w:r>
+              <w:rPr>
+                <w:rFonts w:ascii="Arial" w:cs="Arial" w:eastAsia="Arial" w:hAnsi="Arial"/>
+                <w:b w:val="false"/>
+                <w:bCs w:val="false"/>
+                <w:i w:val="false"/>
+                <w:iCs w:val="false"/>
+                <w:color w:val="000000"/>
+                <w:sz w:val="18"/>
+                <w:szCs w:val="18"/>
+              </w:rPr>
+              <w:t xml:space="preserve">Teacher reads prompt 3 responses over learners' shoulders during circulation. Target response: 'The image of the lorry is also 8 m long because reflection preserves length — every point of the lorry reflects to a unique image point at equal perpendicular distance from the mirror, and the distance between any two image points equals the distance between the corresponding object points.' Learners who write 'it depends on how far the lorry is' have confused reflection with perspective/enlargement and need a one-to-one follow-up question: 'Did the length of your polygon PQRS change when you reflected it? Check your measurement table.'</w:t>
+            </w:r>
+          </w:p>
+        </w:tc>
+      </w:tr>
+      <w:tr>
+        <w:tc>
+          <w:tcPr>
+            <w:tcW w:type="dxa" w:w="1520"/>
+            <w:shd w:fill="FCE4D6" w:color="auto" w:val="clear"/>
+            <w:tcMar>
+              <w:top w:type="dxa" w:w="60"/>
+              <w:left w:type="dxa" w:w="120"/>
+              <w:bottom w:type="dxa" w:w="60"/>
+              <w:right w:type="dxa" w:w="120"/>
+            </w:tcMar>
+            <w:vAlign w:val="top"/>
+          </w:tcPr>
+          <w:p>
+            <w:pPr>
+              <w:spacing w:after="40" w:before="0"/>
+              <w:jc w:val="left"/>
+            </w:pPr>
+            <w:r>
+              <w:rPr>
+                <w:rFonts w:ascii="Arial" w:cs="Arial" w:eastAsia="Arial" w:hAnsi="Arial"/>
+                <w:b/>
+                <w:bCs/>
+                <w:i w:val="false"/>
+                <w:iCs w:val="false"/>
+                <w:color w:val="000000"/>
+                <w:sz w:val="18"/>
+                <w:szCs w:val="18"/>
+              </w:rPr>
+              <w:t xml:space="preserve">Driving Question Board (DQB) Creation</w:t>
+            </w:r>
+          </w:p>
+          <w:p>
+            <w:pPr>
+              <w:spacing w:after="20" w:before="0"/>
+            </w:pPr>
+            <w:r>
+              <w:rPr>
+                <w:rFonts w:ascii="Arial" w:cs="Arial" w:eastAsia="Arial" w:hAnsi="Arial"/>
+                <w:b/>
+                <w:bCs/>
+                <w:color w:val="1F3864"/>
+                <w:sz w:val="16"/>
+                <w:szCs w:val="16"/>
+              </w:rPr>
+              <w:t xml:space="preserve">📹 VIDEO:</w:t>
+            </w:r>
+          </w:p>
+          <w:p>
+            <w:pPr>
+              <w:spacing w:after="20" w:before="0"/>
+            </w:pPr>
+            <w:hyperlink w:history="1" r:id="rIdtltd08rrnhunugezujhur">
+              <w:r>
+                <w:rPr>
+                  <w:rFonts w:ascii="Arial" w:cs="Arial" w:eastAsia="Arial" w:hAnsi="Arial"/>
+                  <w:color w:val="2E75B6"/>
+                  <w:sz w:val="16"/>
+                  <w:szCs w:val="16"/>
+                  <w:u w:val="single" w:color="2E75B6"/>
+                </w:rPr>
+                <w:t xml:space="preserve">Reflecting shapes: diagonal line of reflection</w:t>
+              </w:r>
+            </w:hyperlink>
+          </w:p>
+          <w:p>
+            <w:pPr>
+              <w:spacing w:after="10" w:before="0"/>
+              <w:ind w:left="120"/>
+            </w:pPr>
+            <w:r>
+              <w:rPr>
+                <w:rFonts w:ascii="Arial" w:cs="Arial" w:eastAsia="Arial" w:hAnsi="Arial"/>
+                <w:color w:val="595959"/>
+                <w:sz w:val="14"/>
+                <w:szCs w:val="14"/>
+              </w:rPr>
+              <w:t xml:space="preserve">Source: Khan Academy (English - US curriculum)</w:t>
+            </w:r>
+          </w:p>
+          <w:p>
+            <w:pPr>
+              <w:spacing w:after="10" w:before="0"/>
+              <w:ind w:left="120"/>
+            </w:pPr>
+            <w:hyperlink w:history="1" r:id="rIdlou9w26j1exxobhbqvv3n">
+              <w:r>
+                <w:rPr>
+                  <w:rFonts w:ascii="Arial" w:cs="Arial" w:eastAsia="Arial" w:hAnsi="Arial"/>
+                  <w:color w:val="595959"/>
+                  <w:sz w:val="14"/>
+                  <w:szCs w:val="14"/>
+                  <w:u w:val="single" w:color="595959"/>
+                </w:rPr>
+                <w:t xml:space="preserve">🔍 Search ARES for similar videos</w:t>
+              </w:r>
+            </w:hyperlink>
+          </w:p>
+          <w:p>
+            <w:pPr>
+              <w:spacing w:after="40" w:before="0"/>
+            </w:pPr>
+            <w:r>
+              <w:rPr>
+                <w:sz w:val="14"/>
+                <w:szCs w:val="14"/>
+              </w:rPr>
+              <w:t xml:space="preserve"/>
+            </w:r>
+          </w:p>
+          <w:p>
+            <w:pPr>
+              <w:spacing w:after="20" w:before="0"/>
+            </w:pPr>
+            <w:r>
+              <w:rPr>
+                <w:rFonts w:ascii="Arial" w:cs="Arial" w:eastAsia="Arial" w:hAnsi="Arial"/>
+                <w:b/>
+                <w:bCs/>
+                <w:color w:val="1F3864"/>
+                <w:sz w:val="16"/>
+                <w:szCs w:val="16"/>
+              </w:rPr>
               <w:t xml:space="preserve">📖 EXERCISE:</w:t>
             </w:r>
           </w:p>
@@ -19275,7 +19581,7 @@
             <w:pPr>
               <w:spacing w:after="20" w:before="0"/>
             </w:pPr>
-            <w:hyperlink w:history="1" r:id="rIde9vi32itxdb9a9lsmkw9d">
+            <w:hyperlink w:history="1" r:id="rId8mitfhag1bgnhmugekpu9">
               <w:r>
                 <w:rPr>
                   <w:rFonts w:ascii="Arial" w:cs="Arial" w:eastAsia="Arial" w:hAnsi="Arial"/>
@@ -19308,7 +19614,7 @@
               <w:spacing w:after="10" w:before="0"/>
               <w:ind w:left="120"/>
             </w:pPr>
-            <w:hyperlink w:history="1" r:id="rIdudlwopx4ju0ryu_49hmhf">
+            <w:hyperlink w:history="1" r:id="rIdmz3qotl9q6yfbdxmgu_jb">
               <w:r>
                 <w:rPr>
                   <w:rFonts w:ascii="Arial" w:cs="Arial" w:eastAsia="Arial" w:hAnsi="Arial"/>
@@ -19350,7 +19656,7 @@
                 <w:sz w:val="18"/>
                 <w:szCs w:val="18"/>
               </w:rPr>
-              <w:t xml:space="preserve">Learners complete a second construction task: an irregular quadrilateral PQRS (with no right angles and no equal sides — shaped loosely like a plot of land near Kericho) with a mirror line at an oblique angle (not vertical) already drawn on the worksheet. They apply the same perpendicular bisector construction method independently, then answer three written explanation prompts in their books: (1) 'Explain in your own words why PQ = P'Q' in your construction.' (2) 'If the mirror line were moved 2 cm to the right, would the image change shape or size? Explain.' (3) 'A matatu mirror shows the image of a lorry that is 8 m long. What is the length of the image of the lorry in the mirror? Justify your answer using what you have just constructed.'</w:t>
+              <w:t xml:space="preserve">Each learner selects their neatest construction — either the flag outline or the Kericho land plot — and in the space below it writes a two-sentence caption: one sentence stating what they did, one sentence stating what it proves. Volunteers share their captions aloud. The class agrees on a consensus diagram to add to the class Driving Question Board: a labelled sketch showing object polygon, mirror line m, perpendicular construction lines from two vertices, and the image polygon, with the caption 'Every point reflects to a unique image point — object and image are congruent.' Learners also scan the existing DQB cards from Lessons 1–5 and write on a sticky note one NEW question that today's lesson raised for them about congruence.</w:t>
             </w:r>
           </w:p>
         </w:tc>
@@ -19382,7 +19688,7 @@
                 <w:sz w:val="18"/>
                 <w:szCs w:val="18"/>
               </w:rPr>
-              <w:t xml:space="preserve">Introduce the Kericho land plot polygon with: 'Farmers near Kericho Tea Estates often work with irregular plots of land — no neat right angles, no equal sides. Imagine PQRS is such a plot. The mirror line m is an irrigation channel running diagonally across the field. If we reflect the plot across the channel, where does each corner land?' Give 8 minutes for independent construction and the three written prompts. Then facilitate a whole-class debrief. Say: 'Let us hear your answer to prompt 3 — the matatu lorry.' [WAIT TIME: 12 seconds.] Cold-call 3 learners with different ability levels: 'Kamau — what did you write?' 'Achieng — do you agree with Kamau? What would you add?' 'Mwangi — can you connect your construction to the lorry in our matatu scenario?' After responses, say: 'So the image of an 8 m lorry in the mirror is also 8 m — the mirror does not shrink or stretch, it only flips. That is what your construction just proved — every corresponding length is preserved.' Write on the board: 'Reflection PRESERVES length, angle, and shape → Object ≅ Image.' Ask: 'Does anyone remember what the word for this is — when two shapes are identical in every measurable way?' [WAIT TIME: 10 seconds.] Elicit 'congruent.'</w:t>
+              <w:t xml:space="preserve">Say: 'Look at your best construction. Write underneath it: one sentence — what you did today; one sentence — what it proves about reflection.' Allow 3 minutes. Cold-call 4 learners to read their captions. After each, ask the class: 'Thumbs up if your caption says something similar. Thumbs sideways if you said it differently.' Use the strongest caption (or a composite) to model the consensus DQB entry. Pin the chosen diagram to the DQB and say: 'This diagram answers part of our driving question — yes, the mirror image is always the same shape and size as the object. But look at our driving question again [point to it]: it also asks WHY the image appears flipped and how this proves congruence. We have shown congruence through construction — but we have not yet stated the MINIMUM conditions needed to guarantee two triangles are congruent. That is where we are heading.' Then say: 'Write one new question your construction raised — stick it on the DQB under the heading Things We Are Still Wondering.' [WAIT TIME: 2 minutes for silent writing.] Read 3–4 sticky notes aloud, briefly validating each.</w:t>
             </w:r>
           </w:p>
         </w:tc>
@@ -19414,7 +19720,7 @@
                 <w:sz w:val="18"/>
                 <w:szCs w:val="18"/>
               </w:rPr>
-              <w:t xml:space="preserve">Explanation Prompts with Phenomenon Re-anchoring: The three written prompts escalate from procedural explanation (why PQ = P'Q') to conceptual transfer (would moving the mirror change size?) to phenomenon application (the matatu lorry). This sequence ensures learners articulate the mathematical justification in their own words before connecting it back to the driving question — building the language of congruence they will need in Lessons 7 and 8.</w:t>
+              <w:t xml:space="preserve">Caption Writing and DQB Progressive Update: Requiring learners to write a two-sentence caption (what I did / what it proves) forces consolidation of procedural and conceptual learning simultaneously. The DQB update makes the class's growing understanding visible and cumulative — each lesson's addition builds a public record of the evidence-gathering sequence. The 'new questions' sticky notes maintain intellectual curiosity and preview the congruence test focus of Lessons 7 and 8.</w:t>
             </w:r>
           </w:p>
         </w:tc>
@@ -19446,7 +19752,7 @@
                 <w:sz w:val="18"/>
                 <w:szCs w:val="18"/>
               </w:rPr>
-              <w:t xml:space="preserve">Teacher reads prompt 3 responses over learners' shoulders during circulation. Target response: 'The image of the lorry is also 8 m long because reflection preserves length — every point of the lorry reflects to a unique image point at equal perpendicular distance from the mirror, and the distance between any two image points equals the distance between the corresponding object points.' Learners who write 'it depends on how far the lorry is' have confused reflection with perspective/enlargement and need a one-to-one follow-up question: 'Did the length of your polygon PQRS change when you reflected it? Check your measurement table.'</w:t>
+              <w:t xml:space="preserve">Teacher reads the new-question sticky notes. Expected emerging questions include: 'Does it matter which three sides we compare to call two triangles congruent?' 'Can two shapes be the same size and shape but one is flipped — is that still congruent?' 'What is the minimum information needed to prove congruence?' These questions confirm learners are ready for the congruence test lessons. Learners who write very procedural questions ('How do you use the set square?') may need additional support consolidating the conceptual significance of today's construction.</w:t>
             </w:r>
           </w:p>
         </w:tc>
@@ -19455,32 +19761,32 @@
         <w:tc>
           <w:tcPr>
             <w:tcW w:type="dxa" w:w="1520"/>
-            <w:shd w:fill="FCE4D6" w:color="auto" w:val="clear"/>
-            <w:tcMar>
-              <w:top w:type="dxa" w:w="60"/>
-              <w:left w:type="dxa" w:w="120"/>
-              <w:bottom w:type="dxa" w:w="60"/>
-              <w:right w:type="dxa" w:w="120"/>
-            </w:tcMar>
-            <w:vAlign w:val="top"/>
-          </w:tcPr>
-          <w:p>
-            <w:pPr>
-              <w:spacing w:after="40" w:before="0"/>
-              <w:jc w:val="left"/>
-            </w:pPr>
-            <w:r>
-              <w:rPr>
-                <w:rFonts w:ascii="Arial" w:cs="Arial" w:eastAsia="Arial" w:hAnsi="Arial"/>
-                <w:b/>
-                <w:bCs/>
-                <w:i w:val="false"/>
-                <w:iCs w:val="false"/>
-                <w:color w:val="000000"/>
-                <w:sz w:val="18"/>
-                <w:szCs w:val="18"/>
-              </w:rPr>
-              <w:t xml:space="preserve">Driving Question Board (DQB) Creation</w:t>
+            <w:shd w:fill="D5E8F0" w:color="auto" w:val="clear"/>
+            <w:tcMar>
+              <w:top w:type="dxa" w:w="60"/>
+              <w:left w:type="dxa" w:w="120"/>
+              <w:bottom w:type="dxa" w:w="60"/>
+              <w:right w:type="dxa" w:w="120"/>
+            </w:tcMar>
+            <w:vAlign w:val="top"/>
+          </w:tcPr>
+          <w:p>
+            <w:pPr>
+              <w:spacing w:after="40" w:before="0"/>
+              <w:jc w:val="left"/>
+            </w:pPr>
+            <w:r>
+              <w:rPr>
+                <w:rFonts w:ascii="Arial" w:cs="Arial" w:eastAsia="Arial" w:hAnsi="Arial"/>
+                <w:b/>
+                <w:bCs/>
+                <w:i w:val="false"/>
+                <w:iCs w:val="false"/>
+                <w:color w:val="000000"/>
+                <w:sz w:val="18"/>
+                <w:szCs w:val="18"/>
+              </w:rPr>
+              <w:t xml:space="preserve">Model Building Phase</w:t>
             </w:r>
           </w:p>
           <w:p>
@@ -19503,7 +19809,7 @@
             <w:pPr>
               <w:spacing w:after="20" w:before="0"/>
             </w:pPr>
-            <w:hyperlink w:history="1" r:id="rIdjlsnwjszvgptzeuj61hbs">
+            <w:hyperlink w:history="1" r:id="rIdns-yziujwdthneb-j4xut">
               <w:r>
                 <w:rPr>
                   <w:rFonts w:ascii="Arial" w:cs="Arial" w:eastAsia="Arial" w:hAnsi="Arial"/>
@@ -19536,7 +19842,7 @@
               <w:spacing w:after="10" w:before="0"/>
               <w:ind w:left="120"/>
             </w:pPr>
-            <w:hyperlink w:history="1" r:id="rIdjk3e6dacl2luvgooc6ul2">
+            <w:hyperlink w:history="1" r:id="rIdf_5pxmjm65xg1g7vtm7pf">
               <w:r>
                 <w:rPr>
                   <w:rFonts w:ascii="Arial" w:cs="Arial" w:eastAsia="Arial" w:hAnsi="Arial"/>
@@ -19581,7 +19887,7 @@
             <w:pPr>
               <w:spacing w:after="20" w:before="0"/>
             </w:pPr>
-            <w:hyperlink w:history="1" r:id="rIdd7eo3v8socjbb-njrqsy5">
+            <w:hyperlink w:history="1" r:id="rIdnp9ubnrrjhgza130zunaa">
               <w:r>
                 <w:rPr>
                   <w:rFonts w:ascii="Arial" w:cs="Arial" w:eastAsia="Arial" w:hAnsi="Arial"/>
@@ -19614,313 +19920,7 @@
               <w:spacing w:after="10" w:before="0"/>
               <w:ind w:left="120"/>
             </w:pPr>
-            <w:hyperlink w:history="1" r:id="rIdgphsyayuz26momk8zv8py">
-              <w:r>
-                <w:rPr>
-                  <w:rFonts w:ascii="Arial" w:cs="Arial" w:eastAsia="Arial" w:hAnsi="Arial"/>
-                  <w:color w:val="595959"/>
-                  <w:sz w:val="14"/>
-                  <w:szCs w:val="14"/>
-                  <w:u w:val="single" w:color="595959"/>
-                </w:rPr>
-                <w:t xml:space="preserve">🔍 Search ARES for similar readings</w:t>
-              </w:r>
-            </w:hyperlink>
-          </w:p>
-        </w:tc>
-        <w:tc>
-          <w:tcPr>
-            <w:tcW w:type="dxa" w:w="3040"/>
-            <w:shd w:fill="FFFFFF" w:color="auto" w:val="clear"/>
-            <w:tcMar>
-              <w:top w:type="dxa" w:w="60"/>
-              <w:left w:type="dxa" w:w="120"/>
-              <w:bottom w:type="dxa" w:w="60"/>
-              <w:right w:type="dxa" w:w="120"/>
-            </w:tcMar>
-            <w:vAlign w:val="top"/>
-          </w:tcPr>
-          <w:p>
-            <w:pPr>
-              <w:spacing w:after="40" w:before="0"/>
-              <w:jc w:val="left"/>
-            </w:pPr>
-            <w:r>
-              <w:rPr>
-                <w:rFonts w:ascii="Arial" w:cs="Arial" w:eastAsia="Arial" w:hAnsi="Arial"/>
-                <w:b w:val="false"/>
-                <w:bCs w:val="false"/>
-                <w:i w:val="false"/>
-                <w:iCs w:val="false"/>
-                <w:color w:val="000000"/>
-                <w:sz w:val="18"/>
-                <w:szCs w:val="18"/>
-              </w:rPr>
-              <w:t xml:space="preserve">Each learner selects their neatest construction — either the flag outline or the Kericho land plot — and in the space below it writes a two-sentence caption: one sentence stating what they did, one sentence stating what it proves. Volunteers share their captions aloud. The class agrees on a consensus diagram to add to the class Driving Question Board: a labelled sketch showing object polygon, mirror line m, perpendicular construction lines from two vertices, and the image polygon, with the caption 'Every point reflects to a unique image point — object and image are congruent.' Learners also scan the existing DQB cards from Lessons 1–5 and write on a sticky note one NEW question that today's lesson raised for them about congruence.</w:t>
-            </w:r>
-          </w:p>
-        </w:tc>
-        <w:tc>
-          <w:tcPr>
-            <w:tcW w:type="dxa" w:w="3040"/>
-            <w:shd w:fill="F2F2F2" w:color="auto" w:val="clear"/>
-            <w:tcMar>
-              <w:top w:type="dxa" w:w="60"/>
-              <w:left w:type="dxa" w:w="120"/>
-              <w:bottom w:type="dxa" w:w="60"/>
-              <w:right w:type="dxa" w:w="120"/>
-            </w:tcMar>
-            <w:vAlign w:val="top"/>
-          </w:tcPr>
-          <w:p>
-            <w:pPr>
-              <w:spacing w:after="40" w:before="0"/>
-              <w:jc w:val="left"/>
-            </w:pPr>
-            <w:r>
-              <w:rPr>
-                <w:rFonts w:ascii="Arial" w:cs="Arial" w:eastAsia="Arial" w:hAnsi="Arial"/>
-                <w:b w:val="false"/>
-                <w:bCs w:val="false"/>
-                <w:i w:val="false"/>
-                <w:iCs w:val="false"/>
-                <w:color w:val="000000"/>
-                <w:sz w:val="18"/>
-                <w:szCs w:val="18"/>
-              </w:rPr>
-              <w:t xml:space="preserve">Say: 'Look at your best construction. Write underneath it: one sentence — what you did today; one sentence — what it proves about reflection.' Allow 3 minutes. Cold-call 4 learners to read their captions. After each, ask the class: 'Thumbs up if your caption says something similar. Thumbs sideways if you said it differently.' Use the strongest caption (or a composite) to model the consensus DQB entry. Pin the chosen diagram to the DQB and say: 'This diagram answers part of our driving question — yes, the mirror image is always the same shape and size as the object. But look at our driving question again [point to it]: it also asks WHY the image appears flipped and how this proves congruence. We have shown congruence through construction — but we have not yet stated the MINIMUM conditions needed to guarantee two triangles are congruent. That is where we are heading.' Then say: 'Write one new question your construction raised — stick it on the DQB under the heading Things We Are Still Wondering.' [WAIT TIME: 2 minutes for silent writing.] Read 3–4 sticky notes aloud, briefly validating each.</w:t>
-            </w:r>
-          </w:p>
-        </w:tc>
-        <w:tc>
-          <w:tcPr>
-            <w:tcW w:type="dxa" w:w="3040"/>
-            <w:shd w:fill="FFFFFF" w:color="auto" w:val="clear"/>
-            <w:tcMar>
-              <w:top w:type="dxa" w:w="60"/>
-              <w:left w:type="dxa" w:w="120"/>
-              <w:bottom w:type="dxa" w:w="60"/>
-              <w:right w:type="dxa" w:w="120"/>
-            </w:tcMar>
-            <w:vAlign w:val="top"/>
-          </w:tcPr>
-          <w:p>
-            <w:pPr>
-              <w:spacing w:after="40" w:before="0"/>
-              <w:jc w:val="left"/>
-            </w:pPr>
-            <w:r>
-              <w:rPr>
-                <w:rFonts w:ascii="Arial" w:cs="Arial" w:eastAsia="Arial" w:hAnsi="Arial"/>
-                <w:b w:val="false"/>
-                <w:bCs w:val="false"/>
-                <w:i w:val="false"/>
-                <w:iCs w:val="false"/>
-                <w:color w:val="000000"/>
-                <w:sz w:val="18"/>
-                <w:szCs w:val="18"/>
-              </w:rPr>
-              <w:t xml:space="preserve">Caption Writing and DQB Progressive Update: Requiring learners to write a two-sentence caption (what I did / what it proves) forces consolidation of procedural and conceptual learning simultaneously. The DQB update makes the class's growing understanding visible and cumulative — each lesson's addition builds a public record of the evidence-gathering sequence. The 'new questions' sticky notes maintain intellectual curiosity and preview the congruence test focus of Lessons 7 and 8.</w:t>
-            </w:r>
-          </w:p>
-        </w:tc>
-        <w:tc>
-          <w:tcPr>
-            <w:tcW w:type="dxa" w:w="3040"/>
-            <w:shd w:fill="F2F2F2" w:color="auto" w:val="clear"/>
-            <w:tcMar>
-              <w:top w:type="dxa" w:w="60"/>
-              <w:left w:type="dxa" w:w="120"/>
-              <w:bottom w:type="dxa" w:w="60"/>
-              <w:right w:type="dxa" w:w="120"/>
-            </w:tcMar>
-            <w:vAlign w:val="top"/>
-          </w:tcPr>
-          <w:p>
-            <w:pPr>
-              <w:spacing w:after="40" w:before="0"/>
-              <w:jc w:val="left"/>
-            </w:pPr>
-            <w:r>
-              <w:rPr>
-                <w:rFonts w:ascii="Arial" w:cs="Arial" w:eastAsia="Arial" w:hAnsi="Arial"/>
-                <w:b w:val="false"/>
-                <w:bCs w:val="false"/>
-                <w:i w:val="false"/>
-                <w:iCs w:val="false"/>
-                <w:color w:val="000000"/>
-                <w:sz w:val="18"/>
-                <w:szCs w:val="18"/>
-              </w:rPr>
-              <w:t xml:space="preserve">Teacher reads the new-question sticky notes. Expected emerging questions include: 'Does it matter which three sides we compare to call two triangles congruent?' 'Can two shapes be the same size and shape but one is flipped — is that still congruent?' 'What is the minimum information needed to prove congruence?' These questions confirm learners are ready for the congruence test lessons. Learners who write very procedural questions ('How do you use the set square?') may need additional support consolidating the conceptual significance of today's construction.</w:t>
-            </w:r>
-          </w:p>
-        </w:tc>
-      </w:tr>
-      <w:tr>
-        <w:tc>
-          <w:tcPr>
-            <w:tcW w:type="dxa" w:w="1520"/>
-            <w:shd w:fill="D5E8F0" w:color="auto" w:val="clear"/>
-            <w:tcMar>
-              <w:top w:type="dxa" w:w="60"/>
-              <w:left w:type="dxa" w:w="120"/>
-              <w:bottom w:type="dxa" w:w="60"/>
-              <w:right w:type="dxa" w:w="120"/>
-            </w:tcMar>
-            <w:vAlign w:val="top"/>
-          </w:tcPr>
-          <w:p>
-            <w:pPr>
-              <w:spacing w:after="40" w:before="0"/>
-              <w:jc w:val="left"/>
-            </w:pPr>
-            <w:r>
-              <w:rPr>
-                <w:rFonts w:ascii="Arial" w:cs="Arial" w:eastAsia="Arial" w:hAnsi="Arial"/>
-                <w:b/>
-                <w:bCs/>
-                <w:i w:val="false"/>
-                <w:iCs w:val="false"/>
-                <w:color w:val="000000"/>
-                <w:sz w:val="18"/>
-                <w:szCs w:val="18"/>
-              </w:rPr>
-              <w:t xml:space="preserve">Model Building Phase</w:t>
-            </w:r>
-          </w:p>
-          <w:p>
-            <w:pPr>
-              <w:spacing w:after="20" w:before="0"/>
-            </w:pPr>
-            <w:r>
-              <w:rPr>
-                <w:rFonts w:ascii="Arial" w:cs="Arial" w:eastAsia="Arial" w:hAnsi="Arial"/>
-                <w:b/>
-                <w:bCs/>
-                <w:color w:val="1F3864"/>
-                <w:sz w:val="16"/>
-                <w:szCs w:val="16"/>
-              </w:rPr>
-              <w:t xml:space="preserve">📹 VIDEO:</w:t>
-            </w:r>
-          </w:p>
-          <w:p>
-            <w:pPr>
-              <w:spacing w:after="20" w:before="0"/>
-            </w:pPr>
-            <w:hyperlink w:history="1" r:id="rIdhnb0rwm6jtvra0km0juz4">
-              <w:r>
-                <w:rPr>
-                  <w:rFonts w:ascii="Arial" w:cs="Arial" w:eastAsia="Arial" w:hAnsi="Arial"/>
-                  <w:color w:val="2E75B6"/>
-                  <w:sz w:val="16"/>
-                  <w:szCs w:val="16"/>
-                  <w:u w:val="single" w:color="2E75B6"/>
-                </w:rPr>
-                <w:t xml:space="preserve">Geometric constructions: perpendicular bisector</w:t>
-              </w:r>
-            </w:hyperlink>
-          </w:p>
-          <w:p>
-            <w:pPr>
-              <w:spacing w:after="10" w:before="0"/>
-              <w:ind w:left="120"/>
-            </w:pPr>
-            <w:r>
-              <w:rPr>
-                <w:rFonts w:ascii="Arial" w:cs="Arial" w:eastAsia="Arial" w:hAnsi="Arial"/>
-                <w:color w:val="595959"/>
-                <w:sz w:val="14"/>
-                <w:szCs w:val="14"/>
-              </w:rPr>
-              <w:t xml:space="preserve">Source: Khan Academy (English - US curriculum)</w:t>
-            </w:r>
-          </w:p>
-          <w:p>
-            <w:pPr>
-              <w:spacing w:after="10" w:before="0"/>
-              <w:ind w:left="120"/>
-            </w:pPr>
-            <w:hyperlink w:history="1" r:id="rIdoksrkwlhv9j7innd9m2dp">
-              <w:r>
-                <w:rPr>
-                  <w:rFonts w:ascii="Arial" w:cs="Arial" w:eastAsia="Arial" w:hAnsi="Arial"/>
-                  <w:color w:val="595959"/>
-                  <w:sz w:val="14"/>
-                  <w:szCs w:val="14"/>
-                  <w:u w:val="single" w:color="595959"/>
-                </w:rPr>
-                <w:t xml:space="preserve">🔍 Search ARES for similar videos</w:t>
-              </w:r>
-            </w:hyperlink>
-          </w:p>
-          <w:p>
-            <w:pPr>
-              <w:spacing w:after="40" w:before="0"/>
-            </w:pPr>
-            <w:r>
-              <w:rPr>
-                <w:sz w:val="14"/>
-                <w:szCs w:val="14"/>
-              </w:rPr>
-              <w:t xml:space="preserve"/>
-            </w:r>
-          </w:p>
-          <w:p>
-            <w:pPr>
-              <w:spacing w:after="20" w:before="0"/>
-            </w:pPr>
-            <w:r>
-              <w:rPr>
-                <w:rFonts w:ascii="Arial" w:cs="Arial" w:eastAsia="Arial" w:hAnsi="Arial"/>
-                <w:b/>
-                <w:bCs/>
-                <w:color w:val="1F3864"/>
-                <w:sz w:val="16"/>
-                <w:szCs w:val="16"/>
-              </w:rPr>
-              <w:t xml:space="preserve">📖 EXERCISE:</w:t>
-            </w:r>
-          </w:p>
-          <w:p>
-            <w:pPr>
-              <w:spacing w:after="20" w:before="0"/>
-            </w:pPr>
-            <w:hyperlink w:history="1" r:id="rIdcw05j4sutfldx-rdxitgt">
-              <w:r>
-                <w:rPr>
-                  <w:rFonts w:ascii="Arial" w:cs="Arial" w:eastAsia="Arial" w:hAnsi="Arial"/>
-                  <w:color w:val="2E75B6"/>
-                  <w:sz w:val="16"/>
-                  <w:szCs w:val="16"/>
-                  <w:u w:val="single" w:color="2E75B6"/>
-                </w:rPr>
-                <w:t xml:space="preserve">Justify constructions</w:t>
-              </w:r>
-            </w:hyperlink>
-          </w:p>
-          <w:p>
-            <w:pPr>
-              <w:spacing w:after="10" w:before="0"/>
-              <w:ind w:left="120"/>
-            </w:pPr>
-            <w:r>
-              <w:rPr>
-                <w:rFonts w:ascii="Arial" w:cs="Arial" w:eastAsia="Arial" w:hAnsi="Arial"/>
-                <w:color w:val="595959"/>
-                <w:sz w:val="14"/>
-                <w:szCs w:val="14"/>
-              </w:rPr>
-              <w:t xml:space="preserve">Source: Khan Academy (English - US curriculum)</w:t>
-            </w:r>
-          </w:p>
-          <w:p>
-            <w:pPr>
-              <w:spacing w:after="10" w:before="0"/>
-              <w:ind w:left="120"/>
-            </w:pPr>
-            <w:hyperlink w:history="1" r:id="rIdf9hapjfcjwshynqclazmd">
+            <w:hyperlink w:history="1" r:id="rIdk0fubxjkrok4cc78jhrvd">
               <w:r>
                 <w:rPr>
                   <w:rFonts w:ascii="Arial" w:cs="Arial" w:eastAsia="Arial" w:hAnsi="Arial"/>
@@ -21566,7 +21566,925 @@
             <w:pPr>
               <w:spacing w:after="20" w:before="0"/>
             </w:pPr>
-            <w:hyperlink w:history="1" r:id="rId0cyk4o3yd7tsc-44pyx0v">
+            <w:hyperlink w:history="1" r:id="rIdvri7qd2ak6p_tvkbltl8i">
+              <w:r>
+                <w:rPr>
+                  <w:rFonts w:ascii="Arial" w:cs="Arial" w:eastAsia="Arial" w:hAnsi="Arial"/>
+                  <w:color w:val="2E75B6"/>
+                  <w:sz w:val="16"/>
+                  <w:szCs w:val="16"/>
+                  <w:u w:val="single" w:color="2E75B6"/>
+                </w:rPr>
+                <w:t xml:space="preserve">Triangle congruence postulates/criteria</w:t>
+              </w:r>
+            </w:hyperlink>
+          </w:p>
+          <w:p>
+            <w:pPr>
+              <w:spacing w:after="10" w:before="0"/>
+              <w:ind w:left="120"/>
+            </w:pPr>
+            <w:r>
+              <w:rPr>
+                <w:rFonts w:ascii="Arial" w:cs="Arial" w:eastAsia="Arial" w:hAnsi="Arial"/>
+                <w:color w:val="595959"/>
+                <w:sz w:val="14"/>
+                <w:szCs w:val="14"/>
+              </w:rPr>
+              <w:t xml:space="preserve">Source: Khan Academy (English - US curriculum)</w:t>
+            </w:r>
+          </w:p>
+          <w:p>
+            <w:pPr>
+              <w:spacing w:after="10" w:before="0"/>
+              <w:ind w:left="120"/>
+            </w:pPr>
+            <w:hyperlink w:history="1" r:id="rIdcihjxgeegfm34hvk_nnnv">
+              <w:r>
+                <w:rPr>
+                  <w:rFonts w:ascii="Arial" w:cs="Arial" w:eastAsia="Arial" w:hAnsi="Arial"/>
+                  <w:color w:val="595959"/>
+                  <w:sz w:val="14"/>
+                  <w:szCs w:val="14"/>
+                  <w:u w:val="single" w:color="595959"/>
+                </w:rPr>
+                <w:t xml:space="preserve">🔍 Search ARES for similar videos</w:t>
+              </w:r>
+            </w:hyperlink>
+          </w:p>
+          <w:p>
+            <w:pPr>
+              <w:spacing w:after="40" w:before="0"/>
+            </w:pPr>
+            <w:r>
+              <w:rPr>
+                <w:sz w:val="14"/>
+                <w:szCs w:val="14"/>
+              </w:rPr>
+              <w:t xml:space="preserve"/>
+            </w:r>
+          </w:p>
+          <w:p>
+            <w:pPr>
+              <w:spacing w:after="20" w:before="0"/>
+            </w:pPr>
+            <w:r>
+              <w:rPr>
+                <w:rFonts w:ascii="Arial" w:cs="Arial" w:eastAsia="Arial" w:hAnsi="Arial"/>
+                <w:b/>
+                <w:bCs/>
+                <w:color w:val="1F3864"/>
+                <w:sz w:val="16"/>
+                <w:szCs w:val="16"/>
+              </w:rPr>
+              <w:t xml:space="preserve">📖 EXERCISE:</w:t>
+            </w:r>
+          </w:p>
+          <w:p>
+            <w:pPr>
+              <w:spacing w:after="20" w:before="0"/>
+            </w:pPr>
+            <w:hyperlink w:history="1" r:id="rIdopgg4wruzba7q8gwspfzj">
+              <w:r>
+                <w:rPr>
+                  <w:rFonts w:ascii="Arial" w:cs="Arial" w:eastAsia="Arial" w:hAnsi="Arial"/>
+                  <w:color w:val="2E75B6"/>
+                  <w:sz w:val="16"/>
+                  <w:szCs w:val="16"/>
+                  <w:u w:val="single" w:color="2E75B6"/>
+                </w:rPr>
+                <w:t xml:space="preserve">Determine congruent triangles</w:t>
+              </w:r>
+            </w:hyperlink>
+          </w:p>
+          <w:p>
+            <w:pPr>
+              <w:spacing w:after="10" w:before="0"/>
+              <w:ind w:left="120"/>
+            </w:pPr>
+            <w:r>
+              <w:rPr>
+                <w:rFonts w:ascii="Arial" w:cs="Arial" w:eastAsia="Arial" w:hAnsi="Arial"/>
+                <w:color w:val="595959"/>
+                <w:sz w:val="14"/>
+                <w:szCs w:val="14"/>
+              </w:rPr>
+              <w:t xml:space="preserve">Source: Khan Academy (English - US curriculum)</w:t>
+            </w:r>
+          </w:p>
+          <w:p>
+            <w:pPr>
+              <w:spacing w:after="10" w:before="0"/>
+              <w:ind w:left="120"/>
+            </w:pPr>
+            <w:hyperlink w:history="1" r:id="rId4st40_t0k0gs7kqqm5ebz">
+              <w:r>
+                <w:rPr>
+                  <w:rFonts w:ascii="Arial" w:cs="Arial" w:eastAsia="Arial" w:hAnsi="Arial"/>
+                  <w:color w:val="595959"/>
+                  <w:sz w:val="14"/>
+                  <w:szCs w:val="14"/>
+                  <w:u w:val="single" w:color="595959"/>
+                </w:rPr>
+                <w:t xml:space="preserve">🔍 Search ARES for similar readings</w:t>
+              </w:r>
+            </w:hyperlink>
+          </w:p>
+        </w:tc>
+        <w:tc>
+          <w:tcPr>
+            <w:tcW w:type="dxa" w:w="3040"/>
+            <w:shd w:fill="FFFFFF" w:color="auto" w:val="clear"/>
+            <w:tcMar>
+              <w:top w:type="dxa" w:w="60"/>
+              <w:left w:type="dxa" w:w="120"/>
+              <w:bottom w:type="dxa" w:w="60"/>
+              <w:right w:type="dxa" w:w="120"/>
+            </w:tcMar>
+            <w:vAlign w:val="top"/>
+          </w:tcPr>
+          <w:p>
+            <w:pPr>
+              <w:spacing w:after="40" w:before="0"/>
+              <w:jc w:val="left"/>
+            </w:pPr>
+            <w:r>
+              <w:rPr>
+                <w:rFonts w:ascii="Arial" w:cs="Arial" w:eastAsia="Arial" w:hAnsi="Arial"/>
+                <w:b w:val="false"/>
+                <w:bCs w:val="false"/>
+                <w:i w:val="false"/>
+                <w:iCs w:val="false"/>
+                <w:color w:val="000000"/>
+                <w:sz w:val="18"/>
+                <w:szCs w:val="18"/>
+              </w:rPr>
+              <w:t xml:space="preserve">Learners are shown two triangles drawn on the board — triangle NMK (vertices labelled Nairobi, Mombasa, Kisumu) and its reflected image triangle N'M'K' — and are asked individually to write in their exercise books: 'What is the MINIMUM information about these two triangles that would convince you, without measuring everything, that they are exactly identical?' They record their prediction (a list of measurements or conditions) and share briefly with a shoulder partner before the class shares out.</w:t>
+            </w:r>
+          </w:p>
+        </w:tc>
+        <w:tc>
+          <w:tcPr>
+            <w:tcW w:type="dxa" w:w="3040"/>
+            <w:shd w:fill="F2F2F2" w:color="auto" w:val="clear"/>
+            <w:tcMar>
+              <w:top w:type="dxa" w:w="60"/>
+              <w:left w:type="dxa" w:w="120"/>
+              <w:bottom w:type="dxa" w:w="60"/>
+              <w:right w:type="dxa" w:w="120"/>
+            </w:tcMar>
+            <w:vAlign w:val="top"/>
+          </w:tcPr>
+          <w:p>
+            <w:pPr>
+              <w:spacing w:after="40" w:before="0"/>
+              <w:jc w:val="left"/>
+            </w:pPr>
+            <w:r>
+              <w:rPr>
+                <w:rFonts w:ascii="Arial" w:cs="Arial" w:eastAsia="Arial" w:hAnsi="Arial"/>
+                <w:b w:val="false"/>
+                <w:bCs w:val="false"/>
+                <w:i w:val="false"/>
+                <w:iCs w:val="false"/>
+                <w:color w:val="000000"/>
+                <w:sz w:val="18"/>
+                <w:szCs w:val="18"/>
+              </w:rPr>
+              <w:t xml:space="preserve">Display the two triangles (object and mirror image of a scalene triangle with sides 5 cm, 7 cm, 9 cm) on the board without any labels other than vertex names. Say: 'Look carefully at triangle NMK and its mirror image triangle N'M'K' in the matatu's rear-view mirror. In your book, write down the smallest list of measurements you would need to check to be 100% sure these two triangles are exactly identical — same shape, same size. You have 2 minutes working alone.' [WAIT TIME: 2 minutes, silent individual work.] Then say: 'Now share your list with the person next to you. Do you agree? You have 1 minute.' [WAIT TIME: 1 minute.] Cold-call 4 learners to share their predictions. Write each suggestion on the board in a column headed 'Our Predictions.' Accept all responses without evaluation — expected responses include 'measure all three sides,' 'measure all three angles,' 'measure two sides and the angle between them,' 'measure one side only.' Say: 'By the end of today's lesson we will know exactly which of these predictions are correct — and we will use that answer to prove, once and for all, that the lorry in the matatu mirror is always an exact copy of the real lorry.'</w:t>
+            </w:r>
+          </w:p>
+        </w:tc>
+        <w:tc>
+          <w:tcPr>
+            <w:tcW w:type="dxa" w:w="3040"/>
+            <w:shd w:fill="FFFFFF" w:color="auto" w:val="clear"/>
+            <w:tcMar>
+              <w:top w:type="dxa" w:w="60"/>
+              <w:left w:type="dxa" w:w="120"/>
+              <w:bottom w:type="dxa" w:w="60"/>
+              <w:right w:type="dxa" w:w="120"/>
+            </w:tcMar>
+            <w:vAlign w:val="top"/>
+          </w:tcPr>
+          <w:p>
+            <w:pPr>
+              <w:spacing w:after="40" w:before="0"/>
+              <w:jc w:val="left"/>
+            </w:pPr>
+            <w:r>
+              <w:rPr>
+                <w:rFonts w:ascii="Arial" w:cs="Arial" w:eastAsia="Arial" w:hAnsi="Arial"/>
+                <w:b w:val="false"/>
+                <w:bCs w:val="false"/>
+                <w:i w:val="false"/>
+                <w:iCs w:val="false"/>
+                <w:color w:val="000000"/>
+                <w:sz w:val="18"/>
+                <w:szCs w:val="18"/>
+              </w:rPr>
+              <w:t xml:space="preserve">Prediction-before-instruction anchored to phenomenon: learners activate prior knowledge about what makes two shapes identical, creating cognitive need for the formal congruence tests. Writing predictions before sharing prevents anchoring bias and ensures every learner commits to a position.</w:t>
+            </w:r>
+          </w:p>
+        </w:tc>
+        <w:tc>
+          <w:tcPr>
+            <w:tcW w:type="dxa" w:w="3040"/>
+            <w:shd w:fill="F2F2F2" w:color="auto" w:val="clear"/>
+            <w:tcMar>
+              <w:top w:type="dxa" w:w="60"/>
+              <w:left w:type="dxa" w:w="120"/>
+              <w:bottom w:type="dxa" w:w="60"/>
+              <w:right w:type="dxa" w:w="120"/>
+            </w:tcMar>
+            <w:vAlign w:val="top"/>
+          </w:tcPr>
+          <w:p>
+            <w:pPr>
+              <w:spacing w:after="40" w:before="0"/>
+              <w:jc w:val="left"/>
+            </w:pPr>
+            <w:r>
+              <w:rPr>
+                <w:rFonts w:ascii="Arial" w:cs="Arial" w:eastAsia="Arial" w:hAnsi="Arial"/>
+                <w:b w:val="false"/>
+                <w:bCs w:val="false"/>
+                <w:i w:val="false"/>
+                <w:iCs w:val="false"/>
+                <w:color w:val="000000"/>
+                <w:sz w:val="18"/>
+                <w:szCs w:val="18"/>
+              </w:rPr>
+              <w:t xml:space="preserve">Teacher scans predictions as learners write — look for: (a) learners who list all six elements (3 sides + 3 angles), suggesting they do not yet know the minimum; (b) learners who list 'three sides' or 'two sides and angle' — these may have prior intuition; (c) learners who write 'one side' or 'one angle' only — flag these for targeted questioning during observe phase. Record 3–4 representative predictions on the board for revisiting at the end of the lesson.</w:t>
+            </w:r>
+          </w:p>
+        </w:tc>
+      </w:tr>
+      <w:tr>
+        <w:tc>
+          <w:tcPr>
+            <w:tcW w:type="dxa" w:w="1520"/>
+            <w:shd w:fill="D9EEF1" w:color="auto" w:val="clear"/>
+            <w:tcMar>
+              <w:top w:type="dxa" w:w="60"/>
+              <w:left w:type="dxa" w:w="120"/>
+              <w:bottom w:type="dxa" w:w="60"/>
+              <w:right w:type="dxa" w:w="120"/>
+            </w:tcMar>
+            <w:vAlign w:val="top"/>
+          </w:tcPr>
+          <w:p>
+            <w:pPr>
+              <w:spacing w:after="40" w:before="0"/>
+              <w:jc w:val="left"/>
+            </w:pPr>
+            <w:r>
+              <w:rPr>
+                <w:rFonts w:ascii="Arial" w:cs="Arial" w:eastAsia="Arial" w:hAnsi="Arial"/>
+                <w:b/>
+                <w:bCs/>
+                <w:i w:val="false"/>
+                <w:iCs w:val="false"/>
+                <w:color w:val="000000"/>
+                <w:sz w:val="18"/>
+                <w:szCs w:val="18"/>
+              </w:rPr>
+              <w:t xml:space="preserve">Observe Phase</w:t>
+            </w:r>
+          </w:p>
+          <w:p>
+            <w:pPr>
+              <w:spacing w:after="20" w:before="0"/>
+            </w:pPr>
+            <w:r>
+              <w:rPr>
+                <w:rFonts w:ascii="Arial" w:cs="Arial" w:eastAsia="Arial" w:hAnsi="Arial"/>
+                <w:b/>
+                <w:bCs/>
+                <w:color w:val="1F3864"/>
+                <w:sz w:val="16"/>
+                <w:szCs w:val="16"/>
+              </w:rPr>
+              <w:t xml:space="preserve">📹 VIDEO:</w:t>
+            </w:r>
+          </w:p>
+          <w:p>
+            <w:pPr>
+              <w:spacing w:after="20" w:before="0"/>
+            </w:pPr>
+            <w:hyperlink w:history="1" r:id="rIdnm9bza5mcmr9k5nbman6a">
+              <w:r>
+                <w:rPr>
+                  <w:rFonts w:ascii="Arial" w:cs="Arial" w:eastAsia="Arial" w:hAnsi="Arial"/>
+                  <w:color w:val="2E75B6"/>
+                  <w:sz w:val="16"/>
+                  <w:szCs w:val="16"/>
+                  <w:u w:val="single" w:color="2E75B6"/>
+                </w:rPr>
+                <w:t xml:space="preserve">Triangle congruence postulates/criteria -dubbed(KY)</w:t>
+              </w:r>
+            </w:hyperlink>
+          </w:p>
+          <w:p>
+            <w:pPr>
+              <w:spacing w:after="10" w:before="0"/>
+              <w:ind w:left="120"/>
+            </w:pPr>
+            <w:r>
+              <w:rPr>
+                <w:rFonts w:ascii="Arial" w:cs="Arial" w:eastAsia="Arial" w:hAnsi="Arial"/>
+                <w:color w:val="595959"/>
+                <w:sz w:val="14"/>
+                <w:szCs w:val="14"/>
+              </w:rPr>
+              <w:t xml:space="preserve">Source: Khan Academy (Kiswahili)</w:t>
+            </w:r>
+          </w:p>
+          <w:p>
+            <w:pPr>
+              <w:spacing w:after="10" w:before="0"/>
+              <w:ind w:left="120"/>
+            </w:pPr>
+            <w:hyperlink w:history="1" r:id="rIdy32t8jc3i8edouerf6anz">
+              <w:r>
+                <w:rPr>
+                  <w:rFonts w:ascii="Arial" w:cs="Arial" w:eastAsia="Arial" w:hAnsi="Arial"/>
+                  <w:color w:val="595959"/>
+                  <w:sz w:val="14"/>
+                  <w:szCs w:val="14"/>
+                  <w:u w:val="single" w:color="595959"/>
+                </w:rPr>
+                <w:t xml:space="preserve">🔍 Search ARES for similar videos</w:t>
+              </w:r>
+            </w:hyperlink>
+          </w:p>
+          <w:p>
+            <w:pPr>
+              <w:spacing w:after="40" w:before="0"/>
+            </w:pPr>
+            <w:r>
+              <w:rPr>
+                <w:sz w:val="14"/>
+                <w:szCs w:val="14"/>
+              </w:rPr>
+              <w:t xml:space="preserve"/>
+            </w:r>
+          </w:p>
+          <w:p>
+            <w:pPr>
+              <w:spacing w:after="20" w:before="0"/>
+            </w:pPr>
+            <w:r>
+              <w:rPr>
+                <w:rFonts w:ascii="Arial" w:cs="Arial" w:eastAsia="Arial" w:hAnsi="Arial"/>
+                <w:b/>
+                <w:bCs/>
+                <w:color w:val="1F3864"/>
+                <w:sz w:val="16"/>
+                <w:szCs w:val="16"/>
+              </w:rPr>
+              <w:t xml:space="preserve">📖 EXERCISE:</w:t>
+            </w:r>
+          </w:p>
+          <w:p>
+            <w:pPr>
+              <w:spacing w:after="20" w:before="0"/>
+            </w:pPr>
+            <w:hyperlink w:history="1" r:id="rIdywarqucz69jtlmajmu2hr">
+              <w:r>
+                <w:rPr>
+                  <w:rFonts w:ascii="Arial" w:cs="Arial" w:eastAsia="Arial" w:hAnsi="Arial"/>
+                  <w:color w:val="2E75B6"/>
+                  <w:sz w:val="16"/>
+                  <w:szCs w:val="16"/>
+                  <w:u w:val="single" w:color="2E75B6"/>
+                </w:rPr>
+                <w:t xml:space="preserve">Justify triangle congruence</w:t>
+              </w:r>
+            </w:hyperlink>
+          </w:p>
+          <w:p>
+            <w:pPr>
+              <w:spacing w:after="10" w:before="0"/>
+              <w:ind w:left="120"/>
+            </w:pPr>
+            <w:r>
+              <w:rPr>
+                <w:rFonts w:ascii="Arial" w:cs="Arial" w:eastAsia="Arial" w:hAnsi="Arial"/>
+                <w:color w:val="595959"/>
+                <w:sz w:val="14"/>
+                <w:szCs w:val="14"/>
+              </w:rPr>
+              <w:t xml:space="preserve">Source: Khan Academy (English - US curriculum)</w:t>
+            </w:r>
+          </w:p>
+          <w:p>
+            <w:pPr>
+              <w:spacing w:after="10" w:before="0"/>
+              <w:ind w:left="120"/>
+            </w:pPr>
+            <w:hyperlink w:history="1" r:id="rIdcb9r8uye_fknpmmrqccup">
+              <w:r>
+                <w:rPr>
+                  <w:rFonts w:ascii="Arial" w:cs="Arial" w:eastAsia="Arial" w:hAnsi="Arial"/>
+                  <w:color w:val="595959"/>
+                  <w:sz w:val="14"/>
+                  <w:szCs w:val="14"/>
+                  <w:u w:val="single" w:color="595959"/>
+                </w:rPr>
+                <w:t xml:space="preserve">🔍 Search ARES for similar readings</w:t>
+              </w:r>
+            </w:hyperlink>
+          </w:p>
+        </w:tc>
+        <w:tc>
+          <w:tcPr>
+            <w:tcW w:type="dxa" w:w="3040"/>
+            <w:shd w:fill="FFFFFF" w:color="auto" w:val="clear"/>
+            <w:tcMar>
+              <w:top w:type="dxa" w:w="60"/>
+              <w:left w:type="dxa" w:w="120"/>
+              <w:bottom w:type="dxa" w:w="60"/>
+              <w:right w:type="dxa" w:w="120"/>
+            </w:tcMar>
+            <w:vAlign w:val="top"/>
+          </w:tcPr>
+          <w:p>
+            <w:pPr>
+              <w:spacing w:after="40" w:before="0"/>
+              <w:jc w:val="left"/>
+            </w:pPr>
+            <w:r>
+              <w:rPr>
+                <w:rFonts w:ascii="Arial" w:cs="Arial" w:eastAsia="Arial" w:hAnsi="Arial"/>
+                <w:b w:val="false"/>
+                <w:bCs w:val="false"/>
+                <w:i w:val="false"/>
+                <w:iCs w:val="false"/>
+                <w:color w:val="000000"/>
+                <w:sz w:val="18"/>
+                <w:szCs w:val="18"/>
+              </w:rPr>
+              <w:t xml:space="preserve">Working in pairs, learners carry out four short construction tasks using ruler and compasses. Each pair receives a printed or hand-drawn reference triangle (sides 5 cm, 7 cm, 9 cm; scalene) and attempts to construct a new triangle using only the information given for each test: Task A — given all three side lengths (SSS); Task B — given two sides (5 cm and 7 cm) and the included angle between them (SAS); Task C — given two angles (at Nairobi vertex 40° and Mombasa vertex 60°) and the side between them (ASA); Task D — given it is right-angled, hypotenuse 9 cm, and one leg 5 cm (RHS). After each construction, pairs measure the remaining sides/angles of their new triangle and compare it to the reference. They record: 'Does my constructed triangle match the reference exactly? How many different triangles could I have made with this information?'</w:t>
+            </w:r>
+          </w:p>
+        </w:tc>
+        <w:tc>
+          <w:tcPr>
+            <w:tcW w:type="dxa" w:w="3040"/>
+            <w:shd w:fill="F2F2F2" w:color="auto" w:val="clear"/>
+            <w:tcMar>
+              <w:top w:type="dxa" w:w="60"/>
+              <w:left w:type="dxa" w:w="120"/>
+              <w:bottom w:type="dxa" w:w="60"/>
+              <w:right w:type="dxa" w:w="120"/>
+            </w:tcMar>
+            <w:vAlign w:val="top"/>
+          </w:tcPr>
+          <w:p>
+            <w:pPr>
+              <w:spacing w:after="40" w:before="0"/>
+              <w:jc w:val="left"/>
+            </w:pPr>
+            <w:r>
+              <w:rPr>
+                <w:rFonts w:ascii="Arial" w:cs="Arial" w:eastAsia="Arial" w:hAnsi="Arial"/>
+                <w:b w:val="false"/>
+                <w:bCs w:val="false"/>
+                <w:i w:val="false"/>
+                <w:iCs w:val="false"/>
+                <w:color w:val="000000"/>
+                <w:sz w:val="18"/>
+                <w:szCs w:val="18"/>
+              </w:rPr>
+              <w:t xml:space="preserve">Distribute geometrical sets (ruler, compass, protractor). Say: 'You are going to try to build a copy of triangle NMK using only partial information — just like the matatu driver can only see part of the lorry in the mirror. I will give you four tasks. For each one, try to construct the triangle, then measure what you did not know and check if it matches our original.' [WAIT TIME: Allow 12 minutes for all four construction tasks.] Circulate actively — at each pair, ask: 'How many different triangles do you think you could draw with just this information?' [WAIT TIME: 10 seconds after asking, before accepting answer.] After 12 minutes, bring class together. Cold-call 3 pairs per task to report findings. Write on board in a table with columns: Task | Information used | Does it give a unique triangle? | Name of test. Guide learners to fill in the table collectively, highlighting that each of the four tasks produces exactly one triangle (up to flipping). If time permits, demonstrate on the board the SSS construction step-by-step. Say: 'Notice that in Task A and Tasks B, C, D, your triangle is an exact copy of mine — but sometimes it is flipped. That flipped copy is exactly what the matatu mirror produces. We call this opposite congruence.'</w:t>
+            </w:r>
+          </w:p>
+        </w:tc>
+        <w:tc>
+          <w:tcPr>
+            <w:tcW w:type="dxa" w:w="3040"/>
+            <w:shd w:fill="FFFFFF" w:color="auto" w:val="clear"/>
+            <w:tcMar>
+              <w:top w:type="dxa" w:w="60"/>
+              <w:left w:type="dxa" w:w="120"/>
+              <w:bottom w:type="dxa" w:w="60"/>
+              <w:right w:type="dxa" w:w="120"/>
+            </w:tcMar>
+            <w:vAlign w:val="top"/>
+          </w:tcPr>
+          <w:p>
+            <w:pPr>
+              <w:spacing w:after="40" w:before="0"/>
+              <w:jc w:val="left"/>
+            </w:pPr>
+            <w:r>
+              <w:rPr>
+                <w:rFonts w:ascii="Arial" w:cs="Arial" w:eastAsia="Arial" w:hAnsi="Arial"/>
+                <w:b w:val="false"/>
+                <w:bCs w:val="false"/>
+                <w:i w:val="false"/>
+                <w:iCs w:val="false"/>
+                <w:color w:val="000000"/>
+                <w:sz w:val="18"/>
+                <w:szCs w:val="18"/>
+              </w:rPr>
+              <w:t xml:space="preserve">Hands-on construction investigation (NGSS SEP-3: Planning and Carrying Out Investigations): learners generate their own empirical evidence that each test produces a unique triangle. Recording results in a structured table builds the habit of organising evidence before drawing conclusions, directly mirroring how engineers verify that manufactured parts (e.g. identical roof trusses) are congruent.</w:t>
+            </w:r>
+          </w:p>
+        </w:tc>
+        <w:tc>
+          <w:tcPr>
+            <w:tcW w:type="dxa" w:w="3040"/>
+            <w:shd w:fill="F2F2F2" w:color="auto" w:val="clear"/>
+            <w:tcMar>
+              <w:top w:type="dxa" w:w="60"/>
+              <w:left w:type="dxa" w:w="120"/>
+              <w:bottom w:type="dxa" w:w="60"/>
+              <w:right w:type="dxa" w:w="120"/>
+            </w:tcMar>
+            <w:vAlign w:val="top"/>
+          </w:tcPr>
+          <w:p>
+            <w:pPr>
+              <w:spacing w:after="40" w:before="0"/>
+              <w:jc w:val="left"/>
+            </w:pPr>
+            <w:r>
+              <w:rPr>
+                <w:rFonts w:ascii="Arial" w:cs="Arial" w:eastAsia="Arial" w:hAnsi="Arial"/>
+                <w:b w:val="false"/>
+                <w:bCs w:val="false"/>
+                <w:i w:val="false"/>
+                <w:iCs w:val="false"/>
+                <w:color w:val="000000"/>
+                <w:sz w:val="18"/>
+                <w:szCs w:val="18"/>
+              </w:rPr>
+              <w:t xml:space="preserve">Teacher checks constructions during circulation: (a) Does the pair's SSS construction, when measured, match all three sides of the reference? (b) Does the SAS construction match? (c) Are learners correctly using the compass to mark off side lengths (not estimating)? Flag pairs who measure angles with a ruler — redirect: 'Use your protractor for angles, your compass and ruler for sides.' After class reporting, check that all four test names appear correctly in the board table — if any are missing or mislabelled, prompt the class with: 'What do the letters S, A, R, H stand for?'</w:t>
+            </w:r>
+          </w:p>
+        </w:tc>
+      </w:tr>
+      <w:tr>
+        <w:tc>
+          <w:tcPr>
+            <w:tcW w:type="dxa" w:w="1520"/>
+            <w:shd w:fill="E2EFDA" w:color="auto" w:val="clear"/>
+            <w:tcMar>
+              <w:top w:type="dxa" w:w="60"/>
+              <w:left w:type="dxa" w:w="120"/>
+              <w:bottom w:type="dxa" w:w="60"/>
+              <w:right w:type="dxa" w:w="120"/>
+            </w:tcMar>
+            <w:vAlign w:val="top"/>
+          </w:tcPr>
+          <w:p>
+            <w:pPr>
+              <w:spacing w:after="40" w:before="0"/>
+              <w:jc w:val="left"/>
+            </w:pPr>
+            <w:r>
+              <w:rPr>
+                <w:rFonts w:ascii="Arial" w:cs="Arial" w:eastAsia="Arial" w:hAnsi="Arial"/>
+                <w:b/>
+                <w:bCs/>
+                <w:i w:val="false"/>
+                <w:iCs w:val="false"/>
+                <w:color w:val="000000"/>
+                <w:sz w:val="18"/>
+                <w:szCs w:val="18"/>
+              </w:rPr>
+              <w:t xml:space="preserve">Explain Phase</w:t>
+            </w:r>
+          </w:p>
+          <w:p>
+            <w:pPr>
+              <w:spacing w:after="20" w:before="0"/>
+            </w:pPr>
+            <w:r>
+              <w:rPr>
+                <w:rFonts w:ascii="Arial" w:cs="Arial" w:eastAsia="Arial" w:hAnsi="Arial"/>
+                <w:b/>
+                <w:bCs/>
+                <w:color w:val="1F3864"/>
+                <w:sz w:val="16"/>
+                <w:szCs w:val="16"/>
+              </w:rPr>
+              <w:t xml:space="preserve">📹 VIDEO:</w:t>
+            </w:r>
+          </w:p>
+          <w:p>
+            <w:pPr>
+              <w:spacing w:after="20" w:before="0"/>
+            </w:pPr>
+            <w:hyperlink w:history="1" r:id="rId3rfbf863exepozts-ztvi">
+              <w:r>
+                <w:rPr>
+                  <w:rFonts w:ascii="Arial" w:cs="Arial" w:eastAsia="Arial" w:hAnsi="Arial"/>
+                  <w:color w:val="2E75B6"/>
+                  <w:sz w:val="16"/>
+                  <w:szCs w:val="16"/>
+                  <w:u w:val="single" w:color="2E75B6"/>
+                </w:rPr>
+                <w:t xml:space="preserve">Determining congruent triangles</w:t>
+              </w:r>
+            </w:hyperlink>
+          </w:p>
+          <w:p>
+            <w:pPr>
+              <w:spacing w:after="10" w:before="0"/>
+              <w:ind w:left="120"/>
+            </w:pPr>
+            <w:r>
+              <w:rPr>
+                <w:rFonts w:ascii="Arial" w:cs="Arial" w:eastAsia="Arial" w:hAnsi="Arial"/>
+                <w:color w:val="595959"/>
+                <w:sz w:val="14"/>
+                <w:szCs w:val="14"/>
+              </w:rPr>
+              <w:t xml:space="preserve">Source: Khan Academy (English - US curriculum)</w:t>
+            </w:r>
+          </w:p>
+          <w:p>
+            <w:pPr>
+              <w:spacing w:after="10" w:before="0"/>
+              <w:ind w:left="120"/>
+            </w:pPr>
+            <w:hyperlink w:history="1" r:id="rIdryk-1vd_a-auipeo0arxh">
+              <w:r>
+                <w:rPr>
+                  <w:rFonts w:ascii="Arial" w:cs="Arial" w:eastAsia="Arial" w:hAnsi="Arial"/>
+                  <w:color w:val="595959"/>
+                  <w:sz w:val="14"/>
+                  <w:szCs w:val="14"/>
+                  <w:u w:val="single" w:color="595959"/>
+                </w:rPr>
+                <w:t xml:space="preserve">🔍 Search ARES for similar videos</w:t>
+              </w:r>
+            </w:hyperlink>
+          </w:p>
+          <w:p>
+            <w:pPr>
+              <w:spacing w:after="40" w:before="0"/>
+            </w:pPr>
+            <w:r>
+              <w:rPr>
+                <w:sz w:val="14"/>
+                <w:szCs w:val="14"/>
+              </w:rPr>
+              <w:t xml:space="preserve"/>
+            </w:r>
+          </w:p>
+          <w:p>
+            <w:pPr>
+              <w:spacing w:after="20" w:before="0"/>
+            </w:pPr>
+            <w:r>
+              <w:rPr>
+                <w:rFonts w:ascii="Arial" w:cs="Arial" w:eastAsia="Arial" w:hAnsi="Arial"/>
+                <w:b/>
+                <w:bCs/>
+                <w:color w:val="1F3864"/>
+                <w:sz w:val="16"/>
+                <w:szCs w:val="16"/>
+              </w:rPr>
+              <w:t xml:space="preserve">📖 EXERCISE:</w:t>
+            </w:r>
+          </w:p>
+          <w:p>
+            <w:pPr>
+              <w:spacing w:after="20" w:before="0"/>
+            </w:pPr>
+            <w:hyperlink w:history="1" r:id="rId6f8z2f3ust87wsen6o9qy">
+              <w:r>
+                <w:rPr>
+                  <w:rFonts w:ascii="Arial" w:cs="Arial" w:eastAsia="Arial" w:hAnsi="Arial"/>
+                  <w:color w:val="2E75B6"/>
+                  <w:sz w:val="16"/>
+                  <w:szCs w:val="16"/>
+                  <w:u w:val="single" w:color="2E75B6"/>
+                </w:rPr>
+                <w:t xml:space="preserve">Determine congruent triangles</w:t>
+              </w:r>
+            </w:hyperlink>
+          </w:p>
+          <w:p>
+            <w:pPr>
+              <w:spacing w:after="10" w:before="0"/>
+              <w:ind w:left="120"/>
+            </w:pPr>
+            <w:r>
+              <w:rPr>
+                <w:rFonts w:ascii="Arial" w:cs="Arial" w:eastAsia="Arial" w:hAnsi="Arial"/>
+                <w:color w:val="595959"/>
+                <w:sz w:val="14"/>
+                <w:szCs w:val="14"/>
+              </w:rPr>
+              <w:t xml:space="preserve">Source: Khan Academy (English - US curriculum)</w:t>
+            </w:r>
+          </w:p>
+          <w:p>
+            <w:pPr>
+              <w:spacing w:after="10" w:before="0"/>
+              <w:ind w:left="120"/>
+            </w:pPr>
+            <w:hyperlink w:history="1" r:id="rIdyjo5vpktfafy4gmnzjv6n">
+              <w:r>
+                <w:rPr>
+                  <w:rFonts w:ascii="Arial" w:cs="Arial" w:eastAsia="Arial" w:hAnsi="Arial"/>
+                  <w:color w:val="595959"/>
+                  <w:sz w:val="14"/>
+                  <w:szCs w:val="14"/>
+                  <w:u w:val="single" w:color="595959"/>
+                </w:rPr>
+                <w:t xml:space="preserve">🔍 Search ARES for similar readings</w:t>
+              </w:r>
+            </w:hyperlink>
+          </w:p>
+        </w:tc>
+        <w:tc>
+          <w:tcPr>
+            <w:tcW w:type="dxa" w:w="3040"/>
+            <w:shd w:fill="FFFFFF" w:color="auto" w:val="clear"/>
+            <w:tcMar>
+              <w:top w:type="dxa" w:w="60"/>
+              <w:left w:type="dxa" w:w="120"/>
+              <w:bottom w:type="dxa" w:w="60"/>
+              <w:right w:type="dxa" w:w="120"/>
+            </w:tcMar>
+            <w:vAlign w:val="top"/>
+          </w:tcPr>
+          <w:p>
+            <w:pPr>
+              <w:spacing w:after="40" w:before="0"/>
+              <w:jc w:val="left"/>
+            </w:pPr>
+            <w:r>
+              <w:rPr>
+                <w:rFonts w:ascii="Arial" w:cs="Arial" w:eastAsia="Arial" w:hAnsi="Arial"/>
+                <w:b w:val="false"/>
+                <w:bCs w:val="false"/>
+                <w:i w:val="false"/>
+                <w:iCs w:val="false"/>
+                <w:color w:val="000000"/>
+                <w:sz w:val="18"/>
+                <w:szCs w:val="18"/>
+              </w:rPr>
+              <w:t xml:space="preserve">Learners individually apply the four congruence tests to a worked example: triangle PQR with P(1,1), Q(5,1), R(5,4) and its reflection triangle P'Q'R' in the y-axis with P'(−1,1), Q'(−5,1), R'(−5,4). They calculate the lengths of all three sides of both triangles using the distance formula (or Pythagoras on the grid), list corresponding sides, and write a formal congruence statement: 'Triangle PQR ≅ Triangle P'Q'R' by SSS.' They also identify whether this is direct or opposite congruence and explain in one sentence why it is opposite. Finally, in a class discussion, they connect this back to the matatu: 'The lorry and its mirror image satisfy SSS congruence, which is why the image is always exactly the same size and shape — but because the congruence is opposite, the right headlight appears on the left.'</w:t>
+            </w:r>
+          </w:p>
+        </w:tc>
+        <w:tc>
+          <w:tcPr>
+            <w:tcW w:type="dxa" w:w="3040"/>
+            <w:shd w:fill="F2F2F2" w:color="auto" w:val="clear"/>
+            <w:tcMar>
+              <w:top w:type="dxa" w:w="60"/>
+              <w:left w:type="dxa" w:w="120"/>
+              <w:bottom w:type="dxa" w:w="60"/>
+              <w:right w:type="dxa" w:w="120"/>
+            </w:tcMar>
+            <w:vAlign w:val="top"/>
+          </w:tcPr>
+          <w:p>
+            <w:pPr>
+              <w:spacing w:after="40" w:before="0"/>
+              <w:jc w:val="left"/>
+            </w:pPr>
+            <w:r>
+              <w:rPr>
+                <w:rFonts w:ascii="Arial" w:cs="Arial" w:eastAsia="Arial" w:hAnsi="Arial"/>
+                <w:b w:val="false"/>
+                <w:bCs w:val="false"/>
+                <w:i w:val="false"/>
+                <w:iCs w:val="false"/>
+                <w:color w:val="000000"/>
+                <w:sz w:val="18"/>
+                <w:szCs w:val="18"/>
+              </w:rPr>
+              <w:t xml:space="preserve">Write triangle PQR and P'Q'R' on the board (or display on screen) with coordinates. Say: 'Now we will use what we just discovered to formally prove — using mathematics, not just our eyes — that the matatu mirror image of any triangle is always congruent to the original. Work through this example in your book. First, calculate PQ, QR, PR. Then calculate P'Q', Q'R', P'R'. Then decide which congruence test applies.' [WAIT TIME: 5 minutes individual work.] Cold-call 2 learners to state the side lengths — write on board. Ask: 'Which congruence test applies?' [WAIT TIME: 10 seconds.] Cold-call 1 learner. Say: 'Write the congruence statement in your book using the symbol ≅.' After learners write it, ask: 'Is this direct or opposite congruence — can you pick up triangle PQR and place it exactly on top of P'Q'R' without flipping it off the page?' [WAIT TIME: 10 seconds.] Cold-call 1 learner. Summarise: 'Every reflected triangle is congruent to its object by SSS — and it is always opposite (indirect) congruence, because reflection flips the orientation. This is the mathematical proof that the lorry in the matatu mirror is an exact copy — same sides, same angles — but mirror-reversed.' Write the four tests in a summary box on the board: SSS, SAS, AAS/ASA, RHS.</w:t>
+            </w:r>
+          </w:p>
+        </w:tc>
+        <w:tc>
+          <w:tcPr>
+            <w:tcW w:type="dxa" w:w="3040"/>
+            <w:shd w:fill="FFFFFF" w:color="auto" w:val="clear"/>
+            <w:tcMar>
+              <w:top w:type="dxa" w:w="60"/>
+              <w:left w:type="dxa" w:w="120"/>
+              <w:bottom w:type="dxa" w:w="60"/>
+              <w:right w:type="dxa" w:w="120"/>
+            </w:tcMar>
+            <w:vAlign w:val="top"/>
+          </w:tcPr>
+          <w:p>
+            <w:pPr>
+              <w:spacing w:after="40" w:before="0"/>
+              <w:jc w:val="left"/>
+            </w:pPr>
+            <w:r>
+              <w:rPr>
+                <w:rFonts w:ascii="Arial" w:cs="Arial" w:eastAsia="Arial" w:hAnsi="Arial"/>
+                <w:b w:val="false"/>
+                <w:bCs w:val="false"/>
+                <w:i w:val="false"/>
+                <w:iCs w:val="false"/>
+                <w:color w:val="000000"/>
+                <w:sz w:val="18"/>
+                <w:szCs w:val="18"/>
+              </w:rPr>
+              <w:t xml:space="preserve">Worked example with formal congruence statement (NGSS SEP-6: Constructing Explanations): moving from empirical observation (construction tasks) to formal mathematical proof (congruence statement with symbol and test name) deepens understanding. Connecting the abstract proof back to the matatu phenomenon in the final sentence ensures every learner can articulate the real-world meaning of the mathematics.</w:t>
+            </w:r>
+          </w:p>
+        </w:tc>
+        <w:tc>
+          <w:tcPr>
+            <w:tcW w:type="dxa" w:w="3040"/>
+            <w:shd w:fill="F2F2F2" w:color="auto" w:val="clear"/>
+            <w:tcMar>
+              <w:top w:type="dxa" w:w="60"/>
+              <w:left w:type="dxa" w:w="120"/>
+              <w:bottom w:type="dxa" w:w="60"/>
+              <w:right w:type="dxa" w:w="120"/>
+            </w:tcMar>
+            <w:vAlign w:val="top"/>
+          </w:tcPr>
+          <w:p>
+            <w:pPr>
+              <w:spacing w:after="40" w:before="0"/>
+              <w:jc w:val="left"/>
+            </w:pPr>
+            <w:r>
+              <w:rPr>
+                <w:rFonts w:ascii="Arial" w:cs="Arial" w:eastAsia="Arial" w:hAnsi="Arial"/>
+                <w:b w:val="false"/>
+                <w:bCs w:val="false"/>
+                <w:i w:val="false"/>
+                <w:iCs w:val="false"/>
+                <w:color w:val="000000"/>
+                <w:sz w:val="18"/>
+                <w:szCs w:val="18"/>
+              </w:rPr>
+              <w:t xml:space="preserve">Collect one exercise book per pair and quickly check: (a) Are side lengths calculated correctly (PQ = 4, QR = 3, PR = 5; P'Q' = 4, Q'R' = 3, P'R' = 5)? (b) Is the congruence test identified as SSS? (c) Is the congruence statement written with the ≅ symbol and correct vertex order? (d) Is the direct/opposite distinction correctly identified as 'opposite'? Note any learner who writes SAS or AAS — probe: 'You found all three sides equal — which test uses three sides?'</w:t>
+            </w:r>
+          </w:p>
+        </w:tc>
+      </w:tr>
+      <w:tr>
+        <w:tc>
+          <w:tcPr>
+            <w:tcW w:type="dxa" w:w="1520"/>
+            <w:shd w:fill="FCE4D6" w:color="auto" w:val="clear"/>
+            <w:tcMar>
+              <w:top w:type="dxa" w:w="60"/>
+              <w:left w:type="dxa" w:w="120"/>
+              <w:bottom w:type="dxa" w:w="60"/>
+              <w:right w:type="dxa" w:w="120"/>
+            </w:tcMar>
+            <w:vAlign w:val="top"/>
+          </w:tcPr>
+          <w:p>
+            <w:pPr>
+              <w:spacing w:after="40" w:before="0"/>
+              <w:jc w:val="left"/>
+            </w:pPr>
+            <w:r>
+              <w:rPr>
+                <w:rFonts w:ascii="Arial" w:cs="Arial" w:eastAsia="Arial" w:hAnsi="Arial"/>
+                <w:b/>
+                <w:bCs/>
+                <w:i w:val="false"/>
+                <w:iCs w:val="false"/>
+                <w:color w:val="000000"/>
+                <w:sz w:val="18"/>
+                <w:szCs w:val="18"/>
+              </w:rPr>
+              <w:t xml:space="preserve">Driving Question Board (DQB) Creation</w:t>
+            </w:r>
+          </w:p>
+          <w:p>
+            <w:pPr>
+              <w:spacing w:after="20" w:before="0"/>
+            </w:pPr>
+            <w:r>
+              <w:rPr>
+                <w:rFonts w:ascii="Arial" w:cs="Arial" w:eastAsia="Arial" w:hAnsi="Arial"/>
+                <w:b/>
+                <w:bCs/>
+                <w:color w:val="1F3864"/>
+                <w:sz w:val="16"/>
+                <w:szCs w:val="16"/>
+              </w:rPr>
+              <w:t xml:space="preserve">📹 VIDEO:</w:t>
+            </w:r>
+          </w:p>
+          <w:p>
+            <w:pPr>
+              <w:spacing w:after="20" w:before="0"/>
+            </w:pPr>
+            <w:hyperlink w:history="1" r:id="rIdur1g0kiainveqacz_in23">
               <w:r>
                 <w:rPr>
                   <w:rFonts w:ascii="Arial" w:cs="Arial" w:eastAsia="Arial" w:hAnsi="Arial"/>
@@ -21599,7 +22517,7 @@
               <w:spacing w:after="10" w:before="0"/>
               <w:ind w:left="120"/>
             </w:pPr>
-            <w:hyperlink w:history="1" r:id="rIdhxki9adypd3xp8yyniiqd">
+            <w:hyperlink w:history="1" r:id="rIdl2ndigwzcnjpiiket3cmg">
               <w:r>
                 <w:rPr>
                   <w:rFonts w:ascii="Arial" w:cs="Arial" w:eastAsia="Arial" w:hAnsi="Arial"/>
@@ -21644,7 +22562,7 @@
             <w:pPr>
               <w:spacing w:after="20" w:before="0"/>
             </w:pPr>
-            <w:hyperlink w:history="1" r:id="rIdciq4hfaikrej8bobbjp04">
+            <w:hyperlink w:history="1" r:id="rIdjnfr04fnkeve_-kfwl8oo">
               <w:r>
                 <w:rPr>
                   <w:rFonts w:ascii="Arial" w:cs="Arial" w:eastAsia="Arial" w:hAnsi="Arial"/>
@@ -21653,7 +22571,7 @@
                   <w:szCs w:val="16"/>
                   <w:u w:val="single" w:color="2E75B6"/>
                 </w:rPr>
-                <w:t xml:space="preserve">Justify triangle congruence</w:t>
+                <w:t xml:space="preserve">Determine congruent triangles</w:t>
               </w:r>
             </w:hyperlink>
           </w:p>
@@ -21677,7 +22595,7 @@
               <w:spacing w:after="10" w:before="0"/>
               <w:ind w:left="120"/>
             </w:pPr>
-            <w:hyperlink w:history="1" r:id="rId_gwjtgnwdn9uixnqkkm1b">
+            <w:hyperlink w:history="1" r:id="rIdrfpfl1udrvctiqbvl7t9p">
               <w:r>
                 <w:rPr>
                   <w:rFonts w:ascii="Arial" w:cs="Arial" w:eastAsia="Arial" w:hAnsi="Arial"/>
@@ -21719,7 +22637,7 @@
                 <w:sz w:val="18"/>
                 <w:szCs w:val="18"/>
               </w:rPr>
-              <w:t xml:space="preserve">Learners are shown two triangles drawn on the board — triangle NMK (vertices labelled Nairobi, Mombasa, Kisumu) and its reflected image triangle N'M'K' — and are asked individually to write in their exercise books: 'What is the MINIMUM information about these two triangles that would convince you, without measuring everything, that they are exactly identical?' They record their prediction (a list of measurements or conditions) and share briefly with a shoulder partner before the class shares out.</w:t>
+              <w:t xml:space="preserve">In small groups of three, learners review the class Driving Question Board. They are given two sticky notes each. On the first (green), they write one claim their group can now confidently make to answer part of the driving question: e.g. 'We can prove the mirror image of the lorry is congruent to the lorry by SSS.' On the second (orange), they write one question that Lesson 7 has raised or left unanswered for them: e.g. 'Does SSS always work for non-triangles — like the rectangular lorry body?' Groups place their sticky notes on the DQB and the class does a brief gallery read of the new additions.</w:t>
             </w:r>
           </w:p>
         </w:tc>
@@ -21751,7 +22669,7 @@
                 <w:sz w:val="18"/>
                 <w:szCs w:val="18"/>
               </w:rPr>
-              <w:t xml:space="preserve">Display the two triangles (object and mirror image of a scalene triangle with sides 5 cm, 7 cm, 9 cm) on the board without any labels other than vertex names. Say: 'Look carefully at triangle NMK and its mirror image triangle N'M'K' in the matatu's rear-view mirror. In your book, write down the smallest list of measurements you would need to check to be 100% sure these two triangles are exactly identical — same shape, same size. You have 2 minutes working alone.' [WAIT TIME: 2 minutes, silent individual work.] Then say: 'Now share your list with the person next to you. Do you agree? You have 1 minute.' [WAIT TIME: 1 minute.] Cold-call 4 learners to share their predictions. Write each suggestion on the board in a column headed 'Our Predictions.' Accept all responses without evaluation — expected responses include 'measure all three sides,' 'measure all three angles,' 'measure two sides and the angle between them,' 'measure one side only.' Say: 'By the end of today's lesson we will know exactly which of these predictions are correct — and we will use that answer to prove, once and for all, that the lorry in the matatu mirror is always an exact copy of the real lorry.'</w:t>
+              <w:t xml:space="preserve">Direct learners' attention to the DQB. Say: 'Look at the questions we have posted since Lesson 1. Which ones can we now answer — or partially answer — after today?' [WAIT TIME: 30 seconds for learners to scan the board.] Distribute sticky notes. Say: 'Green note: write one thing you can now PROVE about the matatu mirror image, using the congruence tests from today. Orange note: write one question this lesson has raised for you that we have not yet fully answered.' [WAIT TIME: 3 minutes.] Ask pairs to come up and stick notes. Cold-call 3 groups to read their green claim aloud. After each, ask the class: 'Do you agree? Give a thumbs-up if you accept this as a proven claim.' For any contested claim, ask: 'What evidence from today supports or challenges this?' Draw attention to any orange notes that connect to Lesson 8 (the final lesson), e.g. questions about applying congruence to real-life engineering — say: 'These are great questions. Our final lesson will explore exactly how congruence is used in design and construction — and how it connects back to our matatu mirror.'</w:t>
             </w:r>
           </w:p>
         </w:tc>
@@ -21783,7 +22701,7 @@
                 <w:sz w:val="18"/>
                 <w:szCs w:val="18"/>
               </w:rPr>
-              <w:t xml:space="preserve">Prediction-before-instruction anchored to phenomenon: learners activate prior knowledge about what makes two shapes identical, creating cognitive need for the formal congruence tests. Writing predictions before sharing prevents anchoring bias and ensures every learner commits to a position.</w:t>
+              <w:t xml:space="preserve">Claim–Evidence–Reasoning on the DQB (NGSS SEP-7: Engaging in Argument from Evidence): separating proven claims (green) from new questions (orange) trains learners to distinguish what is now established from what remains open, building the habit of evidence-based reasoning that underpins both mathematical proof and scientific inquiry.</w:t>
             </w:r>
           </w:p>
         </w:tc>
@@ -21815,7 +22733,7 @@
                 <w:sz w:val="18"/>
                 <w:szCs w:val="18"/>
               </w:rPr>
-              <w:t xml:space="preserve">Teacher scans predictions as learners write — look for: (a) learners who list all six elements (3 sides + 3 angles), suggesting they do not yet know the minimum; (b) learners who list 'three sides' or 'two sides and angle' — these may have prior intuition; (c) learners who write 'one side' or 'one angle' only — flag these for targeted questioning during observe phase. Record 3–4 representative predictions on the board for revisiting at the end of the lesson.</w:t>
+              <w:t xml:space="preserve">Read all green sticky notes — look for: (a) Claims that correctly name a congruence test (SSS, SAS, AAS, RHS); (b) Claims that use the word 'prove' or 'congruent'; (c) Claims that reference the matatu/mirror context. Flag any green note that makes an incorrect claim (e.g. 'two sides are enough') — use it as a teaching moment without embarrassing the group: 'This is interesting — can the class find the counterexample to this claim?'</w:t>
             </w:r>
           </w:p>
         </w:tc>
@@ -21824,32 +22742,32 @@
         <w:tc>
           <w:tcPr>
             <w:tcW w:type="dxa" w:w="1520"/>
-            <w:shd w:fill="D9EEF1" w:color="auto" w:val="clear"/>
-            <w:tcMar>
-              <w:top w:type="dxa" w:w="60"/>
-              <w:left w:type="dxa" w:w="120"/>
-              <w:bottom w:type="dxa" w:w="60"/>
-              <w:right w:type="dxa" w:w="120"/>
-            </w:tcMar>
-            <w:vAlign w:val="top"/>
-          </w:tcPr>
-          <w:p>
-            <w:pPr>
-              <w:spacing w:after="40" w:before="0"/>
-              <w:jc w:val="left"/>
-            </w:pPr>
-            <w:r>
-              <w:rPr>
-                <w:rFonts w:ascii="Arial" w:cs="Arial" w:eastAsia="Arial" w:hAnsi="Arial"/>
-                <w:b/>
-                <w:bCs/>
-                <w:i w:val="false"/>
-                <w:iCs w:val="false"/>
-                <w:color w:val="000000"/>
-                <w:sz w:val="18"/>
-                <w:szCs w:val="18"/>
-              </w:rPr>
-              <w:t xml:space="preserve">Observe Phase</w:t>
+            <w:shd w:fill="D5E8F0" w:color="auto" w:val="clear"/>
+            <w:tcMar>
+              <w:top w:type="dxa" w:w="60"/>
+              <w:left w:type="dxa" w:w="120"/>
+              <w:bottom w:type="dxa" w:w="60"/>
+              <w:right w:type="dxa" w:w="120"/>
+            </w:tcMar>
+            <w:vAlign w:val="top"/>
+          </w:tcPr>
+          <w:p>
+            <w:pPr>
+              <w:spacing w:after="40" w:before="0"/>
+              <w:jc w:val="left"/>
+            </w:pPr>
+            <w:r>
+              <w:rPr>
+                <w:rFonts w:ascii="Arial" w:cs="Arial" w:eastAsia="Arial" w:hAnsi="Arial"/>
+                <w:b/>
+                <w:bCs/>
+                <w:i w:val="false"/>
+                <w:iCs w:val="false"/>
+                <w:color w:val="000000"/>
+                <w:sz w:val="18"/>
+                <w:szCs w:val="18"/>
+              </w:rPr>
+              <w:t xml:space="preserve">Model Building Phase</w:t>
             </w:r>
           </w:p>
           <w:p>
@@ -21872,7 +22790,7 @@
             <w:pPr>
               <w:spacing w:after="20" w:before="0"/>
             </w:pPr>
-            <w:hyperlink w:history="1" r:id="rIdvthqcchmhil-qrihtpf0z">
+            <w:hyperlink w:history="1" r:id="rIdyp195krwmmw_m011abxcb">
               <w:r>
                 <w:rPr>
                   <w:rFonts w:ascii="Arial" w:cs="Arial" w:eastAsia="Arial" w:hAnsi="Arial"/>
@@ -21905,7 +22823,7 @@
               <w:spacing w:after="10" w:before="0"/>
               <w:ind w:left="120"/>
             </w:pPr>
-            <w:hyperlink w:history="1" r:id="rId_n9csjemfyoprvykcuuqs">
+            <w:hyperlink w:history="1" r:id="rIdwsdiufosqquin5qjzduvs">
               <w:r>
                 <w:rPr>
                   <w:rFonts w:ascii="Arial" w:cs="Arial" w:eastAsia="Arial" w:hAnsi="Arial"/>
@@ -21950,7 +22868,7 @@
             <w:pPr>
               <w:spacing w:after="20" w:before="0"/>
             </w:pPr>
-            <w:hyperlink w:history="1" r:id="rIdx7cw1ed39o59klqrtyrv6">
+            <w:hyperlink w:history="1" r:id="rIdx6zzme7bgbjxyclpggsf-">
               <w:r>
                 <w:rPr>
                   <w:rFonts w:ascii="Arial" w:cs="Arial" w:eastAsia="Arial" w:hAnsi="Arial"/>
@@ -21983,925 +22901,7 @@
               <w:spacing w:after="10" w:before="0"/>
               <w:ind w:left="120"/>
             </w:pPr>
-            <w:hyperlink w:history="1" r:id="rIdwzn_qvdan9cwdnad_taff">
-              <w:r>
-                <w:rPr>
-                  <w:rFonts w:ascii="Arial" w:cs="Arial" w:eastAsia="Arial" w:hAnsi="Arial"/>
-                  <w:color w:val="595959"/>
-                  <w:sz w:val="14"/>
-                  <w:szCs w:val="14"/>
-                  <w:u w:val="single" w:color="595959"/>
-                </w:rPr>
-                <w:t xml:space="preserve">🔍 Search ARES for similar readings</w:t>
-              </w:r>
-            </w:hyperlink>
-          </w:p>
-        </w:tc>
-        <w:tc>
-          <w:tcPr>
-            <w:tcW w:type="dxa" w:w="3040"/>
-            <w:shd w:fill="FFFFFF" w:color="auto" w:val="clear"/>
-            <w:tcMar>
-              <w:top w:type="dxa" w:w="60"/>
-              <w:left w:type="dxa" w:w="120"/>
-              <w:bottom w:type="dxa" w:w="60"/>
-              <w:right w:type="dxa" w:w="120"/>
-            </w:tcMar>
-            <w:vAlign w:val="top"/>
-          </w:tcPr>
-          <w:p>
-            <w:pPr>
-              <w:spacing w:after="40" w:before="0"/>
-              <w:jc w:val="left"/>
-            </w:pPr>
-            <w:r>
-              <w:rPr>
-                <w:rFonts w:ascii="Arial" w:cs="Arial" w:eastAsia="Arial" w:hAnsi="Arial"/>
-                <w:b w:val="false"/>
-                <w:bCs w:val="false"/>
-                <w:i w:val="false"/>
-                <w:iCs w:val="false"/>
-                <w:color w:val="000000"/>
-                <w:sz w:val="18"/>
-                <w:szCs w:val="18"/>
-              </w:rPr>
-              <w:t xml:space="preserve">Working in pairs, learners carry out four short construction tasks using ruler and compasses. Each pair receives a printed or hand-drawn reference triangle (sides 5 cm, 7 cm, 9 cm; scalene) and attempts to construct a new triangle using only the information given for each test: Task A — given all three side lengths (SSS); Task B — given two sides (5 cm and 7 cm) and the included angle between them (SAS); Task C — given two angles (at Nairobi vertex 40° and Mombasa vertex 60°) and the side between them (ASA); Task D — given it is right-angled, hypotenuse 9 cm, and one leg 5 cm (RHS). After each construction, pairs measure the remaining sides/angles of their new triangle and compare it to the reference. They record: 'Does my constructed triangle match the reference exactly? How many different triangles could I have made with this information?'</w:t>
-            </w:r>
-          </w:p>
-        </w:tc>
-        <w:tc>
-          <w:tcPr>
-            <w:tcW w:type="dxa" w:w="3040"/>
-            <w:shd w:fill="F2F2F2" w:color="auto" w:val="clear"/>
-            <w:tcMar>
-              <w:top w:type="dxa" w:w="60"/>
-              <w:left w:type="dxa" w:w="120"/>
-              <w:bottom w:type="dxa" w:w="60"/>
-              <w:right w:type="dxa" w:w="120"/>
-            </w:tcMar>
-            <w:vAlign w:val="top"/>
-          </w:tcPr>
-          <w:p>
-            <w:pPr>
-              <w:spacing w:after="40" w:before="0"/>
-              <w:jc w:val="left"/>
-            </w:pPr>
-            <w:r>
-              <w:rPr>
-                <w:rFonts w:ascii="Arial" w:cs="Arial" w:eastAsia="Arial" w:hAnsi="Arial"/>
-                <w:b w:val="false"/>
-                <w:bCs w:val="false"/>
-                <w:i w:val="false"/>
-                <w:iCs w:val="false"/>
-                <w:color w:val="000000"/>
-                <w:sz w:val="18"/>
-                <w:szCs w:val="18"/>
-              </w:rPr>
-              <w:t xml:space="preserve">Distribute geometrical sets (ruler, compass, protractor). Say: 'You are going to try to build a copy of triangle NMK using only partial information — just like the matatu driver can only see part of the lorry in the mirror. I will give you four tasks. For each one, try to construct the triangle, then measure what you did not know and check if it matches our original.' [WAIT TIME: Allow 12 minutes for all four construction tasks.] Circulate actively — at each pair, ask: 'How many different triangles do you think you could draw with just this information?' [WAIT TIME: 10 seconds after asking, before accepting answer.] After 12 minutes, bring class together. Cold-call 3 pairs per task to report findings. Write on board in a table with columns: Task | Information used | Does it give a unique triangle? | Name of test. Guide learners to fill in the table collectively, highlighting that each of the four tasks produces exactly one triangle (up to flipping). If time permits, demonstrate on the board the SSS construction step-by-step. Say: 'Notice that in Task A and Tasks B, C, D, your triangle is an exact copy of mine — but sometimes it is flipped. That flipped copy is exactly what the matatu mirror produces. We call this opposite congruence.'</w:t>
-            </w:r>
-          </w:p>
-        </w:tc>
-        <w:tc>
-          <w:tcPr>
-            <w:tcW w:type="dxa" w:w="3040"/>
-            <w:shd w:fill="FFFFFF" w:color="auto" w:val="clear"/>
-            <w:tcMar>
-              <w:top w:type="dxa" w:w="60"/>
-              <w:left w:type="dxa" w:w="120"/>
-              <w:bottom w:type="dxa" w:w="60"/>
-              <w:right w:type="dxa" w:w="120"/>
-            </w:tcMar>
-            <w:vAlign w:val="top"/>
-          </w:tcPr>
-          <w:p>
-            <w:pPr>
-              <w:spacing w:after="40" w:before="0"/>
-              <w:jc w:val="left"/>
-            </w:pPr>
-            <w:r>
-              <w:rPr>
-                <w:rFonts w:ascii="Arial" w:cs="Arial" w:eastAsia="Arial" w:hAnsi="Arial"/>
-                <w:b w:val="false"/>
-                <w:bCs w:val="false"/>
-                <w:i w:val="false"/>
-                <w:iCs w:val="false"/>
-                <w:color w:val="000000"/>
-                <w:sz w:val="18"/>
-                <w:szCs w:val="18"/>
-              </w:rPr>
-              <w:t xml:space="preserve">Hands-on construction investigation (NGSS SEP-3: Planning and Carrying Out Investigations): learners generate their own empirical evidence that each test produces a unique triangle. Recording results in a structured table builds the habit of organising evidence before drawing conclusions, directly mirroring how engineers verify that manufactured parts (e.g. identical roof trusses) are congruent.</w:t>
-            </w:r>
-          </w:p>
-        </w:tc>
-        <w:tc>
-          <w:tcPr>
-            <w:tcW w:type="dxa" w:w="3040"/>
-            <w:shd w:fill="F2F2F2" w:color="auto" w:val="clear"/>
-            <w:tcMar>
-              <w:top w:type="dxa" w:w="60"/>
-              <w:left w:type="dxa" w:w="120"/>
-              <w:bottom w:type="dxa" w:w="60"/>
-              <w:right w:type="dxa" w:w="120"/>
-            </w:tcMar>
-            <w:vAlign w:val="top"/>
-          </w:tcPr>
-          <w:p>
-            <w:pPr>
-              <w:spacing w:after="40" w:before="0"/>
-              <w:jc w:val="left"/>
-            </w:pPr>
-            <w:r>
-              <w:rPr>
-                <w:rFonts w:ascii="Arial" w:cs="Arial" w:eastAsia="Arial" w:hAnsi="Arial"/>
-                <w:b w:val="false"/>
-                <w:bCs w:val="false"/>
-                <w:i w:val="false"/>
-                <w:iCs w:val="false"/>
-                <w:color w:val="000000"/>
-                <w:sz w:val="18"/>
-                <w:szCs w:val="18"/>
-              </w:rPr>
-              <w:t xml:space="preserve">Teacher checks constructions during circulation: (a) Does the pair's SSS construction, when measured, match all three sides of the reference? (b) Does the SAS construction match? (c) Are learners correctly using the compass to mark off side lengths (not estimating)? Flag pairs who measure angles with a ruler — redirect: 'Use your protractor for angles, your compass and ruler for sides.' After class reporting, check that all four test names appear correctly in the board table — if any are missing or mislabelled, prompt the class with: 'What do the letters S, A, R, H stand for?'</w:t>
-            </w:r>
-          </w:p>
-        </w:tc>
-      </w:tr>
-      <w:tr>
-        <w:tc>
-          <w:tcPr>
-            <w:tcW w:type="dxa" w:w="1520"/>
-            <w:shd w:fill="E2EFDA" w:color="auto" w:val="clear"/>
-            <w:tcMar>
-              <w:top w:type="dxa" w:w="60"/>
-              <w:left w:type="dxa" w:w="120"/>
-              <w:bottom w:type="dxa" w:w="60"/>
-              <w:right w:type="dxa" w:w="120"/>
-            </w:tcMar>
-            <w:vAlign w:val="top"/>
-          </w:tcPr>
-          <w:p>
-            <w:pPr>
-              <w:spacing w:after="40" w:before="0"/>
-              <w:jc w:val="left"/>
-            </w:pPr>
-            <w:r>
-              <w:rPr>
-                <w:rFonts w:ascii="Arial" w:cs="Arial" w:eastAsia="Arial" w:hAnsi="Arial"/>
-                <w:b/>
-                <w:bCs/>
-                <w:i w:val="false"/>
-                <w:iCs w:val="false"/>
-                <w:color w:val="000000"/>
-                <w:sz w:val="18"/>
-                <w:szCs w:val="18"/>
-              </w:rPr>
-              <w:t xml:space="preserve">Explain Phase</w:t>
-            </w:r>
-          </w:p>
-          <w:p>
-            <w:pPr>
-              <w:spacing w:after="20" w:before="0"/>
-            </w:pPr>
-            <w:r>
-              <w:rPr>
-                <w:rFonts w:ascii="Arial" w:cs="Arial" w:eastAsia="Arial" w:hAnsi="Arial"/>
-                <w:b/>
-                <w:bCs/>
-                <w:color w:val="1F3864"/>
-                <w:sz w:val="16"/>
-                <w:szCs w:val="16"/>
-              </w:rPr>
-              <w:t xml:space="preserve">📹 VIDEO:</w:t>
-            </w:r>
-          </w:p>
-          <w:p>
-            <w:pPr>
-              <w:spacing w:after="20" w:before="0"/>
-            </w:pPr>
-            <w:hyperlink w:history="1" r:id="rIdyxhcer_e9qmotrwseyxfa">
-              <w:r>
-                <w:rPr>
-                  <w:rFonts w:ascii="Arial" w:cs="Arial" w:eastAsia="Arial" w:hAnsi="Arial"/>
-                  <w:color w:val="2E75B6"/>
-                  <w:sz w:val="16"/>
-                  <w:szCs w:val="16"/>
-                  <w:u w:val="single" w:color="2E75B6"/>
-                </w:rPr>
-                <w:t xml:space="preserve">Triangle congruence postulates/criteria</w:t>
-              </w:r>
-            </w:hyperlink>
-          </w:p>
-          <w:p>
-            <w:pPr>
-              <w:spacing w:after="10" w:before="0"/>
-              <w:ind w:left="120"/>
-            </w:pPr>
-            <w:r>
-              <w:rPr>
-                <w:rFonts w:ascii="Arial" w:cs="Arial" w:eastAsia="Arial" w:hAnsi="Arial"/>
-                <w:color w:val="595959"/>
-                <w:sz w:val="14"/>
-                <w:szCs w:val="14"/>
-              </w:rPr>
-              <w:t xml:space="preserve">Source: Khan Academy (English - US curriculum)</w:t>
-            </w:r>
-          </w:p>
-          <w:p>
-            <w:pPr>
-              <w:spacing w:after="10" w:before="0"/>
-              <w:ind w:left="120"/>
-            </w:pPr>
-            <w:hyperlink w:history="1" r:id="rIdirqfwg5f66bxxqgxhjztp">
-              <w:r>
-                <w:rPr>
-                  <w:rFonts w:ascii="Arial" w:cs="Arial" w:eastAsia="Arial" w:hAnsi="Arial"/>
-                  <w:color w:val="595959"/>
-                  <w:sz w:val="14"/>
-                  <w:szCs w:val="14"/>
-                  <w:u w:val="single" w:color="595959"/>
-                </w:rPr>
-                <w:t xml:space="preserve">🔍 Search ARES for similar videos</w:t>
-              </w:r>
-            </w:hyperlink>
-          </w:p>
-          <w:p>
-            <w:pPr>
-              <w:spacing w:after="40" w:before="0"/>
-            </w:pPr>
-            <w:r>
-              <w:rPr>
-                <w:sz w:val="14"/>
-                <w:szCs w:val="14"/>
-              </w:rPr>
-              <w:t xml:space="preserve"/>
-            </w:r>
-          </w:p>
-          <w:p>
-            <w:pPr>
-              <w:spacing w:after="20" w:before="0"/>
-            </w:pPr>
-            <w:r>
-              <w:rPr>
-                <w:rFonts w:ascii="Arial" w:cs="Arial" w:eastAsia="Arial" w:hAnsi="Arial"/>
-                <w:b/>
-                <w:bCs/>
-                <w:color w:val="1F3864"/>
-                <w:sz w:val="16"/>
-                <w:szCs w:val="16"/>
-              </w:rPr>
-              <w:t xml:space="preserve">📖 HTML:</w:t>
-            </w:r>
-          </w:p>
-          <w:p>
-            <w:pPr>
-              <w:spacing w:after="20" w:before="0"/>
-            </w:pPr>
-            <w:hyperlink w:history="1" r:id="rIdnegdtp3mc8p8etfg3stfl">
-              <w:r>
-                <w:rPr>
-                  <w:rFonts w:ascii="Arial" w:cs="Arial" w:eastAsia="Arial" w:hAnsi="Arial"/>
-                  <w:color w:val="2E75B6"/>
-                  <w:sz w:val="16"/>
-                  <w:szCs w:val="16"/>
-                  <w:u w:val="single" w:color="2E75B6"/>
-                </w:rPr>
-                <w:t xml:space="preserve">SAS Triangle Congruence (Flexbook)</w:t>
-              </w:r>
-            </w:hyperlink>
-          </w:p>
-          <w:p>
-            <w:pPr>
-              <w:spacing w:after="10" w:before="0"/>
-              <w:ind w:left="120"/>
-            </w:pPr>
-            <w:r>
-              <w:rPr>
-                <w:rFonts w:ascii="Arial" w:cs="Arial" w:eastAsia="Arial" w:hAnsi="Arial"/>
-                <w:color w:val="595959"/>
-                <w:sz w:val="14"/>
-                <w:szCs w:val="14"/>
-              </w:rPr>
-              <w:t xml:space="preserve">Source: CK-12</w:t>
-            </w:r>
-          </w:p>
-          <w:p>
-            <w:pPr>
-              <w:spacing w:after="10" w:before="0"/>
-              <w:ind w:left="120"/>
-            </w:pPr>
-            <w:hyperlink w:history="1" r:id="rIdvxhbhb-ljdqqpw1pmvuxg">
-              <w:r>
-                <w:rPr>
-                  <w:rFonts w:ascii="Arial" w:cs="Arial" w:eastAsia="Arial" w:hAnsi="Arial"/>
-                  <w:color w:val="595959"/>
-                  <w:sz w:val="14"/>
-                  <w:szCs w:val="14"/>
-                  <w:u w:val="single" w:color="595959"/>
-                </w:rPr>
-                <w:t xml:space="preserve">🔍 Search ARES for similar readings</w:t>
-              </w:r>
-            </w:hyperlink>
-          </w:p>
-        </w:tc>
-        <w:tc>
-          <w:tcPr>
-            <w:tcW w:type="dxa" w:w="3040"/>
-            <w:shd w:fill="FFFFFF" w:color="auto" w:val="clear"/>
-            <w:tcMar>
-              <w:top w:type="dxa" w:w="60"/>
-              <w:left w:type="dxa" w:w="120"/>
-              <w:bottom w:type="dxa" w:w="60"/>
-              <w:right w:type="dxa" w:w="120"/>
-            </w:tcMar>
-            <w:vAlign w:val="top"/>
-          </w:tcPr>
-          <w:p>
-            <w:pPr>
-              <w:spacing w:after="40" w:before="0"/>
-              <w:jc w:val="left"/>
-            </w:pPr>
-            <w:r>
-              <w:rPr>
-                <w:rFonts w:ascii="Arial" w:cs="Arial" w:eastAsia="Arial" w:hAnsi="Arial"/>
-                <w:b w:val="false"/>
-                <w:bCs w:val="false"/>
-                <w:i w:val="false"/>
-                <w:iCs w:val="false"/>
-                <w:color w:val="000000"/>
-                <w:sz w:val="18"/>
-                <w:szCs w:val="18"/>
-              </w:rPr>
-              <w:t xml:space="preserve">Learners individually apply the four congruence tests to a worked example: triangle PQR with P(1,1), Q(5,1), R(5,4) and its reflection triangle P'Q'R' in the y-axis with P'(−1,1), Q'(−5,1), R'(−5,4). They calculate the lengths of all three sides of both triangles using the distance formula (or Pythagoras on the grid), list corresponding sides, and write a formal congruence statement: 'Triangle PQR ≅ Triangle P'Q'R' by SSS.' They also identify whether this is direct or opposite congruence and explain in one sentence why it is opposite. Finally, in a class discussion, they connect this back to the matatu: 'The lorry and its mirror image satisfy SSS congruence, which is why the image is always exactly the same size and shape — but because the congruence is opposite, the right headlight appears on the left.'</w:t>
-            </w:r>
-          </w:p>
-        </w:tc>
-        <w:tc>
-          <w:tcPr>
-            <w:tcW w:type="dxa" w:w="3040"/>
-            <w:shd w:fill="F2F2F2" w:color="auto" w:val="clear"/>
-            <w:tcMar>
-              <w:top w:type="dxa" w:w="60"/>
-              <w:left w:type="dxa" w:w="120"/>
-              <w:bottom w:type="dxa" w:w="60"/>
-              <w:right w:type="dxa" w:w="120"/>
-            </w:tcMar>
-            <w:vAlign w:val="top"/>
-          </w:tcPr>
-          <w:p>
-            <w:pPr>
-              <w:spacing w:after="40" w:before="0"/>
-              <w:jc w:val="left"/>
-            </w:pPr>
-            <w:r>
-              <w:rPr>
-                <w:rFonts w:ascii="Arial" w:cs="Arial" w:eastAsia="Arial" w:hAnsi="Arial"/>
-                <w:b w:val="false"/>
-                <w:bCs w:val="false"/>
-                <w:i w:val="false"/>
-                <w:iCs w:val="false"/>
-                <w:color w:val="000000"/>
-                <w:sz w:val="18"/>
-                <w:szCs w:val="18"/>
-              </w:rPr>
-              <w:t xml:space="preserve">Write triangle PQR and P'Q'R' on the board (or display on screen) with coordinates. Say: 'Now we will use what we just discovered to formally prove — using mathematics, not just our eyes — that the matatu mirror image of any triangle is always congruent to the original. Work through this example in your book. First, calculate PQ, QR, PR. Then calculate P'Q', Q'R', P'R'. Then decide which congruence test applies.' [WAIT TIME: 5 minutes individual work.] Cold-call 2 learners to state the side lengths — write on board. Ask: 'Which congruence test applies?' [WAIT TIME: 10 seconds.] Cold-call 1 learner. Say: 'Write the congruence statement in your book using the symbol ≅.' After learners write it, ask: 'Is this direct or opposite congruence — can you pick up triangle PQR and place it exactly on top of P'Q'R' without flipping it off the page?' [WAIT TIME: 10 seconds.] Cold-call 1 learner. Summarise: 'Every reflected triangle is congruent to its object by SSS — and it is always opposite (indirect) congruence, because reflection flips the orientation. This is the mathematical proof that the lorry in the matatu mirror is an exact copy — same sides, same angles — but mirror-reversed.' Write the four tests in a summary box on the board: SSS, SAS, AAS/ASA, RHS.</w:t>
-            </w:r>
-          </w:p>
-        </w:tc>
-        <w:tc>
-          <w:tcPr>
-            <w:tcW w:type="dxa" w:w="3040"/>
-            <w:shd w:fill="FFFFFF" w:color="auto" w:val="clear"/>
-            <w:tcMar>
-              <w:top w:type="dxa" w:w="60"/>
-              <w:left w:type="dxa" w:w="120"/>
-              <w:bottom w:type="dxa" w:w="60"/>
-              <w:right w:type="dxa" w:w="120"/>
-            </w:tcMar>
-            <w:vAlign w:val="top"/>
-          </w:tcPr>
-          <w:p>
-            <w:pPr>
-              <w:spacing w:after="40" w:before="0"/>
-              <w:jc w:val="left"/>
-            </w:pPr>
-            <w:r>
-              <w:rPr>
-                <w:rFonts w:ascii="Arial" w:cs="Arial" w:eastAsia="Arial" w:hAnsi="Arial"/>
-                <w:b w:val="false"/>
-                <w:bCs w:val="false"/>
-                <w:i w:val="false"/>
-                <w:iCs w:val="false"/>
-                <w:color w:val="000000"/>
-                <w:sz w:val="18"/>
-                <w:szCs w:val="18"/>
-              </w:rPr>
-              <w:t xml:space="preserve">Worked example with formal congruence statement (NGSS SEP-6: Constructing Explanations): moving from empirical observation (construction tasks) to formal mathematical proof (congruence statement with symbol and test name) deepens understanding. Connecting the abstract proof back to the matatu phenomenon in the final sentence ensures every learner can articulate the real-world meaning of the mathematics.</w:t>
-            </w:r>
-          </w:p>
-        </w:tc>
-        <w:tc>
-          <w:tcPr>
-            <w:tcW w:type="dxa" w:w="3040"/>
-            <w:shd w:fill="F2F2F2" w:color="auto" w:val="clear"/>
-            <w:tcMar>
-              <w:top w:type="dxa" w:w="60"/>
-              <w:left w:type="dxa" w:w="120"/>
-              <w:bottom w:type="dxa" w:w="60"/>
-              <w:right w:type="dxa" w:w="120"/>
-            </w:tcMar>
-            <w:vAlign w:val="top"/>
-          </w:tcPr>
-          <w:p>
-            <w:pPr>
-              <w:spacing w:after="40" w:before="0"/>
-              <w:jc w:val="left"/>
-            </w:pPr>
-            <w:r>
-              <w:rPr>
-                <w:rFonts w:ascii="Arial" w:cs="Arial" w:eastAsia="Arial" w:hAnsi="Arial"/>
-                <w:b w:val="false"/>
-                <w:bCs w:val="false"/>
-                <w:i w:val="false"/>
-                <w:iCs w:val="false"/>
-                <w:color w:val="000000"/>
-                <w:sz w:val="18"/>
-                <w:szCs w:val="18"/>
-              </w:rPr>
-              <w:t xml:space="preserve">Collect one exercise book per pair and quickly check: (a) Are side lengths calculated correctly (PQ = 4, QR = 3, PR = 5; P'Q' = 4, Q'R' = 3, P'R' = 5)? (b) Is the congruence test identified as SSS? (c) Is the congruence statement written with the ≅ symbol and correct vertex order? (d) Is the direct/opposite distinction correctly identified as 'opposite'? Note any learner who writes SAS or AAS — probe: 'You found all three sides equal — which test uses three sides?'</w:t>
-            </w:r>
-          </w:p>
-        </w:tc>
-      </w:tr>
-      <w:tr>
-        <w:tc>
-          <w:tcPr>
-            <w:tcW w:type="dxa" w:w="1520"/>
-            <w:shd w:fill="FCE4D6" w:color="auto" w:val="clear"/>
-            <w:tcMar>
-              <w:top w:type="dxa" w:w="60"/>
-              <w:left w:type="dxa" w:w="120"/>
-              <w:bottom w:type="dxa" w:w="60"/>
-              <w:right w:type="dxa" w:w="120"/>
-            </w:tcMar>
-            <w:vAlign w:val="top"/>
-          </w:tcPr>
-          <w:p>
-            <w:pPr>
-              <w:spacing w:after="40" w:before="0"/>
-              <w:jc w:val="left"/>
-            </w:pPr>
-            <w:r>
-              <w:rPr>
-                <w:rFonts w:ascii="Arial" w:cs="Arial" w:eastAsia="Arial" w:hAnsi="Arial"/>
-                <w:b/>
-                <w:bCs/>
-                <w:i w:val="false"/>
-                <w:iCs w:val="false"/>
-                <w:color w:val="000000"/>
-                <w:sz w:val="18"/>
-                <w:szCs w:val="18"/>
-              </w:rPr>
-              <w:t xml:space="preserve">Driving Question Board (DQB) Creation</w:t>
-            </w:r>
-          </w:p>
-          <w:p>
-            <w:pPr>
-              <w:spacing w:after="20" w:before="0"/>
-            </w:pPr>
-            <w:r>
-              <w:rPr>
-                <w:rFonts w:ascii="Arial" w:cs="Arial" w:eastAsia="Arial" w:hAnsi="Arial"/>
-                <w:b/>
-                <w:bCs/>
-                <w:color w:val="1F3864"/>
-                <w:sz w:val="16"/>
-                <w:szCs w:val="16"/>
-              </w:rPr>
-              <w:t xml:space="preserve">📹 VIDEO:</w:t>
-            </w:r>
-          </w:p>
-          <w:p>
-            <w:pPr>
-              <w:spacing w:after="20" w:before="0"/>
-            </w:pPr>
-            <w:hyperlink w:history="1" r:id="rIdghtzu63kln5b-fcmprevm">
-              <w:r>
-                <w:rPr>
-                  <w:rFonts w:ascii="Arial" w:cs="Arial" w:eastAsia="Arial" w:hAnsi="Arial"/>
-                  <w:color w:val="2E75B6"/>
-                  <w:sz w:val="16"/>
-                  <w:szCs w:val="16"/>
-                  <w:u w:val="single" w:color="2E75B6"/>
-                </w:rPr>
-                <w:t xml:space="preserve">Proving the ASA and AAS triangle congruence criteria using transformations</w:t>
-              </w:r>
-            </w:hyperlink>
-          </w:p>
-          <w:p>
-            <w:pPr>
-              <w:spacing w:after="10" w:before="0"/>
-              <w:ind w:left="120"/>
-            </w:pPr>
-            <w:r>
-              <w:rPr>
-                <w:rFonts w:ascii="Arial" w:cs="Arial" w:eastAsia="Arial" w:hAnsi="Arial"/>
-                <w:color w:val="595959"/>
-                <w:sz w:val="14"/>
-                <w:szCs w:val="14"/>
-              </w:rPr>
-              <w:t xml:space="preserve">Source: Khan Academy (English - US curriculum)</w:t>
-            </w:r>
-          </w:p>
-          <w:p>
-            <w:pPr>
-              <w:spacing w:after="10" w:before="0"/>
-              <w:ind w:left="120"/>
-            </w:pPr>
-            <w:hyperlink w:history="1" r:id="rIdqtgmiyjelfo-7mu-je6tp">
-              <w:r>
-                <w:rPr>
-                  <w:rFonts w:ascii="Arial" w:cs="Arial" w:eastAsia="Arial" w:hAnsi="Arial"/>
-                  <w:color w:val="595959"/>
-                  <w:sz w:val="14"/>
-                  <w:szCs w:val="14"/>
-                  <w:u w:val="single" w:color="595959"/>
-                </w:rPr>
-                <w:t xml:space="preserve">🔍 Search ARES for similar videos</w:t>
-              </w:r>
-            </w:hyperlink>
-          </w:p>
-          <w:p>
-            <w:pPr>
-              <w:spacing w:after="40" w:before="0"/>
-            </w:pPr>
-            <w:r>
-              <w:rPr>
-                <w:sz w:val="14"/>
-                <w:szCs w:val="14"/>
-              </w:rPr>
-              <w:t xml:space="preserve"/>
-            </w:r>
-          </w:p>
-          <w:p>
-            <w:pPr>
-              <w:spacing w:after="20" w:before="0"/>
-            </w:pPr>
-            <w:r>
-              <w:rPr>
-                <w:rFonts w:ascii="Arial" w:cs="Arial" w:eastAsia="Arial" w:hAnsi="Arial"/>
-                <w:b/>
-                <w:bCs/>
-                <w:color w:val="1F3864"/>
-                <w:sz w:val="16"/>
-                <w:szCs w:val="16"/>
-              </w:rPr>
-              <w:t xml:space="preserve">📖 EXERCISE:</w:t>
-            </w:r>
-          </w:p>
-          <w:p>
-            <w:pPr>
-              <w:spacing w:after="20" w:before="0"/>
-            </w:pPr>
-            <w:hyperlink w:history="1" r:id="rIdhijuhjq_uwykrghql07to">
-              <w:r>
-                <w:rPr>
-                  <w:rFonts w:ascii="Arial" w:cs="Arial" w:eastAsia="Arial" w:hAnsi="Arial"/>
-                  <w:color w:val="2E75B6"/>
-                  <w:sz w:val="16"/>
-                  <w:szCs w:val="16"/>
-                  <w:u w:val="single" w:color="2E75B6"/>
-                </w:rPr>
-                <w:t xml:space="preserve">SAS Triangle Congruence Practice</w:t>
-              </w:r>
-            </w:hyperlink>
-          </w:p>
-          <w:p>
-            <w:pPr>
-              <w:spacing w:after="10" w:before="0"/>
-              <w:ind w:left="120"/>
-            </w:pPr>
-            <w:r>
-              <w:rPr>
-                <w:rFonts w:ascii="Arial" w:cs="Arial" w:eastAsia="Arial" w:hAnsi="Arial"/>
-                <w:color w:val="595959"/>
-                <w:sz w:val="14"/>
-                <w:szCs w:val="14"/>
-              </w:rPr>
-              <w:t xml:space="preserve">Source: CK-12</w:t>
-            </w:r>
-          </w:p>
-          <w:p>
-            <w:pPr>
-              <w:spacing w:after="10" w:before="0"/>
-              <w:ind w:left="120"/>
-            </w:pPr>
-            <w:hyperlink w:history="1" r:id="rIdefibgpqcrz3swnzlqpmak">
-              <w:r>
-                <w:rPr>
-                  <w:rFonts w:ascii="Arial" w:cs="Arial" w:eastAsia="Arial" w:hAnsi="Arial"/>
-                  <w:color w:val="595959"/>
-                  <w:sz w:val="14"/>
-                  <w:szCs w:val="14"/>
-                  <w:u w:val="single" w:color="595959"/>
-                </w:rPr>
-                <w:t xml:space="preserve">🔍 Search ARES for similar readings</w:t>
-              </w:r>
-            </w:hyperlink>
-          </w:p>
-        </w:tc>
-        <w:tc>
-          <w:tcPr>
-            <w:tcW w:type="dxa" w:w="3040"/>
-            <w:shd w:fill="FFFFFF" w:color="auto" w:val="clear"/>
-            <w:tcMar>
-              <w:top w:type="dxa" w:w="60"/>
-              <w:left w:type="dxa" w:w="120"/>
-              <w:bottom w:type="dxa" w:w="60"/>
-              <w:right w:type="dxa" w:w="120"/>
-            </w:tcMar>
-            <w:vAlign w:val="top"/>
-          </w:tcPr>
-          <w:p>
-            <w:pPr>
-              <w:spacing w:after="40" w:before="0"/>
-              <w:jc w:val="left"/>
-            </w:pPr>
-            <w:r>
-              <w:rPr>
-                <w:rFonts w:ascii="Arial" w:cs="Arial" w:eastAsia="Arial" w:hAnsi="Arial"/>
-                <w:b w:val="false"/>
-                <w:bCs w:val="false"/>
-                <w:i w:val="false"/>
-                <w:iCs w:val="false"/>
-                <w:color w:val="000000"/>
-                <w:sz w:val="18"/>
-                <w:szCs w:val="18"/>
-              </w:rPr>
-              <w:t xml:space="preserve">In small groups of three, learners review the class Driving Question Board. They are given two sticky notes each. On the first (green), they write one claim their group can now confidently make to answer part of the driving question: e.g. 'We can prove the mirror image of the lorry is congruent to the lorry by SSS.' On the second (orange), they write one question that Lesson 7 has raised or left unanswered for them: e.g. 'Does SSS always work for non-triangles — like the rectangular lorry body?' Groups place their sticky notes on the DQB and the class does a brief gallery read of the new additions.</w:t>
-            </w:r>
-          </w:p>
-        </w:tc>
-        <w:tc>
-          <w:tcPr>
-            <w:tcW w:type="dxa" w:w="3040"/>
-            <w:shd w:fill="F2F2F2" w:color="auto" w:val="clear"/>
-            <w:tcMar>
-              <w:top w:type="dxa" w:w="60"/>
-              <w:left w:type="dxa" w:w="120"/>
-              <w:bottom w:type="dxa" w:w="60"/>
-              <w:right w:type="dxa" w:w="120"/>
-            </w:tcMar>
-            <w:vAlign w:val="top"/>
-          </w:tcPr>
-          <w:p>
-            <w:pPr>
-              <w:spacing w:after="40" w:before="0"/>
-              <w:jc w:val="left"/>
-            </w:pPr>
-            <w:r>
-              <w:rPr>
-                <w:rFonts w:ascii="Arial" w:cs="Arial" w:eastAsia="Arial" w:hAnsi="Arial"/>
-                <w:b w:val="false"/>
-                <w:bCs w:val="false"/>
-                <w:i w:val="false"/>
-                <w:iCs w:val="false"/>
-                <w:color w:val="000000"/>
-                <w:sz w:val="18"/>
-                <w:szCs w:val="18"/>
-              </w:rPr>
-              <w:t xml:space="preserve">Direct learners' attention to the DQB. Say: 'Look at the questions we have posted since Lesson 1. Which ones can we now answer — or partially answer — after today?' [WAIT TIME: 30 seconds for learners to scan the board.] Distribute sticky notes. Say: 'Green note: write one thing you can now PROVE about the matatu mirror image, using the congruence tests from today. Orange note: write one question this lesson has raised for you that we have not yet fully answered.' [WAIT TIME: 3 minutes.] Ask pairs to come up and stick notes. Cold-call 3 groups to read their green claim aloud. After each, ask the class: 'Do you agree? Give a thumbs-up if you accept this as a proven claim.' For any contested claim, ask: 'What evidence from today supports or challenges this?' Draw attention to any orange notes that connect to Lesson 8 (the final lesson), e.g. questions about applying congruence to real-life engineering — say: 'These are great questions. Our final lesson will explore exactly how congruence is used in design and construction — and how it connects back to our matatu mirror.'</w:t>
-            </w:r>
-          </w:p>
-        </w:tc>
-        <w:tc>
-          <w:tcPr>
-            <w:tcW w:type="dxa" w:w="3040"/>
-            <w:shd w:fill="FFFFFF" w:color="auto" w:val="clear"/>
-            <w:tcMar>
-              <w:top w:type="dxa" w:w="60"/>
-              <w:left w:type="dxa" w:w="120"/>
-              <w:bottom w:type="dxa" w:w="60"/>
-              <w:right w:type="dxa" w:w="120"/>
-            </w:tcMar>
-            <w:vAlign w:val="top"/>
-          </w:tcPr>
-          <w:p>
-            <w:pPr>
-              <w:spacing w:after="40" w:before="0"/>
-              <w:jc w:val="left"/>
-            </w:pPr>
-            <w:r>
-              <w:rPr>
-                <w:rFonts w:ascii="Arial" w:cs="Arial" w:eastAsia="Arial" w:hAnsi="Arial"/>
-                <w:b w:val="false"/>
-                <w:bCs w:val="false"/>
-                <w:i w:val="false"/>
-                <w:iCs w:val="false"/>
-                <w:color w:val="000000"/>
-                <w:sz w:val="18"/>
-                <w:szCs w:val="18"/>
-              </w:rPr>
-              <w:t xml:space="preserve">Claim–Evidence–Reasoning on the DQB (NGSS SEP-7: Engaging in Argument from Evidence): separating proven claims (green) from new questions (orange) trains learners to distinguish what is now established from what remains open, building the habit of evidence-based reasoning that underpins both mathematical proof and scientific inquiry.</w:t>
-            </w:r>
-          </w:p>
-        </w:tc>
-        <w:tc>
-          <w:tcPr>
-            <w:tcW w:type="dxa" w:w="3040"/>
-            <w:shd w:fill="F2F2F2" w:color="auto" w:val="clear"/>
-            <w:tcMar>
-              <w:top w:type="dxa" w:w="60"/>
-              <w:left w:type="dxa" w:w="120"/>
-              <w:bottom w:type="dxa" w:w="60"/>
-              <w:right w:type="dxa" w:w="120"/>
-            </w:tcMar>
-            <w:vAlign w:val="top"/>
-          </w:tcPr>
-          <w:p>
-            <w:pPr>
-              <w:spacing w:after="40" w:before="0"/>
-              <w:jc w:val="left"/>
-            </w:pPr>
-            <w:r>
-              <w:rPr>
-                <w:rFonts w:ascii="Arial" w:cs="Arial" w:eastAsia="Arial" w:hAnsi="Arial"/>
-                <w:b w:val="false"/>
-                <w:bCs w:val="false"/>
-                <w:i w:val="false"/>
-                <w:iCs w:val="false"/>
-                <w:color w:val="000000"/>
-                <w:sz w:val="18"/>
-                <w:szCs w:val="18"/>
-              </w:rPr>
-              <w:t xml:space="preserve">Read all green sticky notes — look for: (a) Claims that correctly name a congruence test (SSS, SAS, AAS, RHS); (b) Claims that use the word 'prove' or 'congruent'; (c) Claims that reference the matatu/mirror context. Flag any green note that makes an incorrect claim (e.g. 'two sides are enough') — use it as a teaching moment without embarrassing the group: 'This is interesting — can the class find the counterexample to this claim?'</w:t>
-            </w:r>
-          </w:p>
-        </w:tc>
-      </w:tr>
-      <w:tr>
-        <w:tc>
-          <w:tcPr>
-            <w:tcW w:type="dxa" w:w="1520"/>
-            <w:shd w:fill="D5E8F0" w:color="auto" w:val="clear"/>
-            <w:tcMar>
-              <w:top w:type="dxa" w:w="60"/>
-              <w:left w:type="dxa" w:w="120"/>
-              <w:bottom w:type="dxa" w:w="60"/>
-              <w:right w:type="dxa" w:w="120"/>
-            </w:tcMar>
-            <w:vAlign w:val="top"/>
-          </w:tcPr>
-          <w:p>
-            <w:pPr>
-              <w:spacing w:after="40" w:before="0"/>
-              <w:jc w:val="left"/>
-            </w:pPr>
-            <w:r>
-              <w:rPr>
-                <w:rFonts w:ascii="Arial" w:cs="Arial" w:eastAsia="Arial" w:hAnsi="Arial"/>
-                <w:b/>
-                <w:bCs/>
-                <w:i w:val="false"/>
-                <w:iCs w:val="false"/>
-                <w:color w:val="000000"/>
-                <w:sz w:val="18"/>
-                <w:szCs w:val="18"/>
-              </w:rPr>
-              <w:t xml:space="preserve">Model Building Phase</w:t>
-            </w:r>
-          </w:p>
-          <w:p>
-            <w:pPr>
-              <w:spacing w:after="20" w:before="0"/>
-            </w:pPr>
-            <w:r>
-              <w:rPr>
-                <w:rFonts w:ascii="Arial" w:cs="Arial" w:eastAsia="Arial" w:hAnsi="Arial"/>
-                <w:b/>
-                <w:bCs/>
-                <w:color w:val="1F3864"/>
-                <w:sz w:val="16"/>
-                <w:szCs w:val="16"/>
-              </w:rPr>
-              <w:t xml:space="preserve">📹 VIDEO:</w:t>
-            </w:r>
-          </w:p>
-          <w:p>
-            <w:pPr>
-              <w:spacing w:after="20" w:before="0"/>
-            </w:pPr>
-            <w:hyperlink w:history="1" r:id="rIdmvb0zqq7rcmcfhvcayoo9">
-              <w:r>
-                <w:rPr>
-                  <w:rFonts w:ascii="Arial" w:cs="Arial" w:eastAsia="Arial" w:hAnsi="Arial"/>
-                  <w:color w:val="2E75B6"/>
-                  <w:sz w:val="16"/>
-                  <w:szCs w:val="16"/>
-                  <w:u w:val="single" w:color="2E75B6"/>
-                </w:rPr>
-                <w:t xml:space="preserve">Triangle congruence postulates/criteria -dubbed(KY)</w:t>
-              </w:r>
-            </w:hyperlink>
-          </w:p>
-          <w:p>
-            <w:pPr>
-              <w:spacing w:after="10" w:before="0"/>
-              <w:ind w:left="120"/>
-            </w:pPr>
-            <w:r>
-              <w:rPr>
-                <w:rFonts w:ascii="Arial" w:cs="Arial" w:eastAsia="Arial" w:hAnsi="Arial"/>
-                <w:color w:val="595959"/>
-                <w:sz w:val="14"/>
-                <w:szCs w:val="14"/>
-              </w:rPr>
-              <w:t xml:space="preserve">Source: Khan Academy (Kiswahili)</w:t>
-            </w:r>
-          </w:p>
-          <w:p>
-            <w:pPr>
-              <w:spacing w:after="10" w:before="0"/>
-              <w:ind w:left="120"/>
-            </w:pPr>
-            <w:hyperlink w:history="1" r:id="rIdfkre9h4zyl5wndd5mh1zf">
-              <w:r>
-                <w:rPr>
-                  <w:rFonts w:ascii="Arial" w:cs="Arial" w:eastAsia="Arial" w:hAnsi="Arial"/>
-                  <w:color w:val="595959"/>
-                  <w:sz w:val="14"/>
-                  <w:szCs w:val="14"/>
-                  <w:u w:val="single" w:color="595959"/>
-                </w:rPr>
-                <w:t xml:space="preserve">🔍 Search ARES for similar videos</w:t>
-              </w:r>
-            </w:hyperlink>
-          </w:p>
-          <w:p>
-            <w:pPr>
-              <w:spacing w:after="40" w:before="0"/>
-            </w:pPr>
-            <w:r>
-              <w:rPr>
-                <w:sz w:val="14"/>
-                <w:szCs w:val="14"/>
-              </w:rPr>
-              <w:t xml:space="preserve"/>
-            </w:r>
-          </w:p>
-          <w:p>
-            <w:pPr>
-              <w:spacing w:after="20" w:before="0"/>
-            </w:pPr>
-            <w:r>
-              <w:rPr>
-                <w:rFonts w:ascii="Arial" w:cs="Arial" w:eastAsia="Arial" w:hAnsi="Arial"/>
-                <w:b/>
-                <w:bCs/>
-                <w:color w:val="1F3864"/>
-                <w:sz w:val="16"/>
-                <w:szCs w:val="16"/>
-              </w:rPr>
-              <w:t xml:space="preserve">📖 HTML:</w:t>
-            </w:r>
-          </w:p>
-          <w:p>
-            <w:pPr>
-              <w:spacing w:after="20" w:before="0"/>
-            </w:pPr>
-            <w:hyperlink w:history="1" r:id="rIdxwdbklesfrbnorv43xyls">
-              <w:r>
-                <w:rPr>
-                  <w:rFonts w:ascii="Arial" w:cs="Arial" w:eastAsia="Arial" w:hAnsi="Arial"/>
-                  <w:color w:val="2E75B6"/>
-                  <w:sz w:val="16"/>
-                  <w:szCs w:val="16"/>
-                  <w:u w:val="single" w:color="2E75B6"/>
-                </w:rPr>
-                <w:t xml:space="preserve">SAS Triangle Congruence (PLIX)</w:t>
-              </w:r>
-            </w:hyperlink>
-          </w:p>
-          <w:p>
-            <w:pPr>
-              <w:spacing w:after="10" w:before="0"/>
-              <w:ind w:left="120"/>
-            </w:pPr>
-            <w:r>
-              <w:rPr>
-                <w:rFonts w:ascii="Arial" w:cs="Arial" w:eastAsia="Arial" w:hAnsi="Arial"/>
-                <w:color w:val="595959"/>
-                <w:sz w:val="14"/>
-                <w:szCs w:val="14"/>
-              </w:rPr>
-              <w:t xml:space="preserve">Source: CK-12</w:t>
-            </w:r>
-          </w:p>
-          <w:p>
-            <w:pPr>
-              <w:spacing w:after="10" w:before="0"/>
-              <w:ind w:left="120"/>
-            </w:pPr>
-            <w:hyperlink w:history="1" r:id="rIdnahdbda1zj5l77dbwol8e">
+            <w:hyperlink w:history="1" r:id="rIdexo7kqoqcuk0atkbqi6kz">
               <w:r>
                 <w:rPr>
                   <w:rFonts w:ascii="Arial" w:cs="Arial" w:eastAsia="Arial" w:hAnsi="Arial"/>
@@ -24547,7 +24547,7 @@
             <w:pPr>
               <w:spacing w:after="20" w:before="0"/>
             </w:pPr>
-            <w:hyperlink w:history="1" r:id="rId1lryufhh-6fq5s5j3qjqn">
+            <w:hyperlink w:history="1" r:id="rId5ryg9meeb_dvgztkia78c">
               <w:r>
                 <w:rPr>
                   <w:rFonts w:ascii="Arial" w:cs="Arial" w:eastAsia="Arial" w:hAnsi="Arial"/>
@@ -24556,7 +24556,7 @@
                   <w:szCs w:val="16"/>
                   <w:u w:val="single" w:color="2E75B6"/>
                 </w:rPr>
-                <w:t xml:space="preserve">Reflecting points in the coordinate plane</w:t>
+                <w:t xml:space="preserve">Corresponding angles in congruent triangles</w:t>
               </w:r>
             </w:hyperlink>
           </w:p>
@@ -24580,7 +24580,7 @@
               <w:spacing w:after="10" w:before="0"/>
               <w:ind w:left="120"/>
             </w:pPr>
-            <w:hyperlink w:history="1" r:id="rId1ibjgvcn9d2q9mtbbmxwk">
+            <w:hyperlink w:history="1" r:id="rIdbskw4z9q1bvuvahdomlnj">
               <w:r>
                 <w:rPr>
                   <w:rFonts w:ascii="Arial" w:cs="Arial" w:eastAsia="Arial" w:hAnsi="Arial"/>
@@ -24625,7 +24625,7 @@
             <w:pPr>
               <w:spacing w:after="20" w:before="0"/>
             </w:pPr>
-            <w:hyperlink w:history="1" r:id="rIdrwmjaro9db6brqmdfupv4">
+            <w:hyperlink w:history="1" r:id="rId2chqkjnzxg_jfe9pgebk-">
               <w:r>
                 <w:rPr>
                   <w:rFonts w:ascii="Arial" w:cs="Arial" w:eastAsia="Arial" w:hAnsi="Arial"/>
@@ -24658,7 +24658,7 @@
               <w:spacing w:after="10" w:before="0"/>
               <w:ind w:left="120"/>
             </w:pPr>
-            <w:hyperlink w:history="1" r:id="rIdouxlprxresez20pxorsan">
+            <w:hyperlink w:history="1" r:id="rIdzyn4npx8p2k2dgg31ahmx">
               <w:r>
                 <w:rPr>
                   <w:rFonts w:ascii="Arial" w:cs="Arial" w:eastAsia="Arial" w:hAnsi="Arial"/>
@@ -24853,7 +24853,7 @@
             <w:pPr>
               <w:spacing w:after="20" w:before="0"/>
             </w:pPr>
-            <w:hyperlink w:history="1" r:id="rIdxpgq8rpst1aqj2ywjb7bg">
+            <w:hyperlink w:history="1" r:id="rId_sgydcxslcvl4-_qxw_-z">
               <w:r>
                 <w:rPr>
                   <w:rFonts w:ascii="Arial" w:cs="Arial" w:eastAsia="Arial" w:hAnsi="Arial"/>
@@ -24862,7 +24862,7 @@
                   <w:szCs w:val="16"/>
                   <w:u w:val="single" w:color="2E75B6"/>
                 </w:rPr>
-                <w:t xml:space="preserve">Specular and diffuse reflection</w:t>
+                <w:t xml:space="preserve">Corresponding angles in congruent triangles -dubbed(KY)</w:t>
               </w:r>
             </w:hyperlink>
           </w:p>
@@ -24878,7 +24878,7 @@
                 <w:sz w:val="14"/>
                 <w:szCs w:val="14"/>
               </w:rPr>
-              <w:t xml:space="preserve">Source: Khan Academy (English - US curriculum)</w:t>
+              <w:t xml:space="preserve">Source: Khan Academy (Kiswahili)</w:t>
             </w:r>
           </w:p>
           <w:p>
@@ -24886,7 +24886,7 @@
               <w:spacing w:after="10" w:before="0"/>
               <w:ind w:left="120"/>
             </w:pPr>
-            <w:hyperlink w:history="1" r:id="rIdtxzb_xsukboasssn2r2zh">
+            <w:hyperlink w:history="1" r:id="rIdjxrabulqsup9rn611txw2">
               <w:r>
                 <w:rPr>
                   <w:rFonts w:ascii="Arial" w:cs="Arial" w:eastAsia="Arial" w:hAnsi="Arial"/>
@@ -24931,7 +24931,7 @@
             <w:pPr>
               <w:spacing w:after="20" w:before="0"/>
             </w:pPr>
-            <w:hyperlink w:history="1" r:id="rIdzx9lwle_rb1ui5jy_3rgs">
+            <w:hyperlink w:history="1" r:id="rIdhh3xjchoiotg2ccokfhiq">
               <w:r>
                 <w:rPr>
                   <w:rFonts w:ascii="Arial" w:cs="Arial" w:eastAsia="Arial" w:hAnsi="Arial"/>
@@ -24964,7 +24964,7 @@
               <w:spacing w:after="10" w:before="0"/>
               <w:ind w:left="120"/>
             </w:pPr>
-            <w:hyperlink w:history="1" r:id="rIdh-9tc_cxbl8efndjothha">
+            <w:hyperlink w:history="1" r:id="rId1_u5ikoknfg5tjrgn5ozd">
               <w:r>
                 <w:rPr>
                   <w:rFonts w:ascii="Arial" w:cs="Arial" w:eastAsia="Arial" w:hAnsi="Arial"/>
@@ -25159,7 +25159,7 @@
             <w:pPr>
               <w:spacing w:after="20" w:before="0"/>
             </w:pPr>
-            <w:hyperlink w:history="1" r:id="rIdsq-r3_tvj5ampqffztlt2">
+            <w:hyperlink w:history="1" r:id="rId1xphwkffppubbhd_xpkhy">
               <w:r>
                 <w:rPr>
                   <w:rFonts w:ascii="Arial" w:cs="Arial" w:eastAsia="Arial" w:hAnsi="Arial"/>
@@ -25168,7 +25168,7 @@
                   <w:szCs w:val="16"/>
                   <w:u w:val="single" w:color="2E75B6"/>
                 </w:rPr>
-                <w:t xml:space="preserve">Reflecting points in the coordinate plane</w:t>
+                <w:t xml:space="preserve">Corresponding angles in congruent triangles</w:t>
               </w:r>
             </w:hyperlink>
           </w:p>
@@ -25192,7 +25192,7 @@
               <w:spacing w:after="10" w:before="0"/>
               <w:ind w:left="120"/>
             </w:pPr>
-            <w:hyperlink w:history="1" r:id="rIdtpzoky-vnl13zzdwxoge9">
+            <w:hyperlink w:history="1" r:id="rIdomo3vmpqotxgqd8zud-vr">
               <w:r>
                 <w:rPr>
                   <w:rFonts w:ascii="Arial" w:cs="Arial" w:eastAsia="Arial" w:hAnsi="Arial"/>
@@ -25237,7 +25237,7 @@
             <w:pPr>
               <w:spacing w:after="20" w:before="0"/>
             </w:pPr>
-            <w:hyperlink w:history="1" r:id="rIdxgkozxrpiixjmgtcwebeo">
+            <w:hyperlink w:history="1" r:id="rIdqchd1hsbnqubwktyoldwm">
               <w:r>
                 <w:rPr>
                   <w:rFonts w:ascii="Arial" w:cs="Arial" w:eastAsia="Arial" w:hAnsi="Arial"/>
@@ -25270,7 +25270,7 @@
               <w:spacing w:after="10" w:before="0"/>
               <w:ind w:left="120"/>
             </w:pPr>
-            <w:hyperlink w:history="1" r:id="rIdxoqfqmlomkc1s4tlztsls">
+            <w:hyperlink w:history="1" r:id="rIdtf-lgkgmhnfyacsl-4laa">
               <w:r>
                 <w:rPr>
                   <w:rFonts w:ascii="Arial" w:cs="Arial" w:eastAsia="Arial" w:hAnsi="Arial"/>
@@ -25465,7 +25465,7 @@
             <w:pPr>
               <w:spacing w:after="20" w:before="0"/>
             </w:pPr>
-            <w:hyperlink w:history="1" r:id="rIdsqvyua32skzi1l-tw0huh">
+            <w:hyperlink w:history="1" r:id="rIdzk7bf7cg7d50zu8ruisp3">
               <w:r>
                 <w:rPr>
                   <w:rFonts w:ascii="Arial" w:cs="Arial" w:eastAsia="Arial" w:hAnsi="Arial"/>
@@ -25474,7 +25474,7 @@
                   <w:szCs w:val="16"/>
                   <w:u w:val="single" w:color="2E75B6"/>
                 </w:rPr>
-                <w:t xml:space="preserve">Reflecting points in the coordinate plane</w:t>
+                <w:t xml:space="preserve">Corresponding angles in congruent triangles</w:t>
               </w:r>
             </w:hyperlink>
           </w:p>
@@ -25498,7 +25498,7 @@
               <w:spacing w:after="10" w:before="0"/>
               <w:ind w:left="120"/>
             </w:pPr>
-            <w:hyperlink w:history="1" r:id="rIdvgvuqib_s--udui3nqkee">
+            <w:hyperlink w:history="1" r:id="rIdipxilxl_iumhzam_d_d5i">
               <w:r>
                 <w:rPr>
                   <w:rFonts w:ascii="Arial" w:cs="Arial" w:eastAsia="Arial" w:hAnsi="Arial"/>
@@ -25543,7 +25543,7 @@
             <w:pPr>
               <w:spacing w:after="20" w:before="0"/>
             </w:pPr>
-            <w:hyperlink w:history="1" r:id="rIdje0gtwbf91i8tcm9qy_9d">
+            <w:hyperlink w:history="1" r:id="rIdg1rrsp0b4zf6nrqgnluao">
               <w:r>
                 <w:rPr>
                   <w:rFonts w:ascii="Arial" w:cs="Arial" w:eastAsia="Arial" w:hAnsi="Arial"/>
@@ -25576,7 +25576,7 @@
               <w:spacing w:after="10" w:before="0"/>
               <w:ind w:left="120"/>
             </w:pPr>
-            <w:hyperlink w:history="1" r:id="rIdvyqzy2jraapxyx5odaarh">
+            <w:hyperlink w:history="1" r:id="rIduc1odexmyjxes2oc7j1jl">
               <w:r>
                 <w:rPr>
                   <w:rFonts w:ascii="Arial" w:cs="Arial" w:eastAsia="Arial" w:hAnsi="Arial"/>
@@ -25771,7 +25771,7 @@
             <w:pPr>
               <w:spacing w:after="20" w:before="0"/>
             </w:pPr>
-            <w:hyperlink w:history="1" r:id="rIdubtaisd9czgrzo8u-tbll">
+            <w:hyperlink w:history="1" r:id="rId3ftiizcwcxbx9cm75rjbm">
               <w:r>
                 <w:rPr>
                   <w:rFonts w:ascii="Arial" w:cs="Arial" w:eastAsia="Arial" w:hAnsi="Arial"/>
@@ -25780,7 +25780,7 @@
                   <w:szCs w:val="16"/>
                   <w:u w:val="single" w:color="2E75B6"/>
                 </w:rPr>
-                <w:t xml:space="preserve">Reflecting points in the coordinate plane</w:t>
+                <w:t xml:space="preserve">Corresponding angles in congruent triangles</w:t>
               </w:r>
             </w:hyperlink>
           </w:p>
@@ -25804,7 +25804,7 @@
               <w:spacing w:after="10" w:before="0"/>
               <w:ind w:left="120"/>
             </w:pPr>
-            <w:hyperlink w:history="1" r:id="rIdx3ziqclc49szqqg-nn4nb">
+            <w:hyperlink w:history="1" r:id="rIduxxlguwch70dm0ezcalqz">
               <w:r>
                 <w:rPr>
                   <w:rFonts w:ascii="Arial" w:cs="Arial" w:eastAsia="Arial" w:hAnsi="Arial"/>
@@ -25849,7 +25849,7 @@
             <w:pPr>
               <w:spacing w:after="20" w:before="0"/>
             </w:pPr>
-            <w:hyperlink w:history="1" r:id="rId1z-x9spwlw3udmtzou8m2">
+            <w:hyperlink w:history="1" r:id="rIdu-tclyct5_x9rii67042l">
               <w:r>
                 <w:rPr>
                   <w:rFonts w:ascii="Arial" w:cs="Arial" w:eastAsia="Arial" w:hAnsi="Arial"/>
@@ -25882,7 +25882,7 @@
               <w:spacing w:after="10" w:before="0"/>
               <w:ind w:left="120"/>
             </w:pPr>
-            <w:hyperlink w:history="1" r:id="rIds8fvqc337wprwogw03xd7">
+            <w:hyperlink w:history="1" r:id="rIddmyqqbkwbcmuksr5ywvku">
               <w:r>
                 <w:rPr>
                   <w:rFonts w:ascii="Arial" w:cs="Arial" w:eastAsia="Arial" w:hAnsi="Arial"/>

--- a/data/outputs/v2/Core_Mathematics/SS2.2_Reflection_and_Congruence/Core_Mathematics_Reflection_and_Congruence_CBE_LessonSequence.docx
+++ b/data/outputs/v2/Core_Mathematics/SS2.2_Reflection_and_Congruence/Core_Mathematics_Reflection_and_Congruence_CBE_LessonSequence.docx
@@ -42,6 +42,177 @@
     </w:p>
     <w:p>
       <w:pPr>
+        <w:spacing w:after="80" w:before="120"/>
+      </w:pPr>
+      <w:r>
+        <w:rPr>
+          <w:rFonts w:ascii="Arial" w:cs="Arial" w:eastAsia="Arial" w:hAnsi="Arial"/>
+          <w:b/>
+          <w:bCs/>
+          <w:color w:val="1F3864"/>
+          <w:sz w:val="20"/>
+          <w:szCs w:val="20"/>
+        </w:rPr>
+        <w:t xml:space="preserve">ATTRIBUTION AND LICENSING</w:t>
+      </w:r>
+    </w:p>
+    <w:p>
+      <w:pPr>
+        <w:spacing w:after="60" w:before="0"/>
+      </w:pPr>
+      <w:r>
+        <w:rPr>
+          <w:rFonts w:ascii="Arial" w:cs="Arial" w:eastAsia="Arial" w:hAnsi="Arial"/>
+          <w:b/>
+          <w:bCs/>
+          <w:sz w:val="17"/>
+          <w:szCs w:val="17"/>
+        </w:rPr>
+        <w:t xml:space="preserve">Curriculum Alignment: </w:t>
+      </w:r>
+      <w:r>
+        <w:rPr>
+          <w:rFonts w:ascii="Arial" w:cs="Arial" w:eastAsia="Arial" w:hAnsi="Arial"/>
+          <w:sz w:val="17"/>
+          <w:szCs w:val="17"/>
+        </w:rPr>
+        <w:t xml:space="preserve">Structured in pedagogical alignment with the competence-based curriculum format and learning outcomes established by the Kenya Institute of Curriculum Development (KICD). This material is independently developed and is not officially endorsed or published by KICD.</w:t>
+      </w:r>
+    </w:p>
+    <w:p>
+      <w:pPr>
+        <w:spacing w:after="60" w:before="0"/>
+      </w:pPr>
+      <w:r>
+        <w:rPr>
+          <w:rFonts w:ascii="Arial" w:cs="Arial" w:eastAsia="Arial" w:hAnsi="Arial"/>
+          <w:b/>
+          <w:bCs/>
+          <w:sz w:val="17"/>
+          <w:szCs w:val="17"/>
+        </w:rPr>
+        <w:t xml:space="preserve">Content &amp; Pedagogy: </w:t>
+      </w:r>
+      <w:r>
+        <w:rPr>
+          <w:rFonts w:ascii="Arial" w:cs="Arial" w:eastAsia="Arial" w:hAnsi="Arial"/>
+          <w:sz w:val="17"/>
+          <w:szCs w:val="17"/>
+        </w:rPr>
+        <w:t xml:space="preserve">Developed and adapted by the educator team at SeaVuria (registered 501(c)(3) in the United States and registered NGO in Kenya, No. 872-850A-BF11), who designed the pedagogical framework, lesson templates and exemplar lessons on which this material is based.</w:t>
+      </w:r>
+    </w:p>
+    <w:p>
+      <w:pPr>
+        <w:spacing w:after="60" w:before="0"/>
+      </w:pPr>
+      <w:r>
+        <w:rPr>
+          <w:rFonts w:ascii="Arial" w:cs="Arial" w:eastAsia="Arial" w:hAnsi="Arial"/>
+          <w:b/>
+          <w:bCs/>
+          <w:sz w:val="17"/>
+          <w:szCs w:val="17"/>
+        </w:rPr>
+        <w:t xml:space="preserve">Production &amp; Layout: </w:t>
+      </w:r>
+      <w:r>
+        <w:rPr>
+          <w:rFonts w:ascii="Arial" w:cs="Arial" w:eastAsia="Arial" w:hAnsi="Arial"/>
+          <w:sz w:val="17"/>
+          <w:szCs w:val="17"/>
+        </w:rPr>
+        <w:t xml:space="preserve">Educational design and curriculum sequencing by SeaVuria. Technical layout, structural formatting, and digital optimization/implementation executed in partnership with ARES Education (registered 501(c)(3) in the United States and Canada (as Afretech Aid) and registered NGO in Kenya), with lesson drafting and compilation assisted by AI (Claude, Anthropic).</w:t>
+      </w:r>
+    </w:p>
+    <w:p>
+      <w:pPr>
+        <w:pBdr>
+          <w:bottom w:val="single" w:color="1F3864" w:sz="6" w:space="6"/>
+        </w:pBdr>
+        <w:spacing w:after="60" w:before="0"/>
+      </w:pPr>
+      <w:r>
+        <w:rPr>
+          <w:rFonts w:ascii="Arial" w:cs="Arial" w:eastAsia="Arial" w:hAnsi="Arial"/>
+          <w:b/>
+          <w:bCs/>
+          <w:sz w:val="17"/>
+          <w:szCs w:val="17"/>
+        </w:rPr>
+        <w:t xml:space="preserve">Licensing &amp; Copyright: </w:t>
+      </w:r>
+      <w:r>
+        <w:rPr>
+          <w:rFonts w:ascii="Arial" w:cs="Arial" w:eastAsia="Arial" w:hAnsi="Arial"/>
+          <w:sz w:val="17"/>
+          <w:szCs w:val="17"/>
+        </w:rPr>
+        <w:t xml:space="preserve">© 2026 SeaVuria and ARES. This work is licensed under a </w:t>
+      </w:r>
+      <w:hyperlink w:history="1" r:id="rIdkcbublljyfal9nfikllgi">
+        <w:r>
+          <w:rPr>
+            <w:rFonts w:ascii="Arial" w:cs="Arial" w:eastAsia="Arial" w:hAnsi="Arial"/>
+            <w:color w:val="1F6B75"/>
+            <w:sz w:val="17"/>
+            <w:szCs w:val="17"/>
+            <w:u w:val="single" w:color="1F6B75"/>
+          </w:rPr>
+          <w:t xml:space="preserve">Creative Commons Attribution-NonCommercial 4.0 International License</w:t>
+        </w:r>
+      </w:hyperlink>
+      <w:r>
+        <w:rPr>
+          <w:rFonts w:ascii="Arial" w:cs="Arial" w:eastAsia="Arial" w:hAnsi="Arial"/>
+          <w:sz w:val="17"/>
+          <w:szCs w:val="17"/>
+        </w:rPr>
+        <w:t xml:space="preserve"> (</w:t>
+      </w:r>
+      <w:hyperlink w:history="1" r:id="rId3lj_4gqslpvqkqroaow9o">
+        <w:r>
+          <w:rPr>
+            <w:rFonts w:ascii="Arial" w:cs="Arial" w:eastAsia="Arial" w:hAnsi="Arial"/>
+            <w:color w:val="1F6B75"/>
+            <w:sz w:val="17"/>
+            <w:szCs w:val="17"/>
+            <w:u w:val="single" w:color="1F6B75"/>
+          </w:rPr>
+          <w:t xml:space="preserve">CC BY-NC 4.0</w:t>
+        </w:r>
+      </w:hyperlink>
+      <w:r>
+        <w:rPr>
+          <w:rFonts w:ascii="Arial" w:cs="Arial" w:eastAsia="Arial" w:hAnsi="Arial"/>
+          <w:sz w:val="17"/>
+          <w:szCs w:val="17"/>
+        </w:rPr>
+        <w:t xml:space="preserve">). To view a copy of this license, visit </w:t>
+      </w:r>
+      <w:hyperlink w:history="1" r:id="rIdhucirjur7h5zh9hdkkpef">
+        <w:r>
+          <w:rPr>
+            <w:rFonts w:ascii="Arial" w:cs="Arial" w:eastAsia="Arial" w:hAnsi="Arial"/>
+            <w:color w:val="1F6B75"/>
+            <w:sz w:val="17"/>
+            <w:szCs w:val="17"/>
+            <w:u w:val="single" w:color="1F6B75"/>
+          </w:rPr>
+          <w:t xml:space="preserve">https://creativecommons.org/licenses/by-nc/4.0/</w:t>
+        </w:r>
+      </w:hyperlink>
+      <w:r>
+        <w:rPr>
+          <w:rFonts w:ascii="Arial" w:cs="Arial" w:eastAsia="Arial" w:hAnsi="Arial"/>
+          <w:sz w:val="17"/>
+          <w:szCs w:val="17"/>
+        </w:rPr>
+        <w:t xml:space="preserve">. You are free to copy, redistribute, and adapt this material in any medium or format, provided appropriate credit is given and the material is not used for commercial purposes. KICD learning outcomes and curriculum designations reproduced here for alignment purposes remain the property of KICD and are not covered by this license. Linked external resources (e.g. CK-12, Khan Academy, PhET) are subject to their own licenses.</w:t>
+      </w:r>
+    </w:p>
+    <w:p>
+      <w:pPr>
         <w:spacing w:after="120"/>
       </w:pPr>
       <w:r>
@@ -3356,7 +3527,7 @@
             <w:pPr>
               <w:spacing w:after="20" w:before="0"/>
             </w:pPr>
-            <w:hyperlink w:history="1" r:id="rIdkxtdztrdj07q4lellt5tx">
+            <w:hyperlink w:history="1" r:id="rId6q67unqdflntbnphqbx1o">
               <w:r>
                 <w:rPr>
                   <w:rFonts w:ascii="Arial" w:cs="Arial" w:eastAsia="Arial" w:hAnsi="Arial"/>
@@ -3389,7 +3560,7 @@
               <w:spacing w:after="10" w:before="0"/>
               <w:ind w:left="120"/>
             </w:pPr>
-            <w:hyperlink w:history="1" r:id="rId-ys2erto1lbdzmcyv9rq4">
+            <w:hyperlink w:history="1" r:id="rIdsmoe1s1cqlmol3anxvoeo">
               <w:r>
                 <w:rPr>
                   <w:rFonts w:ascii="Arial" w:cs="Arial" w:eastAsia="Arial" w:hAnsi="Arial"/>
@@ -3434,7 +3605,7 @@
             <w:pPr>
               <w:spacing w:after="20" w:before="0"/>
             </w:pPr>
-            <w:hyperlink w:history="1" r:id="rIdaibu5ungdvlvxa6dpo78h">
+            <w:hyperlink w:history="1" r:id="rIdzf_ewu3c_474lrsolvvhp">
               <w:r>
                 <w:rPr>
                   <w:rFonts w:ascii="Arial" w:cs="Arial" w:eastAsia="Arial" w:hAnsi="Arial"/>
@@ -3467,7 +3638,7 @@
               <w:spacing w:after="10" w:before="0"/>
               <w:ind w:left="120"/>
             </w:pPr>
-            <w:hyperlink w:history="1" r:id="rIdp1gpp9b1phif0rvwwswmp">
+            <w:hyperlink w:history="1" r:id="rIdavycem5-o1ln7qbkqovcc">
               <w:r>
                 <w:rPr>
                   <w:rFonts w:ascii="Arial" w:cs="Arial" w:eastAsia="Arial" w:hAnsi="Arial"/>
@@ -3662,7 +3833,7 @@
             <w:pPr>
               <w:spacing w:after="20" w:before="0"/>
             </w:pPr>
-            <w:hyperlink w:history="1" r:id="rIdbfuq5qjf-bd7ckaucvnrm">
+            <w:hyperlink w:history="1" r:id="rIdqnkpzdxnxv8jpf4qhtobl">
               <w:r>
                 <w:rPr>
                   <w:rFonts w:ascii="Arial" w:cs="Arial" w:eastAsia="Arial" w:hAnsi="Arial"/>
@@ -3695,7 +3866,7 @@
               <w:spacing w:after="10" w:before="0"/>
               <w:ind w:left="120"/>
             </w:pPr>
-            <w:hyperlink w:history="1" r:id="rIdxjdakgxwikdr7kntbr5q5">
+            <w:hyperlink w:history="1" r:id="rIdzv7lz-wasql87jtjpsqum">
               <w:r>
                 <w:rPr>
                   <w:rFonts w:ascii="Arial" w:cs="Arial" w:eastAsia="Arial" w:hAnsi="Arial"/>
@@ -3740,7 +3911,7 @@
             <w:pPr>
               <w:spacing w:after="20" w:before="0"/>
             </w:pPr>
-            <w:hyperlink w:history="1" r:id="rIdjeipdl6qzv3pibaf0mq9_">
+            <w:hyperlink w:history="1" r:id="rId17emrfbzi0vjmh5c618o8">
               <w:r>
                 <w:rPr>
                   <w:rFonts w:ascii="Arial" w:cs="Arial" w:eastAsia="Arial" w:hAnsi="Arial"/>
@@ -3773,7 +3944,7 @@
               <w:spacing w:after="10" w:before="0"/>
               <w:ind w:left="120"/>
             </w:pPr>
-            <w:hyperlink w:history="1" r:id="rIdxtxu2mmfn2gntiydamvv5">
+            <w:hyperlink w:history="1" r:id="rId3gpyem2tirwepj2vtkcja">
               <w:r>
                 <w:rPr>
                   <w:rFonts w:ascii="Arial" w:cs="Arial" w:eastAsia="Arial" w:hAnsi="Arial"/>
@@ -3968,7 +4139,7 @@
             <w:pPr>
               <w:spacing w:after="20" w:before="0"/>
             </w:pPr>
-            <w:hyperlink w:history="1" r:id="rIdzf-tjxicoqew2j5ll-v6z">
+            <w:hyperlink w:history="1" r:id="rIdcbo0vbwzhi3ij39041osk">
               <w:r>
                 <w:rPr>
                   <w:rFonts w:ascii="Arial" w:cs="Arial" w:eastAsia="Arial" w:hAnsi="Arial"/>
@@ -4001,7 +4172,7 @@
               <w:spacing w:after="10" w:before="0"/>
               <w:ind w:left="120"/>
             </w:pPr>
-            <w:hyperlink w:history="1" r:id="rIdak-8v7-ln079yyqqjarxf">
+            <w:hyperlink w:history="1" r:id="rIdrh8oexza4tbdgtrdz3812">
               <w:r>
                 <w:rPr>
                   <w:rFonts w:ascii="Arial" w:cs="Arial" w:eastAsia="Arial" w:hAnsi="Arial"/>
@@ -4046,7 +4217,7 @@
             <w:pPr>
               <w:spacing w:after="20" w:before="0"/>
             </w:pPr>
-            <w:hyperlink w:history="1" r:id="rId8snlanmrxrap63fwro7rf">
+            <w:hyperlink w:history="1" r:id="rIdpgvuzq9qas0ukowwlbfx0">
               <w:r>
                 <w:rPr>
                   <w:rFonts w:ascii="Arial" w:cs="Arial" w:eastAsia="Arial" w:hAnsi="Arial"/>
@@ -4079,7 +4250,7 @@
               <w:spacing w:after="10" w:before="0"/>
               <w:ind w:left="120"/>
             </w:pPr>
-            <w:hyperlink w:history="1" r:id="rIdtaw0ulzqmssrzvox6ubyw">
+            <w:hyperlink w:history="1" r:id="rIdfp6vx6vhrw3z1szylc-tp">
               <w:r>
                 <w:rPr>
                   <w:rFonts w:ascii="Arial" w:cs="Arial" w:eastAsia="Arial" w:hAnsi="Arial"/>
@@ -4274,7 +4445,7 @@
             <w:pPr>
               <w:spacing w:after="20" w:before="0"/>
             </w:pPr>
-            <w:hyperlink w:history="1" r:id="rIdtfuzavf6aglcxmd6kzmpr">
+            <w:hyperlink w:history="1" r:id="rId-b_9_nmhriqex2kw8kmpk">
               <w:r>
                 <w:rPr>
                   <w:rFonts w:ascii="Arial" w:cs="Arial" w:eastAsia="Arial" w:hAnsi="Arial"/>
@@ -4307,7 +4478,7 @@
               <w:spacing w:after="10" w:before="0"/>
               <w:ind w:left="120"/>
             </w:pPr>
-            <w:hyperlink w:history="1" r:id="rIdbz6ocrykfwkojvgzfxido">
+            <w:hyperlink w:history="1" r:id="rIdatlchf4-hcbemslfts-ci">
               <w:r>
                 <w:rPr>
                   <w:rFonts w:ascii="Arial" w:cs="Arial" w:eastAsia="Arial" w:hAnsi="Arial"/>
@@ -4352,7 +4523,7 @@
             <w:pPr>
               <w:spacing w:after="20" w:before="0"/>
             </w:pPr>
-            <w:hyperlink w:history="1" r:id="rId2htorf8fijrcq1jhmhazq">
+            <w:hyperlink w:history="1" r:id="rIdfjbgqw6gy5cervqxyo7oa">
               <w:r>
                 <w:rPr>
                   <w:rFonts w:ascii="Arial" w:cs="Arial" w:eastAsia="Arial" w:hAnsi="Arial"/>
@@ -4385,7 +4556,7 @@
               <w:spacing w:after="10" w:before="0"/>
               <w:ind w:left="120"/>
             </w:pPr>
-            <w:hyperlink w:history="1" r:id="rIdcggm8-dptoleu2osh85sc">
+            <w:hyperlink w:history="1" r:id="rIdtnkv2iho7zduonl3jghcr">
               <w:r>
                 <w:rPr>
                   <w:rFonts w:ascii="Arial" w:cs="Arial" w:eastAsia="Arial" w:hAnsi="Arial"/>
@@ -4580,7 +4751,7 @@
             <w:pPr>
               <w:spacing w:after="20" w:before="0"/>
             </w:pPr>
-            <w:hyperlink w:history="1" r:id="rIdybid-xaxp8xnjcqhsgjef">
+            <w:hyperlink w:history="1" r:id="rIdw9_-wpwsor2m2tnkuzi7y">
               <w:r>
                 <w:rPr>
                   <w:rFonts w:ascii="Arial" w:cs="Arial" w:eastAsia="Arial" w:hAnsi="Arial"/>
@@ -4613,7 +4784,7 @@
               <w:spacing w:after="10" w:before="0"/>
               <w:ind w:left="120"/>
             </w:pPr>
-            <w:hyperlink w:history="1" r:id="rId00hhc--igbqp4grgwfhi3">
+            <w:hyperlink w:history="1" r:id="rIdhmxzpkvzvvxzkhzsqeyhq">
               <w:r>
                 <w:rPr>
                   <w:rFonts w:ascii="Arial" w:cs="Arial" w:eastAsia="Arial" w:hAnsi="Arial"/>
@@ -4658,7 +4829,7 @@
             <w:pPr>
               <w:spacing w:after="20" w:before="0"/>
             </w:pPr>
-            <w:hyperlink w:history="1" r:id="rIdjsxwyrqf0jdlbl9ze6k5r">
+            <w:hyperlink w:history="1" r:id="rId2q4acupx0-wwg_f0ydpqs">
               <w:r>
                 <w:rPr>
                   <w:rFonts w:ascii="Arial" w:cs="Arial" w:eastAsia="Arial" w:hAnsi="Arial"/>
@@ -4691,7 +4862,7 @@
               <w:spacing w:after="10" w:before="0"/>
               <w:ind w:left="120"/>
             </w:pPr>
-            <w:hyperlink w:history="1" r:id="rIdrqtalq91opfzos1wl7rxx">
+            <w:hyperlink w:history="1" r:id="rIdkgwr9nlzrapza_zrrpi4j">
               <w:r>
                 <w:rPr>
                   <w:rFonts w:ascii="Arial" w:cs="Arial" w:eastAsia="Arial" w:hAnsi="Arial"/>
@@ -5339,6 +5510,65 @@
         </w:tc>
       </w:tr>
     </w:tbl>
+    <w:p>
+      <w:pPr>
+        <w:pBdr>
+          <w:top w:val="single" w:color="BBBBBB" w:sz="4" w:space="4"/>
+        </w:pBdr>
+        <w:spacing w:after="0" w:before="160"/>
+      </w:pPr>
+      <w:r>
+        <w:rPr>
+          <w:rFonts w:ascii="Arial" w:cs="Arial" w:eastAsia="Arial" w:hAnsi="Arial"/>
+          <w:color w:val="666666"/>
+          <w:sz w:val="14"/>
+          <w:szCs w:val="14"/>
+        </w:rPr>
+        <w:t xml:space="preserve">© 2026 SeaVuria and ARES. Aligned with KICD objectives. Developed by SeaVuria; technical implementation by ARES (with AI assistance from Claude). Licensed under </w:t>
+      </w:r>
+      <w:hyperlink w:history="1" r:id="rIdiyelbddkaibt_zdyy8yrm">
+        <w:r>
+          <w:rPr>
+            <w:rFonts w:ascii="Arial" w:cs="Arial" w:eastAsia="Arial" w:hAnsi="Arial"/>
+            <w:color w:val="1F6B75"/>
+            <w:sz w:val="14"/>
+            <w:szCs w:val="14"/>
+            <w:u w:val="single" w:color="1F6B75"/>
+          </w:rPr>
+          <w:t xml:space="preserve">CC BY-NC 4.0</w:t>
+        </w:r>
+      </w:hyperlink>
+      <w:r>
+        <w:rPr>
+          <w:rFonts w:ascii="Arial" w:cs="Arial" w:eastAsia="Arial" w:hAnsi="Arial"/>
+          <w:color w:val="666666"/>
+          <w:sz w:val="14"/>
+          <w:szCs w:val="14"/>
+        </w:rPr>
+        <w:t xml:space="preserve"> (</w:t>
+      </w:r>
+      <w:hyperlink w:history="1" r:id="rIdpdsssc3yhphlazwdcqkoo">
+        <w:r>
+          <w:rPr>
+            <w:rFonts w:ascii="Arial" w:cs="Arial" w:eastAsia="Arial" w:hAnsi="Arial"/>
+            <w:color w:val="1F6B75"/>
+            <w:sz w:val="14"/>
+            <w:szCs w:val="14"/>
+            <w:u w:val="single" w:color="1F6B75"/>
+          </w:rPr>
+          <w:t xml:space="preserve">https://creativecommons.org/licenses/by-nc/4.0/</w:t>
+        </w:r>
+      </w:hyperlink>
+      <w:r>
+        <w:rPr>
+          <w:rFonts w:ascii="Arial" w:cs="Arial" w:eastAsia="Arial" w:hAnsi="Arial"/>
+          <w:color w:val="666666"/>
+          <w:sz w:val="14"/>
+          <w:szCs w:val="14"/>
+        </w:rPr>
+        <w:t xml:space="preserve">).</w:t>
+      </w:r>
+    </w:p>
     <w:p>
       <w:r>
         <w:br w:type="page"/>
@@ -6489,7 +6719,7 @@
             <w:pPr>
               <w:spacing w:after="20" w:before="0"/>
             </w:pPr>
-            <w:hyperlink w:history="1" r:id="rIdh9kxjosltj-anvbxqbnzk">
+            <w:hyperlink w:history="1" r:id="rIdfeojvatuk3dhmjxkd5laz">
               <w:r>
                 <w:rPr>
                   <w:rFonts w:ascii="Arial" w:cs="Arial" w:eastAsia="Arial" w:hAnsi="Arial"/>
@@ -6522,7 +6752,7 @@
               <w:spacing w:after="10" w:before="0"/>
               <w:ind w:left="120"/>
             </w:pPr>
-            <w:hyperlink w:history="1" r:id="rIdcgkgfbtycshq8cbrtnzb1">
+            <w:hyperlink w:history="1" r:id="rIdwgpl2flz6saumg97dyv0s">
               <w:r>
                 <w:rPr>
                   <w:rFonts w:ascii="Arial" w:cs="Arial" w:eastAsia="Arial" w:hAnsi="Arial"/>
@@ -6567,7 +6797,7 @@
             <w:pPr>
               <w:spacing w:after="20" w:before="0"/>
             </w:pPr>
-            <w:hyperlink w:history="1" r:id="rIdlhthiiqsu-jfo0tjkzumr">
+            <w:hyperlink w:history="1" r:id="rIdj15nqqrnf7_p9pr77l4zj">
               <w:r>
                 <w:rPr>
                   <w:rFonts w:ascii="Arial" w:cs="Arial" w:eastAsia="Arial" w:hAnsi="Arial"/>
@@ -6600,7 +6830,7 @@
               <w:spacing w:after="10" w:before="0"/>
               <w:ind w:left="120"/>
             </w:pPr>
-            <w:hyperlink w:history="1" r:id="rIdp_kwdowkk6y1gihpslusy">
+            <w:hyperlink w:history="1" r:id="rIdh5j7_-yjjss9ofokcdzai">
               <w:r>
                 <w:rPr>
                   <w:rFonts w:ascii="Arial" w:cs="Arial" w:eastAsia="Arial" w:hAnsi="Arial"/>
@@ -6795,7 +7025,7 @@
             <w:pPr>
               <w:spacing w:after="20" w:before="0"/>
             </w:pPr>
-            <w:hyperlink w:history="1" r:id="rIdhplkh9kf6nmcpkorwi07q">
+            <w:hyperlink w:history="1" r:id="rIddqovi3t7xvb9e_efwuman">
               <w:r>
                 <w:rPr>
                   <w:rFonts w:ascii="Arial" w:cs="Arial" w:eastAsia="Arial" w:hAnsi="Arial"/>
@@ -6828,7 +7058,7 @@
               <w:spacing w:after="10" w:before="0"/>
               <w:ind w:left="120"/>
             </w:pPr>
-            <w:hyperlink w:history="1" r:id="rIdqoqzshdbbz7nt7s7ehpu-">
+            <w:hyperlink w:history="1" r:id="rId6cyzqfebckvkns9kbnqyb">
               <w:r>
                 <w:rPr>
                   <w:rFonts w:ascii="Arial" w:cs="Arial" w:eastAsia="Arial" w:hAnsi="Arial"/>
@@ -6873,7 +7103,7 @@
             <w:pPr>
               <w:spacing w:after="20" w:before="0"/>
             </w:pPr>
-            <w:hyperlink w:history="1" r:id="rIdc5bfgxzjpby7xwfo7a4s7">
+            <w:hyperlink w:history="1" r:id="rIdmttjszc023ji6c3njglaw">
               <w:r>
                 <w:rPr>
                   <w:rFonts w:ascii="Arial" w:cs="Arial" w:eastAsia="Arial" w:hAnsi="Arial"/>
@@ -6906,7 +7136,7 @@
               <w:spacing w:after="10" w:before="0"/>
               <w:ind w:left="120"/>
             </w:pPr>
-            <w:hyperlink w:history="1" r:id="rIdirztfyi2j8bol3nqksly9">
+            <w:hyperlink w:history="1" r:id="rIdv6bah2zujjscd63hi_sql">
               <w:r>
                 <w:rPr>
                   <w:rFonts w:ascii="Arial" w:cs="Arial" w:eastAsia="Arial" w:hAnsi="Arial"/>
@@ -7101,7 +7331,7 @@
             <w:pPr>
               <w:spacing w:after="20" w:before="0"/>
             </w:pPr>
-            <w:hyperlink w:history="1" r:id="rIddyf_454pt242h3lpq7kj3">
+            <w:hyperlink w:history="1" r:id="rIdtpf1aetfsn6gok4zaehoj">
               <w:r>
                 <w:rPr>
                   <w:rFonts w:ascii="Arial" w:cs="Arial" w:eastAsia="Arial" w:hAnsi="Arial"/>
@@ -7134,7 +7364,7 @@
               <w:spacing w:after="10" w:before="0"/>
               <w:ind w:left="120"/>
             </w:pPr>
-            <w:hyperlink w:history="1" r:id="rIdkwcc2nikunerdxsgbm8i5">
+            <w:hyperlink w:history="1" r:id="rIdy4iwfncmg6qrjjoeh97as">
               <w:r>
                 <w:rPr>
                   <w:rFonts w:ascii="Arial" w:cs="Arial" w:eastAsia="Arial" w:hAnsi="Arial"/>
@@ -7179,7 +7409,7 @@
             <w:pPr>
               <w:spacing w:after="20" w:before="0"/>
             </w:pPr>
-            <w:hyperlink w:history="1" r:id="rIdvjroskpnf6gggkvfxmqpv">
+            <w:hyperlink w:history="1" r:id="rIdovswvg3kxbkldruj0iy9k">
               <w:r>
                 <w:rPr>
                   <w:rFonts w:ascii="Arial" w:cs="Arial" w:eastAsia="Arial" w:hAnsi="Arial"/>
@@ -7212,7 +7442,7 @@
               <w:spacing w:after="10" w:before="0"/>
               <w:ind w:left="120"/>
             </w:pPr>
-            <w:hyperlink w:history="1" r:id="rIdyh9hik2guy7uxamuhz5bl">
+            <w:hyperlink w:history="1" r:id="rIdaauh7sgrpi_g3iuw92g1u">
               <w:r>
                 <w:rPr>
                   <w:rFonts w:ascii="Arial" w:cs="Arial" w:eastAsia="Arial" w:hAnsi="Arial"/>
@@ -7407,7 +7637,7 @@
             <w:pPr>
               <w:spacing w:after="20" w:before="0"/>
             </w:pPr>
-            <w:hyperlink w:history="1" r:id="rIdasmht12vqboqv6_0qc-zp">
+            <w:hyperlink w:history="1" r:id="rIdleixw0-zityh-1kuwlqdx">
               <w:r>
                 <w:rPr>
                   <w:rFonts w:ascii="Arial" w:cs="Arial" w:eastAsia="Arial" w:hAnsi="Arial"/>
@@ -7440,7 +7670,7 @@
               <w:spacing w:after="10" w:before="0"/>
               <w:ind w:left="120"/>
             </w:pPr>
-            <w:hyperlink w:history="1" r:id="rIdxycqo73a1kenhgxs-s4jp">
+            <w:hyperlink w:history="1" r:id="rId6zxwhanwlcj4ml3qlpq5u">
               <w:r>
                 <w:rPr>
                   <w:rFonts w:ascii="Arial" w:cs="Arial" w:eastAsia="Arial" w:hAnsi="Arial"/>
@@ -7485,7 +7715,7 @@
             <w:pPr>
               <w:spacing w:after="20" w:before="0"/>
             </w:pPr>
-            <w:hyperlink w:history="1" r:id="rIdkr1vy4ztjwf5upmkyhpjw">
+            <w:hyperlink w:history="1" r:id="rId7vmzhcagx75j986dm-56_">
               <w:r>
                 <w:rPr>
                   <w:rFonts w:ascii="Arial" w:cs="Arial" w:eastAsia="Arial" w:hAnsi="Arial"/>
@@ -7518,7 +7748,7 @@
               <w:spacing w:after="10" w:before="0"/>
               <w:ind w:left="120"/>
             </w:pPr>
-            <w:hyperlink w:history="1" r:id="rIdmygd0plnn-zcbc_yptg60">
+            <w:hyperlink w:history="1" r:id="rIdaiiacggutq0g-n0a_4ozg">
               <w:r>
                 <w:rPr>
                   <w:rFonts w:ascii="Arial" w:cs="Arial" w:eastAsia="Arial" w:hAnsi="Arial"/>
@@ -7713,7 +7943,7 @@
             <w:pPr>
               <w:spacing w:after="20" w:before="0"/>
             </w:pPr>
-            <w:hyperlink w:history="1" r:id="rIdnxd37kzeeoppmi-qpaato">
+            <w:hyperlink w:history="1" r:id="rIdin2vikidrgds34rggi5c6">
               <w:r>
                 <w:rPr>
                   <w:rFonts w:ascii="Arial" w:cs="Arial" w:eastAsia="Arial" w:hAnsi="Arial"/>
@@ -7746,7 +7976,7 @@
               <w:spacing w:after="10" w:before="0"/>
               <w:ind w:left="120"/>
             </w:pPr>
-            <w:hyperlink w:history="1" r:id="rId4a1qguig22snzjgczvpq_">
+            <w:hyperlink w:history="1" r:id="rId0vij3gjwsknxnli7loccs">
               <w:r>
                 <w:rPr>
                   <w:rFonts w:ascii="Arial" w:cs="Arial" w:eastAsia="Arial" w:hAnsi="Arial"/>
@@ -7791,7 +8021,7 @@
             <w:pPr>
               <w:spacing w:after="20" w:before="0"/>
             </w:pPr>
-            <w:hyperlink w:history="1" r:id="rId5rfaivbv1lkbunpmmq55z">
+            <w:hyperlink w:history="1" r:id="rIddrya_ovgdo-7bdwlutxnf">
               <w:r>
                 <w:rPr>
                   <w:rFonts w:ascii="Arial" w:cs="Arial" w:eastAsia="Arial" w:hAnsi="Arial"/>
@@ -7824,7 +8054,7 @@
               <w:spacing w:after="10" w:before="0"/>
               <w:ind w:left="120"/>
             </w:pPr>
-            <w:hyperlink w:history="1" r:id="rIdc3cocskl4dbslexf5giw9">
+            <w:hyperlink w:history="1" r:id="rIdrbv4yg8by1vkwwmljxt6y">
               <w:r>
                 <w:rPr>
                   <w:rFonts w:ascii="Arial" w:cs="Arial" w:eastAsia="Arial" w:hAnsi="Arial"/>
@@ -8320,6 +8550,65 @@
         </w:tc>
       </w:tr>
     </w:tbl>
+    <w:p>
+      <w:pPr>
+        <w:pBdr>
+          <w:top w:val="single" w:color="BBBBBB" w:sz="4" w:space="4"/>
+        </w:pBdr>
+        <w:spacing w:after="0" w:before="160"/>
+      </w:pPr>
+      <w:r>
+        <w:rPr>
+          <w:rFonts w:ascii="Arial" w:cs="Arial" w:eastAsia="Arial" w:hAnsi="Arial"/>
+          <w:color w:val="666666"/>
+          <w:sz w:val="14"/>
+          <w:szCs w:val="14"/>
+        </w:rPr>
+        <w:t xml:space="preserve">© 2026 SeaVuria and ARES. Aligned with KICD objectives. Developed by SeaVuria; technical implementation by ARES (with AI assistance from Claude). Licensed under </w:t>
+      </w:r>
+      <w:hyperlink w:history="1" r:id="rIdyfbk1j5l5uianakbtyfnj">
+        <w:r>
+          <w:rPr>
+            <w:rFonts w:ascii="Arial" w:cs="Arial" w:eastAsia="Arial" w:hAnsi="Arial"/>
+            <w:color w:val="1F6B75"/>
+            <w:sz w:val="14"/>
+            <w:szCs w:val="14"/>
+            <w:u w:val="single" w:color="1F6B75"/>
+          </w:rPr>
+          <w:t xml:space="preserve">CC BY-NC 4.0</w:t>
+        </w:r>
+      </w:hyperlink>
+      <w:r>
+        <w:rPr>
+          <w:rFonts w:ascii="Arial" w:cs="Arial" w:eastAsia="Arial" w:hAnsi="Arial"/>
+          <w:color w:val="666666"/>
+          <w:sz w:val="14"/>
+          <w:szCs w:val="14"/>
+        </w:rPr>
+        <w:t xml:space="preserve"> (</w:t>
+      </w:r>
+      <w:hyperlink w:history="1" r:id="rIdm7p6zkgw_3hv_--fcwk3c">
+        <w:r>
+          <w:rPr>
+            <w:rFonts w:ascii="Arial" w:cs="Arial" w:eastAsia="Arial" w:hAnsi="Arial"/>
+            <w:color w:val="1F6B75"/>
+            <w:sz w:val="14"/>
+            <w:szCs w:val="14"/>
+            <w:u w:val="single" w:color="1F6B75"/>
+          </w:rPr>
+          <w:t xml:space="preserve">https://creativecommons.org/licenses/by-nc/4.0/</w:t>
+        </w:r>
+      </w:hyperlink>
+      <w:r>
+        <w:rPr>
+          <w:rFonts w:ascii="Arial" w:cs="Arial" w:eastAsia="Arial" w:hAnsi="Arial"/>
+          <w:color w:val="666666"/>
+          <w:sz w:val="14"/>
+          <w:szCs w:val="14"/>
+        </w:rPr>
+        <w:t xml:space="preserve">).</w:t>
+      </w:r>
+    </w:p>
     <w:p>
       <w:r>
         <w:br w:type="page"/>
@@ -9470,7 +9759,7 @@
             <w:pPr>
               <w:spacing w:after="20" w:before="0"/>
             </w:pPr>
-            <w:hyperlink w:history="1" r:id="rIdggidpnr_zo1gly67_ptyu">
+            <w:hyperlink w:history="1" r:id="rIdnec44kkj44ujjegvspn50">
               <w:r>
                 <w:rPr>
                   <w:rFonts w:ascii="Arial" w:cs="Arial" w:eastAsia="Arial" w:hAnsi="Arial"/>
@@ -9503,7 +9792,7 @@
               <w:spacing w:after="10" w:before="0"/>
               <w:ind w:left="120"/>
             </w:pPr>
-            <w:hyperlink w:history="1" r:id="rIdxx18_7tg14qdim3jomfue">
+            <w:hyperlink w:history="1" r:id="rIdvczkulia8pja9l-9d2hzg">
               <w:r>
                 <w:rPr>
                   <w:rFonts w:ascii="Arial" w:cs="Arial" w:eastAsia="Arial" w:hAnsi="Arial"/>
@@ -9548,7 +9837,7 @@
             <w:pPr>
               <w:spacing w:after="20" w:before="0"/>
             </w:pPr>
-            <w:hyperlink w:history="1" r:id="rIdwtpbv5ws5dqo_enixudok">
+            <w:hyperlink w:history="1" r:id="rIdjszk39uih_0qw1kjryyyd">
               <w:r>
                 <w:rPr>
                   <w:rFonts w:ascii="Arial" w:cs="Arial" w:eastAsia="Arial" w:hAnsi="Arial"/>
@@ -9581,7 +9870,7 @@
               <w:spacing w:after="10" w:before="0"/>
               <w:ind w:left="120"/>
             </w:pPr>
-            <w:hyperlink w:history="1" r:id="rIdohcbtg76lahxy3x1fxoeg">
+            <w:hyperlink w:history="1" r:id="rIdkhrjj0nobhcxcc3s2nyro">
               <w:r>
                 <w:rPr>
                   <w:rFonts w:ascii="Arial" w:cs="Arial" w:eastAsia="Arial" w:hAnsi="Arial"/>
@@ -9776,7 +10065,7 @@
             <w:pPr>
               <w:spacing w:after="20" w:before="0"/>
             </w:pPr>
-            <w:hyperlink w:history="1" r:id="rIdaxjps471yvjc7vgpv1kjo">
+            <w:hyperlink w:history="1" r:id="rId-emfqwaw_y6dndp_y8el5">
               <w:r>
                 <w:rPr>
                   <w:rFonts w:ascii="Arial" w:cs="Arial" w:eastAsia="Arial" w:hAnsi="Arial"/>
@@ -9809,7 +10098,7 @@
               <w:spacing w:after="10" w:before="0"/>
               <w:ind w:left="120"/>
             </w:pPr>
-            <w:hyperlink w:history="1" r:id="rId0ludthc2j9mdhkpz9zv4o">
+            <w:hyperlink w:history="1" r:id="rIddfg26tiicqjasgdaizqzp">
               <w:r>
                 <w:rPr>
                   <w:rFonts w:ascii="Arial" w:cs="Arial" w:eastAsia="Arial" w:hAnsi="Arial"/>
@@ -9854,7 +10143,7 @@
             <w:pPr>
               <w:spacing w:after="20" w:before="0"/>
             </w:pPr>
-            <w:hyperlink w:history="1" r:id="rIdmpkonasczhks2morxymcw">
+            <w:hyperlink w:history="1" r:id="rIdjeuccbchlblh5xrvuke6a">
               <w:r>
                 <w:rPr>
                   <w:rFonts w:ascii="Arial" w:cs="Arial" w:eastAsia="Arial" w:hAnsi="Arial"/>
@@ -9887,7 +10176,7 @@
               <w:spacing w:after="10" w:before="0"/>
               <w:ind w:left="120"/>
             </w:pPr>
-            <w:hyperlink w:history="1" r:id="rIdkssnuvl9t1zchlsmjr5oa">
+            <w:hyperlink w:history="1" r:id="rId1xyojeqfet75skt6pxsgm">
               <w:r>
                 <w:rPr>
                   <w:rFonts w:ascii="Arial" w:cs="Arial" w:eastAsia="Arial" w:hAnsi="Arial"/>
@@ -10082,7 +10371,7 @@
             <w:pPr>
               <w:spacing w:after="20" w:before="0"/>
             </w:pPr>
-            <w:hyperlink w:history="1" r:id="rIdvypnoqdlq_2dpnqstrjep">
+            <w:hyperlink w:history="1" r:id="rIdzyqelswtw_iogvbcs0ps4">
               <w:r>
                 <w:rPr>
                   <w:rFonts w:ascii="Arial" w:cs="Arial" w:eastAsia="Arial" w:hAnsi="Arial"/>
@@ -10115,7 +10404,7 @@
               <w:spacing w:after="10" w:before="0"/>
               <w:ind w:left="120"/>
             </w:pPr>
-            <w:hyperlink w:history="1" r:id="rIdkjpa9m3uprglmvbwklxah">
+            <w:hyperlink w:history="1" r:id="rId18p-u2ysxdvjhxowzzgu5">
               <w:r>
                 <w:rPr>
                   <w:rFonts w:ascii="Arial" w:cs="Arial" w:eastAsia="Arial" w:hAnsi="Arial"/>
@@ -10160,7 +10449,7 @@
             <w:pPr>
               <w:spacing w:after="20" w:before="0"/>
             </w:pPr>
-            <w:hyperlink w:history="1" r:id="rIdueynmh0zdikmlzu5qmkgj">
+            <w:hyperlink w:history="1" r:id="rIdpyunxks2zssrszdiwmoao">
               <w:r>
                 <w:rPr>
                   <w:rFonts w:ascii="Arial" w:cs="Arial" w:eastAsia="Arial" w:hAnsi="Arial"/>
@@ -10193,7 +10482,7 @@
               <w:spacing w:after="10" w:before="0"/>
               <w:ind w:left="120"/>
             </w:pPr>
-            <w:hyperlink w:history="1" r:id="rIdh2vz_7ihhk4chijhtkgxs">
+            <w:hyperlink w:history="1" r:id="rId2y-aa5q0wm0zl-bcdaejq">
               <w:r>
                 <w:rPr>
                   <w:rFonts w:ascii="Arial" w:cs="Arial" w:eastAsia="Arial" w:hAnsi="Arial"/>
@@ -10388,7 +10677,7 @@
             <w:pPr>
               <w:spacing w:after="20" w:before="0"/>
             </w:pPr>
-            <w:hyperlink w:history="1" r:id="rId70macnrjunfrlczlucihk">
+            <w:hyperlink w:history="1" r:id="rIdz5fjs5paspkkw4jt2hlr1">
               <w:r>
                 <w:rPr>
                   <w:rFonts w:ascii="Arial" w:cs="Arial" w:eastAsia="Arial" w:hAnsi="Arial"/>
@@ -10421,7 +10710,7 @@
               <w:spacing w:after="10" w:before="0"/>
               <w:ind w:left="120"/>
             </w:pPr>
-            <w:hyperlink w:history="1" r:id="rIdew0tau-5v3alllhpmfzo3">
+            <w:hyperlink w:history="1" r:id="rIdiwaubo45gx8yv5v0wba_x">
               <w:r>
                 <w:rPr>
                   <w:rFonts w:ascii="Arial" w:cs="Arial" w:eastAsia="Arial" w:hAnsi="Arial"/>
@@ -10466,7 +10755,7 @@
             <w:pPr>
               <w:spacing w:after="20" w:before="0"/>
             </w:pPr>
-            <w:hyperlink w:history="1" r:id="rIdvszfhlv_yf4kgk8aax5jf">
+            <w:hyperlink w:history="1" r:id="rIdng5toxq1bggibo1t-xabo">
               <w:r>
                 <w:rPr>
                   <w:rFonts w:ascii="Arial" w:cs="Arial" w:eastAsia="Arial" w:hAnsi="Arial"/>
@@ -10499,7 +10788,7 @@
               <w:spacing w:after="10" w:before="0"/>
               <w:ind w:left="120"/>
             </w:pPr>
-            <w:hyperlink w:history="1" r:id="rIdqhkc7jd7awkq-5cnjably">
+            <w:hyperlink w:history="1" r:id="rIdfwlpl0xqdhlq0drt85ved">
               <w:r>
                 <w:rPr>
                   <w:rFonts w:ascii="Arial" w:cs="Arial" w:eastAsia="Arial" w:hAnsi="Arial"/>
@@ -10694,7 +10983,7 @@
             <w:pPr>
               <w:spacing w:after="20" w:before="0"/>
             </w:pPr>
-            <w:hyperlink w:history="1" r:id="rId5niyebim1qvnmflra86n0">
+            <w:hyperlink w:history="1" r:id="rId6c7-n74vxfry8r2holhgp">
               <w:r>
                 <w:rPr>
                   <w:rFonts w:ascii="Arial" w:cs="Arial" w:eastAsia="Arial" w:hAnsi="Arial"/>
@@ -10727,7 +11016,7 @@
               <w:spacing w:after="10" w:before="0"/>
               <w:ind w:left="120"/>
             </w:pPr>
-            <w:hyperlink w:history="1" r:id="rIdrlkbyqfsxa8umxmiuu6ki">
+            <w:hyperlink w:history="1" r:id="rId1qlffzjwzlx_wb64zhjwv">
               <w:r>
                 <w:rPr>
                   <w:rFonts w:ascii="Arial" w:cs="Arial" w:eastAsia="Arial" w:hAnsi="Arial"/>
@@ -10772,7 +11061,7 @@
             <w:pPr>
               <w:spacing w:after="20" w:before="0"/>
             </w:pPr>
-            <w:hyperlink w:history="1" r:id="rIdpmuoiiegmslgtqkraukhr">
+            <w:hyperlink w:history="1" r:id="rIdkf_tgwpmp7epav2eubn7a">
               <w:r>
                 <w:rPr>
                   <w:rFonts w:ascii="Arial" w:cs="Arial" w:eastAsia="Arial" w:hAnsi="Arial"/>
@@ -10805,7 +11094,7 @@
               <w:spacing w:after="10" w:before="0"/>
               <w:ind w:left="120"/>
             </w:pPr>
-            <w:hyperlink w:history="1" r:id="rIduvmef527up7b73dolwczm">
+            <w:hyperlink w:history="1" r:id="rId_25rn80xah3pmbzhv9imi">
               <w:r>
                 <w:rPr>
                   <w:rFonts w:ascii="Arial" w:cs="Arial" w:eastAsia="Arial" w:hAnsi="Arial"/>
@@ -11301,6 +11590,65 @@
         </w:tc>
       </w:tr>
     </w:tbl>
+    <w:p>
+      <w:pPr>
+        <w:pBdr>
+          <w:top w:val="single" w:color="BBBBBB" w:sz="4" w:space="4"/>
+        </w:pBdr>
+        <w:spacing w:after="0" w:before="160"/>
+      </w:pPr>
+      <w:r>
+        <w:rPr>
+          <w:rFonts w:ascii="Arial" w:cs="Arial" w:eastAsia="Arial" w:hAnsi="Arial"/>
+          <w:color w:val="666666"/>
+          <w:sz w:val="14"/>
+          <w:szCs w:val="14"/>
+        </w:rPr>
+        <w:t xml:space="preserve">© 2026 SeaVuria and ARES. Aligned with KICD objectives. Developed by SeaVuria; technical implementation by ARES (with AI assistance from Claude). Licensed under </w:t>
+      </w:r>
+      <w:hyperlink w:history="1" r:id="rIda02eh3irb-3ymjl-er9t5">
+        <w:r>
+          <w:rPr>
+            <w:rFonts w:ascii="Arial" w:cs="Arial" w:eastAsia="Arial" w:hAnsi="Arial"/>
+            <w:color w:val="1F6B75"/>
+            <w:sz w:val="14"/>
+            <w:szCs w:val="14"/>
+            <w:u w:val="single" w:color="1F6B75"/>
+          </w:rPr>
+          <w:t xml:space="preserve">CC BY-NC 4.0</w:t>
+        </w:r>
+      </w:hyperlink>
+      <w:r>
+        <w:rPr>
+          <w:rFonts w:ascii="Arial" w:cs="Arial" w:eastAsia="Arial" w:hAnsi="Arial"/>
+          <w:color w:val="666666"/>
+          <w:sz w:val="14"/>
+          <w:szCs w:val="14"/>
+        </w:rPr>
+        <w:t xml:space="preserve"> (</w:t>
+      </w:r>
+      <w:hyperlink w:history="1" r:id="rIdm88jlsh3nmxfsy0ngft3o">
+        <w:r>
+          <w:rPr>
+            <w:rFonts w:ascii="Arial" w:cs="Arial" w:eastAsia="Arial" w:hAnsi="Arial"/>
+            <w:color w:val="1F6B75"/>
+            <w:sz w:val="14"/>
+            <w:szCs w:val="14"/>
+            <w:u w:val="single" w:color="1F6B75"/>
+          </w:rPr>
+          <w:t xml:space="preserve">https://creativecommons.org/licenses/by-nc/4.0/</w:t>
+        </w:r>
+      </w:hyperlink>
+      <w:r>
+        <w:rPr>
+          <w:rFonts w:ascii="Arial" w:cs="Arial" w:eastAsia="Arial" w:hAnsi="Arial"/>
+          <w:color w:val="666666"/>
+          <w:sz w:val="14"/>
+          <w:szCs w:val="14"/>
+        </w:rPr>
+        <w:t xml:space="preserve">).</w:t>
+      </w:r>
+    </w:p>
     <w:p>
       <w:r>
         <w:br w:type="page"/>
@@ -12451,7 +12799,7 @@
             <w:pPr>
               <w:spacing w:after="20" w:before="0"/>
             </w:pPr>
-            <w:hyperlink w:history="1" r:id="rId9ds5halwa5-z3xlhrnuyy">
+            <w:hyperlink w:history="1" r:id="rIdxjlutdljma2fo_cfxgkfo">
               <w:r>
                 <w:rPr>
                   <w:rFonts w:ascii="Arial" w:cs="Arial" w:eastAsia="Arial" w:hAnsi="Arial"/>
@@ -12484,7 +12832,7 @@
               <w:spacing w:after="10" w:before="0"/>
               <w:ind w:left="120"/>
             </w:pPr>
-            <w:hyperlink w:history="1" r:id="rId7ryqse1yfpxbddwku9a3-">
+            <w:hyperlink w:history="1" r:id="rIdlpvxt6yoqkbbiowpns-0u">
               <w:r>
                 <w:rPr>
                   <w:rFonts w:ascii="Arial" w:cs="Arial" w:eastAsia="Arial" w:hAnsi="Arial"/>
@@ -12529,7 +12877,7 @@
             <w:pPr>
               <w:spacing w:after="20" w:before="0"/>
             </w:pPr>
-            <w:hyperlink w:history="1" r:id="rIddn1lvvnspuporm4hhwhyr">
+            <w:hyperlink w:history="1" r:id="rIdxq-y5z5y0knns_6x5trfb">
               <w:r>
                 <w:rPr>
                   <w:rFonts w:ascii="Arial" w:cs="Arial" w:eastAsia="Arial" w:hAnsi="Arial"/>
@@ -12562,7 +12910,7 @@
               <w:spacing w:after="10" w:before="0"/>
               <w:ind w:left="120"/>
             </w:pPr>
-            <w:hyperlink w:history="1" r:id="rIdjifbkrabwv9kg0ahwzioa">
+            <w:hyperlink w:history="1" r:id="rIdvl-di6j8kpgijcdtp-zph">
               <w:r>
                 <w:rPr>
                   <w:rFonts w:ascii="Arial" w:cs="Arial" w:eastAsia="Arial" w:hAnsi="Arial"/>
@@ -12757,7 +13105,7 @@
             <w:pPr>
               <w:spacing w:after="20" w:before="0"/>
             </w:pPr>
-            <w:hyperlink w:history="1" r:id="rId_eera_ooofvlyivcguozf">
+            <w:hyperlink w:history="1" r:id="rIdosjx1fsjdw4os22-sp2qx">
               <w:r>
                 <w:rPr>
                   <w:rFonts w:ascii="Arial" w:cs="Arial" w:eastAsia="Arial" w:hAnsi="Arial"/>
@@ -12790,7 +13138,7 @@
               <w:spacing w:after="10" w:before="0"/>
               <w:ind w:left="120"/>
             </w:pPr>
-            <w:hyperlink w:history="1" r:id="rIdlvez5kgylriotrymywup-">
+            <w:hyperlink w:history="1" r:id="rId5-ihf5mafchqsz7b7nmtm">
               <w:r>
                 <w:rPr>
                   <w:rFonts w:ascii="Arial" w:cs="Arial" w:eastAsia="Arial" w:hAnsi="Arial"/>
@@ -12835,7 +13183,7 @@
             <w:pPr>
               <w:spacing w:after="20" w:before="0"/>
             </w:pPr>
-            <w:hyperlink w:history="1" r:id="rIdlnqyvtc3zyw4huls2cw-g">
+            <w:hyperlink w:history="1" r:id="rIdcs8nuhala3fx3xb7cplss">
               <w:r>
                 <w:rPr>
                   <w:rFonts w:ascii="Arial" w:cs="Arial" w:eastAsia="Arial" w:hAnsi="Arial"/>
@@ -12868,7 +13216,7 @@
               <w:spacing w:after="10" w:before="0"/>
               <w:ind w:left="120"/>
             </w:pPr>
-            <w:hyperlink w:history="1" r:id="rIdt4oep9xxxfcydhvz4z9kz">
+            <w:hyperlink w:history="1" r:id="rIddf9dyqm7am9ugwjmgyacu">
               <w:r>
                 <w:rPr>
                   <w:rFonts w:ascii="Arial" w:cs="Arial" w:eastAsia="Arial" w:hAnsi="Arial"/>
@@ -13063,7 +13411,7 @@
             <w:pPr>
               <w:spacing w:after="20" w:before="0"/>
             </w:pPr>
-            <w:hyperlink w:history="1" r:id="rIdmb7rjhize1nwlgiqt9cyh">
+            <w:hyperlink w:history="1" r:id="rIdzusmakfhwmawpl2yhkj4i">
               <w:r>
                 <w:rPr>
                   <w:rFonts w:ascii="Arial" w:cs="Arial" w:eastAsia="Arial" w:hAnsi="Arial"/>
@@ -13096,7 +13444,7 @@
               <w:spacing w:after="10" w:before="0"/>
               <w:ind w:left="120"/>
             </w:pPr>
-            <w:hyperlink w:history="1" r:id="rIdteofort2yyhgr2byjhzf4">
+            <w:hyperlink w:history="1" r:id="rIdrrskqqsbbmvslragt7lqd">
               <w:r>
                 <w:rPr>
                   <w:rFonts w:ascii="Arial" w:cs="Arial" w:eastAsia="Arial" w:hAnsi="Arial"/>
@@ -13141,7 +13489,7 @@
             <w:pPr>
               <w:spacing w:after="20" w:before="0"/>
             </w:pPr>
-            <w:hyperlink w:history="1" r:id="rIdp4az0vjvrcarkaj-kmava">
+            <w:hyperlink w:history="1" r:id="rIdvkav0z5g9jf9rwwqdca3u">
               <w:r>
                 <w:rPr>
                   <w:rFonts w:ascii="Arial" w:cs="Arial" w:eastAsia="Arial" w:hAnsi="Arial"/>
@@ -13174,7 +13522,7 @@
               <w:spacing w:after="10" w:before="0"/>
               <w:ind w:left="120"/>
             </w:pPr>
-            <w:hyperlink w:history="1" r:id="rIdblipz8swwo8cnd46arlpl">
+            <w:hyperlink w:history="1" r:id="rIdrvasjby49teuancuvmvrt">
               <w:r>
                 <w:rPr>
                   <w:rFonts w:ascii="Arial" w:cs="Arial" w:eastAsia="Arial" w:hAnsi="Arial"/>
@@ -13369,7 +13717,7 @@
             <w:pPr>
               <w:spacing w:after="20" w:before="0"/>
             </w:pPr>
-            <w:hyperlink w:history="1" r:id="rIdbg9mhwbhvifqrfecgwxqv">
+            <w:hyperlink w:history="1" r:id="rIdzetobswxsdx4-8ivdverh">
               <w:r>
                 <w:rPr>
                   <w:rFonts w:ascii="Arial" w:cs="Arial" w:eastAsia="Arial" w:hAnsi="Arial"/>
@@ -13402,7 +13750,7 @@
               <w:spacing w:after="10" w:before="0"/>
               <w:ind w:left="120"/>
             </w:pPr>
-            <w:hyperlink w:history="1" r:id="rIdwnbwvj8hclt3busfr0iin">
+            <w:hyperlink w:history="1" r:id="rId5txr1os0jbmfkrakc4ttx">
               <w:r>
                 <w:rPr>
                   <w:rFonts w:ascii="Arial" w:cs="Arial" w:eastAsia="Arial" w:hAnsi="Arial"/>
@@ -13447,7 +13795,7 @@
             <w:pPr>
               <w:spacing w:after="20" w:before="0"/>
             </w:pPr>
-            <w:hyperlink w:history="1" r:id="rIdmnk5unjgc_evlrmonmzs_">
+            <w:hyperlink w:history="1" r:id="rIdtbfqr9txvq3hdxgbjvsqq">
               <w:r>
                 <w:rPr>
                   <w:rFonts w:ascii="Arial" w:cs="Arial" w:eastAsia="Arial" w:hAnsi="Arial"/>
@@ -13480,7 +13828,7 @@
               <w:spacing w:after="10" w:before="0"/>
               <w:ind w:left="120"/>
             </w:pPr>
-            <w:hyperlink w:history="1" r:id="rId1sdcrmrcisujyfrgpwzx3">
+            <w:hyperlink w:history="1" r:id="rId9edzqr88v5tysr1gstisn">
               <w:r>
                 <w:rPr>
                   <w:rFonts w:ascii="Arial" w:cs="Arial" w:eastAsia="Arial" w:hAnsi="Arial"/>
@@ -13675,7 +14023,7 @@
             <w:pPr>
               <w:spacing w:after="20" w:before="0"/>
             </w:pPr>
-            <w:hyperlink w:history="1" r:id="rIdql5y9os53mnirdaziz2wl">
+            <w:hyperlink w:history="1" r:id="rIdpk4jqbkb2g9o9lkuhicco">
               <w:r>
                 <w:rPr>
                   <w:rFonts w:ascii="Arial" w:cs="Arial" w:eastAsia="Arial" w:hAnsi="Arial"/>
@@ -13708,7 +14056,7 @@
               <w:spacing w:after="10" w:before="0"/>
               <w:ind w:left="120"/>
             </w:pPr>
-            <w:hyperlink w:history="1" r:id="rId7ykbdttjgifss_kbriaj5">
+            <w:hyperlink w:history="1" r:id="rId1egjrg6ctykubvepxksxd">
               <w:r>
                 <w:rPr>
                   <w:rFonts w:ascii="Arial" w:cs="Arial" w:eastAsia="Arial" w:hAnsi="Arial"/>
@@ -13753,7 +14101,7 @@
             <w:pPr>
               <w:spacing w:after="20" w:before="0"/>
             </w:pPr>
-            <w:hyperlink w:history="1" r:id="rIdmv8ml6yntfeoldsb4zmlm">
+            <w:hyperlink w:history="1" r:id="rIdecxf78ym8lu_qfo95bgux">
               <w:r>
                 <w:rPr>
                   <w:rFonts w:ascii="Arial" w:cs="Arial" w:eastAsia="Arial" w:hAnsi="Arial"/>
@@ -13786,7 +14134,7 @@
               <w:spacing w:after="10" w:before="0"/>
               <w:ind w:left="120"/>
             </w:pPr>
-            <w:hyperlink w:history="1" r:id="rId9y254rx3tpovnt0mah1-f">
+            <w:hyperlink w:history="1" r:id="rIdoaphomsgigoon1jnqyfsl">
               <w:r>
                 <w:rPr>
                   <w:rFonts w:ascii="Arial" w:cs="Arial" w:eastAsia="Arial" w:hAnsi="Arial"/>
@@ -14358,6 +14706,65 @@
         </w:tc>
       </w:tr>
     </w:tbl>
+    <w:p>
+      <w:pPr>
+        <w:pBdr>
+          <w:top w:val="single" w:color="BBBBBB" w:sz="4" w:space="4"/>
+        </w:pBdr>
+        <w:spacing w:after="0" w:before="160"/>
+      </w:pPr>
+      <w:r>
+        <w:rPr>
+          <w:rFonts w:ascii="Arial" w:cs="Arial" w:eastAsia="Arial" w:hAnsi="Arial"/>
+          <w:color w:val="666666"/>
+          <w:sz w:val="14"/>
+          <w:szCs w:val="14"/>
+        </w:rPr>
+        <w:t xml:space="preserve">© 2026 SeaVuria and ARES. Aligned with KICD objectives. Developed by SeaVuria; technical implementation by ARES (with AI assistance from Claude). Licensed under </w:t>
+      </w:r>
+      <w:hyperlink w:history="1" r:id="rIdguiceyvrall_djsrwpilk">
+        <w:r>
+          <w:rPr>
+            <w:rFonts w:ascii="Arial" w:cs="Arial" w:eastAsia="Arial" w:hAnsi="Arial"/>
+            <w:color w:val="1F6B75"/>
+            <w:sz w:val="14"/>
+            <w:szCs w:val="14"/>
+            <w:u w:val="single" w:color="1F6B75"/>
+          </w:rPr>
+          <w:t xml:space="preserve">CC BY-NC 4.0</w:t>
+        </w:r>
+      </w:hyperlink>
+      <w:r>
+        <w:rPr>
+          <w:rFonts w:ascii="Arial" w:cs="Arial" w:eastAsia="Arial" w:hAnsi="Arial"/>
+          <w:color w:val="666666"/>
+          <w:sz w:val="14"/>
+          <w:szCs w:val="14"/>
+        </w:rPr>
+        <w:t xml:space="preserve"> (</w:t>
+      </w:r>
+      <w:hyperlink w:history="1" r:id="rIdxm4afaemn8mveokt8ozbn">
+        <w:r>
+          <w:rPr>
+            <w:rFonts w:ascii="Arial" w:cs="Arial" w:eastAsia="Arial" w:hAnsi="Arial"/>
+            <w:color w:val="1F6B75"/>
+            <w:sz w:val="14"/>
+            <w:szCs w:val="14"/>
+            <w:u w:val="single" w:color="1F6B75"/>
+          </w:rPr>
+          <w:t xml:space="preserve">https://creativecommons.org/licenses/by-nc/4.0/</w:t>
+        </w:r>
+      </w:hyperlink>
+      <w:r>
+        <w:rPr>
+          <w:rFonts w:ascii="Arial" w:cs="Arial" w:eastAsia="Arial" w:hAnsi="Arial"/>
+          <w:color w:val="666666"/>
+          <w:sz w:val="14"/>
+          <w:szCs w:val="14"/>
+        </w:rPr>
+        <w:t xml:space="preserve">).</w:t>
+      </w:r>
+    </w:p>
     <w:p>
       <w:r>
         <w:br w:type="page"/>
@@ -15528,7 +15935,7 @@
             <w:pPr>
               <w:spacing w:after="20" w:before="0"/>
             </w:pPr>
-            <w:hyperlink w:history="1" r:id="rIdwigugrl3hh3t3palv0oh8">
+            <w:hyperlink w:history="1" r:id="rIdahh9n8uakhdoobiyenlkb">
               <w:r>
                 <w:rPr>
                   <w:rFonts w:ascii="Arial" w:cs="Arial" w:eastAsia="Arial" w:hAnsi="Arial"/>
@@ -15561,7 +15968,7 @@
               <w:spacing w:after="10" w:before="0"/>
               <w:ind w:left="120"/>
             </w:pPr>
-            <w:hyperlink w:history="1" r:id="rIdilwzxf4p1kcwcyfnoagrp">
+            <w:hyperlink w:history="1" r:id="rIdwsxki9i85vld_ubk9ncat">
               <w:r>
                 <w:rPr>
                   <w:rFonts w:ascii="Arial" w:cs="Arial" w:eastAsia="Arial" w:hAnsi="Arial"/>
@@ -15606,7 +16013,7 @@
             <w:pPr>
               <w:spacing w:after="20" w:before="0"/>
             </w:pPr>
-            <w:hyperlink w:history="1" r:id="rIdigvitkgtdh10tkrzb-xd-">
+            <w:hyperlink w:history="1" r:id="rIdfh_wlpwgdcsa3d9vrkgr9">
               <w:r>
                 <w:rPr>
                   <w:rFonts w:ascii="Arial" w:cs="Arial" w:eastAsia="Arial" w:hAnsi="Arial"/>
@@ -15639,7 +16046,7 @@
               <w:spacing w:after="10" w:before="0"/>
               <w:ind w:left="120"/>
             </w:pPr>
-            <w:hyperlink w:history="1" r:id="rId9f7gflfmazphzymu2af8j">
+            <w:hyperlink w:history="1" r:id="rIdpvlxcat7ykxxi2bkkwk89">
               <w:r>
                 <w:rPr>
                   <w:rFonts w:ascii="Arial" w:cs="Arial" w:eastAsia="Arial" w:hAnsi="Arial"/>
@@ -15834,7 +16241,7 @@
             <w:pPr>
               <w:spacing w:after="20" w:before="0"/>
             </w:pPr>
-            <w:hyperlink w:history="1" r:id="rIdjvq4fmramedroen5ig2pk">
+            <w:hyperlink w:history="1" r:id="rIdlk7xfeisgzzpkp4j5q_-f">
               <w:r>
                 <w:rPr>
                   <w:rFonts w:ascii="Arial" w:cs="Arial" w:eastAsia="Arial" w:hAnsi="Arial"/>
@@ -15867,7 +16274,7 @@
               <w:spacing w:after="10" w:before="0"/>
               <w:ind w:left="120"/>
             </w:pPr>
-            <w:hyperlink w:history="1" r:id="rIden8tvvclh1pcmyfdmuxc0">
+            <w:hyperlink w:history="1" r:id="rId6n59qyphsr_02e8fjjr-c">
               <w:r>
                 <w:rPr>
                   <w:rFonts w:ascii="Arial" w:cs="Arial" w:eastAsia="Arial" w:hAnsi="Arial"/>
@@ -15912,7 +16319,7 @@
             <w:pPr>
               <w:spacing w:after="20" w:before="0"/>
             </w:pPr>
-            <w:hyperlink w:history="1" r:id="rIdwadkpolsyf-vl_luglusw">
+            <w:hyperlink w:history="1" r:id="rIdae0-rg4vwrmchc8pq_u9p">
               <w:r>
                 <w:rPr>
                   <w:rFonts w:ascii="Arial" w:cs="Arial" w:eastAsia="Arial" w:hAnsi="Arial"/>
@@ -15945,7 +16352,7 @@
               <w:spacing w:after="10" w:before="0"/>
               <w:ind w:left="120"/>
             </w:pPr>
-            <w:hyperlink w:history="1" r:id="rIdqbiq-qbljwybdzyvi4_x1">
+            <w:hyperlink w:history="1" r:id="rIdyjlw389avuzs6x2ipytzk">
               <w:r>
                 <w:rPr>
                   <w:rFonts w:ascii="Arial" w:cs="Arial" w:eastAsia="Arial" w:hAnsi="Arial"/>
@@ -16140,7 +16547,7 @@
             <w:pPr>
               <w:spacing w:after="20" w:before="0"/>
             </w:pPr>
-            <w:hyperlink w:history="1" r:id="rIduyegccnswqnq-ocyladcx">
+            <w:hyperlink w:history="1" r:id="rIdbghh_y9d5g_ahx4jcdv7x">
               <w:r>
                 <w:rPr>
                   <w:rFonts w:ascii="Arial" w:cs="Arial" w:eastAsia="Arial" w:hAnsi="Arial"/>
@@ -16173,7 +16580,7 @@
               <w:spacing w:after="10" w:before="0"/>
               <w:ind w:left="120"/>
             </w:pPr>
-            <w:hyperlink w:history="1" r:id="rIdaqmsyciov7cw8fu7b5sjq">
+            <w:hyperlink w:history="1" r:id="rIdrbezyrk9vwdhrxegqgl8j">
               <w:r>
                 <w:rPr>
                   <w:rFonts w:ascii="Arial" w:cs="Arial" w:eastAsia="Arial" w:hAnsi="Arial"/>
@@ -16218,7 +16625,7 @@
             <w:pPr>
               <w:spacing w:after="20" w:before="0"/>
             </w:pPr>
-            <w:hyperlink w:history="1" r:id="rId2ui8p1pbmgsh8_fjjzz1p">
+            <w:hyperlink w:history="1" r:id="rIdziqcub965is9tgc5yxs_3">
               <w:r>
                 <w:rPr>
                   <w:rFonts w:ascii="Arial" w:cs="Arial" w:eastAsia="Arial" w:hAnsi="Arial"/>
@@ -16251,7 +16658,7 @@
               <w:spacing w:after="10" w:before="0"/>
               <w:ind w:left="120"/>
             </w:pPr>
-            <w:hyperlink w:history="1" r:id="rIdmoz8fj4yrvqqolrdoemee">
+            <w:hyperlink w:history="1" r:id="rIdcxlq_9k0usf85ec7gwy7e">
               <w:r>
                 <w:rPr>
                   <w:rFonts w:ascii="Arial" w:cs="Arial" w:eastAsia="Arial" w:hAnsi="Arial"/>
@@ -16446,7 +16853,7 @@
             <w:pPr>
               <w:spacing w:after="20" w:before="0"/>
             </w:pPr>
-            <w:hyperlink w:history="1" r:id="rId98yukmwncmqz0ucujqmz2">
+            <w:hyperlink w:history="1" r:id="rIdj36owkhykpxpw5fdp4_4q">
               <w:r>
                 <w:rPr>
                   <w:rFonts w:ascii="Arial" w:cs="Arial" w:eastAsia="Arial" w:hAnsi="Arial"/>
@@ -16479,7 +16886,7 @@
               <w:spacing w:after="10" w:before="0"/>
               <w:ind w:left="120"/>
             </w:pPr>
-            <w:hyperlink w:history="1" r:id="rIdhponvjt7zs7rz4ho6rlpw">
+            <w:hyperlink w:history="1" r:id="rIdaw-2gzh4ptirsz9y_zlxf">
               <w:r>
                 <w:rPr>
                   <w:rFonts w:ascii="Arial" w:cs="Arial" w:eastAsia="Arial" w:hAnsi="Arial"/>
@@ -16524,7 +16931,7 @@
             <w:pPr>
               <w:spacing w:after="20" w:before="0"/>
             </w:pPr>
-            <w:hyperlink w:history="1" r:id="rIds1ot0_z76y7zcrdx0doww">
+            <w:hyperlink w:history="1" r:id="rIdhtv-mq3m3kjwa3zw7d76z">
               <w:r>
                 <w:rPr>
                   <w:rFonts w:ascii="Arial" w:cs="Arial" w:eastAsia="Arial" w:hAnsi="Arial"/>
@@ -16557,7 +16964,7 @@
               <w:spacing w:after="10" w:before="0"/>
               <w:ind w:left="120"/>
             </w:pPr>
-            <w:hyperlink w:history="1" r:id="rIdvwqs7theboqwdt-o-a8ex">
+            <w:hyperlink w:history="1" r:id="rId0smhnfjbkppkmftvn4s14">
               <w:r>
                 <w:rPr>
                   <w:rFonts w:ascii="Arial" w:cs="Arial" w:eastAsia="Arial" w:hAnsi="Arial"/>
@@ -16752,7 +17159,7 @@
             <w:pPr>
               <w:spacing w:after="20" w:before="0"/>
             </w:pPr>
-            <w:hyperlink w:history="1" r:id="rIdmcyw_fetb2iitl1810j70">
+            <w:hyperlink w:history="1" r:id="rIdfycdcbw12jnx98z4forva">
               <w:r>
                 <w:rPr>
                   <w:rFonts w:ascii="Arial" w:cs="Arial" w:eastAsia="Arial" w:hAnsi="Arial"/>
@@ -16785,7 +17192,7 @@
               <w:spacing w:after="10" w:before="0"/>
               <w:ind w:left="120"/>
             </w:pPr>
-            <w:hyperlink w:history="1" r:id="rIdszfpy_bs82myl3cl5jjgr">
+            <w:hyperlink w:history="1" r:id="rIdbiiop9zqzvasmdddnuvt3">
               <w:r>
                 <w:rPr>
                   <w:rFonts w:ascii="Arial" w:cs="Arial" w:eastAsia="Arial" w:hAnsi="Arial"/>
@@ -16830,7 +17237,7 @@
             <w:pPr>
               <w:spacing w:after="20" w:before="0"/>
             </w:pPr>
-            <w:hyperlink w:history="1" r:id="rIdcfn3d2idpbbho33j6w2ga">
+            <w:hyperlink w:history="1" r:id="rIdvuyauhvd9s3cmsv_aj0wk">
               <w:r>
                 <w:rPr>
                   <w:rFonts w:ascii="Arial" w:cs="Arial" w:eastAsia="Arial" w:hAnsi="Arial"/>
@@ -16863,7 +17270,7 @@
               <w:spacing w:after="10" w:before="0"/>
               <w:ind w:left="120"/>
             </w:pPr>
-            <w:hyperlink w:history="1" r:id="rIdczqsfhlbqupp5hdrtrmyz">
+            <w:hyperlink w:history="1" r:id="rId2wcole_acmx_hga-_3sci">
               <w:r>
                 <w:rPr>
                   <w:rFonts w:ascii="Arial" w:cs="Arial" w:eastAsia="Arial" w:hAnsi="Arial"/>
@@ -17435,6 +17842,65 @@
         </w:tc>
       </w:tr>
     </w:tbl>
+    <w:p>
+      <w:pPr>
+        <w:pBdr>
+          <w:top w:val="single" w:color="BBBBBB" w:sz="4" w:space="4"/>
+        </w:pBdr>
+        <w:spacing w:after="0" w:before="160"/>
+      </w:pPr>
+      <w:r>
+        <w:rPr>
+          <w:rFonts w:ascii="Arial" w:cs="Arial" w:eastAsia="Arial" w:hAnsi="Arial"/>
+          <w:color w:val="666666"/>
+          <w:sz w:val="14"/>
+          <w:szCs w:val="14"/>
+        </w:rPr>
+        <w:t xml:space="preserve">© 2026 SeaVuria and ARES. Aligned with KICD objectives. Developed by SeaVuria; technical implementation by ARES (with AI assistance from Claude). Licensed under </w:t>
+      </w:r>
+      <w:hyperlink w:history="1" r:id="rIdfcowjpftoy6xyotefbzvj">
+        <w:r>
+          <w:rPr>
+            <w:rFonts w:ascii="Arial" w:cs="Arial" w:eastAsia="Arial" w:hAnsi="Arial"/>
+            <w:color w:val="1F6B75"/>
+            <w:sz w:val="14"/>
+            <w:szCs w:val="14"/>
+            <w:u w:val="single" w:color="1F6B75"/>
+          </w:rPr>
+          <w:t xml:space="preserve">CC BY-NC 4.0</w:t>
+        </w:r>
+      </w:hyperlink>
+      <w:r>
+        <w:rPr>
+          <w:rFonts w:ascii="Arial" w:cs="Arial" w:eastAsia="Arial" w:hAnsi="Arial"/>
+          <w:color w:val="666666"/>
+          <w:sz w:val="14"/>
+          <w:szCs w:val="14"/>
+        </w:rPr>
+        <w:t xml:space="preserve"> (</w:t>
+      </w:r>
+      <w:hyperlink w:history="1" r:id="rIdwj9qcnshbeabmey4figzv">
+        <w:r>
+          <w:rPr>
+            <w:rFonts w:ascii="Arial" w:cs="Arial" w:eastAsia="Arial" w:hAnsi="Arial"/>
+            <w:color w:val="1F6B75"/>
+            <w:sz w:val="14"/>
+            <w:szCs w:val="14"/>
+            <w:u w:val="single" w:color="1F6B75"/>
+          </w:rPr>
+          <w:t xml:space="preserve">https://creativecommons.org/licenses/by-nc/4.0/</w:t>
+        </w:r>
+      </w:hyperlink>
+      <w:r>
+        <w:rPr>
+          <w:rFonts w:ascii="Arial" w:cs="Arial" w:eastAsia="Arial" w:hAnsi="Arial"/>
+          <w:color w:val="666666"/>
+          <w:sz w:val="14"/>
+          <w:szCs w:val="14"/>
+        </w:rPr>
+        <w:t xml:space="preserve">).</w:t>
+      </w:r>
+    </w:p>
     <w:p>
       <w:r>
         <w:br w:type="page"/>
@@ -18585,7 +19051,7 @@
             <w:pPr>
               <w:spacing w:after="20" w:before="0"/>
             </w:pPr>
-            <w:hyperlink w:history="1" r:id="rIdexv4why2-osybwlpugleh">
+            <w:hyperlink w:history="1" r:id="rIdgefpyobpoxmzsxyfm_ctj">
               <w:r>
                 <w:rPr>
                   <w:rFonts w:ascii="Arial" w:cs="Arial" w:eastAsia="Arial" w:hAnsi="Arial"/>
@@ -18618,7 +19084,7 @@
               <w:spacing w:after="10" w:before="0"/>
               <w:ind w:left="120"/>
             </w:pPr>
-            <w:hyperlink w:history="1" r:id="rId9239mwiew3r0uqrd3jlxe">
+            <w:hyperlink w:history="1" r:id="rIduuh92qapljzt_7rqlgaot">
               <w:r>
                 <w:rPr>
                   <w:rFonts w:ascii="Arial" w:cs="Arial" w:eastAsia="Arial" w:hAnsi="Arial"/>
@@ -18663,7 +19129,7 @@
             <w:pPr>
               <w:spacing w:after="20" w:before="0"/>
             </w:pPr>
-            <w:hyperlink w:history="1" r:id="rIdccyzza1h5bbbal6rgdhcp">
+            <w:hyperlink w:history="1" r:id="rIdun5iqtrtasgmaliu4przz">
               <w:r>
                 <w:rPr>
                   <w:rFonts w:ascii="Arial" w:cs="Arial" w:eastAsia="Arial" w:hAnsi="Arial"/>
@@ -18696,7 +19162,7 @@
               <w:spacing w:after="10" w:before="0"/>
               <w:ind w:left="120"/>
             </w:pPr>
-            <w:hyperlink w:history="1" r:id="rIddahlqoklmnkc-x1fwsowi">
+            <w:hyperlink w:history="1" r:id="rId4m7irs_pdn9qgnyrxyvqf">
               <w:r>
                 <w:rPr>
                   <w:rFonts w:ascii="Arial" w:cs="Arial" w:eastAsia="Arial" w:hAnsi="Arial"/>
@@ -18891,7 +19357,7 @@
             <w:pPr>
               <w:spacing w:after="20" w:before="0"/>
             </w:pPr>
-            <w:hyperlink w:history="1" r:id="rIdqdracxngpckqkt5nqbedt">
+            <w:hyperlink w:history="1" r:id="rIdgnkr4aemyem4vevlvqpky">
               <w:r>
                 <w:rPr>
                   <w:rFonts w:ascii="Arial" w:cs="Arial" w:eastAsia="Arial" w:hAnsi="Arial"/>
@@ -18924,7 +19390,7 @@
               <w:spacing w:after="10" w:before="0"/>
               <w:ind w:left="120"/>
             </w:pPr>
-            <w:hyperlink w:history="1" r:id="rIddljfux1x6ob8utdd948og">
+            <w:hyperlink w:history="1" r:id="rIddest1twqca_43tcv1cl_w">
               <w:r>
                 <w:rPr>
                   <w:rFonts w:ascii="Arial" w:cs="Arial" w:eastAsia="Arial" w:hAnsi="Arial"/>
@@ -18969,7 +19435,7 @@
             <w:pPr>
               <w:spacing w:after="20" w:before="0"/>
             </w:pPr>
-            <w:hyperlink w:history="1" r:id="rId5gcpk2opslobc3hwhjwyl">
+            <w:hyperlink w:history="1" r:id="rIdvm1faunelfhulsrcj4aic">
               <w:r>
                 <w:rPr>
                   <w:rFonts w:ascii="Arial" w:cs="Arial" w:eastAsia="Arial" w:hAnsi="Arial"/>
@@ -19002,7 +19468,7 @@
               <w:spacing w:after="10" w:before="0"/>
               <w:ind w:left="120"/>
             </w:pPr>
-            <w:hyperlink w:history="1" r:id="rIdtczcbylxkei0uxzbk8ghu">
+            <w:hyperlink w:history="1" r:id="rId3ithbl01log_n4rb-3tng">
               <w:r>
                 <w:rPr>
                   <w:rFonts w:ascii="Arial" w:cs="Arial" w:eastAsia="Arial" w:hAnsi="Arial"/>
@@ -19197,7 +19663,7 @@
             <w:pPr>
               <w:spacing w:after="20" w:before="0"/>
             </w:pPr>
-            <w:hyperlink w:history="1" r:id="rIdnpvr_j6ob3qrstm5-vcpi">
+            <w:hyperlink w:history="1" r:id="rIdi-ecqu6f4qgngqbizs8mp">
               <w:r>
                 <w:rPr>
                   <w:rFonts w:ascii="Arial" w:cs="Arial" w:eastAsia="Arial" w:hAnsi="Arial"/>
@@ -19230,7 +19696,7 @@
               <w:spacing w:after="10" w:before="0"/>
               <w:ind w:left="120"/>
             </w:pPr>
-            <w:hyperlink w:history="1" r:id="rId0k-v_ym3tpz1trxttas1c">
+            <w:hyperlink w:history="1" r:id="rIda7vxtitmf9scy7d5dlenr">
               <w:r>
                 <w:rPr>
                   <w:rFonts w:ascii="Arial" w:cs="Arial" w:eastAsia="Arial" w:hAnsi="Arial"/>
@@ -19275,7 +19741,7 @@
             <w:pPr>
               <w:spacing w:after="20" w:before="0"/>
             </w:pPr>
-            <w:hyperlink w:history="1" r:id="rIdzbctzmsruzncen3zd4rsp">
+            <w:hyperlink w:history="1" r:id="rIdvtgolh6t_yuk9lbo-ml8b">
               <w:r>
                 <w:rPr>
                   <w:rFonts w:ascii="Arial" w:cs="Arial" w:eastAsia="Arial" w:hAnsi="Arial"/>
@@ -19308,7 +19774,7 @@
               <w:spacing w:after="10" w:before="0"/>
               <w:ind w:left="120"/>
             </w:pPr>
-            <w:hyperlink w:history="1" r:id="rIdddcxszzyx2s_uvg3htve3">
+            <w:hyperlink w:history="1" r:id="rId879sr-qkbolcfczjwgyq-">
               <w:r>
                 <w:rPr>
                   <w:rFonts w:ascii="Arial" w:cs="Arial" w:eastAsia="Arial" w:hAnsi="Arial"/>
@@ -19503,7 +19969,7 @@
             <w:pPr>
               <w:spacing w:after="20" w:before="0"/>
             </w:pPr>
-            <w:hyperlink w:history="1" r:id="rIdtltd08rrnhunugezujhur">
+            <w:hyperlink w:history="1" r:id="rIdndylyx-ozp2vf3ufnfnuo">
               <w:r>
                 <w:rPr>
                   <w:rFonts w:ascii="Arial" w:cs="Arial" w:eastAsia="Arial" w:hAnsi="Arial"/>
@@ -19536,7 +20002,7 @@
               <w:spacing w:after="10" w:before="0"/>
               <w:ind w:left="120"/>
             </w:pPr>
-            <w:hyperlink w:history="1" r:id="rIdlou9w26j1exxobhbqvv3n">
+            <w:hyperlink w:history="1" r:id="rIdjfxhkclo9odfd689pjn45">
               <w:r>
                 <w:rPr>
                   <w:rFonts w:ascii="Arial" w:cs="Arial" w:eastAsia="Arial" w:hAnsi="Arial"/>
@@ -19581,7 +20047,7 @@
             <w:pPr>
               <w:spacing w:after="20" w:before="0"/>
             </w:pPr>
-            <w:hyperlink w:history="1" r:id="rId8mitfhag1bgnhmugekpu9">
+            <w:hyperlink w:history="1" r:id="rIdrzuxoocsz8xv4zgytibzu">
               <w:r>
                 <w:rPr>
                   <w:rFonts w:ascii="Arial" w:cs="Arial" w:eastAsia="Arial" w:hAnsi="Arial"/>
@@ -19614,7 +20080,7 @@
               <w:spacing w:after="10" w:before="0"/>
               <w:ind w:left="120"/>
             </w:pPr>
-            <w:hyperlink w:history="1" r:id="rIdmz3qotl9q6yfbdxmgu_jb">
+            <w:hyperlink w:history="1" r:id="rIdlkol8fkpmy0rilxp_lg7t">
               <w:r>
                 <w:rPr>
                   <w:rFonts w:ascii="Arial" w:cs="Arial" w:eastAsia="Arial" w:hAnsi="Arial"/>
@@ -19809,7 +20275,7 @@
             <w:pPr>
               <w:spacing w:after="20" w:before="0"/>
             </w:pPr>
-            <w:hyperlink w:history="1" r:id="rIdns-yziujwdthneb-j4xut">
+            <w:hyperlink w:history="1" r:id="rIdgj6udvx2qqa9iri0mz3wk">
               <w:r>
                 <w:rPr>
                   <w:rFonts w:ascii="Arial" w:cs="Arial" w:eastAsia="Arial" w:hAnsi="Arial"/>
@@ -19842,7 +20308,7 @@
               <w:spacing w:after="10" w:before="0"/>
               <w:ind w:left="120"/>
             </w:pPr>
-            <w:hyperlink w:history="1" r:id="rIdf_5pxmjm65xg1g7vtm7pf">
+            <w:hyperlink w:history="1" r:id="rId5e_ce-4crh1kueqpb-vbi">
               <w:r>
                 <w:rPr>
                   <w:rFonts w:ascii="Arial" w:cs="Arial" w:eastAsia="Arial" w:hAnsi="Arial"/>
@@ -19887,7 +20353,7 @@
             <w:pPr>
               <w:spacing w:after="20" w:before="0"/>
             </w:pPr>
-            <w:hyperlink w:history="1" r:id="rIdnp9ubnrrjhgza130zunaa">
+            <w:hyperlink w:history="1" r:id="rIdbsldd53szhkk2yabh6kue">
               <w:r>
                 <w:rPr>
                   <w:rFonts w:ascii="Arial" w:cs="Arial" w:eastAsia="Arial" w:hAnsi="Arial"/>
@@ -19920,7 +20386,7 @@
               <w:spacing w:after="10" w:before="0"/>
               <w:ind w:left="120"/>
             </w:pPr>
-            <w:hyperlink w:history="1" r:id="rIdk0fubxjkrok4cc78jhrvd">
+            <w:hyperlink w:history="1" r:id="rIdyqarahq3xo5v-pwj8swfv">
               <w:r>
                 <w:rPr>
                   <w:rFonts w:ascii="Arial" w:cs="Arial" w:eastAsia="Arial" w:hAnsi="Arial"/>
@@ -20492,6 +20958,65 @@
         </w:tc>
       </w:tr>
     </w:tbl>
+    <w:p>
+      <w:pPr>
+        <w:pBdr>
+          <w:top w:val="single" w:color="BBBBBB" w:sz="4" w:space="4"/>
+        </w:pBdr>
+        <w:spacing w:after="0" w:before="160"/>
+      </w:pPr>
+      <w:r>
+        <w:rPr>
+          <w:rFonts w:ascii="Arial" w:cs="Arial" w:eastAsia="Arial" w:hAnsi="Arial"/>
+          <w:color w:val="666666"/>
+          <w:sz w:val="14"/>
+          <w:szCs w:val="14"/>
+        </w:rPr>
+        <w:t xml:space="preserve">© 2026 SeaVuria and ARES. Aligned with KICD objectives. Developed by SeaVuria; technical implementation by ARES (with AI assistance from Claude). Licensed under </w:t>
+      </w:r>
+      <w:hyperlink w:history="1" r:id="rIde7z3lww3hyuflebffynf0">
+        <w:r>
+          <w:rPr>
+            <w:rFonts w:ascii="Arial" w:cs="Arial" w:eastAsia="Arial" w:hAnsi="Arial"/>
+            <w:color w:val="1F6B75"/>
+            <w:sz w:val="14"/>
+            <w:szCs w:val="14"/>
+            <w:u w:val="single" w:color="1F6B75"/>
+          </w:rPr>
+          <w:t xml:space="preserve">CC BY-NC 4.0</w:t>
+        </w:r>
+      </w:hyperlink>
+      <w:r>
+        <w:rPr>
+          <w:rFonts w:ascii="Arial" w:cs="Arial" w:eastAsia="Arial" w:hAnsi="Arial"/>
+          <w:color w:val="666666"/>
+          <w:sz w:val="14"/>
+          <w:szCs w:val="14"/>
+        </w:rPr>
+        <w:t xml:space="preserve"> (</w:t>
+      </w:r>
+      <w:hyperlink w:history="1" r:id="rIdygicth6baktjwpbfofycs">
+        <w:r>
+          <w:rPr>
+            <w:rFonts w:ascii="Arial" w:cs="Arial" w:eastAsia="Arial" w:hAnsi="Arial"/>
+            <w:color w:val="1F6B75"/>
+            <w:sz w:val="14"/>
+            <w:szCs w:val="14"/>
+            <w:u w:val="single" w:color="1F6B75"/>
+          </w:rPr>
+          <w:t xml:space="preserve">https://creativecommons.org/licenses/by-nc/4.0/</w:t>
+        </w:r>
+      </w:hyperlink>
+      <w:r>
+        <w:rPr>
+          <w:rFonts w:ascii="Arial" w:cs="Arial" w:eastAsia="Arial" w:hAnsi="Arial"/>
+          <w:color w:val="666666"/>
+          <w:sz w:val="14"/>
+          <w:szCs w:val="14"/>
+        </w:rPr>
+        <w:t xml:space="preserve">).</w:t>
+      </w:r>
+    </w:p>
     <w:p>
       <w:r>
         <w:br w:type="page"/>
@@ -21566,7 +22091,7 @@
             <w:pPr>
               <w:spacing w:after="20" w:before="0"/>
             </w:pPr>
-            <w:hyperlink w:history="1" r:id="rIdvri7qd2ak6p_tvkbltl8i">
+            <w:hyperlink w:history="1" r:id="rId_nzylutkpkajem5nnxg-_">
               <w:r>
                 <w:rPr>
                   <w:rFonts w:ascii="Arial" w:cs="Arial" w:eastAsia="Arial" w:hAnsi="Arial"/>
@@ -21599,7 +22124,7 @@
               <w:spacing w:after="10" w:before="0"/>
               <w:ind w:left="120"/>
             </w:pPr>
-            <w:hyperlink w:history="1" r:id="rIdcihjxgeegfm34hvk_nnnv">
+            <w:hyperlink w:history="1" r:id="rIdpadephbplu9okozmvumsf">
               <w:r>
                 <w:rPr>
                   <w:rFonts w:ascii="Arial" w:cs="Arial" w:eastAsia="Arial" w:hAnsi="Arial"/>
@@ -21644,7 +22169,7 @@
             <w:pPr>
               <w:spacing w:after="20" w:before="0"/>
             </w:pPr>
-            <w:hyperlink w:history="1" r:id="rIdopgg4wruzba7q8gwspfzj">
+            <w:hyperlink w:history="1" r:id="rIdfkes4w3deapmqdq84wuxf">
               <w:r>
                 <w:rPr>
                   <w:rFonts w:ascii="Arial" w:cs="Arial" w:eastAsia="Arial" w:hAnsi="Arial"/>
@@ -21677,7 +22202,7 @@
               <w:spacing w:after="10" w:before="0"/>
               <w:ind w:left="120"/>
             </w:pPr>
-            <w:hyperlink w:history="1" r:id="rId4st40_t0k0gs7kqqm5ebz">
+            <w:hyperlink w:history="1" r:id="rIdm6svm-vkhadcgncydlcus">
               <w:r>
                 <w:rPr>
                   <w:rFonts w:ascii="Arial" w:cs="Arial" w:eastAsia="Arial" w:hAnsi="Arial"/>
@@ -21872,7 +22397,7 @@
             <w:pPr>
               <w:spacing w:after="20" w:before="0"/>
             </w:pPr>
-            <w:hyperlink w:history="1" r:id="rIdnm9bza5mcmr9k5nbman6a">
+            <w:hyperlink w:history="1" r:id="rId2dtmbwtzbuabn0fp-3v5u">
               <w:r>
                 <w:rPr>
                   <w:rFonts w:ascii="Arial" w:cs="Arial" w:eastAsia="Arial" w:hAnsi="Arial"/>
@@ -21905,7 +22430,7 @@
               <w:spacing w:after="10" w:before="0"/>
               <w:ind w:left="120"/>
             </w:pPr>
-            <w:hyperlink w:history="1" r:id="rIdy32t8jc3i8edouerf6anz">
+            <w:hyperlink w:history="1" r:id="rIdhnmkr3hb5lfu1sliza8sk">
               <w:r>
                 <w:rPr>
                   <w:rFonts w:ascii="Arial" w:cs="Arial" w:eastAsia="Arial" w:hAnsi="Arial"/>
@@ -21950,7 +22475,7 @@
             <w:pPr>
               <w:spacing w:after="20" w:before="0"/>
             </w:pPr>
-            <w:hyperlink w:history="1" r:id="rIdywarqucz69jtlmajmu2hr">
+            <w:hyperlink w:history="1" r:id="rIdcsfdu3ksndqvbpgwa-hf5">
               <w:r>
                 <w:rPr>
                   <w:rFonts w:ascii="Arial" w:cs="Arial" w:eastAsia="Arial" w:hAnsi="Arial"/>
@@ -21983,7 +22508,7 @@
               <w:spacing w:after="10" w:before="0"/>
               <w:ind w:left="120"/>
             </w:pPr>
-            <w:hyperlink w:history="1" r:id="rIdcb9r8uye_fknpmmrqccup">
+            <w:hyperlink w:history="1" r:id="rId2qugsfekkdcbaorzlllud">
               <w:r>
                 <w:rPr>
                   <w:rFonts w:ascii="Arial" w:cs="Arial" w:eastAsia="Arial" w:hAnsi="Arial"/>
@@ -22178,7 +22703,7 @@
             <w:pPr>
               <w:spacing w:after="20" w:before="0"/>
             </w:pPr>
-            <w:hyperlink w:history="1" r:id="rId3rfbf863exepozts-ztvi">
+            <w:hyperlink w:history="1" r:id="rIdm-c95oxvoqmtizee-wlv_">
               <w:r>
                 <w:rPr>
                   <w:rFonts w:ascii="Arial" w:cs="Arial" w:eastAsia="Arial" w:hAnsi="Arial"/>
@@ -22211,7 +22736,7 @@
               <w:spacing w:after="10" w:before="0"/>
               <w:ind w:left="120"/>
             </w:pPr>
-            <w:hyperlink w:history="1" r:id="rIdryk-1vd_a-auipeo0arxh">
+            <w:hyperlink w:history="1" r:id="rIdi3o67p9pg_wurmtp71s2y">
               <w:r>
                 <w:rPr>
                   <w:rFonts w:ascii="Arial" w:cs="Arial" w:eastAsia="Arial" w:hAnsi="Arial"/>
@@ -22256,7 +22781,7 @@
             <w:pPr>
               <w:spacing w:after="20" w:before="0"/>
             </w:pPr>
-            <w:hyperlink w:history="1" r:id="rId6f8z2f3ust87wsen6o9qy">
+            <w:hyperlink w:history="1" r:id="rId03nh2k_wl8wjkt5sa61i2">
               <w:r>
                 <w:rPr>
                   <w:rFonts w:ascii="Arial" w:cs="Arial" w:eastAsia="Arial" w:hAnsi="Arial"/>
@@ -22289,7 +22814,7 @@
               <w:spacing w:after="10" w:before="0"/>
               <w:ind w:left="120"/>
             </w:pPr>
-            <w:hyperlink w:history="1" r:id="rIdyjo5vpktfafy4gmnzjv6n">
+            <w:hyperlink w:history="1" r:id="rIdhe_g-bge1q-hwa6lhlhvw">
               <w:r>
                 <w:rPr>
                   <w:rFonts w:ascii="Arial" w:cs="Arial" w:eastAsia="Arial" w:hAnsi="Arial"/>
@@ -22484,7 +23009,7 @@
             <w:pPr>
               <w:spacing w:after="20" w:before="0"/>
             </w:pPr>
-            <w:hyperlink w:history="1" r:id="rIdur1g0kiainveqacz_in23">
+            <w:hyperlink w:history="1" r:id="rIdvrjt3yzjwc8g0nl5zrgbr">
               <w:r>
                 <w:rPr>
                   <w:rFonts w:ascii="Arial" w:cs="Arial" w:eastAsia="Arial" w:hAnsi="Arial"/>
@@ -22517,7 +23042,7 @@
               <w:spacing w:after="10" w:before="0"/>
               <w:ind w:left="120"/>
             </w:pPr>
-            <w:hyperlink w:history="1" r:id="rIdl2ndigwzcnjpiiket3cmg">
+            <w:hyperlink w:history="1" r:id="rIddqvq0qp4nqcn8pogyxdkb">
               <w:r>
                 <w:rPr>
                   <w:rFonts w:ascii="Arial" w:cs="Arial" w:eastAsia="Arial" w:hAnsi="Arial"/>
@@ -22562,7 +23087,7 @@
             <w:pPr>
               <w:spacing w:after="20" w:before="0"/>
             </w:pPr>
-            <w:hyperlink w:history="1" r:id="rIdjnfr04fnkeve_-kfwl8oo">
+            <w:hyperlink w:history="1" r:id="rIdh9vcqdytltdhc0-dviu3n">
               <w:r>
                 <w:rPr>
                   <w:rFonts w:ascii="Arial" w:cs="Arial" w:eastAsia="Arial" w:hAnsi="Arial"/>
@@ -22595,7 +23120,7 @@
               <w:spacing w:after="10" w:before="0"/>
               <w:ind w:left="120"/>
             </w:pPr>
-            <w:hyperlink w:history="1" r:id="rIdrfpfl1udrvctiqbvl7t9p">
+            <w:hyperlink w:history="1" r:id="rIdqi2uey4sqyrxehyuqp6pv">
               <w:r>
                 <w:rPr>
                   <w:rFonts w:ascii="Arial" w:cs="Arial" w:eastAsia="Arial" w:hAnsi="Arial"/>
@@ -22790,7 +23315,7 @@
             <w:pPr>
               <w:spacing w:after="20" w:before="0"/>
             </w:pPr>
-            <w:hyperlink w:history="1" r:id="rIdyp195krwmmw_m011abxcb">
+            <w:hyperlink w:history="1" r:id="rIdiyrvdzje-mcyx00-omjf2">
               <w:r>
                 <w:rPr>
                   <w:rFonts w:ascii="Arial" w:cs="Arial" w:eastAsia="Arial" w:hAnsi="Arial"/>
@@ -22823,7 +23348,7 @@
               <w:spacing w:after="10" w:before="0"/>
               <w:ind w:left="120"/>
             </w:pPr>
-            <w:hyperlink w:history="1" r:id="rIdwsdiufosqquin5qjzduvs">
+            <w:hyperlink w:history="1" r:id="rIdgxgt3d9z-cbhfnqs-codg">
               <w:r>
                 <w:rPr>
                   <w:rFonts w:ascii="Arial" w:cs="Arial" w:eastAsia="Arial" w:hAnsi="Arial"/>
@@ -22868,7 +23393,7 @@
             <w:pPr>
               <w:spacing w:after="20" w:before="0"/>
             </w:pPr>
-            <w:hyperlink w:history="1" r:id="rIdx6zzme7bgbjxyclpggsf-">
+            <w:hyperlink w:history="1" r:id="rIdqnfyjouxwyve73xpqfoso">
               <w:r>
                 <w:rPr>
                   <w:rFonts w:ascii="Arial" w:cs="Arial" w:eastAsia="Arial" w:hAnsi="Arial"/>
@@ -22901,7 +23426,7 @@
               <w:spacing w:after="10" w:before="0"/>
               <w:ind w:left="120"/>
             </w:pPr>
-            <w:hyperlink w:history="1" r:id="rIdexo7kqoqcuk0atkbqi6kz">
+            <w:hyperlink w:history="1" r:id="rId2lahx_sthebh5usuxa6xm">
               <w:r>
                 <w:rPr>
                   <w:rFonts w:ascii="Arial" w:cs="Arial" w:eastAsia="Arial" w:hAnsi="Arial"/>
@@ -23397,6 +23922,65 @@
         </w:tc>
       </w:tr>
     </w:tbl>
+    <w:p>
+      <w:pPr>
+        <w:pBdr>
+          <w:top w:val="single" w:color="BBBBBB" w:sz="4" w:space="4"/>
+        </w:pBdr>
+        <w:spacing w:after="0" w:before="160"/>
+      </w:pPr>
+      <w:r>
+        <w:rPr>
+          <w:rFonts w:ascii="Arial" w:cs="Arial" w:eastAsia="Arial" w:hAnsi="Arial"/>
+          <w:color w:val="666666"/>
+          <w:sz w:val="14"/>
+          <w:szCs w:val="14"/>
+        </w:rPr>
+        <w:t xml:space="preserve">© 2026 SeaVuria and ARES. Aligned with KICD objectives. Developed by SeaVuria; technical implementation by ARES (with AI assistance from Claude). Licensed under </w:t>
+      </w:r>
+      <w:hyperlink w:history="1" r:id="rIdzrm-z7zumfsmiyfzbxlqf">
+        <w:r>
+          <w:rPr>
+            <w:rFonts w:ascii="Arial" w:cs="Arial" w:eastAsia="Arial" w:hAnsi="Arial"/>
+            <w:color w:val="1F6B75"/>
+            <w:sz w:val="14"/>
+            <w:szCs w:val="14"/>
+            <w:u w:val="single" w:color="1F6B75"/>
+          </w:rPr>
+          <w:t xml:space="preserve">CC BY-NC 4.0</w:t>
+        </w:r>
+      </w:hyperlink>
+      <w:r>
+        <w:rPr>
+          <w:rFonts w:ascii="Arial" w:cs="Arial" w:eastAsia="Arial" w:hAnsi="Arial"/>
+          <w:color w:val="666666"/>
+          <w:sz w:val="14"/>
+          <w:szCs w:val="14"/>
+        </w:rPr>
+        <w:t xml:space="preserve"> (</w:t>
+      </w:r>
+      <w:hyperlink w:history="1" r:id="rIdnffkdfji-vyy3yxdzxxba">
+        <w:r>
+          <w:rPr>
+            <w:rFonts w:ascii="Arial" w:cs="Arial" w:eastAsia="Arial" w:hAnsi="Arial"/>
+            <w:color w:val="1F6B75"/>
+            <w:sz w:val="14"/>
+            <w:szCs w:val="14"/>
+            <w:u w:val="single" w:color="1F6B75"/>
+          </w:rPr>
+          <w:t xml:space="preserve">https://creativecommons.org/licenses/by-nc/4.0/</w:t>
+        </w:r>
+      </w:hyperlink>
+      <w:r>
+        <w:rPr>
+          <w:rFonts w:ascii="Arial" w:cs="Arial" w:eastAsia="Arial" w:hAnsi="Arial"/>
+          <w:color w:val="666666"/>
+          <w:sz w:val="14"/>
+          <w:szCs w:val="14"/>
+        </w:rPr>
+        <w:t xml:space="preserve">).</w:t>
+      </w:r>
+    </w:p>
     <w:p>
       <w:r>
         <w:br w:type="page"/>
@@ -24547,7 +25131,7 @@
             <w:pPr>
               <w:spacing w:after="20" w:before="0"/>
             </w:pPr>
-            <w:hyperlink w:history="1" r:id="rId5ryg9meeb_dvgztkia78c">
+            <w:hyperlink w:history="1" r:id="rIdojwovdhzxvzdmkz7zbwlz">
               <w:r>
                 <w:rPr>
                   <w:rFonts w:ascii="Arial" w:cs="Arial" w:eastAsia="Arial" w:hAnsi="Arial"/>
@@ -24580,7 +25164,7 @@
               <w:spacing w:after="10" w:before="0"/>
               <w:ind w:left="120"/>
             </w:pPr>
-            <w:hyperlink w:history="1" r:id="rIdbskw4z9q1bvuvahdomlnj">
+            <w:hyperlink w:history="1" r:id="rIdha-g1vbzan9b2aqyu3zyv">
               <w:r>
                 <w:rPr>
                   <w:rFonts w:ascii="Arial" w:cs="Arial" w:eastAsia="Arial" w:hAnsi="Arial"/>
@@ -24625,7 +25209,7 @@
             <w:pPr>
               <w:spacing w:after="20" w:before="0"/>
             </w:pPr>
-            <w:hyperlink w:history="1" r:id="rId2chqkjnzxg_jfe9pgebk-">
+            <w:hyperlink w:history="1" r:id="rId4qtkiq-f6fwlutdnbvjlr">
               <w:r>
                 <w:rPr>
                   <w:rFonts w:ascii="Arial" w:cs="Arial" w:eastAsia="Arial" w:hAnsi="Arial"/>
@@ -24658,7 +25242,7 @@
               <w:spacing w:after="10" w:before="0"/>
               <w:ind w:left="120"/>
             </w:pPr>
-            <w:hyperlink w:history="1" r:id="rIdzyn4npx8p2k2dgg31ahmx">
+            <w:hyperlink w:history="1" r:id="rIdzo35g461z7ljujle22u6e">
               <w:r>
                 <w:rPr>
                   <w:rFonts w:ascii="Arial" w:cs="Arial" w:eastAsia="Arial" w:hAnsi="Arial"/>
@@ -24853,7 +25437,7 @@
             <w:pPr>
               <w:spacing w:after="20" w:before="0"/>
             </w:pPr>
-            <w:hyperlink w:history="1" r:id="rId_sgydcxslcvl4-_qxw_-z">
+            <w:hyperlink w:history="1" r:id="rIdsmf7goanx8gae4rjm4imt">
               <w:r>
                 <w:rPr>
                   <w:rFonts w:ascii="Arial" w:cs="Arial" w:eastAsia="Arial" w:hAnsi="Arial"/>
@@ -24886,7 +25470,7 @@
               <w:spacing w:after="10" w:before="0"/>
               <w:ind w:left="120"/>
             </w:pPr>
-            <w:hyperlink w:history="1" r:id="rIdjxrabulqsup9rn611txw2">
+            <w:hyperlink w:history="1" r:id="rIdvmpqbxf4a3eymi5vsyvrm">
               <w:r>
                 <w:rPr>
                   <w:rFonts w:ascii="Arial" w:cs="Arial" w:eastAsia="Arial" w:hAnsi="Arial"/>
@@ -24931,7 +25515,7 @@
             <w:pPr>
               <w:spacing w:after="20" w:before="0"/>
             </w:pPr>
-            <w:hyperlink w:history="1" r:id="rIdhh3xjchoiotg2ccokfhiq">
+            <w:hyperlink w:history="1" r:id="rIdy1dm_11cjlezn-hygpaqp">
               <w:r>
                 <w:rPr>
                   <w:rFonts w:ascii="Arial" w:cs="Arial" w:eastAsia="Arial" w:hAnsi="Arial"/>
@@ -24964,7 +25548,7 @@
               <w:spacing w:after="10" w:before="0"/>
               <w:ind w:left="120"/>
             </w:pPr>
-            <w:hyperlink w:history="1" r:id="rId1_u5ikoknfg5tjrgn5ozd">
+            <w:hyperlink w:history="1" r:id="rIdjzn4l34qlzdwzxjjaztqr">
               <w:r>
                 <w:rPr>
                   <w:rFonts w:ascii="Arial" w:cs="Arial" w:eastAsia="Arial" w:hAnsi="Arial"/>
@@ -25159,7 +25743,7 @@
             <w:pPr>
               <w:spacing w:after="20" w:before="0"/>
             </w:pPr>
-            <w:hyperlink w:history="1" r:id="rId1xphwkffppubbhd_xpkhy">
+            <w:hyperlink w:history="1" r:id="rIdw5uofdfigesve5kojoaqc">
               <w:r>
                 <w:rPr>
                   <w:rFonts w:ascii="Arial" w:cs="Arial" w:eastAsia="Arial" w:hAnsi="Arial"/>
@@ -25192,7 +25776,7 @@
               <w:spacing w:after="10" w:before="0"/>
               <w:ind w:left="120"/>
             </w:pPr>
-            <w:hyperlink w:history="1" r:id="rIdomo3vmpqotxgqd8zud-vr">
+            <w:hyperlink w:history="1" r:id="rIdalvjhb3hbw9kb3cuf2ogt">
               <w:r>
                 <w:rPr>
                   <w:rFonts w:ascii="Arial" w:cs="Arial" w:eastAsia="Arial" w:hAnsi="Arial"/>
@@ -25237,7 +25821,7 @@
             <w:pPr>
               <w:spacing w:after="20" w:before="0"/>
             </w:pPr>
-            <w:hyperlink w:history="1" r:id="rIdqchd1hsbnqubwktyoldwm">
+            <w:hyperlink w:history="1" r:id="rIdap23n5wabszre2zbqqz5w">
               <w:r>
                 <w:rPr>
                   <w:rFonts w:ascii="Arial" w:cs="Arial" w:eastAsia="Arial" w:hAnsi="Arial"/>
@@ -25270,7 +25854,7 @@
               <w:spacing w:after="10" w:before="0"/>
               <w:ind w:left="120"/>
             </w:pPr>
-            <w:hyperlink w:history="1" r:id="rIdtf-lgkgmhnfyacsl-4laa">
+            <w:hyperlink w:history="1" r:id="rIduj1t56pwg6ehrmvb4lme9">
               <w:r>
                 <w:rPr>
                   <w:rFonts w:ascii="Arial" w:cs="Arial" w:eastAsia="Arial" w:hAnsi="Arial"/>
@@ -25465,7 +26049,7 @@
             <w:pPr>
               <w:spacing w:after="20" w:before="0"/>
             </w:pPr>
-            <w:hyperlink w:history="1" r:id="rIdzk7bf7cg7d50zu8ruisp3">
+            <w:hyperlink w:history="1" r:id="rIdbiulymvu0hiavxsqwsrur">
               <w:r>
                 <w:rPr>
                   <w:rFonts w:ascii="Arial" w:cs="Arial" w:eastAsia="Arial" w:hAnsi="Arial"/>
@@ -25498,7 +26082,7 @@
               <w:spacing w:after="10" w:before="0"/>
               <w:ind w:left="120"/>
             </w:pPr>
-            <w:hyperlink w:history="1" r:id="rIdipxilxl_iumhzam_d_d5i">
+            <w:hyperlink w:history="1" r:id="rIdloqtijsnxtloqvm6g8ddf">
               <w:r>
                 <w:rPr>
                   <w:rFonts w:ascii="Arial" w:cs="Arial" w:eastAsia="Arial" w:hAnsi="Arial"/>
@@ -25543,7 +26127,7 @@
             <w:pPr>
               <w:spacing w:after="20" w:before="0"/>
             </w:pPr>
-            <w:hyperlink w:history="1" r:id="rIdg1rrsp0b4zf6nrqgnluao">
+            <w:hyperlink w:history="1" r:id="rIdrpmwkzu9yfc4pvkxsltyi">
               <w:r>
                 <w:rPr>
                   <w:rFonts w:ascii="Arial" w:cs="Arial" w:eastAsia="Arial" w:hAnsi="Arial"/>
@@ -25576,7 +26160,7 @@
               <w:spacing w:after="10" w:before="0"/>
               <w:ind w:left="120"/>
             </w:pPr>
-            <w:hyperlink w:history="1" r:id="rIduc1odexmyjxes2oc7j1jl">
+            <w:hyperlink w:history="1" r:id="rIdg40dtbitqldti5d9thme7">
               <w:r>
                 <w:rPr>
                   <w:rFonts w:ascii="Arial" w:cs="Arial" w:eastAsia="Arial" w:hAnsi="Arial"/>
@@ -25771,7 +26355,7 @@
             <w:pPr>
               <w:spacing w:after="20" w:before="0"/>
             </w:pPr>
-            <w:hyperlink w:history="1" r:id="rId3ftiizcwcxbx9cm75rjbm">
+            <w:hyperlink w:history="1" r:id="rId7jahce-8acuxl5kashy6l">
               <w:r>
                 <w:rPr>
                   <w:rFonts w:ascii="Arial" w:cs="Arial" w:eastAsia="Arial" w:hAnsi="Arial"/>
@@ -25804,7 +26388,7 @@
               <w:spacing w:after="10" w:before="0"/>
               <w:ind w:left="120"/>
             </w:pPr>
-            <w:hyperlink w:history="1" r:id="rIduxxlguwch70dm0ezcalqz">
+            <w:hyperlink w:history="1" r:id="rId4y9nkdtyyljfkc3x8llll">
               <w:r>
                 <w:rPr>
                   <w:rFonts w:ascii="Arial" w:cs="Arial" w:eastAsia="Arial" w:hAnsi="Arial"/>
@@ -25849,7 +26433,7 @@
             <w:pPr>
               <w:spacing w:after="20" w:before="0"/>
             </w:pPr>
-            <w:hyperlink w:history="1" r:id="rIdu-tclyct5_x9rii67042l">
+            <w:hyperlink w:history="1" r:id="rIdzt1rgkhcwjyfejotc8fwz">
               <w:r>
                 <w:rPr>
                   <w:rFonts w:ascii="Arial" w:cs="Arial" w:eastAsia="Arial" w:hAnsi="Arial"/>
@@ -25882,7 +26466,7 @@
               <w:spacing w:after="10" w:before="0"/>
               <w:ind w:left="120"/>
             </w:pPr>
-            <w:hyperlink w:history="1" r:id="rIddmyqqbkwbcmuksr5ywvku">
+            <w:hyperlink w:history="1" r:id="rId-kl7rvww75kura2_i_afx">
               <w:r>
                 <w:rPr>
                   <w:rFonts w:ascii="Arial" w:cs="Arial" w:eastAsia="Arial" w:hAnsi="Arial"/>
@@ -26454,6 +27038,65 @@
         </w:tc>
       </w:tr>
     </w:tbl>
+    <w:p>
+      <w:pPr>
+        <w:pBdr>
+          <w:top w:val="single" w:color="BBBBBB" w:sz="4" w:space="4"/>
+        </w:pBdr>
+        <w:spacing w:after="0" w:before="160"/>
+      </w:pPr>
+      <w:r>
+        <w:rPr>
+          <w:rFonts w:ascii="Arial" w:cs="Arial" w:eastAsia="Arial" w:hAnsi="Arial"/>
+          <w:color w:val="666666"/>
+          <w:sz w:val="14"/>
+          <w:szCs w:val="14"/>
+        </w:rPr>
+        <w:t xml:space="preserve">© 2026 SeaVuria and ARES. Aligned with KICD objectives. Developed by SeaVuria; technical implementation by ARES (with AI assistance from Claude). Licensed under </w:t>
+      </w:r>
+      <w:hyperlink w:history="1" r:id="rIdgp2igmnhxyiyep8j7qf2n">
+        <w:r>
+          <w:rPr>
+            <w:rFonts w:ascii="Arial" w:cs="Arial" w:eastAsia="Arial" w:hAnsi="Arial"/>
+            <w:color w:val="1F6B75"/>
+            <w:sz w:val="14"/>
+            <w:szCs w:val="14"/>
+            <w:u w:val="single" w:color="1F6B75"/>
+          </w:rPr>
+          <w:t xml:space="preserve">CC BY-NC 4.0</w:t>
+        </w:r>
+      </w:hyperlink>
+      <w:r>
+        <w:rPr>
+          <w:rFonts w:ascii="Arial" w:cs="Arial" w:eastAsia="Arial" w:hAnsi="Arial"/>
+          <w:color w:val="666666"/>
+          <w:sz w:val="14"/>
+          <w:szCs w:val="14"/>
+        </w:rPr>
+        <w:t xml:space="preserve"> (</w:t>
+      </w:r>
+      <w:hyperlink w:history="1" r:id="rIdph2ke410wz7s3ooeqyxhc">
+        <w:r>
+          <w:rPr>
+            <w:rFonts w:ascii="Arial" w:cs="Arial" w:eastAsia="Arial" w:hAnsi="Arial"/>
+            <w:color w:val="1F6B75"/>
+            <w:sz w:val="14"/>
+            <w:szCs w:val="14"/>
+            <w:u w:val="single" w:color="1F6B75"/>
+          </w:rPr>
+          <w:t xml:space="preserve">https://creativecommons.org/licenses/by-nc/4.0/</w:t>
+        </w:r>
+      </w:hyperlink>
+      <w:r>
+        <w:rPr>
+          <w:rFonts w:ascii="Arial" w:cs="Arial" w:eastAsia="Arial" w:hAnsi="Arial"/>
+          <w:color w:val="666666"/>
+          <w:sz w:val="14"/>
+          <w:szCs w:val="14"/>
+        </w:rPr>
+        <w:t xml:space="preserve">).</w:t>
+      </w:r>
+    </w:p>
     <w:p>
       <w:r>
         <w:br w:type="page"/>

--- a/data/outputs/v2/Core_Mathematics/SS2.2_Reflection_and_Congruence/Core_Mathematics_Reflection_and_Congruence_CBE_LessonSequence.docx
+++ b/data/outputs/v2/Core_Mathematics/SS2.2_Reflection_and_Congruence/Core_Mathematics_Reflection_and_Congruence_CBE_LessonSequence.docx
@@ -38,6 +38,2172 @@
           <w:szCs w:val="22"/>
         </w:rPr>
         <w:t xml:space="preserve">CBE Phenomenon-Driven Lesson Sequence — Sub-Strand 2.2 (8 Lessons)</w:t>
+      </w:r>
+    </w:p>
+    <w:p>
+      <w:pPr>
+        <w:spacing w:after="120"/>
+      </w:pPr>
+      <w:r>
+        <w:t xml:space="preserve"/>
+      </w:r>
+    </w:p>
+    <w:tbl>
+      <w:tblPr>
+        <w:tblW w:type="dxa" w:w="13680"/>
+        <w:tblBorders>
+          <w:top w:val="single" w:color="AAAAAA" w:sz="4"/>
+          <w:left w:val="single" w:color="AAAAAA" w:sz="4"/>
+          <w:bottom w:val="single" w:color="AAAAAA" w:sz="4"/>
+          <w:right w:val="single" w:color="AAAAAA" w:sz="4"/>
+          <w:insideH w:val="single" w:color="auto" w:sz="4"/>
+          <w:insideV w:val="single" w:color="auto" w:sz="4"/>
+        </w:tblBorders>
+        <w:tblLayout w:type="fixed"/>
+      </w:tblPr>
+      <w:tblGrid>
+        <w:gridCol w:w="3000"/>
+        <w:gridCol w:w="10680"/>
+      </w:tblGrid>
+      <w:tr>
+        <w:tc>
+          <w:tcPr>
+            <w:tcW w:type="dxa" w:w="13680"/>
+            <w:gridSpan w:val="2"/>
+            <w:shd w:fill="1F3864" w:color="auto" w:val="clear"/>
+            <w:tcMar>
+              <w:top w:type="dxa" w:w="60"/>
+              <w:left w:type="dxa" w:w="120"/>
+              <w:bottom w:type="dxa" w:w="60"/>
+              <w:right w:type="dxa" w:w="120"/>
+            </w:tcMar>
+            <w:vAlign w:val="top"/>
+          </w:tcPr>
+          <w:p>
+            <w:pPr>
+              <w:spacing w:after="40" w:before="0"/>
+              <w:jc w:val="center"/>
+            </w:pPr>
+            <w:r>
+              <w:rPr>
+                <w:rFonts w:ascii="Arial" w:cs="Arial" w:eastAsia="Arial" w:hAnsi="Arial"/>
+                <w:b/>
+                <w:bCs/>
+                <w:i w:val="false"/>
+                <w:iCs w:val="false"/>
+                <w:color w:val="FFFFFF"/>
+                <w:sz w:val="22"/>
+                <w:szCs w:val="22"/>
+              </w:rPr>
+              <w:t xml:space="preserve">SUB-STRAND OVERVIEW</w:t>
+            </w:r>
+          </w:p>
+        </w:tc>
+      </w:tr>
+      <w:tr>
+        <w:tc>
+          <w:tcPr>
+            <w:tcW w:type="dxa" w:w="3000"/>
+            <w:shd w:fill="D5E8F0" w:color="auto" w:val="clear"/>
+            <w:tcMar>
+              <w:top w:type="dxa" w:w="60"/>
+              <w:left w:type="dxa" w:w="120"/>
+              <w:bottom w:type="dxa" w:w="60"/>
+              <w:right w:type="dxa" w:w="120"/>
+            </w:tcMar>
+            <w:vAlign w:val="top"/>
+          </w:tcPr>
+          <w:p>
+            <w:pPr>
+              <w:spacing w:after="40" w:before="0"/>
+              <w:jc w:val="left"/>
+            </w:pPr>
+            <w:r>
+              <w:rPr>
+                <w:rFonts w:ascii="Arial" w:cs="Arial" w:eastAsia="Arial" w:hAnsi="Arial"/>
+                <w:b/>
+                <w:bCs/>
+                <w:i w:val="false"/>
+                <w:iCs w:val="false"/>
+                <w:color w:val="000000"/>
+                <w:sz w:val="18"/>
+                <w:szCs w:val="18"/>
+              </w:rPr>
+              <w:t xml:space="preserve">Grade Level</w:t>
+            </w:r>
+          </w:p>
+        </w:tc>
+        <w:tc>
+          <w:tcPr>
+            <w:tcW w:type="dxa" w:w="10680"/>
+            <w:shd w:fill="FFFFFF" w:color="auto" w:val="clear"/>
+            <w:tcMar>
+              <w:top w:type="dxa" w:w="60"/>
+              <w:left w:type="dxa" w:w="120"/>
+              <w:bottom w:type="dxa" w:w="60"/>
+              <w:right w:type="dxa" w:w="120"/>
+            </w:tcMar>
+            <w:vAlign w:val="top"/>
+          </w:tcPr>
+          <w:p>
+            <w:pPr>
+              <w:spacing w:after="40" w:before="0"/>
+              <w:jc w:val="left"/>
+            </w:pPr>
+            <w:r>
+              <w:rPr>
+                <w:rFonts w:ascii="Arial" w:cs="Arial" w:eastAsia="Arial" w:hAnsi="Arial"/>
+                <w:b w:val="false"/>
+                <w:bCs w:val="false"/>
+                <w:i w:val="false"/>
+                <w:iCs w:val="false"/>
+                <w:color w:val="000000"/>
+                <w:sz w:val="18"/>
+                <w:szCs w:val="18"/>
+              </w:rPr>
+              <w:t xml:space="preserve">10</w:t>
+            </w:r>
+          </w:p>
+        </w:tc>
+      </w:tr>
+      <w:tr>
+        <w:tc>
+          <w:tcPr>
+            <w:tcW w:type="dxa" w:w="3000"/>
+            <w:shd w:fill="D5E8F0" w:color="auto" w:val="clear"/>
+            <w:tcMar>
+              <w:top w:type="dxa" w:w="60"/>
+              <w:left w:type="dxa" w:w="120"/>
+              <w:bottom w:type="dxa" w:w="60"/>
+              <w:right w:type="dxa" w:w="120"/>
+            </w:tcMar>
+            <w:vAlign w:val="top"/>
+          </w:tcPr>
+          <w:p>
+            <w:pPr>
+              <w:spacing w:after="40" w:before="0"/>
+              <w:jc w:val="left"/>
+            </w:pPr>
+            <w:r>
+              <w:rPr>
+                <w:rFonts w:ascii="Arial" w:cs="Arial" w:eastAsia="Arial" w:hAnsi="Arial"/>
+                <w:b/>
+                <w:bCs/>
+                <w:i w:val="false"/>
+                <w:iCs w:val="false"/>
+                <w:color w:val="000000"/>
+                <w:sz w:val="18"/>
+                <w:szCs w:val="18"/>
+              </w:rPr>
+              <w:t xml:space="preserve">Subject</w:t>
+            </w:r>
+          </w:p>
+        </w:tc>
+        <w:tc>
+          <w:tcPr>
+            <w:tcW w:type="dxa" w:w="10680"/>
+            <w:shd w:fill="FFFFFF" w:color="auto" w:val="clear"/>
+            <w:tcMar>
+              <w:top w:type="dxa" w:w="60"/>
+              <w:left w:type="dxa" w:w="120"/>
+              <w:bottom w:type="dxa" w:w="60"/>
+              <w:right w:type="dxa" w:w="120"/>
+            </w:tcMar>
+            <w:vAlign w:val="top"/>
+          </w:tcPr>
+          <w:p>
+            <w:pPr>
+              <w:spacing w:after="40" w:before="0"/>
+              <w:jc w:val="left"/>
+            </w:pPr>
+            <w:r>
+              <w:rPr>
+                <w:rFonts w:ascii="Arial" w:cs="Arial" w:eastAsia="Arial" w:hAnsi="Arial"/>
+                <w:b w:val="false"/>
+                <w:bCs w:val="false"/>
+                <w:i w:val="false"/>
+                <w:iCs w:val="false"/>
+                <w:color w:val="000000"/>
+                <w:sz w:val="18"/>
+                <w:szCs w:val="18"/>
+              </w:rPr>
+              <w:t xml:space="preserve">Core Mathematics</w:t>
+            </w:r>
+          </w:p>
+        </w:tc>
+      </w:tr>
+      <w:tr>
+        <w:tc>
+          <w:tcPr>
+            <w:tcW w:type="dxa" w:w="3000"/>
+            <w:shd w:fill="D5E8F0" w:color="auto" w:val="clear"/>
+            <w:tcMar>
+              <w:top w:type="dxa" w:w="60"/>
+              <w:left w:type="dxa" w:w="120"/>
+              <w:bottom w:type="dxa" w:w="60"/>
+              <w:right w:type="dxa" w:w="120"/>
+            </w:tcMar>
+            <w:vAlign w:val="top"/>
+          </w:tcPr>
+          <w:p>
+            <w:pPr>
+              <w:spacing w:after="40" w:before="0"/>
+              <w:jc w:val="left"/>
+            </w:pPr>
+            <w:r>
+              <w:rPr>
+                <w:rFonts w:ascii="Arial" w:cs="Arial" w:eastAsia="Arial" w:hAnsi="Arial"/>
+                <w:b/>
+                <w:bCs/>
+                <w:i w:val="false"/>
+                <w:iCs w:val="false"/>
+                <w:color w:val="000000"/>
+                <w:sz w:val="18"/>
+                <w:szCs w:val="18"/>
+              </w:rPr>
+              <w:t xml:space="preserve">Strand</w:t>
+            </w:r>
+          </w:p>
+        </w:tc>
+        <w:tc>
+          <w:tcPr>
+            <w:tcW w:type="dxa" w:w="10680"/>
+            <w:shd w:fill="FFFFFF" w:color="auto" w:val="clear"/>
+            <w:tcMar>
+              <w:top w:type="dxa" w:w="60"/>
+              <w:left w:type="dxa" w:w="120"/>
+              <w:bottom w:type="dxa" w:w="60"/>
+              <w:right w:type="dxa" w:w="120"/>
+            </w:tcMar>
+            <w:vAlign w:val="top"/>
+          </w:tcPr>
+          <w:p>
+            <w:pPr>
+              <w:spacing w:after="40" w:before="0"/>
+              <w:jc w:val="left"/>
+            </w:pPr>
+            <w:r>
+              <w:rPr>
+                <w:rFonts w:ascii="Arial" w:cs="Arial" w:eastAsia="Arial" w:hAnsi="Arial"/>
+                <w:b w:val="false"/>
+                <w:bCs w:val="false"/>
+                <w:i w:val="false"/>
+                <w:iCs w:val="false"/>
+                <w:color w:val="000000"/>
+                <w:sz w:val="18"/>
+                <w:szCs w:val="18"/>
+              </w:rPr>
+              <w:t xml:space="preserve">Strand 2.0: Measurements and Geometry</w:t>
+            </w:r>
+          </w:p>
+        </w:tc>
+      </w:tr>
+      <w:tr>
+        <w:tc>
+          <w:tcPr>
+            <w:tcW w:type="dxa" w:w="3000"/>
+            <w:shd w:fill="D5E8F0" w:color="auto" w:val="clear"/>
+            <w:tcMar>
+              <w:top w:type="dxa" w:w="60"/>
+              <w:left w:type="dxa" w:w="120"/>
+              <w:bottom w:type="dxa" w:w="60"/>
+              <w:right w:type="dxa" w:w="120"/>
+            </w:tcMar>
+            <w:vAlign w:val="top"/>
+          </w:tcPr>
+          <w:p>
+            <w:pPr>
+              <w:spacing w:after="40" w:before="0"/>
+              <w:jc w:val="left"/>
+            </w:pPr>
+            <w:r>
+              <w:rPr>
+                <w:rFonts w:ascii="Arial" w:cs="Arial" w:eastAsia="Arial" w:hAnsi="Arial"/>
+                <w:b/>
+                <w:bCs/>
+                <w:i w:val="false"/>
+                <w:iCs w:val="false"/>
+                <w:color w:val="000000"/>
+                <w:sz w:val="18"/>
+                <w:szCs w:val="18"/>
+              </w:rPr>
+              <w:t xml:space="preserve">Sub-Strand</w:t>
+            </w:r>
+          </w:p>
+        </w:tc>
+        <w:tc>
+          <w:tcPr>
+            <w:tcW w:type="dxa" w:w="10680"/>
+            <w:shd w:fill="FFFFFF" w:color="auto" w:val="clear"/>
+            <w:tcMar>
+              <w:top w:type="dxa" w:w="60"/>
+              <w:left w:type="dxa" w:w="120"/>
+              <w:bottom w:type="dxa" w:w="60"/>
+              <w:right w:type="dxa" w:w="120"/>
+            </w:tcMar>
+            <w:vAlign w:val="top"/>
+          </w:tcPr>
+          <w:p>
+            <w:pPr>
+              <w:spacing w:after="40" w:before="0"/>
+              <w:jc w:val="left"/>
+            </w:pPr>
+            <w:r>
+              <w:rPr>
+                <w:rFonts w:ascii="Arial" w:cs="Arial" w:eastAsia="Arial" w:hAnsi="Arial"/>
+                <w:b w:val="false"/>
+                <w:bCs w:val="false"/>
+                <w:i w:val="false"/>
+                <w:iCs w:val="false"/>
+                <w:color w:val="000000"/>
+                <w:sz w:val="18"/>
+                <w:szCs w:val="18"/>
+              </w:rPr>
+              <w:t xml:space="preserve">Sub-Strand 2.2: Reflection and Congruence</w:t>
+            </w:r>
+          </w:p>
+        </w:tc>
+      </w:tr>
+      <w:tr>
+        <w:tc>
+          <w:tcPr>
+            <w:tcW w:type="dxa" w:w="3000"/>
+            <w:shd w:fill="D5E8F0" w:color="auto" w:val="clear"/>
+            <w:tcMar>
+              <w:top w:type="dxa" w:w="60"/>
+              <w:left w:type="dxa" w:w="120"/>
+              <w:bottom w:type="dxa" w:w="60"/>
+              <w:right w:type="dxa" w:w="120"/>
+            </w:tcMar>
+            <w:vAlign w:val="top"/>
+          </w:tcPr>
+          <w:p>
+            <w:pPr>
+              <w:spacing w:after="40" w:before="0"/>
+              <w:jc w:val="left"/>
+            </w:pPr>
+            <w:r>
+              <w:rPr>
+                <w:rFonts w:ascii="Arial" w:cs="Arial" w:eastAsia="Arial" w:hAnsi="Arial"/>
+                <w:b/>
+                <w:bCs/>
+                <w:i w:val="false"/>
+                <w:iCs w:val="false"/>
+                <w:color w:val="000000"/>
+                <w:sz w:val="18"/>
+                <w:szCs w:val="18"/>
+              </w:rPr>
+              <w:t xml:space="preserve">Total Duration</w:t>
+            </w:r>
+          </w:p>
+        </w:tc>
+        <w:tc>
+          <w:tcPr>
+            <w:tcW w:type="dxa" w:w="10680"/>
+            <w:shd w:fill="FFFFFF" w:color="auto" w:val="clear"/>
+            <w:tcMar>
+              <w:top w:type="dxa" w:w="60"/>
+              <w:left w:type="dxa" w:w="120"/>
+              <w:bottom w:type="dxa" w:w="60"/>
+              <w:right w:type="dxa" w:w="120"/>
+            </w:tcMar>
+            <w:vAlign w:val="top"/>
+          </w:tcPr>
+          <w:p>
+            <w:pPr>
+              <w:spacing w:after="40" w:before="0"/>
+              <w:jc w:val="left"/>
+            </w:pPr>
+            <w:r>
+              <w:rPr>
+                <w:rFonts w:ascii="Arial" w:cs="Arial" w:eastAsia="Arial" w:hAnsi="Arial"/>
+                <w:b w:val="false"/>
+                <w:bCs w:val="false"/>
+                <w:i w:val="false"/>
+                <w:iCs w:val="false"/>
+                <w:color w:val="000000"/>
+                <w:sz w:val="18"/>
+                <w:szCs w:val="18"/>
+              </w:rPr>
+              <w:t xml:space="preserve">8 lessons × 40 minutes = 320 minutes total</w:t>
+            </w:r>
+          </w:p>
+        </w:tc>
+      </w:tr>
+      <w:tr>
+        <w:tc>
+          <w:tcPr>
+            <w:tcW w:type="dxa" w:w="3000"/>
+            <w:shd w:fill="D5E8F0" w:color="auto" w:val="clear"/>
+            <w:tcMar>
+              <w:top w:type="dxa" w:w="60"/>
+              <w:left w:type="dxa" w:w="120"/>
+              <w:bottom w:type="dxa" w:w="60"/>
+              <w:right w:type="dxa" w:w="120"/>
+            </w:tcMar>
+            <w:vAlign w:val="top"/>
+          </w:tcPr>
+          <w:p>
+            <w:pPr>
+              <w:spacing w:after="40" w:before="0"/>
+              <w:jc w:val="left"/>
+            </w:pPr>
+            <w:r>
+              <w:rPr>
+                <w:rFonts w:ascii="Arial" w:cs="Arial" w:eastAsia="Arial" w:hAnsi="Arial"/>
+                <w:b/>
+                <w:bCs/>
+                <w:i w:val="false"/>
+                <w:iCs w:val="false"/>
+                <w:color w:val="000000"/>
+                <w:sz w:val="18"/>
+                <w:szCs w:val="18"/>
+              </w:rPr>
+              <w:t xml:space="preserve">Sub-Strand Content</w:t>
+            </w:r>
+          </w:p>
+        </w:tc>
+        <w:tc>
+          <w:tcPr>
+            <w:tcW w:type="dxa" w:w="10680"/>
+            <w:shd w:fill="FFFFFF" w:color="auto" w:val="clear"/>
+            <w:tcMar>
+              <w:top w:type="dxa" w:w="60"/>
+              <w:left w:type="dxa" w:w="120"/>
+              <w:bottom w:type="dxa" w:w="60"/>
+              <w:right w:type="dxa" w:w="120"/>
+            </w:tcMar>
+            <w:vAlign w:val="top"/>
+          </w:tcPr>
+          <w:p>
+            <w:pPr>
+              <w:spacing w:after="30" w:before="0"/>
+              <w:ind w:left="360" w:hanging="180"/>
+              <w:jc w:val="left"/>
+            </w:pPr>
+            <w:r>
+              <w:rPr>
+                <w:rFonts w:ascii="Arial" w:cs="Arial" w:eastAsia="Arial" w:hAnsi="Arial"/>
+                <w:b w:val="false"/>
+                <w:bCs w:val="false"/>
+                <w:i w:val="false"/>
+                <w:iCs w:val="false"/>
+                <w:color w:val="000000"/>
+                <w:sz w:val="18"/>
+                <w:szCs w:val="18"/>
+              </w:rPr>
+              <w:t xml:space="preserve">–  Symmetry — identifying lines and planes of symmetry in plane figures and objects from the environment</w:t>
+            </w:r>
+          </w:p>
+          <w:p>
+            <w:pPr>
+              <w:spacing w:after="30" w:before="0"/>
+              <w:ind w:left="360" w:hanging="180"/>
+              <w:jc w:val="left"/>
+            </w:pPr>
+            <w:r>
+              <w:rPr>
+                <w:rFonts w:ascii="Arial" w:cs="Arial" w:eastAsia="Arial" w:hAnsi="Arial"/>
+                <w:b w:val="false"/>
+                <w:bCs w:val="false"/>
+                <w:i w:val="false"/>
+                <w:iCs w:val="false"/>
+                <w:color w:val="000000"/>
+                <w:sz w:val="18"/>
+                <w:szCs w:val="18"/>
+              </w:rPr>
+              <w:t xml:space="preserve">–  Reflection — properties of reflection in different situations</w:t>
+            </w:r>
+          </w:p>
+          <w:p>
+            <w:pPr>
+              <w:spacing w:after="30" w:before="0"/>
+              <w:ind w:left="360" w:hanging="180"/>
+              <w:jc w:val="left"/>
+            </w:pPr>
+            <w:r>
+              <w:rPr>
+                <w:rFonts w:ascii="Arial" w:cs="Arial" w:eastAsia="Arial" w:hAnsi="Arial"/>
+                <w:b w:val="false"/>
+                <w:bCs w:val="false"/>
+                <w:i w:val="false"/>
+                <w:iCs w:val="false"/>
+                <w:color w:val="000000"/>
+                <w:sz w:val="18"/>
+                <w:szCs w:val="18"/>
+              </w:rPr>
+              <w:t xml:space="preserve">–  Equations of Mirror Lines — determining the equation of a mirror line given an object and its image</w:t>
+            </w:r>
+          </w:p>
+          <w:p>
+            <w:pPr>
+              <w:spacing w:after="30" w:before="0"/>
+              <w:ind w:left="360" w:hanging="180"/>
+              <w:jc w:val="left"/>
+            </w:pPr>
+            <w:r>
+              <w:rPr>
+                <w:rFonts w:ascii="Arial" w:cs="Arial" w:eastAsia="Arial" w:hAnsi="Arial"/>
+                <w:b w:val="false"/>
+                <w:bCs w:val="false"/>
+                <w:i w:val="false"/>
+                <w:iCs w:val="false"/>
+                <w:color w:val="000000"/>
+                <w:sz w:val="18"/>
+                <w:szCs w:val="18"/>
+              </w:rPr>
+              <w:t xml:space="preserve">–  Congruence — congruence tests for triangles (SSS, SAS, AAS/SAA/ASA, RHS)</w:t>
+            </w:r>
+          </w:p>
+          <w:p>
+            <w:pPr>
+              <w:spacing w:after="30" w:before="0"/>
+              <w:ind w:left="360" w:hanging="180"/>
+              <w:jc w:val="left"/>
+            </w:pPr>
+            <w:r>
+              <w:rPr>
+                <w:rFonts w:ascii="Arial" w:cs="Arial" w:eastAsia="Arial" w:hAnsi="Arial"/>
+                <w:b w:val="false"/>
+                <w:bCs w:val="false"/>
+                <w:i w:val="false"/>
+                <w:iCs w:val="false"/>
+                <w:color w:val="000000"/>
+                <w:sz w:val="18"/>
+                <w:szCs w:val="18"/>
+              </w:rPr>
+              <w:t xml:space="preserve">–  Application of Reflection and Congruence — real-life contexts including driving mirrors and road safety</w:t>
+            </w:r>
+          </w:p>
+        </w:tc>
+      </w:tr>
+      <w:tr>
+        <w:tc>
+          <w:tcPr>
+            <w:tcW w:type="dxa" w:w="3000"/>
+            <w:shd w:fill="D5E8F0" w:color="auto" w:val="clear"/>
+            <w:tcMar>
+              <w:top w:type="dxa" w:w="60"/>
+              <w:left w:type="dxa" w:w="120"/>
+              <w:bottom w:type="dxa" w:w="60"/>
+              <w:right w:type="dxa" w:w="120"/>
+            </w:tcMar>
+            <w:vAlign w:val="top"/>
+          </w:tcPr>
+          <w:p>
+            <w:pPr>
+              <w:spacing w:after="40" w:before="0"/>
+              <w:jc w:val="left"/>
+            </w:pPr>
+            <w:r>
+              <w:rPr>
+                <w:rFonts w:ascii="Arial" w:cs="Arial" w:eastAsia="Arial" w:hAnsi="Arial"/>
+                <w:b/>
+                <w:bCs/>
+                <w:i w:val="false"/>
+                <w:iCs w:val="false"/>
+                <w:color w:val="000000"/>
+                <w:sz w:val="18"/>
+                <w:szCs w:val="18"/>
+              </w:rPr>
+              <w:t xml:space="preserve">Learning Outcomes</w:t>
+            </w:r>
+          </w:p>
+        </w:tc>
+        <w:tc>
+          <w:tcPr>
+            <w:tcW w:type="dxa" w:w="10680"/>
+            <w:shd w:fill="FFFFFF" w:color="auto" w:val="clear"/>
+            <w:tcMar>
+              <w:top w:type="dxa" w:w="60"/>
+              <w:left w:type="dxa" w:w="120"/>
+              <w:bottom w:type="dxa" w:w="60"/>
+              <w:right w:type="dxa" w:w="120"/>
+            </w:tcMar>
+            <w:vAlign w:val="top"/>
+          </w:tcPr>
+          <w:p>
+            <w:pPr>
+              <w:spacing w:after="40" w:before="0"/>
+              <w:jc w:val="left"/>
+            </w:pPr>
+            <w:r>
+              <w:rPr>
+                <w:rFonts w:ascii="Arial" w:cs="Arial" w:eastAsia="Arial" w:hAnsi="Arial"/>
+                <w:b w:val="false"/>
+                <w:bCs w:val="false"/>
+                <w:i w:val="false"/>
+                <w:iCs w:val="false"/>
+                <w:color w:val="000000"/>
+                <w:sz w:val="18"/>
+                <w:szCs w:val="18"/>
+              </w:rPr>
+              <w:t xml:space="preserve">By the end of the sub-strand, the learner should be able to:</w:t>
+            </w:r>
+          </w:p>
+          <w:p>
+            <w:pPr>
+              <w:spacing w:after="40" w:before="0"/>
+              <w:jc w:val="left"/>
+            </w:pPr>
+            <w:r>
+              <w:rPr>
+                <w:rFonts w:ascii="Arial" w:cs="Arial" w:eastAsia="Arial" w:hAnsi="Arial"/>
+                <w:b w:val="false"/>
+                <w:bCs w:val="false"/>
+                <w:i w:val="false"/>
+                <w:iCs w:val="false"/>
+                <w:color w:val="000000"/>
+                <w:sz w:val="18"/>
+                <w:szCs w:val="18"/>
+              </w:rPr>
+              <w:t xml:space="preserve">a) identify lines of symmetry in plane figures,</w:t>
+            </w:r>
+          </w:p>
+          <w:p>
+            <w:pPr>
+              <w:spacing w:after="40" w:before="0"/>
+              <w:jc w:val="left"/>
+            </w:pPr>
+            <w:r>
+              <w:rPr>
+                <w:rFonts w:ascii="Arial" w:cs="Arial" w:eastAsia="Arial" w:hAnsi="Arial"/>
+                <w:b w:val="false"/>
+                <w:bCs w:val="false"/>
+                <w:i w:val="false"/>
+                <w:iCs w:val="false"/>
+                <w:color w:val="000000"/>
+                <w:sz w:val="18"/>
+                <w:szCs w:val="18"/>
+              </w:rPr>
+              <w:t xml:space="preserve">b) determine the properties of reflection in different situations,</w:t>
+            </w:r>
+          </w:p>
+          <w:p>
+            <w:pPr>
+              <w:spacing w:after="40" w:before="0"/>
+              <w:jc w:val="left"/>
+            </w:pPr>
+            <w:r>
+              <w:rPr>
+                <w:rFonts w:ascii="Arial" w:cs="Arial" w:eastAsia="Arial" w:hAnsi="Arial"/>
+                <w:b w:val="false"/>
+                <w:bCs w:val="false"/>
+                <w:i w:val="false"/>
+                <w:iCs w:val="false"/>
+                <w:color w:val="000000"/>
+                <w:sz w:val="18"/>
+                <w:szCs w:val="18"/>
+              </w:rPr>
+              <w:t xml:space="preserve">c) draw an image given an object and a mirror line on a plane surface and Cartesian plane,</w:t>
+            </w:r>
+          </w:p>
+          <w:p>
+            <w:pPr>
+              <w:spacing w:after="40" w:before="0"/>
+              <w:jc w:val="left"/>
+            </w:pPr>
+            <w:r>
+              <w:rPr>
+                <w:rFonts w:ascii="Arial" w:cs="Arial" w:eastAsia="Arial" w:hAnsi="Arial"/>
+                <w:b w:val="false"/>
+                <w:bCs w:val="false"/>
+                <w:i w:val="false"/>
+                <w:iCs w:val="false"/>
+                <w:color w:val="000000"/>
+                <w:sz w:val="18"/>
+                <w:szCs w:val="18"/>
+              </w:rPr>
+              <w:t xml:space="preserve">d) determine the equation of the mirror line given an object and its image,</w:t>
+            </w:r>
+          </w:p>
+          <w:p>
+            <w:pPr>
+              <w:spacing w:after="40" w:before="0"/>
+              <w:jc w:val="left"/>
+            </w:pPr>
+            <w:r>
+              <w:rPr>
+                <w:rFonts w:ascii="Arial" w:cs="Arial" w:eastAsia="Arial" w:hAnsi="Arial"/>
+                <w:b w:val="false"/>
+                <w:bCs w:val="false"/>
+                <w:i w:val="false"/>
+                <w:iCs w:val="false"/>
+                <w:color w:val="000000"/>
+                <w:sz w:val="18"/>
+                <w:szCs w:val="18"/>
+              </w:rPr>
+              <w:t xml:space="preserve">e) carry out congruence tests for triangles,</w:t>
+            </w:r>
+          </w:p>
+          <w:p>
+            <w:pPr>
+              <w:spacing w:after="40" w:before="0"/>
+              <w:jc w:val="left"/>
+            </w:pPr>
+            <w:r>
+              <w:rPr>
+                <w:rFonts w:ascii="Arial" w:cs="Arial" w:eastAsia="Arial" w:hAnsi="Arial"/>
+                <w:b w:val="false"/>
+                <w:bCs w:val="false"/>
+                <w:i w:val="false"/>
+                <w:iCs w:val="false"/>
+                <w:color w:val="000000"/>
+                <w:sz w:val="18"/>
+                <w:szCs w:val="18"/>
+              </w:rPr>
+              <w:t xml:space="preserve">f) promote use of reflection and congruence in real-life situations.</w:t>
+            </w:r>
+          </w:p>
+        </w:tc>
+      </w:tr>
+      <w:tr>
+        <w:tc>
+          <w:tcPr>
+            <w:tcW w:type="dxa" w:w="3000"/>
+            <w:shd w:fill="D5E8F0" w:color="auto" w:val="clear"/>
+            <w:tcMar>
+              <w:top w:type="dxa" w:w="60"/>
+              <w:left w:type="dxa" w:w="120"/>
+              <w:bottom w:type="dxa" w:w="60"/>
+              <w:right w:type="dxa" w:w="120"/>
+            </w:tcMar>
+            <w:vAlign w:val="top"/>
+          </w:tcPr>
+          <w:p>
+            <w:pPr>
+              <w:spacing w:after="40" w:before="0"/>
+              <w:jc w:val="left"/>
+            </w:pPr>
+            <w:r>
+              <w:rPr>
+                <w:rFonts w:ascii="Arial" w:cs="Arial" w:eastAsia="Arial" w:hAnsi="Arial"/>
+                <w:b/>
+                <w:bCs/>
+                <w:i w:val="false"/>
+                <w:iCs w:val="false"/>
+                <w:color w:val="000000"/>
+                <w:sz w:val="18"/>
+                <w:szCs w:val="18"/>
+              </w:rPr>
+              <w:t xml:space="preserve">Core Competencies</w:t>
+            </w:r>
+          </w:p>
+        </w:tc>
+        <w:tc>
+          <w:tcPr>
+            <w:tcW w:type="dxa" w:w="10680"/>
+            <w:shd w:fill="FFFFFF" w:color="auto" w:val="clear"/>
+            <w:tcMar>
+              <w:top w:type="dxa" w:w="60"/>
+              <w:left w:type="dxa" w:w="120"/>
+              <w:bottom w:type="dxa" w:w="60"/>
+              <w:right w:type="dxa" w:w="120"/>
+            </w:tcMar>
+            <w:vAlign w:val="top"/>
+          </w:tcPr>
+          <w:p>
+            <w:pPr>
+              <w:spacing w:after="30" w:before="0"/>
+              <w:ind w:left="360" w:hanging="180"/>
+              <w:jc w:val="left"/>
+            </w:pPr>
+            <w:r>
+              <w:rPr>
+                <w:rFonts w:ascii="Arial" w:cs="Arial" w:eastAsia="Arial" w:hAnsi="Arial"/>
+                <w:b w:val="false"/>
+                <w:bCs w:val="false"/>
+                <w:i w:val="false"/>
+                <w:iCs w:val="false"/>
+                <w:color w:val="000000"/>
+                <w:sz w:val="18"/>
+                <w:szCs w:val="18"/>
+              </w:rPr>
+              <w:t xml:space="preserve">–  Learning to Learn: the learner applies the properties of reflection to generate the image of an object on a given mirror line, building independent reasoning skills by moving from physical mirror exploration to abstract Cartesian constructions.</w:t>
+            </w:r>
+          </w:p>
+          <w:p>
+            <w:pPr>
+              <w:spacing w:after="30" w:before="0"/>
+              <w:ind w:left="360" w:hanging="180"/>
+              <w:jc w:val="left"/>
+            </w:pPr>
+            <w:r>
+              <w:rPr>
+                <w:rFonts w:ascii="Arial" w:cs="Arial" w:eastAsia="Arial" w:hAnsi="Arial"/>
+                <w:b w:val="false"/>
+                <w:bCs w:val="false"/>
+                <w:i w:val="false"/>
+                <w:iCs w:val="false"/>
+                <w:color w:val="000000"/>
+                <w:sz w:val="18"/>
+                <w:szCs w:val="18"/>
+              </w:rPr>
+              <w:t xml:space="preserve">–  Creativity and Imagination: the learner locates the image of an object placed at a point in front of a mirror and creates paper cutouts of identical shapes to explore direct and opposite congruence.</w:t>
+            </w:r>
+          </w:p>
+        </w:tc>
+      </w:tr>
+      <w:tr>
+        <w:tc>
+          <w:tcPr>
+            <w:tcW w:type="dxa" w:w="3000"/>
+            <w:shd w:fill="E2EFDA" w:color="auto" w:val="clear"/>
+            <w:tcMar>
+              <w:top w:type="dxa" w:w="60"/>
+              <w:left w:type="dxa" w:w="120"/>
+              <w:bottom w:type="dxa" w:w="60"/>
+              <w:right w:type="dxa" w:w="120"/>
+            </w:tcMar>
+            <w:vAlign w:val="top"/>
+          </w:tcPr>
+          <w:p>
+            <w:pPr>
+              <w:spacing w:after="40" w:before="0"/>
+              <w:jc w:val="left"/>
+            </w:pPr>
+            <w:r>
+              <w:rPr>
+                <w:rFonts w:ascii="Arial" w:cs="Arial" w:eastAsia="Arial" w:hAnsi="Arial"/>
+                <w:b/>
+                <w:bCs/>
+                <w:i w:val="false"/>
+                <w:iCs w:val="false"/>
+                <w:color w:val="000000"/>
+                <w:sz w:val="18"/>
+                <w:szCs w:val="18"/>
+              </w:rPr>
+              <w:t xml:space="preserve">Core Values</w:t>
+            </w:r>
+          </w:p>
+        </w:tc>
+        <w:tc>
+          <w:tcPr>
+            <w:tcW w:type="dxa" w:w="10680"/>
+            <w:shd w:fill="FFFFFF" w:color="auto" w:val="clear"/>
+            <w:tcMar>
+              <w:top w:type="dxa" w:w="60"/>
+              <w:left w:type="dxa" w:w="120"/>
+              <w:bottom w:type="dxa" w:w="60"/>
+              <w:right w:type="dxa" w:w="120"/>
+            </w:tcMar>
+            <w:vAlign w:val="top"/>
+          </w:tcPr>
+          <w:p>
+            <w:pPr>
+              <w:spacing w:after="30" w:before="0"/>
+              <w:ind w:left="360" w:hanging="180"/>
+              <w:jc w:val="left"/>
+            </w:pPr>
+            <w:r>
+              <w:rPr>
+                <w:rFonts w:ascii="Arial" w:cs="Arial" w:eastAsia="Arial" w:hAnsi="Arial"/>
+                <w:b w:val="false"/>
+                <w:bCs w:val="false"/>
+                <w:i w:val="false"/>
+                <w:iCs w:val="false"/>
+                <w:color w:val="000000"/>
+                <w:sz w:val="18"/>
+                <w:szCs w:val="18"/>
+              </w:rPr>
+              <w:t xml:space="preserve">–  Responsibility: the learner takes care of the mirror used in reflecting corresponding images, and responsibly collects and observes objects from the immediate environment to identify lines and planes of symmetry.</w:t>
+            </w:r>
+          </w:p>
+          <w:p>
+            <w:pPr>
+              <w:spacing w:after="30" w:before="0"/>
+              <w:ind w:left="360" w:hanging="180"/>
+              <w:jc w:val="left"/>
+            </w:pPr>
+            <w:r>
+              <w:rPr>
+                <w:rFonts w:ascii="Arial" w:cs="Arial" w:eastAsia="Arial" w:hAnsi="Arial"/>
+                <w:b w:val="false"/>
+                <w:bCs w:val="false"/>
+                <w:i w:val="false"/>
+                <w:iCs w:val="false"/>
+                <w:color w:val="000000"/>
+                <w:sz w:val="18"/>
+                <w:szCs w:val="18"/>
+              </w:rPr>
+              <w:t xml:space="preserve">–  Respect: the learner recognises the input of every member of the team as they work in groups to make paper cutouts of different identical shapes to identify direct or opposite congruent shapes.</w:t>
+            </w:r>
+          </w:p>
+        </w:tc>
+      </w:tr>
+      <w:tr>
+        <w:tc>
+          <w:tcPr>
+            <w:tcW w:type="dxa" w:w="3000"/>
+            <w:shd w:fill="D5E8F0" w:color="auto" w:val="clear"/>
+            <w:tcMar>
+              <w:top w:type="dxa" w:w="60"/>
+              <w:left w:type="dxa" w:w="120"/>
+              <w:bottom w:type="dxa" w:w="60"/>
+              <w:right w:type="dxa" w:w="120"/>
+            </w:tcMar>
+            <w:vAlign w:val="top"/>
+          </w:tcPr>
+          <w:p>
+            <w:pPr>
+              <w:spacing w:after="40" w:before="0"/>
+              <w:jc w:val="left"/>
+            </w:pPr>
+            <w:r>
+              <w:rPr>
+                <w:rFonts w:ascii="Arial" w:cs="Arial" w:eastAsia="Arial" w:hAnsi="Arial"/>
+                <w:b/>
+                <w:bCs/>
+                <w:i w:val="false"/>
+                <w:iCs w:val="false"/>
+                <w:color w:val="000000"/>
+                <w:sz w:val="18"/>
+                <w:szCs w:val="18"/>
+              </w:rPr>
+              <w:t xml:space="preserve">Science &amp; Engineering Practices</w:t>
+            </w:r>
+          </w:p>
+        </w:tc>
+        <w:tc>
+          <w:tcPr>
+            <w:tcW w:type="dxa" w:w="10680"/>
+            <w:shd w:fill="FFFFFF" w:color="auto" w:val="clear"/>
+            <w:tcMar>
+              <w:top w:type="dxa" w:w="60"/>
+              <w:left w:type="dxa" w:w="120"/>
+              <w:bottom w:type="dxa" w:w="60"/>
+              <w:right w:type="dxa" w:w="120"/>
+            </w:tcMar>
+            <w:vAlign w:val="top"/>
+          </w:tcPr>
+          <w:p>
+            <w:pPr>
+              <w:spacing w:after="30" w:before="0"/>
+              <w:ind w:left="360" w:hanging="180"/>
+              <w:jc w:val="left"/>
+            </w:pPr>
+            <w:r>
+              <w:rPr>
+                <w:rFonts w:ascii="Arial" w:cs="Arial" w:eastAsia="Arial" w:hAnsi="Arial"/>
+                <w:b w:val="false"/>
+                <w:bCs w:val="false"/>
+                <w:i w:val="false"/>
+                <w:iCs w:val="false"/>
+                <w:color w:val="000000"/>
+                <w:sz w:val="18"/>
+                <w:szCs w:val="18"/>
+              </w:rPr>
+              <w:t xml:space="preserve">–  Asking Questions and Defining Problems: learners pose questions about why a reflected image appears the same distance behind a mirror as the object is in front, driving investigation into the properties of reflection.</w:t>
+            </w:r>
+          </w:p>
+          <w:p>
+            <w:pPr>
+              <w:spacing w:after="30" w:before="0"/>
+              <w:ind w:left="360" w:hanging="180"/>
+              <w:jc w:val="left"/>
+            </w:pPr>
+            <w:r>
+              <w:rPr>
+                <w:rFonts w:ascii="Arial" w:cs="Arial" w:eastAsia="Arial" w:hAnsi="Arial"/>
+                <w:b w:val="false"/>
+                <w:bCs w:val="false"/>
+                <w:i w:val="false"/>
+                <w:iCs w:val="false"/>
+                <w:color w:val="000000"/>
+                <w:sz w:val="18"/>
+                <w:szCs w:val="18"/>
+              </w:rPr>
+              <w:t xml:space="preserve">–  Planning and Carrying Out Investigations: learners design fold-and-trace investigations using tracing paper and mirror lines to empirically generate the properties of reflection before formalising them algebraically.</w:t>
+            </w:r>
+          </w:p>
+          <w:p>
+            <w:pPr>
+              <w:spacing w:after="30" w:before="0"/>
+              <w:ind w:left="360" w:hanging="180"/>
+              <w:jc w:val="left"/>
+            </w:pPr>
+            <w:r>
+              <w:rPr>
+                <w:rFonts w:ascii="Arial" w:cs="Arial" w:eastAsia="Arial" w:hAnsi="Arial"/>
+                <w:b w:val="false"/>
+                <w:bCs w:val="false"/>
+                <w:i w:val="false"/>
+                <w:iCs w:val="false"/>
+                <w:color w:val="000000"/>
+                <w:sz w:val="18"/>
+                <w:szCs w:val="18"/>
+              </w:rPr>
+              <w:t xml:space="preserve">–  Analysing and Interpreting Data: learners measure perpendicular distances, compare side lengths and angles in object-image pairs, and use findings to establish congruence tests (SSS, SAS, AAS, RHS).</w:t>
+            </w:r>
+          </w:p>
+          <w:p>
+            <w:pPr>
+              <w:spacing w:after="30" w:before="0"/>
+              <w:ind w:left="360" w:hanging="180"/>
+              <w:jc w:val="left"/>
+            </w:pPr>
+            <w:r>
+              <w:rPr>
+                <w:rFonts w:ascii="Arial" w:cs="Arial" w:eastAsia="Arial" w:hAnsi="Arial"/>
+                <w:b w:val="false"/>
+                <w:bCs w:val="false"/>
+                <w:i w:val="false"/>
+                <w:iCs w:val="false"/>
+                <w:color w:val="000000"/>
+                <w:sz w:val="18"/>
+                <w:szCs w:val="18"/>
+              </w:rPr>
+              <w:t xml:space="preserve">–  Constructing Explanations: learners articulate why reflected triangles are congruent and connect the algebraic equation of the mirror line to geometric constructions on the Cartesian plane.</w:t>
+            </w:r>
+          </w:p>
+          <w:p>
+            <w:pPr>
+              <w:spacing w:after="30" w:before="0"/>
+              <w:ind w:left="360" w:hanging="180"/>
+              <w:jc w:val="left"/>
+            </w:pPr>
+            <w:r>
+              <w:rPr>
+                <w:rFonts w:ascii="Arial" w:cs="Arial" w:eastAsia="Arial" w:hAnsi="Arial"/>
+                <w:b w:val="false"/>
+                <w:bCs w:val="false"/>
+                <w:i w:val="false"/>
+                <w:iCs w:val="false"/>
+                <w:color w:val="000000"/>
+                <w:sz w:val="18"/>
+                <w:szCs w:val="18"/>
+              </w:rPr>
+              <w:t xml:space="preserve">–  Obtaining, Evaluating and Communicating Information: learners discuss real-life applications (driving mirrors, matatu rear-view mirrors along Thika Road) and communicate findings on road safety to peers.</w:t>
+            </w:r>
+          </w:p>
+        </w:tc>
+      </w:tr>
+      <w:tr>
+        <w:tc>
+          <w:tcPr>
+            <w:tcW w:type="dxa" w:w="3000"/>
+            <w:shd w:fill="FCE4D6" w:color="auto" w:val="clear"/>
+            <w:tcMar>
+              <w:top w:type="dxa" w:w="60"/>
+              <w:left w:type="dxa" w:w="120"/>
+              <w:bottom w:type="dxa" w:w="60"/>
+              <w:right w:type="dxa" w:w="120"/>
+            </w:tcMar>
+            <w:vAlign w:val="top"/>
+          </w:tcPr>
+          <w:p>
+            <w:pPr>
+              <w:spacing w:after="40" w:before="0"/>
+              <w:jc w:val="left"/>
+            </w:pPr>
+            <w:r>
+              <w:rPr>
+                <w:rFonts w:ascii="Arial" w:cs="Arial" w:eastAsia="Arial" w:hAnsi="Arial"/>
+                <w:b/>
+                <w:bCs/>
+                <w:i w:val="false"/>
+                <w:iCs w:val="false"/>
+                <w:color w:val="000000"/>
+                <w:sz w:val="18"/>
+                <w:szCs w:val="18"/>
+              </w:rPr>
+              <w:t xml:space="preserve">Pertinent &amp; Contemporary Issues (PCIs)</w:t>
+            </w:r>
+          </w:p>
+        </w:tc>
+        <w:tc>
+          <w:tcPr>
+            <w:tcW w:type="dxa" w:w="10680"/>
+            <w:shd w:fill="FFFFFF" w:color="auto" w:val="clear"/>
+            <w:tcMar>
+              <w:top w:type="dxa" w:w="60"/>
+              <w:left w:type="dxa" w:w="120"/>
+              <w:bottom w:type="dxa" w:w="60"/>
+              <w:right w:type="dxa" w:w="120"/>
+            </w:tcMar>
+            <w:vAlign w:val="top"/>
+          </w:tcPr>
+          <w:p>
+            <w:pPr>
+              <w:spacing w:after="30" w:before="0"/>
+              <w:ind w:left="360" w:hanging="180"/>
+              <w:jc w:val="left"/>
+            </w:pPr>
+            <w:r>
+              <w:rPr>
+                <w:rFonts w:ascii="Arial" w:cs="Arial" w:eastAsia="Arial" w:hAnsi="Arial"/>
+                <w:b w:val="false"/>
+                <w:bCs w:val="false"/>
+                <w:i w:val="false"/>
+                <w:iCs w:val="false"/>
+                <w:color w:val="000000"/>
+                <w:sz w:val="18"/>
+                <w:szCs w:val="18"/>
+              </w:rPr>
+              <w:t xml:space="preserve">–  Road Safety: the learner discusses with peers the applications of reflections and congruence on images formed by driving mirrors in enhancing road safety — contextualised through matatu and bus mirrors on Kenyan highways such as the Nairobi–Mombasa road.</w:t>
+            </w:r>
+          </w:p>
+          <w:p>
+            <w:pPr>
+              <w:spacing w:after="30" w:before="0"/>
+              <w:ind w:left="360" w:hanging="180"/>
+              <w:jc w:val="left"/>
+            </w:pPr>
+            <w:r>
+              <w:rPr>
+                <w:rFonts w:ascii="Arial" w:cs="Arial" w:eastAsia="Arial" w:hAnsi="Arial"/>
+                <w:b w:val="false"/>
+                <w:bCs w:val="false"/>
+                <w:i w:val="false"/>
+                <w:iCs w:val="false"/>
+                <w:color w:val="000000"/>
+                <w:sz w:val="18"/>
+                <w:szCs w:val="18"/>
+              </w:rPr>
+              <w:t xml:space="preserve">–  Environment and Technology: the learner selectively and cautiously collects and observes different objects from the immediate environment (e.g., leaves, Maasai beadwork patterns, door frames in Kisumu market stalls) and identifies the lines and planes of symmetry.</w:t>
+            </w:r>
+          </w:p>
+        </w:tc>
+      </w:tr>
+      <w:tr>
+        <w:tc>
+          <w:tcPr>
+            <w:tcW w:type="dxa" w:w="3000"/>
+            <w:shd w:fill="D9EEF1" w:color="auto" w:val="clear"/>
+            <w:tcMar>
+              <w:top w:type="dxa" w:w="60"/>
+              <w:left w:type="dxa" w:w="120"/>
+              <w:bottom w:type="dxa" w:w="60"/>
+              <w:right w:type="dxa" w:w="120"/>
+            </w:tcMar>
+            <w:vAlign w:val="top"/>
+          </w:tcPr>
+          <w:p>
+            <w:pPr>
+              <w:spacing w:after="40" w:before="0"/>
+              <w:jc w:val="left"/>
+            </w:pPr>
+            <w:r>
+              <w:rPr>
+                <w:rFonts w:ascii="Arial" w:cs="Arial" w:eastAsia="Arial" w:hAnsi="Arial"/>
+                <w:b/>
+                <w:bCs/>
+                <w:i w:val="false"/>
+                <w:iCs w:val="false"/>
+                <w:color w:val="000000"/>
+                <w:sz w:val="18"/>
+                <w:szCs w:val="18"/>
+              </w:rPr>
+              <w:t xml:space="preserve">Career Connections</w:t>
+            </w:r>
+          </w:p>
+        </w:tc>
+        <w:tc>
+          <w:tcPr>
+            <w:tcW w:type="dxa" w:w="10680"/>
+            <w:shd w:fill="FFFFFF" w:color="auto" w:val="clear"/>
+            <w:tcMar>
+              <w:top w:type="dxa" w:w="60"/>
+              <w:left w:type="dxa" w:w="120"/>
+              <w:bottom w:type="dxa" w:w="60"/>
+              <w:right w:type="dxa" w:w="120"/>
+            </w:tcMar>
+            <w:vAlign w:val="top"/>
+          </w:tcPr>
+          <w:p>
+            <w:pPr>
+              <w:spacing w:after="30" w:before="0"/>
+              <w:ind w:left="360" w:hanging="180"/>
+              <w:jc w:val="left"/>
+            </w:pPr>
+            <w:r>
+              <w:rPr>
+                <w:rFonts w:ascii="Arial" w:cs="Arial" w:eastAsia="Arial" w:hAnsi="Arial"/>
+                <w:b w:val="false"/>
+                <w:bCs w:val="false"/>
+                <w:i w:val="false"/>
+                <w:iCs w:val="false"/>
+                <w:color w:val="000000"/>
+                <w:sz w:val="18"/>
+                <w:szCs w:val="18"/>
+              </w:rPr>
+              <w:t xml:space="preserve">–  Architecture and Interior Design: reflection and symmetry underpin building design; Kenyan architects designing structures such as Nairobi's Kenyatta International Convention Centre use symmetry principles in façade planning.</w:t>
+            </w:r>
+          </w:p>
+          <w:p>
+            <w:pPr>
+              <w:spacing w:after="30" w:before="0"/>
+              <w:ind w:left="360" w:hanging="180"/>
+              <w:jc w:val="left"/>
+            </w:pPr>
+            <w:r>
+              <w:rPr>
+                <w:rFonts w:ascii="Arial" w:cs="Arial" w:eastAsia="Arial" w:hAnsi="Arial"/>
+                <w:b w:val="false"/>
+                <w:bCs w:val="false"/>
+                <w:i w:val="false"/>
+                <w:iCs w:val="false"/>
+                <w:color w:val="000000"/>
+                <w:sz w:val="18"/>
+                <w:szCs w:val="18"/>
+              </w:rPr>
+              <w:t xml:space="preserve">–  Engineering and Manufacturing: congruence tests are essential in quality control — e.g., ensuring machined parts at the Thika-based manufacturing plants are identical replicas.</w:t>
+            </w:r>
+          </w:p>
+          <w:p>
+            <w:pPr>
+              <w:spacing w:after="30" w:before="0"/>
+              <w:ind w:left="360" w:hanging="180"/>
+              <w:jc w:val="left"/>
+            </w:pPr>
+            <w:r>
+              <w:rPr>
+                <w:rFonts w:ascii="Arial" w:cs="Arial" w:eastAsia="Arial" w:hAnsi="Arial"/>
+                <w:b w:val="false"/>
+                <w:bCs w:val="false"/>
+                <w:i w:val="false"/>
+                <w:iCs w:val="false"/>
+                <w:color w:val="000000"/>
+                <w:sz w:val="18"/>
+                <w:szCs w:val="18"/>
+              </w:rPr>
+              <w:t xml:space="preserve">–  Graphic Design and Digital Art: reflection transformations are fundamental tools in design software used by Kenyan creatives producing logos, Maasai-inspired textile prints, and packaging for brands like Brookside.</w:t>
+            </w:r>
+          </w:p>
+          <w:p>
+            <w:pPr>
+              <w:spacing w:after="30" w:before="0"/>
+              <w:ind w:left="360" w:hanging="180"/>
+              <w:jc w:val="left"/>
+            </w:pPr>
+            <w:r>
+              <w:rPr>
+                <w:rFonts w:ascii="Arial" w:cs="Arial" w:eastAsia="Arial" w:hAnsi="Arial"/>
+                <w:b w:val="false"/>
+                <w:bCs w:val="false"/>
+                <w:i w:val="false"/>
+                <w:iCs w:val="false"/>
+                <w:color w:val="000000"/>
+                <w:sz w:val="18"/>
+                <w:szCs w:val="18"/>
+              </w:rPr>
+              <w:t xml:space="preserve">–  Transport and Road Safety Planning: understanding mirror images helps matatu and bus drivers interpret driving mirror projections accurately, a competency promoted by the National Transport and Safety Authority (NTSA).</w:t>
+            </w:r>
+          </w:p>
+          <w:p>
+            <w:pPr>
+              <w:spacing w:after="30" w:before="0"/>
+              <w:ind w:left="360" w:hanging="180"/>
+              <w:jc w:val="left"/>
+            </w:pPr>
+            <w:r>
+              <w:rPr>
+                <w:rFonts w:ascii="Arial" w:cs="Arial" w:eastAsia="Arial" w:hAnsi="Arial"/>
+                <w:b w:val="false"/>
+                <w:bCs w:val="false"/>
+                <w:i w:val="false"/>
+                <w:iCs w:val="false"/>
+                <w:color w:val="000000"/>
+                <w:sz w:val="18"/>
+                <w:szCs w:val="18"/>
+              </w:rPr>
+              <w:t xml:space="preserve">–  Surveying and Cartography: reflection geometry is applied in land surveying around the Rift Valley for farm boundary demarcation and map-making.</w:t>
+            </w:r>
+          </w:p>
+        </w:tc>
+      </w:tr>
+      <w:tr>
+        <w:tc>
+          <w:tcPr>
+            <w:tcW w:type="dxa" w:w="3000"/>
+            <w:shd w:fill="D5E8F0" w:color="auto" w:val="clear"/>
+            <w:tcMar>
+              <w:top w:type="dxa" w:w="60"/>
+              <w:left w:type="dxa" w:w="120"/>
+              <w:bottom w:type="dxa" w:w="60"/>
+              <w:right w:type="dxa" w:w="120"/>
+            </w:tcMar>
+            <w:vAlign w:val="top"/>
+          </w:tcPr>
+          <w:p>
+            <w:pPr>
+              <w:spacing w:after="40" w:before="0"/>
+              <w:jc w:val="left"/>
+            </w:pPr>
+            <w:r>
+              <w:rPr>
+                <w:rFonts w:ascii="Arial" w:cs="Arial" w:eastAsia="Arial" w:hAnsi="Arial"/>
+                <w:b/>
+                <w:bCs/>
+                <w:i w:val="false"/>
+                <w:iCs w:val="false"/>
+                <w:color w:val="000000"/>
+                <w:sz w:val="18"/>
+                <w:szCs w:val="18"/>
+              </w:rPr>
+              <w:t xml:space="preserve">Focus for Lessons</w:t>
+            </w:r>
+          </w:p>
+        </w:tc>
+        <w:tc>
+          <w:tcPr>
+            <w:tcW w:type="dxa" w:w="10680"/>
+            <w:shd w:fill="FFFFFF" w:color="auto" w:val="clear"/>
+            <w:tcMar>
+              <w:top w:type="dxa" w:w="60"/>
+              <w:left w:type="dxa" w:w="120"/>
+              <w:bottom w:type="dxa" w:w="60"/>
+              <w:right w:type="dxa" w:w="120"/>
+            </w:tcMar>
+            <w:vAlign w:val="top"/>
+          </w:tcPr>
+          <w:p>
+            <w:pPr>
+              <w:spacing w:after="40" w:before="0"/>
+              <w:jc w:val="left"/>
+            </w:pPr>
+            <w:r>
+              <w:rPr>
+                <w:rFonts w:ascii="Arial" w:cs="Arial" w:eastAsia="Arial" w:hAnsi="Arial"/>
+                <w:b w:val="false"/>
+                <w:bCs w:val="false"/>
+                <w:i w:val="false"/>
+                <w:iCs w:val="false"/>
+                <w:color w:val="000000"/>
+                <w:sz w:val="18"/>
+                <w:szCs w:val="18"/>
+              </w:rPr>
+              <w:t xml:space="preserve">This unit develops learners' understanding of reflection as a geometric transformation — beginning with physical symmetry in everyday Kenyan objects, progressing through the formal properties of reflection on plane surfaces and the Cartesian plane, and culminating in congruence tests for triangles. Learners move from hands-on investigations with plane mirrors and tracing paper to algebraic determination of mirror-line equations, grounding abstract mathematics in observable, real-world phenomena. The unit consistently connects to Kenyan contexts — from the bilateral symmetry of a maize leaf to the safety role of rear-view mirrors on Nairobi's busy roads — ensuring learners appreciate both the beauty and practical utility of reflection and congruence.</w:t>
+            </w:r>
+          </w:p>
+        </w:tc>
+      </w:tr>
+      <w:tr>
+        <w:tc>
+          <w:tcPr>
+            <w:tcW w:type="dxa" w:w="3000"/>
+            <w:shd w:fill="EAD1F5" w:color="auto" w:val="clear"/>
+            <w:tcMar>
+              <w:top w:type="dxa" w:w="60"/>
+              <w:left w:type="dxa" w:w="120"/>
+              <w:bottom w:type="dxa" w:w="60"/>
+              <w:right w:type="dxa" w:w="120"/>
+            </w:tcMar>
+            <w:vAlign w:val="top"/>
+          </w:tcPr>
+          <w:p>
+            <w:pPr>
+              <w:spacing w:after="40" w:before="0"/>
+              <w:jc w:val="left"/>
+            </w:pPr>
+            <w:r>
+              <w:rPr>
+                <w:rFonts w:ascii="Arial" w:cs="Arial" w:eastAsia="Arial" w:hAnsi="Arial"/>
+                <w:b/>
+                <w:bCs/>
+                <w:i w:val="false"/>
+                <w:iCs w:val="false"/>
+                <w:color w:val="000000"/>
+                <w:sz w:val="18"/>
+                <w:szCs w:val="18"/>
+              </w:rPr>
+              <w:t xml:space="preserve">Driving Question / Key Inquiry Questions</w:t>
+            </w:r>
+          </w:p>
+        </w:tc>
+        <w:tc>
+          <w:tcPr>
+            <w:tcW w:type="dxa" w:w="10680"/>
+            <w:shd w:fill="FFFFFF" w:color="auto" w:val="clear"/>
+            <w:tcMar>
+              <w:top w:type="dxa" w:w="60"/>
+              <w:left w:type="dxa" w:w="120"/>
+              <w:bottom w:type="dxa" w:w="60"/>
+              <w:right w:type="dxa" w:w="120"/>
+            </w:tcMar>
+            <w:vAlign w:val="top"/>
+          </w:tcPr>
+          <w:p>
+            <w:pPr>
+              <w:spacing w:after="40" w:before="0"/>
+              <w:jc w:val="left"/>
+            </w:pPr>
+            <w:r>
+              <w:rPr>
+                <w:rFonts w:ascii="Arial" w:cs="Arial" w:eastAsia="Arial" w:hAnsi="Arial"/>
+                <w:b w:val="false"/>
+                <w:bCs w:val="false"/>
+                <w:i w:val="false"/>
+                <w:iCs w:val="false"/>
+                <w:color w:val="000000"/>
+                <w:sz w:val="18"/>
+                <w:szCs w:val="18"/>
+              </w:rPr>
+              <w:t xml:space="preserve">DRIVING QUESTION: Why does a matatu's rear-view mirror show an image that is the same size and shape as the real object behind it — yet appears flipped — and how can we use this to prove that the original and its mirror image are always congruent?</w:t>
+            </w:r>
+          </w:p>
+          <w:p>
+            <w:pPr>
+              <w:spacing w:after="40" w:before="0"/>
+              <w:jc w:val="left"/>
+            </w:pPr>
+            <w:r>
+              <w:rPr>
+                <w:rFonts w:ascii="Arial" w:cs="Arial" w:eastAsia="Arial" w:hAnsi="Arial"/>
+                <w:b w:val="false"/>
+                <w:bCs w:val="false"/>
+                <w:i w:val="false"/>
+                <w:iCs w:val="false"/>
+                <w:color w:val="000000"/>
+                <w:sz w:val="18"/>
+                <w:szCs w:val="18"/>
+              </w:rPr>
+              <w:t xml:space="preserve"/>
+            </w:r>
+          </w:p>
+          <w:p>
+            <w:pPr>
+              <w:spacing w:after="40" w:before="0"/>
+              <w:jc w:val="left"/>
+            </w:pPr>
+            <w:r>
+              <w:rPr>
+                <w:rFonts w:ascii="Arial" w:cs="Arial" w:eastAsia="Arial" w:hAnsi="Arial"/>
+                <w:b w:val="false"/>
+                <w:bCs w:val="false"/>
+                <w:i w:val="false"/>
+                <w:iCs w:val="false"/>
+                <w:color w:val="000000"/>
+                <w:sz w:val="18"/>
+                <w:szCs w:val="18"/>
+              </w:rPr>
+              <w:t xml:space="preserve">KICD KEY INQUIRY QUESTIONS:</w:t>
+            </w:r>
+          </w:p>
+          <w:p>
+            <w:pPr>
+              <w:spacing w:after="40" w:before="0"/>
+              <w:jc w:val="left"/>
+            </w:pPr>
+            <w:r>
+              <w:rPr>
+                <w:rFonts w:ascii="Arial" w:cs="Arial" w:eastAsia="Arial" w:hAnsi="Arial"/>
+                <w:b w:val="false"/>
+                <w:bCs w:val="false"/>
+                <w:i w:val="false"/>
+                <w:iCs w:val="false"/>
+                <w:color w:val="000000"/>
+                <w:sz w:val="18"/>
+                <w:szCs w:val="18"/>
+              </w:rPr>
+              <w:t xml:space="preserve">1. How do we use reflection in day-to-day life?</w:t>
+            </w:r>
+          </w:p>
+          <w:p>
+            <w:pPr>
+              <w:spacing w:after="40" w:before="0"/>
+              <w:jc w:val="left"/>
+            </w:pPr>
+            <w:r>
+              <w:rPr>
+                <w:rFonts w:ascii="Arial" w:cs="Arial" w:eastAsia="Arial" w:hAnsi="Arial"/>
+                <w:b w:val="false"/>
+                <w:bCs w:val="false"/>
+                <w:i w:val="false"/>
+                <w:iCs w:val="false"/>
+                <w:color w:val="000000"/>
+                <w:sz w:val="18"/>
+                <w:szCs w:val="18"/>
+              </w:rPr>
+              <w:t xml:space="preserve">2. Where do we use congruence in real life?</w:t>
+            </w:r>
+          </w:p>
+        </w:tc>
+      </w:tr>
+      <w:tr>
+        <w:tc>
+          <w:tcPr>
+            <w:tcW w:type="dxa" w:w="3000"/>
+            <w:shd w:fill="EAD1F5" w:color="auto" w:val="clear"/>
+            <w:tcMar>
+              <w:top w:type="dxa" w:w="60"/>
+              <w:left w:type="dxa" w:w="120"/>
+              <w:bottom w:type="dxa" w:w="60"/>
+              <w:right w:type="dxa" w:w="120"/>
+            </w:tcMar>
+            <w:vAlign w:val="top"/>
+          </w:tcPr>
+          <w:p>
+            <w:pPr>
+              <w:spacing w:after="40" w:before="0"/>
+              <w:jc w:val="left"/>
+            </w:pPr>
+            <w:r>
+              <w:rPr>
+                <w:rFonts w:ascii="Arial" w:cs="Arial" w:eastAsia="Arial" w:hAnsi="Arial"/>
+                <w:b/>
+                <w:bCs/>
+                <w:i w:val="false"/>
+                <w:iCs w:val="false"/>
+                <w:color w:val="000000"/>
+                <w:sz w:val="18"/>
+                <w:szCs w:val="18"/>
+              </w:rPr>
+              <w:t xml:space="preserve">Anchoring Phenomenon</w:t>
+            </w:r>
+          </w:p>
+        </w:tc>
+        <w:tc>
+          <w:tcPr>
+            <w:tcW w:type="dxa" w:w="10680"/>
+            <w:shd w:fill="FFFFFF" w:color="auto" w:val="clear"/>
+            <w:tcMar>
+              <w:top w:type="dxa" w:w="60"/>
+              <w:left w:type="dxa" w:w="120"/>
+              <w:bottom w:type="dxa" w:w="60"/>
+              <w:right w:type="dxa" w:w="120"/>
+            </w:tcMar>
+            <w:vAlign w:val="top"/>
+          </w:tcPr>
+          <w:p>
+            <w:pPr>
+              <w:spacing w:after="40" w:before="0"/>
+              <w:jc w:val="left"/>
+            </w:pPr>
+            <w:r>
+              <w:rPr>
+                <w:rFonts w:ascii="Arial" w:cs="Arial" w:eastAsia="Arial" w:hAnsi="Arial"/>
+                <w:b w:val="false"/>
+                <w:bCs w:val="false"/>
+                <w:i w:val="false"/>
+                <w:iCs w:val="false"/>
+                <w:color w:val="000000"/>
+                <w:sz w:val="18"/>
+                <w:szCs w:val="18"/>
+              </w:rPr>
+              <w:t xml:space="preserve">A matatu conductor holds up a small rectangular mirror on the Nairobi–Thika highway so the driver can see vehicles approaching from behind. Learners notice that the image of a lorry in the mirror appears to be as far behind the mirror surface as the actual lorry is in front of it, that the image is the same size as the object, and that the image is laterally flipped — the lorry's right headlight appears on the left in the mirror. Yet despite being "flipped," the mirror image of the lorry looks exactly like the lorry in every measurable dimension. This is puzzling: if the image is a perfect copy (same shape, same size, same angles), why does it appear reversed? And if two triangles cut from the same paper template are placed one as the "object" and one as the "mirror image," why can one sometimes be flipped onto the other perfectly (direct congruence) while other times it cannot without lifting it off the page (opposite/indirect congruence)? These observations anchor the entire unit: learners will investigate the properties that make reflected images predictable, determine mirror-line equations, and establish the minimum conditions (congruence tests) needed to guarantee two triangles are identical in shape and size.</w:t>
+            </w:r>
+          </w:p>
+        </w:tc>
+      </w:tr>
+      <w:tr>
+        <w:tc>
+          <w:tcPr>
+            <w:tcW w:type="dxa" w:w="3000"/>
+            <w:shd w:fill="D9EEF1" w:color="auto" w:val="clear"/>
+            <w:tcMar>
+              <w:top w:type="dxa" w:w="60"/>
+              <w:left w:type="dxa" w:w="120"/>
+              <w:bottom w:type="dxa" w:w="60"/>
+              <w:right w:type="dxa" w:w="120"/>
+            </w:tcMar>
+            <w:vAlign w:val="top"/>
+          </w:tcPr>
+          <w:p>
+            <w:pPr>
+              <w:spacing w:after="40" w:before="0"/>
+              <w:jc w:val="left"/>
+            </w:pPr>
+            <w:r>
+              <w:rPr>
+                <w:rFonts w:ascii="Arial" w:cs="Arial" w:eastAsia="Arial" w:hAnsi="Arial"/>
+                <w:b/>
+                <w:bCs/>
+                <w:i w:val="false"/>
+                <w:iCs w:val="false"/>
+                <w:color w:val="000000"/>
+                <w:sz w:val="18"/>
+                <w:szCs w:val="18"/>
+              </w:rPr>
+              <w:t xml:space="preserve">Storyline Thread</w:t>
+            </w:r>
+          </w:p>
+        </w:tc>
+        <w:tc>
+          <w:tcPr>
+            <w:tcW w:type="dxa" w:w="10680"/>
+            <w:shd w:fill="FFFFFF" w:color="auto" w:val="clear"/>
+            <w:tcMar>
+              <w:top w:type="dxa" w:w="60"/>
+              <w:left w:type="dxa" w:w="120"/>
+              <w:bottom w:type="dxa" w:w="60"/>
+              <w:right w:type="dxa" w:w="120"/>
+            </w:tcMar>
+            <w:vAlign w:val="top"/>
+          </w:tcPr>
+          <w:p>
+            <w:pPr>
+              <w:spacing w:after="40" w:before="0"/>
+              <w:jc w:val="left"/>
+            </w:pPr>
+            <w:r>
+              <w:rPr>
+                <w:rFonts w:ascii="Arial" w:cs="Arial" w:eastAsia="Arial" w:hAnsi="Arial"/>
+                <w:b w:val="false"/>
+                <w:bCs w:val="false"/>
+                <w:i w:val="false"/>
+                <w:iCs w:val="false"/>
+                <w:color w:val="000000"/>
+                <w:sz w:val="18"/>
+                <w:szCs w:val="18"/>
+              </w:rPr>
+              <w:t xml:space="preserve">Lesson 1 — Symmetry All Around Us (Anchoring Phenomenon + Lines of Symmetry):</w:t>
+            </w:r>
+          </w:p>
+          <w:p>
+            <w:pPr>
+              <w:spacing w:after="40" w:before="0"/>
+              <w:jc w:val="left"/>
+            </w:pPr>
+            <w:r>
+              <w:rPr>
+                <w:rFonts w:ascii="Arial" w:cs="Arial" w:eastAsia="Arial" w:hAnsi="Arial"/>
+                <w:b w:val="false"/>
+                <w:bCs w:val="false"/>
+                <w:i w:val="false"/>
+                <w:iCs w:val="false"/>
+                <w:color w:val="000000"/>
+                <w:sz w:val="18"/>
+                <w:szCs w:val="18"/>
+              </w:rPr>
+              <w:t xml:space="preserve">Learners observe the anchoring phenomenon (matatu mirror image) and supporting phenomena (maize leaf, Lake Victoria reflection). Working in pairs, they collect objects from the school environment (leaves, bottle caps, exercise book covers) and use a plane mirror to locate lines of symmetry. They record findings on a class Driving Question Board (DQB): "What makes the two halves match perfectly?" Formally, learners identify lines of symmetry in plane figures (equilateral triangle, rectangle, rhombus, regular hexagon) and distinguish between figures with one, many, or no lines of symmetry. Kenyan context: symmetry patterns in Maasai beadwork and kikoi fabric designs.</w:t>
+            </w:r>
+          </w:p>
+          <w:p>
+            <w:pPr>
+              <w:spacing w:after="40" w:before="0"/>
+              <w:jc w:val="left"/>
+            </w:pPr>
+            <w:r>
+              <w:rPr>
+                <w:rFonts w:ascii="Arial" w:cs="Arial" w:eastAsia="Arial" w:hAnsi="Arial"/>
+                <w:b w:val="false"/>
+                <w:bCs w:val="false"/>
+                <w:i w:val="false"/>
+                <w:iCs w:val="false"/>
+                <w:color w:val="000000"/>
+                <w:sz w:val="18"/>
+                <w:szCs w:val="18"/>
+              </w:rPr>
+              <w:t xml:space="preserve"/>
+            </w:r>
+          </w:p>
+          <w:p>
+            <w:pPr>
+              <w:spacing w:after="40" w:before="0"/>
+              <w:jc w:val="left"/>
+            </w:pPr>
+            <w:r>
+              <w:rPr>
+                <w:rFonts w:ascii="Arial" w:cs="Arial" w:eastAsia="Arial" w:hAnsi="Arial"/>
+                <w:b w:val="false"/>
+                <w:bCs w:val="false"/>
+                <w:i w:val="false"/>
+                <w:iCs w:val="false"/>
+                <w:color w:val="000000"/>
+                <w:sz w:val="18"/>
+                <w:szCs w:val="18"/>
+              </w:rPr>
+              <w:t xml:space="preserve">Lesson 2 — Properties of Reflection (Physical Investigation):</w:t>
+            </w:r>
+          </w:p>
+          <w:p>
+            <w:pPr>
+              <w:spacing w:after="40" w:before="0"/>
+              <w:jc w:val="left"/>
+            </w:pPr>
+            <w:r>
+              <w:rPr>
+                <w:rFonts w:ascii="Arial" w:cs="Arial" w:eastAsia="Arial" w:hAnsi="Arial"/>
+                <w:b w:val="false"/>
+                <w:bCs w:val="false"/>
+                <w:i w:val="false"/>
+                <w:iCs w:val="false"/>
+                <w:color w:val="000000"/>
+                <w:sz w:val="18"/>
+                <w:szCs w:val="18"/>
+              </w:rPr>
+              <w:t xml:space="preserve">Learners use a plane mirror, tracing paper, and a drawn object (an arrow representing a matatu) to discover the four properties of reflection: (i) the image is the same size as the object; (ii) the mirror line is the perpendicular bisector of the line joining each point to its image; (iii) the image is laterally inverted; (iv) object and image are equidistant from the mirror line. Groups fold tracing paper along the mirror line to verify coincidence. Learners update the DQB: "The mirror line is always in between — and at equal distances!" Connecting to the driving question: this explains why the lorry in the matatu mirror appears as far behind the glass as it truly is in front.</w:t>
+            </w:r>
+          </w:p>
+          <w:p>
+            <w:pPr>
+              <w:spacing w:after="40" w:before="0"/>
+              <w:jc w:val="left"/>
+            </w:pPr>
+            <w:r>
+              <w:rPr>
+                <w:rFonts w:ascii="Arial" w:cs="Arial" w:eastAsia="Arial" w:hAnsi="Arial"/>
+                <w:b w:val="false"/>
+                <w:bCs w:val="false"/>
+                <w:i w:val="false"/>
+                <w:iCs w:val="false"/>
+                <w:color w:val="000000"/>
+                <w:sz w:val="18"/>
+                <w:szCs w:val="18"/>
+              </w:rPr>
+              <w:t xml:space="preserve"/>
+            </w:r>
+          </w:p>
+          <w:p>
+            <w:pPr>
+              <w:spacing w:after="40" w:before="0"/>
+              <w:jc w:val="left"/>
+            </w:pPr>
+            <w:r>
+              <w:rPr>
+                <w:rFonts w:ascii="Arial" w:cs="Arial" w:eastAsia="Arial" w:hAnsi="Arial"/>
+                <w:b w:val="false"/>
+                <w:bCs w:val="false"/>
+                <w:i w:val="false"/>
+                <w:iCs w:val="false"/>
+                <w:color w:val="000000"/>
+                <w:sz w:val="18"/>
+                <w:szCs w:val="18"/>
+              </w:rPr>
+              <w:t xml:space="preserve">Lesson 3 — Drawing Images on a Plane Surface (Applying Properties):</w:t>
+            </w:r>
+          </w:p>
+          <w:p>
+            <w:pPr>
+              <w:spacing w:after="40" w:before="0"/>
+              <w:jc w:val="left"/>
+            </w:pPr>
+            <w:r>
+              <w:rPr>
+                <w:rFonts w:ascii="Arial" w:cs="Arial" w:eastAsia="Arial" w:hAnsi="Arial"/>
+                <w:b w:val="false"/>
+                <w:bCs w:val="false"/>
+                <w:i w:val="false"/>
+                <w:iCs w:val="false"/>
+                <w:color w:val="000000"/>
+                <w:sz w:val="18"/>
+                <w:szCs w:val="18"/>
+              </w:rPr>
+              <w:t xml:space="preserve">Learners draw objects (a flag outline representing Kenya's flag shape) and given mirror lines on plain paper. Using the perpendicular bisector property established in Lesson 2, they construct the reflected image step by step — marking perpendiculars from key vertices, measuring equal distances, and connecting image points. Teacher emphasises accuracy with ruler and set square. Learners reflect irregular polygons and record: "Every point reflects to a unique image point across the mirror line." DQB updated with a student-drawn diagram showing object–mirror line–image.</w:t>
+            </w:r>
+          </w:p>
+          <w:p>
+            <w:pPr>
+              <w:spacing w:after="40" w:before="0"/>
+              <w:jc w:val="left"/>
+            </w:pPr>
+            <w:r>
+              <w:rPr>
+                <w:rFonts w:ascii="Arial" w:cs="Arial" w:eastAsia="Arial" w:hAnsi="Arial"/>
+                <w:b w:val="false"/>
+                <w:bCs w:val="false"/>
+                <w:i w:val="false"/>
+                <w:iCs w:val="false"/>
+                <w:color w:val="000000"/>
+                <w:sz w:val="18"/>
+                <w:szCs w:val="18"/>
+              </w:rPr>
+              <w:t xml:space="preserve"/>
+            </w:r>
+          </w:p>
+          <w:p>
+            <w:pPr>
+              <w:spacing w:after="40" w:before="0"/>
+              <w:jc w:val="left"/>
+            </w:pPr>
+            <w:r>
+              <w:rPr>
+                <w:rFonts w:ascii="Arial" w:cs="Arial" w:eastAsia="Arial" w:hAnsi="Arial"/>
+                <w:b w:val="false"/>
+                <w:bCs w:val="false"/>
+                <w:i w:val="false"/>
+                <w:iCs w:val="false"/>
+                <w:color w:val="000000"/>
+                <w:sz w:val="18"/>
+                <w:szCs w:val="18"/>
+              </w:rPr>
+              <w:t xml:space="preserve">Lesson 4 — Reflection on the Cartesian Plane (Mirror Lines x = k, y = k, y = x, y = −x):</w:t>
+            </w:r>
+          </w:p>
+          <w:p>
+            <w:pPr>
+              <w:spacing w:after="40" w:before="0"/>
+              <w:jc w:val="left"/>
+            </w:pPr>
+            <w:r>
+              <w:rPr>
+                <w:rFonts w:ascii="Arial" w:cs="Arial" w:eastAsia="Arial" w:hAnsi="Arial"/>
+                <w:b w:val="false"/>
+                <w:bCs w:val="false"/>
+                <w:i w:val="false"/>
+                <w:iCs w:val="false"/>
+                <w:color w:val="000000"/>
+                <w:sz w:val="18"/>
+                <w:szCs w:val="18"/>
+              </w:rPr>
+              <w:t xml:space="preserve">Learners draw objects on a Cartesian grid and reflect them in horizontal (y = 0, y = k), vertical (x = 0, x = k), and diagonal (y = x, y = −x) mirror lines. Working in groups, they tabulate coordinate pairs of object and image vertices and identify the algebraic rule for each mirror line type. Connecting to the anchoring phenomenon: "The matatu mirror is like the y-axis — the image appears directly opposite." Learners practise at least three examples on squared paper and annotate coordinate transformations. DQB updated: "We can describe where the image lands using coordinates and algebra."</w:t>
+            </w:r>
+          </w:p>
+          <w:p>
+            <w:pPr>
+              <w:spacing w:after="40" w:before="0"/>
+              <w:jc w:val="left"/>
+            </w:pPr>
+            <w:r>
+              <w:rPr>
+                <w:rFonts w:ascii="Arial" w:cs="Arial" w:eastAsia="Arial" w:hAnsi="Arial"/>
+                <w:b w:val="false"/>
+                <w:bCs w:val="false"/>
+                <w:i w:val="false"/>
+                <w:iCs w:val="false"/>
+                <w:color w:val="000000"/>
+                <w:sz w:val="18"/>
+                <w:szCs w:val="18"/>
+              </w:rPr>
+              <w:t xml:space="preserve"/>
+            </w:r>
+          </w:p>
+          <w:p>
+            <w:pPr>
+              <w:spacing w:after="40" w:before="0"/>
+              <w:jc w:val="left"/>
+            </w:pPr>
+            <w:r>
+              <w:rPr>
+                <w:rFonts w:ascii="Arial" w:cs="Arial" w:eastAsia="Arial" w:hAnsi="Arial"/>
+                <w:b w:val="false"/>
+                <w:bCs w:val="false"/>
+                <w:i w:val="false"/>
+                <w:iCs w:val="false"/>
+                <w:color w:val="000000"/>
+                <w:sz w:val="18"/>
+                <w:szCs w:val="18"/>
+              </w:rPr>
+              <w:t xml:space="preserve">Lesson 5 — Finding the Equation of the Mirror Line:</w:t>
+            </w:r>
+          </w:p>
+          <w:p>
+            <w:pPr>
+              <w:spacing w:after="40" w:before="0"/>
+              <w:jc w:val="left"/>
+            </w:pPr>
+            <w:r>
+              <w:rPr>
+                <w:rFonts w:ascii="Arial" w:cs="Arial" w:eastAsia="Arial" w:hAnsi="Arial"/>
+                <w:b w:val="false"/>
+                <w:bCs w:val="false"/>
+                <w:i w:val="false"/>
+                <w:iCs w:val="false"/>
+                <w:color w:val="000000"/>
+                <w:sz w:val="18"/>
+                <w:szCs w:val="18"/>
+              </w:rPr>
+              <w:t xml:space="preserve">Given an object and its image on the Cartesian plane, learners reverse-engineer the mirror line. They construct the perpendicular bisector of the segment joining corresponding vertices to locate the mirror line, then determine its equation (gradient and y-intercept). Problem contexts are Kenyan: a footpath reflected in a river (representing the Tana River valley), a road sign reflected in a puddle along Mombasa Road. Learners discover that the mirror line is always the perpendicular bisector locus and use the midpoint and gradient formulae to write its equation. DQB updated: "If we know the object and image, we can work backwards to find the mirror."</w:t>
+            </w:r>
+          </w:p>
+          <w:p>
+            <w:pPr>
+              <w:spacing w:after="40" w:before="0"/>
+              <w:jc w:val="left"/>
+            </w:pPr>
+            <w:r>
+              <w:rPr>
+                <w:rFonts w:ascii="Arial" w:cs="Arial" w:eastAsia="Arial" w:hAnsi="Arial"/>
+                <w:b w:val="false"/>
+                <w:bCs w:val="false"/>
+                <w:i w:val="false"/>
+                <w:iCs w:val="false"/>
+                <w:color w:val="000000"/>
+                <w:sz w:val="18"/>
+                <w:szCs w:val="18"/>
+              </w:rPr>
+              <w:t xml:space="preserve"/>
+            </w:r>
+          </w:p>
+          <w:p>
+            <w:pPr>
+              <w:spacing w:after="40" w:before="0"/>
+              <w:jc w:val="left"/>
+            </w:pPr>
+            <w:r>
+              <w:rPr>
+                <w:rFonts w:ascii="Arial" w:cs="Arial" w:eastAsia="Arial" w:hAnsi="Arial"/>
+                <w:b w:val="false"/>
+                <w:bCs w:val="false"/>
+                <w:i w:val="false"/>
+                <w:iCs w:val="false"/>
+                <w:color w:val="000000"/>
+                <w:sz w:val="18"/>
+                <w:szCs w:val="18"/>
+              </w:rPr>
+              <w:t xml:space="preserve">Lesson 6 — Introduction to Congruence and Direct vs. Opposite Congruence:</w:t>
+            </w:r>
+          </w:p>
+          <w:p>
+            <w:pPr>
+              <w:spacing w:after="40" w:before="0"/>
+              <w:jc w:val="left"/>
+            </w:pPr>
+            <w:r>
+              <w:rPr>
+                <w:rFonts w:ascii="Arial" w:cs="Arial" w:eastAsia="Arial" w:hAnsi="Arial"/>
+                <w:b w:val="false"/>
+                <w:bCs w:val="false"/>
+                <w:i w:val="false"/>
+                <w:iCs w:val="false"/>
+                <w:color w:val="000000"/>
+                <w:sz w:val="18"/>
+                <w:szCs w:val="18"/>
+              </w:rPr>
+              <w:t xml:space="preserve">Learners make paper cutouts of triangles and quadrilaterals (connecting to chapati-cutter supporting phenomenon). They explore whether cutouts can be made to coincide by sliding and rotating only (direct/positive congruence) or whether flipping is needed (opposite/indirect congruence — the situation with the matatu mirror image). Learners classify pairs of shapes and record observations. The teacher introduces the formal definition of congruence: same shape, same size, all corresponding sides and angles equal. DQB updated: "Reflected images are always congruent to their objects — but they might be mirror images of each other!"</w:t>
+            </w:r>
+          </w:p>
+          <w:p>
+            <w:pPr>
+              <w:spacing w:after="40" w:before="0"/>
+              <w:jc w:val="left"/>
+            </w:pPr>
+            <w:r>
+              <w:rPr>
+                <w:rFonts w:ascii="Arial" w:cs="Arial" w:eastAsia="Arial" w:hAnsi="Arial"/>
+                <w:b w:val="false"/>
+                <w:bCs w:val="false"/>
+                <w:i w:val="false"/>
+                <w:iCs w:val="false"/>
+                <w:color w:val="000000"/>
+                <w:sz w:val="18"/>
+                <w:szCs w:val="18"/>
+              </w:rPr>
+              <w:t xml:space="preserve"/>
+            </w:r>
+          </w:p>
+          <w:p>
+            <w:pPr>
+              <w:spacing w:after="40" w:before="0"/>
+              <w:jc w:val="left"/>
+            </w:pPr>
+            <w:r>
+              <w:rPr>
+                <w:rFonts w:ascii="Arial" w:cs="Arial" w:eastAsia="Arial" w:hAnsi="Arial"/>
+                <w:b w:val="false"/>
+                <w:bCs w:val="false"/>
+                <w:i w:val="false"/>
+                <w:iCs w:val="false"/>
+                <w:color w:val="000000"/>
+                <w:sz w:val="18"/>
+                <w:szCs w:val="18"/>
+              </w:rPr>
+              <w:t xml:space="preserve">Lesson 7 — Congruence Tests for Triangles (SSS, SAS, AAS, RHS):</w:t>
+            </w:r>
+          </w:p>
+          <w:p>
+            <w:pPr>
+              <w:spacing w:after="40" w:before="0"/>
+              <w:jc w:val="left"/>
+            </w:pPr>
+            <w:r>
+              <w:rPr>
+                <w:rFonts w:ascii="Arial" w:cs="Arial" w:eastAsia="Arial" w:hAnsi="Arial"/>
+                <w:b w:val="false"/>
+                <w:bCs w:val="false"/>
+                <w:i w:val="false"/>
+                <w:iCs w:val="false"/>
+                <w:color w:val="000000"/>
+                <w:sz w:val="18"/>
+                <w:szCs w:val="18"/>
+              </w:rPr>
+              <w:t xml:space="preserve">Learners use different triangles (drawn on plain paper) to investigate the minimum conditions needed to guarantee two triangles are congruent. Working in groups, they attempt to construct non-congruent triangles given: (i) three sides — SSS; (ii) two sides and included angle — SAS; (iii) two angles and a side — AAS/SAA/ASA; (iv) right angle, hypotenuse and side — RHS. Groups present findings: each test yields exactly one triangle (up to congruence). Kenyan context: a carpenter in Gikomba market cutting identical triangular roof trusses — how many measurements are the minimum needed to guarantee all trusses are identical? DQB updated: "We only need THREE matching parts — but they must be the right three!"</w:t>
+            </w:r>
+          </w:p>
+          <w:p>
+            <w:pPr>
+              <w:spacing w:after="40" w:before="0"/>
+              <w:jc w:val="left"/>
+            </w:pPr>
+            <w:r>
+              <w:rPr>
+                <w:rFonts w:ascii="Arial" w:cs="Arial" w:eastAsia="Arial" w:hAnsi="Arial"/>
+                <w:b w:val="false"/>
+                <w:bCs w:val="false"/>
+                <w:i w:val="false"/>
+                <w:iCs w:val="false"/>
+                <w:color w:val="000000"/>
+                <w:sz w:val="18"/>
+                <w:szCs w:val="18"/>
+              </w:rPr>
+              <w:t xml:space="preserve"/>
+            </w:r>
+          </w:p>
+          <w:p>
+            <w:pPr>
+              <w:spacing w:after="40" w:before="0"/>
+              <w:jc w:val="left"/>
+            </w:pPr>
+            <w:r>
+              <w:rPr>
+                <w:rFonts w:ascii="Arial" w:cs="Arial" w:eastAsia="Arial" w:hAnsi="Arial"/>
+                <w:b w:val="false"/>
+                <w:bCs w:val="false"/>
+                <w:i w:val="false"/>
+                <w:iCs w:val="false"/>
+                <w:color w:val="000000"/>
+                <w:sz w:val="18"/>
+                <w:szCs w:val="18"/>
+              </w:rPr>
+              <w:t xml:space="preserve">Lesson 8 — Applications, Consolidation, and Model Revision:</w:t>
+            </w:r>
+          </w:p>
+          <w:p>
+            <w:pPr>
+              <w:spacing w:after="40" w:before="0"/>
+              <w:jc w:val="left"/>
+            </w:pPr>
+            <w:r>
+              <w:rPr>
+                <w:rFonts w:ascii="Arial" w:cs="Arial" w:eastAsia="Arial" w:hAnsi="Arial"/>
+                <w:b w:val="false"/>
+                <w:bCs w:val="false"/>
+                <w:i w:val="false"/>
+                <w:iCs w:val="false"/>
+                <w:color w:val="000000"/>
+                <w:sz w:val="18"/>
+                <w:szCs w:val="18"/>
+              </w:rPr>
+              <w:t xml:space="preserve">Learners revisit the anchoring phenomenon fully: they now explain (using properties of reflection) why the lorry's mirror image is congruent to the actual lorry, why it appears laterally inverted, and which congruence test (SAS, using the mirror line as the axis of symmetry) proves the triangles formed by object–mirror line–image are congruent. Learners complete a group task: analysing driving mirror geometry (boda boda and matatu contexts) to justify NTSA road-safety guidance on mirror placement. A cumulative Cartesian model is produced — showing object, mirror line, image, perpendicular bisectors, labelled equations, and congruence annotations. DQB is reviewed: all initial questions are answered and remaining wonderings are noted for future strands. Formative assessment via class activity and a short written test.</w:t>
+            </w:r>
+          </w:p>
+        </w:tc>
+      </w:tr>
+      <w:tr>
+        <w:tc>
+          <w:tcPr>
+            <w:tcW w:type="dxa" w:w="3000"/>
+            <w:shd w:fill="EAD1F5" w:color="auto" w:val="clear"/>
+            <w:tcMar>
+              <w:top w:type="dxa" w:w="60"/>
+              <w:left w:type="dxa" w:w="120"/>
+              <w:bottom w:type="dxa" w:w="60"/>
+              <w:right w:type="dxa" w:w="120"/>
+            </w:tcMar>
+            <w:vAlign w:val="top"/>
+          </w:tcPr>
+          <w:p>
+            <w:pPr>
+              <w:spacing w:after="40" w:before="0"/>
+              <w:jc w:val="left"/>
+            </w:pPr>
+            <w:r>
+              <w:rPr>
+                <w:rFonts w:ascii="Arial" w:cs="Arial" w:eastAsia="Arial" w:hAnsi="Arial"/>
+                <w:b/>
+                <w:bCs/>
+                <w:i w:val="false"/>
+                <w:iCs w:val="false"/>
+                <w:color w:val="000000"/>
+                <w:sz w:val="18"/>
+                <w:szCs w:val="18"/>
+              </w:rPr>
+              <w:t xml:space="preserve">Supporting Phenomena</w:t>
+            </w:r>
+          </w:p>
+        </w:tc>
+        <w:tc>
+          <w:tcPr>
+            <w:tcW w:type="dxa" w:w="10680"/>
+            <w:shd w:fill="FFFFFF" w:color="auto" w:val="clear"/>
+            <w:tcMar>
+              <w:top w:type="dxa" w:w="60"/>
+              <w:left w:type="dxa" w:w="120"/>
+              <w:bottom w:type="dxa" w:w="60"/>
+              <w:right w:type="dxa" w:w="120"/>
+            </w:tcMar>
+            <w:vAlign w:val="top"/>
+          </w:tcPr>
+          <w:p>
+            <w:pPr>
+              <w:spacing w:after="30" w:before="0"/>
+              <w:ind w:left="360" w:hanging="180"/>
+              <w:jc w:val="left"/>
+            </w:pPr>
+            <w:r>
+              <w:rPr>
+                <w:rFonts w:ascii="Arial" w:cs="Arial" w:eastAsia="Arial" w:hAnsi="Arial"/>
+                <w:b w:val="false"/>
+                <w:bCs w:val="false"/>
+                <w:i w:val="false"/>
+                <w:iCs w:val="false"/>
+                <w:color w:val="000000"/>
+                <w:sz w:val="18"/>
+                <w:szCs w:val="18"/>
+              </w:rPr>
+              <w:t xml:space="preserve">–  Symmetry in a maize leaf (Zea mays): learners in Kericho or Nakuru observe that a maize leaf can be folded along its central vein so that the two halves match perfectly — a physical demonstration of a line of symmetry and the concept that reflection maps every point on one side to a corresponding point equidistant on the other.</w:t>
+            </w:r>
+          </w:p>
+          <w:p>
+            <w:pPr>
+              <w:spacing w:after="30" w:before="0"/>
+              <w:ind w:left="360" w:hanging="180"/>
+              <w:jc w:val="left"/>
+            </w:pPr>
+            <w:r>
+              <w:rPr>
+                <w:rFonts w:ascii="Arial" w:cs="Arial" w:eastAsia="Arial" w:hAnsi="Arial"/>
+                <w:b w:val="false"/>
+                <w:bCs w:val="false"/>
+                <w:i w:val="false"/>
+                <w:iCs w:val="false"/>
+                <w:color w:val="000000"/>
+                <w:sz w:val="18"/>
+                <w:szCs w:val="18"/>
+              </w:rPr>
+              <w:t xml:space="preserve">–  Reflection in Lake Victoria: photographs taken at sunrise near Kisumu show the hills of Homa Bay perfectly reflected on the still water surface, prompting learners to identify the waterline as the mirror line and measure that the reflected hills appear at the same apparent distance below the surface as the real hills rise above it.</w:t>
+            </w:r>
+          </w:p>
+          <w:p>
+            <w:pPr>
+              <w:spacing w:after="30" w:before="0"/>
+              <w:ind w:left="360" w:hanging="180"/>
+              <w:jc w:val="left"/>
+            </w:pPr>
+            <w:r>
+              <w:rPr>
+                <w:rFonts w:ascii="Arial" w:cs="Arial" w:eastAsia="Arial" w:hAnsi="Arial"/>
+                <w:b w:val="false"/>
+                <w:bCs w:val="false"/>
+                <w:i w:val="false"/>
+                <w:iCs w:val="false"/>
+                <w:color w:val="000000"/>
+                <w:sz w:val="18"/>
+                <w:szCs w:val="18"/>
+              </w:rPr>
+              <w:t xml:space="preserve">–  Identical paper-cutout chapati shapes: a cook in a Nairobi restaurant cuts chapati dough using a circular cutter — every cutout is congruent to every other. Learners explore whether rotating, flipping, or sliding one cutout can always make it coincide with another, introducing direct vs. opposite congruence in a familiar food context.</w:t>
+            </w:r>
+          </w:p>
+          <w:p>
+            <w:pPr>
+              <w:spacing w:after="30" w:before="0"/>
+              <w:ind w:left="360" w:hanging="180"/>
+              <w:jc w:val="left"/>
+            </w:pPr>
+            <w:r>
+              <w:rPr>
+                <w:rFonts w:ascii="Arial" w:cs="Arial" w:eastAsia="Arial" w:hAnsi="Arial"/>
+                <w:b w:val="false"/>
+                <w:bCs w:val="false"/>
+                <w:i w:val="false"/>
+                <w:iCs w:val="false"/>
+                <w:color w:val="000000"/>
+                <w:sz w:val="18"/>
+                <w:szCs w:val="18"/>
+              </w:rPr>
+              <w:t xml:space="preserve">–  Rear-view and side mirrors on a bicycle (boda boda): a boda boda rider in Kisumu adjusts the handlebar mirror; learners observe that the mirror line (the mirror surface) is perpendicular to the line joining the object (following vehicle) and its image, and that the image distance equals the object distance — directly establishing the perpendicular bisector property of reflection.</w:t>
+            </w:r>
+          </w:p>
+        </w:tc>
+      </w:tr>
+    </w:tbl>
+    <w:p>
+      <w:pPr>
+        <w:spacing w:after="120"/>
+      </w:pPr>
+      <w:r>
+        <w:t xml:space="preserve"/>
       </w:r>
     </w:p>
     <w:p>
@@ -150,7 +2316,7 @@
         </w:rPr>
         <w:t xml:space="preserve">© 2026 SeaVuria and ARES. This work is licensed under a </w:t>
       </w:r>
-      <w:hyperlink w:history="1" r:id="rIdkcbublljyfal9nfikllgi">
+      <w:hyperlink w:history="1" r:id="rIdspxa0raz9xqmwxp9g5bx5">
         <w:r>
           <w:rPr>
             <w:rFonts w:ascii="Arial" w:cs="Arial" w:eastAsia="Arial" w:hAnsi="Arial"/>
@@ -170,7 +2336,7 @@
         </w:rPr>
         <w:t xml:space="preserve"> (</w:t>
       </w:r>
-      <w:hyperlink w:history="1" r:id="rId3lj_4gqslpvqkqroaow9o">
+      <w:hyperlink w:history="1" r:id="rId6jdlarpesq5orecne1kuq">
         <w:r>
           <w:rPr>
             <w:rFonts w:ascii="Arial" w:cs="Arial" w:eastAsia="Arial" w:hAnsi="Arial"/>
@@ -190,7 +2356,7 @@
         </w:rPr>
         <w:t xml:space="preserve">). To view a copy of this license, visit </w:t>
       </w:r>
-      <w:hyperlink w:history="1" r:id="rIdhucirjur7h5zh9hdkkpef">
+      <w:hyperlink w:history="1" r:id="rId9l0dw5ik7cdisxxlks0jz">
         <w:r>
           <w:rPr>
             <w:rFonts w:ascii="Arial" w:cs="Arial" w:eastAsia="Arial" w:hAnsi="Arial"/>
@@ -209,2172 +2375,6 @@
           <w:szCs w:val="17"/>
         </w:rPr>
         <w:t xml:space="preserve">. You are free to copy, redistribute, and adapt this material in any medium or format, provided appropriate credit is given and the material is not used for commercial purposes. KICD learning outcomes and curriculum designations reproduced here for alignment purposes remain the property of KICD and are not covered by this license. Linked external resources (e.g. CK-12, Khan Academy, PhET) are subject to their own licenses.</w:t>
-      </w:r>
-    </w:p>
-    <w:p>
-      <w:pPr>
-        <w:spacing w:after="120"/>
-      </w:pPr>
-      <w:r>
-        <w:t xml:space="preserve"/>
-      </w:r>
-    </w:p>
-    <w:tbl>
-      <w:tblPr>
-        <w:tblW w:type="dxa" w:w="13680"/>
-        <w:tblBorders>
-          <w:top w:val="single" w:color="AAAAAA" w:sz="4"/>
-          <w:left w:val="single" w:color="AAAAAA" w:sz="4"/>
-          <w:bottom w:val="single" w:color="AAAAAA" w:sz="4"/>
-          <w:right w:val="single" w:color="AAAAAA" w:sz="4"/>
-          <w:insideH w:val="single" w:color="auto" w:sz="4"/>
-          <w:insideV w:val="single" w:color="auto" w:sz="4"/>
-        </w:tblBorders>
-        <w:tblLayout w:type="fixed"/>
-      </w:tblPr>
-      <w:tblGrid>
-        <w:gridCol w:w="3000"/>
-        <w:gridCol w:w="10680"/>
-      </w:tblGrid>
-      <w:tr>
-        <w:tc>
-          <w:tcPr>
-            <w:tcW w:type="dxa" w:w="13680"/>
-            <w:gridSpan w:val="2"/>
-            <w:shd w:fill="1F3864" w:color="auto" w:val="clear"/>
-            <w:tcMar>
-              <w:top w:type="dxa" w:w="60"/>
-              <w:left w:type="dxa" w:w="120"/>
-              <w:bottom w:type="dxa" w:w="60"/>
-              <w:right w:type="dxa" w:w="120"/>
-            </w:tcMar>
-            <w:vAlign w:val="top"/>
-          </w:tcPr>
-          <w:p>
-            <w:pPr>
-              <w:spacing w:after="40" w:before="0"/>
-              <w:jc w:val="center"/>
-            </w:pPr>
-            <w:r>
-              <w:rPr>
-                <w:rFonts w:ascii="Arial" w:cs="Arial" w:eastAsia="Arial" w:hAnsi="Arial"/>
-                <w:b/>
-                <w:bCs/>
-                <w:i w:val="false"/>
-                <w:iCs w:val="false"/>
-                <w:color w:val="FFFFFF"/>
-                <w:sz w:val="22"/>
-                <w:szCs w:val="22"/>
-              </w:rPr>
-              <w:t xml:space="preserve">SUB-STRAND OVERVIEW</w:t>
-            </w:r>
-          </w:p>
-        </w:tc>
-      </w:tr>
-      <w:tr>
-        <w:tc>
-          <w:tcPr>
-            <w:tcW w:type="dxa" w:w="3000"/>
-            <w:shd w:fill="D5E8F0" w:color="auto" w:val="clear"/>
-            <w:tcMar>
-              <w:top w:type="dxa" w:w="60"/>
-              <w:left w:type="dxa" w:w="120"/>
-              <w:bottom w:type="dxa" w:w="60"/>
-              <w:right w:type="dxa" w:w="120"/>
-            </w:tcMar>
-            <w:vAlign w:val="top"/>
-          </w:tcPr>
-          <w:p>
-            <w:pPr>
-              <w:spacing w:after="40" w:before="0"/>
-              <w:jc w:val="left"/>
-            </w:pPr>
-            <w:r>
-              <w:rPr>
-                <w:rFonts w:ascii="Arial" w:cs="Arial" w:eastAsia="Arial" w:hAnsi="Arial"/>
-                <w:b/>
-                <w:bCs/>
-                <w:i w:val="false"/>
-                <w:iCs w:val="false"/>
-                <w:color w:val="000000"/>
-                <w:sz w:val="18"/>
-                <w:szCs w:val="18"/>
-              </w:rPr>
-              <w:t xml:space="preserve">Grade Level</w:t>
-            </w:r>
-          </w:p>
-        </w:tc>
-        <w:tc>
-          <w:tcPr>
-            <w:tcW w:type="dxa" w:w="10680"/>
-            <w:shd w:fill="FFFFFF" w:color="auto" w:val="clear"/>
-            <w:tcMar>
-              <w:top w:type="dxa" w:w="60"/>
-              <w:left w:type="dxa" w:w="120"/>
-              <w:bottom w:type="dxa" w:w="60"/>
-              <w:right w:type="dxa" w:w="120"/>
-            </w:tcMar>
-            <w:vAlign w:val="top"/>
-          </w:tcPr>
-          <w:p>
-            <w:pPr>
-              <w:spacing w:after="40" w:before="0"/>
-              <w:jc w:val="left"/>
-            </w:pPr>
-            <w:r>
-              <w:rPr>
-                <w:rFonts w:ascii="Arial" w:cs="Arial" w:eastAsia="Arial" w:hAnsi="Arial"/>
-                <w:b w:val="false"/>
-                <w:bCs w:val="false"/>
-                <w:i w:val="false"/>
-                <w:iCs w:val="false"/>
-                <w:color w:val="000000"/>
-                <w:sz w:val="18"/>
-                <w:szCs w:val="18"/>
-              </w:rPr>
-              <w:t xml:space="preserve">10</w:t>
-            </w:r>
-          </w:p>
-        </w:tc>
-      </w:tr>
-      <w:tr>
-        <w:tc>
-          <w:tcPr>
-            <w:tcW w:type="dxa" w:w="3000"/>
-            <w:shd w:fill="D5E8F0" w:color="auto" w:val="clear"/>
-            <w:tcMar>
-              <w:top w:type="dxa" w:w="60"/>
-              <w:left w:type="dxa" w:w="120"/>
-              <w:bottom w:type="dxa" w:w="60"/>
-              <w:right w:type="dxa" w:w="120"/>
-            </w:tcMar>
-            <w:vAlign w:val="top"/>
-          </w:tcPr>
-          <w:p>
-            <w:pPr>
-              <w:spacing w:after="40" w:before="0"/>
-              <w:jc w:val="left"/>
-            </w:pPr>
-            <w:r>
-              <w:rPr>
-                <w:rFonts w:ascii="Arial" w:cs="Arial" w:eastAsia="Arial" w:hAnsi="Arial"/>
-                <w:b/>
-                <w:bCs/>
-                <w:i w:val="false"/>
-                <w:iCs w:val="false"/>
-                <w:color w:val="000000"/>
-                <w:sz w:val="18"/>
-                <w:szCs w:val="18"/>
-              </w:rPr>
-              <w:t xml:space="preserve">Subject</w:t>
-            </w:r>
-          </w:p>
-        </w:tc>
-        <w:tc>
-          <w:tcPr>
-            <w:tcW w:type="dxa" w:w="10680"/>
-            <w:shd w:fill="FFFFFF" w:color="auto" w:val="clear"/>
-            <w:tcMar>
-              <w:top w:type="dxa" w:w="60"/>
-              <w:left w:type="dxa" w:w="120"/>
-              <w:bottom w:type="dxa" w:w="60"/>
-              <w:right w:type="dxa" w:w="120"/>
-            </w:tcMar>
-            <w:vAlign w:val="top"/>
-          </w:tcPr>
-          <w:p>
-            <w:pPr>
-              <w:spacing w:after="40" w:before="0"/>
-              <w:jc w:val="left"/>
-            </w:pPr>
-            <w:r>
-              <w:rPr>
-                <w:rFonts w:ascii="Arial" w:cs="Arial" w:eastAsia="Arial" w:hAnsi="Arial"/>
-                <w:b w:val="false"/>
-                <w:bCs w:val="false"/>
-                <w:i w:val="false"/>
-                <w:iCs w:val="false"/>
-                <w:color w:val="000000"/>
-                <w:sz w:val="18"/>
-                <w:szCs w:val="18"/>
-              </w:rPr>
-              <w:t xml:space="preserve">Core Mathematics</w:t>
-            </w:r>
-          </w:p>
-        </w:tc>
-      </w:tr>
-      <w:tr>
-        <w:tc>
-          <w:tcPr>
-            <w:tcW w:type="dxa" w:w="3000"/>
-            <w:shd w:fill="D5E8F0" w:color="auto" w:val="clear"/>
-            <w:tcMar>
-              <w:top w:type="dxa" w:w="60"/>
-              <w:left w:type="dxa" w:w="120"/>
-              <w:bottom w:type="dxa" w:w="60"/>
-              <w:right w:type="dxa" w:w="120"/>
-            </w:tcMar>
-            <w:vAlign w:val="top"/>
-          </w:tcPr>
-          <w:p>
-            <w:pPr>
-              <w:spacing w:after="40" w:before="0"/>
-              <w:jc w:val="left"/>
-            </w:pPr>
-            <w:r>
-              <w:rPr>
-                <w:rFonts w:ascii="Arial" w:cs="Arial" w:eastAsia="Arial" w:hAnsi="Arial"/>
-                <w:b/>
-                <w:bCs/>
-                <w:i w:val="false"/>
-                <w:iCs w:val="false"/>
-                <w:color w:val="000000"/>
-                <w:sz w:val="18"/>
-                <w:szCs w:val="18"/>
-              </w:rPr>
-              <w:t xml:space="preserve">Strand</w:t>
-            </w:r>
-          </w:p>
-        </w:tc>
-        <w:tc>
-          <w:tcPr>
-            <w:tcW w:type="dxa" w:w="10680"/>
-            <w:shd w:fill="FFFFFF" w:color="auto" w:val="clear"/>
-            <w:tcMar>
-              <w:top w:type="dxa" w:w="60"/>
-              <w:left w:type="dxa" w:w="120"/>
-              <w:bottom w:type="dxa" w:w="60"/>
-              <w:right w:type="dxa" w:w="120"/>
-            </w:tcMar>
-            <w:vAlign w:val="top"/>
-          </w:tcPr>
-          <w:p>
-            <w:pPr>
-              <w:spacing w:after="40" w:before="0"/>
-              <w:jc w:val="left"/>
-            </w:pPr>
-            <w:r>
-              <w:rPr>
-                <w:rFonts w:ascii="Arial" w:cs="Arial" w:eastAsia="Arial" w:hAnsi="Arial"/>
-                <w:b w:val="false"/>
-                <w:bCs w:val="false"/>
-                <w:i w:val="false"/>
-                <w:iCs w:val="false"/>
-                <w:color w:val="000000"/>
-                <w:sz w:val="18"/>
-                <w:szCs w:val="18"/>
-              </w:rPr>
-              <w:t xml:space="preserve">Strand 2.0: Measurements and Geometry</w:t>
-            </w:r>
-          </w:p>
-        </w:tc>
-      </w:tr>
-      <w:tr>
-        <w:tc>
-          <w:tcPr>
-            <w:tcW w:type="dxa" w:w="3000"/>
-            <w:shd w:fill="D5E8F0" w:color="auto" w:val="clear"/>
-            <w:tcMar>
-              <w:top w:type="dxa" w:w="60"/>
-              <w:left w:type="dxa" w:w="120"/>
-              <w:bottom w:type="dxa" w:w="60"/>
-              <w:right w:type="dxa" w:w="120"/>
-            </w:tcMar>
-            <w:vAlign w:val="top"/>
-          </w:tcPr>
-          <w:p>
-            <w:pPr>
-              <w:spacing w:after="40" w:before="0"/>
-              <w:jc w:val="left"/>
-            </w:pPr>
-            <w:r>
-              <w:rPr>
-                <w:rFonts w:ascii="Arial" w:cs="Arial" w:eastAsia="Arial" w:hAnsi="Arial"/>
-                <w:b/>
-                <w:bCs/>
-                <w:i w:val="false"/>
-                <w:iCs w:val="false"/>
-                <w:color w:val="000000"/>
-                <w:sz w:val="18"/>
-                <w:szCs w:val="18"/>
-              </w:rPr>
-              <w:t xml:space="preserve">Sub-Strand</w:t>
-            </w:r>
-          </w:p>
-        </w:tc>
-        <w:tc>
-          <w:tcPr>
-            <w:tcW w:type="dxa" w:w="10680"/>
-            <w:shd w:fill="FFFFFF" w:color="auto" w:val="clear"/>
-            <w:tcMar>
-              <w:top w:type="dxa" w:w="60"/>
-              <w:left w:type="dxa" w:w="120"/>
-              <w:bottom w:type="dxa" w:w="60"/>
-              <w:right w:type="dxa" w:w="120"/>
-            </w:tcMar>
-            <w:vAlign w:val="top"/>
-          </w:tcPr>
-          <w:p>
-            <w:pPr>
-              <w:spacing w:after="40" w:before="0"/>
-              <w:jc w:val="left"/>
-            </w:pPr>
-            <w:r>
-              <w:rPr>
-                <w:rFonts w:ascii="Arial" w:cs="Arial" w:eastAsia="Arial" w:hAnsi="Arial"/>
-                <w:b w:val="false"/>
-                <w:bCs w:val="false"/>
-                <w:i w:val="false"/>
-                <w:iCs w:val="false"/>
-                <w:color w:val="000000"/>
-                <w:sz w:val="18"/>
-                <w:szCs w:val="18"/>
-              </w:rPr>
-              <w:t xml:space="preserve">Sub-Strand 2.2: Reflection and Congruence</w:t>
-            </w:r>
-          </w:p>
-        </w:tc>
-      </w:tr>
-      <w:tr>
-        <w:tc>
-          <w:tcPr>
-            <w:tcW w:type="dxa" w:w="3000"/>
-            <w:shd w:fill="D5E8F0" w:color="auto" w:val="clear"/>
-            <w:tcMar>
-              <w:top w:type="dxa" w:w="60"/>
-              <w:left w:type="dxa" w:w="120"/>
-              <w:bottom w:type="dxa" w:w="60"/>
-              <w:right w:type="dxa" w:w="120"/>
-            </w:tcMar>
-            <w:vAlign w:val="top"/>
-          </w:tcPr>
-          <w:p>
-            <w:pPr>
-              <w:spacing w:after="40" w:before="0"/>
-              <w:jc w:val="left"/>
-            </w:pPr>
-            <w:r>
-              <w:rPr>
-                <w:rFonts w:ascii="Arial" w:cs="Arial" w:eastAsia="Arial" w:hAnsi="Arial"/>
-                <w:b/>
-                <w:bCs/>
-                <w:i w:val="false"/>
-                <w:iCs w:val="false"/>
-                <w:color w:val="000000"/>
-                <w:sz w:val="18"/>
-                <w:szCs w:val="18"/>
-              </w:rPr>
-              <w:t xml:space="preserve">Total Duration</w:t>
-            </w:r>
-          </w:p>
-        </w:tc>
-        <w:tc>
-          <w:tcPr>
-            <w:tcW w:type="dxa" w:w="10680"/>
-            <w:shd w:fill="FFFFFF" w:color="auto" w:val="clear"/>
-            <w:tcMar>
-              <w:top w:type="dxa" w:w="60"/>
-              <w:left w:type="dxa" w:w="120"/>
-              <w:bottom w:type="dxa" w:w="60"/>
-              <w:right w:type="dxa" w:w="120"/>
-            </w:tcMar>
-            <w:vAlign w:val="top"/>
-          </w:tcPr>
-          <w:p>
-            <w:pPr>
-              <w:spacing w:after="40" w:before="0"/>
-              <w:jc w:val="left"/>
-            </w:pPr>
-            <w:r>
-              <w:rPr>
-                <w:rFonts w:ascii="Arial" w:cs="Arial" w:eastAsia="Arial" w:hAnsi="Arial"/>
-                <w:b w:val="false"/>
-                <w:bCs w:val="false"/>
-                <w:i w:val="false"/>
-                <w:iCs w:val="false"/>
-                <w:color w:val="000000"/>
-                <w:sz w:val="18"/>
-                <w:szCs w:val="18"/>
-              </w:rPr>
-              <w:t xml:space="preserve">8 lessons × 40 minutes = 320 minutes total</w:t>
-            </w:r>
-          </w:p>
-        </w:tc>
-      </w:tr>
-      <w:tr>
-        <w:tc>
-          <w:tcPr>
-            <w:tcW w:type="dxa" w:w="3000"/>
-            <w:shd w:fill="D5E8F0" w:color="auto" w:val="clear"/>
-            <w:tcMar>
-              <w:top w:type="dxa" w:w="60"/>
-              <w:left w:type="dxa" w:w="120"/>
-              <w:bottom w:type="dxa" w:w="60"/>
-              <w:right w:type="dxa" w:w="120"/>
-            </w:tcMar>
-            <w:vAlign w:val="top"/>
-          </w:tcPr>
-          <w:p>
-            <w:pPr>
-              <w:spacing w:after="40" w:before="0"/>
-              <w:jc w:val="left"/>
-            </w:pPr>
-            <w:r>
-              <w:rPr>
-                <w:rFonts w:ascii="Arial" w:cs="Arial" w:eastAsia="Arial" w:hAnsi="Arial"/>
-                <w:b/>
-                <w:bCs/>
-                <w:i w:val="false"/>
-                <w:iCs w:val="false"/>
-                <w:color w:val="000000"/>
-                <w:sz w:val="18"/>
-                <w:szCs w:val="18"/>
-              </w:rPr>
-              <w:t xml:space="preserve">Sub-Strand Content</w:t>
-            </w:r>
-          </w:p>
-        </w:tc>
-        <w:tc>
-          <w:tcPr>
-            <w:tcW w:type="dxa" w:w="10680"/>
-            <w:shd w:fill="FFFFFF" w:color="auto" w:val="clear"/>
-            <w:tcMar>
-              <w:top w:type="dxa" w:w="60"/>
-              <w:left w:type="dxa" w:w="120"/>
-              <w:bottom w:type="dxa" w:w="60"/>
-              <w:right w:type="dxa" w:w="120"/>
-            </w:tcMar>
-            <w:vAlign w:val="top"/>
-          </w:tcPr>
-          <w:p>
-            <w:pPr>
-              <w:spacing w:after="30" w:before="0"/>
-              <w:ind w:left="360" w:hanging="180"/>
-              <w:jc w:val="left"/>
-            </w:pPr>
-            <w:r>
-              <w:rPr>
-                <w:rFonts w:ascii="Arial" w:cs="Arial" w:eastAsia="Arial" w:hAnsi="Arial"/>
-                <w:b w:val="false"/>
-                <w:bCs w:val="false"/>
-                <w:i w:val="false"/>
-                <w:iCs w:val="false"/>
-                <w:color w:val="000000"/>
-                <w:sz w:val="18"/>
-                <w:szCs w:val="18"/>
-              </w:rPr>
-              <w:t xml:space="preserve">–  Symmetry — identifying lines and planes of symmetry in plane figures and objects from the environment</w:t>
-            </w:r>
-          </w:p>
-          <w:p>
-            <w:pPr>
-              <w:spacing w:after="30" w:before="0"/>
-              <w:ind w:left="360" w:hanging="180"/>
-              <w:jc w:val="left"/>
-            </w:pPr>
-            <w:r>
-              <w:rPr>
-                <w:rFonts w:ascii="Arial" w:cs="Arial" w:eastAsia="Arial" w:hAnsi="Arial"/>
-                <w:b w:val="false"/>
-                <w:bCs w:val="false"/>
-                <w:i w:val="false"/>
-                <w:iCs w:val="false"/>
-                <w:color w:val="000000"/>
-                <w:sz w:val="18"/>
-                <w:szCs w:val="18"/>
-              </w:rPr>
-              <w:t xml:space="preserve">–  Reflection — properties of reflection in different situations</w:t>
-            </w:r>
-          </w:p>
-          <w:p>
-            <w:pPr>
-              <w:spacing w:after="30" w:before="0"/>
-              <w:ind w:left="360" w:hanging="180"/>
-              <w:jc w:val="left"/>
-            </w:pPr>
-            <w:r>
-              <w:rPr>
-                <w:rFonts w:ascii="Arial" w:cs="Arial" w:eastAsia="Arial" w:hAnsi="Arial"/>
-                <w:b w:val="false"/>
-                <w:bCs w:val="false"/>
-                <w:i w:val="false"/>
-                <w:iCs w:val="false"/>
-                <w:color w:val="000000"/>
-                <w:sz w:val="18"/>
-                <w:szCs w:val="18"/>
-              </w:rPr>
-              <w:t xml:space="preserve">–  Equations of Mirror Lines — determining the equation of a mirror line given an object and its image</w:t>
-            </w:r>
-          </w:p>
-          <w:p>
-            <w:pPr>
-              <w:spacing w:after="30" w:before="0"/>
-              <w:ind w:left="360" w:hanging="180"/>
-              <w:jc w:val="left"/>
-            </w:pPr>
-            <w:r>
-              <w:rPr>
-                <w:rFonts w:ascii="Arial" w:cs="Arial" w:eastAsia="Arial" w:hAnsi="Arial"/>
-                <w:b w:val="false"/>
-                <w:bCs w:val="false"/>
-                <w:i w:val="false"/>
-                <w:iCs w:val="false"/>
-                <w:color w:val="000000"/>
-                <w:sz w:val="18"/>
-                <w:szCs w:val="18"/>
-              </w:rPr>
-              <w:t xml:space="preserve">–  Congruence — congruence tests for triangles (SSS, SAS, AAS/SAA/ASA, RHS)</w:t>
-            </w:r>
-          </w:p>
-          <w:p>
-            <w:pPr>
-              <w:spacing w:after="30" w:before="0"/>
-              <w:ind w:left="360" w:hanging="180"/>
-              <w:jc w:val="left"/>
-            </w:pPr>
-            <w:r>
-              <w:rPr>
-                <w:rFonts w:ascii="Arial" w:cs="Arial" w:eastAsia="Arial" w:hAnsi="Arial"/>
-                <w:b w:val="false"/>
-                <w:bCs w:val="false"/>
-                <w:i w:val="false"/>
-                <w:iCs w:val="false"/>
-                <w:color w:val="000000"/>
-                <w:sz w:val="18"/>
-                <w:szCs w:val="18"/>
-              </w:rPr>
-              <w:t xml:space="preserve">–  Application of Reflection and Congruence — real-life contexts including driving mirrors and road safety</w:t>
-            </w:r>
-          </w:p>
-        </w:tc>
-      </w:tr>
-      <w:tr>
-        <w:tc>
-          <w:tcPr>
-            <w:tcW w:type="dxa" w:w="3000"/>
-            <w:shd w:fill="D5E8F0" w:color="auto" w:val="clear"/>
-            <w:tcMar>
-              <w:top w:type="dxa" w:w="60"/>
-              <w:left w:type="dxa" w:w="120"/>
-              <w:bottom w:type="dxa" w:w="60"/>
-              <w:right w:type="dxa" w:w="120"/>
-            </w:tcMar>
-            <w:vAlign w:val="top"/>
-          </w:tcPr>
-          <w:p>
-            <w:pPr>
-              <w:spacing w:after="40" w:before="0"/>
-              <w:jc w:val="left"/>
-            </w:pPr>
-            <w:r>
-              <w:rPr>
-                <w:rFonts w:ascii="Arial" w:cs="Arial" w:eastAsia="Arial" w:hAnsi="Arial"/>
-                <w:b/>
-                <w:bCs/>
-                <w:i w:val="false"/>
-                <w:iCs w:val="false"/>
-                <w:color w:val="000000"/>
-                <w:sz w:val="18"/>
-                <w:szCs w:val="18"/>
-              </w:rPr>
-              <w:t xml:space="preserve">Learning Outcomes</w:t>
-            </w:r>
-          </w:p>
-        </w:tc>
-        <w:tc>
-          <w:tcPr>
-            <w:tcW w:type="dxa" w:w="10680"/>
-            <w:shd w:fill="FFFFFF" w:color="auto" w:val="clear"/>
-            <w:tcMar>
-              <w:top w:type="dxa" w:w="60"/>
-              <w:left w:type="dxa" w:w="120"/>
-              <w:bottom w:type="dxa" w:w="60"/>
-              <w:right w:type="dxa" w:w="120"/>
-            </w:tcMar>
-            <w:vAlign w:val="top"/>
-          </w:tcPr>
-          <w:p>
-            <w:pPr>
-              <w:spacing w:after="40" w:before="0"/>
-              <w:jc w:val="left"/>
-            </w:pPr>
-            <w:r>
-              <w:rPr>
-                <w:rFonts w:ascii="Arial" w:cs="Arial" w:eastAsia="Arial" w:hAnsi="Arial"/>
-                <w:b w:val="false"/>
-                <w:bCs w:val="false"/>
-                <w:i w:val="false"/>
-                <w:iCs w:val="false"/>
-                <w:color w:val="000000"/>
-                <w:sz w:val="18"/>
-                <w:szCs w:val="18"/>
-              </w:rPr>
-              <w:t xml:space="preserve">By the end of the sub-strand, the learner should be able to:</w:t>
-            </w:r>
-          </w:p>
-          <w:p>
-            <w:pPr>
-              <w:spacing w:after="40" w:before="0"/>
-              <w:jc w:val="left"/>
-            </w:pPr>
-            <w:r>
-              <w:rPr>
-                <w:rFonts w:ascii="Arial" w:cs="Arial" w:eastAsia="Arial" w:hAnsi="Arial"/>
-                <w:b w:val="false"/>
-                <w:bCs w:val="false"/>
-                <w:i w:val="false"/>
-                <w:iCs w:val="false"/>
-                <w:color w:val="000000"/>
-                <w:sz w:val="18"/>
-                <w:szCs w:val="18"/>
-              </w:rPr>
-              <w:t xml:space="preserve">a) identify lines of symmetry in plane figures,</w:t>
-            </w:r>
-          </w:p>
-          <w:p>
-            <w:pPr>
-              <w:spacing w:after="40" w:before="0"/>
-              <w:jc w:val="left"/>
-            </w:pPr>
-            <w:r>
-              <w:rPr>
-                <w:rFonts w:ascii="Arial" w:cs="Arial" w:eastAsia="Arial" w:hAnsi="Arial"/>
-                <w:b w:val="false"/>
-                <w:bCs w:val="false"/>
-                <w:i w:val="false"/>
-                <w:iCs w:val="false"/>
-                <w:color w:val="000000"/>
-                <w:sz w:val="18"/>
-                <w:szCs w:val="18"/>
-              </w:rPr>
-              <w:t xml:space="preserve">b) determine the properties of reflection in different situations,</w:t>
-            </w:r>
-          </w:p>
-          <w:p>
-            <w:pPr>
-              <w:spacing w:after="40" w:before="0"/>
-              <w:jc w:val="left"/>
-            </w:pPr>
-            <w:r>
-              <w:rPr>
-                <w:rFonts w:ascii="Arial" w:cs="Arial" w:eastAsia="Arial" w:hAnsi="Arial"/>
-                <w:b w:val="false"/>
-                <w:bCs w:val="false"/>
-                <w:i w:val="false"/>
-                <w:iCs w:val="false"/>
-                <w:color w:val="000000"/>
-                <w:sz w:val="18"/>
-                <w:szCs w:val="18"/>
-              </w:rPr>
-              <w:t xml:space="preserve">c) draw an image given an object and a mirror line on a plane surface and Cartesian plane,</w:t>
-            </w:r>
-          </w:p>
-          <w:p>
-            <w:pPr>
-              <w:spacing w:after="40" w:before="0"/>
-              <w:jc w:val="left"/>
-            </w:pPr>
-            <w:r>
-              <w:rPr>
-                <w:rFonts w:ascii="Arial" w:cs="Arial" w:eastAsia="Arial" w:hAnsi="Arial"/>
-                <w:b w:val="false"/>
-                <w:bCs w:val="false"/>
-                <w:i w:val="false"/>
-                <w:iCs w:val="false"/>
-                <w:color w:val="000000"/>
-                <w:sz w:val="18"/>
-                <w:szCs w:val="18"/>
-              </w:rPr>
-              <w:t xml:space="preserve">d) determine the equation of the mirror line given an object and its image,</w:t>
-            </w:r>
-          </w:p>
-          <w:p>
-            <w:pPr>
-              <w:spacing w:after="40" w:before="0"/>
-              <w:jc w:val="left"/>
-            </w:pPr>
-            <w:r>
-              <w:rPr>
-                <w:rFonts w:ascii="Arial" w:cs="Arial" w:eastAsia="Arial" w:hAnsi="Arial"/>
-                <w:b w:val="false"/>
-                <w:bCs w:val="false"/>
-                <w:i w:val="false"/>
-                <w:iCs w:val="false"/>
-                <w:color w:val="000000"/>
-                <w:sz w:val="18"/>
-                <w:szCs w:val="18"/>
-              </w:rPr>
-              <w:t xml:space="preserve">e) carry out congruence tests for triangles,</w:t>
-            </w:r>
-          </w:p>
-          <w:p>
-            <w:pPr>
-              <w:spacing w:after="40" w:before="0"/>
-              <w:jc w:val="left"/>
-            </w:pPr>
-            <w:r>
-              <w:rPr>
-                <w:rFonts w:ascii="Arial" w:cs="Arial" w:eastAsia="Arial" w:hAnsi="Arial"/>
-                <w:b w:val="false"/>
-                <w:bCs w:val="false"/>
-                <w:i w:val="false"/>
-                <w:iCs w:val="false"/>
-                <w:color w:val="000000"/>
-                <w:sz w:val="18"/>
-                <w:szCs w:val="18"/>
-              </w:rPr>
-              <w:t xml:space="preserve">f) promote use of reflection and congruence in real-life situations.</w:t>
-            </w:r>
-          </w:p>
-        </w:tc>
-      </w:tr>
-      <w:tr>
-        <w:tc>
-          <w:tcPr>
-            <w:tcW w:type="dxa" w:w="3000"/>
-            <w:shd w:fill="D5E8F0" w:color="auto" w:val="clear"/>
-            <w:tcMar>
-              <w:top w:type="dxa" w:w="60"/>
-              <w:left w:type="dxa" w:w="120"/>
-              <w:bottom w:type="dxa" w:w="60"/>
-              <w:right w:type="dxa" w:w="120"/>
-            </w:tcMar>
-            <w:vAlign w:val="top"/>
-          </w:tcPr>
-          <w:p>
-            <w:pPr>
-              <w:spacing w:after="40" w:before="0"/>
-              <w:jc w:val="left"/>
-            </w:pPr>
-            <w:r>
-              <w:rPr>
-                <w:rFonts w:ascii="Arial" w:cs="Arial" w:eastAsia="Arial" w:hAnsi="Arial"/>
-                <w:b/>
-                <w:bCs/>
-                <w:i w:val="false"/>
-                <w:iCs w:val="false"/>
-                <w:color w:val="000000"/>
-                <w:sz w:val="18"/>
-                <w:szCs w:val="18"/>
-              </w:rPr>
-              <w:t xml:space="preserve">Core Competencies</w:t>
-            </w:r>
-          </w:p>
-        </w:tc>
-        <w:tc>
-          <w:tcPr>
-            <w:tcW w:type="dxa" w:w="10680"/>
-            <w:shd w:fill="FFFFFF" w:color="auto" w:val="clear"/>
-            <w:tcMar>
-              <w:top w:type="dxa" w:w="60"/>
-              <w:left w:type="dxa" w:w="120"/>
-              <w:bottom w:type="dxa" w:w="60"/>
-              <w:right w:type="dxa" w:w="120"/>
-            </w:tcMar>
-            <w:vAlign w:val="top"/>
-          </w:tcPr>
-          <w:p>
-            <w:pPr>
-              <w:spacing w:after="30" w:before="0"/>
-              <w:ind w:left="360" w:hanging="180"/>
-              <w:jc w:val="left"/>
-            </w:pPr>
-            <w:r>
-              <w:rPr>
-                <w:rFonts w:ascii="Arial" w:cs="Arial" w:eastAsia="Arial" w:hAnsi="Arial"/>
-                <w:b w:val="false"/>
-                <w:bCs w:val="false"/>
-                <w:i w:val="false"/>
-                <w:iCs w:val="false"/>
-                <w:color w:val="000000"/>
-                <w:sz w:val="18"/>
-                <w:szCs w:val="18"/>
-              </w:rPr>
-              <w:t xml:space="preserve">–  Learning to Learn: the learner applies the properties of reflection to generate the image of an object on a given mirror line, building independent reasoning skills by moving from physical mirror exploration to abstract Cartesian constructions.</w:t>
-            </w:r>
-          </w:p>
-          <w:p>
-            <w:pPr>
-              <w:spacing w:after="30" w:before="0"/>
-              <w:ind w:left="360" w:hanging="180"/>
-              <w:jc w:val="left"/>
-            </w:pPr>
-            <w:r>
-              <w:rPr>
-                <w:rFonts w:ascii="Arial" w:cs="Arial" w:eastAsia="Arial" w:hAnsi="Arial"/>
-                <w:b w:val="false"/>
-                <w:bCs w:val="false"/>
-                <w:i w:val="false"/>
-                <w:iCs w:val="false"/>
-                <w:color w:val="000000"/>
-                <w:sz w:val="18"/>
-                <w:szCs w:val="18"/>
-              </w:rPr>
-              <w:t xml:space="preserve">–  Creativity and Imagination: the learner locates the image of an object placed at a point in front of a mirror and creates paper cutouts of identical shapes to explore direct and opposite congruence.</w:t>
-            </w:r>
-          </w:p>
-        </w:tc>
-      </w:tr>
-      <w:tr>
-        <w:tc>
-          <w:tcPr>
-            <w:tcW w:type="dxa" w:w="3000"/>
-            <w:shd w:fill="E2EFDA" w:color="auto" w:val="clear"/>
-            <w:tcMar>
-              <w:top w:type="dxa" w:w="60"/>
-              <w:left w:type="dxa" w:w="120"/>
-              <w:bottom w:type="dxa" w:w="60"/>
-              <w:right w:type="dxa" w:w="120"/>
-            </w:tcMar>
-            <w:vAlign w:val="top"/>
-          </w:tcPr>
-          <w:p>
-            <w:pPr>
-              <w:spacing w:after="40" w:before="0"/>
-              <w:jc w:val="left"/>
-            </w:pPr>
-            <w:r>
-              <w:rPr>
-                <w:rFonts w:ascii="Arial" w:cs="Arial" w:eastAsia="Arial" w:hAnsi="Arial"/>
-                <w:b/>
-                <w:bCs/>
-                <w:i w:val="false"/>
-                <w:iCs w:val="false"/>
-                <w:color w:val="000000"/>
-                <w:sz w:val="18"/>
-                <w:szCs w:val="18"/>
-              </w:rPr>
-              <w:t xml:space="preserve">Core Values</w:t>
-            </w:r>
-          </w:p>
-        </w:tc>
-        <w:tc>
-          <w:tcPr>
-            <w:tcW w:type="dxa" w:w="10680"/>
-            <w:shd w:fill="FFFFFF" w:color="auto" w:val="clear"/>
-            <w:tcMar>
-              <w:top w:type="dxa" w:w="60"/>
-              <w:left w:type="dxa" w:w="120"/>
-              <w:bottom w:type="dxa" w:w="60"/>
-              <w:right w:type="dxa" w:w="120"/>
-            </w:tcMar>
-            <w:vAlign w:val="top"/>
-          </w:tcPr>
-          <w:p>
-            <w:pPr>
-              <w:spacing w:after="30" w:before="0"/>
-              <w:ind w:left="360" w:hanging="180"/>
-              <w:jc w:val="left"/>
-            </w:pPr>
-            <w:r>
-              <w:rPr>
-                <w:rFonts w:ascii="Arial" w:cs="Arial" w:eastAsia="Arial" w:hAnsi="Arial"/>
-                <w:b w:val="false"/>
-                <w:bCs w:val="false"/>
-                <w:i w:val="false"/>
-                <w:iCs w:val="false"/>
-                <w:color w:val="000000"/>
-                <w:sz w:val="18"/>
-                <w:szCs w:val="18"/>
-              </w:rPr>
-              <w:t xml:space="preserve">–  Responsibility: the learner takes care of the mirror used in reflecting corresponding images, and responsibly collects and observes objects from the immediate environment to identify lines and planes of symmetry.</w:t>
-            </w:r>
-          </w:p>
-          <w:p>
-            <w:pPr>
-              <w:spacing w:after="30" w:before="0"/>
-              <w:ind w:left="360" w:hanging="180"/>
-              <w:jc w:val="left"/>
-            </w:pPr>
-            <w:r>
-              <w:rPr>
-                <w:rFonts w:ascii="Arial" w:cs="Arial" w:eastAsia="Arial" w:hAnsi="Arial"/>
-                <w:b w:val="false"/>
-                <w:bCs w:val="false"/>
-                <w:i w:val="false"/>
-                <w:iCs w:val="false"/>
-                <w:color w:val="000000"/>
-                <w:sz w:val="18"/>
-                <w:szCs w:val="18"/>
-              </w:rPr>
-              <w:t xml:space="preserve">–  Respect: the learner recognises the input of every member of the team as they work in groups to make paper cutouts of different identical shapes to identify direct or opposite congruent shapes.</w:t>
-            </w:r>
-          </w:p>
-        </w:tc>
-      </w:tr>
-      <w:tr>
-        <w:tc>
-          <w:tcPr>
-            <w:tcW w:type="dxa" w:w="3000"/>
-            <w:shd w:fill="D5E8F0" w:color="auto" w:val="clear"/>
-            <w:tcMar>
-              <w:top w:type="dxa" w:w="60"/>
-              <w:left w:type="dxa" w:w="120"/>
-              <w:bottom w:type="dxa" w:w="60"/>
-              <w:right w:type="dxa" w:w="120"/>
-            </w:tcMar>
-            <w:vAlign w:val="top"/>
-          </w:tcPr>
-          <w:p>
-            <w:pPr>
-              <w:spacing w:after="40" w:before="0"/>
-              <w:jc w:val="left"/>
-            </w:pPr>
-            <w:r>
-              <w:rPr>
-                <w:rFonts w:ascii="Arial" w:cs="Arial" w:eastAsia="Arial" w:hAnsi="Arial"/>
-                <w:b/>
-                <w:bCs/>
-                <w:i w:val="false"/>
-                <w:iCs w:val="false"/>
-                <w:color w:val="000000"/>
-                <w:sz w:val="18"/>
-                <w:szCs w:val="18"/>
-              </w:rPr>
-              <w:t xml:space="preserve">Science &amp; Engineering Practices</w:t>
-            </w:r>
-          </w:p>
-        </w:tc>
-        <w:tc>
-          <w:tcPr>
-            <w:tcW w:type="dxa" w:w="10680"/>
-            <w:shd w:fill="FFFFFF" w:color="auto" w:val="clear"/>
-            <w:tcMar>
-              <w:top w:type="dxa" w:w="60"/>
-              <w:left w:type="dxa" w:w="120"/>
-              <w:bottom w:type="dxa" w:w="60"/>
-              <w:right w:type="dxa" w:w="120"/>
-            </w:tcMar>
-            <w:vAlign w:val="top"/>
-          </w:tcPr>
-          <w:p>
-            <w:pPr>
-              <w:spacing w:after="30" w:before="0"/>
-              <w:ind w:left="360" w:hanging="180"/>
-              <w:jc w:val="left"/>
-            </w:pPr>
-            <w:r>
-              <w:rPr>
-                <w:rFonts w:ascii="Arial" w:cs="Arial" w:eastAsia="Arial" w:hAnsi="Arial"/>
-                <w:b w:val="false"/>
-                <w:bCs w:val="false"/>
-                <w:i w:val="false"/>
-                <w:iCs w:val="false"/>
-                <w:color w:val="000000"/>
-                <w:sz w:val="18"/>
-                <w:szCs w:val="18"/>
-              </w:rPr>
-              <w:t xml:space="preserve">–  Asking Questions and Defining Problems: learners pose questions about why a reflected image appears the same distance behind a mirror as the object is in front, driving investigation into the properties of reflection.</w:t>
-            </w:r>
-          </w:p>
-          <w:p>
-            <w:pPr>
-              <w:spacing w:after="30" w:before="0"/>
-              <w:ind w:left="360" w:hanging="180"/>
-              <w:jc w:val="left"/>
-            </w:pPr>
-            <w:r>
-              <w:rPr>
-                <w:rFonts w:ascii="Arial" w:cs="Arial" w:eastAsia="Arial" w:hAnsi="Arial"/>
-                <w:b w:val="false"/>
-                <w:bCs w:val="false"/>
-                <w:i w:val="false"/>
-                <w:iCs w:val="false"/>
-                <w:color w:val="000000"/>
-                <w:sz w:val="18"/>
-                <w:szCs w:val="18"/>
-              </w:rPr>
-              <w:t xml:space="preserve">–  Planning and Carrying Out Investigations: learners design fold-and-trace investigations using tracing paper and mirror lines to empirically generate the properties of reflection before formalising them algebraically.</w:t>
-            </w:r>
-          </w:p>
-          <w:p>
-            <w:pPr>
-              <w:spacing w:after="30" w:before="0"/>
-              <w:ind w:left="360" w:hanging="180"/>
-              <w:jc w:val="left"/>
-            </w:pPr>
-            <w:r>
-              <w:rPr>
-                <w:rFonts w:ascii="Arial" w:cs="Arial" w:eastAsia="Arial" w:hAnsi="Arial"/>
-                <w:b w:val="false"/>
-                <w:bCs w:val="false"/>
-                <w:i w:val="false"/>
-                <w:iCs w:val="false"/>
-                <w:color w:val="000000"/>
-                <w:sz w:val="18"/>
-                <w:szCs w:val="18"/>
-              </w:rPr>
-              <w:t xml:space="preserve">–  Analysing and Interpreting Data: learners measure perpendicular distances, compare side lengths and angles in object-image pairs, and use findings to establish congruence tests (SSS, SAS, AAS, RHS).</w:t>
-            </w:r>
-          </w:p>
-          <w:p>
-            <w:pPr>
-              <w:spacing w:after="30" w:before="0"/>
-              <w:ind w:left="360" w:hanging="180"/>
-              <w:jc w:val="left"/>
-            </w:pPr>
-            <w:r>
-              <w:rPr>
-                <w:rFonts w:ascii="Arial" w:cs="Arial" w:eastAsia="Arial" w:hAnsi="Arial"/>
-                <w:b w:val="false"/>
-                <w:bCs w:val="false"/>
-                <w:i w:val="false"/>
-                <w:iCs w:val="false"/>
-                <w:color w:val="000000"/>
-                <w:sz w:val="18"/>
-                <w:szCs w:val="18"/>
-              </w:rPr>
-              <w:t xml:space="preserve">–  Constructing Explanations: learners articulate why reflected triangles are congruent and connect the algebraic equation of the mirror line to geometric constructions on the Cartesian plane.</w:t>
-            </w:r>
-          </w:p>
-          <w:p>
-            <w:pPr>
-              <w:spacing w:after="30" w:before="0"/>
-              <w:ind w:left="360" w:hanging="180"/>
-              <w:jc w:val="left"/>
-            </w:pPr>
-            <w:r>
-              <w:rPr>
-                <w:rFonts w:ascii="Arial" w:cs="Arial" w:eastAsia="Arial" w:hAnsi="Arial"/>
-                <w:b w:val="false"/>
-                <w:bCs w:val="false"/>
-                <w:i w:val="false"/>
-                <w:iCs w:val="false"/>
-                <w:color w:val="000000"/>
-                <w:sz w:val="18"/>
-                <w:szCs w:val="18"/>
-              </w:rPr>
-              <w:t xml:space="preserve">–  Obtaining, Evaluating and Communicating Information: learners discuss real-life applications (driving mirrors, matatu rear-view mirrors along Thika Road) and communicate findings on road safety to peers.</w:t>
-            </w:r>
-          </w:p>
-        </w:tc>
-      </w:tr>
-      <w:tr>
-        <w:tc>
-          <w:tcPr>
-            <w:tcW w:type="dxa" w:w="3000"/>
-            <w:shd w:fill="FCE4D6" w:color="auto" w:val="clear"/>
-            <w:tcMar>
-              <w:top w:type="dxa" w:w="60"/>
-              <w:left w:type="dxa" w:w="120"/>
-              <w:bottom w:type="dxa" w:w="60"/>
-              <w:right w:type="dxa" w:w="120"/>
-            </w:tcMar>
-            <w:vAlign w:val="top"/>
-          </w:tcPr>
-          <w:p>
-            <w:pPr>
-              <w:spacing w:after="40" w:before="0"/>
-              <w:jc w:val="left"/>
-            </w:pPr>
-            <w:r>
-              <w:rPr>
-                <w:rFonts w:ascii="Arial" w:cs="Arial" w:eastAsia="Arial" w:hAnsi="Arial"/>
-                <w:b/>
-                <w:bCs/>
-                <w:i w:val="false"/>
-                <w:iCs w:val="false"/>
-                <w:color w:val="000000"/>
-                <w:sz w:val="18"/>
-                <w:szCs w:val="18"/>
-              </w:rPr>
-              <w:t xml:space="preserve">Pertinent &amp; Contemporary Issues (PCIs)</w:t>
-            </w:r>
-          </w:p>
-        </w:tc>
-        <w:tc>
-          <w:tcPr>
-            <w:tcW w:type="dxa" w:w="10680"/>
-            <w:shd w:fill="FFFFFF" w:color="auto" w:val="clear"/>
-            <w:tcMar>
-              <w:top w:type="dxa" w:w="60"/>
-              <w:left w:type="dxa" w:w="120"/>
-              <w:bottom w:type="dxa" w:w="60"/>
-              <w:right w:type="dxa" w:w="120"/>
-            </w:tcMar>
-            <w:vAlign w:val="top"/>
-          </w:tcPr>
-          <w:p>
-            <w:pPr>
-              <w:spacing w:after="30" w:before="0"/>
-              <w:ind w:left="360" w:hanging="180"/>
-              <w:jc w:val="left"/>
-            </w:pPr>
-            <w:r>
-              <w:rPr>
-                <w:rFonts w:ascii="Arial" w:cs="Arial" w:eastAsia="Arial" w:hAnsi="Arial"/>
-                <w:b w:val="false"/>
-                <w:bCs w:val="false"/>
-                <w:i w:val="false"/>
-                <w:iCs w:val="false"/>
-                <w:color w:val="000000"/>
-                <w:sz w:val="18"/>
-                <w:szCs w:val="18"/>
-              </w:rPr>
-              <w:t xml:space="preserve">–  Road Safety: the learner discusses with peers the applications of reflections and congruence on images formed by driving mirrors in enhancing road safety — contextualised through matatu and bus mirrors on Kenyan highways such as the Nairobi–Mombasa road.</w:t>
-            </w:r>
-          </w:p>
-          <w:p>
-            <w:pPr>
-              <w:spacing w:after="30" w:before="0"/>
-              <w:ind w:left="360" w:hanging="180"/>
-              <w:jc w:val="left"/>
-            </w:pPr>
-            <w:r>
-              <w:rPr>
-                <w:rFonts w:ascii="Arial" w:cs="Arial" w:eastAsia="Arial" w:hAnsi="Arial"/>
-                <w:b w:val="false"/>
-                <w:bCs w:val="false"/>
-                <w:i w:val="false"/>
-                <w:iCs w:val="false"/>
-                <w:color w:val="000000"/>
-                <w:sz w:val="18"/>
-                <w:szCs w:val="18"/>
-              </w:rPr>
-              <w:t xml:space="preserve">–  Environment and Technology: the learner selectively and cautiously collects and observes different objects from the immediate environment (e.g., leaves, Maasai beadwork patterns, door frames in Kisumu market stalls) and identifies the lines and planes of symmetry.</w:t>
-            </w:r>
-          </w:p>
-        </w:tc>
-      </w:tr>
-      <w:tr>
-        <w:tc>
-          <w:tcPr>
-            <w:tcW w:type="dxa" w:w="3000"/>
-            <w:shd w:fill="D9EEF1" w:color="auto" w:val="clear"/>
-            <w:tcMar>
-              <w:top w:type="dxa" w:w="60"/>
-              <w:left w:type="dxa" w:w="120"/>
-              <w:bottom w:type="dxa" w:w="60"/>
-              <w:right w:type="dxa" w:w="120"/>
-            </w:tcMar>
-            <w:vAlign w:val="top"/>
-          </w:tcPr>
-          <w:p>
-            <w:pPr>
-              <w:spacing w:after="40" w:before="0"/>
-              <w:jc w:val="left"/>
-            </w:pPr>
-            <w:r>
-              <w:rPr>
-                <w:rFonts w:ascii="Arial" w:cs="Arial" w:eastAsia="Arial" w:hAnsi="Arial"/>
-                <w:b/>
-                <w:bCs/>
-                <w:i w:val="false"/>
-                <w:iCs w:val="false"/>
-                <w:color w:val="000000"/>
-                <w:sz w:val="18"/>
-                <w:szCs w:val="18"/>
-              </w:rPr>
-              <w:t xml:space="preserve">Career Connections</w:t>
-            </w:r>
-          </w:p>
-        </w:tc>
-        <w:tc>
-          <w:tcPr>
-            <w:tcW w:type="dxa" w:w="10680"/>
-            <w:shd w:fill="FFFFFF" w:color="auto" w:val="clear"/>
-            <w:tcMar>
-              <w:top w:type="dxa" w:w="60"/>
-              <w:left w:type="dxa" w:w="120"/>
-              <w:bottom w:type="dxa" w:w="60"/>
-              <w:right w:type="dxa" w:w="120"/>
-            </w:tcMar>
-            <w:vAlign w:val="top"/>
-          </w:tcPr>
-          <w:p>
-            <w:pPr>
-              <w:spacing w:after="30" w:before="0"/>
-              <w:ind w:left="360" w:hanging="180"/>
-              <w:jc w:val="left"/>
-            </w:pPr>
-            <w:r>
-              <w:rPr>
-                <w:rFonts w:ascii="Arial" w:cs="Arial" w:eastAsia="Arial" w:hAnsi="Arial"/>
-                <w:b w:val="false"/>
-                <w:bCs w:val="false"/>
-                <w:i w:val="false"/>
-                <w:iCs w:val="false"/>
-                <w:color w:val="000000"/>
-                <w:sz w:val="18"/>
-                <w:szCs w:val="18"/>
-              </w:rPr>
-              <w:t xml:space="preserve">–  Architecture and Interior Design: reflection and symmetry underpin building design; Kenyan architects designing structures such as Nairobi's Kenyatta International Convention Centre use symmetry principles in façade planning.</w:t>
-            </w:r>
-          </w:p>
-          <w:p>
-            <w:pPr>
-              <w:spacing w:after="30" w:before="0"/>
-              <w:ind w:left="360" w:hanging="180"/>
-              <w:jc w:val="left"/>
-            </w:pPr>
-            <w:r>
-              <w:rPr>
-                <w:rFonts w:ascii="Arial" w:cs="Arial" w:eastAsia="Arial" w:hAnsi="Arial"/>
-                <w:b w:val="false"/>
-                <w:bCs w:val="false"/>
-                <w:i w:val="false"/>
-                <w:iCs w:val="false"/>
-                <w:color w:val="000000"/>
-                <w:sz w:val="18"/>
-                <w:szCs w:val="18"/>
-              </w:rPr>
-              <w:t xml:space="preserve">–  Engineering and Manufacturing: congruence tests are essential in quality control — e.g., ensuring machined parts at the Thika-based manufacturing plants are identical replicas.</w:t>
-            </w:r>
-          </w:p>
-          <w:p>
-            <w:pPr>
-              <w:spacing w:after="30" w:before="0"/>
-              <w:ind w:left="360" w:hanging="180"/>
-              <w:jc w:val="left"/>
-            </w:pPr>
-            <w:r>
-              <w:rPr>
-                <w:rFonts w:ascii="Arial" w:cs="Arial" w:eastAsia="Arial" w:hAnsi="Arial"/>
-                <w:b w:val="false"/>
-                <w:bCs w:val="false"/>
-                <w:i w:val="false"/>
-                <w:iCs w:val="false"/>
-                <w:color w:val="000000"/>
-                <w:sz w:val="18"/>
-                <w:szCs w:val="18"/>
-              </w:rPr>
-              <w:t xml:space="preserve">–  Graphic Design and Digital Art: reflection transformations are fundamental tools in design software used by Kenyan creatives producing logos, Maasai-inspired textile prints, and packaging for brands like Brookside.</w:t>
-            </w:r>
-          </w:p>
-          <w:p>
-            <w:pPr>
-              <w:spacing w:after="30" w:before="0"/>
-              <w:ind w:left="360" w:hanging="180"/>
-              <w:jc w:val="left"/>
-            </w:pPr>
-            <w:r>
-              <w:rPr>
-                <w:rFonts w:ascii="Arial" w:cs="Arial" w:eastAsia="Arial" w:hAnsi="Arial"/>
-                <w:b w:val="false"/>
-                <w:bCs w:val="false"/>
-                <w:i w:val="false"/>
-                <w:iCs w:val="false"/>
-                <w:color w:val="000000"/>
-                <w:sz w:val="18"/>
-                <w:szCs w:val="18"/>
-              </w:rPr>
-              <w:t xml:space="preserve">–  Transport and Road Safety Planning: understanding mirror images helps matatu and bus drivers interpret driving mirror projections accurately, a competency promoted by the National Transport and Safety Authority (NTSA).</w:t>
-            </w:r>
-          </w:p>
-          <w:p>
-            <w:pPr>
-              <w:spacing w:after="30" w:before="0"/>
-              <w:ind w:left="360" w:hanging="180"/>
-              <w:jc w:val="left"/>
-            </w:pPr>
-            <w:r>
-              <w:rPr>
-                <w:rFonts w:ascii="Arial" w:cs="Arial" w:eastAsia="Arial" w:hAnsi="Arial"/>
-                <w:b w:val="false"/>
-                <w:bCs w:val="false"/>
-                <w:i w:val="false"/>
-                <w:iCs w:val="false"/>
-                <w:color w:val="000000"/>
-                <w:sz w:val="18"/>
-                <w:szCs w:val="18"/>
-              </w:rPr>
-              <w:t xml:space="preserve">–  Surveying and Cartography: reflection geometry is applied in land surveying around the Rift Valley for farm boundary demarcation and map-making.</w:t>
-            </w:r>
-          </w:p>
-        </w:tc>
-      </w:tr>
-      <w:tr>
-        <w:tc>
-          <w:tcPr>
-            <w:tcW w:type="dxa" w:w="3000"/>
-            <w:shd w:fill="D5E8F0" w:color="auto" w:val="clear"/>
-            <w:tcMar>
-              <w:top w:type="dxa" w:w="60"/>
-              <w:left w:type="dxa" w:w="120"/>
-              <w:bottom w:type="dxa" w:w="60"/>
-              <w:right w:type="dxa" w:w="120"/>
-            </w:tcMar>
-            <w:vAlign w:val="top"/>
-          </w:tcPr>
-          <w:p>
-            <w:pPr>
-              <w:spacing w:after="40" w:before="0"/>
-              <w:jc w:val="left"/>
-            </w:pPr>
-            <w:r>
-              <w:rPr>
-                <w:rFonts w:ascii="Arial" w:cs="Arial" w:eastAsia="Arial" w:hAnsi="Arial"/>
-                <w:b/>
-                <w:bCs/>
-                <w:i w:val="false"/>
-                <w:iCs w:val="false"/>
-                <w:color w:val="000000"/>
-                <w:sz w:val="18"/>
-                <w:szCs w:val="18"/>
-              </w:rPr>
-              <w:t xml:space="preserve">Focus for Lessons</w:t>
-            </w:r>
-          </w:p>
-        </w:tc>
-        <w:tc>
-          <w:tcPr>
-            <w:tcW w:type="dxa" w:w="10680"/>
-            <w:shd w:fill="FFFFFF" w:color="auto" w:val="clear"/>
-            <w:tcMar>
-              <w:top w:type="dxa" w:w="60"/>
-              <w:left w:type="dxa" w:w="120"/>
-              <w:bottom w:type="dxa" w:w="60"/>
-              <w:right w:type="dxa" w:w="120"/>
-            </w:tcMar>
-            <w:vAlign w:val="top"/>
-          </w:tcPr>
-          <w:p>
-            <w:pPr>
-              <w:spacing w:after="40" w:before="0"/>
-              <w:jc w:val="left"/>
-            </w:pPr>
-            <w:r>
-              <w:rPr>
-                <w:rFonts w:ascii="Arial" w:cs="Arial" w:eastAsia="Arial" w:hAnsi="Arial"/>
-                <w:b w:val="false"/>
-                <w:bCs w:val="false"/>
-                <w:i w:val="false"/>
-                <w:iCs w:val="false"/>
-                <w:color w:val="000000"/>
-                <w:sz w:val="18"/>
-                <w:szCs w:val="18"/>
-              </w:rPr>
-              <w:t xml:space="preserve">This unit develops learners' understanding of reflection as a geometric transformation — beginning with physical symmetry in everyday Kenyan objects, progressing through the formal properties of reflection on plane surfaces and the Cartesian plane, and culminating in congruence tests for triangles. Learners move from hands-on investigations with plane mirrors and tracing paper to algebraic determination of mirror-line equations, grounding abstract mathematics in observable, real-world phenomena. The unit consistently connects to Kenyan contexts — from the bilateral symmetry of a maize leaf to the safety role of rear-view mirrors on Nairobi's busy roads — ensuring learners appreciate both the beauty and practical utility of reflection and congruence.</w:t>
-            </w:r>
-          </w:p>
-        </w:tc>
-      </w:tr>
-      <w:tr>
-        <w:tc>
-          <w:tcPr>
-            <w:tcW w:type="dxa" w:w="3000"/>
-            <w:shd w:fill="EAD1F5" w:color="auto" w:val="clear"/>
-            <w:tcMar>
-              <w:top w:type="dxa" w:w="60"/>
-              <w:left w:type="dxa" w:w="120"/>
-              <w:bottom w:type="dxa" w:w="60"/>
-              <w:right w:type="dxa" w:w="120"/>
-            </w:tcMar>
-            <w:vAlign w:val="top"/>
-          </w:tcPr>
-          <w:p>
-            <w:pPr>
-              <w:spacing w:after="40" w:before="0"/>
-              <w:jc w:val="left"/>
-            </w:pPr>
-            <w:r>
-              <w:rPr>
-                <w:rFonts w:ascii="Arial" w:cs="Arial" w:eastAsia="Arial" w:hAnsi="Arial"/>
-                <w:b/>
-                <w:bCs/>
-                <w:i w:val="false"/>
-                <w:iCs w:val="false"/>
-                <w:color w:val="000000"/>
-                <w:sz w:val="18"/>
-                <w:szCs w:val="18"/>
-              </w:rPr>
-              <w:t xml:space="preserve">Driving Question / Key Inquiry Questions</w:t>
-            </w:r>
-          </w:p>
-        </w:tc>
-        <w:tc>
-          <w:tcPr>
-            <w:tcW w:type="dxa" w:w="10680"/>
-            <w:shd w:fill="FFFFFF" w:color="auto" w:val="clear"/>
-            <w:tcMar>
-              <w:top w:type="dxa" w:w="60"/>
-              <w:left w:type="dxa" w:w="120"/>
-              <w:bottom w:type="dxa" w:w="60"/>
-              <w:right w:type="dxa" w:w="120"/>
-            </w:tcMar>
-            <w:vAlign w:val="top"/>
-          </w:tcPr>
-          <w:p>
-            <w:pPr>
-              <w:spacing w:after="40" w:before="0"/>
-              <w:jc w:val="left"/>
-            </w:pPr>
-            <w:r>
-              <w:rPr>
-                <w:rFonts w:ascii="Arial" w:cs="Arial" w:eastAsia="Arial" w:hAnsi="Arial"/>
-                <w:b w:val="false"/>
-                <w:bCs w:val="false"/>
-                <w:i w:val="false"/>
-                <w:iCs w:val="false"/>
-                <w:color w:val="000000"/>
-                <w:sz w:val="18"/>
-                <w:szCs w:val="18"/>
-              </w:rPr>
-              <w:t xml:space="preserve">DRIVING QUESTION: Why does a matatu's rear-view mirror show an image that is the same size and shape as the real object behind it — yet appears flipped — and how can we use this to prove that the original and its mirror image are always congruent?</w:t>
-            </w:r>
-          </w:p>
-          <w:p>
-            <w:pPr>
-              <w:spacing w:after="40" w:before="0"/>
-              <w:jc w:val="left"/>
-            </w:pPr>
-            <w:r>
-              <w:rPr>
-                <w:rFonts w:ascii="Arial" w:cs="Arial" w:eastAsia="Arial" w:hAnsi="Arial"/>
-                <w:b w:val="false"/>
-                <w:bCs w:val="false"/>
-                <w:i w:val="false"/>
-                <w:iCs w:val="false"/>
-                <w:color w:val="000000"/>
-                <w:sz w:val="18"/>
-                <w:szCs w:val="18"/>
-              </w:rPr>
-              <w:t xml:space="preserve"/>
-            </w:r>
-          </w:p>
-          <w:p>
-            <w:pPr>
-              <w:spacing w:after="40" w:before="0"/>
-              <w:jc w:val="left"/>
-            </w:pPr>
-            <w:r>
-              <w:rPr>
-                <w:rFonts w:ascii="Arial" w:cs="Arial" w:eastAsia="Arial" w:hAnsi="Arial"/>
-                <w:b w:val="false"/>
-                <w:bCs w:val="false"/>
-                <w:i w:val="false"/>
-                <w:iCs w:val="false"/>
-                <w:color w:val="000000"/>
-                <w:sz w:val="18"/>
-                <w:szCs w:val="18"/>
-              </w:rPr>
-              <w:t xml:space="preserve">KICD KEY INQUIRY QUESTIONS:</w:t>
-            </w:r>
-          </w:p>
-          <w:p>
-            <w:pPr>
-              <w:spacing w:after="40" w:before="0"/>
-              <w:jc w:val="left"/>
-            </w:pPr>
-            <w:r>
-              <w:rPr>
-                <w:rFonts w:ascii="Arial" w:cs="Arial" w:eastAsia="Arial" w:hAnsi="Arial"/>
-                <w:b w:val="false"/>
-                <w:bCs w:val="false"/>
-                <w:i w:val="false"/>
-                <w:iCs w:val="false"/>
-                <w:color w:val="000000"/>
-                <w:sz w:val="18"/>
-                <w:szCs w:val="18"/>
-              </w:rPr>
-              <w:t xml:space="preserve">1. How do we use reflection in day-to-day life?</w:t>
-            </w:r>
-          </w:p>
-          <w:p>
-            <w:pPr>
-              <w:spacing w:after="40" w:before="0"/>
-              <w:jc w:val="left"/>
-            </w:pPr>
-            <w:r>
-              <w:rPr>
-                <w:rFonts w:ascii="Arial" w:cs="Arial" w:eastAsia="Arial" w:hAnsi="Arial"/>
-                <w:b w:val="false"/>
-                <w:bCs w:val="false"/>
-                <w:i w:val="false"/>
-                <w:iCs w:val="false"/>
-                <w:color w:val="000000"/>
-                <w:sz w:val="18"/>
-                <w:szCs w:val="18"/>
-              </w:rPr>
-              <w:t xml:space="preserve">2. Where do we use congruence in real life?</w:t>
-            </w:r>
-          </w:p>
-        </w:tc>
-      </w:tr>
-      <w:tr>
-        <w:tc>
-          <w:tcPr>
-            <w:tcW w:type="dxa" w:w="3000"/>
-            <w:shd w:fill="EAD1F5" w:color="auto" w:val="clear"/>
-            <w:tcMar>
-              <w:top w:type="dxa" w:w="60"/>
-              <w:left w:type="dxa" w:w="120"/>
-              <w:bottom w:type="dxa" w:w="60"/>
-              <w:right w:type="dxa" w:w="120"/>
-            </w:tcMar>
-            <w:vAlign w:val="top"/>
-          </w:tcPr>
-          <w:p>
-            <w:pPr>
-              <w:spacing w:after="40" w:before="0"/>
-              <w:jc w:val="left"/>
-            </w:pPr>
-            <w:r>
-              <w:rPr>
-                <w:rFonts w:ascii="Arial" w:cs="Arial" w:eastAsia="Arial" w:hAnsi="Arial"/>
-                <w:b/>
-                <w:bCs/>
-                <w:i w:val="false"/>
-                <w:iCs w:val="false"/>
-                <w:color w:val="000000"/>
-                <w:sz w:val="18"/>
-                <w:szCs w:val="18"/>
-              </w:rPr>
-              <w:t xml:space="preserve">Anchoring Phenomenon</w:t>
-            </w:r>
-          </w:p>
-        </w:tc>
-        <w:tc>
-          <w:tcPr>
-            <w:tcW w:type="dxa" w:w="10680"/>
-            <w:shd w:fill="FFFFFF" w:color="auto" w:val="clear"/>
-            <w:tcMar>
-              <w:top w:type="dxa" w:w="60"/>
-              <w:left w:type="dxa" w:w="120"/>
-              <w:bottom w:type="dxa" w:w="60"/>
-              <w:right w:type="dxa" w:w="120"/>
-            </w:tcMar>
-            <w:vAlign w:val="top"/>
-          </w:tcPr>
-          <w:p>
-            <w:pPr>
-              <w:spacing w:after="40" w:before="0"/>
-              <w:jc w:val="left"/>
-            </w:pPr>
-            <w:r>
-              <w:rPr>
-                <w:rFonts w:ascii="Arial" w:cs="Arial" w:eastAsia="Arial" w:hAnsi="Arial"/>
-                <w:b w:val="false"/>
-                <w:bCs w:val="false"/>
-                <w:i w:val="false"/>
-                <w:iCs w:val="false"/>
-                <w:color w:val="000000"/>
-                <w:sz w:val="18"/>
-                <w:szCs w:val="18"/>
-              </w:rPr>
-              <w:t xml:space="preserve">A matatu conductor holds up a small rectangular mirror on the Nairobi–Thika highway so the driver can see vehicles approaching from behind. Learners notice that the image of a lorry in the mirror appears to be as far behind the mirror surface as the actual lorry is in front of it, that the image is the same size as the object, and that the image is laterally flipped — the lorry's right headlight appears on the left in the mirror. Yet despite being "flipped," the mirror image of the lorry looks exactly like the lorry in every measurable dimension. This is puzzling: if the image is a perfect copy (same shape, same size, same angles), why does it appear reversed? And if two triangles cut from the same paper template are placed one as the "object" and one as the "mirror image," why can one sometimes be flipped onto the other perfectly (direct congruence) while other times it cannot without lifting it off the page (opposite/indirect congruence)? These observations anchor the entire unit: learners will investigate the properties that make reflected images predictable, determine mirror-line equations, and establish the minimum conditions (congruence tests) needed to guarantee two triangles are identical in shape and size.</w:t>
-            </w:r>
-          </w:p>
-        </w:tc>
-      </w:tr>
-      <w:tr>
-        <w:tc>
-          <w:tcPr>
-            <w:tcW w:type="dxa" w:w="3000"/>
-            <w:shd w:fill="D9EEF1" w:color="auto" w:val="clear"/>
-            <w:tcMar>
-              <w:top w:type="dxa" w:w="60"/>
-              <w:left w:type="dxa" w:w="120"/>
-              <w:bottom w:type="dxa" w:w="60"/>
-              <w:right w:type="dxa" w:w="120"/>
-            </w:tcMar>
-            <w:vAlign w:val="top"/>
-          </w:tcPr>
-          <w:p>
-            <w:pPr>
-              <w:spacing w:after="40" w:before="0"/>
-              <w:jc w:val="left"/>
-            </w:pPr>
-            <w:r>
-              <w:rPr>
-                <w:rFonts w:ascii="Arial" w:cs="Arial" w:eastAsia="Arial" w:hAnsi="Arial"/>
-                <w:b/>
-                <w:bCs/>
-                <w:i w:val="false"/>
-                <w:iCs w:val="false"/>
-                <w:color w:val="000000"/>
-                <w:sz w:val="18"/>
-                <w:szCs w:val="18"/>
-              </w:rPr>
-              <w:t xml:space="preserve">Storyline Thread</w:t>
-            </w:r>
-          </w:p>
-        </w:tc>
-        <w:tc>
-          <w:tcPr>
-            <w:tcW w:type="dxa" w:w="10680"/>
-            <w:shd w:fill="FFFFFF" w:color="auto" w:val="clear"/>
-            <w:tcMar>
-              <w:top w:type="dxa" w:w="60"/>
-              <w:left w:type="dxa" w:w="120"/>
-              <w:bottom w:type="dxa" w:w="60"/>
-              <w:right w:type="dxa" w:w="120"/>
-            </w:tcMar>
-            <w:vAlign w:val="top"/>
-          </w:tcPr>
-          <w:p>
-            <w:pPr>
-              <w:spacing w:after="40" w:before="0"/>
-              <w:jc w:val="left"/>
-            </w:pPr>
-            <w:r>
-              <w:rPr>
-                <w:rFonts w:ascii="Arial" w:cs="Arial" w:eastAsia="Arial" w:hAnsi="Arial"/>
-                <w:b w:val="false"/>
-                <w:bCs w:val="false"/>
-                <w:i w:val="false"/>
-                <w:iCs w:val="false"/>
-                <w:color w:val="000000"/>
-                <w:sz w:val="18"/>
-                <w:szCs w:val="18"/>
-              </w:rPr>
-              <w:t xml:space="preserve">Lesson 1 — Symmetry All Around Us (Anchoring Phenomenon + Lines of Symmetry):</w:t>
-            </w:r>
-          </w:p>
-          <w:p>
-            <w:pPr>
-              <w:spacing w:after="40" w:before="0"/>
-              <w:jc w:val="left"/>
-            </w:pPr>
-            <w:r>
-              <w:rPr>
-                <w:rFonts w:ascii="Arial" w:cs="Arial" w:eastAsia="Arial" w:hAnsi="Arial"/>
-                <w:b w:val="false"/>
-                <w:bCs w:val="false"/>
-                <w:i w:val="false"/>
-                <w:iCs w:val="false"/>
-                <w:color w:val="000000"/>
-                <w:sz w:val="18"/>
-                <w:szCs w:val="18"/>
-              </w:rPr>
-              <w:t xml:space="preserve">Learners observe the anchoring phenomenon (matatu mirror image) and supporting phenomena (maize leaf, Lake Victoria reflection). Working in pairs, they collect objects from the school environment (leaves, bottle caps, exercise book covers) and use a plane mirror to locate lines of symmetry. They record findings on a class Driving Question Board (DQB): "What makes the two halves match perfectly?" Formally, learners identify lines of symmetry in plane figures (equilateral triangle, rectangle, rhombus, regular hexagon) and distinguish between figures with one, many, or no lines of symmetry. Kenyan context: symmetry patterns in Maasai beadwork and kikoi fabric designs.</w:t>
-            </w:r>
-          </w:p>
-          <w:p>
-            <w:pPr>
-              <w:spacing w:after="40" w:before="0"/>
-              <w:jc w:val="left"/>
-            </w:pPr>
-            <w:r>
-              <w:rPr>
-                <w:rFonts w:ascii="Arial" w:cs="Arial" w:eastAsia="Arial" w:hAnsi="Arial"/>
-                <w:b w:val="false"/>
-                <w:bCs w:val="false"/>
-                <w:i w:val="false"/>
-                <w:iCs w:val="false"/>
-                <w:color w:val="000000"/>
-                <w:sz w:val="18"/>
-                <w:szCs w:val="18"/>
-              </w:rPr>
-              <w:t xml:space="preserve"/>
-            </w:r>
-          </w:p>
-          <w:p>
-            <w:pPr>
-              <w:spacing w:after="40" w:before="0"/>
-              <w:jc w:val="left"/>
-            </w:pPr>
-            <w:r>
-              <w:rPr>
-                <w:rFonts w:ascii="Arial" w:cs="Arial" w:eastAsia="Arial" w:hAnsi="Arial"/>
-                <w:b w:val="false"/>
-                <w:bCs w:val="false"/>
-                <w:i w:val="false"/>
-                <w:iCs w:val="false"/>
-                <w:color w:val="000000"/>
-                <w:sz w:val="18"/>
-                <w:szCs w:val="18"/>
-              </w:rPr>
-              <w:t xml:space="preserve">Lesson 2 — Properties of Reflection (Physical Investigation):</w:t>
-            </w:r>
-          </w:p>
-          <w:p>
-            <w:pPr>
-              <w:spacing w:after="40" w:before="0"/>
-              <w:jc w:val="left"/>
-            </w:pPr>
-            <w:r>
-              <w:rPr>
-                <w:rFonts w:ascii="Arial" w:cs="Arial" w:eastAsia="Arial" w:hAnsi="Arial"/>
-                <w:b w:val="false"/>
-                <w:bCs w:val="false"/>
-                <w:i w:val="false"/>
-                <w:iCs w:val="false"/>
-                <w:color w:val="000000"/>
-                <w:sz w:val="18"/>
-                <w:szCs w:val="18"/>
-              </w:rPr>
-              <w:t xml:space="preserve">Learners use a plane mirror, tracing paper, and a drawn object (an arrow representing a matatu) to discover the four properties of reflection: (i) the image is the same size as the object; (ii) the mirror line is the perpendicular bisector of the line joining each point to its image; (iii) the image is laterally inverted; (iv) object and image are equidistant from the mirror line. Groups fold tracing paper along the mirror line to verify coincidence. Learners update the DQB: "The mirror line is always in between — and at equal distances!" Connecting to the driving question: this explains why the lorry in the matatu mirror appears as far behind the glass as it truly is in front.</w:t>
-            </w:r>
-          </w:p>
-          <w:p>
-            <w:pPr>
-              <w:spacing w:after="40" w:before="0"/>
-              <w:jc w:val="left"/>
-            </w:pPr>
-            <w:r>
-              <w:rPr>
-                <w:rFonts w:ascii="Arial" w:cs="Arial" w:eastAsia="Arial" w:hAnsi="Arial"/>
-                <w:b w:val="false"/>
-                <w:bCs w:val="false"/>
-                <w:i w:val="false"/>
-                <w:iCs w:val="false"/>
-                <w:color w:val="000000"/>
-                <w:sz w:val="18"/>
-                <w:szCs w:val="18"/>
-              </w:rPr>
-              <w:t xml:space="preserve"/>
-            </w:r>
-          </w:p>
-          <w:p>
-            <w:pPr>
-              <w:spacing w:after="40" w:before="0"/>
-              <w:jc w:val="left"/>
-            </w:pPr>
-            <w:r>
-              <w:rPr>
-                <w:rFonts w:ascii="Arial" w:cs="Arial" w:eastAsia="Arial" w:hAnsi="Arial"/>
-                <w:b w:val="false"/>
-                <w:bCs w:val="false"/>
-                <w:i w:val="false"/>
-                <w:iCs w:val="false"/>
-                <w:color w:val="000000"/>
-                <w:sz w:val="18"/>
-                <w:szCs w:val="18"/>
-              </w:rPr>
-              <w:t xml:space="preserve">Lesson 3 — Drawing Images on a Plane Surface (Applying Properties):</w:t>
-            </w:r>
-          </w:p>
-          <w:p>
-            <w:pPr>
-              <w:spacing w:after="40" w:before="0"/>
-              <w:jc w:val="left"/>
-            </w:pPr>
-            <w:r>
-              <w:rPr>
-                <w:rFonts w:ascii="Arial" w:cs="Arial" w:eastAsia="Arial" w:hAnsi="Arial"/>
-                <w:b w:val="false"/>
-                <w:bCs w:val="false"/>
-                <w:i w:val="false"/>
-                <w:iCs w:val="false"/>
-                <w:color w:val="000000"/>
-                <w:sz w:val="18"/>
-                <w:szCs w:val="18"/>
-              </w:rPr>
-              <w:t xml:space="preserve">Learners draw objects (a flag outline representing Kenya's flag shape) and given mirror lines on plain paper. Using the perpendicular bisector property established in Lesson 2, they construct the reflected image step by step — marking perpendiculars from key vertices, measuring equal distances, and connecting image points. Teacher emphasises accuracy with ruler and set square. Learners reflect irregular polygons and record: "Every point reflects to a unique image point across the mirror line." DQB updated with a student-drawn diagram showing object–mirror line–image.</w:t>
-            </w:r>
-          </w:p>
-          <w:p>
-            <w:pPr>
-              <w:spacing w:after="40" w:before="0"/>
-              <w:jc w:val="left"/>
-            </w:pPr>
-            <w:r>
-              <w:rPr>
-                <w:rFonts w:ascii="Arial" w:cs="Arial" w:eastAsia="Arial" w:hAnsi="Arial"/>
-                <w:b w:val="false"/>
-                <w:bCs w:val="false"/>
-                <w:i w:val="false"/>
-                <w:iCs w:val="false"/>
-                <w:color w:val="000000"/>
-                <w:sz w:val="18"/>
-                <w:szCs w:val="18"/>
-              </w:rPr>
-              <w:t xml:space="preserve"/>
-            </w:r>
-          </w:p>
-          <w:p>
-            <w:pPr>
-              <w:spacing w:after="40" w:before="0"/>
-              <w:jc w:val="left"/>
-            </w:pPr>
-            <w:r>
-              <w:rPr>
-                <w:rFonts w:ascii="Arial" w:cs="Arial" w:eastAsia="Arial" w:hAnsi="Arial"/>
-                <w:b w:val="false"/>
-                <w:bCs w:val="false"/>
-                <w:i w:val="false"/>
-                <w:iCs w:val="false"/>
-                <w:color w:val="000000"/>
-                <w:sz w:val="18"/>
-                <w:szCs w:val="18"/>
-              </w:rPr>
-              <w:t xml:space="preserve">Lesson 4 — Reflection on the Cartesian Plane (Mirror Lines x = k, y = k, y = x, y = −x):</w:t>
-            </w:r>
-          </w:p>
-          <w:p>
-            <w:pPr>
-              <w:spacing w:after="40" w:before="0"/>
-              <w:jc w:val="left"/>
-            </w:pPr>
-            <w:r>
-              <w:rPr>
-                <w:rFonts w:ascii="Arial" w:cs="Arial" w:eastAsia="Arial" w:hAnsi="Arial"/>
-                <w:b w:val="false"/>
-                <w:bCs w:val="false"/>
-                <w:i w:val="false"/>
-                <w:iCs w:val="false"/>
-                <w:color w:val="000000"/>
-                <w:sz w:val="18"/>
-                <w:szCs w:val="18"/>
-              </w:rPr>
-              <w:t xml:space="preserve">Learners draw objects on a Cartesian grid and reflect them in horizontal (y = 0, y = k), vertical (x = 0, x = k), and diagonal (y = x, y = −x) mirror lines. Working in groups, they tabulate coordinate pairs of object and image vertices and identify the algebraic rule for each mirror line type. Connecting to the anchoring phenomenon: "The matatu mirror is like the y-axis — the image appears directly opposite." Learners practise at least three examples on squared paper and annotate coordinate transformations. DQB updated: "We can describe where the image lands using coordinates and algebra."</w:t>
-            </w:r>
-          </w:p>
-          <w:p>
-            <w:pPr>
-              <w:spacing w:after="40" w:before="0"/>
-              <w:jc w:val="left"/>
-            </w:pPr>
-            <w:r>
-              <w:rPr>
-                <w:rFonts w:ascii="Arial" w:cs="Arial" w:eastAsia="Arial" w:hAnsi="Arial"/>
-                <w:b w:val="false"/>
-                <w:bCs w:val="false"/>
-                <w:i w:val="false"/>
-                <w:iCs w:val="false"/>
-                <w:color w:val="000000"/>
-                <w:sz w:val="18"/>
-                <w:szCs w:val="18"/>
-              </w:rPr>
-              <w:t xml:space="preserve"/>
-            </w:r>
-          </w:p>
-          <w:p>
-            <w:pPr>
-              <w:spacing w:after="40" w:before="0"/>
-              <w:jc w:val="left"/>
-            </w:pPr>
-            <w:r>
-              <w:rPr>
-                <w:rFonts w:ascii="Arial" w:cs="Arial" w:eastAsia="Arial" w:hAnsi="Arial"/>
-                <w:b w:val="false"/>
-                <w:bCs w:val="false"/>
-                <w:i w:val="false"/>
-                <w:iCs w:val="false"/>
-                <w:color w:val="000000"/>
-                <w:sz w:val="18"/>
-                <w:szCs w:val="18"/>
-              </w:rPr>
-              <w:t xml:space="preserve">Lesson 5 — Finding the Equation of the Mirror Line:</w:t>
-            </w:r>
-          </w:p>
-          <w:p>
-            <w:pPr>
-              <w:spacing w:after="40" w:before="0"/>
-              <w:jc w:val="left"/>
-            </w:pPr>
-            <w:r>
-              <w:rPr>
-                <w:rFonts w:ascii="Arial" w:cs="Arial" w:eastAsia="Arial" w:hAnsi="Arial"/>
-                <w:b w:val="false"/>
-                <w:bCs w:val="false"/>
-                <w:i w:val="false"/>
-                <w:iCs w:val="false"/>
-                <w:color w:val="000000"/>
-                <w:sz w:val="18"/>
-                <w:szCs w:val="18"/>
-              </w:rPr>
-              <w:t xml:space="preserve">Given an object and its image on the Cartesian plane, learners reverse-engineer the mirror line. They construct the perpendicular bisector of the segment joining corresponding vertices to locate the mirror line, then determine its equation (gradient and y-intercept). Problem contexts are Kenyan: a footpath reflected in a river (representing the Tana River valley), a road sign reflected in a puddle along Mombasa Road. Learners discover that the mirror line is always the perpendicular bisector locus and use the midpoint and gradient formulae to write its equation. DQB updated: "If we know the object and image, we can work backwards to find the mirror."</w:t>
-            </w:r>
-          </w:p>
-          <w:p>
-            <w:pPr>
-              <w:spacing w:after="40" w:before="0"/>
-              <w:jc w:val="left"/>
-            </w:pPr>
-            <w:r>
-              <w:rPr>
-                <w:rFonts w:ascii="Arial" w:cs="Arial" w:eastAsia="Arial" w:hAnsi="Arial"/>
-                <w:b w:val="false"/>
-                <w:bCs w:val="false"/>
-                <w:i w:val="false"/>
-                <w:iCs w:val="false"/>
-                <w:color w:val="000000"/>
-                <w:sz w:val="18"/>
-                <w:szCs w:val="18"/>
-              </w:rPr>
-              <w:t xml:space="preserve"/>
-            </w:r>
-          </w:p>
-          <w:p>
-            <w:pPr>
-              <w:spacing w:after="40" w:before="0"/>
-              <w:jc w:val="left"/>
-            </w:pPr>
-            <w:r>
-              <w:rPr>
-                <w:rFonts w:ascii="Arial" w:cs="Arial" w:eastAsia="Arial" w:hAnsi="Arial"/>
-                <w:b w:val="false"/>
-                <w:bCs w:val="false"/>
-                <w:i w:val="false"/>
-                <w:iCs w:val="false"/>
-                <w:color w:val="000000"/>
-                <w:sz w:val="18"/>
-                <w:szCs w:val="18"/>
-              </w:rPr>
-              <w:t xml:space="preserve">Lesson 6 — Introduction to Congruence and Direct vs. Opposite Congruence:</w:t>
-            </w:r>
-          </w:p>
-          <w:p>
-            <w:pPr>
-              <w:spacing w:after="40" w:before="0"/>
-              <w:jc w:val="left"/>
-            </w:pPr>
-            <w:r>
-              <w:rPr>
-                <w:rFonts w:ascii="Arial" w:cs="Arial" w:eastAsia="Arial" w:hAnsi="Arial"/>
-                <w:b w:val="false"/>
-                <w:bCs w:val="false"/>
-                <w:i w:val="false"/>
-                <w:iCs w:val="false"/>
-                <w:color w:val="000000"/>
-                <w:sz w:val="18"/>
-                <w:szCs w:val="18"/>
-              </w:rPr>
-              <w:t xml:space="preserve">Learners make paper cutouts of triangles and quadrilaterals (connecting to chapati-cutter supporting phenomenon). They explore whether cutouts can be made to coincide by sliding and rotating only (direct/positive congruence) or whether flipping is needed (opposite/indirect congruence — the situation with the matatu mirror image). Learners classify pairs of shapes and record observations. The teacher introduces the formal definition of congruence: same shape, same size, all corresponding sides and angles equal. DQB updated: "Reflected images are always congruent to their objects — but they might be mirror images of each other!"</w:t>
-            </w:r>
-          </w:p>
-          <w:p>
-            <w:pPr>
-              <w:spacing w:after="40" w:before="0"/>
-              <w:jc w:val="left"/>
-            </w:pPr>
-            <w:r>
-              <w:rPr>
-                <w:rFonts w:ascii="Arial" w:cs="Arial" w:eastAsia="Arial" w:hAnsi="Arial"/>
-                <w:b w:val="false"/>
-                <w:bCs w:val="false"/>
-                <w:i w:val="false"/>
-                <w:iCs w:val="false"/>
-                <w:color w:val="000000"/>
-                <w:sz w:val="18"/>
-                <w:szCs w:val="18"/>
-              </w:rPr>
-              <w:t xml:space="preserve"/>
-            </w:r>
-          </w:p>
-          <w:p>
-            <w:pPr>
-              <w:spacing w:after="40" w:before="0"/>
-              <w:jc w:val="left"/>
-            </w:pPr>
-            <w:r>
-              <w:rPr>
-                <w:rFonts w:ascii="Arial" w:cs="Arial" w:eastAsia="Arial" w:hAnsi="Arial"/>
-                <w:b w:val="false"/>
-                <w:bCs w:val="false"/>
-                <w:i w:val="false"/>
-                <w:iCs w:val="false"/>
-                <w:color w:val="000000"/>
-                <w:sz w:val="18"/>
-                <w:szCs w:val="18"/>
-              </w:rPr>
-              <w:t xml:space="preserve">Lesson 7 — Congruence Tests for Triangles (SSS, SAS, AAS, RHS):</w:t>
-            </w:r>
-          </w:p>
-          <w:p>
-            <w:pPr>
-              <w:spacing w:after="40" w:before="0"/>
-              <w:jc w:val="left"/>
-            </w:pPr>
-            <w:r>
-              <w:rPr>
-                <w:rFonts w:ascii="Arial" w:cs="Arial" w:eastAsia="Arial" w:hAnsi="Arial"/>
-                <w:b w:val="false"/>
-                <w:bCs w:val="false"/>
-                <w:i w:val="false"/>
-                <w:iCs w:val="false"/>
-                <w:color w:val="000000"/>
-                <w:sz w:val="18"/>
-                <w:szCs w:val="18"/>
-              </w:rPr>
-              <w:t xml:space="preserve">Learners use different triangles (drawn on plain paper) to investigate the minimum conditions needed to guarantee two triangles are congruent. Working in groups, they attempt to construct non-congruent triangles given: (i) three sides — SSS; (ii) two sides and included angle — SAS; (iii) two angles and a side — AAS/SAA/ASA; (iv) right angle, hypotenuse and side — RHS. Groups present findings: each test yields exactly one triangle (up to congruence). Kenyan context: a carpenter in Gikomba market cutting identical triangular roof trusses — how many measurements are the minimum needed to guarantee all trusses are identical? DQB updated: "We only need THREE matching parts — but they must be the right three!"</w:t>
-            </w:r>
-          </w:p>
-          <w:p>
-            <w:pPr>
-              <w:spacing w:after="40" w:before="0"/>
-              <w:jc w:val="left"/>
-            </w:pPr>
-            <w:r>
-              <w:rPr>
-                <w:rFonts w:ascii="Arial" w:cs="Arial" w:eastAsia="Arial" w:hAnsi="Arial"/>
-                <w:b w:val="false"/>
-                <w:bCs w:val="false"/>
-                <w:i w:val="false"/>
-                <w:iCs w:val="false"/>
-                <w:color w:val="000000"/>
-                <w:sz w:val="18"/>
-                <w:szCs w:val="18"/>
-              </w:rPr>
-              <w:t xml:space="preserve"/>
-            </w:r>
-          </w:p>
-          <w:p>
-            <w:pPr>
-              <w:spacing w:after="40" w:before="0"/>
-              <w:jc w:val="left"/>
-            </w:pPr>
-            <w:r>
-              <w:rPr>
-                <w:rFonts w:ascii="Arial" w:cs="Arial" w:eastAsia="Arial" w:hAnsi="Arial"/>
-                <w:b w:val="false"/>
-                <w:bCs w:val="false"/>
-                <w:i w:val="false"/>
-                <w:iCs w:val="false"/>
-                <w:color w:val="000000"/>
-                <w:sz w:val="18"/>
-                <w:szCs w:val="18"/>
-              </w:rPr>
-              <w:t xml:space="preserve">Lesson 8 — Applications, Consolidation, and Model Revision:</w:t>
-            </w:r>
-          </w:p>
-          <w:p>
-            <w:pPr>
-              <w:spacing w:after="40" w:before="0"/>
-              <w:jc w:val="left"/>
-            </w:pPr>
-            <w:r>
-              <w:rPr>
-                <w:rFonts w:ascii="Arial" w:cs="Arial" w:eastAsia="Arial" w:hAnsi="Arial"/>
-                <w:b w:val="false"/>
-                <w:bCs w:val="false"/>
-                <w:i w:val="false"/>
-                <w:iCs w:val="false"/>
-                <w:color w:val="000000"/>
-                <w:sz w:val="18"/>
-                <w:szCs w:val="18"/>
-              </w:rPr>
-              <w:t xml:space="preserve">Learners revisit the anchoring phenomenon fully: they now explain (using properties of reflection) why the lorry's mirror image is congruent to the actual lorry, why it appears laterally inverted, and which congruence test (SAS, using the mirror line as the axis of symmetry) proves the triangles formed by object–mirror line–image are congruent. Learners complete a group task: analysing driving mirror geometry (boda boda and matatu contexts) to justify NTSA road-safety guidance on mirror placement. A cumulative Cartesian model is produced — showing object, mirror line, image, perpendicular bisectors, labelled equations, and congruence annotations. DQB is reviewed: all initial questions are answered and remaining wonderings are noted for future strands. Formative assessment via class activity and a short written test.</w:t>
-            </w:r>
-          </w:p>
-        </w:tc>
-      </w:tr>
-      <w:tr>
-        <w:tc>
-          <w:tcPr>
-            <w:tcW w:type="dxa" w:w="3000"/>
-            <w:shd w:fill="EAD1F5" w:color="auto" w:val="clear"/>
-            <w:tcMar>
-              <w:top w:type="dxa" w:w="60"/>
-              <w:left w:type="dxa" w:w="120"/>
-              <w:bottom w:type="dxa" w:w="60"/>
-              <w:right w:type="dxa" w:w="120"/>
-            </w:tcMar>
-            <w:vAlign w:val="top"/>
-          </w:tcPr>
-          <w:p>
-            <w:pPr>
-              <w:spacing w:after="40" w:before="0"/>
-              <w:jc w:val="left"/>
-            </w:pPr>
-            <w:r>
-              <w:rPr>
-                <w:rFonts w:ascii="Arial" w:cs="Arial" w:eastAsia="Arial" w:hAnsi="Arial"/>
-                <w:b/>
-                <w:bCs/>
-                <w:i w:val="false"/>
-                <w:iCs w:val="false"/>
-                <w:color w:val="000000"/>
-                <w:sz w:val="18"/>
-                <w:szCs w:val="18"/>
-              </w:rPr>
-              <w:t xml:space="preserve">Supporting Phenomena</w:t>
-            </w:r>
-          </w:p>
-        </w:tc>
-        <w:tc>
-          <w:tcPr>
-            <w:tcW w:type="dxa" w:w="10680"/>
-            <w:shd w:fill="FFFFFF" w:color="auto" w:val="clear"/>
-            <w:tcMar>
-              <w:top w:type="dxa" w:w="60"/>
-              <w:left w:type="dxa" w:w="120"/>
-              <w:bottom w:type="dxa" w:w="60"/>
-              <w:right w:type="dxa" w:w="120"/>
-            </w:tcMar>
-            <w:vAlign w:val="top"/>
-          </w:tcPr>
-          <w:p>
-            <w:pPr>
-              <w:spacing w:after="30" w:before="0"/>
-              <w:ind w:left="360" w:hanging="180"/>
-              <w:jc w:val="left"/>
-            </w:pPr>
-            <w:r>
-              <w:rPr>
-                <w:rFonts w:ascii="Arial" w:cs="Arial" w:eastAsia="Arial" w:hAnsi="Arial"/>
-                <w:b w:val="false"/>
-                <w:bCs w:val="false"/>
-                <w:i w:val="false"/>
-                <w:iCs w:val="false"/>
-                <w:color w:val="000000"/>
-                <w:sz w:val="18"/>
-                <w:szCs w:val="18"/>
-              </w:rPr>
-              <w:t xml:space="preserve">–  Symmetry in a maize leaf (Zea mays): learners in Kericho or Nakuru observe that a maize leaf can be folded along its central vein so that the two halves match perfectly — a physical demonstration of a line of symmetry and the concept that reflection maps every point on one side to a corresponding point equidistant on the other.</w:t>
-            </w:r>
-          </w:p>
-          <w:p>
-            <w:pPr>
-              <w:spacing w:after="30" w:before="0"/>
-              <w:ind w:left="360" w:hanging="180"/>
-              <w:jc w:val="left"/>
-            </w:pPr>
-            <w:r>
-              <w:rPr>
-                <w:rFonts w:ascii="Arial" w:cs="Arial" w:eastAsia="Arial" w:hAnsi="Arial"/>
-                <w:b w:val="false"/>
-                <w:bCs w:val="false"/>
-                <w:i w:val="false"/>
-                <w:iCs w:val="false"/>
-                <w:color w:val="000000"/>
-                <w:sz w:val="18"/>
-                <w:szCs w:val="18"/>
-              </w:rPr>
-              <w:t xml:space="preserve">–  Reflection in Lake Victoria: photographs taken at sunrise near Kisumu show the hills of Homa Bay perfectly reflected on the still water surface, prompting learners to identify the waterline as the mirror line and measure that the reflected hills appear at the same apparent distance below the surface as the real hills rise above it.</w:t>
-            </w:r>
-          </w:p>
-          <w:p>
-            <w:pPr>
-              <w:spacing w:after="30" w:before="0"/>
-              <w:ind w:left="360" w:hanging="180"/>
-              <w:jc w:val="left"/>
-            </w:pPr>
-            <w:r>
-              <w:rPr>
-                <w:rFonts w:ascii="Arial" w:cs="Arial" w:eastAsia="Arial" w:hAnsi="Arial"/>
-                <w:b w:val="false"/>
-                <w:bCs w:val="false"/>
-                <w:i w:val="false"/>
-                <w:iCs w:val="false"/>
-                <w:color w:val="000000"/>
-                <w:sz w:val="18"/>
-                <w:szCs w:val="18"/>
-              </w:rPr>
-              <w:t xml:space="preserve">–  Identical paper-cutout chapati shapes: a cook in a Nairobi restaurant cuts chapati dough using a circular cutter — every cutout is congruent to every other. Learners explore whether rotating, flipping, or sliding one cutout can always make it coincide with another, introducing direct vs. opposite congruence in a familiar food context.</w:t>
-            </w:r>
-          </w:p>
-          <w:p>
-            <w:pPr>
-              <w:spacing w:after="30" w:before="0"/>
-              <w:ind w:left="360" w:hanging="180"/>
-              <w:jc w:val="left"/>
-            </w:pPr>
-            <w:r>
-              <w:rPr>
-                <w:rFonts w:ascii="Arial" w:cs="Arial" w:eastAsia="Arial" w:hAnsi="Arial"/>
-                <w:b w:val="false"/>
-                <w:bCs w:val="false"/>
-                <w:i w:val="false"/>
-                <w:iCs w:val="false"/>
-                <w:color w:val="000000"/>
-                <w:sz w:val="18"/>
-                <w:szCs w:val="18"/>
-              </w:rPr>
-              <w:t xml:space="preserve">–  Rear-view and side mirrors on a bicycle (boda boda): a boda boda rider in Kisumu adjusts the handlebar mirror; learners observe that the mirror line (the mirror surface) is perpendicular to the line joining the object (following vehicle) and its image, and that the image distance equals the object distance — directly establishing the perpendicular bisector property of reflection.</w:t>
-            </w:r>
-          </w:p>
-        </w:tc>
-      </w:tr>
-    </w:tbl>
-    <w:p>
-      <w:pPr>
-        <w:spacing w:after="120"/>
-      </w:pPr>
-      <w:r>
-        <w:t xml:space="preserve"/>
       </w:r>
     </w:p>
     <w:p>
@@ -3527,7 +3527,7 @@
             <w:pPr>
               <w:spacing w:after="20" w:before="0"/>
             </w:pPr>
-            <w:hyperlink w:history="1" r:id="rId6q67unqdflntbnphqbx1o">
+            <w:hyperlink w:history="1" r:id="rId_knbd8hyzuvihm0mljh-4">
               <w:r>
                 <w:rPr>
                   <w:rFonts w:ascii="Arial" w:cs="Arial" w:eastAsia="Arial" w:hAnsi="Arial"/>
@@ -3560,7 +3560,7 @@
               <w:spacing w:after="10" w:before="0"/>
               <w:ind w:left="120"/>
             </w:pPr>
-            <w:hyperlink w:history="1" r:id="rIdsmoe1s1cqlmol3anxvoeo">
+            <w:hyperlink w:history="1" r:id="rIdqzv_816gfxi-ck9f1znr_">
               <w:r>
                 <w:rPr>
                   <w:rFonts w:ascii="Arial" w:cs="Arial" w:eastAsia="Arial" w:hAnsi="Arial"/>
@@ -3605,7 +3605,7 @@
             <w:pPr>
               <w:spacing w:after="20" w:before="0"/>
             </w:pPr>
-            <w:hyperlink w:history="1" r:id="rIdzf_ewu3c_474lrsolvvhp">
+            <w:hyperlink w:history="1" r:id="rId-lhm56h1dl1gmn0wezgem">
               <w:r>
                 <w:rPr>
                   <w:rFonts w:ascii="Arial" w:cs="Arial" w:eastAsia="Arial" w:hAnsi="Arial"/>
@@ -3638,7 +3638,7 @@
               <w:spacing w:after="10" w:before="0"/>
               <w:ind w:left="120"/>
             </w:pPr>
-            <w:hyperlink w:history="1" r:id="rIdavycem5-o1ln7qbkqovcc">
+            <w:hyperlink w:history="1" r:id="rIdpy8mxagh7y7pwd1kwai1d">
               <w:r>
                 <w:rPr>
                   <w:rFonts w:ascii="Arial" w:cs="Arial" w:eastAsia="Arial" w:hAnsi="Arial"/>
@@ -3833,7 +3833,7 @@
             <w:pPr>
               <w:spacing w:after="20" w:before="0"/>
             </w:pPr>
-            <w:hyperlink w:history="1" r:id="rIdqnkpzdxnxv8jpf4qhtobl">
+            <w:hyperlink w:history="1" r:id="rIdjy6_dmy90qtmmj6lohnzb">
               <w:r>
                 <w:rPr>
                   <w:rFonts w:ascii="Arial" w:cs="Arial" w:eastAsia="Arial" w:hAnsi="Arial"/>
@@ -3866,7 +3866,7 @@
               <w:spacing w:after="10" w:before="0"/>
               <w:ind w:left="120"/>
             </w:pPr>
-            <w:hyperlink w:history="1" r:id="rIdzv7lz-wasql87jtjpsqum">
+            <w:hyperlink w:history="1" r:id="rIdder8echbzocem2c-ieqhv">
               <w:r>
                 <w:rPr>
                   <w:rFonts w:ascii="Arial" w:cs="Arial" w:eastAsia="Arial" w:hAnsi="Arial"/>
@@ -3911,7 +3911,7 @@
             <w:pPr>
               <w:spacing w:after="20" w:before="0"/>
             </w:pPr>
-            <w:hyperlink w:history="1" r:id="rId17emrfbzi0vjmh5c618o8">
+            <w:hyperlink w:history="1" r:id="rIdp_dcxd1cji9rvsmb5vgep">
               <w:r>
                 <w:rPr>
                   <w:rFonts w:ascii="Arial" w:cs="Arial" w:eastAsia="Arial" w:hAnsi="Arial"/>
@@ -3944,7 +3944,7 @@
               <w:spacing w:after="10" w:before="0"/>
               <w:ind w:left="120"/>
             </w:pPr>
-            <w:hyperlink w:history="1" r:id="rId3gpyem2tirwepj2vtkcja">
+            <w:hyperlink w:history="1" r:id="rId_efljuegy36rtjoyr_vfa">
               <w:r>
                 <w:rPr>
                   <w:rFonts w:ascii="Arial" w:cs="Arial" w:eastAsia="Arial" w:hAnsi="Arial"/>
@@ -4139,7 +4139,7 @@
             <w:pPr>
               <w:spacing w:after="20" w:before="0"/>
             </w:pPr>
-            <w:hyperlink w:history="1" r:id="rIdcbo0vbwzhi3ij39041osk">
+            <w:hyperlink w:history="1" r:id="rIdfrlwdtj5-iwtxb2kxxtqm">
               <w:r>
                 <w:rPr>
                   <w:rFonts w:ascii="Arial" w:cs="Arial" w:eastAsia="Arial" w:hAnsi="Arial"/>
@@ -4172,7 +4172,7 @@
               <w:spacing w:after="10" w:before="0"/>
               <w:ind w:left="120"/>
             </w:pPr>
-            <w:hyperlink w:history="1" r:id="rIdrh8oexza4tbdgtrdz3812">
+            <w:hyperlink w:history="1" r:id="rIdmbd-zlpfmxjh7jufc5ape">
               <w:r>
                 <w:rPr>
                   <w:rFonts w:ascii="Arial" w:cs="Arial" w:eastAsia="Arial" w:hAnsi="Arial"/>
@@ -4217,7 +4217,7 @@
             <w:pPr>
               <w:spacing w:after="20" w:before="0"/>
             </w:pPr>
-            <w:hyperlink w:history="1" r:id="rIdpgvuzq9qas0ukowwlbfx0">
+            <w:hyperlink w:history="1" r:id="rIdg53lsv2ynmclwykefkmsz">
               <w:r>
                 <w:rPr>
                   <w:rFonts w:ascii="Arial" w:cs="Arial" w:eastAsia="Arial" w:hAnsi="Arial"/>
@@ -4250,7 +4250,7 @@
               <w:spacing w:after="10" w:before="0"/>
               <w:ind w:left="120"/>
             </w:pPr>
-            <w:hyperlink w:history="1" r:id="rIdfp6vx6vhrw3z1szylc-tp">
+            <w:hyperlink w:history="1" r:id="rIdki1oyqjebbnp5zdinndpv">
               <w:r>
                 <w:rPr>
                   <w:rFonts w:ascii="Arial" w:cs="Arial" w:eastAsia="Arial" w:hAnsi="Arial"/>
@@ -4445,7 +4445,7 @@
             <w:pPr>
               <w:spacing w:after="20" w:before="0"/>
             </w:pPr>
-            <w:hyperlink w:history="1" r:id="rId-b_9_nmhriqex2kw8kmpk">
+            <w:hyperlink w:history="1" r:id="rId3yxajvdlqeddpa-rqsddu">
               <w:r>
                 <w:rPr>
                   <w:rFonts w:ascii="Arial" w:cs="Arial" w:eastAsia="Arial" w:hAnsi="Arial"/>
@@ -4478,7 +4478,7 @@
               <w:spacing w:after="10" w:before="0"/>
               <w:ind w:left="120"/>
             </w:pPr>
-            <w:hyperlink w:history="1" r:id="rIdatlchf4-hcbemslfts-ci">
+            <w:hyperlink w:history="1" r:id="rIdbju_1x35ofg-kr34_fpc4">
               <w:r>
                 <w:rPr>
                   <w:rFonts w:ascii="Arial" w:cs="Arial" w:eastAsia="Arial" w:hAnsi="Arial"/>
@@ -4523,7 +4523,7 @@
             <w:pPr>
               <w:spacing w:after="20" w:before="0"/>
             </w:pPr>
-            <w:hyperlink w:history="1" r:id="rIdfjbgqw6gy5cervqxyo7oa">
+            <w:hyperlink w:history="1" r:id="rIdnx4-nqei5ybl8bgydp4va">
               <w:r>
                 <w:rPr>
                   <w:rFonts w:ascii="Arial" w:cs="Arial" w:eastAsia="Arial" w:hAnsi="Arial"/>
@@ -4556,7 +4556,7 @@
               <w:spacing w:after="10" w:before="0"/>
               <w:ind w:left="120"/>
             </w:pPr>
-            <w:hyperlink w:history="1" r:id="rIdtnkv2iho7zduonl3jghcr">
+            <w:hyperlink w:history="1" r:id="rIdmatezg5mxzm3knpl8wiin">
               <w:r>
                 <w:rPr>
                   <w:rFonts w:ascii="Arial" w:cs="Arial" w:eastAsia="Arial" w:hAnsi="Arial"/>
@@ -4751,7 +4751,7 @@
             <w:pPr>
               <w:spacing w:after="20" w:before="0"/>
             </w:pPr>
-            <w:hyperlink w:history="1" r:id="rIdw9_-wpwsor2m2tnkuzi7y">
+            <w:hyperlink w:history="1" r:id="rIdkhylsdghorluxoem66jbq">
               <w:r>
                 <w:rPr>
                   <w:rFonts w:ascii="Arial" w:cs="Arial" w:eastAsia="Arial" w:hAnsi="Arial"/>
@@ -4784,7 +4784,7 @@
               <w:spacing w:after="10" w:before="0"/>
               <w:ind w:left="120"/>
             </w:pPr>
-            <w:hyperlink w:history="1" r:id="rIdhmxzpkvzvvxzkhzsqeyhq">
+            <w:hyperlink w:history="1" r:id="rIdoqeea_yzygdcchhiovkn2">
               <w:r>
                 <w:rPr>
                   <w:rFonts w:ascii="Arial" w:cs="Arial" w:eastAsia="Arial" w:hAnsi="Arial"/>
@@ -4829,7 +4829,7 @@
             <w:pPr>
               <w:spacing w:after="20" w:before="0"/>
             </w:pPr>
-            <w:hyperlink w:history="1" r:id="rId2q4acupx0-wwg_f0ydpqs">
+            <w:hyperlink w:history="1" r:id="rIdopcy8vv0_dp05na_gj9rc">
               <w:r>
                 <w:rPr>
                   <w:rFonts w:ascii="Arial" w:cs="Arial" w:eastAsia="Arial" w:hAnsi="Arial"/>
@@ -4862,7 +4862,7 @@
               <w:spacing w:after="10" w:before="0"/>
               <w:ind w:left="120"/>
             </w:pPr>
-            <w:hyperlink w:history="1" r:id="rIdkgwr9nlzrapza_zrrpi4j">
+            <w:hyperlink w:history="1" r:id="rIdtwmbpikyde9q76pm_jdi6">
               <w:r>
                 <w:rPr>
                   <w:rFonts w:ascii="Arial" w:cs="Arial" w:eastAsia="Arial" w:hAnsi="Arial"/>
@@ -5526,7 +5526,7 @@
         </w:rPr>
         <w:t xml:space="preserve">© 2026 SeaVuria and ARES. Aligned with KICD objectives. Developed by SeaVuria; technical implementation by ARES (with AI assistance from Claude). Licensed under </w:t>
       </w:r>
-      <w:hyperlink w:history="1" r:id="rIdiyelbddkaibt_zdyy8yrm">
+      <w:hyperlink w:history="1" r:id="rIdrezehotwlc-b7st5lkzja">
         <w:r>
           <w:rPr>
             <w:rFonts w:ascii="Arial" w:cs="Arial" w:eastAsia="Arial" w:hAnsi="Arial"/>
@@ -5547,7 +5547,7 @@
         </w:rPr>
         <w:t xml:space="preserve"> (</w:t>
       </w:r>
-      <w:hyperlink w:history="1" r:id="rIdpdsssc3yhphlazwdcqkoo">
+      <w:hyperlink w:history="1" r:id="rIdj5uyrlxxiefgjaeuaj16f">
         <w:r>
           <w:rPr>
             <w:rFonts w:ascii="Arial" w:cs="Arial" w:eastAsia="Arial" w:hAnsi="Arial"/>
@@ -6719,7 +6719,7 @@
             <w:pPr>
               <w:spacing w:after="20" w:before="0"/>
             </w:pPr>
-            <w:hyperlink w:history="1" r:id="rIdfeojvatuk3dhmjxkd5laz">
+            <w:hyperlink w:history="1" r:id="rIdeobqgc10d8qmqea6pu4gx">
               <w:r>
                 <w:rPr>
                   <w:rFonts w:ascii="Arial" w:cs="Arial" w:eastAsia="Arial" w:hAnsi="Arial"/>
@@ -6752,7 +6752,7 @@
               <w:spacing w:after="10" w:before="0"/>
               <w:ind w:left="120"/>
             </w:pPr>
-            <w:hyperlink w:history="1" r:id="rIdwgpl2flz6saumg97dyv0s">
+            <w:hyperlink w:history="1" r:id="rId5rbbliphkl6xegihonvqd">
               <w:r>
                 <w:rPr>
                   <w:rFonts w:ascii="Arial" w:cs="Arial" w:eastAsia="Arial" w:hAnsi="Arial"/>
@@ -6797,7 +6797,7 @@
             <w:pPr>
               <w:spacing w:after="20" w:before="0"/>
             </w:pPr>
-            <w:hyperlink w:history="1" r:id="rIdj15nqqrnf7_p9pr77l4zj">
+            <w:hyperlink w:history="1" r:id="rIdh1nsyhzcerub2e5hncat7">
               <w:r>
                 <w:rPr>
                   <w:rFonts w:ascii="Arial" w:cs="Arial" w:eastAsia="Arial" w:hAnsi="Arial"/>
@@ -6830,7 +6830,7 @@
               <w:spacing w:after="10" w:before="0"/>
               <w:ind w:left="120"/>
             </w:pPr>
-            <w:hyperlink w:history="1" r:id="rIdh5j7_-yjjss9ofokcdzai">
+            <w:hyperlink w:history="1" r:id="rIdpyqz2u2p-udb_hn-c-oal">
               <w:r>
                 <w:rPr>
                   <w:rFonts w:ascii="Arial" w:cs="Arial" w:eastAsia="Arial" w:hAnsi="Arial"/>
@@ -7025,7 +7025,7 @@
             <w:pPr>
               <w:spacing w:after="20" w:before="0"/>
             </w:pPr>
-            <w:hyperlink w:history="1" r:id="rIddqovi3t7xvb9e_efwuman">
+            <w:hyperlink w:history="1" r:id="rId180pnpmrof9npfhya_vrv">
               <w:r>
                 <w:rPr>
                   <w:rFonts w:ascii="Arial" w:cs="Arial" w:eastAsia="Arial" w:hAnsi="Arial"/>
@@ -7058,7 +7058,7 @@
               <w:spacing w:after="10" w:before="0"/>
               <w:ind w:left="120"/>
             </w:pPr>
-            <w:hyperlink w:history="1" r:id="rId6cyzqfebckvkns9kbnqyb">
+            <w:hyperlink w:history="1" r:id="rIdd0ojy01jkp_rcldmt-tzp">
               <w:r>
                 <w:rPr>
                   <w:rFonts w:ascii="Arial" w:cs="Arial" w:eastAsia="Arial" w:hAnsi="Arial"/>
@@ -7103,7 +7103,7 @@
             <w:pPr>
               <w:spacing w:after="20" w:before="0"/>
             </w:pPr>
-            <w:hyperlink w:history="1" r:id="rIdmttjszc023ji6c3njglaw">
+            <w:hyperlink w:history="1" r:id="rIdemo5vuolyhcfje-c8zifv">
               <w:r>
                 <w:rPr>
                   <w:rFonts w:ascii="Arial" w:cs="Arial" w:eastAsia="Arial" w:hAnsi="Arial"/>
@@ -7136,7 +7136,7 @@
               <w:spacing w:after="10" w:before="0"/>
               <w:ind w:left="120"/>
             </w:pPr>
-            <w:hyperlink w:history="1" r:id="rIdv6bah2zujjscd63hi_sql">
+            <w:hyperlink w:history="1" r:id="rIdz8_pw7a20owzyy-qrvua1">
               <w:r>
                 <w:rPr>
                   <w:rFonts w:ascii="Arial" w:cs="Arial" w:eastAsia="Arial" w:hAnsi="Arial"/>
@@ -7331,7 +7331,7 @@
             <w:pPr>
               <w:spacing w:after="20" w:before="0"/>
             </w:pPr>
-            <w:hyperlink w:history="1" r:id="rIdtpf1aetfsn6gok4zaehoj">
+            <w:hyperlink w:history="1" r:id="rIdukhijfu96vxwlmkbdmx-o">
               <w:r>
                 <w:rPr>
                   <w:rFonts w:ascii="Arial" w:cs="Arial" w:eastAsia="Arial" w:hAnsi="Arial"/>
@@ -7364,7 +7364,7 @@
               <w:spacing w:after="10" w:before="0"/>
               <w:ind w:left="120"/>
             </w:pPr>
-            <w:hyperlink w:history="1" r:id="rIdy4iwfncmg6qrjjoeh97as">
+            <w:hyperlink w:history="1" r:id="rIdmmwx7funkehssasqwepof">
               <w:r>
                 <w:rPr>
                   <w:rFonts w:ascii="Arial" w:cs="Arial" w:eastAsia="Arial" w:hAnsi="Arial"/>
@@ -7409,7 +7409,7 @@
             <w:pPr>
               <w:spacing w:after="20" w:before="0"/>
             </w:pPr>
-            <w:hyperlink w:history="1" r:id="rIdovswvg3kxbkldruj0iy9k">
+            <w:hyperlink w:history="1" r:id="rIdtdgrhtwpbleqs1_dhww9c">
               <w:r>
                 <w:rPr>
                   <w:rFonts w:ascii="Arial" w:cs="Arial" w:eastAsia="Arial" w:hAnsi="Arial"/>
@@ -7442,7 +7442,7 @@
               <w:spacing w:after="10" w:before="0"/>
               <w:ind w:left="120"/>
             </w:pPr>
-            <w:hyperlink w:history="1" r:id="rIdaauh7sgrpi_g3iuw92g1u">
+            <w:hyperlink w:history="1" r:id="rIdyx-tnwjuwlsm8uape5jyb">
               <w:r>
                 <w:rPr>
                   <w:rFonts w:ascii="Arial" w:cs="Arial" w:eastAsia="Arial" w:hAnsi="Arial"/>
@@ -7637,7 +7637,7 @@
             <w:pPr>
               <w:spacing w:after="20" w:before="0"/>
             </w:pPr>
-            <w:hyperlink w:history="1" r:id="rIdleixw0-zityh-1kuwlqdx">
+            <w:hyperlink w:history="1" r:id="rIdxawiyasoawfpuo5mj6_tl">
               <w:r>
                 <w:rPr>
                   <w:rFonts w:ascii="Arial" w:cs="Arial" w:eastAsia="Arial" w:hAnsi="Arial"/>
@@ -7670,7 +7670,7 @@
               <w:spacing w:after="10" w:before="0"/>
               <w:ind w:left="120"/>
             </w:pPr>
-            <w:hyperlink w:history="1" r:id="rId6zxwhanwlcj4ml3qlpq5u">
+            <w:hyperlink w:history="1" r:id="rId7ahmnvsscgrz4icxli98b">
               <w:r>
                 <w:rPr>
                   <w:rFonts w:ascii="Arial" w:cs="Arial" w:eastAsia="Arial" w:hAnsi="Arial"/>
@@ -7715,7 +7715,7 @@
             <w:pPr>
               <w:spacing w:after="20" w:before="0"/>
             </w:pPr>
-            <w:hyperlink w:history="1" r:id="rId7vmzhcagx75j986dm-56_">
+            <w:hyperlink w:history="1" r:id="rIdcegjibcr4euei0gzqgebl">
               <w:r>
                 <w:rPr>
                   <w:rFonts w:ascii="Arial" w:cs="Arial" w:eastAsia="Arial" w:hAnsi="Arial"/>
@@ -7748,7 +7748,7 @@
               <w:spacing w:after="10" w:before="0"/>
               <w:ind w:left="120"/>
             </w:pPr>
-            <w:hyperlink w:history="1" r:id="rIdaiiacggutq0g-n0a_4ozg">
+            <w:hyperlink w:history="1" r:id="rIdy9zddu8lt4fmfecqr0bwk">
               <w:r>
                 <w:rPr>
                   <w:rFonts w:ascii="Arial" w:cs="Arial" w:eastAsia="Arial" w:hAnsi="Arial"/>
@@ -7943,7 +7943,7 @@
             <w:pPr>
               <w:spacing w:after="20" w:before="0"/>
             </w:pPr>
-            <w:hyperlink w:history="1" r:id="rIdin2vikidrgds34rggi5c6">
+            <w:hyperlink w:history="1" r:id="rIddkbsusnwdkdbv-45xby5v">
               <w:r>
                 <w:rPr>
                   <w:rFonts w:ascii="Arial" w:cs="Arial" w:eastAsia="Arial" w:hAnsi="Arial"/>
@@ -7976,7 +7976,7 @@
               <w:spacing w:after="10" w:before="0"/>
               <w:ind w:left="120"/>
             </w:pPr>
-            <w:hyperlink w:history="1" r:id="rId0vij3gjwsknxnli7loccs">
+            <w:hyperlink w:history="1" r:id="rIdb9a2yqnwb8ozqv2ajow0m">
               <w:r>
                 <w:rPr>
                   <w:rFonts w:ascii="Arial" w:cs="Arial" w:eastAsia="Arial" w:hAnsi="Arial"/>
@@ -8021,7 +8021,7 @@
             <w:pPr>
               <w:spacing w:after="20" w:before="0"/>
             </w:pPr>
-            <w:hyperlink w:history="1" r:id="rIddrya_ovgdo-7bdwlutxnf">
+            <w:hyperlink w:history="1" r:id="rIduaqzpjrsragvzmogejonh">
               <w:r>
                 <w:rPr>
                   <w:rFonts w:ascii="Arial" w:cs="Arial" w:eastAsia="Arial" w:hAnsi="Arial"/>
@@ -8054,7 +8054,7 @@
               <w:spacing w:after="10" w:before="0"/>
               <w:ind w:left="120"/>
             </w:pPr>
-            <w:hyperlink w:history="1" r:id="rIdrbv4yg8by1vkwwmljxt6y">
+            <w:hyperlink w:history="1" r:id="rIdetegsnj47kv5wviwnb5qm">
               <w:r>
                 <w:rPr>
                   <w:rFonts w:ascii="Arial" w:cs="Arial" w:eastAsia="Arial" w:hAnsi="Arial"/>
@@ -8566,7 +8566,7 @@
         </w:rPr>
         <w:t xml:space="preserve">© 2026 SeaVuria and ARES. Aligned with KICD objectives. Developed by SeaVuria; technical implementation by ARES (with AI assistance from Claude). Licensed under </w:t>
       </w:r>
-      <w:hyperlink w:history="1" r:id="rIdyfbk1j5l5uianakbtyfnj">
+      <w:hyperlink w:history="1" r:id="rId2w3ozjoqns19pk8n0q4rj">
         <w:r>
           <w:rPr>
             <w:rFonts w:ascii="Arial" w:cs="Arial" w:eastAsia="Arial" w:hAnsi="Arial"/>
@@ -8587,7 +8587,7 @@
         </w:rPr>
         <w:t xml:space="preserve"> (</w:t>
       </w:r>
-      <w:hyperlink w:history="1" r:id="rIdm7p6zkgw_3hv_--fcwk3c">
+      <w:hyperlink w:history="1" r:id="rIdypuvzf8hfvav_7ifkeodz">
         <w:r>
           <w:rPr>
             <w:rFonts w:ascii="Arial" w:cs="Arial" w:eastAsia="Arial" w:hAnsi="Arial"/>
@@ -9759,7 +9759,7 @@
             <w:pPr>
               <w:spacing w:after="20" w:before="0"/>
             </w:pPr>
-            <w:hyperlink w:history="1" r:id="rIdnec44kkj44ujjegvspn50">
+            <w:hyperlink w:history="1" r:id="rIddymomfgzsoh0s7attjztl">
               <w:r>
                 <w:rPr>
                   <w:rFonts w:ascii="Arial" w:cs="Arial" w:eastAsia="Arial" w:hAnsi="Arial"/>
@@ -9792,7 +9792,7 @@
               <w:spacing w:after="10" w:before="0"/>
               <w:ind w:left="120"/>
             </w:pPr>
-            <w:hyperlink w:history="1" r:id="rIdvczkulia8pja9l-9d2hzg">
+            <w:hyperlink w:history="1" r:id="rIdfmdpwyrguc0ioyjnv8njn">
               <w:r>
                 <w:rPr>
                   <w:rFonts w:ascii="Arial" w:cs="Arial" w:eastAsia="Arial" w:hAnsi="Arial"/>
@@ -9837,7 +9837,7 @@
             <w:pPr>
               <w:spacing w:after="20" w:before="0"/>
             </w:pPr>
-            <w:hyperlink w:history="1" r:id="rIdjszk39uih_0qw1kjryyyd">
+            <w:hyperlink w:history="1" r:id="rId90b1j5fitkc10fopfvad-">
               <w:r>
                 <w:rPr>
                   <w:rFonts w:ascii="Arial" w:cs="Arial" w:eastAsia="Arial" w:hAnsi="Arial"/>
@@ -9870,7 +9870,7 @@
               <w:spacing w:after="10" w:before="0"/>
               <w:ind w:left="120"/>
             </w:pPr>
-            <w:hyperlink w:history="1" r:id="rIdkhrjj0nobhcxcc3s2nyro">
+            <w:hyperlink w:history="1" r:id="rIdmjnhip5a_3r5ecqvvnxq8">
               <w:r>
                 <w:rPr>
                   <w:rFonts w:ascii="Arial" w:cs="Arial" w:eastAsia="Arial" w:hAnsi="Arial"/>
@@ -10065,7 +10065,7 @@
             <w:pPr>
               <w:spacing w:after="20" w:before="0"/>
             </w:pPr>
-            <w:hyperlink w:history="1" r:id="rId-emfqwaw_y6dndp_y8el5">
+            <w:hyperlink w:history="1" r:id="rIdyu6cdwmzzyl78dwthmpga">
               <w:r>
                 <w:rPr>
                   <w:rFonts w:ascii="Arial" w:cs="Arial" w:eastAsia="Arial" w:hAnsi="Arial"/>
@@ -10098,7 +10098,7 @@
               <w:spacing w:after="10" w:before="0"/>
               <w:ind w:left="120"/>
             </w:pPr>
-            <w:hyperlink w:history="1" r:id="rIddfg26tiicqjasgdaizqzp">
+            <w:hyperlink w:history="1" r:id="rIdm5fc0wmjqflagfjop6mzx">
               <w:r>
                 <w:rPr>
                   <w:rFonts w:ascii="Arial" w:cs="Arial" w:eastAsia="Arial" w:hAnsi="Arial"/>
@@ -10143,7 +10143,7 @@
             <w:pPr>
               <w:spacing w:after="20" w:before="0"/>
             </w:pPr>
-            <w:hyperlink w:history="1" r:id="rIdjeuccbchlblh5xrvuke6a">
+            <w:hyperlink w:history="1" r:id="rId1apnequi7fyrhmt1wkxfp">
               <w:r>
                 <w:rPr>
                   <w:rFonts w:ascii="Arial" w:cs="Arial" w:eastAsia="Arial" w:hAnsi="Arial"/>
@@ -10176,7 +10176,7 @@
               <w:spacing w:after="10" w:before="0"/>
               <w:ind w:left="120"/>
             </w:pPr>
-            <w:hyperlink w:history="1" r:id="rId1xyojeqfet75skt6pxsgm">
+            <w:hyperlink w:history="1" r:id="rIdg4qissvt9t11bqz75kv3k">
               <w:r>
                 <w:rPr>
                   <w:rFonts w:ascii="Arial" w:cs="Arial" w:eastAsia="Arial" w:hAnsi="Arial"/>
@@ -10371,7 +10371,7 @@
             <w:pPr>
               <w:spacing w:after="20" w:before="0"/>
             </w:pPr>
-            <w:hyperlink w:history="1" r:id="rIdzyqelswtw_iogvbcs0ps4">
+            <w:hyperlink w:history="1" r:id="rId8cysqhnfcofbb6kfo4yhd">
               <w:r>
                 <w:rPr>
                   <w:rFonts w:ascii="Arial" w:cs="Arial" w:eastAsia="Arial" w:hAnsi="Arial"/>
@@ -10404,7 +10404,7 @@
               <w:spacing w:after="10" w:before="0"/>
               <w:ind w:left="120"/>
             </w:pPr>
-            <w:hyperlink w:history="1" r:id="rId18p-u2ysxdvjhxowzzgu5">
+            <w:hyperlink w:history="1" r:id="rIdbdfpgkczmuqby3besbr5t">
               <w:r>
                 <w:rPr>
                   <w:rFonts w:ascii="Arial" w:cs="Arial" w:eastAsia="Arial" w:hAnsi="Arial"/>
@@ -10449,7 +10449,7 @@
             <w:pPr>
               <w:spacing w:after="20" w:before="0"/>
             </w:pPr>
-            <w:hyperlink w:history="1" r:id="rIdpyunxks2zssrszdiwmoao">
+            <w:hyperlink w:history="1" r:id="rId0mp6sn5f-scw-linz7l8z">
               <w:r>
                 <w:rPr>
                   <w:rFonts w:ascii="Arial" w:cs="Arial" w:eastAsia="Arial" w:hAnsi="Arial"/>
@@ -10482,7 +10482,7 @@
               <w:spacing w:after="10" w:before="0"/>
               <w:ind w:left="120"/>
             </w:pPr>
-            <w:hyperlink w:history="1" r:id="rId2y-aa5q0wm0zl-bcdaejq">
+            <w:hyperlink w:history="1" r:id="rIdyziu_lyw8mqzzxjhe9pod">
               <w:r>
                 <w:rPr>
                   <w:rFonts w:ascii="Arial" w:cs="Arial" w:eastAsia="Arial" w:hAnsi="Arial"/>
@@ -10677,7 +10677,7 @@
             <w:pPr>
               <w:spacing w:after="20" w:before="0"/>
             </w:pPr>
-            <w:hyperlink w:history="1" r:id="rIdz5fjs5paspkkw4jt2hlr1">
+            <w:hyperlink w:history="1" r:id="rId219aohwn662zj7tlei0he">
               <w:r>
                 <w:rPr>
                   <w:rFonts w:ascii="Arial" w:cs="Arial" w:eastAsia="Arial" w:hAnsi="Arial"/>
@@ -10710,7 +10710,7 @@
               <w:spacing w:after="10" w:before="0"/>
               <w:ind w:left="120"/>
             </w:pPr>
-            <w:hyperlink w:history="1" r:id="rIdiwaubo45gx8yv5v0wba_x">
+            <w:hyperlink w:history="1" r:id="rIdecuqzc-forq4n1y89jv4p">
               <w:r>
                 <w:rPr>
                   <w:rFonts w:ascii="Arial" w:cs="Arial" w:eastAsia="Arial" w:hAnsi="Arial"/>
@@ -10755,7 +10755,7 @@
             <w:pPr>
               <w:spacing w:after="20" w:before="0"/>
             </w:pPr>
-            <w:hyperlink w:history="1" r:id="rIdng5toxq1bggibo1t-xabo">
+            <w:hyperlink w:history="1" r:id="rIdjw4r9ld4imwakp926zxdh">
               <w:r>
                 <w:rPr>
                   <w:rFonts w:ascii="Arial" w:cs="Arial" w:eastAsia="Arial" w:hAnsi="Arial"/>
@@ -10788,7 +10788,7 @@
               <w:spacing w:after="10" w:before="0"/>
               <w:ind w:left="120"/>
             </w:pPr>
-            <w:hyperlink w:history="1" r:id="rIdfwlpl0xqdhlq0drt85ved">
+            <w:hyperlink w:history="1" r:id="rIdwy45vqbwjigres_zwlpcw">
               <w:r>
                 <w:rPr>
                   <w:rFonts w:ascii="Arial" w:cs="Arial" w:eastAsia="Arial" w:hAnsi="Arial"/>
@@ -10983,7 +10983,7 @@
             <w:pPr>
               <w:spacing w:after="20" w:before="0"/>
             </w:pPr>
-            <w:hyperlink w:history="1" r:id="rId6c7-n74vxfry8r2holhgp">
+            <w:hyperlink w:history="1" r:id="rIdipzjht5ywnttyi49ldu70">
               <w:r>
                 <w:rPr>
                   <w:rFonts w:ascii="Arial" w:cs="Arial" w:eastAsia="Arial" w:hAnsi="Arial"/>
@@ -11016,7 +11016,7 @@
               <w:spacing w:after="10" w:before="0"/>
               <w:ind w:left="120"/>
             </w:pPr>
-            <w:hyperlink w:history="1" r:id="rId1qlffzjwzlx_wb64zhjwv">
+            <w:hyperlink w:history="1" r:id="rId4rm17c1l23dsyykf24ytj">
               <w:r>
                 <w:rPr>
                   <w:rFonts w:ascii="Arial" w:cs="Arial" w:eastAsia="Arial" w:hAnsi="Arial"/>
@@ -11061,7 +11061,7 @@
             <w:pPr>
               <w:spacing w:after="20" w:before="0"/>
             </w:pPr>
-            <w:hyperlink w:history="1" r:id="rIdkf_tgwpmp7epav2eubn7a">
+            <w:hyperlink w:history="1" r:id="rIduw7wbv4fimhu4nnvybnhd">
               <w:r>
                 <w:rPr>
                   <w:rFonts w:ascii="Arial" w:cs="Arial" w:eastAsia="Arial" w:hAnsi="Arial"/>
@@ -11094,7 +11094,7 @@
               <w:spacing w:after="10" w:before="0"/>
               <w:ind w:left="120"/>
             </w:pPr>
-            <w:hyperlink w:history="1" r:id="rId_25rn80xah3pmbzhv9imi">
+            <w:hyperlink w:history="1" r:id="rIdskg9_8nuuxtjwaflzexv4">
               <w:r>
                 <w:rPr>
                   <w:rFonts w:ascii="Arial" w:cs="Arial" w:eastAsia="Arial" w:hAnsi="Arial"/>
@@ -11606,7 +11606,7 @@
         </w:rPr>
         <w:t xml:space="preserve">© 2026 SeaVuria and ARES. Aligned with KICD objectives. Developed by SeaVuria; technical implementation by ARES (with AI assistance from Claude). Licensed under </w:t>
       </w:r>
-      <w:hyperlink w:history="1" r:id="rIda02eh3irb-3ymjl-er9t5">
+      <w:hyperlink w:history="1" r:id="rIdsasymc5l-zqdaxbahknyr">
         <w:r>
           <w:rPr>
             <w:rFonts w:ascii="Arial" w:cs="Arial" w:eastAsia="Arial" w:hAnsi="Arial"/>
@@ -11627,7 +11627,7 @@
         </w:rPr>
         <w:t xml:space="preserve"> (</w:t>
       </w:r>
-      <w:hyperlink w:history="1" r:id="rIdm88jlsh3nmxfsy0ngft3o">
+      <w:hyperlink w:history="1" r:id="rIdekcwbufqi4oahhzndxaht">
         <w:r>
           <w:rPr>
             <w:rFonts w:ascii="Arial" w:cs="Arial" w:eastAsia="Arial" w:hAnsi="Arial"/>
@@ -12799,7 +12799,7 @@
             <w:pPr>
               <w:spacing w:after="20" w:before="0"/>
             </w:pPr>
-            <w:hyperlink w:history="1" r:id="rIdxjlutdljma2fo_cfxgkfo">
+            <w:hyperlink w:history="1" r:id="rIdklasvs76bznr283alntjg">
               <w:r>
                 <w:rPr>
                   <w:rFonts w:ascii="Arial" w:cs="Arial" w:eastAsia="Arial" w:hAnsi="Arial"/>
@@ -12832,7 +12832,7 @@
               <w:spacing w:after="10" w:before="0"/>
               <w:ind w:left="120"/>
             </w:pPr>
-            <w:hyperlink w:history="1" r:id="rIdlpvxt6yoqkbbiowpns-0u">
+            <w:hyperlink w:history="1" r:id="rIds195-f3g-vyzubcwmcnva">
               <w:r>
                 <w:rPr>
                   <w:rFonts w:ascii="Arial" w:cs="Arial" w:eastAsia="Arial" w:hAnsi="Arial"/>
@@ -12877,7 +12877,7 @@
             <w:pPr>
               <w:spacing w:after="20" w:before="0"/>
             </w:pPr>
-            <w:hyperlink w:history="1" r:id="rIdxq-y5z5y0knns_6x5trfb">
+            <w:hyperlink w:history="1" r:id="rIdmmkzq5wkwzgsbgtk1l-pu">
               <w:r>
                 <w:rPr>
                   <w:rFonts w:ascii="Arial" w:cs="Arial" w:eastAsia="Arial" w:hAnsi="Arial"/>
@@ -12910,7 +12910,7 @@
               <w:spacing w:after="10" w:before="0"/>
               <w:ind w:left="120"/>
             </w:pPr>
-            <w:hyperlink w:history="1" r:id="rIdvl-di6j8kpgijcdtp-zph">
+            <w:hyperlink w:history="1" r:id="rIdfdrhzcc0jf7mzi82pwi6o">
               <w:r>
                 <w:rPr>
                   <w:rFonts w:ascii="Arial" w:cs="Arial" w:eastAsia="Arial" w:hAnsi="Arial"/>
@@ -13105,7 +13105,7 @@
             <w:pPr>
               <w:spacing w:after="20" w:before="0"/>
             </w:pPr>
-            <w:hyperlink w:history="1" r:id="rIdosjx1fsjdw4os22-sp2qx">
+            <w:hyperlink w:history="1" r:id="rIdmhjmpfwgetav3mamsderc">
               <w:r>
                 <w:rPr>
                   <w:rFonts w:ascii="Arial" w:cs="Arial" w:eastAsia="Arial" w:hAnsi="Arial"/>
@@ -13138,7 +13138,7 @@
               <w:spacing w:after="10" w:before="0"/>
               <w:ind w:left="120"/>
             </w:pPr>
-            <w:hyperlink w:history="1" r:id="rId5-ihf5mafchqsz7b7nmtm">
+            <w:hyperlink w:history="1" r:id="rIdh5acrmouigsm8wgt1-wrr">
               <w:r>
                 <w:rPr>
                   <w:rFonts w:ascii="Arial" w:cs="Arial" w:eastAsia="Arial" w:hAnsi="Arial"/>
@@ -13183,7 +13183,7 @@
             <w:pPr>
               <w:spacing w:after="20" w:before="0"/>
             </w:pPr>
-            <w:hyperlink w:history="1" r:id="rIdcs8nuhala3fx3xb7cplss">
+            <w:hyperlink w:history="1" r:id="rIduubghngqkrs91zhonjmgb">
               <w:r>
                 <w:rPr>
                   <w:rFonts w:ascii="Arial" w:cs="Arial" w:eastAsia="Arial" w:hAnsi="Arial"/>
@@ -13216,7 +13216,7 @@
               <w:spacing w:after="10" w:before="0"/>
               <w:ind w:left="120"/>
             </w:pPr>
-            <w:hyperlink w:history="1" r:id="rIddf9dyqm7am9ugwjmgyacu">
+            <w:hyperlink w:history="1" r:id="rIdusd4l3ncz4znxgseqnap4">
               <w:r>
                 <w:rPr>
                   <w:rFonts w:ascii="Arial" w:cs="Arial" w:eastAsia="Arial" w:hAnsi="Arial"/>
@@ -13411,7 +13411,7 @@
             <w:pPr>
               <w:spacing w:after="20" w:before="0"/>
             </w:pPr>
-            <w:hyperlink w:history="1" r:id="rIdzusmakfhwmawpl2yhkj4i">
+            <w:hyperlink w:history="1" r:id="rIdhqm5u6fe4-umc8glurast">
               <w:r>
                 <w:rPr>
                   <w:rFonts w:ascii="Arial" w:cs="Arial" w:eastAsia="Arial" w:hAnsi="Arial"/>
@@ -13444,7 +13444,7 @@
               <w:spacing w:after="10" w:before="0"/>
               <w:ind w:left="120"/>
             </w:pPr>
-            <w:hyperlink w:history="1" r:id="rIdrrskqqsbbmvslragt7lqd">
+            <w:hyperlink w:history="1" r:id="rIdwjhmwi-mahvywdelhoodd">
               <w:r>
                 <w:rPr>
                   <w:rFonts w:ascii="Arial" w:cs="Arial" w:eastAsia="Arial" w:hAnsi="Arial"/>
@@ -13489,7 +13489,7 @@
             <w:pPr>
               <w:spacing w:after="20" w:before="0"/>
             </w:pPr>
-            <w:hyperlink w:history="1" r:id="rIdvkav0z5g9jf9rwwqdca3u">
+            <w:hyperlink w:history="1" r:id="rIdveafhbqy4rtzunih13vvp">
               <w:r>
                 <w:rPr>
                   <w:rFonts w:ascii="Arial" w:cs="Arial" w:eastAsia="Arial" w:hAnsi="Arial"/>
@@ -13522,7 +13522,7 @@
               <w:spacing w:after="10" w:before="0"/>
               <w:ind w:left="120"/>
             </w:pPr>
-            <w:hyperlink w:history="1" r:id="rIdrvasjby49teuancuvmvrt">
+            <w:hyperlink w:history="1" r:id="rIdltjhlxqnyfgvwklv6tkou">
               <w:r>
                 <w:rPr>
                   <w:rFonts w:ascii="Arial" w:cs="Arial" w:eastAsia="Arial" w:hAnsi="Arial"/>
@@ -13717,7 +13717,7 @@
             <w:pPr>
               <w:spacing w:after="20" w:before="0"/>
             </w:pPr>
-            <w:hyperlink w:history="1" r:id="rIdzetobswxsdx4-8ivdverh">
+            <w:hyperlink w:history="1" r:id="rIdz_oe3_8vlugfcyui-u5ii">
               <w:r>
                 <w:rPr>
                   <w:rFonts w:ascii="Arial" w:cs="Arial" w:eastAsia="Arial" w:hAnsi="Arial"/>
@@ -13750,7 +13750,7 @@
               <w:spacing w:after="10" w:before="0"/>
               <w:ind w:left="120"/>
             </w:pPr>
-            <w:hyperlink w:history="1" r:id="rId5txr1os0jbmfkrakc4ttx">
+            <w:hyperlink w:history="1" r:id="rIdn2zp2c253mvpyz1lyfxxn">
               <w:r>
                 <w:rPr>
                   <w:rFonts w:ascii="Arial" w:cs="Arial" w:eastAsia="Arial" w:hAnsi="Arial"/>
@@ -13795,7 +13795,7 @@
             <w:pPr>
               <w:spacing w:after="20" w:before="0"/>
             </w:pPr>
-            <w:hyperlink w:history="1" r:id="rIdtbfqr9txvq3hdxgbjvsqq">
+            <w:hyperlink w:history="1" r:id="rIdnlt8ym9htcj-lj70jmrar">
               <w:r>
                 <w:rPr>
                   <w:rFonts w:ascii="Arial" w:cs="Arial" w:eastAsia="Arial" w:hAnsi="Arial"/>
@@ -13828,7 +13828,7 @@
               <w:spacing w:after="10" w:before="0"/>
               <w:ind w:left="120"/>
             </w:pPr>
-            <w:hyperlink w:history="1" r:id="rId9edzqr88v5tysr1gstisn">
+            <w:hyperlink w:history="1" r:id="rId3kuhyko6derwjdbtaungt">
               <w:r>
                 <w:rPr>
                   <w:rFonts w:ascii="Arial" w:cs="Arial" w:eastAsia="Arial" w:hAnsi="Arial"/>
@@ -14023,7 +14023,7 @@
             <w:pPr>
               <w:spacing w:after="20" w:before="0"/>
             </w:pPr>
-            <w:hyperlink w:history="1" r:id="rIdpk4jqbkb2g9o9lkuhicco">
+            <w:hyperlink w:history="1" r:id="rIdwvxy2xz87ayg3fas0rxr9">
               <w:r>
                 <w:rPr>
                   <w:rFonts w:ascii="Arial" w:cs="Arial" w:eastAsia="Arial" w:hAnsi="Arial"/>
@@ -14056,7 +14056,7 @@
               <w:spacing w:after="10" w:before="0"/>
               <w:ind w:left="120"/>
             </w:pPr>
-            <w:hyperlink w:history="1" r:id="rId1egjrg6ctykubvepxksxd">
+            <w:hyperlink w:history="1" r:id="rIdq4vkih6rejeemlxvpiotq">
               <w:r>
                 <w:rPr>
                   <w:rFonts w:ascii="Arial" w:cs="Arial" w:eastAsia="Arial" w:hAnsi="Arial"/>
@@ -14101,7 +14101,7 @@
             <w:pPr>
               <w:spacing w:after="20" w:before="0"/>
             </w:pPr>
-            <w:hyperlink w:history="1" r:id="rIdecxf78ym8lu_qfo95bgux">
+            <w:hyperlink w:history="1" r:id="rIdyvynxegrehhouj2zurcjf">
               <w:r>
                 <w:rPr>
                   <w:rFonts w:ascii="Arial" w:cs="Arial" w:eastAsia="Arial" w:hAnsi="Arial"/>
@@ -14134,7 +14134,7 @@
               <w:spacing w:after="10" w:before="0"/>
               <w:ind w:left="120"/>
             </w:pPr>
-            <w:hyperlink w:history="1" r:id="rIdoaphomsgigoon1jnqyfsl">
+            <w:hyperlink w:history="1" r:id="rIdr-tf-8la6yhjwf6-o9hqd">
               <w:r>
                 <w:rPr>
                   <w:rFonts w:ascii="Arial" w:cs="Arial" w:eastAsia="Arial" w:hAnsi="Arial"/>
@@ -14722,7 +14722,7 @@
         </w:rPr>
         <w:t xml:space="preserve">© 2026 SeaVuria and ARES. Aligned with KICD objectives. Developed by SeaVuria; technical implementation by ARES (with AI assistance from Claude). Licensed under </w:t>
       </w:r>
-      <w:hyperlink w:history="1" r:id="rIdguiceyvrall_djsrwpilk">
+      <w:hyperlink w:history="1" r:id="rIdacm7ci-uvtc8r8ipe1sac">
         <w:r>
           <w:rPr>
             <w:rFonts w:ascii="Arial" w:cs="Arial" w:eastAsia="Arial" w:hAnsi="Arial"/>
@@ -14743,7 +14743,7 @@
         </w:rPr>
         <w:t xml:space="preserve"> (</w:t>
       </w:r>
-      <w:hyperlink w:history="1" r:id="rIdxm4afaemn8mveokt8ozbn">
+      <w:hyperlink w:history="1" r:id="rIdcrgnx5l__yq_tbucttqqs">
         <w:r>
           <w:rPr>
             <w:rFonts w:ascii="Arial" w:cs="Arial" w:eastAsia="Arial" w:hAnsi="Arial"/>
@@ -15935,7 +15935,7 @@
             <w:pPr>
               <w:spacing w:after="20" w:before="0"/>
             </w:pPr>
-            <w:hyperlink w:history="1" r:id="rIdahh9n8uakhdoobiyenlkb">
+            <w:hyperlink w:history="1" r:id="rId1ttn-mzr9un-5uvnzerl4">
               <w:r>
                 <w:rPr>
                   <w:rFonts w:ascii="Arial" w:cs="Arial" w:eastAsia="Arial" w:hAnsi="Arial"/>
@@ -15968,7 +15968,7 @@
               <w:spacing w:after="10" w:before="0"/>
               <w:ind w:left="120"/>
             </w:pPr>
-            <w:hyperlink w:history="1" r:id="rIdwsxki9i85vld_ubk9ncat">
+            <w:hyperlink w:history="1" r:id="rId5revayqqaphenk1wcg4r8">
               <w:r>
                 <w:rPr>
                   <w:rFonts w:ascii="Arial" w:cs="Arial" w:eastAsia="Arial" w:hAnsi="Arial"/>
@@ -16013,7 +16013,7 @@
             <w:pPr>
               <w:spacing w:after="20" w:before="0"/>
             </w:pPr>
-            <w:hyperlink w:history="1" r:id="rIdfh_wlpwgdcsa3d9vrkgr9">
+            <w:hyperlink w:history="1" r:id="rIdyo30dwefsdzhudn4be8j4">
               <w:r>
                 <w:rPr>
                   <w:rFonts w:ascii="Arial" w:cs="Arial" w:eastAsia="Arial" w:hAnsi="Arial"/>
@@ -16046,7 +16046,7 @@
               <w:spacing w:after="10" w:before="0"/>
               <w:ind w:left="120"/>
             </w:pPr>
-            <w:hyperlink w:history="1" r:id="rIdpvlxcat7ykxxi2bkkwk89">
+            <w:hyperlink w:history="1" r:id="rIdsfhju8gwfu0ddy2dhtvkn">
               <w:r>
                 <w:rPr>
                   <w:rFonts w:ascii="Arial" w:cs="Arial" w:eastAsia="Arial" w:hAnsi="Arial"/>
@@ -16241,7 +16241,7 @@
             <w:pPr>
               <w:spacing w:after="20" w:before="0"/>
             </w:pPr>
-            <w:hyperlink w:history="1" r:id="rIdlk7xfeisgzzpkp4j5q_-f">
+            <w:hyperlink w:history="1" r:id="rIdfoxrpglmv-3rcofobvjt0">
               <w:r>
                 <w:rPr>
                   <w:rFonts w:ascii="Arial" w:cs="Arial" w:eastAsia="Arial" w:hAnsi="Arial"/>
@@ -16274,7 +16274,7 @@
               <w:spacing w:after="10" w:before="0"/>
               <w:ind w:left="120"/>
             </w:pPr>
-            <w:hyperlink w:history="1" r:id="rId6n59qyphsr_02e8fjjr-c">
+            <w:hyperlink w:history="1" r:id="rId3aogdm6mvt6nwpa_59lw6">
               <w:r>
                 <w:rPr>
                   <w:rFonts w:ascii="Arial" w:cs="Arial" w:eastAsia="Arial" w:hAnsi="Arial"/>
@@ -16319,7 +16319,7 @@
             <w:pPr>
               <w:spacing w:after="20" w:before="0"/>
             </w:pPr>
-            <w:hyperlink w:history="1" r:id="rIdae0-rg4vwrmchc8pq_u9p">
+            <w:hyperlink w:history="1" r:id="rIdlmgg5zhpxhmhzrrkp90x_">
               <w:r>
                 <w:rPr>
                   <w:rFonts w:ascii="Arial" w:cs="Arial" w:eastAsia="Arial" w:hAnsi="Arial"/>
@@ -16352,7 +16352,7 @@
               <w:spacing w:after="10" w:before="0"/>
               <w:ind w:left="120"/>
             </w:pPr>
-            <w:hyperlink w:history="1" r:id="rIdyjlw389avuzs6x2ipytzk">
+            <w:hyperlink w:history="1" r:id="rIdopluvggiezi_m5wey1dn8">
               <w:r>
                 <w:rPr>
                   <w:rFonts w:ascii="Arial" w:cs="Arial" w:eastAsia="Arial" w:hAnsi="Arial"/>
@@ -16547,7 +16547,7 @@
             <w:pPr>
               <w:spacing w:after="20" w:before="0"/>
             </w:pPr>
-            <w:hyperlink w:history="1" r:id="rIdbghh_y9d5g_ahx4jcdv7x">
+            <w:hyperlink w:history="1" r:id="rId6k3chvfdyouwcaa1jptht">
               <w:r>
                 <w:rPr>
                   <w:rFonts w:ascii="Arial" w:cs="Arial" w:eastAsia="Arial" w:hAnsi="Arial"/>
@@ -16580,7 +16580,7 @@
               <w:spacing w:after="10" w:before="0"/>
               <w:ind w:left="120"/>
             </w:pPr>
-            <w:hyperlink w:history="1" r:id="rIdrbezyrk9vwdhrxegqgl8j">
+            <w:hyperlink w:history="1" r:id="rIdtr2b_h0utextfokfemzj7">
               <w:r>
                 <w:rPr>
                   <w:rFonts w:ascii="Arial" w:cs="Arial" w:eastAsia="Arial" w:hAnsi="Arial"/>
@@ -16625,7 +16625,7 @@
             <w:pPr>
               <w:spacing w:after="20" w:before="0"/>
             </w:pPr>
-            <w:hyperlink w:history="1" r:id="rIdziqcub965is9tgc5yxs_3">
+            <w:hyperlink w:history="1" r:id="rIdgjm40vtnthrufxx-mv6tc">
               <w:r>
                 <w:rPr>
                   <w:rFonts w:ascii="Arial" w:cs="Arial" w:eastAsia="Arial" w:hAnsi="Arial"/>
@@ -16658,7 +16658,7 @@
               <w:spacing w:after="10" w:before="0"/>
               <w:ind w:left="120"/>
             </w:pPr>
-            <w:hyperlink w:history="1" r:id="rIdcxlq_9k0usf85ec7gwy7e">
+            <w:hyperlink w:history="1" r:id="rIdrhjyof3kfly05_djhh-bx">
               <w:r>
                 <w:rPr>
                   <w:rFonts w:ascii="Arial" w:cs="Arial" w:eastAsia="Arial" w:hAnsi="Arial"/>
@@ -16853,7 +16853,7 @@
             <w:pPr>
               <w:spacing w:after="20" w:before="0"/>
             </w:pPr>
-            <w:hyperlink w:history="1" r:id="rIdj36owkhykpxpw5fdp4_4q">
+            <w:hyperlink w:history="1" r:id="rId-gmmdgvd_jql-aodtp905">
               <w:r>
                 <w:rPr>
                   <w:rFonts w:ascii="Arial" w:cs="Arial" w:eastAsia="Arial" w:hAnsi="Arial"/>
@@ -16886,7 +16886,7 @@
               <w:spacing w:after="10" w:before="0"/>
               <w:ind w:left="120"/>
             </w:pPr>
-            <w:hyperlink w:history="1" r:id="rIdaw-2gzh4ptirsz9y_zlxf">
+            <w:hyperlink w:history="1" r:id="rIdiaj2zkr90dya1fximh_h2">
               <w:r>
                 <w:rPr>
                   <w:rFonts w:ascii="Arial" w:cs="Arial" w:eastAsia="Arial" w:hAnsi="Arial"/>
@@ -16931,7 +16931,7 @@
             <w:pPr>
               <w:spacing w:after="20" w:before="0"/>
             </w:pPr>
-            <w:hyperlink w:history="1" r:id="rIdhtv-mq3m3kjwa3zw7d76z">
+            <w:hyperlink w:history="1" r:id="rIdc8vlcood-bnbsstauvcx7">
               <w:r>
                 <w:rPr>
                   <w:rFonts w:ascii="Arial" w:cs="Arial" w:eastAsia="Arial" w:hAnsi="Arial"/>
@@ -16964,7 +16964,7 @@
               <w:spacing w:after="10" w:before="0"/>
               <w:ind w:left="120"/>
             </w:pPr>
-            <w:hyperlink w:history="1" r:id="rId0smhnfjbkppkmftvn4s14">
+            <w:hyperlink w:history="1" r:id="rId8gurxzwg-ivbhamhglfxe">
               <w:r>
                 <w:rPr>
                   <w:rFonts w:ascii="Arial" w:cs="Arial" w:eastAsia="Arial" w:hAnsi="Arial"/>
@@ -17159,7 +17159,7 @@
             <w:pPr>
               <w:spacing w:after="20" w:before="0"/>
             </w:pPr>
-            <w:hyperlink w:history="1" r:id="rIdfycdcbw12jnx98z4forva">
+            <w:hyperlink w:history="1" r:id="rIdwsahum6qvrwvlzl4enomg">
               <w:r>
                 <w:rPr>
                   <w:rFonts w:ascii="Arial" w:cs="Arial" w:eastAsia="Arial" w:hAnsi="Arial"/>
@@ -17192,7 +17192,7 @@
               <w:spacing w:after="10" w:before="0"/>
               <w:ind w:left="120"/>
             </w:pPr>
-            <w:hyperlink w:history="1" r:id="rIdbiiop9zqzvasmdddnuvt3">
+            <w:hyperlink w:history="1" r:id="rIdbg_kavdh_pgeqltd6yvtl">
               <w:r>
                 <w:rPr>
                   <w:rFonts w:ascii="Arial" w:cs="Arial" w:eastAsia="Arial" w:hAnsi="Arial"/>
@@ -17237,7 +17237,7 @@
             <w:pPr>
               <w:spacing w:after="20" w:before="0"/>
             </w:pPr>
-            <w:hyperlink w:history="1" r:id="rIdvuyauhvd9s3cmsv_aj0wk">
+            <w:hyperlink w:history="1" r:id="rId4cv_mitlthdw0cbv1senk">
               <w:r>
                 <w:rPr>
                   <w:rFonts w:ascii="Arial" w:cs="Arial" w:eastAsia="Arial" w:hAnsi="Arial"/>
@@ -17270,7 +17270,7 @@
               <w:spacing w:after="10" w:before="0"/>
               <w:ind w:left="120"/>
             </w:pPr>
-            <w:hyperlink w:history="1" r:id="rId2wcole_acmx_hga-_3sci">
+            <w:hyperlink w:history="1" r:id="rIdx23z_mpj5iinys-7szg5w">
               <w:r>
                 <w:rPr>
                   <w:rFonts w:ascii="Arial" w:cs="Arial" w:eastAsia="Arial" w:hAnsi="Arial"/>
@@ -17858,7 +17858,7 @@
         </w:rPr>
         <w:t xml:space="preserve">© 2026 SeaVuria and ARES. Aligned with KICD objectives. Developed by SeaVuria; technical implementation by ARES (with AI assistance from Claude). Licensed under </w:t>
       </w:r>
-      <w:hyperlink w:history="1" r:id="rIdfcowjpftoy6xyotefbzvj">
+      <w:hyperlink w:history="1" r:id="rIdetnwhsaqygbcnuzvjhtaa">
         <w:r>
           <w:rPr>
             <w:rFonts w:ascii="Arial" w:cs="Arial" w:eastAsia="Arial" w:hAnsi="Arial"/>
@@ -17879,7 +17879,7 @@
         </w:rPr>
         <w:t xml:space="preserve"> (</w:t>
       </w:r>
-      <w:hyperlink w:history="1" r:id="rIdwj9qcnshbeabmey4figzv">
+      <w:hyperlink w:history="1" r:id="rIdupb0ls6hwvay9vvmkphst">
         <w:r>
           <w:rPr>
             <w:rFonts w:ascii="Arial" w:cs="Arial" w:eastAsia="Arial" w:hAnsi="Arial"/>
@@ -19051,7 +19051,7 @@
             <w:pPr>
               <w:spacing w:after="20" w:before="0"/>
             </w:pPr>
-            <w:hyperlink w:history="1" r:id="rIdgefpyobpoxmzsxyfm_ctj">
+            <w:hyperlink w:history="1" r:id="rIdib8enknq9ph1jg9ugpdo3">
               <w:r>
                 <w:rPr>
                   <w:rFonts w:ascii="Arial" w:cs="Arial" w:eastAsia="Arial" w:hAnsi="Arial"/>
@@ -19084,7 +19084,7 @@
               <w:spacing w:after="10" w:before="0"/>
               <w:ind w:left="120"/>
             </w:pPr>
-            <w:hyperlink w:history="1" r:id="rIduuh92qapljzt_7rqlgaot">
+            <w:hyperlink w:history="1" r:id="rId9kfle7xb3j23ufouccaqc">
               <w:r>
                 <w:rPr>
                   <w:rFonts w:ascii="Arial" w:cs="Arial" w:eastAsia="Arial" w:hAnsi="Arial"/>
@@ -19129,7 +19129,7 @@
             <w:pPr>
               <w:spacing w:after="20" w:before="0"/>
             </w:pPr>
-            <w:hyperlink w:history="1" r:id="rIdun5iqtrtasgmaliu4przz">
+            <w:hyperlink w:history="1" r:id="rIdbxu8atr6mozpqn7jo2omt">
               <w:r>
                 <w:rPr>
                   <w:rFonts w:ascii="Arial" w:cs="Arial" w:eastAsia="Arial" w:hAnsi="Arial"/>
@@ -19162,7 +19162,7 @@
               <w:spacing w:after="10" w:before="0"/>
               <w:ind w:left="120"/>
             </w:pPr>
-            <w:hyperlink w:history="1" r:id="rId4m7irs_pdn9qgnyrxyvqf">
+            <w:hyperlink w:history="1" r:id="rIdpe-8n1iuaywe2d3lhecnd">
               <w:r>
                 <w:rPr>
                   <w:rFonts w:ascii="Arial" w:cs="Arial" w:eastAsia="Arial" w:hAnsi="Arial"/>
@@ -19357,7 +19357,7 @@
             <w:pPr>
               <w:spacing w:after="20" w:before="0"/>
             </w:pPr>
-            <w:hyperlink w:history="1" r:id="rIdgnkr4aemyem4vevlvqpky">
+            <w:hyperlink w:history="1" r:id="rIdfkirgrlpy8v_tchukqlox">
               <w:r>
                 <w:rPr>
                   <w:rFonts w:ascii="Arial" w:cs="Arial" w:eastAsia="Arial" w:hAnsi="Arial"/>
@@ -19390,7 +19390,7 @@
               <w:spacing w:after="10" w:before="0"/>
               <w:ind w:left="120"/>
             </w:pPr>
-            <w:hyperlink w:history="1" r:id="rIddest1twqca_43tcv1cl_w">
+            <w:hyperlink w:history="1" r:id="rIdvnumsny1szgisnr5g9uny">
               <w:r>
                 <w:rPr>
                   <w:rFonts w:ascii="Arial" w:cs="Arial" w:eastAsia="Arial" w:hAnsi="Arial"/>
@@ -19435,7 +19435,7 @@
             <w:pPr>
               <w:spacing w:after="20" w:before="0"/>
             </w:pPr>
-            <w:hyperlink w:history="1" r:id="rIdvm1faunelfhulsrcj4aic">
+            <w:hyperlink w:history="1" r:id="rId_pb0ydbn7yvmmj_sremeq">
               <w:r>
                 <w:rPr>
                   <w:rFonts w:ascii="Arial" w:cs="Arial" w:eastAsia="Arial" w:hAnsi="Arial"/>
@@ -19468,7 +19468,7 @@
               <w:spacing w:after="10" w:before="0"/>
               <w:ind w:left="120"/>
             </w:pPr>
-            <w:hyperlink w:history="1" r:id="rId3ithbl01log_n4rb-3tng">
+            <w:hyperlink w:history="1" r:id="rIdbfmwe7jjrb_j3l4gbdtl8">
               <w:r>
                 <w:rPr>
                   <w:rFonts w:ascii="Arial" w:cs="Arial" w:eastAsia="Arial" w:hAnsi="Arial"/>
@@ -19663,7 +19663,7 @@
             <w:pPr>
               <w:spacing w:after="20" w:before="0"/>
             </w:pPr>
-            <w:hyperlink w:history="1" r:id="rIdi-ecqu6f4qgngqbizs8mp">
+            <w:hyperlink w:history="1" r:id="rIdaxz0lmb8qkuiwpxi8r8ix">
               <w:r>
                 <w:rPr>
                   <w:rFonts w:ascii="Arial" w:cs="Arial" w:eastAsia="Arial" w:hAnsi="Arial"/>
@@ -19696,7 +19696,7 @@
               <w:spacing w:after="10" w:before="0"/>
               <w:ind w:left="120"/>
             </w:pPr>
-            <w:hyperlink w:history="1" r:id="rIda7vxtitmf9scy7d5dlenr">
+            <w:hyperlink w:history="1" r:id="rIdnlk7zr34vk36o2vnlfe_2">
               <w:r>
                 <w:rPr>
                   <w:rFonts w:ascii="Arial" w:cs="Arial" w:eastAsia="Arial" w:hAnsi="Arial"/>
@@ -19741,7 +19741,7 @@
             <w:pPr>
               <w:spacing w:after="20" w:before="0"/>
             </w:pPr>
-            <w:hyperlink w:history="1" r:id="rIdvtgolh6t_yuk9lbo-ml8b">
+            <w:hyperlink w:history="1" r:id="rId9dpugsaoivlr57w7xo3xm">
               <w:r>
                 <w:rPr>
                   <w:rFonts w:ascii="Arial" w:cs="Arial" w:eastAsia="Arial" w:hAnsi="Arial"/>
@@ -19774,7 +19774,7 @@
               <w:spacing w:after="10" w:before="0"/>
               <w:ind w:left="120"/>
             </w:pPr>
-            <w:hyperlink w:history="1" r:id="rId879sr-qkbolcfczjwgyq-">
+            <w:hyperlink w:history="1" r:id="rIdkpojdpohmmh7cfjbhc99u">
               <w:r>
                 <w:rPr>
                   <w:rFonts w:ascii="Arial" w:cs="Arial" w:eastAsia="Arial" w:hAnsi="Arial"/>
@@ -19969,7 +19969,7 @@
             <w:pPr>
               <w:spacing w:after="20" w:before="0"/>
             </w:pPr>
-            <w:hyperlink w:history="1" r:id="rIdndylyx-ozp2vf3ufnfnuo">
+            <w:hyperlink w:history="1" r:id="rIddeo1b7abledk6tgyxhsjs">
               <w:r>
                 <w:rPr>
                   <w:rFonts w:ascii="Arial" w:cs="Arial" w:eastAsia="Arial" w:hAnsi="Arial"/>
@@ -20002,7 +20002,7 @@
               <w:spacing w:after="10" w:before="0"/>
               <w:ind w:left="120"/>
             </w:pPr>
-            <w:hyperlink w:history="1" r:id="rIdjfxhkclo9odfd689pjn45">
+            <w:hyperlink w:history="1" r:id="rIdg3oi1fcnkox8wgtpvdo3w">
               <w:r>
                 <w:rPr>
                   <w:rFonts w:ascii="Arial" w:cs="Arial" w:eastAsia="Arial" w:hAnsi="Arial"/>
@@ -20047,7 +20047,7 @@
             <w:pPr>
               <w:spacing w:after="20" w:before="0"/>
             </w:pPr>
-            <w:hyperlink w:history="1" r:id="rIdrzuxoocsz8xv4zgytibzu">
+            <w:hyperlink w:history="1" r:id="rIdgyl099fi2-nweo32fokyl">
               <w:r>
                 <w:rPr>
                   <w:rFonts w:ascii="Arial" w:cs="Arial" w:eastAsia="Arial" w:hAnsi="Arial"/>
@@ -20080,7 +20080,7 @@
               <w:spacing w:after="10" w:before="0"/>
               <w:ind w:left="120"/>
             </w:pPr>
-            <w:hyperlink w:history="1" r:id="rIdlkol8fkpmy0rilxp_lg7t">
+            <w:hyperlink w:history="1" r:id="rIdazbyff40j6wp2m4nm16hg">
               <w:r>
                 <w:rPr>
                   <w:rFonts w:ascii="Arial" w:cs="Arial" w:eastAsia="Arial" w:hAnsi="Arial"/>
@@ -20275,7 +20275,7 @@
             <w:pPr>
               <w:spacing w:after="20" w:before="0"/>
             </w:pPr>
-            <w:hyperlink w:history="1" r:id="rIdgj6udvx2qqa9iri0mz3wk">
+            <w:hyperlink w:history="1" r:id="rIdwqjwz2w9agqh2uct5rnvz">
               <w:r>
                 <w:rPr>
                   <w:rFonts w:ascii="Arial" w:cs="Arial" w:eastAsia="Arial" w:hAnsi="Arial"/>
@@ -20308,7 +20308,7 @@
               <w:spacing w:after="10" w:before="0"/>
               <w:ind w:left="120"/>
             </w:pPr>
-            <w:hyperlink w:history="1" r:id="rId5e_ce-4crh1kueqpb-vbi">
+            <w:hyperlink w:history="1" r:id="rId_cm3sthqv8i445ahf6cav">
               <w:r>
                 <w:rPr>
                   <w:rFonts w:ascii="Arial" w:cs="Arial" w:eastAsia="Arial" w:hAnsi="Arial"/>
@@ -20353,7 +20353,7 @@
             <w:pPr>
               <w:spacing w:after="20" w:before="0"/>
             </w:pPr>
-            <w:hyperlink w:history="1" r:id="rIdbsldd53szhkk2yabh6kue">
+            <w:hyperlink w:history="1" r:id="rIdaazzzrvevgmigvymcicrk">
               <w:r>
                 <w:rPr>
                   <w:rFonts w:ascii="Arial" w:cs="Arial" w:eastAsia="Arial" w:hAnsi="Arial"/>
@@ -20386,7 +20386,7 @@
               <w:spacing w:after="10" w:before="0"/>
               <w:ind w:left="120"/>
             </w:pPr>
-            <w:hyperlink w:history="1" r:id="rIdyqarahq3xo5v-pwj8swfv">
+            <w:hyperlink w:history="1" r:id="rIdscrhdbwpba_-rc8mnhrz9">
               <w:r>
                 <w:rPr>
                   <w:rFonts w:ascii="Arial" w:cs="Arial" w:eastAsia="Arial" w:hAnsi="Arial"/>
@@ -20974,7 +20974,7 @@
         </w:rPr>
         <w:t xml:space="preserve">© 2026 SeaVuria and ARES. Aligned with KICD objectives. Developed by SeaVuria; technical implementation by ARES (with AI assistance from Claude). Licensed under </w:t>
       </w:r>
-      <w:hyperlink w:history="1" r:id="rIde7z3lww3hyuflebffynf0">
+      <w:hyperlink w:history="1" r:id="rIdz_83o7juzz6gmwmdenbq9">
         <w:r>
           <w:rPr>
             <w:rFonts w:ascii="Arial" w:cs="Arial" w:eastAsia="Arial" w:hAnsi="Arial"/>
@@ -20995,7 +20995,7 @@
         </w:rPr>
         <w:t xml:space="preserve"> (</w:t>
       </w:r>
-      <w:hyperlink w:history="1" r:id="rIdygicth6baktjwpbfofycs">
+      <w:hyperlink w:history="1" r:id="rIdfrow-rsl7edtfg3ad-fcg">
         <w:r>
           <w:rPr>
             <w:rFonts w:ascii="Arial" w:cs="Arial" w:eastAsia="Arial" w:hAnsi="Arial"/>
@@ -22091,7 +22091,7 @@
             <w:pPr>
               <w:spacing w:after="20" w:before="0"/>
             </w:pPr>
-            <w:hyperlink w:history="1" r:id="rId_nzylutkpkajem5nnxg-_">
+            <w:hyperlink w:history="1" r:id="rIdrreth3agrl4rs-zuec13a">
               <w:r>
                 <w:rPr>
                   <w:rFonts w:ascii="Arial" w:cs="Arial" w:eastAsia="Arial" w:hAnsi="Arial"/>
@@ -22124,7 +22124,7 @@
               <w:spacing w:after="10" w:before="0"/>
               <w:ind w:left="120"/>
             </w:pPr>
-            <w:hyperlink w:history="1" r:id="rIdpadephbplu9okozmvumsf">
+            <w:hyperlink w:history="1" r:id="rIdxfrnvixnfbcmtonh0xuma">
               <w:r>
                 <w:rPr>
                   <w:rFonts w:ascii="Arial" w:cs="Arial" w:eastAsia="Arial" w:hAnsi="Arial"/>
@@ -22169,7 +22169,7 @@
             <w:pPr>
               <w:spacing w:after="20" w:before="0"/>
             </w:pPr>
-            <w:hyperlink w:history="1" r:id="rIdfkes4w3deapmqdq84wuxf">
+            <w:hyperlink w:history="1" r:id="rIdj_uuyknprtats6elcwnti">
               <w:r>
                 <w:rPr>
                   <w:rFonts w:ascii="Arial" w:cs="Arial" w:eastAsia="Arial" w:hAnsi="Arial"/>
@@ -22202,7 +22202,7 @@
               <w:spacing w:after="10" w:before="0"/>
               <w:ind w:left="120"/>
             </w:pPr>
-            <w:hyperlink w:history="1" r:id="rIdm6svm-vkhadcgncydlcus">
+            <w:hyperlink w:history="1" r:id="rId5htzj--fwhpshiuzqbo5s">
               <w:r>
                 <w:rPr>
                   <w:rFonts w:ascii="Arial" w:cs="Arial" w:eastAsia="Arial" w:hAnsi="Arial"/>
@@ -22397,7 +22397,7 @@
             <w:pPr>
               <w:spacing w:after="20" w:before="0"/>
             </w:pPr>
-            <w:hyperlink w:history="1" r:id="rId2dtmbwtzbuabn0fp-3v5u">
+            <w:hyperlink w:history="1" r:id="rIdk-5pvmmb7ynxaddknww96">
               <w:r>
                 <w:rPr>
                   <w:rFonts w:ascii="Arial" w:cs="Arial" w:eastAsia="Arial" w:hAnsi="Arial"/>
@@ -22430,7 +22430,7 @@
               <w:spacing w:after="10" w:before="0"/>
               <w:ind w:left="120"/>
             </w:pPr>
-            <w:hyperlink w:history="1" r:id="rIdhnmkr3hb5lfu1sliza8sk">
+            <w:hyperlink w:history="1" r:id="rId0f463mtmvsddj9n1q3bkx">
               <w:r>
                 <w:rPr>
                   <w:rFonts w:ascii="Arial" w:cs="Arial" w:eastAsia="Arial" w:hAnsi="Arial"/>
@@ -22475,7 +22475,7 @@
             <w:pPr>
               <w:spacing w:after="20" w:before="0"/>
             </w:pPr>
-            <w:hyperlink w:history="1" r:id="rIdcsfdu3ksndqvbpgwa-hf5">
+            <w:hyperlink w:history="1" r:id="rIdhql6fs5ra2yeoddtcsmlw">
               <w:r>
                 <w:rPr>
                   <w:rFonts w:ascii="Arial" w:cs="Arial" w:eastAsia="Arial" w:hAnsi="Arial"/>
@@ -22508,7 +22508,7 @@
               <w:spacing w:after="10" w:before="0"/>
               <w:ind w:left="120"/>
             </w:pPr>
-            <w:hyperlink w:history="1" r:id="rId2qugsfekkdcbaorzlllud">
+            <w:hyperlink w:history="1" r:id="rIdmhylk8hoyp-fybsvfogod">
               <w:r>
                 <w:rPr>
                   <w:rFonts w:ascii="Arial" w:cs="Arial" w:eastAsia="Arial" w:hAnsi="Arial"/>
@@ -22703,7 +22703,7 @@
             <w:pPr>
               <w:spacing w:after="20" w:before="0"/>
             </w:pPr>
-            <w:hyperlink w:history="1" r:id="rIdm-c95oxvoqmtizee-wlv_">
+            <w:hyperlink w:history="1" r:id="rIdljqlk7abo6cuddq6tfrbw">
               <w:r>
                 <w:rPr>
                   <w:rFonts w:ascii="Arial" w:cs="Arial" w:eastAsia="Arial" w:hAnsi="Arial"/>
@@ -22736,7 +22736,7 @@
               <w:spacing w:after="10" w:before="0"/>
               <w:ind w:left="120"/>
             </w:pPr>
-            <w:hyperlink w:history="1" r:id="rIdi3o67p9pg_wurmtp71s2y">
+            <w:hyperlink w:history="1" r:id="rIdctdmydzad21egu2gxc0zj">
               <w:r>
                 <w:rPr>
                   <w:rFonts w:ascii="Arial" w:cs="Arial" w:eastAsia="Arial" w:hAnsi="Arial"/>
@@ -22781,7 +22781,7 @@
             <w:pPr>
               <w:spacing w:after="20" w:before="0"/>
             </w:pPr>
-            <w:hyperlink w:history="1" r:id="rId03nh2k_wl8wjkt5sa61i2">
+            <w:hyperlink w:history="1" r:id="rIdjzrnjii42mrtvhzsm3gfe">
               <w:r>
                 <w:rPr>
                   <w:rFonts w:ascii="Arial" w:cs="Arial" w:eastAsia="Arial" w:hAnsi="Arial"/>
@@ -22814,7 +22814,7 @@
               <w:spacing w:after="10" w:before="0"/>
               <w:ind w:left="120"/>
             </w:pPr>
-            <w:hyperlink w:history="1" r:id="rIdhe_g-bge1q-hwa6lhlhvw">
+            <w:hyperlink w:history="1" r:id="rIdrvsvjz_ntddih6bspha5e">
               <w:r>
                 <w:rPr>
                   <w:rFonts w:ascii="Arial" w:cs="Arial" w:eastAsia="Arial" w:hAnsi="Arial"/>
@@ -23009,7 +23009,7 @@
             <w:pPr>
               <w:spacing w:after="20" w:before="0"/>
             </w:pPr>
-            <w:hyperlink w:history="1" r:id="rIdvrjt3yzjwc8g0nl5zrgbr">
+            <w:hyperlink w:history="1" r:id="rIddooyodjqkkr3cwvtsjhcn">
               <w:r>
                 <w:rPr>
                   <w:rFonts w:ascii="Arial" w:cs="Arial" w:eastAsia="Arial" w:hAnsi="Arial"/>
@@ -23042,7 +23042,7 @@
               <w:spacing w:after="10" w:before="0"/>
               <w:ind w:left="120"/>
             </w:pPr>
-            <w:hyperlink w:history="1" r:id="rIddqvq0qp4nqcn8pogyxdkb">
+            <w:hyperlink w:history="1" r:id="rIdurevjbgrqbptee9-odooh">
               <w:r>
                 <w:rPr>
                   <w:rFonts w:ascii="Arial" w:cs="Arial" w:eastAsia="Arial" w:hAnsi="Arial"/>
@@ -23087,7 +23087,7 @@
             <w:pPr>
               <w:spacing w:after="20" w:before="0"/>
             </w:pPr>
-            <w:hyperlink w:history="1" r:id="rIdh9vcqdytltdhc0-dviu3n">
+            <w:hyperlink w:history="1" r:id="rId9ui7zqr2neuh1nygmchih">
               <w:r>
                 <w:rPr>
                   <w:rFonts w:ascii="Arial" w:cs="Arial" w:eastAsia="Arial" w:hAnsi="Arial"/>
@@ -23120,7 +23120,7 @@
               <w:spacing w:after="10" w:before="0"/>
               <w:ind w:left="120"/>
             </w:pPr>
-            <w:hyperlink w:history="1" r:id="rIdqi2uey4sqyrxehyuqp6pv">
+            <w:hyperlink w:history="1" r:id="rIdjgcov97nsjhcq2ralu4lc">
               <w:r>
                 <w:rPr>
                   <w:rFonts w:ascii="Arial" w:cs="Arial" w:eastAsia="Arial" w:hAnsi="Arial"/>
@@ -23315,7 +23315,7 @@
             <w:pPr>
               <w:spacing w:after="20" w:before="0"/>
             </w:pPr>
-            <w:hyperlink w:history="1" r:id="rIdiyrvdzje-mcyx00-omjf2">
+            <w:hyperlink w:history="1" r:id="rId7-ojuvksqamqcs5sttpya">
               <w:r>
                 <w:rPr>
                   <w:rFonts w:ascii="Arial" w:cs="Arial" w:eastAsia="Arial" w:hAnsi="Arial"/>
@@ -23348,7 +23348,7 @@
               <w:spacing w:after="10" w:before="0"/>
               <w:ind w:left="120"/>
             </w:pPr>
-            <w:hyperlink w:history="1" r:id="rIdgxgt3d9z-cbhfnqs-codg">
+            <w:hyperlink w:history="1" r:id="rId9nooebywmqpm-elgsoly2">
               <w:r>
                 <w:rPr>
                   <w:rFonts w:ascii="Arial" w:cs="Arial" w:eastAsia="Arial" w:hAnsi="Arial"/>
@@ -23393,7 +23393,7 @@
             <w:pPr>
               <w:spacing w:after="20" w:before="0"/>
             </w:pPr>
-            <w:hyperlink w:history="1" r:id="rIdqnfyjouxwyve73xpqfoso">
+            <w:hyperlink w:history="1" r:id="rIdt-9n6cmrmyczkzxbv7v12">
               <w:r>
                 <w:rPr>
                   <w:rFonts w:ascii="Arial" w:cs="Arial" w:eastAsia="Arial" w:hAnsi="Arial"/>
@@ -23426,7 +23426,7 @@
               <w:spacing w:after="10" w:before="0"/>
               <w:ind w:left="120"/>
             </w:pPr>
-            <w:hyperlink w:history="1" r:id="rId2lahx_sthebh5usuxa6xm">
+            <w:hyperlink w:history="1" r:id="rIdqbvtshv_9cknvtxth-msj">
               <w:r>
                 <w:rPr>
                   <w:rFonts w:ascii="Arial" w:cs="Arial" w:eastAsia="Arial" w:hAnsi="Arial"/>
@@ -23938,7 +23938,7 @@
         </w:rPr>
         <w:t xml:space="preserve">© 2026 SeaVuria and ARES. Aligned with KICD objectives. Developed by SeaVuria; technical implementation by ARES (with AI assistance from Claude). Licensed under </w:t>
       </w:r>
-      <w:hyperlink w:history="1" r:id="rIdzrm-z7zumfsmiyfzbxlqf">
+      <w:hyperlink w:history="1" r:id="rIdq_63xgrcwojiztray-_ux">
         <w:r>
           <w:rPr>
             <w:rFonts w:ascii="Arial" w:cs="Arial" w:eastAsia="Arial" w:hAnsi="Arial"/>
@@ -23959,7 +23959,7 @@
         </w:rPr>
         <w:t xml:space="preserve"> (</w:t>
       </w:r>
-      <w:hyperlink w:history="1" r:id="rIdnffkdfji-vyy3yxdzxxba">
+      <w:hyperlink w:history="1" r:id="rId0rsestfu4k8eqbh7med96">
         <w:r>
           <w:rPr>
             <w:rFonts w:ascii="Arial" w:cs="Arial" w:eastAsia="Arial" w:hAnsi="Arial"/>
@@ -25131,7 +25131,7 @@
             <w:pPr>
               <w:spacing w:after="20" w:before="0"/>
             </w:pPr>
-            <w:hyperlink w:history="1" r:id="rIdojwovdhzxvzdmkz7zbwlz">
+            <w:hyperlink w:history="1" r:id="rIdkl3qmkib7mjloexygy0p0">
               <w:r>
                 <w:rPr>
                   <w:rFonts w:ascii="Arial" w:cs="Arial" w:eastAsia="Arial" w:hAnsi="Arial"/>
@@ -25164,7 +25164,7 @@
               <w:spacing w:after="10" w:before="0"/>
               <w:ind w:left="120"/>
             </w:pPr>
-            <w:hyperlink w:history="1" r:id="rIdha-g1vbzan9b2aqyu3zyv">
+            <w:hyperlink w:history="1" r:id="rIdx4wa6mck4zndnyheovucn">
               <w:r>
                 <w:rPr>
                   <w:rFonts w:ascii="Arial" w:cs="Arial" w:eastAsia="Arial" w:hAnsi="Arial"/>
@@ -25209,7 +25209,7 @@
             <w:pPr>
               <w:spacing w:after="20" w:before="0"/>
             </w:pPr>
-            <w:hyperlink w:history="1" r:id="rId4qtkiq-f6fwlutdnbvjlr">
+            <w:hyperlink w:history="1" r:id="rIdvqpn-k0yhx7xatlz4sdel">
               <w:r>
                 <w:rPr>
                   <w:rFonts w:ascii="Arial" w:cs="Arial" w:eastAsia="Arial" w:hAnsi="Arial"/>
@@ -25242,7 +25242,7 @@
               <w:spacing w:after="10" w:before="0"/>
               <w:ind w:left="120"/>
             </w:pPr>
-            <w:hyperlink w:history="1" r:id="rIdzo35g461z7ljujle22u6e">
+            <w:hyperlink w:history="1" r:id="rIdz_eqoh0y0xvfittqqzers">
               <w:r>
                 <w:rPr>
                   <w:rFonts w:ascii="Arial" w:cs="Arial" w:eastAsia="Arial" w:hAnsi="Arial"/>
@@ -25437,7 +25437,7 @@
             <w:pPr>
               <w:spacing w:after="20" w:before="0"/>
             </w:pPr>
-            <w:hyperlink w:history="1" r:id="rIdsmf7goanx8gae4rjm4imt">
+            <w:hyperlink w:history="1" r:id="rIdozis8ufpmskhilzemdvpo">
               <w:r>
                 <w:rPr>
                   <w:rFonts w:ascii="Arial" w:cs="Arial" w:eastAsia="Arial" w:hAnsi="Arial"/>
@@ -25470,7 +25470,7 @@
               <w:spacing w:after="10" w:before="0"/>
               <w:ind w:left="120"/>
             </w:pPr>
-            <w:hyperlink w:history="1" r:id="rIdvmpqbxf4a3eymi5vsyvrm">
+            <w:hyperlink w:history="1" r:id="rIdb681hsflpvat4jqbwyxxd">
               <w:r>
                 <w:rPr>
                   <w:rFonts w:ascii="Arial" w:cs="Arial" w:eastAsia="Arial" w:hAnsi="Arial"/>
@@ -25515,7 +25515,7 @@
             <w:pPr>
               <w:spacing w:after="20" w:before="0"/>
             </w:pPr>
-            <w:hyperlink w:history="1" r:id="rIdy1dm_11cjlezn-hygpaqp">
+            <w:hyperlink w:history="1" r:id="rIders57rw3oin-cc0g1fj8e">
               <w:r>
                 <w:rPr>
                   <w:rFonts w:ascii="Arial" w:cs="Arial" w:eastAsia="Arial" w:hAnsi="Arial"/>
@@ -25548,7 +25548,7 @@
               <w:spacing w:after="10" w:before="0"/>
               <w:ind w:left="120"/>
             </w:pPr>
-            <w:hyperlink w:history="1" r:id="rIdjzn4l34qlzdwzxjjaztqr">
+            <w:hyperlink w:history="1" r:id="rId0w-eo7_t4iau10hmd4wmp">
               <w:r>
                 <w:rPr>
                   <w:rFonts w:ascii="Arial" w:cs="Arial" w:eastAsia="Arial" w:hAnsi="Arial"/>
@@ -25743,7 +25743,7 @@
             <w:pPr>
               <w:spacing w:after="20" w:before="0"/>
             </w:pPr>
-            <w:hyperlink w:history="1" r:id="rIdw5uofdfigesve5kojoaqc">
+            <w:hyperlink w:history="1" r:id="rIdemcngkk7aj7mm1fe58i5a">
               <w:r>
                 <w:rPr>
                   <w:rFonts w:ascii="Arial" w:cs="Arial" w:eastAsia="Arial" w:hAnsi="Arial"/>
@@ -25776,7 +25776,7 @@
               <w:spacing w:after="10" w:before="0"/>
               <w:ind w:left="120"/>
             </w:pPr>
-            <w:hyperlink w:history="1" r:id="rIdalvjhb3hbw9kb3cuf2ogt">
+            <w:hyperlink w:history="1" r:id="rIdclucl8htwgtzs6buefsjb">
               <w:r>
                 <w:rPr>
                   <w:rFonts w:ascii="Arial" w:cs="Arial" w:eastAsia="Arial" w:hAnsi="Arial"/>
@@ -25821,7 +25821,7 @@
             <w:pPr>
               <w:spacing w:after="20" w:before="0"/>
             </w:pPr>
-            <w:hyperlink w:history="1" r:id="rIdap23n5wabszre2zbqqz5w">
+            <w:hyperlink w:history="1" r:id="rIdf80y8ba6--pi8lq9pf7lt">
               <w:r>
                 <w:rPr>
                   <w:rFonts w:ascii="Arial" w:cs="Arial" w:eastAsia="Arial" w:hAnsi="Arial"/>
@@ -25854,7 +25854,7 @@
               <w:spacing w:after="10" w:before="0"/>
               <w:ind w:left="120"/>
             </w:pPr>
-            <w:hyperlink w:history="1" r:id="rIduj1t56pwg6ehrmvb4lme9">
+            <w:hyperlink w:history="1" r:id="rIddpdt_ofrjdyfni9splo5c">
               <w:r>
                 <w:rPr>
                   <w:rFonts w:ascii="Arial" w:cs="Arial" w:eastAsia="Arial" w:hAnsi="Arial"/>
@@ -26049,7 +26049,7 @@
             <w:pPr>
               <w:spacing w:after="20" w:before="0"/>
             </w:pPr>
-            <w:hyperlink w:history="1" r:id="rIdbiulymvu0hiavxsqwsrur">
+            <w:hyperlink w:history="1" r:id="rIdgla9witb9q8xfyqmqgn2h">
               <w:r>
                 <w:rPr>
                   <w:rFonts w:ascii="Arial" w:cs="Arial" w:eastAsia="Arial" w:hAnsi="Arial"/>
@@ -26082,7 +26082,7 @@
               <w:spacing w:after="10" w:before="0"/>
               <w:ind w:left="120"/>
             </w:pPr>
-            <w:hyperlink w:history="1" r:id="rIdloqtijsnxtloqvm6g8ddf">
+            <w:hyperlink w:history="1" r:id="rId7ewrntbajdkxxz4k2wuzf">
               <w:r>
                 <w:rPr>
                   <w:rFonts w:ascii="Arial" w:cs="Arial" w:eastAsia="Arial" w:hAnsi="Arial"/>
@@ -26127,7 +26127,7 @@
             <w:pPr>
               <w:spacing w:after="20" w:before="0"/>
             </w:pPr>
-            <w:hyperlink w:history="1" r:id="rIdrpmwkzu9yfc4pvkxsltyi">
+            <w:hyperlink w:history="1" r:id="rIdm0cdla-ktwgr1rctk60__">
               <w:r>
                 <w:rPr>
                   <w:rFonts w:ascii="Arial" w:cs="Arial" w:eastAsia="Arial" w:hAnsi="Arial"/>
@@ -26160,7 +26160,7 @@
               <w:spacing w:after="10" w:before="0"/>
               <w:ind w:left="120"/>
             </w:pPr>
-            <w:hyperlink w:history="1" r:id="rIdg40dtbitqldti5d9thme7">
+            <w:hyperlink w:history="1" r:id="rIdpl03df7wjdvf8yx7hkfvb">
               <w:r>
                 <w:rPr>
                   <w:rFonts w:ascii="Arial" w:cs="Arial" w:eastAsia="Arial" w:hAnsi="Arial"/>
@@ -26355,7 +26355,7 @@
             <w:pPr>
               <w:spacing w:after="20" w:before="0"/>
             </w:pPr>
-            <w:hyperlink w:history="1" r:id="rId7jahce-8acuxl5kashy6l">
+            <w:hyperlink w:history="1" r:id="rIdi8tx1uvm2r6njrlufxtns">
               <w:r>
                 <w:rPr>
                   <w:rFonts w:ascii="Arial" w:cs="Arial" w:eastAsia="Arial" w:hAnsi="Arial"/>
@@ -26388,7 +26388,7 @@
               <w:spacing w:after="10" w:before="0"/>
               <w:ind w:left="120"/>
             </w:pPr>
-            <w:hyperlink w:history="1" r:id="rId4y9nkdtyyljfkc3x8llll">
+            <w:hyperlink w:history="1" r:id="rIdyrplugylqvozj0fv7dsiu">
               <w:r>
                 <w:rPr>
                   <w:rFonts w:ascii="Arial" w:cs="Arial" w:eastAsia="Arial" w:hAnsi="Arial"/>
@@ -26433,7 +26433,7 @@
             <w:pPr>
               <w:spacing w:after="20" w:before="0"/>
             </w:pPr>
-            <w:hyperlink w:history="1" r:id="rIdzt1rgkhcwjyfejotc8fwz">
+            <w:hyperlink w:history="1" r:id="rIdnginkfw4eollibjihiour">
               <w:r>
                 <w:rPr>
                   <w:rFonts w:ascii="Arial" w:cs="Arial" w:eastAsia="Arial" w:hAnsi="Arial"/>
@@ -26466,7 +26466,7 @@
               <w:spacing w:after="10" w:before="0"/>
               <w:ind w:left="120"/>
             </w:pPr>
-            <w:hyperlink w:history="1" r:id="rId-kl7rvww75kura2_i_afx">
+            <w:hyperlink w:history="1" r:id="rIdj47783lxne0zoyjajyurk">
               <w:r>
                 <w:rPr>
                   <w:rFonts w:ascii="Arial" w:cs="Arial" w:eastAsia="Arial" w:hAnsi="Arial"/>
@@ -27054,7 +27054,7 @@
         </w:rPr>
         <w:t xml:space="preserve">© 2026 SeaVuria and ARES. Aligned with KICD objectives. Developed by SeaVuria; technical implementation by ARES (with AI assistance from Claude). Licensed under </w:t>
       </w:r>
-      <w:hyperlink w:history="1" r:id="rIdgp2igmnhxyiyep8j7qf2n">
+      <w:hyperlink w:history="1" r:id="rId6p5aklcjos3qupbzpckia">
         <w:r>
           <w:rPr>
             <w:rFonts w:ascii="Arial" w:cs="Arial" w:eastAsia="Arial" w:hAnsi="Arial"/>
@@ -27075,7 +27075,7 @@
         </w:rPr>
         <w:t xml:space="preserve"> (</w:t>
       </w:r>
-      <w:hyperlink w:history="1" r:id="rIdph2ke410wz7s3ooeqyxhc">
+      <w:hyperlink w:history="1" r:id="rIdviqa5inqfanzyaeo6tnzv">
         <w:r>
           <w:rPr>
             <w:rFonts w:ascii="Arial" w:cs="Arial" w:eastAsia="Arial" w:hAnsi="Arial"/>

--- a/data/outputs/v2/Core_Mathematics/SS2.2_Reflection_and_Congruence/Core_Mathematics_Reflection_and_Congruence_CBE_LessonSequence.docx
+++ b/data/outputs/v2/Core_Mathematics/SS2.2_Reflection_and_Congruence/Core_Mathematics_Reflection_and_Congruence_CBE_LessonSequence.docx
@@ -2316,7 +2316,7 @@
         </w:rPr>
         <w:t xml:space="preserve">© 2026 SeaVuria and ARES. This work is licensed under a </w:t>
       </w:r>
-      <w:hyperlink w:history="1" r:id="rIdspxa0raz9xqmwxp9g5bx5">
+      <w:hyperlink w:history="1" r:id="rId8cetidasjaqj8rkm-ziq5">
         <w:r>
           <w:rPr>
             <w:rFonts w:ascii="Arial" w:cs="Arial" w:eastAsia="Arial" w:hAnsi="Arial"/>
@@ -2336,7 +2336,7 @@
         </w:rPr>
         <w:t xml:space="preserve"> (</w:t>
       </w:r>
-      <w:hyperlink w:history="1" r:id="rId6jdlarpesq5orecne1kuq">
+      <w:hyperlink w:history="1" r:id="rIdd1-2q5q3g1hutfyx1vsm9">
         <w:r>
           <w:rPr>
             <w:rFonts w:ascii="Arial" w:cs="Arial" w:eastAsia="Arial" w:hAnsi="Arial"/>
@@ -2356,7 +2356,7 @@
         </w:rPr>
         <w:t xml:space="preserve">). To view a copy of this license, visit </w:t>
       </w:r>
-      <w:hyperlink w:history="1" r:id="rId9l0dw5ik7cdisxxlks0jz">
+      <w:hyperlink w:history="1" r:id="rIdift6wavr8zacb0blotins">
         <w:r>
           <w:rPr>
             <w:rFonts w:ascii="Arial" w:cs="Arial" w:eastAsia="Arial" w:hAnsi="Arial"/>
@@ -3527,7 +3527,7 @@
             <w:pPr>
               <w:spacing w:after="20" w:before="0"/>
             </w:pPr>
-            <w:hyperlink w:history="1" r:id="rId_knbd8hyzuvihm0mljh-4">
+            <w:hyperlink w:history="1" r:id="rIdoqw1jwzjcr89ci7rbzddj">
               <w:r>
                 <w:rPr>
                   <w:rFonts w:ascii="Arial" w:cs="Arial" w:eastAsia="Arial" w:hAnsi="Arial"/>
@@ -3536,7 +3536,7 @@
                   <w:szCs w:val="16"/>
                   <w:u w:val="single" w:color="2E75B6"/>
                 </w:rPr>
-                <w:t xml:space="preserve">Determining reflections (advanced)</w:t>
+                <w:t xml:space="preserve">Reflecting shapes: diagonal line of reflection</w:t>
               </w:r>
             </w:hyperlink>
           </w:p>
@@ -3560,7 +3560,7 @@
               <w:spacing w:after="10" w:before="0"/>
               <w:ind w:left="120"/>
             </w:pPr>
-            <w:hyperlink w:history="1" r:id="rIdqzv_816gfxi-ck9f1znr_">
+            <w:hyperlink w:history="1" r:id="rIdvalkl22z2dqnmplf5vjij">
               <w:r>
                 <w:rPr>
                   <w:rFonts w:ascii="Arial" w:cs="Arial" w:eastAsia="Arial" w:hAnsi="Arial"/>
@@ -3605,7 +3605,7 @@
             <w:pPr>
               <w:spacing w:after="20" w:before="0"/>
             </w:pPr>
-            <w:hyperlink w:history="1" r:id="rId-lhm56h1dl1gmn0wezgem">
+            <w:hyperlink w:history="1" r:id="rIdjocgpgwfjijmgrfcimgbi">
               <w:r>
                 <w:rPr>
                   <w:rFonts w:ascii="Arial" w:cs="Arial" w:eastAsia="Arial" w:hAnsi="Arial"/>
@@ -3614,7 +3614,7 @@
                   <w:szCs w:val="16"/>
                   <w:u w:val="single" w:color="2E75B6"/>
                 </w:rPr>
-                <w:t xml:space="preserve">Determine reflections (advanced)</w:t>
+                <w:t xml:space="preserve">Identifying Lines of Symmetry in Various Shapes Practice</w:t>
               </w:r>
             </w:hyperlink>
           </w:p>
@@ -3630,7 +3630,7 @@
                 <w:sz w:val="14"/>
                 <w:szCs w:val="14"/>
               </w:rPr>
-              <w:t xml:space="preserve">Source: Khan Academy (English - US curriculum)</w:t>
+              <w:t xml:space="preserve">Source: CK-12</w:t>
             </w:r>
           </w:p>
           <w:p>
@@ -3638,7 +3638,7 @@
               <w:spacing w:after="10" w:before="0"/>
               <w:ind w:left="120"/>
             </w:pPr>
-            <w:hyperlink w:history="1" r:id="rIdpy8mxagh7y7pwd1kwai1d">
+            <w:hyperlink w:history="1" r:id="rId-d3xnjnjfinopnhhobzex">
               <w:r>
                 <w:rPr>
                   <w:rFonts w:ascii="Arial" w:cs="Arial" w:eastAsia="Arial" w:hAnsi="Arial"/>
@@ -3833,7 +3833,7 @@
             <w:pPr>
               <w:spacing w:after="20" w:before="0"/>
             </w:pPr>
-            <w:hyperlink w:history="1" r:id="rIdjy6_dmy90qtmmj6lohnzb">
+            <w:hyperlink w:history="1" r:id="rIdi_pmhlhplytgkzjvkqba8">
               <w:r>
                 <w:rPr>
                   <w:rFonts w:ascii="Arial" w:cs="Arial" w:eastAsia="Arial" w:hAnsi="Arial"/>
@@ -3866,7 +3866,7 @@
               <w:spacing w:after="10" w:before="0"/>
               <w:ind w:left="120"/>
             </w:pPr>
-            <w:hyperlink w:history="1" r:id="rIdder8echbzocem2c-ieqhv">
+            <w:hyperlink w:history="1" r:id="rId2nt2wsuroji9d8lozltmb">
               <w:r>
                 <w:rPr>
                   <w:rFonts w:ascii="Arial" w:cs="Arial" w:eastAsia="Arial" w:hAnsi="Arial"/>
@@ -3904,14 +3904,14 @@
                 <w:sz w:val="16"/>
                 <w:szCs w:val="16"/>
               </w:rPr>
-              <w:t xml:space="preserve">📖 HTML:</w:t>
+              <w:t xml:space="preserve">📖 EXERCISE:</w:t>
             </w:r>
           </w:p>
           <w:p>
             <w:pPr>
               <w:spacing w:after="20" w:before="0"/>
             </w:pPr>
-            <w:hyperlink w:history="1" r:id="rIdp_dcxd1cji9rvsmb5vgep">
+            <w:hyperlink w:history="1" r:id="rIdgir9_xbfg57t2fsgowevl">
               <w:r>
                 <w:rPr>
                   <w:rFonts w:ascii="Arial" w:cs="Arial" w:eastAsia="Arial" w:hAnsi="Arial"/>
@@ -3920,7 +3920,7 @@
                   <w:szCs w:val="16"/>
                   <w:u w:val="single" w:color="2E75B6"/>
                 </w:rPr>
-                <w:t xml:space="preserve">Reflections in a Plane Mirror (PLIX)</w:t>
+                <w:t xml:space="preserve">Identify line symmetry</w:t>
               </w:r>
             </w:hyperlink>
           </w:p>
@@ -3936,7 +3936,7 @@
                 <w:sz w:val="14"/>
                 <w:szCs w:val="14"/>
               </w:rPr>
-              <w:t xml:space="preserve">Source: CK-12</w:t>
+              <w:t xml:space="preserve">Source: Khan Academy (English - US curriculum)</w:t>
             </w:r>
           </w:p>
           <w:p>
@@ -3944,7 +3944,7 @@
               <w:spacing w:after="10" w:before="0"/>
               <w:ind w:left="120"/>
             </w:pPr>
-            <w:hyperlink w:history="1" r:id="rId_efljuegy36rtjoyr_vfa">
+            <w:hyperlink w:history="1" r:id="rIdwit8yw5opvbezlatr_90n">
               <w:r>
                 <w:rPr>
                   <w:rFonts w:ascii="Arial" w:cs="Arial" w:eastAsia="Arial" w:hAnsi="Arial"/>
@@ -4139,7 +4139,7 @@
             <w:pPr>
               <w:spacing w:after="20" w:before="0"/>
             </w:pPr>
-            <w:hyperlink w:history="1" r:id="rIdfrlwdtj5-iwtxb2kxxtqm">
+            <w:hyperlink w:history="1" r:id="rIdazxq_0viwkjrmjrgwhz9s">
               <w:r>
                 <w:rPr>
                   <w:rFonts w:ascii="Arial" w:cs="Arial" w:eastAsia="Arial" w:hAnsi="Arial"/>
@@ -4148,7 +4148,7 @@
                   <w:szCs w:val="16"/>
                   <w:u w:val="single" w:color="2E75B6"/>
                 </w:rPr>
-                <w:t xml:space="preserve">Determining reflections</w:t>
+                <w:t xml:space="preserve">Identifying Lines of Symmetry in Various Shapes</w:t>
               </w:r>
             </w:hyperlink>
           </w:p>
@@ -4164,7 +4164,7 @@
                 <w:sz w:val="14"/>
                 <w:szCs w:val="14"/>
               </w:rPr>
-              <w:t xml:space="preserve">Source: Khan Academy (English - US curriculum)</w:t>
+              <w:t xml:space="preserve">Source: CK-12</w:t>
             </w:r>
           </w:p>
           <w:p>
@@ -4172,7 +4172,7 @@
               <w:spacing w:after="10" w:before="0"/>
               <w:ind w:left="120"/>
             </w:pPr>
-            <w:hyperlink w:history="1" r:id="rIdmbd-zlpfmxjh7jufc5ape">
+            <w:hyperlink w:history="1" r:id="rId2_5qsysth0brcdjtgq0ze">
               <w:r>
                 <w:rPr>
                   <w:rFonts w:ascii="Arial" w:cs="Arial" w:eastAsia="Arial" w:hAnsi="Arial"/>
@@ -4217,7 +4217,7 @@
             <w:pPr>
               <w:spacing w:after="20" w:before="0"/>
             </w:pPr>
-            <w:hyperlink w:history="1" r:id="rIdg53lsv2ynmclwykefkmsz">
+            <w:hyperlink w:history="1" r:id="rIdwehlr6hnbmo8galw4i1rf">
               <w:r>
                 <w:rPr>
                   <w:rFonts w:ascii="Arial" w:cs="Arial" w:eastAsia="Arial" w:hAnsi="Arial"/>
@@ -4226,7 +4226,7 @@
                   <w:szCs w:val="16"/>
                   <w:u w:val="single" w:color="2E75B6"/>
                 </w:rPr>
-                <w:t xml:space="preserve">Determine reflections (advanced)</w:t>
+                <w:t xml:space="preserve">Determining Whether Various Shapes Have Lines of Symmetry Practice</w:t>
               </w:r>
             </w:hyperlink>
           </w:p>
@@ -4242,7 +4242,7 @@
                 <w:sz w:val="14"/>
                 <w:szCs w:val="14"/>
               </w:rPr>
-              <w:t xml:space="preserve">Source: Khan Academy (English - US curriculum)</w:t>
+              <w:t xml:space="preserve">Source: CK-12</w:t>
             </w:r>
           </w:p>
           <w:p>
@@ -4250,7 +4250,7 @@
               <w:spacing w:after="10" w:before="0"/>
               <w:ind w:left="120"/>
             </w:pPr>
-            <w:hyperlink w:history="1" r:id="rIdki1oyqjebbnp5zdinndpv">
+            <w:hyperlink w:history="1" r:id="rIdao1vk8mkxiwwm9tshfrip">
               <w:r>
                 <w:rPr>
                   <w:rFonts w:ascii="Arial" w:cs="Arial" w:eastAsia="Arial" w:hAnsi="Arial"/>
@@ -4445,7 +4445,7 @@
             <w:pPr>
               <w:spacing w:after="20" w:before="0"/>
             </w:pPr>
-            <w:hyperlink w:history="1" r:id="rId3yxajvdlqeddpa-rqsddu">
+            <w:hyperlink w:history="1" r:id="rId2w4skldimog_find2no-9">
               <w:r>
                 <w:rPr>
                   <w:rFonts w:ascii="Arial" w:cs="Arial" w:eastAsia="Arial" w:hAnsi="Arial"/>
@@ -4454,7 +4454,7 @@
                   <w:szCs w:val="16"/>
                   <w:u w:val="single" w:color="2E75B6"/>
                 </w:rPr>
-                <w:t xml:space="preserve">Segment congruence equivalent to having same length</w:t>
+                <w:t xml:space="preserve">Determining Whether Various Shapes Have Lines of Symmetry</w:t>
               </w:r>
             </w:hyperlink>
           </w:p>
@@ -4470,7 +4470,7 @@
                 <w:sz w:val="14"/>
                 <w:szCs w:val="14"/>
               </w:rPr>
-              <w:t xml:space="preserve">Source: Khan Academy (English - US curriculum)</w:t>
+              <w:t xml:space="preserve">Source: CK-12</w:t>
             </w:r>
           </w:p>
           <w:p>
@@ -4478,7 +4478,7 @@
               <w:spacing w:after="10" w:before="0"/>
               <w:ind w:left="120"/>
             </w:pPr>
-            <w:hyperlink w:history="1" r:id="rIdbju_1x35ofg-kr34_fpc4">
+            <w:hyperlink w:history="1" r:id="rIdc8-rpwfdmfvlebyvf4oig">
               <w:r>
                 <w:rPr>
                   <w:rFonts w:ascii="Arial" w:cs="Arial" w:eastAsia="Arial" w:hAnsi="Arial"/>
@@ -4523,7 +4523,7 @@
             <w:pPr>
               <w:spacing w:after="20" w:before="0"/>
             </w:pPr>
-            <w:hyperlink w:history="1" r:id="rIdnx4-nqei5ybl8bgydp4va">
+            <w:hyperlink w:history="1" r:id="rIdvvot2vagkwzkx3fza4ihk">
               <w:r>
                 <w:rPr>
                   <w:rFonts w:ascii="Arial" w:cs="Arial" w:eastAsia="Arial" w:hAnsi="Arial"/>
@@ -4532,7 +4532,7 @@
                   <w:szCs w:val="16"/>
                   <w:u w:val="single" w:color="2E75B6"/>
                 </w:rPr>
-                <w:t xml:space="preserve">Determine reflections (advanced)</w:t>
+                <w:t xml:space="preserve">Identifying and Counting the Lines of Symmetry in Various Shapes Practice</w:t>
               </w:r>
             </w:hyperlink>
           </w:p>
@@ -4548,7 +4548,7 @@
                 <w:sz w:val="14"/>
                 <w:szCs w:val="14"/>
               </w:rPr>
-              <w:t xml:space="preserve">Source: Khan Academy (English - US curriculum)</w:t>
+              <w:t xml:space="preserve">Source: CK-12</w:t>
             </w:r>
           </w:p>
           <w:p>
@@ -4556,7 +4556,7 @@
               <w:spacing w:after="10" w:before="0"/>
               <w:ind w:left="120"/>
             </w:pPr>
-            <w:hyperlink w:history="1" r:id="rIdmatezg5mxzm3knpl8wiin">
+            <w:hyperlink w:history="1" r:id="rIdygf23u9zq8h4sjjqvpgnf">
               <w:r>
                 <w:rPr>
                   <w:rFonts w:ascii="Arial" w:cs="Arial" w:eastAsia="Arial" w:hAnsi="Arial"/>
@@ -4751,7 +4751,7 @@
             <w:pPr>
               <w:spacing w:after="20" w:before="0"/>
             </w:pPr>
-            <w:hyperlink w:history="1" r:id="rIdkhylsdghorluxoem66jbq">
+            <w:hyperlink w:history="1" r:id="rIdqyobehxh1grwodkrcgyml">
               <w:r>
                 <w:rPr>
                   <w:rFonts w:ascii="Arial" w:cs="Arial" w:eastAsia="Arial" w:hAnsi="Arial"/>
@@ -4760,7 +4760,7 @@
                   <w:szCs w:val="16"/>
                   <w:u w:val="single" w:color="2E75B6"/>
                 </w:rPr>
-                <w:t xml:space="preserve">Identifying Lines of Symmetry in Letters</w:t>
+                <w:t xml:space="preserve">Identifying and Counting the Lines of Symmetry in Various Shapes</w:t>
               </w:r>
             </w:hyperlink>
           </w:p>
@@ -4784,7 +4784,7 @@
               <w:spacing w:after="10" w:before="0"/>
               <w:ind w:left="120"/>
             </w:pPr>
-            <w:hyperlink w:history="1" r:id="rIdoqeea_yzygdcchhiovkn2">
+            <w:hyperlink w:history="1" r:id="rIdezqutcfbt6qrkey1wazbw">
               <w:r>
                 <w:rPr>
                   <w:rFonts w:ascii="Arial" w:cs="Arial" w:eastAsia="Arial" w:hAnsi="Arial"/>
@@ -4829,7 +4829,7 @@
             <w:pPr>
               <w:spacing w:after="20" w:before="0"/>
             </w:pPr>
-            <w:hyperlink w:history="1" r:id="rIdopcy8vv0_dp05na_gj9rc">
+            <w:hyperlink w:history="1" r:id="rIdhrxoeh7yv5xrpokgkcorg">
               <w:r>
                 <w:rPr>
                   <w:rFonts w:ascii="Arial" w:cs="Arial" w:eastAsia="Arial" w:hAnsi="Arial"/>
@@ -4838,7 +4838,7 @@
                   <w:szCs w:val="16"/>
                   <w:u w:val="single" w:color="2E75B6"/>
                 </w:rPr>
-                <w:t xml:space="preserve">Determine reflections (advanced)</w:t>
+                <w:t xml:space="preserve">Determine reflections</w:t>
               </w:r>
             </w:hyperlink>
           </w:p>
@@ -4862,7 +4862,7 @@
               <w:spacing w:after="10" w:before="0"/>
               <w:ind w:left="120"/>
             </w:pPr>
-            <w:hyperlink w:history="1" r:id="rIdtwmbpikyde9q76pm_jdi6">
+            <w:hyperlink w:history="1" r:id="rIdzb_wlfhla7crv6tdkrm8f">
               <w:r>
                 <w:rPr>
                   <w:rFonts w:ascii="Arial" w:cs="Arial" w:eastAsia="Arial" w:hAnsi="Arial"/>
@@ -5526,7 +5526,7 @@
         </w:rPr>
         <w:t xml:space="preserve">© 2026 SeaVuria and ARES. Aligned with KICD objectives. Developed by SeaVuria; technical implementation by ARES (with AI assistance from Claude). Licensed under </w:t>
       </w:r>
-      <w:hyperlink w:history="1" r:id="rIdrezehotwlc-b7st5lkzja">
+      <w:hyperlink w:history="1" r:id="rIdgw8uvvpiouw33abk8zlhj">
         <w:r>
           <w:rPr>
             <w:rFonts w:ascii="Arial" w:cs="Arial" w:eastAsia="Arial" w:hAnsi="Arial"/>
@@ -5547,7 +5547,7 @@
         </w:rPr>
         <w:t xml:space="preserve"> (</w:t>
       </w:r>
-      <w:hyperlink w:history="1" r:id="rIdj5uyrlxxiefgjaeuaj16f">
+      <w:hyperlink w:history="1" r:id="rIdtcmhqxs7qjybcbf0e9fm_">
         <w:r>
           <w:rPr>
             <w:rFonts w:ascii="Arial" w:cs="Arial" w:eastAsia="Arial" w:hAnsi="Arial"/>
@@ -6719,7 +6719,7 @@
             <w:pPr>
               <w:spacing w:after="20" w:before="0"/>
             </w:pPr>
-            <w:hyperlink w:history="1" r:id="rIdeobqgc10d8qmqea6pu4gx">
+            <w:hyperlink w:history="1" r:id="rIdepmuw6_zt10jg_pxvkx7k">
               <w:r>
                 <w:rPr>
                   <w:rFonts w:ascii="Arial" w:cs="Arial" w:eastAsia="Arial" w:hAnsi="Arial"/>
@@ -6728,7 +6728,7 @@
                   <w:szCs w:val="16"/>
                   <w:u w:val="single" w:color="2E75B6"/>
                 </w:rPr>
-                <w:t xml:space="preserve">Determining reflections (advanced)</w:t>
+                <w:t xml:space="preserve">Identifying Lines of Symmetry in Various Shapes</w:t>
               </w:r>
             </w:hyperlink>
           </w:p>
@@ -6744,7 +6744,7 @@
                 <w:sz w:val="14"/>
                 <w:szCs w:val="14"/>
               </w:rPr>
-              <w:t xml:space="preserve">Source: Khan Academy (English - US curriculum)</w:t>
+              <w:t xml:space="preserve">Source: CK-12</w:t>
             </w:r>
           </w:p>
           <w:p>
@@ -6752,7 +6752,7 @@
               <w:spacing w:after="10" w:before="0"/>
               <w:ind w:left="120"/>
             </w:pPr>
-            <w:hyperlink w:history="1" r:id="rId5rbbliphkl6xegihonvqd">
+            <w:hyperlink w:history="1" r:id="rIdessiudkclwhcdejqxdzkw">
               <w:r>
                 <w:rPr>
                   <w:rFonts w:ascii="Arial" w:cs="Arial" w:eastAsia="Arial" w:hAnsi="Arial"/>
@@ -6790,14 +6790,14 @@
                 <w:sz w:val="16"/>
                 <w:szCs w:val="16"/>
               </w:rPr>
-              <w:t xml:space="preserve">📖 EXERCISE:</w:t>
+              <w:t xml:space="preserve">📖 HTML:</w:t>
             </w:r>
           </w:p>
           <w:p>
             <w:pPr>
               <w:spacing w:after="20" w:before="0"/>
             </w:pPr>
-            <w:hyperlink w:history="1" r:id="rIdh1nsyhzcerub2e5hncat7">
+            <w:hyperlink w:history="1" r:id="rIda8fnyqtwki52xsmvkgyym">
               <w:r>
                 <w:rPr>
                   <w:rFonts w:ascii="Arial" w:cs="Arial" w:eastAsia="Arial" w:hAnsi="Arial"/>
@@ -6806,7 +6806,7 @@
                   <w:szCs w:val="16"/>
                   <w:u w:val="single" w:color="2E75B6"/>
                 </w:rPr>
-                <w:t xml:space="preserve">Determine reflections (advanced)</w:t>
+                <w:t xml:space="preserve">Reflections in a Plane Mirror (PLIX)</w:t>
               </w:r>
             </w:hyperlink>
           </w:p>
@@ -6822,7 +6822,7 @@
                 <w:sz w:val="14"/>
                 <w:szCs w:val="14"/>
               </w:rPr>
-              <w:t xml:space="preserve">Source: Khan Academy (English - US curriculum)</w:t>
+              <w:t xml:space="preserve">Source: CK-12</w:t>
             </w:r>
           </w:p>
           <w:p>
@@ -6830,7 +6830,7 @@
               <w:spacing w:after="10" w:before="0"/>
               <w:ind w:left="120"/>
             </w:pPr>
-            <w:hyperlink w:history="1" r:id="rIdpyqz2u2p-udb_hn-c-oal">
+            <w:hyperlink w:history="1" r:id="rId5g7sr9nppzfn7fa2ihx4y">
               <w:r>
                 <w:rPr>
                   <w:rFonts w:ascii="Arial" w:cs="Arial" w:eastAsia="Arial" w:hAnsi="Arial"/>
@@ -7025,7 +7025,7 @@
             <w:pPr>
               <w:spacing w:after="20" w:before="0"/>
             </w:pPr>
-            <w:hyperlink w:history="1" r:id="rId180pnpmrof9npfhya_vrv">
+            <w:hyperlink w:history="1" r:id="rIdso95eplsehjo1iemnb9ov">
               <w:r>
                 <w:rPr>
                   <w:rFonts w:ascii="Arial" w:cs="Arial" w:eastAsia="Arial" w:hAnsi="Arial"/>
@@ -7058,7 +7058,7 @@
               <w:spacing w:after="10" w:before="0"/>
               <w:ind w:left="120"/>
             </w:pPr>
-            <w:hyperlink w:history="1" r:id="rIdd0ojy01jkp_rcldmt-tzp">
+            <w:hyperlink w:history="1" r:id="rIdyyruhyd0krcm6zpsx1jfs">
               <w:r>
                 <w:rPr>
                   <w:rFonts w:ascii="Arial" w:cs="Arial" w:eastAsia="Arial" w:hAnsi="Arial"/>
@@ -7096,14 +7096,14 @@
                 <w:sz w:val="16"/>
                 <w:szCs w:val="16"/>
               </w:rPr>
-              <w:t xml:space="preserve">📖 HTML:</w:t>
+              <w:t xml:space="preserve">📖 EXERCISE:</w:t>
             </w:r>
           </w:p>
           <w:p>
             <w:pPr>
               <w:spacing w:after="20" w:before="0"/>
             </w:pPr>
-            <w:hyperlink w:history="1" r:id="rIdemo5vuolyhcfje-c8zifv">
+            <w:hyperlink w:history="1" r:id="rIdfwpofp_dzdaltgddxk7wf">
               <w:r>
                 <w:rPr>
                   <w:rFonts w:ascii="Arial" w:cs="Arial" w:eastAsia="Arial" w:hAnsi="Arial"/>
@@ -7112,7 +7112,7 @@
                   <w:szCs w:val="16"/>
                   <w:u w:val="single" w:color="2E75B6"/>
                 </w:rPr>
-                <w:t xml:space="preserve">Reflections in a Plane Mirror (PLIX)</w:t>
+                <w:t xml:space="preserve">Identifying Lines of Symmetry in Various Shapes Practice</w:t>
               </w:r>
             </w:hyperlink>
           </w:p>
@@ -7136,7 +7136,7 @@
               <w:spacing w:after="10" w:before="0"/>
               <w:ind w:left="120"/>
             </w:pPr>
-            <w:hyperlink w:history="1" r:id="rIdz8_pw7a20owzyy-qrvua1">
+            <w:hyperlink w:history="1" r:id="rIdlbypfx8tuwcvvplahzibe">
               <w:r>
                 <w:rPr>
                   <w:rFonts w:ascii="Arial" w:cs="Arial" w:eastAsia="Arial" w:hAnsi="Arial"/>
@@ -7331,7 +7331,7 @@
             <w:pPr>
               <w:spacing w:after="20" w:before="0"/>
             </w:pPr>
-            <w:hyperlink w:history="1" r:id="rIdukhijfu96vxwlmkbdmx-o">
+            <w:hyperlink w:history="1" r:id="rIdjp7qxc2pjdijziivdwmpr">
               <w:r>
                 <w:rPr>
                   <w:rFonts w:ascii="Arial" w:cs="Arial" w:eastAsia="Arial" w:hAnsi="Arial"/>
@@ -7340,7 +7340,7 @@
                   <w:szCs w:val="16"/>
                   <w:u w:val="single" w:color="2E75B6"/>
                 </w:rPr>
-                <w:t xml:space="preserve">Determining reflections</w:t>
+                <w:t xml:space="preserve">Identifying Lines of Symmetry in Letters</w:t>
               </w:r>
             </w:hyperlink>
           </w:p>
@@ -7356,7 +7356,7 @@
                 <w:sz w:val="14"/>
                 <w:szCs w:val="14"/>
               </w:rPr>
-              <w:t xml:space="preserve">Source: Khan Academy (English - US curriculum)</w:t>
+              <w:t xml:space="preserve">Source: CK-12</w:t>
             </w:r>
           </w:p>
           <w:p>
@@ -7364,7 +7364,7 @@
               <w:spacing w:after="10" w:before="0"/>
               <w:ind w:left="120"/>
             </w:pPr>
-            <w:hyperlink w:history="1" r:id="rIdmmwx7funkehssasqwepof">
+            <w:hyperlink w:history="1" r:id="rIdjqrvky6lewcmo635chlpl">
               <w:r>
                 <w:rPr>
                   <w:rFonts w:ascii="Arial" w:cs="Arial" w:eastAsia="Arial" w:hAnsi="Arial"/>
@@ -7409,7 +7409,7 @@
             <w:pPr>
               <w:spacing w:after="20" w:before="0"/>
             </w:pPr>
-            <w:hyperlink w:history="1" r:id="rIdtdgrhtwpbleqs1_dhww9c">
+            <w:hyperlink w:history="1" r:id="rIdmk4uxq4jdpf-6d9averjd">
               <w:r>
                 <w:rPr>
                   <w:rFonts w:ascii="Arial" w:cs="Arial" w:eastAsia="Arial" w:hAnsi="Arial"/>
@@ -7418,7 +7418,7 @@
                   <w:szCs w:val="16"/>
                   <w:u w:val="single" w:color="2E75B6"/>
                 </w:rPr>
-                <w:t xml:space="preserve">Determine reflections (advanced)</w:t>
+                <w:t xml:space="preserve">Identifying Lines of Symmetry in Letters Practice</w:t>
               </w:r>
             </w:hyperlink>
           </w:p>
@@ -7434,7 +7434,7 @@
                 <w:sz w:val="14"/>
                 <w:szCs w:val="14"/>
               </w:rPr>
-              <w:t xml:space="preserve">Source: Khan Academy (English - US curriculum)</w:t>
+              <w:t xml:space="preserve">Source: CK-12</w:t>
             </w:r>
           </w:p>
           <w:p>
@@ -7442,7 +7442,7 @@
               <w:spacing w:after="10" w:before="0"/>
               <w:ind w:left="120"/>
             </w:pPr>
-            <w:hyperlink w:history="1" r:id="rIdyx-tnwjuwlsm8uape5jyb">
+            <w:hyperlink w:history="1" r:id="rId7s_37enisyibhipn1sklg">
               <w:r>
                 <w:rPr>
                   <w:rFonts w:ascii="Arial" w:cs="Arial" w:eastAsia="Arial" w:hAnsi="Arial"/>
@@ -7637,7 +7637,7 @@
             <w:pPr>
               <w:spacing w:after="20" w:before="0"/>
             </w:pPr>
-            <w:hyperlink w:history="1" r:id="rIdxawiyasoawfpuo5mj6_tl">
+            <w:hyperlink w:history="1" r:id="rIdj19b9fszx4ol3iccmp79j">
               <w:r>
                 <w:rPr>
                   <w:rFonts w:ascii="Arial" w:cs="Arial" w:eastAsia="Arial" w:hAnsi="Arial"/>
@@ -7646,7 +7646,7 @@
                   <w:szCs w:val="16"/>
                   <w:u w:val="single" w:color="2E75B6"/>
                 </w:rPr>
-                <w:t xml:space="preserve">Segment congruence equivalent to having same length</w:t>
+                <w:t xml:space="preserve">Identifying and Counting the Lines of Symmetry in Various Shapes</w:t>
               </w:r>
             </w:hyperlink>
           </w:p>
@@ -7662,7 +7662,7 @@
                 <w:sz w:val="14"/>
                 <w:szCs w:val="14"/>
               </w:rPr>
-              <w:t xml:space="preserve">Source: Khan Academy (English - US curriculum)</w:t>
+              <w:t xml:space="preserve">Source: CK-12</w:t>
             </w:r>
           </w:p>
           <w:p>
@@ -7670,7 +7670,7 @@
               <w:spacing w:after="10" w:before="0"/>
               <w:ind w:left="120"/>
             </w:pPr>
-            <w:hyperlink w:history="1" r:id="rId7ahmnvsscgrz4icxli98b">
+            <w:hyperlink w:history="1" r:id="rIdca6vth2bujealt44gdkb_">
               <w:r>
                 <w:rPr>
                   <w:rFonts w:ascii="Arial" w:cs="Arial" w:eastAsia="Arial" w:hAnsi="Arial"/>
@@ -7715,7 +7715,7 @@
             <w:pPr>
               <w:spacing w:after="20" w:before="0"/>
             </w:pPr>
-            <w:hyperlink w:history="1" r:id="rIdcegjibcr4euei0gzqgebl">
+            <w:hyperlink w:history="1" r:id="rIdkdcgip-1imkuuksvqq0vu">
               <w:r>
                 <w:rPr>
                   <w:rFonts w:ascii="Arial" w:cs="Arial" w:eastAsia="Arial" w:hAnsi="Arial"/>
@@ -7724,7 +7724,7 @@
                   <w:szCs w:val="16"/>
                   <w:u w:val="single" w:color="2E75B6"/>
                 </w:rPr>
-                <w:t xml:space="preserve">Determine reflections (advanced)</w:t>
+                <w:t xml:space="preserve">Identifying and Counting the Lines of Symmetry in Various Shapes Practice</w:t>
               </w:r>
             </w:hyperlink>
           </w:p>
@@ -7740,7 +7740,7 @@
                 <w:sz w:val="14"/>
                 <w:szCs w:val="14"/>
               </w:rPr>
-              <w:t xml:space="preserve">Source: Khan Academy (English - US curriculum)</w:t>
+              <w:t xml:space="preserve">Source: CK-12</w:t>
             </w:r>
           </w:p>
           <w:p>
@@ -7748,7 +7748,7 @@
               <w:spacing w:after="10" w:before="0"/>
               <w:ind w:left="120"/>
             </w:pPr>
-            <w:hyperlink w:history="1" r:id="rIdy9zddu8lt4fmfecqr0bwk">
+            <w:hyperlink w:history="1" r:id="rIdjnpmptq_wdnyvyxx0aour">
               <w:r>
                 <w:rPr>
                   <w:rFonts w:ascii="Arial" w:cs="Arial" w:eastAsia="Arial" w:hAnsi="Arial"/>
@@ -7943,7 +7943,7 @@
             <w:pPr>
               <w:spacing w:after="20" w:before="0"/>
             </w:pPr>
-            <w:hyperlink w:history="1" r:id="rIddkbsusnwdkdbv-45xby5v">
+            <w:hyperlink w:history="1" r:id="rIdz4jg5cnd8qkw-55ult22o">
               <w:r>
                 <w:rPr>
                   <w:rFonts w:ascii="Arial" w:cs="Arial" w:eastAsia="Arial" w:hAnsi="Arial"/>
@@ -7952,7 +7952,7 @@
                   <w:szCs w:val="16"/>
                   <w:u w:val="single" w:color="2E75B6"/>
                 </w:rPr>
-                <w:t xml:space="preserve">Identifying Lines of Symmetry in Letters</w:t>
+                <w:t xml:space="preserve">Identifying Lines of Symmetry in Various Shapes</w:t>
               </w:r>
             </w:hyperlink>
           </w:p>
@@ -7976,7 +7976,7 @@
               <w:spacing w:after="10" w:before="0"/>
               <w:ind w:left="120"/>
             </w:pPr>
-            <w:hyperlink w:history="1" r:id="rIdb9a2yqnwb8ozqv2ajow0m">
+            <w:hyperlink w:history="1" r:id="rId2vncskodlnzfdxel0shxr">
               <w:r>
                 <w:rPr>
                   <w:rFonts w:ascii="Arial" w:cs="Arial" w:eastAsia="Arial" w:hAnsi="Arial"/>
@@ -8021,7 +8021,7 @@
             <w:pPr>
               <w:spacing w:after="20" w:before="0"/>
             </w:pPr>
-            <w:hyperlink w:history="1" r:id="rIduaqzpjrsragvzmogejonh">
+            <w:hyperlink w:history="1" r:id="rIdvgzmnahgtqinlidhx0fvk">
               <w:r>
                 <w:rPr>
                   <w:rFonts w:ascii="Arial" w:cs="Arial" w:eastAsia="Arial" w:hAnsi="Arial"/>
@@ -8030,7 +8030,7 @@
                   <w:szCs w:val="16"/>
                   <w:u w:val="single" w:color="2E75B6"/>
                 </w:rPr>
-                <w:t xml:space="preserve">Determine reflections (advanced)</w:t>
+                <w:t xml:space="preserve">Identify line symmetry</w:t>
               </w:r>
             </w:hyperlink>
           </w:p>
@@ -8054,7 +8054,7 @@
               <w:spacing w:after="10" w:before="0"/>
               <w:ind w:left="120"/>
             </w:pPr>
-            <w:hyperlink w:history="1" r:id="rIdetegsnj47kv5wviwnb5qm">
+            <w:hyperlink w:history="1" r:id="rIdclt4yuig4jbr0fyyorlao">
               <w:r>
                 <w:rPr>
                   <w:rFonts w:ascii="Arial" w:cs="Arial" w:eastAsia="Arial" w:hAnsi="Arial"/>
@@ -8566,7 +8566,7 @@
         </w:rPr>
         <w:t xml:space="preserve">© 2026 SeaVuria and ARES. Aligned with KICD objectives. Developed by SeaVuria; technical implementation by ARES (with AI assistance from Claude). Licensed under </w:t>
       </w:r>
-      <w:hyperlink w:history="1" r:id="rId2w3ozjoqns19pk8n0q4rj">
+      <w:hyperlink w:history="1" r:id="rIdw_apo16b05sbn8xdgtokx">
         <w:r>
           <w:rPr>
             <w:rFonts w:ascii="Arial" w:cs="Arial" w:eastAsia="Arial" w:hAnsi="Arial"/>
@@ -8587,7 +8587,7 @@
         </w:rPr>
         <w:t xml:space="preserve"> (</w:t>
       </w:r>
-      <w:hyperlink w:history="1" r:id="rIdypuvzf8hfvav_7ifkeodz">
+      <w:hyperlink w:history="1" r:id="rIdajlakev731fkfagwbczsu">
         <w:r>
           <w:rPr>
             <w:rFonts w:ascii="Arial" w:cs="Arial" w:eastAsia="Arial" w:hAnsi="Arial"/>
@@ -9759,7 +9759,1231 @@
             <w:pPr>
               <w:spacing w:after="20" w:before="0"/>
             </w:pPr>
-            <w:hyperlink w:history="1" r:id="rIddymomfgzsoh0s7attjztl">
+            <w:hyperlink w:history="1" r:id="rIdx_edub8ewjyxdjhkks2zp">
+              <w:r>
+                <w:rPr>
+                  <w:rFonts w:ascii="Arial" w:cs="Arial" w:eastAsia="Arial" w:hAnsi="Arial"/>
+                  <w:color w:val="2E75B6"/>
+                  <w:sz w:val="16"/>
+                  <w:szCs w:val="16"/>
+                  <w:u w:val="single" w:color="2E75B6"/>
+                </w:rPr>
+                <w:t xml:space="preserve">Reflecting shapes: diagonal line of reflection</w:t>
+              </w:r>
+            </w:hyperlink>
+          </w:p>
+          <w:p>
+            <w:pPr>
+              <w:spacing w:after="10" w:before="0"/>
+              <w:ind w:left="120"/>
+            </w:pPr>
+            <w:r>
+              <w:rPr>
+                <w:rFonts w:ascii="Arial" w:cs="Arial" w:eastAsia="Arial" w:hAnsi="Arial"/>
+                <w:color w:val="595959"/>
+                <w:sz w:val="14"/>
+                <w:szCs w:val="14"/>
+              </w:rPr>
+              <w:t xml:space="preserve">Source: Khan Academy (English - US curriculum)</w:t>
+            </w:r>
+          </w:p>
+          <w:p>
+            <w:pPr>
+              <w:spacing w:after="10" w:before="0"/>
+              <w:ind w:left="120"/>
+            </w:pPr>
+            <w:hyperlink w:history="1" r:id="rIdwmb9ixsqrzse_mntnobos">
+              <w:r>
+                <w:rPr>
+                  <w:rFonts w:ascii="Arial" w:cs="Arial" w:eastAsia="Arial" w:hAnsi="Arial"/>
+                  <w:color w:val="595959"/>
+                  <w:sz w:val="14"/>
+                  <w:szCs w:val="14"/>
+                  <w:u w:val="single" w:color="595959"/>
+                </w:rPr>
+                <w:t xml:space="preserve">🔍 Search ARES for similar videos</w:t>
+              </w:r>
+            </w:hyperlink>
+          </w:p>
+          <w:p>
+            <w:pPr>
+              <w:spacing w:after="40" w:before="0"/>
+            </w:pPr>
+            <w:r>
+              <w:rPr>
+                <w:sz w:val="14"/>
+                <w:szCs w:val="14"/>
+              </w:rPr>
+              <w:t xml:space="preserve"/>
+            </w:r>
+          </w:p>
+          <w:p>
+            <w:pPr>
+              <w:spacing w:after="20" w:before="0"/>
+            </w:pPr>
+            <w:r>
+              <w:rPr>
+                <w:rFonts w:ascii="Arial" w:cs="Arial" w:eastAsia="Arial" w:hAnsi="Arial"/>
+                <w:b/>
+                <w:bCs/>
+                <w:color w:val="1F3864"/>
+                <w:sz w:val="16"/>
+                <w:szCs w:val="16"/>
+              </w:rPr>
+              <w:t xml:space="preserve">📖 EXERCISE:</w:t>
+            </w:r>
+          </w:p>
+          <w:p>
+            <w:pPr>
+              <w:spacing w:after="20" w:before="0"/>
+            </w:pPr>
+            <w:hyperlink w:history="1" r:id="rIdvk4kcak4up5r1fkwvalna">
+              <w:r>
+                <w:rPr>
+                  <w:rFonts w:ascii="Arial" w:cs="Arial" w:eastAsia="Arial" w:hAnsi="Arial"/>
+                  <w:color w:val="2E75B6"/>
+                  <w:sz w:val="16"/>
+                  <w:szCs w:val="16"/>
+                  <w:u w:val="single" w:color="2E75B6"/>
+                </w:rPr>
+                <w:t xml:space="preserve">Reflecting points in the coordinate plane</w:t>
+              </w:r>
+            </w:hyperlink>
+          </w:p>
+          <w:p>
+            <w:pPr>
+              <w:spacing w:after="10" w:before="0"/>
+              <w:ind w:left="120"/>
+            </w:pPr>
+            <w:r>
+              <w:rPr>
+                <w:rFonts w:ascii="Arial" w:cs="Arial" w:eastAsia="Arial" w:hAnsi="Arial"/>
+                <w:color w:val="595959"/>
+                <w:sz w:val="14"/>
+                <w:szCs w:val="14"/>
+              </w:rPr>
+              <w:t xml:space="preserve">Source: Khan Academy (English - US curriculum)</w:t>
+            </w:r>
+          </w:p>
+          <w:p>
+            <w:pPr>
+              <w:spacing w:after="10" w:before="0"/>
+              <w:ind w:left="120"/>
+            </w:pPr>
+            <w:hyperlink w:history="1" r:id="rIdfcmtnjeu-cy5mlx3tvgbc">
+              <w:r>
+                <w:rPr>
+                  <w:rFonts w:ascii="Arial" w:cs="Arial" w:eastAsia="Arial" w:hAnsi="Arial"/>
+                  <w:color w:val="595959"/>
+                  <w:sz w:val="14"/>
+                  <w:szCs w:val="14"/>
+                  <w:u w:val="single" w:color="595959"/>
+                </w:rPr>
+                <w:t xml:space="preserve">🔍 Search ARES for similar readings</w:t>
+              </w:r>
+            </w:hyperlink>
+          </w:p>
+        </w:tc>
+        <w:tc>
+          <w:tcPr>
+            <w:tcW w:type="dxa" w:w="3040"/>
+            <w:shd w:fill="FFFFFF" w:color="auto" w:val="clear"/>
+            <w:tcMar>
+              <w:top w:type="dxa" w:w="60"/>
+              <w:left w:type="dxa" w:w="120"/>
+              <w:bottom w:type="dxa" w:w="60"/>
+              <w:right w:type="dxa" w:w="120"/>
+            </w:tcMar>
+            <w:vAlign w:val="top"/>
+          </w:tcPr>
+          <w:p>
+            <w:pPr>
+              <w:spacing w:after="40" w:before="0"/>
+              <w:jc w:val="left"/>
+            </w:pPr>
+            <w:r>
+              <w:rPr>
+                <w:rFonts w:ascii="Arial" w:cs="Arial" w:eastAsia="Arial" w:hAnsi="Arial"/>
+                <w:b w:val="false"/>
+                <w:bCs w:val="false"/>
+                <w:i w:val="false"/>
+                <w:iCs w:val="false"/>
+                <w:color w:val="000000"/>
+                <w:sz w:val="18"/>
+                <w:szCs w:val="18"/>
+              </w:rPr>
+              <w:t xml:space="preserve">Each learner receives a half-page Cartesian grid (axes from −6 to 6) with a single point P(3, 2) marked. The teacher asks: 'Without drawing anything yet, write down in your notebook what you think the coordinates of P's mirror image will be if the mirror line is the y-axis.' Learners write a prediction individually (1 minute), then share with a shoulder partner. Two or three pairs share out to the class before any instruction.</w:t>
+            </w:r>
+          </w:p>
+        </w:tc>
+        <w:tc>
+          <w:tcPr>
+            <w:tcW w:type="dxa" w:w="3040"/>
+            <w:shd w:fill="F2F2F2" w:color="auto" w:val="clear"/>
+            <w:tcMar>
+              <w:top w:type="dxa" w:w="60"/>
+              <w:left w:type="dxa" w:w="120"/>
+              <w:bottom w:type="dxa" w:w="60"/>
+              <w:right w:type="dxa" w:w="120"/>
+            </w:tcMar>
+            <w:vAlign w:val="top"/>
+          </w:tcPr>
+          <w:p>
+            <w:pPr>
+              <w:spacing w:after="40" w:before="0"/>
+              <w:jc w:val="left"/>
+            </w:pPr>
+            <w:r>
+              <w:rPr>
+                <w:rFonts w:ascii="Arial" w:cs="Arial" w:eastAsia="Arial" w:hAnsi="Arial"/>
+                <w:b w:val="false"/>
+                <w:bCs w:val="false"/>
+                <w:i w:val="false"/>
+                <w:iCs w:val="false"/>
+                <w:color w:val="000000"/>
+                <w:sz w:val="18"/>
+                <w:szCs w:val="18"/>
+              </w:rPr>
+              <w:t xml:space="preserve">Distribute grids as learners settle. Say: 'Look at the grid. You can see point P at (3, 2). We are going back to the matatu mirror — but now the mirror is a line on this grid. The y-axis is the mirror. Where will P's image appear? Write your prediction — coordinates only — in your notebook. You have 60 seconds. Go.' [WAIT — allow 60 seconds of silent writing.] After 60 seconds: 'Share your prediction with the person next to you. Do you agree or disagree? Why?' [WAIT 30 seconds for partner talk.] Cold-call 3 pairs: 'Pair at the front left — what did you predict and why?' Accept all answers without confirming or correcting. Write predicted coordinates on the board in a T-table headed 'Our Predictions.' Say: 'Keep these predictions visible — we will check them in the next phase.'</w:t>
+            </w:r>
+          </w:p>
+        </w:tc>
+        <w:tc>
+          <w:tcPr>
+            <w:tcW w:type="dxa" w:w="3040"/>
+            <w:shd w:fill="FFFFFF" w:color="auto" w:val="clear"/>
+            <w:tcMar>
+              <w:top w:type="dxa" w:w="60"/>
+              <w:left w:type="dxa" w:w="120"/>
+              <w:bottom w:type="dxa" w:w="60"/>
+              <w:right w:type="dxa" w:w="120"/>
+            </w:tcMar>
+            <w:vAlign w:val="top"/>
+          </w:tcPr>
+          <w:p>
+            <w:pPr>
+              <w:spacing w:after="40" w:before="0"/>
+              <w:jc w:val="left"/>
+            </w:pPr>
+            <w:r>
+              <w:rPr>
+                <w:rFonts w:ascii="Arial" w:cs="Arial" w:eastAsia="Arial" w:hAnsi="Arial"/>
+                <w:b w:val="false"/>
+                <w:bCs w:val="false"/>
+                <w:i w:val="false"/>
+                <w:iCs w:val="false"/>
+                <w:color w:val="000000"/>
+                <w:sz w:val="18"/>
+                <w:szCs w:val="18"/>
+              </w:rPr>
+              <w:t xml:space="preserve">Prediction with Justification: asking learners to commit a coordinate pair to paper before instruction activates prior knowledge from Lesson 2 (equal distances from mirror line) and creates cognitive tension when predictions vary — motivating careful observation in the next phase.</w:t>
+            </w:r>
+          </w:p>
+        </w:tc>
+        <w:tc>
+          <w:tcPr>
+            <w:tcW w:type="dxa" w:w="3040"/>
+            <w:shd w:fill="F2F2F2" w:color="auto" w:val="clear"/>
+            <w:tcMar>
+              <w:top w:type="dxa" w:w="60"/>
+              <w:left w:type="dxa" w:w="120"/>
+              <w:bottom w:type="dxa" w:w="60"/>
+              <w:right w:type="dxa" w:w="120"/>
+            </w:tcMar>
+            <w:vAlign w:val="top"/>
+          </w:tcPr>
+          <w:p>
+            <w:pPr>
+              <w:spacing w:after="40" w:before="0"/>
+              <w:jc w:val="left"/>
+            </w:pPr>
+            <w:r>
+              <w:rPr>
+                <w:rFonts w:ascii="Arial" w:cs="Arial" w:eastAsia="Arial" w:hAnsi="Arial"/>
+                <w:b w:val="false"/>
+                <w:bCs w:val="false"/>
+                <w:i w:val="false"/>
+                <w:iCs w:val="false"/>
+                <w:color w:val="000000"/>
+                <w:sz w:val="18"/>
+                <w:szCs w:val="18"/>
+              </w:rPr>
+              <w:t xml:space="preserve">Teacher scans notebooks during partner share: look for whether learners correctly negate the x-coordinate (−3, 2), reflect both coordinates (−3, −2), or make other errors. Tally the frequency of each prediction type on the board — this data guides how much time to spend on the y-axis rule in the Observe phase.</w:t>
+            </w:r>
+          </w:p>
+        </w:tc>
+      </w:tr>
+      <w:tr>
+        <w:tc>
+          <w:tcPr>
+            <w:tcW w:type="dxa" w:w="1520"/>
+            <w:shd w:fill="D9EEF1" w:color="auto" w:val="clear"/>
+            <w:tcMar>
+              <w:top w:type="dxa" w:w="60"/>
+              <w:left w:type="dxa" w:w="120"/>
+              <w:bottom w:type="dxa" w:w="60"/>
+              <w:right w:type="dxa" w:w="120"/>
+            </w:tcMar>
+            <w:vAlign w:val="top"/>
+          </w:tcPr>
+          <w:p>
+            <w:pPr>
+              <w:spacing w:after="40" w:before="0"/>
+              <w:jc w:val="left"/>
+            </w:pPr>
+            <w:r>
+              <w:rPr>
+                <w:rFonts w:ascii="Arial" w:cs="Arial" w:eastAsia="Arial" w:hAnsi="Arial"/>
+                <w:b/>
+                <w:bCs/>
+                <w:i w:val="false"/>
+                <w:iCs w:val="false"/>
+                <w:color w:val="000000"/>
+                <w:sz w:val="18"/>
+                <w:szCs w:val="18"/>
+              </w:rPr>
+              <w:t xml:space="preserve">Observe Phase</w:t>
+            </w:r>
+          </w:p>
+          <w:p>
+            <w:pPr>
+              <w:spacing w:after="20" w:before="0"/>
+            </w:pPr>
+            <w:r>
+              <w:rPr>
+                <w:rFonts w:ascii="Arial" w:cs="Arial" w:eastAsia="Arial" w:hAnsi="Arial"/>
+                <w:b/>
+                <w:bCs/>
+                <w:color w:val="1F3864"/>
+                <w:sz w:val="16"/>
+                <w:szCs w:val="16"/>
+              </w:rPr>
+              <w:t xml:space="preserve">📹 VIDEO:</w:t>
+            </w:r>
+          </w:p>
+          <w:p>
+            <w:pPr>
+              <w:spacing w:after="20" w:before="0"/>
+            </w:pPr>
+            <w:hyperlink w:history="1" r:id="rIdxphn1soywxzrdlihtgafe">
+              <w:r>
+                <w:rPr>
+                  <w:rFonts w:ascii="Arial" w:cs="Arial" w:eastAsia="Arial" w:hAnsi="Arial"/>
+                  <w:color w:val="2E75B6"/>
+                  <w:sz w:val="16"/>
+                  <w:szCs w:val="16"/>
+                  <w:u w:val="single" w:color="2E75B6"/>
+                </w:rPr>
+                <w:t xml:space="preserve">Reflecting points in the coordinate plane</w:t>
+              </w:r>
+            </w:hyperlink>
+          </w:p>
+          <w:p>
+            <w:pPr>
+              <w:spacing w:after="10" w:before="0"/>
+              <w:ind w:left="120"/>
+            </w:pPr>
+            <w:r>
+              <w:rPr>
+                <w:rFonts w:ascii="Arial" w:cs="Arial" w:eastAsia="Arial" w:hAnsi="Arial"/>
+                <w:color w:val="595959"/>
+                <w:sz w:val="14"/>
+                <w:szCs w:val="14"/>
+              </w:rPr>
+              <w:t xml:space="preserve">Source: Khan Academy (English - US curriculum)</w:t>
+            </w:r>
+          </w:p>
+          <w:p>
+            <w:pPr>
+              <w:spacing w:after="10" w:before="0"/>
+              <w:ind w:left="120"/>
+            </w:pPr>
+            <w:hyperlink w:history="1" r:id="rIdeywg-ccuym79qbayfqo-d">
+              <w:r>
+                <w:rPr>
+                  <w:rFonts w:ascii="Arial" w:cs="Arial" w:eastAsia="Arial" w:hAnsi="Arial"/>
+                  <w:color w:val="595959"/>
+                  <w:sz w:val="14"/>
+                  <w:szCs w:val="14"/>
+                  <w:u w:val="single" w:color="595959"/>
+                </w:rPr>
+                <w:t xml:space="preserve">🔍 Search ARES for similar videos</w:t>
+              </w:r>
+            </w:hyperlink>
+          </w:p>
+          <w:p>
+            <w:pPr>
+              <w:spacing w:after="40" w:before="0"/>
+            </w:pPr>
+            <w:r>
+              <w:rPr>
+                <w:sz w:val="14"/>
+                <w:szCs w:val="14"/>
+              </w:rPr>
+              <w:t xml:space="preserve"/>
+            </w:r>
+          </w:p>
+          <w:p>
+            <w:pPr>
+              <w:spacing w:after="20" w:before="0"/>
+            </w:pPr>
+            <w:r>
+              <w:rPr>
+                <w:rFonts w:ascii="Arial" w:cs="Arial" w:eastAsia="Arial" w:hAnsi="Arial"/>
+                <w:b/>
+                <w:bCs/>
+                <w:color w:val="1F3864"/>
+                <w:sz w:val="16"/>
+                <w:szCs w:val="16"/>
+              </w:rPr>
+              <w:t xml:space="preserve">📖 EXERCISE:</w:t>
+            </w:r>
+          </w:p>
+          <w:p>
+            <w:pPr>
+              <w:spacing w:after="20" w:before="0"/>
+            </w:pPr>
+            <w:hyperlink w:history="1" r:id="rIdslcgpz4oavjabfbrswddc">
+              <w:r>
+                <w:rPr>
+                  <w:rFonts w:ascii="Arial" w:cs="Arial" w:eastAsia="Arial" w:hAnsi="Arial"/>
+                  <w:color w:val="2E75B6"/>
+                  <w:sz w:val="16"/>
+                  <w:szCs w:val="16"/>
+                  <w:u w:val="single" w:color="2E75B6"/>
+                </w:rPr>
+                <w:t xml:space="preserve">Determine reflections</w:t>
+              </w:r>
+            </w:hyperlink>
+          </w:p>
+          <w:p>
+            <w:pPr>
+              <w:spacing w:after="10" w:before="0"/>
+              <w:ind w:left="120"/>
+            </w:pPr>
+            <w:r>
+              <w:rPr>
+                <w:rFonts w:ascii="Arial" w:cs="Arial" w:eastAsia="Arial" w:hAnsi="Arial"/>
+                <w:color w:val="595959"/>
+                <w:sz w:val="14"/>
+                <w:szCs w:val="14"/>
+              </w:rPr>
+              <w:t xml:space="preserve">Source: Khan Academy (English - US curriculum)</w:t>
+            </w:r>
+          </w:p>
+          <w:p>
+            <w:pPr>
+              <w:spacing w:after="10" w:before="0"/>
+              <w:ind w:left="120"/>
+            </w:pPr>
+            <w:hyperlink w:history="1" r:id="rIdavsx9sxmfq_5lzorqbz-e">
+              <w:r>
+                <w:rPr>
+                  <w:rFonts w:ascii="Arial" w:cs="Arial" w:eastAsia="Arial" w:hAnsi="Arial"/>
+                  <w:color w:val="595959"/>
+                  <w:sz w:val="14"/>
+                  <w:szCs w:val="14"/>
+                  <w:u w:val="single" w:color="595959"/>
+                </w:rPr>
+                <w:t xml:space="preserve">🔍 Search ARES for similar readings</w:t>
+              </w:r>
+            </w:hyperlink>
+          </w:p>
+        </w:tc>
+        <w:tc>
+          <w:tcPr>
+            <w:tcW w:type="dxa" w:w="3040"/>
+            <w:shd w:fill="FFFFFF" w:color="auto" w:val="clear"/>
+            <w:tcMar>
+              <w:top w:type="dxa" w:w="60"/>
+              <w:left w:type="dxa" w:w="120"/>
+              <w:bottom w:type="dxa" w:w="60"/>
+              <w:right w:type="dxa" w:w="120"/>
+            </w:tcMar>
+            <w:vAlign w:val="top"/>
+          </w:tcPr>
+          <w:p>
+            <w:pPr>
+              <w:spacing w:after="40" w:before="0"/>
+              <w:jc w:val="left"/>
+            </w:pPr>
+            <w:r>
+              <w:rPr>
+                <w:rFonts w:ascii="Arial" w:cs="Arial" w:eastAsia="Arial" w:hAnsi="Arial"/>
+                <w:b w:val="false"/>
+                <w:bCs w:val="false"/>
+                <w:i w:val="false"/>
+                <w:iCs w:val="false"/>
+                <w:color w:val="000000"/>
+                <w:sz w:val="18"/>
+                <w:szCs w:val="18"/>
+              </w:rPr>
+              <w:t xml:space="preserve">Working in pairs, learners carry out a structured four-part grid investigation. They receive a Reflection Investigation Worksheet with four separate Cartesian grids, each showing a small lorry-shaped quadrilateral ABCD (vertices A(1,1), B(4,1), C(4,3), D(1,3)) and a different mirror line labelled on each grid: (i) y-axis (x = 0), (ii) x-axis (y = 0), (iii) y = x, (iv) y = −x. For each grid, learners: (a) draw the perpendicular from each vertex to the mirror line using a ruler and set-square; (b) count grid squares from vertex to mirror line; (c) count the same number of squares on the other side; (d) plot and label the image vertex A′B′C′D′; (e) record the object and image coordinates in a table. After completing all four grids, learners complete a Coordinate Rule Table: they write the general rule (a, b) → (?, ?) for each mirror line.</w:t>
+            </w:r>
+          </w:p>
+        </w:tc>
+        <w:tc>
+          <w:tcPr>
+            <w:tcW w:type="dxa" w:w="3040"/>
+            <w:shd w:fill="F2F2F2" w:color="auto" w:val="clear"/>
+            <w:tcMar>
+              <w:top w:type="dxa" w:w="60"/>
+              <w:left w:type="dxa" w:w="120"/>
+              <w:bottom w:type="dxa" w:w="60"/>
+              <w:right w:type="dxa" w:w="120"/>
+            </w:tcMar>
+            <w:vAlign w:val="top"/>
+          </w:tcPr>
+          <w:p>
+            <w:pPr>
+              <w:spacing w:after="40" w:before="0"/>
+              <w:jc w:val="left"/>
+            </w:pPr>
+            <w:r>
+              <w:rPr>
+                <w:rFonts w:ascii="Arial" w:cs="Arial" w:eastAsia="Arial" w:hAnsi="Arial"/>
+                <w:b w:val="false"/>
+                <w:bCs w:val="false"/>
+                <w:i w:val="false"/>
+                <w:iCs w:val="false"/>
+                <w:color w:val="000000"/>
+                <w:sz w:val="18"/>
+                <w:szCs w:val="18"/>
+              </w:rPr>
+              <w:t xml:space="preserve">Distribute the worksheet. Say: 'This quadrilateral represents the lorry that the matatu conductor is watching in the mirror. Your job is a mathematician's job: find the exact rule that the mirror follows. Work in pairs. Use your ruler and set-square every time — do not estimate.' [Circulate for 2 minutes, checking that learners are drawing perpendiculars and not just reflecting by eye.] After 2 minutes, pause the class: 'Quick check — hold up your set-square. Everyone should be using it to make a 90-degree angle with the mirror line. If you are not, adjust now.' [Resume circulation.] At 8 minutes, stop the class for a mid-activity share: 'Pairs who have finished grids (i) and (ii), tell me — what pattern do you see in the x-coordinates when you reflect across the y-axis?' Cold-call 2 pairs. [WAIT 10 seconds after each response before probing.] Say: 'Does the lorry on grid (i) look the same size as the original? Count the side lengths and tell me.' [WAIT 15 seconds.] Continue: 'Finish grids (iii) and (iv). You have 8 more minutes.' Circulate and prompt struggling learners: 'Draw your perpendicular first. How far is vertex A from the line y = x? Count diagonally along the grid squares.' At 16 minutes, bring class back together. Cold-call 3 different pairs to read their coordinate rule for each of the four mirror lines. Record the rules on the board in a class Reference Table.</w:t>
+            </w:r>
+          </w:p>
+        </w:tc>
+        <w:tc>
+          <w:tcPr>
+            <w:tcW w:type="dxa" w:w="3040"/>
+            <w:shd w:fill="FFFFFF" w:color="auto" w:val="clear"/>
+            <w:tcMar>
+              <w:top w:type="dxa" w:w="60"/>
+              <w:left w:type="dxa" w:w="120"/>
+              <w:bottom w:type="dxa" w:w="60"/>
+              <w:right w:type="dxa" w:w="120"/>
+            </w:tcMar>
+            <w:vAlign w:val="top"/>
+          </w:tcPr>
+          <w:p>
+            <w:pPr>
+              <w:spacing w:after="40" w:before="0"/>
+              <w:jc w:val="left"/>
+            </w:pPr>
+            <w:r>
+              <w:rPr>
+                <w:rFonts w:ascii="Arial" w:cs="Arial" w:eastAsia="Arial" w:hAnsi="Arial"/>
+                <w:b w:val="false"/>
+                <w:bCs w:val="false"/>
+                <w:i w:val="false"/>
+                <w:iCs w:val="false"/>
+                <w:color w:val="000000"/>
+                <w:sz w:val="18"/>
+                <w:szCs w:val="18"/>
+              </w:rPr>
+              <w:t xml:space="preserve">Structured Data Collection with Pattern Detection: the four-grid parallel structure allows learners to notice that each mirror line produces a different-but-systematic coordinate transformation. Recording raw coordinates before writing the rule mirrors the NGSS practice of Analysing and Interpreting Data — learners derive the abstraction from their own measurements rather than receiving it as a definition.</w:t>
+            </w:r>
+          </w:p>
+        </w:tc>
+        <w:tc>
+          <w:tcPr>
+            <w:tcW w:type="dxa" w:w="3040"/>
+            <w:shd w:fill="F2F2F2" w:color="auto" w:val="clear"/>
+            <w:tcMar>
+              <w:top w:type="dxa" w:w="60"/>
+              <w:left w:type="dxa" w:w="120"/>
+              <w:bottom w:type="dxa" w:w="60"/>
+              <w:right w:type="dxa" w:w="120"/>
+            </w:tcMar>
+            <w:vAlign w:val="top"/>
+          </w:tcPr>
+          <w:p>
+            <w:pPr>
+              <w:spacing w:after="40" w:before="0"/>
+              <w:jc w:val="left"/>
+            </w:pPr>
+            <w:r>
+              <w:rPr>
+                <w:rFonts w:ascii="Arial" w:cs="Arial" w:eastAsia="Arial" w:hAnsi="Arial"/>
+                <w:b w:val="false"/>
+                <w:bCs w:val="false"/>
+                <w:i w:val="false"/>
+                <w:iCs w:val="false"/>
+                <w:color w:val="000000"/>
+                <w:sz w:val="18"/>
+                <w:szCs w:val="18"/>
+              </w:rPr>
+              <w:t xml:space="preserve">Circulate and check: (1) Are perpendiculars genuinely perpendicular (set-square used)? (2) Are image vertices equidistant from the mirror line — teacher counts squares alongside learners when errors are spotted. (3) In the Coordinate Rule Table, watch for the common confusion on y = x: learners may write (a, b) → (−b, −a) instead of (b, a). Identify any pair making this error and address in the Explain phase.</w:t>
+            </w:r>
+          </w:p>
+        </w:tc>
+      </w:tr>
+      <w:tr>
+        <w:tc>
+          <w:tcPr>
+            <w:tcW w:type="dxa" w:w="1520"/>
+            <w:shd w:fill="E2EFDA" w:color="auto" w:val="clear"/>
+            <w:tcMar>
+              <w:top w:type="dxa" w:w="60"/>
+              <w:left w:type="dxa" w:w="120"/>
+              <w:bottom w:type="dxa" w:w="60"/>
+              <w:right w:type="dxa" w:w="120"/>
+            </w:tcMar>
+            <w:vAlign w:val="top"/>
+          </w:tcPr>
+          <w:p>
+            <w:pPr>
+              <w:spacing w:after="40" w:before="0"/>
+              <w:jc w:val="left"/>
+            </w:pPr>
+            <w:r>
+              <w:rPr>
+                <w:rFonts w:ascii="Arial" w:cs="Arial" w:eastAsia="Arial" w:hAnsi="Arial"/>
+                <w:b/>
+                <w:bCs/>
+                <w:i w:val="false"/>
+                <w:iCs w:val="false"/>
+                <w:color w:val="000000"/>
+                <w:sz w:val="18"/>
+                <w:szCs w:val="18"/>
+              </w:rPr>
+              <w:t xml:space="preserve">Explain Phase</w:t>
+            </w:r>
+          </w:p>
+          <w:p>
+            <w:pPr>
+              <w:spacing w:after="20" w:before="0"/>
+            </w:pPr>
+            <w:r>
+              <w:rPr>
+                <w:rFonts w:ascii="Arial" w:cs="Arial" w:eastAsia="Arial" w:hAnsi="Arial"/>
+                <w:b/>
+                <w:bCs/>
+                <w:color w:val="1F3864"/>
+                <w:sz w:val="16"/>
+                <w:szCs w:val="16"/>
+              </w:rPr>
+              <w:t xml:space="preserve">📹 VIDEO:</w:t>
+            </w:r>
+          </w:p>
+          <w:p>
+            <w:pPr>
+              <w:spacing w:after="20" w:before="0"/>
+            </w:pPr>
+            <w:hyperlink w:history="1" r:id="rId6rfyc2geafzlsntz97gzy">
+              <w:r>
+                <w:rPr>
+                  <w:rFonts w:ascii="Arial" w:cs="Arial" w:eastAsia="Arial" w:hAnsi="Arial"/>
+                  <w:color w:val="2E75B6"/>
+                  <w:sz w:val="16"/>
+                  <w:szCs w:val="16"/>
+                  <w:u w:val="single" w:color="2E75B6"/>
+                </w:rPr>
+                <w:t xml:space="preserve">Reflecting shapes: diagonal line of reflection</w:t>
+              </w:r>
+            </w:hyperlink>
+          </w:p>
+          <w:p>
+            <w:pPr>
+              <w:spacing w:after="10" w:before="0"/>
+              <w:ind w:left="120"/>
+            </w:pPr>
+            <w:r>
+              <w:rPr>
+                <w:rFonts w:ascii="Arial" w:cs="Arial" w:eastAsia="Arial" w:hAnsi="Arial"/>
+                <w:color w:val="595959"/>
+                <w:sz w:val="14"/>
+                <w:szCs w:val="14"/>
+              </w:rPr>
+              <w:t xml:space="preserve">Source: Khan Academy (English - US curriculum)</w:t>
+            </w:r>
+          </w:p>
+          <w:p>
+            <w:pPr>
+              <w:spacing w:after="10" w:before="0"/>
+              <w:ind w:left="120"/>
+            </w:pPr>
+            <w:hyperlink w:history="1" r:id="rIdvkibk89db2xctxan5yqpi">
+              <w:r>
+                <w:rPr>
+                  <w:rFonts w:ascii="Arial" w:cs="Arial" w:eastAsia="Arial" w:hAnsi="Arial"/>
+                  <w:color w:val="595959"/>
+                  <w:sz w:val="14"/>
+                  <w:szCs w:val="14"/>
+                  <w:u w:val="single" w:color="595959"/>
+                </w:rPr>
+                <w:t xml:space="preserve">🔍 Search ARES for similar videos</w:t>
+              </w:r>
+            </w:hyperlink>
+          </w:p>
+          <w:p>
+            <w:pPr>
+              <w:spacing w:after="40" w:before="0"/>
+            </w:pPr>
+            <w:r>
+              <w:rPr>
+                <w:sz w:val="14"/>
+                <w:szCs w:val="14"/>
+              </w:rPr>
+              <w:t xml:space="preserve"/>
+            </w:r>
+          </w:p>
+          <w:p>
+            <w:pPr>
+              <w:spacing w:after="20" w:before="0"/>
+            </w:pPr>
+            <w:r>
+              <w:rPr>
+                <w:rFonts w:ascii="Arial" w:cs="Arial" w:eastAsia="Arial" w:hAnsi="Arial"/>
+                <w:b/>
+                <w:bCs/>
+                <w:color w:val="1F3864"/>
+                <w:sz w:val="16"/>
+                <w:szCs w:val="16"/>
+              </w:rPr>
+              <w:t xml:space="preserve">📖 EXERCISE:</w:t>
+            </w:r>
+          </w:p>
+          <w:p>
+            <w:pPr>
+              <w:spacing w:after="20" w:before="0"/>
+            </w:pPr>
+            <w:hyperlink w:history="1" r:id="rIdgjvyrvs4qj69x6dftrtt3">
+              <w:r>
+                <w:rPr>
+                  <w:rFonts w:ascii="Arial" w:cs="Arial" w:eastAsia="Arial" w:hAnsi="Arial"/>
+                  <w:color w:val="2E75B6"/>
+                  <w:sz w:val="16"/>
+                  <w:szCs w:val="16"/>
+                  <w:u w:val="single" w:color="2E75B6"/>
+                </w:rPr>
+                <w:t xml:space="preserve">Reflect points</w:t>
+              </w:r>
+            </w:hyperlink>
+          </w:p>
+          <w:p>
+            <w:pPr>
+              <w:spacing w:after="10" w:before="0"/>
+              <w:ind w:left="120"/>
+            </w:pPr>
+            <w:r>
+              <w:rPr>
+                <w:rFonts w:ascii="Arial" w:cs="Arial" w:eastAsia="Arial" w:hAnsi="Arial"/>
+                <w:color w:val="595959"/>
+                <w:sz w:val="14"/>
+                <w:szCs w:val="14"/>
+              </w:rPr>
+              <w:t xml:space="preserve">Source: Khan Academy (English - US curriculum)</w:t>
+            </w:r>
+          </w:p>
+          <w:p>
+            <w:pPr>
+              <w:spacing w:after="10" w:before="0"/>
+              <w:ind w:left="120"/>
+            </w:pPr>
+            <w:hyperlink w:history="1" r:id="rIdcibhpns6srvfsvsixxnhk">
+              <w:r>
+                <w:rPr>
+                  <w:rFonts w:ascii="Arial" w:cs="Arial" w:eastAsia="Arial" w:hAnsi="Arial"/>
+                  <w:color w:val="595959"/>
+                  <w:sz w:val="14"/>
+                  <w:szCs w:val="14"/>
+                  <w:u w:val="single" w:color="595959"/>
+                </w:rPr>
+                <w:t xml:space="preserve">🔍 Search ARES for similar readings</w:t>
+              </w:r>
+            </w:hyperlink>
+          </w:p>
+        </w:tc>
+        <w:tc>
+          <w:tcPr>
+            <w:tcW w:type="dxa" w:w="3040"/>
+            <w:shd w:fill="FFFFFF" w:color="auto" w:val="clear"/>
+            <w:tcMar>
+              <w:top w:type="dxa" w:w="60"/>
+              <w:left w:type="dxa" w:w="120"/>
+              <w:bottom w:type="dxa" w:w="60"/>
+              <w:right w:type="dxa" w:w="120"/>
+            </w:tcMar>
+            <w:vAlign w:val="top"/>
+          </w:tcPr>
+          <w:p>
+            <w:pPr>
+              <w:spacing w:after="40" w:before="0"/>
+              <w:jc w:val="left"/>
+            </w:pPr>
+            <w:r>
+              <w:rPr>
+                <w:rFonts w:ascii="Arial" w:cs="Arial" w:eastAsia="Arial" w:hAnsi="Arial"/>
+                <w:b w:val="false"/>
+                <w:bCs w:val="false"/>
+                <w:i w:val="false"/>
+                <w:iCs w:val="false"/>
+                <w:color w:val="000000"/>
+                <w:sz w:val="18"/>
+                <w:szCs w:val="18"/>
+              </w:rPr>
+              <w:t xml:space="preserve">Learners individually complete a Reflection Rules Reference Card — a half-page template with four rows (one per mirror line) where they write the mirror line equation, the coordinate rule, and a worked example using one vertex of their lorry quadrilateral. They then answer two consolidation questions: (Q1) A point K(−2, 5) is reflected across the line y = x. Write the coordinates of K′. (Q2) The image of point M after reflection is M′(4, −3). If the mirror line is the x-axis, write the coordinates of M. After individual work (5 minutes), pairs compare answers and resolve disagreements. The teacher facilitates a whole-class discussion connecting coordinate rules back to the phenomenon: 'Now that we have these rules, can we explain mathematically why the lorry in the matatu mirror is the same size as the real lorry?'</w:t>
+            </w:r>
+          </w:p>
+        </w:tc>
+        <w:tc>
+          <w:tcPr>
+            <w:tcW w:type="dxa" w:w="3040"/>
+            <w:shd w:fill="F2F2F2" w:color="auto" w:val="clear"/>
+            <w:tcMar>
+              <w:top w:type="dxa" w:w="60"/>
+              <w:left w:type="dxa" w:w="120"/>
+              <w:bottom w:type="dxa" w:w="60"/>
+              <w:right w:type="dxa" w:w="120"/>
+            </w:tcMar>
+            <w:vAlign w:val="top"/>
+          </w:tcPr>
+          <w:p>
+            <w:pPr>
+              <w:spacing w:after="40" w:before="0"/>
+              <w:jc w:val="left"/>
+            </w:pPr>
+            <w:r>
+              <w:rPr>
+                <w:rFonts w:ascii="Arial" w:cs="Arial" w:eastAsia="Arial" w:hAnsi="Arial"/>
+                <w:b w:val="false"/>
+                <w:bCs w:val="false"/>
+                <w:i w:val="false"/>
+                <w:iCs w:val="false"/>
+                <w:color w:val="000000"/>
+                <w:sz w:val="18"/>
+                <w:szCs w:val="18"/>
+              </w:rPr>
+              <w:t xml:space="preserve">Say: 'You have discovered four coordinate rules — now prove you own them. Complete your Reference Card individually. No partner help for the first 4 minutes.' [Set visible timer. Circulate silently for 4 minutes, noting errors on y = x and y = −x.] After 4 minutes: 'Compare your Reference Card with your partner. If you disagree, use the grid to check — go back to counting squares.' [WAIT 2 minutes for partner reconciliation.] Facilitate whole-class discussion: 'Let's go back to the matatu. The lorry is 3 metres wide. Its left headlight is at position L and right headlight at R. After reflection in the mirror line, where are L′ and R′?' Cold-call 2 learners. [WAIT 12 seconds after each.] Then ask: 'The distance from L to R — is it the same as from L′ to R′? How do your coordinate rules tell you that?' [WAIT 15 seconds.] Guide learners to articulate: 'Because the rule maps (a, b) → (−a, b), the horizontal distance between any two points is preserved — just flipped in sign. That is why the lorry image is the same width as the lorry.' Write on the board: 'Reflection preserves distance → image and object are the same size and shape.' Say: 'Write this sentence in a box on your Reference Card.'</w:t>
+            </w:r>
+          </w:p>
+        </w:tc>
+        <w:tc>
+          <w:tcPr>
+            <w:tcW w:type="dxa" w:w="3040"/>
+            <w:shd w:fill="FFFFFF" w:color="auto" w:val="clear"/>
+            <w:tcMar>
+              <w:top w:type="dxa" w:w="60"/>
+              <w:left w:type="dxa" w:w="120"/>
+              <w:bottom w:type="dxa" w:w="60"/>
+              <w:right w:type="dxa" w:w="120"/>
+            </w:tcMar>
+            <w:vAlign w:val="top"/>
+          </w:tcPr>
+          <w:p>
+            <w:pPr>
+              <w:spacing w:after="40" w:before="0"/>
+              <w:jc w:val="left"/>
+            </w:pPr>
+            <w:r>
+              <w:rPr>
+                <w:rFonts w:ascii="Arial" w:cs="Arial" w:eastAsia="Arial" w:hAnsi="Arial"/>
+                <w:b w:val="false"/>
+                <w:bCs w:val="false"/>
+                <w:i w:val="false"/>
+                <w:iCs w:val="false"/>
+                <w:color w:val="000000"/>
+                <w:sz w:val="18"/>
+                <w:szCs w:val="18"/>
+              </w:rPr>
+              <w:t xml:space="preserve">Worked Example with Backward Question: Q2 reverses the usual direction (giving the image, asking for the object), deepening understanding that reflection is its own inverse — a key property that learners will need when determining mirror-line equations in Lesson 4. Connecting the distance-preservation result explicitly to the phenomenon completes the evidence loop begun in Lesson 1.</w:t>
+            </w:r>
+          </w:p>
+        </w:tc>
+        <w:tc>
+          <w:tcPr>
+            <w:tcW w:type="dxa" w:w="3040"/>
+            <w:shd w:fill="F2F2F2" w:color="auto" w:val="clear"/>
+            <w:tcMar>
+              <w:top w:type="dxa" w:w="60"/>
+              <w:left w:type="dxa" w:w="120"/>
+              <w:bottom w:type="dxa" w:w="60"/>
+              <w:right w:type="dxa" w:w="120"/>
+            </w:tcMar>
+            <w:vAlign w:val="top"/>
+          </w:tcPr>
+          <w:p>
+            <w:pPr>
+              <w:spacing w:after="40" w:before="0"/>
+              <w:jc w:val="left"/>
+            </w:pPr>
+            <w:r>
+              <w:rPr>
+                <w:rFonts w:ascii="Arial" w:cs="Arial" w:eastAsia="Arial" w:hAnsi="Arial"/>
+                <w:b w:val="false"/>
+                <w:bCs w:val="false"/>
+                <w:i w:val="false"/>
+                <w:iCs w:val="false"/>
+                <w:color w:val="000000"/>
+                <w:sz w:val="18"/>
+                <w:szCs w:val="18"/>
+              </w:rPr>
+              <w:t xml:space="preserve">Collect Reference Cards at the end of the lesson and scan for: (1) Correct rule for all four mirror lines — especially y = x: (a, b) → (b, a). (2) Correct answer to Q1: K′(5, −2). (3) Correct answer to Q2: M(−4, −3) — wait, M′(4,−3) reflected in x-axis means M(4, 3). Check that learners correctly identify that reflecting the image back across the same mirror line returns the original point. Use errors to plan the opening review of Lesson 4.</w:t>
+            </w:r>
+          </w:p>
+        </w:tc>
+      </w:tr>
+      <w:tr>
+        <w:tc>
+          <w:tcPr>
+            <w:tcW w:type="dxa" w:w="1520"/>
+            <w:shd w:fill="FCE4D6" w:color="auto" w:val="clear"/>
+            <w:tcMar>
+              <w:top w:type="dxa" w:w="60"/>
+              <w:left w:type="dxa" w:w="120"/>
+              <w:bottom w:type="dxa" w:w="60"/>
+              <w:right w:type="dxa" w:w="120"/>
+            </w:tcMar>
+            <w:vAlign w:val="top"/>
+          </w:tcPr>
+          <w:p>
+            <w:pPr>
+              <w:spacing w:after="40" w:before="0"/>
+              <w:jc w:val="left"/>
+            </w:pPr>
+            <w:r>
+              <w:rPr>
+                <w:rFonts w:ascii="Arial" w:cs="Arial" w:eastAsia="Arial" w:hAnsi="Arial"/>
+                <w:b/>
+                <w:bCs/>
+                <w:i w:val="false"/>
+                <w:iCs w:val="false"/>
+                <w:color w:val="000000"/>
+                <w:sz w:val="18"/>
+                <w:szCs w:val="18"/>
+              </w:rPr>
+              <w:t xml:space="preserve">Driving Question Board (DQB) Creation</w:t>
+            </w:r>
+          </w:p>
+          <w:p>
+            <w:pPr>
+              <w:spacing w:after="20" w:before="0"/>
+            </w:pPr>
+            <w:r>
+              <w:rPr>
+                <w:rFonts w:ascii="Arial" w:cs="Arial" w:eastAsia="Arial" w:hAnsi="Arial"/>
+                <w:b/>
+                <w:bCs/>
+                <w:color w:val="1F3864"/>
+                <w:sz w:val="16"/>
+                <w:szCs w:val="16"/>
+              </w:rPr>
+              <w:t xml:space="preserve">📹 VIDEO:</w:t>
+            </w:r>
+          </w:p>
+          <w:p>
+            <w:pPr>
+              <w:spacing w:after="20" w:before="0"/>
+            </w:pPr>
+            <w:hyperlink w:history="1" r:id="rIdvvf1xlkdb5yvhpqr9osni">
+              <w:r>
+                <w:rPr>
+                  <w:rFonts w:ascii="Arial" w:cs="Arial" w:eastAsia="Arial" w:hAnsi="Arial"/>
+                  <w:color w:val="2E75B6"/>
+                  <w:sz w:val="16"/>
+                  <w:szCs w:val="16"/>
+                  <w:u w:val="single" w:color="2E75B6"/>
+                </w:rPr>
+                <w:t xml:space="preserve">Reflecting points in the coordinate plane</w:t>
+              </w:r>
+            </w:hyperlink>
+          </w:p>
+          <w:p>
+            <w:pPr>
+              <w:spacing w:after="10" w:before="0"/>
+              <w:ind w:left="120"/>
+            </w:pPr>
+            <w:r>
+              <w:rPr>
+                <w:rFonts w:ascii="Arial" w:cs="Arial" w:eastAsia="Arial" w:hAnsi="Arial"/>
+                <w:color w:val="595959"/>
+                <w:sz w:val="14"/>
+                <w:szCs w:val="14"/>
+              </w:rPr>
+              <w:t xml:space="preserve">Source: Khan Academy (English - US curriculum)</w:t>
+            </w:r>
+          </w:p>
+          <w:p>
+            <w:pPr>
+              <w:spacing w:after="10" w:before="0"/>
+              <w:ind w:left="120"/>
+            </w:pPr>
+            <w:hyperlink w:history="1" r:id="rIdxgyqj4rt1wmqi7o9z0uda">
+              <w:r>
+                <w:rPr>
+                  <w:rFonts w:ascii="Arial" w:cs="Arial" w:eastAsia="Arial" w:hAnsi="Arial"/>
+                  <w:color w:val="595959"/>
+                  <w:sz w:val="14"/>
+                  <w:szCs w:val="14"/>
+                  <w:u w:val="single" w:color="595959"/>
+                </w:rPr>
+                <w:t xml:space="preserve">🔍 Search ARES for similar videos</w:t>
+              </w:r>
+            </w:hyperlink>
+          </w:p>
+          <w:p>
+            <w:pPr>
+              <w:spacing w:after="40" w:before="0"/>
+            </w:pPr>
+            <w:r>
+              <w:rPr>
+                <w:sz w:val="14"/>
+                <w:szCs w:val="14"/>
+              </w:rPr>
+              <w:t xml:space="preserve"/>
+            </w:r>
+          </w:p>
+          <w:p>
+            <w:pPr>
+              <w:spacing w:after="20" w:before="0"/>
+            </w:pPr>
+            <w:r>
+              <w:rPr>
+                <w:rFonts w:ascii="Arial" w:cs="Arial" w:eastAsia="Arial" w:hAnsi="Arial"/>
+                <w:b/>
+                <w:bCs/>
+                <w:color w:val="1F3864"/>
+                <w:sz w:val="16"/>
+                <w:szCs w:val="16"/>
+              </w:rPr>
+              <w:t xml:space="preserve">📖 EXERCISE:</w:t>
+            </w:r>
+          </w:p>
+          <w:p>
+            <w:pPr>
+              <w:spacing w:after="20" w:before="0"/>
+            </w:pPr>
+            <w:hyperlink w:history="1" r:id="rIdkdnxdd-wvvvtbe4xx9lvx">
+              <w:r>
+                <w:rPr>
+                  <w:rFonts w:ascii="Arial" w:cs="Arial" w:eastAsia="Arial" w:hAnsi="Arial"/>
+                  <w:color w:val="2E75B6"/>
+                  <w:sz w:val="16"/>
+                  <w:szCs w:val="16"/>
+                  <w:u w:val="single" w:color="2E75B6"/>
+                </w:rPr>
+                <w:t xml:space="preserve">Reflecting points in the coordinate plane</w:t>
+              </w:r>
+            </w:hyperlink>
+          </w:p>
+          <w:p>
+            <w:pPr>
+              <w:spacing w:after="10" w:before="0"/>
+              <w:ind w:left="120"/>
+            </w:pPr>
+            <w:r>
+              <w:rPr>
+                <w:rFonts w:ascii="Arial" w:cs="Arial" w:eastAsia="Arial" w:hAnsi="Arial"/>
+                <w:color w:val="595959"/>
+                <w:sz w:val="14"/>
+                <w:szCs w:val="14"/>
+              </w:rPr>
+              <w:t xml:space="preserve">Source: Khan Academy (English - US curriculum)</w:t>
+            </w:r>
+          </w:p>
+          <w:p>
+            <w:pPr>
+              <w:spacing w:after="10" w:before="0"/>
+              <w:ind w:left="120"/>
+            </w:pPr>
+            <w:hyperlink w:history="1" r:id="rIddjvrl3jhqvrclpr6ije0m">
+              <w:r>
+                <w:rPr>
+                  <w:rFonts w:ascii="Arial" w:cs="Arial" w:eastAsia="Arial" w:hAnsi="Arial"/>
+                  <w:color w:val="595959"/>
+                  <w:sz w:val="14"/>
+                  <w:szCs w:val="14"/>
+                  <w:u w:val="single" w:color="595959"/>
+                </w:rPr>
+                <w:t xml:space="preserve">🔍 Search ARES for similar readings</w:t>
+              </w:r>
+            </w:hyperlink>
+          </w:p>
+        </w:tc>
+        <w:tc>
+          <w:tcPr>
+            <w:tcW w:type="dxa" w:w="3040"/>
+            <w:shd w:fill="FFFFFF" w:color="auto" w:val="clear"/>
+            <w:tcMar>
+              <w:top w:type="dxa" w:w="60"/>
+              <w:left w:type="dxa" w:w="120"/>
+              <w:bottom w:type="dxa" w:w="60"/>
+              <w:right w:type="dxa" w:w="120"/>
+            </w:tcMar>
+            <w:vAlign w:val="top"/>
+          </w:tcPr>
+          <w:p>
+            <w:pPr>
+              <w:spacing w:after="40" w:before="0"/>
+              <w:jc w:val="left"/>
+            </w:pPr>
+            <w:r>
+              <w:rPr>
+                <w:rFonts w:ascii="Arial" w:cs="Arial" w:eastAsia="Arial" w:hAnsi="Arial"/>
+                <w:b w:val="false"/>
+                <w:bCs w:val="false"/>
+                <w:i w:val="false"/>
+                <w:iCs w:val="false"/>
+                <w:color w:val="000000"/>
+                <w:sz w:val="18"/>
+                <w:szCs w:val="18"/>
+              </w:rPr>
+              <w:t xml:space="preserve">Each pair writes two sticky notes: one GREEN note headed 'What we now know' and one ORANGE note headed 'New question.' The green note must contain a coordinate rule discovered today plus a sentence connecting it to the matatu mirror phenomenon. The orange note must ask a question that today's lesson raised but did not answer — e.g., 'What if we only have the object and image — how do we find the mirror line equation?' Pairs post their notes on the class DQB under the columns 'Evidence Gathered' and 'Still Wondering.' The teacher reads three orange notes aloud and frames them as the target for Lesson 4.</w:t>
+            </w:r>
+          </w:p>
+        </w:tc>
+        <w:tc>
+          <w:tcPr>
+            <w:tcW w:type="dxa" w:w="3040"/>
+            <w:shd w:fill="F2F2F2" w:color="auto" w:val="clear"/>
+            <w:tcMar>
+              <w:top w:type="dxa" w:w="60"/>
+              <w:left w:type="dxa" w:w="120"/>
+              <w:bottom w:type="dxa" w:w="60"/>
+              <w:right w:type="dxa" w:w="120"/>
+            </w:tcMar>
+            <w:vAlign w:val="top"/>
+          </w:tcPr>
+          <w:p>
+            <w:pPr>
+              <w:spacing w:after="40" w:before="0"/>
+              <w:jc w:val="left"/>
+            </w:pPr>
+            <w:r>
+              <w:rPr>
+                <w:rFonts w:ascii="Arial" w:cs="Arial" w:eastAsia="Arial" w:hAnsi="Arial"/>
+                <w:b w:val="false"/>
+                <w:bCs w:val="false"/>
+                <w:i w:val="false"/>
+                <w:iCs w:val="false"/>
+                <w:color w:val="000000"/>
+                <w:sz w:val="18"/>
+                <w:szCs w:val="18"/>
+              </w:rPr>
+              <w:t xml:space="preserve">Distribute sticky notes (or learners write on paper squares). Say: 'Two minutes — write your green note first. It must include a coordinate rule AND connect it to the lorry in the matatu mirror. Then write your orange note — what do you still want to know?' [WAIT 2 minutes.] 'Post your notes on the board.' [Allow 1 minute for posting.] Read three orange notes aloud: 'I am hearing questions like: How do we find the mirror line if we only see the object and image? Can the mirror line be a slanted line that is not y = x? Does reflection always make the image congruent? These are exactly the questions real mathematicians ask.' Circle the orange notes that relate to finding the mirror-line equation and say: 'We will answer these in our next lesson.'</w:t>
+            </w:r>
+          </w:p>
+        </w:tc>
+        <w:tc>
+          <w:tcPr>
+            <w:tcW w:type="dxa" w:w="3040"/>
+            <w:shd w:fill="FFFFFF" w:color="auto" w:val="clear"/>
+            <w:tcMar>
+              <w:top w:type="dxa" w:w="60"/>
+              <w:left w:type="dxa" w:w="120"/>
+              <w:bottom w:type="dxa" w:w="60"/>
+              <w:right w:type="dxa" w:w="120"/>
+            </w:tcMar>
+            <w:vAlign w:val="top"/>
+          </w:tcPr>
+          <w:p>
+            <w:pPr>
+              <w:spacing w:after="40" w:before="0"/>
+              <w:jc w:val="left"/>
+            </w:pPr>
+            <w:r>
+              <w:rPr>
+                <w:rFonts w:ascii="Arial" w:cs="Arial" w:eastAsia="Arial" w:hAnsi="Arial"/>
+                <w:b w:val="false"/>
+                <w:bCs w:val="false"/>
+                <w:i w:val="false"/>
+                <w:iCs w:val="false"/>
+                <w:color w:val="000000"/>
+                <w:sz w:val="18"/>
+                <w:szCs w:val="18"/>
+              </w:rPr>
+              <w:t xml:space="preserve">Two-Column DQB Update (Evidence / Still Wondering): separating confirmed knowledge from new questions makes the cumulative nature of the inquiry visible. The physical act of posting notes gives every learner a public stake in the investigation and models scientific practice of tracking what is known versus what remains to be explained.</w:t>
+            </w:r>
+          </w:p>
+        </w:tc>
+        <w:tc>
+          <w:tcPr>
+            <w:tcW w:type="dxa" w:w="3040"/>
+            <w:shd w:fill="F2F2F2" w:color="auto" w:val="clear"/>
+            <w:tcMar>
+              <w:top w:type="dxa" w:w="60"/>
+              <w:left w:type="dxa" w:w="120"/>
+              <w:bottom w:type="dxa" w:w="60"/>
+              <w:right w:type="dxa" w:w="120"/>
+            </w:tcMar>
+            <w:vAlign w:val="top"/>
+          </w:tcPr>
+          <w:p>
+            <w:pPr>
+              <w:spacing w:after="40" w:before="0"/>
+              <w:jc w:val="left"/>
+            </w:pPr>
+            <w:r>
+              <w:rPr>
+                <w:rFonts w:ascii="Arial" w:cs="Arial" w:eastAsia="Arial" w:hAnsi="Arial"/>
+                <w:b w:val="false"/>
+                <w:bCs w:val="false"/>
+                <w:i w:val="false"/>
+                <w:iCs w:val="false"/>
+                <w:color w:val="000000"/>
+                <w:sz w:val="18"/>
+                <w:szCs w:val="18"/>
+              </w:rPr>
+              <w:t xml:space="preserve">Read all posted green notes quickly: check that learners are connecting coordinate rules (not just listing them) to the phenomenon. Flag any green notes that state only 'reflection maps (a,b) to (−a,b)' without a phenomenon link — prompt those pairs verbally: 'How does that rule explain what the matatu driver sees?'</w:t>
+            </w:r>
+          </w:p>
+        </w:tc>
+      </w:tr>
+      <w:tr>
+        <w:tc>
+          <w:tcPr>
+            <w:tcW w:type="dxa" w:w="1520"/>
+            <w:shd w:fill="D5E8F0" w:color="auto" w:val="clear"/>
+            <w:tcMar>
+              <w:top w:type="dxa" w:w="60"/>
+              <w:left w:type="dxa" w:w="120"/>
+              <w:bottom w:type="dxa" w:w="60"/>
+              <w:right w:type="dxa" w:w="120"/>
+            </w:tcMar>
+            <w:vAlign w:val="top"/>
+          </w:tcPr>
+          <w:p>
+            <w:pPr>
+              <w:spacing w:after="40" w:before="0"/>
+              <w:jc w:val="left"/>
+            </w:pPr>
+            <w:r>
+              <w:rPr>
+                <w:rFonts w:ascii="Arial" w:cs="Arial" w:eastAsia="Arial" w:hAnsi="Arial"/>
+                <w:b/>
+                <w:bCs/>
+                <w:i w:val="false"/>
+                <w:iCs w:val="false"/>
+                <w:color w:val="000000"/>
+                <w:sz w:val="18"/>
+                <w:szCs w:val="18"/>
+              </w:rPr>
+              <w:t xml:space="preserve">Model Building Phase</w:t>
+            </w:r>
+          </w:p>
+          <w:p>
+            <w:pPr>
+              <w:spacing w:after="20" w:before="0"/>
+            </w:pPr>
+            <w:r>
+              <w:rPr>
+                <w:rFonts w:ascii="Arial" w:cs="Arial" w:eastAsia="Arial" w:hAnsi="Arial"/>
+                <w:b/>
+                <w:bCs/>
+                <w:color w:val="1F3864"/>
+                <w:sz w:val="16"/>
+                <w:szCs w:val="16"/>
+              </w:rPr>
+              <w:t xml:space="preserve">📹 VIDEO:</w:t>
+            </w:r>
+          </w:p>
+          <w:p>
+            <w:pPr>
+              <w:spacing w:after="20" w:before="0"/>
+            </w:pPr>
+            <w:hyperlink w:history="1" r:id="rIdtupxdho1h_sgzrnubckgt">
               <w:r>
                 <w:rPr>
                   <w:rFonts w:ascii="Arial" w:cs="Arial" w:eastAsia="Arial" w:hAnsi="Arial"/>
@@ -9774,6 +10998,22 @@
           </w:p>
           <w:p>
             <w:pPr>
+              <w:spacing w:after="20" w:before="0"/>
+            </w:pPr>
+            <w:r>
+              <w:rPr>
+                <w:rFonts w:ascii="Arial" w:cs="Arial" w:eastAsia="Arial" w:hAnsi="Arial"/>
+                <w:i/>
+                <w:iCs/>
+                <w:color w:val="595959"/>
+                <w:sz w:val="16"/>
+                <w:szCs w:val="16"/>
+              </w:rPr>
+              <w:t xml:space="preserve">Related topic: not an exact match for this lesson.</w:t>
+            </w:r>
+          </w:p>
+          <w:p>
+            <w:pPr>
               <w:spacing w:after="10" w:before="0"/>
               <w:ind w:left="120"/>
             </w:pPr>
@@ -9792,7 +11032,7 @@
               <w:spacing w:after="10" w:before="0"/>
               <w:ind w:left="120"/>
             </w:pPr>
-            <w:hyperlink w:history="1" r:id="rIdfmdpwyrguc0ioyjnv8njn">
+            <w:hyperlink w:history="1" r:id="rId6bebg2xgp5g4akn914hws">
               <w:r>
                 <w:rPr>
                   <w:rFonts w:ascii="Arial" w:cs="Arial" w:eastAsia="Arial" w:hAnsi="Arial"/>
@@ -9837,313 +11077,7 @@
             <w:pPr>
               <w:spacing w:after="20" w:before="0"/>
             </w:pPr>
-            <w:hyperlink w:history="1" r:id="rId90b1j5fitkc10fopfvad-">
-              <w:r>
-                <w:rPr>
-                  <w:rFonts w:ascii="Arial" w:cs="Arial" w:eastAsia="Arial" w:hAnsi="Arial"/>
-                  <w:color w:val="2E75B6"/>
-                  <w:sz w:val="16"/>
-                  <w:szCs w:val="16"/>
-                  <w:u w:val="single" w:color="2E75B6"/>
-                </w:rPr>
-                <w:t xml:space="preserve">Determine reflections (advanced)</w:t>
-              </w:r>
-            </w:hyperlink>
-          </w:p>
-          <w:p>
-            <w:pPr>
-              <w:spacing w:after="10" w:before="0"/>
-              <w:ind w:left="120"/>
-            </w:pPr>
-            <w:r>
-              <w:rPr>
-                <w:rFonts w:ascii="Arial" w:cs="Arial" w:eastAsia="Arial" w:hAnsi="Arial"/>
-                <w:color w:val="595959"/>
-                <w:sz w:val="14"/>
-                <w:szCs w:val="14"/>
-              </w:rPr>
-              <w:t xml:space="preserve">Source: Khan Academy (English - US curriculum)</w:t>
-            </w:r>
-          </w:p>
-          <w:p>
-            <w:pPr>
-              <w:spacing w:after="10" w:before="0"/>
-              <w:ind w:left="120"/>
-            </w:pPr>
-            <w:hyperlink w:history="1" r:id="rIdmjnhip5a_3r5ecqvvnxq8">
-              <w:r>
-                <w:rPr>
-                  <w:rFonts w:ascii="Arial" w:cs="Arial" w:eastAsia="Arial" w:hAnsi="Arial"/>
-                  <w:color w:val="595959"/>
-                  <w:sz w:val="14"/>
-                  <w:szCs w:val="14"/>
-                  <w:u w:val="single" w:color="595959"/>
-                </w:rPr>
-                <w:t xml:space="preserve">🔍 Search ARES for similar readings</w:t>
-              </w:r>
-            </w:hyperlink>
-          </w:p>
-        </w:tc>
-        <w:tc>
-          <w:tcPr>
-            <w:tcW w:type="dxa" w:w="3040"/>
-            <w:shd w:fill="FFFFFF" w:color="auto" w:val="clear"/>
-            <w:tcMar>
-              <w:top w:type="dxa" w:w="60"/>
-              <w:left w:type="dxa" w:w="120"/>
-              <w:bottom w:type="dxa" w:w="60"/>
-              <w:right w:type="dxa" w:w="120"/>
-            </w:tcMar>
-            <w:vAlign w:val="top"/>
-          </w:tcPr>
-          <w:p>
-            <w:pPr>
-              <w:spacing w:after="40" w:before="0"/>
-              <w:jc w:val="left"/>
-            </w:pPr>
-            <w:r>
-              <w:rPr>
-                <w:rFonts w:ascii="Arial" w:cs="Arial" w:eastAsia="Arial" w:hAnsi="Arial"/>
-                <w:b w:val="false"/>
-                <w:bCs w:val="false"/>
-                <w:i w:val="false"/>
-                <w:iCs w:val="false"/>
-                <w:color w:val="000000"/>
-                <w:sz w:val="18"/>
-                <w:szCs w:val="18"/>
-              </w:rPr>
-              <w:t xml:space="preserve">Each learner receives a half-page Cartesian grid (axes from −6 to 6) with a single point P(3, 2) marked. The teacher asks: 'Without drawing anything yet, write down in your notebook what you think the coordinates of P's mirror image will be if the mirror line is the y-axis.' Learners write a prediction individually (1 minute), then share with a shoulder partner. Two or three pairs share out to the class before any instruction.</w:t>
-            </w:r>
-          </w:p>
-        </w:tc>
-        <w:tc>
-          <w:tcPr>
-            <w:tcW w:type="dxa" w:w="3040"/>
-            <w:shd w:fill="F2F2F2" w:color="auto" w:val="clear"/>
-            <w:tcMar>
-              <w:top w:type="dxa" w:w="60"/>
-              <w:left w:type="dxa" w:w="120"/>
-              <w:bottom w:type="dxa" w:w="60"/>
-              <w:right w:type="dxa" w:w="120"/>
-            </w:tcMar>
-            <w:vAlign w:val="top"/>
-          </w:tcPr>
-          <w:p>
-            <w:pPr>
-              <w:spacing w:after="40" w:before="0"/>
-              <w:jc w:val="left"/>
-            </w:pPr>
-            <w:r>
-              <w:rPr>
-                <w:rFonts w:ascii="Arial" w:cs="Arial" w:eastAsia="Arial" w:hAnsi="Arial"/>
-                <w:b w:val="false"/>
-                <w:bCs w:val="false"/>
-                <w:i w:val="false"/>
-                <w:iCs w:val="false"/>
-                <w:color w:val="000000"/>
-                <w:sz w:val="18"/>
-                <w:szCs w:val="18"/>
-              </w:rPr>
-              <w:t xml:space="preserve">Distribute grids as learners settle. Say: 'Look at the grid. You can see point P at (3, 2). We are going back to the matatu mirror — but now the mirror is a line on this grid. The y-axis is the mirror. Where will P's image appear? Write your prediction — coordinates only — in your notebook. You have 60 seconds. Go.' [WAIT — allow 60 seconds of silent writing.] After 60 seconds: 'Share your prediction with the person next to you. Do you agree or disagree? Why?' [WAIT 30 seconds for partner talk.] Cold-call 3 pairs: 'Pair at the front left — what did you predict and why?' Accept all answers without confirming or correcting. Write predicted coordinates on the board in a T-table headed 'Our Predictions.' Say: 'Keep these predictions visible — we will check them in the next phase.'</w:t>
-            </w:r>
-          </w:p>
-        </w:tc>
-        <w:tc>
-          <w:tcPr>
-            <w:tcW w:type="dxa" w:w="3040"/>
-            <w:shd w:fill="FFFFFF" w:color="auto" w:val="clear"/>
-            <w:tcMar>
-              <w:top w:type="dxa" w:w="60"/>
-              <w:left w:type="dxa" w:w="120"/>
-              <w:bottom w:type="dxa" w:w="60"/>
-              <w:right w:type="dxa" w:w="120"/>
-            </w:tcMar>
-            <w:vAlign w:val="top"/>
-          </w:tcPr>
-          <w:p>
-            <w:pPr>
-              <w:spacing w:after="40" w:before="0"/>
-              <w:jc w:val="left"/>
-            </w:pPr>
-            <w:r>
-              <w:rPr>
-                <w:rFonts w:ascii="Arial" w:cs="Arial" w:eastAsia="Arial" w:hAnsi="Arial"/>
-                <w:b w:val="false"/>
-                <w:bCs w:val="false"/>
-                <w:i w:val="false"/>
-                <w:iCs w:val="false"/>
-                <w:color w:val="000000"/>
-                <w:sz w:val="18"/>
-                <w:szCs w:val="18"/>
-              </w:rPr>
-              <w:t xml:space="preserve">Prediction with Justification: asking learners to commit a coordinate pair to paper before instruction activates prior knowledge from Lesson 2 (equal distances from mirror line) and creates cognitive tension when predictions vary — motivating careful observation in the next phase.</w:t>
-            </w:r>
-          </w:p>
-        </w:tc>
-        <w:tc>
-          <w:tcPr>
-            <w:tcW w:type="dxa" w:w="3040"/>
-            <w:shd w:fill="F2F2F2" w:color="auto" w:val="clear"/>
-            <w:tcMar>
-              <w:top w:type="dxa" w:w="60"/>
-              <w:left w:type="dxa" w:w="120"/>
-              <w:bottom w:type="dxa" w:w="60"/>
-              <w:right w:type="dxa" w:w="120"/>
-            </w:tcMar>
-            <w:vAlign w:val="top"/>
-          </w:tcPr>
-          <w:p>
-            <w:pPr>
-              <w:spacing w:after="40" w:before="0"/>
-              <w:jc w:val="left"/>
-            </w:pPr>
-            <w:r>
-              <w:rPr>
-                <w:rFonts w:ascii="Arial" w:cs="Arial" w:eastAsia="Arial" w:hAnsi="Arial"/>
-                <w:b w:val="false"/>
-                <w:bCs w:val="false"/>
-                <w:i w:val="false"/>
-                <w:iCs w:val="false"/>
-                <w:color w:val="000000"/>
-                <w:sz w:val="18"/>
-                <w:szCs w:val="18"/>
-              </w:rPr>
-              <w:t xml:space="preserve">Teacher scans notebooks during partner share: look for whether learners correctly negate the x-coordinate (−3, 2), reflect both coordinates (−3, −2), or make other errors. Tally the frequency of each prediction type on the board — this data guides how much time to spend on the y-axis rule in the Observe phase.</w:t>
-            </w:r>
-          </w:p>
-        </w:tc>
-      </w:tr>
-      <w:tr>
-        <w:tc>
-          <w:tcPr>
-            <w:tcW w:type="dxa" w:w="1520"/>
-            <w:shd w:fill="D9EEF1" w:color="auto" w:val="clear"/>
-            <w:tcMar>
-              <w:top w:type="dxa" w:w="60"/>
-              <w:left w:type="dxa" w:w="120"/>
-              <w:bottom w:type="dxa" w:w="60"/>
-              <w:right w:type="dxa" w:w="120"/>
-            </w:tcMar>
-            <w:vAlign w:val="top"/>
-          </w:tcPr>
-          <w:p>
-            <w:pPr>
-              <w:spacing w:after="40" w:before="0"/>
-              <w:jc w:val="left"/>
-            </w:pPr>
-            <w:r>
-              <w:rPr>
-                <w:rFonts w:ascii="Arial" w:cs="Arial" w:eastAsia="Arial" w:hAnsi="Arial"/>
-                <w:b/>
-                <w:bCs/>
-                <w:i w:val="false"/>
-                <w:iCs w:val="false"/>
-                <w:color w:val="000000"/>
-                <w:sz w:val="18"/>
-                <w:szCs w:val="18"/>
-              </w:rPr>
-              <w:t xml:space="preserve">Observe Phase</w:t>
-            </w:r>
-          </w:p>
-          <w:p>
-            <w:pPr>
-              <w:spacing w:after="20" w:before="0"/>
-            </w:pPr>
-            <w:r>
-              <w:rPr>
-                <w:rFonts w:ascii="Arial" w:cs="Arial" w:eastAsia="Arial" w:hAnsi="Arial"/>
-                <w:b/>
-                <w:bCs/>
-                <w:color w:val="1F3864"/>
-                <w:sz w:val="16"/>
-                <w:szCs w:val="16"/>
-              </w:rPr>
-              <w:t xml:space="preserve">📹 VIDEO:</w:t>
-            </w:r>
-          </w:p>
-          <w:p>
-            <w:pPr>
-              <w:spacing w:after="20" w:before="0"/>
-            </w:pPr>
-            <w:hyperlink w:history="1" r:id="rIdyu6cdwmzzyl78dwthmpga">
-              <w:r>
-                <w:rPr>
-                  <w:rFonts w:ascii="Arial" w:cs="Arial" w:eastAsia="Arial" w:hAnsi="Arial"/>
-                  <w:color w:val="2E75B6"/>
-                  <w:sz w:val="16"/>
-                  <w:szCs w:val="16"/>
-                  <w:u w:val="single" w:color="2E75B6"/>
-                </w:rPr>
-                <w:t xml:space="preserve">Reflecting shapes: diagonal line of reflection</w:t>
-              </w:r>
-            </w:hyperlink>
-          </w:p>
-          <w:p>
-            <w:pPr>
-              <w:spacing w:after="10" w:before="0"/>
-              <w:ind w:left="120"/>
-            </w:pPr>
-            <w:r>
-              <w:rPr>
-                <w:rFonts w:ascii="Arial" w:cs="Arial" w:eastAsia="Arial" w:hAnsi="Arial"/>
-                <w:color w:val="595959"/>
-                <w:sz w:val="14"/>
-                <w:szCs w:val="14"/>
-              </w:rPr>
-              <w:t xml:space="preserve">Source: Khan Academy (English - US curriculum)</w:t>
-            </w:r>
-          </w:p>
-          <w:p>
-            <w:pPr>
-              <w:spacing w:after="10" w:before="0"/>
-              <w:ind w:left="120"/>
-            </w:pPr>
-            <w:hyperlink w:history="1" r:id="rIdm5fc0wmjqflagfjop6mzx">
-              <w:r>
-                <w:rPr>
-                  <w:rFonts w:ascii="Arial" w:cs="Arial" w:eastAsia="Arial" w:hAnsi="Arial"/>
-                  <w:color w:val="595959"/>
-                  <w:sz w:val="14"/>
-                  <w:szCs w:val="14"/>
-                  <w:u w:val="single" w:color="595959"/>
-                </w:rPr>
-                <w:t xml:space="preserve">🔍 Search ARES for similar videos</w:t>
-              </w:r>
-            </w:hyperlink>
-          </w:p>
-          <w:p>
-            <w:pPr>
-              <w:spacing w:after="40" w:before="0"/>
-            </w:pPr>
-            <w:r>
-              <w:rPr>
-                <w:sz w:val="14"/>
-                <w:szCs w:val="14"/>
-              </w:rPr>
-              <w:t xml:space="preserve"/>
-            </w:r>
-          </w:p>
-          <w:p>
-            <w:pPr>
-              <w:spacing w:after="20" w:before="0"/>
-            </w:pPr>
-            <w:r>
-              <w:rPr>
-                <w:rFonts w:ascii="Arial" w:cs="Arial" w:eastAsia="Arial" w:hAnsi="Arial"/>
-                <w:b/>
-                <w:bCs/>
-                <w:color w:val="1F3864"/>
-                <w:sz w:val="16"/>
-                <w:szCs w:val="16"/>
-              </w:rPr>
-              <w:t xml:space="preserve">📖 EXERCISE:</w:t>
-            </w:r>
-          </w:p>
-          <w:p>
-            <w:pPr>
-              <w:spacing w:after="20" w:before="0"/>
-            </w:pPr>
-            <w:hyperlink w:history="1" r:id="rId1apnequi7fyrhmt1wkxfp">
+            <w:hyperlink w:history="1" r:id="rIdsqr-250ut3iih9znj9uss">
               <w:r>
                 <w:rPr>
                   <w:rFonts w:ascii="Arial" w:cs="Arial" w:eastAsia="Arial" w:hAnsi="Arial"/>
@@ -10176,925 +11110,7 @@
               <w:spacing w:after="10" w:before="0"/>
               <w:ind w:left="120"/>
             </w:pPr>
-            <w:hyperlink w:history="1" r:id="rIdg4qissvt9t11bqz75kv3k">
-              <w:r>
-                <w:rPr>
-                  <w:rFonts w:ascii="Arial" w:cs="Arial" w:eastAsia="Arial" w:hAnsi="Arial"/>
-                  <w:color w:val="595959"/>
-                  <w:sz w:val="14"/>
-                  <w:szCs w:val="14"/>
-                  <w:u w:val="single" w:color="595959"/>
-                </w:rPr>
-                <w:t xml:space="preserve">🔍 Search ARES for similar readings</w:t>
-              </w:r>
-            </w:hyperlink>
-          </w:p>
-        </w:tc>
-        <w:tc>
-          <w:tcPr>
-            <w:tcW w:type="dxa" w:w="3040"/>
-            <w:shd w:fill="FFFFFF" w:color="auto" w:val="clear"/>
-            <w:tcMar>
-              <w:top w:type="dxa" w:w="60"/>
-              <w:left w:type="dxa" w:w="120"/>
-              <w:bottom w:type="dxa" w:w="60"/>
-              <w:right w:type="dxa" w:w="120"/>
-            </w:tcMar>
-            <w:vAlign w:val="top"/>
-          </w:tcPr>
-          <w:p>
-            <w:pPr>
-              <w:spacing w:after="40" w:before="0"/>
-              <w:jc w:val="left"/>
-            </w:pPr>
-            <w:r>
-              <w:rPr>
-                <w:rFonts w:ascii="Arial" w:cs="Arial" w:eastAsia="Arial" w:hAnsi="Arial"/>
-                <w:b w:val="false"/>
-                <w:bCs w:val="false"/>
-                <w:i w:val="false"/>
-                <w:iCs w:val="false"/>
-                <w:color w:val="000000"/>
-                <w:sz w:val="18"/>
-                <w:szCs w:val="18"/>
-              </w:rPr>
-              <w:t xml:space="preserve">Working in pairs, learners carry out a structured four-part grid investigation. They receive a Reflection Investigation Worksheet with four separate Cartesian grids, each showing a small lorry-shaped quadrilateral ABCD (vertices A(1,1), B(4,1), C(4,3), D(1,3)) and a different mirror line labelled on each grid: (i) y-axis (x = 0), (ii) x-axis (y = 0), (iii) y = x, (iv) y = −x. For each grid, learners: (a) draw the perpendicular from each vertex to the mirror line using a ruler and set-square; (b) count grid squares from vertex to mirror line; (c) count the same number of squares on the other side; (d) plot and label the image vertex A′B′C′D′; (e) record the object and image coordinates in a table. After completing all four grids, learners complete a Coordinate Rule Table: they write the general rule (a, b) → (?, ?) for each mirror line.</w:t>
-            </w:r>
-          </w:p>
-        </w:tc>
-        <w:tc>
-          <w:tcPr>
-            <w:tcW w:type="dxa" w:w="3040"/>
-            <w:shd w:fill="F2F2F2" w:color="auto" w:val="clear"/>
-            <w:tcMar>
-              <w:top w:type="dxa" w:w="60"/>
-              <w:left w:type="dxa" w:w="120"/>
-              <w:bottom w:type="dxa" w:w="60"/>
-              <w:right w:type="dxa" w:w="120"/>
-            </w:tcMar>
-            <w:vAlign w:val="top"/>
-          </w:tcPr>
-          <w:p>
-            <w:pPr>
-              <w:spacing w:after="40" w:before="0"/>
-              <w:jc w:val="left"/>
-            </w:pPr>
-            <w:r>
-              <w:rPr>
-                <w:rFonts w:ascii="Arial" w:cs="Arial" w:eastAsia="Arial" w:hAnsi="Arial"/>
-                <w:b w:val="false"/>
-                <w:bCs w:val="false"/>
-                <w:i w:val="false"/>
-                <w:iCs w:val="false"/>
-                <w:color w:val="000000"/>
-                <w:sz w:val="18"/>
-                <w:szCs w:val="18"/>
-              </w:rPr>
-              <w:t xml:space="preserve">Distribute the worksheet. Say: 'This quadrilateral represents the lorry that the matatu conductor is watching in the mirror. Your job is a mathematician's job: find the exact rule that the mirror follows. Work in pairs. Use your ruler and set-square every time — do not estimate.' [Circulate for 2 minutes, checking that learners are drawing perpendiculars and not just reflecting by eye.] After 2 minutes, pause the class: 'Quick check — hold up your set-square. Everyone should be using it to make a 90-degree angle with the mirror line. If you are not, adjust now.' [Resume circulation.] At 8 minutes, stop the class for a mid-activity share: 'Pairs who have finished grids (i) and (ii), tell me — what pattern do you see in the x-coordinates when you reflect across the y-axis?' Cold-call 2 pairs. [WAIT 10 seconds after each response before probing.] Say: 'Does the lorry on grid (i) look the same size as the original? Count the side lengths and tell me.' [WAIT 15 seconds.] Continue: 'Finish grids (iii) and (iv). You have 8 more minutes.' Circulate and prompt struggling learners: 'Draw your perpendicular first. How far is vertex A from the line y = x? Count diagonally along the grid squares.' At 16 minutes, bring class back together. Cold-call 3 different pairs to read their coordinate rule for each of the four mirror lines. Record the rules on the board in a class Reference Table.</w:t>
-            </w:r>
-          </w:p>
-        </w:tc>
-        <w:tc>
-          <w:tcPr>
-            <w:tcW w:type="dxa" w:w="3040"/>
-            <w:shd w:fill="FFFFFF" w:color="auto" w:val="clear"/>
-            <w:tcMar>
-              <w:top w:type="dxa" w:w="60"/>
-              <w:left w:type="dxa" w:w="120"/>
-              <w:bottom w:type="dxa" w:w="60"/>
-              <w:right w:type="dxa" w:w="120"/>
-            </w:tcMar>
-            <w:vAlign w:val="top"/>
-          </w:tcPr>
-          <w:p>
-            <w:pPr>
-              <w:spacing w:after="40" w:before="0"/>
-              <w:jc w:val="left"/>
-            </w:pPr>
-            <w:r>
-              <w:rPr>
-                <w:rFonts w:ascii="Arial" w:cs="Arial" w:eastAsia="Arial" w:hAnsi="Arial"/>
-                <w:b w:val="false"/>
-                <w:bCs w:val="false"/>
-                <w:i w:val="false"/>
-                <w:iCs w:val="false"/>
-                <w:color w:val="000000"/>
-                <w:sz w:val="18"/>
-                <w:szCs w:val="18"/>
-              </w:rPr>
-              <w:t xml:space="preserve">Structured Data Collection with Pattern Detection: the four-grid parallel structure allows learners to notice that each mirror line produces a different-but-systematic coordinate transformation. Recording raw coordinates before writing the rule mirrors the NGSS practice of Analysing and Interpreting Data — learners derive the abstraction from their own measurements rather than receiving it as a definition.</w:t>
-            </w:r>
-          </w:p>
-        </w:tc>
-        <w:tc>
-          <w:tcPr>
-            <w:tcW w:type="dxa" w:w="3040"/>
-            <w:shd w:fill="F2F2F2" w:color="auto" w:val="clear"/>
-            <w:tcMar>
-              <w:top w:type="dxa" w:w="60"/>
-              <w:left w:type="dxa" w:w="120"/>
-              <w:bottom w:type="dxa" w:w="60"/>
-              <w:right w:type="dxa" w:w="120"/>
-            </w:tcMar>
-            <w:vAlign w:val="top"/>
-          </w:tcPr>
-          <w:p>
-            <w:pPr>
-              <w:spacing w:after="40" w:before="0"/>
-              <w:jc w:val="left"/>
-            </w:pPr>
-            <w:r>
-              <w:rPr>
-                <w:rFonts w:ascii="Arial" w:cs="Arial" w:eastAsia="Arial" w:hAnsi="Arial"/>
-                <w:b w:val="false"/>
-                <w:bCs w:val="false"/>
-                <w:i w:val="false"/>
-                <w:iCs w:val="false"/>
-                <w:color w:val="000000"/>
-                <w:sz w:val="18"/>
-                <w:szCs w:val="18"/>
-              </w:rPr>
-              <w:t xml:space="preserve">Circulate and check: (1) Are perpendiculars genuinely perpendicular (set-square used)? (2) Are image vertices equidistant from the mirror line — teacher counts squares alongside learners when errors are spotted. (3) In the Coordinate Rule Table, watch for the common confusion on y = x: learners may write (a, b) → (−b, −a) instead of (b, a). Identify any pair making this error and address in the Explain phase.</w:t>
-            </w:r>
-          </w:p>
-        </w:tc>
-      </w:tr>
-      <w:tr>
-        <w:tc>
-          <w:tcPr>
-            <w:tcW w:type="dxa" w:w="1520"/>
-            <w:shd w:fill="E2EFDA" w:color="auto" w:val="clear"/>
-            <w:tcMar>
-              <w:top w:type="dxa" w:w="60"/>
-              <w:left w:type="dxa" w:w="120"/>
-              <w:bottom w:type="dxa" w:w="60"/>
-              <w:right w:type="dxa" w:w="120"/>
-            </w:tcMar>
-            <w:vAlign w:val="top"/>
-          </w:tcPr>
-          <w:p>
-            <w:pPr>
-              <w:spacing w:after="40" w:before="0"/>
-              <w:jc w:val="left"/>
-            </w:pPr>
-            <w:r>
-              <w:rPr>
-                <w:rFonts w:ascii="Arial" w:cs="Arial" w:eastAsia="Arial" w:hAnsi="Arial"/>
-                <w:b/>
-                <w:bCs/>
-                <w:i w:val="false"/>
-                <w:iCs w:val="false"/>
-                <w:color w:val="000000"/>
-                <w:sz w:val="18"/>
-                <w:szCs w:val="18"/>
-              </w:rPr>
-              <w:t xml:space="preserve">Explain Phase</w:t>
-            </w:r>
-          </w:p>
-          <w:p>
-            <w:pPr>
-              <w:spacing w:after="20" w:before="0"/>
-            </w:pPr>
-            <w:r>
-              <w:rPr>
-                <w:rFonts w:ascii="Arial" w:cs="Arial" w:eastAsia="Arial" w:hAnsi="Arial"/>
-                <w:b/>
-                <w:bCs/>
-                <w:color w:val="1F3864"/>
-                <w:sz w:val="16"/>
-                <w:szCs w:val="16"/>
-              </w:rPr>
-              <w:t xml:space="preserve">📹 VIDEO:</w:t>
-            </w:r>
-          </w:p>
-          <w:p>
-            <w:pPr>
-              <w:spacing w:after="20" w:before="0"/>
-            </w:pPr>
-            <w:hyperlink w:history="1" r:id="rId8cysqhnfcofbb6kfo4yhd">
-              <w:r>
-                <w:rPr>
-                  <w:rFonts w:ascii="Arial" w:cs="Arial" w:eastAsia="Arial" w:hAnsi="Arial"/>
-                  <w:color w:val="2E75B6"/>
-                  <w:sz w:val="16"/>
-                  <w:szCs w:val="16"/>
-                  <w:u w:val="single" w:color="2E75B6"/>
-                </w:rPr>
-                <w:t xml:space="preserve">Determining reflections</w:t>
-              </w:r>
-            </w:hyperlink>
-          </w:p>
-          <w:p>
-            <w:pPr>
-              <w:spacing w:after="10" w:before="0"/>
-              <w:ind w:left="120"/>
-            </w:pPr>
-            <w:r>
-              <w:rPr>
-                <w:rFonts w:ascii="Arial" w:cs="Arial" w:eastAsia="Arial" w:hAnsi="Arial"/>
-                <w:color w:val="595959"/>
-                <w:sz w:val="14"/>
-                <w:szCs w:val="14"/>
-              </w:rPr>
-              <w:t xml:space="preserve">Source: Khan Academy (English - US curriculum)</w:t>
-            </w:r>
-          </w:p>
-          <w:p>
-            <w:pPr>
-              <w:spacing w:after="10" w:before="0"/>
-              <w:ind w:left="120"/>
-            </w:pPr>
-            <w:hyperlink w:history="1" r:id="rIdbdfpgkczmuqby3besbr5t">
-              <w:r>
-                <w:rPr>
-                  <w:rFonts w:ascii="Arial" w:cs="Arial" w:eastAsia="Arial" w:hAnsi="Arial"/>
-                  <w:color w:val="595959"/>
-                  <w:sz w:val="14"/>
-                  <w:szCs w:val="14"/>
-                  <w:u w:val="single" w:color="595959"/>
-                </w:rPr>
-                <w:t xml:space="preserve">🔍 Search ARES for similar videos</w:t>
-              </w:r>
-            </w:hyperlink>
-          </w:p>
-          <w:p>
-            <w:pPr>
-              <w:spacing w:after="40" w:before="0"/>
-            </w:pPr>
-            <w:r>
-              <w:rPr>
-                <w:sz w:val="14"/>
-                <w:szCs w:val="14"/>
-              </w:rPr>
-              <w:t xml:space="preserve"/>
-            </w:r>
-          </w:p>
-          <w:p>
-            <w:pPr>
-              <w:spacing w:after="20" w:before="0"/>
-            </w:pPr>
-            <w:r>
-              <w:rPr>
-                <w:rFonts w:ascii="Arial" w:cs="Arial" w:eastAsia="Arial" w:hAnsi="Arial"/>
-                <w:b/>
-                <w:bCs/>
-                <w:color w:val="1F3864"/>
-                <w:sz w:val="16"/>
-                <w:szCs w:val="16"/>
-              </w:rPr>
-              <w:t xml:space="preserve">📖 HTML:</w:t>
-            </w:r>
-          </w:p>
-          <w:p>
-            <w:pPr>
-              <w:spacing w:after="20" w:before="0"/>
-            </w:pPr>
-            <w:hyperlink w:history="1" r:id="rId0mp6sn5f-scw-linz7l8z">
-              <w:r>
-                <w:rPr>
-                  <w:rFonts w:ascii="Arial" w:cs="Arial" w:eastAsia="Arial" w:hAnsi="Arial"/>
-                  <w:color w:val="2E75B6"/>
-                  <w:sz w:val="16"/>
-                  <w:szCs w:val="16"/>
-                  <w:u w:val="single" w:color="2E75B6"/>
-                </w:rPr>
-                <w:t xml:space="preserve">Reflections in a Plane Mirror (PLIX)</w:t>
-              </w:r>
-            </w:hyperlink>
-          </w:p>
-          <w:p>
-            <w:pPr>
-              <w:spacing w:after="10" w:before="0"/>
-              <w:ind w:left="120"/>
-            </w:pPr>
-            <w:r>
-              <w:rPr>
-                <w:rFonts w:ascii="Arial" w:cs="Arial" w:eastAsia="Arial" w:hAnsi="Arial"/>
-                <w:color w:val="595959"/>
-                <w:sz w:val="14"/>
-                <w:szCs w:val="14"/>
-              </w:rPr>
-              <w:t xml:space="preserve">Source: CK-12</w:t>
-            </w:r>
-          </w:p>
-          <w:p>
-            <w:pPr>
-              <w:spacing w:after="10" w:before="0"/>
-              <w:ind w:left="120"/>
-            </w:pPr>
-            <w:hyperlink w:history="1" r:id="rIdyziu_lyw8mqzzxjhe9pod">
-              <w:r>
-                <w:rPr>
-                  <w:rFonts w:ascii="Arial" w:cs="Arial" w:eastAsia="Arial" w:hAnsi="Arial"/>
-                  <w:color w:val="595959"/>
-                  <w:sz w:val="14"/>
-                  <w:szCs w:val="14"/>
-                  <w:u w:val="single" w:color="595959"/>
-                </w:rPr>
-                <w:t xml:space="preserve">🔍 Search ARES for similar readings</w:t>
-              </w:r>
-            </w:hyperlink>
-          </w:p>
-        </w:tc>
-        <w:tc>
-          <w:tcPr>
-            <w:tcW w:type="dxa" w:w="3040"/>
-            <w:shd w:fill="FFFFFF" w:color="auto" w:val="clear"/>
-            <w:tcMar>
-              <w:top w:type="dxa" w:w="60"/>
-              <w:left w:type="dxa" w:w="120"/>
-              <w:bottom w:type="dxa" w:w="60"/>
-              <w:right w:type="dxa" w:w="120"/>
-            </w:tcMar>
-            <w:vAlign w:val="top"/>
-          </w:tcPr>
-          <w:p>
-            <w:pPr>
-              <w:spacing w:after="40" w:before="0"/>
-              <w:jc w:val="left"/>
-            </w:pPr>
-            <w:r>
-              <w:rPr>
-                <w:rFonts w:ascii="Arial" w:cs="Arial" w:eastAsia="Arial" w:hAnsi="Arial"/>
-                <w:b w:val="false"/>
-                <w:bCs w:val="false"/>
-                <w:i w:val="false"/>
-                <w:iCs w:val="false"/>
-                <w:color w:val="000000"/>
-                <w:sz w:val="18"/>
-                <w:szCs w:val="18"/>
-              </w:rPr>
-              <w:t xml:space="preserve">Learners individually complete a Reflection Rules Reference Card — a half-page template with four rows (one per mirror line) where they write the mirror line equation, the coordinate rule, and a worked example using one vertex of their lorry quadrilateral. They then answer two consolidation questions: (Q1) A point K(−2, 5) is reflected across the line y = x. Write the coordinates of K′. (Q2) The image of point M after reflection is M′(4, −3). If the mirror line is the x-axis, write the coordinates of M. After individual work (5 minutes), pairs compare answers and resolve disagreements. The teacher facilitates a whole-class discussion connecting coordinate rules back to the phenomenon: 'Now that we have these rules, can we explain mathematically why the lorry in the matatu mirror is the same size as the real lorry?'</w:t>
-            </w:r>
-          </w:p>
-        </w:tc>
-        <w:tc>
-          <w:tcPr>
-            <w:tcW w:type="dxa" w:w="3040"/>
-            <w:shd w:fill="F2F2F2" w:color="auto" w:val="clear"/>
-            <w:tcMar>
-              <w:top w:type="dxa" w:w="60"/>
-              <w:left w:type="dxa" w:w="120"/>
-              <w:bottom w:type="dxa" w:w="60"/>
-              <w:right w:type="dxa" w:w="120"/>
-            </w:tcMar>
-            <w:vAlign w:val="top"/>
-          </w:tcPr>
-          <w:p>
-            <w:pPr>
-              <w:spacing w:after="40" w:before="0"/>
-              <w:jc w:val="left"/>
-            </w:pPr>
-            <w:r>
-              <w:rPr>
-                <w:rFonts w:ascii="Arial" w:cs="Arial" w:eastAsia="Arial" w:hAnsi="Arial"/>
-                <w:b w:val="false"/>
-                <w:bCs w:val="false"/>
-                <w:i w:val="false"/>
-                <w:iCs w:val="false"/>
-                <w:color w:val="000000"/>
-                <w:sz w:val="18"/>
-                <w:szCs w:val="18"/>
-              </w:rPr>
-              <w:t xml:space="preserve">Say: 'You have discovered four coordinate rules — now prove you own them. Complete your Reference Card individually. No partner help for the first 4 minutes.' [Set visible timer. Circulate silently for 4 minutes, noting errors on y = x and y = −x.] After 4 minutes: 'Compare your Reference Card with your partner. If you disagree, use the grid to check — go back to counting squares.' [WAIT 2 minutes for partner reconciliation.] Facilitate whole-class discussion: 'Let's go back to the matatu. The lorry is 3 metres wide. Its left headlight is at position L and right headlight at R. After reflection in the mirror line, where are L′ and R′?' Cold-call 2 learners. [WAIT 12 seconds after each.] Then ask: 'The distance from L to R — is it the same as from L′ to R′? How do your coordinate rules tell you that?' [WAIT 15 seconds.] Guide learners to articulate: 'Because the rule maps (a, b) → (−a, b), the horizontal distance between any two points is preserved — just flipped in sign. That is why the lorry image is the same width as the lorry.' Write on the board: 'Reflection preserves distance → image and object are the same size and shape.' Say: 'Write this sentence in a box on your Reference Card.'</w:t>
-            </w:r>
-          </w:p>
-        </w:tc>
-        <w:tc>
-          <w:tcPr>
-            <w:tcW w:type="dxa" w:w="3040"/>
-            <w:shd w:fill="FFFFFF" w:color="auto" w:val="clear"/>
-            <w:tcMar>
-              <w:top w:type="dxa" w:w="60"/>
-              <w:left w:type="dxa" w:w="120"/>
-              <w:bottom w:type="dxa" w:w="60"/>
-              <w:right w:type="dxa" w:w="120"/>
-            </w:tcMar>
-            <w:vAlign w:val="top"/>
-          </w:tcPr>
-          <w:p>
-            <w:pPr>
-              <w:spacing w:after="40" w:before="0"/>
-              <w:jc w:val="left"/>
-            </w:pPr>
-            <w:r>
-              <w:rPr>
-                <w:rFonts w:ascii="Arial" w:cs="Arial" w:eastAsia="Arial" w:hAnsi="Arial"/>
-                <w:b w:val="false"/>
-                <w:bCs w:val="false"/>
-                <w:i w:val="false"/>
-                <w:iCs w:val="false"/>
-                <w:color w:val="000000"/>
-                <w:sz w:val="18"/>
-                <w:szCs w:val="18"/>
-              </w:rPr>
-              <w:t xml:space="preserve">Worked Example with Backward Question: Q2 reverses the usual direction (giving the image, asking for the object), deepening understanding that reflection is its own inverse — a key property that learners will need when determining mirror-line equations in Lesson 4. Connecting the distance-preservation result explicitly to the phenomenon completes the evidence loop begun in Lesson 1.</w:t>
-            </w:r>
-          </w:p>
-        </w:tc>
-        <w:tc>
-          <w:tcPr>
-            <w:tcW w:type="dxa" w:w="3040"/>
-            <w:shd w:fill="F2F2F2" w:color="auto" w:val="clear"/>
-            <w:tcMar>
-              <w:top w:type="dxa" w:w="60"/>
-              <w:left w:type="dxa" w:w="120"/>
-              <w:bottom w:type="dxa" w:w="60"/>
-              <w:right w:type="dxa" w:w="120"/>
-            </w:tcMar>
-            <w:vAlign w:val="top"/>
-          </w:tcPr>
-          <w:p>
-            <w:pPr>
-              <w:spacing w:after="40" w:before="0"/>
-              <w:jc w:val="left"/>
-            </w:pPr>
-            <w:r>
-              <w:rPr>
-                <w:rFonts w:ascii="Arial" w:cs="Arial" w:eastAsia="Arial" w:hAnsi="Arial"/>
-                <w:b w:val="false"/>
-                <w:bCs w:val="false"/>
-                <w:i w:val="false"/>
-                <w:iCs w:val="false"/>
-                <w:color w:val="000000"/>
-                <w:sz w:val="18"/>
-                <w:szCs w:val="18"/>
-              </w:rPr>
-              <w:t xml:space="preserve">Collect Reference Cards at the end of the lesson and scan for: (1) Correct rule for all four mirror lines — especially y = x: (a, b) → (b, a). (2) Correct answer to Q1: K′(5, −2). (3) Correct answer to Q2: M(−4, −3) — wait, M′(4,−3) reflected in x-axis means M(4, 3). Check that learners correctly identify that reflecting the image back across the same mirror line returns the original point. Use errors to plan the opening review of Lesson 4.</w:t>
-            </w:r>
-          </w:p>
-        </w:tc>
-      </w:tr>
-      <w:tr>
-        <w:tc>
-          <w:tcPr>
-            <w:tcW w:type="dxa" w:w="1520"/>
-            <w:shd w:fill="FCE4D6" w:color="auto" w:val="clear"/>
-            <w:tcMar>
-              <w:top w:type="dxa" w:w="60"/>
-              <w:left w:type="dxa" w:w="120"/>
-              <w:bottom w:type="dxa" w:w="60"/>
-              <w:right w:type="dxa" w:w="120"/>
-            </w:tcMar>
-            <w:vAlign w:val="top"/>
-          </w:tcPr>
-          <w:p>
-            <w:pPr>
-              <w:spacing w:after="40" w:before="0"/>
-              <w:jc w:val="left"/>
-            </w:pPr>
-            <w:r>
-              <w:rPr>
-                <w:rFonts w:ascii="Arial" w:cs="Arial" w:eastAsia="Arial" w:hAnsi="Arial"/>
-                <w:b/>
-                <w:bCs/>
-                <w:i w:val="false"/>
-                <w:iCs w:val="false"/>
-                <w:color w:val="000000"/>
-                <w:sz w:val="18"/>
-                <w:szCs w:val="18"/>
-              </w:rPr>
-              <w:t xml:space="preserve">Driving Question Board (DQB) Creation</w:t>
-            </w:r>
-          </w:p>
-          <w:p>
-            <w:pPr>
-              <w:spacing w:after="20" w:before="0"/>
-            </w:pPr>
-            <w:r>
-              <w:rPr>
-                <w:rFonts w:ascii="Arial" w:cs="Arial" w:eastAsia="Arial" w:hAnsi="Arial"/>
-                <w:b/>
-                <w:bCs/>
-                <w:color w:val="1F3864"/>
-                <w:sz w:val="16"/>
-                <w:szCs w:val="16"/>
-              </w:rPr>
-              <w:t xml:space="preserve">📹 VIDEO:</w:t>
-            </w:r>
-          </w:p>
-          <w:p>
-            <w:pPr>
-              <w:spacing w:after="20" w:before="0"/>
-            </w:pPr>
-            <w:hyperlink w:history="1" r:id="rId219aohwn662zj7tlei0he">
-              <w:r>
-                <w:rPr>
-                  <w:rFonts w:ascii="Arial" w:cs="Arial" w:eastAsia="Arial" w:hAnsi="Arial"/>
-                  <w:color w:val="2E75B6"/>
-                  <w:sz w:val="16"/>
-                  <w:szCs w:val="16"/>
-                  <w:u w:val="single" w:color="2E75B6"/>
-                </w:rPr>
-                <w:t xml:space="preserve">Determining reflections (advanced)</w:t>
-              </w:r>
-            </w:hyperlink>
-          </w:p>
-          <w:p>
-            <w:pPr>
-              <w:spacing w:after="10" w:before="0"/>
-              <w:ind w:left="120"/>
-            </w:pPr>
-            <w:r>
-              <w:rPr>
-                <w:rFonts w:ascii="Arial" w:cs="Arial" w:eastAsia="Arial" w:hAnsi="Arial"/>
-                <w:color w:val="595959"/>
-                <w:sz w:val="14"/>
-                <w:szCs w:val="14"/>
-              </w:rPr>
-              <w:t xml:space="preserve">Source: Khan Academy (English - US curriculum)</w:t>
-            </w:r>
-          </w:p>
-          <w:p>
-            <w:pPr>
-              <w:spacing w:after="10" w:before="0"/>
-              <w:ind w:left="120"/>
-            </w:pPr>
-            <w:hyperlink w:history="1" r:id="rIdecuqzc-forq4n1y89jv4p">
-              <w:r>
-                <w:rPr>
-                  <w:rFonts w:ascii="Arial" w:cs="Arial" w:eastAsia="Arial" w:hAnsi="Arial"/>
-                  <w:color w:val="595959"/>
-                  <w:sz w:val="14"/>
-                  <w:szCs w:val="14"/>
-                  <w:u w:val="single" w:color="595959"/>
-                </w:rPr>
-                <w:t xml:space="preserve">🔍 Search ARES for similar videos</w:t>
-              </w:r>
-            </w:hyperlink>
-          </w:p>
-          <w:p>
-            <w:pPr>
-              <w:spacing w:after="40" w:before="0"/>
-            </w:pPr>
-            <w:r>
-              <w:rPr>
-                <w:sz w:val="14"/>
-                <w:szCs w:val="14"/>
-              </w:rPr>
-              <w:t xml:space="preserve"/>
-            </w:r>
-          </w:p>
-          <w:p>
-            <w:pPr>
-              <w:spacing w:after="20" w:before="0"/>
-            </w:pPr>
-            <w:r>
-              <w:rPr>
-                <w:rFonts w:ascii="Arial" w:cs="Arial" w:eastAsia="Arial" w:hAnsi="Arial"/>
-                <w:b/>
-                <w:bCs/>
-                <w:color w:val="1F3864"/>
-                <w:sz w:val="16"/>
-                <w:szCs w:val="16"/>
-              </w:rPr>
-              <w:t xml:space="preserve">📖 EXERCISE:</w:t>
-            </w:r>
-          </w:p>
-          <w:p>
-            <w:pPr>
-              <w:spacing w:after="20" w:before="0"/>
-            </w:pPr>
-            <w:hyperlink w:history="1" r:id="rIdjw4r9ld4imwakp926zxdh">
-              <w:r>
-                <w:rPr>
-                  <w:rFonts w:ascii="Arial" w:cs="Arial" w:eastAsia="Arial" w:hAnsi="Arial"/>
-                  <w:color w:val="2E75B6"/>
-                  <w:sz w:val="16"/>
-                  <w:szCs w:val="16"/>
-                  <w:u w:val="single" w:color="2E75B6"/>
-                </w:rPr>
-                <w:t xml:space="preserve">Congruence &amp; transformations</w:t>
-              </w:r>
-            </w:hyperlink>
-          </w:p>
-          <w:p>
-            <w:pPr>
-              <w:spacing w:after="10" w:before="0"/>
-              <w:ind w:left="120"/>
-            </w:pPr>
-            <w:r>
-              <w:rPr>
-                <w:rFonts w:ascii="Arial" w:cs="Arial" w:eastAsia="Arial" w:hAnsi="Arial"/>
-                <w:color w:val="595959"/>
-                <w:sz w:val="14"/>
-                <w:szCs w:val="14"/>
-              </w:rPr>
-              <w:t xml:space="preserve">Source: Khan Academy (English - US curriculum)</w:t>
-            </w:r>
-          </w:p>
-          <w:p>
-            <w:pPr>
-              <w:spacing w:after="10" w:before="0"/>
-              <w:ind w:left="120"/>
-            </w:pPr>
-            <w:hyperlink w:history="1" r:id="rIdwy45vqbwjigres_zwlpcw">
-              <w:r>
-                <w:rPr>
-                  <w:rFonts w:ascii="Arial" w:cs="Arial" w:eastAsia="Arial" w:hAnsi="Arial"/>
-                  <w:color w:val="595959"/>
-                  <w:sz w:val="14"/>
-                  <w:szCs w:val="14"/>
-                  <w:u w:val="single" w:color="595959"/>
-                </w:rPr>
-                <w:t xml:space="preserve">🔍 Search ARES for similar readings</w:t>
-              </w:r>
-            </w:hyperlink>
-          </w:p>
-        </w:tc>
-        <w:tc>
-          <w:tcPr>
-            <w:tcW w:type="dxa" w:w="3040"/>
-            <w:shd w:fill="FFFFFF" w:color="auto" w:val="clear"/>
-            <w:tcMar>
-              <w:top w:type="dxa" w:w="60"/>
-              <w:left w:type="dxa" w:w="120"/>
-              <w:bottom w:type="dxa" w:w="60"/>
-              <w:right w:type="dxa" w:w="120"/>
-            </w:tcMar>
-            <w:vAlign w:val="top"/>
-          </w:tcPr>
-          <w:p>
-            <w:pPr>
-              <w:spacing w:after="40" w:before="0"/>
-              <w:jc w:val="left"/>
-            </w:pPr>
-            <w:r>
-              <w:rPr>
-                <w:rFonts w:ascii="Arial" w:cs="Arial" w:eastAsia="Arial" w:hAnsi="Arial"/>
-                <w:b w:val="false"/>
-                <w:bCs w:val="false"/>
-                <w:i w:val="false"/>
-                <w:iCs w:val="false"/>
-                <w:color w:val="000000"/>
-                <w:sz w:val="18"/>
-                <w:szCs w:val="18"/>
-              </w:rPr>
-              <w:t xml:space="preserve">Each pair writes two sticky notes: one GREEN note headed 'What we now know' and one ORANGE note headed 'New question.' The green note must contain a coordinate rule discovered today plus a sentence connecting it to the matatu mirror phenomenon. The orange note must ask a question that today's lesson raised but did not answer — e.g., 'What if we only have the object and image — how do we find the mirror line equation?' Pairs post their notes on the class DQB under the columns 'Evidence Gathered' and 'Still Wondering.' The teacher reads three orange notes aloud and frames them as the target for Lesson 4.</w:t>
-            </w:r>
-          </w:p>
-        </w:tc>
-        <w:tc>
-          <w:tcPr>
-            <w:tcW w:type="dxa" w:w="3040"/>
-            <w:shd w:fill="F2F2F2" w:color="auto" w:val="clear"/>
-            <w:tcMar>
-              <w:top w:type="dxa" w:w="60"/>
-              <w:left w:type="dxa" w:w="120"/>
-              <w:bottom w:type="dxa" w:w="60"/>
-              <w:right w:type="dxa" w:w="120"/>
-            </w:tcMar>
-            <w:vAlign w:val="top"/>
-          </w:tcPr>
-          <w:p>
-            <w:pPr>
-              <w:spacing w:after="40" w:before="0"/>
-              <w:jc w:val="left"/>
-            </w:pPr>
-            <w:r>
-              <w:rPr>
-                <w:rFonts w:ascii="Arial" w:cs="Arial" w:eastAsia="Arial" w:hAnsi="Arial"/>
-                <w:b w:val="false"/>
-                <w:bCs w:val="false"/>
-                <w:i w:val="false"/>
-                <w:iCs w:val="false"/>
-                <w:color w:val="000000"/>
-                <w:sz w:val="18"/>
-                <w:szCs w:val="18"/>
-              </w:rPr>
-              <w:t xml:space="preserve">Distribute sticky notes (or learners write on paper squares). Say: 'Two minutes — write your green note first. It must include a coordinate rule AND connect it to the lorry in the matatu mirror. Then write your orange note — what do you still want to know?' [WAIT 2 minutes.] 'Post your notes on the board.' [Allow 1 minute for posting.] Read three orange notes aloud: 'I am hearing questions like: How do we find the mirror line if we only see the object and image? Can the mirror line be a slanted line that is not y = x? Does reflection always make the image congruent? These are exactly the questions real mathematicians ask.' Circle the orange notes that relate to finding the mirror-line equation and say: 'We will answer these in our next lesson.'</w:t>
-            </w:r>
-          </w:p>
-        </w:tc>
-        <w:tc>
-          <w:tcPr>
-            <w:tcW w:type="dxa" w:w="3040"/>
-            <w:shd w:fill="FFFFFF" w:color="auto" w:val="clear"/>
-            <w:tcMar>
-              <w:top w:type="dxa" w:w="60"/>
-              <w:left w:type="dxa" w:w="120"/>
-              <w:bottom w:type="dxa" w:w="60"/>
-              <w:right w:type="dxa" w:w="120"/>
-            </w:tcMar>
-            <w:vAlign w:val="top"/>
-          </w:tcPr>
-          <w:p>
-            <w:pPr>
-              <w:spacing w:after="40" w:before="0"/>
-              <w:jc w:val="left"/>
-            </w:pPr>
-            <w:r>
-              <w:rPr>
-                <w:rFonts w:ascii="Arial" w:cs="Arial" w:eastAsia="Arial" w:hAnsi="Arial"/>
-                <w:b w:val="false"/>
-                <w:bCs w:val="false"/>
-                <w:i w:val="false"/>
-                <w:iCs w:val="false"/>
-                <w:color w:val="000000"/>
-                <w:sz w:val="18"/>
-                <w:szCs w:val="18"/>
-              </w:rPr>
-              <w:t xml:space="preserve">Two-Column DQB Update (Evidence / Still Wondering): separating confirmed knowledge from new questions makes the cumulative nature of the inquiry visible. The physical act of posting notes gives every learner a public stake in the investigation and models scientific practice of tracking what is known versus what remains to be explained.</w:t>
-            </w:r>
-          </w:p>
-        </w:tc>
-        <w:tc>
-          <w:tcPr>
-            <w:tcW w:type="dxa" w:w="3040"/>
-            <w:shd w:fill="F2F2F2" w:color="auto" w:val="clear"/>
-            <w:tcMar>
-              <w:top w:type="dxa" w:w="60"/>
-              <w:left w:type="dxa" w:w="120"/>
-              <w:bottom w:type="dxa" w:w="60"/>
-              <w:right w:type="dxa" w:w="120"/>
-            </w:tcMar>
-            <w:vAlign w:val="top"/>
-          </w:tcPr>
-          <w:p>
-            <w:pPr>
-              <w:spacing w:after="40" w:before="0"/>
-              <w:jc w:val="left"/>
-            </w:pPr>
-            <w:r>
-              <w:rPr>
-                <w:rFonts w:ascii="Arial" w:cs="Arial" w:eastAsia="Arial" w:hAnsi="Arial"/>
-                <w:b w:val="false"/>
-                <w:bCs w:val="false"/>
-                <w:i w:val="false"/>
-                <w:iCs w:val="false"/>
-                <w:color w:val="000000"/>
-                <w:sz w:val="18"/>
-                <w:szCs w:val="18"/>
-              </w:rPr>
-              <w:t xml:space="preserve">Read all posted green notes quickly: check that learners are connecting coordinate rules (not just listing them) to the phenomenon. Flag any green notes that state only 'reflection maps (a,b) to (−a,b)' without a phenomenon link — prompt those pairs verbally: 'How does that rule explain what the matatu driver sees?'</w:t>
-            </w:r>
-          </w:p>
-        </w:tc>
-      </w:tr>
-      <w:tr>
-        <w:tc>
-          <w:tcPr>
-            <w:tcW w:type="dxa" w:w="1520"/>
-            <w:shd w:fill="D5E8F0" w:color="auto" w:val="clear"/>
-            <w:tcMar>
-              <w:top w:type="dxa" w:w="60"/>
-              <w:left w:type="dxa" w:w="120"/>
-              <w:bottom w:type="dxa" w:w="60"/>
-              <w:right w:type="dxa" w:w="120"/>
-            </w:tcMar>
-            <w:vAlign w:val="top"/>
-          </w:tcPr>
-          <w:p>
-            <w:pPr>
-              <w:spacing w:after="40" w:before="0"/>
-              <w:jc w:val="left"/>
-            </w:pPr>
-            <w:r>
-              <w:rPr>
-                <w:rFonts w:ascii="Arial" w:cs="Arial" w:eastAsia="Arial" w:hAnsi="Arial"/>
-                <w:b/>
-                <w:bCs/>
-                <w:i w:val="false"/>
-                <w:iCs w:val="false"/>
-                <w:color w:val="000000"/>
-                <w:sz w:val="18"/>
-                <w:szCs w:val="18"/>
-              </w:rPr>
-              <w:t xml:space="preserve">Model Building Phase</w:t>
-            </w:r>
-          </w:p>
-          <w:p>
-            <w:pPr>
-              <w:spacing w:after="20" w:before="0"/>
-            </w:pPr>
-            <w:r>
-              <w:rPr>
-                <w:rFonts w:ascii="Arial" w:cs="Arial" w:eastAsia="Arial" w:hAnsi="Arial"/>
-                <w:b/>
-                <w:bCs/>
-                <w:color w:val="1F3864"/>
-                <w:sz w:val="16"/>
-                <w:szCs w:val="16"/>
-              </w:rPr>
-              <w:t xml:space="preserve">📹 VIDEO:</w:t>
-            </w:r>
-          </w:p>
-          <w:p>
-            <w:pPr>
-              <w:spacing w:after="20" w:before="0"/>
-            </w:pPr>
-            <w:hyperlink w:history="1" r:id="rIdipzjht5ywnttyi49ldu70">
-              <w:r>
-                <w:rPr>
-                  <w:rFonts w:ascii="Arial" w:cs="Arial" w:eastAsia="Arial" w:hAnsi="Arial"/>
-                  <w:color w:val="2E75B6"/>
-                  <w:sz w:val="16"/>
-                  <w:szCs w:val="16"/>
-                  <w:u w:val="single" w:color="2E75B6"/>
-                </w:rPr>
-                <w:t xml:space="preserve">Determining reflections (advanced)</w:t>
-              </w:r>
-            </w:hyperlink>
-          </w:p>
-          <w:p>
-            <w:pPr>
-              <w:spacing w:after="10" w:before="0"/>
-              <w:ind w:left="120"/>
-            </w:pPr>
-            <w:r>
-              <w:rPr>
-                <w:rFonts w:ascii="Arial" w:cs="Arial" w:eastAsia="Arial" w:hAnsi="Arial"/>
-                <w:color w:val="595959"/>
-                <w:sz w:val="14"/>
-                <w:szCs w:val="14"/>
-              </w:rPr>
-              <w:t xml:space="preserve">Source: Khan Academy (English - US curriculum)</w:t>
-            </w:r>
-          </w:p>
-          <w:p>
-            <w:pPr>
-              <w:spacing w:after="10" w:before="0"/>
-              <w:ind w:left="120"/>
-            </w:pPr>
-            <w:hyperlink w:history="1" r:id="rId4rm17c1l23dsyykf24ytj">
-              <w:r>
-                <w:rPr>
-                  <w:rFonts w:ascii="Arial" w:cs="Arial" w:eastAsia="Arial" w:hAnsi="Arial"/>
-                  <w:color w:val="595959"/>
-                  <w:sz w:val="14"/>
-                  <w:szCs w:val="14"/>
-                  <w:u w:val="single" w:color="595959"/>
-                </w:rPr>
-                <w:t xml:space="preserve">🔍 Search ARES for similar videos</w:t>
-              </w:r>
-            </w:hyperlink>
-          </w:p>
-          <w:p>
-            <w:pPr>
-              <w:spacing w:after="40" w:before="0"/>
-            </w:pPr>
-            <w:r>
-              <w:rPr>
-                <w:sz w:val="14"/>
-                <w:szCs w:val="14"/>
-              </w:rPr>
-              <w:t xml:space="preserve"/>
-            </w:r>
-          </w:p>
-          <w:p>
-            <w:pPr>
-              <w:spacing w:after="20" w:before="0"/>
-            </w:pPr>
-            <w:r>
-              <w:rPr>
-                <w:rFonts w:ascii="Arial" w:cs="Arial" w:eastAsia="Arial" w:hAnsi="Arial"/>
-                <w:b/>
-                <w:bCs/>
-                <w:color w:val="1F3864"/>
-                <w:sz w:val="16"/>
-                <w:szCs w:val="16"/>
-              </w:rPr>
-              <w:t xml:space="preserve">📖 EXERCISE:</w:t>
-            </w:r>
-          </w:p>
-          <w:p>
-            <w:pPr>
-              <w:spacing w:after="20" w:before="0"/>
-            </w:pPr>
-            <w:hyperlink w:history="1" r:id="rIduw7wbv4fimhu4nnvybnhd">
-              <w:r>
-                <w:rPr>
-                  <w:rFonts w:ascii="Arial" w:cs="Arial" w:eastAsia="Arial" w:hAnsi="Arial"/>
-                  <w:color w:val="2E75B6"/>
-                  <w:sz w:val="16"/>
-                  <w:szCs w:val="16"/>
-                  <w:u w:val="single" w:color="2E75B6"/>
-                </w:rPr>
-                <w:t xml:space="preserve">Determine reflections (advanced)</w:t>
-              </w:r>
-            </w:hyperlink>
-          </w:p>
-          <w:p>
-            <w:pPr>
-              <w:spacing w:after="10" w:before="0"/>
-              <w:ind w:left="120"/>
-            </w:pPr>
-            <w:r>
-              <w:rPr>
-                <w:rFonts w:ascii="Arial" w:cs="Arial" w:eastAsia="Arial" w:hAnsi="Arial"/>
-                <w:color w:val="595959"/>
-                <w:sz w:val="14"/>
-                <w:szCs w:val="14"/>
-              </w:rPr>
-              <w:t xml:space="preserve">Source: Khan Academy (English - US curriculum)</w:t>
-            </w:r>
-          </w:p>
-          <w:p>
-            <w:pPr>
-              <w:spacing w:after="10" w:before="0"/>
-              <w:ind w:left="120"/>
-            </w:pPr>
-            <w:hyperlink w:history="1" r:id="rIdskg9_8nuuxtjwaflzexv4">
+            <w:hyperlink w:history="1" r:id="rIdsrosr_kszciswqkkzthlh">
               <w:r>
                 <w:rPr>
                   <w:rFonts w:ascii="Arial" w:cs="Arial" w:eastAsia="Arial" w:hAnsi="Arial"/>
@@ -11606,7 +11622,7 @@
         </w:rPr>
         <w:t xml:space="preserve">© 2026 SeaVuria and ARES. Aligned with KICD objectives. Developed by SeaVuria; technical implementation by ARES (with AI assistance from Claude). Licensed under </w:t>
       </w:r>
-      <w:hyperlink w:history="1" r:id="rIdsasymc5l-zqdaxbahknyr">
+      <w:hyperlink w:history="1" r:id="rIdikpv9ypavi08ddfpnodvq">
         <w:r>
           <w:rPr>
             <w:rFonts w:ascii="Arial" w:cs="Arial" w:eastAsia="Arial" w:hAnsi="Arial"/>
@@ -11627,7 +11643,7 @@
         </w:rPr>
         <w:t xml:space="preserve"> (</w:t>
       </w:r>
-      <w:hyperlink w:history="1" r:id="rIdekcwbufqi4oahhzndxaht">
+      <w:hyperlink w:history="1" r:id="rIdulvdutynfbnuhki8twrlz">
         <w:r>
           <w:rPr>
             <w:rFonts w:ascii="Arial" w:cs="Arial" w:eastAsia="Arial" w:hAnsi="Arial"/>
@@ -12799,7 +12815,313 @@
             <w:pPr>
               <w:spacing w:after="20" w:before="0"/>
             </w:pPr>
-            <w:hyperlink w:history="1" r:id="rIdklasvs76bznr283alntjg">
+            <w:hyperlink w:history="1" r:id="rIdvhovmru2c-wcav6g2bkuo">
+              <w:r>
+                <w:rPr>
+                  <w:rFonts w:ascii="Arial" w:cs="Arial" w:eastAsia="Arial" w:hAnsi="Arial"/>
+                  <w:color w:val="2E75B6"/>
+                  <w:sz w:val="16"/>
+                  <w:szCs w:val="16"/>
+                  <w:u w:val="single" w:color="2E75B6"/>
+                </w:rPr>
+                <w:t xml:space="preserve">Geometric constructions: perpendicular bisector</w:t>
+              </w:r>
+            </w:hyperlink>
+          </w:p>
+          <w:p>
+            <w:pPr>
+              <w:spacing w:after="10" w:before="0"/>
+              <w:ind w:left="120"/>
+            </w:pPr>
+            <w:r>
+              <w:rPr>
+                <w:rFonts w:ascii="Arial" w:cs="Arial" w:eastAsia="Arial" w:hAnsi="Arial"/>
+                <w:color w:val="595959"/>
+                <w:sz w:val="14"/>
+                <w:szCs w:val="14"/>
+              </w:rPr>
+              <w:t xml:space="preserve">Source: Khan Academy (English - US curriculum)</w:t>
+            </w:r>
+          </w:p>
+          <w:p>
+            <w:pPr>
+              <w:spacing w:after="10" w:before="0"/>
+              <w:ind w:left="120"/>
+            </w:pPr>
+            <w:hyperlink w:history="1" r:id="rIdekd2m95picpg50cpfxgxv">
+              <w:r>
+                <w:rPr>
+                  <w:rFonts w:ascii="Arial" w:cs="Arial" w:eastAsia="Arial" w:hAnsi="Arial"/>
+                  <w:color w:val="595959"/>
+                  <w:sz w:val="14"/>
+                  <w:szCs w:val="14"/>
+                  <w:u w:val="single" w:color="595959"/>
+                </w:rPr>
+                <w:t xml:space="preserve">🔍 Search ARES for similar videos</w:t>
+              </w:r>
+            </w:hyperlink>
+          </w:p>
+          <w:p>
+            <w:pPr>
+              <w:spacing w:after="40" w:before="0"/>
+            </w:pPr>
+            <w:r>
+              <w:rPr>
+                <w:sz w:val="14"/>
+                <w:szCs w:val="14"/>
+              </w:rPr>
+              <w:t xml:space="preserve"/>
+            </w:r>
+          </w:p>
+          <w:p>
+            <w:pPr>
+              <w:spacing w:after="20" w:before="0"/>
+            </w:pPr>
+            <w:r>
+              <w:rPr>
+                <w:rFonts w:ascii="Arial" w:cs="Arial" w:eastAsia="Arial" w:hAnsi="Arial"/>
+                <w:b/>
+                <w:bCs/>
+                <w:color w:val="1F3864"/>
+                <w:sz w:val="16"/>
+                <w:szCs w:val="16"/>
+              </w:rPr>
+              <w:t xml:space="preserve">📖 EXERCISE:</w:t>
+            </w:r>
+          </w:p>
+          <w:p>
+            <w:pPr>
+              <w:spacing w:after="20" w:before="0"/>
+            </w:pPr>
+            <w:hyperlink w:history="1" r:id="rIdt1q4nbpxlolaj18_raked">
+              <w:r>
+                <w:rPr>
+                  <w:rFonts w:ascii="Arial" w:cs="Arial" w:eastAsia="Arial" w:hAnsi="Arial"/>
+                  <w:color w:val="2E75B6"/>
+                  <w:sz w:val="16"/>
+                  <w:szCs w:val="16"/>
+                  <w:u w:val="single" w:color="2E75B6"/>
+                </w:rPr>
+                <w:t xml:space="preserve">Determine reflections</w:t>
+              </w:r>
+            </w:hyperlink>
+          </w:p>
+          <w:p>
+            <w:pPr>
+              <w:spacing w:after="10" w:before="0"/>
+              <w:ind w:left="120"/>
+            </w:pPr>
+            <w:r>
+              <w:rPr>
+                <w:rFonts w:ascii="Arial" w:cs="Arial" w:eastAsia="Arial" w:hAnsi="Arial"/>
+                <w:color w:val="595959"/>
+                <w:sz w:val="14"/>
+                <w:szCs w:val="14"/>
+              </w:rPr>
+              <w:t xml:space="preserve">Source: Khan Academy (English - US curriculum)</w:t>
+            </w:r>
+          </w:p>
+          <w:p>
+            <w:pPr>
+              <w:spacing w:after="10" w:before="0"/>
+              <w:ind w:left="120"/>
+            </w:pPr>
+            <w:hyperlink w:history="1" r:id="rIdeimpaxfqtt11sxrtmpi7w">
+              <w:r>
+                <w:rPr>
+                  <w:rFonts w:ascii="Arial" w:cs="Arial" w:eastAsia="Arial" w:hAnsi="Arial"/>
+                  <w:color w:val="595959"/>
+                  <w:sz w:val="14"/>
+                  <w:szCs w:val="14"/>
+                  <w:u w:val="single" w:color="595959"/>
+                </w:rPr>
+                <w:t xml:space="preserve">🔍 Search ARES for similar readings</w:t>
+              </w:r>
+            </w:hyperlink>
+          </w:p>
+        </w:tc>
+        <w:tc>
+          <w:tcPr>
+            <w:tcW w:type="dxa" w:w="3040"/>
+            <w:shd w:fill="FFFFFF" w:color="auto" w:val="clear"/>
+            <w:tcMar>
+              <w:top w:type="dxa" w:w="60"/>
+              <w:left w:type="dxa" w:w="120"/>
+              <w:bottom w:type="dxa" w:w="60"/>
+              <w:right w:type="dxa" w:w="120"/>
+            </w:tcMar>
+            <w:vAlign w:val="top"/>
+          </w:tcPr>
+          <w:p>
+            <w:pPr>
+              <w:spacing w:after="40" w:before="0"/>
+              <w:jc w:val="left"/>
+            </w:pPr>
+            <w:r>
+              <w:rPr>
+                <w:rFonts w:ascii="Arial" w:cs="Arial" w:eastAsia="Arial" w:hAnsi="Arial"/>
+                <w:b w:val="false"/>
+                <w:bCs w:val="false"/>
+                <w:i w:val="false"/>
+                <w:iCs w:val="false"/>
+                <w:color w:val="000000"/>
+                <w:sz w:val="18"/>
+                <w:szCs w:val="18"/>
+              </w:rPr>
+              <w:t xml:space="preserve">Each learner receives a half-sheet with a sketch of the anchoring phenomenon — a lorry approaching on the Nairobi–Thika highway and a dashed line labelled 'mirror surface.' Beneath the sketch are four prediction prompts: (1) Will the image of the lorry be larger, smaller, or the same size as the real lorry? (2) Will the image appear closer to, farther from, or the same distance from the mirror as the real lorry? (3) Will the image face the same direction as the lorry or be flipped? (4) If you drew a line connecting the lorry's left headlight to its image's left headlight, what angle would that line make with the mirror surface? Learners write individual responses in pencil (2 minutes), then share with a shoulder partner (1 minute). Groups record a consensus prediction on a sticky note to be displayed.</w:t>
+            </w:r>
+          </w:p>
+        </w:tc>
+        <w:tc>
+          <w:tcPr>
+            <w:tcW w:type="dxa" w:w="3040"/>
+            <w:shd w:fill="F2F2F2" w:color="auto" w:val="clear"/>
+            <w:tcMar>
+              <w:top w:type="dxa" w:w="60"/>
+              <w:left w:type="dxa" w:w="120"/>
+              <w:bottom w:type="dxa" w:w="60"/>
+              <w:right w:type="dxa" w:w="120"/>
+            </w:tcMar>
+            <w:vAlign w:val="top"/>
+          </w:tcPr>
+          <w:p>
+            <w:pPr>
+              <w:spacing w:after="40" w:before="0"/>
+              <w:jc w:val="left"/>
+            </w:pPr>
+            <w:r>
+              <w:rPr>
+                <w:rFonts w:ascii="Arial" w:cs="Arial" w:eastAsia="Arial" w:hAnsi="Arial"/>
+                <w:b w:val="false"/>
+                <w:bCs w:val="false"/>
+                <w:i w:val="false"/>
+                <w:iCs w:val="false"/>
+                <w:color w:val="000000"/>
+                <w:sz w:val="18"/>
+                <w:szCs w:val="18"/>
+              </w:rPr>
+              <w:t xml:space="preserve">Display the anchoring phenomenon image on the board. Say: 'Last lesson we used coordinate rules to predict where an image lands on the Cartesian plane. Today we go back to the matatu on the Nairobi–Thika highway. Before we pick up any mirror or ruler, I want you to commit to a prediction — in writing, in pencil — because a good scientist writes down what they think before they look.' Distribute the prediction sheets. After 2 minutes, say: 'Turn to your shoulder partner — the person sitting next to you — and compare your answers. Do you agree or disagree? Be ready to defend your prediction.' Allow 1 minute. Then cold-call exactly 3 groups: 'Group 2 — what did you predict for the distance question?' [WAIT 12 seconds.] 'Group 5 — same question, do you agree or disagree with Group 2, and why?' [WAIT 12 seconds.] 'Group 7 — what about the angle of the connecting line?' [WAIT 15 seconds.] Do NOT confirm or correct predictions yet. Post all sticky notes on the board under the heading 'Our Predictions.'</w:t>
+            </w:r>
+          </w:p>
+        </w:tc>
+        <w:tc>
+          <w:tcPr>
+            <w:tcW w:type="dxa" w:w="3040"/>
+            <w:shd w:fill="FFFFFF" w:color="auto" w:val="clear"/>
+            <w:tcMar>
+              <w:top w:type="dxa" w:w="60"/>
+              <w:left w:type="dxa" w:w="120"/>
+              <w:bottom w:type="dxa" w:w="60"/>
+              <w:right w:type="dxa" w:w="120"/>
+            </w:tcMar>
+            <w:vAlign w:val="top"/>
+          </w:tcPr>
+          <w:p>
+            <w:pPr>
+              <w:spacing w:after="40" w:before="0"/>
+              <w:jc w:val="left"/>
+            </w:pPr>
+            <w:r>
+              <w:rPr>
+                <w:rFonts w:ascii="Arial" w:cs="Arial" w:eastAsia="Arial" w:hAnsi="Arial"/>
+                <w:b w:val="false"/>
+                <w:bCs w:val="false"/>
+                <w:i w:val="false"/>
+                <w:iCs w:val="false"/>
+                <w:color w:val="000000"/>
+                <w:sz w:val="18"/>
+                <w:szCs w:val="18"/>
+              </w:rPr>
+              <w:t xml:space="preserve">Prediction Commitment (Elicit–Commit–Reveal): By writing predictions before observing, learners activate prior knowledge and create cognitive dissonance that sharpens attention during the observation phase. Anchoring every prompt to the lorry/mirror phenomenon ensures predictions are not abstract — they carry the emotional hook of a real road context learners recognise from matatu journeys.</w:t>
+            </w:r>
+          </w:p>
+        </w:tc>
+        <w:tc>
+          <w:tcPr>
+            <w:tcW w:type="dxa" w:w="3040"/>
+            <w:shd w:fill="F2F2F2" w:color="auto" w:val="clear"/>
+            <w:tcMar>
+              <w:top w:type="dxa" w:w="60"/>
+              <w:left w:type="dxa" w:w="120"/>
+              <w:bottom w:type="dxa" w:w="60"/>
+              <w:right w:type="dxa" w:w="120"/>
+            </w:tcMar>
+            <w:vAlign w:val="top"/>
+          </w:tcPr>
+          <w:p>
+            <w:pPr>
+              <w:spacing w:after="40" w:before="0"/>
+              <w:jc w:val="left"/>
+            </w:pPr>
+            <w:r>
+              <w:rPr>
+                <w:rFonts w:ascii="Arial" w:cs="Arial" w:eastAsia="Arial" w:hAnsi="Arial"/>
+                <w:b w:val="false"/>
+                <w:bCs w:val="false"/>
+                <w:i w:val="false"/>
+                <w:iCs w:val="false"/>
+                <w:color w:val="000000"/>
+                <w:sz w:val="18"/>
+                <w:szCs w:val="18"/>
+              </w:rPr>
+              <w:t xml:space="preserve">Teacher scans written predictions as they circulate. Look for: (a) whether learners predict 'same size' or erroneously predict size change — a residual misconception from Lesson 1 enlargement work; (b) whether any learner already states 'equal distance' or 'perpendicular' — flag these learners to share during Explain phase. Record which groups predict 90° for the angle; this reveals readiness for the perpendicular bisector property.</w:t>
+            </w:r>
+          </w:p>
+        </w:tc>
+      </w:tr>
+      <w:tr>
+        <w:tc>
+          <w:tcPr>
+            <w:tcW w:type="dxa" w:w="1520"/>
+            <w:shd w:fill="D9EEF1" w:color="auto" w:val="clear"/>
+            <w:tcMar>
+              <w:top w:type="dxa" w:w="60"/>
+              <w:left w:type="dxa" w:w="120"/>
+              <w:bottom w:type="dxa" w:w="60"/>
+              <w:right w:type="dxa" w:w="120"/>
+            </w:tcMar>
+            <w:vAlign w:val="top"/>
+          </w:tcPr>
+          <w:p>
+            <w:pPr>
+              <w:spacing w:after="40" w:before="0"/>
+              <w:jc w:val="left"/>
+            </w:pPr>
+            <w:r>
+              <w:rPr>
+                <w:rFonts w:ascii="Arial" w:cs="Arial" w:eastAsia="Arial" w:hAnsi="Arial"/>
+                <w:b/>
+                <w:bCs/>
+                <w:i w:val="false"/>
+                <w:iCs w:val="false"/>
+                <w:color w:val="000000"/>
+                <w:sz w:val="18"/>
+                <w:szCs w:val="18"/>
+              </w:rPr>
+              <w:t xml:space="preserve">Observe Phase</w:t>
+            </w:r>
+          </w:p>
+          <w:p>
+            <w:pPr>
+              <w:spacing w:after="20" w:before="0"/>
+            </w:pPr>
+            <w:r>
+              <w:rPr>
+                <w:rFonts w:ascii="Arial" w:cs="Arial" w:eastAsia="Arial" w:hAnsi="Arial"/>
+                <w:b/>
+                <w:bCs/>
+                <w:color w:val="1F3864"/>
+                <w:sz w:val="16"/>
+                <w:szCs w:val="16"/>
+              </w:rPr>
+              <w:t xml:space="preserve">📹 VIDEO:</w:t>
+            </w:r>
+          </w:p>
+          <w:p>
+            <w:pPr>
+              <w:spacing w:after="20" w:before="0"/>
+            </w:pPr>
+            <w:hyperlink w:history="1" r:id="rIdtrljmikz4yrolb16ebpgx">
               <w:r>
                 <w:rPr>
                   <w:rFonts w:ascii="Arial" w:cs="Arial" w:eastAsia="Arial" w:hAnsi="Arial"/>
@@ -12832,7 +13154,7 @@
               <w:spacing w:after="10" w:before="0"/>
               <w:ind w:left="120"/>
             </w:pPr>
-            <w:hyperlink w:history="1" r:id="rIds195-f3g-vyzubcwmcnva">
+            <w:hyperlink w:history="1" r:id="rIdav0ifhcleb-auxqcvdhhk">
               <w:r>
                 <w:rPr>
                   <w:rFonts w:ascii="Arial" w:cs="Arial" w:eastAsia="Arial" w:hAnsi="Arial"/>
@@ -12877,7 +13199,7 @@
             <w:pPr>
               <w:spacing w:after="20" w:before="0"/>
             </w:pPr>
-            <w:hyperlink w:history="1" r:id="rIdmmkzq5wkwzgsbgtk1l-pu">
+            <w:hyperlink w:history="1" r:id="rIdnllhgeedlextnjbyn9kp0">
               <w:r>
                 <w:rPr>
                   <w:rFonts w:ascii="Arial" w:cs="Arial" w:eastAsia="Arial" w:hAnsi="Arial"/>
@@ -12910,7 +13232,7 @@
               <w:spacing w:after="10" w:before="0"/>
               <w:ind w:left="120"/>
             </w:pPr>
-            <w:hyperlink w:history="1" r:id="rIdfdrhzcc0jf7mzi82pwi6o">
+            <w:hyperlink w:history="1" r:id="rIdhu0dl0sp25xiwlpaer253">
               <w:r>
                 <w:rPr>
                   <w:rFonts w:ascii="Arial" w:cs="Arial" w:eastAsia="Arial" w:hAnsi="Arial"/>
@@ -12952,7 +13274,7 @@
                 <w:sz w:val="18"/>
                 <w:szCs w:val="18"/>
               </w:rPr>
-              <w:t xml:space="preserve">Each learner receives a half-sheet with a sketch of the anchoring phenomenon — a lorry approaching on the Nairobi–Thika highway and a dashed line labelled 'mirror surface.' Beneath the sketch are four prediction prompts: (1) Will the image of the lorry be larger, smaller, or the same size as the real lorry? (2) Will the image appear closer to, farther from, or the same distance from the mirror as the real lorry? (3) Will the image face the same direction as the lorry or be flipped? (4) If you drew a line connecting the lorry's left headlight to its image's left headlight, what angle would that line make with the mirror surface? Learners write individual responses in pencil (2 minutes), then share with a shoulder partner (1 minute). Groups record a consensus prediction on a sticky note to be displayed.</w:t>
+              <w:t xml:space="preserve">Each group of four receives a materials tray: one small plane mirror (held vertically using a lump of Blu-Tack), one A4 sheet with a bold arrow drawn on it (the 'matatu arrow' — tip labelled A, tail labelled B, a midpoint labelled M), a ruler, a set square, a sharp pencil, and a sheet of tracing paper. Step 1: Groups draw a straight horizontal mirror line across the middle of the paper, stand the mirror on it, and observe the image of the arrow in the mirror. Each learner sketches what they see and labels the image tip A', tail B', midpoint M'. Step 2: Groups mark each image point by placing a pencil dot through the mirror at A', B', and M' (the teacher demonstrates this technique: hold the mirror firmly, look at the image, and touch the mirror surface directly behind the image point with the pencil tip). Step 3: Groups remove the mirror, join A to A', B to B', and M to M' with straight lines. Step 4: Using a ruler, groups measure (i) the distance from A to the mirror line, and the distance from A' to the mirror line; (ii) same for B and B'; (iii) same for M and M'. Groups record all six measurements in a results table. Step 5: Using a set square, groups check whether each connecting segment (AA', BB', MM') is perpendicular to the mirror line and record 'Yes' or 'No.'</w:t>
             </w:r>
           </w:p>
         </w:tc>
@@ -12984,7 +13306,7 @@
                 <w:sz w:val="18"/>
                 <w:szCs w:val="18"/>
               </w:rPr>
-              <w:t xml:space="preserve">Display the anchoring phenomenon image on the board. Say: 'Last lesson we used coordinate rules to predict where an image lands on the Cartesian plane. Today we go back to the matatu on the Nairobi–Thika highway. Before we pick up any mirror or ruler, I want you to commit to a prediction — in writing, in pencil — because a good scientist writes down what they think before they look.' Distribute the prediction sheets. After 2 minutes, say: 'Turn to your shoulder partner — the person sitting next to you — and compare your answers. Do you agree or disagree? Be ready to defend your prediction.' Allow 1 minute. Then cold-call exactly 3 groups: 'Group 2 — what did you predict for the distance question?' [WAIT 12 seconds.] 'Group 5 — same question, do you agree or disagree with Group 2, and why?' [WAIT 12 seconds.] 'Group 7 — what about the angle of the connecting line?' [WAIT 15 seconds.] Do NOT confirm or correct predictions yet. Post all sticky notes on the board under the heading 'Our Predictions.'</w:t>
+              <w:t xml:space="preserve">Before groups begin, teacher models Step 2 slowly at the board: 'This is the trickiest part — marking the image point through the mirror. Watch: I place my pencil tip right behind where I see the image of point A in the mirror. I am not guessing — I am using the image I can see to guide my pencil. Everyone watch before you try.' Circulate continuously during the activity. At the 5-minute mark, prompt groups that are stuck on Step 2: 'Close one eye and align your pencil directly with the image you see.' At the 8-minute mark, prompt measurement recording: 'Have you filled in all six distances in your table? Use your ruler — measure in millimetres for precision.' Ask probing questions at each table (not whole-class): 'What do you notice about the two distances on either side of the mirror line for point A?' [WAIT 10 seconds for group discussion before moving on.] 'Is your AA′ line crossing the mirror line at a right angle? Use your set square to check — don’t guess.' If a group finishes early: 'Now try with a diagonal mirror line — draw it at 45°. Do your results still hold?' Alert all groups at 12 minutes: 'You should be at Step 5 now — recording your perpendicularity check.'</w:t>
             </w:r>
           </w:p>
         </w:tc>
@@ -13016,7 +13338,7 @@
                 <w:sz w:val="18"/>
                 <w:szCs w:val="18"/>
               </w:rPr>
-              <w:t xml:space="preserve">Prediction Commitment (Elicit–Commit–Reveal): By writing predictions before observing, learners activate prior knowledge and create cognitive dissonance that sharpens attention during the observation phase. Anchoring every prompt to the lorry/mirror phenomenon ensures predictions are not abstract — they carry the emotional hook of a real road context learners recognise from matatu journeys.</w:t>
+              <w:t xml:space="preserve">Data-Table Evidence Collection with Physical Verification: Learners generate their own quantitative evidence (six distance measurements) rather than reading values from a textbook. The dual verification — ruler measurement AND set-square perpendicularity check — mirrors scientific practice (NGSS Science and Engineering Practice 3: Planning and Carrying Out Investigations) and makes each property a discovered fact rather than a received rule. Connecting the arrow to the 'matatu' explicitly keeps the phenomenon alive during data collection.</w:t>
             </w:r>
           </w:p>
         </w:tc>
@@ -13048,7 +13370,7 @@
                 <w:sz w:val="18"/>
                 <w:szCs w:val="18"/>
               </w:rPr>
-              <w:t xml:space="preserve">Teacher scans written predictions as they circulate. Look for: (a) whether learners predict 'same size' or erroneously predict size change — a residual misconception from Lesson 1 enlargement work; (b) whether any learner already states 'equal distance' or 'perpendicular' — flag these learners to share during Explain phase. Record which groups predict 90° for the angle; this reveals readiness for the perpendicular bisector property.</w:t>
+              <w:t xml:space="preserve">Teacher checks results tables at each group for two indicators: (i) Do corresponding distances match (e.g., distance from A to mirror line = distance from A' to mirror line, within ±2 mm measurement error)? Groups with large discrepancies have likely marked image points inaccurately — teacher assists with the mirror-marking technique. (ii) Do all groups record 'Yes' for perpendicularity? Groups recording 'No' have likely drawn connecting lines incorrectly — teacher checks their diagram. Flag any group whose table shows consistent equal distances: 'Hold that result — you will share it with the class in Explain phase.'</w:t>
             </w:r>
           </w:p>
         </w:tc>
@@ -13057,32 +13379,32 @@
         <w:tc>
           <w:tcPr>
             <w:tcW w:type="dxa" w:w="1520"/>
-            <w:shd w:fill="D9EEF1" w:color="auto" w:val="clear"/>
-            <w:tcMar>
-              <w:top w:type="dxa" w:w="60"/>
-              <w:left w:type="dxa" w:w="120"/>
-              <w:bottom w:type="dxa" w:w="60"/>
-              <w:right w:type="dxa" w:w="120"/>
-            </w:tcMar>
-            <w:vAlign w:val="top"/>
-          </w:tcPr>
-          <w:p>
-            <w:pPr>
-              <w:spacing w:after="40" w:before="0"/>
-              <w:jc w:val="left"/>
-            </w:pPr>
-            <w:r>
-              <w:rPr>
-                <w:rFonts w:ascii="Arial" w:cs="Arial" w:eastAsia="Arial" w:hAnsi="Arial"/>
-                <w:b/>
-                <w:bCs/>
-                <w:i w:val="false"/>
-                <w:iCs w:val="false"/>
-                <w:color w:val="000000"/>
-                <w:sz w:val="18"/>
-                <w:szCs w:val="18"/>
-              </w:rPr>
-              <w:t xml:space="preserve">Observe Phase</w:t>
+            <w:shd w:fill="E2EFDA" w:color="auto" w:val="clear"/>
+            <w:tcMar>
+              <w:top w:type="dxa" w:w="60"/>
+              <w:left w:type="dxa" w:w="120"/>
+              <w:bottom w:type="dxa" w:w="60"/>
+              <w:right w:type="dxa" w:w="120"/>
+            </w:tcMar>
+            <w:vAlign w:val="top"/>
+          </w:tcPr>
+          <w:p>
+            <w:pPr>
+              <w:spacing w:after="40" w:before="0"/>
+              <w:jc w:val="left"/>
+            </w:pPr>
+            <w:r>
+              <w:rPr>
+                <w:rFonts w:ascii="Arial" w:cs="Arial" w:eastAsia="Arial" w:hAnsi="Arial"/>
+                <w:b/>
+                <w:bCs/>
+                <w:i w:val="false"/>
+                <w:iCs w:val="false"/>
+                <w:color w:val="000000"/>
+                <w:sz w:val="18"/>
+                <w:szCs w:val="18"/>
+              </w:rPr>
+              <w:t xml:space="preserve">Explain Phase</w:t>
             </w:r>
           </w:p>
           <w:p>
@@ -13105,7 +13427,7 @@
             <w:pPr>
               <w:spacing w:after="20" w:before="0"/>
             </w:pPr>
-            <w:hyperlink w:history="1" r:id="rIdmhjmpfwgetav3mamsderc">
+            <w:hyperlink w:history="1" r:id="rId5lkdwtajziaz-z-dspmm-">
               <w:r>
                 <w:rPr>
                   <w:rFonts w:ascii="Arial" w:cs="Arial" w:eastAsia="Arial" w:hAnsi="Arial"/>
@@ -13138,7 +13460,7 @@
               <w:spacing w:after="10" w:before="0"/>
               <w:ind w:left="120"/>
             </w:pPr>
-            <w:hyperlink w:history="1" r:id="rIdh5acrmouigsm8wgt1-wrr">
+            <w:hyperlink w:history="1" r:id="rIdgljyz96t1a-fri95aurdp">
               <w:r>
                 <w:rPr>
                   <w:rFonts w:ascii="Arial" w:cs="Arial" w:eastAsia="Arial" w:hAnsi="Arial"/>
@@ -13183,7 +13505,7 @@
             <w:pPr>
               <w:spacing w:after="20" w:before="0"/>
             </w:pPr>
-            <w:hyperlink w:history="1" r:id="rIduubghngqkrs91zhonjmgb">
+            <w:hyperlink w:history="1" r:id="rIdo5kpxen6w2qdocmdk16i-">
               <w:r>
                 <w:rPr>
                   <w:rFonts w:ascii="Arial" w:cs="Arial" w:eastAsia="Arial" w:hAnsi="Arial"/>
@@ -13198,6 +13520,22 @@
           </w:p>
           <w:p>
             <w:pPr>
+              <w:spacing w:after="20" w:before="0"/>
+            </w:pPr>
+            <w:r>
+              <w:rPr>
+                <w:rFonts w:ascii="Arial" w:cs="Arial" w:eastAsia="Arial" w:hAnsi="Arial"/>
+                <w:i/>
+                <w:iCs/>
+                <w:color w:val="595959"/>
+                <w:sz w:val="16"/>
+                <w:szCs w:val="16"/>
+              </w:rPr>
+              <w:t xml:space="preserve">Related topic: not an exact match for this lesson.</w:t>
+            </w:r>
+          </w:p>
+          <w:p>
+            <w:pPr>
               <w:spacing w:after="10" w:before="0"/>
               <w:ind w:left="120"/>
             </w:pPr>
@@ -13216,7 +13554,7 @@
               <w:spacing w:after="10" w:before="0"/>
               <w:ind w:left="120"/>
             </w:pPr>
-            <w:hyperlink w:history="1" r:id="rIdusd4l3ncz4znxgseqnap4">
+            <w:hyperlink w:history="1" r:id="rIdwpn0gh0uc7gxryfxg95f6">
               <w:r>
                 <w:rPr>
                   <w:rFonts w:ascii="Arial" w:cs="Arial" w:eastAsia="Arial" w:hAnsi="Arial"/>
@@ -13258,7 +13596,7 @@
                 <w:sz w:val="18"/>
                 <w:szCs w:val="18"/>
               </w:rPr>
-              <w:t xml:space="preserve">Each group of four receives a materials tray: one small plane mirror (held vertically using a lump of Blu-Tack), one A4 sheet with a bold arrow drawn on it (the 'matatu arrow' — tip labelled A, tail labelled B, a midpoint labelled M), a ruler, a set square, a sharp pencil, and a sheet of tracing paper. Step 1: Groups draw a straight horizontal mirror line across the middle of the paper, stand the mirror on it, and observe the image of the arrow in the mirror. Each learner sketches what they see and labels the image tip A', tail B', midpoint M'. Step 2: Groups mark each image point by placing a pencil dot through the mirror at A', B', and M' (the teacher demonstrates this technique: hold the mirror firmly, look at the image, and touch the mirror surface directly behind the image point with the pencil tip). Step 3: Groups remove the mirror, join A to A', B to B', and M to M' with straight lines. Step 4: Using a ruler, groups measure (i) the distance from A to the mirror line, and the distance from A' to the mirror line; (ii) same for B and B'; (iii) same for M and M'. Groups record all six measurements in a results table. Step 5: Using a set square, groups check whether each connecting segment (AA', BB', MM') is perpendicular to the mirror line and record 'Yes' or 'No.'</w:t>
+              <w:t xml:space="preserve">Groups now fold their tracing paper exactly along the mirror line and observe whether the object arrow lands precisely on the image arrow — verifying that the image is the same size and shape (congruent) as the object. Each group then completes a 'Properties Card' with four sentence starters: (i) 'The size of the image is _____ because _____.'; (ii) 'The distance from the object to the mirror line is _____ the distance from the image to the mirror line because _____.'; (iii) 'The line joining an object point to its image point meets the mirror line at _____ degrees because _____.'; (iv) 'When I look at the image in the mirror, the arrow points _____ compared to the object because _____.'. Groups share their completed cards in a class gallery walk (each card posted on the wall), then the teacher leads a 5-minute whole-class consolidation to formalise all four properties, connecting each explicitly to the matatu lorry.</w:t>
             </w:r>
           </w:p>
         </w:tc>
@@ -13290,7 +13628,7 @@
                 <w:sz w:val="18"/>
                 <w:szCs w:val="18"/>
               </w:rPr>
-              <w:t xml:space="preserve">Before groups begin, teacher models Step 2 slowly at the board: 'This is the trickiest part — marking the image point through the mirror. Watch: I place my pencil tip right behind where I see the image of point A in the mirror. I am not guessing — I am using the image I can see to guide my pencil. Everyone watch before you try.' Circulate continuously during the activity. At the 5-minute mark, prompt groups that are stuck on Step 2: 'Close one eye and align your pencil directly with the image you see.' At the 8-minute mark, prompt measurement recording: 'Have you filled in all six distances in your table? Use your ruler — measure in millimetres for precision.' Ask probing questions at each table (not whole-class): 'What do you notice about the two distances on either side of the mirror line for point A?' [WAIT 10 seconds for group discussion before moving on.] 'Is your AA′ line crossing the mirror line at a right angle? Use your set square to check — don’t guess.' If a group finishes early: 'Now try with a diagonal mirror line — draw it at 45°. Do your results still hold?' Alert all groups at 12 minutes: 'You should be at Step 5 now — recording your perpendicularity check.'</w:t>
+              <w:t xml:space="preserve">Initiate the tracing-paper fold: 'Fold your tracing paper exactly along the mirror line — crease it firmly. Now hold it up to the light. Does the arrow on one half land exactly on top of the arrow on the other half?' [WAIT 10 seconds for groups to observe.] 'What does that tell you?' [WAIT 12 seconds.] Cold-call 2 groups: 'Group 3, what did you see when you folded?' [WAIT 10 seconds.] 'Group 6, do you agree? What word in mathematics describes two shapes that are exactly the same size and shape?' [WAIT 12 seconds — accept 'congruent' and write it on the board.] During gallery walk, circulate and prompt: 'Read Group 4's card — do you agree with how they described Property III? Why or why not?' For the consolidation, write the four properties on the board ONE AT A TIME, each time asking: 'Which part of our lorry-mirror story does this explain?' For Property IV (equidistance), say: 'This is the one the matatu conductor relied on — if the lorry is 20 metres in front of the mirror glass, where does its image appear to be?' [WAIT 15 seconds.] Cold-call 1 learner: 'Akinyi, tell us.' Confirm: '20 metres behind the mirror glass. That is Property IV — equidistance. That is why the rear-view mirror is useful: the image tells the driver exactly how far back the lorry truly is.'</w:t>
             </w:r>
           </w:p>
         </w:tc>
@@ -13322,7 +13660,7 @@
                 <w:sz w:val="18"/>
                 <w:szCs w:val="18"/>
               </w:rPr>
-              <w:t xml:space="preserve">Data-Table Evidence Collection with Physical Verification: Learners generate their own quantitative evidence (six distance measurements) rather than reading values from a textbook. The dual verification — ruler measurement AND set-square perpendicularity check — mirrors scientific practice (NGSS Science and Engineering Practice 3: Planning and Carrying Out Investigations) and makes each property a discovered fact rather than a received rule. Connecting the arrow to the 'matatu' explicitly keeps the phenomenon alive during data collection.</w:t>
+              <w:t xml:space="preserve">Properties Card + Gallery Walk (Claim–Evidence–Reasoning): The sentence-starter format scaffolds scientific argumentation by requiring learners to state a claim, cite their measured evidence, and provide a reason — matching NGSS Practice 6 (Constructing Explanations). The gallery walk distributes the sensemaking across all groups rather than centering it in the teacher, building collaborative mathematical discourse. Tying each property back to the lorry phenomenon ensures transfer from abstract to applied understanding.</w:t>
             </w:r>
           </w:p>
         </w:tc>
@@ -13354,7 +13692,7 @@
                 <w:sz w:val="18"/>
                 <w:szCs w:val="18"/>
               </w:rPr>
-              <w:t xml:space="preserve">Teacher checks results tables at each group for two indicators: (i) Do corresponding distances match (e.g., distance from A to mirror line = distance from A' to mirror line, within ±2 mm measurement error)? Groups with large discrepancies have likely marked image points inaccurately — teacher assists with the mirror-marking technique. (ii) Do all groups record 'Yes' for perpendicularity? Groups recording 'No' have likely drawn connecting lines incorrectly — teacher checks their diagram. Flag any group whose table shows consistent equal distances: 'Hold that result — you will share it with the class in Explain phase.'</w:t>
+              <w:t xml:space="preserve">Teacher reads completed Properties Cards during the gallery walk, checking for: (i) Correct use of 'equal' or 'equidistant' for Property IV; (ii) Use of '90 degrees' or 'perpendicular' for Property III; (iii) Use of 'congruent' or 'same size' for Property I; (iv) Use of 'laterally inverted,' 'flipped,' or 'reversed' for Property III. Any group that writes 'the image is smaller' or 'closer to the mirror' holds a persistent misconception — teacher addresses individually during consolidation. Success criterion: at least 80% of groups correctly complete all four sentence starters before the consolidation.</w:t>
             </w:r>
           </w:p>
         </w:tc>
@@ -13363,32 +13701,32 @@
         <w:tc>
           <w:tcPr>
             <w:tcW w:type="dxa" w:w="1520"/>
-            <w:shd w:fill="E2EFDA" w:color="auto" w:val="clear"/>
-            <w:tcMar>
-              <w:top w:type="dxa" w:w="60"/>
-              <w:left w:type="dxa" w:w="120"/>
-              <w:bottom w:type="dxa" w:w="60"/>
-              <w:right w:type="dxa" w:w="120"/>
-            </w:tcMar>
-            <w:vAlign w:val="top"/>
-          </w:tcPr>
-          <w:p>
-            <w:pPr>
-              <w:spacing w:after="40" w:before="0"/>
-              <w:jc w:val="left"/>
-            </w:pPr>
-            <w:r>
-              <w:rPr>
-                <w:rFonts w:ascii="Arial" w:cs="Arial" w:eastAsia="Arial" w:hAnsi="Arial"/>
-                <w:b/>
-                <w:bCs/>
-                <w:i w:val="false"/>
-                <w:iCs w:val="false"/>
-                <w:color w:val="000000"/>
-                <w:sz w:val="18"/>
-                <w:szCs w:val="18"/>
-              </w:rPr>
-              <w:t xml:space="preserve">Explain Phase</w:t>
+            <w:shd w:fill="FCE4D6" w:color="auto" w:val="clear"/>
+            <w:tcMar>
+              <w:top w:type="dxa" w:w="60"/>
+              <w:left w:type="dxa" w:w="120"/>
+              <w:bottom w:type="dxa" w:w="60"/>
+              <w:right w:type="dxa" w:w="120"/>
+            </w:tcMar>
+            <w:vAlign w:val="top"/>
+          </w:tcPr>
+          <w:p>
+            <w:pPr>
+              <w:spacing w:after="40" w:before="0"/>
+              <w:jc w:val="left"/>
+            </w:pPr>
+            <w:r>
+              <w:rPr>
+                <w:rFonts w:ascii="Arial" w:cs="Arial" w:eastAsia="Arial" w:hAnsi="Arial"/>
+                <w:b/>
+                <w:bCs/>
+                <w:i w:val="false"/>
+                <w:iCs w:val="false"/>
+                <w:color w:val="000000"/>
+                <w:sz w:val="18"/>
+                <w:szCs w:val="18"/>
+              </w:rPr>
+              <w:t xml:space="preserve">Driving Question Board (DQB) Creation</w:t>
             </w:r>
           </w:p>
           <w:p>
@@ -13411,7 +13749,7 @@
             <w:pPr>
               <w:spacing w:after="20" w:before="0"/>
             </w:pPr>
-            <w:hyperlink w:history="1" r:id="rIdhqm5u6fe4-umc8glurast">
+            <w:hyperlink w:history="1" r:id="rIdhzf2ohlcmmqsihe_lzo1x">
               <w:r>
                 <w:rPr>
                   <w:rFonts w:ascii="Arial" w:cs="Arial" w:eastAsia="Arial" w:hAnsi="Arial"/>
@@ -13420,7 +13758,7 @@
                   <w:szCs w:val="16"/>
                   <w:u w:val="single" w:color="2E75B6"/>
                 </w:rPr>
-                <w:t xml:space="preserve">Segment congruence equivalent to having same length</w:t>
+                <w:t xml:space="preserve">Determining reflections</w:t>
               </w:r>
             </w:hyperlink>
           </w:p>
@@ -13444,7 +13782,7 @@
               <w:spacing w:after="10" w:before="0"/>
               <w:ind w:left="120"/>
             </w:pPr>
-            <w:hyperlink w:history="1" r:id="rIdwjhmwi-mahvywdelhoodd">
+            <w:hyperlink w:history="1" r:id="rIds-p9t76i8oqvv79nbv0hy">
               <w:r>
                 <w:rPr>
                   <w:rFonts w:ascii="Arial" w:cs="Arial" w:eastAsia="Arial" w:hAnsi="Arial"/>
@@ -13489,7 +13827,7 @@
             <w:pPr>
               <w:spacing w:after="20" w:before="0"/>
             </w:pPr>
-            <w:hyperlink w:history="1" r:id="rIdveafhbqy4rtzunih13vvp">
+            <w:hyperlink w:history="1" r:id="rId-hzx3ytft1dzeacvl-doa">
               <w:r>
                 <w:rPr>
                   <w:rFonts w:ascii="Arial" w:cs="Arial" w:eastAsia="Arial" w:hAnsi="Arial"/>
@@ -13504,6 +13842,22 @@
           </w:p>
           <w:p>
             <w:pPr>
+              <w:spacing w:after="20" w:before="0"/>
+            </w:pPr>
+            <w:r>
+              <w:rPr>
+                <w:rFonts w:ascii="Arial" w:cs="Arial" w:eastAsia="Arial" w:hAnsi="Arial"/>
+                <w:i/>
+                <w:iCs/>
+                <w:color w:val="595959"/>
+                <w:sz w:val="16"/>
+                <w:szCs w:val="16"/>
+              </w:rPr>
+              <w:t xml:space="preserve">Related topic: not an exact match for this lesson.</w:t>
+            </w:r>
+          </w:p>
+          <w:p>
+            <w:pPr>
               <w:spacing w:after="10" w:before="0"/>
               <w:ind w:left="120"/>
             </w:pPr>
@@ -13522,7 +13876,7 @@
               <w:spacing w:after="10" w:before="0"/>
               <w:ind w:left="120"/>
             </w:pPr>
-            <w:hyperlink w:history="1" r:id="rIdltjhlxqnyfgvwklv6tkou">
+            <w:hyperlink w:history="1" r:id="rIdswo0rt6hv4sygtug4f_du">
               <w:r>
                 <w:rPr>
                   <w:rFonts w:ascii="Arial" w:cs="Arial" w:eastAsia="Arial" w:hAnsi="Arial"/>
@@ -13564,7 +13918,7 @@
                 <w:sz w:val="18"/>
                 <w:szCs w:val="18"/>
               </w:rPr>
-              <w:t xml:space="preserve">Groups now fold their tracing paper exactly along the mirror line and observe whether the object arrow lands precisely on the image arrow — verifying that the image is the same size and shape (congruent) as the object. Each group then completes a 'Properties Card' with four sentence starters: (i) 'The size of the image is _____ because _____.'; (ii) 'The distance from the object to the mirror line is _____ the distance from the image to the mirror line because _____.'; (iii) 'The line joining an object point to its image point meets the mirror line at _____ degrees because _____.'; (iv) 'When I look at the image in the mirror, the arrow points _____ compared to the object because _____.'. Groups share their completed cards in a class gallery walk (each card posted on the wall), then the teacher leads a 5-minute whole-class consolidation to formalise all four properties, connecting each explicitly to the matatu lorry.</w:t>
+              <w:t xml:space="preserve">Each group receives two colour-coded cards: a GREEN 'We Now Know' card and an ORANGE 'We Still Wonder' card. On the green card, groups write one statement that their evidence from today's investigation has confirmed about the matatu mirror — connecting directly to the driving question ('Why does the rear-view mirror show an image that is the same size yet appears flipped?'). On the orange card, groups write one new question raised by today's work (e.g., 'If the mirror line is diagonal, do we use the same rule?' or 'Can we find the equation of any mirror line from just the object and image points?'). Cards are posted on the class Driving Question Board under the columns 'What we now know' and 'New questions.' The teacher reads selected cards aloud and draws explicit arrows on the DQB connecting today's green cards to the driving question.</w:t>
             </w:r>
           </w:p>
         </w:tc>
@@ -13596,7 +13950,7 @@
                 <w:sz w:val="18"/>
                 <w:szCs w:val="18"/>
               </w:rPr>
-              <w:t xml:space="preserve">Initiate the tracing-paper fold: 'Fold your tracing paper exactly along the mirror line — crease it firmly. Now hold it up to the light. Does the arrow on one half land exactly on top of the arrow on the other half?' [WAIT 10 seconds for groups to observe.] 'What does that tell you?' [WAIT 12 seconds.] Cold-call 2 groups: 'Group 3, what did you see when you folded?' [WAIT 10 seconds.] 'Group 6, do you agree? What word in mathematics describes two shapes that are exactly the same size and shape?' [WAIT 12 seconds — accept 'congruent' and write it on the board.] During gallery walk, circulate and prompt: 'Read Group 4's card — do you agree with how they described Property III? Why or why not?' For the consolidation, write the four properties on the board ONE AT A TIME, each time asking: 'Which part of our lorry-mirror story does this explain?' For Property IV (equidistance), say: 'This is the one the matatu conductor relied on — if the lorry is 20 metres in front of the mirror glass, where does its image appear to be?' [WAIT 15 seconds.] Cold-call 1 learner: 'Akinyi, tell us.' Confirm: '20 metres behind the mirror glass. That is Property IV — equidistance. That is why the rear-view mirror is useful: the image tells the driver exactly how far back the lorry truly is.'</w:t>
+              <w:t xml:space="preserve">Direct learners to the DQB: 'Before the next lesson, we update our board. Remember our driving question — it is written at the top. Today's investigation gave us real evidence. On your green card, write ONE thing we now know for certain, using today's measurements as your evidence. On your orange card, write ONE new question that today's work made you wonder about.' Allow 3 minutes for writing. Collect and post cards. Read 2 green cards aloud: 'Listen to what Group 1 wrote: 'The mirror line is exactly in the middle — at equal distances from the lorry and its image.' Does everyone agree that our measurements prove that?' [WAIT 10 seconds.] Then say: 'And Group 4 is still wondering: 'Can we write an equation for the mirror line if we only know the object and image coordinates?' — that is exactly what Lesson 5 is about. Keep that question on the board; we will answer it next time.' Draw a dotted arrow from Group 4's orange card to the driving question. Summarise: 'Our DQB is growing. We now know four properties. Our driving question asks about size and flipping — we have answered both parts with evidence today.'</w:t>
             </w:r>
           </w:p>
         </w:tc>
@@ -13628,7 +13982,7 @@
                 <w:sz w:val="18"/>
                 <w:szCs w:val="18"/>
               </w:rPr>
-              <w:t xml:space="preserve">Properties Card + Gallery Walk (Claim–Evidence–Reasoning): The sentence-starter format scaffolds scientific argumentation by requiring learners to state a claim, cite their measured evidence, and provide a reason — matching NGSS Practice 6 (Constructing Explanations). The gallery walk distributes the sensemaking across all groups rather than centering it in the teacher, building collaborative mathematical discourse. Tying each property back to the lorry phenomenon ensures transfer from abstract to applied understanding.</w:t>
+              <w:t xml:space="preserve">Driving Question Board Update (Claim Mapping): Colour-coded cards make the distinction between settled knowledge and open questions visible and permanent. Posting the cards publicly creates accountability — learners know their green-card claims must be evidence-backed. Drawing explicit arrows from cards to the driving question models the scientific practice of connecting evidence to explanatory frameworks (NGSS Practice 8: Obtaining, Evaluating, and Communicating Information). The orange cards seed Lesson 5's inquiry into mirror-line equations.</w:t>
             </w:r>
           </w:p>
         </w:tc>
@@ -13660,7 +14014,7 @@
                 <w:sz w:val="18"/>
                 <w:szCs w:val="18"/>
               </w:rPr>
-              <w:t xml:space="preserve">Teacher reads completed Properties Cards during the gallery walk, checking for: (i) Correct use of 'equal' or 'equidistant' for Property IV; (ii) Use of '90 degrees' or 'perpendicular' for Property III; (iii) Use of 'congruent' or 'same size' for Property I; (iv) Use of 'laterally inverted,' 'flipped,' or 'reversed' for Property III. Any group that writes 'the image is smaller' or 'closer to the mirror' holds a persistent misconception — teacher addresses individually during consolidation. Success criterion: at least 80% of groups correctly complete all four sentence starters before the consolidation.</w:t>
+              <w:t xml:space="preserve">Teacher reads all green cards before the next lesson. Success indicator: green cards should reference at least one of the four properties and connect it to the lorry/mirror phenomenon. Red flag: if green cards say only 'reflection flips the image' without mentioning equidistance or perpendicularity, the Explain phase consolidation was insufficient and the teacher should open Lesson 5 with a brief recap of Properties II and IV.</w:t>
             </w:r>
           </w:p>
         </w:tc>
@@ -13669,32 +14023,32 @@
         <w:tc>
           <w:tcPr>
             <w:tcW w:type="dxa" w:w="1520"/>
-            <w:shd w:fill="FCE4D6" w:color="auto" w:val="clear"/>
-            <w:tcMar>
-              <w:top w:type="dxa" w:w="60"/>
-              <w:left w:type="dxa" w:w="120"/>
-              <w:bottom w:type="dxa" w:w="60"/>
-              <w:right w:type="dxa" w:w="120"/>
-            </w:tcMar>
-            <w:vAlign w:val="top"/>
-          </w:tcPr>
-          <w:p>
-            <w:pPr>
-              <w:spacing w:after="40" w:before="0"/>
-              <w:jc w:val="left"/>
-            </w:pPr>
-            <w:r>
-              <w:rPr>
-                <w:rFonts w:ascii="Arial" w:cs="Arial" w:eastAsia="Arial" w:hAnsi="Arial"/>
-                <w:b/>
-                <w:bCs/>
-                <w:i w:val="false"/>
-                <w:iCs w:val="false"/>
-                <w:color w:val="000000"/>
-                <w:sz w:val="18"/>
-                <w:szCs w:val="18"/>
-              </w:rPr>
-              <w:t xml:space="preserve">Driving Question Board (DQB) Creation</w:t>
+            <w:shd w:fill="D5E8F0" w:color="auto" w:val="clear"/>
+            <w:tcMar>
+              <w:top w:type="dxa" w:w="60"/>
+              <w:left w:type="dxa" w:w="120"/>
+              <w:bottom w:type="dxa" w:w="60"/>
+              <w:right w:type="dxa" w:w="120"/>
+            </w:tcMar>
+            <w:vAlign w:val="top"/>
+          </w:tcPr>
+          <w:p>
+            <w:pPr>
+              <w:spacing w:after="40" w:before="0"/>
+              <w:jc w:val="left"/>
+            </w:pPr>
+            <w:r>
+              <w:rPr>
+                <w:rFonts w:ascii="Arial" w:cs="Arial" w:eastAsia="Arial" w:hAnsi="Arial"/>
+                <w:b/>
+                <w:bCs/>
+                <w:i w:val="false"/>
+                <w:iCs w:val="false"/>
+                <w:color w:val="000000"/>
+                <w:sz w:val="18"/>
+                <w:szCs w:val="18"/>
+              </w:rPr>
+              <w:t xml:space="preserve">Model Building Phase</w:t>
             </w:r>
           </w:p>
           <w:p>
@@ -13717,7 +14071,7 @@
             <w:pPr>
               <w:spacing w:after="20" w:before="0"/>
             </w:pPr>
-            <w:hyperlink w:history="1" r:id="rIdz_oe3_8vlugfcyui-u5ii">
+            <w:hyperlink w:history="1" r:id="rIdqlbex2gc2j4q89ruqwtz4">
               <w:r>
                 <w:rPr>
                   <w:rFonts w:ascii="Arial" w:cs="Arial" w:eastAsia="Arial" w:hAnsi="Arial"/>
@@ -13726,9 +14080,25 @@
                   <w:szCs w:val="16"/>
                   <w:u w:val="single" w:color="2E75B6"/>
                 </w:rPr>
-                <w:t xml:space="preserve">Determining reflections (advanced)</w:t>
+                <w:t xml:space="preserve">Reflecting shapes: diagonal line of reflection</w:t>
               </w:r>
             </w:hyperlink>
+          </w:p>
+          <w:p>
+            <w:pPr>
+              <w:spacing w:after="20" w:before="0"/>
+            </w:pPr>
+            <w:r>
+              <w:rPr>
+                <w:rFonts w:ascii="Arial" w:cs="Arial" w:eastAsia="Arial" w:hAnsi="Arial"/>
+                <w:i/>
+                <w:iCs/>
+                <w:color w:val="595959"/>
+                <w:sz w:val="16"/>
+                <w:szCs w:val="16"/>
+              </w:rPr>
+              <w:t xml:space="preserve">Related topic: not an exact match for this lesson.</w:t>
+            </w:r>
           </w:p>
           <w:p>
             <w:pPr>
@@ -13750,7 +14120,7 @@
               <w:spacing w:after="10" w:before="0"/>
               <w:ind w:left="120"/>
             </w:pPr>
-            <w:hyperlink w:history="1" r:id="rIdn2zp2c253mvpyz1lyfxxn">
+            <w:hyperlink w:history="1" r:id="rId5duzfkdzescautusjyrfd">
               <w:r>
                 <w:rPr>
                   <w:rFonts w:ascii="Arial" w:cs="Arial" w:eastAsia="Arial" w:hAnsi="Arial"/>
@@ -13788,14 +14158,14 @@
                 <w:sz w:val="16"/>
                 <w:szCs w:val="16"/>
               </w:rPr>
-              <w:t xml:space="preserve">📖 HTML:</w:t>
+              <w:t xml:space="preserve">📖 EXERCISE:</w:t>
             </w:r>
           </w:p>
           <w:p>
             <w:pPr>
               <w:spacing w:after="20" w:before="0"/>
             </w:pPr>
-            <w:hyperlink w:history="1" r:id="rIdnlt8ym9htcj-lj70jmrar">
+            <w:hyperlink w:history="1" r:id="rId2h33yfzyi9b70pyj4fk45">
               <w:r>
                 <w:rPr>
                   <w:rFonts w:ascii="Arial" w:cs="Arial" w:eastAsia="Arial" w:hAnsi="Arial"/>
@@ -13804,9 +14174,25 @@
                   <w:szCs w:val="16"/>
                   <w:u w:val="single" w:color="2E75B6"/>
                 </w:rPr>
-                <w:t xml:space="preserve">Reflections in a Plane Mirror (PLIX)</w:t>
+                <w:t xml:space="preserve">Rules for Reflections Practice</w:t>
               </w:r>
             </w:hyperlink>
+          </w:p>
+          <w:p>
+            <w:pPr>
+              <w:spacing w:after="20" w:before="0"/>
+            </w:pPr>
+            <w:r>
+              <w:rPr>
+                <w:rFonts w:ascii="Arial" w:cs="Arial" w:eastAsia="Arial" w:hAnsi="Arial"/>
+                <w:i/>
+                <w:iCs/>
+                <w:color w:val="595959"/>
+                <w:sz w:val="16"/>
+                <w:szCs w:val="16"/>
+              </w:rPr>
+              <w:t xml:space="preserve">Related topic: not an exact match for this lesson.</w:t>
+            </w:r>
           </w:p>
           <w:p>
             <w:pPr>
@@ -13828,313 +14214,7 @@
               <w:spacing w:after="10" w:before="0"/>
               <w:ind w:left="120"/>
             </w:pPr>
-            <w:hyperlink w:history="1" r:id="rId3kuhyko6derwjdbtaungt">
-              <w:r>
-                <w:rPr>
-                  <w:rFonts w:ascii="Arial" w:cs="Arial" w:eastAsia="Arial" w:hAnsi="Arial"/>
-                  <w:color w:val="595959"/>
-                  <w:sz w:val="14"/>
-                  <w:szCs w:val="14"/>
-                  <w:u w:val="single" w:color="595959"/>
-                </w:rPr>
-                <w:t xml:space="preserve">🔍 Search ARES for similar readings</w:t>
-              </w:r>
-            </w:hyperlink>
-          </w:p>
-        </w:tc>
-        <w:tc>
-          <w:tcPr>
-            <w:tcW w:type="dxa" w:w="3040"/>
-            <w:shd w:fill="FFFFFF" w:color="auto" w:val="clear"/>
-            <w:tcMar>
-              <w:top w:type="dxa" w:w="60"/>
-              <w:left w:type="dxa" w:w="120"/>
-              <w:bottom w:type="dxa" w:w="60"/>
-              <w:right w:type="dxa" w:w="120"/>
-            </w:tcMar>
-            <w:vAlign w:val="top"/>
-          </w:tcPr>
-          <w:p>
-            <w:pPr>
-              <w:spacing w:after="40" w:before="0"/>
-              <w:jc w:val="left"/>
-            </w:pPr>
-            <w:r>
-              <w:rPr>
-                <w:rFonts w:ascii="Arial" w:cs="Arial" w:eastAsia="Arial" w:hAnsi="Arial"/>
-                <w:b w:val="false"/>
-                <w:bCs w:val="false"/>
-                <w:i w:val="false"/>
-                <w:iCs w:val="false"/>
-                <w:color w:val="000000"/>
-                <w:sz w:val="18"/>
-                <w:szCs w:val="18"/>
-              </w:rPr>
-              <w:t xml:space="preserve">Each group receives two colour-coded cards: a GREEN 'We Now Know' card and an ORANGE 'We Still Wonder' card. On the green card, groups write one statement that their evidence from today's investigation has confirmed about the matatu mirror — connecting directly to the driving question ('Why does the rear-view mirror show an image that is the same size yet appears flipped?'). On the orange card, groups write one new question raised by today's work (e.g., 'If the mirror line is diagonal, do we use the same rule?' or 'Can we find the equation of any mirror line from just the object and image points?'). Cards are posted on the class Driving Question Board under the columns 'What we now know' and 'New questions.' The teacher reads selected cards aloud and draws explicit arrows on the DQB connecting today's green cards to the driving question.</w:t>
-            </w:r>
-          </w:p>
-        </w:tc>
-        <w:tc>
-          <w:tcPr>
-            <w:tcW w:type="dxa" w:w="3040"/>
-            <w:shd w:fill="F2F2F2" w:color="auto" w:val="clear"/>
-            <w:tcMar>
-              <w:top w:type="dxa" w:w="60"/>
-              <w:left w:type="dxa" w:w="120"/>
-              <w:bottom w:type="dxa" w:w="60"/>
-              <w:right w:type="dxa" w:w="120"/>
-            </w:tcMar>
-            <w:vAlign w:val="top"/>
-          </w:tcPr>
-          <w:p>
-            <w:pPr>
-              <w:spacing w:after="40" w:before="0"/>
-              <w:jc w:val="left"/>
-            </w:pPr>
-            <w:r>
-              <w:rPr>
-                <w:rFonts w:ascii="Arial" w:cs="Arial" w:eastAsia="Arial" w:hAnsi="Arial"/>
-                <w:b w:val="false"/>
-                <w:bCs w:val="false"/>
-                <w:i w:val="false"/>
-                <w:iCs w:val="false"/>
-                <w:color w:val="000000"/>
-                <w:sz w:val="18"/>
-                <w:szCs w:val="18"/>
-              </w:rPr>
-              <w:t xml:space="preserve">Direct learners to the DQB: 'Before the next lesson, we update our board. Remember our driving question — it is written at the top. Today's investigation gave us real evidence. On your green card, write ONE thing we now know for certain, using today's measurements as your evidence. On your orange card, write ONE new question that today's work made you wonder about.' Allow 3 minutes for writing. Collect and post cards. Read 2 green cards aloud: 'Listen to what Group 1 wrote: 'The mirror line is exactly in the middle — at equal distances from the lorry and its image.' Does everyone agree that our measurements prove that?' [WAIT 10 seconds.] Then say: 'And Group 4 is still wondering: 'Can we write an equation for the mirror line if we only know the object and image coordinates?' — that is exactly what Lesson 5 is about. Keep that question on the board; we will answer it next time.' Draw a dotted arrow from Group 4's orange card to the driving question. Summarise: 'Our DQB is growing. We now know four properties. Our driving question asks about size and flipping — we have answered both parts with evidence today.'</w:t>
-            </w:r>
-          </w:p>
-        </w:tc>
-        <w:tc>
-          <w:tcPr>
-            <w:tcW w:type="dxa" w:w="3040"/>
-            <w:shd w:fill="FFFFFF" w:color="auto" w:val="clear"/>
-            <w:tcMar>
-              <w:top w:type="dxa" w:w="60"/>
-              <w:left w:type="dxa" w:w="120"/>
-              <w:bottom w:type="dxa" w:w="60"/>
-              <w:right w:type="dxa" w:w="120"/>
-            </w:tcMar>
-            <w:vAlign w:val="top"/>
-          </w:tcPr>
-          <w:p>
-            <w:pPr>
-              <w:spacing w:after="40" w:before="0"/>
-              <w:jc w:val="left"/>
-            </w:pPr>
-            <w:r>
-              <w:rPr>
-                <w:rFonts w:ascii="Arial" w:cs="Arial" w:eastAsia="Arial" w:hAnsi="Arial"/>
-                <w:b w:val="false"/>
-                <w:bCs w:val="false"/>
-                <w:i w:val="false"/>
-                <w:iCs w:val="false"/>
-                <w:color w:val="000000"/>
-                <w:sz w:val="18"/>
-                <w:szCs w:val="18"/>
-              </w:rPr>
-              <w:t xml:space="preserve">Driving Question Board Update (Claim Mapping): Colour-coded cards make the distinction between settled knowledge and open questions visible and permanent. Posting the cards publicly creates accountability — learners know their green-card claims must be evidence-backed. Drawing explicit arrows from cards to the driving question models the scientific practice of connecting evidence to explanatory frameworks (NGSS Practice 8: Obtaining, Evaluating, and Communicating Information). The orange cards seed Lesson 5's inquiry into mirror-line equations.</w:t>
-            </w:r>
-          </w:p>
-        </w:tc>
-        <w:tc>
-          <w:tcPr>
-            <w:tcW w:type="dxa" w:w="3040"/>
-            <w:shd w:fill="F2F2F2" w:color="auto" w:val="clear"/>
-            <w:tcMar>
-              <w:top w:type="dxa" w:w="60"/>
-              <w:left w:type="dxa" w:w="120"/>
-              <w:bottom w:type="dxa" w:w="60"/>
-              <w:right w:type="dxa" w:w="120"/>
-            </w:tcMar>
-            <w:vAlign w:val="top"/>
-          </w:tcPr>
-          <w:p>
-            <w:pPr>
-              <w:spacing w:after="40" w:before="0"/>
-              <w:jc w:val="left"/>
-            </w:pPr>
-            <w:r>
-              <w:rPr>
-                <w:rFonts w:ascii="Arial" w:cs="Arial" w:eastAsia="Arial" w:hAnsi="Arial"/>
-                <w:b w:val="false"/>
-                <w:bCs w:val="false"/>
-                <w:i w:val="false"/>
-                <w:iCs w:val="false"/>
-                <w:color w:val="000000"/>
-                <w:sz w:val="18"/>
-                <w:szCs w:val="18"/>
-              </w:rPr>
-              <w:t xml:space="preserve">Teacher reads all green cards before the next lesson. Success indicator: green cards should reference at least one of the four properties and connect it to the lorry/mirror phenomenon. Red flag: if green cards say only 'reflection flips the image' without mentioning equidistance or perpendicularity, the Explain phase consolidation was insufficient and the teacher should open Lesson 5 with a brief recap of Properties II and IV.</w:t>
-            </w:r>
-          </w:p>
-        </w:tc>
-      </w:tr>
-      <w:tr>
-        <w:tc>
-          <w:tcPr>
-            <w:tcW w:type="dxa" w:w="1520"/>
-            <w:shd w:fill="D5E8F0" w:color="auto" w:val="clear"/>
-            <w:tcMar>
-              <w:top w:type="dxa" w:w="60"/>
-              <w:left w:type="dxa" w:w="120"/>
-              <w:bottom w:type="dxa" w:w="60"/>
-              <w:right w:type="dxa" w:w="120"/>
-            </w:tcMar>
-            <w:vAlign w:val="top"/>
-          </w:tcPr>
-          <w:p>
-            <w:pPr>
-              <w:spacing w:after="40" w:before="0"/>
-              <w:jc w:val="left"/>
-            </w:pPr>
-            <w:r>
-              <w:rPr>
-                <w:rFonts w:ascii="Arial" w:cs="Arial" w:eastAsia="Arial" w:hAnsi="Arial"/>
-                <w:b/>
-                <w:bCs/>
-                <w:i w:val="false"/>
-                <w:iCs w:val="false"/>
-                <w:color w:val="000000"/>
-                <w:sz w:val="18"/>
-                <w:szCs w:val="18"/>
-              </w:rPr>
-              <w:t xml:space="preserve">Model Building Phase</w:t>
-            </w:r>
-          </w:p>
-          <w:p>
-            <w:pPr>
-              <w:spacing w:after="20" w:before="0"/>
-            </w:pPr>
-            <w:r>
-              <w:rPr>
-                <w:rFonts w:ascii="Arial" w:cs="Arial" w:eastAsia="Arial" w:hAnsi="Arial"/>
-                <w:b/>
-                <w:bCs/>
-                <w:color w:val="1F3864"/>
-                <w:sz w:val="16"/>
-                <w:szCs w:val="16"/>
-              </w:rPr>
-              <w:t xml:space="preserve">📹 VIDEO:</w:t>
-            </w:r>
-          </w:p>
-          <w:p>
-            <w:pPr>
-              <w:spacing w:after="20" w:before="0"/>
-            </w:pPr>
-            <w:hyperlink w:history="1" r:id="rIdwvxy2xz87ayg3fas0rxr9">
-              <w:r>
-                <w:rPr>
-                  <w:rFonts w:ascii="Arial" w:cs="Arial" w:eastAsia="Arial" w:hAnsi="Arial"/>
-                  <w:color w:val="2E75B6"/>
-                  <w:sz w:val="16"/>
-                  <w:szCs w:val="16"/>
-                  <w:u w:val="single" w:color="2E75B6"/>
-                </w:rPr>
-                <w:t xml:space="preserve">Reflecting shapes: diagonal line of reflection</w:t>
-              </w:r>
-            </w:hyperlink>
-          </w:p>
-          <w:p>
-            <w:pPr>
-              <w:spacing w:after="10" w:before="0"/>
-              <w:ind w:left="120"/>
-            </w:pPr>
-            <w:r>
-              <w:rPr>
-                <w:rFonts w:ascii="Arial" w:cs="Arial" w:eastAsia="Arial" w:hAnsi="Arial"/>
-                <w:color w:val="595959"/>
-                <w:sz w:val="14"/>
-                <w:szCs w:val="14"/>
-              </w:rPr>
-              <w:t xml:space="preserve">Source: Khan Academy (English - US curriculum)</w:t>
-            </w:r>
-          </w:p>
-          <w:p>
-            <w:pPr>
-              <w:spacing w:after="10" w:before="0"/>
-              <w:ind w:left="120"/>
-            </w:pPr>
-            <w:hyperlink w:history="1" r:id="rIdq4vkih6rejeemlxvpiotq">
-              <w:r>
-                <w:rPr>
-                  <w:rFonts w:ascii="Arial" w:cs="Arial" w:eastAsia="Arial" w:hAnsi="Arial"/>
-                  <w:color w:val="595959"/>
-                  <w:sz w:val="14"/>
-                  <w:szCs w:val="14"/>
-                  <w:u w:val="single" w:color="595959"/>
-                </w:rPr>
-                <w:t xml:space="preserve">🔍 Search ARES for similar videos</w:t>
-              </w:r>
-            </w:hyperlink>
-          </w:p>
-          <w:p>
-            <w:pPr>
-              <w:spacing w:after="40" w:before="0"/>
-            </w:pPr>
-            <w:r>
-              <w:rPr>
-                <w:sz w:val="14"/>
-                <w:szCs w:val="14"/>
-              </w:rPr>
-              <w:t xml:space="preserve"/>
-            </w:r>
-          </w:p>
-          <w:p>
-            <w:pPr>
-              <w:spacing w:after="20" w:before="0"/>
-            </w:pPr>
-            <w:r>
-              <w:rPr>
-                <w:rFonts w:ascii="Arial" w:cs="Arial" w:eastAsia="Arial" w:hAnsi="Arial"/>
-                <w:b/>
-                <w:bCs/>
-                <w:color w:val="1F3864"/>
-                <w:sz w:val="16"/>
-                <w:szCs w:val="16"/>
-              </w:rPr>
-              <w:t xml:space="preserve">📖 HTML:</w:t>
-            </w:r>
-          </w:p>
-          <w:p>
-            <w:pPr>
-              <w:spacing w:after="20" w:before="0"/>
-            </w:pPr>
-            <w:hyperlink w:history="1" r:id="rIdyvynxegrehhouj2zurcjf">
-              <w:r>
-                <w:rPr>
-                  <w:rFonts w:ascii="Arial" w:cs="Arial" w:eastAsia="Arial" w:hAnsi="Arial"/>
-                  <w:color w:val="2E75B6"/>
-                  <w:sz w:val="16"/>
-                  <w:szCs w:val="16"/>
-                  <w:u w:val="single" w:color="2E75B6"/>
-                </w:rPr>
-                <w:t xml:space="preserve">Rules for Reflections (Flexbook)</w:t>
-              </w:r>
-            </w:hyperlink>
-          </w:p>
-          <w:p>
-            <w:pPr>
-              <w:spacing w:after="10" w:before="0"/>
-              <w:ind w:left="120"/>
-            </w:pPr>
-            <w:r>
-              <w:rPr>
-                <w:rFonts w:ascii="Arial" w:cs="Arial" w:eastAsia="Arial" w:hAnsi="Arial"/>
-                <w:color w:val="595959"/>
-                <w:sz w:val="14"/>
-                <w:szCs w:val="14"/>
-              </w:rPr>
-              <w:t xml:space="preserve">Source: CK-12</w:t>
-            </w:r>
-          </w:p>
-          <w:p>
-            <w:pPr>
-              <w:spacing w:after="10" w:before="0"/>
-              <w:ind w:left="120"/>
-            </w:pPr>
-            <w:hyperlink w:history="1" r:id="rIdr-tf-8la6yhjwf6-o9hqd">
+            <w:hyperlink w:history="1" r:id="rId1ggvfayuun607zlynzigm">
               <w:r>
                 <w:rPr>
                   <w:rFonts w:ascii="Arial" w:cs="Arial" w:eastAsia="Arial" w:hAnsi="Arial"/>
@@ -14722,7 +14802,7 @@
         </w:rPr>
         <w:t xml:space="preserve">© 2026 SeaVuria and ARES. Aligned with KICD objectives. Developed by SeaVuria; technical implementation by ARES (with AI assistance from Claude). Licensed under </w:t>
       </w:r>
-      <w:hyperlink w:history="1" r:id="rIdacm7ci-uvtc8r8ipe1sac">
+      <w:hyperlink w:history="1" r:id="rId-ex8p2vylvuwpk_cy1-gc">
         <w:r>
           <w:rPr>
             <w:rFonts w:ascii="Arial" w:cs="Arial" w:eastAsia="Arial" w:hAnsi="Arial"/>
@@ -14743,7 +14823,7 @@
         </w:rPr>
         <w:t xml:space="preserve"> (</w:t>
       </w:r>
-      <w:hyperlink w:history="1" r:id="rIdcrgnx5l__yq_tbucttqqs">
+      <w:hyperlink w:history="1" r:id="rIdy5am8muil6jltwmap1ase">
         <w:r>
           <w:rPr>
             <w:rFonts w:ascii="Arial" w:cs="Arial" w:eastAsia="Arial" w:hAnsi="Arial"/>
@@ -15935,7 +16015,7 @@
             <w:pPr>
               <w:spacing w:after="20" w:before="0"/>
             </w:pPr>
-            <w:hyperlink w:history="1" r:id="rId1ttn-mzr9un-5uvnzerl4">
+            <w:hyperlink w:history="1" r:id="rIdr-xcwenonv2cv4orar-to">
               <w:r>
                 <w:rPr>
                   <w:rFonts w:ascii="Arial" w:cs="Arial" w:eastAsia="Arial" w:hAnsi="Arial"/>
@@ -15968,7 +16048,7 @@
               <w:spacing w:after="10" w:before="0"/>
               <w:ind w:left="120"/>
             </w:pPr>
-            <w:hyperlink w:history="1" r:id="rId5revayqqaphenk1wcg4r8">
+            <w:hyperlink w:history="1" r:id="rIdy7p75ubgmywy4i6659u45">
               <w:r>
                 <w:rPr>
                   <w:rFonts w:ascii="Arial" w:cs="Arial" w:eastAsia="Arial" w:hAnsi="Arial"/>
@@ -16013,7 +16093,7 @@
             <w:pPr>
               <w:spacing w:after="20" w:before="0"/>
             </w:pPr>
-            <w:hyperlink w:history="1" r:id="rIdyo30dwefsdzhudn4be8j4">
+            <w:hyperlink w:history="1" r:id="rIdk-wwtmudpjybs9j7njx9o">
               <w:r>
                 <w:rPr>
                   <w:rFonts w:ascii="Arial" w:cs="Arial" w:eastAsia="Arial" w:hAnsi="Arial"/>
@@ -16046,7 +16126,7 @@
               <w:spacing w:after="10" w:before="0"/>
               <w:ind w:left="120"/>
             </w:pPr>
-            <w:hyperlink w:history="1" r:id="rIdsfhju8gwfu0ddy2dhtvkn">
+            <w:hyperlink w:history="1" r:id="rIddfaswjvsllzon9czffg-z">
               <w:r>
                 <w:rPr>
                   <w:rFonts w:ascii="Arial" w:cs="Arial" w:eastAsia="Arial" w:hAnsi="Arial"/>
@@ -16241,7 +16321,7 @@
             <w:pPr>
               <w:spacing w:after="20" w:before="0"/>
             </w:pPr>
-            <w:hyperlink w:history="1" r:id="rIdfoxrpglmv-3rcofobvjt0">
+            <w:hyperlink w:history="1" r:id="rIdc5c3q5ovxexjwp-lehk6h">
               <w:r>
                 <w:rPr>
                   <w:rFonts w:ascii="Arial" w:cs="Arial" w:eastAsia="Arial" w:hAnsi="Arial"/>
@@ -16274,7 +16354,7 @@
               <w:spacing w:after="10" w:before="0"/>
               <w:ind w:left="120"/>
             </w:pPr>
-            <w:hyperlink w:history="1" r:id="rId3aogdm6mvt6nwpa_59lw6">
+            <w:hyperlink w:history="1" r:id="rIdjzdrmois2kh-cz1vipkab">
               <w:r>
                 <w:rPr>
                   <w:rFonts w:ascii="Arial" w:cs="Arial" w:eastAsia="Arial" w:hAnsi="Arial"/>
@@ -16319,7 +16399,619 @@
             <w:pPr>
               <w:spacing w:after="20" w:before="0"/>
             </w:pPr>
-            <w:hyperlink w:history="1" r:id="rIdlmgg5zhpxhmhzrrkp90x_">
+            <w:hyperlink w:history="1" r:id="rIdjjggh4jahqvlrpzqbfkb0">
+              <w:r>
+                <w:rPr>
+                  <w:rFonts w:ascii="Arial" w:cs="Arial" w:eastAsia="Arial" w:hAnsi="Arial"/>
+                  <w:color w:val="2E75B6"/>
+                  <w:sz w:val="16"/>
+                  <w:szCs w:val="16"/>
+                  <w:u w:val="single" w:color="2E75B6"/>
+                </w:rPr>
+                <w:t xml:space="preserve">Midpoint formula</w:t>
+              </w:r>
+            </w:hyperlink>
+          </w:p>
+          <w:p>
+            <w:pPr>
+              <w:spacing w:after="10" w:before="0"/>
+              <w:ind w:left="120"/>
+            </w:pPr>
+            <w:r>
+              <w:rPr>
+                <w:rFonts w:ascii="Arial" w:cs="Arial" w:eastAsia="Arial" w:hAnsi="Arial"/>
+                <w:color w:val="595959"/>
+                <w:sz w:val="14"/>
+                <w:szCs w:val="14"/>
+              </w:rPr>
+              <w:t xml:space="preserve">Source: Khan Academy (English - US curriculum)</w:t>
+            </w:r>
+          </w:p>
+          <w:p>
+            <w:pPr>
+              <w:spacing w:after="10" w:before="0"/>
+              <w:ind w:left="120"/>
+            </w:pPr>
+            <w:hyperlink w:history="1" r:id="rIdsmftcjkzkezypnobyqxwz">
+              <w:r>
+                <w:rPr>
+                  <w:rFonts w:ascii="Arial" w:cs="Arial" w:eastAsia="Arial" w:hAnsi="Arial"/>
+                  <w:color w:val="595959"/>
+                  <w:sz w:val="14"/>
+                  <w:szCs w:val="14"/>
+                  <w:u w:val="single" w:color="595959"/>
+                </w:rPr>
+                <w:t xml:space="preserve">🔍 Search ARES for similar readings</w:t>
+              </w:r>
+            </w:hyperlink>
+          </w:p>
+        </w:tc>
+        <w:tc>
+          <w:tcPr>
+            <w:tcW w:type="dxa" w:w="3040"/>
+            <w:shd w:fill="FFFFFF" w:color="auto" w:val="clear"/>
+            <w:tcMar>
+              <w:top w:type="dxa" w:w="60"/>
+              <w:left w:type="dxa" w:w="120"/>
+              <w:bottom w:type="dxa" w:w="60"/>
+              <w:right w:type="dxa" w:w="120"/>
+            </w:tcMar>
+            <w:vAlign w:val="top"/>
+          </w:tcPr>
+          <w:p>
+            <w:pPr>
+              <w:spacing w:after="40" w:before="0"/>
+              <w:jc w:val="left"/>
+            </w:pPr>
+            <w:r>
+              <w:rPr>
+                <w:rFonts w:ascii="Arial" w:cs="Arial" w:eastAsia="Arial" w:hAnsi="Arial"/>
+                <w:b w:val="false"/>
+                <w:bCs w:val="false"/>
+                <w:i w:val="false"/>
+                <w:iCs w:val="false"/>
+                <w:color w:val="000000"/>
+                <w:sz w:val="18"/>
+                <w:szCs w:val="18"/>
+              </w:rPr>
+              <w:t xml:space="preserve">Learners receive a structured worksheet (or copy a guided activity from the board) with three tasks. Task 1: Plot P(2,1) and P′(6,5) on a Cartesian plane, draw the segment PP′, find its midpoint M by folding/measuring, and mark M on the grid. Task 2: Using a set-square or the corner of their exercise book, draw a line through M that is perpendicular to PP′ — this is the proposed mirror line. Task 3: Verify the line is correct by checking that M is equidistant from P and P′ and that the angle at M is 90°. Learners record all measurements and observations in a table: Object Point | Image Point | Midpoint | Gradient of PP′ | Gradient of Mirror Line.</w:t>
+            </w:r>
+          </w:p>
+        </w:tc>
+        <w:tc>
+          <w:tcPr>
+            <w:tcW w:type="dxa" w:w="3040"/>
+            <w:shd w:fill="F2F2F2" w:color="auto" w:val="clear"/>
+            <w:tcMar>
+              <w:top w:type="dxa" w:w="60"/>
+              <w:left w:type="dxa" w:w="120"/>
+              <w:bottom w:type="dxa" w:w="60"/>
+              <w:right w:type="dxa" w:w="120"/>
+            </w:tcMar>
+            <w:vAlign w:val="top"/>
+          </w:tcPr>
+          <w:p>
+            <w:pPr>
+              <w:spacing w:after="40" w:before="0"/>
+              <w:jc w:val="left"/>
+            </w:pPr>
+            <w:r>
+              <w:rPr>
+                <w:rFonts w:ascii="Arial" w:cs="Arial" w:eastAsia="Arial" w:hAnsi="Arial"/>
+                <w:b w:val="false"/>
+                <w:bCs w:val="false"/>
+                <w:i w:val="false"/>
+                <w:iCs w:val="false"/>
+                <w:color w:val="000000"/>
+                <w:sz w:val="18"/>
+                <w:szCs w:val="18"/>
+              </w:rPr>
+              <w:t xml:space="preserve">Distribute the worksheet or write the three tasks clearly on the board. Say: 'You are now a road-safety engineer. You have the lorry's position P and its mirror image P′. Your job is to find exactly where the mirror surface is.' Circulate during Task 1; after 3 minutes prompt: 'Has everyone found the midpoint? Remember the midpoint formula from your earlier work: M = ((x₁+x₂)/2 , (y₁+y₂)/2).' Write the formula on the board. Circulate during Task 2; say to the class: 'Before you draw your perpendicular, work out the gradient of PP′ first. What is rise over run for P to P′?' Cold-call TWO learners for the gradient calculation: 'Chebet — what gradient did you get for PP′? Show the class.' [Expected: (5−1)/(6−2) = 4/4 = 1.] Allow 10 seconds WAIT TIME. Then: 'Mwangi — if the gradient of PP′ is 1, what must the gradient of the perpendicular mirror line be?' [Expected: −1.] Allow 10 seconds WAIT TIME. During Task 3, ask: 'How does your verification connect to the matatu mirror? If the mirror line is wrong, what would happen to the driver's view of the road behind?'</w:t>
+            </w:r>
+          </w:p>
+        </w:tc>
+        <w:tc>
+          <w:tcPr>
+            <w:tcW w:type="dxa" w:w="3040"/>
+            <w:shd w:fill="FFFFFF" w:color="auto" w:val="clear"/>
+            <w:tcMar>
+              <w:top w:type="dxa" w:w="60"/>
+              <w:left w:type="dxa" w:w="120"/>
+              <w:bottom w:type="dxa" w:w="60"/>
+              <w:right w:type="dxa" w:w="120"/>
+            </w:tcMar>
+            <w:vAlign w:val="top"/>
+          </w:tcPr>
+          <w:p>
+            <w:pPr>
+              <w:spacing w:after="40" w:before="0"/>
+              <w:jc w:val="left"/>
+            </w:pPr>
+            <w:r>
+              <w:rPr>
+                <w:rFonts w:ascii="Arial" w:cs="Arial" w:eastAsia="Arial" w:hAnsi="Arial"/>
+                <w:b w:val="false"/>
+                <w:bCs w:val="false"/>
+                <w:i w:val="false"/>
+                <w:iCs w:val="false"/>
+                <w:color w:val="000000"/>
+                <w:sz w:val="18"/>
+                <w:szCs w:val="18"/>
+              </w:rPr>
+              <w:t xml:space="preserve">Guided Inquiry with Structured Recording: The tabular data-collection format helps learners see the pattern across multiple point pairs (extended in the Explain phase) rather than treating each calculation as isolated. The physical act of drawing PP′, locating M, and constructing the perpendicular at M connects the abstract formula to the geometric reality of the mirror, directly linking back to the phenomenon.</w:t>
+            </w:r>
+          </w:p>
+        </w:tc>
+        <w:tc>
+          <w:tcPr>
+            <w:tcW w:type="dxa" w:w="3040"/>
+            <w:shd w:fill="F2F2F2" w:color="auto" w:val="clear"/>
+            <w:tcMar>
+              <w:top w:type="dxa" w:w="60"/>
+              <w:left w:type="dxa" w:w="120"/>
+              <w:bottom w:type="dxa" w:w="60"/>
+              <w:right w:type="dxa" w:w="120"/>
+            </w:tcMar>
+            <w:vAlign w:val="top"/>
+          </w:tcPr>
+          <w:p>
+            <w:pPr>
+              <w:spacing w:after="40" w:before="0"/>
+              <w:jc w:val="left"/>
+            </w:pPr>
+            <w:r>
+              <w:rPr>
+                <w:rFonts w:ascii="Arial" w:cs="Arial" w:eastAsia="Arial" w:hAnsi="Arial"/>
+                <w:b w:val="false"/>
+                <w:bCs w:val="false"/>
+                <w:i w:val="false"/>
+                <w:iCs w:val="false"/>
+                <w:color w:val="000000"/>
+                <w:sz w:val="18"/>
+                <w:szCs w:val="18"/>
+              </w:rPr>
+              <w:t xml:space="preserve">Teacher checks that: (1) all learners correctly compute M = (4, 3); (2) learners calculate gradient of PP′ = 1 and gradient of mirror line = −1; (3) learners can articulate the perpendicularity relationship using 'm₁ × m₂ = −1'. A common error to watch for: learners reversing the negative reciprocal (writing gradient = 1 instead of −1). If more than 4 learners make this error, pause the class for a 60-second whole-class clarification before moving on.</w:t>
+            </w:r>
+          </w:p>
+        </w:tc>
+      </w:tr>
+      <w:tr>
+        <w:tc>
+          <w:tcPr>
+            <w:tcW w:type="dxa" w:w="1520"/>
+            <w:shd w:fill="E2EFDA" w:color="auto" w:val="clear"/>
+            <w:tcMar>
+              <w:top w:type="dxa" w:w="60"/>
+              <w:left w:type="dxa" w:w="120"/>
+              <w:bottom w:type="dxa" w:w="60"/>
+              <w:right w:type="dxa" w:w="120"/>
+            </w:tcMar>
+            <w:vAlign w:val="top"/>
+          </w:tcPr>
+          <w:p>
+            <w:pPr>
+              <w:spacing w:after="40" w:before="0"/>
+              <w:jc w:val="left"/>
+            </w:pPr>
+            <w:r>
+              <w:rPr>
+                <w:rFonts w:ascii="Arial" w:cs="Arial" w:eastAsia="Arial" w:hAnsi="Arial"/>
+                <w:b/>
+                <w:bCs/>
+                <w:i w:val="false"/>
+                <w:iCs w:val="false"/>
+                <w:color w:val="000000"/>
+                <w:sz w:val="18"/>
+                <w:szCs w:val="18"/>
+              </w:rPr>
+              <w:t xml:space="preserve">Explain Phase</w:t>
+            </w:r>
+          </w:p>
+          <w:p>
+            <w:pPr>
+              <w:spacing w:after="20" w:before="0"/>
+            </w:pPr>
+            <w:r>
+              <w:rPr>
+                <w:rFonts w:ascii="Arial" w:cs="Arial" w:eastAsia="Arial" w:hAnsi="Arial"/>
+                <w:b/>
+                <w:bCs/>
+                <w:color w:val="1F3864"/>
+                <w:sz w:val="16"/>
+                <w:szCs w:val="16"/>
+              </w:rPr>
+              <w:t xml:space="preserve">📹 VIDEO:</w:t>
+            </w:r>
+          </w:p>
+          <w:p>
+            <w:pPr>
+              <w:spacing w:after="20" w:before="0"/>
+            </w:pPr>
+            <w:hyperlink w:history="1" r:id="rIdsfck5a8gn8w5-lvxahbus">
+              <w:r>
+                <w:rPr>
+                  <w:rFonts w:ascii="Arial" w:cs="Arial" w:eastAsia="Arial" w:hAnsi="Arial"/>
+                  <w:color w:val="2E75B6"/>
+                  <w:sz w:val="16"/>
+                  <w:szCs w:val="16"/>
+                  <w:u w:val="single" w:color="2E75B6"/>
+                </w:rPr>
+                <w:t xml:space="preserve">Geometric constructions: perpendicular bisector</w:t>
+              </w:r>
+            </w:hyperlink>
+          </w:p>
+          <w:p>
+            <w:pPr>
+              <w:spacing w:after="10" w:before="0"/>
+              <w:ind w:left="120"/>
+            </w:pPr>
+            <w:r>
+              <w:rPr>
+                <w:rFonts w:ascii="Arial" w:cs="Arial" w:eastAsia="Arial" w:hAnsi="Arial"/>
+                <w:color w:val="595959"/>
+                <w:sz w:val="14"/>
+                <w:szCs w:val="14"/>
+              </w:rPr>
+              <w:t xml:space="preserve">Source: Khan Academy (English - US curriculum)</w:t>
+            </w:r>
+          </w:p>
+          <w:p>
+            <w:pPr>
+              <w:spacing w:after="10" w:before="0"/>
+              <w:ind w:left="120"/>
+            </w:pPr>
+            <w:hyperlink w:history="1" r:id="rIdnxcds-7azqbauxqzbmwtq">
+              <w:r>
+                <w:rPr>
+                  <w:rFonts w:ascii="Arial" w:cs="Arial" w:eastAsia="Arial" w:hAnsi="Arial"/>
+                  <w:color w:val="595959"/>
+                  <w:sz w:val="14"/>
+                  <w:szCs w:val="14"/>
+                  <w:u w:val="single" w:color="595959"/>
+                </w:rPr>
+                <w:t xml:space="preserve">🔍 Search ARES for similar videos</w:t>
+              </w:r>
+            </w:hyperlink>
+          </w:p>
+          <w:p>
+            <w:pPr>
+              <w:spacing w:after="40" w:before="0"/>
+            </w:pPr>
+            <w:r>
+              <w:rPr>
+                <w:sz w:val="14"/>
+                <w:szCs w:val="14"/>
+              </w:rPr>
+              <w:t xml:space="preserve"/>
+            </w:r>
+          </w:p>
+          <w:p>
+            <w:pPr>
+              <w:spacing w:after="20" w:before="0"/>
+            </w:pPr>
+            <w:r>
+              <w:rPr>
+                <w:rFonts w:ascii="Arial" w:cs="Arial" w:eastAsia="Arial" w:hAnsi="Arial"/>
+                <w:b/>
+                <w:bCs/>
+                <w:color w:val="1F3864"/>
+                <w:sz w:val="16"/>
+                <w:szCs w:val="16"/>
+              </w:rPr>
+              <w:t xml:space="preserve">📖 EXERCISE:</w:t>
+            </w:r>
+          </w:p>
+          <w:p>
+            <w:pPr>
+              <w:spacing w:after="20" w:before="0"/>
+            </w:pPr>
+            <w:hyperlink w:history="1" r:id="rIdu2nmx-erkv4kbpzx12op1">
+              <w:r>
+                <w:rPr>
+                  <w:rFonts w:ascii="Arial" w:cs="Arial" w:eastAsia="Arial" w:hAnsi="Arial"/>
+                  <w:color w:val="2E75B6"/>
+                  <w:sz w:val="16"/>
+                  <w:szCs w:val="16"/>
+                  <w:u w:val="single" w:color="2E75B6"/>
+                </w:rPr>
+                <w:t xml:space="preserve">Write equations of parallel &amp; perpendicular lines</w:t>
+              </w:r>
+            </w:hyperlink>
+          </w:p>
+          <w:p>
+            <w:pPr>
+              <w:spacing w:after="10" w:before="0"/>
+              <w:ind w:left="120"/>
+            </w:pPr>
+            <w:r>
+              <w:rPr>
+                <w:rFonts w:ascii="Arial" w:cs="Arial" w:eastAsia="Arial" w:hAnsi="Arial"/>
+                <w:color w:val="595959"/>
+                <w:sz w:val="14"/>
+                <w:szCs w:val="14"/>
+              </w:rPr>
+              <w:t xml:space="preserve">Source: Khan Academy (English - US curriculum)</w:t>
+            </w:r>
+          </w:p>
+          <w:p>
+            <w:pPr>
+              <w:spacing w:after="10" w:before="0"/>
+              <w:ind w:left="120"/>
+            </w:pPr>
+            <w:hyperlink w:history="1" r:id="rId6sstzkeiwapnhrctbmork">
+              <w:r>
+                <w:rPr>
+                  <w:rFonts w:ascii="Arial" w:cs="Arial" w:eastAsia="Arial" w:hAnsi="Arial"/>
+                  <w:color w:val="595959"/>
+                  <w:sz w:val="14"/>
+                  <w:szCs w:val="14"/>
+                  <w:u w:val="single" w:color="595959"/>
+                </w:rPr>
+                <w:t xml:space="preserve">🔍 Search ARES for similar readings</w:t>
+              </w:r>
+            </w:hyperlink>
+          </w:p>
+        </w:tc>
+        <w:tc>
+          <w:tcPr>
+            <w:tcW w:type="dxa" w:w="3040"/>
+            <w:shd w:fill="FFFFFF" w:color="auto" w:val="clear"/>
+            <w:tcMar>
+              <w:top w:type="dxa" w:w="60"/>
+              <w:left w:type="dxa" w:w="120"/>
+              <w:bottom w:type="dxa" w:w="60"/>
+              <w:right w:type="dxa" w:w="120"/>
+            </w:tcMar>
+            <w:vAlign w:val="top"/>
+          </w:tcPr>
+          <w:p>
+            <w:pPr>
+              <w:spacing w:after="40" w:before="0"/>
+              <w:jc w:val="left"/>
+            </w:pPr>
+            <w:r>
+              <w:rPr>
+                <w:rFonts w:ascii="Arial" w:cs="Arial" w:eastAsia="Arial" w:hAnsi="Arial"/>
+                <w:b w:val="false"/>
+                <w:bCs w:val="false"/>
+                <w:i w:val="false"/>
+                <w:iCs w:val="false"/>
+                <w:color w:val="000000"/>
+                <w:sz w:val="18"/>
+                <w:szCs w:val="18"/>
+              </w:rPr>
+              <w:t xml:space="preserve">Using the midpoint M(4, 3) and gradient −1 found in the Observe phase, learners derive the equation of the mirror line step-by-step using y − y₁ = m(x − x₁): y − 3 = −1(x − 4) → y = −x + 7. They then verify: substitute P(2,1) — distance from line — and P′(6,5) — distance from line — to confirm equal distances. A second, more challenging example is then worked: A(−1, 4) reflected to A′(3, 0). Learners independently find the mirror line equation. The class closes this phase by generalising the three-step algorithm: (1) Find midpoint M. (2) Find gradient of AA′, then take negative reciprocal for mirror line gradient. (3) Use point-slope form to write the equation.</w:t>
+            </w:r>
+          </w:p>
+        </w:tc>
+        <w:tc>
+          <w:tcPr>
+            <w:tcW w:type="dxa" w:w="3040"/>
+            <w:shd w:fill="F2F2F2" w:color="auto" w:val="clear"/>
+            <w:tcMar>
+              <w:top w:type="dxa" w:w="60"/>
+              <w:left w:type="dxa" w:w="120"/>
+              <w:bottom w:type="dxa" w:w="60"/>
+              <w:right w:type="dxa" w:w="120"/>
+            </w:tcMar>
+            <w:vAlign w:val="top"/>
+          </w:tcPr>
+          <w:p>
+            <w:pPr>
+              <w:spacing w:after="40" w:before="0"/>
+              <w:jc w:val="left"/>
+            </w:pPr>
+            <w:r>
+              <w:rPr>
+                <w:rFonts w:ascii="Arial" w:cs="Arial" w:eastAsia="Arial" w:hAnsi="Arial"/>
+                <w:b w:val="false"/>
+                <w:bCs w:val="false"/>
+                <w:i w:val="false"/>
+                <w:iCs w:val="false"/>
+                <w:color w:val="000000"/>
+                <w:sz w:val="18"/>
+                <w:szCs w:val="18"/>
+              </w:rPr>
+              <w:t xml:space="preserve">Bring the class back together at the board. Say: 'We have M(4,3) and gradient −1. How do we write the equation of this line? Think back to your coordinate geometry work.' Cold-call ONE learner to come to the board and write the derivation: 'Njeri — come and show us y − y₁ = m(x − x₁) with our values.' Allow 15 seconds WAIT TIME while Njeri writes. If she stalls, prompt: 'Start by substituting m = −1 and the point (4, 3).' After Njeri finishes, ask the class: 'Thumbs up if you agree with y = −x + 7. Thumbs sideways if unsure.' Address any thumbs-sideways before moving on. Then say: 'Now let us verify this is truly the mirror line. Take point P(2,1). Can you show that P is the same distance from the line y = −x + 7 as P′(6,5) is?' Guide learners through the perpendicular distance formula or graphical verification. Transition to the second example: 'A ugali-delivery lorry is at A(−1, 4) and its image in a new mirror is at A′(3, 0). Find the mirror line.' Give 4 minutes of independent work time. Cold-call TWO learners for different steps: 'Baraka — what is the midpoint?' [Expected: M(1,2).] 'Amina — what is the gradient of the mirror line?' [Expected: gradient of AA′ = (0−4)/(3−(−1)) = −1; perpendicular gradient = 1.] Consolidate the three-step algorithm on the board and have all learners copy it into their books with a box around it labelled 'Mirror Line Algorithm'.</w:t>
+            </w:r>
+          </w:p>
+        </w:tc>
+        <w:tc>
+          <w:tcPr>
+            <w:tcW w:type="dxa" w:w="3040"/>
+            <w:shd w:fill="FFFFFF" w:color="auto" w:val="clear"/>
+            <w:tcMar>
+              <w:top w:type="dxa" w:w="60"/>
+              <w:left w:type="dxa" w:w="120"/>
+              <w:bottom w:type="dxa" w:w="60"/>
+              <w:right w:type="dxa" w:w="120"/>
+            </w:tcMar>
+            <w:vAlign w:val="top"/>
+          </w:tcPr>
+          <w:p>
+            <w:pPr>
+              <w:spacing w:after="40" w:before="0"/>
+              <w:jc w:val="left"/>
+            </w:pPr>
+            <w:r>
+              <w:rPr>
+                <w:rFonts w:ascii="Arial" w:cs="Arial" w:eastAsia="Arial" w:hAnsi="Arial"/>
+                <w:b w:val="false"/>
+                <w:bCs w:val="false"/>
+                <w:i w:val="false"/>
+                <w:iCs w:val="false"/>
+                <w:color w:val="000000"/>
+                <w:sz w:val="18"/>
+                <w:szCs w:val="18"/>
+              </w:rPr>
+              <w:t xml:space="preserve">Worked Example → Generalisation (Fading Scaffolding): The teacher fully models the first example, partially models the second with cold-calls filling in steps, and learners independently apply the algorithm. This 'I do – We do – You do' structure with explicit generalisation of the algorithm makes the procedure transferable to any object–image pair and builds towards the autonomous congruence-testing work in Lessons 6–7. Connecting each algebraic step to 'what this means for the matatu mirror' maintains the phenomenon thread.</w:t>
+            </w:r>
+          </w:p>
+        </w:tc>
+        <w:tc>
+          <w:tcPr>
+            <w:tcW w:type="dxa" w:w="3040"/>
+            <w:shd w:fill="F2F2F2" w:color="auto" w:val="clear"/>
+            <w:tcMar>
+              <w:top w:type="dxa" w:w="60"/>
+              <w:left w:type="dxa" w:w="120"/>
+              <w:bottom w:type="dxa" w:w="60"/>
+              <w:right w:type="dxa" w:w="120"/>
+            </w:tcMar>
+            <w:vAlign w:val="top"/>
+          </w:tcPr>
+          <w:p>
+            <w:pPr>
+              <w:spacing w:after="40" w:before="0"/>
+              <w:jc w:val="left"/>
+            </w:pPr>
+            <w:r>
+              <w:rPr>
+                <w:rFonts w:ascii="Arial" w:cs="Arial" w:eastAsia="Arial" w:hAnsi="Arial"/>
+                <w:b w:val="false"/>
+                <w:bCs w:val="false"/>
+                <w:i w:val="false"/>
+                <w:iCs w:val="false"/>
+                <w:color w:val="000000"/>
+                <w:sz w:val="18"/>
+                <w:szCs w:val="18"/>
+              </w:rPr>
+              <w:t xml:space="preserve">Exit-check for the second example: teacher circulates and checks four specific learner books before the DQB phase. Success criteria: (1) M(1, 2) correctly found; (2) gradient of mirror line = 1 correctly derived; (3) equation y = x + 1 correctly written; (4) at least one verification step shown. Learners who reach y = x + 1 are challenged: 'Can you show that the mirror line y = x + 1 is NOT the same as y = x from Lesson 3? What is different about this lorry's mirror position compared to the standard y = x mirror?'</w:t>
+            </w:r>
+          </w:p>
+        </w:tc>
+      </w:tr>
+      <w:tr>
+        <w:tc>
+          <w:tcPr>
+            <w:tcW w:type="dxa" w:w="1520"/>
+            <w:shd w:fill="FCE4D6" w:color="auto" w:val="clear"/>
+            <w:tcMar>
+              <w:top w:type="dxa" w:w="60"/>
+              <w:left w:type="dxa" w:w="120"/>
+              <w:bottom w:type="dxa" w:w="60"/>
+              <w:right w:type="dxa" w:w="120"/>
+            </w:tcMar>
+            <w:vAlign w:val="top"/>
+          </w:tcPr>
+          <w:p>
+            <w:pPr>
+              <w:spacing w:after="40" w:before="0"/>
+              <w:jc w:val="left"/>
+            </w:pPr>
+            <w:r>
+              <w:rPr>
+                <w:rFonts w:ascii="Arial" w:cs="Arial" w:eastAsia="Arial" w:hAnsi="Arial"/>
+                <w:b/>
+                <w:bCs/>
+                <w:i w:val="false"/>
+                <w:iCs w:val="false"/>
+                <w:color w:val="000000"/>
+                <w:sz w:val="18"/>
+                <w:szCs w:val="18"/>
+              </w:rPr>
+              <w:t xml:space="preserve">Driving Question Board (DQB) Creation</w:t>
+            </w:r>
+          </w:p>
+          <w:p>
+            <w:pPr>
+              <w:spacing w:after="20" w:before="0"/>
+            </w:pPr>
+            <w:r>
+              <w:rPr>
+                <w:rFonts w:ascii="Arial" w:cs="Arial" w:eastAsia="Arial" w:hAnsi="Arial"/>
+                <w:b/>
+                <w:bCs/>
+                <w:color w:val="1F3864"/>
+                <w:sz w:val="16"/>
+                <w:szCs w:val="16"/>
+              </w:rPr>
+              <w:t xml:space="preserve">📹 VIDEO:</w:t>
+            </w:r>
+          </w:p>
+          <w:p>
+            <w:pPr>
+              <w:spacing w:after="20" w:before="0"/>
+            </w:pPr>
+            <w:hyperlink w:history="1" r:id="rIdr4ealmfhymbyiewtqv1l3">
+              <w:r>
+                <w:rPr>
+                  <w:rFonts w:ascii="Arial" w:cs="Arial" w:eastAsia="Arial" w:hAnsi="Arial"/>
+                  <w:color w:val="2E75B6"/>
+                  <w:sz w:val="16"/>
+                  <w:szCs w:val="16"/>
+                  <w:u w:val="single" w:color="2E75B6"/>
+                </w:rPr>
+                <w:t xml:space="preserve">Midpoint formula</w:t>
+              </w:r>
+            </w:hyperlink>
+          </w:p>
+          <w:p>
+            <w:pPr>
+              <w:spacing w:after="10" w:before="0"/>
+              <w:ind w:left="120"/>
+            </w:pPr>
+            <w:r>
+              <w:rPr>
+                <w:rFonts w:ascii="Arial" w:cs="Arial" w:eastAsia="Arial" w:hAnsi="Arial"/>
+                <w:color w:val="595959"/>
+                <w:sz w:val="14"/>
+                <w:szCs w:val="14"/>
+              </w:rPr>
+              <w:t xml:space="preserve">Source: Khan Academy (English - US curriculum)</w:t>
+            </w:r>
+          </w:p>
+          <w:p>
+            <w:pPr>
+              <w:spacing w:after="10" w:before="0"/>
+              <w:ind w:left="120"/>
+            </w:pPr>
+            <w:hyperlink w:history="1" r:id="rId_fchsvkmbkuev5rxpamo2">
+              <w:r>
+                <w:rPr>
+                  <w:rFonts w:ascii="Arial" w:cs="Arial" w:eastAsia="Arial" w:hAnsi="Arial"/>
+                  <w:color w:val="595959"/>
+                  <w:sz w:val="14"/>
+                  <w:szCs w:val="14"/>
+                  <w:u w:val="single" w:color="595959"/>
+                </w:rPr>
+                <w:t xml:space="preserve">🔍 Search ARES for similar videos</w:t>
+              </w:r>
+            </w:hyperlink>
+          </w:p>
+          <w:p>
+            <w:pPr>
+              <w:spacing w:after="40" w:before="0"/>
+            </w:pPr>
+            <w:r>
+              <w:rPr>
+                <w:sz w:val="14"/>
+                <w:szCs w:val="14"/>
+              </w:rPr>
+              <w:t xml:space="preserve"/>
+            </w:r>
+          </w:p>
+          <w:p>
+            <w:pPr>
+              <w:spacing w:after="20" w:before="0"/>
+            </w:pPr>
+            <w:r>
+              <w:rPr>
+                <w:rFonts w:ascii="Arial" w:cs="Arial" w:eastAsia="Arial" w:hAnsi="Arial"/>
+                <w:b/>
+                <w:bCs/>
+                <w:color w:val="1F3864"/>
+                <w:sz w:val="16"/>
+                <w:szCs w:val="16"/>
+              </w:rPr>
+              <w:t xml:space="preserve">📖 EXERCISE:</w:t>
+            </w:r>
+          </w:p>
+          <w:p>
+            <w:pPr>
+              <w:spacing w:after="20" w:before="0"/>
+            </w:pPr>
+            <w:hyperlink w:history="1" r:id="rIdf8b3qgmp6pxsgp418ew3b">
               <w:r>
                 <w:rPr>
                   <w:rFonts w:ascii="Arial" w:cs="Arial" w:eastAsia="Arial" w:hAnsi="Arial"/>
@@ -16352,7 +17044,7 @@
               <w:spacing w:after="10" w:before="0"/>
               <w:ind w:left="120"/>
             </w:pPr>
-            <w:hyperlink w:history="1" r:id="rIdopluvggiezi_m5wey1dn8">
+            <w:hyperlink w:history="1" r:id="rIdfjf0oeagmm3daeqex1xda">
               <w:r>
                 <w:rPr>
                   <w:rFonts w:ascii="Arial" w:cs="Arial" w:eastAsia="Arial" w:hAnsi="Arial"/>
@@ -16394,7 +17086,7 @@
                 <w:sz w:val="18"/>
                 <w:szCs w:val="18"/>
               </w:rPr>
-              <w:t xml:space="preserve">Learners receive a structured worksheet (or copy a guided activity from the board) with three tasks. Task 1: Plot P(2,1) and P′(6,5) on a Cartesian plane, draw the segment PP′, find its midpoint M by folding/measuring, and mark M on the grid. Task 2: Using a set-square or the corner of their exercise book, draw a line through M that is perpendicular to PP′ — this is the proposed mirror line. Task 3: Verify the line is correct by checking that M is equidistant from P and P′ and that the angle at M is 90°. Learners record all measurements and observations in a table: Object Point | Image Point | Midpoint | Gradient of PP′ | Gradient of Mirror Line.</w:t>
+              <w:t xml:space="preserve">Learners return to the class Driving Question Board displayed at the front. In pairs, they review the board's existing sticky notes from Lessons 1–4 and discuss two questions: 'Which of our earlier questions can we now fully answer because we can find the mirror line equation?' and 'What new questions has today's lesson raised?' Each pair writes one 'NOW WE KNOW' card (green) and one 'NEW QUESTION' card (yellow) and places them on the board. The teacher then facilitates a 3-minute whole-class read-around of new additions.</w:t>
             </w:r>
           </w:p>
         </w:tc>
@@ -16426,7 +17118,7 @@
                 <w:sz w:val="18"/>
                 <w:szCs w:val="18"/>
               </w:rPr>
-              <w:t xml:space="preserve">Distribute the worksheet or write the three tasks clearly on the board. Say: 'You are now a road-safety engineer. You have the lorry's position P and its mirror image P′. Your job is to find exactly where the mirror surface is.' Circulate during Task 1; after 3 minutes prompt: 'Has everyone found the midpoint? Remember the midpoint formula from your earlier work: M = ((x₁+x₂)/2 , (y₁+y₂)/2).' Write the formula on the board. Circulate during Task 2; say to the class: 'Before you draw your perpendicular, work out the gradient of PP′ first. What is rise over run for P to P′?' Cold-call TWO learners for the gradient calculation: 'Chebet — what gradient did you get for PP′? Show the class.' [Expected: (5−1)/(6−2) = 4/4 = 1.] Allow 10 seconds WAIT TIME. Then: 'Mwangi — if the gradient of PP′ is 1, what must the gradient of the perpendicular mirror line be?' [Expected: −1.] Allow 10 seconds WAIT TIME. During Task 3, ask: 'How does your verification connect to the matatu mirror? If the mirror line is wrong, what would happen to the driver's view of the road behind?'</w:t>
+              <w:t xml:space="preserve">Point to the DQB and say: 'Our driving question asks why the matatu mirror shows a flipped but same-sized image. We have now found a way to locate the mirror line algebraically. Look at our board — which questions from previous lessons can we tick off?' Give pairs 2 minutes to discuss quietly, then say: 'Write your NOW WE KNOW card in one sentence starting with: The mirror line is always...' After pairs post cards, read three aloud, pausing for 10 seconds after each: 'Does everyone agree this is fully answered? Or is there still something we don't know?' For NEW QUESTION cards, prompt: 'Today we found the mirror line from just ONE object–image pair. What if the shape has many vertices? Do we need to use every vertex, or is one pair enough? Write that question if it came up for you.' Record the most mathematically significant new question — likely about minimum information needed — on a fresh card labelled 'L5 New'. Connect explicitly to the driving question: 'Knowing where the mirror is gets us closer to proving the image and object are congruent — that is our next goal.'</w:t>
             </w:r>
           </w:p>
         </w:tc>
@@ -16458,7 +17150,7 @@
                 <w:sz w:val="18"/>
                 <w:szCs w:val="18"/>
               </w:rPr>
-              <w:t xml:space="preserve">Guided Inquiry with Structured Recording: The tabular data-collection format helps learners see the pattern across multiple point pairs (extended in the Explain phase) rather than treating each calculation as isolated. The physical act of drawing PP′, locating M, and constructing the perpendicular at M connects the abstract formula to the geometric reality of the mirror, directly linking back to the phenomenon.</w:t>
+              <w:t xml:space="preserve">Driving Question Board as Living Knowledge Tracker: The DQB makes the class's growing understanding visible and cumulative. The green/yellow card system distinguishes consolidated knowledge from open questions, preventing learners from treating each lesson as isolated and maintaining the narrative thread of the matatu phenomenon across all eight lessons.</w:t>
             </w:r>
           </w:p>
         </w:tc>
@@ -16490,7 +17182,7 @@
                 <w:sz w:val="18"/>
                 <w:szCs w:val="18"/>
               </w:rPr>
-              <w:t xml:space="preserve">Teacher checks that: (1) all learners correctly compute M = (4, 3); (2) learners calculate gradient of PP′ = 1 and gradient of mirror line = −1; (3) learners can articulate the perpendicularity relationship using 'm₁ × m₂ = −1'. A common error to watch for: learners reversing the negative reciprocal (writing gradient = 1 instead of −1). If more than 4 learners make this error, pause the class for a 60-second whole-class clarification before moving on.</w:t>
+              <w:t xml:space="preserve">Teacher reads all posted cards to check for misconceptions. Red flags: a 'NOW WE KNOW' card that states 'the mirror line always passes through the origin' (overgeneralisation from Lesson 3 special cases) or a card that confuses 'perpendicular bisector' with 'angle bisector'. If either appears, address it verbally before the Model Building phase begins: 'I see a card that says the mirror line passes through the origin — Lessons 3 and 5 together. Can someone show me a counter-example using today's work?'</w:t>
             </w:r>
           </w:p>
         </w:tc>
@@ -16499,32 +17191,32 @@
         <w:tc>
           <w:tcPr>
             <w:tcW w:type="dxa" w:w="1520"/>
-            <w:shd w:fill="E2EFDA" w:color="auto" w:val="clear"/>
-            <w:tcMar>
-              <w:top w:type="dxa" w:w="60"/>
-              <w:left w:type="dxa" w:w="120"/>
-              <w:bottom w:type="dxa" w:w="60"/>
-              <w:right w:type="dxa" w:w="120"/>
-            </w:tcMar>
-            <w:vAlign w:val="top"/>
-          </w:tcPr>
-          <w:p>
-            <w:pPr>
-              <w:spacing w:after="40" w:before="0"/>
-              <w:jc w:val="left"/>
-            </w:pPr>
-            <w:r>
-              <w:rPr>
-                <w:rFonts w:ascii="Arial" w:cs="Arial" w:eastAsia="Arial" w:hAnsi="Arial"/>
-                <w:b/>
-                <w:bCs/>
-                <w:i w:val="false"/>
-                <w:iCs w:val="false"/>
-                <w:color w:val="000000"/>
-                <w:sz w:val="18"/>
-                <w:szCs w:val="18"/>
-              </w:rPr>
-              <w:t xml:space="preserve">Explain Phase</w:t>
+            <w:shd w:fill="D5E8F0" w:color="auto" w:val="clear"/>
+            <w:tcMar>
+              <w:top w:type="dxa" w:w="60"/>
+              <w:left w:type="dxa" w:w="120"/>
+              <w:bottom w:type="dxa" w:w="60"/>
+              <w:right w:type="dxa" w:w="120"/>
+            </w:tcMar>
+            <w:vAlign w:val="top"/>
+          </w:tcPr>
+          <w:p>
+            <w:pPr>
+              <w:spacing w:after="40" w:before="0"/>
+              <w:jc w:val="left"/>
+            </w:pPr>
+            <w:r>
+              <w:rPr>
+                <w:rFonts w:ascii="Arial" w:cs="Arial" w:eastAsia="Arial" w:hAnsi="Arial"/>
+                <w:b/>
+                <w:bCs/>
+                <w:i w:val="false"/>
+                <w:iCs w:val="false"/>
+                <w:color w:val="000000"/>
+                <w:sz w:val="18"/>
+                <w:szCs w:val="18"/>
+              </w:rPr>
+              <w:t xml:space="preserve">Model Building Phase</w:t>
             </w:r>
           </w:p>
           <w:p>
@@ -16547,7 +17239,7 @@
             <w:pPr>
               <w:spacing w:after="20" w:before="0"/>
             </w:pPr>
-            <w:hyperlink w:history="1" r:id="rId6k3chvfdyouwcaa1jptht">
+            <w:hyperlink w:history="1" r:id="rIdtwb48ybwsp77w5tv4eg2a">
               <w:r>
                 <w:rPr>
                   <w:rFonts w:ascii="Arial" w:cs="Arial" w:eastAsia="Arial" w:hAnsi="Arial"/>
@@ -16556,7 +17248,7 @@
                   <w:szCs w:val="16"/>
                   <w:u w:val="single" w:color="2E75B6"/>
                 </w:rPr>
-                <w:t xml:space="preserve">Reflecting shapes: diagonal line of reflection</w:t>
+                <w:t xml:space="preserve">Writing equations of perpendicular lines (example 2)</w:t>
               </w:r>
             </w:hyperlink>
           </w:p>
@@ -16580,7 +17272,7 @@
               <w:spacing w:after="10" w:before="0"/>
               <w:ind w:left="120"/>
             </w:pPr>
-            <w:hyperlink w:history="1" r:id="rIdtr2b_h0utextfokfemzj7">
+            <w:hyperlink w:history="1" r:id="rIdqsdzaovt3f1vrctgr0-9i">
               <w:r>
                 <w:rPr>
                   <w:rFonts w:ascii="Arial" w:cs="Arial" w:eastAsia="Arial" w:hAnsi="Arial"/>
@@ -16618,14 +17310,14 @@
                 <w:sz w:val="16"/>
                 <w:szCs w:val="16"/>
               </w:rPr>
-              <w:t xml:space="preserve">📖 HTML:</w:t>
+              <w:t xml:space="preserve">📖 EXERCISE:</w:t>
             </w:r>
           </w:p>
           <w:p>
             <w:pPr>
               <w:spacing w:after="20" w:before="0"/>
             </w:pPr>
-            <w:hyperlink w:history="1" r:id="rIdgjm40vtnthrufxx-mv6tc">
+            <w:hyperlink w:history="1" r:id="rIdxexdg-af0fzuzrfab6hpy">
               <w:r>
                 <w:rPr>
                   <w:rFonts w:ascii="Arial" w:cs="Arial" w:eastAsia="Arial" w:hAnsi="Arial"/>
@@ -16634,7 +17326,7 @@
                   <w:szCs w:val="16"/>
                   <w:u w:val="single" w:color="2E75B6"/>
                 </w:rPr>
-                <w:t xml:space="preserve">Reflections in a Plane Mirror (PLIX)</w:t>
+                <w:t xml:space="preserve">Slope from equation</w:t>
               </w:r>
             </w:hyperlink>
           </w:p>
@@ -16650,7 +17342,7 @@
                 <w:sz w:val="14"/>
                 <w:szCs w:val="14"/>
               </w:rPr>
-              <w:t xml:space="preserve">Source: CK-12</w:t>
+              <w:t xml:space="preserve">Source: Khan Academy (English - US curriculum)</w:t>
             </w:r>
           </w:p>
           <w:p>
@@ -16658,619 +17350,7 @@
               <w:spacing w:after="10" w:before="0"/>
               <w:ind w:left="120"/>
             </w:pPr>
-            <w:hyperlink w:history="1" r:id="rIdrhjyof3kfly05_djhh-bx">
-              <w:r>
-                <w:rPr>
-                  <w:rFonts w:ascii="Arial" w:cs="Arial" w:eastAsia="Arial" w:hAnsi="Arial"/>
-                  <w:color w:val="595959"/>
-                  <w:sz w:val="14"/>
-                  <w:szCs w:val="14"/>
-                  <w:u w:val="single" w:color="595959"/>
-                </w:rPr>
-                <w:t xml:space="preserve">🔍 Search ARES for similar readings</w:t>
-              </w:r>
-            </w:hyperlink>
-          </w:p>
-        </w:tc>
-        <w:tc>
-          <w:tcPr>
-            <w:tcW w:type="dxa" w:w="3040"/>
-            <w:shd w:fill="FFFFFF" w:color="auto" w:val="clear"/>
-            <w:tcMar>
-              <w:top w:type="dxa" w:w="60"/>
-              <w:left w:type="dxa" w:w="120"/>
-              <w:bottom w:type="dxa" w:w="60"/>
-              <w:right w:type="dxa" w:w="120"/>
-            </w:tcMar>
-            <w:vAlign w:val="top"/>
-          </w:tcPr>
-          <w:p>
-            <w:pPr>
-              <w:spacing w:after="40" w:before="0"/>
-              <w:jc w:val="left"/>
-            </w:pPr>
-            <w:r>
-              <w:rPr>
-                <w:rFonts w:ascii="Arial" w:cs="Arial" w:eastAsia="Arial" w:hAnsi="Arial"/>
-                <w:b w:val="false"/>
-                <w:bCs w:val="false"/>
-                <w:i w:val="false"/>
-                <w:iCs w:val="false"/>
-                <w:color w:val="000000"/>
-                <w:sz w:val="18"/>
-                <w:szCs w:val="18"/>
-              </w:rPr>
-              <w:t xml:space="preserve">Using the midpoint M(4, 3) and gradient −1 found in the Observe phase, learners derive the equation of the mirror line step-by-step using y − y₁ = m(x − x₁): y − 3 = −1(x − 4) → y = −x + 7. They then verify: substitute P(2,1) — distance from line — and P′(6,5) — distance from line — to confirm equal distances. A second, more challenging example is then worked: A(−1, 4) reflected to A′(3, 0). Learners independently find the mirror line equation. The class closes this phase by generalising the three-step algorithm: (1) Find midpoint M. (2) Find gradient of AA′, then take negative reciprocal for mirror line gradient. (3) Use point-slope form to write the equation.</w:t>
-            </w:r>
-          </w:p>
-        </w:tc>
-        <w:tc>
-          <w:tcPr>
-            <w:tcW w:type="dxa" w:w="3040"/>
-            <w:shd w:fill="F2F2F2" w:color="auto" w:val="clear"/>
-            <w:tcMar>
-              <w:top w:type="dxa" w:w="60"/>
-              <w:left w:type="dxa" w:w="120"/>
-              <w:bottom w:type="dxa" w:w="60"/>
-              <w:right w:type="dxa" w:w="120"/>
-            </w:tcMar>
-            <w:vAlign w:val="top"/>
-          </w:tcPr>
-          <w:p>
-            <w:pPr>
-              <w:spacing w:after="40" w:before="0"/>
-              <w:jc w:val="left"/>
-            </w:pPr>
-            <w:r>
-              <w:rPr>
-                <w:rFonts w:ascii="Arial" w:cs="Arial" w:eastAsia="Arial" w:hAnsi="Arial"/>
-                <w:b w:val="false"/>
-                <w:bCs w:val="false"/>
-                <w:i w:val="false"/>
-                <w:iCs w:val="false"/>
-                <w:color w:val="000000"/>
-                <w:sz w:val="18"/>
-                <w:szCs w:val="18"/>
-              </w:rPr>
-              <w:t xml:space="preserve">Bring the class back together at the board. Say: 'We have M(4,3) and gradient −1. How do we write the equation of this line? Think back to your coordinate geometry work.' Cold-call ONE learner to come to the board and write the derivation: 'Njeri — come and show us y − y₁ = m(x − x₁) with our values.' Allow 15 seconds WAIT TIME while Njeri writes. If she stalls, prompt: 'Start by substituting m = −1 and the point (4, 3).' After Njeri finishes, ask the class: 'Thumbs up if you agree with y = −x + 7. Thumbs sideways if unsure.' Address any thumbs-sideways before moving on. Then say: 'Now let us verify this is truly the mirror line. Take point P(2,1). Can you show that P is the same distance from the line y = −x + 7 as P′(6,5) is?' Guide learners through the perpendicular distance formula or graphical verification. Transition to the second example: 'A ugali-delivery lorry is at A(−1, 4) and its image in a new mirror is at A′(3, 0). Find the mirror line.' Give 4 minutes of independent work time. Cold-call TWO learners for different steps: 'Baraka — what is the midpoint?' [Expected: M(1,2).] 'Amina — what is the gradient of the mirror line?' [Expected: gradient of AA′ = (0−4)/(3−(−1)) = −1; perpendicular gradient = 1.] Consolidate the three-step algorithm on the board and have all learners copy it into their books with a box around it labelled 'Mirror Line Algorithm'.</w:t>
-            </w:r>
-          </w:p>
-        </w:tc>
-        <w:tc>
-          <w:tcPr>
-            <w:tcW w:type="dxa" w:w="3040"/>
-            <w:shd w:fill="FFFFFF" w:color="auto" w:val="clear"/>
-            <w:tcMar>
-              <w:top w:type="dxa" w:w="60"/>
-              <w:left w:type="dxa" w:w="120"/>
-              <w:bottom w:type="dxa" w:w="60"/>
-              <w:right w:type="dxa" w:w="120"/>
-            </w:tcMar>
-            <w:vAlign w:val="top"/>
-          </w:tcPr>
-          <w:p>
-            <w:pPr>
-              <w:spacing w:after="40" w:before="0"/>
-              <w:jc w:val="left"/>
-            </w:pPr>
-            <w:r>
-              <w:rPr>
-                <w:rFonts w:ascii="Arial" w:cs="Arial" w:eastAsia="Arial" w:hAnsi="Arial"/>
-                <w:b w:val="false"/>
-                <w:bCs w:val="false"/>
-                <w:i w:val="false"/>
-                <w:iCs w:val="false"/>
-                <w:color w:val="000000"/>
-                <w:sz w:val="18"/>
-                <w:szCs w:val="18"/>
-              </w:rPr>
-              <w:t xml:space="preserve">Worked Example → Generalisation (Fading Scaffolding): The teacher fully models the first example, partially models the second with cold-calls filling in steps, and learners independently apply the algorithm. This 'I do – We do – You do' structure with explicit generalisation of the algorithm makes the procedure transferable to any object–image pair and builds towards the autonomous congruence-testing work in Lessons 6–7. Connecting each algebraic step to 'what this means for the matatu mirror' maintains the phenomenon thread.</w:t>
-            </w:r>
-          </w:p>
-        </w:tc>
-        <w:tc>
-          <w:tcPr>
-            <w:tcW w:type="dxa" w:w="3040"/>
-            <w:shd w:fill="F2F2F2" w:color="auto" w:val="clear"/>
-            <w:tcMar>
-              <w:top w:type="dxa" w:w="60"/>
-              <w:left w:type="dxa" w:w="120"/>
-              <w:bottom w:type="dxa" w:w="60"/>
-              <w:right w:type="dxa" w:w="120"/>
-            </w:tcMar>
-            <w:vAlign w:val="top"/>
-          </w:tcPr>
-          <w:p>
-            <w:pPr>
-              <w:spacing w:after="40" w:before="0"/>
-              <w:jc w:val="left"/>
-            </w:pPr>
-            <w:r>
-              <w:rPr>
-                <w:rFonts w:ascii="Arial" w:cs="Arial" w:eastAsia="Arial" w:hAnsi="Arial"/>
-                <w:b w:val="false"/>
-                <w:bCs w:val="false"/>
-                <w:i w:val="false"/>
-                <w:iCs w:val="false"/>
-                <w:color w:val="000000"/>
-                <w:sz w:val="18"/>
-                <w:szCs w:val="18"/>
-              </w:rPr>
-              <w:t xml:space="preserve">Exit-check for the second example: teacher circulates and checks four specific learner books before the DQB phase. Success criteria: (1) M(1, 2) correctly found; (2) gradient of mirror line = 1 correctly derived; (3) equation y = x + 1 correctly written; (4) at least one verification step shown. Learners who reach y = x + 1 are challenged: 'Can you show that the mirror line y = x + 1 is NOT the same as y = x from Lesson 3? What is different about this lorry's mirror position compared to the standard y = x mirror?'</w:t>
-            </w:r>
-          </w:p>
-        </w:tc>
-      </w:tr>
-      <w:tr>
-        <w:tc>
-          <w:tcPr>
-            <w:tcW w:type="dxa" w:w="1520"/>
-            <w:shd w:fill="FCE4D6" w:color="auto" w:val="clear"/>
-            <w:tcMar>
-              <w:top w:type="dxa" w:w="60"/>
-              <w:left w:type="dxa" w:w="120"/>
-              <w:bottom w:type="dxa" w:w="60"/>
-              <w:right w:type="dxa" w:w="120"/>
-            </w:tcMar>
-            <w:vAlign w:val="top"/>
-          </w:tcPr>
-          <w:p>
-            <w:pPr>
-              <w:spacing w:after="40" w:before="0"/>
-              <w:jc w:val="left"/>
-            </w:pPr>
-            <w:r>
-              <w:rPr>
-                <w:rFonts w:ascii="Arial" w:cs="Arial" w:eastAsia="Arial" w:hAnsi="Arial"/>
-                <w:b/>
-                <w:bCs/>
-                <w:i w:val="false"/>
-                <w:iCs w:val="false"/>
-                <w:color w:val="000000"/>
-                <w:sz w:val="18"/>
-                <w:szCs w:val="18"/>
-              </w:rPr>
-              <w:t xml:space="preserve">Driving Question Board (DQB) Creation</w:t>
-            </w:r>
-          </w:p>
-          <w:p>
-            <w:pPr>
-              <w:spacing w:after="20" w:before="0"/>
-            </w:pPr>
-            <w:r>
-              <w:rPr>
-                <w:rFonts w:ascii="Arial" w:cs="Arial" w:eastAsia="Arial" w:hAnsi="Arial"/>
-                <w:b/>
-                <w:bCs/>
-                <w:color w:val="1F3864"/>
-                <w:sz w:val="16"/>
-                <w:szCs w:val="16"/>
-              </w:rPr>
-              <w:t xml:space="preserve">📹 VIDEO:</w:t>
-            </w:r>
-          </w:p>
-          <w:p>
-            <w:pPr>
-              <w:spacing w:after="20" w:before="0"/>
-            </w:pPr>
-            <w:hyperlink w:history="1" r:id="rId-gmmdgvd_jql-aodtp905">
-              <w:r>
-                <w:rPr>
-                  <w:rFonts w:ascii="Arial" w:cs="Arial" w:eastAsia="Arial" w:hAnsi="Arial"/>
-                  <w:color w:val="2E75B6"/>
-                  <w:sz w:val="16"/>
-                  <w:szCs w:val="16"/>
-                  <w:u w:val="single" w:color="2E75B6"/>
-                </w:rPr>
-                <w:t xml:space="preserve">Geometric constructions: perpendicular bisector</w:t>
-              </w:r>
-            </w:hyperlink>
-          </w:p>
-          <w:p>
-            <w:pPr>
-              <w:spacing w:after="10" w:before="0"/>
-              <w:ind w:left="120"/>
-            </w:pPr>
-            <w:r>
-              <w:rPr>
-                <w:rFonts w:ascii="Arial" w:cs="Arial" w:eastAsia="Arial" w:hAnsi="Arial"/>
-                <w:color w:val="595959"/>
-                <w:sz w:val="14"/>
-                <w:szCs w:val="14"/>
-              </w:rPr>
-              <w:t xml:space="preserve">Source: Khan Academy (English - US curriculum)</w:t>
-            </w:r>
-          </w:p>
-          <w:p>
-            <w:pPr>
-              <w:spacing w:after="10" w:before="0"/>
-              <w:ind w:left="120"/>
-            </w:pPr>
-            <w:hyperlink w:history="1" r:id="rIdiaj2zkr90dya1fximh_h2">
-              <w:r>
-                <w:rPr>
-                  <w:rFonts w:ascii="Arial" w:cs="Arial" w:eastAsia="Arial" w:hAnsi="Arial"/>
-                  <w:color w:val="595959"/>
-                  <w:sz w:val="14"/>
-                  <w:szCs w:val="14"/>
-                  <w:u w:val="single" w:color="595959"/>
-                </w:rPr>
-                <w:t xml:space="preserve">🔍 Search ARES for similar videos</w:t>
-              </w:r>
-            </w:hyperlink>
-          </w:p>
-          <w:p>
-            <w:pPr>
-              <w:spacing w:after="40" w:before="0"/>
-            </w:pPr>
-            <w:r>
-              <w:rPr>
-                <w:sz w:val="14"/>
-                <w:szCs w:val="14"/>
-              </w:rPr>
-              <w:t xml:space="preserve"/>
-            </w:r>
-          </w:p>
-          <w:p>
-            <w:pPr>
-              <w:spacing w:after="20" w:before="0"/>
-            </w:pPr>
-            <w:r>
-              <w:rPr>
-                <w:rFonts w:ascii="Arial" w:cs="Arial" w:eastAsia="Arial" w:hAnsi="Arial"/>
-                <w:b/>
-                <w:bCs/>
-                <w:color w:val="1F3864"/>
-                <w:sz w:val="16"/>
-                <w:szCs w:val="16"/>
-              </w:rPr>
-              <w:t xml:space="preserve">📖 EXERCISE:</w:t>
-            </w:r>
-          </w:p>
-          <w:p>
-            <w:pPr>
-              <w:spacing w:after="20" w:before="0"/>
-            </w:pPr>
-            <w:hyperlink w:history="1" r:id="rIdc8vlcood-bnbsstauvcx7">
-              <w:r>
-                <w:rPr>
-                  <w:rFonts w:ascii="Arial" w:cs="Arial" w:eastAsia="Arial" w:hAnsi="Arial"/>
-                  <w:color w:val="2E75B6"/>
-                  <w:sz w:val="16"/>
-                  <w:szCs w:val="16"/>
-                  <w:u w:val="single" w:color="2E75B6"/>
-                </w:rPr>
-                <w:t xml:space="preserve">Justify constructions</w:t>
-              </w:r>
-            </w:hyperlink>
-          </w:p>
-          <w:p>
-            <w:pPr>
-              <w:spacing w:after="10" w:before="0"/>
-              <w:ind w:left="120"/>
-            </w:pPr>
-            <w:r>
-              <w:rPr>
-                <w:rFonts w:ascii="Arial" w:cs="Arial" w:eastAsia="Arial" w:hAnsi="Arial"/>
-                <w:color w:val="595959"/>
-                <w:sz w:val="14"/>
-                <w:szCs w:val="14"/>
-              </w:rPr>
-              <w:t xml:space="preserve">Source: Khan Academy (English - US curriculum)</w:t>
-            </w:r>
-          </w:p>
-          <w:p>
-            <w:pPr>
-              <w:spacing w:after="10" w:before="0"/>
-              <w:ind w:left="120"/>
-            </w:pPr>
-            <w:hyperlink w:history="1" r:id="rId8gurxzwg-ivbhamhglfxe">
-              <w:r>
-                <w:rPr>
-                  <w:rFonts w:ascii="Arial" w:cs="Arial" w:eastAsia="Arial" w:hAnsi="Arial"/>
-                  <w:color w:val="595959"/>
-                  <w:sz w:val="14"/>
-                  <w:szCs w:val="14"/>
-                  <w:u w:val="single" w:color="595959"/>
-                </w:rPr>
-                <w:t xml:space="preserve">🔍 Search ARES for similar readings</w:t>
-              </w:r>
-            </w:hyperlink>
-          </w:p>
-        </w:tc>
-        <w:tc>
-          <w:tcPr>
-            <w:tcW w:type="dxa" w:w="3040"/>
-            <w:shd w:fill="FFFFFF" w:color="auto" w:val="clear"/>
-            <w:tcMar>
-              <w:top w:type="dxa" w:w="60"/>
-              <w:left w:type="dxa" w:w="120"/>
-              <w:bottom w:type="dxa" w:w="60"/>
-              <w:right w:type="dxa" w:w="120"/>
-            </w:tcMar>
-            <w:vAlign w:val="top"/>
-          </w:tcPr>
-          <w:p>
-            <w:pPr>
-              <w:spacing w:after="40" w:before="0"/>
-              <w:jc w:val="left"/>
-            </w:pPr>
-            <w:r>
-              <w:rPr>
-                <w:rFonts w:ascii="Arial" w:cs="Arial" w:eastAsia="Arial" w:hAnsi="Arial"/>
-                <w:b w:val="false"/>
-                <w:bCs w:val="false"/>
-                <w:i w:val="false"/>
-                <w:iCs w:val="false"/>
-                <w:color w:val="000000"/>
-                <w:sz w:val="18"/>
-                <w:szCs w:val="18"/>
-              </w:rPr>
-              <w:t xml:space="preserve">Learners return to the class Driving Question Board displayed at the front. In pairs, they review the board's existing sticky notes from Lessons 1–4 and discuss two questions: 'Which of our earlier questions can we now fully answer because we can find the mirror line equation?' and 'What new questions has today's lesson raised?' Each pair writes one 'NOW WE KNOW' card (green) and one 'NEW QUESTION' card (yellow) and places them on the board. The teacher then facilitates a 3-minute whole-class read-around of new additions.</w:t>
-            </w:r>
-          </w:p>
-        </w:tc>
-        <w:tc>
-          <w:tcPr>
-            <w:tcW w:type="dxa" w:w="3040"/>
-            <w:shd w:fill="F2F2F2" w:color="auto" w:val="clear"/>
-            <w:tcMar>
-              <w:top w:type="dxa" w:w="60"/>
-              <w:left w:type="dxa" w:w="120"/>
-              <w:bottom w:type="dxa" w:w="60"/>
-              <w:right w:type="dxa" w:w="120"/>
-            </w:tcMar>
-            <w:vAlign w:val="top"/>
-          </w:tcPr>
-          <w:p>
-            <w:pPr>
-              <w:spacing w:after="40" w:before="0"/>
-              <w:jc w:val="left"/>
-            </w:pPr>
-            <w:r>
-              <w:rPr>
-                <w:rFonts w:ascii="Arial" w:cs="Arial" w:eastAsia="Arial" w:hAnsi="Arial"/>
-                <w:b w:val="false"/>
-                <w:bCs w:val="false"/>
-                <w:i w:val="false"/>
-                <w:iCs w:val="false"/>
-                <w:color w:val="000000"/>
-                <w:sz w:val="18"/>
-                <w:szCs w:val="18"/>
-              </w:rPr>
-              <w:t xml:space="preserve">Point to the DQB and say: 'Our driving question asks why the matatu mirror shows a flipped but same-sized image. We have now found a way to locate the mirror line algebraically. Look at our board — which questions from previous lessons can we tick off?' Give pairs 2 minutes to discuss quietly, then say: 'Write your NOW WE KNOW card in one sentence starting with: The mirror line is always...' After pairs post cards, read three aloud, pausing for 10 seconds after each: 'Does everyone agree this is fully answered? Or is there still something we don't know?' For NEW QUESTION cards, prompt: 'Today we found the mirror line from just ONE object–image pair. What if the shape has many vertices? Do we need to use every vertex, or is one pair enough? Write that question if it came up for you.' Record the most mathematically significant new question — likely about minimum information needed — on a fresh card labelled 'L5 New'. Connect explicitly to the driving question: 'Knowing where the mirror is gets us closer to proving the image and object are congruent — that is our next goal.'</w:t>
-            </w:r>
-          </w:p>
-        </w:tc>
-        <w:tc>
-          <w:tcPr>
-            <w:tcW w:type="dxa" w:w="3040"/>
-            <w:shd w:fill="FFFFFF" w:color="auto" w:val="clear"/>
-            <w:tcMar>
-              <w:top w:type="dxa" w:w="60"/>
-              <w:left w:type="dxa" w:w="120"/>
-              <w:bottom w:type="dxa" w:w="60"/>
-              <w:right w:type="dxa" w:w="120"/>
-            </w:tcMar>
-            <w:vAlign w:val="top"/>
-          </w:tcPr>
-          <w:p>
-            <w:pPr>
-              <w:spacing w:after="40" w:before="0"/>
-              <w:jc w:val="left"/>
-            </w:pPr>
-            <w:r>
-              <w:rPr>
-                <w:rFonts w:ascii="Arial" w:cs="Arial" w:eastAsia="Arial" w:hAnsi="Arial"/>
-                <w:b w:val="false"/>
-                <w:bCs w:val="false"/>
-                <w:i w:val="false"/>
-                <w:iCs w:val="false"/>
-                <w:color w:val="000000"/>
-                <w:sz w:val="18"/>
-                <w:szCs w:val="18"/>
-              </w:rPr>
-              <w:t xml:space="preserve">Driving Question Board as Living Knowledge Tracker: The DQB makes the class's growing understanding visible and cumulative. The green/yellow card system distinguishes consolidated knowledge from open questions, preventing learners from treating each lesson as isolated and maintaining the narrative thread of the matatu phenomenon across all eight lessons.</w:t>
-            </w:r>
-          </w:p>
-        </w:tc>
-        <w:tc>
-          <w:tcPr>
-            <w:tcW w:type="dxa" w:w="3040"/>
-            <w:shd w:fill="F2F2F2" w:color="auto" w:val="clear"/>
-            <w:tcMar>
-              <w:top w:type="dxa" w:w="60"/>
-              <w:left w:type="dxa" w:w="120"/>
-              <w:bottom w:type="dxa" w:w="60"/>
-              <w:right w:type="dxa" w:w="120"/>
-            </w:tcMar>
-            <w:vAlign w:val="top"/>
-          </w:tcPr>
-          <w:p>
-            <w:pPr>
-              <w:spacing w:after="40" w:before="0"/>
-              <w:jc w:val="left"/>
-            </w:pPr>
-            <w:r>
-              <w:rPr>
-                <w:rFonts w:ascii="Arial" w:cs="Arial" w:eastAsia="Arial" w:hAnsi="Arial"/>
-                <w:b w:val="false"/>
-                <w:bCs w:val="false"/>
-                <w:i w:val="false"/>
-                <w:iCs w:val="false"/>
-                <w:color w:val="000000"/>
-                <w:sz w:val="18"/>
-                <w:szCs w:val="18"/>
-              </w:rPr>
-              <w:t xml:space="preserve">Teacher reads all posted cards to check for misconceptions. Red flags: a 'NOW WE KNOW' card that states 'the mirror line always passes through the origin' (overgeneralisation from Lesson 3 special cases) or a card that confuses 'perpendicular bisector' with 'angle bisector'. If either appears, address it verbally before the Model Building phase begins: 'I see a card that says the mirror line passes through the origin — Lessons 3 and 5 together. Can someone show me a counter-example using today's work?'</w:t>
-            </w:r>
-          </w:p>
-        </w:tc>
-      </w:tr>
-      <w:tr>
-        <w:tc>
-          <w:tcPr>
-            <w:tcW w:type="dxa" w:w="1520"/>
-            <w:shd w:fill="D5E8F0" w:color="auto" w:val="clear"/>
-            <w:tcMar>
-              <w:top w:type="dxa" w:w="60"/>
-              <w:left w:type="dxa" w:w="120"/>
-              <w:bottom w:type="dxa" w:w="60"/>
-              <w:right w:type="dxa" w:w="120"/>
-            </w:tcMar>
-            <w:vAlign w:val="top"/>
-          </w:tcPr>
-          <w:p>
-            <w:pPr>
-              <w:spacing w:after="40" w:before="0"/>
-              <w:jc w:val="left"/>
-            </w:pPr>
-            <w:r>
-              <w:rPr>
-                <w:rFonts w:ascii="Arial" w:cs="Arial" w:eastAsia="Arial" w:hAnsi="Arial"/>
-                <w:b/>
-                <w:bCs/>
-                <w:i w:val="false"/>
-                <w:iCs w:val="false"/>
-                <w:color w:val="000000"/>
-                <w:sz w:val="18"/>
-                <w:szCs w:val="18"/>
-              </w:rPr>
-              <w:t xml:space="preserve">Model Building Phase</w:t>
-            </w:r>
-          </w:p>
-          <w:p>
-            <w:pPr>
-              <w:spacing w:after="20" w:before="0"/>
-            </w:pPr>
-            <w:r>
-              <w:rPr>
-                <w:rFonts w:ascii="Arial" w:cs="Arial" w:eastAsia="Arial" w:hAnsi="Arial"/>
-                <w:b/>
-                <w:bCs/>
-                <w:color w:val="1F3864"/>
-                <w:sz w:val="16"/>
-                <w:szCs w:val="16"/>
-              </w:rPr>
-              <w:t xml:space="preserve">📹 VIDEO:</w:t>
-            </w:r>
-          </w:p>
-          <w:p>
-            <w:pPr>
-              <w:spacing w:after="20" w:before="0"/>
-            </w:pPr>
-            <w:hyperlink w:history="1" r:id="rIdwsahum6qvrwvlzl4enomg">
-              <w:r>
-                <w:rPr>
-                  <w:rFonts w:ascii="Arial" w:cs="Arial" w:eastAsia="Arial" w:hAnsi="Arial"/>
-                  <w:color w:val="2E75B6"/>
-                  <w:sz w:val="16"/>
-                  <w:szCs w:val="16"/>
-                  <w:u w:val="single" w:color="2E75B6"/>
-                </w:rPr>
-                <w:t xml:space="preserve">Determining reflections (advanced)</w:t>
-              </w:r>
-            </w:hyperlink>
-          </w:p>
-          <w:p>
-            <w:pPr>
-              <w:spacing w:after="10" w:before="0"/>
-              <w:ind w:left="120"/>
-            </w:pPr>
-            <w:r>
-              <w:rPr>
-                <w:rFonts w:ascii="Arial" w:cs="Arial" w:eastAsia="Arial" w:hAnsi="Arial"/>
-                <w:color w:val="595959"/>
-                <w:sz w:val="14"/>
-                <w:szCs w:val="14"/>
-              </w:rPr>
-              <w:t xml:space="preserve">Source: Khan Academy (English - US curriculum)</w:t>
-            </w:r>
-          </w:p>
-          <w:p>
-            <w:pPr>
-              <w:spacing w:after="10" w:before="0"/>
-              <w:ind w:left="120"/>
-            </w:pPr>
-            <w:hyperlink w:history="1" r:id="rIdbg_kavdh_pgeqltd6yvtl">
-              <w:r>
-                <w:rPr>
-                  <w:rFonts w:ascii="Arial" w:cs="Arial" w:eastAsia="Arial" w:hAnsi="Arial"/>
-                  <w:color w:val="595959"/>
-                  <w:sz w:val="14"/>
-                  <w:szCs w:val="14"/>
-                  <w:u w:val="single" w:color="595959"/>
-                </w:rPr>
-                <w:t xml:space="preserve">🔍 Search ARES for similar videos</w:t>
-              </w:r>
-            </w:hyperlink>
-          </w:p>
-          <w:p>
-            <w:pPr>
-              <w:spacing w:after="40" w:before="0"/>
-            </w:pPr>
-            <w:r>
-              <w:rPr>
-                <w:sz w:val="14"/>
-                <w:szCs w:val="14"/>
-              </w:rPr>
-              <w:t xml:space="preserve"/>
-            </w:r>
-          </w:p>
-          <w:p>
-            <w:pPr>
-              <w:spacing w:after="20" w:before="0"/>
-            </w:pPr>
-            <w:r>
-              <w:rPr>
-                <w:rFonts w:ascii="Arial" w:cs="Arial" w:eastAsia="Arial" w:hAnsi="Arial"/>
-                <w:b/>
-                <w:bCs/>
-                <w:color w:val="1F3864"/>
-                <w:sz w:val="16"/>
-                <w:szCs w:val="16"/>
-              </w:rPr>
-              <w:t xml:space="preserve">📖 EXERCISE:</w:t>
-            </w:r>
-          </w:p>
-          <w:p>
-            <w:pPr>
-              <w:spacing w:after="20" w:before="0"/>
-            </w:pPr>
-            <w:hyperlink w:history="1" r:id="rId4cv_mitlthdw0cbv1senk">
-              <w:r>
-                <w:rPr>
-                  <w:rFonts w:ascii="Arial" w:cs="Arial" w:eastAsia="Arial" w:hAnsi="Arial"/>
-                  <w:color w:val="2E75B6"/>
-                  <w:sz w:val="16"/>
-                  <w:szCs w:val="16"/>
-                  <w:u w:val="single" w:color="2E75B6"/>
-                </w:rPr>
-                <w:t xml:space="preserve">Congruence &amp; transformations</w:t>
-              </w:r>
-            </w:hyperlink>
-          </w:p>
-          <w:p>
-            <w:pPr>
-              <w:spacing w:after="10" w:before="0"/>
-              <w:ind w:left="120"/>
-            </w:pPr>
-            <w:r>
-              <w:rPr>
-                <w:rFonts w:ascii="Arial" w:cs="Arial" w:eastAsia="Arial" w:hAnsi="Arial"/>
-                <w:color w:val="595959"/>
-                <w:sz w:val="14"/>
-                <w:szCs w:val="14"/>
-              </w:rPr>
-              <w:t xml:space="preserve">Source: Khan Academy (English - US curriculum)</w:t>
-            </w:r>
-          </w:p>
-          <w:p>
-            <w:pPr>
-              <w:spacing w:after="10" w:before="0"/>
-              <w:ind w:left="120"/>
-            </w:pPr>
-            <w:hyperlink w:history="1" r:id="rIdx23z_mpj5iinys-7szg5w">
+            <w:hyperlink w:history="1" r:id="rIdwih1aguqwypbx3bf0vybv">
               <w:r>
                 <w:rPr>
                   <w:rFonts w:ascii="Arial" w:cs="Arial" w:eastAsia="Arial" w:hAnsi="Arial"/>
@@ -17858,7 +17938,7 @@
         </w:rPr>
         <w:t xml:space="preserve">© 2026 SeaVuria and ARES. Aligned with KICD objectives. Developed by SeaVuria; technical implementation by ARES (with AI assistance from Claude). Licensed under </w:t>
       </w:r>
-      <w:hyperlink w:history="1" r:id="rIdetnwhsaqygbcnuzvjhtaa">
+      <w:hyperlink w:history="1" r:id="rIduzdbv1kalsowfcuiplm6b">
         <w:r>
           <w:rPr>
             <w:rFonts w:ascii="Arial" w:cs="Arial" w:eastAsia="Arial" w:hAnsi="Arial"/>
@@ -17879,7 +17959,7 @@
         </w:rPr>
         <w:t xml:space="preserve"> (</w:t>
       </w:r>
-      <w:hyperlink w:history="1" r:id="rIdupb0ls6hwvay9vvmkphst">
+      <w:hyperlink w:history="1" r:id="rIdtjat6eaficlyeki4lkzmo">
         <w:r>
           <w:rPr>
             <w:rFonts w:ascii="Arial" w:cs="Arial" w:eastAsia="Arial" w:hAnsi="Arial"/>
@@ -19051,7 +19131,7 @@
             <w:pPr>
               <w:spacing w:after="20" w:before="0"/>
             </w:pPr>
-            <w:hyperlink w:history="1" r:id="rIdib8enknq9ph1jg9ugpdo3">
+            <w:hyperlink w:history="1" r:id="rIdpri2g5rrzabrk15jqwvyc">
               <w:r>
                 <w:rPr>
                   <w:rFonts w:ascii="Arial" w:cs="Arial" w:eastAsia="Arial" w:hAnsi="Arial"/>
@@ -19084,7 +19164,7 @@
               <w:spacing w:after="10" w:before="0"/>
               <w:ind w:left="120"/>
             </w:pPr>
-            <w:hyperlink w:history="1" r:id="rId9kfle7xb3j23ufouccaqc">
+            <w:hyperlink w:history="1" r:id="rId7pboq_8zkocxha75um6lf">
               <w:r>
                 <w:rPr>
                   <w:rFonts w:ascii="Arial" w:cs="Arial" w:eastAsia="Arial" w:hAnsi="Arial"/>
@@ -19129,7 +19209,619 @@
             <w:pPr>
               <w:spacing w:after="20" w:before="0"/>
             </w:pPr>
-            <w:hyperlink w:history="1" r:id="rIdbxu8atr6mozpqn7jo2omt">
+            <w:hyperlink w:history="1" r:id="rIdl8932ucvuxzq3hmic1hek">
+              <w:r>
+                <w:rPr>
+                  <w:rFonts w:ascii="Arial" w:cs="Arial" w:eastAsia="Arial" w:hAnsi="Arial"/>
+                  <w:color w:val="2E75B6"/>
+                  <w:sz w:val="16"/>
+                  <w:szCs w:val="16"/>
+                  <w:u w:val="single" w:color="2E75B6"/>
+                </w:rPr>
+                <w:t xml:space="preserve">Determine reflections</w:t>
+              </w:r>
+            </w:hyperlink>
+          </w:p>
+          <w:p>
+            <w:pPr>
+              <w:spacing w:after="10" w:before="0"/>
+              <w:ind w:left="120"/>
+            </w:pPr>
+            <w:r>
+              <w:rPr>
+                <w:rFonts w:ascii="Arial" w:cs="Arial" w:eastAsia="Arial" w:hAnsi="Arial"/>
+                <w:color w:val="595959"/>
+                <w:sz w:val="14"/>
+                <w:szCs w:val="14"/>
+              </w:rPr>
+              <w:t xml:space="preserve">Source: Khan Academy (English - US curriculum)</w:t>
+            </w:r>
+          </w:p>
+          <w:p>
+            <w:pPr>
+              <w:spacing w:after="10" w:before="0"/>
+              <w:ind w:left="120"/>
+            </w:pPr>
+            <w:hyperlink w:history="1" r:id="rIdqcztfhbucqmx6erfkxuqy">
+              <w:r>
+                <w:rPr>
+                  <w:rFonts w:ascii="Arial" w:cs="Arial" w:eastAsia="Arial" w:hAnsi="Arial"/>
+                  <w:color w:val="595959"/>
+                  <w:sz w:val="14"/>
+                  <w:szCs w:val="14"/>
+                  <w:u w:val="single" w:color="595959"/>
+                </w:rPr>
+                <w:t xml:space="preserve">🔍 Search ARES for similar readings</w:t>
+              </w:r>
+            </w:hyperlink>
+          </w:p>
+        </w:tc>
+        <w:tc>
+          <w:tcPr>
+            <w:tcW w:type="dxa" w:w="3040"/>
+            <w:shd w:fill="FFFFFF" w:color="auto" w:val="clear"/>
+            <w:tcMar>
+              <w:top w:type="dxa" w:w="60"/>
+              <w:left w:type="dxa" w:w="120"/>
+              <w:bottom w:type="dxa" w:w="60"/>
+              <w:right w:type="dxa" w:w="120"/>
+            </w:tcMar>
+            <w:vAlign w:val="top"/>
+          </w:tcPr>
+          <w:p>
+            <w:pPr>
+              <w:spacing w:after="40" w:before="0"/>
+              <w:jc w:val="left"/>
+            </w:pPr>
+            <w:r>
+              <w:rPr>
+                <w:rFonts w:ascii="Arial" w:cs="Arial" w:eastAsia="Arial" w:hAnsi="Arial"/>
+                <w:b w:val="false"/>
+                <w:bCs w:val="false"/>
+                <w:i w:val="false"/>
+                <w:iCs w:val="false"/>
+                <w:color w:val="000000"/>
+                <w:sz w:val="18"/>
+                <w:szCs w:val="18"/>
+              </w:rPr>
+              <w:t xml:space="preserve">Learners are shown a pre-drawn outline of Kenya's flag shape (a simple rectangular outline with the Maasai shield roughly sketched inside — just enough vertices to make it a polygon, not a detailed flag) and a bold dashed mirror line drawn about 4 cm to its right. Without any tools, each learner sketches in their exercise book where they think the reflected image will appear. They mark with a cross (×) where they believe each of the four or five key vertices will land. Learners then share their prediction with a partner, noting any disagreements about how far from the mirror line each image vertex will be.</w:t>
+            </w:r>
+          </w:p>
+        </w:tc>
+        <w:tc>
+          <w:tcPr>
+            <w:tcW w:type="dxa" w:w="3040"/>
+            <w:shd w:fill="F2F2F2" w:color="auto" w:val="clear"/>
+            <w:tcMar>
+              <w:top w:type="dxa" w:w="60"/>
+              <w:left w:type="dxa" w:w="120"/>
+              <w:bottom w:type="dxa" w:w="60"/>
+              <w:right w:type="dxa" w:w="120"/>
+            </w:tcMar>
+            <w:vAlign w:val="top"/>
+          </w:tcPr>
+          <w:p>
+            <w:pPr>
+              <w:spacing w:after="40" w:before="0"/>
+              <w:jc w:val="left"/>
+            </w:pPr>
+            <w:r>
+              <w:rPr>
+                <w:rFonts w:ascii="Arial" w:cs="Arial" w:eastAsia="Arial" w:hAnsi="Arial"/>
+                <w:b w:val="false"/>
+                <w:bCs w:val="false"/>
+                <w:i w:val="false"/>
+                <w:iCs w:val="false"/>
+                <w:color w:val="000000"/>
+                <w:sz w:val="18"/>
+                <w:szCs w:val="18"/>
+              </w:rPr>
+              <w:t xml:space="preserve">Display the prepared worksheet (or draw on the board) showing the flag polygon labelled A, B, C, D, E and the mirror line m. Say: 'Before we pick up any tools, I want your prediction. Where will each vertex land when this flag is reflected in the mirror line? Sketch it — do not measure yet.' Allow 2 minutes of silent individual prediction. After 2 minutes, say: 'Turn to your neighbour and compare. Do you agree on vertex A's image position? What about vertex C?' [WAIT TIME: 15 seconds after each question before taking responses.] Cold-call 3 pairs: 'Pair near the window — where did you put A-image? Why?' 'Pair at the back — do you agree?' 'Pair by the door — what did you disagree on?' Record two or three contrasting predictions as rough sketches on the board under the heading 'Our Predictions.' Say: 'We are going to find out which prediction the mathematics supports — and why.'</w:t>
+            </w:r>
+          </w:p>
+        </w:tc>
+        <w:tc>
+          <w:tcPr>
+            <w:tcW w:type="dxa" w:w="3040"/>
+            <w:shd w:fill="FFFFFF" w:color="auto" w:val="clear"/>
+            <w:tcMar>
+              <w:top w:type="dxa" w:w="60"/>
+              <w:left w:type="dxa" w:w="120"/>
+              <w:bottom w:type="dxa" w:w="60"/>
+              <w:right w:type="dxa" w:w="120"/>
+            </w:tcMar>
+            <w:vAlign w:val="top"/>
+          </w:tcPr>
+          <w:p>
+            <w:pPr>
+              <w:spacing w:after="40" w:before="0"/>
+              <w:jc w:val="left"/>
+            </w:pPr>
+            <w:r>
+              <w:rPr>
+                <w:rFonts w:ascii="Arial" w:cs="Arial" w:eastAsia="Arial" w:hAnsi="Arial"/>
+                <w:b w:val="false"/>
+                <w:bCs w:val="false"/>
+                <w:i w:val="false"/>
+                <w:iCs w:val="false"/>
+                <w:color w:val="000000"/>
+                <w:sz w:val="18"/>
+                <w:szCs w:val="18"/>
+              </w:rPr>
+              <w:t xml:space="preserve">Predict–Sketch–Compare: Learners commit to a visual prediction before instruction, activating prior knowledge of the perpendicular bisector property from Lesson 4. Comparing predictions with a partner surfaces misconceptions (e.g., learners who reflect along a diagonal rather than perpendicularly) that the construction activity will directly resolve.</w:t>
+            </w:r>
+          </w:p>
+        </w:tc>
+        <w:tc>
+          <w:tcPr>
+            <w:tcW w:type="dxa" w:w="3040"/>
+            <w:shd w:fill="F2F2F2" w:color="auto" w:val="clear"/>
+            <w:tcMar>
+              <w:top w:type="dxa" w:w="60"/>
+              <w:left w:type="dxa" w:w="120"/>
+              <w:bottom w:type="dxa" w:w="60"/>
+              <w:right w:type="dxa" w:w="120"/>
+            </w:tcMar>
+            <w:vAlign w:val="top"/>
+          </w:tcPr>
+          <w:p>
+            <w:pPr>
+              <w:spacing w:after="40" w:before="0"/>
+              <w:jc w:val="left"/>
+            </w:pPr>
+            <w:r>
+              <w:rPr>
+                <w:rFonts w:ascii="Arial" w:cs="Arial" w:eastAsia="Arial" w:hAnsi="Arial"/>
+                <w:b w:val="false"/>
+                <w:bCs w:val="false"/>
+                <w:i w:val="false"/>
+                <w:iCs w:val="false"/>
+                <w:color w:val="000000"/>
+                <w:sz w:val="18"/>
+                <w:szCs w:val="18"/>
+              </w:rPr>
+              <w:t xml:space="preserve">Teacher scans partner sketches for two key misconceptions: (1) learners who place the image vertex at the same horizontal distance rather than the perpendicular distance from the mirror line; (2) learners who 'slide' the image parallel to the mirror line rather than reflecting it. These learners are mentally flagged for targeted questioning during the Observe Phase.</w:t>
+            </w:r>
+          </w:p>
+        </w:tc>
+      </w:tr>
+      <w:tr>
+        <w:tc>
+          <w:tcPr>
+            <w:tcW w:type="dxa" w:w="1520"/>
+            <w:shd w:fill="D9EEF1" w:color="auto" w:val="clear"/>
+            <w:tcMar>
+              <w:top w:type="dxa" w:w="60"/>
+              <w:left w:type="dxa" w:w="120"/>
+              <w:bottom w:type="dxa" w:w="60"/>
+              <w:right w:type="dxa" w:w="120"/>
+            </w:tcMar>
+            <w:vAlign w:val="top"/>
+          </w:tcPr>
+          <w:p>
+            <w:pPr>
+              <w:spacing w:after="40" w:before="0"/>
+              <w:jc w:val="left"/>
+            </w:pPr>
+            <w:r>
+              <w:rPr>
+                <w:rFonts w:ascii="Arial" w:cs="Arial" w:eastAsia="Arial" w:hAnsi="Arial"/>
+                <w:b/>
+                <w:bCs/>
+                <w:i w:val="false"/>
+                <w:iCs w:val="false"/>
+                <w:color w:val="000000"/>
+                <w:sz w:val="18"/>
+                <w:szCs w:val="18"/>
+              </w:rPr>
+              <w:t xml:space="preserve">Observe Phase</w:t>
+            </w:r>
+          </w:p>
+          <w:p>
+            <w:pPr>
+              <w:spacing w:after="20" w:before="0"/>
+            </w:pPr>
+            <w:r>
+              <w:rPr>
+                <w:rFonts w:ascii="Arial" w:cs="Arial" w:eastAsia="Arial" w:hAnsi="Arial"/>
+                <w:b/>
+                <w:bCs/>
+                <w:color w:val="1F3864"/>
+                <w:sz w:val="16"/>
+                <w:szCs w:val="16"/>
+              </w:rPr>
+              <w:t xml:space="preserve">📹 VIDEO:</w:t>
+            </w:r>
+          </w:p>
+          <w:p>
+            <w:pPr>
+              <w:spacing w:after="20" w:before="0"/>
+            </w:pPr>
+            <w:hyperlink w:history="1" r:id="rIdrgyoku2sef3y7ikgtef3t">
+              <w:r>
+                <w:rPr>
+                  <w:rFonts w:ascii="Arial" w:cs="Arial" w:eastAsia="Arial" w:hAnsi="Arial"/>
+                  <w:color w:val="2E75B6"/>
+                  <w:sz w:val="16"/>
+                  <w:szCs w:val="16"/>
+                  <w:u w:val="single" w:color="2E75B6"/>
+                </w:rPr>
+                <w:t xml:space="preserve">Determining reflections</w:t>
+              </w:r>
+            </w:hyperlink>
+          </w:p>
+          <w:p>
+            <w:pPr>
+              <w:spacing w:after="10" w:before="0"/>
+              <w:ind w:left="120"/>
+            </w:pPr>
+            <w:r>
+              <w:rPr>
+                <w:rFonts w:ascii="Arial" w:cs="Arial" w:eastAsia="Arial" w:hAnsi="Arial"/>
+                <w:color w:val="595959"/>
+                <w:sz w:val="14"/>
+                <w:szCs w:val="14"/>
+              </w:rPr>
+              <w:t xml:space="preserve">Source: Khan Academy (English - US curriculum)</w:t>
+            </w:r>
+          </w:p>
+          <w:p>
+            <w:pPr>
+              <w:spacing w:after="10" w:before="0"/>
+              <w:ind w:left="120"/>
+            </w:pPr>
+            <w:hyperlink w:history="1" r:id="rIdenxx74ielpg4-ple_t8k0">
+              <w:r>
+                <w:rPr>
+                  <w:rFonts w:ascii="Arial" w:cs="Arial" w:eastAsia="Arial" w:hAnsi="Arial"/>
+                  <w:color w:val="595959"/>
+                  <w:sz w:val="14"/>
+                  <w:szCs w:val="14"/>
+                  <w:u w:val="single" w:color="595959"/>
+                </w:rPr>
+                <w:t xml:space="preserve">🔍 Search ARES for similar videos</w:t>
+              </w:r>
+            </w:hyperlink>
+          </w:p>
+          <w:p>
+            <w:pPr>
+              <w:spacing w:after="40" w:before="0"/>
+            </w:pPr>
+            <w:r>
+              <w:rPr>
+                <w:sz w:val="14"/>
+                <w:szCs w:val="14"/>
+              </w:rPr>
+              <w:t xml:space="preserve"/>
+            </w:r>
+          </w:p>
+          <w:p>
+            <w:pPr>
+              <w:spacing w:after="20" w:before="0"/>
+            </w:pPr>
+            <w:r>
+              <w:rPr>
+                <w:rFonts w:ascii="Arial" w:cs="Arial" w:eastAsia="Arial" w:hAnsi="Arial"/>
+                <w:b/>
+                <w:bCs/>
+                <w:color w:val="1F3864"/>
+                <w:sz w:val="16"/>
+                <w:szCs w:val="16"/>
+              </w:rPr>
+              <w:t xml:space="preserve">📖 EXERCISE:</w:t>
+            </w:r>
+          </w:p>
+          <w:p>
+            <w:pPr>
+              <w:spacing w:after="20" w:before="0"/>
+            </w:pPr>
+            <w:hyperlink w:history="1" r:id="rIdfy3qz2elydgy_jjlodkye">
+              <w:r>
+                <w:rPr>
+                  <w:rFonts w:ascii="Arial" w:cs="Arial" w:eastAsia="Arial" w:hAnsi="Arial"/>
+                  <w:color w:val="2E75B6"/>
+                  <w:sz w:val="16"/>
+                  <w:szCs w:val="16"/>
+                  <w:u w:val="single" w:color="2E75B6"/>
+                </w:rPr>
+                <w:t xml:space="preserve">Determine reflections</w:t>
+              </w:r>
+            </w:hyperlink>
+          </w:p>
+          <w:p>
+            <w:pPr>
+              <w:spacing w:after="10" w:before="0"/>
+              <w:ind w:left="120"/>
+            </w:pPr>
+            <w:r>
+              <w:rPr>
+                <w:rFonts w:ascii="Arial" w:cs="Arial" w:eastAsia="Arial" w:hAnsi="Arial"/>
+                <w:color w:val="595959"/>
+                <w:sz w:val="14"/>
+                <w:szCs w:val="14"/>
+              </w:rPr>
+              <w:t xml:space="preserve">Source: Khan Academy (English - US curriculum)</w:t>
+            </w:r>
+          </w:p>
+          <w:p>
+            <w:pPr>
+              <w:spacing w:after="10" w:before="0"/>
+              <w:ind w:left="120"/>
+            </w:pPr>
+            <w:hyperlink w:history="1" r:id="rIdz5cl4ucuymnenvn3asjih">
+              <w:r>
+                <w:rPr>
+                  <w:rFonts w:ascii="Arial" w:cs="Arial" w:eastAsia="Arial" w:hAnsi="Arial"/>
+                  <w:color w:val="595959"/>
+                  <w:sz w:val="14"/>
+                  <w:szCs w:val="14"/>
+                  <w:u w:val="single" w:color="595959"/>
+                </w:rPr>
+                <w:t xml:space="preserve">🔍 Search ARES for similar readings</w:t>
+              </w:r>
+            </w:hyperlink>
+          </w:p>
+        </w:tc>
+        <w:tc>
+          <w:tcPr>
+            <w:tcW w:type="dxa" w:w="3040"/>
+            <w:shd w:fill="FFFFFF" w:color="auto" w:val="clear"/>
+            <w:tcMar>
+              <w:top w:type="dxa" w:w="60"/>
+              <w:left w:type="dxa" w:w="120"/>
+              <w:bottom w:type="dxa" w:w="60"/>
+              <w:right w:type="dxa" w:w="120"/>
+            </w:tcMar>
+            <w:vAlign w:val="top"/>
+          </w:tcPr>
+          <w:p>
+            <w:pPr>
+              <w:spacing w:after="40" w:before="0"/>
+              <w:jc w:val="left"/>
+            </w:pPr>
+            <w:r>
+              <w:rPr>
+                <w:rFonts w:ascii="Arial" w:cs="Arial" w:eastAsia="Arial" w:hAnsi="Arial"/>
+                <w:b w:val="false"/>
+                <w:bCs w:val="false"/>
+                <w:i w:val="false"/>
+                <w:iCs w:val="false"/>
+                <w:color w:val="000000"/>
+                <w:sz w:val="18"/>
+                <w:szCs w:val="18"/>
+              </w:rPr>
+              <w:t xml:space="preserve">Learners receive a plain-paper worksheet with the flag polygon (vertices A, B, C, D, E clearly labelled, coordinates given as reference points so they can check later) and a vertical mirror line m. Following a teacher-modelled step-by-step demonstration of one vertex, learners work individually to: (1) place a set square against the mirror line and draw the perpendicular from vertex A to line m; (2) measure the perpendicular distance from A to m with a ruler; (3) mark the image point A' on the other side at the same measured distance; (4) repeat for all remaining vertices; (5) join A', B', C', D', E' in order to form the complete image polygon. They then use their ruler to measure and record in a table: AB and A'B', BC and B'C', etc., noting whether each pair of corresponding lengths is equal.</w:t>
+            </w:r>
+          </w:p>
+        </w:tc>
+        <w:tc>
+          <w:tcPr>
+            <w:tcW w:type="dxa" w:w="3040"/>
+            <w:shd w:fill="F2F2F2" w:color="auto" w:val="clear"/>
+            <w:tcMar>
+              <w:top w:type="dxa" w:w="60"/>
+              <w:left w:type="dxa" w:w="120"/>
+              <w:bottom w:type="dxa" w:w="60"/>
+              <w:right w:type="dxa" w:w="120"/>
+            </w:tcMar>
+            <w:vAlign w:val="top"/>
+          </w:tcPr>
+          <w:p>
+            <w:pPr>
+              <w:spacing w:after="40" w:before="0"/>
+              <w:jc w:val="left"/>
+            </w:pPr>
+            <w:r>
+              <w:rPr>
+                <w:rFonts w:ascii="Arial" w:cs="Arial" w:eastAsia="Arial" w:hAnsi="Arial"/>
+                <w:b w:val="false"/>
+                <w:bCs w:val="false"/>
+                <w:i w:val="false"/>
+                <w:iCs w:val="false"/>
+                <w:color w:val="000000"/>
+                <w:sz w:val="18"/>
+                <w:szCs w:val="18"/>
+              </w:rPr>
+              <w:t xml:space="preserve">Before learners begin, model the construction of ONE vertex (vertex A) live on the board or on a large sheet of paper pinned to the wall. Narrate each step aloud: 'I place my set square so one edge lies exactly along the mirror line m. I slide it until the perpendicular edge passes through vertex A. I draw the perpendicular line — this is the construction line, so I draw it lightly. Now I measure from A to where my perpendicular crosses m — I get 3.2 cm. I mark 3.2 cm on the other side and put a dot — that is A-prime.' Then say: 'Now you do vertex B the same way. I am coming around — I want to see your set square correctly aligned before you draw anything.' Circulate for 5 minutes, crouching to eye level with learners. For any learner who has their set square misaligned, say: 'Your set square needs to sit flush along the mirror line — show me the edge touching m first, then rotate until the perpendicular edge reaches your vertex.' [WAIT TIME: 10 seconds after corrective prompt before checking again.] After the first three vertices, pause the class: 'Stop. Hold up your page. Can you see your image starting to take shape?' Cold-call 2 learners: 'Wanjiku — describe what your image looks like so far compared to the object.' 'Otieno — is the image on the correct side of the mirror line?' After all five vertices are located, say: 'Now measure corresponding sides and fill in the table. I want numbers, not estimates.'</w:t>
+            </w:r>
+          </w:p>
+        </w:tc>
+        <w:tc>
+          <w:tcPr>
+            <w:tcW w:type="dxa" w:w="3040"/>
+            <w:shd w:fill="FFFFFF" w:color="auto" w:val="clear"/>
+            <w:tcMar>
+              <w:top w:type="dxa" w:w="60"/>
+              <w:left w:type="dxa" w:w="120"/>
+              <w:bottom w:type="dxa" w:w="60"/>
+              <w:right w:type="dxa" w:w="120"/>
+            </w:tcMar>
+            <w:vAlign w:val="top"/>
+          </w:tcPr>
+          <w:p>
+            <w:pPr>
+              <w:spacing w:after="40" w:before="0"/>
+              <w:jc w:val="left"/>
+            </w:pPr>
+            <w:r>
+              <w:rPr>
+                <w:rFonts w:ascii="Arial" w:cs="Arial" w:eastAsia="Arial" w:hAnsi="Arial"/>
+                <w:b w:val="false"/>
+                <w:bCs w:val="false"/>
+                <w:i w:val="false"/>
+                <w:iCs w:val="false"/>
+                <w:color w:val="000000"/>
+                <w:sz w:val="18"/>
+                <w:szCs w:val="18"/>
+              </w:rPr>
+              <w:t xml:space="preserve">Step-by-Step Construction with Live Modelling: The teacher models one vertex explicitly, then releases learners to replicate the method. This 'I do – You do' structure, combined with the measurement table, ensures learners gather their own numerical evidence that corresponding lengths are preserved — they are not told the result; they discover it through measurement. Connecting each perpendicular to the matatu mirror ('just as the mirror is equally far from lorry and image, your construction line is equally far from vertex and image vertex') keeps the phenomenon alive.</w:t>
+            </w:r>
+          </w:p>
+        </w:tc>
+        <w:tc>
+          <w:tcPr>
+            <w:tcW w:type="dxa" w:w="3040"/>
+            <w:shd w:fill="F2F2F2" w:color="auto" w:val="clear"/>
+            <w:tcMar>
+              <w:top w:type="dxa" w:w="60"/>
+              <w:left w:type="dxa" w:w="120"/>
+              <w:bottom w:type="dxa" w:w="60"/>
+              <w:right w:type="dxa" w:w="120"/>
+            </w:tcMar>
+            <w:vAlign w:val="top"/>
+          </w:tcPr>
+          <w:p>
+            <w:pPr>
+              <w:spacing w:after="40" w:before="0"/>
+              <w:jc w:val="left"/>
+            </w:pPr>
+            <w:r>
+              <w:rPr>
+                <w:rFonts w:ascii="Arial" w:cs="Arial" w:eastAsia="Arial" w:hAnsi="Arial"/>
+                <w:b w:val="false"/>
+                <w:bCs w:val="false"/>
+                <w:i w:val="false"/>
+                <w:iCs w:val="false"/>
+                <w:color w:val="000000"/>
+                <w:sz w:val="18"/>
+                <w:szCs w:val="18"/>
+              </w:rPr>
+              <w:t xml:space="preserve">Teacher checks three things while circulating: (1) Is the set square correctly aligned to the mirror line before the perpendicular is drawn? (2) Is the measured distance on the image side exactly equal to the object side distance (within 1 mm)? (3) Are image vertices joined in the correct order, preserving the polygon shape? Teacher notes any learner whose image polygon is a different shape or size and provides immediate corrective feedback — most errors trace to a misaligned set square at step 1.</w:t>
+            </w:r>
+          </w:p>
+        </w:tc>
+      </w:tr>
+      <w:tr>
+        <w:tc>
+          <w:tcPr>
+            <w:tcW w:type="dxa" w:w="1520"/>
+            <w:shd w:fill="E2EFDA" w:color="auto" w:val="clear"/>
+            <w:tcMar>
+              <w:top w:type="dxa" w:w="60"/>
+              <w:left w:type="dxa" w:w="120"/>
+              <w:bottom w:type="dxa" w:w="60"/>
+              <w:right w:type="dxa" w:w="120"/>
+            </w:tcMar>
+            <w:vAlign w:val="top"/>
+          </w:tcPr>
+          <w:p>
+            <w:pPr>
+              <w:spacing w:after="40" w:before="0"/>
+              <w:jc w:val="left"/>
+            </w:pPr>
+            <w:r>
+              <w:rPr>
+                <w:rFonts w:ascii="Arial" w:cs="Arial" w:eastAsia="Arial" w:hAnsi="Arial"/>
+                <w:b/>
+                <w:bCs/>
+                <w:i w:val="false"/>
+                <w:iCs w:val="false"/>
+                <w:color w:val="000000"/>
+                <w:sz w:val="18"/>
+                <w:szCs w:val="18"/>
+              </w:rPr>
+              <w:t xml:space="preserve">Explain Phase</w:t>
+            </w:r>
+          </w:p>
+          <w:p>
+            <w:pPr>
+              <w:spacing w:after="20" w:before="0"/>
+            </w:pPr>
+            <w:r>
+              <w:rPr>
+                <w:rFonts w:ascii="Arial" w:cs="Arial" w:eastAsia="Arial" w:hAnsi="Arial"/>
+                <w:b/>
+                <w:bCs/>
+                <w:color w:val="1F3864"/>
+                <w:sz w:val="16"/>
+                <w:szCs w:val="16"/>
+              </w:rPr>
+              <w:t xml:space="preserve">📹 VIDEO:</w:t>
+            </w:r>
+          </w:p>
+          <w:p>
+            <w:pPr>
+              <w:spacing w:after="20" w:before="0"/>
+            </w:pPr>
+            <w:hyperlink w:history="1" r:id="rIdgznb1ssnoc0hvwnqlcduk">
+              <w:r>
+                <w:rPr>
+                  <w:rFonts w:ascii="Arial" w:cs="Arial" w:eastAsia="Arial" w:hAnsi="Arial"/>
+                  <w:color w:val="2E75B6"/>
+                  <w:sz w:val="16"/>
+                  <w:szCs w:val="16"/>
+                  <w:u w:val="single" w:color="2E75B6"/>
+                </w:rPr>
+                <w:t xml:space="preserve">Geometric constructions: perpendicular bisector</w:t>
+              </w:r>
+            </w:hyperlink>
+          </w:p>
+          <w:p>
+            <w:pPr>
+              <w:spacing w:after="10" w:before="0"/>
+              <w:ind w:left="120"/>
+            </w:pPr>
+            <w:r>
+              <w:rPr>
+                <w:rFonts w:ascii="Arial" w:cs="Arial" w:eastAsia="Arial" w:hAnsi="Arial"/>
+                <w:color w:val="595959"/>
+                <w:sz w:val="14"/>
+                <w:szCs w:val="14"/>
+              </w:rPr>
+              <w:t xml:space="preserve">Source: Khan Academy (English - US curriculum)</w:t>
+            </w:r>
+          </w:p>
+          <w:p>
+            <w:pPr>
+              <w:spacing w:after="10" w:before="0"/>
+              <w:ind w:left="120"/>
+            </w:pPr>
+            <w:hyperlink w:history="1" r:id="rIdg6wc---ki8dbjxlzdiscw">
+              <w:r>
+                <w:rPr>
+                  <w:rFonts w:ascii="Arial" w:cs="Arial" w:eastAsia="Arial" w:hAnsi="Arial"/>
+                  <w:color w:val="595959"/>
+                  <w:sz w:val="14"/>
+                  <w:szCs w:val="14"/>
+                  <w:u w:val="single" w:color="595959"/>
+                </w:rPr>
+                <w:t xml:space="preserve">🔍 Search ARES for similar videos</w:t>
+              </w:r>
+            </w:hyperlink>
+          </w:p>
+          <w:p>
+            <w:pPr>
+              <w:spacing w:after="40" w:before="0"/>
+            </w:pPr>
+            <w:r>
+              <w:rPr>
+                <w:sz w:val="14"/>
+                <w:szCs w:val="14"/>
+              </w:rPr>
+              <w:t xml:space="preserve"/>
+            </w:r>
+          </w:p>
+          <w:p>
+            <w:pPr>
+              <w:spacing w:after="20" w:before="0"/>
+            </w:pPr>
+            <w:r>
+              <w:rPr>
+                <w:rFonts w:ascii="Arial" w:cs="Arial" w:eastAsia="Arial" w:hAnsi="Arial"/>
+                <w:b/>
+                <w:bCs/>
+                <w:color w:val="1F3864"/>
+                <w:sz w:val="16"/>
+                <w:szCs w:val="16"/>
+              </w:rPr>
+              <w:t xml:space="preserve">📖 EXERCISE:</w:t>
+            </w:r>
+          </w:p>
+          <w:p>
+            <w:pPr>
+              <w:spacing w:after="20" w:before="0"/>
+            </w:pPr>
+            <w:hyperlink w:history="1" r:id="rIdalp7yndolv3ubc0fv9sbk">
               <w:r>
                 <w:rPr>
                   <w:rFonts w:ascii="Arial" w:cs="Arial" w:eastAsia="Arial" w:hAnsi="Arial"/>
@@ -19144,6 +19836,22 @@
           </w:p>
           <w:p>
             <w:pPr>
+              <w:spacing w:after="20" w:before="0"/>
+            </w:pPr>
+            <w:r>
+              <w:rPr>
+                <w:rFonts w:ascii="Arial" w:cs="Arial" w:eastAsia="Arial" w:hAnsi="Arial"/>
+                <w:i/>
+                <w:iCs/>
+                <w:color w:val="595959"/>
+                <w:sz w:val="16"/>
+                <w:szCs w:val="16"/>
+              </w:rPr>
+              <w:t xml:space="preserve">Related topic: not an exact match for this lesson.</w:t>
+            </w:r>
+          </w:p>
+          <w:p>
+            <w:pPr>
               <w:spacing w:after="10" w:before="0"/>
               <w:ind w:left="120"/>
             </w:pPr>
@@ -19162,7 +19870,7 @@
               <w:spacing w:after="10" w:before="0"/>
               <w:ind w:left="120"/>
             </w:pPr>
-            <w:hyperlink w:history="1" r:id="rIdpe-8n1iuaywe2d3lhecnd">
+            <w:hyperlink w:history="1" r:id="rIdgo6vkrucnwdrr5xyhfwe-">
               <w:r>
                 <w:rPr>
                   <w:rFonts w:ascii="Arial" w:cs="Arial" w:eastAsia="Arial" w:hAnsi="Arial"/>
@@ -19204,7 +19912,7 @@
                 <w:sz w:val="18"/>
                 <w:szCs w:val="18"/>
               </w:rPr>
-              <w:t xml:space="preserve">Learners are shown a pre-drawn outline of Kenya's flag shape (a simple rectangular outline with the Maasai shield roughly sketched inside — just enough vertices to make it a polygon, not a detailed flag) and a bold dashed mirror line drawn about 4 cm to its right. Without any tools, each learner sketches in their exercise book where they think the reflected image will appear. They mark with a cross (×) where they believe each of the four or five key vertices will land. Learners then share their prediction with a partner, noting any disagreements about how far from the mirror line each image vertex will be.</w:t>
+              <w:t xml:space="preserve">Learners complete a second construction task: an irregular quadrilateral PQRS (with no right angles and no equal sides — shaped loosely like a plot of land near Kericho) with a mirror line at an oblique angle (not vertical) already drawn on the worksheet. They apply the same perpendicular bisector construction method independently, then answer three written explanation prompts in their books: (1) 'Explain in your own words why PQ = P'Q' in your construction.' (2) 'If the mirror line were moved 2 cm to the right, would the image change shape or size? Explain.' (3) 'A matatu mirror shows the image of a lorry that is 8 m long. What is the length of the image of the lorry in the mirror? Justify your answer using what you have just constructed.'</w:t>
             </w:r>
           </w:p>
         </w:tc>
@@ -19236,7 +19944,7 @@
                 <w:sz w:val="18"/>
                 <w:szCs w:val="18"/>
               </w:rPr>
-              <w:t xml:space="preserve">Display the prepared worksheet (or draw on the board) showing the flag polygon labelled A, B, C, D, E and the mirror line m. Say: 'Before we pick up any tools, I want your prediction. Where will each vertex land when this flag is reflected in the mirror line? Sketch it — do not measure yet.' Allow 2 minutes of silent individual prediction. After 2 minutes, say: 'Turn to your neighbour and compare. Do you agree on vertex A's image position? What about vertex C?' [WAIT TIME: 15 seconds after each question before taking responses.] Cold-call 3 pairs: 'Pair near the window — where did you put A-image? Why?' 'Pair at the back — do you agree?' 'Pair by the door — what did you disagree on?' Record two or three contrasting predictions as rough sketches on the board under the heading 'Our Predictions.' Say: 'We are going to find out which prediction the mathematics supports — and why.'</w:t>
+              <w:t xml:space="preserve">Introduce the Kericho land plot polygon with: 'Farmers near Kericho Tea Estates often work with irregular plots of land — no neat right angles, no equal sides. Imagine PQRS is such a plot. The mirror line m is an irrigation channel running diagonally across the field. If we reflect the plot across the channel, where does each corner land?' Give 8 minutes for independent construction and the three written prompts. Then facilitate a whole-class debrief. Say: 'Let us hear your answer to prompt 3 — the matatu lorry.' [WAIT TIME: 12 seconds.] Cold-call 3 learners with different ability levels: 'Kamau — what did you write?' 'Achieng — do you agree with Kamau? What would you add?' 'Mwangi — can you connect your construction to the lorry in our matatu scenario?' After responses, say: 'So the image of an 8 m lorry in the mirror is also 8 m — the mirror does not shrink or stretch, it only flips. That is what your construction just proved — every corresponding length is preserved.' Write on the board: 'Reflection PRESERVES length, angle, and shape → Object ≅ Image.' Ask: 'Does anyone remember what the word for this is — when two shapes are identical in every measurable way?' [WAIT TIME: 10 seconds.] Elicit 'congruent.'</w:t>
             </w:r>
           </w:p>
         </w:tc>
@@ -19268,7 +19976,7 @@
                 <w:sz w:val="18"/>
                 <w:szCs w:val="18"/>
               </w:rPr>
-              <w:t xml:space="preserve">Predict–Sketch–Compare: Learners commit to a visual prediction before instruction, activating prior knowledge of the perpendicular bisector property from Lesson 4. Comparing predictions with a partner surfaces misconceptions (e.g., learners who reflect along a diagonal rather than perpendicularly) that the construction activity will directly resolve.</w:t>
+              <w:t xml:space="preserve">Explanation Prompts with Phenomenon Re-anchoring: The three written prompts escalate from procedural explanation (why PQ = P'Q') to conceptual transfer (would moving the mirror change size?) to phenomenon application (the matatu lorry). This sequence ensures learners articulate the mathematical justification in their own words before connecting it back to the driving question — building the language of congruence they will need in Lessons 7 and 8.</w:t>
             </w:r>
           </w:p>
         </w:tc>
@@ -19300,7 +20008,7 @@
                 <w:sz w:val="18"/>
                 <w:szCs w:val="18"/>
               </w:rPr>
-              <w:t xml:space="preserve">Teacher scans partner sketches for two key misconceptions: (1) learners who place the image vertex at the same horizontal distance rather than the perpendicular distance from the mirror line; (2) learners who 'slide' the image parallel to the mirror line rather than reflecting it. These learners are mentally flagged for targeted questioning during the Observe Phase.</w:t>
+              <w:t xml:space="preserve">Teacher reads prompt 3 responses over learners' shoulders during circulation. Target response: 'The image of the lorry is also 8 m long because reflection preserves length — every point of the lorry reflects to a unique image point at equal perpendicular distance from the mirror, and the distance between any two image points equals the distance between the corresponding object points.' Learners who write 'it depends on how far the lorry is' have confused reflection with perspective/enlargement and need a one-to-one follow-up question: 'Did the length of your polygon PQRS change when you reflected it? Check your measurement table.'</w:t>
             </w:r>
           </w:p>
         </w:tc>
@@ -19309,32 +20017,32 @@
         <w:tc>
           <w:tcPr>
             <w:tcW w:type="dxa" w:w="1520"/>
-            <w:shd w:fill="D9EEF1" w:color="auto" w:val="clear"/>
-            <w:tcMar>
-              <w:top w:type="dxa" w:w="60"/>
-              <w:left w:type="dxa" w:w="120"/>
-              <w:bottom w:type="dxa" w:w="60"/>
-              <w:right w:type="dxa" w:w="120"/>
-            </w:tcMar>
-            <w:vAlign w:val="top"/>
-          </w:tcPr>
-          <w:p>
-            <w:pPr>
-              <w:spacing w:after="40" w:before="0"/>
-              <w:jc w:val="left"/>
-            </w:pPr>
-            <w:r>
-              <w:rPr>
-                <w:rFonts w:ascii="Arial" w:cs="Arial" w:eastAsia="Arial" w:hAnsi="Arial"/>
-                <w:b/>
-                <w:bCs/>
-                <w:i w:val="false"/>
-                <w:iCs w:val="false"/>
-                <w:color w:val="000000"/>
-                <w:sz w:val="18"/>
-                <w:szCs w:val="18"/>
-              </w:rPr>
-              <w:t xml:space="preserve">Observe Phase</w:t>
+            <w:shd w:fill="FCE4D6" w:color="auto" w:val="clear"/>
+            <w:tcMar>
+              <w:top w:type="dxa" w:w="60"/>
+              <w:left w:type="dxa" w:w="120"/>
+              <w:bottom w:type="dxa" w:w="60"/>
+              <w:right w:type="dxa" w:w="120"/>
+            </w:tcMar>
+            <w:vAlign w:val="top"/>
+          </w:tcPr>
+          <w:p>
+            <w:pPr>
+              <w:spacing w:after="40" w:before="0"/>
+              <w:jc w:val="left"/>
+            </w:pPr>
+            <w:r>
+              <w:rPr>
+                <w:rFonts w:ascii="Arial" w:cs="Arial" w:eastAsia="Arial" w:hAnsi="Arial"/>
+                <w:b/>
+                <w:bCs/>
+                <w:i w:val="false"/>
+                <w:iCs w:val="false"/>
+                <w:color w:val="000000"/>
+                <w:sz w:val="18"/>
+                <w:szCs w:val="18"/>
+              </w:rPr>
+              <w:t xml:space="preserve">Driving Question Board (DQB) Creation</w:t>
             </w:r>
           </w:p>
           <w:p>
@@ -19357,7 +20065,7 @@
             <w:pPr>
               <w:spacing w:after="20" w:before="0"/>
             </w:pPr>
-            <w:hyperlink w:history="1" r:id="rIdfkirgrlpy8v_tchukqlox">
+            <w:hyperlink w:history="1" r:id="rIdehtisekmfw0cwndgkf0ib">
               <w:r>
                 <w:rPr>
                   <w:rFonts w:ascii="Arial" w:cs="Arial" w:eastAsia="Arial" w:hAnsi="Arial"/>
@@ -19390,7 +20098,7 @@
               <w:spacing w:after="10" w:before="0"/>
               <w:ind w:left="120"/>
             </w:pPr>
-            <w:hyperlink w:history="1" r:id="rIdvnumsny1szgisnr5g9uny">
+            <w:hyperlink w:history="1" r:id="rIdmoonylsf94tu2nws9fpcw">
               <w:r>
                 <w:rPr>
                   <w:rFonts w:ascii="Arial" w:cs="Arial" w:eastAsia="Arial" w:hAnsi="Arial"/>
@@ -19435,7 +20143,345 @@
             <w:pPr>
               <w:spacing w:after="20" w:before="0"/>
             </w:pPr>
-            <w:hyperlink w:history="1" r:id="rId_pb0ydbn7yvmmj_sremeq">
+            <w:hyperlink w:history="1" r:id="rIdqguqon74f78y96fhgjknf">
+              <w:r>
+                <w:rPr>
+                  <w:rFonts w:ascii="Arial" w:cs="Arial" w:eastAsia="Arial" w:hAnsi="Arial"/>
+                  <w:color w:val="2E75B6"/>
+                  <w:sz w:val="16"/>
+                  <w:szCs w:val="16"/>
+                  <w:u w:val="single" w:color="2E75B6"/>
+                </w:rPr>
+                <w:t xml:space="preserve">Reflect points</w:t>
+              </w:r>
+            </w:hyperlink>
+          </w:p>
+          <w:p>
+            <w:pPr>
+              <w:spacing w:after="20" w:before="0"/>
+            </w:pPr>
+            <w:r>
+              <w:rPr>
+                <w:rFonts w:ascii="Arial" w:cs="Arial" w:eastAsia="Arial" w:hAnsi="Arial"/>
+                <w:i/>
+                <w:iCs/>
+                <w:color w:val="595959"/>
+                <w:sz w:val="16"/>
+                <w:szCs w:val="16"/>
+              </w:rPr>
+              <w:t xml:space="preserve">Related topic: not an exact match for this lesson.</w:t>
+            </w:r>
+          </w:p>
+          <w:p>
+            <w:pPr>
+              <w:spacing w:after="10" w:before="0"/>
+              <w:ind w:left="120"/>
+            </w:pPr>
+            <w:r>
+              <w:rPr>
+                <w:rFonts w:ascii="Arial" w:cs="Arial" w:eastAsia="Arial" w:hAnsi="Arial"/>
+                <w:color w:val="595959"/>
+                <w:sz w:val="14"/>
+                <w:szCs w:val="14"/>
+              </w:rPr>
+              <w:t xml:space="preserve">Source: Khan Academy (English - US curriculum)</w:t>
+            </w:r>
+          </w:p>
+          <w:p>
+            <w:pPr>
+              <w:spacing w:after="10" w:before="0"/>
+              <w:ind w:left="120"/>
+            </w:pPr>
+            <w:hyperlink w:history="1" r:id="rIdcri7ooh_neutwnm0xrk9x">
+              <w:r>
+                <w:rPr>
+                  <w:rFonts w:ascii="Arial" w:cs="Arial" w:eastAsia="Arial" w:hAnsi="Arial"/>
+                  <w:color w:val="595959"/>
+                  <w:sz w:val="14"/>
+                  <w:szCs w:val="14"/>
+                  <w:u w:val="single" w:color="595959"/>
+                </w:rPr>
+                <w:t xml:space="preserve">🔍 Search ARES for similar readings</w:t>
+              </w:r>
+            </w:hyperlink>
+          </w:p>
+        </w:tc>
+        <w:tc>
+          <w:tcPr>
+            <w:tcW w:type="dxa" w:w="3040"/>
+            <w:shd w:fill="FFFFFF" w:color="auto" w:val="clear"/>
+            <w:tcMar>
+              <w:top w:type="dxa" w:w="60"/>
+              <w:left w:type="dxa" w:w="120"/>
+              <w:bottom w:type="dxa" w:w="60"/>
+              <w:right w:type="dxa" w:w="120"/>
+            </w:tcMar>
+            <w:vAlign w:val="top"/>
+          </w:tcPr>
+          <w:p>
+            <w:pPr>
+              <w:spacing w:after="40" w:before="0"/>
+              <w:jc w:val="left"/>
+            </w:pPr>
+            <w:r>
+              <w:rPr>
+                <w:rFonts w:ascii="Arial" w:cs="Arial" w:eastAsia="Arial" w:hAnsi="Arial"/>
+                <w:b w:val="false"/>
+                <w:bCs w:val="false"/>
+                <w:i w:val="false"/>
+                <w:iCs w:val="false"/>
+                <w:color w:val="000000"/>
+                <w:sz w:val="18"/>
+                <w:szCs w:val="18"/>
+              </w:rPr>
+              <w:t xml:space="preserve">Each learner selects their neatest construction — either the flag outline or the Kericho land plot — and in the space below it writes a two-sentence caption: one sentence stating what they did, one sentence stating what it proves. Volunteers share their captions aloud. The class agrees on a consensus diagram to add to the class Driving Question Board: a labelled sketch showing object polygon, mirror line m, perpendicular construction lines from two vertices, and the image polygon, with the caption 'Every point reflects to a unique image point — object and image are congruent.' Learners also scan the existing DQB cards from Lessons 1–5 and write on a sticky note one NEW question that today's lesson raised for them about congruence.</w:t>
+            </w:r>
+          </w:p>
+        </w:tc>
+        <w:tc>
+          <w:tcPr>
+            <w:tcW w:type="dxa" w:w="3040"/>
+            <w:shd w:fill="F2F2F2" w:color="auto" w:val="clear"/>
+            <w:tcMar>
+              <w:top w:type="dxa" w:w="60"/>
+              <w:left w:type="dxa" w:w="120"/>
+              <w:bottom w:type="dxa" w:w="60"/>
+              <w:right w:type="dxa" w:w="120"/>
+            </w:tcMar>
+            <w:vAlign w:val="top"/>
+          </w:tcPr>
+          <w:p>
+            <w:pPr>
+              <w:spacing w:after="40" w:before="0"/>
+              <w:jc w:val="left"/>
+            </w:pPr>
+            <w:r>
+              <w:rPr>
+                <w:rFonts w:ascii="Arial" w:cs="Arial" w:eastAsia="Arial" w:hAnsi="Arial"/>
+                <w:b w:val="false"/>
+                <w:bCs w:val="false"/>
+                <w:i w:val="false"/>
+                <w:iCs w:val="false"/>
+                <w:color w:val="000000"/>
+                <w:sz w:val="18"/>
+                <w:szCs w:val="18"/>
+              </w:rPr>
+              <w:t xml:space="preserve">Say: 'Look at your best construction. Write underneath it: one sentence — what you did today; one sentence — what it proves about reflection.' Allow 3 minutes. Cold-call 4 learners to read their captions. After each, ask the class: 'Thumbs up if your caption says something similar. Thumbs sideways if you said it differently.' Use the strongest caption (or a composite) to model the consensus DQB entry. Pin the chosen diagram to the DQB and say: 'This diagram answers part of our driving question — yes, the mirror image is always the same shape and size as the object. But look at our driving question again [point to it]: it also asks WHY the image appears flipped and how this proves congruence. We have shown congruence through construction — but we have not yet stated the MINIMUM conditions needed to guarantee two triangles are congruent. That is where we are heading.' Then say: 'Write one new question your construction raised — stick it on the DQB under the heading Things We Are Still Wondering.' [WAIT TIME: 2 minutes for silent writing.] Read 3–4 sticky notes aloud, briefly validating each.</w:t>
+            </w:r>
+          </w:p>
+        </w:tc>
+        <w:tc>
+          <w:tcPr>
+            <w:tcW w:type="dxa" w:w="3040"/>
+            <w:shd w:fill="FFFFFF" w:color="auto" w:val="clear"/>
+            <w:tcMar>
+              <w:top w:type="dxa" w:w="60"/>
+              <w:left w:type="dxa" w:w="120"/>
+              <w:bottom w:type="dxa" w:w="60"/>
+              <w:right w:type="dxa" w:w="120"/>
+            </w:tcMar>
+            <w:vAlign w:val="top"/>
+          </w:tcPr>
+          <w:p>
+            <w:pPr>
+              <w:spacing w:after="40" w:before="0"/>
+              <w:jc w:val="left"/>
+            </w:pPr>
+            <w:r>
+              <w:rPr>
+                <w:rFonts w:ascii="Arial" w:cs="Arial" w:eastAsia="Arial" w:hAnsi="Arial"/>
+                <w:b w:val="false"/>
+                <w:bCs w:val="false"/>
+                <w:i w:val="false"/>
+                <w:iCs w:val="false"/>
+                <w:color w:val="000000"/>
+                <w:sz w:val="18"/>
+                <w:szCs w:val="18"/>
+              </w:rPr>
+              <w:t xml:space="preserve">Caption Writing and DQB Progressive Update: Requiring learners to write a two-sentence caption (what I did / what it proves) forces consolidation of procedural and conceptual learning simultaneously. The DQB update makes the class's growing understanding visible and cumulative — each lesson's addition builds a public record of the evidence-gathering sequence. The 'new questions' sticky notes maintain intellectual curiosity and preview the congruence test focus of Lessons 7 and 8.</w:t>
+            </w:r>
+          </w:p>
+        </w:tc>
+        <w:tc>
+          <w:tcPr>
+            <w:tcW w:type="dxa" w:w="3040"/>
+            <w:shd w:fill="F2F2F2" w:color="auto" w:val="clear"/>
+            <w:tcMar>
+              <w:top w:type="dxa" w:w="60"/>
+              <w:left w:type="dxa" w:w="120"/>
+              <w:bottom w:type="dxa" w:w="60"/>
+              <w:right w:type="dxa" w:w="120"/>
+            </w:tcMar>
+            <w:vAlign w:val="top"/>
+          </w:tcPr>
+          <w:p>
+            <w:pPr>
+              <w:spacing w:after="40" w:before="0"/>
+              <w:jc w:val="left"/>
+            </w:pPr>
+            <w:r>
+              <w:rPr>
+                <w:rFonts w:ascii="Arial" w:cs="Arial" w:eastAsia="Arial" w:hAnsi="Arial"/>
+                <w:b w:val="false"/>
+                <w:bCs w:val="false"/>
+                <w:i w:val="false"/>
+                <w:iCs w:val="false"/>
+                <w:color w:val="000000"/>
+                <w:sz w:val="18"/>
+                <w:szCs w:val="18"/>
+              </w:rPr>
+              <w:t xml:space="preserve">Teacher reads the new-question sticky notes. Expected emerging questions include: 'Does it matter which three sides we compare to call two triangles congruent?' 'Can two shapes be the same size and shape but one is flipped — is that still congruent?' 'What is the minimum information needed to prove congruence?' These questions confirm learners are ready for the congruence test lessons. Learners who write very procedural questions ('How do you use the set square?') may need additional support consolidating the conceptual significance of today's construction.</w:t>
+            </w:r>
+          </w:p>
+        </w:tc>
+      </w:tr>
+      <w:tr>
+        <w:tc>
+          <w:tcPr>
+            <w:tcW w:type="dxa" w:w="1520"/>
+            <w:shd w:fill="D5E8F0" w:color="auto" w:val="clear"/>
+            <w:tcMar>
+              <w:top w:type="dxa" w:w="60"/>
+              <w:left w:type="dxa" w:w="120"/>
+              <w:bottom w:type="dxa" w:w="60"/>
+              <w:right w:type="dxa" w:w="120"/>
+            </w:tcMar>
+            <w:vAlign w:val="top"/>
+          </w:tcPr>
+          <w:p>
+            <w:pPr>
+              <w:spacing w:after="40" w:before="0"/>
+              <w:jc w:val="left"/>
+            </w:pPr>
+            <w:r>
+              <w:rPr>
+                <w:rFonts w:ascii="Arial" w:cs="Arial" w:eastAsia="Arial" w:hAnsi="Arial"/>
+                <w:b/>
+                <w:bCs/>
+                <w:i w:val="false"/>
+                <w:iCs w:val="false"/>
+                <w:color w:val="000000"/>
+                <w:sz w:val="18"/>
+                <w:szCs w:val="18"/>
+              </w:rPr>
+              <w:t xml:space="preserve">Model Building Phase</w:t>
+            </w:r>
+          </w:p>
+          <w:p>
+            <w:pPr>
+              <w:spacing w:after="20" w:before="0"/>
+            </w:pPr>
+            <w:r>
+              <w:rPr>
+                <w:rFonts w:ascii="Arial" w:cs="Arial" w:eastAsia="Arial" w:hAnsi="Arial"/>
+                <w:b/>
+                <w:bCs/>
+                <w:color w:val="1F3864"/>
+                <w:sz w:val="16"/>
+                <w:szCs w:val="16"/>
+              </w:rPr>
+              <w:t xml:space="preserve">📹 VIDEO:</w:t>
+            </w:r>
+          </w:p>
+          <w:p>
+            <w:pPr>
+              <w:spacing w:after="20" w:before="0"/>
+            </w:pPr>
+            <w:hyperlink w:history="1" r:id="rIdjtkbzxrdqacjymgecavun">
+              <w:r>
+                <w:rPr>
+                  <w:rFonts w:ascii="Arial" w:cs="Arial" w:eastAsia="Arial" w:hAnsi="Arial"/>
+                  <w:color w:val="2E75B6"/>
+                  <w:sz w:val="16"/>
+                  <w:szCs w:val="16"/>
+                  <w:u w:val="single" w:color="2E75B6"/>
+                </w:rPr>
+                <w:t xml:space="preserve">Reflecting shapes: diagonal line of reflection</w:t>
+              </w:r>
+            </w:hyperlink>
+          </w:p>
+          <w:p>
+            <w:pPr>
+              <w:spacing w:after="20" w:before="0"/>
+            </w:pPr>
+            <w:r>
+              <w:rPr>
+                <w:rFonts w:ascii="Arial" w:cs="Arial" w:eastAsia="Arial" w:hAnsi="Arial"/>
+                <w:i/>
+                <w:iCs/>
+                <w:color w:val="595959"/>
+                <w:sz w:val="16"/>
+                <w:szCs w:val="16"/>
+              </w:rPr>
+              <w:t xml:space="preserve">Related topic: not an exact match for this lesson.</w:t>
+            </w:r>
+          </w:p>
+          <w:p>
+            <w:pPr>
+              <w:spacing w:after="10" w:before="0"/>
+              <w:ind w:left="120"/>
+            </w:pPr>
+            <w:r>
+              <w:rPr>
+                <w:rFonts w:ascii="Arial" w:cs="Arial" w:eastAsia="Arial" w:hAnsi="Arial"/>
+                <w:color w:val="595959"/>
+                <w:sz w:val="14"/>
+                <w:szCs w:val="14"/>
+              </w:rPr>
+              <w:t xml:space="preserve">Source: Khan Academy (English - US curriculum)</w:t>
+            </w:r>
+          </w:p>
+          <w:p>
+            <w:pPr>
+              <w:spacing w:after="10" w:before="0"/>
+              <w:ind w:left="120"/>
+            </w:pPr>
+            <w:hyperlink w:history="1" r:id="rIdjch8yrsjwh4ez3szrktmq">
+              <w:r>
+                <w:rPr>
+                  <w:rFonts w:ascii="Arial" w:cs="Arial" w:eastAsia="Arial" w:hAnsi="Arial"/>
+                  <w:color w:val="595959"/>
+                  <w:sz w:val="14"/>
+                  <w:szCs w:val="14"/>
+                  <w:u w:val="single" w:color="595959"/>
+                </w:rPr>
+                <w:t xml:space="preserve">🔍 Search ARES for similar videos</w:t>
+              </w:r>
+            </w:hyperlink>
+          </w:p>
+          <w:p>
+            <w:pPr>
+              <w:spacing w:after="40" w:before="0"/>
+            </w:pPr>
+            <w:r>
+              <w:rPr>
+                <w:sz w:val="14"/>
+                <w:szCs w:val="14"/>
+              </w:rPr>
+              <w:t xml:space="preserve"/>
+            </w:r>
+          </w:p>
+          <w:p>
+            <w:pPr>
+              <w:spacing w:after="20" w:before="0"/>
+            </w:pPr>
+            <w:r>
+              <w:rPr>
+                <w:rFonts w:ascii="Arial" w:cs="Arial" w:eastAsia="Arial" w:hAnsi="Arial"/>
+                <w:b/>
+                <w:bCs/>
+                <w:color w:val="1F3864"/>
+                <w:sz w:val="16"/>
+                <w:szCs w:val="16"/>
+              </w:rPr>
+              <w:t xml:space="preserve">📖 EXERCISE:</w:t>
+            </w:r>
+          </w:p>
+          <w:p>
+            <w:pPr>
+              <w:spacing w:after="20" w:before="0"/>
+            </w:pPr>
+            <w:hyperlink w:history="1" r:id="rId9o_nvwehsu5uabqzl99o0">
               <w:r>
                 <w:rPr>
                   <w:rFonts w:ascii="Arial" w:cs="Arial" w:eastAsia="Arial" w:hAnsi="Arial"/>
@@ -19468,925 +20514,7 @@
               <w:spacing w:after="10" w:before="0"/>
               <w:ind w:left="120"/>
             </w:pPr>
-            <w:hyperlink w:history="1" r:id="rIdbfmwe7jjrb_j3l4gbdtl8">
-              <w:r>
-                <w:rPr>
-                  <w:rFonts w:ascii="Arial" w:cs="Arial" w:eastAsia="Arial" w:hAnsi="Arial"/>
-                  <w:color w:val="595959"/>
-                  <w:sz w:val="14"/>
-                  <w:szCs w:val="14"/>
-                  <w:u w:val="single" w:color="595959"/>
-                </w:rPr>
-                <w:t xml:space="preserve">🔍 Search ARES for similar readings</w:t>
-              </w:r>
-            </w:hyperlink>
-          </w:p>
-        </w:tc>
-        <w:tc>
-          <w:tcPr>
-            <w:tcW w:type="dxa" w:w="3040"/>
-            <w:shd w:fill="FFFFFF" w:color="auto" w:val="clear"/>
-            <w:tcMar>
-              <w:top w:type="dxa" w:w="60"/>
-              <w:left w:type="dxa" w:w="120"/>
-              <w:bottom w:type="dxa" w:w="60"/>
-              <w:right w:type="dxa" w:w="120"/>
-            </w:tcMar>
-            <w:vAlign w:val="top"/>
-          </w:tcPr>
-          <w:p>
-            <w:pPr>
-              <w:spacing w:after="40" w:before="0"/>
-              <w:jc w:val="left"/>
-            </w:pPr>
-            <w:r>
-              <w:rPr>
-                <w:rFonts w:ascii="Arial" w:cs="Arial" w:eastAsia="Arial" w:hAnsi="Arial"/>
-                <w:b w:val="false"/>
-                <w:bCs w:val="false"/>
-                <w:i w:val="false"/>
-                <w:iCs w:val="false"/>
-                <w:color w:val="000000"/>
-                <w:sz w:val="18"/>
-                <w:szCs w:val="18"/>
-              </w:rPr>
-              <w:t xml:space="preserve">Learners receive a plain-paper worksheet with the flag polygon (vertices A, B, C, D, E clearly labelled, coordinates given as reference points so they can check later) and a vertical mirror line m. Following a teacher-modelled step-by-step demonstration of one vertex, learners work individually to: (1) place a set square against the mirror line and draw the perpendicular from vertex A to line m; (2) measure the perpendicular distance from A to m with a ruler; (3) mark the image point A' on the other side at the same measured distance; (4) repeat for all remaining vertices; (5) join A', B', C', D', E' in order to form the complete image polygon. They then use their ruler to measure and record in a table: AB and A'B', BC and B'C', etc., noting whether each pair of corresponding lengths is equal.</w:t>
-            </w:r>
-          </w:p>
-        </w:tc>
-        <w:tc>
-          <w:tcPr>
-            <w:tcW w:type="dxa" w:w="3040"/>
-            <w:shd w:fill="F2F2F2" w:color="auto" w:val="clear"/>
-            <w:tcMar>
-              <w:top w:type="dxa" w:w="60"/>
-              <w:left w:type="dxa" w:w="120"/>
-              <w:bottom w:type="dxa" w:w="60"/>
-              <w:right w:type="dxa" w:w="120"/>
-            </w:tcMar>
-            <w:vAlign w:val="top"/>
-          </w:tcPr>
-          <w:p>
-            <w:pPr>
-              <w:spacing w:after="40" w:before="0"/>
-              <w:jc w:val="left"/>
-            </w:pPr>
-            <w:r>
-              <w:rPr>
-                <w:rFonts w:ascii="Arial" w:cs="Arial" w:eastAsia="Arial" w:hAnsi="Arial"/>
-                <w:b w:val="false"/>
-                <w:bCs w:val="false"/>
-                <w:i w:val="false"/>
-                <w:iCs w:val="false"/>
-                <w:color w:val="000000"/>
-                <w:sz w:val="18"/>
-                <w:szCs w:val="18"/>
-              </w:rPr>
-              <w:t xml:space="preserve">Before learners begin, model the construction of ONE vertex (vertex A) live on the board or on a large sheet of paper pinned to the wall. Narrate each step aloud: 'I place my set square so one edge lies exactly along the mirror line m. I slide it until the perpendicular edge passes through vertex A. I draw the perpendicular line — this is the construction line, so I draw it lightly. Now I measure from A to where my perpendicular crosses m — I get 3.2 cm. I mark 3.2 cm on the other side and put a dot — that is A-prime.' Then say: 'Now you do vertex B the same way. I am coming around — I want to see your set square correctly aligned before you draw anything.' Circulate for 5 minutes, crouching to eye level with learners. For any learner who has their set square misaligned, say: 'Your set square needs to sit flush along the mirror line — show me the edge touching m first, then rotate until the perpendicular edge reaches your vertex.' [WAIT TIME: 10 seconds after corrective prompt before checking again.] After the first three vertices, pause the class: 'Stop. Hold up your page. Can you see your image starting to take shape?' Cold-call 2 learners: 'Wanjiku — describe what your image looks like so far compared to the object.' 'Otieno — is the image on the correct side of the mirror line?' After all five vertices are located, say: 'Now measure corresponding sides and fill in the table. I want numbers, not estimates.'</w:t>
-            </w:r>
-          </w:p>
-        </w:tc>
-        <w:tc>
-          <w:tcPr>
-            <w:tcW w:type="dxa" w:w="3040"/>
-            <w:shd w:fill="FFFFFF" w:color="auto" w:val="clear"/>
-            <w:tcMar>
-              <w:top w:type="dxa" w:w="60"/>
-              <w:left w:type="dxa" w:w="120"/>
-              <w:bottom w:type="dxa" w:w="60"/>
-              <w:right w:type="dxa" w:w="120"/>
-            </w:tcMar>
-            <w:vAlign w:val="top"/>
-          </w:tcPr>
-          <w:p>
-            <w:pPr>
-              <w:spacing w:after="40" w:before="0"/>
-              <w:jc w:val="left"/>
-            </w:pPr>
-            <w:r>
-              <w:rPr>
-                <w:rFonts w:ascii="Arial" w:cs="Arial" w:eastAsia="Arial" w:hAnsi="Arial"/>
-                <w:b w:val="false"/>
-                <w:bCs w:val="false"/>
-                <w:i w:val="false"/>
-                <w:iCs w:val="false"/>
-                <w:color w:val="000000"/>
-                <w:sz w:val="18"/>
-                <w:szCs w:val="18"/>
-              </w:rPr>
-              <w:t xml:space="preserve">Step-by-Step Construction with Live Modelling: The teacher models one vertex explicitly, then releases learners to replicate the method. This 'I do – You do' structure, combined with the measurement table, ensures learners gather their own numerical evidence that corresponding lengths are preserved — they are not told the result; they discover it through measurement. Connecting each perpendicular to the matatu mirror ('just as the mirror is equally far from lorry and image, your construction line is equally far from vertex and image vertex') keeps the phenomenon alive.</w:t>
-            </w:r>
-          </w:p>
-        </w:tc>
-        <w:tc>
-          <w:tcPr>
-            <w:tcW w:type="dxa" w:w="3040"/>
-            <w:shd w:fill="F2F2F2" w:color="auto" w:val="clear"/>
-            <w:tcMar>
-              <w:top w:type="dxa" w:w="60"/>
-              <w:left w:type="dxa" w:w="120"/>
-              <w:bottom w:type="dxa" w:w="60"/>
-              <w:right w:type="dxa" w:w="120"/>
-            </w:tcMar>
-            <w:vAlign w:val="top"/>
-          </w:tcPr>
-          <w:p>
-            <w:pPr>
-              <w:spacing w:after="40" w:before="0"/>
-              <w:jc w:val="left"/>
-            </w:pPr>
-            <w:r>
-              <w:rPr>
-                <w:rFonts w:ascii="Arial" w:cs="Arial" w:eastAsia="Arial" w:hAnsi="Arial"/>
-                <w:b w:val="false"/>
-                <w:bCs w:val="false"/>
-                <w:i w:val="false"/>
-                <w:iCs w:val="false"/>
-                <w:color w:val="000000"/>
-                <w:sz w:val="18"/>
-                <w:szCs w:val="18"/>
-              </w:rPr>
-              <w:t xml:space="preserve">Teacher checks three things while circulating: (1) Is the set square correctly aligned to the mirror line before the perpendicular is drawn? (2) Is the measured distance on the image side exactly equal to the object side distance (within 1 mm)? (3) Are image vertices joined in the correct order, preserving the polygon shape? Teacher notes any learner whose image polygon is a different shape or size and provides immediate corrective feedback — most errors trace to a misaligned set square at step 1.</w:t>
-            </w:r>
-          </w:p>
-        </w:tc>
-      </w:tr>
-      <w:tr>
-        <w:tc>
-          <w:tcPr>
-            <w:tcW w:type="dxa" w:w="1520"/>
-            <w:shd w:fill="E2EFDA" w:color="auto" w:val="clear"/>
-            <w:tcMar>
-              <w:top w:type="dxa" w:w="60"/>
-              <w:left w:type="dxa" w:w="120"/>
-              <w:bottom w:type="dxa" w:w="60"/>
-              <w:right w:type="dxa" w:w="120"/>
-            </w:tcMar>
-            <w:vAlign w:val="top"/>
-          </w:tcPr>
-          <w:p>
-            <w:pPr>
-              <w:spacing w:after="40" w:before="0"/>
-              <w:jc w:val="left"/>
-            </w:pPr>
-            <w:r>
-              <w:rPr>
-                <w:rFonts w:ascii="Arial" w:cs="Arial" w:eastAsia="Arial" w:hAnsi="Arial"/>
-                <w:b/>
-                <w:bCs/>
-                <w:i w:val="false"/>
-                <w:iCs w:val="false"/>
-                <w:color w:val="000000"/>
-                <w:sz w:val="18"/>
-                <w:szCs w:val="18"/>
-              </w:rPr>
-              <w:t xml:space="preserve">Explain Phase</w:t>
-            </w:r>
-          </w:p>
-          <w:p>
-            <w:pPr>
-              <w:spacing w:after="20" w:before="0"/>
-            </w:pPr>
-            <w:r>
-              <w:rPr>
-                <w:rFonts w:ascii="Arial" w:cs="Arial" w:eastAsia="Arial" w:hAnsi="Arial"/>
-                <w:b/>
-                <w:bCs/>
-                <w:color w:val="1F3864"/>
-                <w:sz w:val="16"/>
-                <w:szCs w:val="16"/>
-              </w:rPr>
-              <w:t xml:space="preserve">📹 VIDEO:</w:t>
-            </w:r>
-          </w:p>
-          <w:p>
-            <w:pPr>
-              <w:spacing w:after="20" w:before="0"/>
-            </w:pPr>
-            <w:hyperlink w:history="1" r:id="rIdaxz0lmb8qkuiwpxi8r8ix">
-              <w:r>
-                <w:rPr>
-                  <w:rFonts w:ascii="Arial" w:cs="Arial" w:eastAsia="Arial" w:hAnsi="Arial"/>
-                  <w:color w:val="2E75B6"/>
-                  <w:sz w:val="16"/>
-                  <w:szCs w:val="16"/>
-                  <w:u w:val="single" w:color="2E75B6"/>
-                </w:rPr>
-                <w:t xml:space="preserve">Reflecting points in the coordinate plane</w:t>
-              </w:r>
-            </w:hyperlink>
-          </w:p>
-          <w:p>
-            <w:pPr>
-              <w:spacing w:after="10" w:before="0"/>
-              <w:ind w:left="120"/>
-            </w:pPr>
-            <w:r>
-              <w:rPr>
-                <w:rFonts w:ascii="Arial" w:cs="Arial" w:eastAsia="Arial" w:hAnsi="Arial"/>
-                <w:color w:val="595959"/>
-                <w:sz w:val="14"/>
-                <w:szCs w:val="14"/>
-              </w:rPr>
-              <w:t xml:space="preserve">Source: Khan Academy (English - US curriculum)</w:t>
-            </w:r>
-          </w:p>
-          <w:p>
-            <w:pPr>
-              <w:spacing w:after="10" w:before="0"/>
-              <w:ind w:left="120"/>
-            </w:pPr>
-            <w:hyperlink w:history="1" r:id="rIdnlk7zr34vk36o2vnlfe_2">
-              <w:r>
-                <w:rPr>
-                  <w:rFonts w:ascii="Arial" w:cs="Arial" w:eastAsia="Arial" w:hAnsi="Arial"/>
-                  <w:color w:val="595959"/>
-                  <w:sz w:val="14"/>
-                  <w:szCs w:val="14"/>
-                  <w:u w:val="single" w:color="595959"/>
-                </w:rPr>
-                <w:t xml:space="preserve">🔍 Search ARES for similar videos</w:t>
-              </w:r>
-            </w:hyperlink>
-          </w:p>
-          <w:p>
-            <w:pPr>
-              <w:spacing w:after="40" w:before="0"/>
-            </w:pPr>
-            <w:r>
-              <w:rPr>
-                <w:sz w:val="14"/>
-                <w:szCs w:val="14"/>
-              </w:rPr>
-              <w:t xml:space="preserve"/>
-            </w:r>
-          </w:p>
-          <w:p>
-            <w:pPr>
-              <w:spacing w:after="20" w:before="0"/>
-            </w:pPr>
-            <w:r>
-              <w:rPr>
-                <w:rFonts w:ascii="Arial" w:cs="Arial" w:eastAsia="Arial" w:hAnsi="Arial"/>
-                <w:b/>
-                <w:bCs/>
-                <w:color w:val="1F3864"/>
-                <w:sz w:val="16"/>
-                <w:szCs w:val="16"/>
-              </w:rPr>
-              <w:t xml:space="preserve">📖 HTML:</w:t>
-            </w:r>
-          </w:p>
-          <w:p>
-            <w:pPr>
-              <w:spacing w:after="20" w:before="0"/>
-            </w:pPr>
-            <w:hyperlink w:history="1" r:id="rId9dpugsaoivlr57w7xo3xm">
-              <w:r>
-                <w:rPr>
-                  <w:rFonts w:ascii="Arial" w:cs="Arial" w:eastAsia="Arial" w:hAnsi="Arial"/>
-                  <w:color w:val="2E75B6"/>
-                  <w:sz w:val="16"/>
-                  <w:szCs w:val="16"/>
-                  <w:u w:val="single" w:color="2E75B6"/>
-                </w:rPr>
-                <w:t xml:space="preserve">Reflections in a Plane Mirror (PLIX)</w:t>
-              </w:r>
-            </w:hyperlink>
-          </w:p>
-          <w:p>
-            <w:pPr>
-              <w:spacing w:after="10" w:before="0"/>
-              <w:ind w:left="120"/>
-            </w:pPr>
-            <w:r>
-              <w:rPr>
-                <w:rFonts w:ascii="Arial" w:cs="Arial" w:eastAsia="Arial" w:hAnsi="Arial"/>
-                <w:color w:val="595959"/>
-                <w:sz w:val="14"/>
-                <w:szCs w:val="14"/>
-              </w:rPr>
-              <w:t xml:space="preserve">Source: CK-12</w:t>
-            </w:r>
-          </w:p>
-          <w:p>
-            <w:pPr>
-              <w:spacing w:after="10" w:before="0"/>
-              <w:ind w:left="120"/>
-            </w:pPr>
-            <w:hyperlink w:history="1" r:id="rIdkpojdpohmmh7cfjbhc99u">
-              <w:r>
-                <w:rPr>
-                  <w:rFonts w:ascii="Arial" w:cs="Arial" w:eastAsia="Arial" w:hAnsi="Arial"/>
-                  <w:color w:val="595959"/>
-                  <w:sz w:val="14"/>
-                  <w:szCs w:val="14"/>
-                  <w:u w:val="single" w:color="595959"/>
-                </w:rPr>
-                <w:t xml:space="preserve">🔍 Search ARES for similar readings</w:t>
-              </w:r>
-            </w:hyperlink>
-          </w:p>
-        </w:tc>
-        <w:tc>
-          <w:tcPr>
-            <w:tcW w:type="dxa" w:w="3040"/>
-            <w:shd w:fill="FFFFFF" w:color="auto" w:val="clear"/>
-            <w:tcMar>
-              <w:top w:type="dxa" w:w="60"/>
-              <w:left w:type="dxa" w:w="120"/>
-              <w:bottom w:type="dxa" w:w="60"/>
-              <w:right w:type="dxa" w:w="120"/>
-            </w:tcMar>
-            <w:vAlign w:val="top"/>
-          </w:tcPr>
-          <w:p>
-            <w:pPr>
-              <w:spacing w:after="40" w:before="0"/>
-              <w:jc w:val="left"/>
-            </w:pPr>
-            <w:r>
-              <w:rPr>
-                <w:rFonts w:ascii="Arial" w:cs="Arial" w:eastAsia="Arial" w:hAnsi="Arial"/>
-                <w:b w:val="false"/>
-                <w:bCs w:val="false"/>
-                <w:i w:val="false"/>
-                <w:iCs w:val="false"/>
-                <w:color w:val="000000"/>
-                <w:sz w:val="18"/>
-                <w:szCs w:val="18"/>
-              </w:rPr>
-              <w:t xml:space="preserve">Learners complete a second construction task: an irregular quadrilateral PQRS (with no right angles and no equal sides — shaped loosely like a plot of land near Kericho) with a mirror line at an oblique angle (not vertical) already drawn on the worksheet. They apply the same perpendicular bisector construction method independently, then answer three written explanation prompts in their books: (1) 'Explain in your own words why PQ = P'Q' in your construction.' (2) 'If the mirror line were moved 2 cm to the right, would the image change shape or size? Explain.' (3) 'A matatu mirror shows the image of a lorry that is 8 m long. What is the length of the image of the lorry in the mirror? Justify your answer using what you have just constructed.'</w:t>
-            </w:r>
-          </w:p>
-        </w:tc>
-        <w:tc>
-          <w:tcPr>
-            <w:tcW w:type="dxa" w:w="3040"/>
-            <w:shd w:fill="F2F2F2" w:color="auto" w:val="clear"/>
-            <w:tcMar>
-              <w:top w:type="dxa" w:w="60"/>
-              <w:left w:type="dxa" w:w="120"/>
-              <w:bottom w:type="dxa" w:w="60"/>
-              <w:right w:type="dxa" w:w="120"/>
-            </w:tcMar>
-            <w:vAlign w:val="top"/>
-          </w:tcPr>
-          <w:p>
-            <w:pPr>
-              <w:spacing w:after="40" w:before="0"/>
-              <w:jc w:val="left"/>
-            </w:pPr>
-            <w:r>
-              <w:rPr>
-                <w:rFonts w:ascii="Arial" w:cs="Arial" w:eastAsia="Arial" w:hAnsi="Arial"/>
-                <w:b w:val="false"/>
-                <w:bCs w:val="false"/>
-                <w:i w:val="false"/>
-                <w:iCs w:val="false"/>
-                <w:color w:val="000000"/>
-                <w:sz w:val="18"/>
-                <w:szCs w:val="18"/>
-              </w:rPr>
-              <w:t xml:space="preserve">Introduce the Kericho land plot polygon with: 'Farmers near Kericho Tea Estates often work with irregular plots of land — no neat right angles, no equal sides. Imagine PQRS is such a plot. The mirror line m is an irrigation channel running diagonally across the field. If we reflect the plot across the channel, where does each corner land?' Give 8 minutes for independent construction and the three written prompts. Then facilitate a whole-class debrief. Say: 'Let us hear your answer to prompt 3 — the matatu lorry.' [WAIT TIME: 12 seconds.] Cold-call 3 learners with different ability levels: 'Kamau — what did you write?' 'Achieng — do you agree with Kamau? What would you add?' 'Mwangi — can you connect your construction to the lorry in our matatu scenario?' After responses, say: 'So the image of an 8 m lorry in the mirror is also 8 m — the mirror does not shrink or stretch, it only flips. That is what your construction just proved — every corresponding length is preserved.' Write on the board: 'Reflection PRESERVES length, angle, and shape → Object ≅ Image.' Ask: 'Does anyone remember what the word for this is — when two shapes are identical in every measurable way?' [WAIT TIME: 10 seconds.] Elicit 'congruent.'</w:t>
-            </w:r>
-          </w:p>
-        </w:tc>
-        <w:tc>
-          <w:tcPr>
-            <w:tcW w:type="dxa" w:w="3040"/>
-            <w:shd w:fill="FFFFFF" w:color="auto" w:val="clear"/>
-            <w:tcMar>
-              <w:top w:type="dxa" w:w="60"/>
-              <w:left w:type="dxa" w:w="120"/>
-              <w:bottom w:type="dxa" w:w="60"/>
-              <w:right w:type="dxa" w:w="120"/>
-            </w:tcMar>
-            <w:vAlign w:val="top"/>
-          </w:tcPr>
-          <w:p>
-            <w:pPr>
-              <w:spacing w:after="40" w:before="0"/>
-              <w:jc w:val="left"/>
-            </w:pPr>
-            <w:r>
-              <w:rPr>
-                <w:rFonts w:ascii="Arial" w:cs="Arial" w:eastAsia="Arial" w:hAnsi="Arial"/>
-                <w:b w:val="false"/>
-                <w:bCs w:val="false"/>
-                <w:i w:val="false"/>
-                <w:iCs w:val="false"/>
-                <w:color w:val="000000"/>
-                <w:sz w:val="18"/>
-                <w:szCs w:val="18"/>
-              </w:rPr>
-              <w:t xml:space="preserve">Explanation Prompts with Phenomenon Re-anchoring: The three written prompts escalate from procedural explanation (why PQ = P'Q') to conceptual transfer (would moving the mirror change size?) to phenomenon application (the matatu lorry). This sequence ensures learners articulate the mathematical justification in their own words before connecting it back to the driving question — building the language of congruence they will need in Lessons 7 and 8.</w:t>
-            </w:r>
-          </w:p>
-        </w:tc>
-        <w:tc>
-          <w:tcPr>
-            <w:tcW w:type="dxa" w:w="3040"/>
-            <w:shd w:fill="F2F2F2" w:color="auto" w:val="clear"/>
-            <w:tcMar>
-              <w:top w:type="dxa" w:w="60"/>
-              <w:left w:type="dxa" w:w="120"/>
-              <w:bottom w:type="dxa" w:w="60"/>
-              <w:right w:type="dxa" w:w="120"/>
-            </w:tcMar>
-            <w:vAlign w:val="top"/>
-          </w:tcPr>
-          <w:p>
-            <w:pPr>
-              <w:spacing w:after="40" w:before="0"/>
-              <w:jc w:val="left"/>
-            </w:pPr>
-            <w:r>
-              <w:rPr>
-                <w:rFonts w:ascii="Arial" w:cs="Arial" w:eastAsia="Arial" w:hAnsi="Arial"/>
-                <w:b w:val="false"/>
-                <w:bCs w:val="false"/>
-                <w:i w:val="false"/>
-                <w:iCs w:val="false"/>
-                <w:color w:val="000000"/>
-                <w:sz w:val="18"/>
-                <w:szCs w:val="18"/>
-              </w:rPr>
-              <w:t xml:space="preserve">Teacher reads prompt 3 responses over learners' shoulders during circulation. Target response: 'The image of the lorry is also 8 m long because reflection preserves length — every point of the lorry reflects to a unique image point at equal perpendicular distance from the mirror, and the distance between any two image points equals the distance between the corresponding object points.' Learners who write 'it depends on how far the lorry is' have confused reflection with perspective/enlargement and need a one-to-one follow-up question: 'Did the length of your polygon PQRS change when you reflected it? Check your measurement table.'</w:t>
-            </w:r>
-          </w:p>
-        </w:tc>
-      </w:tr>
-      <w:tr>
-        <w:tc>
-          <w:tcPr>
-            <w:tcW w:type="dxa" w:w="1520"/>
-            <w:shd w:fill="FCE4D6" w:color="auto" w:val="clear"/>
-            <w:tcMar>
-              <w:top w:type="dxa" w:w="60"/>
-              <w:left w:type="dxa" w:w="120"/>
-              <w:bottom w:type="dxa" w:w="60"/>
-              <w:right w:type="dxa" w:w="120"/>
-            </w:tcMar>
-            <w:vAlign w:val="top"/>
-          </w:tcPr>
-          <w:p>
-            <w:pPr>
-              <w:spacing w:after="40" w:before="0"/>
-              <w:jc w:val="left"/>
-            </w:pPr>
-            <w:r>
-              <w:rPr>
-                <w:rFonts w:ascii="Arial" w:cs="Arial" w:eastAsia="Arial" w:hAnsi="Arial"/>
-                <w:b/>
-                <w:bCs/>
-                <w:i w:val="false"/>
-                <w:iCs w:val="false"/>
-                <w:color w:val="000000"/>
-                <w:sz w:val="18"/>
-                <w:szCs w:val="18"/>
-              </w:rPr>
-              <w:t xml:space="preserve">Driving Question Board (DQB) Creation</w:t>
-            </w:r>
-          </w:p>
-          <w:p>
-            <w:pPr>
-              <w:spacing w:after="20" w:before="0"/>
-            </w:pPr>
-            <w:r>
-              <w:rPr>
-                <w:rFonts w:ascii="Arial" w:cs="Arial" w:eastAsia="Arial" w:hAnsi="Arial"/>
-                <w:b/>
-                <w:bCs/>
-                <w:color w:val="1F3864"/>
-                <w:sz w:val="16"/>
-                <w:szCs w:val="16"/>
-              </w:rPr>
-              <w:t xml:space="preserve">📹 VIDEO:</w:t>
-            </w:r>
-          </w:p>
-          <w:p>
-            <w:pPr>
-              <w:spacing w:after="20" w:before="0"/>
-            </w:pPr>
-            <w:hyperlink w:history="1" r:id="rIddeo1b7abledk6tgyxhsjs">
-              <w:r>
-                <w:rPr>
-                  <w:rFonts w:ascii="Arial" w:cs="Arial" w:eastAsia="Arial" w:hAnsi="Arial"/>
-                  <w:color w:val="2E75B6"/>
-                  <w:sz w:val="16"/>
-                  <w:szCs w:val="16"/>
-                  <w:u w:val="single" w:color="2E75B6"/>
-                </w:rPr>
-                <w:t xml:space="preserve">Reflecting shapes: diagonal line of reflection</w:t>
-              </w:r>
-            </w:hyperlink>
-          </w:p>
-          <w:p>
-            <w:pPr>
-              <w:spacing w:after="10" w:before="0"/>
-              <w:ind w:left="120"/>
-            </w:pPr>
-            <w:r>
-              <w:rPr>
-                <w:rFonts w:ascii="Arial" w:cs="Arial" w:eastAsia="Arial" w:hAnsi="Arial"/>
-                <w:color w:val="595959"/>
-                <w:sz w:val="14"/>
-                <w:szCs w:val="14"/>
-              </w:rPr>
-              <w:t xml:space="preserve">Source: Khan Academy (English - US curriculum)</w:t>
-            </w:r>
-          </w:p>
-          <w:p>
-            <w:pPr>
-              <w:spacing w:after="10" w:before="0"/>
-              <w:ind w:left="120"/>
-            </w:pPr>
-            <w:hyperlink w:history="1" r:id="rIdg3oi1fcnkox8wgtpvdo3w">
-              <w:r>
-                <w:rPr>
-                  <w:rFonts w:ascii="Arial" w:cs="Arial" w:eastAsia="Arial" w:hAnsi="Arial"/>
-                  <w:color w:val="595959"/>
-                  <w:sz w:val="14"/>
-                  <w:szCs w:val="14"/>
-                  <w:u w:val="single" w:color="595959"/>
-                </w:rPr>
-                <w:t xml:space="preserve">🔍 Search ARES for similar videos</w:t>
-              </w:r>
-            </w:hyperlink>
-          </w:p>
-          <w:p>
-            <w:pPr>
-              <w:spacing w:after="40" w:before="0"/>
-            </w:pPr>
-            <w:r>
-              <w:rPr>
-                <w:sz w:val="14"/>
-                <w:szCs w:val="14"/>
-              </w:rPr>
-              <w:t xml:space="preserve"/>
-            </w:r>
-          </w:p>
-          <w:p>
-            <w:pPr>
-              <w:spacing w:after="20" w:before="0"/>
-            </w:pPr>
-            <w:r>
-              <w:rPr>
-                <w:rFonts w:ascii="Arial" w:cs="Arial" w:eastAsia="Arial" w:hAnsi="Arial"/>
-                <w:b/>
-                <w:bCs/>
-                <w:color w:val="1F3864"/>
-                <w:sz w:val="16"/>
-                <w:szCs w:val="16"/>
-              </w:rPr>
-              <w:t xml:space="preserve">📖 EXERCISE:</w:t>
-            </w:r>
-          </w:p>
-          <w:p>
-            <w:pPr>
-              <w:spacing w:after="20" w:before="0"/>
-            </w:pPr>
-            <w:hyperlink w:history="1" r:id="rIdgyl099fi2-nweo32fokyl">
-              <w:r>
-                <w:rPr>
-                  <w:rFonts w:ascii="Arial" w:cs="Arial" w:eastAsia="Arial" w:hAnsi="Arial"/>
-                  <w:color w:val="2E75B6"/>
-                  <w:sz w:val="16"/>
-                  <w:szCs w:val="16"/>
-                  <w:u w:val="single" w:color="2E75B6"/>
-                </w:rPr>
-                <w:t xml:space="preserve">Justify constructions</w:t>
-              </w:r>
-            </w:hyperlink>
-          </w:p>
-          <w:p>
-            <w:pPr>
-              <w:spacing w:after="10" w:before="0"/>
-              <w:ind w:left="120"/>
-            </w:pPr>
-            <w:r>
-              <w:rPr>
-                <w:rFonts w:ascii="Arial" w:cs="Arial" w:eastAsia="Arial" w:hAnsi="Arial"/>
-                <w:color w:val="595959"/>
-                <w:sz w:val="14"/>
-                <w:szCs w:val="14"/>
-              </w:rPr>
-              <w:t xml:space="preserve">Source: Khan Academy (English - US curriculum)</w:t>
-            </w:r>
-          </w:p>
-          <w:p>
-            <w:pPr>
-              <w:spacing w:after="10" w:before="0"/>
-              <w:ind w:left="120"/>
-            </w:pPr>
-            <w:hyperlink w:history="1" r:id="rIdazbyff40j6wp2m4nm16hg">
-              <w:r>
-                <w:rPr>
-                  <w:rFonts w:ascii="Arial" w:cs="Arial" w:eastAsia="Arial" w:hAnsi="Arial"/>
-                  <w:color w:val="595959"/>
-                  <w:sz w:val="14"/>
-                  <w:szCs w:val="14"/>
-                  <w:u w:val="single" w:color="595959"/>
-                </w:rPr>
-                <w:t xml:space="preserve">🔍 Search ARES for similar readings</w:t>
-              </w:r>
-            </w:hyperlink>
-          </w:p>
-        </w:tc>
-        <w:tc>
-          <w:tcPr>
-            <w:tcW w:type="dxa" w:w="3040"/>
-            <w:shd w:fill="FFFFFF" w:color="auto" w:val="clear"/>
-            <w:tcMar>
-              <w:top w:type="dxa" w:w="60"/>
-              <w:left w:type="dxa" w:w="120"/>
-              <w:bottom w:type="dxa" w:w="60"/>
-              <w:right w:type="dxa" w:w="120"/>
-            </w:tcMar>
-            <w:vAlign w:val="top"/>
-          </w:tcPr>
-          <w:p>
-            <w:pPr>
-              <w:spacing w:after="40" w:before="0"/>
-              <w:jc w:val="left"/>
-            </w:pPr>
-            <w:r>
-              <w:rPr>
-                <w:rFonts w:ascii="Arial" w:cs="Arial" w:eastAsia="Arial" w:hAnsi="Arial"/>
-                <w:b w:val="false"/>
-                <w:bCs w:val="false"/>
-                <w:i w:val="false"/>
-                <w:iCs w:val="false"/>
-                <w:color w:val="000000"/>
-                <w:sz w:val="18"/>
-                <w:szCs w:val="18"/>
-              </w:rPr>
-              <w:t xml:space="preserve">Each learner selects their neatest construction — either the flag outline or the Kericho land plot — and in the space below it writes a two-sentence caption: one sentence stating what they did, one sentence stating what it proves. Volunteers share their captions aloud. The class agrees on a consensus diagram to add to the class Driving Question Board: a labelled sketch showing object polygon, mirror line m, perpendicular construction lines from two vertices, and the image polygon, with the caption 'Every point reflects to a unique image point — object and image are congruent.' Learners also scan the existing DQB cards from Lessons 1–5 and write on a sticky note one NEW question that today's lesson raised for them about congruence.</w:t>
-            </w:r>
-          </w:p>
-        </w:tc>
-        <w:tc>
-          <w:tcPr>
-            <w:tcW w:type="dxa" w:w="3040"/>
-            <w:shd w:fill="F2F2F2" w:color="auto" w:val="clear"/>
-            <w:tcMar>
-              <w:top w:type="dxa" w:w="60"/>
-              <w:left w:type="dxa" w:w="120"/>
-              <w:bottom w:type="dxa" w:w="60"/>
-              <w:right w:type="dxa" w:w="120"/>
-            </w:tcMar>
-            <w:vAlign w:val="top"/>
-          </w:tcPr>
-          <w:p>
-            <w:pPr>
-              <w:spacing w:after="40" w:before="0"/>
-              <w:jc w:val="left"/>
-            </w:pPr>
-            <w:r>
-              <w:rPr>
-                <w:rFonts w:ascii="Arial" w:cs="Arial" w:eastAsia="Arial" w:hAnsi="Arial"/>
-                <w:b w:val="false"/>
-                <w:bCs w:val="false"/>
-                <w:i w:val="false"/>
-                <w:iCs w:val="false"/>
-                <w:color w:val="000000"/>
-                <w:sz w:val="18"/>
-                <w:szCs w:val="18"/>
-              </w:rPr>
-              <w:t xml:space="preserve">Say: 'Look at your best construction. Write underneath it: one sentence — what you did today; one sentence — what it proves about reflection.' Allow 3 minutes. Cold-call 4 learners to read their captions. After each, ask the class: 'Thumbs up if your caption says something similar. Thumbs sideways if you said it differently.' Use the strongest caption (or a composite) to model the consensus DQB entry. Pin the chosen diagram to the DQB and say: 'This diagram answers part of our driving question — yes, the mirror image is always the same shape and size as the object. But look at our driving question again [point to it]: it also asks WHY the image appears flipped and how this proves congruence. We have shown congruence through construction — but we have not yet stated the MINIMUM conditions needed to guarantee two triangles are congruent. That is where we are heading.' Then say: 'Write one new question your construction raised — stick it on the DQB under the heading Things We Are Still Wondering.' [WAIT TIME: 2 minutes for silent writing.] Read 3–4 sticky notes aloud, briefly validating each.</w:t>
-            </w:r>
-          </w:p>
-        </w:tc>
-        <w:tc>
-          <w:tcPr>
-            <w:tcW w:type="dxa" w:w="3040"/>
-            <w:shd w:fill="FFFFFF" w:color="auto" w:val="clear"/>
-            <w:tcMar>
-              <w:top w:type="dxa" w:w="60"/>
-              <w:left w:type="dxa" w:w="120"/>
-              <w:bottom w:type="dxa" w:w="60"/>
-              <w:right w:type="dxa" w:w="120"/>
-            </w:tcMar>
-            <w:vAlign w:val="top"/>
-          </w:tcPr>
-          <w:p>
-            <w:pPr>
-              <w:spacing w:after="40" w:before="0"/>
-              <w:jc w:val="left"/>
-            </w:pPr>
-            <w:r>
-              <w:rPr>
-                <w:rFonts w:ascii="Arial" w:cs="Arial" w:eastAsia="Arial" w:hAnsi="Arial"/>
-                <w:b w:val="false"/>
-                <w:bCs w:val="false"/>
-                <w:i w:val="false"/>
-                <w:iCs w:val="false"/>
-                <w:color w:val="000000"/>
-                <w:sz w:val="18"/>
-                <w:szCs w:val="18"/>
-              </w:rPr>
-              <w:t xml:space="preserve">Caption Writing and DQB Progressive Update: Requiring learners to write a two-sentence caption (what I did / what it proves) forces consolidation of procedural and conceptual learning simultaneously. The DQB update makes the class's growing understanding visible and cumulative — each lesson's addition builds a public record of the evidence-gathering sequence. The 'new questions' sticky notes maintain intellectual curiosity and preview the congruence test focus of Lessons 7 and 8.</w:t>
-            </w:r>
-          </w:p>
-        </w:tc>
-        <w:tc>
-          <w:tcPr>
-            <w:tcW w:type="dxa" w:w="3040"/>
-            <w:shd w:fill="F2F2F2" w:color="auto" w:val="clear"/>
-            <w:tcMar>
-              <w:top w:type="dxa" w:w="60"/>
-              <w:left w:type="dxa" w:w="120"/>
-              <w:bottom w:type="dxa" w:w="60"/>
-              <w:right w:type="dxa" w:w="120"/>
-            </w:tcMar>
-            <w:vAlign w:val="top"/>
-          </w:tcPr>
-          <w:p>
-            <w:pPr>
-              <w:spacing w:after="40" w:before="0"/>
-              <w:jc w:val="left"/>
-            </w:pPr>
-            <w:r>
-              <w:rPr>
-                <w:rFonts w:ascii="Arial" w:cs="Arial" w:eastAsia="Arial" w:hAnsi="Arial"/>
-                <w:b w:val="false"/>
-                <w:bCs w:val="false"/>
-                <w:i w:val="false"/>
-                <w:iCs w:val="false"/>
-                <w:color w:val="000000"/>
-                <w:sz w:val="18"/>
-                <w:szCs w:val="18"/>
-              </w:rPr>
-              <w:t xml:space="preserve">Teacher reads the new-question sticky notes. Expected emerging questions include: 'Does it matter which three sides we compare to call two triangles congruent?' 'Can two shapes be the same size and shape but one is flipped — is that still congruent?' 'What is the minimum information needed to prove congruence?' These questions confirm learners are ready for the congruence test lessons. Learners who write very procedural questions ('How do you use the set square?') may need additional support consolidating the conceptual significance of today's construction.</w:t>
-            </w:r>
-          </w:p>
-        </w:tc>
-      </w:tr>
-      <w:tr>
-        <w:tc>
-          <w:tcPr>
-            <w:tcW w:type="dxa" w:w="1520"/>
-            <w:shd w:fill="D5E8F0" w:color="auto" w:val="clear"/>
-            <w:tcMar>
-              <w:top w:type="dxa" w:w="60"/>
-              <w:left w:type="dxa" w:w="120"/>
-              <w:bottom w:type="dxa" w:w="60"/>
-              <w:right w:type="dxa" w:w="120"/>
-            </w:tcMar>
-            <w:vAlign w:val="top"/>
-          </w:tcPr>
-          <w:p>
-            <w:pPr>
-              <w:spacing w:after="40" w:before="0"/>
-              <w:jc w:val="left"/>
-            </w:pPr>
-            <w:r>
-              <w:rPr>
-                <w:rFonts w:ascii="Arial" w:cs="Arial" w:eastAsia="Arial" w:hAnsi="Arial"/>
-                <w:b/>
-                <w:bCs/>
-                <w:i w:val="false"/>
-                <w:iCs w:val="false"/>
-                <w:color w:val="000000"/>
-                <w:sz w:val="18"/>
-                <w:szCs w:val="18"/>
-              </w:rPr>
-              <w:t xml:space="preserve">Model Building Phase</w:t>
-            </w:r>
-          </w:p>
-          <w:p>
-            <w:pPr>
-              <w:spacing w:after="20" w:before="0"/>
-            </w:pPr>
-            <w:r>
-              <w:rPr>
-                <w:rFonts w:ascii="Arial" w:cs="Arial" w:eastAsia="Arial" w:hAnsi="Arial"/>
-                <w:b/>
-                <w:bCs/>
-                <w:color w:val="1F3864"/>
-                <w:sz w:val="16"/>
-                <w:szCs w:val="16"/>
-              </w:rPr>
-              <w:t xml:space="preserve">📹 VIDEO:</w:t>
-            </w:r>
-          </w:p>
-          <w:p>
-            <w:pPr>
-              <w:spacing w:after="20" w:before="0"/>
-            </w:pPr>
-            <w:hyperlink w:history="1" r:id="rIdwqjwz2w9agqh2uct5rnvz">
-              <w:r>
-                <w:rPr>
-                  <w:rFonts w:ascii="Arial" w:cs="Arial" w:eastAsia="Arial" w:hAnsi="Arial"/>
-                  <w:color w:val="2E75B6"/>
-                  <w:sz w:val="16"/>
-                  <w:szCs w:val="16"/>
-                  <w:u w:val="single" w:color="2E75B6"/>
-                </w:rPr>
-                <w:t xml:space="preserve">Geometric constructions: perpendicular bisector</w:t>
-              </w:r>
-            </w:hyperlink>
-          </w:p>
-          <w:p>
-            <w:pPr>
-              <w:spacing w:after="10" w:before="0"/>
-              <w:ind w:left="120"/>
-            </w:pPr>
-            <w:r>
-              <w:rPr>
-                <w:rFonts w:ascii="Arial" w:cs="Arial" w:eastAsia="Arial" w:hAnsi="Arial"/>
-                <w:color w:val="595959"/>
-                <w:sz w:val="14"/>
-                <w:szCs w:val="14"/>
-              </w:rPr>
-              <w:t xml:space="preserve">Source: Khan Academy (English - US curriculum)</w:t>
-            </w:r>
-          </w:p>
-          <w:p>
-            <w:pPr>
-              <w:spacing w:after="10" w:before="0"/>
-              <w:ind w:left="120"/>
-            </w:pPr>
-            <w:hyperlink w:history="1" r:id="rId_cm3sthqv8i445ahf6cav">
-              <w:r>
-                <w:rPr>
-                  <w:rFonts w:ascii="Arial" w:cs="Arial" w:eastAsia="Arial" w:hAnsi="Arial"/>
-                  <w:color w:val="595959"/>
-                  <w:sz w:val="14"/>
-                  <w:szCs w:val="14"/>
-                  <w:u w:val="single" w:color="595959"/>
-                </w:rPr>
-                <w:t xml:space="preserve">🔍 Search ARES for similar videos</w:t>
-              </w:r>
-            </w:hyperlink>
-          </w:p>
-          <w:p>
-            <w:pPr>
-              <w:spacing w:after="40" w:before="0"/>
-            </w:pPr>
-            <w:r>
-              <w:rPr>
-                <w:sz w:val="14"/>
-                <w:szCs w:val="14"/>
-              </w:rPr>
-              <w:t xml:space="preserve"/>
-            </w:r>
-          </w:p>
-          <w:p>
-            <w:pPr>
-              <w:spacing w:after="20" w:before="0"/>
-            </w:pPr>
-            <w:r>
-              <w:rPr>
-                <w:rFonts w:ascii="Arial" w:cs="Arial" w:eastAsia="Arial" w:hAnsi="Arial"/>
-                <w:b/>
-                <w:bCs/>
-                <w:color w:val="1F3864"/>
-                <w:sz w:val="16"/>
-                <w:szCs w:val="16"/>
-              </w:rPr>
-              <w:t xml:space="preserve">📖 EXERCISE:</w:t>
-            </w:r>
-          </w:p>
-          <w:p>
-            <w:pPr>
-              <w:spacing w:after="20" w:before="0"/>
-            </w:pPr>
-            <w:hyperlink w:history="1" r:id="rIdaazzzrvevgmigvymcicrk">
-              <w:r>
-                <w:rPr>
-                  <w:rFonts w:ascii="Arial" w:cs="Arial" w:eastAsia="Arial" w:hAnsi="Arial"/>
-                  <w:color w:val="2E75B6"/>
-                  <w:sz w:val="16"/>
-                  <w:szCs w:val="16"/>
-                  <w:u w:val="single" w:color="2E75B6"/>
-                </w:rPr>
-                <w:t xml:space="preserve">Justify constructions</w:t>
-              </w:r>
-            </w:hyperlink>
-          </w:p>
-          <w:p>
-            <w:pPr>
-              <w:spacing w:after="10" w:before="0"/>
-              <w:ind w:left="120"/>
-            </w:pPr>
-            <w:r>
-              <w:rPr>
-                <w:rFonts w:ascii="Arial" w:cs="Arial" w:eastAsia="Arial" w:hAnsi="Arial"/>
-                <w:color w:val="595959"/>
-                <w:sz w:val="14"/>
-                <w:szCs w:val="14"/>
-              </w:rPr>
-              <w:t xml:space="preserve">Source: Khan Academy (English - US curriculum)</w:t>
-            </w:r>
-          </w:p>
-          <w:p>
-            <w:pPr>
-              <w:spacing w:after="10" w:before="0"/>
-              <w:ind w:left="120"/>
-            </w:pPr>
-            <w:hyperlink w:history="1" r:id="rIdscrhdbwpba_-rc8mnhrz9">
+            <w:hyperlink w:history="1" r:id="rIda1ruy1acihwkr1pdornqx">
               <w:r>
                 <w:rPr>
                   <w:rFonts w:ascii="Arial" w:cs="Arial" w:eastAsia="Arial" w:hAnsi="Arial"/>
@@ -20974,7 +21102,7 @@
         </w:rPr>
         <w:t xml:space="preserve">© 2026 SeaVuria and ARES. Aligned with KICD objectives. Developed by SeaVuria; technical implementation by ARES (with AI assistance from Claude). Licensed under </w:t>
       </w:r>
-      <w:hyperlink w:history="1" r:id="rIdz_83o7juzz6gmwmdenbq9">
+      <w:hyperlink w:history="1" r:id="rIdykgea7dn7ot6mg_5q6oq2">
         <w:r>
           <w:rPr>
             <w:rFonts w:ascii="Arial" w:cs="Arial" w:eastAsia="Arial" w:hAnsi="Arial"/>
@@ -20995,7 +21123,7 @@
         </w:rPr>
         <w:t xml:space="preserve"> (</w:t>
       </w:r>
-      <w:hyperlink w:history="1" r:id="rIdfrow-rsl7edtfg3ad-fcg">
+      <w:hyperlink w:history="1" r:id="rId0qytvnbz1hyoucq_rg5qj">
         <w:r>
           <w:rPr>
             <w:rFonts w:ascii="Arial" w:cs="Arial" w:eastAsia="Arial" w:hAnsi="Arial"/>
@@ -22091,7 +22219,7 @@
             <w:pPr>
               <w:spacing w:after="20" w:before="0"/>
             </w:pPr>
-            <w:hyperlink w:history="1" r:id="rIdrreth3agrl4rs-zuec13a">
+            <w:hyperlink w:history="1" r:id="rIdnylrvuhnyooggxg5cz8y7">
               <w:r>
                 <w:rPr>
                   <w:rFonts w:ascii="Arial" w:cs="Arial" w:eastAsia="Arial" w:hAnsi="Arial"/>
@@ -22124,7 +22252,7 @@
               <w:spacing w:after="10" w:before="0"/>
               <w:ind w:left="120"/>
             </w:pPr>
-            <w:hyperlink w:history="1" r:id="rIdxfrnvixnfbcmtonh0xuma">
+            <w:hyperlink w:history="1" r:id="rIdrq9qgm-cvkmpzircgw4yx">
               <w:r>
                 <w:rPr>
                   <w:rFonts w:ascii="Arial" w:cs="Arial" w:eastAsia="Arial" w:hAnsi="Arial"/>
@@ -22169,7 +22297,7 @@
             <w:pPr>
               <w:spacing w:after="20" w:before="0"/>
             </w:pPr>
-            <w:hyperlink w:history="1" r:id="rIdj_uuyknprtats6elcwnti">
+            <w:hyperlink w:history="1" r:id="rIdol8dkgei7p7fqvohb-zhh">
               <w:r>
                 <w:rPr>
                   <w:rFonts w:ascii="Arial" w:cs="Arial" w:eastAsia="Arial" w:hAnsi="Arial"/>
@@ -22202,7 +22330,7 @@
               <w:spacing w:after="10" w:before="0"/>
               <w:ind w:left="120"/>
             </w:pPr>
-            <w:hyperlink w:history="1" r:id="rId5htzj--fwhpshiuzqbo5s">
+            <w:hyperlink w:history="1" r:id="rIdo2-jc0uzgf7xlxdjullfy">
               <w:r>
                 <w:rPr>
                   <w:rFonts w:ascii="Arial" w:cs="Arial" w:eastAsia="Arial" w:hAnsi="Arial"/>
@@ -22397,7 +22525,7 @@
             <w:pPr>
               <w:spacing w:after="20" w:before="0"/>
             </w:pPr>
-            <w:hyperlink w:history="1" r:id="rIdk-5pvmmb7ynxaddknww96">
+            <w:hyperlink w:history="1" r:id="rIdlriosnoaeydat0cozqnr1">
               <w:r>
                 <w:rPr>
                   <w:rFonts w:ascii="Arial" w:cs="Arial" w:eastAsia="Arial" w:hAnsi="Arial"/>
@@ -22430,7 +22558,7 @@
               <w:spacing w:after="10" w:before="0"/>
               <w:ind w:left="120"/>
             </w:pPr>
-            <w:hyperlink w:history="1" r:id="rId0f463mtmvsddj9n1q3bkx">
+            <w:hyperlink w:history="1" r:id="rIddbw7qoinue2gjonohlr1p">
               <w:r>
                 <w:rPr>
                   <w:rFonts w:ascii="Arial" w:cs="Arial" w:eastAsia="Arial" w:hAnsi="Arial"/>
@@ -22475,7 +22603,7 @@
             <w:pPr>
               <w:spacing w:after="20" w:before="0"/>
             </w:pPr>
-            <w:hyperlink w:history="1" r:id="rIdhql6fs5ra2yeoddtcsmlw">
+            <w:hyperlink w:history="1" r:id="rId2agcqmizzi9eckmdxn33u">
               <w:r>
                 <w:rPr>
                   <w:rFonts w:ascii="Arial" w:cs="Arial" w:eastAsia="Arial" w:hAnsi="Arial"/>
@@ -22508,7 +22636,7 @@
               <w:spacing w:after="10" w:before="0"/>
               <w:ind w:left="120"/>
             </w:pPr>
-            <w:hyperlink w:history="1" r:id="rIdmhylk8hoyp-fybsvfogod">
+            <w:hyperlink w:history="1" r:id="rIdnxycwwdmexwieqm4nyurp">
               <w:r>
                 <w:rPr>
                   <w:rFonts w:ascii="Arial" w:cs="Arial" w:eastAsia="Arial" w:hAnsi="Arial"/>
@@ -22703,7 +22831,7 @@
             <w:pPr>
               <w:spacing w:after="20" w:before="0"/>
             </w:pPr>
-            <w:hyperlink w:history="1" r:id="rIdljqlk7abo6cuddq6tfrbw">
+            <w:hyperlink w:history="1" r:id="rId1elvrhzmhcvxtigwf_8qs">
               <w:r>
                 <w:rPr>
                   <w:rFonts w:ascii="Arial" w:cs="Arial" w:eastAsia="Arial" w:hAnsi="Arial"/>
@@ -22736,7 +22864,7 @@
               <w:spacing w:after="10" w:before="0"/>
               <w:ind w:left="120"/>
             </w:pPr>
-            <w:hyperlink w:history="1" r:id="rIdctdmydzad21egu2gxc0zj">
+            <w:hyperlink w:history="1" r:id="rIduwqb46mk1-kcgsw9y2e_0">
               <w:r>
                 <w:rPr>
                   <w:rFonts w:ascii="Arial" w:cs="Arial" w:eastAsia="Arial" w:hAnsi="Arial"/>
@@ -22781,7 +22909,7 @@
             <w:pPr>
               <w:spacing w:after="20" w:before="0"/>
             </w:pPr>
-            <w:hyperlink w:history="1" r:id="rIdjzrnjii42mrtvhzsm3gfe">
+            <w:hyperlink w:history="1" r:id="rIdna-foewyw70ujnrdribde">
               <w:r>
                 <w:rPr>
                   <w:rFonts w:ascii="Arial" w:cs="Arial" w:eastAsia="Arial" w:hAnsi="Arial"/>
@@ -22814,7 +22942,7 @@
               <w:spacing w:after="10" w:before="0"/>
               <w:ind w:left="120"/>
             </w:pPr>
-            <w:hyperlink w:history="1" r:id="rIdrvsvjz_ntddih6bspha5e">
+            <w:hyperlink w:history="1" r:id="rIdyetwf6yvkgwenurm3mufd">
               <w:r>
                 <w:rPr>
                   <w:rFonts w:ascii="Arial" w:cs="Arial" w:eastAsia="Arial" w:hAnsi="Arial"/>
@@ -23009,7 +23137,7 @@
             <w:pPr>
               <w:spacing w:after="20" w:before="0"/>
             </w:pPr>
-            <w:hyperlink w:history="1" r:id="rIddooyodjqkkr3cwvtsjhcn">
+            <w:hyperlink w:history="1" r:id="rIddcaj2v1wsktdxdy1dmwov">
               <w:r>
                 <w:rPr>
                   <w:rFonts w:ascii="Arial" w:cs="Arial" w:eastAsia="Arial" w:hAnsi="Arial"/>
@@ -23018,7 +23146,7 @@
                   <w:szCs w:val="16"/>
                   <w:u w:val="single" w:color="2E75B6"/>
                 </w:rPr>
-                <w:t xml:space="preserve">Proving the SAS triangle congruence criterion using transformations</w:t>
+                <w:t xml:space="preserve">Determining congruent triangles -dubbed(KY)</w:t>
               </w:r>
             </w:hyperlink>
           </w:p>
@@ -23034,7 +23162,7 @@
                 <w:sz w:val="14"/>
                 <w:szCs w:val="14"/>
               </w:rPr>
-              <w:t xml:space="preserve">Source: Khan Academy (English - US curriculum)</w:t>
+              <w:t xml:space="preserve">Source: Khan Academy (Kiswahili)</w:t>
             </w:r>
           </w:p>
           <w:p>
@@ -23042,7 +23170,7 @@
               <w:spacing w:after="10" w:before="0"/>
               <w:ind w:left="120"/>
             </w:pPr>
-            <w:hyperlink w:history="1" r:id="rIdurevjbgrqbptee9-odooh">
+            <w:hyperlink w:history="1" r:id="rId1_27vsfgprdy4pvs0a51g">
               <w:r>
                 <w:rPr>
                   <w:rFonts w:ascii="Arial" w:cs="Arial" w:eastAsia="Arial" w:hAnsi="Arial"/>
@@ -23087,7 +23215,7 @@
             <w:pPr>
               <w:spacing w:after="20" w:before="0"/>
             </w:pPr>
-            <w:hyperlink w:history="1" r:id="rId9ui7zqr2neuh1nygmchih">
+            <w:hyperlink w:history="1" r:id="rIduxn3udny_nwsbovvdtccc">
               <w:r>
                 <w:rPr>
                   <w:rFonts w:ascii="Arial" w:cs="Arial" w:eastAsia="Arial" w:hAnsi="Arial"/>
@@ -23096,7 +23224,7 @@
                   <w:szCs w:val="16"/>
                   <w:u w:val="single" w:color="2E75B6"/>
                 </w:rPr>
-                <w:t xml:space="preserve">Determine congruent triangles</w:t>
+                <w:t xml:space="preserve">Justify triangle congruence</w:t>
               </w:r>
             </w:hyperlink>
           </w:p>
@@ -23120,7 +23248,7 @@
               <w:spacing w:after="10" w:before="0"/>
               <w:ind w:left="120"/>
             </w:pPr>
-            <w:hyperlink w:history="1" r:id="rIdjgcov97nsjhcq2ralu4lc">
+            <w:hyperlink w:history="1" r:id="rIdhfti8rdtrwyxxenhmayoy">
               <w:r>
                 <w:rPr>
                   <w:rFonts w:ascii="Arial" w:cs="Arial" w:eastAsia="Arial" w:hAnsi="Arial"/>
@@ -23315,7 +23443,7 @@
             <w:pPr>
               <w:spacing w:after="20" w:before="0"/>
             </w:pPr>
-            <w:hyperlink w:history="1" r:id="rId7-ojuvksqamqcs5sttpya">
+            <w:hyperlink w:history="1" r:id="rIdaalmnam0mqwralt9e6yeb">
               <w:r>
                 <w:rPr>
                   <w:rFonts w:ascii="Arial" w:cs="Arial" w:eastAsia="Arial" w:hAnsi="Arial"/>
@@ -23324,7 +23452,7 @@
                   <w:szCs w:val="16"/>
                   <w:u w:val="single" w:color="2E75B6"/>
                 </w:rPr>
-                <w:t xml:space="preserve">Proving the SSS triangle congruence criterion using transformations</w:t>
+                <w:t xml:space="preserve">Triangle congruence postulates/criteria</w:t>
               </w:r>
             </w:hyperlink>
           </w:p>
@@ -23348,7 +23476,7 @@
               <w:spacing w:after="10" w:before="0"/>
               <w:ind w:left="120"/>
             </w:pPr>
-            <w:hyperlink w:history="1" r:id="rId9nooebywmqpm-elgsoly2">
+            <w:hyperlink w:history="1" r:id="rIdoqqerjsjjc1uwm41p6tx4">
               <w:r>
                 <w:rPr>
                   <w:rFonts w:ascii="Arial" w:cs="Arial" w:eastAsia="Arial" w:hAnsi="Arial"/>
@@ -23393,7 +23521,7 @@
             <w:pPr>
               <w:spacing w:after="20" w:before="0"/>
             </w:pPr>
-            <w:hyperlink w:history="1" r:id="rIdt-9n6cmrmyczkzxbv7v12">
+            <w:hyperlink w:history="1" r:id="rId2grhf3bqdfh1dhkbcd-6q">
               <w:r>
                 <w:rPr>
                   <w:rFonts w:ascii="Arial" w:cs="Arial" w:eastAsia="Arial" w:hAnsi="Arial"/>
@@ -23402,9 +23530,25 @@
                   <w:szCs w:val="16"/>
                   <w:u w:val="single" w:color="2E75B6"/>
                 </w:rPr>
-                <w:t xml:space="preserve">Determine congruent triangles</w:t>
+                <w:t xml:space="preserve">Line and angle proofs</w:t>
               </w:r>
             </w:hyperlink>
+          </w:p>
+          <w:p>
+            <w:pPr>
+              <w:spacing w:after="20" w:before="0"/>
+            </w:pPr>
+            <w:r>
+              <w:rPr>
+                <w:rFonts w:ascii="Arial" w:cs="Arial" w:eastAsia="Arial" w:hAnsi="Arial"/>
+                <w:i/>
+                <w:iCs/>
+                <w:color w:val="595959"/>
+                <w:sz w:val="16"/>
+                <w:szCs w:val="16"/>
+              </w:rPr>
+              <w:t xml:space="preserve">Related topic: not an exact match for this lesson.</w:t>
+            </w:r>
           </w:p>
           <w:p>
             <w:pPr>
@@ -23426,7 +23570,7 @@
               <w:spacing w:after="10" w:before="0"/>
               <w:ind w:left="120"/>
             </w:pPr>
-            <w:hyperlink w:history="1" r:id="rIdqbvtshv_9cknvtxth-msj">
+            <w:hyperlink w:history="1" r:id="rIdg4pd-hrsac8ga7-hkrqak">
               <w:r>
                 <w:rPr>
                   <w:rFonts w:ascii="Arial" w:cs="Arial" w:eastAsia="Arial" w:hAnsi="Arial"/>
@@ -23938,7 +24082,7 @@
         </w:rPr>
         <w:t xml:space="preserve">© 2026 SeaVuria and ARES. Aligned with KICD objectives. Developed by SeaVuria; technical implementation by ARES (with AI assistance from Claude). Licensed under </w:t>
       </w:r>
-      <w:hyperlink w:history="1" r:id="rIdq_63xgrcwojiztray-_ux">
+      <w:hyperlink w:history="1" r:id="rId9jmuhb0tkrp0zoo1sq2cz">
         <w:r>
           <w:rPr>
             <w:rFonts w:ascii="Arial" w:cs="Arial" w:eastAsia="Arial" w:hAnsi="Arial"/>
@@ -23959,7 +24103,7 @@
         </w:rPr>
         <w:t xml:space="preserve"> (</w:t>
       </w:r>
-      <w:hyperlink w:history="1" r:id="rId0rsestfu4k8eqbh7med96">
+      <w:hyperlink w:history="1" r:id="rIda37ea5i0ujllcmkooj4zl">
         <w:r>
           <w:rPr>
             <w:rFonts w:ascii="Arial" w:cs="Arial" w:eastAsia="Arial" w:hAnsi="Arial"/>
@@ -25131,7 +25275,7 @@
             <w:pPr>
               <w:spacing w:after="20" w:before="0"/>
             </w:pPr>
-            <w:hyperlink w:history="1" r:id="rIdkl3qmkib7mjloexygy0p0">
+            <w:hyperlink w:history="1" r:id="rIdijd1idoxfj_iqewwdajfa">
               <w:r>
                 <w:rPr>
                   <w:rFonts w:ascii="Arial" w:cs="Arial" w:eastAsia="Arial" w:hAnsi="Arial"/>
@@ -25140,7 +25284,7 @@
                   <w:szCs w:val="16"/>
                   <w:u w:val="single" w:color="2E75B6"/>
                 </w:rPr>
-                <w:t xml:space="preserve">Corresponding angles in congruent triangles</w:t>
+                <w:t xml:space="preserve">Proving the ASA and AAS triangle congruence criteria using transformations</w:t>
               </w:r>
             </w:hyperlink>
           </w:p>
@@ -25164,7 +25308,7 @@
               <w:spacing w:after="10" w:before="0"/>
               <w:ind w:left="120"/>
             </w:pPr>
-            <w:hyperlink w:history="1" r:id="rIdx4wa6mck4zndnyheovucn">
+            <w:hyperlink w:history="1" r:id="rIdeoksufs2vqb9tzacvsvzr">
               <w:r>
                 <w:rPr>
                   <w:rFonts w:ascii="Arial" w:cs="Arial" w:eastAsia="Arial" w:hAnsi="Arial"/>
@@ -25202,14 +25346,14 @@
                 <w:sz w:val="16"/>
                 <w:szCs w:val="16"/>
               </w:rPr>
-              <w:t xml:space="preserve">📖 HTML:</w:t>
+              <w:t xml:space="preserve">📖 EXERCISE:</w:t>
             </w:r>
           </w:p>
           <w:p>
             <w:pPr>
               <w:spacing w:after="20" w:before="0"/>
             </w:pPr>
-            <w:hyperlink w:history="1" r:id="rIdvqpn-k0yhx7xatlz4sdel">
+            <w:hyperlink w:history="1" r:id="rIdxsiov88x5gsndmmrrck2f">
               <w:r>
                 <w:rPr>
                   <w:rFonts w:ascii="Arial" w:cs="Arial" w:eastAsia="Arial" w:hAnsi="Arial"/>
@@ -25218,7 +25362,7 @@
                   <w:szCs w:val="16"/>
                   <w:u w:val="single" w:color="2E75B6"/>
                 </w:rPr>
-                <w:t xml:space="preserve">Reflections in a Plane Mirror (PLIX)</w:t>
+                <w:t xml:space="preserve">Justify triangle congruence</w:t>
               </w:r>
             </w:hyperlink>
           </w:p>
@@ -25234,7 +25378,7 @@
                 <w:sz w:val="14"/>
                 <w:szCs w:val="14"/>
               </w:rPr>
-              <w:t xml:space="preserve">Source: CK-12</w:t>
+              <w:t xml:space="preserve">Source: Khan Academy (English - US curriculum)</w:t>
             </w:r>
           </w:p>
           <w:p>
@@ -25242,7 +25386,7 @@
               <w:spacing w:after="10" w:before="0"/>
               <w:ind w:left="120"/>
             </w:pPr>
-            <w:hyperlink w:history="1" r:id="rIdz_eqoh0y0xvfittqqzers">
+            <w:hyperlink w:history="1" r:id="rIdqkx5yfzaycu_asmurmhqx">
               <w:r>
                 <w:rPr>
                   <w:rFonts w:ascii="Arial" w:cs="Arial" w:eastAsia="Arial" w:hAnsi="Arial"/>
@@ -25437,7 +25581,7 @@
             <w:pPr>
               <w:spacing w:after="20" w:before="0"/>
             </w:pPr>
-            <w:hyperlink w:history="1" r:id="rIdozis8ufpmskhilzemdvpo">
+            <w:hyperlink w:history="1" r:id="rIdmjgwatcpwyoum8_vczgye">
               <w:r>
                 <w:rPr>
                   <w:rFonts w:ascii="Arial" w:cs="Arial" w:eastAsia="Arial" w:hAnsi="Arial"/>
@@ -25446,7 +25590,7 @@
                   <w:szCs w:val="16"/>
                   <w:u w:val="single" w:color="2E75B6"/>
                 </w:rPr>
-                <w:t xml:space="preserve">Corresponding angles in congruent triangles -dubbed(KY)</w:t>
+                <w:t xml:space="preserve">Triangle congruence postulates/criteria</w:t>
               </w:r>
             </w:hyperlink>
           </w:p>
@@ -25462,7 +25606,7 @@
                 <w:sz w:val="14"/>
                 <w:szCs w:val="14"/>
               </w:rPr>
-              <w:t xml:space="preserve">Source: Khan Academy (Kiswahili)</w:t>
+              <w:t xml:space="preserve">Source: Khan Academy (English - US curriculum)</w:t>
             </w:r>
           </w:p>
           <w:p>
@@ -25470,7 +25614,7 @@
               <w:spacing w:after="10" w:before="0"/>
               <w:ind w:left="120"/>
             </w:pPr>
-            <w:hyperlink w:history="1" r:id="rIdb681hsflpvat4jqbwyxxd">
+            <w:hyperlink w:history="1" r:id="rIdwugr0a16tyotfcicsg1xa">
               <w:r>
                 <w:rPr>
                   <w:rFonts w:ascii="Arial" w:cs="Arial" w:eastAsia="Arial" w:hAnsi="Arial"/>
@@ -25508,14 +25652,14 @@
                 <w:sz w:val="16"/>
                 <w:szCs w:val="16"/>
               </w:rPr>
-              <w:t xml:space="preserve">📖 HTML:</w:t>
+              <w:t xml:space="preserve">📖 EXERCISE:</w:t>
             </w:r>
           </w:p>
           <w:p>
             <w:pPr>
               <w:spacing w:after="20" w:before="0"/>
             </w:pPr>
-            <w:hyperlink w:history="1" r:id="rIders57rw3oin-cc0g1fj8e">
+            <w:hyperlink w:history="1" r:id="rIdbefpxr-09atr9leyz1ulr">
               <w:r>
                 <w:rPr>
                   <w:rFonts w:ascii="Arial" w:cs="Arial" w:eastAsia="Arial" w:hAnsi="Arial"/>
@@ -25524,7 +25668,7 @@
                   <w:szCs w:val="16"/>
                   <w:u w:val="single" w:color="2E75B6"/>
                 </w:rPr>
-                <w:t xml:space="preserve">Reflections in a Plane Mirror (PLIX)</w:t>
+                <w:t xml:space="preserve">Determine congruent triangles</w:t>
               </w:r>
             </w:hyperlink>
           </w:p>
@@ -25540,7 +25684,7 @@
                 <w:sz w:val="14"/>
                 <w:szCs w:val="14"/>
               </w:rPr>
-              <w:t xml:space="preserve">Source: CK-12</w:t>
+              <w:t xml:space="preserve">Source: Khan Academy (English - US curriculum)</w:t>
             </w:r>
           </w:p>
           <w:p>
@@ -25548,7 +25692,7 @@
               <w:spacing w:after="10" w:before="0"/>
               <w:ind w:left="120"/>
             </w:pPr>
-            <w:hyperlink w:history="1" r:id="rId0w-eo7_t4iau10hmd4wmp">
+            <w:hyperlink w:history="1" r:id="rIdgja-natgo1kqkaorr0jvw">
               <w:r>
                 <w:rPr>
                   <w:rFonts w:ascii="Arial" w:cs="Arial" w:eastAsia="Arial" w:hAnsi="Arial"/>
@@ -25743,7 +25887,7 @@
             <w:pPr>
               <w:spacing w:after="20" w:before="0"/>
             </w:pPr>
-            <w:hyperlink w:history="1" r:id="rIdemcngkk7aj7mm1fe58i5a">
+            <w:hyperlink w:history="1" r:id="rIdhga1bipti0dldwwvklpdr">
               <w:r>
                 <w:rPr>
                   <w:rFonts w:ascii="Arial" w:cs="Arial" w:eastAsia="Arial" w:hAnsi="Arial"/>
@@ -25752,7 +25896,7 @@
                   <w:szCs w:val="16"/>
                   <w:u w:val="single" w:color="2E75B6"/>
                 </w:rPr>
-                <w:t xml:space="preserve">Corresponding angles in congruent triangles</w:t>
+                <w:t xml:space="preserve">Triangle congruence postulates/criteria -dubbed(KY)</w:t>
               </w:r>
             </w:hyperlink>
           </w:p>
@@ -25768,7 +25912,7 @@
                 <w:sz w:val="14"/>
                 <w:szCs w:val="14"/>
               </w:rPr>
-              <w:t xml:space="preserve">Source: Khan Academy (English - US curriculum)</w:t>
+              <w:t xml:space="preserve">Source: Khan Academy (Kiswahili)</w:t>
             </w:r>
           </w:p>
           <w:p>
@@ -25776,7 +25920,7 @@
               <w:spacing w:after="10" w:before="0"/>
               <w:ind w:left="120"/>
             </w:pPr>
-            <w:hyperlink w:history="1" r:id="rIdclucl8htwgtzs6buefsjb">
+            <w:hyperlink w:history="1" r:id="rIdfommiorbzey0fdqr-vdm3">
               <w:r>
                 <w:rPr>
                   <w:rFonts w:ascii="Arial" w:cs="Arial" w:eastAsia="Arial" w:hAnsi="Arial"/>
@@ -25814,14 +25958,14 @@
                 <w:sz w:val="16"/>
                 <w:szCs w:val="16"/>
               </w:rPr>
-              <w:t xml:space="preserve">📖 HTML:</w:t>
+              <w:t xml:space="preserve">📖 EXERCISE:</w:t>
             </w:r>
           </w:p>
           <w:p>
             <w:pPr>
               <w:spacing w:after="20" w:before="0"/>
             </w:pPr>
-            <w:hyperlink w:history="1" r:id="rIdf80y8ba6--pi8lq9pf7lt">
+            <w:hyperlink w:history="1" r:id="rIdaalq7yzkef_6screryc8z">
               <w:r>
                 <w:rPr>
                   <w:rFonts w:ascii="Arial" w:cs="Arial" w:eastAsia="Arial" w:hAnsi="Arial"/>
@@ -25830,7 +25974,7 @@
                   <w:szCs w:val="16"/>
                   <w:u w:val="single" w:color="2E75B6"/>
                 </w:rPr>
-                <w:t xml:space="preserve">Reflections in a Plane Mirror (PLIX)</w:t>
+                <w:t xml:space="preserve">Congruence &amp; transformations</w:t>
               </w:r>
             </w:hyperlink>
           </w:p>
@@ -25846,7 +25990,7 @@
                 <w:sz w:val="14"/>
                 <w:szCs w:val="14"/>
               </w:rPr>
-              <w:t xml:space="preserve">Source: CK-12</w:t>
+              <w:t xml:space="preserve">Source: Khan Academy (English - US curriculum)</w:t>
             </w:r>
           </w:p>
           <w:p>
@@ -25854,7 +25998,7 @@
               <w:spacing w:after="10" w:before="0"/>
               <w:ind w:left="120"/>
             </w:pPr>
-            <w:hyperlink w:history="1" r:id="rIddpdt_ofrjdyfni9splo5c">
+            <w:hyperlink w:history="1" r:id="rIdktsj-upvmrhhftsgmldqh">
               <w:r>
                 <w:rPr>
                   <w:rFonts w:ascii="Arial" w:cs="Arial" w:eastAsia="Arial" w:hAnsi="Arial"/>
@@ -26049,7 +26193,7 @@
             <w:pPr>
               <w:spacing w:after="20" w:before="0"/>
             </w:pPr>
-            <w:hyperlink w:history="1" r:id="rIdgla9witb9q8xfyqmqgn2h">
+            <w:hyperlink w:history="1" r:id="rIddzjr2uqjdb3cv4yl1vtzx">
               <w:r>
                 <w:rPr>
                   <w:rFonts w:ascii="Arial" w:cs="Arial" w:eastAsia="Arial" w:hAnsi="Arial"/>
@@ -26058,7 +26202,7 @@
                   <w:szCs w:val="16"/>
                   <w:u w:val="single" w:color="2E75B6"/>
                 </w:rPr>
-                <w:t xml:space="preserve">Corresponding angles in congruent triangles</w:t>
+                <w:t xml:space="preserve">Reflecting points in the coordinate plane</w:t>
               </w:r>
             </w:hyperlink>
           </w:p>
@@ -26082,7 +26226,7 @@
               <w:spacing w:after="10" w:before="0"/>
               <w:ind w:left="120"/>
             </w:pPr>
-            <w:hyperlink w:history="1" r:id="rId7ewrntbajdkxxz4k2wuzf">
+            <w:hyperlink w:history="1" r:id="rId6t4ihyn8n2jwwv6ornpzd">
               <w:r>
                 <w:rPr>
                   <w:rFonts w:ascii="Arial" w:cs="Arial" w:eastAsia="Arial" w:hAnsi="Arial"/>
@@ -26120,14 +26264,14 @@
                 <w:sz w:val="16"/>
                 <w:szCs w:val="16"/>
               </w:rPr>
-              <w:t xml:space="preserve">📖 HTML:</w:t>
+              <w:t xml:space="preserve">📖 EXERCISE:</w:t>
             </w:r>
           </w:p>
           <w:p>
             <w:pPr>
               <w:spacing w:after="20" w:before="0"/>
             </w:pPr>
-            <w:hyperlink w:history="1" r:id="rIdm0cdla-ktwgr1rctk60__">
+            <w:hyperlink w:history="1" r:id="rIdis4ykkvh7jldzorbfpl2k">
               <w:r>
                 <w:rPr>
                   <w:rFonts w:ascii="Arial" w:cs="Arial" w:eastAsia="Arial" w:hAnsi="Arial"/>
@@ -26136,7 +26280,7 @@
                   <w:szCs w:val="16"/>
                   <w:u w:val="single" w:color="2E75B6"/>
                 </w:rPr>
-                <w:t xml:space="preserve">Reflections in a Plane Mirror (PLIX)</w:t>
+                <w:t xml:space="preserve">Justify triangle congruence</w:t>
               </w:r>
             </w:hyperlink>
           </w:p>
@@ -26152,7 +26296,7 @@
                 <w:sz w:val="14"/>
                 <w:szCs w:val="14"/>
               </w:rPr>
-              <w:t xml:space="preserve">Source: CK-12</w:t>
+              <w:t xml:space="preserve">Source: Khan Academy (English - US curriculum)</w:t>
             </w:r>
           </w:p>
           <w:p>
@@ -26160,7 +26304,7 @@
               <w:spacing w:after="10" w:before="0"/>
               <w:ind w:left="120"/>
             </w:pPr>
-            <w:hyperlink w:history="1" r:id="rIdpl03df7wjdvf8yx7hkfvb">
+            <w:hyperlink w:history="1" r:id="rIdfmjnvkjw8qpgozk-nx6xq">
               <w:r>
                 <w:rPr>
                   <w:rFonts w:ascii="Arial" w:cs="Arial" w:eastAsia="Arial" w:hAnsi="Arial"/>
@@ -26355,7 +26499,7 @@
             <w:pPr>
               <w:spacing w:after="20" w:before="0"/>
             </w:pPr>
-            <w:hyperlink w:history="1" r:id="rIdi8tx1uvm2r6njrlufxtns">
+            <w:hyperlink w:history="1" r:id="rIdudcaymbrbfgdlxgcmajva">
               <w:r>
                 <w:rPr>
                   <w:rFonts w:ascii="Arial" w:cs="Arial" w:eastAsia="Arial" w:hAnsi="Arial"/>
@@ -26364,7 +26508,7 @@
                   <w:szCs w:val="16"/>
                   <w:u w:val="single" w:color="2E75B6"/>
                 </w:rPr>
-                <w:t xml:space="preserve">Corresponding angles in congruent triangles</w:t>
+                <w:t xml:space="preserve">Proving the ASA and AAS triangle congruence criteria using transformations</w:t>
               </w:r>
             </w:hyperlink>
           </w:p>
@@ -26388,7 +26532,7 @@
               <w:spacing w:after="10" w:before="0"/>
               <w:ind w:left="120"/>
             </w:pPr>
-            <w:hyperlink w:history="1" r:id="rIdyrplugylqvozj0fv7dsiu">
+            <w:hyperlink w:history="1" r:id="rIdg3tizkmtkz46z2vjdsatz">
               <w:r>
                 <w:rPr>
                   <w:rFonts w:ascii="Arial" w:cs="Arial" w:eastAsia="Arial" w:hAnsi="Arial"/>
@@ -26426,14 +26570,14 @@
                 <w:sz w:val="16"/>
                 <w:szCs w:val="16"/>
               </w:rPr>
-              <w:t xml:space="preserve">📖 HTML:</w:t>
+              <w:t xml:space="preserve">📖 EXERCISE:</w:t>
             </w:r>
           </w:p>
           <w:p>
             <w:pPr>
               <w:spacing w:after="20" w:before="0"/>
             </w:pPr>
-            <w:hyperlink w:history="1" r:id="rIdnginkfw4eollibjihiour">
+            <w:hyperlink w:history="1" r:id="rIdyyprhnvhlicmq24-krpu3">
               <w:r>
                 <w:rPr>
                   <w:rFonts w:ascii="Arial" w:cs="Arial" w:eastAsia="Arial" w:hAnsi="Arial"/>
@@ -26442,7 +26586,7 @@
                   <w:szCs w:val="16"/>
                   <w:u w:val="single" w:color="2E75B6"/>
                 </w:rPr>
-                <w:t xml:space="preserve">Reflections in a Plane Mirror (PLIX)</w:t>
+                <w:t xml:space="preserve">Determine congruent triangles</w:t>
               </w:r>
             </w:hyperlink>
           </w:p>
@@ -26458,7 +26602,7 @@
                 <w:sz w:val="14"/>
                 <w:szCs w:val="14"/>
               </w:rPr>
-              <w:t xml:space="preserve">Source: CK-12</w:t>
+              <w:t xml:space="preserve">Source: Khan Academy (English - US curriculum)</w:t>
             </w:r>
           </w:p>
           <w:p>
@@ -26466,7 +26610,7 @@
               <w:spacing w:after="10" w:before="0"/>
               <w:ind w:left="120"/>
             </w:pPr>
-            <w:hyperlink w:history="1" r:id="rIdj47783lxne0zoyjajyurk">
+            <w:hyperlink w:history="1" r:id="rIdu6vwkktbkjxouno2_cac8">
               <w:r>
                 <w:rPr>
                   <w:rFonts w:ascii="Arial" w:cs="Arial" w:eastAsia="Arial" w:hAnsi="Arial"/>
@@ -27054,7 +27198,7 @@
         </w:rPr>
         <w:t xml:space="preserve">© 2026 SeaVuria and ARES. Aligned with KICD objectives. Developed by SeaVuria; technical implementation by ARES (with AI assistance from Claude). Licensed under </w:t>
       </w:r>
-      <w:hyperlink w:history="1" r:id="rId6p5aklcjos3qupbzpckia">
+      <w:hyperlink w:history="1" r:id="rIdd6gmznns-bbcwq0no5pzd">
         <w:r>
           <w:rPr>
             <w:rFonts w:ascii="Arial" w:cs="Arial" w:eastAsia="Arial" w:hAnsi="Arial"/>
@@ -27075,7 +27219,7 @@
         </w:rPr>
         <w:t xml:space="preserve"> (</w:t>
       </w:r>
-      <w:hyperlink w:history="1" r:id="rIdviqa5inqfanzyaeo6tnzv">
+      <w:hyperlink w:history="1" r:id="rIdok8shamwr4-uw2fzknlhg">
         <w:r>
           <w:rPr>
             <w:rFonts w:ascii="Arial" w:cs="Arial" w:eastAsia="Arial" w:hAnsi="Arial"/>

--- a/data/outputs/v2/Core_Mathematics/SS2.2_Reflection_and_Congruence/Core_Mathematics_Reflection_and_Congruence_CBE_LessonSequence.docx
+++ b/data/outputs/v2/Core_Mathematics/SS2.2_Reflection_and_Congruence/Core_Mathematics_Reflection_and_Congruence_CBE_LessonSequence.docx
@@ -2316,7 +2316,7 @@
         </w:rPr>
         <w:t xml:space="preserve">© 2026 SeaVuria and ARES. This work is licensed under a </w:t>
       </w:r>
-      <w:hyperlink w:history="1" r:id="rId8cetidasjaqj8rkm-ziq5">
+      <w:hyperlink w:history="1" r:id="rIdoytmdyxaurqq0ytt0pxwp">
         <w:r>
           <w:rPr>
             <w:rFonts w:ascii="Arial" w:cs="Arial" w:eastAsia="Arial" w:hAnsi="Arial"/>
@@ -2336,7 +2336,7 @@
         </w:rPr>
         <w:t xml:space="preserve"> (</w:t>
       </w:r>
-      <w:hyperlink w:history="1" r:id="rIdd1-2q5q3g1hutfyx1vsm9">
+      <w:hyperlink w:history="1" r:id="rIdkm9epnlh6y3m6yfodrjri">
         <w:r>
           <w:rPr>
             <w:rFonts w:ascii="Arial" w:cs="Arial" w:eastAsia="Arial" w:hAnsi="Arial"/>
@@ -2356,7 +2356,7 @@
         </w:rPr>
         <w:t xml:space="preserve">). To view a copy of this license, visit </w:t>
       </w:r>
-      <w:hyperlink w:history="1" r:id="rIdift6wavr8zacb0blotins">
+      <w:hyperlink w:history="1" r:id="rIduiqtdi6jg627kqgeawdzn">
         <w:r>
           <w:rPr>
             <w:rFonts w:ascii="Arial" w:cs="Arial" w:eastAsia="Arial" w:hAnsi="Arial"/>
@@ -3527,7 +3527,7 @@
             <w:pPr>
               <w:spacing w:after="20" w:before="0"/>
             </w:pPr>
-            <w:hyperlink w:history="1" r:id="rIdoqw1jwzjcr89ci7rbzddj">
+            <w:hyperlink w:history="1" r:id="rIdoqkno4s0jovnd1hu6d_19">
               <w:r>
                 <w:rPr>
                   <w:rFonts w:ascii="Arial" w:cs="Arial" w:eastAsia="Arial" w:hAnsi="Arial"/>
@@ -3560,7 +3560,7 @@
               <w:spacing w:after="10" w:before="0"/>
               <w:ind w:left="120"/>
             </w:pPr>
-            <w:hyperlink w:history="1" r:id="rIdvalkl22z2dqnmplf5vjij">
+            <w:hyperlink w:history="1" r:id="rId6e_tpvtrxu4p0njcheii9">
               <w:r>
                 <w:rPr>
                   <w:rFonts w:ascii="Arial" w:cs="Arial" w:eastAsia="Arial" w:hAnsi="Arial"/>
@@ -3605,7 +3605,7 @@
             <w:pPr>
               <w:spacing w:after="20" w:before="0"/>
             </w:pPr>
-            <w:hyperlink w:history="1" r:id="rIdjocgpgwfjijmgrfcimgbi">
+            <w:hyperlink w:history="1" r:id="rIdphek9tvxmyo57lq_q11zk">
               <w:r>
                 <w:rPr>
                   <w:rFonts w:ascii="Arial" w:cs="Arial" w:eastAsia="Arial" w:hAnsi="Arial"/>
@@ -3638,7 +3638,7 @@
               <w:spacing w:after="10" w:before="0"/>
               <w:ind w:left="120"/>
             </w:pPr>
-            <w:hyperlink w:history="1" r:id="rId-d3xnjnjfinopnhhobzex">
+            <w:hyperlink w:history="1" r:id="rIdauaxo_cheq5sza2w2e0a7">
               <w:r>
                 <w:rPr>
                   <w:rFonts w:ascii="Arial" w:cs="Arial" w:eastAsia="Arial" w:hAnsi="Arial"/>
@@ -3833,7 +3833,7 @@
             <w:pPr>
               <w:spacing w:after="20" w:before="0"/>
             </w:pPr>
-            <w:hyperlink w:history="1" r:id="rIdi_pmhlhplytgkzjvkqba8">
+            <w:hyperlink w:history="1" r:id="rId0ahvyvf3uykycfywqbpzr">
               <w:r>
                 <w:rPr>
                   <w:rFonts w:ascii="Arial" w:cs="Arial" w:eastAsia="Arial" w:hAnsi="Arial"/>
@@ -3866,7 +3866,7 @@
               <w:spacing w:after="10" w:before="0"/>
               <w:ind w:left="120"/>
             </w:pPr>
-            <w:hyperlink w:history="1" r:id="rId2nt2wsuroji9d8lozltmb">
+            <w:hyperlink w:history="1" r:id="rIdnl8n69zhc4s6cdtsynbrh">
               <w:r>
                 <w:rPr>
                   <w:rFonts w:ascii="Arial" w:cs="Arial" w:eastAsia="Arial" w:hAnsi="Arial"/>
@@ -3911,7 +3911,7 @@
             <w:pPr>
               <w:spacing w:after="20" w:before="0"/>
             </w:pPr>
-            <w:hyperlink w:history="1" r:id="rIdgir9_xbfg57t2fsgowevl">
+            <w:hyperlink w:history="1" r:id="rIdmnsaiotiwoilq03ylejcx">
               <w:r>
                 <w:rPr>
                   <w:rFonts w:ascii="Arial" w:cs="Arial" w:eastAsia="Arial" w:hAnsi="Arial"/>
@@ -3944,7 +3944,7 @@
               <w:spacing w:after="10" w:before="0"/>
               <w:ind w:left="120"/>
             </w:pPr>
-            <w:hyperlink w:history="1" r:id="rIdwit8yw5opvbezlatr_90n">
+            <w:hyperlink w:history="1" r:id="rId6xxzhztgaqy5lv5x-oi0r">
               <w:r>
                 <w:rPr>
                   <w:rFonts w:ascii="Arial" w:cs="Arial" w:eastAsia="Arial" w:hAnsi="Arial"/>
@@ -4139,7 +4139,7 @@
             <w:pPr>
               <w:spacing w:after="20" w:before="0"/>
             </w:pPr>
-            <w:hyperlink w:history="1" r:id="rIdazxq_0viwkjrmjrgwhz9s">
+            <w:hyperlink w:history="1" r:id="rIdbzryo9nxusfgct0kpoc3i">
               <w:r>
                 <w:rPr>
                   <w:rFonts w:ascii="Arial" w:cs="Arial" w:eastAsia="Arial" w:hAnsi="Arial"/>
@@ -4172,7 +4172,7 @@
               <w:spacing w:after="10" w:before="0"/>
               <w:ind w:left="120"/>
             </w:pPr>
-            <w:hyperlink w:history="1" r:id="rId2_5qsysth0brcdjtgq0ze">
+            <w:hyperlink w:history="1" r:id="rIdtldarx-wggtw5bsadbusn">
               <w:r>
                 <w:rPr>
                   <w:rFonts w:ascii="Arial" w:cs="Arial" w:eastAsia="Arial" w:hAnsi="Arial"/>
@@ -4217,7 +4217,7 @@
             <w:pPr>
               <w:spacing w:after="20" w:before="0"/>
             </w:pPr>
-            <w:hyperlink w:history="1" r:id="rIdwehlr6hnbmo8galw4i1rf">
+            <w:hyperlink w:history="1" r:id="rIdftuxmx_srp0jqwu6kpq7x">
               <w:r>
                 <w:rPr>
                   <w:rFonts w:ascii="Arial" w:cs="Arial" w:eastAsia="Arial" w:hAnsi="Arial"/>
@@ -4250,7 +4250,7 @@
               <w:spacing w:after="10" w:before="0"/>
               <w:ind w:left="120"/>
             </w:pPr>
-            <w:hyperlink w:history="1" r:id="rIdao1vk8mkxiwwm9tshfrip">
+            <w:hyperlink w:history="1" r:id="rIdiaxke4jrzflpocfsrxau3">
               <w:r>
                 <w:rPr>
                   <w:rFonts w:ascii="Arial" w:cs="Arial" w:eastAsia="Arial" w:hAnsi="Arial"/>
@@ -4445,7 +4445,7 @@
             <w:pPr>
               <w:spacing w:after="20" w:before="0"/>
             </w:pPr>
-            <w:hyperlink w:history="1" r:id="rId2w4skldimog_find2no-9">
+            <w:hyperlink w:history="1" r:id="rIdojdgcvbq_wngpthh7bdnv">
               <w:r>
                 <w:rPr>
                   <w:rFonts w:ascii="Arial" w:cs="Arial" w:eastAsia="Arial" w:hAnsi="Arial"/>
@@ -4478,7 +4478,7 @@
               <w:spacing w:after="10" w:before="0"/>
               <w:ind w:left="120"/>
             </w:pPr>
-            <w:hyperlink w:history="1" r:id="rIdc8-rpwfdmfvlebyvf4oig">
+            <w:hyperlink w:history="1" r:id="rIdzkzctgpbqlvuefuufn9bz">
               <w:r>
                 <w:rPr>
                   <w:rFonts w:ascii="Arial" w:cs="Arial" w:eastAsia="Arial" w:hAnsi="Arial"/>
@@ -4523,7 +4523,7 @@
             <w:pPr>
               <w:spacing w:after="20" w:before="0"/>
             </w:pPr>
-            <w:hyperlink w:history="1" r:id="rIdvvot2vagkwzkx3fza4ihk">
+            <w:hyperlink w:history="1" r:id="rIdh9pzgvnh2yvr9og7uzrln">
               <w:r>
                 <w:rPr>
                   <w:rFonts w:ascii="Arial" w:cs="Arial" w:eastAsia="Arial" w:hAnsi="Arial"/>
@@ -4556,7 +4556,7 @@
               <w:spacing w:after="10" w:before="0"/>
               <w:ind w:left="120"/>
             </w:pPr>
-            <w:hyperlink w:history="1" r:id="rIdygf23u9zq8h4sjjqvpgnf">
+            <w:hyperlink w:history="1" r:id="rIdkachrro7xcgn7pdipxfg7">
               <w:r>
                 <w:rPr>
                   <w:rFonts w:ascii="Arial" w:cs="Arial" w:eastAsia="Arial" w:hAnsi="Arial"/>
@@ -4751,7 +4751,7 @@
             <w:pPr>
               <w:spacing w:after="20" w:before="0"/>
             </w:pPr>
-            <w:hyperlink w:history="1" r:id="rIdqyobehxh1grwodkrcgyml">
+            <w:hyperlink w:history="1" r:id="rIdoqbokeoqdxr733mswmaww">
               <w:r>
                 <w:rPr>
                   <w:rFonts w:ascii="Arial" w:cs="Arial" w:eastAsia="Arial" w:hAnsi="Arial"/>
@@ -4784,7 +4784,7 @@
               <w:spacing w:after="10" w:before="0"/>
               <w:ind w:left="120"/>
             </w:pPr>
-            <w:hyperlink w:history="1" r:id="rIdezqutcfbt6qrkey1wazbw">
+            <w:hyperlink w:history="1" r:id="rIdetg-c8f5nihbvqe_essed">
               <w:r>
                 <w:rPr>
                   <w:rFonts w:ascii="Arial" w:cs="Arial" w:eastAsia="Arial" w:hAnsi="Arial"/>
@@ -4829,7 +4829,7 @@
             <w:pPr>
               <w:spacing w:after="20" w:before="0"/>
             </w:pPr>
-            <w:hyperlink w:history="1" r:id="rIdhrxoeh7yv5xrpokgkcorg">
+            <w:hyperlink w:history="1" r:id="rIdlpvjlm7tnjdwyc3d_fdsf">
               <w:r>
                 <w:rPr>
                   <w:rFonts w:ascii="Arial" w:cs="Arial" w:eastAsia="Arial" w:hAnsi="Arial"/>
@@ -4862,7 +4862,7 @@
               <w:spacing w:after="10" w:before="0"/>
               <w:ind w:left="120"/>
             </w:pPr>
-            <w:hyperlink w:history="1" r:id="rIdzb_wlfhla7crv6tdkrm8f">
+            <w:hyperlink w:history="1" r:id="rIdzc7wop-j5fw7plsbic-ns">
               <w:r>
                 <w:rPr>
                   <w:rFonts w:ascii="Arial" w:cs="Arial" w:eastAsia="Arial" w:hAnsi="Arial"/>
@@ -5526,7 +5526,7 @@
         </w:rPr>
         <w:t xml:space="preserve">© 2026 SeaVuria and ARES. Aligned with KICD objectives. Developed by SeaVuria; technical implementation by ARES (with AI assistance from Claude). Licensed under </w:t>
       </w:r>
-      <w:hyperlink w:history="1" r:id="rIdgw8uvvpiouw33abk8zlhj">
+      <w:hyperlink w:history="1" r:id="rIdac68v8xykxqhlz2pwtu1t">
         <w:r>
           <w:rPr>
             <w:rFonts w:ascii="Arial" w:cs="Arial" w:eastAsia="Arial" w:hAnsi="Arial"/>
@@ -5547,7 +5547,7 @@
         </w:rPr>
         <w:t xml:space="preserve"> (</w:t>
       </w:r>
-      <w:hyperlink w:history="1" r:id="rIdtcmhqxs7qjybcbf0e9fm_">
+      <w:hyperlink w:history="1" r:id="rId9txesswq3ngu3kevsrvns">
         <w:r>
           <w:rPr>
             <w:rFonts w:ascii="Arial" w:cs="Arial" w:eastAsia="Arial" w:hAnsi="Arial"/>
@@ -6719,7 +6719,7 @@
             <w:pPr>
               <w:spacing w:after="20" w:before="0"/>
             </w:pPr>
-            <w:hyperlink w:history="1" r:id="rIdepmuw6_zt10jg_pxvkx7k">
+            <w:hyperlink w:history="1" r:id="rIdj4pfuyypvvwu5ijkmvi5g">
               <w:r>
                 <w:rPr>
                   <w:rFonts w:ascii="Arial" w:cs="Arial" w:eastAsia="Arial" w:hAnsi="Arial"/>
@@ -6752,7 +6752,7 @@
               <w:spacing w:after="10" w:before="0"/>
               <w:ind w:left="120"/>
             </w:pPr>
-            <w:hyperlink w:history="1" r:id="rIdessiudkclwhcdejqxdzkw">
+            <w:hyperlink w:history="1" r:id="rIdtcykq5lrttudi9aezpcph">
               <w:r>
                 <w:rPr>
                   <w:rFonts w:ascii="Arial" w:cs="Arial" w:eastAsia="Arial" w:hAnsi="Arial"/>
@@ -6797,7 +6797,7 @@
             <w:pPr>
               <w:spacing w:after="20" w:before="0"/>
             </w:pPr>
-            <w:hyperlink w:history="1" r:id="rIda8fnyqtwki52xsmvkgyym">
+            <w:hyperlink w:history="1" r:id="rIdah86labxu2pz-ay10duoz">
               <w:r>
                 <w:rPr>
                   <w:rFonts w:ascii="Arial" w:cs="Arial" w:eastAsia="Arial" w:hAnsi="Arial"/>
@@ -6830,7 +6830,7 @@
               <w:spacing w:after="10" w:before="0"/>
               <w:ind w:left="120"/>
             </w:pPr>
-            <w:hyperlink w:history="1" r:id="rId5g7sr9nppzfn7fa2ihx4y">
+            <w:hyperlink w:history="1" r:id="rIdx2usqp2fk1k-50oa2tatp">
               <w:r>
                 <w:rPr>
                   <w:rFonts w:ascii="Arial" w:cs="Arial" w:eastAsia="Arial" w:hAnsi="Arial"/>
@@ -7025,7 +7025,7 @@
             <w:pPr>
               <w:spacing w:after="20" w:before="0"/>
             </w:pPr>
-            <w:hyperlink w:history="1" r:id="rIdso95eplsehjo1iemnb9ov">
+            <w:hyperlink w:history="1" r:id="rIdgu1vtce_jr-wvehj-hqlg">
               <w:r>
                 <w:rPr>
                   <w:rFonts w:ascii="Arial" w:cs="Arial" w:eastAsia="Arial" w:hAnsi="Arial"/>
@@ -7058,7 +7058,7 @@
               <w:spacing w:after="10" w:before="0"/>
               <w:ind w:left="120"/>
             </w:pPr>
-            <w:hyperlink w:history="1" r:id="rIdyyruhyd0krcm6zpsx1jfs">
+            <w:hyperlink w:history="1" r:id="rIdyypn4_q3dm0avj_yl3ylr">
               <w:r>
                 <w:rPr>
                   <w:rFonts w:ascii="Arial" w:cs="Arial" w:eastAsia="Arial" w:hAnsi="Arial"/>
@@ -7103,7 +7103,7 @@
             <w:pPr>
               <w:spacing w:after="20" w:before="0"/>
             </w:pPr>
-            <w:hyperlink w:history="1" r:id="rIdfwpofp_dzdaltgddxk7wf">
+            <w:hyperlink w:history="1" r:id="rIdir6rbrmezhz4qupc5ofsx">
               <w:r>
                 <w:rPr>
                   <w:rFonts w:ascii="Arial" w:cs="Arial" w:eastAsia="Arial" w:hAnsi="Arial"/>
@@ -7136,7 +7136,7 @@
               <w:spacing w:after="10" w:before="0"/>
               <w:ind w:left="120"/>
             </w:pPr>
-            <w:hyperlink w:history="1" r:id="rIdlbypfx8tuwcvvplahzibe">
+            <w:hyperlink w:history="1" r:id="rIdphkag686_0__pi1zwyxj5">
               <w:r>
                 <w:rPr>
                   <w:rFonts w:ascii="Arial" w:cs="Arial" w:eastAsia="Arial" w:hAnsi="Arial"/>
@@ -7331,7 +7331,7 @@
             <w:pPr>
               <w:spacing w:after="20" w:before="0"/>
             </w:pPr>
-            <w:hyperlink w:history="1" r:id="rIdjp7qxc2pjdijziivdwmpr">
+            <w:hyperlink w:history="1" r:id="rIdbtcnawywra3zbmx2dyr_q">
               <w:r>
                 <w:rPr>
                   <w:rFonts w:ascii="Arial" w:cs="Arial" w:eastAsia="Arial" w:hAnsi="Arial"/>
@@ -7364,7 +7364,7 @@
               <w:spacing w:after="10" w:before="0"/>
               <w:ind w:left="120"/>
             </w:pPr>
-            <w:hyperlink w:history="1" r:id="rIdjqrvky6lewcmo635chlpl">
+            <w:hyperlink w:history="1" r:id="rIdpuvshrx_deoo6taybhdt5">
               <w:r>
                 <w:rPr>
                   <w:rFonts w:ascii="Arial" w:cs="Arial" w:eastAsia="Arial" w:hAnsi="Arial"/>
@@ -7409,7 +7409,7 @@
             <w:pPr>
               <w:spacing w:after="20" w:before="0"/>
             </w:pPr>
-            <w:hyperlink w:history="1" r:id="rIdmk4uxq4jdpf-6d9averjd">
+            <w:hyperlink w:history="1" r:id="rIdybgc98cdzugqp2rqjemsm">
               <w:r>
                 <w:rPr>
                   <w:rFonts w:ascii="Arial" w:cs="Arial" w:eastAsia="Arial" w:hAnsi="Arial"/>
@@ -7442,7 +7442,7 @@
               <w:spacing w:after="10" w:before="0"/>
               <w:ind w:left="120"/>
             </w:pPr>
-            <w:hyperlink w:history="1" r:id="rId7s_37enisyibhipn1sklg">
+            <w:hyperlink w:history="1" r:id="rId5zlobcejs-afkasnkibrd">
               <w:r>
                 <w:rPr>
                   <w:rFonts w:ascii="Arial" w:cs="Arial" w:eastAsia="Arial" w:hAnsi="Arial"/>
@@ -7637,7 +7637,7 @@
             <w:pPr>
               <w:spacing w:after="20" w:before="0"/>
             </w:pPr>
-            <w:hyperlink w:history="1" r:id="rIdj19b9fszx4ol3iccmp79j">
+            <w:hyperlink w:history="1" r:id="rIdqahhtrqgdpvx5cyrzcn5y">
               <w:r>
                 <w:rPr>
                   <w:rFonts w:ascii="Arial" w:cs="Arial" w:eastAsia="Arial" w:hAnsi="Arial"/>
@@ -7670,7 +7670,7 @@
               <w:spacing w:after="10" w:before="0"/>
               <w:ind w:left="120"/>
             </w:pPr>
-            <w:hyperlink w:history="1" r:id="rIdca6vth2bujealt44gdkb_">
+            <w:hyperlink w:history="1" r:id="rIdcd2a-pzotjitzeelgskxb">
               <w:r>
                 <w:rPr>
                   <w:rFonts w:ascii="Arial" w:cs="Arial" w:eastAsia="Arial" w:hAnsi="Arial"/>
@@ -7715,7 +7715,7 @@
             <w:pPr>
               <w:spacing w:after="20" w:before="0"/>
             </w:pPr>
-            <w:hyperlink w:history="1" r:id="rIdkdcgip-1imkuuksvqq0vu">
+            <w:hyperlink w:history="1" r:id="rIdmfyo1wqtur0bf4umbrasm">
               <w:r>
                 <w:rPr>
                   <w:rFonts w:ascii="Arial" w:cs="Arial" w:eastAsia="Arial" w:hAnsi="Arial"/>
@@ -7748,7 +7748,7 @@
               <w:spacing w:after="10" w:before="0"/>
               <w:ind w:left="120"/>
             </w:pPr>
-            <w:hyperlink w:history="1" r:id="rIdjnpmptq_wdnyvyxx0aour">
+            <w:hyperlink w:history="1" r:id="rIdlwd-nldfeyq12gbsk5vb_">
               <w:r>
                 <w:rPr>
                   <w:rFonts w:ascii="Arial" w:cs="Arial" w:eastAsia="Arial" w:hAnsi="Arial"/>
@@ -7943,7 +7943,7 @@
             <w:pPr>
               <w:spacing w:after="20" w:before="0"/>
             </w:pPr>
-            <w:hyperlink w:history="1" r:id="rIdz4jg5cnd8qkw-55ult22o">
+            <w:hyperlink w:history="1" r:id="rIdtvquwtmxhn7pdkn-wkp5j">
               <w:r>
                 <w:rPr>
                   <w:rFonts w:ascii="Arial" w:cs="Arial" w:eastAsia="Arial" w:hAnsi="Arial"/>
@@ -7976,7 +7976,7 @@
               <w:spacing w:after="10" w:before="0"/>
               <w:ind w:left="120"/>
             </w:pPr>
-            <w:hyperlink w:history="1" r:id="rId2vncskodlnzfdxel0shxr">
+            <w:hyperlink w:history="1" r:id="rIdogrfmirw9nicfgczfipwp">
               <w:r>
                 <w:rPr>
                   <w:rFonts w:ascii="Arial" w:cs="Arial" w:eastAsia="Arial" w:hAnsi="Arial"/>
@@ -8021,7 +8021,7 @@
             <w:pPr>
               <w:spacing w:after="20" w:before="0"/>
             </w:pPr>
-            <w:hyperlink w:history="1" r:id="rIdvgzmnahgtqinlidhx0fvk">
+            <w:hyperlink w:history="1" r:id="rId3f8ptbosq-kpe0n3c7gl4">
               <w:r>
                 <w:rPr>
                   <w:rFonts w:ascii="Arial" w:cs="Arial" w:eastAsia="Arial" w:hAnsi="Arial"/>
@@ -8054,7 +8054,7 @@
               <w:spacing w:after="10" w:before="0"/>
               <w:ind w:left="120"/>
             </w:pPr>
-            <w:hyperlink w:history="1" r:id="rIdclt4yuig4jbr0fyyorlao">
+            <w:hyperlink w:history="1" r:id="rIdk4eibf18l-ab1ff9dwqyt">
               <w:r>
                 <w:rPr>
                   <w:rFonts w:ascii="Arial" w:cs="Arial" w:eastAsia="Arial" w:hAnsi="Arial"/>
@@ -8566,7 +8566,7 @@
         </w:rPr>
         <w:t xml:space="preserve">© 2026 SeaVuria and ARES. Aligned with KICD objectives. Developed by SeaVuria; technical implementation by ARES (with AI assistance from Claude). Licensed under </w:t>
       </w:r>
-      <w:hyperlink w:history="1" r:id="rIdw_apo16b05sbn8xdgtokx">
+      <w:hyperlink w:history="1" r:id="rId7fltycc_slxgi-aat2uml">
         <w:r>
           <w:rPr>
             <w:rFonts w:ascii="Arial" w:cs="Arial" w:eastAsia="Arial" w:hAnsi="Arial"/>
@@ -8587,7 +8587,7 @@
         </w:rPr>
         <w:t xml:space="preserve"> (</w:t>
       </w:r>
-      <w:hyperlink w:history="1" r:id="rIdajlakev731fkfagwbczsu">
+      <w:hyperlink w:history="1" r:id="rIdgfp-ooef7vydlzyuyuvsx">
         <w:r>
           <w:rPr>
             <w:rFonts w:ascii="Arial" w:cs="Arial" w:eastAsia="Arial" w:hAnsi="Arial"/>
@@ -9476,7 +9476,7 @@
                 <w:sz w:val="18"/>
                 <w:szCs w:val="18"/>
               </w:rPr>
-              <w:t xml:space="preserve">By the end of the lesson learners will have generated a personal Reference Card of coordinate reflection rules, updated their Driving Question Board with new evidence, and revised their cumulative model to show mathematical notation alongside the physical arrows from Lesson 2. This sets up Lesson 4, where learners will determine the equation of an unknown mirror line given only the object and its image.</w:t>
+              <w:t xml:space="preserve">By the end of the lesson learners will have generated a personal Reference Card of coordinate reflection rules, updated their Driving Question Board with new evidence, and revised their cumulative model to show mathematical notation alongside the physical arrows from Lesson 2. This sets up Lesson 5, where learners will determine the equation of an unknown mirror line given only the object and its image.</w:t>
             </w:r>
           </w:p>
         </w:tc>
@@ -9759,7 +9759,7 @@
             <w:pPr>
               <w:spacing w:after="20" w:before="0"/>
             </w:pPr>
-            <w:hyperlink w:history="1" r:id="rIdx_edub8ewjyxdjhkks2zp">
+            <w:hyperlink w:history="1" r:id="rIduji7hori3bcopvs-tl8sp">
               <w:r>
                 <w:rPr>
                   <w:rFonts w:ascii="Arial" w:cs="Arial" w:eastAsia="Arial" w:hAnsi="Arial"/>
@@ -9792,7 +9792,7 @@
               <w:spacing w:after="10" w:before="0"/>
               <w:ind w:left="120"/>
             </w:pPr>
-            <w:hyperlink w:history="1" r:id="rIdwmb9ixsqrzse_mntnobos">
+            <w:hyperlink w:history="1" r:id="rIdqdh5qmnb1bourel5tipva">
               <w:r>
                 <w:rPr>
                   <w:rFonts w:ascii="Arial" w:cs="Arial" w:eastAsia="Arial" w:hAnsi="Arial"/>
@@ -9837,7 +9837,7 @@
             <w:pPr>
               <w:spacing w:after="20" w:before="0"/>
             </w:pPr>
-            <w:hyperlink w:history="1" r:id="rIdvk4kcak4up5r1fkwvalna">
+            <w:hyperlink w:history="1" r:id="rId6bf-_2zl5iptga249w8xp">
               <w:r>
                 <w:rPr>
                   <w:rFonts w:ascii="Arial" w:cs="Arial" w:eastAsia="Arial" w:hAnsi="Arial"/>
@@ -9870,7 +9870,7 @@
               <w:spacing w:after="10" w:before="0"/>
               <w:ind w:left="120"/>
             </w:pPr>
-            <w:hyperlink w:history="1" r:id="rIdfcmtnjeu-cy5mlx3tvgbc">
+            <w:hyperlink w:history="1" r:id="rIdga8sv2yopaonu38v-whbw">
               <w:r>
                 <w:rPr>
                   <w:rFonts w:ascii="Arial" w:cs="Arial" w:eastAsia="Arial" w:hAnsi="Arial"/>
@@ -10065,7 +10065,7 @@
             <w:pPr>
               <w:spacing w:after="20" w:before="0"/>
             </w:pPr>
-            <w:hyperlink w:history="1" r:id="rIdxphn1soywxzrdlihtgafe">
+            <w:hyperlink w:history="1" r:id="rIdgprj2ymapybnzeffp8as-">
               <w:r>
                 <w:rPr>
                   <w:rFonts w:ascii="Arial" w:cs="Arial" w:eastAsia="Arial" w:hAnsi="Arial"/>
@@ -10098,7 +10098,7 @@
               <w:spacing w:after="10" w:before="0"/>
               <w:ind w:left="120"/>
             </w:pPr>
-            <w:hyperlink w:history="1" r:id="rIdeywg-ccuym79qbayfqo-d">
+            <w:hyperlink w:history="1" r:id="rId2sv8k_8b4kikkiicqainu">
               <w:r>
                 <w:rPr>
                   <w:rFonts w:ascii="Arial" w:cs="Arial" w:eastAsia="Arial" w:hAnsi="Arial"/>
@@ -10143,7 +10143,7 @@
             <w:pPr>
               <w:spacing w:after="20" w:before="0"/>
             </w:pPr>
-            <w:hyperlink w:history="1" r:id="rIdslcgpz4oavjabfbrswddc">
+            <w:hyperlink w:history="1" r:id="rIdvebymqalgwjybelrbytqn">
               <w:r>
                 <w:rPr>
                   <w:rFonts w:ascii="Arial" w:cs="Arial" w:eastAsia="Arial" w:hAnsi="Arial"/>
@@ -10176,7 +10176,7 @@
               <w:spacing w:after="10" w:before="0"/>
               <w:ind w:left="120"/>
             </w:pPr>
-            <w:hyperlink w:history="1" r:id="rIdavsx9sxmfq_5lzorqbz-e">
+            <w:hyperlink w:history="1" r:id="rId1x4ig4cxljrgiz0hnufnj">
               <w:r>
                 <w:rPr>
                   <w:rFonts w:ascii="Arial" w:cs="Arial" w:eastAsia="Arial" w:hAnsi="Arial"/>
@@ -10371,7 +10371,7 @@
             <w:pPr>
               <w:spacing w:after="20" w:before="0"/>
             </w:pPr>
-            <w:hyperlink w:history="1" r:id="rId6rfyc2geafzlsntz97gzy">
+            <w:hyperlink w:history="1" r:id="rId5fo19x01szaq95zys6j1s">
               <w:r>
                 <w:rPr>
                   <w:rFonts w:ascii="Arial" w:cs="Arial" w:eastAsia="Arial" w:hAnsi="Arial"/>
@@ -10404,7 +10404,7 @@
               <w:spacing w:after="10" w:before="0"/>
               <w:ind w:left="120"/>
             </w:pPr>
-            <w:hyperlink w:history="1" r:id="rIdvkibk89db2xctxan5yqpi">
+            <w:hyperlink w:history="1" r:id="rId18yzvzegkxyx17i8umqfa">
               <w:r>
                 <w:rPr>
                   <w:rFonts w:ascii="Arial" w:cs="Arial" w:eastAsia="Arial" w:hAnsi="Arial"/>
@@ -10449,7 +10449,7 @@
             <w:pPr>
               <w:spacing w:after="20" w:before="0"/>
             </w:pPr>
-            <w:hyperlink w:history="1" r:id="rIdgjvyrvs4qj69x6dftrtt3">
+            <w:hyperlink w:history="1" r:id="rIddswgsanucd7huetdyivzv">
               <w:r>
                 <w:rPr>
                   <w:rFonts w:ascii="Arial" w:cs="Arial" w:eastAsia="Arial" w:hAnsi="Arial"/>
@@ -10482,7 +10482,7 @@
               <w:spacing w:after="10" w:before="0"/>
               <w:ind w:left="120"/>
             </w:pPr>
-            <w:hyperlink w:history="1" r:id="rIdcibhpns6srvfsvsixxnhk">
+            <w:hyperlink w:history="1" r:id="rIdzeisznazeoixmsc8pzguu">
               <w:r>
                 <w:rPr>
                   <w:rFonts w:ascii="Arial" w:cs="Arial" w:eastAsia="Arial" w:hAnsi="Arial"/>
@@ -10588,7 +10588,7 @@
                 <w:sz w:val="18"/>
                 <w:szCs w:val="18"/>
               </w:rPr>
-              <w:t xml:space="preserve">Worked Example with Backward Question: Q2 reverses the usual direction (giving the image, asking for the object), deepening understanding that reflection is its own inverse — a key property that learners will need when determining mirror-line equations in Lesson 4. Connecting the distance-preservation result explicitly to the phenomenon completes the evidence loop begun in Lesson 1.</w:t>
+              <w:t xml:space="preserve">Worked Example with Backward Question: Q2 reverses the usual direction (giving the image, asking for the object), deepening understanding that reflection is its own inverse — a key property that learners will need when determining mirror-line equations in Lesson 5. Connecting the distance-preservation result explicitly to the phenomenon completes the evidence loop begun in Lesson 1.</w:t>
             </w:r>
           </w:p>
         </w:tc>
@@ -10677,7 +10677,7 @@
             <w:pPr>
               <w:spacing w:after="20" w:before="0"/>
             </w:pPr>
-            <w:hyperlink w:history="1" r:id="rIdvvf1xlkdb5yvhpqr9osni">
+            <w:hyperlink w:history="1" r:id="rIdabjjy78bhhi3ftt_xdw8h">
               <w:r>
                 <w:rPr>
                   <w:rFonts w:ascii="Arial" w:cs="Arial" w:eastAsia="Arial" w:hAnsi="Arial"/>
@@ -10710,7 +10710,7 @@
               <w:spacing w:after="10" w:before="0"/>
               <w:ind w:left="120"/>
             </w:pPr>
-            <w:hyperlink w:history="1" r:id="rIdxgyqj4rt1wmqi7o9z0uda">
+            <w:hyperlink w:history="1" r:id="rId19buiudl_gk1jxkilu_7l">
               <w:r>
                 <w:rPr>
                   <w:rFonts w:ascii="Arial" w:cs="Arial" w:eastAsia="Arial" w:hAnsi="Arial"/>
@@ -10755,7 +10755,7 @@
             <w:pPr>
               <w:spacing w:after="20" w:before="0"/>
             </w:pPr>
-            <w:hyperlink w:history="1" r:id="rIdkdnxdd-wvvvtbe4xx9lvx">
+            <w:hyperlink w:history="1" r:id="rIdomps8hbl11d13ubllwuen">
               <w:r>
                 <w:rPr>
                   <w:rFonts w:ascii="Arial" w:cs="Arial" w:eastAsia="Arial" w:hAnsi="Arial"/>
@@ -10788,7 +10788,7 @@
               <w:spacing w:after="10" w:before="0"/>
               <w:ind w:left="120"/>
             </w:pPr>
-            <w:hyperlink w:history="1" r:id="rIddjvrl3jhqvrclpr6ije0m">
+            <w:hyperlink w:history="1" r:id="rIdrcb3hskr6ofeqixafuzrp">
               <w:r>
                 <w:rPr>
                   <w:rFonts w:ascii="Arial" w:cs="Arial" w:eastAsia="Arial" w:hAnsi="Arial"/>
@@ -10983,7 +10983,7 @@
             <w:pPr>
               <w:spacing w:after="20" w:before="0"/>
             </w:pPr>
-            <w:hyperlink w:history="1" r:id="rIdtupxdho1h_sgzrnubckgt">
+            <w:hyperlink w:history="1" r:id="rIdfqcstgdaqs12srl9nrnnd">
               <w:r>
                 <w:rPr>
                   <w:rFonts w:ascii="Arial" w:cs="Arial" w:eastAsia="Arial" w:hAnsi="Arial"/>
@@ -11032,7 +11032,7 @@
               <w:spacing w:after="10" w:before="0"/>
               <w:ind w:left="120"/>
             </w:pPr>
-            <w:hyperlink w:history="1" r:id="rId6bebg2xgp5g4akn914hws">
+            <w:hyperlink w:history="1" r:id="rIddkez8_nngm4l1x8dix-hp">
               <w:r>
                 <w:rPr>
                   <w:rFonts w:ascii="Arial" w:cs="Arial" w:eastAsia="Arial" w:hAnsi="Arial"/>
@@ -11077,7 +11077,7 @@
             <w:pPr>
               <w:spacing w:after="20" w:before="0"/>
             </w:pPr>
-            <w:hyperlink w:history="1" r:id="rIdsqr-250ut3iih9znj9uss">
+            <w:hyperlink w:history="1" r:id="rIdu9gbhmpf1sql3_yby2vo6">
               <w:r>
                 <w:rPr>
                   <w:rFonts w:ascii="Arial" w:cs="Arial" w:eastAsia="Arial" w:hAnsi="Arial"/>
@@ -11110,7 +11110,7 @@
               <w:spacing w:after="10" w:before="0"/>
               <w:ind w:left="120"/>
             </w:pPr>
-            <w:hyperlink w:history="1" r:id="rIdsrosr_kszciswqkkzthlh">
+            <w:hyperlink w:history="1" r:id="rIdtt2xl0gaimu4mgnbqh2ay">
               <w:r>
                 <w:rPr>
                   <w:rFonts w:ascii="Arial" w:cs="Arial" w:eastAsia="Arial" w:hAnsi="Arial"/>
@@ -11341,7 +11341,7 @@
                 <w:sz w:val="18"/>
                 <w:szCs w:val="18"/>
               </w:rPr>
-              <w:t xml:space="preserve">1. During the Observe Phase, did all pairs use a set-square to draw perpendiculars to the mirror line, or were some learners reflecting by visual estimation? What adjustment would improve precision next time — for example, pre-printed perpendicular guide dots on the worksheet?\n2. The rule for reflection across y = x (swapping coordinates) is consistently the hardest for learners. Which instructional move — counting diagonal grid squares, folding the paper, or a colour-coded table — helped the most today, and how will I reinforce it at the start of Lesson 4?\n3. Did the matatu-mirror context remain alive in learners' minds throughout the Explain Phase, or did it fade once the coordinate algebra began? What specific linking question could I insert to re-anchor the mathematics to the phenomenon?\n4. Looking at the DQB orange notes: did learners' questions genuinely point toward finding the mirror-line equation (the content of Lesson 4), or did they reveal unexpected gaps (e.g., confusion about negative coordinates) that I need to address before moving on?\n5. How many learners correctly completed the 'blank' sentence at the bottom of the model with reasoning tied to distance preservation, even without yet knowing the word 'congruent'? This gives me a baseline for how ready the class is for the formal congruence tests in Lessons 5–7.</w:t>
+              <w:t xml:space="preserve">1. During the Observe Phase, did all pairs use a set-square to draw perpendiculars to the mirror line, or were some learners reflecting by visual estimation? What adjustment would improve precision next time — for example, pre-printed perpendicular guide dots on the worksheet?\n2. The rule for reflection across y = x (swapping coordinates) is consistently the hardest for learners. Which instructional move — counting diagonal grid squares, folding the paper, or a colour-coded table — helped the most today, and how will I reinforce it at the start of Lesson 4?\n3. Did the matatu-mirror context remain alive in learners' minds throughout the Explain Phase, or did it fade once the coordinate algebra began? What specific linking question could I insert to re-anchor the mathematics to the phenomenon?\n4. Looking at the DQB orange notes: did learners' questions genuinely point toward finding the mirror-line equation (the content of Lesson 5), or did they reveal unexpected gaps (e.g., confusion about negative coordinates) that I need to address before moving on?\n5. How many learners correctly completed the 'blank' sentence at the bottom of the model with reasoning tied to distance preservation, even without yet knowing the word 'congruent'? This gives me a baseline for how ready the class is for the formal congruence tests in Lessons 5–7.</w:t>
             </w:r>
           </w:p>
         </w:tc>
@@ -11622,7 +11622,7 @@
         </w:rPr>
         <w:t xml:space="preserve">© 2026 SeaVuria and ARES. Aligned with KICD objectives. Developed by SeaVuria; technical implementation by ARES (with AI assistance from Claude). Licensed under </w:t>
       </w:r>
-      <w:hyperlink w:history="1" r:id="rIdikpv9ypavi08ddfpnodvq">
+      <w:hyperlink w:history="1" r:id="rIdypjnyi-ofayvwieaptv4s">
         <w:r>
           <w:rPr>
             <w:rFonts w:ascii="Arial" w:cs="Arial" w:eastAsia="Arial" w:hAnsi="Arial"/>
@@ -11643,7 +11643,7 @@
         </w:rPr>
         <w:t xml:space="preserve"> (</w:t>
       </w:r>
-      <w:hyperlink w:history="1" r:id="rIdulvdutynfbnuhki8twrlz">
+      <w:hyperlink w:history="1" r:id="rIdvgbh2cb8i0tem00zwnhve">
         <w:r>
           <w:rPr>
             <w:rFonts w:ascii="Arial" w:cs="Arial" w:eastAsia="Arial" w:hAnsi="Arial"/>
@@ -12815,7 +12815,7 @@
             <w:pPr>
               <w:spacing w:after="20" w:before="0"/>
             </w:pPr>
-            <w:hyperlink w:history="1" r:id="rIdvhovmru2c-wcav6g2bkuo">
+            <w:hyperlink w:history="1" r:id="rIdf-fn4kqyx2fg3ziqdc5y0">
               <w:r>
                 <w:rPr>
                   <w:rFonts w:ascii="Arial" w:cs="Arial" w:eastAsia="Arial" w:hAnsi="Arial"/>
@@ -12848,7 +12848,7 @@
               <w:spacing w:after="10" w:before="0"/>
               <w:ind w:left="120"/>
             </w:pPr>
-            <w:hyperlink w:history="1" r:id="rIdekd2m95picpg50cpfxgxv">
+            <w:hyperlink w:history="1" r:id="rIdu7tpld2fxof-sfsu2zsfd">
               <w:r>
                 <w:rPr>
                   <w:rFonts w:ascii="Arial" w:cs="Arial" w:eastAsia="Arial" w:hAnsi="Arial"/>
@@ -12893,7 +12893,7 @@
             <w:pPr>
               <w:spacing w:after="20" w:before="0"/>
             </w:pPr>
-            <w:hyperlink w:history="1" r:id="rIdt1q4nbpxlolaj18_raked">
+            <w:hyperlink w:history="1" r:id="rIdbsudwagusvmuia-zjvasp">
               <w:r>
                 <w:rPr>
                   <w:rFonts w:ascii="Arial" w:cs="Arial" w:eastAsia="Arial" w:hAnsi="Arial"/>
@@ -12926,7 +12926,7 @@
               <w:spacing w:after="10" w:before="0"/>
               <w:ind w:left="120"/>
             </w:pPr>
-            <w:hyperlink w:history="1" r:id="rIdeimpaxfqtt11sxrtmpi7w">
+            <w:hyperlink w:history="1" r:id="rId2qscq7vj5lalx4lv36wev">
               <w:r>
                 <w:rPr>
                   <w:rFonts w:ascii="Arial" w:cs="Arial" w:eastAsia="Arial" w:hAnsi="Arial"/>
@@ -13121,7 +13121,7 @@
             <w:pPr>
               <w:spacing w:after="20" w:before="0"/>
             </w:pPr>
-            <w:hyperlink w:history="1" r:id="rIdtrljmikz4yrolb16ebpgx">
+            <w:hyperlink w:history="1" r:id="rIdhcrosoubr_k1ouyaaengv">
               <w:r>
                 <w:rPr>
                   <w:rFonts w:ascii="Arial" w:cs="Arial" w:eastAsia="Arial" w:hAnsi="Arial"/>
@@ -13154,7 +13154,7 @@
               <w:spacing w:after="10" w:before="0"/>
               <w:ind w:left="120"/>
             </w:pPr>
-            <w:hyperlink w:history="1" r:id="rIdav0ifhcleb-auxqcvdhhk">
+            <w:hyperlink w:history="1" r:id="rIdu26advlobnitaboppqsjk">
               <w:r>
                 <w:rPr>
                   <w:rFonts w:ascii="Arial" w:cs="Arial" w:eastAsia="Arial" w:hAnsi="Arial"/>
@@ -13199,7 +13199,7 @@
             <w:pPr>
               <w:spacing w:after="20" w:before="0"/>
             </w:pPr>
-            <w:hyperlink w:history="1" r:id="rIdnllhgeedlextnjbyn9kp0">
+            <w:hyperlink w:history="1" r:id="rIdpf7hbc2lcznq8h864hdp4">
               <w:r>
                 <w:rPr>
                   <w:rFonts w:ascii="Arial" w:cs="Arial" w:eastAsia="Arial" w:hAnsi="Arial"/>
@@ -13232,7 +13232,7 @@
               <w:spacing w:after="10" w:before="0"/>
               <w:ind w:left="120"/>
             </w:pPr>
-            <w:hyperlink w:history="1" r:id="rIdhu0dl0sp25xiwlpaer253">
+            <w:hyperlink w:history="1" r:id="rIdc3d61eiuiatbooe3ogcbw">
               <w:r>
                 <w:rPr>
                   <w:rFonts w:ascii="Arial" w:cs="Arial" w:eastAsia="Arial" w:hAnsi="Arial"/>
@@ -13427,7 +13427,7 @@
             <w:pPr>
               <w:spacing w:after="20" w:before="0"/>
             </w:pPr>
-            <w:hyperlink w:history="1" r:id="rId5lkdwtajziaz-z-dspmm-">
+            <w:hyperlink w:history="1" r:id="rIdwsxubvm4b-zjpp4ur353_">
               <w:r>
                 <w:rPr>
                   <w:rFonts w:ascii="Arial" w:cs="Arial" w:eastAsia="Arial" w:hAnsi="Arial"/>
@@ -13460,7 +13460,7 @@
               <w:spacing w:after="10" w:before="0"/>
               <w:ind w:left="120"/>
             </w:pPr>
-            <w:hyperlink w:history="1" r:id="rIdgljyz96t1a-fri95aurdp">
+            <w:hyperlink w:history="1" r:id="rIdklm9f5bvtvlrupeblmt1s">
               <w:r>
                 <w:rPr>
                   <w:rFonts w:ascii="Arial" w:cs="Arial" w:eastAsia="Arial" w:hAnsi="Arial"/>
@@ -13505,7 +13505,7 @@
             <w:pPr>
               <w:spacing w:after="20" w:before="0"/>
             </w:pPr>
-            <w:hyperlink w:history="1" r:id="rIdo5kpxen6w2qdocmdk16i-">
+            <w:hyperlink w:history="1" r:id="rIdd7bw2_n7q25alp812qr2d">
               <w:r>
                 <w:rPr>
                   <w:rFonts w:ascii="Arial" w:cs="Arial" w:eastAsia="Arial" w:hAnsi="Arial"/>
@@ -13554,7 +13554,7 @@
               <w:spacing w:after="10" w:before="0"/>
               <w:ind w:left="120"/>
             </w:pPr>
-            <w:hyperlink w:history="1" r:id="rIdwpn0gh0uc7gxryfxg95f6">
+            <w:hyperlink w:history="1" r:id="rIdqgo_dqo38sy7vnknsniq1">
               <w:r>
                 <w:rPr>
                   <w:rFonts w:ascii="Arial" w:cs="Arial" w:eastAsia="Arial" w:hAnsi="Arial"/>
@@ -13749,7 +13749,7 @@
             <w:pPr>
               <w:spacing w:after="20" w:before="0"/>
             </w:pPr>
-            <w:hyperlink w:history="1" r:id="rIdhzf2ohlcmmqsihe_lzo1x">
+            <w:hyperlink w:history="1" r:id="rIdo5-okxdnz8tv5wyfdni3v">
               <w:r>
                 <w:rPr>
                   <w:rFonts w:ascii="Arial" w:cs="Arial" w:eastAsia="Arial" w:hAnsi="Arial"/>
@@ -13782,7 +13782,7 @@
               <w:spacing w:after="10" w:before="0"/>
               <w:ind w:left="120"/>
             </w:pPr>
-            <w:hyperlink w:history="1" r:id="rIds-p9t76i8oqvv79nbv0hy">
+            <w:hyperlink w:history="1" r:id="rIdda6mw7s8gziotw1wx0y7u">
               <w:r>
                 <w:rPr>
                   <w:rFonts w:ascii="Arial" w:cs="Arial" w:eastAsia="Arial" w:hAnsi="Arial"/>
@@ -13827,7 +13827,7 @@
             <w:pPr>
               <w:spacing w:after="20" w:before="0"/>
             </w:pPr>
-            <w:hyperlink w:history="1" r:id="rId-hzx3ytft1dzeacvl-doa">
+            <w:hyperlink w:history="1" r:id="rIdflunvzdbadh628mct3rj0">
               <w:r>
                 <w:rPr>
                   <w:rFonts w:ascii="Arial" w:cs="Arial" w:eastAsia="Arial" w:hAnsi="Arial"/>
@@ -13876,7 +13876,7 @@
               <w:spacing w:after="10" w:before="0"/>
               <w:ind w:left="120"/>
             </w:pPr>
-            <w:hyperlink w:history="1" r:id="rIdswo0rt6hv4sygtug4f_du">
+            <w:hyperlink w:history="1" r:id="rId7xgk5bpz3ldwfdwjhlssb">
               <w:r>
                 <w:rPr>
                   <w:rFonts w:ascii="Arial" w:cs="Arial" w:eastAsia="Arial" w:hAnsi="Arial"/>
@@ -14071,7 +14071,7 @@
             <w:pPr>
               <w:spacing w:after="20" w:before="0"/>
             </w:pPr>
-            <w:hyperlink w:history="1" r:id="rIdqlbex2gc2j4q89ruqwtz4">
+            <w:hyperlink w:history="1" r:id="rIdzyltzlqd1o0wuvxvfqyuu">
               <w:r>
                 <w:rPr>
                   <w:rFonts w:ascii="Arial" w:cs="Arial" w:eastAsia="Arial" w:hAnsi="Arial"/>
@@ -14120,7 +14120,7 @@
               <w:spacing w:after="10" w:before="0"/>
               <w:ind w:left="120"/>
             </w:pPr>
-            <w:hyperlink w:history="1" r:id="rId5duzfkdzescautusjyrfd">
+            <w:hyperlink w:history="1" r:id="rIdj9jxuyextr_14tn14dpup">
               <w:r>
                 <w:rPr>
                   <w:rFonts w:ascii="Arial" w:cs="Arial" w:eastAsia="Arial" w:hAnsi="Arial"/>
@@ -14165,7 +14165,7 @@
             <w:pPr>
               <w:spacing w:after="20" w:before="0"/>
             </w:pPr>
-            <w:hyperlink w:history="1" r:id="rId2h33yfzyi9b70pyj4fk45">
+            <w:hyperlink w:history="1" r:id="rIdql4xhbrc_7sry53eqxxpz">
               <w:r>
                 <w:rPr>
                   <w:rFonts w:ascii="Arial" w:cs="Arial" w:eastAsia="Arial" w:hAnsi="Arial"/>
@@ -14214,7 +14214,7 @@
               <w:spacing w:after="10" w:before="0"/>
               <w:ind w:left="120"/>
             </w:pPr>
-            <w:hyperlink w:history="1" r:id="rId1ggvfayuun607zlynzigm">
+            <w:hyperlink w:history="1" r:id="rIds2jlzbyg3sckvcso8dysx">
               <w:r>
                 <w:rPr>
                   <w:rFonts w:ascii="Arial" w:cs="Arial" w:eastAsia="Arial" w:hAnsi="Arial"/>
@@ -14802,7 +14802,7 @@
         </w:rPr>
         <w:t xml:space="preserve">© 2026 SeaVuria and ARES. Aligned with KICD objectives. Developed by SeaVuria; technical implementation by ARES (with AI assistance from Claude). Licensed under </w:t>
       </w:r>
-      <w:hyperlink w:history="1" r:id="rId-ex8p2vylvuwpk_cy1-gc">
+      <w:hyperlink w:history="1" r:id="rIdyk4yv_hhz8ajx9mdl7iac">
         <w:r>
           <w:rPr>
             <w:rFonts w:ascii="Arial" w:cs="Arial" w:eastAsia="Arial" w:hAnsi="Arial"/>
@@ -14823,7 +14823,7 @@
         </w:rPr>
         <w:t xml:space="preserve"> (</w:t>
       </w:r>
-      <w:hyperlink w:history="1" r:id="rIdy5am8muil6jltwmap1ase">
+      <w:hyperlink w:history="1" r:id="rIdflwje6dlanhq4bnpzktsv">
         <w:r>
           <w:rPr>
             <w:rFonts w:ascii="Arial" w:cs="Arial" w:eastAsia="Arial" w:hAnsi="Arial"/>
@@ -16015,7 +16015,7 @@
             <w:pPr>
               <w:spacing w:after="20" w:before="0"/>
             </w:pPr>
-            <w:hyperlink w:history="1" r:id="rIdr-xcwenonv2cv4orar-to">
+            <w:hyperlink w:history="1" r:id="rIdna5g5apsvksan97lnuhvh">
               <w:r>
                 <w:rPr>
                   <w:rFonts w:ascii="Arial" w:cs="Arial" w:eastAsia="Arial" w:hAnsi="Arial"/>
@@ -16048,7 +16048,7 @@
               <w:spacing w:after="10" w:before="0"/>
               <w:ind w:left="120"/>
             </w:pPr>
-            <w:hyperlink w:history="1" r:id="rIdy7p75ubgmywy4i6659u45">
+            <w:hyperlink w:history="1" r:id="rIdnlmhjprkmisbjs12z7ufc">
               <w:r>
                 <w:rPr>
                   <w:rFonts w:ascii="Arial" w:cs="Arial" w:eastAsia="Arial" w:hAnsi="Arial"/>
@@ -16093,7 +16093,7 @@
             <w:pPr>
               <w:spacing w:after="20" w:before="0"/>
             </w:pPr>
-            <w:hyperlink w:history="1" r:id="rIdk-wwtmudpjybs9j7njx9o">
+            <w:hyperlink w:history="1" r:id="rIdozdevtgbsnpge5fhm9puw">
               <w:r>
                 <w:rPr>
                   <w:rFonts w:ascii="Arial" w:cs="Arial" w:eastAsia="Arial" w:hAnsi="Arial"/>
@@ -16126,7 +16126,7 @@
               <w:spacing w:after="10" w:before="0"/>
               <w:ind w:left="120"/>
             </w:pPr>
-            <w:hyperlink w:history="1" r:id="rIddfaswjvsllzon9czffg-z">
+            <w:hyperlink w:history="1" r:id="rIdvoyqimyejf9gr7madu-ed">
               <w:r>
                 <w:rPr>
                   <w:rFonts w:ascii="Arial" w:cs="Arial" w:eastAsia="Arial" w:hAnsi="Arial"/>
@@ -16321,7 +16321,7 @@
             <w:pPr>
               <w:spacing w:after="20" w:before="0"/>
             </w:pPr>
-            <w:hyperlink w:history="1" r:id="rIdc5c3q5ovxexjwp-lehk6h">
+            <w:hyperlink w:history="1" r:id="rIdqdoouxsllgh-br8yetljn">
               <w:r>
                 <w:rPr>
                   <w:rFonts w:ascii="Arial" w:cs="Arial" w:eastAsia="Arial" w:hAnsi="Arial"/>
@@ -16354,7 +16354,7 @@
               <w:spacing w:after="10" w:before="0"/>
               <w:ind w:left="120"/>
             </w:pPr>
-            <w:hyperlink w:history="1" r:id="rIdjzdrmois2kh-cz1vipkab">
+            <w:hyperlink w:history="1" r:id="rId_et_nawhfjjmmcxagwa-9">
               <w:r>
                 <w:rPr>
                   <w:rFonts w:ascii="Arial" w:cs="Arial" w:eastAsia="Arial" w:hAnsi="Arial"/>
@@ -16399,7 +16399,7 @@
             <w:pPr>
               <w:spacing w:after="20" w:before="0"/>
             </w:pPr>
-            <w:hyperlink w:history="1" r:id="rIdjjggh4jahqvlrpzqbfkb0">
+            <w:hyperlink w:history="1" r:id="rIdzlt47e-odwhynpuvi-uy9">
               <w:r>
                 <w:rPr>
                   <w:rFonts w:ascii="Arial" w:cs="Arial" w:eastAsia="Arial" w:hAnsi="Arial"/>
@@ -16432,7 +16432,7 @@
               <w:spacing w:after="10" w:before="0"/>
               <w:ind w:left="120"/>
             </w:pPr>
-            <w:hyperlink w:history="1" r:id="rIdsmftcjkzkezypnobyqxwz">
+            <w:hyperlink w:history="1" r:id="rIdmgvwqklcb86t1cx7ds2ji">
               <w:r>
                 <w:rPr>
                   <w:rFonts w:ascii="Arial" w:cs="Arial" w:eastAsia="Arial" w:hAnsi="Arial"/>
@@ -16627,7 +16627,7 @@
             <w:pPr>
               <w:spacing w:after="20" w:before="0"/>
             </w:pPr>
-            <w:hyperlink w:history="1" r:id="rIdsfck5a8gn8w5-lvxahbus">
+            <w:hyperlink w:history="1" r:id="rIdvtqk1tq4xli8xomledexa">
               <w:r>
                 <w:rPr>
                   <w:rFonts w:ascii="Arial" w:cs="Arial" w:eastAsia="Arial" w:hAnsi="Arial"/>
@@ -16660,7 +16660,7 @@
               <w:spacing w:after="10" w:before="0"/>
               <w:ind w:left="120"/>
             </w:pPr>
-            <w:hyperlink w:history="1" r:id="rIdnxcds-7azqbauxqzbmwtq">
+            <w:hyperlink w:history="1" r:id="rIdacdfl7vsegx9inzut1x_m">
               <w:r>
                 <w:rPr>
                   <w:rFonts w:ascii="Arial" w:cs="Arial" w:eastAsia="Arial" w:hAnsi="Arial"/>
@@ -16705,7 +16705,7 @@
             <w:pPr>
               <w:spacing w:after="20" w:before="0"/>
             </w:pPr>
-            <w:hyperlink w:history="1" r:id="rIdu2nmx-erkv4kbpzx12op1">
+            <w:hyperlink w:history="1" r:id="rIdnulhtwi1f-jnyvpnpppzj">
               <w:r>
                 <w:rPr>
                   <w:rFonts w:ascii="Arial" w:cs="Arial" w:eastAsia="Arial" w:hAnsi="Arial"/>
@@ -16738,7 +16738,7 @@
               <w:spacing w:after="10" w:before="0"/>
               <w:ind w:left="120"/>
             </w:pPr>
-            <w:hyperlink w:history="1" r:id="rId6sstzkeiwapnhrctbmork">
+            <w:hyperlink w:history="1" r:id="rIdhd8brd8g0gxvecyhpep5p">
               <w:r>
                 <w:rPr>
                   <w:rFonts w:ascii="Arial" w:cs="Arial" w:eastAsia="Arial" w:hAnsi="Arial"/>
@@ -16933,7 +16933,7 @@
             <w:pPr>
               <w:spacing w:after="20" w:before="0"/>
             </w:pPr>
-            <w:hyperlink w:history="1" r:id="rIdr4ealmfhymbyiewtqv1l3">
+            <w:hyperlink w:history="1" r:id="rIdc5oidztrjnkmh8zkhevhq">
               <w:r>
                 <w:rPr>
                   <w:rFonts w:ascii="Arial" w:cs="Arial" w:eastAsia="Arial" w:hAnsi="Arial"/>
@@ -16966,7 +16966,7 @@
               <w:spacing w:after="10" w:before="0"/>
               <w:ind w:left="120"/>
             </w:pPr>
-            <w:hyperlink w:history="1" r:id="rId_fchsvkmbkuev5rxpamo2">
+            <w:hyperlink w:history="1" r:id="rIdlmv-6ddevsndznnfm_xkb">
               <w:r>
                 <w:rPr>
                   <w:rFonts w:ascii="Arial" w:cs="Arial" w:eastAsia="Arial" w:hAnsi="Arial"/>
@@ -17011,7 +17011,7 @@
             <w:pPr>
               <w:spacing w:after="20" w:before="0"/>
             </w:pPr>
-            <w:hyperlink w:history="1" r:id="rIdf8b3qgmp6pxsgp418ew3b">
+            <w:hyperlink w:history="1" r:id="rIdlk42g9oxobaqivwierhvc">
               <w:r>
                 <w:rPr>
                   <w:rFonts w:ascii="Arial" w:cs="Arial" w:eastAsia="Arial" w:hAnsi="Arial"/>
@@ -17044,7 +17044,7 @@
               <w:spacing w:after="10" w:before="0"/>
               <w:ind w:left="120"/>
             </w:pPr>
-            <w:hyperlink w:history="1" r:id="rIdfjf0oeagmm3daeqex1xda">
+            <w:hyperlink w:history="1" r:id="rId8eqkhpb2zjpxjdq2fgwce">
               <w:r>
                 <w:rPr>
                   <w:rFonts w:ascii="Arial" w:cs="Arial" w:eastAsia="Arial" w:hAnsi="Arial"/>
@@ -17239,7 +17239,7 @@
             <w:pPr>
               <w:spacing w:after="20" w:before="0"/>
             </w:pPr>
-            <w:hyperlink w:history="1" r:id="rIdtwb48ybwsp77w5tv4eg2a">
+            <w:hyperlink w:history="1" r:id="rIdyivswylec6qvksnq03lts">
               <w:r>
                 <w:rPr>
                   <w:rFonts w:ascii="Arial" w:cs="Arial" w:eastAsia="Arial" w:hAnsi="Arial"/>
@@ -17272,7 +17272,7 @@
               <w:spacing w:after="10" w:before="0"/>
               <w:ind w:left="120"/>
             </w:pPr>
-            <w:hyperlink w:history="1" r:id="rIdqsdzaovt3f1vrctgr0-9i">
+            <w:hyperlink w:history="1" r:id="rId5wmdypwlt6she0uwqempj">
               <w:r>
                 <w:rPr>
                   <w:rFonts w:ascii="Arial" w:cs="Arial" w:eastAsia="Arial" w:hAnsi="Arial"/>
@@ -17317,7 +17317,7 @@
             <w:pPr>
               <w:spacing w:after="20" w:before="0"/>
             </w:pPr>
-            <w:hyperlink w:history="1" r:id="rIdxexdg-af0fzuzrfab6hpy">
+            <w:hyperlink w:history="1" r:id="rIdslde6phejzkx2xn2qgnhu">
               <w:r>
                 <w:rPr>
                   <w:rFonts w:ascii="Arial" w:cs="Arial" w:eastAsia="Arial" w:hAnsi="Arial"/>
@@ -17350,7 +17350,7 @@
               <w:spacing w:after="10" w:before="0"/>
               <w:ind w:left="120"/>
             </w:pPr>
-            <w:hyperlink w:history="1" r:id="rIdwih1aguqwypbx3bf0vybv">
+            <w:hyperlink w:history="1" r:id="rIdovawpfb1tljes1iifzfsv">
               <w:r>
                 <w:rPr>
                   <w:rFonts w:ascii="Arial" w:cs="Arial" w:eastAsia="Arial" w:hAnsi="Arial"/>
@@ -17938,7 +17938,7 @@
         </w:rPr>
         <w:t xml:space="preserve">© 2026 SeaVuria and ARES. Aligned with KICD objectives. Developed by SeaVuria; technical implementation by ARES (with AI assistance from Claude). Licensed under </w:t>
       </w:r>
-      <w:hyperlink w:history="1" r:id="rIduzdbv1kalsowfcuiplm6b">
+      <w:hyperlink w:history="1" r:id="rIdb3kvb-5rp0aah5qof7ve3">
         <w:r>
           <w:rPr>
             <w:rFonts w:ascii="Arial" w:cs="Arial" w:eastAsia="Arial" w:hAnsi="Arial"/>
@@ -17959,7 +17959,7 @@
         </w:rPr>
         <w:t xml:space="preserve"> (</w:t>
       </w:r>
-      <w:hyperlink w:history="1" r:id="rIdtjat6eaficlyeki4lkzmo">
+      <w:hyperlink w:history="1" r:id="rId7e3ahtzmz26xjt6in4lfg">
         <w:r>
           <w:rPr>
             <w:rFonts w:ascii="Arial" w:cs="Arial" w:eastAsia="Arial" w:hAnsi="Arial"/>
@@ -19131,7 +19131,7 @@
             <w:pPr>
               <w:spacing w:after="20" w:before="0"/>
             </w:pPr>
-            <w:hyperlink w:history="1" r:id="rIdpri2g5rrzabrk15jqwvyc">
+            <w:hyperlink w:history="1" r:id="rIdrpllgmph37znydrs0m79t">
               <w:r>
                 <w:rPr>
                   <w:rFonts w:ascii="Arial" w:cs="Arial" w:eastAsia="Arial" w:hAnsi="Arial"/>
@@ -19164,7 +19164,7 @@
               <w:spacing w:after="10" w:before="0"/>
               <w:ind w:left="120"/>
             </w:pPr>
-            <w:hyperlink w:history="1" r:id="rId7pboq_8zkocxha75um6lf">
+            <w:hyperlink w:history="1" r:id="rIdxhshmg1yz9k7kmvmddvvf">
               <w:r>
                 <w:rPr>
                   <w:rFonts w:ascii="Arial" w:cs="Arial" w:eastAsia="Arial" w:hAnsi="Arial"/>
@@ -19209,7 +19209,7 @@
             <w:pPr>
               <w:spacing w:after="20" w:before="0"/>
             </w:pPr>
-            <w:hyperlink w:history="1" r:id="rIdl8932ucvuxzq3hmic1hek">
+            <w:hyperlink w:history="1" r:id="rId8tcodqqe2ynq5wxq0xagm">
               <w:r>
                 <w:rPr>
                   <w:rFonts w:ascii="Arial" w:cs="Arial" w:eastAsia="Arial" w:hAnsi="Arial"/>
@@ -19242,7 +19242,7 @@
               <w:spacing w:after="10" w:before="0"/>
               <w:ind w:left="120"/>
             </w:pPr>
-            <w:hyperlink w:history="1" r:id="rIdqcztfhbucqmx6erfkxuqy">
+            <w:hyperlink w:history="1" r:id="rIdzx9x9nytzs9jkwhjkcvmf">
               <w:r>
                 <w:rPr>
                   <w:rFonts w:ascii="Arial" w:cs="Arial" w:eastAsia="Arial" w:hAnsi="Arial"/>
@@ -19437,7 +19437,7 @@
             <w:pPr>
               <w:spacing w:after="20" w:before="0"/>
             </w:pPr>
-            <w:hyperlink w:history="1" r:id="rIdrgyoku2sef3y7ikgtef3t">
+            <w:hyperlink w:history="1" r:id="rIdvnmsdk6y2ukqdrsgzh1tw">
               <w:r>
                 <w:rPr>
                   <w:rFonts w:ascii="Arial" w:cs="Arial" w:eastAsia="Arial" w:hAnsi="Arial"/>
@@ -19470,7 +19470,7 @@
               <w:spacing w:after="10" w:before="0"/>
               <w:ind w:left="120"/>
             </w:pPr>
-            <w:hyperlink w:history="1" r:id="rIdenxx74ielpg4-ple_t8k0">
+            <w:hyperlink w:history="1" r:id="rId43iuwgifzqarcrisqav6f">
               <w:r>
                 <w:rPr>
                   <w:rFonts w:ascii="Arial" w:cs="Arial" w:eastAsia="Arial" w:hAnsi="Arial"/>
@@ -19515,7 +19515,7 @@
             <w:pPr>
               <w:spacing w:after="20" w:before="0"/>
             </w:pPr>
-            <w:hyperlink w:history="1" r:id="rIdfy3qz2elydgy_jjlodkye">
+            <w:hyperlink w:history="1" r:id="rId6tr1bw1rrjtp8nkexc02k">
               <w:r>
                 <w:rPr>
                   <w:rFonts w:ascii="Arial" w:cs="Arial" w:eastAsia="Arial" w:hAnsi="Arial"/>
@@ -19548,7 +19548,7 @@
               <w:spacing w:after="10" w:before="0"/>
               <w:ind w:left="120"/>
             </w:pPr>
-            <w:hyperlink w:history="1" r:id="rIdz5cl4ucuymnenvn3asjih">
+            <w:hyperlink w:history="1" r:id="rIdjgqe9fa8j6jzqhhmpjr1k">
               <w:r>
                 <w:rPr>
                   <w:rFonts w:ascii="Arial" w:cs="Arial" w:eastAsia="Arial" w:hAnsi="Arial"/>
@@ -19743,7 +19743,7 @@
             <w:pPr>
               <w:spacing w:after="20" w:before="0"/>
             </w:pPr>
-            <w:hyperlink w:history="1" r:id="rIdgznb1ssnoc0hvwnqlcduk">
+            <w:hyperlink w:history="1" r:id="rIdxetgiitf3ajmpqhg7qdql">
               <w:r>
                 <w:rPr>
                   <w:rFonts w:ascii="Arial" w:cs="Arial" w:eastAsia="Arial" w:hAnsi="Arial"/>
@@ -19776,7 +19776,7 @@
               <w:spacing w:after="10" w:before="0"/>
               <w:ind w:left="120"/>
             </w:pPr>
-            <w:hyperlink w:history="1" r:id="rIdg6wc---ki8dbjxlzdiscw">
+            <w:hyperlink w:history="1" r:id="rIdwl8pkwvnyogbeuuuxxxm-">
               <w:r>
                 <w:rPr>
                   <w:rFonts w:ascii="Arial" w:cs="Arial" w:eastAsia="Arial" w:hAnsi="Arial"/>
@@ -19821,7 +19821,7 @@
             <w:pPr>
               <w:spacing w:after="20" w:before="0"/>
             </w:pPr>
-            <w:hyperlink w:history="1" r:id="rIdalp7yndolv3ubc0fv9sbk">
+            <w:hyperlink w:history="1" r:id="rIdzvcbt60tfrpxrshdxduct">
               <w:r>
                 <w:rPr>
                   <w:rFonts w:ascii="Arial" w:cs="Arial" w:eastAsia="Arial" w:hAnsi="Arial"/>
@@ -19870,7 +19870,7 @@
               <w:spacing w:after="10" w:before="0"/>
               <w:ind w:left="120"/>
             </w:pPr>
-            <w:hyperlink w:history="1" r:id="rIdgo6vkrucnwdrr5xyhfwe-">
+            <w:hyperlink w:history="1" r:id="rIdm6_1bs2dbprlt_3fo5fdc">
               <w:r>
                 <w:rPr>
                   <w:rFonts w:ascii="Arial" w:cs="Arial" w:eastAsia="Arial" w:hAnsi="Arial"/>
@@ -20065,7 +20065,7 @@
             <w:pPr>
               <w:spacing w:after="20" w:before="0"/>
             </w:pPr>
-            <w:hyperlink w:history="1" r:id="rIdehtisekmfw0cwndgkf0ib">
+            <w:hyperlink w:history="1" r:id="rIde7svqwpre0i_c9gujnqn3">
               <w:r>
                 <w:rPr>
                   <w:rFonts w:ascii="Arial" w:cs="Arial" w:eastAsia="Arial" w:hAnsi="Arial"/>
@@ -20098,7 +20098,7 @@
               <w:spacing w:after="10" w:before="0"/>
               <w:ind w:left="120"/>
             </w:pPr>
-            <w:hyperlink w:history="1" r:id="rIdmoonylsf94tu2nws9fpcw">
+            <w:hyperlink w:history="1" r:id="rIdvosx26nfxriumgnbb1kbt">
               <w:r>
                 <w:rPr>
                   <w:rFonts w:ascii="Arial" w:cs="Arial" w:eastAsia="Arial" w:hAnsi="Arial"/>
@@ -20143,7 +20143,7 @@
             <w:pPr>
               <w:spacing w:after="20" w:before="0"/>
             </w:pPr>
-            <w:hyperlink w:history="1" r:id="rIdqguqon74f78y96fhgjknf">
+            <w:hyperlink w:history="1" r:id="rIdkvbf9nke0nklasgevvnnr">
               <w:r>
                 <w:rPr>
                   <w:rFonts w:ascii="Arial" w:cs="Arial" w:eastAsia="Arial" w:hAnsi="Arial"/>
@@ -20192,7 +20192,7 @@
               <w:spacing w:after="10" w:before="0"/>
               <w:ind w:left="120"/>
             </w:pPr>
-            <w:hyperlink w:history="1" r:id="rIdcri7ooh_neutwnm0xrk9x">
+            <w:hyperlink w:history="1" r:id="rId0jrcuhvz4hgzm8csgaz6-">
               <w:r>
                 <w:rPr>
                   <w:rFonts w:ascii="Arial" w:cs="Arial" w:eastAsia="Arial" w:hAnsi="Arial"/>
@@ -20387,7 +20387,7 @@
             <w:pPr>
               <w:spacing w:after="20" w:before="0"/>
             </w:pPr>
-            <w:hyperlink w:history="1" r:id="rIdjtkbzxrdqacjymgecavun">
+            <w:hyperlink w:history="1" r:id="rIdgrto0yzdig6vfq7t_wj5t">
               <w:r>
                 <w:rPr>
                   <w:rFonts w:ascii="Arial" w:cs="Arial" w:eastAsia="Arial" w:hAnsi="Arial"/>
@@ -20436,7 +20436,7 @@
               <w:spacing w:after="10" w:before="0"/>
               <w:ind w:left="120"/>
             </w:pPr>
-            <w:hyperlink w:history="1" r:id="rIdjch8yrsjwh4ez3szrktmq">
+            <w:hyperlink w:history="1" r:id="rIdsgkbrw2wkvepjan9nzsip">
               <w:r>
                 <w:rPr>
                   <w:rFonts w:ascii="Arial" w:cs="Arial" w:eastAsia="Arial" w:hAnsi="Arial"/>
@@ -20481,7 +20481,7 @@
             <w:pPr>
               <w:spacing w:after="20" w:before="0"/>
             </w:pPr>
-            <w:hyperlink w:history="1" r:id="rId9o_nvwehsu5uabqzl99o0">
+            <w:hyperlink w:history="1" r:id="rIdvd7juxfhs-1zoqek-r11a">
               <w:r>
                 <w:rPr>
                   <w:rFonts w:ascii="Arial" w:cs="Arial" w:eastAsia="Arial" w:hAnsi="Arial"/>
@@ -20514,7 +20514,7 @@
               <w:spacing w:after="10" w:before="0"/>
               <w:ind w:left="120"/>
             </w:pPr>
-            <w:hyperlink w:history="1" r:id="rIda1ruy1acihwkr1pdornqx">
+            <w:hyperlink w:history="1" r:id="rIdhj-wrbuyunx9sdb5qzgdn">
               <w:r>
                 <w:rPr>
                   <w:rFonts w:ascii="Arial" w:cs="Arial" w:eastAsia="Arial" w:hAnsi="Arial"/>
@@ -21102,7 +21102,7 @@
         </w:rPr>
         <w:t xml:space="preserve">© 2026 SeaVuria and ARES. Aligned with KICD objectives. Developed by SeaVuria; technical implementation by ARES (with AI assistance from Claude). Licensed under </w:t>
       </w:r>
-      <w:hyperlink w:history="1" r:id="rIdykgea7dn7ot6mg_5q6oq2">
+      <w:hyperlink w:history="1" r:id="rIdfzgnkjiquonewturkdgdm">
         <w:r>
           <w:rPr>
             <w:rFonts w:ascii="Arial" w:cs="Arial" w:eastAsia="Arial" w:hAnsi="Arial"/>
@@ -21123,7 +21123,7 @@
         </w:rPr>
         <w:t xml:space="preserve"> (</w:t>
       </w:r>
-      <w:hyperlink w:history="1" r:id="rId0qytvnbz1hyoucq_rg5qj">
+      <w:hyperlink w:history="1" r:id="rId6pvy9zemxt8bfr314d86u">
         <w:r>
           <w:rPr>
             <w:rFonts w:ascii="Arial" w:cs="Arial" w:eastAsia="Arial" w:hAnsi="Arial"/>
@@ -22219,7 +22219,7 @@
             <w:pPr>
               <w:spacing w:after="20" w:before="0"/>
             </w:pPr>
-            <w:hyperlink w:history="1" r:id="rIdnylrvuhnyooggxg5cz8y7">
+            <w:hyperlink w:history="1" r:id="rIdljiei2sv1l7rswrd4pw1g">
               <w:r>
                 <w:rPr>
                   <w:rFonts w:ascii="Arial" w:cs="Arial" w:eastAsia="Arial" w:hAnsi="Arial"/>
@@ -22252,7 +22252,7 @@
               <w:spacing w:after="10" w:before="0"/>
               <w:ind w:left="120"/>
             </w:pPr>
-            <w:hyperlink w:history="1" r:id="rIdrq9qgm-cvkmpzircgw4yx">
+            <w:hyperlink w:history="1" r:id="rIdi55pklphwhz5wmstq7ovp">
               <w:r>
                 <w:rPr>
                   <w:rFonts w:ascii="Arial" w:cs="Arial" w:eastAsia="Arial" w:hAnsi="Arial"/>
@@ -22297,7 +22297,7 @@
             <w:pPr>
               <w:spacing w:after="20" w:before="0"/>
             </w:pPr>
-            <w:hyperlink w:history="1" r:id="rIdol8dkgei7p7fqvohb-zhh">
+            <w:hyperlink w:history="1" r:id="rIdwnww75ehwy3btiihykuax">
               <w:r>
                 <w:rPr>
                   <w:rFonts w:ascii="Arial" w:cs="Arial" w:eastAsia="Arial" w:hAnsi="Arial"/>
@@ -22330,7 +22330,7 @@
               <w:spacing w:after="10" w:before="0"/>
               <w:ind w:left="120"/>
             </w:pPr>
-            <w:hyperlink w:history="1" r:id="rIdo2-jc0uzgf7xlxdjullfy">
+            <w:hyperlink w:history="1" r:id="rIdcwx9zwulnrcujsifumuxt">
               <w:r>
                 <w:rPr>
                   <w:rFonts w:ascii="Arial" w:cs="Arial" w:eastAsia="Arial" w:hAnsi="Arial"/>
@@ -22525,7 +22525,7 @@
             <w:pPr>
               <w:spacing w:after="20" w:before="0"/>
             </w:pPr>
-            <w:hyperlink w:history="1" r:id="rIdlriosnoaeydat0cozqnr1">
+            <w:hyperlink w:history="1" r:id="rIdel4dyelvlwhxvnxvhx8h1">
               <w:r>
                 <w:rPr>
                   <w:rFonts w:ascii="Arial" w:cs="Arial" w:eastAsia="Arial" w:hAnsi="Arial"/>
@@ -22558,7 +22558,7 @@
               <w:spacing w:after="10" w:before="0"/>
               <w:ind w:left="120"/>
             </w:pPr>
-            <w:hyperlink w:history="1" r:id="rIddbw7qoinue2gjonohlr1p">
+            <w:hyperlink w:history="1" r:id="rIdw-sifqjjwbbdb6nnkx9s8">
               <w:r>
                 <w:rPr>
                   <w:rFonts w:ascii="Arial" w:cs="Arial" w:eastAsia="Arial" w:hAnsi="Arial"/>
@@ -22603,7 +22603,7 @@
             <w:pPr>
               <w:spacing w:after="20" w:before="0"/>
             </w:pPr>
-            <w:hyperlink w:history="1" r:id="rId2agcqmizzi9eckmdxn33u">
+            <w:hyperlink w:history="1" r:id="rIdt6hq5jgl7mtx4uvxfkrp7">
               <w:r>
                 <w:rPr>
                   <w:rFonts w:ascii="Arial" w:cs="Arial" w:eastAsia="Arial" w:hAnsi="Arial"/>
@@ -22636,7 +22636,7 @@
               <w:spacing w:after="10" w:before="0"/>
               <w:ind w:left="120"/>
             </w:pPr>
-            <w:hyperlink w:history="1" r:id="rIdnxycwwdmexwieqm4nyurp">
+            <w:hyperlink w:history="1" r:id="rIda4qpjuskfn0hsr36jwarm">
               <w:r>
                 <w:rPr>
                   <w:rFonts w:ascii="Arial" w:cs="Arial" w:eastAsia="Arial" w:hAnsi="Arial"/>
@@ -22831,7 +22831,7 @@
             <w:pPr>
               <w:spacing w:after="20" w:before="0"/>
             </w:pPr>
-            <w:hyperlink w:history="1" r:id="rId1elvrhzmhcvxtigwf_8qs">
+            <w:hyperlink w:history="1" r:id="rIdsfhhl-bbqovy0eawbrbxe">
               <w:r>
                 <w:rPr>
                   <w:rFonts w:ascii="Arial" w:cs="Arial" w:eastAsia="Arial" w:hAnsi="Arial"/>
@@ -22864,7 +22864,7 @@
               <w:spacing w:after="10" w:before="0"/>
               <w:ind w:left="120"/>
             </w:pPr>
-            <w:hyperlink w:history="1" r:id="rIduwqb46mk1-kcgsw9y2e_0">
+            <w:hyperlink w:history="1" r:id="rIdym-jbs-38nqjmp-j291hz">
               <w:r>
                 <w:rPr>
                   <w:rFonts w:ascii="Arial" w:cs="Arial" w:eastAsia="Arial" w:hAnsi="Arial"/>
@@ -22909,7 +22909,7 @@
             <w:pPr>
               <w:spacing w:after="20" w:before="0"/>
             </w:pPr>
-            <w:hyperlink w:history="1" r:id="rIdna-foewyw70ujnrdribde">
+            <w:hyperlink w:history="1" r:id="rIdz3ouwzds6kl-32iocmfcd">
               <w:r>
                 <w:rPr>
                   <w:rFonts w:ascii="Arial" w:cs="Arial" w:eastAsia="Arial" w:hAnsi="Arial"/>
@@ -22942,7 +22942,7 @@
               <w:spacing w:after="10" w:before="0"/>
               <w:ind w:left="120"/>
             </w:pPr>
-            <w:hyperlink w:history="1" r:id="rIdyetwf6yvkgwenurm3mufd">
+            <w:hyperlink w:history="1" r:id="rId5tgvevbwdxm-wbx-wg2fc">
               <w:r>
                 <w:rPr>
                   <w:rFonts w:ascii="Arial" w:cs="Arial" w:eastAsia="Arial" w:hAnsi="Arial"/>
@@ -23137,7 +23137,7 @@
             <w:pPr>
               <w:spacing w:after="20" w:before="0"/>
             </w:pPr>
-            <w:hyperlink w:history="1" r:id="rIddcaj2v1wsktdxdy1dmwov">
+            <w:hyperlink w:history="1" r:id="rIdzw4gwbhjiijcld5ui4vj-">
               <w:r>
                 <w:rPr>
                   <w:rFonts w:ascii="Arial" w:cs="Arial" w:eastAsia="Arial" w:hAnsi="Arial"/>
@@ -23170,7 +23170,7 @@
               <w:spacing w:after="10" w:before="0"/>
               <w:ind w:left="120"/>
             </w:pPr>
-            <w:hyperlink w:history="1" r:id="rId1_27vsfgprdy4pvs0a51g">
+            <w:hyperlink w:history="1" r:id="rIdsbczumim2dn5pcyth4dru">
               <w:r>
                 <w:rPr>
                   <w:rFonts w:ascii="Arial" w:cs="Arial" w:eastAsia="Arial" w:hAnsi="Arial"/>
@@ -23215,7 +23215,7 @@
             <w:pPr>
               <w:spacing w:after="20" w:before="0"/>
             </w:pPr>
-            <w:hyperlink w:history="1" r:id="rIduxn3udny_nwsbovvdtccc">
+            <w:hyperlink w:history="1" r:id="rId5hlgaxyz-94dnctyd9v-x">
               <w:r>
                 <w:rPr>
                   <w:rFonts w:ascii="Arial" w:cs="Arial" w:eastAsia="Arial" w:hAnsi="Arial"/>
@@ -23248,7 +23248,7 @@
               <w:spacing w:after="10" w:before="0"/>
               <w:ind w:left="120"/>
             </w:pPr>
-            <w:hyperlink w:history="1" r:id="rIdhfti8rdtrwyxxenhmayoy">
+            <w:hyperlink w:history="1" r:id="rIdye4ox768grntiyb8knbvn">
               <w:r>
                 <w:rPr>
                   <w:rFonts w:ascii="Arial" w:cs="Arial" w:eastAsia="Arial" w:hAnsi="Arial"/>
@@ -23443,7 +23443,7 @@
             <w:pPr>
               <w:spacing w:after="20" w:before="0"/>
             </w:pPr>
-            <w:hyperlink w:history="1" r:id="rIdaalmnam0mqwralt9e6yeb">
+            <w:hyperlink w:history="1" r:id="rIdjxethd5hs6geuoe_ky_ow">
               <w:r>
                 <w:rPr>
                   <w:rFonts w:ascii="Arial" w:cs="Arial" w:eastAsia="Arial" w:hAnsi="Arial"/>
@@ -23476,7 +23476,7 @@
               <w:spacing w:after="10" w:before="0"/>
               <w:ind w:left="120"/>
             </w:pPr>
-            <w:hyperlink w:history="1" r:id="rIdoqqerjsjjc1uwm41p6tx4">
+            <w:hyperlink w:history="1" r:id="rIdhwgwifs3uqlmdeuozf0rl">
               <w:r>
                 <w:rPr>
                   <w:rFonts w:ascii="Arial" w:cs="Arial" w:eastAsia="Arial" w:hAnsi="Arial"/>
@@ -23521,7 +23521,7 @@
             <w:pPr>
               <w:spacing w:after="20" w:before="0"/>
             </w:pPr>
-            <w:hyperlink w:history="1" r:id="rId2grhf3bqdfh1dhkbcd-6q">
+            <w:hyperlink w:history="1" r:id="rIdbeeylmuwmcu22ddlgcckw">
               <w:r>
                 <w:rPr>
                   <w:rFonts w:ascii="Arial" w:cs="Arial" w:eastAsia="Arial" w:hAnsi="Arial"/>
@@ -23570,7 +23570,7 @@
               <w:spacing w:after="10" w:before="0"/>
               <w:ind w:left="120"/>
             </w:pPr>
-            <w:hyperlink w:history="1" r:id="rIdg4pd-hrsac8ga7-hkrqak">
+            <w:hyperlink w:history="1" r:id="rIdvl2emzdojf_hm3veox9ry">
               <w:r>
                 <w:rPr>
                   <w:rFonts w:ascii="Arial" w:cs="Arial" w:eastAsia="Arial" w:hAnsi="Arial"/>
@@ -23612,7 +23612,7 @@
                 <w:sz w:val="18"/>
                 <w:szCs w:val="18"/>
               </w:rPr>
-              <w:t xml:space="preserve">Learners retrieve their cumulative model — the annotated Cartesian plane diagram they have been building since Lesson 3, showing the matatu mirror phenomenon with object and image triangles. They now add a formal congruence proof box alongside their diagram: they list the three pairs of equal sides (with measurements), state the congruence test used (SSS), write the congruence statement (e.g. △NMK ≅ △N'M'K'), and annotate the diagram with tick marks on corresponding equal sides. They also add a label: 'Opposite (indirect) congruence — orientation is flipped, like the lorry's headlights in the mirror.' Learners who finish early attempt an extension: identify which congruence test would apply if only two sides and the included angle of the object and image were given (SAS), and explain why this also confirms congruence.</w:t>
+              <w:t xml:space="preserve">Learners retrieve their cumulative model — the annotated Cartesian plane diagram they have been building since Lesson 1, showing the matatu mirror phenomenon with object and image triangles. They now add a formal congruence proof box alongside their diagram: they list the three pairs of equal sides (with measurements), state the congruence test used (SSS), write the congruence statement (e.g. △NMK ≅ △N'M'K'), and annotate the diagram with tick marks on corresponding equal sides. They also add a label: 'Opposite (indirect) congruence — orientation is flipped, like the lorry's headlights in the mirror.' Learners who finish early attempt an extension: identify which congruence test would apply if only two sides and the included angle of the object and image were given (SAS), and explain why this also confirms congruence.</w:t>
             </w:r>
           </w:p>
         </w:tc>
@@ -24082,7 +24082,7 @@
         </w:rPr>
         <w:t xml:space="preserve">© 2026 SeaVuria and ARES. Aligned with KICD objectives. Developed by SeaVuria; technical implementation by ARES (with AI assistance from Claude). Licensed under </w:t>
       </w:r>
-      <w:hyperlink w:history="1" r:id="rId9jmuhb0tkrp0zoo1sq2cz">
+      <w:hyperlink w:history="1" r:id="rId8m1u5_sobbo2w_qrl8ivt">
         <w:r>
           <w:rPr>
             <w:rFonts w:ascii="Arial" w:cs="Arial" w:eastAsia="Arial" w:hAnsi="Arial"/>
@@ -24103,7 +24103,7 @@
         </w:rPr>
         <w:t xml:space="preserve"> (</w:t>
       </w:r>
-      <w:hyperlink w:history="1" r:id="rIda37ea5i0ujllcmkooj4zl">
+      <w:hyperlink w:history="1" r:id="rIdjkriq5xjbljkbj3mhs4f_">
         <w:r>
           <w:rPr>
             <w:rFonts w:ascii="Arial" w:cs="Arial" w:eastAsia="Arial" w:hAnsi="Arial"/>
@@ -25275,7 +25275,7 @@
             <w:pPr>
               <w:spacing w:after="20" w:before="0"/>
             </w:pPr>
-            <w:hyperlink w:history="1" r:id="rIdijd1idoxfj_iqewwdajfa">
+            <w:hyperlink w:history="1" r:id="rId4gsu5aul7v_gre9u6mwrl">
               <w:r>
                 <w:rPr>
                   <w:rFonts w:ascii="Arial" w:cs="Arial" w:eastAsia="Arial" w:hAnsi="Arial"/>
@@ -25308,7 +25308,7 @@
               <w:spacing w:after="10" w:before="0"/>
               <w:ind w:left="120"/>
             </w:pPr>
-            <w:hyperlink w:history="1" r:id="rIdeoksufs2vqb9tzacvsvzr">
+            <w:hyperlink w:history="1" r:id="rIdczyoxo4xtovuxel9c3dvr">
               <w:r>
                 <w:rPr>
                   <w:rFonts w:ascii="Arial" w:cs="Arial" w:eastAsia="Arial" w:hAnsi="Arial"/>
@@ -25353,7 +25353,7 @@
             <w:pPr>
               <w:spacing w:after="20" w:before="0"/>
             </w:pPr>
-            <w:hyperlink w:history="1" r:id="rIdxsiov88x5gsndmmrrck2f">
+            <w:hyperlink w:history="1" r:id="rIdyutojy5hjcdftmeuzfa11">
               <w:r>
                 <w:rPr>
                   <w:rFonts w:ascii="Arial" w:cs="Arial" w:eastAsia="Arial" w:hAnsi="Arial"/>
@@ -25386,7 +25386,7 @@
               <w:spacing w:after="10" w:before="0"/>
               <w:ind w:left="120"/>
             </w:pPr>
-            <w:hyperlink w:history="1" r:id="rIdqkx5yfzaycu_asmurmhqx">
+            <w:hyperlink w:history="1" r:id="rIdajy5uaq0ea_uloiyyrl8i">
               <w:r>
                 <w:rPr>
                   <w:rFonts w:ascii="Arial" w:cs="Arial" w:eastAsia="Arial" w:hAnsi="Arial"/>
@@ -25581,7 +25581,7 @@
             <w:pPr>
               <w:spacing w:after="20" w:before="0"/>
             </w:pPr>
-            <w:hyperlink w:history="1" r:id="rIdmjgwatcpwyoum8_vczgye">
+            <w:hyperlink w:history="1" r:id="rId3vzdb6jgbyolonttw7bkg">
               <w:r>
                 <w:rPr>
                   <w:rFonts w:ascii="Arial" w:cs="Arial" w:eastAsia="Arial" w:hAnsi="Arial"/>
@@ -25614,7 +25614,7 @@
               <w:spacing w:after="10" w:before="0"/>
               <w:ind w:left="120"/>
             </w:pPr>
-            <w:hyperlink w:history="1" r:id="rIdwugr0a16tyotfcicsg1xa">
+            <w:hyperlink w:history="1" r:id="rIdu2ibenh4yc-9jufnmi2og">
               <w:r>
                 <w:rPr>
                   <w:rFonts w:ascii="Arial" w:cs="Arial" w:eastAsia="Arial" w:hAnsi="Arial"/>
@@ -25659,7 +25659,7 @@
             <w:pPr>
               <w:spacing w:after="20" w:before="0"/>
             </w:pPr>
-            <w:hyperlink w:history="1" r:id="rIdbefpxr-09atr9leyz1ulr">
+            <w:hyperlink w:history="1" r:id="rIdrshoi6n3sgz6eyuvvsyuq">
               <w:r>
                 <w:rPr>
                   <w:rFonts w:ascii="Arial" w:cs="Arial" w:eastAsia="Arial" w:hAnsi="Arial"/>
@@ -25692,7 +25692,7 @@
               <w:spacing w:after="10" w:before="0"/>
               <w:ind w:left="120"/>
             </w:pPr>
-            <w:hyperlink w:history="1" r:id="rIdgja-natgo1kqkaorr0jvw">
+            <w:hyperlink w:history="1" r:id="rIdznip0ma6faehbjdpw6p9d">
               <w:r>
                 <w:rPr>
                   <w:rFonts w:ascii="Arial" w:cs="Arial" w:eastAsia="Arial" w:hAnsi="Arial"/>
@@ -25887,7 +25887,7 @@
             <w:pPr>
               <w:spacing w:after="20" w:before="0"/>
             </w:pPr>
-            <w:hyperlink w:history="1" r:id="rIdhga1bipti0dldwwvklpdr">
+            <w:hyperlink w:history="1" r:id="rIdtmfnqyoyx0rvynjxwszwv">
               <w:r>
                 <w:rPr>
                   <w:rFonts w:ascii="Arial" w:cs="Arial" w:eastAsia="Arial" w:hAnsi="Arial"/>
@@ -25920,7 +25920,7 @@
               <w:spacing w:after="10" w:before="0"/>
               <w:ind w:left="120"/>
             </w:pPr>
-            <w:hyperlink w:history="1" r:id="rIdfommiorbzey0fdqr-vdm3">
+            <w:hyperlink w:history="1" r:id="rIdcvjkhy09hg33yjrt6_n04">
               <w:r>
                 <w:rPr>
                   <w:rFonts w:ascii="Arial" w:cs="Arial" w:eastAsia="Arial" w:hAnsi="Arial"/>
@@ -25965,7 +25965,7 @@
             <w:pPr>
               <w:spacing w:after="20" w:before="0"/>
             </w:pPr>
-            <w:hyperlink w:history="1" r:id="rIdaalq7yzkef_6screryc8z">
+            <w:hyperlink w:history="1" r:id="rIdejyx_rjv-ho6yzvf16fqn">
               <w:r>
                 <w:rPr>
                   <w:rFonts w:ascii="Arial" w:cs="Arial" w:eastAsia="Arial" w:hAnsi="Arial"/>
@@ -25998,7 +25998,7 @@
               <w:spacing w:after="10" w:before="0"/>
               <w:ind w:left="120"/>
             </w:pPr>
-            <w:hyperlink w:history="1" r:id="rIdktsj-upvmrhhftsgmldqh">
+            <w:hyperlink w:history="1" r:id="rIdxinru-qal6yj1aka69t80">
               <w:r>
                 <w:rPr>
                   <w:rFonts w:ascii="Arial" w:cs="Arial" w:eastAsia="Arial" w:hAnsi="Arial"/>
@@ -26193,7 +26193,7 @@
             <w:pPr>
               <w:spacing w:after="20" w:before="0"/>
             </w:pPr>
-            <w:hyperlink w:history="1" r:id="rIddzjr2uqjdb3cv4yl1vtzx">
+            <w:hyperlink w:history="1" r:id="rIdukclyzoo1sqeqdvcf1swn">
               <w:r>
                 <w:rPr>
                   <w:rFonts w:ascii="Arial" w:cs="Arial" w:eastAsia="Arial" w:hAnsi="Arial"/>
@@ -26226,7 +26226,7 @@
               <w:spacing w:after="10" w:before="0"/>
               <w:ind w:left="120"/>
             </w:pPr>
-            <w:hyperlink w:history="1" r:id="rId6t4ihyn8n2jwwv6ornpzd">
+            <w:hyperlink w:history="1" r:id="rId226d9usaxip8gdemc_x_t">
               <w:r>
                 <w:rPr>
                   <w:rFonts w:ascii="Arial" w:cs="Arial" w:eastAsia="Arial" w:hAnsi="Arial"/>
@@ -26271,7 +26271,7 @@
             <w:pPr>
               <w:spacing w:after="20" w:before="0"/>
             </w:pPr>
-            <w:hyperlink w:history="1" r:id="rIdis4ykkvh7jldzorbfpl2k">
+            <w:hyperlink w:history="1" r:id="rId1mgrfwyhwtswhlucp770e">
               <w:r>
                 <w:rPr>
                   <w:rFonts w:ascii="Arial" w:cs="Arial" w:eastAsia="Arial" w:hAnsi="Arial"/>
@@ -26304,7 +26304,7 @@
               <w:spacing w:after="10" w:before="0"/>
               <w:ind w:left="120"/>
             </w:pPr>
-            <w:hyperlink w:history="1" r:id="rIdfmjnvkjw8qpgozk-nx6xq">
+            <w:hyperlink w:history="1" r:id="rIdhmx2bbjxaxboh-vvmibco">
               <w:r>
                 <w:rPr>
                   <w:rFonts w:ascii="Arial" w:cs="Arial" w:eastAsia="Arial" w:hAnsi="Arial"/>
@@ -26499,7 +26499,7 @@
             <w:pPr>
               <w:spacing w:after="20" w:before="0"/>
             </w:pPr>
-            <w:hyperlink w:history="1" r:id="rIdudcaymbrbfgdlxgcmajva">
+            <w:hyperlink w:history="1" r:id="rIdk_nu8b4mlu5ljes978r_b">
               <w:r>
                 <w:rPr>
                   <w:rFonts w:ascii="Arial" w:cs="Arial" w:eastAsia="Arial" w:hAnsi="Arial"/>
@@ -26532,7 +26532,7 @@
               <w:spacing w:after="10" w:before="0"/>
               <w:ind w:left="120"/>
             </w:pPr>
-            <w:hyperlink w:history="1" r:id="rIdg3tizkmtkz46z2vjdsatz">
+            <w:hyperlink w:history="1" r:id="rIdcalllkdrvfed_2fxoclnt">
               <w:r>
                 <w:rPr>
                   <w:rFonts w:ascii="Arial" w:cs="Arial" w:eastAsia="Arial" w:hAnsi="Arial"/>
@@ -26577,7 +26577,7 @@
             <w:pPr>
               <w:spacing w:after="20" w:before="0"/>
             </w:pPr>
-            <w:hyperlink w:history="1" r:id="rIdyyprhnvhlicmq24-krpu3">
+            <w:hyperlink w:history="1" r:id="rIdb-illpc5sivngozoxqjec">
               <w:r>
                 <w:rPr>
                   <w:rFonts w:ascii="Arial" w:cs="Arial" w:eastAsia="Arial" w:hAnsi="Arial"/>
@@ -26610,7 +26610,7 @@
               <w:spacing w:after="10" w:before="0"/>
               <w:ind w:left="120"/>
             </w:pPr>
-            <w:hyperlink w:history="1" r:id="rIdu6vwkktbkjxouno2_cac8">
+            <w:hyperlink w:history="1" r:id="rIdgjdpv8yg3a-ihoq1j8oqw">
               <w:r>
                 <w:rPr>
                   <w:rFonts w:ascii="Arial" w:cs="Arial" w:eastAsia="Arial" w:hAnsi="Arial"/>
@@ -27198,7 +27198,7 @@
         </w:rPr>
         <w:t xml:space="preserve">© 2026 SeaVuria and ARES. Aligned with KICD objectives. Developed by SeaVuria; technical implementation by ARES (with AI assistance from Claude). Licensed under </w:t>
       </w:r>
-      <w:hyperlink w:history="1" r:id="rIdd6gmznns-bbcwq0no5pzd">
+      <w:hyperlink w:history="1" r:id="rIdpxtohaa91g5t3mxbloktu">
         <w:r>
           <w:rPr>
             <w:rFonts w:ascii="Arial" w:cs="Arial" w:eastAsia="Arial" w:hAnsi="Arial"/>
@@ -27219,7 +27219,7 @@
         </w:rPr>
         <w:t xml:space="preserve"> (</w:t>
       </w:r>
-      <w:hyperlink w:history="1" r:id="rIdok8shamwr4-uw2fzknlhg">
+      <w:hyperlink w:history="1" r:id="rIdoc0vfzipzotlrssrcsgce">
         <w:r>
           <w:rPr>
             <w:rFonts w:ascii="Arial" w:cs="Arial" w:eastAsia="Arial" w:hAnsi="Arial"/>

--- a/data/outputs/v2/Core_Mathematics/SS2.2_Reflection_and_Congruence/Core_Mathematics_Reflection_and_Congruence_CBE_LessonSequence.docx
+++ b/data/outputs/v2/Core_Mathematics/SS2.2_Reflection_and_Congruence/Core_Mathematics_Reflection_and_Congruence_CBE_LessonSequence.docx
@@ -2316,7 +2316,7 @@
         </w:rPr>
         <w:t xml:space="preserve">© 2026 SeaVuria and ARES. This work is licensed under a </w:t>
       </w:r>
-      <w:hyperlink w:history="1" r:id="rIdoytmdyxaurqq0ytt0pxwp">
+      <w:hyperlink w:history="1" r:id="rIdptenrnvzhn53fo0dil7dm">
         <w:r>
           <w:rPr>
             <w:rFonts w:ascii="Arial" w:cs="Arial" w:eastAsia="Arial" w:hAnsi="Arial"/>
@@ -2336,7 +2336,7 @@
         </w:rPr>
         <w:t xml:space="preserve"> (</w:t>
       </w:r>
-      <w:hyperlink w:history="1" r:id="rIdkm9epnlh6y3m6yfodrjri">
+      <w:hyperlink w:history="1" r:id="rIdzxgtdsqn7gnmvuaoevjih">
         <w:r>
           <w:rPr>
             <w:rFonts w:ascii="Arial" w:cs="Arial" w:eastAsia="Arial" w:hAnsi="Arial"/>
@@ -2356,7 +2356,7 @@
         </w:rPr>
         <w:t xml:space="preserve">). To view a copy of this license, visit </w:t>
       </w:r>
-      <w:hyperlink w:history="1" r:id="rIduiqtdi6jg627kqgeawdzn">
+      <w:hyperlink w:history="1" r:id="rIdgv2511iuwzdmkyh0uki-c">
         <w:r>
           <w:rPr>
             <w:rFonts w:ascii="Arial" w:cs="Arial" w:eastAsia="Arial" w:hAnsi="Arial"/>
@@ -3527,7 +3527,7 @@
             <w:pPr>
               <w:spacing w:after="20" w:before="0"/>
             </w:pPr>
-            <w:hyperlink w:history="1" r:id="rIdoqkno4s0jovnd1hu6d_19">
+            <w:hyperlink w:history="1" r:id="rIdt2dipg_0bqs5qppva-rob">
               <w:r>
                 <w:rPr>
                   <w:rFonts w:ascii="Arial" w:cs="Arial" w:eastAsia="Arial" w:hAnsi="Arial"/>
@@ -3560,7 +3560,7 @@
               <w:spacing w:after="10" w:before="0"/>
               <w:ind w:left="120"/>
             </w:pPr>
-            <w:hyperlink w:history="1" r:id="rId6e_tpvtrxu4p0njcheii9">
+            <w:hyperlink w:history="1" r:id="rIdps9q2he3qdnneias0tlgw">
               <w:r>
                 <w:rPr>
                   <w:rFonts w:ascii="Arial" w:cs="Arial" w:eastAsia="Arial" w:hAnsi="Arial"/>
@@ -3605,7 +3605,7 @@
             <w:pPr>
               <w:spacing w:after="20" w:before="0"/>
             </w:pPr>
-            <w:hyperlink w:history="1" r:id="rIdphek9tvxmyo57lq_q11zk">
+            <w:hyperlink w:history="1" r:id="rIdmwryo9yowkd8mqfn63hfp">
               <w:r>
                 <w:rPr>
                   <w:rFonts w:ascii="Arial" w:cs="Arial" w:eastAsia="Arial" w:hAnsi="Arial"/>
@@ -3638,7 +3638,7 @@
               <w:spacing w:after="10" w:before="0"/>
               <w:ind w:left="120"/>
             </w:pPr>
-            <w:hyperlink w:history="1" r:id="rIdauaxo_cheq5sza2w2e0a7">
+            <w:hyperlink w:history="1" r:id="rIdqpmkleuzj3d6doxzywcxz">
               <w:r>
                 <w:rPr>
                   <w:rFonts w:ascii="Arial" w:cs="Arial" w:eastAsia="Arial" w:hAnsi="Arial"/>
@@ -3833,7 +3833,7 @@
             <w:pPr>
               <w:spacing w:after="20" w:before="0"/>
             </w:pPr>
-            <w:hyperlink w:history="1" r:id="rId0ahvyvf3uykycfywqbpzr">
+            <w:hyperlink w:history="1" r:id="rIds5pbx9c-k-i3awjawsywl">
               <w:r>
                 <w:rPr>
                   <w:rFonts w:ascii="Arial" w:cs="Arial" w:eastAsia="Arial" w:hAnsi="Arial"/>
@@ -3866,7 +3866,7 @@
               <w:spacing w:after="10" w:before="0"/>
               <w:ind w:left="120"/>
             </w:pPr>
-            <w:hyperlink w:history="1" r:id="rIdnl8n69zhc4s6cdtsynbrh">
+            <w:hyperlink w:history="1" r:id="rId4obdaltef70rolrjcgrze">
               <w:r>
                 <w:rPr>
                   <w:rFonts w:ascii="Arial" w:cs="Arial" w:eastAsia="Arial" w:hAnsi="Arial"/>
@@ -3911,7 +3911,7 @@
             <w:pPr>
               <w:spacing w:after="20" w:before="0"/>
             </w:pPr>
-            <w:hyperlink w:history="1" r:id="rIdmnsaiotiwoilq03ylejcx">
+            <w:hyperlink w:history="1" r:id="rIdldoe36-61pswjqadtjfk4">
               <w:r>
                 <w:rPr>
                   <w:rFonts w:ascii="Arial" w:cs="Arial" w:eastAsia="Arial" w:hAnsi="Arial"/>
@@ -3944,7 +3944,7 @@
               <w:spacing w:after="10" w:before="0"/>
               <w:ind w:left="120"/>
             </w:pPr>
-            <w:hyperlink w:history="1" r:id="rId6xxzhztgaqy5lv5x-oi0r">
+            <w:hyperlink w:history="1" r:id="rIdcsd1-2wnwjhi5j9vsjrzk">
               <w:r>
                 <w:rPr>
                   <w:rFonts w:ascii="Arial" w:cs="Arial" w:eastAsia="Arial" w:hAnsi="Arial"/>
@@ -4139,7 +4139,7 @@
             <w:pPr>
               <w:spacing w:after="20" w:before="0"/>
             </w:pPr>
-            <w:hyperlink w:history="1" r:id="rIdbzryo9nxusfgct0kpoc3i">
+            <w:hyperlink w:history="1" r:id="rIdxk-n59bhxhqx-svki1r1b">
               <w:r>
                 <w:rPr>
                   <w:rFonts w:ascii="Arial" w:cs="Arial" w:eastAsia="Arial" w:hAnsi="Arial"/>
@@ -4172,7 +4172,7 @@
               <w:spacing w:after="10" w:before="0"/>
               <w:ind w:left="120"/>
             </w:pPr>
-            <w:hyperlink w:history="1" r:id="rIdtldarx-wggtw5bsadbusn">
+            <w:hyperlink w:history="1" r:id="rId8wlgs4vgopx2zpjrvrufo">
               <w:r>
                 <w:rPr>
                   <w:rFonts w:ascii="Arial" w:cs="Arial" w:eastAsia="Arial" w:hAnsi="Arial"/>
@@ -4217,7 +4217,7 @@
             <w:pPr>
               <w:spacing w:after="20" w:before="0"/>
             </w:pPr>
-            <w:hyperlink w:history="1" r:id="rIdftuxmx_srp0jqwu6kpq7x">
+            <w:hyperlink w:history="1" r:id="rIdx2ebnoofpvsgo-84tfcbr">
               <w:r>
                 <w:rPr>
                   <w:rFonts w:ascii="Arial" w:cs="Arial" w:eastAsia="Arial" w:hAnsi="Arial"/>
@@ -4250,7 +4250,7 @@
               <w:spacing w:after="10" w:before="0"/>
               <w:ind w:left="120"/>
             </w:pPr>
-            <w:hyperlink w:history="1" r:id="rIdiaxke4jrzflpocfsrxau3">
+            <w:hyperlink w:history="1" r:id="rIdzncnmfawgjw-8uf16tjrw">
               <w:r>
                 <w:rPr>
                   <w:rFonts w:ascii="Arial" w:cs="Arial" w:eastAsia="Arial" w:hAnsi="Arial"/>
@@ -4445,7 +4445,7 @@
             <w:pPr>
               <w:spacing w:after="20" w:before="0"/>
             </w:pPr>
-            <w:hyperlink w:history="1" r:id="rIdojdgcvbq_wngpthh7bdnv">
+            <w:hyperlink w:history="1" r:id="rId92nt3nyepdmg_bfb4ktgn">
               <w:r>
                 <w:rPr>
                   <w:rFonts w:ascii="Arial" w:cs="Arial" w:eastAsia="Arial" w:hAnsi="Arial"/>
@@ -4478,7 +4478,7 @@
               <w:spacing w:after="10" w:before="0"/>
               <w:ind w:left="120"/>
             </w:pPr>
-            <w:hyperlink w:history="1" r:id="rIdzkzctgpbqlvuefuufn9bz">
+            <w:hyperlink w:history="1" r:id="rIdw9tqwd7wripliu7jklaqu">
               <w:r>
                 <w:rPr>
                   <w:rFonts w:ascii="Arial" w:cs="Arial" w:eastAsia="Arial" w:hAnsi="Arial"/>
@@ -4523,7 +4523,7 @@
             <w:pPr>
               <w:spacing w:after="20" w:before="0"/>
             </w:pPr>
-            <w:hyperlink w:history="1" r:id="rIdh9pzgvnh2yvr9og7uzrln">
+            <w:hyperlink w:history="1" r:id="rIdgvpw3vr8iptiouims4cjx">
               <w:r>
                 <w:rPr>
                   <w:rFonts w:ascii="Arial" w:cs="Arial" w:eastAsia="Arial" w:hAnsi="Arial"/>
@@ -4556,7 +4556,7 @@
               <w:spacing w:after="10" w:before="0"/>
               <w:ind w:left="120"/>
             </w:pPr>
-            <w:hyperlink w:history="1" r:id="rIdkachrro7xcgn7pdipxfg7">
+            <w:hyperlink w:history="1" r:id="rIdtx5jzxlg9xeidlk9kuw9v">
               <w:r>
                 <w:rPr>
                   <w:rFonts w:ascii="Arial" w:cs="Arial" w:eastAsia="Arial" w:hAnsi="Arial"/>
@@ -4751,7 +4751,7 @@
             <w:pPr>
               <w:spacing w:after="20" w:before="0"/>
             </w:pPr>
-            <w:hyperlink w:history="1" r:id="rIdoqbokeoqdxr733mswmaww">
+            <w:hyperlink w:history="1" r:id="rId3gdulo0c7hvjsrvxk1uvy">
               <w:r>
                 <w:rPr>
                   <w:rFonts w:ascii="Arial" w:cs="Arial" w:eastAsia="Arial" w:hAnsi="Arial"/>
@@ -4784,7 +4784,7 @@
               <w:spacing w:after="10" w:before="0"/>
               <w:ind w:left="120"/>
             </w:pPr>
-            <w:hyperlink w:history="1" r:id="rIdetg-c8f5nihbvqe_essed">
+            <w:hyperlink w:history="1" r:id="rIdheafeouy5pvwyvyjqn5sj">
               <w:r>
                 <w:rPr>
                   <w:rFonts w:ascii="Arial" w:cs="Arial" w:eastAsia="Arial" w:hAnsi="Arial"/>
@@ -4829,7 +4829,7 @@
             <w:pPr>
               <w:spacing w:after="20" w:before="0"/>
             </w:pPr>
-            <w:hyperlink w:history="1" r:id="rIdlpvjlm7tnjdwyc3d_fdsf">
+            <w:hyperlink w:history="1" r:id="rIdxoxb9un5oyyerbydspjfu">
               <w:r>
                 <w:rPr>
                   <w:rFonts w:ascii="Arial" w:cs="Arial" w:eastAsia="Arial" w:hAnsi="Arial"/>
@@ -4862,7 +4862,7 @@
               <w:spacing w:after="10" w:before="0"/>
               <w:ind w:left="120"/>
             </w:pPr>
-            <w:hyperlink w:history="1" r:id="rIdzc7wop-j5fw7plsbic-ns">
+            <w:hyperlink w:history="1" r:id="rIdknufntndbp4n9fesk2l21">
               <w:r>
                 <w:rPr>
                   <w:rFonts w:ascii="Arial" w:cs="Arial" w:eastAsia="Arial" w:hAnsi="Arial"/>
@@ -5526,7 +5526,7 @@
         </w:rPr>
         <w:t xml:space="preserve">© 2026 SeaVuria and ARES. Aligned with KICD objectives. Developed by SeaVuria; technical implementation by ARES (with AI assistance from Claude). Licensed under </w:t>
       </w:r>
-      <w:hyperlink w:history="1" r:id="rIdac68v8xykxqhlz2pwtu1t">
+      <w:hyperlink w:history="1" r:id="rIdk3gtcxdnwpicm6oralppf">
         <w:r>
           <w:rPr>
             <w:rFonts w:ascii="Arial" w:cs="Arial" w:eastAsia="Arial" w:hAnsi="Arial"/>
@@ -5547,7 +5547,7 @@
         </w:rPr>
         <w:t xml:space="preserve"> (</w:t>
       </w:r>
-      <w:hyperlink w:history="1" r:id="rId9txesswq3ngu3kevsrvns">
+      <w:hyperlink w:history="1" r:id="rIdklgzeginmc81ppivtd0ex">
         <w:r>
           <w:rPr>
             <w:rFonts w:ascii="Arial" w:cs="Arial" w:eastAsia="Arial" w:hAnsi="Arial"/>
@@ -6719,7 +6719,7 @@
             <w:pPr>
               <w:spacing w:after="20" w:before="0"/>
             </w:pPr>
-            <w:hyperlink w:history="1" r:id="rIdj4pfuyypvvwu5ijkmvi5g">
+            <w:hyperlink w:history="1" r:id="rIdu0qk6bjomdtywukllffjy">
               <w:r>
                 <w:rPr>
                   <w:rFonts w:ascii="Arial" w:cs="Arial" w:eastAsia="Arial" w:hAnsi="Arial"/>
@@ -6752,7 +6752,7 @@
               <w:spacing w:after="10" w:before="0"/>
               <w:ind w:left="120"/>
             </w:pPr>
-            <w:hyperlink w:history="1" r:id="rIdtcykq5lrttudi9aezpcph">
+            <w:hyperlink w:history="1" r:id="rIdxk4qae7p46sul0eg1iki6">
               <w:r>
                 <w:rPr>
                   <w:rFonts w:ascii="Arial" w:cs="Arial" w:eastAsia="Arial" w:hAnsi="Arial"/>
@@ -6797,7 +6797,7 @@
             <w:pPr>
               <w:spacing w:after="20" w:before="0"/>
             </w:pPr>
-            <w:hyperlink w:history="1" r:id="rIdah86labxu2pz-ay10duoz">
+            <w:hyperlink w:history="1" r:id="rIdbkies3pwidemwltfkrzg8">
               <w:r>
                 <w:rPr>
                   <w:rFonts w:ascii="Arial" w:cs="Arial" w:eastAsia="Arial" w:hAnsi="Arial"/>
@@ -6830,7 +6830,7 @@
               <w:spacing w:after="10" w:before="0"/>
               <w:ind w:left="120"/>
             </w:pPr>
-            <w:hyperlink w:history="1" r:id="rIdx2usqp2fk1k-50oa2tatp">
+            <w:hyperlink w:history="1" r:id="rIdq0qgacjjavrirwnwksuy7">
               <w:r>
                 <w:rPr>
                   <w:rFonts w:ascii="Arial" w:cs="Arial" w:eastAsia="Arial" w:hAnsi="Arial"/>
@@ -7025,7 +7025,7 @@
             <w:pPr>
               <w:spacing w:after="20" w:before="0"/>
             </w:pPr>
-            <w:hyperlink w:history="1" r:id="rIdgu1vtce_jr-wvehj-hqlg">
+            <w:hyperlink w:history="1" r:id="rIdvdzonhq3d6rz_h5gi4wao">
               <w:r>
                 <w:rPr>
                   <w:rFonts w:ascii="Arial" w:cs="Arial" w:eastAsia="Arial" w:hAnsi="Arial"/>
@@ -7058,7 +7058,7 @@
               <w:spacing w:after="10" w:before="0"/>
               <w:ind w:left="120"/>
             </w:pPr>
-            <w:hyperlink w:history="1" r:id="rIdyypn4_q3dm0avj_yl3ylr">
+            <w:hyperlink w:history="1" r:id="rIdp16szawyto2z8utngbwvv">
               <w:r>
                 <w:rPr>
                   <w:rFonts w:ascii="Arial" w:cs="Arial" w:eastAsia="Arial" w:hAnsi="Arial"/>
@@ -7103,7 +7103,7 @@
             <w:pPr>
               <w:spacing w:after="20" w:before="0"/>
             </w:pPr>
-            <w:hyperlink w:history="1" r:id="rIdir6rbrmezhz4qupc5ofsx">
+            <w:hyperlink w:history="1" r:id="rIdh9w6tutbzw0codbavjrwz">
               <w:r>
                 <w:rPr>
                   <w:rFonts w:ascii="Arial" w:cs="Arial" w:eastAsia="Arial" w:hAnsi="Arial"/>
@@ -7136,7 +7136,7 @@
               <w:spacing w:after="10" w:before="0"/>
               <w:ind w:left="120"/>
             </w:pPr>
-            <w:hyperlink w:history="1" r:id="rIdphkag686_0__pi1zwyxj5">
+            <w:hyperlink w:history="1" r:id="rIdupavizxbgqbwgwgmmgae8">
               <w:r>
                 <w:rPr>
                   <w:rFonts w:ascii="Arial" w:cs="Arial" w:eastAsia="Arial" w:hAnsi="Arial"/>
@@ -7331,7 +7331,7 @@
             <w:pPr>
               <w:spacing w:after="20" w:before="0"/>
             </w:pPr>
-            <w:hyperlink w:history="1" r:id="rIdbtcnawywra3zbmx2dyr_q">
+            <w:hyperlink w:history="1" r:id="rIdd-9vwvits4ziaw0vywgew">
               <w:r>
                 <w:rPr>
                   <w:rFonts w:ascii="Arial" w:cs="Arial" w:eastAsia="Arial" w:hAnsi="Arial"/>
@@ -7364,7 +7364,7 @@
               <w:spacing w:after="10" w:before="0"/>
               <w:ind w:left="120"/>
             </w:pPr>
-            <w:hyperlink w:history="1" r:id="rIdpuvshrx_deoo6taybhdt5">
+            <w:hyperlink w:history="1" r:id="rIdmfntc614-smeal5ds1f2_">
               <w:r>
                 <w:rPr>
                   <w:rFonts w:ascii="Arial" w:cs="Arial" w:eastAsia="Arial" w:hAnsi="Arial"/>
@@ -7409,7 +7409,7 @@
             <w:pPr>
               <w:spacing w:after="20" w:before="0"/>
             </w:pPr>
-            <w:hyperlink w:history="1" r:id="rIdybgc98cdzugqp2rqjemsm">
+            <w:hyperlink w:history="1" r:id="rIdt3e1nu-xk0biicuapg1fh">
               <w:r>
                 <w:rPr>
                   <w:rFonts w:ascii="Arial" w:cs="Arial" w:eastAsia="Arial" w:hAnsi="Arial"/>
@@ -7442,7 +7442,7 @@
               <w:spacing w:after="10" w:before="0"/>
               <w:ind w:left="120"/>
             </w:pPr>
-            <w:hyperlink w:history="1" r:id="rId5zlobcejs-afkasnkibrd">
+            <w:hyperlink w:history="1" r:id="rIdxd9v4hc5zrv7xzc-fbu9q">
               <w:r>
                 <w:rPr>
                   <w:rFonts w:ascii="Arial" w:cs="Arial" w:eastAsia="Arial" w:hAnsi="Arial"/>
@@ -7637,7 +7637,7 @@
             <w:pPr>
               <w:spacing w:after="20" w:before="0"/>
             </w:pPr>
-            <w:hyperlink w:history="1" r:id="rIdqahhtrqgdpvx5cyrzcn5y">
+            <w:hyperlink w:history="1" r:id="rId8flzbdfapzrnqu9l4sccv">
               <w:r>
                 <w:rPr>
                   <w:rFonts w:ascii="Arial" w:cs="Arial" w:eastAsia="Arial" w:hAnsi="Arial"/>
@@ -7670,7 +7670,7 @@
               <w:spacing w:after="10" w:before="0"/>
               <w:ind w:left="120"/>
             </w:pPr>
-            <w:hyperlink w:history="1" r:id="rIdcd2a-pzotjitzeelgskxb">
+            <w:hyperlink w:history="1" r:id="rIdg5t_bvlngjeoawywsweyr">
               <w:r>
                 <w:rPr>
                   <w:rFonts w:ascii="Arial" w:cs="Arial" w:eastAsia="Arial" w:hAnsi="Arial"/>
@@ -7715,7 +7715,7 @@
             <w:pPr>
               <w:spacing w:after="20" w:before="0"/>
             </w:pPr>
-            <w:hyperlink w:history="1" r:id="rIdmfyo1wqtur0bf4umbrasm">
+            <w:hyperlink w:history="1" r:id="rIdg9uemswo_ygrewh5noz5w">
               <w:r>
                 <w:rPr>
                   <w:rFonts w:ascii="Arial" w:cs="Arial" w:eastAsia="Arial" w:hAnsi="Arial"/>
@@ -7748,7 +7748,7 @@
               <w:spacing w:after="10" w:before="0"/>
               <w:ind w:left="120"/>
             </w:pPr>
-            <w:hyperlink w:history="1" r:id="rIdlwd-nldfeyq12gbsk5vb_">
+            <w:hyperlink w:history="1" r:id="rId2z65ed35-bfrqonzuuhip">
               <w:r>
                 <w:rPr>
                   <w:rFonts w:ascii="Arial" w:cs="Arial" w:eastAsia="Arial" w:hAnsi="Arial"/>
@@ -7943,7 +7943,7 @@
             <w:pPr>
               <w:spacing w:after="20" w:before="0"/>
             </w:pPr>
-            <w:hyperlink w:history="1" r:id="rIdtvquwtmxhn7pdkn-wkp5j">
+            <w:hyperlink w:history="1" r:id="rIdomv7dffgqo40imko7i8zs">
               <w:r>
                 <w:rPr>
                   <w:rFonts w:ascii="Arial" w:cs="Arial" w:eastAsia="Arial" w:hAnsi="Arial"/>
@@ -7976,7 +7976,7 @@
               <w:spacing w:after="10" w:before="0"/>
               <w:ind w:left="120"/>
             </w:pPr>
-            <w:hyperlink w:history="1" r:id="rIdogrfmirw9nicfgczfipwp">
+            <w:hyperlink w:history="1" r:id="rIdrvexrmjbhqi12cxp4vtxk">
               <w:r>
                 <w:rPr>
                   <w:rFonts w:ascii="Arial" w:cs="Arial" w:eastAsia="Arial" w:hAnsi="Arial"/>
@@ -8021,7 +8021,7 @@
             <w:pPr>
               <w:spacing w:after="20" w:before="0"/>
             </w:pPr>
-            <w:hyperlink w:history="1" r:id="rId3f8ptbosq-kpe0n3c7gl4">
+            <w:hyperlink w:history="1" r:id="rIdo9xa7q6qkzsxgnnmbtdyc">
               <w:r>
                 <w:rPr>
                   <w:rFonts w:ascii="Arial" w:cs="Arial" w:eastAsia="Arial" w:hAnsi="Arial"/>
@@ -8054,7 +8054,7 @@
               <w:spacing w:after="10" w:before="0"/>
               <w:ind w:left="120"/>
             </w:pPr>
-            <w:hyperlink w:history="1" r:id="rIdk4eibf18l-ab1ff9dwqyt">
+            <w:hyperlink w:history="1" r:id="rIdjyxfxng3mhngpczaod6lu">
               <w:r>
                 <w:rPr>
                   <w:rFonts w:ascii="Arial" w:cs="Arial" w:eastAsia="Arial" w:hAnsi="Arial"/>
@@ -8566,7 +8566,7 @@
         </w:rPr>
         <w:t xml:space="preserve">© 2026 SeaVuria and ARES. Aligned with KICD objectives. Developed by SeaVuria; technical implementation by ARES (with AI assistance from Claude). Licensed under </w:t>
       </w:r>
-      <w:hyperlink w:history="1" r:id="rId7fltycc_slxgi-aat2uml">
+      <w:hyperlink w:history="1" r:id="rIdfqlrj8iyeh6smc2_9hyzw">
         <w:r>
           <w:rPr>
             <w:rFonts w:ascii="Arial" w:cs="Arial" w:eastAsia="Arial" w:hAnsi="Arial"/>
@@ -8587,7 +8587,7 @@
         </w:rPr>
         <w:t xml:space="preserve"> (</w:t>
       </w:r>
-      <w:hyperlink w:history="1" r:id="rIdgfp-ooef7vydlzyuyuvsx">
+      <w:hyperlink w:history="1" r:id="rId64w67jze8tgjpzjuadlo_">
         <w:r>
           <w:rPr>
             <w:rFonts w:ascii="Arial" w:cs="Arial" w:eastAsia="Arial" w:hAnsi="Arial"/>
@@ -9759,7 +9759,7 @@
             <w:pPr>
               <w:spacing w:after="20" w:before="0"/>
             </w:pPr>
-            <w:hyperlink w:history="1" r:id="rIduji7hori3bcopvs-tl8sp">
+            <w:hyperlink w:history="1" r:id="rIdzrgagikm8d1h8qji-cc66">
               <w:r>
                 <w:rPr>
                   <w:rFonts w:ascii="Arial" w:cs="Arial" w:eastAsia="Arial" w:hAnsi="Arial"/>
@@ -9792,7 +9792,7 @@
               <w:spacing w:after="10" w:before="0"/>
               <w:ind w:left="120"/>
             </w:pPr>
-            <w:hyperlink w:history="1" r:id="rIdqdh5qmnb1bourel5tipva">
+            <w:hyperlink w:history="1" r:id="rIdkteyjscnr4ujsa2mgqkvm">
               <w:r>
                 <w:rPr>
                   <w:rFonts w:ascii="Arial" w:cs="Arial" w:eastAsia="Arial" w:hAnsi="Arial"/>
@@ -9837,7 +9837,7 @@
             <w:pPr>
               <w:spacing w:after="20" w:before="0"/>
             </w:pPr>
-            <w:hyperlink w:history="1" r:id="rId6bf-_2zl5iptga249w8xp">
+            <w:hyperlink w:history="1" r:id="rIdqz2p232sv0pfxkn0n4hqs">
               <w:r>
                 <w:rPr>
                   <w:rFonts w:ascii="Arial" w:cs="Arial" w:eastAsia="Arial" w:hAnsi="Arial"/>
@@ -9870,7 +9870,7 @@
               <w:spacing w:after="10" w:before="0"/>
               <w:ind w:left="120"/>
             </w:pPr>
-            <w:hyperlink w:history="1" r:id="rIdga8sv2yopaonu38v-whbw">
+            <w:hyperlink w:history="1" r:id="rIdtpbbn72ljanoqeptjon91">
               <w:r>
                 <w:rPr>
                   <w:rFonts w:ascii="Arial" w:cs="Arial" w:eastAsia="Arial" w:hAnsi="Arial"/>
@@ -10065,7 +10065,7 @@
             <w:pPr>
               <w:spacing w:after="20" w:before="0"/>
             </w:pPr>
-            <w:hyperlink w:history="1" r:id="rIdgprj2ymapybnzeffp8as-">
+            <w:hyperlink w:history="1" r:id="rId0dewljkrohfhsvaboioja">
               <w:r>
                 <w:rPr>
                   <w:rFonts w:ascii="Arial" w:cs="Arial" w:eastAsia="Arial" w:hAnsi="Arial"/>
@@ -10098,7 +10098,7 @@
               <w:spacing w:after="10" w:before="0"/>
               <w:ind w:left="120"/>
             </w:pPr>
-            <w:hyperlink w:history="1" r:id="rId2sv8k_8b4kikkiicqainu">
+            <w:hyperlink w:history="1" r:id="rIdcb5qz-9az-flgbhfr-svi">
               <w:r>
                 <w:rPr>
                   <w:rFonts w:ascii="Arial" w:cs="Arial" w:eastAsia="Arial" w:hAnsi="Arial"/>
@@ -10143,7 +10143,7 @@
             <w:pPr>
               <w:spacing w:after="20" w:before="0"/>
             </w:pPr>
-            <w:hyperlink w:history="1" r:id="rIdvebymqalgwjybelrbytqn">
+            <w:hyperlink w:history="1" r:id="rIddiifvwvjrorvrrzdqkhrp">
               <w:r>
                 <w:rPr>
                   <w:rFonts w:ascii="Arial" w:cs="Arial" w:eastAsia="Arial" w:hAnsi="Arial"/>
@@ -10176,7 +10176,7 @@
               <w:spacing w:after="10" w:before="0"/>
               <w:ind w:left="120"/>
             </w:pPr>
-            <w:hyperlink w:history="1" r:id="rId1x4ig4cxljrgiz0hnufnj">
+            <w:hyperlink w:history="1" r:id="rIdu5zatue854fq2tlnufins">
               <w:r>
                 <w:rPr>
                   <w:rFonts w:ascii="Arial" w:cs="Arial" w:eastAsia="Arial" w:hAnsi="Arial"/>
@@ -10371,7 +10371,7 @@
             <w:pPr>
               <w:spacing w:after="20" w:before="0"/>
             </w:pPr>
-            <w:hyperlink w:history="1" r:id="rId5fo19x01szaq95zys6j1s">
+            <w:hyperlink w:history="1" r:id="rIdghyskhxqlg4prg9nckzyc">
               <w:r>
                 <w:rPr>
                   <w:rFonts w:ascii="Arial" w:cs="Arial" w:eastAsia="Arial" w:hAnsi="Arial"/>
@@ -10404,7 +10404,7 @@
               <w:spacing w:after="10" w:before="0"/>
               <w:ind w:left="120"/>
             </w:pPr>
-            <w:hyperlink w:history="1" r:id="rId18yzvzegkxyx17i8umqfa">
+            <w:hyperlink w:history="1" r:id="rIdayfpbub6au2wbvuq-occa">
               <w:r>
                 <w:rPr>
                   <w:rFonts w:ascii="Arial" w:cs="Arial" w:eastAsia="Arial" w:hAnsi="Arial"/>
@@ -10449,7 +10449,7 @@
             <w:pPr>
               <w:spacing w:after="20" w:before="0"/>
             </w:pPr>
-            <w:hyperlink w:history="1" r:id="rIddswgsanucd7huetdyivzv">
+            <w:hyperlink w:history="1" r:id="rIdil1tqhuo3m718itmgejjv">
               <w:r>
                 <w:rPr>
                   <w:rFonts w:ascii="Arial" w:cs="Arial" w:eastAsia="Arial" w:hAnsi="Arial"/>
@@ -10482,7 +10482,7 @@
               <w:spacing w:after="10" w:before="0"/>
               <w:ind w:left="120"/>
             </w:pPr>
-            <w:hyperlink w:history="1" r:id="rIdzeisznazeoixmsc8pzguu">
+            <w:hyperlink w:history="1" r:id="rIdhx5idtetq5act4zxjx4ez">
               <w:r>
                 <w:rPr>
                   <w:rFonts w:ascii="Arial" w:cs="Arial" w:eastAsia="Arial" w:hAnsi="Arial"/>
@@ -10677,7 +10677,7 @@
             <w:pPr>
               <w:spacing w:after="20" w:before="0"/>
             </w:pPr>
-            <w:hyperlink w:history="1" r:id="rIdabjjy78bhhi3ftt_xdw8h">
+            <w:hyperlink w:history="1" r:id="rIdln9unv8x6txodwlxcijs3">
               <w:r>
                 <w:rPr>
                   <w:rFonts w:ascii="Arial" w:cs="Arial" w:eastAsia="Arial" w:hAnsi="Arial"/>
@@ -10710,7 +10710,7 @@
               <w:spacing w:after="10" w:before="0"/>
               <w:ind w:left="120"/>
             </w:pPr>
-            <w:hyperlink w:history="1" r:id="rId19buiudl_gk1jxkilu_7l">
+            <w:hyperlink w:history="1" r:id="rIdk84nqcm6hguu3czym98cc">
               <w:r>
                 <w:rPr>
                   <w:rFonts w:ascii="Arial" w:cs="Arial" w:eastAsia="Arial" w:hAnsi="Arial"/>
@@ -10755,7 +10755,7 @@
             <w:pPr>
               <w:spacing w:after="20" w:before="0"/>
             </w:pPr>
-            <w:hyperlink w:history="1" r:id="rIdomps8hbl11d13ubllwuen">
+            <w:hyperlink w:history="1" r:id="rIdfwegpggbofuvo2ebiel_s">
               <w:r>
                 <w:rPr>
                   <w:rFonts w:ascii="Arial" w:cs="Arial" w:eastAsia="Arial" w:hAnsi="Arial"/>
@@ -10788,7 +10788,7 @@
               <w:spacing w:after="10" w:before="0"/>
               <w:ind w:left="120"/>
             </w:pPr>
-            <w:hyperlink w:history="1" r:id="rIdrcb3hskr6ofeqixafuzrp">
+            <w:hyperlink w:history="1" r:id="rIdndcl8ysxdrbkiivp-3no0">
               <w:r>
                 <w:rPr>
                   <w:rFonts w:ascii="Arial" w:cs="Arial" w:eastAsia="Arial" w:hAnsi="Arial"/>
@@ -10983,7 +10983,7 @@
             <w:pPr>
               <w:spacing w:after="20" w:before="0"/>
             </w:pPr>
-            <w:hyperlink w:history="1" r:id="rIdfqcstgdaqs12srl9nrnnd">
+            <w:hyperlink w:history="1" r:id="rIddx9jjt3orngjh4yhywtyx">
               <w:r>
                 <w:rPr>
                   <w:rFonts w:ascii="Arial" w:cs="Arial" w:eastAsia="Arial" w:hAnsi="Arial"/>
@@ -11032,7 +11032,7 @@
               <w:spacing w:after="10" w:before="0"/>
               <w:ind w:left="120"/>
             </w:pPr>
-            <w:hyperlink w:history="1" r:id="rIddkez8_nngm4l1x8dix-hp">
+            <w:hyperlink w:history="1" r:id="rIdgrvmmceoym0u_u9ryzoek">
               <w:r>
                 <w:rPr>
                   <w:rFonts w:ascii="Arial" w:cs="Arial" w:eastAsia="Arial" w:hAnsi="Arial"/>
@@ -11077,7 +11077,7 @@
             <w:pPr>
               <w:spacing w:after="20" w:before="0"/>
             </w:pPr>
-            <w:hyperlink w:history="1" r:id="rIdu9gbhmpf1sql3_yby2vo6">
+            <w:hyperlink w:history="1" r:id="rIdpkwtk07-myyh7svpbvbba">
               <w:r>
                 <w:rPr>
                   <w:rFonts w:ascii="Arial" w:cs="Arial" w:eastAsia="Arial" w:hAnsi="Arial"/>
@@ -11110,7 +11110,7 @@
               <w:spacing w:after="10" w:before="0"/>
               <w:ind w:left="120"/>
             </w:pPr>
-            <w:hyperlink w:history="1" r:id="rIdtt2xl0gaimu4mgnbqh2ay">
+            <w:hyperlink w:history="1" r:id="rIdiatln2og4e2xnomhy4m22">
               <w:r>
                 <w:rPr>
                   <w:rFonts w:ascii="Arial" w:cs="Arial" w:eastAsia="Arial" w:hAnsi="Arial"/>
@@ -11622,7 +11622,7 @@
         </w:rPr>
         <w:t xml:space="preserve">© 2026 SeaVuria and ARES. Aligned with KICD objectives. Developed by SeaVuria; technical implementation by ARES (with AI assistance from Claude). Licensed under </w:t>
       </w:r>
-      <w:hyperlink w:history="1" r:id="rIdypjnyi-ofayvwieaptv4s">
+      <w:hyperlink w:history="1" r:id="rIdpnmwowaqbgxoluszcdmdo">
         <w:r>
           <w:rPr>
             <w:rFonts w:ascii="Arial" w:cs="Arial" w:eastAsia="Arial" w:hAnsi="Arial"/>
@@ -11643,7 +11643,7 @@
         </w:rPr>
         <w:t xml:space="preserve"> (</w:t>
       </w:r>
-      <w:hyperlink w:history="1" r:id="rIdvgbh2cb8i0tem00zwnhve">
+      <w:hyperlink w:history="1" r:id="rId--dsycufz5t3vve6fzsmc">
         <w:r>
           <w:rPr>
             <w:rFonts w:ascii="Arial" w:cs="Arial" w:eastAsia="Arial" w:hAnsi="Arial"/>
@@ -12815,7 +12815,7 @@
             <w:pPr>
               <w:spacing w:after="20" w:before="0"/>
             </w:pPr>
-            <w:hyperlink w:history="1" r:id="rIdf-fn4kqyx2fg3ziqdc5y0">
+            <w:hyperlink w:history="1" r:id="rIdryw72-c7t9evzymocrl9d">
               <w:r>
                 <w:rPr>
                   <w:rFonts w:ascii="Arial" w:cs="Arial" w:eastAsia="Arial" w:hAnsi="Arial"/>
@@ -12848,7 +12848,7 @@
               <w:spacing w:after="10" w:before="0"/>
               <w:ind w:left="120"/>
             </w:pPr>
-            <w:hyperlink w:history="1" r:id="rIdu7tpld2fxof-sfsu2zsfd">
+            <w:hyperlink w:history="1" r:id="rIdyhaabibbkzsqzfrgwxfnz">
               <w:r>
                 <w:rPr>
                   <w:rFonts w:ascii="Arial" w:cs="Arial" w:eastAsia="Arial" w:hAnsi="Arial"/>
@@ -12893,7 +12893,7 @@
             <w:pPr>
               <w:spacing w:after="20" w:before="0"/>
             </w:pPr>
-            <w:hyperlink w:history="1" r:id="rIdbsudwagusvmuia-zjvasp">
+            <w:hyperlink w:history="1" r:id="rIdjfbq2bprozhz75p2bnefm">
               <w:r>
                 <w:rPr>
                   <w:rFonts w:ascii="Arial" w:cs="Arial" w:eastAsia="Arial" w:hAnsi="Arial"/>
@@ -12926,7 +12926,7 @@
               <w:spacing w:after="10" w:before="0"/>
               <w:ind w:left="120"/>
             </w:pPr>
-            <w:hyperlink w:history="1" r:id="rId2qscq7vj5lalx4lv36wev">
+            <w:hyperlink w:history="1" r:id="rId-qifa25asganompk7hoa-">
               <w:r>
                 <w:rPr>
                   <w:rFonts w:ascii="Arial" w:cs="Arial" w:eastAsia="Arial" w:hAnsi="Arial"/>
@@ -13121,7 +13121,7 @@
             <w:pPr>
               <w:spacing w:after="20" w:before="0"/>
             </w:pPr>
-            <w:hyperlink w:history="1" r:id="rIdhcrosoubr_k1ouyaaengv">
+            <w:hyperlink w:history="1" r:id="rId6tbqjgmmdgmr1jyo0ddd8">
               <w:r>
                 <w:rPr>
                   <w:rFonts w:ascii="Arial" w:cs="Arial" w:eastAsia="Arial" w:hAnsi="Arial"/>
@@ -13154,7 +13154,7 @@
               <w:spacing w:after="10" w:before="0"/>
               <w:ind w:left="120"/>
             </w:pPr>
-            <w:hyperlink w:history="1" r:id="rIdu26advlobnitaboppqsjk">
+            <w:hyperlink w:history="1" r:id="rIdpbyrxm4znfkk0udxu3nzm">
               <w:r>
                 <w:rPr>
                   <w:rFonts w:ascii="Arial" w:cs="Arial" w:eastAsia="Arial" w:hAnsi="Arial"/>
@@ -13199,7 +13199,7 @@
             <w:pPr>
               <w:spacing w:after="20" w:before="0"/>
             </w:pPr>
-            <w:hyperlink w:history="1" r:id="rIdpf7hbc2lcznq8h864hdp4">
+            <w:hyperlink w:history="1" r:id="rIdng0vkjcmjtnjwrn6ggher">
               <w:r>
                 <w:rPr>
                   <w:rFonts w:ascii="Arial" w:cs="Arial" w:eastAsia="Arial" w:hAnsi="Arial"/>
@@ -13232,7 +13232,7 @@
               <w:spacing w:after="10" w:before="0"/>
               <w:ind w:left="120"/>
             </w:pPr>
-            <w:hyperlink w:history="1" r:id="rIdc3d61eiuiatbooe3ogcbw">
+            <w:hyperlink w:history="1" r:id="rIdhwet6m7c3b9mgyro_f1wy">
               <w:r>
                 <w:rPr>
                   <w:rFonts w:ascii="Arial" w:cs="Arial" w:eastAsia="Arial" w:hAnsi="Arial"/>
@@ -13427,7 +13427,7 @@
             <w:pPr>
               <w:spacing w:after="20" w:before="0"/>
             </w:pPr>
-            <w:hyperlink w:history="1" r:id="rIdwsxubvm4b-zjpp4ur353_">
+            <w:hyperlink w:history="1" r:id="rIdr3u_cwreiecp4fajojklw">
               <w:r>
                 <w:rPr>
                   <w:rFonts w:ascii="Arial" w:cs="Arial" w:eastAsia="Arial" w:hAnsi="Arial"/>
@@ -13460,7 +13460,7 @@
               <w:spacing w:after="10" w:before="0"/>
               <w:ind w:left="120"/>
             </w:pPr>
-            <w:hyperlink w:history="1" r:id="rIdklm9f5bvtvlrupeblmt1s">
+            <w:hyperlink w:history="1" r:id="rIdfth3wd3lvl748whw1lizy">
               <w:r>
                 <w:rPr>
                   <w:rFonts w:ascii="Arial" w:cs="Arial" w:eastAsia="Arial" w:hAnsi="Arial"/>
@@ -13505,7 +13505,7 @@
             <w:pPr>
               <w:spacing w:after="20" w:before="0"/>
             </w:pPr>
-            <w:hyperlink w:history="1" r:id="rIdd7bw2_n7q25alp812qr2d">
+            <w:hyperlink w:history="1" r:id="rIdoxa-vyx65e6-rwgucxltz">
               <w:r>
                 <w:rPr>
                   <w:rFonts w:ascii="Arial" w:cs="Arial" w:eastAsia="Arial" w:hAnsi="Arial"/>
@@ -13554,7 +13554,7 @@
               <w:spacing w:after="10" w:before="0"/>
               <w:ind w:left="120"/>
             </w:pPr>
-            <w:hyperlink w:history="1" r:id="rIdqgo_dqo38sy7vnknsniq1">
+            <w:hyperlink w:history="1" r:id="rId3iih6bb2e7keab1qr-6jv">
               <w:r>
                 <w:rPr>
                   <w:rFonts w:ascii="Arial" w:cs="Arial" w:eastAsia="Arial" w:hAnsi="Arial"/>
@@ -13749,7 +13749,7 @@
             <w:pPr>
               <w:spacing w:after="20" w:before="0"/>
             </w:pPr>
-            <w:hyperlink w:history="1" r:id="rIdo5-okxdnz8tv5wyfdni3v">
+            <w:hyperlink w:history="1" r:id="rIdueusycnsubjedfgzfpvuv">
               <w:r>
                 <w:rPr>
                   <w:rFonts w:ascii="Arial" w:cs="Arial" w:eastAsia="Arial" w:hAnsi="Arial"/>
@@ -13782,7 +13782,7 @@
               <w:spacing w:after="10" w:before="0"/>
               <w:ind w:left="120"/>
             </w:pPr>
-            <w:hyperlink w:history="1" r:id="rIdda6mw7s8gziotw1wx0y7u">
+            <w:hyperlink w:history="1" r:id="rIdda1u33xgsez2muwqtl3bb">
               <w:r>
                 <w:rPr>
                   <w:rFonts w:ascii="Arial" w:cs="Arial" w:eastAsia="Arial" w:hAnsi="Arial"/>
@@ -13827,7 +13827,7 @@
             <w:pPr>
               <w:spacing w:after="20" w:before="0"/>
             </w:pPr>
-            <w:hyperlink w:history="1" r:id="rIdflunvzdbadh628mct3rj0">
+            <w:hyperlink w:history="1" r:id="rIdlsithhmyjcs-szbqw1vxa">
               <w:r>
                 <w:rPr>
                   <w:rFonts w:ascii="Arial" w:cs="Arial" w:eastAsia="Arial" w:hAnsi="Arial"/>
@@ -13876,7 +13876,7 @@
               <w:spacing w:after="10" w:before="0"/>
               <w:ind w:left="120"/>
             </w:pPr>
-            <w:hyperlink w:history="1" r:id="rId7xgk5bpz3ldwfdwjhlssb">
+            <w:hyperlink w:history="1" r:id="rIdipi8i7h5h162ys7giyk2l">
               <w:r>
                 <w:rPr>
                   <w:rFonts w:ascii="Arial" w:cs="Arial" w:eastAsia="Arial" w:hAnsi="Arial"/>
@@ -14071,7 +14071,7 @@
             <w:pPr>
               <w:spacing w:after="20" w:before="0"/>
             </w:pPr>
-            <w:hyperlink w:history="1" r:id="rIdzyltzlqd1o0wuvxvfqyuu">
+            <w:hyperlink w:history="1" r:id="rIdmlaqetil_bttpxa1gnmnn">
               <w:r>
                 <w:rPr>
                   <w:rFonts w:ascii="Arial" w:cs="Arial" w:eastAsia="Arial" w:hAnsi="Arial"/>
@@ -14120,7 +14120,7 @@
               <w:spacing w:after="10" w:before="0"/>
               <w:ind w:left="120"/>
             </w:pPr>
-            <w:hyperlink w:history="1" r:id="rIdj9jxuyextr_14tn14dpup">
+            <w:hyperlink w:history="1" r:id="rIdgpcy37udy1blcksoyq5n7">
               <w:r>
                 <w:rPr>
                   <w:rFonts w:ascii="Arial" w:cs="Arial" w:eastAsia="Arial" w:hAnsi="Arial"/>
@@ -14165,7 +14165,7 @@
             <w:pPr>
               <w:spacing w:after="20" w:before="0"/>
             </w:pPr>
-            <w:hyperlink w:history="1" r:id="rIdql4xhbrc_7sry53eqxxpz">
+            <w:hyperlink w:history="1" r:id="rId5mu8e0ysillxylmreiamf">
               <w:r>
                 <w:rPr>
                   <w:rFonts w:ascii="Arial" w:cs="Arial" w:eastAsia="Arial" w:hAnsi="Arial"/>
@@ -14214,7 +14214,7 @@
               <w:spacing w:after="10" w:before="0"/>
               <w:ind w:left="120"/>
             </w:pPr>
-            <w:hyperlink w:history="1" r:id="rIds2jlzbyg3sckvcso8dysx">
+            <w:hyperlink w:history="1" r:id="rId4okmzdjao4zzamyfjf03q">
               <w:r>
                 <w:rPr>
                   <w:rFonts w:ascii="Arial" w:cs="Arial" w:eastAsia="Arial" w:hAnsi="Arial"/>
@@ -14802,7 +14802,7 @@
         </w:rPr>
         <w:t xml:space="preserve">© 2026 SeaVuria and ARES. Aligned with KICD objectives. Developed by SeaVuria; technical implementation by ARES (with AI assistance from Claude). Licensed under </w:t>
       </w:r>
-      <w:hyperlink w:history="1" r:id="rIdyk4yv_hhz8ajx9mdl7iac">
+      <w:hyperlink w:history="1" r:id="rIdyvualit6l68wxnsbw4xqi">
         <w:r>
           <w:rPr>
             <w:rFonts w:ascii="Arial" w:cs="Arial" w:eastAsia="Arial" w:hAnsi="Arial"/>
@@ -14823,7 +14823,7 @@
         </w:rPr>
         <w:t xml:space="preserve"> (</w:t>
       </w:r>
-      <w:hyperlink w:history="1" r:id="rIdflwje6dlanhq4bnpzktsv">
+      <w:hyperlink w:history="1" r:id="rIdvgjn79tpvebv8yw6wqath">
         <w:r>
           <w:rPr>
             <w:rFonts w:ascii="Arial" w:cs="Arial" w:eastAsia="Arial" w:hAnsi="Arial"/>
@@ -16015,7 +16015,7 @@
             <w:pPr>
               <w:spacing w:after="20" w:before="0"/>
             </w:pPr>
-            <w:hyperlink w:history="1" r:id="rIdna5g5apsvksan97lnuhvh">
+            <w:hyperlink w:history="1" r:id="rIdmffo9amqe6iibhc4hc7tq">
               <w:r>
                 <w:rPr>
                   <w:rFonts w:ascii="Arial" w:cs="Arial" w:eastAsia="Arial" w:hAnsi="Arial"/>
@@ -16048,7 +16048,7 @@
               <w:spacing w:after="10" w:before="0"/>
               <w:ind w:left="120"/>
             </w:pPr>
-            <w:hyperlink w:history="1" r:id="rIdnlmhjprkmisbjs12z7ufc">
+            <w:hyperlink w:history="1" r:id="rId9oiw0-yibndqj6fymegpv">
               <w:r>
                 <w:rPr>
                   <w:rFonts w:ascii="Arial" w:cs="Arial" w:eastAsia="Arial" w:hAnsi="Arial"/>
@@ -16093,7 +16093,7 @@
             <w:pPr>
               <w:spacing w:after="20" w:before="0"/>
             </w:pPr>
-            <w:hyperlink w:history="1" r:id="rIdozdevtgbsnpge5fhm9puw">
+            <w:hyperlink w:history="1" r:id="rIdnkq_ryu9bfrvxv0jbzzna">
               <w:r>
                 <w:rPr>
                   <w:rFonts w:ascii="Arial" w:cs="Arial" w:eastAsia="Arial" w:hAnsi="Arial"/>
@@ -16126,7 +16126,7 @@
               <w:spacing w:after="10" w:before="0"/>
               <w:ind w:left="120"/>
             </w:pPr>
-            <w:hyperlink w:history="1" r:id="rIdvoyqimyejf9gr7madu-ed">
+            <w:hyperlink w:history="1" r:id="rIdfvkwy2vdj6-jktx7i-hks">
               <w:r>
                 <w:rPr>
                   <w:rFonts w:ascii="Arial" w:cs="Arial" w:eastAsia="Arial" w:hAnsi="Arial"/>
@@ -16321,7 +16321,7 @@
             <w:pPr>
               <w:spacing w:after="20" w:before="0"/>
             </w:pPr>
-            <w:hyperlink w:history="1" r:id="rIdqdoouxsllgh-br8yetljn">
+            <w:hyperlink w:history="1" r:id="rIdkjy_6p3n-pt-eauy2hk2i">
               <w:r>
                 <w:rPr>
                   <w:rFonts w:ascii="Arial" w:cs="Arial" w:eastAsia="Arial" w:hAnsi="Arial"/>
@@ -16354,7 +16354,7 @@
               <w:spacing w:after="10" w:before="0"/>
               <w:ind w:left="120"/>
             </w:pPr>
-            <w:hyperlink w:history="1" r:id="rId_et_nawhfjjmmcxagwa-9">
+            <w:hyperlink w:history="1" r:id="rIdc6_ycf1egwxff0uocqlgk">
               <w:r>
                 <w:rPr>
                   <w:rFonts w:ascii="Arial" w:cs="Arial" w:eastAsia="Arial" w:hAnsi="Arial"/>
@@ -16399,7 +16399,7 @@
             <w:pPr>
               <w:spacing w:after="20" w:before="0"/>
             </w:pPr>
-            <w:hyperlink w:history="1" r:id="rIdzlt47e-odwhynpuvi-uy9">
+            <w:hyperlink w:history="1" r:id="rIdz8aji25e1jtqycivposro">
               <w:r>
                 <w:rPr>
                   <w:rFonts w:ascii="Arial" w:cs="Arial" w:eastAsia="Arial" w:hAnsi="Arial"/>
@@ -16432,7 +16432,7 @@
               <w:spacing w:after="10" w:before="0"/>
               <w:ind w:left="120"/>
             </w:pPr>
-            <w:hyperlink w:history="1" r:id="rIdmgvwqklcb86t1cx7ds2ji">
+            <w:hyperlink w:history="1" r:id="rId6fhkj6ifkvjg8ce5vngsu">
               <w:r>
                 <w:rPr>
                   <w:rFonts w:ascii="Arial" w:cs="Arial" w:eastAsia="Arial" w:hAnsi="Arial"/>
@@ -16627,7 +16627,7 @@
             <w:pPr>
               <w:spacing w:after="20" w:before="0"/>
             </w:pPr>
-            <w:hyperlink w:history="1" r:id="rIdvtqk1tq4xli8xomledexa">
+            <w:hyperlink w:history="1" r:id="rIdxc4glga1puusgsnuxnnrm">
               <w:r>
                 <w:rPr>
                   <w:rFonts w:ascii="Arial" w:cs="Arial" w:eastAsia="Arial" w:hAnsi="Arial"/>
@@ -16660,7 +16660,7 @@
               <w:spacing w:after="10" w:before="0"/>
               <w:ind w:left="120"/>
             </w:pPr>
-            <w:hyperlink w:history="1" r:id="rIdacdfl7vsegx9inzut1x_m">
+            <w:hyperlink w:history="1" r:id="rIdsizjxnpudpecy0eugggwg">
               <w:r>
                 <w:rPr>
                   <w:rFonts w:ascii="Arial" w:cs="Arial" w:eastAsia="Arial" w:hAnsi="Arial"/>
@@ -16705,7 +16705,7 @@
             <w:pPr>
               <w:spacing w:after="20" w:before="0"/>
             </w:pPr>
-            <w:hyperlink w:history="1" r:id="rIdnulhtwi1f-jnyvpnpppzj">
+            <w:hyperlink w:history="1" r:id="rIdfrky1y-owrg4yrvey9dhi">
               <w:r>
                 <w:rPr>
                   <w:rFonts w:ascii="Arial" w:cs="Arial" w:eastAsia="Arial" w:hAnsi="Arial"/>
@@ -16738,7 +16738,7 @@
               <w:spacing w:after="10" w:before="0"/>
               <w:ind w:left="120"/>
             </w:pPr>
-            <w:hyperlink w:history="1" r:id="rIdhd8brd8g0gxvecyhpep5p">
+            <w:hyperlink w:history="1" r:id="rIdsem9rmzlvtejcrxzdyjuw">
               <w:r>
                 <w:rPr>
                   <w:rFonts w:ascii="Arial" w:cs="Arial" w:eastAsia="Arial" w:hAnsi="Arial"/>
@@ -16933,7 +16933,7 @@
             <w:pPr>
               <w:spacing w:after="20" w:before="0"/>
             </w:pPr>
-            <w:hyperlink w:history="1" r:id="rIdc5oidztrjnkmh8zkhevhq">
+            <w:hyperlink w:history="1" r:id="rIdrlqx0z-mlyzmkhc140gm3">
               <w:r>
                 <w:rPr>
                   <w:rFonts w:ascii="Arial" w:cs="Arial" w:eastAsia="Arial" w:hAnsi="Arial"/>
@@ -16966,7 +16966,7 @@
               <w:spacing w:after="10" w:before="0"/>
               <w:ind w:left="120"/>
             </w:pPr>
-            <w:hyperlink w:history="1" r:id="rIdlmv-6ddevsndznnfm_xkb">
+            <w:hyperlink w:history="1" r:id="rId3wopwlpudyy4kzvw39t0t">
               <w:r>
                 <w:rPr>
                   <w:rFonts w:ascii="Arial" w:cs="Arial" w:eastAsia="Arial" w:hAnsi="Arial"/>
@@ -17011,7 +17011,7 @@
             <w:pPr>
               <w:spacing w:after="20" w:before="0"/>
             </w:pPr>
-            <w:hyperlink w:history="1" r:id="rIdlk42g9oxobaqivwierhvc">
+            <w:hyperlink w:history="1" r:id="rIdliuhvzzsojy2pfdlut9og">
               <w:r>
                 <w:rPr>
                   <w:rFonts w:ascii="Arial" w:cs="Arial" w:eastAsia="Arial" w:hAnsi="Arial"/>
@@ -17044,7 +17044,7 @@
               <w:spacing w:after="10" w:before="0"/>
               <w:ind w:left="120"/>
             </w:pPr>
-            <w:hyperlink w:history="1" r:id="rId8eqkhpb2zjpxjdq2fgwce">
+            <w:hyperlink w:history="1" r:id="rIdnplshahi2mybvazdyiovn">
               <w:r>
                 <w:rPr>
                   <w:rFonts w:ascii="Arial" w:cs="Arial" w:eastAsia="Arial" w:hAnsi="Arial"/>
@@ -17239,7 +17239,7 @@
             <w:pPr>
               <w:spacing w:after="20" w:before="0"/>
             </w:pPr>
-            <w:hyperlink w:history="1" r:id="rIdyivswylec6qvksnq03lts">
+            <w:hyperlink w:history="1" r:id="rIdrm74pebkwavsj-qdv7z21">
               <w:r>
                 <w:rPr>
                   <w:rFonts w:ascii="Arial" w:cs="Arial" w:eastAsia="Arial" w:hAnsi="Arial"/>
@@ -17272,7 +17272,7 @@
               <w:spacing w:after="10" w:before="0"/>
               <w:ind w:left="120"/>
             </w:pPr>
-            <w:hyperlink w:history="1" r:id="rId5wmdypwlt6she0uwqempj">
+            <w:hyperlink w:history="1" r:id="rIdrxrmmk4chwutz7nkxwjwd">
               <w:r>
                 <w:rPr>
                   <w:rFonts w:ascii="Arial" w:cs="Arial" w:eastAsia="Arial" w:hAnsi="Arial"/>
@@ -17317,7 +17317,7 @@
             <w:pPr>
               <w:spacing w:after="20" w:before="0"/>
             </w:pPr>
-            <w:hyperlink w:history="1" r:id="rIdslde6phejzkx2xn2qgnhu">
+            <w:hyperlink w:history="1" r:id="rIdaf5l0vmmzuyd4qt8mreg1">
               <w:r>
                 <w:rPr>
                   <w:rFonts w:ascii="Arial" w:cs="Arial" w:eastAsia="Arial" w:hAnsi="Arial"/>
@@ -17350,7 +17350,7 @@
               <w:spacing w:after="10" w:before="0"/>
               <w:ind w:left="120"/>
             </w:pPr>
-            <w:hyperlink w:history="1" r:id="rIdovawpfb1tljes1iifzfsv">
+            <w:hyperlink w:history="1" r:id="rId9ndm8tcnuturuffeyjqgw">
               <w:r>
                 <w:rPr>
                   <w:rFonts w:ascii="Arial" w:cs="Arial" w:eastAsia="Arial" w:hAnsi="Arial"/>
@@ -17938,7 +17938,7 @@
         </w:rPr>
         <w:t xml:space="preserve">© 2026 SeaVuria and ARES. Aligned with KICD objectives. Developed by SeaVuria; technical implementation by ARES (with AI assistance from Claude). Licensed under </w:t>
       </w:r>
-      <w:hyperlink w:history="1" r:id="rIdb3kvb-5rp0aah5qof7ve3">
+      <w:hyperlink w:history="1" r:id="rId0rbjvgwwacz9hxmmaoeon">
         <w:r>
           <w:rPr>
             <w:rFonts w:ascii="Arial" w:cs="Arial" w:eastAsia="Arial" w:hAnsi="Arial"/>
@@ -17959,7 +17959,7 @@
         </w:rPr>
         <w:t xml:space="preserve"> (</w:t>
       </w:r>
-      <w:hyperlink w:history="1" r:id="rId7e3ahtzmz26xjt6in4lfg">
+      <w:hyperlink w:history="1" r:id="rIds6wniymhsvw8qjb8abfsu">
         <w:r>
           <w:rPr>
             <w:rFonts w:ascii="Arial" w:cs="Arial" w:eastAsia="Arial" w:hAnsi="Arial"/>
@@ -19131,7 +19131,7 @@
             <w:pPr>
               <w:spacing w:after="20" w:before="0"/>
             </w:pPr>
-            <w:hyperlink w:history="1" r:id="rIdrpllgmph37znydrs0m79t">
+            <w:hyperlink w:history="1" r:id="rIdc6r1e9uif6gqcm2g3j_kw">
               <w:r>
                 <w:rPr>
                   <w:rFonts w:ascii="Arial" w:cs="Arial" w:eastAsia="Arial" w:hAnsi="Arial"/>
@@ -19164,7 +19164,7 @@
               <w:spacing w:after="10" w:before="0"/>
               <w:ind w:left="120"/>
             </w:pPr>
-            <w:hyperlink w:history="1" r:id="rIdxhshmg1yz9k7kmvmddvvf">
+            <w:hyperlink w:history="1" r:id="rIdvx_rn0vau63ybs2wekdla">
               <w:r>
                 <w:rPr>
                   <w:rFonts w:ascii="Arial" w:cs="Arial" w:eastAsia="Arial" w:hAnsi="Arial"/>
@@ -19209,7 +19209,7 @@
             <w:pPr>
               <w:spacing w:after="20" w:before="0"/>
             </w:pPr>
-            <w:hyperlink w:history="1" r:id="rId8tcodqqe2ynq5wxq0xagm">
+            <w:hyperlink w:history="1" r:id="rIdht56qh-cd1miljbdws8il">
               <w:r>
                 <w:rPr>
                   <w:rFonts w:ascii="Arial" w:cs="Arial" w:eastAsia="Arial" w:hAnsi="Arial"/>
@@ -19242,7 +19242,7 @@
               <w:spacing w:after="10" w:before="0"/>
               <w:ind w:left="120"/>
             </w:pPr>
-            <w:hyperlink w:history="1" r:id="rIdzx9x9nytzs9jkwhjkcvmf">
+            <w:hyperlink w:history="1" r:id="rIdpsiavo2xiyfrn_wtqybf7">
               <w:r>
                 <w:rPr>
                   <w:rFonts w:ascii="Arial" w:cs="Arial" w:eastAsia="Arial" w:hAnsi="Arial"/>
@@ -19437,7 +19437,7 @@
             <w:pPr>
               <w:spacing w:after="20" w:before="0"/>
             </w:pPr>
-            <w:hyperlink w:history="1" r:id="rIdvnmsdk6y2ukqdrsgzh1tw">
+            <w:hyperlink w:history="1" r:id="rIdg5jixahkc_yd7we2owtob">
               <w:r>
                 <w:rPr>
                   <w:rFonts w:ascii="Arial" w:cs="Arial" w:eastAsia="Arial" w:hAnsi="Arial"/>
@@ -19470,7 +19470,7 @@
               <w:spacing w:after="10" w:before="0"/>
               <w:ind w:left="120"/>
             </w:pPr>
-            <w:hyperlink w:history="1" r:id="rId43iuwgifzqarcrisqav6f">
+            <w:hyperlink w:history="1" r:id="rIdngjoo9m724n31ixqoc3ox">
               <w:r>
                 <w:rPr>
                   <w:rFonts w:ascii="Arial" w:cs="Arial" w:eastAsia="Arial" w:hAnsi="Arial"/>
@@ -19515,7 +19515,7 @@
             <w:pPr>
               <w:spacing w:after="20" w:before="0"/>
             </w:pPr>
-            <w:hyperlink w:history="1" r:id="rId6tr1bw1rrjtp8nkexc02k">
+            <w:hyperlink w:history="1" r:id="rIdfmg3w4cfuxcehlp02cy85">
               <w:r>
                 <w:rPr>
                   <w:rFonts w:ascii="Arial" w:cs="Arial" w:eastAsia="Arial" w:hAnsi="Arial"/>
@@ -19548,7 +19548,7 @@
               <w:spacing w:after="10" w:before="0"/>
               <w:ind w:left="120"/>
             </w:pPr>
-            <w:hyperlink w:history="1" r:id="rIdjgqe9fa8j6jzqhhmpjr1k">
+            <w:hyperlink w:history="1" r:id="rIdbh2i_zzbn5mkwu1non3ji">
               <w:r>
                 <w:rPr>
                   <w:rFonts w:ascii="Arial" w:cs="Arial" w:eastAsia="Arial" w:hAnsi="Arial"/>
@@ -19743,7 +19743,7 @@
             <w:pPr>
               <w:spacing w:after="20" w:before="0"/>
             </w:pPr>
-            <w:hyperlink w:history="1" r:id="rIdxetgiitf3ajmpqhg7qdql">
+            <w:hyperlink w:history="1" r:id="rIdf8118jcqem3hcfxguofkn">
               <w:r>
                 <w:rPr>
                   <w:rFonts w:ascii="Arial" w:cs="Arial" w:eastAsia="Arial" w:hAnsi="Arial"/>
@@ -19776,7 +19776,7 @@
               <w:spacing w:after="10" w:before="0"/>
               <w:ind w:left="120"/>
             </w:pPr>
-            <w:hyperlink w:history="1" r:id="rIdwl8pkwvnyogbeuuuxxxm-">
+            <w:hyperlink w:history="1" r:id="rIdx5dvkq57rqcnewfc5mkiv">
               <w:r>
                 <w:rPr>
                   <w:rFonts w:ascii="Arial" w:cs="Arial" w:eastAsia="Arial" w:hAnsi="Arial"/>
@@ -19821,7 +19821,7 @@
             <w:pPr>
               <w:spacing w:after="20" w:before="0"/>
             </w:pPr>
-            <w:hyperlink w:history="1" r:id="rIdzvcbt60tfrpxrshdxduct">
+            <w:hyperlink w:history="1" r:id="rIdfschxxkterp9kygyhdwkr">
               <w:r>
                 <w:rPr>
                   <w:rFonts w:ascii="Arial" w:cs="Arial" w:eastAsia="Arial" w:hAnsi="Arial"/>
@@ -19870,7 +19870,7 @@
               <w:spacing w:after="10" w:before="0"/>
               <w:ind w:left="120"/>
             </w:pPr>
-            <w:hyperlink w:history="1" r:id="rIdm6_1bs2dbprlt_3fo5fdc">
+            <w:hyperlink w:history="1" r:id="rIdycz4yv2mpfujpmmin9gzd">
               <w:r>
                 <w:rPr>
                   <w:rFonts w:ascii="Arial" w:cs="Arial" w:eastAsia="Arial" w:hAnsi="Arial"/>
@@ -20065,7 +20065,7 @@
             <w:pPr>
               <w:spacing w:after="20" w:before="0"/>
             </w:pPr>
-            <w:hyperlink w:history="1" r:id="rIde7svqwpre0i_c9gujnqn3">
+            <w:hyperlink w:history="1" r:id="rIdhmpgu7ugl-prbe8lvx9gy">
               <w:r>
                 <w:rPr>
                   <w:rFonts w:ascii="Arial" w:cs="Arial" w:eastAsia="Arial" w:hAnsi="Arial"/>
@@ -20098,7 +20098,7 @@
               <w:spacing w:after="10" w:before="0"/>
               <w:ind w:left="120"/>
             </w:pPr>
-            <w:hyperlink w:history="1" r:id="rIdvosx26nfxriumgnbb1kbt">
+            <w:hyperlink w:history="1" r:id="rId1x3t5w8ncypji-ovpxncz">
               <w:r>
                 <w:rPr>
                   <w:rFonts w:ascii="Arial" w:cs="Arial" w:eastAsia="Arial" w:hAnsi="Arial"/>
@@ -20143,7 +20143,7 @@
             <w:pPr>
               <w:spacing w:after="20" w:before="0"/>
             </w:pPr>
-            <w:hyperlink w:history="1" r:id="rIdkvbf9nke0nklasgevvnnr">
+            <w:hyperlink w:history="1" r:id="rIdcllemtirgi2ysq7qitjea">
               <w:r>
                 <w:rPr>
                   <w:rFonts w:ascii="Arial" w:cs="Arial" w:eastAsia="Arial" w:hAnsi="Arial"/>
@@ -20192,7 +20192,7 @@
               <w:spacing w:after="10" w:before="0"/>
               <w:ind w:left="120"/>
             </w:pPr>
-            <w:hyperlink w:history="1" r:id="rId0jrcuhvz4hgzm8csgaz6-">
+            <w:hyperlink w:history="1" r:id="rIdwgaalds0fngm2jvossrxd">
               <w:r>
                 <w:rPr>
                   <w:rFonts w:ascii="Arial" w:cs="Arial" w:eastAsia="Arial" w:hAnsi="Arial"/>
@@ -20387,7 +20387,7 @@
             <w:pPr>
               <w:spacing w:after="20" w:before="0"/>
             </w:pPr>
-            <w:hyperlink w:history="1" r:id="rIdgrto0yzdig6vfq7t_wj5t">
+            <w:hyperlink w:history="1" r:id="rId1ro4w6hcjxgqjhdixxnjp">
               <w:r>
                 <w:rPr>
                   <w:rFonts w:ascii="Arial" w:cs="Arial" w:eastAsia="Arial" w:hAnsi="Arial"/>
@@ -20436,7 +20436,7 @@
               <w:spacing w:after="10" w:before="0"/>
               <w:ind w:left="120"/>
             </w:pPr>
-            <w:hyperlink w:history="1" r:id="rIdsgkbrw2wkvepjan9nzsip">
+            <w:hyperlink w:history="1" r:id="rIdaakdw0vjq6mjfqpxfaop7">
               <w:r>
                 <w:rPr>
                   <w:rFonts w:ascii="Arial" w:cs="Arial" w:eastAsia="Arial" w:hAnsi="Arial"/>
@@ -20481,7 +20481,7 @@
             <w:pPr>
               <w:spacing w:after="20" w:before="0"/>
             </w:pPr>
-            <w:hyperlink w:history="1" r:id="rIdvd7juxfhs-1zoqek-r11a">
+            <w:hyperlink w:history="1" r:id="rIdr0qesv1hrb_62wdpnco4i">
               <w:r>
                 <w:rPr>
                   <w:rFonts w:ascii="Arial" w:cs="Arial" w:eastAsia="Arial" w:hAnsi="Arial"/>
@@ -20514,7 +20514,7 @@
               <w:spacing w:after="10" w:before="0"/>
               <w:ind w:left="120"/>
             </w:pPr>
-            <w:hyperlink w:history="1" r:id="rIdhj-wrbuyunx9sdb5qzgdn">
+            <w:hyperlink w:history="1" r:id="rId7tclyqogsq0r88cbzpykr">
               <w:r>
                 <w:rPr>
                   <w:rFonts w:ascii="Arial" w:cs="Arial" w:eastAsia="Arial" w:hAnsi="Arial"/>
@@ -21102,7 +21102,7 @@
         </w:rPr>
         <w:t xml:space="preserve">© 2026 SeaVuria and ARES. Aligned with KICD objectives. Developed by SeaVuria; technical implementation by ARES (with AI assistance from Claude). Licensed under </w:t>
       </w:r>
-      <w:hyperlink w:history="1" r:id="rIdfzgnkjiquonewturkdgdm">
+      <w:hyperlink w:history="1" r:id="rIdd_yjxrfdmbybtq47kg0e2">
         <w:r>
           <w:rPr>
             <w:rFonts w:ascii="Arial" w:cs="Arial" w:eastAsia="Arial" w:hAnsi="Arial"/>
@@ -21123,7 +21123,7 @@
         </w:rPr>
         <w:t xml:space="preserve"> (</w:t>
       </w:r>
-      <w:hyperlink w:history="1" r:id="rId6pvy9zemxt8bfr314d86u">
+      <w:hyperlink w:history="1" r:id="rIdzffph9oepo2h-pflbfrbd">
         <w:r>
           <w:rPr>
             <w:rFonts w:ascii="Arial" w:cs="Arial" w:eastAsia="Arial" w:hAnsi="Arial"/>
@@ -22219,7 +22219,7 @@
             <w:pPr>
               <w:spacing w:after="20" w:before="0"/>
             </w:pPr>
-            <w:hyperlink w:history="1" r:id="rIdljiei2sv1l7rswrd4pw1g">
+            <w:hyperlink w:history="1" r:id="rId9id-2zgi-01ac314izl13">
               <w:r>
                 <w:rPr>
                   <w:rFonts w:ascii="Arial" w:cs="Arial" w:eastAsia="Arial" w:hAnsi="Arial"/>
@@ -22252,7 +22252,7 @@
               <w:spacing w:after="10" w:before="0"/>
               <w:ind w:left="120"/>
             </w:pPr>
-            <w:hyperlink w:history="1" r:id="rIdi55pklphwhz5wmstq7ovp">
+            <w:hyperlink w:history="1" r:id="rId9wjt-cbabvjacpdwr1npz">
               <w:r>
                 <w:rPr>
                   <w:rFonts w:ascii="Arial" w:cs="Arial" w:eastAsia="Arial" w:hAnsi="Arial"/>
@@ -22297,7 +22297,7 @@
             <w:pPr>
               <w:spacing w:after="20" w:before="0"/>
             </w:pPr>
-            <w:hyperlink w:history="1" r:id="rIdwnww75ehwy3btiihykuax">
+            <w:hyperlink w:history="1" r:id="rIdi0ey6zlqf6jlvtx0uer6g">
               <w:r>
                 <w:rPr>
                   <w:rFonts w:ascii="Arial" w:cs="Arial" w:eastAsia="Arial" w:hAnsi="Arial"/>
@@ -22330,7 +22330,7 @@
               <w:spacing w:after="10" w:before="0"/>
               <w:ind w:left="120"/>
             </w:pPr>
-            <w:hyperlink w:history="1" r:id="rIdcwx9zwulnrcujsifumuxt">
+            <w:hyperlink w:history="1" r:id="rIdnn6karypbii-cybef1qom">
               <w:r>
                 <w:rPr>
                   <w:rFonts w:ascii="Arial" w:cs="Arial" w:eastAsia="Arial" w:hAnsi="Arial"/>
@@ -22525,7 +22525,7 @@
             <w:pPr>
               <w:spacing w:after="20" w:before="0"/>
             </w:pPr>
-            <w:hyperlink w:history="1" r:id="rIdel4dyelvlwhxvnxvhx8h1">
+            <w:hyperlink w:history="1" r:id="rIdjbp2qcdahtif_xbhsdgzw">
               <w:r>
                 <w:rPr>
                   <w:rFonts w:ascii="Arial" w:cs="Arial" w:eastAsia="Arial" w:hAnsi="Arial"/>
@@ -22558,7 +22558,7 @@
               <w:spacing w:after="10" w:before="0"/>
               <w:ind w:left="120"/>
             </w:pPr>
-            <w:hyperlink w:history="1" r:id="rIdw-sifqjjwbbdb6nnkx9s8">
+            <w:hyperlink w:history="1" r:id="rIdmlckn2gsgx6cxkiuaaz9d">
               <w:r>
                 <w:rPr>
                   <w:rFonts w:ascii="Arial" w:cs="Arial" w:eastAsia="Arial" w:hAnsi="Arial"/>
@@ -22603,7 +22603,7 @@
             <w:pPr>
               <w:spacing w:after="20" w:before="0"/>
             </w:pPr>
-            <w:hyperlink w:history="1" r:id="rIdt6hq5jgl7mtx4uvxfkrp7">
+            <w:hyperlink w:history="1" r:id="rIdqovki4zguiapmpri-zcz7">
               <w:r>
                 <w:rPr>
                   <w:rFonts w:ascii="Arial" w:cs="Arial" w:eastAsia="Arial" w:hAnsi="Arial"/>
@@ -22636,7 +22636,7 @@
               <w:spacing w:after="10" w:before="0"/>
               <w:ind w:left="120"/>
             </w:pPr>
-            <w:hyperlink w:history="1" r:id="rIda4qpjuskfn0hsr36jwarm">
+            <w:hyperlink w:history="1" r:id="rIdr_igdcbt6gyaixixmp0td">
               <w:r>
                 <w:rPr>
                   <w:rFonts w:ascii="Arial" w:cs="Arial" w:eastAsia="Arial" w:hAnsi="Arial"/>
@@ -22831,7 +22831,7 @@
             <w:pPr>
               <w:spacing w:after="20" w:before="0"/>
             </w:pPr>
-            <w:hyperlink w:history="1" r:id="rIdsfhhl-bbqovy0eawbrbxe">
+            <w:hyperlink w:history="1" r:id="rIdyj98epuqbaf8e50ppn327">
               <w:r>
                 <w:rPr>
                   <w:rFonts w:ascii="Arial" w:cs="Arial" w:eastAsia="Arial" w:hAnsi="Arial"/>
@@ -22864,7 +22864,7 @@
               <w:spacing w:after="10" w:before="0"/>
               <w:ind w:left="120"/>
             </w:pPr>
-            <w:hyperlink w:history="1" r:id="rIdym-jbs-38nqjmp-j291hz">
+            <w:hyperlink w:history="1" r:id="rId5zuxp1_i-bnxxylf9xkn6">
               <w:r>
                 <w:rPr>
                   <w:rFonts w:ascii="Arial" w:cs="Arial" w:eastAsia="Arial" w:hAnsi="Arial"/>
@@ -22909,7 +22909,7 @@
             <w:pPr>
               <w:spacing w:after="20" w:before="0"/>
             </w:pPr>
-            <w:hyperlink w:history="1" r:id="rIdz3ouwzds6kl-32iocmfcd">
+            <w:hyperlink w:history="1" r:id="rIdm3mnkqvfnp8xralb43-vp">
               <w:r>
                 <w:rPr>
                   <w:rFonts w:ascii="Arial" w:cs="Arial" w:eastAsia="Arial" w:hAnsi="Arial"/>
@@ -22942,7 +22942,7 @@
               <w:spacing w:after="10" w:before="0"/>
               <w:ind w:left="120"/>
             </w:pPr>
-            <w:hyperlink w:history="1" r:id="rId5tgvevbwdxm-wbx-wg2fc">
+            <w:hyperlink w:history="1" r:id="rId0jihhwgzscws6b3zhp89u">
               <w:r>
                 <w:rPr>
                   <w:rFonts w:ascii="Arial" w:cs="Arial" w:eastAsia="Arial" w:hAnsi="Arial"/>
@@ -23137,7 +23137,7 @@
             <w:pPr>
               <w:spacing w:after="20" w:before="0"/>
             </w:pPr>
-            <w:hyperlink w:history="1" r:id="rIdzw4gwbhjiijcld5ui4vj-">
+            <w:hyperlink w:history="1" r:id="rIdbfckdkyt77fdgk8cdwoyq">
               <w:r>
                 <w:rPr>
                   <w:rFonts w:ascii="Arial" w:cs="Arial" w:eastAsia="Arial" w:hAnsi="Arial"/>
@@ -23170,7 +23170,7 @@
               <w:spacing w:after="10" w:before="0"/>
               <w:ind w:left="120"/>
             </w:pPr>
-            <w:hyperlink w:history="1" r:id="rIdsbczumim2dn5pcyth4dru">
+            <w:hyperlink w:history="1" r:id="rId3wqzuru7ex5ydilgg5c9_">
               <w:r>
                 <w:rPr>
                   <w:rFonts w:ascii="Arial" w:cs="Arial" w:eastAsia="Arial" w:hAnsi="Arial"/>
@@ -23215,7 +23215,7 @@
             <w:pPr>
               <w:spacing w:after="20" w:before="0"/>
             </w:pPr>
-            <w:hyperlink w:history="1" r:id="rId5hlgaxyz-94dnctyd9v-x">
+            <w:hyperlink w:history="1" r:id="rIdzjfakhigzq0nflmc-pglc">
               <w:r>
                 <w:rPr>
                   <w:rFonts w:ascii="Arial" w:cs="Arial" w:eastAsia="Arial" w:hAnsi="Arial"/>
@@ -23248,7 +23248,7 @@
               <w:spacing w:after="10" w:before="0"/>
               <w:ind w:left="120"/>
             </w:pPr>
-            <w:hyperlink w:history="1" r:id="rIdye4ox768grntiyb8knbvn">
+            <w:hyperlink w:history="1" r:id="rIdd0kfttajc593y4zqwe53m">
               <w:r>
                 <w:rPr>
                   <w:rFonts w:ascii="Arial" w:cs="Arial" w:eastAsia="Arial" w:hAnsi="Arial"/>
@@ -23443,7 +23443,7 @@
             <w:pPr>
               <w:spacing w:after="20" w:before="0"/>
             </w:pPr>
-            <w:hyperlink w:history="1" r:id="rIdjxethd5hs6geuoe_ky_ow">
+            <w:hyperlink w:history="1" r:id="rIdxihdybxh5e4_621o2kkzy">
               <w:r>
                 <w:rPr>
                   <w:rFonts w:ascii="Arial" w:cs="Arial" w:eastAsia="Arial" w:hAnsi="Arial"/>
@@ -23476,7 +23476,7 @@
               <w:spacing w:after="10" w:before="0"/>
               <w:ind w:left="120"/>
             </w:pPr>
-            <w:hyperlink w:history="1" r:id="rIdhwgwifs3uqlmdeuozf0rl">
+            <w:hyperlink w:history="1" r:id="rIds9bpoeq75ofd3slgcrefm">
               <w:r>
                 <w:rPr>
                   <w:rFonts w:ascii="Arial" w:cs="Arial" w:eastAsia="Arial" w:hAnsi="Arial"/>
@@ -23521,7 +23521,7 @@
             <w:pPr>
               <w:spacing w:after="20" w:before="0"/>
             </w:pPr>
-            <w:hyperlink w:history="1" r:id="rIdbeeylmuwmcu22ddlgcckw">
+            <w:hyperlink w:history="1" r:id="rIdmdnq4twyma08deehbjvel">
               <w:r>
                 <w:rPr>
                   <w:rFonts w:ascii="Arial" w:cs="Arial" w:eastAsia="Arial" w:hAnsi="Arial"/>
@@ -23570,7 +23570,7 @@
               <w:spacing w:after="10" w:before="0"/>
               <w:ind w:left="120"/>
             </w:pPr>
-            <w:hyperlink w:history="1" r:id="rIdvl2emzdojf_hm3veox9ry">
+            <w:hyperlink w:history="1" r:id="rIdxradf2jgvvjakkngdl-6t">
               <w:r>
                 <w:rPr>
                   <w:rFonts w:ascii="Arial" w:cs="Arial" w:eastAsia="Arial" w:hAnsi="Arial"/>
@@ -24082,7 +24082,7 @@
         </w:rPr>
         <w:t xml:space="preserve">© 2026 SeaVuria and ARES. Aligned with KICD objectives. Developed by SeaVuria; technical implementation by ARES (with AI assistance from Claude). Licensed under </w:t>
       </w:r>
-      <w:hyperlink w:history="1" r:id="rId8m1u5_sobbo2w_qrl8ivt">
+      <w:hyperlink w:history="1" r:id="rIdm8lvd5ckk3kqgi7axoqr3">
         <w:r>
           <w:rPr>
             <w:rFonts w:ascii="Arial" w:cs="Arial" w:eastAsia="Arial" w:hAnsi="Arial"/>
@@ -24103,7 +24103,7 @@
         </w:rPr>
         <w:t xml:space="preserve"> (</w:t>
       </w:r>
-      <w:hyperlink w:history="1" r:id="rIdjkriq5xjbljkbj3mhs4f_">
+      <w:hyperlink w:history="1" r:id="rIdwxx3-4msaskwme9jnbzob">
         <w:r>
           <w:rPr>
             <w:rFonts w:ascii="Arial" w:cs="Arial" w:eastAsia="Arial" w:hAnsi="Arial"/>
@@ -25275,7 +25275,7 @@
             <w:pPr>
               <w:spacing w:after="20" w:before="0"/>
             </w:pPr>
-            <w:hyperlink w:history="1" r:id="rId4gsu5aul7v_gre9u6mwrl">
+            <w:hyperlink w:history="1" r:id="rIdzfhsu2ogmzatasjdehpgt">
               <w:r>
                 <w:rPr>
                   <w:rFonts w:ascii="Arial" w:cs="Arial" w:eastAsia="Arial" w:hAnsi="Arial"/>
@@ -25308,7 +25308,7 @@
               <w:spacing w:after="10" w:before="0"/>
               <w:ind w:left="120"/>
             </w:pPr>
-            <w:hyperlink w:history="1" r:id="rIdczyoxo4xtovuxel9c3dvr">
+            <w:hyperlink w:history="1" r:id="rIdllxybcqmnq-ldp8-j6iqx">
               <w:r>
                 <w:rPr>
                   <w:rFonts w:ascii="Arial" w:cs="Arial" w:eastAsia="Arial" w:hAnsi="Arial"/>
@@ -25353,7 +25353,7 @@
             <w:pPr>
               <w:spacing w:after="20" w:before="0"/>
             </w:pPr>
-            <w:hyperlink w:history="1" r:id="rIdyutojy5hjcdftmeuzfa11">
+            <w:hyperlink w:history="1" r:id="rIdr9ohnvgiutyn_zb3nehko">
               <w:r>
                 <w:rPr>
                   <w:rFonts w:ascii="Arial" w:cs="Arial" w:eastAsia="Arial" w:hAnsi="Arial"/>
@@ -25386,7 +25386,7 @@
               <w:spacing w:after="10" w:before="0"/>
               <w:ind w:left="120"/>
             </w:pPr>
-            <w:hyperlink w:history="1" r:id="rIdajy5uaq0ea_uloiyyrl8i">
+            <w:hyperlink w:history="1" r:id="rIdyeq1q-fnn92jrq2j95t6k">
               <w:r>
                 <w:rPr>
                   <w:rFonts w:ascii="Arial" w:cs="Arial" w:eastAsia="Arial" w:hAnsi="Arial"/>
@@ -25581,7 +25581,7 @@
             <w:pPr>
               <w:spacing w:after="20" w:before="0"/>
             </w:pPr>
-            <w:hyperlink w:history="1" r:id="rId3vzdb6jgbyolonttw7bkg">
+            <w:hyperlink w:history="1" r:id="rIdndjjl-li1pk7_rbcvo_e8">
               <w:r>
                 <w:rPr>
                   <w:rFonts w:ascii="Arial" w:cs="Arial" w:eastAsia="Arial" w:hAnsi="Arial"/>
@@ -25614,7 +25614,7 @@
               <w:spacing w:after="10" w:before="0"/>
               <w:ind w:left="120"/>
             </w:pPr>
-            <w:hyperlink w:history="1" r:id="rIdu2ibenh4yc-9jufnmi2og">
+            <w:hyperlink w:history="1" r:id="rIdnsdea4cdxqrmd5bdl2sqs">
               <w:r>
                 <w:rPr>
                   <w:rFonts w:ascii="Arial" w:cs="Arial" w:eastAsia="Arial" w:hAnsi="Arial"/>
@@ -25659,7 +25659,7 @@
             <w:pPr>
               <w:spacing w:after="20" w:before="0"/>
             </w:pPr>
-            <w:hyperlink w:history="1" r:id="rIdrshoi6n3sgz6eyuvvsyuq">
+            <w:hyperlink w:history="1" r:id="rIdrck4ia8qvh1dx0mq5a6b_">
               <w:r>
                 <w:rPr>
                   <w:rFonts w:ascii="Arial" w:cs="Arial" w:eastAsia="Arial" w:hAnsi="Arial"/>
@@ -25692,7 +25692,7 @@
               <w:spacing w:after="10" w:before="0"/>
               <w:ind w:left="120"/>
             </w:pPr>
-            <w:hyperlink w:history="1" r:id="rIdznip0ma6faehbjdpw6p9d">
+            <w:hyperlink w:history="1" r:id="rIdvrrheau9ay0frwot99ajf">
               <w:r>
                 <w:rPr>
                   <w:rFonts w:ascii="Arial" w:cs="Arial" w:eastAsia="Arial" w:hAnsi="Arial"/>
@@ -25734,7 +25734,7 @@
                 <w:sz w:val="18"/>
                 <w:szCs w:val="18"/>
               </w:rPr>
-              <w:t xml:space="preserve">Groups of four receive a 'Final Evidence Pack' — a single A3 sheet containing: (a) a Cartesian grid showing a lorry outline (quadrilateral ABCD with given coordinates) reflected in the line x = 0 (the y-axis, representing the mirror surface), with all object and image coordinates labelled; (b) a table of all six coordinate reflection rules studied across Lessons 3–6; (c) measurements confirming AB = A'B', BC = B'C', CD = C'D', DA = D'A'. Learners read and annotate the sheet in silence for 4 minutes, then discuss in their group for 3 minutes: 'Which of the four congruence tests can we use to prove triangle ABC ≅ triangle A'B'C'? Why SSS and not just visual inspection?' Groups record their chosen test and justification in their exercise books.</w:t>
+              <w:t xml:space="preserve">Groups of four receive a 'Final Evidence Pack' — a single A3 sheet containing: (a) a Cartesian grid showing a lorry outline (quadrilateral ABCD with given coordinates) reflected in the line x = 0 (the y-axis, representing the mirror surface), with all object and image coordinates labelled; (b) a table of the four coordinate reflection rules from Lesson 3; (c) measurements confirming AB = A'B', BC = B'C', CD = C'D', DA = D'A'. Learners read and annotate the sheet in silence for 4 minutes, then discuss in their group for 3 minutes: 'Which of the four congruence tests can we use to prove triangle ABC ≅ triangle A'B'C'? Why SSS and not just visual inspection?' Groups record their chosen test and justification in their exercise books.</w:t>
             </w:r>
           </w:p>
         </w:tc>
@@ -25887,7 +25887,7 @@
             <w:pPr>
               <w:spacing w:after="20" w:before="0"/>
             </w:pPr>
-            <w:hyperlink w:history="1" r:id="rIdtmfnqyoyx0rvynjxwszwv">
+            <w:hyperlink w:history="1" r:id="rIdppeehlg0qxzuujujsk1st">
               <w:r>
                 <w:rPr>
                   <w:rFonts w:ascii="Arial" w:cs="Arial" w:eastAsia="Arial" w:hAnsi="Arial"/>
@@ -25920,7 +25920,7 @@
               <w:spacing w:after="10" w:before="0"/>
               <w:ind w:left="120"/>
             </w:pPr>
-            <w:hyperlink w:history="1" r:id="rIdcvjkhy09hg33yjrt6_n04">
+            <w:hyperlink w:history="1" r:id="rIdvt37uchgm9cn7yd_78wzn">
               <w:r>
                 <w:rPr>
                   <w:rFonts w:ascii="Arial" w:cs="Arial" w:eastAsia="Arial" w:hAnsi="Arial"/>
@@ -25965,7 +25965,7 @@
             <w:pPr>
               <w:spacing w:after="20" w:before="0"/>
             </w:pPr>
-            <w:hyperlink w:history="1" r:id="rIdejyx_rjv-ho6yzvf16fqn">
+            <w:hyperlink w:history="1" r:id="rIdcssgcmhloapkkvzqyuqq9">
               <w:r>
                 <w:rPr>
                   <w:rFonts w:ascii="Arial" w:cs="Arial" w:eastAsia="Arial" w:hAnsi="Arial"/>
@@ -25998,7 +25998,7 @@
               <w:spacing w:after="10" w:before="0"/>
               <w:ind w:left="120"/>
             </w:pPr>
-            <w:hyperlink w:history="1" r:id="rIdxinru-qal6yj1aka69t80">
+            <w:hyperlink w:history="1" r:id="rIdqgryrsm7wd1kiuqz7jfze">
               <w:r>
                 <w:rPr>
                   <w:rFonts w:ascii="Arial" w:cs="Arial" w:eastAsia="Arial" w:hAnsi="Arial"/>
@@ -26193,7 +26193,7 @@
             <w:pPr>
               <w:spacing w:after="20" w:before="0"/>
             </w:pPr>
-            <w:hyperlink w:history="1" r:id="rIdukclyzoo1sqeqdvcf1swn">
+            <w:hyperlink w:history="1" r:id="rId7r2cvet6s-wlpqlz7efbm">
               <w:r>
                 <w:rPr>
                   <w:rFonts w:ascii="Arial" w:cs="Arial" w:eastAsia="Arial" w:hAnsi="Arial"/>
@@ -26226,7 +26226,7 @@
               <w:spacing w:after="10" w:before="0"/>
               <w:ind w:left="120"/>
             </w:pPr>
-            <w:hyperlink w:history="1" r:id="rId226d9usaxip8gdemc_x_t">
+            <w:hyperlink w:history="1" r:id="rId8qij9k5ffmdpuds6z1td0">
               <w:r>
                 <w:rPr>
                   <w:rFonts w:ascii="Arial" w:cs="Arial" w:eastAsia="Arial" w:hAnsi="Arial"/>
@@ -26271,7 +26271,7 @@
             <w:pPr>
               <w:spacing w:after="20" w:before="0"/>
             </w:pPr>
-            <w:hyperlink w:history="1" r:id="rId1mgrfwyhwtswhlucp770e">
+            <w:hyperlink w:history="1" r:id="rId_syhvxtrdngpsipvoupod">
               <w:r>
                 <w:rPr>
                   <w:rFonts w:ascii="Arial" w:cs="Arial" w:eastAsia="Arial" w:hAnsi="Arial"/>
@@ -26304,7 +26304,7 @@
               <w:spacing w:after="10" w:before="0"/>
               <w:ind w:left="120"/>
             </w:pPr>
-            <w:hyperlink w:history="1" r:id="rIdhmx2bbjxaxboh-vvmibco">
+            <w:hyperlink w:history="1" r:id="rIdtou9zejec2zp57xbsewzm">
               <w:r>
                 <w:rPr>
                   <w:rFonts w:ascii="Arial" w:cs="Arial" w:eastAsia="Arial" w:hAnsi="Arial"/>
@@ -26499,7 +26499,7 @@
             <w:pPr>
               <w:spacing w:after="20" w:before="0"/>
             </w:pPr>
-            <w:hyperlink w:history="1" r:id="rIdk_nu8b4mlu5ljes978r_b">
+            <w:hyperlink w:history="1" r:id="rId3jxo9kghptzdxs09wv6ja">
               <w:r>
                 <w:rPr>
                   <w:rFonts w:ascii="Arial" w:cs="Arial" w:eastAsia="Arial" w:hAnsi="Arial"/>
@@ -26532,7 +26532,7 @@
               <w:spacing w:after="10" w:before="0"/>
               <w:ind w:left="120"/>
             </w:pPr>
-            <w:hyperlink w:history="1" r:id="rIdcalllkdrvfed_2fxoclnt">
+            <w:hyperlink w:history="1" r:id="rId2db70dcy-8htbfpvfreki">
               <w:r>
                 <w:rPr>
                   <w:rFonts w:ascii="Arial" w:cs="Arial" w:eastAsia="Arial" w:hAnsi="Arial"/>
@@ -26577,7 +26577,7 @@
             <w:pPr>
               <w:spacing w:after="20" w:before="0"/>
             </w:pPr>
-            <w:hyperlink w:history="1" r:id="rIdb-illpc5sivngozoxqjec">
+            <w:hyperlink w:history="1" r:id="rIdi22wvbdvdojsnmskupwrk">
               <w:r>
                 <w:rPr>
                   <w:rFonts w:ascii="Arial" w:cs="Arial" w:eastAsia="Arial" w:hAnsi="Arial"/>
@@ -26610,7 +26610,7 @@
               <w:spacing w:after="10" w:before="0"/>
               <w:ind w:left="120"/>
             </w:pPr>
-            <w:hyperlink w:history="1" r:id="rIdgjdpv8yg3a-ihoq1j8oqw">
+            <w:hyperlink w:history="1" r:id="rIdnlu-6xmyj5jn8jw7xm2cy">
               <w:r>
                 <w:rPr>
                   <w:rFonts w:ascii="Arial" w:cs="Arial" w:eastAsia="Arial" w:hAnsi="Arial"/>
@@ -27198,7 +27198,7 @@
         </w:rPr>
         <w:t xml:space="preserve">© 2026 SeaVuria and ARES. Aligned with KICD objectives. Developed by SeaVuria; technical implementation by ARES (with AI assistance from Claude). Licensed under </w:t>
       </w:r>
-      <w:hyperlink w:history="1" r:id="rIdpxtohaa91g5t3mxbloktu">
+      <w:hyperlink w:history="1" r:id="rIdf4w1xe4k2tys_opghzkvw">
         <w:r>
           <w:rPr>
             <w:rFonts w:ascii="Arial" w:cs="Arial" w:eastAsia="Arial" w:hAnsi="Arial"/>
@@ -27219,7 +27219,7 @@
         </w:rPr>
         <w:t xml:space="preserve"> (</w:t>
       </w:r>
-      <w:hyperlink w:history="1" r:id="rIdoc0vfzipzotlrssrcsgce">
+      <w:hyperlink w:history="1" r:id="rIdv7pv2cjfeqdy2alchaboo">
         <w:r>
           <w:rPr>
             <w:rFonts w:ascii="Arial" w:cs="Arial" w:eastAsia="Arial" w:hAnsi="Arial"/>

--- a/data/outputs/v2/Core_Mathematics/SS2.2_Reflection_and_Congruence/Core_Mathematics_Reflection_and_Congruence_CBE_LessonSequence.docx
+++ b/data/outputs/v2/Core_Mathematics/SS2.2_Reflection_and_Congruence/Core_Mathematics_Reflection_and_Congruence_CBE_LessonSequence.docx
@@ -2316,7 +2316,7 @@
         </w:rPr>
         <w:t xml:space="preserve">© 2026 SeaVuria and ARES. This work is licensed under a </w:t>
       </w:r>
-      <w:hyperlink w:history="1" r:id="rIdptenrnvzhn53fo0dil7dm">
+      <w:hyperlink w:history="1" r:id="rIdvsihcmctfettdsekzhyru">
         <w:r>
           <w:rPr>
             <w:rFonts w:ascii="Arial" w:cs="Arial" w:eastAsia="Arial" w:hAnsi="Arial"/>
@@ -2336,7 +2336,7 @@
         </w:rPr>
         <w:t xml:space="preserve"> (</w:t>
       </w:r>
-      <w:hyperlink w:history="1" r:id="rIdzxgtdsqn7gnmvuaoevjih">
+      <w:hyperlink w:history="1" r:id="rIdbrmiedjy3as_mbogjwllu">
         <w:r>
           <w:rPr>
             <w:rFonts w:ascii="Arial" w:cs="Arial" w:eastAsia="Arial" w:hAnsi="Arial"/>
@@ -2356,7 +2356,7 @@
         </w:rPr>
         <w:t xml:space="preserve">). To view a copy of this license, visit </w:t>
       </w:r>
-      <w:hyperlink w:history="1" r:id="rIdgv2511iuwzdmkyh0uki-c">
+      <w:hyperlink w:history="1" r:id="rId2c_vci4uazplspdog-6if">
         <w:r>
           <w:rPr>
             <w:rFonts w:ascii="Arial" w:cs="Arial" w:eastAsia="Arial" w:hAnsi="Arial"/>
@@ -3527,7 +3527,7 @@
             <w:pPr>
               <w:spacing w:after="20" w:before="0"/>
             </w:pPr>
-            <w:hyperlink w:history="1" r:id="rIdt2dipg_0bqs5qppva-rob">
+            <w:hyperlink w:history="1" r:id="rIdvzfvb52zx82l_lw8rhlzy">
               <w:r>
                 <w:rPr>
                   <w:rFonts w:ascii="Arial" w:cs="Arial" w:eastAsia="Arial" w:hAnsi="Arial"/>
@@ -3560,7 +3560,7 @@
               <w:spacing w:after="10" w:before="0"/>
               <w:ind w:left="120"/>
             </w:pPr>
-            <w:hyperlink w:history="1" r:id="rIdps9q2he3qdnneias0tlgw">
+            <w:hyperlink w:history="1" r:id="rIdmoyastpzoxpfw3culkwvr">
               <w:r>
                 <w:rPr>
                   <w:rFonts w:ascii="Arial" w:cs="Arial" w:eastAsia="Arial" w:hAnsi="Arial"/>
@@ -3605,7 +3605,7 @@
             <w:pPr>
               <w:spacing w:after="20" w:before="0"/>
             </w:pPr>
-            <w:hyperlink w:history="1" r:id="rIdmwryo9yowkd8mqfn63hfp">
+            <w:hyperlink w:history="1" r:id="rIdutwn9q-fkfkh8zkwnfjuc">
               <w:r>
                 <w:rPr>
                   <w:rFonts w:ascii="Arial" w:cs="Arial" w:eastAsia="Arial" w:hAnsi="Arial"/>
@@ -3638,7 +3638,7 @@
               <w:spacing w:after="10" w:before="0"/>
               <w:ind w:left="120"/>
             </w:pPr>
-            <w:hyperlink w:history="1" r:id="rIdqpmkleuzj3d6doxzywcxz">
+            <w:hyperlink w:history="1" r:id="rIdvuxbpfnxhfmzdiycdjsaz">
               <w:r>
                 <w:rPr>
                   <w:rFonts w:ascii="Arial" w:cs="Arial" w:eastAsia="Arial" w:hAnsi="Arial"/>
@@ -3833,7 +3833,7 @@
             <w:pPr>
               <w:spacing w:after="20" w:before="0"/>
             </w:pPr>
-            <w:hyperlink w:history="1" r:id="rIds5pbx9c-k-i3awjawsywl">
+            <w:hyperlink w:history="1" r:id="rId-h3e_wbx8-vb65gruteoi">
               <w:r>
                 <w:rPr>
                   <w:rFonts w:ascii="Arial" w:cs="Arial" w:eastAsia="Arial" w:hAnsi="Arial"/>
@@ -3866,7 +3866,7 @@
               <w:spacing w:after="10" w:before="0"/>
               <w:ind w:left="120"/>
             </w:pPr>
-            <w:hyperlink w:history="1" r:id="rId4obdaltef70rolrjcgrze">
+            <w:hyperlink w:history="1" r:id="rIdv0bch4khq95uzvgspj1lg">
               <w:r>
                 <w:rPr>
                   <w:rFonts w:ascii="Arial" w:cs="Arial" w:eastAsia="Arial" w:hAnsi="Arial"/>
@@ -3911,7 +3911,7 @@
             <w:pPr>
               <w:spacing w:after="20" w:before="0"/>
             </w:pPr>
-            <w:hyperlink w:history="1" r:id="rIdldoe36-61pswjqadtjfk4">
+            <w:hyperlink w:history="1" r:id="rIdbolm3ivt48z3ochacryuc">
               <w:r>
                 <w:rPr>
                   <w:rFonts w:ascii="Arial" w:cs="Arial" w:eastAsia="Arial" w:hAnsi="Arial"/>
@@ -3944,7 +3944,7 @@
               <w:spacing w:after="10" w:before="0"/>
               <w:ind w:left="120"/>
             </w:pPr>
-            <w:hyperlink w:history="1" r:id="rIdcsd1-2wnwjhi5j9vsjrzk">
+            <w:hyperlink w:history="1" r:id="rIdkxdnl5potxcazzpuen4fc">
               <w:r>
                 <w:rPr>
                   <w:rFonts w:ascii="Arial" w:cs="Arial" w:eastAsia="Arial" w:hAnsi="Arial"/>
@@ -4139,7 +4139,7 @@
             <w:pPr>
               <w:spacing w:after="20" w:before="0"/>
             </w:pPr>
-            <w:hyperlink w:history="1" r:id="rIdxk-n59bhxhqx-svki1r1b">
+            <w:hyperlink w:history="1" r:id="rId7llpb4yqe7rzetpqqyzsi">
               <w:r>
                 <w:rPr>
                   <w:rFonts w:ascii="Arial" w:cs="Arial" w:eastAsia="Arial" w:hAnsi="Arial"/>
@@ -4172,7 +4172,7 @@
               <w:spacing w:after="10" w:before="0"/>
               <w:ind w:left="120"/>
             </w:pPr>
-            <w:hyperlink w:history="1" r:id="rId8wlgs4vgopx2zpjrvrufo">
+            <w:hyperlink w:history="1" r:id="rIdgq3dxwcyzofwlglvsn5bl">
               <w:r>
                 <w:rPr>
                   <w:rFonts w:ascii="Arial" w:cs="Arial" w:eastAsia="Arial" w:hAnsi="Arial"/>
@@ -4217,7 +4217,7 @@
             <w:pPr>
               <w:spacing w:after="20" w:before="0"/>
             </w:pPr>
-            <w:hyperlink w:history="1" r:id="rIdx2ebnoofpvsgo-84tfcbr">
+            <w:hyperlink w:history="1" r:id="rIdl0rim9swbzheb-yqrookt">
               <w:r>
                 <w:rPr>
                   <w:rFonts w:ascii="Arial" w:cs="Arial" w:eastAsia="Arial" w:hAnsi="Arial"/>
@@ -4250,7 +4250,7 @@
               <w:spacing w:after="10" w:before="0"/>
               <w:ind w:left="120"/>
             </w:pPr>
-            <w:hyperlink w:history="1" r:id="rIdzncnmfawgjw-8uf16tjrw">
+            <w:hyperlink w:history="1" r:id="rIdk2s2opnqk4weimws3ai3m">
               <w:r>
                 <w:rPr>
                   <w:rFonts w:ascii="Arial" w:cs="Arial" w:eastAsia="Arial" w:hAnsi="Arial"/>
@@ -4445,7 +4445,7 @@
             <w:pPr>
               <w:spacing w:after="20" w:before="0"/>
             </w:pPr>
-            <w:hyperlink w:history="1" r:id="rId92nt3nyepdmg_bfb4ktgn">
+            <w:hyperlink w:history="1" r:id="rIdvlizz4y56atdstdauo-of">
               <w:r>
                 <w:rPr>
                   <w:rFonts w:ascii="Arial" w:cs="Arial" w:eastAsia="Arial" w:hAnsi="Arial"/>
@@ -4478,7 +4478,7 @@
               <w:spacing w:after="10" w:before="0"/>
               <w:ind w:left="120"/>
             </w:pPr>
-            <w:hyperlink w:history="1" r:id="rIdw9tqwd7wripliu7jklaqu">
+            <w:hyperlink w:history="1" r:id="rIddbhhgvxexhdryz91mmkkf">
               <w:r>
                 <w:rPr>
                   <w:rFonts w:ascii="Arial" w:cs="Arial" w:eastAsia="Arial" w:hAnsi="Arial"/>
@@ -4523,7 +4523,7 @@
             <w:pPr>
               <w:spacing w:after="20" w:before="0"/>
             </w:pPr>
-            <w:hyperlink w:history="1" r:id="rIdgvpw3vr8iptiouims4cjx">
+            <w:hyperlink w:history="1" r:id="rIdwihdipoa9bwc_1se9vmpm">
               <w:r>
                 <w:rPr>
                   <w:rFonts w:ascii="Arial" w:cs="Arial" w:eastAsia="Arial" w:hAnsi="Arial"/>
@@ -4556,7 +4556,7 @@
               <w:spacing w:after="10" w:before="0"/>
               <w:ind w:left="120"/>
             </w:pPr>
-            <w:hyperlink w:history="1" r:id="rIdtx5jzxlg9xeidlk9kuw9v">
+            <w:hyperlink w:history="1" r:id="rIdsqart6ypfjk3vsu0a3x6p">
               <w:r>
                 <w:rPr>
                   <w:rFonts w:ascii="Arial" w:cs="Arial" w:eastAsia="Arial" w:hAnsi="Arial"/>
@@ -4751,7 +4751,7 @@
             <w:pPr>
               <w:spacing w:after="20" w:before="0"/>
             </w:pPr>
-            <w:hyperlink w:history="1" r:id="rId3gdulo0c7hvjsrvxk1uvy">
+            <w:hyperlink w:history="1" r:id="rIdh0nov2ovdf9mhlagjz724">
               <w:r>
                 <w:rPr>
                   <w:rFonts w:ascii="Arial" w:cs="Arial" w:eastAsia="Arial" w:hAnsi="Arial"/>
@@ -4784,7 +4784,7 @@
               <w:spacing w:after="10" w:before="0"/>
               <w:ind w:left="120"/>
             </w:pPr>
-            <w:hyperlink w:history="1" r:id="rIdheafeouy5pvwyvyjqn5sj">
+            <w:hyperlink w:history="1" r:id="rIdwhwnoftujpeldir1iqurn">
               <w:r>
                 <w:rPr>
                   <w:rFonts w:ascii="Arial" w:cs="Arial" w:eastAsia="Arial" w:hAnsi="Arial"/>
@@ -4829,7 +4829,7 @@
             <w:pPr>
               <w:spacing w:after="20" w:before="0"/>
             </w:pPr>
-            <w:hyperlink w:history="1" r:id="rIdxoxb9un5oyyerbydspjfu">
+            <w:hyperlink w:history="1" r:id="rIdncmfm06v70dcsrrssikgt">
               <w:r>
                 <w:rPr>
                   <w:rFonts w:ascii="Arial" w:cs="Arial" w:eastAsia="Arial" w:hAnsi="Arial"/>
@@ -4862,7 +4862,7 @@
               <w:spacing w:after="10" w:before="0"/>
               <w:ind w:left="120"/>
             </w:pPr>
-            <w:hyperlink w:history="1" r:id="rIdknufntndbp4n9fesk2l21">
+            <w:hyperlink w:history="1" r:id="rIduckeokjjz9xtnaognnnh2">
               <w:r>
                 <w:rPr>
                   <w:rFonts w:ascii="Arial" w:cs="Arial" w:eastAsia="Arial" w:hAnsi="Arial"/>
@@ -5526,7 +5526,7 @@
         </w:rPr>
         <w:t xml:space="preserve">© 2026 SeaVuria and ARES. Aligned with KICD objectives. Developed by SeaVuria; technical implementation by ARES (with AI assistance from Claude). Licensed under </w:t>
       </w:r>
-      <w:hyperlink w:history="1" r:id="rIdk3gtcxdnwpicm6oralppf">
+      <w:hyperlink w:history="1" r:id="rIdxhi0gpwwjbrqib9l5mhie">
         <w:r>
           <w:rPr>
             <w:rFonts w:ascii="Arial" w:cs="Arial" w:eastAsia="Arial" w:hAnsi="Arial"/>
@@ -5547,7 +5547,7 @@
         </w:rPr>
         <w:t xml:space="preserve"> (</w:t>
       </w:r>
-      <w:hyperlink w:history="1" r:id="rIdklgzeginmc81ppivtd0ex">
+      <w:hyperlink w:history="1" r:id="rIdrsbvls1y2www95oetpg7t">
         <w:r>
           <w:rPr>
             <w:rFonts w:ascii="Arial" w:cs="Arial" w:eastAsia="Arial" w:hAnsi="Arial"/>
@@ -6719,7 +6719,7 @@
             <w:pPr>
               <w:spacing w:after="20" w:before="0"/>
             </w:pPr>
-            <w:hyperlink w:history="1" r:id="rIdu0qk6bjomdtywukllffjy">
+            <w:hyperlink w:history="1" r:id="rIdtcvxnvpdoldaum6uly_7e">
               <w:r>
                 <w:rPr>
                   <w:rFonts w:ascii="Arial" w:cs="Arial" w:eastAsia="Arial" w:hAnsi="Arial"/>
@@ -6752,7 +6752,7 @@
               <w:spacing w:after="10" w:before="0"/>
               <w:ind w:left="120"/>
             </w:pPr>
-            <w:hyperlink w:history="1" r:id="rIdxk4qae7p46sul0eg1iki6">
+            <w:hyperlink w:history="1" r:id="rIdedebqj6x_iha3cnvmwyjc">
               <w:r>
                 <w:rPr>
                   <w:rFonts w:ascii="Arial" w:cs="Arial" w:eastAsia="Arial" w:hAnsi="Arial"/>
@@ -6797,7 +6797,7 @@
             <w:pPr>
               <w:spacing w:after="20" w:before="0"/>
             </w:pPr>
-            <w:hyperlink w:history="1" r:id="rIdbkies3pwidemwltfkrzg8">
+            <w:hyperlink w:history="1" r:id="rIdtcsa_fau6vzmrcfgehmtd">
               <w:r>
                 <w:rPr>
                   <w:rFonts w:ascii="Arial" w:cs="Arial" w:eastAsia="Arial" w:hAnsi="Arial"/>
@@ -6830,7 +6830,7 @@
               <w:spacing w:after="10" w:before="0"/>
               <w:ind w:left="120"/>
             </w:pPr>
-            <w:hyperlink w:history="1" r:id="rIdq0qgacjjavrirwnwksuy7">
+            <w:hyperlink w:history="1" r:id="rIdjkag-370oamujaih3qyji">
               <w:r>
                 <w:rPr>
                   <w:rFonts w:ascii="Arial" w:cs="Arial" w:eastAsia="Arial" w:hAnsi="Arial"/>
@@ -7025,7 +7025,7 @@
             <w:pPr>
               <w:spacing w:after="20" w:before="0"/>
             </w:pPr>
-            <w:hyperlink w:history="1" r:id="rIdvdzonhq3d6rz_h5gi4wao">
+            <w:hyperlink w:history="1" r:id="rIdze1xfvvc1e3h4eyrnqaer">
               <w:r>
                 <w:rPr>
                   <w:rFonts w:ascii="Arial" w:cs="Arial" w:eastAsia="Arial" w:hAnsi="Arial"/>
@@ -7058,7 +7058,7 @@
               <w:spacing w:after="10" w:before="0"/>
               <w:ind w:left="120"/>
             </w:pPr>
-            <w:hyperlink w:history="1" r:id="rIdp16szawyto2z8utngbwvv">
+            <w:hyperlink w:history="1" r:id="rIdvmfymqdqdksp4bwmedrvg">
               <w:r>
                 <w:rPr>
                   <w:rFonts w:ascii="Arial" w:cs="Arial" w:eastAsia="Arial" w:hAnsi="Arial"/>
@@ -7103,7 +7103,7 @@
             <w:pPr>
               <w:spacing w:after="20" w:before="0"/>
             </w:pPr>
-            <w:hyperlink w:history="1" r:id="rIdh9w6tutbzw0codbavjrwz">
+            <w:hyperlink w:history="1" r:id="rIdtkppyrd3eepb9edthxilw">
               <w:r>
                 <w:rPr>
                   <w:rFonts w:ascii="Arial" w:cs="Arial" w:eastAsia="Arial" w:hAnsi="Arial"/>
@@ -7136,7 +7136,7 @@
               <w:spacing w:after="10" w:before="0"/>
               <w:ind w:left="120"/>
             </w:pPr>
-            <w:hyperlink w:history="1" r:id="rIdupavizxbgqbwgwgmmgae8">
+            <w:hyperlink w:history="1" r:id="rIdk48tli5rilp1qnonrfst3">
               <w:r>
                 <w:rPr>
                   <w:rFonts w:ascii="Arial" w:cs="Arial" w:eastAsia="Arial" w:hAnsi="Arial"/>
@@ -7331,7 +7331,7 @@
             <w:pPr>
               <w:spacing w:after="20" w:before="0"/>
             </w:pPr>
-            <w:hyperlink w:history="1" r:id="rIdd-9vwvits4ziaw0vywgew">
+            <w:hyperlink w:history="1" r:id="rIdtacpvsotuymer7egjaatd">
               <w:r>
                 <w:rPr>
                   <w:rFonts w:ascii="Arial" w:cs="Arial" w:eastAsia="Arial" w:hAnsi="Arial"/>
@@ -7364,7 +7364,7 @@
               <w:spacing w:after="10" w:before="0"/>
               <w:ind w:left="120"/>
             </w:pPr>
-            <w:hyperlink w:history="1" r:id="rIdmfntc614-smeal5ds1f2_">
+            <w:hyperlink w:history="1" r:id="rIdmdgats1ruqcogx7vai4sf">
               <w:r>
                 <w:rPr>
                   <w:rFonts w:ascii="Arial" w:cs="Arial" w:eastAsia="Arial" w:hAnsi="Arial"/>
@@ -7409,7 +7409,7 @@
             <w:pPr>
               <w:spacing w:after="20" w:before="0"/>
             </w:pPr>
-            <w:hyperlink w:history="1" r:id="rIdt3e1nu-xk0biicuapg1fh">
+            <w:hyperlink w:history="1" r:id="rIdgliqubyxnpr9gfsdei4u0">
               <w:r>
                 <w:rPr>
                   <w:rFonts w:ascii="Arial" w:cs="Arial" w:eastAsia="Arial" w:hAnsi="Arial"/>
@@ -7442,7 +7442,7 @@
               <w:spacing w:after="10" w:before="0"/>
               <w:ind w:left="120"/>
             </w:pPr>
-            <w:hyperlink w:history="1" r:id="rIdxd9v4hc5zrv7xzc-fbu9q">
+            <w:hyperlink w:history="1" r:id="rIdcbupu-uapgfxxeye2zsiv">
               <w:r>
                 <w:rPr>
                   <w:rFonts w:ascii="Arial" w:cs="Arial" w:eastAsia="Arial" w:hAnsi="Arial"/>
@@ -7637,7 +7637,7 @@
             <w:pPr>
               <w:spacing w:after="20" w:before="0"/>
             </w:pPr>
-            <w:hyperlink w:history="1" r:id="rId8flzbdfapzrnqu9l4sccv">
+            <w:hyperlink w:history="1" r:id="rIdavrbusrxxo3atnvq2t1kh">
               <w:r>
                 <w:rPr>
                   <w:rFonts w:ascii="Arial" w:cs="Arial" w:eastAsia="Arial" w:hAnsi="Arial"/>
@@ -7670,7 +7670,7 @@
               <w:spacing w:after="10" w:before="0"/>
               <w:ind w:left="120"/>
             </w:pPr>
-            <w:hyperlink w:history="1" r:id="rIdg5t_bvlngjeoawywsweyr">
+            <w:hyperlink w:history="1" r:id="rIdmvsgifejjarpap04jr06n">
               <w:r>
                 <w:rPr>
                   <w:rFonts w:ascii="Arial" w:cs="Arial" w:eastAsia="Arial" w:hAnsi="Arial"/>
@@ -7715,7 +7715,7 @@
             <w:pPr>
               <w:spacing w:after="20" w:before="0"/>
             </w:pPr>
-            <w:hyperlink w:history="1" r:id="rIdg9uemswo_ygrewh5noz5w">
+            <w:hyperlink w:history="1" r:id="rIdcr_qxit0q30it6g7hqgaz">
               <w:r>
                 <w:rPr>
                   <w:rFonts w:ascii="Arial" w:cs="Arial" w:eastAsia="Arial" w:hAnsi="Arial"/>
@@ -7748,7 +7748,7 @@
               <w:spacing w:after="10" w:before="0"/>
               <w:ind w:left="120"/>
             </w:pPr>
-            <w:hyperlink w:history="1" r:id="rId2z65ed35-bfrqonzuuhip">
+            <w:hyperlink w:history="1" r:id="rIdzg0wjzzqwtpdqorinzh_d">
               <w:r>
                 <w:rPr>
                   <w:rFonts w:ascii="Arial" w:cs="Arial" w:eastAsia="Arial" w:hAnsi="Arial"/>
@@ -7943,7 +7943,7 @@
             <w:pPr>
               <w:spacing w:after="20" w:before="0"/>
             </w:pPr>
-            <w:hyperlink w:history="1" r:id="rIdomv7dffgqo40imko7i8zs">
+            <w:hyperlink w:history="1" r:id="rIdllxe9qzjcpuwyybehewzj">
               <w:r>
                 <w:rPr>
                   <w:rFonts w:ascii="Arial" w:cs="Arial" w:eastAsia="Arial" w:hAnsi="Arial"/>
@@ -7976,7 +7976,7 @@
               <w:spacing w:after="10" w:before="0"/>
               <w:ind w:left="120"/>
             </w:pPr>
-            <w:hyperlink w:history="1" r:id="rIdrvexrmjbhqi12cxp4vtxk">
+            <w:hyperlink w:history="1" r:id="rIdducu4uzjvgdcmaquz3abx">
               <w:r>
                 <w:rPr>
                   <w:rFonts w:ascii="Arial" w:cs="Arial" w:eastAsia="Arial" w:hAnsi="Arial"/>
@@ -8021,7 +8021,7 @@
             <w:pPr>
               <w:spacing w:after="20" w:before="0"/>
             </w:pPr>
-            <w:hyperlink w:history="1" r:id="rIdo9xa7q6qkzsxgnnmbtdyc">
+            <w:hyperlink w:history="1" r:id="rIdkaphithdkyaqc07eyj8lz">
               <w:r>
                 <w:rPr>
                   <w:rFonts w:ascii="Arial" w:cs="Arial" w:eastAsia="Arial" w:hAnsi="Arial"/>
@@ -8054,7 +8054,7 @@
               <w:spacing w:after="10" w:before="0"/>
               <w:ind w:left="120"/>
             </w:pPr>
-            <w:hyperlink w:history="1" r:id="rIdjyxfxng3mhngpczaod6lu">
+            <w:hyperlink w:history="1" r:id="rIdrmi0vnencvu0zgu5lqpws">
               <w:r>
                 <w:rPr>
                   <w:rFonts w:ascii="Arial" w:cs="Arial" w:eastAsia="Arial" w:hAnsi="Arial"/>
@@ -8566,7 +8566,7 @@
         </w:rPr>
         <w:t xml:space="preserve">© 2026 SeaVuria and ARES. Aligned with KICD objectives. Developed by SeaVuria; technical implementation by ARES (with AI assistance from Claude). Licensed under </w:t>
       </w:r>
-      <w:hyperlink w:history="1" r:id="rIdfqlrj8iyeh6smc2_9hyzw">
+      <w:hyperlink w:history="1" r:id="rIdvdcv8pfvetdmbplftpbfr">
         <w:r>
           <w:rPr>
             <w:rFonts w:ascii="Arial" w:cs="Arial" w:eastAsia="Arial" w:hAnsi="Arial"/>
@@ -8587,7 +8587,7 @@
         </w:rPr>
         <w:t xml:space="preserve"> (</w:t>
       </w:r>
-      <w:hyperlink w:history="1" r:id="rId64w67jze8tgjpzjuadlo_">
+      <w:hyperlink w:history="1" r:id="rIdubs10x3sliw--thyqlxbi">
         <w:r>
           <w:rPr>
             <w:rFonts w:ascii="Arial" w:cs="Arial" w:eastAsia="Arial" w:hAnsi="Arial"/>
@@ -9759,7 +9759,7 @@
             <w:pPr>
               <w:spacing w:after="20" w:before="0"/>
             </w:pPr>
-            <w:hyperlink w:history="1" r:id="rIdzrgagikm8d1h8qji-cc66">
+            <w:hyperlink w:history="1" r:id="rIdttm5gfa1m9gtlo4u9wixo">
               <w:r>
                 <w:rPr>
                   <w:rFonts w:ascii="Arial" w:cs="Arial" w:eastAsia="Arial" w:hAnsi="Arial"/>
@@ -9792,7 +9792,7 @@
               <w:spacing w:after="10" w:before="0"/>
               <w:ind w:left="120"/>
             </w:pPr>
-            <w:hyperlink w:history="1" r:id="rIdkteyjscnr4ujsa2mgqkvm">
+            <w:hyperlink w:history="1" r:id="rIdht0qhcdaocnu656wal-fj">
               <w:r>
                 <w:rPr>
                   <w:rFonts w:ascii="Arial" w:cs="Arial" w:eastAsia="Arial" w:hAnsi="Arial"/>
@@ -9837,7 +9837,7 @@
             <w:pPr>
               <w:spacing w:after="20" w:before="0"/>
             </w:pPr>
-            <w:hyperlink w:history="1" r:id="rIdqz2p232sv0pfxkn0n4hqs">
+            <w:hyperlink w:history="1" r:id="rIduzxm7wd4bbsiald6l5dmd">
               <w:r>
                 <w:rPr>
                   <w:rFonts w:ascii="Arial" w:cs="Arial" w:eastAsia="Arial" w:hAnsi="Arial"/>
@@ -9870,7 +9870,7 @@
               <w:spacing w:after="10" w:before="0"/>
               <w:ind w:left="120"/>
             </w:pPr>
-            <w:hyperlink w:history="1" r:id="rIdtpbbn72ljanoqeptjon91">
+            <w:hyperlink w:history="1" r:id="rIdgj9ra7rrkbgwv24hf8zaa">
               <w:r>
                 <w:rPr>
                   <w:rFonts w:ascii="Arial" w:cs="Arial" w:eastAsia="Arial" w:hAnsi="Arial"/>
@@ -10065,7 +10065,7 @@
             <w:pPr>
               <w:spacing w:after="20" w:before="0"/>
             </w:pPr>
-            <w:hyperlink w:history="1" r:id="rId0dewljkrohfhsvaboioja">
+            <w:hyperlink w:history="1" r:id="rIdt-cedkxwmwnzushvul9zg">
               <w:r>
                 <w:rPr>
                   <w:rFonts w:ascii="Arial" w:cs="Arial" w:eastAsia="Arial" w:hAnsi="Arial"/>
@@ -10098,7 +10098,7 @@
               <w:spacing w:after="10" w:before="0"/>
               <w:ind w:left="120"/>
             </w:pPr>
-            <w:hyperlink w:history="1" r:id="rIdcb5qz-9az-flgbhfr-svi">
+            <w:hyperlink w:history="1" r:id="rIdx559pubveagv_d6nrp5di">
               <w:r>
                 <w:rPr>
                   <w:rFonts w:ascii="Arial" w:cs="Arial" w:eastAsia="Arial" w:hAnsi="Arial"/>
@@ -10143,7 +10143,7 @@
             <w:pPr>
               <w:spacing w:after="20" w:before="0"/>
             </w:pPr>
-            <w:hyperlink w:history="1" r:id="rIddiifvwvjrorvrrzdqkhrp">
+            <w:hyperlink w:history="1" r:id="rIdrbgp-phskuu8ul58mqdwm">
               <w:r>
                 <w:rPr>
                   <w:rFonts w:ascii="Arial" w:cs="Arial" w:eastAsia="Arial" w:hAnsi="Arial"/>
@@ -10176,7 +10176,7 @@
               <w:spacing w:after="10" w:before="0"/>
               <w:ind w:left="120"/>
             </w:pPr>
-            <w:hyperlink w:history="1" r:id="rIdu5zatue854fq2tlnufins">
+            <w:hyperlink w:history="1" r:id="rIdvqs1brisdke7-780ndznq">
               <w:r>
                 <w:rPr>
                   <w:rFonts w:ascii="Arial" w:cs="Arial" w:eastAsia="Arial" w:hAnsi="Arial"/>
@@ -10371,7 +10371,7 @@
             <w:pPr>
               <w:spacing w:after="20" w:before="0"/>
             </w:pPr>
-            <w:hyperlink w:history="1" r:id="rIdghyskhxqlg4prg9nckzyc">
+            <w:hyperlink w:history="1" r:id="rIdrznqrpkd6i1q3tk1dbp26">
               <w:r>
                 <w:rPr>
                   <w:rFonts w:ascii="Arial" w:cs="Arial" w:eastAsia="Arial" w:hAnsi="Arial"/>
@@ -10404,7 +10404,7 @@
               <w:spacing w:after="10" w:before="0"/>
               <w:ind w:left="120"/>
             </w:pPr>
-            <w:hyperlink w:history="1" r:id="rIdayfpbub6au2wbvuq-occa">
+            <w:hyperlink w:history="1" r:id="rId_25n1ypgvieki4xojrf47">
               <w:r>
                 <w:rPr>
                   <w:rFonts w:ascii="Arial" w:cs="Arial" w:eastAsia="Arial" w:hAnsi="Arial"/>
@@ -10449,7 +10449,7 @@
             <w:pPr>
               <w:spacing w:after="20" w:before="0"/>
             </w:pPr>
-            <w:hyperlink w:history="1" r:id="rIdil1tqhuo3m718itmgejjv">
+            <w:hyperlink w:history="1" r:id="rId8gzm_d0qqawj3cdivn44h">
               <w:r>
                 <w:rPr>
                   <w:rFonts w:ascii="Arial" w:cs="Arial" w:eastAsia="Arial" w:hAnsi="Arial"/>
@@ -10482,7 +10482,7 @@
               <w:spacing w:after="10" w:before="0"/>
               <w:ind w:left="120"/>
             </w:pPr>
-            <w:hyperlink w:history="1" r:id="rIdhx5idtetq5act4zxjx4ez">
+            <w:hyperlink w:history="1" r:id="rIddnq06czlstt5hpfpstt7u">
               <w:r>
                 <w:rPr>
                   <w:rFonts w:ascii="Arial" w:cs="Arial" w:eastAsia="Arial" w:hAnsi="Arial"/>
@@ -10677,7 +10677,7 @@
             <w:pPr>
               <w:spacing w:after="20" w:before="0"/>
             </w:pPr>
-            <w:hyperlink w:history="1" r:id="rIdln9unv8x6txodwlxcijs3">
+            <w:hyperlink w:history="1" r:id="rIdczgrvye_wbfjptl-eznai">
               <w:r>
                 <w:rPr>
                   <w:rFonts w:ascii="Arial" w:cs="Arial" w:eastAsia="Arial" w:hAnsi="Arial"/>
@@ -10710,7 +10710,7 @@
               <w:spacing w:after="10" w:before="0"/>
               <w:ind w:left="120"/>
             </w:pPr>
-            <w:hyperlink w:history="1" r:id="rIdk84nqcm6hguu3czym98cc">
+            <w:hyperlink w:history="1" r:id="rId1d1_v0ccyp69crfmbvgcr">
               <w:r>
                 <w:rPr>
                   <w:rFonts w:ascii="Arial" w:cs="Arial" w:eastAsia="Arial" w:hAnsi="Arial"/>
@@ -10755,7 +10755,7 @@
             <w:pPr>
               <w:spacing w:after="20" w:before="0"/>
             </w:pPr>
-            <w:hyperlink w:history="1" r:id="rIdfwegpggbofuvo2ebiel_s">
+            <w:hyperlink w:history="1" r:id="rId52r4lyichccknprni337w">
               <w:r>
                 <w:rPr>
                   <w:rFonts w:ascii="Arial" w:cs="Arial" w:eastAsia="Arial" w:hAnsi="Arial"/>
@@ -10788,7 +10788,7 @@
               <w:spacing w:after="10" w:before="0"/>
               <w:ind w:left="120"/>
             </w:pPr>
-            <w:hyperlink w:history="1" r:id="rIdndcl8ysxdrbkiivp-3no0">
+            <w:hyperlink w:history="1" r:id="rIde9nd32xfax8icwcorgcxu">
               <w:r>
                 <w:rPr>
                   <w:rFonts w:ascii="Arial" w:cs="Arial" w:eastAsia="Arial" w:hAnsi="Arial"/>
@@ -10983,7 +10983,7 @@
             <w:pPr>
               <w:spacing w:after="20" w:before="0"/>
             </w:pPr>
-            <w:hyperlink w:history="1" r:id="rIddx9jjt3orngjh4yhywtyx">
+            <w:hyperlink w:history="1" r:id="rId_unhffbdlhdsragqyrugr">
               <w:r>
                 <w:rPr>
                   <w:rFonts w:ascii="Arial" w:cs="Arial" w:eastAsia="Arial" w:hAnsi="Arial"/>
@@ -11032,7 +11032,7 @@
               <w:spacing w:after="10" w:before="0"/>
               <w:ind w:left="120"/>
             </w:pPr>
-            <w:hyperlink w:history="1" r:id="rIdgrvmmceoym0u_u9ryzoek">
+            <w:hyperlink w:history="1" r:id="rIdl-bzewxr6mgxemftxvkdw">
               <w:r>
                 <w:rPr>
                   <w:rFonts w:ascii="Arial" w:cs="Arial" w:eastAsia="Arial" w:hAnsi="Arial"/>
@@ -11077,7 +11077,7 @@
             <w:pPr>
               <w:spacing w:after="20" w:before="0"/>
             </w:pPr>
-            <w:hyperlink w:history="1" r:id="rIdpkwtk07-myyh7svpbvbba">
+            <w:hyperlink w:history="1" r:id="rIdozgjfpvu78fmldf_ef7v-">
               <w:r>
                 <w:rPr>
                   <w:rFonts w:ascii="Arial" w:cs="Arial" w:eastAsia="Arial" w:hAnsi="Arial"/>
@@ -11110,7 +11110,7 @@
               <w:spacing w:after="10" w:before="0"/>
               <w:ind w:left="120"/>
             </w:pPr>
-            <w:hyperlink w:history="1" r:id="rIdiatln2og4e2xnomhy4m22">
+            <w:hyperlink w:history="1" r:id="rIdgqt71xuh1uxy7ai7oarnd">
               <w:r>
                 <w:rPr>
                   <w:rFonts w:ascii="Arial" w:cs="Arial" w:eastAsia="Arial" w:hAnsi="Arial"/>
@@ -11622,7 +11622,7 @@
         </w:rPr>
         <w:t xml:space="preserve">© 2026 SeaVuria and ARES. Aligned with KICD objectives. Developed by SeaVuria; technical implementation by ARES (with AI assistance from Claude). Licensed under </w:t>
       </w:r>
-      <w:hyperlink w:history="1" r:id="rIdpnmwowaqbgxoluszcdmdo">
+      <w:hyperlink w:history="1" r:id="rIdhohumgfvi3czlrwrhgkbr">
         <w:r>
           <w:rPr>
             <w:rFonts w:ascii="Arial" w:cs="Arial" w:eastAsia="Arial" w:hAnsi="Arial"/>
@@ -11643,7 +11643,7 @@
         </w:rPr>
         <w:t xml:space="preserve"> (</w:t>
       </w:r>
-      <w:hyperlink w:history="1" r:id="rId--dsycufz5t3vve6fzsmc">
+      <w:hyperlink w:history="1" r:id="rIdmwdr0_z8ydjzh8cwvnawp">
         <w:r>
           <w:rPr>
             <w:rFonts w:ascii="Arial" w:cs="Arial" w:eastAsia="Arial" w:hAnsi="Arial"/>
@@ -12815,7 +12815,7 @@
             <w:pPr>
               <w:spacing w:after="20" w:before="0"/>
             </w:pPr>
-            <w:hyperlink w:history="1" r:id="rIdryw72-c7t9evzymocrl9d">
+            <w:hyperlink w:history="1" r:id="rIddk8na-wedtc5p87ghuich">
               <w:r>
                 <w:rPr>
                   <w:rFonts w:ascii="Arial" w:cs="Arial" w:eastAsia="Arial" w:hAnsi="Arial"/>
@@ -12848,7 +12848,7 @@
               <w:spacing w:after="10" w:before="0"/>
               <w:ind w:left="120"/>
             </w:pPr>
-            <w:hyperlink w:history="1" r:id="rIdyhaabibbkzsqzfrgwxfnz">
+            <w:hyperlink w:history="1" r:id="rId-m3erll14miiparto5nqk">
               <w:r>
                 <w:rPr>
                   <w:rFonts w:ascii="Arial" w:cs="Arial" w:eastAsia="Arial" w:hAnsi="Arial"/>
@@ -12893,7 +12893,7 @@
             <w:pPr>
               <w:spacing w:after="20" w:before="0"/>
             </w:pPr>
-            <w:hyperlink w:history="1" r:id="rIdjfbq2bprozhz75p2bnefm">
+            <w:hyperlink w:history="1" r:id="rId5emu5flld4eldvurujam9">
               <w:r>
                 <w:rPr>
                   <w:rFonts w:ascii="Arial" w:cs="Arial" w:eastAsia="Arial" w:hAnsi="Arial"/>
@@ -12926,7 +12926,7 @@
               <w:spacing w:after="10" w:before="0"/>
               <w:ind w:left="120"/>
             </w:pPr>
-            <w:hyperlink w:history="1" r:id="rId-qifa25asganompk7hoa-">
+            <w:hyperlink w:history="1" r:id="rIdmgmid63_mfk9aw083qhad">
               <w:r>
                 <w:rPr>
                   <w:rFonts w:ascii="Arial" w:cs="Arial" w:eastAsia="Arial" w:hAnsi="Arial"/>
@@ -13121,7 +13121,7 @@
             <w:pPr>
               <w:spacing w:after="20" w:before="0"/>
             </w:pPr>
-            <w:hyperlink w:history="1" r:id="rId6tbqjgmmdgmr1jyo0ddd8">
+            <w:hyperlink w:history="1" r:id="rIdimgixlfhspe4fziptldi_">
               <w:r>
                 <w:rPr>
                   <w:rFonts w:ascii="Arial" w:cs="Arial" w:eastAsia="Arial" w:hAnsi="Arial"/>
@@ -13154,7 +13154,7 @@
               <w:spacing w:after="10" w:before="0"/>
               <w:ind w:left="120"/>
             </w:pPr>
-            <w:hyperlink w:history="1" r:id="rIdpbyrxm4znfkk0udxu3nzm">
+            <w:hyperlink w:history="1" r:id="rIdjf8n2ghuzyxefczpayx2d">
               <w:r>
                 <w:rPr>
                   <w:rFonts w:ascii="Arial" w:cs="Arial" w:eastAsia="Arial" w:hAnsi="Arial"/>
@@ -13199,7 +13199,7 @@
             <w:pPr>
               <w:spacing w:after="20" w:before="0"/>
             </w:pPr>
-            <w:hyperlink w:history="1" r:id="rIdng0vkjcmjtnjwrn6ggher">
+            <w:hyperlink w:history="1" r:id="rIdlcxxo8mvojz-nrfmhlarp">
               <w:r>
                 <w:rPr>
                   <w:rFonts w:ascii="Arial" w:cs="Arial" w:eastAsia="Arial" w:hAnsi="Arial"/>
@@ -13232,7 +13232,7 @@
               <w:spacing w:after="10" w:before="0"/>
               <w:ind w:left="120"/>
             </w:pPr>
-            <w:hyperlink w:history="1" r:id="rIdhwet6m7c3b9mgyro_f1wy">
+            <w:hyperlink w:history="1" r:id="rIdagbk3ebpvdzjj4b9v-e24">
               <w:r>
                 <w:rPr>
                   <w:rFonts w:ascii="Arial" w:cs="Arial" w:eastAsia="Arial" w:hAnsi="Arial"/>
@@ -13427,7 +13427,7 @@
             <w:pPr>
               <w:spacing w:after="20" w:before="0"/>
             </w:pPr>
-            <w:hyperlink w:history="1" r:id="rIdr3u_cwreiecp4fajojklw">
+            <w:hyperlink w:history="1" r:id="rId9oblxytnnperxaj2il9e8">
               <w:r>
                 <w:rPr>
                   <w:rFonts w:ascii="Arial" w:cs="Arial" w:eastAsia="Arial" w:hAnsi="Arial"/>
@@ -13460,7 +13460,7 @@
               <w:spacing w:after="10" w:before="0"/>
               <w:ind w:left="120"/>
             </w:pPr>
-            <w:hyperlink w:history="1" r:id="rIdfth3wd3lvl748whw1lizy">
+            <w:hyperlink w:history="1" r:id="rIdgs-ehyacxlloxmo9q4fgv">
               <w:r>
                 <w:rPr>
                   <w:rFonts w:ascii="Arial" w:cs="Arial" w:eastAsia="Arial" w:hAnsi="Arial"/>
@@ -13505,7 +13505,7 @@
             <w:pPr>
               <w:spacing w:after="20" w:before="0"/>
             </w:pPr>
-            <w:hyperlink w:history="1" r:id="rIdoxa-vyx65e6-rwgucxltz">
+            <w:hyperlink w:history="1" r:id="rIdriyn8yzyon3w-7fe62e91">
               <w:r>
                 <w:rPr>
                   <w:rFonts w:ascii="Arial" w:cs="Arial" w:eastAsia="Arial" w:hAnsi="Arial"/>
@@ -13554,7 +13554,7 @@
               <w:spacing w:after="10" w:before="0"/>
               <w:ind w:left="120"/>
             </w:pPr>
-            <w:hyperlink w:history="1" r:id="rId3iih6bb2e7keab1qr-6jv">
+            <w:hyperlink w:history="1" r:id="rIddrps9nruvx1kh2e5v_flb">
               <w:r>
                 <w:rPr>
                   <w:rFonts w:ascii="Arial" w:cs="Arial" w:eastAsia="Arial" w:hAnsi="Arial"/>
@@ -13749,7 +13749,7 @@
             <w:pPr>
               <w:spacing w:after="20" w:before="0"/>
             </w:pPr>
-            <w:hyperlink w:history="1" r:id="rIdueusycnsubjedfgzfpvuv">
+            <w:hyperlink w:history="1" r:id="rIdgivjlnznbf-if7wjr20qb">
               <w:r>
                 <w:rPr>
                   <w:rFonts w:ascii="Arial" w:cs="Arial" w:eastAsia="Arial" w:hAnsi="Arial"/>
@@ -13782,7 +13782,7 @@
               <w:spacing w:after="10" w:before="0"/>
               <w:ind w:left="120"/>
             </w:pPr>
-            <w:hyperlink w:history="1" r:id="rIdda1u33xgsez2muwqtl3bb">
+            <w:hyperlink w:history="1" r:id="rId89keylefpiaxwp14vqiwh">
               <w:r>
                 <w:rPr>
                   <w:rFonts w:ascii="Arial" w:cs="Arial" w:eastAsia="Arial" w:hAnsi="Arial"/>
@@ -13827,7 +13827,7 @@
             <w:pPr>
               <w:spacing w:after="20" w:before="0"/>
             </w:pPr>
-            <w:hyperlink w:history="1" r:id="rIdlsithhmyjcs-szbqw1vxa">
+            <w:hyperlink w:history="1" r:id="rId6y3qjt195xogazr2xdyg2">
               <w:r>
                 <w:rPr>
                   <w:rFonts w:ascii="Arial" w:cs="Arial" w:eastAsia="Arial" w:hAnsi="Arial"/>
@@ -13876,7 +13876,7 @@
               <w:spacing w:after="10" w:before="0"/>
               <w:ind w:left="120"/>
             </w:pPr>
-            <w:hyperlink w:history="1" r:id="rIdipi8i7h5h162ys7giyk2l">
+            <w:hyperlink w:history="1" r:id="rIdirxrjkcgvjh1al0n-1l7h">
               <w:r>
                 <w:rPr>
                   <w:rFonts w:ascii="Arial" w:cs="Arial" w:eastAsia="Arial" w:hAnsi="Arial"/>
@@ -14071,7 +14071,7 @@
             <w:pPr>
               <w:spacing w:after="20" w:before="0"/>
             </w:pPr>
-            <w:hyperlink w:history="1" r:id="rIdmlaqetil_bttpxa1gnmnn">
+            <w:hyperlink w:history="1" r:id="rIdvoycbsqw4ugfgjnehmd7n">
               <w:r>
                 <w:rPr>
                   <w:rFonts w:ascii="Arial" w:cs="Arial" w:eastAsia="Arial" w:hAnsi="Arial"/>
@@ -14120,7 +14120,7 @@
               <w:spacing w:after="10" w:before="0"/>
               <w:ind w:left="120"/>
             </w:pPr>
-            <w:hyperlink w:history="1" r:id="rIdgpcy37udy1blcksoyq5n7">
+            <w:hyperlink w:history="1" r:id="rIdk8epoolfcfif0kjqxw1ez">
               <w:r>
                 <w:rPr>
                   <w:rFonts w:ascii="Arial" w:cs="Arial" w:eastAsia="Arial" w:hAnsi="Arial"/>
@@ -14165,7 +14165,7 @@
             <w:pPr>
               <w:spacing w:after="20" w:before="0"/>
             </w:pPr>
-            <w:hyperlink w:history="1" r:id="rId5mu8e0ysillxylmreiamf">
+            <w:hyperlink w:history="1" r:id="rIdqfzj--fd-kfnbgobok_pb">
               <w:r>
                 <w:rPr>
                   <w:rFonts w:ascii="Arial" w:cs="Arial" w:eastAsia="Arial" w:hAnsi="Arial"/>
@@ -14214,7 +14214,7 @@
               <w:spacing w:after="10" w:before="0"/>
               <w:ind w:left="120"/>
             </w:pPr>
-            <w:hyperlink w:history="1" r:id="rId4okmzdjao4zzamyfjf03q">
+            <w:hyperlink w:history="1" r:id="rIdy8aggyf13r4x9uoff3zlm">
               <w:r>
                 <w:rPr>
                   <w:rFonts w:ascii="Arial" w:cs="Arial" w:eastAsia="Arial" w:hAnsi="Arial"/>
@@ -14802,7 +14802,7 @@
         </w:rPr>
         <w:t xml:space="preserve">© 2026 SeaVuria and ARES. Aligned with KICD objectives. Developed by SeaVuria; technical implementation by ARES (with AI assistance from Claude). Licensed under </w:t>
       </w:r>
-      <w:hyperlink w:history="1" r:id="rIdyvualit6l68wxnsbw4xqi">
+      <w:hyperlink w:history="1" r:id="rIdx7qremknvbayf8dqdtbpd">
         <w:r>
           <w:rPr>
             <w:rFonts w:ascii="Arial" w:cs="Arial" w:eastAsia="Arial" w:hAnsi="Arial"/>
@@ -14823,7 +14823,7 @@
         </w:rPr>
         <w:t xml:space="preserve"> (</w:t>
       </w:r>
-      <w:hyperlink w:history="1" r:id="rIdvgjn79tpvebv8yw6wqath">
+      <w:hyperlink w:history="1" r:id="rIdcks2f5ucqrcgo63a0jrmu">
         <w:r>
           <w:rPr>
             <w:rFonts w:ascii="Arial" w:cs="Arial" w:eastAsia="Arial" w:hAnsi="Arial"/>
@@ -16015,7 +16015,7 @@
             <w:pPr>
               <w:spacing w:after="20" w:before="0"/>
             </w:pPr>
-            <w:hyperlink w:history="1" r:id="rIdmffo9amqe6iibhc4hc7tq">
+            <w:hyperlink w:history="1" r:id="rIdvqbv69ewhuqtng6jwtwc_">
               <w:r>
                 <w:rPr>
                   <w:rFonts w:ascii="Arial" w:cs="Arial" w:eastAsia="Arial" w:hAnsi="Arial"/>
@@ -16048,7 +16048,7 @@
               <w:spacing w:after="10" w:before="0"/>
               <w:ind w:left="120"/>
             </w:pPr>
-            <w:hyperlink w:history="1" r:id="rId9oiw0-yibndqj6fymegpv">
+            <w:hyperlink w:history="1" r:id="rIdmh96iu2mhkrzi_4fpfog1">
               <w:r>
                 <w:rPr>
                   <w:rFonts w:ascii="Arial" w:cs="Arial" w:eastAsia="Arial" w:hAnsi="Arial"/>
@@ -16093,7 +16093,7 @@
             <w:pPr>
               <w:spacing w:after="20" w:before="0"/>
             </w:pPr>
-            <w:hyperlink w:history="1" r:id="rIdnkq_ryu9bfrvxv0jbzzna">
+            <w:hyperlink w:history="1" r:id="rIdns9rx3tzdx5xbwrcvbbtb">
               <w:r>
                 <w:rPr>
                   <w:rFonts w:ascii="Arial" w:cs="Arial" w:eastAsia="Arial" w:hAnsi="Arial"/>
@@ -16126,7 +16126,7 @@
               <w:spacing w:after="10" w:before="0"/>
               <w:ind w:left="120"/>
             </w:pPr>
-            <w:hyperlink w:history="1" r:id="rIdfvkwy2vdj6-jktx7i-hks">
+            <w:hyperlink w:history="1" r:id="rIdzedcrgwjc8wysympmwpgx">
               <w:r>
                 <w:rPr>
                   <w:rFonts w:ascii="Arial" w:cs="Arial" w:eastAsia="Arial" w:hAnsi="Arial"/>
@@ -16321,7 +16321,7 @@
             <w:pPr>
               <w:spacing w:after="20" w:before="0"/>
             </w:pPr>
-            <w:hyperlink w:history="1" r:id="rIdkjy_6p3n-pt-eauy2hk2i">
+            <w:hyperlink w:history="1" r:id="rIdpbjymre3baoaewvirznjz">
               <w:r>
                 <w:rPr>
                   <w:rFonts w:ascii="Arial" w:cs="Arial" w:eastAsia="Arial" w:hAnsi="Arial"/>
@@ -16354,7 +16354,7 @@
               <w:spacing w:after="10" w:before="0"/>
               <w:ind w:left="120"/>
             </w:pPr>
-            <w:hyperlink w:history="1" r:id="rIdc6_ycf1egwxff0uocqlgk">
+            <w:hyperlink w:history="1" r:id="rIdxjiqy9xwrskbrpns5pz7e">
               <w:r>
                 <w:rPr>
                   <w:rFonts w:ascii="Arial" w:cs="Arial" w:eastAsia="Arial" w:hAnsi="Arial"/>
@@ -16399,7 +16399,7 @@
             <w:pPr>
               <w:spacing w:after="20" w:before="0"/>
             </w:pPr>
-            <w:hyperlink w:history="1" r:id="rIdz8aji25e1jtqycivposro">
+            <w:hyperlink w:history="1" r:id="rIdacogxslpiqggmbxetic4m">
               <w:r>
                 <w:rPr>
                   <w:rFonts w:ascii="Arial" w:cs="Arial" w:eastAsia="Arial" w:hAnsi="Arial"/>
@@ -16432,7 +16432,7 @@
               <w:spacing w:after="10" w:before="0"/>
               <w:ind w:left="120"/>
             </w:pPr>
-            <w:hyperlink w:history="1" r:id="rId6fhkj6ifkvjg8ce5vngsu">
+            <w:hyperlink w:history="1" r:id="rIdexj4pktjc5azza3lztlec">
               <w:r>
                 <w:rPr>
                   <w:rFonts w:ascii="Arial" w:cs="Arial" w:eastAsia="Arial" w:hAnsi="Arial"/>
@@ -16627,7 +16627,7 @@
             <w:pPr>
               <w:spacing w:after="20" w:before="0"/>
             </w:pPr>
-            <w:hyperlink w:history="1" r:id="rIdxc4glga1puusgsnuxnnrm">
+            <w:hyperlink w:history="1" r:id="rIde9hzmjr5brjxpx295ecab">
               <w:r>
                 <w:rPr>
                   <w:rFonts w:ascii="Arial" w:cs="Arial" w:eastAsia="Arial" w:hAnsi="Arial"/>
@@ -16660,7 +16660,7 @@
               <w:spacing w:after="10" w:before="0"/>
               <w:ind w:left="120"/>
             </w:pPr>
-            <w:hyperlink w:history="1" r:id="rIdsizjxnpudpecy0eugggwg">
+            <w:hyperlink w:history="1" r:id="rId2a861idogyyecjn5akcam">
               <w:r>
                 <w:rPr>
                   <w:rFonts w:ascii="Arial" w:cs="Arial" w:eastAsia="Arial" w:hAnsi="Arial"/>
@@ -16705,7 +16705,7 @@
             <w:pPr>
               <w:spacing w:after="20" w:before="0"/>
             </w:pPr>
-            <w:hyperlink w:history="1" r:id="rIdfrky1y-owrg4yrvey9dhi">
+            <w:hyperlink w:history="1" r:id="rIdhimsrdsb77u7ckyvdol3q">
               <w:r>
                 <w:rPr>
                   <w:rFonts w:ascii="Arial" w:cs="Arial" w:eastAsia="Arial" w:hAnsi="Arial"/>
@@ -16738,7 +16738,7 @@
               <w:spacing w:after="10" w:before="0"/>
               <w:ind w:left="120"/>
             </w:pPr>
-            <w:hyperlink w:history="1" r:id="rIdsem9rmzlvtejcrxzdyjuw">
+            <w:hyperlink w:history="1" r:id="rIdq8xjsknyoyy9zvfeoxwmy">
               <w:r>
                 <w:rPr>
                   <w:rFonts w:ascii="Arial" w:cs="Arial" w:eastAsia="Arial" w:hAnsi="Arial"/>
@@ -16933,7 +16933,7 @@
             <w:pPr>
               <w:spacing w:after="20" w:before="0"/>
             </w:pPr>
-            <w:hyperlink w:history="1" r:id="rIdrlqx0z-mlyzmkhc140gm3">
+            <w:hyperlink w:history="1" r:id="rId4fc-w4qqr5kyiwmcly5na">
               <w:r>
                 <w:rPr>
                   <w:rFonts w:ascii="Arial" w:cs="Arial" w:eastAsia="Arial" w:hAnsi="Arial"/>
@@ -16966,7 +16966,7 @@
               <w:spacing w:after="10" w:before="0"/>
               <w:ind w:left="120"/>
             </w:pPr>
-            <w:hyperlink w:history="1" r:id="rId3wopwlpudyy4kzvw39t0t">
+            <w:hyperlink w:history="1" r:id="rIdrhk105idgtdp6fiyrsdvm">
               <w:r>
                 <w:rPr>
                   <w:rFonts w:ascii="Arial" w:cs="Arial" w:eastAsia="Arial" w:hAnsi="Arial"/>
@@ -17011,7 +17011,7 @@
             <w:pPr>
               <w:spacing w:after="20" w:before="0"/>
             </w:pPr>
-            <w:hyperlink w:history="1" r:id="rIdliuhvzzsojy2pfdlut9og">
+            <w:hyperlink w:history="1" r:id="rIdy5gckvjvk7iz-okt7tp9q">
               <w:r>
                 <w:rPr>
                   <w:rFonts w:ascii="Arial" w:cs="Arial" w:eastAsia="Arial" w:hAnsi="Arial"/>
@@ -17044,7 +17044,7 @@
               <w:spacing w:after="10" w:before="0"/>
               <w:ind w:left="120"/>
             </w:pPr>
-            <w:hyperlink w:history="1" r:id="rIdnplshahi2mybvazdyiovn">
+            <w:hyperlink w:history="1" r:id="rId4fn4wtzr-shk6bxsyp6ll">
               <w:r>
                 <w:rPr>
                   <w:rFonts w:ascii="Arial" w:cs="Arial" w:eastAsia="Arial" w:hAnsi="Arial"/>
@@ -17239,7 +17239,7 @@
             <w:pPr>
               <w:spacing w:after="20" w:before="0"/>
             </w:pPr>
-            <w:hyperlink w:history="1" r:id="rIdrm74pebkwavsj-qdv7z21">
+            <w:hyperlink w:history="1" r:id="rIdr77tvgaginz9sznyzxdsv">
               <w:r>
                 <w:rPr>
                   <w:rFonts w:ascii="Arial" w:cs="Arial" w:eastAsia="Arial" w:hAnsi="Arial"/>
@@ -17272,7 +17272,7 @@
               <w:spacing w:after="10" w:before="0"/>
               <w:ind w:left="120"/>
             </w:pPr>
-            <w:hyperlink w:history="1" r:id="rIdrxrmmk4chwutz7nkxwjwd">
+            <w:hyperlink w:history="1" r:id="rIdyhdikxhqklomikkaawwo1">
               <w:r>
                 <w:rPr>
                   <w:rFonts w:ascii="Arial" w:cs="Arial" w:eastAsia="Arial" w:hAnsi="Arial"/>
@@ -17317,7 +17317,7 @@
             <w:pPr>
               <w:spacing w:after="20" w:before="0"/>
             </w:pPr>
-            <w:hyperlink w:history="1" r:id="rIdaf5l0vmmzuyd4qt8mreg1">
+            <w:hyperlink w:history="1" r:id="rId3ieme5hv1iqdvgskk9zzm">
               <w:r>
                 <w:rPr>
                   <w:rFonts w:ascii="Arial" w:cs="Arial" w:eastAsia="Arial" w:hAnsi="Arial"/>
@@ -17350,7 +17350,7 @@
               <w:spacing w:after="10" w:before="0"/>
               <w:ind w:left="120"/>
             </w:pPr>
-            <w:hyperlink w:history="1" r:id="rId9ndm8tcnuturuffeyjqgw">
+            <w:hyperlink w:history="1" r:id="rIdr9ieuyjsmcxx11resvvgf">
               <w:r>
                 <w:rPr>
                   <w:rFonts w:ascii="Arial" w:cs="Arial" w:eastAsia="Arial" w:hAnsi="Arial"/>
@@ -17938,7 +17938,7 @@
         </w:rPr>
         <w:t xml:space="preserve">© 2026 SeaVuria and ARES. Aligned with KICD objectives. Developed by SeaVuria; technical implementation by ARES (with AI assistance from Claude). Licensed under </w:t>
       </w:r>
-      <w:hyperlink w:history="1" r:id="rId0rbjvgwwacz9hxmmaoeon">
+      <w:hyperlink w:history="1" r:id="rIdsnxeev4cctcnh7rpp32l_">
         <w:r>
           <w:rPr>
             <w:rFonts w:ascii="Arial" w:cs="Arial" w:eastAsia="Arial" w:hAnsi="Arial"/>
@@ -17959,7 +17959,7 @@
         </w:rPr>
         <w:t xml:space="preserve"> (</w:t>
       </w:r>
-      <w:hyperlink w:history="1" r:id="rIds6wniymhsvw8qjb8abfsu">
+      <w:hyperlink w:history="1" r:id="rIdbkof6_vbrbj61yfziuvtl">
         <w:r>
           <w:rPr>
             <w:rFonts w:ascii="Arial" w:cs="Arial" w:eastAsia="Arial" w:hAnsi="Arial"/>
@@ -19131,7 +19131,7 @@
             <w:pPr>
               <w:spacing w:after="20" w:before="0"/>
             </w:pPr>
-            <w:hyperlink w:history="1" r:id="rIdc6r1e9uif6gqcm2g3j_kw">
+            <w:hyperlink w:history="1" r:id="rIdqbhisnbfpidsvxahhfbxe">
               <w:r>
                 <w:rPr>
                   <w:rFonts w:ascii="Arial" w:cs="Arial" w:eastAsia="Arial" w:hAnsi="Arial"/>
@@ -19164,7 +19164,7 @@
               <w:spacing w:after="10" w:before="0"/>
               <w:ind w:left="120"/>
             </w:pPr>
-            <w:hyperlink w:history="1" r:id="rIdvx_rn0vau63ybs2wekdla">
+            <w:hyperlink w:history="1" r:id="rId5km0sl4sjf6-eguttuzvh">
               <w:r>
                 <w:rPr>
                   <w:rFonts w:ascii="Arial" w:cs="Arial" w:eastAsia="Arial" w:hAnsi="Arial"/>
@@ -19209,7 +19209,7 @@
             <w:pPr>
               <w:spacing w:after="20" w:before="0"/>
             </w:pPr>
-            <w:hyperlink w:history="1" r:id="rIdht56qh-cd1miljbdws8il">
+            <w:hyperlink w:history="1" r:id="rIdhqwvfqg0fivs5zagplqyl">
               <w:r>
                 <w:rPr>
                   <w:rFonts w:ascii="Arial" w:cs="Arial" w:eastAsia="Arial" w:hAnsi="Arial"/>
@@ -19242,7 +19242,7 @@
               <w:spacing w:after="10" w:before="0"/>
               <w:ind w:left="120"/>
             </w:pPr>
-            <w:hyperlink w:history="1" r:id="rIdpsiavo2xiyfrn_wtqybf7">
+            <w:hyperlink w:history="1" r:id="rIdkd9pnvqznjxdebxomydom">
               <w:r>
                 <w:rPr>
                   <w:rFonts w:ascii="Arial" w:cs="Arial" w:eastAsia="Arial" w:hAnsi="Arial"/>
@@ -19437,7 +19437,7 @@
             <w:pPr>
               <w:spacing w:after="20" w:before="0"/>
             </w:pPr>
-            <w:hyperlink w:history="1" r:id="rIdg5jixahkc_yd7we2owtob">
+            <w:hyperlink w:history="1" r:id="rId9rv1rj2wkehwbmvuptqk4">
               <w:r>
                 <w:rPr>
                   <w:rFonts w:ascii="Arial" w:cs="Arial" w:eastAsia="Arial" w:hAnsi="Arial"/>
@@ -19470,7 +19470,7 @@
               <w:spacing w:after="10" w:before="0"/>
               <w:ind w:left="120"/>
             </w:pPr>
-            <w:hyperlink w:history="1" r:id="rIdngjoo9m724n31ixqoc3ox">
+            <w:hyperlink w:history="1" r:id="rIdbfn2bqayce6knil80-c_e">
               <w:r>
                 <w:rPr>
                   <w:rFonts w:ascii="Arial" w:cs="Arial" w:eastAsia="Arial" w:hAnsi="Arial"/>
@@ -19515,7 +19515,7 @@
             <w:pPr>
               <w:spacing w:after="20" w:before="0"/>
             </w:pPr>
-            <w:hyperlink w:history="1" r:id="rIdfmg3w4cfuxcehlp02cy85">
+            <w:hyperlink w:history="1" r:id="rIdnmvqqwefeai3b4wqlblbg">
               <w:r>
                 <w:rPr>
                   <w:rFonts w:ascii="Arial" w:cs="Arial" w:eastAsia="Arial" w:hAnsi="Arial"/>
@@ -19548,7 +19548,7 @@
               <w:spacing w:after="10" w:before="0"/>
               <w:ind w:left="120"/>
             </w:pPr>
-            <w:hyperlink w:history="1" r:id="rIdbh2i_zzbn5mkwu1non3ji">
+            <w:hyperlink w:history="1" r:id="rIdzb7yuijlzijyuzsl5ofks">
               <w:r>
                 <w:rPr>
                   <w:rFonts w:ascii="Arial" w:cs="Arial" w:eastAsia="Arial" w:hAnsi="Arial"/>
@@ -19743,7 +19743,7 @@
             <w:pPr>
               <w:spacing w:after="20" w:before="0"/>
             </w:pPr>
-            <w:hyperlink w:history="1" r:id="rIdf8118jcqem3hcfxguofkn">
+            <w:hyperlink w:history="1" r:id="rIdxsmiwdhyfkef-7zu1qkoj">
               <w:r>
                 <w:rPr>
                   <w:rFonts w:ascii="Arial" w:cs="Arial" w:eastAsia="Arial" w:hAnsi="Arial"/>
@@ -19776,7 +19776,7 @@
               <w:spacing w:after="10" w:before="0"/>
               <w:ind w:left="120"/>
             </w:pPr>
-            <w:hyperlink w:history="1" r:id="rIdx5dvkq57rqcnewfc5mkiv">
+            <w:hyperlink w:history="1" r:id="rId4z32z_y0t9dqxw_7e0acb">
               <w:r>
                 <w:rPr>
                   <w:rFonts w:ascii="Arial" w:cs="Arial" w:eastAsia="Arial" w:hAnsi="Arial"/>
@@ -19821,7 +19821,7 @@
             <w:pPr>
               <w:spacing w:after="20" w:before="0"/>
             </w:pPr>
-            <w:hyperlink w:history="1" r:id="rIdfschxxkterp9kygyhdwkr">
+            <w:hyperlink w:history="1" r:id="rId72nces6u1mamzhfpvybg_">
               <w:r>
                 <w:rPr>
                   <w:rFonts w:ascii="Arial" w:cs="Arial" w:eastAsia="Arial" w:hAnsi="Arial"/>
@@ -19870,7 +19870,7 @@
               <w:spacing w:after="10" w:before="0"/>
               <w:ind w:left="120"/>
             </w:pPr>
-            <w:hyperlink w:history="1" r:id="rIdycz4yv2mpfujpmmin9gzd">
+            <w:hyperlink w:history="1" r:id="rIddba2lgku9sf5copepmzal">
               <w:r>
                 <w:rPr>
                   <w:rFonts w:ascii="Arial" w:cs="Arial" w:eastAsia="Arial" w:hAnsi="Arial"/>
@@ -20065,7 +20065,7 @@
             <w:pPr>
               <w:spacing w:after="20" w:before="0"/>
             </w:pPr>
-            <w:hyperlink w:history="1" r:id="rIdhmpgu7ugl-prbe8lvx9gy">
+            <w:hyperlink w:history="1" r:id="rIdn3zc6guskjdn7wzkcas_x">
               <w:r>
                 <w:rPr>
                   <w:rFonts w:ascii="Arial" w:cs="Arial" w:eastAsia="Arial" w:hAnsi="Arial"/>
@@ -20098,7 +20098,7 @@
               <w:spacing w:after="10" w:before="0"/>
               <w:ind w:left="120"/>
             </w:pPr>
-            <w:hyperlink w:history="1" r:id="rId1x3t5w8ncypji-ovpxncz">
+            <w:hyperlink w:history="1" r:id="rIdpdvwzzhzu5zbin6ucbsi8">
               <w:r>
                 <w:rPr>
                   <w:rFonts w:ascii="Arial" w:cs="Arial" w:eastAsia="Arial" w:hAnsi="Arial"/>
@@ -20143,7 +20143,7 @@
             <w:pPr>
               <w:spacing w:after="20" w:before="0"/>
             </w:pPr>
-            <w:hyperlink w:history="1" r:id="rIdcllemtirgi2ysq7qitjea">
+            <w:hyperlink w:history="1" r:id="rId1r0hhvlt4twgvmgp_v3u_">
               <w:r>
                 <w:rPr>
                   <w:rFonts w:ascii="Arial" w:cs="Arial" w:eastAsia="Arial" w:hAnsi="Arial"/>
@@ -20192,7 +20192,7 @@
               <w:spacing w:after="10" w:before="0"/>
               <w:ind w:left="120"/>
             </w:pPr>
-            <w:hyperlink w:history="1" r:id="rIdwgaalds0fngm2jvossrxd">
+            <w:hyperlink w:history="1" r:id="rIdneetaqf1qnwov-4rf6pef">
               <w:r>
                 <w:rPr>
                   <w:rFonts w:ascii="Arial" w:cs="Arial" w:eastAsia="Arial" w:hAnsi="Arial"/>
@@ -20387,7 +20387,7 @@
             <w:pPr>
               <w:spacing w:after="20" w:before="0"/>
             </w:pPr>
-            <w:hyperlink w:history="1" r:id="rId1ro4w6hcjxgqjhdixxnjp">
+            <w:hyperlink w:history="1" r:id="rIddm9ykc9qtpzsi0rhraz62">
               <w:r>
                 <w:rPr>
                   <w:rFonts w:ascii="Arial" w:cs="Arial" w:eastAsia="Arial" w:hAnsi="Arial"/>
@@ -20436,7 +20436,7 @@
               <w:spacing w:after="10" w:before="0"/>
               <w:ind w:left="120"/>
             </w:pPr>
-            <w:hyperlink w:history="1" r:id="rIdaakdw0vjq6mjfqpxfaop7">
+            <w:hyperlink w:history="1" r:id="rIdfkrv0k7zhbma_oukxkoiz">
               <w:r>
                 <w:rPr>
                   <w:rFonts w:ascii="Arial" w:cs="Arial" w:eastAsia="Arial" w:hAnsi="Arial"/>
@@ -20481,7 +20481,7 @@
             <w:pPr>
               <w:spacing w:after="20" w:before="0"/>
             </w:pPr>
-            <w:hyperlink w:history="1" r:id="rIdr0qesv1hrb_62wdpnco4i">
+            <w:hyperlink w:history="1" r:id="rId7hhbxbz3rigs2siigeu7k">
               <w:r>
                 <w:rPr>
                   <w:rFonts w:ascii="Arial" w:cs="Arial" w:eastAsia="Arial" w:hAnsi="Arial"/>
@@ -20514,7 +20514,7 @@
               <w:spacing w:after="10" w:before="0"/>
               <w:ind w:left="120"/>
             </w:pPr>
-            <w:hyperlink w:history="1" r:id="rId7tclyqogsq0r88cbzpykr">
+            <w:hyperlink w:history="1" r:id="rIder4ocskj-tcgh5tp9cvpu">
               <w:r>
                 <w:rPr>
                   <w:rFonts w:ascii="Arial" w:cs="Arial" w:eastAsia="Arial" w:hAnsi="Arial"/>
@@ -21102,7 +21102,7 @@
         </w:rPr>
         <w:t xml:space="preserve">© 2026 SeaVuria and ARES. Aligned with KICD objectives. Developed by SeaVuria; technical implementation by ARES (with AI assistance from Claude). Licensed under </w:t>
       </w:r>
-      <w:hyperlink w:history="1" r:id="rIdd_yjxrfdmbybtq47kg0e2">
+      <w:hyperlink w:history="1" r:id="rIdqjarv7epbuv4zbnazd-xy">
         <w:r>
           <w:rPr>
             <w:rFonts w:ascii="Arial" w:cs="Arial" w:eastAsia="Arial" w:hAnsi="Arial"/>
@@ -21123,7 +21123,7 @@
         </w:rPr>
         <w:t xml:space="preserve"> (</w:t>
       </w:r>
-      <w:hyperlink w:history="1" r:id="rIdzffph9oepo2h-pflbfrbd">
+      <w:hyperlink w:history="1" r:id="rIdgrdldayhv6i7qpv6uyybx">
         <w:r>
           <w:rPr>
             <w:rFonts w:ascii="Arial" w:cs="Arial" w:eastAsia="Arial" w:hAnsi="Arial"/>
@@ -22219,7 +22219,7 @@
             <w:pPr>
               <w:spacing w:after="20" w:before="0"/>
             </w:pPr>
-            <w:hyperlink w:history="1" r:id="rId9id-2zgi-01ac314izl13">
+            <w:hyperlink w:history="1" r:id="rIdbovdw1fw0htrrdjxzle0k">
               <w:r>
                 <w:rPr>
                   <w:rFonts w:ascii="Arial" w:cs="Arial" w:eastAsia="Arial" w:hAnsi="Arial"/>
@@ -22252,7 +22252,7 @@
               <w:spacing w:after="10" w:before="0"/>
               <w:ind w:left="120"/>
             </w:pPr>
-            <w:hyperlink w:history="1" r:id="rId9wjt-cbabvjacpdwr1npz">
+            <w:hyperlink w:history="1" r:id="rIdvggjtvxomnellwxfa6qzt">
               <w:r>
                 <w:rPr>
                   <w:rFonts w:ascii="Arial" w:cs="Arial" w:eastAsia="Arial" w:hAnsi="Arial"/>
@@ -22297,7 +22297,7 @@
             <w:pPr>
               <w:spacing w:after="20" w:before="0"/>
             </w:pPr>
-            <w:hyperlink w:history="1" r:id="rIdi0ey6zlqf6jlvtx0uer6g">
+            <w:hyperlink w:history="1" r:id="rIda46qa4zdlanmfeouja2us">
               <w:r>
                 <w:rPr>
                   <w:rFonts w:ascii="Arial" w:cs="Arial" w:eastAsia="Arial" w:hAnsi="Arial"/>
@@ -22330,7 +22330,7 @@
               <w:spacing w:after="10" w:before="0"/>
               <w:ind w:left="120"/>
             </w:pPr>
-            <w:hyperlink w:history="1" r:id="rIdnn6karypbii-cybef1qom">
+            <w:hyperlink w:history="1" r:id="rIdsdv7hoij5t_4k6npekdjq">
               <w:r>
                 <w:rPr>
                   <w:rFonts w:ascii="Arial" w:cs="Arial" w:eastAsia="Arial" w:hAnsi="Arial"/>
@@ -22525,7 +22525,7 @@
             <w:pPr>
               <w:spacing w:after="20" w:before="0"/>
             </w:pPr>
-            <w:hyperlink w:history="1" r:id="rIdjbp2qcdahtif_xbhsdgzw">
+            <w:hyperlink w:history="1" r:id="rIduhkgrsk6yqq_zghaar6qv">
               <w:r>
                 <w:rPr>
                   <w:rFonts w:ascii="Arial" w:cs="Arial" w:eastAsia="Arial" w:hAnsi="Arial"/>
@@ -22558,7 +22558,7 @@
               <w:spacing w:after="10" w:before="0"/>
               <w:ind w:left="120"/>
             </w:pPr>
-            <w:hyperlink w:history="1" r:id="rIdmlckn2gsgx6cxkiuaaz9d">
+            <w:hyperlink w:history="1" r:id="rIdny-oyhkw_pi6h096wru0g">
               <w:r>
                 <w:rPr>
                   <w:rFonts w:ascii="Arial" w:cs="Arial" w:eastAsia="Arial" w:hAnsi="Arial"/>
@@ -22603,7 +22603,7 @@
             <w:pPr>
               <w:spacing w:after="20" w:before="0"/>
             </w:pPr>
-            <w:hyperlink w:history="1" r:id="rIdqovki4zguiapmpri-zcz7">
+            <w:hyperlink w:history="1" r:id="rId5okehm_ar4xtlxjkrqaqq">
               <w:r>
                 <w:rPr>
                   <w:rFonts w:ascii="Arial" w:cs="Arial" w:eastAsia="Arial" w:hAnsi="Arial"/>
@@ -22636,7 +22636,7 @@
               <w:spacing w:after="10" w:before="0"/>
               <w:ind w:left="120"/>
             </w:pPr>
-            <w:hyperlink w:history="1" r:id="rIdr_igdcbt6gyaixixmp0td">
+            <w:hyperlink w:history="1" r:id="rIdsb-p2smffddeprdbakfvb">
               <w:r>
                 <w:rPr>
                   <w:rFonts w:ascii="Arial" w:cs="Arial" w:eastAsia="Arial" w:hAnsi="Arial"/>
@@ -22831,7 +22831,7 @@
             <w:pPr>
               <w:spacing w:after="20" w:before="0"/>
             </w:pPr>
-            <w:hyperlink w:history="1" r:id="rIdyj98epuqbaf8e50ppn327">
+            <w:hyperlink w:history="1" r:id="rId47evtyujaerbhjppr9dez">
               <w:r>
                 <w:rPr>
                   <w:rFonts w:ascii="Arial" w:cs="Arial" w:eastAsia="Arial" w:hAnsi="Arial"/>
@@ -22864,7 +22864,7 @@
               <w:spacing w:after="10" w:before="0"/>
               <w:ind w:left="120"/>
             </w:pPr>
-            <w:hyperlink w:history="1" r:id="rId5zuxp1_i-bnxxylf9xkn6">
+            <w:hyperlink w:history="1" r:id="rId2qmgfpknmu3jsx--tjua1">
               <w:r>
                 <w:rPr>
                   <w:rFonts w:ascii="Arial" w:cs="Arial" w:eastAsia="Arial" w:hAnsi="Arial"/>
@@ -22909,7 +22909,7 @@
             <w:pPr>
               <w:spacing w:after="20" w:before="0"/>
             </w:pPr>
-            <w:hyperlink w:history="1" r:id="rIdm3mnkqvfnp8xralb43-vp">
+            <w:hyperlink w:history="1" r:id="rIdn3mc8p5m0p3dlou9qkn35">
               <w:r>
                 <w:rPr>
                   <w:rFonts w:ascii="Arial" w:cs="Arial" w:eastAsia="Arial" w:hAnsi="Arial"/>
@@ -22942,7 +22942,7 @@
               <w:spacing w:after="10" w:before="0"/>
               <w:ind w:left="120"/>
             </w:pPr>
-            <w:hyperlink w:history="1" r:id="rId0jihhwgzscws6b3zhp89u">
+            <w:hyperlink w:history="1" r:id="rId2zjr5_lw0-ii_rbevy5z3">
               <w:r>
                 <w:rPr>
                   <w:rFonts w:ascii="Arial" w:cs="Arial" w:eastAsia="Arial" w:hAnsi="Arial"/>
@@ -23137,7 +23137,7 @@
             <w:pPr>
               <w:spacing w:after="20" w:before="0"/>
             </w:pPr>
-            <w:hyperlink w:history="1" r:id="rIdbfckdkyt77fdgk8cdwoyq">
+            <w:hyperlink w:history="1" r:id="rIdxakq9agayswkuakg0pdin">
               <w:r>
                 <w:rPr>
                   <w:rFonts w:ascii="Arial" w:cs="Arial" w:eastAsia="Arial" w:hAnsi="Arial"/>
@@ -23170,7 +23170,7 @@
               <w:spacing w:after="10" w:before="0"/>
               <w:ind w:left="120"/>
             </w:pPr>
-            <w:hyperlink w:history="1" r:id="rId3wqzuru7ex5ydilgg5c9_">
+            <w:hyperlink w:history="1" r:id="rId4qtdo6wlef5mcl4ix0mjo">
               <w:r>
                 <w:rPr>
                   <w:rFonts w:ascii="Arial" w:cs="Arial" w:eastAsia="Arial" w:hAnsi="Arial"/>
@@ -23215,7 +23215,7 @@
             <w:pPr>
               <w:spacing w:after="20" w:before="0"/>
             </w:pPr>
-            <w:hyperlink w:history="1" r:id="rIdzjfakhigzq0nflmc-pglc">
+            <w:hyperlink w:history="1" r:id="rIdzwtvoxzq_lmlz19lry35j">
               <w:r>
                 <w:rPr>
                   <w:rFonts w:ascii="Arial" w:cs="Arial" w:eastAsia="Arial" w:hAnsi="Arial"/>
@@ -23248,7 +23248,7 @@
               <w:spacing w:after="10" w:before="0"/>
               <w:ind w:left="120"/>
             </w:pPr>
-            <w:hyperlink w:history="1" r:id="rIdd0kfttajc593y4zqwe53m">
+            <w:hyperlink w:history="1" r:id="rIdf43x0gswcy34wm_q_8ksg">
               <w:r>
                 <w:rPr>
                   <w:rFonts w:ascii="Arial" w:cs="Arial" w:eastAsia="Arial" w:hAnsi="Arial"/>
@@ -23443,7 +23443,7 @@
             <w:pPr>
               <w:spacing w:after="20" w:before="0"/>
             </w:pPr>
-            <w:hyperlink w:history="1" r:id="rIdxihdybxh5e4_621o2kkzy">
+            <w:hyperlink w:history="1" r:id="rIdovkyfg2crr1lz0j3uj6dv">
               <w:r>
                 <w:rPr>
                   <w:rFonts w:ascii="Arial" w:cs="Arial" w:eastAsia="Arial" w:hAnsi="Arial"/>
@@ -23476,7 +23476,7 @@
               <w:spacing w:after="10" w:before="0"/>
               <w:ind w:left="120"/>
             </w:pPr>
-            <w:hyperlink w:history="1" r:id="rIds9bpoeq75ofd3slgcrefm">
+            <w:hyperlink w:history="1" r:id="rIdzk-a6srsvjxbgiupg9tuy">
               <w:r>
                 <w:rPr>
                   <w:rFonts w:ascii="Arial" w:cs="Arial" w:eastAsia="Arial" w:hAnsi="Arial"/>
@@ -23521,7 +23521,7 @@
             <w:pPr>
               <w:spacing w:after="20" w:before="0"/>
             </w:pPr>
-            <w:hyperlink w:history="1" r:id="rIdmdnq4twyma08deehbjvel">
+            <w:hyperlink w:history="1" r:id="rIddz9qnqmvhysx2r3eicmmc">
               <w:r>
                 <w:rPr>
                   <w:rFonts w:ascii="Arial" w:cs="Arial" w:eastAsia="Arial" w:hAnsi="Arial"/>
@@ -23570,7 +23570,7 @@
               <w:spacing w:after="10" w:before="0"/>
               <w:ind w:left="120"/>
             </w:pPr>
-            <w:hyperlink w:history="1" r:id="rIdxradf2jgvvjakkngdl-6t">
+            <w:hyperlink w:history="1" r:id="rIdy8hziivy1sf26ztvs0qct">
               <w:r>
                 <w:rPr>
                   <w:rFonts w:ascii="Arial" w:cs="Arial" w:eastAsia="Arial" w:hAnsi="Arial"/>
@@ -24082,7 +24082,7 @@
         </w:rPr>
         <w:t xml:space="preserve">© 2026 SeaVuria and ARES. Aligned with KICD objectives. Developed by SeaVuria; technical implementation by ARES (with AI assistance from Claude). Licensed under </w:t>
       </w:r>
-      <w:hyperlink w:history="1" r:id="rIdm8lvd5ckk3kqgi7axoqr3">
+      <w:hyperlink w:history="1" r:id="rIdtba64tezo-ssdiu97nqub">
         <w:r>
           <w:rPr>
             <w:rFonts w:ascii="Arial" w:cs="Arial" w:eastAsia="Arial" w:hAnsi="Arial"/>
@@ -24103,7 +24103,7 @@
         </w:rPr>
         <w:t xml:space="preserve"> (</w:t>
       </w:r>
-      <w:hyperlink w:history="1" r:id="rIdwxx3-4msaskwme9jnbzob">
+      <w:hyperlink w:history="1" r:id="rId7h9dobj1qtx8mjh5-6iri">
         <w:r>
           <w:rPr>
             <w:rFonts w:ascii="Arial" w:cs="Arial" w:eastAsia="Arial" w:hAnsi="Arial"/>
@@ -25275,7 +25275,7 @@
             <w:pPr>
               <w:spacing w:after="20" w:before="0"/>
             </w:pPr>
-            <w:hyperlink w:history="1" r:id="rIdzfhsu2ogmzatasjdehpgt">
+            <w:hyperlink w:history="1" r:id="rIdyhnglrs4snwb3llgwsqdn">
               <w:r>
                 <w:rPr>
                   <w:rFonts w:ascii="Arial" w:cs="Arial" w:eastAsia="Arial" w:hAnsi="Arial"/>
@@ -25308,7 +25308,7 @@
               <w:spacing w:after="10" w:before="0"/>
               <w:ind w:left="120"/>
             </w:pPr>
-            <w:hyperlink w:history="1" r:id="rIdllxybcqmnq-ldp8-j6iqx">
+            <w:hyperlink w:history="1" r:id="rIdkn9gpar-hmhms-ks8bert">
               <w:r>
                 <w:rPr>
                   <w:rFonts w:ascii="Arial" w:cs="Arial" w:eastAsia="Arial" w:hAnsi="Arial"/>
@@ -25353,7 +25353,7 @@
             <w:pPr>
               <w:spacing w:after="20" w:before="0"/>
             </w:pPr>
-            <w:hyperlink w:history="1" r:id="rIdr9ohnvgiutyn_zb3nehko">
+            <w:hyperlink w:history="1" r:id="rIdfli74_eg0qsyqknwqiz6t">
               <w:r>
                 <w:rPr>
                   <w:rFonts w:ascii="Arial" w:cs="Arial" w:eastAsia="Arial" w:hAnsi="Arial"/>
@@ -25386,7 +25386,7 @@
               <w:spacing w:after="10" w:before="0"/>
               <w:ind w:left="120"/>
             </w:pPr>
-            <w:hyperlink w:history="1" r:id="rIdyeq1q-fnn92jrq2j95t6k">
+            <w:hyperlink w:history="1" r:id="rIdccnyfhvco94y7thap5xoh">
               <w:r>
                 <w:rPr>
                   <w:rFonts w:ascii="Arial" w:cs="Arial" w:eastAsia="Arial" w:hAnsi="Arial"/>
@@ -25581,7 +25581,7 @@
             <w:pPr>
               <w:spacing w:after="20" w:before="0"/>
             </w:pPr>
-            <w:hyperlink w:history="1" r:id="rIdndjjl-li1pk7_rbcvo_e8">
+            <w:hyperlink w:history="1" r:id="rIdrghfvze0hojs93on4y23h">
               <w:r>
                 <w:rPr>
                   <w:rFonts w:ascii="Arial" w:cs="Arial" w:eastAsia="Arial" w:hAnsi="Arial"/>
@@ -25614,7 +25614,7 @@
               <w:spacing w:after="10" w:before="0"/>
               <w:ind w:left="120"/>
             </w:pPr>
-            <w:hyperlink w:history="1" r:id="rIdnsdea4cdxqrmd5bdl2sqs">
+            <w:hyperlink w:history="1" r:id="rIdww23oh4zgkitktu14fmvl">
               <w:r>
                 <w:rPr>
                   <w:rFonts w:ascii="Arial" w:cs="Arial" w:eastAsia="Arial" w:hAnsi="Arial"/>
@@ -25659,7 +25659,7 @@
             <w:pPr>
               <w:spacing w:after="20" w:before="0"/>
             </w:pPr>
-            <w:hyperlink w:history="1" r:id="rIdrck4ia8qvh1dx0mq5a6b_">
+            <w:hyperlink w:history="1" r:id="rIdhfma-uc1as2gavq1bdwpj">
               <w:r>
                 <w:rPr>
                   <w:rFonts w:ascii="Arial" w:cs="Arial" w:eastAsia="Arial" w:hAnsi="Arial"/>
@@ -25692,7 +25692,7 @@
               <w:spacing w:after="10" w:before="0"/>
               <w:ind w:left="120"/>
             </w:pPr>
-            <w:hyperlink w:history="1" r:id="rIdvrrheau9ay0frwot99ajf">
+            <w:hyperlink w:history="1" r:id="rId-xjytzza5eatmakp3hjxs">
               <w:r>
                 <w:rPr>
                   <w:rFonts w:ascii="Arial" w:cs="Arial" w:eastAsia="Arial" w:hAnsi="Arial"/>
@@ -25887,7 +25887,7 @@
             <w:pPr>
               <w:spacing w:after="20" w:before="0"/>
             </w:pPr>
-            <w:hyperlink w:history="1" r:id="rIdppeehlg0qxzuujujsk1st">
+            <w:hyperlink w:history="1" r:id="rIdtylzmwnu4jfknnxs10hfr">
               <w:r>
                 <w:rPr>
                   <w:rFonts w:ascii="Arial" w:cs="Arial" w:eastAsia="Arial" w:hAnsi="Arial"/>
@@ -25920,7 +25920,7 @@
               <w:spacing w:after="10" w:before="0"/>
               <w:ind w:left="120"/>
             </w:pPr>
-            <w:hyperlink w:history="1" r:id="rIdvt37uchgm9cn7yd_78wzn">
+            <w:hyperlink w:history="1" r:id="rIdxqihgmh6t4v4ojuwxe909">
               <w:r>
                 <w:rPr>
                   <w:rFonts w:ascii="Arial" w:cs="Arial" w:eastAsia="Arial" w:hAnsi="Arial"/>
@@ -25965,7 +25965,7 @@
             <w:pPr>
               <w:spacing w:after="20" w:before="0"/>
             </w:pPr>
-            <w:hyperlink w:history="1" r:id="rIdcssgcmhloapkkvzqyuqq9">
+            <w:hyperlink w:history="1" r:id="rIdw8l9ejxpp7x8bjifs_okj">
               <w:r>
                 <w:rPr>
                   <w:rFonts w:ascii="Arial" w:cs="Arial" w:eastAsia="Arial" w:hAnsi="Arial"/>
@@ -25998,7 +25998,7 @@
               <w:spacing w:after="10" w:before="0"/>
               <w:ind w:left="120"/>
             </w:pPr>
-            <w:hyperlink w:history="1" r:id="rIdqgryrsm7wd1kiuqz7jfze">
+            <w:hyperlink w:history="1" r:id="rIdur1mavqkygdyzw6y46xw-">
               <w:r>
                 <w:rPr>
                   <w:rFonts w:ascii="Arial" w:cs="Arial" w:eastAsia="Arial" w:hAnsi="Arial"/>
@@ -26193,7 +26193,7 @@
             <w:pPr>
               <w:spacing w:after="20" w:before="0"/>
             </w:pPr>
-            <w:hyperlink w:history="1" r:id="rId7r2cvet6s-wlpqlz7efbm">
+            <w:hyperlink w:history="1" r:id="rIdfsii_bk-lc1r1m_cnuoap">
               <w:r>
                 <w:rPr>
                   <w:rFonts w:ascii="Arial" w:cs="Arial" w:eastAsia="Arial" w:hAnsi="Arial"/>
@@ -26226,7 +26226,7 @@
               <w:spacing w:after="10" w:before="0"/>
               <w:ind w:left="120"/>
             </w:pPr>
-            <w:hyperlink w:history="1" r:id="rId8qij9k5ffmdpuds6z1td0">
+            <w:hyperlink w:history="1" r:id="rIdqnx5ftb5qgxiadnqcs_v2">
               <w:r>
                 <w:rPr>
                   <w:rFonts w:ascii="Arial" w:cs="Arial" w:eastAsia="Arial" w:hAnsi="Arial"/>
@@ -26271,7 +26271,7 @@
             <w:pPr>
               <w:spacing w:after="20" w:before="0"/>
             </w:pPr>
-            <w:hyperlink w:history="1" r:id="rId_syhvxtrdngpsipvoupod">
+            <w:hyperlink w:history="1" r:id="rId8bksd8xassiawoab-af4e">
               <w:r>
                 <w:rPr>
                   <w:rFonts w:ascii="Arial" w:cs="Arial" w:eastAsia="Arial" w:hAnsi="Arial"/>
@@ -26304,7 +26304,7 @@
               <w:spacing w:after="10" w:before="0"/>
               <w:ind w:left="120"/>
             </w:pPr>
-            <w:hyperlink w:history="1" r:id="rIdtou9zejec2zp57xbsewzm">
+            <w:hyperlink w:history="1" r:id="rIdrk4xnrs3ykuf41p5s90-y">
               <w:r>
                 <w:rPr>
                   <w:rFonts w:ascii="Arial" w:cs="Arial" w:eastAsia="Arial" w:hAnsi="Arial"/>
@@ -26499,7 +26499,7 @@
             <w:pPr>
               <w:spacing w:after="20" w:before="0"/>
             </w:pPr>
-            <w:hyperlink w:history="1" r:id="rId3jxo9kghptzdxs09wv6ja">
+            <w:hyperlink w:history="1" r:id="rIdnhwgb74xoeur7n-qbbnbn">
               <w:r>
                 <w:rPr>
                   <w:rFonts w:ascii="Arial" w:cs="Arial" w:eastAsia="Arial" w:hAnsi="Arial"/>
@@ -26532,7 +26532,7 @@
               <w:spacing w:after="10" w:before="0"/>
               <w:ind w:left="120"/>
             </w:pPr>
-            <w:hyperlink w:history="1" r:id="rId2db70dcy-8htbfpvfreki">
+            <w:hyperlink w:history="1" r:id="rIdshszfmabwd9im2lpurcep">
               <w:r>
                 <w:rPr>
                   <w:rFonts w:ascii="Arial" w:cs="Arial" w:eastAsia="Arial" w:hAnsi="Arial"/>
@@ -26577,7 +26577,7 @@
             <w:pPr>
               <w:spacing w:after="20" w:before="0"/>
             </w:pPr>
-            <w:hyperlink w:history="1" r:id="rIdi22wvbdvdojsnmskupwrk">
+            <w:hyperlink w:history="1" r:id="rIdquf9eq3ix9ufflgic8oje">
               <w:r>
                 <w:rPr>
                   <w:rFonts w:ascii="Arial" w:cs="Arial" w:eastAsia="Arial" w:hAnsi="Arial"/>
@@ -26610,7 +26610,7 @@
               <w:spacing w:after="10" w:before="0"/>
               <w:ind w:left="120"/>
             </w:pPr>
-            <w:hyperlink w:history="1" r:id="rIdnlu-6xmyj5jn8jw7xm2cy">
+            <w:hyperlink w:history="1" r:id="rIdidikmkkzsp6get500lc-k">
               <w:r>
                 <w:rPr>
                   <w:rFonts w:ascii="Arial" w:cs="Arial" w:eastAsia="Arial" w:hAnsi="Arial"/>
@@ -27198,7 +27198,7 @@
         </w:rPr>
         <w:t xml:space="preserve">© 2026 SeaVuria and ARES. Aligned with KICD objectives. Developed by SeaVuria; technical implementation by ARES (with AI assistance from Claude). Licensed under </w:t>
       </w:r>
-      <w:hyperlink w:history="1" r:id="rIdf4w1xe4k2tys_opghzkvw">
+      <w:hyperlink w:history="1" r:id="rIdeu4g3maj7vrx2puebk1qa">
         <w:r>
           <w:rPr>
             <w:rFonts w:ascii="Arial" w:cs="Arial" w:eastAsia="Arial" w:hAnsi="Arial"/>
@@ -27219,7 +27219,7 @@
         </w:rPr>
         <w:t xml:space="preserve"> (</w:t>
       </w:r>
-      <w:hyperlink w:history="1" r:id="rIdv7pv2cjfeqdy2alchaboo">
+      <w:hyperlink w:history="1" r:id="rId0jyuq5lw-tgm-7ooeu23f">
         <w:r>
           <w:rPr>
             <w:rFonts w:ascii="Arial" w:cs="Arial" w:eastAsia="Arial" w:hAnsi="Arial"/>

--- a/data/outputs/v2/Core_Mathematics/SS2.2_Reflection_and_Congruence/Core_Mathematics_Reflection_and_Congruence_CBE_LessonSequence.docx
+++ b/data/outputs/v2/Core_Mathematics/SS2.2_Reflection_and_Congruence/Core_Mathematics_Reflection_and_Congruence_CBE_LessonSequence.docx
@@ -2316,7 +2316,7 @@
         </w:rPr>
         <w:t xml:space="preserve">© 2026 SeaVuria and ARES. This work is licensed under a </w:t>
       </w:r>
-      <w:hyperlink w:history="1" r:id="rIdvsihcmctfettdsekzhyru">
+      <w:hyperlink w:history="1" r:id="rId1usclxvsb5qeatpeccau2">
         <w:r>
           <w:rPr>
             <w:rFonts w:ascii="Arial" w:cs="Arial" w:eastAsia="Arial" w:hAnsi="Arial"/>
@@ -2336,7 +2336,7 @@
         </w:rPr>
         <w:t xml:space="preserve"> (</w:t>
       </w:r>
-      <w:hyperlink w:history="1" r:id="rIdbrmiedjy3as_mbogjwllu">
+      <w:hyperlink w:history="1" r:id="rIdzfsekrhzasfnetnjqscd1">
         <w:r>
           <w:rPr>
             <w:rFonts w:ascii="Arial" w:cs="Arial" w:eastAsia="Arial" w:hAnsi="Arial"/>
@@ -2356,7 +2356,7 @@
         </w:rPr>
         <w:t xml:space="preserve">). To view a copy of this license, visit </w:t>
       </w:r>
-      <w:hyperlink w:history="1" r:id="rId2c_vci4uazplspdog-6if">
+      <w:hyperlink w:history="1" r:id="rIdq-4vrh1sksy1wusomtz-o">
         <w:r>
           <w:rPr>
             <w:rFonts w:ascii="Arial" w:cs="Arial" w:eastAsia="Arial" w:hAnsi="Arial"/>
@@ -3527,7 +3527,7 @@
             <w:pPr>
               <w:spacing w:after="20" w:before="0"/>
             </w:pPr>
-            <w:hyperlink w:history="1" r:id="rIdvzfvb52zx82l_lw8rhlzy">
+            <w:hyperlink w:history="1" r:id="rId9bgrx9s2fkvr2cnu9hd-i">
               <w:r>
                 <w:rPr>
                   <w:rFonts w:ascii="Arial" w:cs="Arial" w:eastAsia="Arial" w:hAnsi="Arial"/>
@@ -3560,7 +3560,7 @@
               <w:spacing w:after="10" w:before="0"/>
               <w:ind w:left="120"/>
             </w:pPr>
-            <w:hyperlink w:history="1" r:id="rIdmoyastpzoxpfw3culkwvr">
+            <w:hyperlink w:history="1" r:id="rId6dub0q3gazlod9e4ao22z">
               <w:r>
                 <w:rPr>
                   <w:rFonts w:ascii="Arial" w:cs="Arial" w:eastAsia="Arial" w:hAnsi="Arial"/>
@@ -3605,7 +3605,7 @@
             <w:pPr>
               <w:spacing w:after="20" w:before="0"/>
             </w:pPr>
-            <w:hyperlink w:history="1" r:id="rIdutwn9q-fkfkh8zkwnfjuc">
+            <w:hyperlink w:history="1" r:id="rIddqri-2fhvyhrrwyxtrnrd">
               <w:r>
                 <w:rPr>
                   <w:rFonts w:ascii="Arial" w:cs="Arial" w:eastAsia="Arial" w:hAnsi="Arial"/>
@@ -3638,7 +3638,7 @@
               <w:spacing w:after="10" w:before="0"/>
               <w:ind w:left="120"/>
             </w:pPr>
-            <w:hyperlink w:history="1" r:id="rIdvuxbpfnxhfmzdiycdjsaz">
+            <w:hyperlink w:history="1" r:id="rIdjglppi0aqixmq_r8m9rcl">
               <w:r>
                 <w:rPr>
                   <w:rFonts w:ascii="Arial" w:cs="Arial" w:eastAsia="Arial" w:hAnsi="Arial"/>
@@ -3833,7 +3833,7 @@
             <w:pPr>
               <w:spacing w:after="20" w:before="0"/>
             </w:pPr>
-            <w:hyperlink w:history="1" r:id="rId-h3e_wbx8-vb65gruteoi">
+            <w:hyperlink w:history="1" r:id="rIdjcd_hhsdx98qgpgcbtgoy">
               <w:r>
                 <w:rPr>
                   <w:rFonts w:ascii="Arial" w:cs="Arial" w:eastAsia="Arial" w:hAnsi="Arial"/>
@@ -3866,7 +3866,7 @@
               <w:spacing w:after="10" w:before="0"/>
               <w:ind w:left="120"/>
             </w:pPr>
-            <w:hyperlink w:history="1" r:id="rIdv0bch4khq95uzvgspj1lg">
+            <w:hyperlink w:history="1" r:id="rIdouiqw8g8rszmodco-hbyr">
               <w:r>
                 <w:rPr>
                   <w:rFonts w:ascii="Arial" w:cs="Arial" w:eastAsia="Arial" w:hAnsi="Arial"/>
@@ -3911,7 +3911,7 @@
             <w:pPr>
               <w:spacing w:after="20" w:before="0"/>
             </w:pPr>
-            <w:hyperlink w:history="1" r:id="rIdbolm3ivt48z3ochacryuc">
+            <w:hyperlink w:history="1" r:id="rIdghqcpzlk9e096oqi_qqqy">
               <w:r>
                 <w:rPr>
                   <w:rFonts w:ascii="Arial" w:cs="Arial" w:eastAsia="Arial" w:hAnsi="Arial"/>
@@ -3944,7 +3944,7 @@
               <w:spacing w:after="10" w:before="0"/>
               <w:ind w:left="120"/>
             </w:pPr>
-            <w:hyperlink w:history="1" r:id="rIdkxdnl5potxcazzpuen4fc">
+            <w:hyperlink w:history="1" r:id="rIdlareymcbiuiq2av7ej3zh">
               <w:r>
                 <w:rPr>
                   <w:rFonts w:ascii="Arial" w:cs="Arial" w:eastAsia="Arial" w:hAnsi="Arial"/>
@@ -4139,7 +4139,7 @@
             <w:pPr>
               <w:spacing w:after="20" w:before="0"/>
             </w:pPr>
-            <w:hyperlink w:history="1" r:id="rId7llpb4yqe7rzetpqqyzsi">
+            <w:hyperlink w:history="1" r:id="rIdc_ya81bwmoqjqin5zkm4v">
               <w:r>
                 <w:rPr>
                   <w:rFonts w:ascii="Arial" w:cs="Arial" w:eastAsia="Arial" w:hAnsi="Arial"/>
@@ -4172,7 +4172,7 @@
               <w:spacing w:after="10" w:before="0"/>
               <w:ind w:left="120"/>
             </w:pPr>
-            <w:hyperlink w:history="1" r:id="rIdgq3dxwcyzofwlglvsn5bl">
+            <w:hyperlink w:history="1" r:id="rIdt6gqvh6momkofsfqwzo77">
               <w:r>
                 <w:rPr>
                   <w:rFonts w:ascii="Arial" w:cs="Arial" w:eastAsia="Arial" w:hAnsi="Arial"/>
@@ -4217,7 +4217,7 @@
             <w:pPr>
               <w:spacing w:after="20" w:before="0"/>
             </w:pPr>
-            <w:hyperlink w:history="1" r:id="rIdl0rim9swbzheb-yqrookt">
+            <w:hyperlink w:history="1" r:id="rIdykqj8o5hd0nfzuwdphfid">
               <w:r>
                 <w:rPr>
                   <w:rFonts w:ascii="Arial" w:cs="Arial" w:eastAsia="Arial" w:hAnsi="Arial"/>
@@ -4250,7 +4250,7 @@
               <w:spacing w:after="10" w:before="0"/>
               <w:ind w:left="120"/>
             </w:pPr>
-            <w:hyperlink w:history="1" r:id="rIdk2s2opnqk4weimws3ai3m">
+            <w:hyperlink w:history="1" r:id="rIdctivpc4x9gwlkklb9unmp">
               <w:r>
                 <w:rPr>
                   <w:rFonts w:ascii="Arial" w:cs="Arial" w:eastAsia="Arial" w:hAnsi="Arial"/>
@@ -4445,7 +4445,7 @@
             <w:pPr>
               <w:spacing w:after="20" w:before="0"/>
             </w:pPr>
-            <w:hyperlink w:history="1" r:id="rIdvlizz4y56atdstdauo-of">
+            <w:hyperlink w:history="1" r:id="rIdr7ecs-wnpa7qk-ypgbpdj">
               <w:r>
                 <w:rPr>
                   <w:rFonts w:ascii="Arial" w:cs="Arial" w:eastAsia="Arial" w:hAnsi="Arial"/>
@@ -4478,7 +4478,7 @@
               <w:spacing w:after="10" w:before="0"/>
               <w:ind w:left="120"/>
             </w:pPr>
-            <w:hyperlink w:history="1" r:id="rIddbhhgvxexhdryz91mmkkf">
+            <w:hyperlink w:history="1" r:id="rIdl5jcqwdz_hgsraqqci62c">
               <w:r>
                 <w:rPr>
                   <w:rFonts w:ascii="Arial" w:cs="Arial" w:eastAsia="Arial" w:hAnsi="Arial"/>
@@ -4523,7 +4523,7 @@
             <w:pPr>
               <w:spacing w:after="20" w:before="0"/>
             </w:pPr>
-            <w:hyperlink w:history="1" r:id="rIdwihdipoa9bwc_1se9vmpm">
+            <w:hyperlink w:history="1" r:id="rIdcmmhjuljulvv0tvsinrre">
               <w:r>
                 <w:rPr>
                   <w:rFonts w:ascii="Arial" w:cs="Arial" w:eastAsia="Arial" w:hAnsi="Arial"/>
@@ -4556,7 +4556,7 @@
               <w:spacing w:after="10" w:before="0"/>
               <w:ind w:left="120"/>
             </w:pPr>
-            <w:hyperlink w:history="1" r:id="rIdsqart6ypfjk3vsu0a3x6p">
+            <w:hyperlink w:history="1" r:id="rIdo324frbuei9kalb2oyh-z">
               <w:r>
                 <w:rPr>
                   <w:rFonts w:ascii="Arial" w:cs="Arial" w:eastAsia="Arial" w:hAnsi="Arial"/>
@@ -4751,7 +4751,7 @@
             <w:pPr>
               <w:spacing w:after="20" w:before="0"/>
             </w:pPr>
-            <w:hyperlink w:history="1" r:id="rIdh0nov2ovdf9mhlagjz724">
+            <w:hyperlink w:history="1" r:id="rIdr9jewiutvx_g48zgrqy_y">
               <w:r>
                 <w:rPr>
                   <w:rFonts w:ascii="Arial" w:cs="Arial" w:eastAsia="Arial" w:hAnsi="Arial"/>
@@ -4784,7 +4784,7 @@
               <w:spacing w:after="10" w:before="0"/>
               <w:ind w:left="120"/>
             </w:pPr>
-            <w:hyperlink w:history="1" r:id="rIdwhwnoftujpeldir1iqurn">
+            <w:hyperlink w:history="1" r:id="rIdcinequ5yrqwmbixipw5tf">
               <w:r>
                 <w:rPr>
                   <w:rFonts w:ascii="Arial" w:cs="Arial" w:eastAsia="Arial" w:hAnsi="Arial"/>
@@ -4829,7 +4829,7 @@
             <w:pPr>
               <w:spacing w:after="20" w:before="0"/>
             </w:pPr>
-            <w:hyperlink w:history="1" r:id="rIdncmfm06v70dcsrrssikgt">
+            <w:hyperlink w:history="1" r:id="rIdac6eihbcstactlvqgbaa9">
               <w:r>
                 <w:rPr>
                   <w:rFonts w:ascii="Arial" w:cs="Arial" w:eastAsia="Arial" w:hAnsi="Arial"/>
@@ -4862,7 +4862,7 @@
               <w:spacing w:after="10" w:before="0"/>
               <w:ind w:left="120"/>
             </w:pPr>
-            <w:hyperlink w:history="1" r:id="rIduckeokjjz9xtnaognnnh2">
+            <w:hyperlink w:history="1" r:id="rId_xecyrtiuz7rfonvj0aqk">
               <w:r>
                 <w:rPr>
                   <w:rFonts w:ascii="Arial" w:cs="Arial" w:eastAsia="Arial" w:hAnsi="Arial"/>
@@ -5526,7 +5526,7 @@
         </w:rPr>
         <w:t xml:space="preserve">© 2026 SeaVuria and ARES. Aligned with KICD objectives. Developed by SeaVuria; technical implementation by ARES (with AI assistance from Claude). Licensed under </w:t>
       </w:r>
-      <w:hyperlink w:history="1" r:id="rIdxhi0gpwwjbrqib9l5mhie">
+      <w:hyperlink w:history="1" r:id="rIdoub6gq-kp2u1cjirzfrg2">
         <w:r>
           <w:rPr>
             <w:rFonts w:ascii="Arial" w:cs="Arial" w:eastAsia="Arial" w:hAnsi="Arial"/>
@@ -5547,7 +5547,7 @@
         </w:rPr>
         <w:t xml:space="preserve"> (</w:t>
       </w:r>
-      <w:hyperlink w:history="1" r:id="rIdrsbvls1y2www95oetpg7t">
+      <w:hyperlink w:history="1" r:id="rIdbh_ynsvd1cidfyks7tjjt">
         <w:r>
           <w:rPr>
             <w:rFonts w:ascii="Arial" w:cs="Arial" w:eastAsia="Arial" w:hAnsi="Arial"/>
@@ -6719,7 +6719,7 @@
             <w:pPr>
               <w:spacing w:after="20" w:before="0"/>
             </w:pPr>
-            <w:hyperlink w:history="1" r:id="rIdtcvxnvpdoldaum6uly_7e">
+            <w:hyperlink w:history="1" r:id="rId-fs83vsurjvnj40fpbln_">
               <w:r>
                 <w:rPr>
                   <w:rFonts w:ascii="Arial" w:cs="Arial" w:eastAsia="Arial" w:hAnsi="Arial"/>
@@ -6752,7 +6752,7 @@
               <w:spacing w:after="10" w:before="0"/>
               <w:ind w:left="120"/>
             </w:pPr>
-            <w:hyperlink w:history="1" r:id="rIdedebqj6x_iha3cnvmwyjc">
+            <w:hyperlink w:history="1" r:id="rIdlc8aknbr-cauax59oyu28">
               <w:r>
                 <w:rPr>
                   <w:rFonts w:ascii="Arial" w:cs="Arial" w:eastAsia="Arial" w:hAnsi="Arial"/>
@@ -6797,7 +6797,7 @@
             <w:pPr>
               <w:spacing w:after="20" w:before="0"/>
             </w:pPr>
-            <w:hyperlink w:history="1" r:id="rIdtcsa_fau6vzmrcfgehmtd">
+            <w:hyperlink w:history="1" r:id="rIdipwxu7dmnpvbfdnlj2v7g">
               <w:r>
                 <w:rPr>
                   <w:rFonts w:ascii="Arial" w:cs="Arial" w:eastAsia="Arial" w:hAnsi="Arial"/>
@@ -6830,7 +6830,7 @@
               <w:spacing w:after="10" w:before="0"/>
               <w:ind w:left="120"/>
             </w:pPr>
-            <w:hyperlink w:history="1" r:id="rIdjkag-370oamujaih3qyji">
+            <w:hyperlink w:history="1" r:id="rIdlvr-j23uv67b39ouhtaqr">
               <w:r>
                 <w:rPr>
                   <w:rFonts w:ascii="Arial" w:cs="Arial" w:eastAsia="Arial" w:hAnsi="Arial"/>
@@ -7025,7 +7025,7 @@
             <w:pPr>
               <w:spacing w:after="20" w:before="0"/>
             </w:pPr>
-            <w:hyperlink w:history="1" r:id="rIdze1xfvvc1e3h4eyrnqaer">
+            <w:hyperlink w:history="1" r:id="rIdfwfmix52g4vczzkemaglb">
               <w:r>
                 <w:rPr>
                   <w:rFonts w:ascii="Arial" w:cs="Arial" w:eastAsia="Arial" w:hAnsi="Arial"/>
@@ -7058,7 +7058,7 @@
               <w:spacing w:after="10" w:before="0"/>
               <w:ind w:left="120"/>
             </w:pPr>
-            <w:hyperlink w:history="1" r:id="rIdvmfymqdqdksp4bwmedrvg">
+            <w:hyperlink w:history="1" r:id="rIdb0zdtevbc7ljnzxdwraag">
               <w:r>
                 <w:rPr>
                   <w:rFonts w:ascii="Arial" w:cs="Arial" w:eastAsia="Arial" w:hAnsi="Arial"/>
@@ -7103,7 +7103,7 @@
             <w:pPr>
               <w:spacing w:after="20" w:before="0"/>
             </w:pPr>
-            <w:hyperlink w:history="1" r:id="rIdtkppyrd3eepb9edthxilw">
+            <w:hyperlink w:history="1" r:id="rIddueimz59ior6gxrgy54lc">
               <w:r>
                 <w:rPr>
                   <w:rFonts w:ascii="Arial" w:cs="Arial" w:eastAsia="Arial" w:hAnsi="Arial"/>
@@ -7136,7 +7136,7 @@
               <w:spacing w:after="10" w:before="0"/>
               <w:ind w:left="120"/>
             </w:pPr>
-            <w:hyperlink w:history="1" r:id="rIdk48tli5rilp1qnonrfst3">
+            <w:hyperlink w:history="1" r:id="rIdcwrfemm_qidfjs23yzc16">
               <w:r>
                 <w:rPr>
                   <w:rFonts w:ascii="Arial" w:cs="Arial" w:eastAsia="Arial" w:hAnsi="Arial"/>
@@ -7331,7 +7331,7 @@
             <w:pPr>
               <w:spacing w:after="20" w:before="0"/>
             </w:pPr>
-            <w:hyperlink w:history="1" r:id="rIdtacpvsotuymer7egjaatd">
+            <w:hyperlink w:history="1" r:id="rIdglrlj8y83hqsso5oonhcd">
               <w:r>
                 <w:rPr>
                   <w:rFonts w:ascii="Arial" w:cs="Arial" w:eastAsia="Arial" w:hAnsi="Arial"/>
@@ -7364,7 +7364,7 @@
               <w:spacing w:after="10" w:before="0"/>
               <w:ind w:left="120"/>
             </w:pPr>
-            <w:hyperlink w:history="1" r:id="rIdmdgats1ruqcogx7vai4sf">
+            <w:hyperlink w:history="1" r:id="rIddonmmer_pnntdyvb3a_as">
               <w:r>
                 <w:rPr>
                   <w:rFonts w:ascii="Arial" w:cs="Arial" w:eastAsia="Arial" w:hAnsi="Arial"/>
@@ -7409,7 +7409,7 @@
             <w:pPr>
               <w:spacing w:after="20" w:before="0"/>
             </w:pPr>
-            <w:hyperlink w:history="1" r:id="rIdgliqubyxnpr9gfsdei4u0">
+            <w:hyperlink w:history="1" r:id="rIdocxovjbsgh7elzjerwdou">
               <w:r>
                 <w:rPr>
                   <w:rFonts w:ascii="Arial" w:cs="Arial" w:eastAsia="Arial" w:hAnsi="Arial"/>
@@ -7442,7 +7442,7 @@
               <w:spacing w:after="10" w:before="0"/>
               <w:ind w:left="120"/>
             </w:pPr>
-            <w:hyperlink w:history="1" r:id="rIdcbupu-uapgfxxeye2zsiv">
+            <w:hyperlink w:history="1" r:id="rId6xgwx7q-d5nrykmggb13u">
               <w:r>
                 <w:rPr>
                   <w:rFonts w:ascii="Arial" w:cs="Arial" w:eastAsia="Arial" w:hAnsi="Arial"/>
@@ -7637,7 +7637,7 @@
             <w:pPr>
               <w:spacing w:after="20" w:before="0"/>
             </w:pPr>
-            <w:hyperlink w:history="1" r:id="rIdavrbusrxxo3atnvq2t1kh">
+            <w:hyperlink w:history="1" r:id="rIdruy4rtr33sqjtjtpezro3">
               <w:r>
                 <w:rPr>
                   <w:rFonts w:ascii="Arial" w:cs="Arial" w:eastAsia="Arial" w:hAnsi="Arial"/>
@@ -7670,7 +7670,7 @@
               <w:spacing w:after="10" w:before="0"/>
               <w:ind w:left="120"/>
             </w:pPr>
-            <w:hyperlink w:history="1" r:id="rIdmvsgifejjarpap04jr06n">
+            <w:hyperlink w:history="1" r:id="rIdpselejoldmusqka3rgxzu">
               <w:r>
                 <w:rPr>
                   <w:rFonts w:ascii="Arial" w:cs="Arial" w:eastAsia="Arial" w:hAnsi="Arial"/>
@@ -7715,7 +7715,7 @@
             <w:pPr>
               <w:spacing w:after="20" w:before="0"/>
             </w:pPr>
-            <w:hyperlink w:history="1" r:id="rIdcr_qxit0q30it6g7hqgaz">
+            <w:hyperlink w:history="1" r:id="rIdzlgtdvsqs-hmyqriacckh">
               <w:r>
                 <w:rPr>
                   <w:rFonts w:ascii="Arial" w:cs="Arial" w:eastAsia="Arial" w:hAnsi="Arial"/>
@@ -7748,7 +7748,7 @@
               <w:spacing w:after="10" w:before="0"/>
               <w:ind w:left="120"/>
             </w:pPr>
-            <w:hyperlink w:history="1" r:id="rIdzg0wjzzqwtpdqorinzh_d">
+            <w:hyperlink w:history="1" r:id="rIdfezaubejf34a-0wc5zlhv">
               <w:r>
                 <w:rPr>
                   <w:rFonts w:ascii="Arial" w:cs="Arial" w:eastAsia="Arial" w:hAnsi="Arial"/>
@@ -7943,7 +7943,7 @@
             <w:pPr>
               <w:spacing w:after="20" w:before="0"/>
             </w:pPr>
-            <w:hyperlink w:history="1" r:id="rIdllxe9qzjcpuwyybehewzj">
+            <w:hyperlink w:history="1" r:id="rIdpxx-l6qnxctmdavynambm">
               <w:r>
                 <w:rPr>
                   <w:rFonts w:ascii="Arial" w:cs="Arial" w:eastAsia="Arial" w:hAnsi="Arial"/>
@@ -7976,7 +7976,7 @@
               <w:spacing w:after="10" w:before="0"/>
               <w:ind w:left="120"/>
             </w:pPr>
-            <w:hyperlink w:history="1" r:id="rIdducu4uzjvgdcmaquz3abx">
+            <w:hyperlink w:history="1" r:id="rIdpdn_qvs8f-enemcyrwzkw">
               <w:r>
                 <w:rPr>
                   <w:rFonts w:ascii="Arial" w:cs="Arial" w:eastAsia="Arial" w:hAnsi="Arial"/>
@@ -8021,7 +8021,7 @@
             <w:pPr>
               <w:spacing w:after="20" w:before="0"/>
             </w:pPr>
-            <w:hyperlink w:history="1" r:id="rIdkaphithdkyaqc07eyj8lz">
+            <w:hyperlink w:history="1" r:id="rIdsi5z37rgjqttratwdeft_">
               <w:r>
                 <w:rPr>
                   <w:rFonts w:ascii="Arial" w:cs="Arial" w:eastAsia="Arial" w:hAnsi="Arial"/>
@@ -8054,7 +8054,7 @@
               <w:spacing w:after="10" w:before="0"/>
               <w:ind w:left="120"/>
             </w:pPr>
-            <w:hyperlink w:history="1" r:id="rIdrmi0vnencvu0zgu5lqpws">
+            <w:hyperlink w:history="1" r:id="rIdaugqh0f7j622ods6jg3ge">
               <w:r>
                 <w:rPr>
                   <w:rFonts w:ascii="Arial" w:cs="Arial" w:eastAsia="Arial" w:hAnsi="Arial"/>
@@ -8566,7 +8566,7 @@
         </w:rPr>
         <w:t xml:space="preserve">© 2026 SeaVuria and ARES. Aligned with KICD objectives. Developed by SeaVuria; technical implementation by ARES (with AI assistance from Claude). Licensed under </w:t>
       </w:r>
-      <w:hyperlink w:history="1" r:id="rIdvdcv8pfvetdmbplftpbfr">
+      <w:hyperlink w:history="1" r:id="rIdxso57qjzl8-kqfhvmgqvi">
         <w:r>
           <w:rPr>
             <w:rFonts w:ascii="Arial" w:cs="Arial" w:eastAsia="Arial" w:hAnsi="Arial"/>
@@ -8587,7 +8587,7 @@
         </w:rPr>
         <w:t xml:space="preserve"> (</w:t>
       </w:r>
-      <w:hyperlink w:history="1" r:id="rIdubs10x3sliw--thyqlxbi">
+      <w:hyperlink w:history="1" r:id="rIdtr9ykyp9wtmjalz7lm6vx">
         <w:r>
           <w:rPr>
             <w:rFonts w:ascii="Arial" w:cs="Arial" w:eastAsia="Arial" w:hAnsi="Arial"/>
@@ -9759,7 +9759,7 @@
             <w:pPr>
               <w:spacing w:after="20" w:before="0"/>
             </w:pPr>
-            <w:hyperlink w:history="1" r:id="rIdttm5gfa1m9gtlo4u9wixo">
+            <w:hyperlink w:history="1" r:id="rIdxuahncdzlqlysqvswlwxw">
               <w:r>
                 <w:rPr>
                   <w:rFonts w:ascii="Arial" w:cs="Arial" w:eastAsia="Arial" w:hAnsi="Arial"/>
@@ -9792,7 +9792,7 @@
               <w:spacing w:after="10" w:before="0"/>
               <w:ind w:left="120"/>
             </w:pPr>
-            <w:hyperlink w:history="1" r:id="rIdht0qhcdaocnu656wal-fj">
+            <w:hyperlink w:history="1" r:id="rId0czh6zlnroexlac9xigtu">
               <w:r>
                 <w:rPr>
                   <w:rFonts w:ascii="Arial" w:cs="Arial" w:eastAsia="Arial" w:hAnsi="Arial"/>
@@ -9837,7 +9837,7 @@
             <w:pPr>
               <w:spacing w:after="20" w:before="0"/>
             </w:pPr>
-            <w:hyperlink w:history="1" r:id="rIduzxm7wd4bbsiald6l5dmd">
+            <w:hyperlink w:history="1" r:id="rIdjpei9we6_f4ciehtxqoo-">
               <w:r>
                 <w:rPr>
                   <w:rFonts w:ascii="Arial" w:cs="Arial" w:eastAsia="Arial" w:hAnsi="Arial"/>
@@ -9870,7 +9870,7 @@
               <w:spacing w:after="10" w:before="0"/>
               <w:ind w:left="120"/>
             </w:pPr>
-            <w:hyperlink w:history="1" r:id="rIdgj9ra7rrkbgwv24hf8zaa">
+            <w:hyperlink w:history="1" r:id="rIdtz27-zztywidjxsp-5eto">
               <w:r>
                 <w:rPr>
                   <w:rFonts w:ascii="Arial" w:cs="Arial" w:eastAsia="Arial" w:hAnsi="Arial"/>
@@ -10065,7 +10065,7 @@
             <w:pPr>
               <w:spacing w:after="20" w:before="0"/>
             </w:pPr>
-            <w:hyperlink w:history="1" r:id="rIdt-cedkxwmwnzushvul9zg">
+            <w:hyperlink w:history="1" r:id="rIdw4va9qq5kl7_j8irgbz_m">
               <w:r>
                 <w:rPr>
                   <w:rFonts w:ascii="Arial" w:cs="Arial" w:eastAsia="Arial" w:hAnsi="Arial"/>
@@ -10098,7 +10098,7 @@
               <w:spacing w:after="10" w:before="0"/>
               <w:ind w:left="120"/>
             </w:pPr>
-            <w:hyperlink w:history="1" r:id="rIdx559pubveagv_d6nrp5di">
+            <w:hyperlink w:history="1" r:id="rId2xhrnkistv-aohv3rqzgy">
               <w:r>
                 <w:rPr>
                   <w:rFonts w:ascii="Arial" w:cs="Arial" w:eastAsia="Arial" w:hAnsi="Arial"/>
@@ -10143,7 +10143,7 @@
             <w:pPr>
               <w:spacing w:after="20" w:before="0"/>
             </w:pPr>
-            <w:hyperlink w:history="1" r:id="rIdrbgp-phskuu8ul58mqdwm">
+            <w:hyperlink w:history="1" r:id="rId1-3jwb_xjk2cel8myjacb">
               <w:r>
                 <w:rPr>
                   <w:rFonts w:ascii="Arial" w:cs="Arial" w:eastAsia="Arial" w:hAnsi="Arial"/>
@@ -10176,7 +10176,7 @@
               <w:spacing w:after="10" w:before="0"/>
               <w:ind w:left="120"/>
             </w:pPr>
-            <w:hyperlink w:history="1" r:id="rIdvqs1brisdke7-780ndznq">
+            <w:hyperlink w:history="1" r:id="rId0znfbganje0whknxdrfmk">
               <w:r>
                 <w:rPr>
                   <w:rFonts w:ascii="Arial" w:cs="Arial" w:eastAsia="Arial" w:hAnsi="Arial"/>
@@ -10371,7 +10371,7 @@
             <w:pPr>
               <w:spacing w:after="20" w:before="0"/>
             </w:pPr>
-            <w:hyperlink w:history="1" r:id="rIdrznqrpkd6i1q3tk1dbp26">
+            <w:hyperlink w:history="1" r:id="rIdkzlhgyy4h2-lospd1-vno">
               <w:r>
                 <w:rPr>
                   <w:rFonts w:ascii="Arial" w:cs="Arial" w:eastAsia="Arial" w:hAnsi="Arial"/>
@@ -10404,7 +10404,7 @@
               <w:spacing w:after="10" w:before="0"/>
               <w:ind w:left="120"/>
             </w:pPr>
-            <w:hyperlink w:history="1" r:id="rId_25n1ypgvieki4xojrf47">
+            <w:hyperlink w:history="1" r:id="rIdmwk7b0u5nodtpkdd1jvby">
               <w:r>
                 <w:rPr>
                   <w:rFonts w:ascii="Arial" w:cs="Arial" w:eastAsia="Arial" w:hAnsi="Arial"/>
@@ -10449,7 +10449,7 @@
             <w:pPr>
               <w:spacing w:after="20" w:before="0"/>
             </w:pPr>
-            <w:hyperlink w:history="1" r:id="rId8gzm_d0qqawj3cdivn44h">
+            <w:hyperlink w:history="1" r:id="rIdzxgod5vd8on-s7jihgpa1">
               <w:r>
                 <w:rPr>
                   <w:rFonts w:ascii="Arial" w:cs="Arial" w:eastAsia="Arial" w:hAnsi="Arial"/>
@@ -10482,7 +10482,7 @@
               <w:spacing w:after="10" w:before="0"/>
               <w:ind w:left="120"/>
             </w:pPr>
-            <w:hyperlink w:history="1" r:id="rIddnq06czlstt5hpfpstt7u">
+            <w:hyperlink w:history="1" r:id="rIdwxq1fcu42kp-wyxupak0b">
               <w:r>
                 <w:rPr>
                   <w:rFonts w:ascii="Arial" w:cs="Arial" w:eastAsia="Arial" w:hAnsi="Arial"/>
@@ -10677,7 +10677,7 @@
             <w:pPr>
               <w:spacing w:after="20" w:before="0"/>
             </w:pPr>
-            <w:hyperlink w:history="1" r:id="rIdczgrvye_wbfjptl-eznai">
+            <w:hyperlink w:history="1" r:id="rIdqkb86v0jcvmrsa_2khjn_">
               <w:r>
                 <w:rPr>
                   <w:rFonts w:ascii="Arial" w:cs="Arial" w:eastAsia="Arial" w:hAnsi="Arial"/>
@@ -10710,7 +10710,7 @@
               <w:spacing w:after="10" w:before="0"/>
               <w:ind w:left="120"/>
             </w:pPr>
-            <w:hyperlink w:history="1" r:id="rId1d1_v0ccyp69crfmbvgcr">
+            <w:hyperlink w:history="1" r:id="rIdpcy7xx2sfhnzrfgz1jlgt">
               <w:r>
                 <w:rPr>
                   <w:rFonts w:ascii="Arial" w:cs="Arial" w:eastAsia="Arial" w:hAnsi="Arial"/>
@@ -10755,7 +10755,7 @@
             <w:pPr>
               <w:spacing w:after="20" w:before="0"/>
             </w:pPr>
-            <w:hyperlink w:history="1" r:id="rId52r4lyichccknprni337w">
+            <w:hyperlink w:history="1" r:id="rIdunhagbhszjiggqanjpy1w">
               <w:r>
                 <w:rPr>
                   <w:rFonts w:ascii="Arial" w:cs="Arial" w:eastAsia="Arial" w:hAnsi="Arial"/>
@@ -10788,7 +10788,7 @@
               <w:spacing w:after="10" w:before="0"/>
               <w:ind w:left="120"/>
             </w:pPr>
-            <w:hyperlink w:history="1" r:id="rIde9nd32xfax8icwcorgcxu">
+            <w:hyperlink w:history="1" r:id="rIdkyrky2xiyceubl5w0-q0i">
               <w:r>
                 <w:rPr>
                   <w:rFonts w:ascii="Arial" w:cs="Arial" w:eastAsia="Arial" w:hAnsi="Arial"/>
@@ -10983,7 +10983,7 @@
             <w:pPr>
               <w:spacing w:after="20" w:before="0"/>
             </w:pPr>
-            <w:hyperlink w:history="1" r:id="rId_unhffbdlhdsragqyrugr">
+            <w:hyperlink w:history="1" r:id="rIdgvx1x2qfqbwaa1ji_ht6t">
               <w:r>
                 <w:rPr>
                   <w:rFonts w:ascii="Arial" w:cs="Arial" w:eastAsia="Arial" w:hAnsi="Arial"/>
@@ -11032,7 +11032,7 @@
               <w:spacing w:after="10" w:before="0"/>
               <w:ind w:left="120"/>
             </w:pPr>
-            <w:hyperlink w:history="1" r:id="rIdl-bzewxr6mgxemftxvkdw">
+            <w:hyperlink w:history="1" r:id="rIdqgqdjfakn9aiwrqwava7d">
               <w:r>
                 <w:rPr>
                   <w:rFonts w:ascii="Arial" w:cs="Arial" w:eastAsia="Arial" w:hAnsi="Arial"/>
@@ -11077,7 +11077,7 @@
             <w:pPr>
               <w:spacing w:after="20" w:before="0"/>
             </w:pPr>
-            <w:hyperlink w:history="1" r:id="rIdozgjfpvu78fmldf_ef7v-">
+            <w:hyperlink w:history="1" r:id="rIdkzzgpkoc6rqnq3evrlpg1">
               <w:r>
                 <w:rPr>
                   <w:rFonts w:ascii="Arial" w:cs="Arial" w:eastAsia="Arial" w:hAnsi="Arial"/>
@@ -11110,7 +11110,7 @@
               <w:spacing w:after="10" w:before="0"/>
               <w:ind w:left="120"/>
             </w:pPr>
-            <w:hyperlink w:history="1" r:id="rIdgqt71xuh1uxy7ai7oarnd">
+            <w:hyperlink w:history="1" r:id="rId5e3lvizuhbq1fx8hlvsr5">
               <w:r>
                 <w:rPr>
                   <w:rFonts w:ascii="Arial" w:cs="Arial" w:eastAsia="Arial" w:hAnsi="Arial"/>
@@ -11622,7 +11622,7 @@
         </w:rPr>
         <w:t xml:space="preserve">© 2026 SeaVuria and ARES. Aligned with KICD objectives. Developed by SeaVuria; technical implementation by ARES (with AI assistance from Claude). Licensed under </w:t>
       </w:r>
-      <w:hyperlink w:history="1" r:id="rIdhohumgfvi3czlrwrhgkbr">
+      <w:hyperlink w:history="1" r:id="rIdvzxofriypb5k9t93fio2d">
         <w:r>
           <w:rPr>
             <w:rFonts w:ascii="Arial" w:cs="Arial" w:eastAsia="Arial" w:hAnsi="Arial"/>
@@ -11643,7 +11643,7 @@
         </w:rPr>
         <w:t xml:space="preserve"> (</w:t>
       </w:r>
-      <w:hyperlink w:history="1" r:id="rIdmwdr0_z8ydjzh8cwvnawp">
+      <w:hyperlink w:history="1" r:id="rId3taszqoi2xnyzlx8k7kgl">
         <w:r>
           <w:rPr>
             <w:rFonts w:ascii="Arial" w:cs="Arial" w:eastAsia="Arial" w:hAnsi="Arial"/>
@@ -12815,7 +12815,7 @@
             <w:pPr>
               <w:spacing w:after="20" w:before="0"/>
             </w:pPr>
-            <w:hyperlink w:history="1" r:id="rIddk8na-wedtc5p87ghuich">
+            <w:hyperlink w:history="1" r:id="rIdh0y4mm4dn_nzy-lcfxryz">
               <w:r>
                 <w:rPr>
                   <w:rFonts w:ascii="Arial" w:cs="Arial" w:eastAsia="Arial" w:hAnsi="Arial"/>
@@ -12848,7 +12848,7 @@
               <w:spacing w:after="10" w:before="0"/>
               <w:ind w:left="120"/>
             </w:pPr>
-            <w:hyperlink w:history="1" r:id="rId-m3erll14miiparto5nqk">
+            <w:hyperlink w:history="1" r:id="rIdk6ofwdpuqw1j8gaaqu6kn">
               <w:r>
                 <w:rPr>
                   <w:rFonts w:ascii="Arial" w:cs="Arial" w:eastAsia="Arial" w:hAnsi="Arial"/>
@@ -12893,7 +12893,7 @@
             <w:pPr>
               <w:spacing w:after="20" w:before="0"/>
             </w:pPr>
-            <w:hyperlink w:history="1" r:id="rId5emu5flld4eldvurujam9">
+            <w:hyperlink w:history="1" r:id="rIdiy-zynqmqze_kvfot4grr">
               <w:r>
                 <w:rPr>
                   <w:rFonts w:ascii="Arial" w:cs="Arial" w:eastAsia="Arial" w:hAnsi="Arial"/>
@@ -12926,7 +12926,7 @@
               <w:spacing w:after="10" w:before="0"/>
               <w:ind w:left="120"/>
             </w:pPr>
-            <w:hyperlink w:history="1" r:id="rIdmgmid63_mfk9aw083qhad">
+            <w:hyperlink w:history="1" r:id="rIdrhyynn9ttocsjhoypmyvr">
               <w:r>
                 <w:rPr>
                   <w:rFonts w:ascii="Arial" w:cs="Arial" w:eastAsia="Arial" w:hAnsi="Arial"/>
@@ -13121,7 +13121,7 @@
             <w:pPr>
               <w:spacing w:after="20" w:before="0"/>
             </w:pPr>
-            <w:hyperlink w:history="1" r:id="rIdimgixlfhspe4fziptldi_">
+            <w:hyperlink w:history="1" r:id="rIdriuxtjnqnj6ghxsonqa0o">
               <w:r>
                 <w:rPr>
                   <w:rFonts w:ascii="Arial" w:cs="Arial" w:eastAsia="Arial" w:hAnsi="Arial"/>
@@ -13154,7 +13154,7 @@
               <w:spacing w:after="10" w:before="0"/>
               <w:ind w:left="120"/>
             </w:pPr>
-            <w:hyperlink w:history="1" r:id="rIdjf8n2ghuzyxefczpayx2d">
+            <w:hyperlink w:history="1" r:id="rIdbv8scldopxxvay2qhxv5w">
               <w:r>
                 <w:rPr>
                   <w:rFonts w:ascii="Arial" w:cs="Arial" w:eastAsia="Arial" w:hAnsi="Arial"/>
@@ -13199,7 +13199,7 @@
             <w:pPr>
               <w:spacing w:after="20" w:before="0"/>
             </w:pPr>
-            <w:hyperlink w:history="1" r:id="rIdlcxxo8mvojz-nrfmhlarp">
+            <w:hyperlink w:history="1" r:id="rIdaol5gg3ganjiw07u0nau2">
               <w:r>
                 <w:rPr>
                   <w:rFonts w:ascii="Arial" w:cs="Arial" w:eastAsia="Arial" w:hAnsi="Arial"/>
@@ -13232,7 +13232,7 @@
               <w:spacing w:after="10" w:before="0"/>
               <w:ind w:left="120"/>
             </w:pPr>
-            <w:hyperlink w:history="1" r:id="rIdagbk3ebpvdzjj4b9v-e24">
+            <w:hyperlink w:history="1" r:id="rId7x-tqim54xwbqeq0infl-">
               <w:r>
                 <w:rPr>
                   <w:rFonts w:ascii="Arial" w:cs="Arial" w:eastAsia="Arial" w:hAnsi="Arial"/>
@@ -13427,7 +13427,7 @@
             <w:pPr>
               <w:spacing w:after="20" w:before="0"/>
             </w:pPr>
-            <w:hyperlink w:history="1" r:id="rId9oblxytnnperxaj2il9e8">
+            <w:hyperlink w:history="1" r:id="rIdy-ewosqrl9bz3lhus30oy">
               <w:r>
                 <w:rPr>
                   <w:rFonts w:ascii="Arial" w:cs="Arial" w:eastAsia="Arial" w:hAnsi="Arial"/>
@@ -13460,7 +13460,7 @@
               <w:spacing w:after="10" w:before="0"/>
               <w:ind w:left="120"/>
             </w:pPr>
-            <w:hyperlink w:history="1" r:id="rIdgs-ehyacxlloxmo9q4fgv">
+            <w:hyperlink w:history="1" r:id="rIdhpyo7m-akfmbbl-fcassk">
               <w:r>
                 <w:rPr>
                   <w:rFonts w:ascii="Arial" w:cs="Arial" w:eastAsia="Arial" w:hAnsi="Arial"/>
@@ -13505,7 +13505,7 @@
             <w:pPr>
               <w:spacing w:after="20" w:before="0"/>
             </w:pPr>
-            <w:hyperlink w:history="1" r:id="rIdriyn8yzyon3w-7fe62e91">
+            <w:hyperlink w:history="1" r:id="rIdeducghj1hwuirv2u_xges">
               <w:r>
                 <w:rPr>
                   <w:rFonts w:ascii="Arial" w:cs="Arial" w:eastAsia="Arial" w:hAnsi="Arial"/>
@@ -13554,7 +13554,7 @@
               <w:spacing w:after="10" w:before="0"/>
               <w:ind w:left="120"/>
             </w:pPr>
-            <w:hyperlink w:history="1" r:id="rIddrps9nruvx1kh2e5v_flb">
+            <w:hyperlink w:history="1" r:id="rIdzfi38pg98admpoapwbtin">
               <w:r>
                 <w:rPr>
                   <w:rFonts w:ascii="Arial" w:cs="Arial" w:eastAsia="Arial" w:hAnsi="Arial"/>
@@ -13749,7 +13749,7 @@
             <w:pPr>
               <w:spacing w:after="20" w:before="0"/>
             </w:pPr>
-            <w:hyperlink w:history="1" r:id="rIdgivjlnznbf-if7wjr20qb">
+            <w:hyperlink w:history="1" r:id="rIduwurxbwhvyg_qq0rpilyc">
               <w:r>
                 <w:rPr>
                   <w:rFonts w:ascii="Arial" w:cs="Arial" w:eastAsia="Arial" w:hAnsi="Arial"/>
@@ -13782,7 +13782,7 @@
               <w:spacing w:after="10" w:before="0"/>
               <w:ind w:left="120"/>
             </w:pPr>
-            <w:hyperlink w:history="1" r:id="rId89keylefpiaxwp14vqiwh">
+            <w:hyperlink w:history="1" r:id="rIdd6jllyzpkzpfizbwqp7ri">
               <w:r>
                 <w:rPr>
                   <w:rFonts w:ascii="Arial" w:cs="Arial" w:eastAsia="Arial" w:hAnsi="Arial"/>
@@ -13827,7 +13827,7 @@
             <w:pPr>
               <w:spacing w:after="20" w:before="0"/>
             </w:pPr>
-            <w:hyperlink w:history="1" r:id="rId6y3qjt195xogazr2xdyg2">
+            <w:hyperlink w:history="1" r:id="rIdcdnsbn2gymlkgb8dhxcpg">
               <w:r>
                 <w:rPr>
                   <w:rFonts w:ascii="Arial" w:cs="Arial" w:eastAsia="Arial" w:hAnsi="Arial"/>
@@ -13876,7 +13876,7 @@
               <w:spacing w:after="10" w:before="0"/>
               <w:ind w:left="120"/>
             </w:pPr>
-            <w:hyperlink w:history="1" r:id="rIdirxrjkcgvjh1al0n-1l7h">
+            <w:hyperlink w:history="1" r:id="rIdey9x3a1lvjzwgw5frgiem">
               <w:r>
                 <w:rPr>
                   <w:rFonts w:ascii="Arial" w:cs="Arial" w:eastAsia="Arial" w:hAnsi="Arial"/>
@@ -14071,7 +14071,7 @@
             <w:pPr>
               <w:spacing w:after="20" w:before="0"/>
             </w:pPr>
-            <w:hyperlink w:history="1" r:id="rIdvoycbsqw4ugfgjnehmd7n">
+            <w:hyperlink w:history="1" r:id="rIdduhwxv8ybxilnf9bxmv7f">
               <w:r>
                 <w:rPr>
                   <w:rFonts w:ascii="Arial" w:cs="Arial" w:eastAsia="Arial" w:hAnsi="Arial"/>
@@ -14120,7 +14120,7 @@
               <w:spacing w:after="10" w:before="0"/>
               <w:ind w:left="120"/>
             </w:pPr>
-            <w:hyperlink w:history="1" r:id="rIdk8epoolfcfif0kjqxw1ez">
+            <w:hyperlink w:history="1" r:id="rIddyg1k_ngmibfnxdii3fnd">
               <w:r>
                 <w:rPr>
                   <w:rFonts w:ascii="Arial" w:cs="Arial" w:eastAsia="Arial" w:hAnsi="Arial"/>
@@ -14165,7 +14165,7 @@
             <w:pPr>
               <w:spacing w:after="20" w:before="0"/>
             </w:pPr>
-            <w:hyperlink w:history="1" r:id="rIdqfzj--fd-kfnbgobok_pb">
+            <w:hyperlink w:history="1" r:id="rIdy5or1xyumsii2s_zggd5w">
               <w:r>
                 <w:rPr>
                   <w:rFonts w:ascii="Arial" w:cs="Arial" w:eastAsia="Arial" w:hAnsi="Arial"/>
@@ -14214,7 +14214,7 @@
               <w:spacing w:after="10" w:before="0"/>
               <w:ind w:left="120"/>
             </w:pPr>
-            <w:hyperlink w:history="1" r:id="rIdy8aggyf13r4x9uoff3zlm">
+            <w:hyperlink w:history="1" r:id="rIdffzeb0ju8crdanyjbd3id">
               <w:r>
                 <w:rPr>
                   <w:rFonts w:ascii="Arial" w:cs="Arial" w:eastAsia="Arial" w:hAnsi="Arial"/>
@@ -14802,7 +14802,7 @@
         </w:rPr>
         <w:t xml:space="preserve">© 2026 SeaVuria and ARES. Aligned with KICD objectives. Developed by SeaVuria; technical implementation by ARES (with AI assistance from Claude). Licensed under </w:t>
       </w:r>
-      <w:hyperlink w:history="1" r:id="rIdx7qremknvbayf8dqdtbpd">
+      <w:hyperlink w:history="1" r:id="rIdlvlax6k21a6tfwjijupwo">
         <w:r>
           <w:rPr>
             <w:rFonts w:ascii="Arial" w:cs="Arial" w:eastAsia="Arial" w:hAnsi="Arial"/>
@@ -14823,7 +14823,7 @@
         </w:rPr>
         <w:t xml:space="preserve"> (</w:t>
       </w:r>
-      <w:hyperlink w:history="1" r:id="rIdcks2f5ucqrcgo63a0jrmu">
+      <w:hyperlink w:history="1" r:id="rIdj8vghbiqbjrt3ys3dxv9h">
         <w:r>
           <w:rPr>
             <w:rFonts w:ascii="Arial" w:cs="Arial" w:eastAsia="Arial" w:hAnsi="Arial"/>
@@ -16015,7 +16015,7 @@
             <w:pPr>
               <w:spacing w:after="20" w:before="0"/>
             </w:pPr>
-            <w:hyperlink w:history="1" r:id="rIdvqbv69ewhuqtng6jwtwc_">
+            <w:hyperlink w:history="1" r:id="rIdurfhxphwiwohzha6ymgpb">
               <w:r>
                 <w:rPr>
                   <w:rFonts w:ascii="Arial" w:cs="Arial" w:eastAsia="Arial" w:hAnsi="Arial"/>
@@ -16048,7 +16048,7 @@
               <w:spacing w:after="10" w:before="0"/>
               <w:ind w:left="120"/>
             </w:pPr>
-            <w:hyperlink w:history="1" r:id="rIdmh96iu2mhkrzi_4fpfog1">
+            <w:hyperlink w:history="1" r:id="rIdq364tsvsdanysyikwxmkg">
               <w:r>
                 <w:rPr>
                   <w:rFonts w:ascii="Arial" w:cs="Arial" w:eastAsia="Arial" w:hAnsi="Arial"/>
@@ -16093,7 +16093,7 @@
             <w:pPr>
               <w:spacing w:after="20" w:before="0"/>
             </w:pPr>
-            <w:hyperlink w:history="1" r:id="rIdns9rx3tzdx5xbwrcvbbtb">
+            <w:hyperlink w:history="1" r:id="rIduwzywbprxdihp77b77_i_">
               <w:r>
                 <w:rPr>
                   <w:rFonts w:ascii="Arial" w:cs="Arial" w:eastAsia="Arial" w:hAnsi="Arial"/>
@@ -16126,7 +16126,7 @@
               <w:spacing w:after="10" w:before="0"/>
               <w:ind w:left="120"/>
             </w:pPr>
-            <w:hyperlink w:history="1" r:id="rIdzedcrgwjc8wysympmwpgx">
+            <w:hyperlink w:history="1" r:id="rIdcob60lf5t80otb75nwqke">
               <w:r>
                 <w:rPr>
                   <w:rFonts w:ascii="Arial" w:cs="Arial" w:eastAsia="Arial" w:hAnsi="Arial"/>
@@ -16321,7 +16321,7 @@
             <w:pPr>
               <w:spacing w:after="20" w:before="0"/>
             </w:pPr>
-            <w:hyperlink w:history="1" r:id="rIdpbjymre3baoaewvirznjz">
+            <w:hyperlink w:history="1" r:id="rIdz8_ltfuw59y-qyr2ytvv0">
               <w:r>
                 <w:rPr>
                   <w:rFonts w:ascii="Arial" w:cs="Arial" w:eastAsia="Arial" w:hAnsi="Arial"/>
@@ -16354,7 +16354,7 @@
               <w:spacing w:after="10" w:before="0"/>
               <w:ind w:left="120"/>
             </w:pPr>
-            <w:hyperlink w:history="1" r:id="rIdxjiqy9xwrskbrpns5pz7e">
+            <w:hyperlink w:history="1" r:id="rIdvqwdxb9fvxxofui29dr4p">
               <w:r>
                 <w:rPr>
                   <w:rFonts w:ascii="Arial" w:cs="Arial" w:eastAsia="Arial" w:hAnsi="Arial"/>
@@ -16399,7 +16399,7 @@
             <w:pPr>
               <w:spacing w:after="20" w:before="0"/>
             </w:pPr>
-            <w:hyperlink w:history="1" r:id="rIdacogxslpiqggmbxetic4m">
+            <w:hyperlink w:history="1" r:id="rIdq0k7kp-x_bpuzjks25265">
               <w:r>
                 <w:rPr>
                   <w:rFonts w:ascii="Arial" w:cs="Arial" w:eastAsia="Arial" w:hAnsi="Arial"/>
@@ -16432,7 +16432,7 @@
               <w:spacing w:after="10" w:before="0"/>
               <w:ind w:left="120"/>
             </w:pPr>
-            <w:hyperlink w:history="1" r:id="rIdexj4pktjc5azza3lztlec">
+            <w:hyperlink w:history="1" r:id="rIdv0p3sivqjbacnm2kkydpl">
               <w:r>
                 <w:rPr>
                   <w:rFonts w:ascii="Arial" w:cs="Arial" w:eastAsia="Arial" w:hAnsi="Arial"/>
@@ -16627,7 +16627,7 @@
             <w:pPr>
               <w:spacing w:after="20" w:before="0"/>
             </w:pPr>
-            <w:hyperlink w:history="1" r:id="rIde9hzmjr5brjxpx295ecab">
+            <w:hyperlink w:history="1" r:id="rIdo55wgxrzrxnittcft8zdc">
               <w:r>
                 <w:rPr>
                   <w:rFonts w:ascii="Arial" w:cs="Arial" w:eastAsia="Arial" w:hAnsi="Arial"/>
@@ -16660,7 +16660,7 @@
               <w:spacing w:after="10" w:before="0"/>
               <w:ind w:left="120"/>
             </w:pPr>
-            <w:hyperlink w:history="1" r:id="rId2a861idogyyecjn5akcam">
+            <w:hyperlink w:history="1" r:id="rIdufsm9nwdkb-mpqbra2rxu">
               <w:r>
                 <w:rPr>
                   <w:rFonts w:ascii="Arial" w:cs="Arial" w:eastAsia="Arial" w:hAnsi="Arial"/>
@@ -16705,7 +16705,7 @@
             <w:pPr>
               <w:spacing w:after="20" w:before="0"/>
             </w:pPr>
-            <w:hyperlink w:history="1" r:id="rIdhimsrdsb77u7ckyvdol3q">
+            <w:hyperlink w:history="1" r:id="rIdfzp_upku8maypbfir2a_x">
               <w:r>
                 <w:rPr>
                   <w:rFonts w:ascii="Arial" w:cs="Arial" w:eastAsia="Arial" w:hAnsi="Arial"/>
@@ -16738,7 +16738,7 @@
               <w:spacing w:after="10" w:before="0"/>
               <w:ind w:left="120"/>
             </w:pPr>
-            <w:hyperlink w:history="1" r:id="rIdq8xjsknyoyy9zvfeoxwmy">
+            <w:hyperlink w:history="1" r:id="rIdtar-8lpzjtmcfp2-gnjys">
               <w:r>
                 <w:rPr>
                   <w:rFonts w:ascii="Arial" w:cs="Arial" w:eastAsia="Arial" w:hAnsi="Arial"/>
@@ -16933,7 +16933,7 @@
             <w:pPr>
               <w:spacing w:after="20" w:before="0"/>
             </w:pPr>
-            <w:hyperlink w:history="1" r:id="rId4fc-w4qqr5kyiwmcly5na">
+            <w:hyperlink w:history="1" r:id="rIdhvyegzmbqqwkgedjt2tpi">
               <w:r>
                 <w:rPr>
                   <w:rFonts w:ascii="Arial" w:cs="Arial" w:eastAsia="Arial" w:hAnsi="Arial"/>
@@ -16966,7 +16966,7 @@
               <w:spacing w:after="10" w:before="0"/>
               <w:ind w:left="120"/>
             </w:pPr>
-            <w:hyperlink w:history="1" r:id="rIdrhk105idgtdp6fiyrsdvm">
+            <w:hyperlink w:history="1" r:id="rIddtey6_ehdp33gbf_bxvux">
               <w:r>
                 <w:rPr>
                   <w:rFonts w:ascii="Arial" w:cs="Arial" w:eastAsia="Arial" w:hAnsi="Arial"/>
@@ -17011,7 +17011,7 @@
             <w:pPr>
               <w:spacing w:after="20" w:before="0"/>
             </w:pPr>
-            <w:hyperlink w:history="1" r:id="rIdy5gckvjvk7iz-okt7tp9q">
+            <w:hyperlink w:history="1" r:id="rIdoht2ylpdgxqcjrg0-af1v">
               <w:r>
                 <w:rPr>
                   <w:rFonts w:ascii="Arial" w:cs="Arial" w:eastAsia="Arial" w:hAnsi="Arial"/>
@@ -17044,7 +17044,7 @@
               <w:spacing w:after="10" w:before="0"/>
               <w:ind w:left="120"/>
             </w:pPr>
-            <w:hyperlink w:history="1" r:id="rId4fn4wtzr-shk6bxsyp6ll">
+            <w:hyperlink w:history="1" r:id="rIdn4i2kx6gl7ayts8tapj6h">
               <w:r>
                 <w:rPr>
                   <w:rFonts w:ascii="Arial" w:cs="Arial" w:eastAsia="Arial" w:hAnsi="Arial"/>
@@ -17239,7 +17239,7 @@
             <w:pPr>
               <w:spacing w:after="20" w:before="0"/>
             </w:pPr>
-            <w:hyperlink w:history="1" r:id="rIdr77tvgaginz9sznyzxdsv">
+            <w:hyperlink w:history="1" r:id="rId4l4ly932ulmgll6wdxbpp">
               <w:r>
                 <w:rPr>
                   <w:rFonts w:ascii="Arial" w:cs="Arial" w:eastAsia="Arial" w:hAnsi="Arial"/>
@@ -17272,7 +17272,7 @@
               <w:spacing w:after="10" w:before="0"/>
               <w:ind w:left="120"/>
             </w:pPr>
-            <w:hyperlink w:history="1" r:id="rIdyhdikxhqklomikkaawwo1">
+            <w:hyperlink w:history="1" r:id="rIddg0hpgdpcksuvyyi3-dct">
               <w:r>
                 <w:rPr>
                   <w:rFonts w:ascii="Arial" w:cs="Arial" w:eastAsia="Arial" w:hAnsi="Arial"/>
@@ -17317,7 +17317,7 @@
             <w:pPr>
               <w:spacing w:after="20" w:before="0"/>
             </w:pPr>
-            <w:hyperlink w:history="1" r:id="rId3ieme5hv1iqdvgskk9zzm">
+            <w:hyperlink w:history="1" r:id="rIdgfsjop8l5tfgm3pfxlnln">
               <w:r>
                 <w:rPr>
                   <w:rFonts w:ascii="Arial" w:cs="Arial" w:eastAsia="Arial" w:hAnsi="Arial"/>
@@ -17350,7 +17350,7 @@
               <w:spacing w:after="10" w:before="0"/>
               <w:ind w:left="120"/>
             </w:pPr>
-            <w:hyperlink w:history="1" r:id="rIdr9ieuyjsmcxx11resvvgf">
+            <w:hyperlink w:history="1" r:id="rId_twrxdzcaoxgfzzca8bjr">
               <w:r>
                 <w:rPr>
                   <w:rFonts w:ascii="Arial" w:cs="Arial" w:eastAsia="Arial" w:hAnsi="Arial"/>
@@ -17938,7 +17938,7 @@
         </w:rPr>
         <w:t xml:space="preserve">© 2026 SeaVuria and ARES. Aligned with KICD objectives. Developed by SeaVuria; technical implementation by ARES (with AI assistance from Claude). Licensed under </w:t>
       </w:r>
-      <w:hyperlink w:history="1" r:id="rIdsnxeev4cctcnh7rpp32l_">
+      <w:hyperlink w:history="1" r:id="rIdxus8ypqlqsgbfkm9e6vti">
         <w:r>
           <w:rPr>
             <w:rFonts w:ascii="Arial" w:cs="Arial" w:eastAsia="Arial" w:hAnsi="Arial"/>
@@ -17959,7 +17959,7 @@
         </w:rPr>
         <w:t xml:space="preserve"> (</w:t>
       </w:r>
-      <w:hyperlink w:history="1" r:id="rIdbkof6_vbrbj61yfziuvtl">
+      <w:hyperlink w:history="1" r:id="rIdk8citngeuqwvddxzbky6q">
         <w:r>
           <w:rPr>
             <w:rFonts w:ascii="Arial" w:cs="Arial" w:eastAsia="Arial" w:hAnsi="Arial"/>
@@ -19131,7 +19131,7 @@
             <w:pPr>
               <w:spacing w:after="20" w:before="0"/>
             </w:pPr>
-            <w:hyperlink w:history="1" r:id="rIdqbhisnbfpidsvxahhfbxe">
+            <w:hyperlink w:history="1" r:id="rIdcr6045lpibcp5wuwkmamp">
               <w:r>
                 <w:rPr>
                   <w:rFonts w:ascii="Arial" w:cs="Arial" w:eastAsia="Arial" w:hAnsi="Arial"/>
@@ -19164,7 +19164,7 @@
               <w:spacing w:after="10" w:before="0"/>
               <w:ind w:left="120"/>
             </w:pPr>
-            <w:hyperlink w:history="1" r:id="rId5km0sl4sjf6-eguttuzvh">
+            <w:hyperlink w:history="1" r:id="rIdigyoqxlkpeuen0_izd6pp">
               <w:r>
                 <w:rPr>
                   <w:rFonts w:ascii="Arial" w:cs="Arial" w:eastAsia="Arial" w:hAnsi="Arial"/>
@@ -19209,7 +19209,7 @@
             <w:pPr>
               <w:spacing w:after="20" w:before="0"/>
             </w:pPr>
-            <w:hyperlink w:history="1" r:id="rIdhqwvfqg0fivs5zagplqyl">
+            <w:hyperlink w:history="1" r:id="rIdyfybxuhqw3dkognfll7d8">
               <w:r>
                 <w:rPr>
                   <w:rFonts w:ascii="Arial" w:cs="Arial" w:eastAsia="Arial" w:hAnsi="Arial"/>
@@ -19242,7 +19242,7 @@
               <w:spacing w:after="10" w:before="0"/>
               <w:ind w:left="120"/>
             </w:pPr>
-            <w:hyperlink w:history="1" r:id="rIdkd9pnvqznjxdebxomydom">
+            <w:hyperlink w:history="1" r:id="rId6wfu2ntx2ip5zpixuqiox">
               <w:r>
                 <w:rPr>
                   <w:rFonts w:ascii="Arial" w:cs="Arial" w:eastAsia="Arial" w:hAnsi="Arial"/>
@@ -19437,7 +19437,7 @@
             <w:pPr>
               <w:spacing w:after="20" w:before="0"/>
             </w:pPr>
-            <w:hyperlink w:history="1" r:id="rId9rv1rj2wkehwbmvuptqk4">
+            <w:hyperlink w:history="1" r:id="rIdz3wk3j69mhvjtjgjaqqvx">
               <w:r>
                 <w:rPr>
                   <w:rFonts w:ascii="Arial" w:cs="Arial" w:eastAsia="Arial" w:hAnsi="Arial"/>
@@ -19470,7 +19470,7 @@
               <w:spacing w:after="10" w:before="0"/>
               <w:ind w:left="120"/>
             </w:pPr>
-            <w:hyperlink w:history="1" r:id="rIdbfn2bqayce6knil80-c_e">
+            <w:hyperlink w:history="1" r:id="rIdd-1fbceoeshxryv8fftxy">
               <w:r>
                 <w:rPr>
                   <w:rFonts w:ascii="Arial" w:cs="Arial" w:eastAsia="Arial" w:hAnsi="Arial"/>
@@ -19515,7 +19515,7 @@
             <w:pPr>
               <w:spacing w:after="20" w:before="0"/>
             </w:pPr>
-            <w:hyperlink w:history="1" r:id="rIdnmvqqwefeai3b4wqlblbg">
+            <w:hyperlink w:history="1" r:id="rIdibtqqlz7aceinap7x9yyl">
               <w:r>
                 <w:rPr>
                   <w:rFonts w:ascii="Arial" w:cs="Arial" w:eastAsia="Arial" w:hAnsi="Arial"/>
@@ -19548,7 +19548,7 @@
               <w:spacing w:after="10" w:before="0"/>
               <w:ind w:left="120"/>
             </w:pPr>
-            <w:hyperlink w:history="1" r:id="rIdzb7yuijlzijyuzsl5ofks">
+            <w:hyperlink w:history="1" r:id="rIdp4udgucxoiat7m1lo5fle">
               <w:r>
                 <w:rPr>
                   <w:rFonts w:ascii="Arial" w:cs="Arial" w:eastAsia="Arial" w:hAnsi="Arial"/>
@@ -19743,7 +19743,7 @@
             <w:pPr>
               <w:spacing w:after="20" w:before="0"/>
             </w:pPr>
-            <w:hyperlink w:history="1" r:id="rIdxsmiwdhyfkef-7zu1qkoj">
+            <w:hyperlink w:history="1" r:id="rId5vlaznt7mlccs5y2g0coa">
               <w:r>
                 <w:rPr>
                   <w:rFonts w:ascii="Arial" w:cs="Arial" w:eastAsia="Arial" w:hAnsi="Arial"/>
@@ -19776,7 +19776,7 @@
               <w:spacing w:after="10" w:before="0"/>
               <w:ind w:left="120"/>
             </w:pPr>
-            <w:hyperlink w:history="1" r:id="rId4z32z_y0t9dqxw_7e0acb">
+            <w:hyperlink w:history="1" r:id="rIdxhevvvkmb0n1ha_ywmixo">
               <w:r>
                 <w:rPr>
                   <w:rFonts w:ascii="Arial" w:cs="Arial" w:eastAsia="Arial" w:hAnsi="Arial"/>
@@ -19821,7 +19821,7 @@
             <w:pPr>
               <w:spacing w:after="20" w:before="0"/>
             </w:pPr>
-            <w:hyperlink w:history="1" r:id="rId72nces6u1mamzhfpvybg_">
+            <w:hyperlink w:history="1" r:id="rIdme8s1dzujbqzyag7hdooq">
               <w:r>
                 <w:rPr>
                   <w:rFonts w:ascii="Arial" w:cs="Arial" w:eastAsia="Arial" w:hAnsi="Arial"/>
@@ -19870,7 +19870,7 @@
               <w:spacing w:after="10" w:before="0"/>
               <w:ind w:left="120"/>
             </w:pPr>
-            <w:hyperlink w:history="1" r:id="rIddba2lgku9sf5copepmzal">
+            <w:hyperlink w:history="1" r:id="rIdtsktpfwug1otc9uart5nu">
               <w:r>
                 <w:rPr>
                   <w:rFonts w:ascii="Arial" w:cs="Arial" w:eastAsia="Arial" w:hAnsi="Arial"/>
@@ -20065,7 +20065,7 @@
             <w:pPr>
               <w:spacing w:after="20" w:before="0"/>
             </w:pPr>
-            <w:hyperlink w:history="1" r:id="rIdn3zc6guskjdn7wzkcas_x">
+            <w:hyperlink w:history="1" r:id="rIddwnq2ncildsb_dvci9jr1">
               <w:r>
                 <w:rPr>
                   <w:rFonts w:ascii="Arial" w:cs="Arial" w:eastAsia="Arial" w:hAnsi="Arial"/>
@@ -20098,7 +20098,7 @@
               <w:spacing w:after="10" w:before="0"/>
               <w:ind w:left="120"/>
             </w:pPr>
-            <w:hyperlink w:history="1" r:id="rIdpdvwzzhzu5zbin6ucbsi8">
+            <w:hyperlink w:history="1" r:id="rIdagzt1lfodl2xhv5povivx">
               <w:r>
                 <w:rPr>
                   <w:rFonts w:ascii="Arial" w:cs="Arial" w:eastAsia="Arial" w:hAnsi="Arial"/>
@@ -20143,7 +20143,7 @@
             <w:pPr>
               <w:spacing w:after="20" w:before="0"/>
             </w:pPr>
-            <w:hyperlink w:history="1" r:id="rId1r0hhvlt4twgvmgp_v3u_">
+            <w:hyperlink w:history="1" r:id="rIdg95mb73kbfpmqfkpibqfb">
               <w:r>
                 <w:rPr>
                   <w:rFonts w:ascii="Arial" w:cs="Arial" w:eastAsia="Arial" w:hAnsi="Arial"/>
@@ -20192,7 +20192,7 @@
               <w:spacing w:after="10" w:before="0"/>
               <w:ind w:left="120"/>
             </w:pPr>
-            <w:hyperlink w:history="1" r:id="rIdneetaqf1qnwov-4rf6pef">
+            <w:hyperlink w:history="1" r:id="rId39vi8wq1vppnq6jpaooee">
               <w:r>
                 <w:rPr>
                   <w:rFonts w:ascii="Arial" w:cs="Arial" w:eastAsia="Arial" w:hAnsi="Arial"/>
@@ -20387,7 +20387,7 @@
             <w:pPr>
               <w:spacing w:after="20" w:before="0"/>
             </w:pPr>
-            <w:hyperlink w:history="1" r:id="rIddm9ykc9qtpzsi0rhraz62">
+            <w:hyperlink w:history="1" r:id="rId_l7jslxf9qmodgme3lm7n">
               <w:r>
                 <w:rPr>
                   <w:rFonts w:ascii="Arial" w:cs="Arial" w:eastAsia="Arial" w:hAnsi="Arial"/>
@@ -20436,7 +20436,7 @@
               <w:spacing w:after="10" w:before="0"/>
               <w:ind w:left="120"/>
             </w:pPr>
-            <w:hyperlink w:history="1" r:id="rIdfkrv0k7zhbma_oukxkoiz">
+            <w:hyperlink w:history="1" r:id="rIddprflane_eo9zdd3frcrx">
               <w:r>
                 <w:rPr>
                   <w:rFonts w:ascii="Arial" w:cs="Arial" w:eastAsia="Arial" w:hAnsi="Arial"/>
@@ -20481,7 +20481,7 @@
             <w:pPr>
               <w:spacing w:after="20" w:before="0"/>
             </w:pPr>
-            <w:hyperlink w:history="1" r:id="rId7hhbxbz3rigs2siigeu7k">
+            <w:hyperlink w:history="1" r:id="rIdbfa4bx7c7ajiu2fcgyiby">
               <w:r>
                 <w:rPr>
                   <w:rFonts w:ascii="Arial" w:cs="Arial" w:eastAsia="Arial" w:hAnsi="Arial"/>
@@ -20514,7 +20514,7 @@
               <w:spacing w:after="10" w:before="0"/>
               <w:ind w:left="120"/>
             </w:pPr>
-            <w:hyperlink w:history="1" r:id="rIder4ocskj-tcgh5tp9cvpu">
+            <w:hyperlink w:history="1" r:id="rIdvqif4m-0ynjbqri0lfxxl">
               <w:r>
                 <w:rPr>
                   <w:rFonts w:ascii="Arial" w:cs="Arial" w:eastAsia="Arial" w:hAnsi="Arial"/>
@@ -21102,7 +21102,7 @@
         </w:rPr>
         <w:t xml:space="preserve">© 2026 SeaVuria and ARES. Aligned with KICD objectives. Developed by SeaVuria; technical implementation by ARES (with AI assistance from Claude). Licensed under </w:t>
       </w:r>
-      <w:hyperlink w:history="1" r:id="rIdqjarv7epbuv4zbnazd-xy">
+      <w:hyperlink w:history="1" r:id="rIdhceup6_oknyjw8o-wgipu">
         <w:r>
           <w:rPr>
             <w:rFonts w:ascii="Arial" w:cs="Arial" w:eastAsia="Arial" w:hAnsi="Arial"/>
@@ -21123,7 +21123,7 @@
         </w:rPr>
         <w:t xml:space="preserve"> (</w:t>
       </w:r>
-      <w:hyperlink w:history="1" r:id="rIdgrdldayhv6i7qpv6uyybx">
+      <w:hyperlink w:history="1" r:id="rIdyzqo6h1jgnexi-oraui4x">
         <w:r>
           <w:rPr>
             <w:rFonts w:ascii="Arial" w:cs="Arial" w:eastAsia="Arial" w:hAnsi="Arial"/>
@@ -22219,7 +22219,7 @@
             <w:pPr>
               <w:spacing w:after="20" w:before="0"/>
             </w:pPr>
-            <w:hyperlink w:history="1" r:id="rIdbovdw1fw0htrrdjxzle0k">
+            <w:hyperlink w:history="1" r:id="rIdievevldrw4vveyit8og_t">
               <w:r>
                 <w:rPr>
                   <w:rFonts w:ascii="Arial" w:cs="Arial" w:eastAsia="Arial" w:hAnsi="Arial"/>
@@ -22252,7 +22252,7 @@
               <w:spacing w:after="10" w:before="0"/>
               <w:ind w:left="120"/>
             </w:pPr>
-            <w:hyperlink w:history="1" r:id="rIdvggjtvxomnellwxfa6qzt">
+            <w:hyperlink w:history="1" r:id="rIdewg6yylboyqerweujewx9">
               <w:r>
                 <w:rPr>
                   <w:rFonts w:ascii="Arial" w:cs="Arial" w:eastAsia="Arial" w:hAnsi="Arial"/>
@@ -22297,7 +22297,7 @@
             <w:pPr>
               <w:spacing w:after="20" w:before="0"/>
             </w:pPr>
-            <w:hyperlink w:history="1" r:id="rIda46qa4zdlanmfeouja2us">
+            <w:hyperlink w:history="1" r:id="rId3ugz20vf8-9ukm0gfbzrt">
               <w:r>
                 <w:rPr>
                   <w:rFonts w:ascii="Arial" w:cs="Arial" w:eastAsia="Arial" w:hAnsi="Arial"/>
@@ -22330,7 +22330,7 @@
               <w:spacing w:after="10" w:before="0"/>
               <w:ind w:left="120"/>
             </w:pPr>
-            <w:hyperlink w:history="1" r:id="rIdsdv7hoij5t_4k6npekdjq">
+            <w:hyperlink w:history="1" r:id="rId6oq4ndkfsj6vmh3rh7xyd">
               <w:r>
                 <w:rPr>
                   <w:rFonts w:ascii="Arial" w:cs="Arial" w:eastAsia="Arial" w:hAnsi="Arial"/>
@@ -22525,7 +22525,7 @@
             <w:pPr>
               <w:spacing w:after="20" w:before="0"/>
             </w:pPr>
-            <w:hyperlink w:history="1" r:id="rIduhkgrsk6yqq_zghaar6qv">
+            <w:hyperlink w:history="1" r:id="rIdl--yszgaelvru1jneuync">
               <w:r>
                 <w:rPr>
                   <w:rFonts w:ascii="Arial" w:cs="Arial" w:eastAsia="Arial" w:hAnsi="Arial"/>
@@ -22558,7 +22558,7 @@
               <w:spacing w:after="10" w:before="0"/>
               <w:ind w:left="120"/>
             </w:pPr>
-            <w:hyperlink w:history="1" r:id="rIdny-oyhkw_pi6h096wru0g">
+            <w:hyperlink w:history="1" r:id="rIdih39crxd4t2geueykissy">
               <w:r>
                 <w:rPr>
                   <w:rFonts w:ascii="Arial" w:cs="Arial" w:eastAsia="Arial" w:hAnsi="Arial"/>
@@ -22603,7 +22603,7 @@
             <w:pPr>
               <w:spacing w:after="20" w:before="0"/>
             </w:pPr>
-            <w:hyperlink w:history="1" r:id="rId5okehm_ar4xtlxjkrqaqq">
+            <w:hyperlink w:history="1" r:id="rId5hfx274se56adgojw--b4">
               <w:r>
                 <w:rPr>
                   <w:rFonts w:ascii="Arial" w:cs="Arial" w:eastAsia="Arial" w:hAnsi="Arial"/>
@@ -22636,7 +22636,7 @@
               <w:spacing w:after="10" w:before="0"/>
               <w:ind w:left="120"/>
             </w:pPr>
-            <w:hyperlink w:history="1" r:id="rIdsb-p2smffddeprdbakfvb">
+            <w:hyperlink w:history="1" r:id="rIdennydjpuwpox8blteuujr">
               <w:r>
                 <w:rPr>
                   <w:rFonts w:ascii="Arial" w:cs="Arial" w:eastAsia="Arial" w:hAnsi="Arial"/>
@@ -22831,7 +22831,7 @@
             <w:pPr>
               <w:spacing w:after="20" w:before="0"/>
             </w:pPr>
-            <w:hyperlink w:history="1" r:id="rId47evtyujaerbhjppr9dez">
+            <w:hyperlink w:history="1" r:id="rIdfswj9nc3hxfe41fnirhdy">
               <w:r>
                 <w:rPr>
                   <w:rFonts w:ascii="Arial" w:cs="Arial" w:eastAsia="Arial" w:hAnsi="Arial"/>
@@ -22864,7 +22864,7 @@
               <w:spacing w:after="10" w:before="0"/>
               <w:ind w:left="120"/>
             </w:pPr>
-            <w:hyperlink w:history="1" r:id="rId2qmgfpknmu3jsx--tjua1">
+            <w:hyperlink w:history="1" r:id="rIdnin6-fj3ikqfmjjytyubj">
               <w:r>
                 <w:rPr>
                   <w:rFonts w:ascii="Arial" w:cs="Arial" w:eastAsia="Arial" w:hAnsi="Arial"/>
@@ -22909,7 +22909,7 @@
             <w:pPr>
               <w:spacing w:after="20" w:before="0"/>
             </w:pPr>
-            <w:hyperlink w:history="1" r:id="rIdn3mc8p5m0p3dlou9qkn35">
+            <w:hyperlink w:history="1" r:id="rIdxfd7tyjmq1rvkytdkqawj">
               <w:r>
                 <w:rPr>
                   <w:rFonts w:ascii="Arial" w:cs="Arial" w:eastAsia="Arial" w:hAnsi="Arial"/>
@@ -22942,7 +22942,7 @@
               <w:spacing w:after="10" w:before="0"/>
               <w:ind w:left="120"/>
             </w:pPr>
-            <w:hyperlink w:history="1" r:id="rId2zjr5_lw0-ii_rbevy5z3">
+            <w:hyperlink w:history="1" r:id="rIdeba9rficwuegf9icicqrh">
               <w:r>
                 <w:rPr>
                   <w:rFonts w:ascii="Arial" w:cs="Arial" w:eastAsia="Arial" w:hAnsi="Arial"/>
@@ -23137,7 +23137,7 @@
             <w:pPr>
               <w:spacing w:after="20" w:before="0"/>
             </w:pPr>
-            <w:hyperlink w:history="1" r:id="rIdxakq9agayswkuakg0pdin">
+            <w:hyperlink w:history="1" r:id="rId5xuanvjb3eenuy7cql7_1">
               <w:r>
                 <w:rPr>
                   <w:rFonts w:ascii="Arial" w:cs="Arial" w:eastAsia="Arial" w:hAnsi="Arial"/>
@@ -23170,7 +23170,7 @@
               <w:spacing w:after="10" w:before="0"/>
               <w:ind w:left="120"/>
             </w:pPr>
-            <w:hyperlink w:history="1" r:id="rId4qtdo6wlef5mcl4ix0mjo">
+            <w:hyperlink w:history="1" r:id="rIdwic6rqqt1jwtkvlwm5pvt">
               <w:r>
                 <w:rPr>
                   <w:rFonts w:ascii="Arial" w:cs="Arial" w:eastAsia="Arial" w:hAnsi="Arial"/>
@@ -23215,7 +23215,7 @@
             <w:pPr>
               <w:spacing w:after="20" w:before="0"/>
             </w:pPr>
-            <w:hyperlink w:history="1" r:id="rIdzwtvoxzq_lmlz19lry35j">
+            <w:hyperlink w:history="1" r:id="rIdtxiuapsg2dipqqnfdxqdk">
               <w:r>
                 <w:rPr>
                   <w:rFonts w:ascii="Arial" w:cs="Arial" w:eastAsia="Arial" w:hAnsi="Arial"/>
@@ -23248,7 +23248,7 @@
               <w:spacing w:after="10" w:before="0"/>
               <w:ind w:left="120"/>
             </w:pPr>
-            <w:hyperlink w:history="1" r:id="rIdf43x0gswcy34wm_q_8ksg">
+            <w:hyperlink w:history="1" r:id="rId3l6d9f9bt7k9wu1dc3bxy">
               <w:r>
                 <w:rPr>
                   <w:rFonts w:ascii="Arial" w:cs="Arial" w:eastAsia="Arial" w:hAnsi="Arial"/>
@@ -23443,7 +23443,7 @@
             <w:pPr>
               <w:spacing w:after="20" w:before="0"/>
             </w:pPr>
-            <w:hyperlink w:history="1" r:id="rIdovkyfg2crr1lz0j3uj6dv">
+            <w:hyperlink w:history="1" r:id="rIdaw8jgekajsjhnllpbh-ie">
               <w:r>
                 <w:rPr>
                   <w:rFonts w:ascii="Arial" w:cs="Arial" w:eastAsia="Arial" w:hAnsi="Arial"/>
@@ -23476,7 +23476,7 @@
               <w:spacing w:after="10" w:before="0"/>
               <w:ind w:left="120"/>
             </w:pPr>
-            <w:hyperlink w:history="1" r:id="rIdzk-a6srsvjxbgiupg9tuy">
+            <w:hyperlink w:history="1" r:id="rIdirpvhnfoc2wzhimmvyzf_">
               <w:r>
                 <w:rPr>
                   <w:rFonts w:ascii="Arial" w:cs="Arial" w:eastAsia="Arial" w:hAnsi="Arial"/>
@@ -23521,7 +23521,7 @@
             <w:pPr>
               <w:spacing w:after="20" w:before="0"/>
             </w:pPr>
-            <w:hyperlink w:history="1" r:id="rIddz9qnqmvhysx2r3eicmmc">
+            <w:hyperlink w:history="1" r:id="rIdv-xcjwr0hx8lqutwq_nt1">
               <w:r>
                 <w:rPr>
                   <w:rFonts w:ascii="Arial" w:cs="Arial" w:eastAsia="Arial" w:hAnsi="Arial"/>
@@ -23570,7 +23570,7 @@
               <w:spacing w:after="10" w:before="0"/>
               <w:ind w:left="120"/>
             </w:pPr>
-            <w:hyperlink w:history="1" r:id="rIdy8hziivy1sf26ztvs0qct">
+            <w:hyperlink w:history="1" r:id="rIdvpptdw-j53sgymz_0cydm">
               <w:r>
                 <w:rPr>
                   <w:rFonts w:ascii="Arial" w:cs="Arial" w:eastAsia="Arial" w:hAnsi="Arial"/>
@@ -24082,7 +24082,7 @@
         </w:rPr>
         <w:t xml:space="preserve">© 2026 SeaVuria and ARES. Aligned with KICD objectives. Developed by SeaVuria; technical implementation by ARES (with AI assistance from Claude). Licensed under </w:t>
       </w:r>
-      <w:hyperlink w:history="1" r:id="rIdtba64tezo-ssdiu97nqub">
+      <w:hyperlink w:history="1" r:id="rId2kc4hse2jvzbi8oew2a3t">
         <w:r>
           <w:rPr>
             <w:rFonts w:ascii="Arial" w:cs="Arial" w:eastAsia="Arial" w:hAnsi="Arial"/>
@@ -24103,7 +24103,7 @@
         </w:rPr>
         <w:t xml:space="preserve"> (</w:t>
       </w:r>
-      <w:hyperlink w:history="1" r:id="rId7h9dobj1qtx8mjh5-6iri">
+      <w:hyperlink w:history="1" r:id="rIdbth1dqqktlv2m2trku10n">
         <w:r>
           <w:rPr>
             <w:rFonts w:ascii="Arial" w:cs="Arial" w:eastAsia="Arial" w:hAnsi="Arial"/>
@@ -25275,7 +25275,7 @@
             <w:pPr>
               <w:spacing w:after="20" w:before="0"/>
             </w:pPr>
-            <w:hyperlink w:history="1" r:id="rIdyhnglrs4snwb3llgwsqdn">
+            <w:hyperlink w:history="1" r:id="rIdpktdwksqays546tp5qax6">
               <w:r>
                 <w:rPr>
                   <w:rFonts w:ascii="Arial" w:cs="Arial" w:eastAsia="Arial" w:hAnsi="Arial"/>
@@ -25308,7 +25308,7 @@
               <w:spacing w:after="10" w:before="0"/>
               <w:ind w:left="120"/>
             </w:pPr>
-            <w:hyperlink w:history="1" r:id="rIdkn9gpar-hmhms-ks8bert">
+            <w:hyperlink w:history="1" r:id="rIdj2tqwkougvwol_mjusyto">
               <w:r>
                 <w:rPr>
                   <w:rFonts w:ascii="Arial" w:cs="Arial" w:eastAsia="Arial" w:hAnsi="Arial"/>
@@ -25353,7 +25353,7 @@
             <w:pPr>
               <w:spacing w:after="20" w:before="0"/>
             </w:pPr>
-            <w:hyperlink w:history="1" r:id="rIdfli74_eg0qsyqknwqiz6t">
+            <w:hyperlink w:history="1" r:id="rId4fkprtjekqqtq3ujxfdai">
               <w:r>
                 <w:rPr>
                   <w:rFonts w:ascii="Arial" w:cs="Arial" w:eastAsia="Arial" w:hAnsi="Arial"/>
@@ -25386,7 +25386,7 @@
               <w:spacing w:after="10" w:before="0"/>
               <w:ind w:left="120"/>
             </w:pPr>
-            <w:hyperlink w:history="1" r:id="rIdccnyfhvco94y7thap5xoh">
+            <w:hyperlink w:history="1" r:id="rIdkj_zk7cp3r6mwwvt9p3bp">
               <w:r>
                 <w:rPr>
                   <w:rFonts w:ascii="Arial" w:cs="Arial" w:eastAsia="Arial" w:hAnsi="Arial"/>
@@ -25581,7 +25581,7 @@
             <w:pPr>
               <w:spacing w:after="20" w:before="0"/>
             </w:pPr>
-            <w:hyperlink w:history="1" r:id="rIdrghfvze0hojs93on4y23h">
+            <w:hyperlink w:history="1" r:id="rIdbnci4qftcuef_-assujdy">
               <w:r>
                 <w:rPr>
                   <w:rFonts w:ascii="Arial" w:cs="Arial" w:eastAsia="Arial" w:hAnsi="Arial"/>
@@ -25614,7 +25614,7 @@
               <w:spacing w:after="10" w:before="0"/>
               <w:ind w:left="120"/>
             </w:pPr>
-            <w:hyperlink w:history="1" r:id="rIdww23oh4zgkitktu14fmvl">
+            <w:hyperlink w:history="1" r:id="rIdnq6x6lg5p7gdz21d4z9sc">
               <w:r>
                 <w:rPr>
                   <w:rFonts w:ascii="Arial" w:cs="Arial" w:eastAsia="Arial" w:hAnsi="Arial"/>
@@ -25659,7 +25659,7 @@
             <w:pPr>
               <w:spacing w:after="20" w:before="0"/>
             </w:pPr>
-            <w:hyperlink w:history="1" r:id="rIdhfma-uc1as2gavq1bdwpj">
+            <w:hyperlink w:history="1" r:id="rIdls4_goi5gzpmkhqdyfpw8">
               <w:r>
                 <w:rPr>
                   <w:rFonts w:ascii="Arial" w:cs="Arial" w:eastAsia="Arial" w:hAnsi="Arial"/>
@@ -25692,7 +25692,7 @@
               <w:spacing w:after="10" w:before="0"/>
               <w:ind w:left="120"/>
             </w:pPr>
-            <w:hyperlink w:history="1" r:id="rId-xjytzza5eatmakp3hjxs">
+            <w:hyperlink w:history="1" r:id="rId_etdmhziahzfubm1zv0gq">
               <w:r>
                 <w:rPr>
                   <w:rFonts w:ascii="Arial" w:cs="Arial" w:eastAsia="Arial" w:hAnsi="Arial"/>
@@ -25887,7 +25887,7 @@
             <w:pPr>
               <w:spacing w:after="20" w:before="0"/>
             </w:pPr>
-            <w:hyperlink w:history="1" r:id="rIdtylzmwnu4jfknnxs10hfr">
+            <w:hyperlink w:history="1" r:id="rIdcsfkt6h1wam1cfwg7ayk-">
               <w:r>
                 <w:rPr>
                   <w:rFonts w:ascii="Arial" w:cs="Arial" w:eastAsia="Arial" w:hAnsi="Arial"/>
@@ -25920,7 +25920,7 @@
               <w:spacing w:after="10" w:before="0"/>
               <w:ind w:left="120"/>
             </w:pPr>
-            <w:hyperlink w:history="1" r:id="rIdxqihgmh6t4v4ojuwxe909">
+            <w:hyperlink w:history="1" r:id="rIdzflw9ttglmhnp1vq8rym9">
               <w:r>
                 <w:rPr>
                   <w:rFonts w:ascii="Arial" w:cs="Arial" w:eastAsia="Arial" w:hAnsi="Arial"/>
@@ -25965,7 +25965,7 @@
             <w:pPr>
               <w:spacing w:after="20" w:before="0"/>
             </w:pPr>
-            <w:hyperlink w:history="1" r:id="rIdw8l9ejxpp7x8bjifs_okj">
+            <w:hyperlink w:history="1" r:id="rIdpcjhmmgab9is_6xe5uda5">
               <w:r>
                 <w:rPr>
                   <w:rFonts w:ascii="Arial" w:cs="Arial" w:eastAsia="Arial" w:hAnsi="Arial"/>
@@ -25998,7 +25998,7 @@
               <w:spacing w:after="10" w:before="0"/>
               <w:ind w:left="120"/>
             </w:pPr>
-            <w:hyperlink w:history="1" r:id="rIdur1mavqkygdyzw6y46xw-">
+            <w:hyperlink w:history="1" r:id="rIdsty8ohzt2cxjzbkoiuybl">
               <w:r>
                 <w:rPr>
                   <w:rFonts w:ascii="Arial" w:cs="Arial" w:eastAsia="Arial" w:hAnsi="Arial"/>
@@ -26193,7 +26193,7 @@
             <w:pPr>
               <w:spacing w:after="20" w:before="0"/>
             </w:pPr>
-            <w:hyperlink w:history="1" r:id="rIdfsii_bk-lc1r1m_cnuoap">
+            <w:hyperlink w:history="1" r:id="rId_atxmvfacekczeqzlc7vq">
               <w:r>
                 <w:rPr>
                   <w:rFonts w:ascii="Arial" w:cs="Arial" w:eastAsia="Arial" w:hAnsi="Arial"/>
@@ -26226,7 +26226,7 @@
               <w:spacing w:after="10" w:before="0"/>
               <w:ind w:left="120"/>
             </w:pPr>
-            <w:hyperlink w:history="1" r:id="rIdqnx5ftb5qgxiadnqcs_v2">
+            <w:hyperlink w:history="1" r:id="rIdgql4x9thiskpirnau69ou">
               <w:r>
                 <w:rPr>
                   <w:rFonts w:ascii="Arial" w:cs="Arial" w:eastAsia="Arial" w:hAnsi="Arial"/>
@@ -26271,7 +26271,7 @@
             <w:pPr>
               <w:spacing w:after="20" w:before="0"/>
             </w:pPr>
-            <w:hyperlink w:history="1" r:id="rId8bksd8xassiawoab-af4e">
+            <w:hyperlink w:history="1" r:id="rIdtc1eswghoixqczgjqv3fw">
               <w:r>
                 <w:rPr>
                   <w:rFonts w:ascii="Arial" w:cs="Arial" w:eastAsia="Arial" w:hAnsi="Arial"/>
@@ -26304,7 +26304,7 @@
               <w:spacing w:after="10" w:before="0"/>
               <w:ind w:left="120"/>
             </w:pPr>
-            <w:hyperlink w:history="1" r:id="rIdrk4xnrs3ykuf41p5s90-y">
+            <w:hyperlink w:history="1" r:id="rIdb0xycgtwflcncqlvqmaln">
               <w:r>
                 <w:rPr>
                   <w:rFonts w:ascii="Arial" w:cs="Arial" w:eastAsia="Arial" w:hAnsi="Arial"/>
@@ -26499,7 +26499,7 @@
             <w:pPr>
               <w:spacing w:after="20" w:before="0"/>
             </w:pPr>
-            <w:hyperlink w:history="1" r:id="rIdnhwgb74xoeur7n-qbbnbn">
+            <w:hyperlink w:history="1" r:id="rIdydf-udi7znq-ro6djw-qr">
               <w:r>
                 <w:rPr>
                   <w:rFonts w:ascii="Arial" w:cs="Arial" w:eastAsia="Arial" w:hAnsi="Arial"/>
@@ -26532,7 +26532,7 @@
               <w:spacing w:after="10" w:before="0"/>
               <w:ind w:left="120"/>
             </w:pPr>
-            <w:hyperlink w:history="1" r:id="rIdshszfmabwd9im2lpurcep">
+            <w:hyperlink w:history="1" r:id="rIdchj8ei5biggyhply91aoj">
               <w:r>
                 <w:rPr>
                   <w:rFonts w:ascii="Arial" w:cs="Arial" w:eastAsia="Arial" w:hAnsi="Arial"/>
@@ -26577,7 +26577,7 @@
             <w:pPr>
               <w:spacing w:after="20" w:before="0"/>
             </w:pPr>
-            <w:hyperlink w:history="1" r:id="rIdquf9eq3ix9ufflgic8oje">
+            <w:hyperlink w:history="1" r:id="rIdgfg5i2fsb-5bqmh6wdrwu">
               <w:r>
                 <w:rPr>
                   <w:rFonts w:ascii="Arial" w:cs="Arial" w:eastAsia="Arial" w:hAnsi="Arial"/>
@@ -26610,7 +26610,7 @@
               <w:spacing w:after="10" w:before="0"/>
               <w:ind w:left="120"/>
             </w:pPr>
-            <w:hyperlink w:history="1" r:id="rIdidikmkkzsp6get500lc-k">
+            <w:hyperlink w:history="1" r:id="rIdptycwkws2xtvfrodpoysy">
               <w:r>
                 <w:rPr>
                   <w:rFonts w:ascii="Arial" w:cs="Arial" w:eastAsia="Arial" w:hAnsi="Arial"/>
@@ -27198,7 +27198,7 @@
         </w:rPr>
         <w:t xml:space="preserve">© 2026 SeaVuria and ARES. Aligned with KICD objectives. Developed by SeaVuria; technical implementation by ARES (with AI assistance from Claude). Licensed under </w:t>
       </w:r>
-      <w:hyperlink w:history="1" r:id="rIdeu4g3maj7vrx2puebk1qa">
+      <w:hyperlink w:history="1" r:id="rIdgjsmowun-_whajsngcg_s">
         <w:r>
           <w:rPr>
             <w:rFonts w:ascii="Arial" w:cs="Arial" w:eastAsia="Arial" w:hAnsi="Arial"/>
@@ -27219,7 +27219,7 @@
         </w:rPr>
         <w:t xml:space="preserve"> (</w:t>
       </w:r>
-      <w:hyperlink w:history="1" r:id="rId0jyuq5lw-tgm-7ooeu23f">
+      <w:hyperlink w:history="1" r:id="rIdqijmd3ajb0d9cxeac5_-g">
         <w:r>
           <w:rPr>
             <w:rFonts w:ascii="Arial" w:cs="Arial" w:eastAsia="Arial" w:hAnsi="Arial"/>

--- a/data/outputs/v2/Core_Mathematics/SS2.2_Reflection_and_Congruence/Core_Mathematics_Reflection_and_Congruence_CBE_LessonSequence.docx
+++ b/data/outputs/v2/Core_Mathematics/SS2.2_Reflection_and_Congruence/Core_Mathematics_Reflection_and_Congruence_CBE_LessonSequence.docx
@@ -4,6 +4,7 @@
   <w:body>
     <w:p>
       <w:pPr>
+        <w:keepNext w:val="false"/>
         <w:spacing w:after="30" w:before="0"/>
         <w:jc w:val="center"/>
       </w:pPr>
@@ -23,6 +24,7 @@
     </w:p>
     <w:p>
       <w:pPr>
+        <w:keepNext w:val="false"/>
         <w:spacing w:after="60" w:before="0"/>
         <w:jc w:val="center"/>
       </w:pPr>
@@ -81,6 +83,7 @@
           </w:tcPr>
           <w:p>
             <w:pPr>
+              <w:keepNext w:val="false"/>
               <w:spacing w:after="40" w:before="0"/>
               <w:jc w:val="center"/>
             </w:pPr>
@@ -115,6 +118,7 @@
           </w:tcPr>
           <w:p>
             <w:pPr>
+              <w:keepNext w:val="false"/>
               <w:spacing w:after="40" w:before="0"/>
               <w:jc w:val="left"/>
             </w:pPr>
@@ -147,6 +151,7 @@
           </w:tcPr>
           <w:p>
             <w:pPr>
+              <w:keepNext w:val="false"/>
               <w:spacing w:after="40" w:before="0"/>
               <w:jc w:val="left"/>
             </w:pPr>
@@ -181,6 +186,7 @@
           </w:tcPr>
           <w:p>
             <w:pPr>
+              <w:keepNext w:val="false"/>
               <w:spacing w:after="40" w:before="0"/>
               <w:jc w:val="left"/>
             </w:pPr>
@@ -213,6 +219,7 @@
           </w:tcPr>
           <w:p>
             <w:pPr>
+              <w:keepNext w:val="false"/>
               <w:spacing w:after="40" w:before="0"/>
               <w:jc w:val="left"/>
             </w:pPr>
@@ -247,6 +254,7 @@
           </w:tcPr>
           <w:p>
             <w:pPr>
+              <w:keepNext w:val="false"/>
               <w:spacing w:after="40" w:before="0"/>
               <w:jc w:val="left"/>
             </w:pPr>
@@ -279,6 +287,7 @@
           </w:tcPr>
           <w:p>
             <w:pPr>
+              <w:keepNext w:val="false"/>
               <w:spacing w:after="40" w:before="0"/>
               <w:jc w:val="left"/>
             </w:pPr>
@@ -313,6 +322,7 @@
           </w:tcPr>
           <w:p>
             <w:pPr>
+              <w:keepNext w:val="false"/>
               <w:spacing w:after="40" w:before="0"/>
               <w:jc w:val="left"/>
             </w:pPr>
@@ -345,6 +355,7 @@
           </w:tcPr>
           <w:p>
             <w:pPr>
+              <w:keepNext w:val="false"/>
               <w:spacing w:after="40" w:before="0"/>
               <w:jc w:val="left"/>
             </w:pPr>
@@ -379,6 +390,7 @@
           </w:tcPr>
           <w:p>
             <w:pPr>
+              <w:keepNext w:val="false"/>
               <w:spacing w:after="40" w:before="0"/>
               <w:jc w:val="left"/>
             </w:pPr>
@@ -411,6 +423,7 @@
           </w:tcPr>
           <w:p>
             <w:pPr>
+              <w:keepNext w:val="false"/>
               <w:spacing w:after="40" w:before="0"/>
               <w:jc w:val="left"/>
             </w:pPr>
@@ -445,6 +458,7 @@
           </w:tcPr>
           <w:p>
             <w:pPr>
+              <w:keepNext w:val="false"/>
               <w:spacing w:after="40" w:before="0"/>
               <w:jc w:val="left"/>
             </w:pPr>
@@ -592,6 +606,7 @@
           </w:tcPr>
           <w:p>
             <w:pPr>
+              <w:keepNext w:val="false"/>
               <w:spacing w:after="40" w:before="0"/>
               <w:jc w:val="left"/>
             </w:pPr>
@@ -624,6 +639,7 @@
           </w:tcPr>
           <w:p>
             <w:pPr>
+              <w:keepNext w:val="false"/>
               <w:spacing w:after="40" w:before="0"/>
               <w:jc w:val="left"/>
             </w:pPr>
@@ -643,6 +659,7 @@
           </w:p>
           <w:p>
             <w:pPr>
+              <w:keepNext w:val="false"/>
               <w:spacing w:after="40" w:before="0"/>
               <w:jc w:val="left"/>
             </w:pPr>
@@ -662,6 +679,7 @@
           </w:p>
           <w:p>
             <w:pPr>
+              <w:keepNext w:val="false"/>
               <w:spacing w:after="40" w:before="0"/>
               <w:jc w:val="left"/>
             </w:pPr>
@@ -681,6 +699,7 @@
           </w:p>
           <w:p>
             <w:pPr>
+              <w:keepNext w:val="false"/>
               <w:spacing w:after="40" w:before="0"/>
               <w:jc w:val="left"/>
             </w:pPr>
@@ -700,6 +719,7 @@
           </w:p>
           <w:p>
             <w:pPr>
+              <w:keepNext w:val="false"/>
               <w:spacing w:after="40" w:before="0"/>
               <w:jc w:val="left"/>
             </w:pPr>
@@ -719,6 +739,7 @@
           </w:p>
           <w:p>
             <w:pPr>
+              <w:keepNext w:val="false"/>
               <w:spacing w:after="40" w:before="0"/>
               <w:jc w:val="left"/>
             </w:pPr>
@@ -738,6 +759,7 @@
           </w:p>
           <w:p>
             <w:pPr>
+              <w:keepNext w:val="false"/>
               <w:spacing w:after="40" w:before="0"/>
               <w:jc w:val="left"/>
             </w:pPr>
@@ -772,6 +794,7 @@
           </w:tcPr>
           <w:p>
             <w:pPr>
+              <w:keepNext w:val="false"/>
               <w:spacing w:after="40" w:before="0"/>
               <w:jc w:val="left"/>
             </w:pPr>
@@ -859,6 +882,7 @@
           </w:tcPr>
           <w:p>
             <w:pPr>
+              <w:keepNext w:val="false"/>
               <w:spacing w:after="40" w:before="0"/>
               <w:jc w:val="left"/>
             </w:pPr>
@@ -946,6 +970,7 @@
           </w:tcPr>
           <w:p>
             <w:pPr>
+              <w:keepNext w:val="false"/>
               <w:spacing w:after="40" w:before="0"/>
               <w:jc w:val="left"/>
             </w:pPr>
@@ -1093,6 +1118,7 @@
           </w:tcPr>
           <w:p>
             <w:pPr>
+              <w:keepNext w:val="false"/>
               <w:spacing w:after="40" w:before="0"/>
               <w:jc w:val="left"/>
             </w:pPr>
@@ -1180,6 +1206,7 @@
           </w:tcPr>
           <w:p>
             <w:pPr>
+              <w:keepNext w:val="false"/>
               <w:spacing w:after="40" w:before="0"/>
               <w:jc w:val="left"/>
             </w:pPr>
@@ -1327,6 +1354,7 @@
           </w:tcPr>
           <w:p>
             <w:pPr>
+              <w:keepNext w:val="false"/>
               <w:spacing w:after="40" w:before="0"/>
               <w:jc w:val="left"/>
             </w:pPr>
@@ -1359,6 +1387,7 @@
           </w:tcPr>
           <w:p>
             <w:pPr>
+              <w:keepNext w:val="false"/>
               <w:spacing w:after="40" w:before="0"/>
               <w:jc w:val="left"/>
             </w:pPr>
@@ -1393,6 +1422,7 @@
           </w:tcPr>
           <w:p>
             <w:pPr>
+              <w:keepNext w:val="false"/>
               <w:spacing w:after="40" w:before="0"/>
               <w:jc w:val="left"/>
             </w:pPr>
@@ -1425,6 +1455,7 @@
           </w:tcPr>
           <w:p>
             <w:pPr>
+              <w:keepNext w:val="false"/>
               <w:spacing w:after="40" w:before="0"/>
               <w:jc w:val="left"/>
             </w:pPr>
@@ -1444,6 +1475,7 @@
           </w:p>
           <w:p>
             <w:pPr>
+              <w:keepNext w:val="false"/>
               <w:spacing w:after="40" w:before="0"/>
               <w:jc w:val="left"/>
             </w:pPr>
@@ -1463,6 +1495,7 @@
           </w:p>
           <w:p>
             <w:pPr>
+              <w:keepNext w:val="false"/>
               <w:spacing w:after="40" w:before="0"/>
               <w:jc w:val="left"/>
             </w:pPr>
@@ -1482,6 +1515,7 @@
           </w:p>
           <w:p>
             <w:pPr>
+              <w:keepNext w:val="false"/>
               <w:spacing w:after="40" w:before="0"/>
               <w:jc w:val="left"/>
             </w:pPr>
@@ -1501,6 +1535,7 @@
           </w:p>
           <w:p>
             <w:pPr>
+              <w:keepNext w:val="false"/>
               <w:spacing w:after="40" w:before="0"/>
               <w:jc w:val="left"/>
             </w:pPr>
@@ -1535,6 +1570,7 @@
           </w:tcPr>
           <w:p>
             <w:pPr>
+              <w:keepNext w:val="false"/>
               <w:spacing w:after="40" w:before="0"/>
               <w:jc w:val="left"/>
             </w:pPr>
@@ -1567,6 +1603,7 @@
           </w:tcPr>
           <w:p>
             <w:pPr>
+              <w:keepNext w:val="false"/>
               <w:spacing w:after="40" w:before="0"/>
               <w:jc w:val="left"/>
             </w:pPr>
@@ -1601,6 +1638,7 @@
           </w:tcPr>
           <w:p>
             <w:pPr>
+              <w:keepNext w:val="false"/>
               <w:spacing w:after="40" w:before="0"/>
               <w:jc w:val="left"/>
             </w:pPr>
@@ -1633,6 +1671,7 @@
           </w:tcPr>
           <w:p>
             <w:pPr>
+              <w:keepNext w:val="false"/>
               <w:spacing w:after="40" w:before="0"/>
               <w:jc w:val="left"/>
             </w:pPr>
@@ -1652,6 +1691,7 @@
           </w:p>
           <w:p>
             <w:pPr>
+              <w:keepNext w:val="false"/>
               <w:spacing w:after="40" w:before="0"/>
               <w:jc w:val="left"/>
             </w:pPr>
@@ -1671,6 +1711,7 @@
           </w:p>
           <w:p>
             <w:pPr>
+              <w:keepNext w:val="false"/>
               <w:spacing w:after="40" w:before="0"/>
               <w:jc w:val="left"/>
             </w:pPr>
@@ -1690,6 +1731,7 @@
           </w:p>
           <w:p>
             <w:pPr>
+              <w:keepNext w:val="false"/>
               <w:spacing w:after="40" w:before="0"/>
               <w:jc w:val="left"/>
             </w:pPr>
@@ -1709,6 +1751,7 @@
           </w:p>
           <w:p>
             <w:pPr>
+              <w:keepNext w:val="false"/>
               <w:spacing w:after="40" w:before="0"/>
               <w:jc w:val="left"/>
             </w:pPr>
@@ -1728,6 +1771,7 @@
           </w:p>
           <w:p>
             <w:pPr>
+              <w:keepNext w:val="false"/>
               <w:spacing w:after="40" w:before="0"/>
               <w:jc w:val="left"/>
             </w:pPr>
@@ -1747,6 +1791,7 @@
           </w:p>
           <w:p>
             <w:pPr>
+              <w:keepNext w:val="false"/>
               <w:spacing w:after="40" w:before="0"/>
               <w:jc w:val="left"/>
             </w:pPr>
@@ -1766,6 +1811,7 @@
           </w:p>
           <w:p>
             <w:pPr>
+              <w:keepNext w:val="false"/>
               <w:spacing w:after="40" w:before="0"/>
               <w:jc w:val="left"/>
             </w:pPr>
@@ -1785,6 +1831,7 @@
           </w:p>
           <w:p>
             <w:pPr>
+              <w:keepNext w:val="false"/>
               <w:spacing w:after="40" w:before="0"/>
               <w:jc w:val="left"/>
             </w:pPr>
@@ -1804,6 +1851,7 @@
           </w:p>
           <w:p>
             <w:pPr>
+              <w:keepNext w:val="false"/>
               <w:spacing w:after="40" w:before="0"/>
               <w:jc w:val="left"/>
             </w:pPr>
@@ -1823,6 +1871,7 @@
           </w:p>
           <w:p>
             <w:pPr>
+              <w:keepNext w:val="false"/>
               <w:spacing w:after="40" w:before="0"/>
               <w:jc w:val="left"/>
             </w:pPr>
@@ -1842,6 +1891,7 @@
           </w:p>
           <w:p>
             <w:pPr>
+              <w:keepNext w:val="false"/>
               <w:spacing w:after="40" w:before="0"/>
               <w:jc w:val="left"/>
             </w:pPr>
@@ -1861,6 +1911,7 @@
           </w:p>
           <w:p>
             <w:pPr>
+              <w:keepNext w:val="false"/>
               <w:spacing w:after="40" w:before="0"/>
               <w:jc w:val="left"/>
             </w:pPr>
@@ -1880,6 +1931,7 @@
           </w:p>
           <w:p>
             <w:pPr>
+              <w:keepNext w:val="false"/>
               <w:spacing w:after="40" w:before="0"/>
               <w:jc w:val="left"/>
             </w:pPr>
@@ -1899,6 +1951,7 @@
           </w:p>
           <w:p>
             <w:pPr>
+              <w:keepNext w:val="false"/>
               <w:spacing w:after="40" w:before="0"/>
               <w:jc w:val="left"/>
             </w:pPr>
@@ -1918,6 +1971,7 @@
           </w:p>
           <w:p>
             <w:pPr>
+              <w:keepNext w:val="false"/>
               <w:spacing w:after="40" w:before="0"/>
               <w:jc w:val="left"/>
             </w:pPr>
@@ -1937,6 +1991,7 @@
           </w:p>
           <w:p>
             <w:pPr>
+              <w:keepNext w:val="false"/>
               <w:spacing w:after="40" w:before="0"/>
               <w:jc w:val="left"/>
             </w:pPr>
@@ -1956,6 +2011,7 @@
           </w:p>
           <w:p>
             <w:pPr>
+              <w:keepNext w:val="false"/>
               <w:spacing w:after="40" w:before="0"/>
               <w:jc w:val="left"/>
             </w:pPr>
@@ -1975,6 +2031,7 @@
           </w:p>
           <w:p>
             <w:pPr>
+              <w:keepNext w:val="false"/>
               <w:spacing w:after="40" w:before="0"/>
               <w:jc w:val="left"/>
             </w:pPr>
@@ -1994,6 +2051,7 @@
           </w:p>
           <w:p>
             <w:pPr>
+              <w:keepNext w:val="false"/>
               <w:spacing w:after="40" w:before="0"/>
               <w:jc w:val="left"/>
             </w:pPr>
@@ -2013,6 +2071,7 @@
           </w:p>
           <w:p>
             <w:pPr>
+              <w:keepNext w:val="false"/>
               <w:spacing w:after="40" w:before="0"/>
               <w:jc w:val="left"/>
             </w:pPr>
@@ -2032,6 +2091,7 @@
           </w:p>
           <w:p>
             <w:pPr>
+              <w:keepNext w:val="false"/>
               <w:spacing w:after="40" w:before="0"/>
               <w:jc w:val="left"/>
             </w:pPr>
@@ -2051,6 +2111,7 @@
           </w:p>
           <w:p>
             <w:pPr>
+              <w:keepNext w:val="false"/>
               <w:spacing w:after="40" w:before="0"/>
               <w:jc w:val="left"/>
             </w:pPr>
@@ -2085,6 +2146,7 @@
           </w:tcPr>
           <w:p>
             <w:pPr>
+              <w:keepNext w:val="false"/>
               <w:spacing w:after="40" w:before="0"/>
               <w:jc w:val="left"/>
             </w:pPr>
@@ -2316,7 +2378,7 @@
         </w:rPr>
         <w:t xml:space="preserve">© 2026 SeaVuria and ARES. This work is licensed under a </w:t>
       </w:r>
-      <w:hyperlink w:history="1" r:id="rId1usclxvsb5qeatpeccau2">
+      <w:hyperlink w:history="1" r:id="rIdh6udxavg9jvnqzkmwolhl">
         <w:r>
           <w:rPr>
             <w:rFonts w:ascii="Arial" w:cs="Arial" w:eastAsia="Arial" w:hAnsi="Arial"/>
@@ -2336,7 +2398,7 @@
         </w:rPr>
         <w:t xml:space="preserve"> (</w:t>
       </w:r>
-      <w:hyperlink w:history="1" r:id="rIdzfsekrhzasfnetnjqscd1">
+      <w:hyperlink w:history="1" r:id="rIdg6y5ozmcttueprde2xvbi">
         <w:r>
           <w:rPr>
             <w:rFonts w:ascii="Arial" w:cs="Arial" w:eastAsia="Arial" w:hAnsi="Arial"/>
@@ -2356,7 +2418,7 @@
         </w:rPr>
         <w:t xml:space="preserve">). To view a copy of this license, visit </w:t>
       </w:r>
-      <w:hyperlink w:history="1" r:id="rIdq-4vrh1sksy1wusomtz-o">
+      <w:hyperlink w:history="1" r:id="rIdf8jtugvf5igwymehdde-s">
         <w:r>
           <w:rPr>
             <w:rFonts w:ascii="Arial" w:cs="Arial" w:eastAsia="Arial" w:hAnsi="Arial"/>
@@ -2415,6 +2477,7 @@
           </w:tcPr>
           <w:p>
             <w:pPr>
+              <w:keepNext w:val="false"/>
               <w:spacing w:after="40" w:before="0"/>
               <w:jc w:val="center"/>
             </w:pPr>
@@ -2450,6 +2513,7 @@
           </w:tcPr>
           <w:p>
             <w:pPr>
+              <w:keepNext w:val="false"/>
               <w:spacing w:after="40" w:before="0"/>
               <w:jc w:val="center"/>
             </w:pPr>
@@ -2484,6 +2548,7 @@
           </w:tcPr>
           <w:p>
             <w:pPr>
+              <w:keepNext w:val="false"/>
               <w:spacing w:after="40" w:before="0"/>
               <w:jc w:val="left"/>
             </w:pPr>
@@ -2516,6 +2581,7 @@
           </w:tcPr>
           <w:p>
             <w:pPr>
+              <w:keepNext w:val="false"/>
               <w:spacing w:after="40" w:before="0"/>
               <w:jc w:val="left"/>
             </w:pPr>
@@ -2550,6 +2616,7 @@
           </w:tcPr>
           <w:p>
             <w:pPr>
+              <w:keepNext w:val="false"/>
               <w:spacing w:after="40" w:before="0"/>
               <w:jc w:val="left"/>
             </w:pPr>
@@ -2582,6 +2649,7 @@
           </w:tcPr>
           <w:p>
             <w:pPr>
+              <w:keepNext w:val="false"/>
               <w:spacing w:after="40" w:before="0"/>
               <w:jc w:val="left"/>
             </w:pPr>
@@ -2616,6 +2684,7 @@
           </w:tcPr>
           <w:p>
             <w:pPr>
+              <w:keepNext w:val="false"/>
               <w:spacing w:after="40" w:before="0"/>
               <w:jc w:val="left"/>
             </w:pPr>
@@ -2723,6 +2792,7 @@
           </w:tcPr>
           <w:p>
             <w:pPr>
+              <w:keepNext w:val="false"/>
               <w:spacing w:after="40" w:before="0"/>
               <w:jc w:val="left"/>
             </w:pPr>
@@ -2810,6 +2880,7 @@
           </w:tcPr>
           <w:p>
             <w:pPr>
+              <w:keepNext w:val="false"/>
               <w:spacing w:after="40" w:before="0"/>
               <w:jc w:val="left"/>
             </w:pPr>
@@ -2897,6 +2968,7 @@
           </w:tcPr>
           <w:p>
             <w:pPr>
+              <w:keepNext w:val="false"/>
               <w:spacing w:after="40" w:before="0"/>
               <w:jc w:val="left"/>
             </w:pPr>
@@ -2929,6 +3001,7 @@
           </w:tcPr>
           <w:p>
             <w:pPr>
+              <w:keepNext w:val="false"/>
               <w:spacing w:after="40" w:before="0"/>
               <w:jc w:val="left"/>
             </w:pPr>
@@ -2963,6 +3036,7 @@
           </w:tcPr>
           <w:p>
             <w:pPr>
+              <w:keepNext w:val="false"/>
               <w:spacing w:after="40" w:before="0"/>
               <w:jc w:val="left"/>
             </w:pPr>
@@ -2995,6 +3069,7 @@
           </w:tcPr>
           <w:p>
             <w:pPr>
+              <w:keepNext w:val="false"/>
               <w:spacing w:after="40" w:before="0"/>
               <w:jc w:val="left"/>
             </w:pPr>
@@ -3029,6 +3104,7 @@
           </w:tcPr>
           <w:p>
             <w:pPr>
+              <w:keepNext w:val="false"/>
               <w:spacing w:after="40" w:before="0"/>
               <w:jc w:val="left"/>
             </w:pPr>
@@ -3061,6 +3137,7 @@
           </w:tcPr>
           <w:p>
             <w:pPr>
+              <w:keepNext w:val="false"/>
               <w:spacing w:after="40" w:before="0"/>
               <w:jc w:val="left"/>
             </w:pPr>
@@ -3120,6 +3197,7 @@
           </w:tcPr>
           <w:p>
             <w:pPr>
+              <w:keepNext w:val="false"/>
               <w:spacing w:after="40" w:before="0"/>
               <w:jc w:val="center"/>
             </w:pPr>
@@ -3154,6 +3232,7 @@
           </w:tcPr>
           <w:p>
             <w:pPr>
+              <w:keepNext w:val="false"/>
               <w:spacing w:after="40" w:before="0"/>
               <w:jc w:val="left"/>
             </w:pPr>
@@ -3173,6 +3252,7 @@
           </w:p>
           <w:p>
             <w:pPr>
+              <w:keepNext w:val="false"/>
               <w:spacing w:after="40" w:before="0"/>
               <w:jc w:val="left"/>
             </w:pPr>
@@ -3192,6 +3272,7 @@
           </w:p>
           <w:p>
             <w:pPr>
+              <w:keepNext w:val="false"/>
               <w:spacing w:after="40" w:before="0"/>
               <w:jc w:val="left"/>
             </w:pPr>
@@ -3211,6 +3292,7 @@
           </w:p>
           <w:p>
             <w:pPr>
+              <w:keepNext w:val="false"/>
               <w:spacing w:after="40" w:before="0"/>
               <w:jc w:val="left"/>
             </w:pPr>
@@ -3230,6 +3312,7 @@
           </w:p>
           <w:p>
             <w:pPr>
+              <w:keepNext w:val="false"/>
               <w:spacing w:after="40" w:before="0"/>
               <w:jc w:val="left"/>
             </w:pPr>
@@ -3294,6 +3377,7 @@
           </w:tcPr>
           <w:p>
             <w:pPr>
+              <w:keepNext w:val="false"/>
               <w:spacing w:after="40" w:before="0"/>
               <w:jc w:val="center"/>
             </w:pPr>
@@ -3328,6 +3412,7 @@
           </w:tcPr>
           <w:p>
             <w:pPr>
+              <w:keepNext w:val="false"/>
               <w:spacing w:after="40" w:before="0"/>
               <w:jc w:val="left"/>
             </w:pPr>
@@ -3360,6 +3445,7 @@
           </w:tcPr>
           <w:p>
             <w:pPr>
+              <w:keepNext w:val="false"/>
               <w:spacing w:after="40" w:before="0"/>
               <w:jc w:val="left"/>
             </w:pPr>
@@ -3392,6 +3478,7 @@
           </w:tcPr>
           <w:p>
             <w:pPr>
+              <w:keepNext w:val="false"/>
               <w:spacing w:after="40" w:before="0"/>
               <w:jc w:val="left"/>
             </w:pPr>
@@ -3424,6 +3511,7 @@
           </w:tcPr>
           <w:p>
             <w:pPr>
+              <w:keepNext w:val="false"/>
               <w:spacing w:after="40" w:before="0"/>
               <w:jc w:val="left"/>
             </w:pPr>
@@ -3456,6 +3544,7 @@
           </w:tcPr>
           <w:p>
             <w:pPr>
+              <w:keepNext w:val="false"/>
               <w:spacing w:after="40" w:before="0"/>
               <w:jc w:val="left"/>
             </w:pPr>
@@ -3490,6 +3579,7 @@
           </w:tcPr>
           <w:p>
             <w:pPr>
+              <w:keepNext w:val="false"/>
               <w:spacing w:after="40" w:before="0"/>
               <w:jc w:val="left"/>
             </w:pPr>
@@ -3527,7 +3617,7 @@
             <w:pPr>
               <w:spacing w:after="20" w:before="0"/>
             </w:pPr>
-            <w:hyperlink w:history="1" r:id="rId9bgrx9s2fkvr2cnu9hd-i">
+            <w:hyperlink w:history="1" r:id="rIdpaaukxh-0uihzwbvvirex">
               <w:r>
                 <w:rPr>
                   <w:rFonts w:ascii="Arial" w:cs="Arial" w:eastAsia="Arial" w:hAnsi="Arial"/>
@@ -3560,7 +3650,7 @@
               <w:spacing w:after="10" w:before="0"/>
               <w:ind w:left="120"/>
             </w:pPr>
-            <w:hyperlink w:history="1" r:id="rId6dub0q3gazlod9e4ao22z">
+            <w:hyperlink w:history="1" r:id="rIdnhkj5df5ovjkgzdj2vtle">
               <w:r>
                 <w:rPr>
                   <w:rFonts w:ascii="Arial" w:cs="Arial" w:eastAsia="Arial" w:hAnsi="Arial"/>
@@ -3605,7 +3695,7 @@
             <w:pPr>
               <w:spacing w:after="20" w:before="0"/>
             </w:pPr>
-            <w:hyperlink w:history="1" r:id="rIddqri-2fhvyhrrwyxtrnrd">
+            <w:hyperlink w:history="1" r:id="rIdfzf0rzdlffuiogjmm9iot">
               <w:r>
                 <w:rPr>
                   <w:rFonts w:ascii="Arial" w:cs="Arial" w:eastAsia="Arial" w:hAnsi="Arial"/>
@@ -3638,7 +3728,7 @@
               <w:spacing w:after="10" w:before="0"/>
               <w:ind w:left="120"/>
             </w:pPr>
-            <w:hyperlink w:history="1" r:id="rIdjglppi0aqixmq_r8m9rcl">
+            <w:hyperlink w:history="1" r:id="rIdbge2_qk9oyqtjczpp3oft">
               <w:r>
                 <w:rPr>
                   <w:rFonts w:ascii="Arial" w:cs="Arial" w:eastAsia="Arial" w:hAnsi="Arial"/>
@@ -3666,6 +3756,7 @@
           </w:tcPr>
           <w:p>
             <w:pPr>
+              <w:keepNext w:val="false"/>
               <w:spacing w:after="40" w:before="0"/>
               <w:jc w:val="left"/>
             </w:pPr>
@@ -3698,6 +3789,7 @@
           </w:tcPr>
           <w:p>
             <w:pPr>
+              <w:keepNext w:val="false"/>
               <w:spacing w:after="40" w:before="0"/>
               <w:jc w:val="left"/>
             </w:pPr>
@@ -3730,6 +3822,7 @@
           </w:tcPr>
           <w:p>
             <w:pPr>
+              <w:keepNext w:val="false"/>
               <w:spacing w:after="40" w:before="0"/>
               <w:jc w:val="left"/>
             </w:pPr>
@@ -3762,6 +3855,7 @@
           </w:tcPr>
           <w:p>
             <w:pPr>
+              <w:keepNext w:val="false"/>
               <w:spacing w:after="40" w:before="0"/>
               <w:jc w:val="left"/>
             </w:pPr>
@@ -3796,6 +3890,7 @@
           </w:tcPr>
           <w:p>
             <w:pPr>
+              <w:keepNext w:val="false"/>
               <w:spacing w:after="40" w:before="0"/>
               <w:jc w:val="left"/>
             </w:pPr>
@@ -3833,7 +3928,7 @@
             <w:pPr>
               <w:spacing w:after="20" w:before="0"/>
             </w:pPr>
-            <w:hyperlink w:history="1" r:id="rIdjcd_hhsdx98qgpgcbtgoy">
+            <w:hyperlink w:history="1" r:id="rIdjbucqk6jxn1cb9wzjul3g">
               <w:r>
                 <w:rPr>
                   <w:rFonts w:ascii="Arial" w:cs="Arial" w:eastAsia="Arial" w:hAnsi="Arial"/>
@@ -3866,7 +3961,7 @@
               <w:spacing w:after="10" w:before="0"/>
               <w:ind w:left="120"/>
             </w:pPr>
-            <w:hyperlink w:history="1" r:id="rIdouiqw8g8rszmodco-hbyr">
+            <w:hyperlink w:history="1" r:id="rIdmrl8q37t99qp1oamndr-e">
               <w:r>
                 <w:rPr>
                   <w:rFonts w:ascii="Arial" w:cs="Arial" w:eastAsia="Arial" w:hAnsi="Arial"/>
@@ -3911,7 +4006,7 @@
             <w:pPr>
               <w:spacing w:after="20" w:before="0"/>
             </w:pPr>
-            <w:hyperlink w:history="1" r:id="rIdghqcpzlk9e096oqi_qqqy">
+            <w:hyperlink w:history="1" r:id="rIdtc_7joyrfewp5ubkyn2t5">
               <w:r>
                 <w:rPr>
                   <w:rFonts w:ascii="Arial" w:cs="Arial" w:eastAsia="Arial" w:hAnsi="Arial"/>
@@ -3944,7 +4039,7 @@
               <w:spacing w:after="10" w:before="0"/>
               <w:ind w:left="120"/>
             </w:pPr>
-            <w:hyperlink w:history="1" r:id="rIdlareymcbiuiq2av7ej3zh">
+            <w:hyperlink w:history="1" r:id="rIdaaxyhniihxb_rzvu8navt">
               <w:r>
                 <w:rPr>
                   <w:rFonts w:ascii="Arial" w:cs="Arial" w:eastAsia="Arial" w:hAnsi="Arial"/>
@@ -3972,6 +4067,7 @@
           </w:tcPr>
           <w:p>
             <w:pPr>
+              <w:keepNext w:val="false"/>
               <w:spacing w:after="40" w:before="0"/>
               <w:jc w:val="left"/>
             </w:pPr>
@@ -4004,6 +4100,7 @@
           </w:tcPr>
           <w:p>
             <w:pPr>
+              <w:keepNext w:val="false"/>
               <w:spacing w:after="40" w:before="0"/>
               <w:jc w:val="left"/>
             </w:pPr>
@@ -4036,6 +4133,7 @@
           </w:tcPr>
           <w:p>
             <w:pPr>
+              <w:keepNext w:val="false"/>
               <w:spacing w:after="40" w:before="0"/>
               <w:jc w:val="left"/>
             </w:pPr>
@@ -4068,6 +4166,7 @@
           </w:tcPr>
           <w:p>
             <w:pPr>
+              <w:keepNext w:val="false"/>
               <w:spacing w:after="40" w:before="0"/>
               <w:jc w:val="left"/>
             </w:pPr>
@@ -4102,6 +4201,7 @@
           </w:tcPr>
           <w:p>
             <w:pPr>
+              <w:keepNext w:val="false"/>
               <w:spacing w:after="40" w:before="0"/>
               <w:jc w:val="left"/>
             </w:pPr>
@@ -4139,7 +4239,7 @@
             <w:pPr>
               <w:spacing w:after="20" w:before="0"/>
             </w:pPr>
-            <w:hyperlink w:history="1" r:id="rIdc_ya81bwmoqjqin5zkm4v">
+            <w:hyperlink w:history="1" r:id="rIdzyxbynnu5ehft3etwlbwu">
               <w:r>
                 <w:rPr>
                   <w:rFonts w:ascii="Arial" w:cs="Arial" w:eastAsia="Arial" w:hAnsi="Arial"/>
@@ -4172,7 +4272,7 @@
               <w:spacing w:after="10" w:before="0"/>
               <w:ind w:left="120"/>
             </w:pPr>
-            <w:hyperlink w:history="1" r:id="rIdt6gqvh6momkofsfqwzo77">
+            <w:hyperlink w:history="1" r:id="rIdz4qdfx99gzzqhvk7fdlqt">
               <w:r>
                 <w:rPr>
                   <w:rFonts w:ascii="Arial" w:cs="Arial" w:eastAsia="Arial" w:hAnsi="Arial"/>
@@ -4217,7 +4317,7 @@
             <w:pPr>
               <w:spacing w:after="20" w:before="0"/>
             </w:pPr>
-            <w:hyperlink w:history="1" r:id="rIdykqj8o5hd0nfzuwdphfid">
+            <w:hyperlink w:history="1" r:id="rIdy88egj3nr31tq3xrgt_oj">
               <w:r>
                 <w:rPr>
                   <w:rFonts w:ascii="Arial" w:cs="Arial" w:eastAsia="Arial" w:hAnsi="Arial"/>
@@ -4250,7 +4350,7 @@
               <w:spacing w:after="10" w:before="0"/>
               <w:ind w:left="120"/>
             </w:pPr>
-            <w:hyperlink w:history="1" r:id="rIdctivpc4x9gwlkklb9unmp">
+            <w:hyperlink w:history="1" r:id="rId10xp1pnryupk4fzmpgjhm">
               <w:r>
                 <w:rPr>
                   <w:rFonts w:ascii="Arial" w:cs="Arial" w:eastAsia="Arial" w:hAnsi="Arial"/>
@@ -4278,6 +4378,7 @@
           </w:tcPr>
           <w:p>
             <w:pPr>
+              <w:keepNext w:val="false"/>
               <w:spacing w:after="40" w:before="0"/>
               <w:jc w:val="left"/>
             </w:pPr>
@@ -4310,6 +4411,7 @@
           </w:tcPr>
           <w:p>
             <w:pPr>
+              <w:keepNext w:val="false"/>
               <w:spacing w:after="40" w:before="0"/>
               <w:jc w:val="left"/>
             </w:pPr>
@@ -4342,6 +4444,7 @@
           </w:tcPr>
           <w:p>
             <w:pPr>
+              <w:keepNext w:val="false"/>
               <w:spacing w:after="40" w:before="0"/>
               <w:jc w:val="left"/>
             </w:pPr>
@@ -4374,6 +4477,7 @@
           </w:tcPr>
           <w:p>
             <w:pPr>
+              <w:keepNext w:val="false"/>
               <w:spacing w:after="40" w:before="0"/>
               <w:jc w:val="left"/>
             </w:pPr>
@@ -4408,6 +4512,7 @@
           </w:tcPr>
           <w:p>
             <w:pPr>
+              <w:keepNext w:val="false"/>
               <w:spacing w:after="40" w:before="0"/>
               <w:jc w:val="left"/>
             </w:pPr>
@@ -4445,7 +4550,7 @@
             <w:pPr>
               <w:spacing w:after="20" w:before="0"/>
             </w:pPr>
-            <w:hyperlink w:history="1" r:id="rIdr7ecs-wnpa7qk-ypgbpdj">
+            <w:hyperlink w:history="1" r:id="rIdcpsjy9_jii3ivsrkt_jd5">
               <w:r>
                 <w:rPr>
                   <w:rFonts w:ascii="Arial" w:cs="Arial" w:eastAsia="Arial" w:hAnsi="Arial"/>
@@ -4478,7 +4583,7 @@
               <w:spacing w:after="10" w:before="0"/>
               <w:ind w:left="120"/>
             </w:pPr>
-            <w:hyperlink w:history="1" r:id="rIdl5jcqwdz_hgsraqqci62c">
+            <w:hyperlink w:history="1" r:id="rIdpbeeh7eppvlesx_arr8ns">
               <w:r>
                 <w:rPr>
                   <w:rFonts w:ascii="Arial" w:cs="Arial" w:eastAsia="Arial" w:hAnsi="Arial"/>
@@ -4523,7 +4628,7 @@
             <w:pPr>
               <w:spacing w:after="20" w:before="0"/>
             </w:pPr>
-            <w:hyperlink w:history="1" r:id="rIdcmmhjuljulvv0tvsinrre">
+            <w:hyperlink w:history="1" r:id="rIdppvwozv3-gwhvv8ybhcag">
               <w:r>
                 <w:rPr>
                   <w:rFonts w:ascii="Arial" w:cs="Arial" w:eastAsia="Arial" w:hAnsi="Arial"/>
@@ -4556,7 +4661,7 @@
               <w:spacing w:after="10" w:before="0"/>
               <w:ind w:left="120"/>
             </w:pPr>
-            <w:hyperlink w:history="1" r:id="rIdo324frbuei9kalb2oyh-z">
+            <w:hyperlink w:history="1" r:id="rIdsjkoh-qtpfdx-s1x6v3pw">
               <w:r>
                 <w:rPr>
                   <w:rFonts w:ascii="Arial" w:cs="Arial" w:eastAsia="Arial" w:hAnsi="Arial"/>
@@ -4584,6 +4689,7 @@
           </w:tcPr>
           <w:p>
             <w:pPr>
+              <w:keepNext w:val="false"/>
               <w:spacing w:after="40" w:before="0"/>
               <w:jc w:val="left"/>
             </w:pPr>
@@ -4616,6 +4722,7 @@
           </w:tcPr>
           <w:p>
             <w:pPr>
+              <w:keepNext w:val="false"/>
               <w:spacing w:after="40" w:before="0"/>
               <w:jc w:val="left"/>
             </w:pPr>
@@ -4648,6 +4755,7 @@
           </w:tcPr>
           <w:p>
             <w:pPr>
+              <w:keepNext w:val="false"/>
               <w:spacing w:after="40" w:before="0"/>
               <w:jc w:val="left"/>
             </w:pPr>
@@ -4680,6 +4788,7 @@
           </w:tcPr>
           <w:p>
             <w:pPr>
+              <w:keepNext w:val="false"/>
               <w:spacing w:after="40" w:before="0"/>
               <w:jc w:val="left"/>
             </w:pPr>
@@ -4714,6 +4823,7 @@
           </w:tcPr>
           <w:p>
             <w:pPr>
+              <w:keepNext w:val="false"/>
               <w:spacing w:after="40" w:before="0"/>
               <w:jc w:val="left"/>
             </w:pPr>
@@ -4751,7 +4861,7 @@
             <w:pPr>
               <w:spacing w:after="20" w:before="0"/>
             </w:pPr>
-            <w:hyperlink w:history="1" r:id="rIdr9jewiutvx_g48zgrqy_y">
+            <w:hyperlink w:history="1" r:id="rIdslkhpswtyjppwlkhm2vkn">
               <w:r>
                 <w:rPr>
                   <w:rFonts w:ascii="Arial" w:cs="Arial" w:eastAsia="Arial" w:hAnsi="Arial"/>
@@ -4784,7 +4894,7 @@
               <w:spacing w:after="10" w:before="0"/>
               <w:ind w:left="120"/>
             </w:pPr>
-            <w:hyperlink w:history="1" r:id="rIdcinequ5yrqwmbixipw5tf">
+            <w:hyperlink w:history="1" r:id="rIdxbhlnsgadq163lgs2amez">
               <w:r>
                 <w:rPr>
                   <w:rFonts w:ascii="Arial" w:cs="Arial" w:eastAsia="Arial" w:hAnsi="Arial"/>
@@ -4829,7 +4939,7 @@
             <w:pPr>
               <w:spacing w:after="20" w:before="0"/>
             </w:pPr>
-            <w:hyperlink w:history="1" r:id="rIdac6eihbcstactlvqgbaa9">
+            <w:hyperlink w:history="1" r:id="rIdgwlwcp8skmwosrncl5yhi">
               <w:r>
                 <w:rPr>
                   <w:rFonts w:ascii="Arial" w:cs="Arial" w:eastAsia="Arial" w:hAnsi="Arial"/>
@@ -4862,7 +4972,7 @@
               <w:spacing w:after="10" w:before="0"/>
               <w:ind w:left="120"/>
             </w:pPr>
-            <w:hyperlink w:history="1" r:id="rId_xecyrtiuz7rfonvj0aqk">
+            <w:hyperlink w:history="1" r:id="rIdsfgzjw4pemq0w4ktkq1da">
               <w:r>
                 <w:rPr>
                   <w:rFonts w:ascii="Arial" w:cs="Arial" w:eastAsia="Arial" w:hAnsi="Arial"/>
@@ -4890,6 +5000,7 @@
           </w:tcPr>
           <w:p>
             <w:pPr>
+              <w:keepNext w:val="false"/>
               <w:spacing w:after="40" w:before="0"/>
               <w:jc w:val="left"/>
             </w:pPr>
@@ -4922,6 +5033,7 @@
           </w:tcPr>
           <w:p>
             <w:pPr>
+              <w:keepNext w:val="false"/>
               <w:spacing w:after="40" w:before="0"/>
               <w:jc w:val="left"/>
             </w:pPr>
@@ -4954,6 +5066,7 @@
           </w:tcPr>
           <w:p>
             <w:pPr>
+              <w:keepNext w:val="false"/>
               <w:spacing w:after="40" w:before="0"/>
               <w:jc w:val="left"/>
             </w:pPr>
@@ -4986,6 +5099,7 @@
           </w:tcPr>
           <w:p>
             <w:pPr>
+              <w:keepNext w:val="false"/>
               <w:spacing w:after="40" w:before="0"/>
               <w:jc w:val="left"/>
             </w:pPr>
@@ -5045,6 +5159,7 @@
           </w:tcPr>
           <w:p>
             <w:pPr>
+              <w:keepNext w:val="false"/>
               <w:spacing w:after="40" w:before="0"/>
               <w:jc w:val="center"/>
             </w:pPr>
@@ -5079,6 +5194,7 @@
           </w:tcPr>
           <w:p>
             <w:pPr>
+              <w:keepNext w:val="false"/>
               <w:spacing w:after="40" w:before="0"/>
               <w:jc w:val="left"/>
             </w:pPr>
@@ -5098,6 +5214,7 @@
           </w:p>
           <w:p>
             <w:pPr>
+              <w:keepNext w:val="false"/>
               <w:spacing w:after="40" w:before="0"/>
               <w:jc w:val="left"/>
             </w:pPr>
@@ -5117,6 +5234,7 @@
           </w:p>
           <w:p>
             <w:pPr>
+              <w:keepNext w:val="false"/>
               <w:spacing w:after="40" w:before="0"/>
               <w:jc w:val="left"/>
             </w:pPr>
@@ -5136,6 +5254,7 @@
           </w:p>
           <w:p>
             <w:pPr>
+              <w:keepNext w:val="false"/>
               <w:spacing w:after="40" w:before="0"/>
               <w:jc w:val="left"/>
             </w:pPr>
@@ -5155,6 +5274,7 @@
           </w:p>
           <w:p>
             <w:pPr>
+              <w:keepNext w:val="false"/>
               <w:spacing w:after="40" w:before="0"/>
               <w:jc w:val="left"/>
             </w:pPr>
@@ -5174,6 +5294,7 @@
           </w:p>
           <w:p>
             <w:pPr>
+              <w:keepNext w:val="false"/>
               <w:spacing w:after="40" w:before="0"/>
               <w:jc w:val="left"/>
             </w:pPr>
@@ -5193,6 +5314,7 @@
           </w:p>
           <w:p>
             <w:pPr>
+              <w:keepNext w:val="false"/>
               <w:spacing w:after="40" w:before="0"/>
               <w:jc w:val="left"/>
             </w:pPr>
@@ -5212,6 +5334,7 @@
           </w:p>
           <w:p>
             <w:pPr>
+              <w:keepNext w:val="false"/>
               <w:spacing w:after="40" w:before="0"/>
               <w:jc w:val="left"/>
             </w:pPr>
@@ -5231,6 +5354,7 @@
           </w:p>
           <w:p>
             <w:pPr>
+              <w:keepNext w:val="false"/>
               <w:spacing w:after="40" w:before="0"/>
               <w:jc w:val="left"/>
             </w:pPr>
@@ -5292,6 +5416,7 @@
           </w:tcPr>
           <w:p>
             <w:pPr>
+              <w:keepNext w:val="false"/>
               <w:spacing w:after="40" w:before="0"/>
               <w:jc w:val="center"/>
             </w:pPr>
@@ -5326,6 +5451,7 @@
           </w:tcPr>
           <w:p>
             <w:pPr>
+              <w:keepNext w:val="false"/>
               <w:spacing w:after="40" w:before="0"/>
               <w:jc w:val="left"/>
             </w:pPr>
@@ -5358,6 +5484,7 @@
           </w:tcPr>
           <w:p>
             <w:pPr>
+              <w:keepNext w:val="false"/>
               <w:spacing w:after="40" w:before="0"/>
               <w:jc w:val="left"/>
             </w:pPr>
@@ -5392,6 +5519,7 @@
           </w:tcPr>
           <w:p>
             <w:pPr>
+              <w:keepNext w:val="false"/>
               <w:spacing w:after="40" w:before="0"/>
               <w:jc w:val="left"/>
             </w:pPr>
@@ -5424,6 +5552,7 @@
           </w:tcPr>
           <w:p>
             <w:pPr>
+              <w:keepNext w:val="false"/>
               <w:spacing w:after="40" w:before="0"/>
               <w:jc w:val="left"/>
             </w:pPr>
@@ -5458,6 +5587,7 @@
           </w:tcPr>
           <w:p>
             <w:pPr>
+              <w:keepNext w:val="false"/>
               <w:spacing w:after="40" w:before="0"/>
               <w:jc w:val="left"/>
             </w:pPr>
@@ -5490,6 +5620,7 @@
           </w:tcPr>
           <w:p>
             <w:pPr>
+              <w:keepNext w:val="false"/>
               <w:spacing w:after="40" w:before="0"/>
               <w:jc w:val="left"/>
             </w:pPr>
@@ -5526,7 +5657,7 @@
         </w:rPr>
         <w:t xml:space="preserve">© 2026 SeaVuria and ARES. Aligned with KICD objectives. Developed by SeaVuria; technical implementation by ARES (with AI assistance from Claude). Licensed under </w:t>
       </w:r>
-      <w:hyperlink w:history="1" r:id="rIdoub6gq-kp2u1cjirzfrg2">
+      <w:hyperlink w:history="1" r:id="rId9ogki229hz3fmbxbsiyqw">
         <w:r>
           <w:rPr>
             <w:rFonts w:ascii="Arial" w:cs="Arial" w:eastAsia="Arial" w:hAnsi="Arial"/>
@@ -5547,7 +5678,7 @@
         </w:rPr>
         <w:t xml:space="preserve"> (</w:t>
       </w:r>
-      <w:hyperlink w:history="1" r:id="rIdbh_ynsvd1cidfyks7tjjt">
+      <w:hyperlink w:history="1" r:id="rIdoabfxybeuxabp-pdewptp">
         <w:r>
           <w:rPr>
             <w:rFonts w:ascii="Arial" w:cs="Arial" w:eastAsia="Arial" w:hAnsi="Arial"/>
@@ -5607,6 +5738,7 @@
           </w:tcPr>
           <w:p>
             <w:pPr>
+              <w:keepNext w:val="false"/>
               <w:spacing w:after="40" w:before="0"/>
               <w:jc w:val="center"/>
             </w:pPr>
@@ -5642,6 +5774,7 @@
           </w:tcPr>
           <w:p>
             <w:pPr>
+              <w:keepNext w:val="false"/>
               <w:spacing w:after="40" w:before="0"/>
               <w:jc w:val="center"/>
             </w:pPr>
@@ -5676,6 +5809,7 @@
           </w:tcPr>
           <w:p>
             <w:pPr>
+              <w:keepNext w:val="false"/>
               <w:spacing w:after="40" w:before="0"/>
               <w:jc w:val="left"/>
             </w:pPr>
@@ -5708,6 +5842,7 @@
           </w:tcPr>
           <w:p>
             <w:pPr>
+              <w:keepNext w:val="false"/>
               <w:spacing w:after="40" w:before="0"/>
               <w:jc w:val="left"/>
             </w:pPr>
@@ -5742,6 +5877,7 @@
           </w:tcPr>
           <w:p>
             <w:pPr>
+              <w:keepNext w:val="false"/>
               <w:spacing w:after="40" w:before="0"/>
               <w:jc w:val="left"/>
             </w:pPr>
@@ -5774,6 +5910,7 @@
           </w:tcPr>
           <w:p>
             <w:pPr>
+              <w:keepNext w:val="false"/>
               <w:spacing w:after="40" w:before="0"/>
               <w:jc w:val="left"/>
             </w:pPr>
@@ -5808,6 +5945,7 @@
           </w:tcPr>
           <w:p>
             <w:pPr>
+              <w:keepNext w:val="false"/>
               <w:spacing w:after="40" w:before="0"/>
               <w:jc w:val="left"/>
             </w:pPr>
@@ -5915,6 +6053,7 @@
           </w:tcPr>
           <w:p>
             <w:pPr>
+              <w:keepNext w:val="false"/>
               <w:spacing w:after="40" w:before="0"/>
               <w:jc w:val="left"/>
             </w:pPr>
@@ -6002,6 +6141,7 @@
           </w:tcPr>
           <w:p>
             <w:pPr>
+              <w:keepNext w:val="false"/>
               <w:spacing w:after="40" w:before="0"/>
               <w:jc w:val="left"/>
             </w:pPr>
@@ -6089,6 +6229,7 @@
           </w:tcPr>
           <w:p>
             <w:pPr>
+              <w:keepNext w:val="false"/>
               <w:spacing w:after="40" w:before="0"/>
               <w:jc w:val="left"/>
             </w:pPr>
@@ -6121,6 +6262,7 @@
           </w:tcPr>
           <w:p>
             <w:pPr>
+              <w:keepNext w:val="false"/>
               <w:spacing w:after="40" w:before="0"/>
               <w:jc w:val="left"/>
             </w:pPr>
@@ -6155,6 +6297,7 @@
           </w:tcPr>
           <w:p>
             <w:pPr>
+              <w:keepNext w:val="false"/>
               <w:spacing w:after="40" w:before="0"/>
               <w:jc w:val="left"/>
             </w:pPr>
@@ -6187,6 +6330,7 @@
           </w:tcPr>
           <w:p>
             <w:pPr>
+              <w:keepNext w:val="false"/>
               <w:spacing w:after="40" w:before="0"/>
               <w:jc w:val="left"/>
             </w:pPr>
@@ -6221,6 +6365,7 @@
           </w:tcPr>
           <w:p>
             <w:pPr>
+              <w:keepNext w:val="false"/>
               <w:spacing w:after="40" w:before="0"/>
               <w:jc w:val="left"/>
             </w:pPr>
@@ -6253,6 +6398,7 @@
           </w:tcPr>
           <w:p>
             <w:pPr>
+              <w:keepNext w:val="false"/>
               <w:spacing w:after="40" w:before="0"/>
               <w:jc w:val="left"/>
             </w:pPr>
@@ -6312,6 +6458,7 @@
           </w:tcPr>
           <w:p>
             <w:pPr>
+              <w:keepNext w:val="false"/>
               <w:spacing w:after="40" w:before="0"/>
               <w:jc w:val="center"/>
             </w:pPr>
@@ -6346,6 +6493,7 @@
           </w:tcPr>
           <w:p>
             <w:pPr>
+              <w:keepNext w:val="false"/>
               <w:spacing w:after="40" w:before="0"/>
               <w:jc w:val="left"/>
             </w:pPr>
@@ -6365,6 +6513,7 @@
           </w:p>
           <w:p>
             <w:pPr>
+              <w:keepNext w:val="false"/>
               <w:spacing w:after="40" w:before="0"/>
               <w:jc w:val="left"/>
             </w:pPr>
@@ -6384,6 +6533,7 @@
           </w:p>
           <w:p>
             <w:pPr>
+              <w:keepNext w:val="false"/>
               <w:spacing w:after="40" w:before="0"/>
               <w:jc w:val="left"/>
             </w:pPr>
@@ -6403,6 +6553,7 @@
           </w:p>
           <w:p>
             <w:pPr>
+              <w:keepNext w:val="false"/>
               <w:spacing w:after="40" w:before="0"/>
               <w:jc w:val="left"/>
             </w:pPr>
@@ -6422,6 +6573,7 @@
           </w:p>
           <w:p>
             <w:pPr>
+              <w:keepNext w:val="false"/>
               <w:spacing w:after="40" w:before="0"/>
               <w:jc w:val="left"/>
             </w:pPr>
@@ -6486,6 +6638,7 @@
           </w:tcPr>
           <w:p>
             <w:pPr>
+              <w:keepNext w:val="false"/>
               <w:spacing w:after="40" w:before="0"/>
               <w:jc w:val="center"/>
             </w:pPr>
@@ -6520,6 +6673,7 @@
           </w:tcPr>
           <w:p>
             <w:pPr>
+              <w:keepNext w:val="false"/>
               <w:spacing w:after="40" w:before="0"/>
               <w:jc w:val="left"/>
             </w:pPr>
@@ -6552,6 +6706,7 @@
           </w:tcPr>
           <w:p>
             <w:pPr>
+              <w:keepNext w:val="false"/>
               <w:spacing w:after="40" w:before="0"/>
               <w:jc w:val="left"/>
             </w:pPr>
@@ -6584,6 +6739,7 @@
           </w:tcPr>
           <w:p>
             <w:pPr>
+              <w:keepNext w:val="false"/>
               <w:spacing w:after="40" w:before="0"/>
               <w:jc w:val="left"/>
             </w:pPr>
@@ -6616,6 +6772,7 @@
           </w:tcPr>
           <w:p>
             <w:pPr>
+              <w:keepNext w:val="false"/>
               <w:spacing w:after="40" w:before="0"/>
               <w:jc w:val="left"/>
             </w:pPr>
@@ -6648,6 +6805,7 @@
           </w:tcPr>
           <w:p>
             <w:pPr>
+              <w:keepNext w:val="false"/>
               <w:spacing w:after="40" w:before="0"/>
               <w:jc w:val="left"/>
             </w:pPr>
@@ -6682,6 +6840,7 @@
           </w:tcPr>
           <w:p>
             <w:pPr>
+              <w:keepNext w:val="false"/>
               <w:spacing w:after="40" w:before="0"/>
               <w:jc w:val="left"/>
             </w:pPr>
@@ -6719,7 +6878,7 @@
             <w:pPr>
               <w:spacing w:after="20" w:before="0"/>
             </w:pPr>
-            <w:hyperlink w:history="1" r:id="rId-fs83vsurjvnj40fpbln_">
+            <w:hyperlink w:history="1" r:id="rIdzbdalitoy1hrp1rsdxq_q">
               <w:r>
                 <w:rPr>
                   <w:rFonts w:ascii="Arial" w:cs="Arial" w:eastAsia="Arial" w:hAnsi="Arial"/>
@@ -6752,7 +6911,7 @@
               <w:spacing w:after="10" w:before="0"/>
               <w:ind w:left="120"/>
             </w:pPr>
-            <w:hyperlink w:history="1" r:id="rIdlc8aknbr-cauax59oyu28">
+            <w:hyperlink w:history="1" r:id="rIdhhkzxetba7bo5gvwdmbx6">
               <w:r>
                 <w:rPr>
                   <w:rFonts w:ascii="Arial" w:cs="Arial" w:eastAsia="Arial" w:hAnsi="Arial"/>
@@ -6797,7 +6956,7 @@
             <w:pPr>
               <w:spacing w:after="20" w:before="0"/>
             </w:pPr>
-            <w:hyperlink w:history="1" r:id="rIdipwxu7dmnpvbfdnlj2v7g">
+            <w:hyperlink w:history="1" r:id="rIdgao8kfrfafhxbgosq7pcg">
               <w:r>
                 <w:rPr>
                   <w:rFonts w:ascii="Arial" w:cs="Arial" w:eastAsia="Arial" w:hAnsi="Arial"/>
@@ -6830,7 +6989,7 @@
               <w:spacing w:after="10" w:before="0"/>
               <w:ind w:left="120"/>
             </w:pPr>
-            <w:hyperlink w:history="1" r:id="rIdlvr-j23uv67b39ouhtaqr">
+            <w:hyperlink w:history="1" r:id="rIdk07hajhafucajbyn7xxds">
               <w:r>
                 <w:rPr>
                   <w:rFonts w:ascii="Arial" w:cs="Arial" w:eastAsia="Arial" w:hAnsi="Arial"/>
@@ -6858,6 +7017,7 @@
           </w:tcPr>
           <w:p>
             <w:pPr>
+              <w:keepNext w:val="false"/>
               <w:spacing w:after="40" w:before="0"/>
               <w:jc w:val="left"/>
             </w:pPr>
@@ -6890,6 +7050,7 @@
           </w:tcPr>
           <w:p>
             <w:pPr>
+              <w:keepNext w:val="false"/>
               <w:spacing w:after="40" w:before="0"/>
               <w:jc w:val="left"/>
             </w:pPr>
@@ -6922,6 +7083,7 @@
           </w:tcPr>
           <w:p>
             <w:pPr>
+              <w:keepNext w:val="false"/>
               <w:spacing w:after="40" w:before="0"/>
               <w:jc w:val="left"/>
             </w:pPr>
@@ -6954,6 +7116,7 @@
           </w:tcPr>
           <w:p>
             <w:pPr>
+              <w:keepNext w:val="false"/>
               <w:spacing w:after="40" w:before="0"/>
               <w:jc w:val="left"/>
             </w:pPr>
@@ -6988,6 +7151,7 @@
           </w:tcPr>
           <w:p>
             <w:pPr>
+              <w:keepNext w:val="false"/>
               <w:spacing w:after="40" w:before="0"/>
               <w:jc w:val="left"/>
             </w:pPr>
@@ -7025,7 +7189,7 @@
             <w:pPr>
               <w:spacing w:after="20" w:before="0"/>
             </w:pPr>
-            <w:hyperlink w:history="1" r:id="rIdfwfmix52g4vczzkemaglb">
+            <w:hyperlink w:history="1" r:id="rIdf4slbciuuzqzll6cjqo8s">
               <w:r>
                 <w:rPr>
                   <w:rFonts w:ascii="Arial" w:cs="Arial" w:eastAsia="Arial" w:hAnsi="Arial"/>
@@ -7058,7 +7222,7 @@
               <w:spacing w:after="10" w:before="0"/>
               <w:ind w:left="120"/>
             </w:pPr>
-            <w:hyperlink w:history="1" r:id="rIdb0zdtevbc7ljnzxdwraag">
+            <w:hyperlink w:history="1" r:id="rIdsikyecamxee-lm26jy6o2">
               <w:r>
                 <w:rPr>
                   <w:rFonts w:ascii="Arial" w:cs="Arial" w:eastAsia="Arial" w:hAnsi="Arial"/>
@@ -7103,7 +7267,7 @@
             <w:pPr>
               <w:spacing w:after="20" w:before="0"/>
             </w:pPr>
-            <w:hyperlink w:history="1" r:id="rIddueimz59ior6gxrgy54lc">
+            <w:hyperlink w:history="1" r:id="rIdsyj8cnk9jcampar6zqfyn">
               <w:r>
                 <w:rPr>
                   <w:rFonts w:ascii="Arial" w:cs="Arial" w:eastAsia="Arial" w:hAnsi="Arial"/>
@@ -7136,7 +7300,7 @@
               <w:spacing w:after="10" w:before="0"/>
               <w:ind w:left="120"/>
             </w:pPr>
-            <w:hyperlink w:history="1" r:id="rIdcwrfemm_qidfjs23yzc16">
+            <w:hyperlink w:history="1" r:id="rIddoqqfcgrwpibplo9aol6n">
               <w:r>
                 <w:rPr>
                   <w:rFonts w:ascii="Arial" w:cs="Arial" w:eastAsia="Arial" w:hAnsi="Arial"/>
@@ -7164,6 +7328,7 @@
           </w:tcPr>
           <w:p>
             <w:pPr>
+              <w:keepNext w:val="false"/>
               <w:spacing w:after="40" w:before="0"/>
               <w:jc w:val="left"/>
             </w:pPr>
@@ -7196,6 +7361,7 @@
           </w:tcPr>
           <w:p>
             <w:pPr>
+              <w:keepNext w:val="false"/>
               <w:spacing w:after="40" w:before="0"/>
               <w:jc w:val="left"/>
             </w:pPr>
@@ -7228,6 +7394,7 @@
           </w:tcPr>
           <w:p>
             <w:pPr>
+              <w:keepNext w:val="false"/>
               <w:spacing w:after="40" w:before="0"/>
               <w:jc w:val="left"/>
             </w:pPr>
@@ -7260,6 +7427,7 @@
           </w:tcPr>
           <w:p>
             <w:pPr>
+              <w:keepNext w:val="false"/>
               <w:spacing w:after="40" w:before="0"/>
               <w:jc w:val="left"/>
             </w:pPr>
@@ -7294,6 +7462,7 @@
           </w:tcPr>
           <w:p>
             <w:pPr>
+              <w:keepNext w:val="false"/>
               <w:spacing w:after="40" w:before="0"/>
               <w:jc w:val="left"/>
             </w:pPr>
@@ -7331,7 +7500,7 @@
             <w:pPr>
               <w:spacing w:after="20" w:before="0"/>
             </w:pPr>
-            <w:hyperlink w:history="1" r:id="rIdglrlj8y83hqsso5oonhcd">
+            <w:hyperlink w:history="1" r:id="rIdkgkdiaztiwajonorhuxaz">
               <w:r>
                 <w:rPr>
                   <w:rFonts w:ascii="Arial" w:cs="Arial" w:eastAsia="Arial" w:hAnsi="Arial"/>
@@ -7364,7 +7533,7 @@
               <w:spacing w:after="10" w:before="0"/>
               <w:ind w:left="120"/>
             </w:pPr>
-            <w:hyperlink w:history="1" r:id="rIddonmmer_pnntdyvb3a_as">
+            <w:hyperlink w:history="1" r:id="rIdfyuhi03oookvho8kwwbhq">
               <w:r>
                 <w:rPr>
                   <w:rFonts w:ascii="Arial" w:cs="Arial" w:eastAsia="Arial" w:hAnsi="Arial"/>
@@ -7409,7 +7578,7 @@
             <w:pPr>
               <w:spacing w:after="20" w:before="0"/>
             </w:pPr>
-            <w:hyperlink w:history="1" r:id="rIdocxovjbsgh7elzjerwdou">
+            <w:hyperlink w:history="1" r:id="rIdgrlhx5tynrjqcvl1ug8fn">
               <w:r>
                 <w:rPr>
                   <w:rFonts w:ascii="Arial" w:cs="Arial" w:eastAsia="Arial" w:hAnsi="Arial"/>
@@ -7442,7 +7611,7 @@
               <w:spacing w:after="10" w:before="0"/>
               <w:ind w:left="120"/>
             </w:pPr>
-            <w:hyperlink w:history="1" r:id="rId6xgwx7q-d5nrykmggb13u">
+            <w:hyperlink w:history="1" r:id="rIdbaeqecamd07s9grbnit_s">
               <w:r>
                 <w:rPr>
                   <w:rFonts w:ascii="Arial" w:cs="Arial" w:eastAsia="Arial" w:hAnsi="Arial"/>
@@ -7470,6 +7639,7 @@
           </w:tcPr>
           <w:p>
             <w:pPr>
+              <w:keepNext w:val="false"/>
               <w:spacing w:after="40" w:before="0"/>
               <w:jc w:val="left"/>
             </w:pPr>
@@ -7502,6 +7672,7 @@
           </w:tcPr>
           <w:p>
             <w:pPr>
+              <w:keepNext w:val="false"/>
               <w:spacing w:after="40" w:before="0"/>
               <w:jc w:val="left"/>
             </w:pPr>
@@ -7534,6 +7705,7 @@
           </w:tcPr>
           <w:p>
             <w:pPr>
+              <w:keepNext w:val="false"/>
               <w:spacing w:after="40" w:before="0"/>
               <w:jc w:val="left"/>
             </w:pPr>
@@ -7566,6 +7738,7 @@
           </w:tcPr>
           <w:p>
             <w:pPr>
+              <w:keepNext w:val="false"/>
               <w:spacing w:after="40" w:before="0"/>
               <w:jc w:val="left"/>
             </w:pPr>
@@ -7600,6 +7773,7 @@
           </w:tcPr>
           <w:p>
             <w:pPr>
+              <w:keepNext w:val="false"/>
               <w:spacing w:after="40" w:before="0"/>
               <w:jc w:val="left"/>
             </w:pPr>
@@ -7637,7 +7811,7 @@
             <w:pPr>
               <w:spacing w:after="20" w:before="0"/>
             </w:pPr>
-            <w:hyperlink w:history="1" r:id="rIdruy4rtr33sqjtjtpezro3">
+            <w:hyperlink w:history="1" r:id="rIdnvexj2wqb8sbim3p67nwp">
               <w:r>
                 <w:rPr>
                   <w:rFonts w:ascii="Arial" w:cs="Arial" w:eastAsia="Arial" w:hAnsi="Arial"/>
@@ -7670,7 +7844,7 @@
               <w:spacing w:after="10" w:before="0"/>
               <w:ind w:left="120"/>
             </w:pPr>
-            <w:hyperlink w:history="1" r:id="rIdpselejoldmusqka3rgxzu">
+            <w:hyperlink w:history="1" r:id="rId1fu2gqrhagvyvntzdmblw">
               <w:r>
                 <w:rPr>
                   <w:rFonts w:ascii="Arial" w:cs="Arial" w:eastAsia="Arial" w:hAnsi="Arial"/>
@@ -7715,7 +7889,7 @@
             <w:pPr>
               <w:spacing w:after="20" w:before="0"/>
             </w:pPr>
-            <w:hyperlink w:history="1" r:id="rIdzlgtdvsqs-hmyqriacckh">
+            <w:hyperlink w:history="1" r:id="rId7gmt3umegn0ljpx_qveit">
               <w:r>
                 <w:rPr>
                   <w:rFonts w:ascii="Arial" w:cs="Arial" w:eastAsia="Arial" w:hAnsi="Arial"/>
@@ -7748,7 +7922,7 @@
               <w:spacing w:after="10" w:before="0"/>
               <w:ind w:left="120"/>
             </w:pPr>
-            <w:hyperlink w:history="1" r:id="rIdfezaubejf34a-0wc5zlhv">
+            <w:hyperlink w:history="1" r:id="rIddb4yd5r_ac2etkq0o8ofm">
               <w:r>
                 <w:rPr>
                   <w:rFonts w:ascii="Arial" w:cs="Arial" w:eastAsia="Arial" w:hAnsi="Arial"/>
@@ -7776,6 +7950,7 @@
           </w:tcPr>
           <w:p>
             <w:pPr>
+              <w:keepNext w:val="false"/>
               <w:spacing w:after="40" w:before="0"/>
               <w:jc w:val="left"/>
             </w:pPr>
@@ -7808,6 +7983,7 @@
           </w:tcPr>
           <w:p>
             <w:pPr>
+              <w:keepNext w:val="false"/>
               <w:spacing w:after="40" w:before="0"/>
               <w:jc w:val="left"/>
             </w:pPr>
@@ -7840,6 +8016,7 @@
           </w:tcPr>
           <w:p>
             <w:pPr>
+              <w:keepNext w:val="false"/>
               <w:spacing w:after="40" w:before="0"/>
               <w:jc w:val="left"/>
             </w:pPr>
@@ -7872,6 +8049,7 @@
           </w:tcPr>
           <w:p>
             <w:pPr>
+              <w:keepNext w:val="false"/>
               <w:spacing w:after="40" w:before="0"/>
               <w:jc w:val="left"/>
             </w:pPr>
@@ -7906,6 +8084,7 @@
           </w:tcPr>
           <w:p>
             <w:pPr>
+              <w:keepNext w:val="false"/>
               <w:spacing w:after="40" w:before="0"/>
               <w:jc w:val="left"/>
             </w:pPr>
@@ -7943,7 +8122,7 @@
             <w:pPr>
               <w:spacing w:after="20" w:before="0"/>
             </w:pPr>
-            <w:hyperlink w:history="1" r:id="rIdpxx-l6qnxctmdavynambm">
+            <w:hyperlink w:history="1" r:id="rIdtck6lzxmtmsbutqhyvbpw">
               <w:r>
                 <w:rPr>
                   <w:rFonts w:ascii="Arial" w:cs="Arial" w:eastAsia="Arial" w:hAnsi="Arial"/>
@@ -7976,7 +8155,7 @@
               <w:spacing w:after="10" w:before="0"/>
               <w:ind w:left="120"/>
             </w:pPr>
-            <w:hyperlink w:history="1" r:id="rIdpdn_qvs8f-enemcyrwzkw">
+            <w:hyperlink w:history="1" r:id="rIdwzvngacn6rwu-ltplqoa9">
               <w:r>
                 <w:rPr>
                   <w:rFonts w:ascii="Arial" w:cs="Arial" w:eastAsia="Arial" w:hAnsi="Arial"/>
@@ -8021,7 +8200,7 @@
             <w:pPr>
               <w:spacing w:after="20" w:before="0"/>
             </w:pPr>
-            <w:hyperlink w:history="1" r:id="rIdsi5z37rgjqttratwdeft_">
+            <w:hyperlink w:history="1" r:id="rIdswrsgfmdm2xdr4kumo168">
               <w:r>
                 <w:rPr>
                   <w:rFonts w:ascii="Arial" w:cs="Arial" w:eastAsia="Arial" w:hAnsi="Arial"/>
@@ -8054,7 +8233,7 @@
               <w:spacing w:after="10" w:before="0"/>
               <w:ind w:left="120"/>
             </w:pPr>
-            <w:hyperlink w:history="1" r:id="rIdaugqh0f7j622ods6jg3ge">
+            <w:hyperlink w:history="1" r:id="rId33imekyebp16r6vaux5zi">
               <w:r>
                 <w:rPr>
                   <w:rFonts w:ascii="Arial" w:cs="Arial" w:eastAsia="Arial" w:hAnsi="Arial"/>
@@ -8082,6 +8261,7 @@
           </w:tcPr>
           <w:p>
             <w:pPr>
+              <w:keepNext w:val="false"/>
               <w:spacing w:after="40" w:before="0"/>
               <w:jc w:val="left"/>
             </w:pPr>
@@ -8114,6 +8294,7 @@
           </w:tcPr>
           <w:p>
             <w:pPr>
+              <w:keepNext w:val="false"/>
               <w:spacing w:after="40" w:before="0"/>
               <w:jc w:val="left"/>
             </w:pPr>
@@ -8146,6 +8327,7 @@
           </w:tcPr>
           <w:p>
             <w:pPr>
+              <w:keepNext w:val="false"/>
               <w:spacing w:after="40" w:before="0"/>
               <w:jc w:val="left"/>
             </w:pPr>
@@ -8178,6 +8360,7 @@
           </w:tcPr>
           <w:p>
             <w:pPr>
+              <w:keepNext w:val="false"/>
               <w:spacing w:after="40" w:before="0"/>
               <w:jc w:val="left"/>
             </w:pPr>
@@ -8237,6 +8420,7 @@
           </w:tcPr>
           <w:p>
             <w:pPr>
+              <w:keepNext w:val="false"/>
               <w:spacing w:after="40" w:before="0"/>
               <w:jc w:val="center"/>
             </w:pPr>
@@ -8271,6 +8455,7 @@
           </w:tcPr>
           <w:p>
             <w:pPr>
+              <w:keepNext w:val="false"/>
               <w:spacing w:after="40" w:before="0"/>
               <w:jc w:val="left"/>
             </w:pPr>
@@ -8332,6 +8517,7 @@
           </w:tcPr>
           <w:p>
             <w:pPr>
+              <w:keepNext w:val="false"/>
               <w:spacing w:after="40" w:before="0"/>
               <w:jc w:val="center"/>
             </w:pPr>
@@ -8366,6 +8552,7 @@
           </w:tcPr>
           <w:p>
             <w:pPr>
+              <w:keepNext w:val="false"/>
               <w:spacing w:after="40" w:before="0"/>
               <w:jc w:val="left"/>
             </w:pPr>
@@ -8398,6 +8585,7 @@
           </w:tcPr>
           <w:p>
             <w:pPr>
+              <w:keepNext w:val="false"/>
               <w:spacing w:after="40" w:before="0"/>
               <w:jc w:val="left"/>
             </w:pPr>
@@ -8432,6 +8620,7 @@
           </w:tcPr>
           <w:p>
             <w:pPr>
+              <w:keepNext w:val="false"/>
               <w:spacing w:after="40" w:before="0"/>
               <w:jc w:val="left"/>
             </w:pPr>
@@ -8464,6 +8653,7 @@
           </w:tcPr>
           <w:p>
             <w:pPr>
+              <w:keepNext w:val="false"/>
               <w:spacing w:after="40" w:before="0"/>
               <w:jc w:val="left"/>
             </w:pPr>
@@ -8498,6 +8688,7 @@
           </w:tcPr>
           <w:p>
             <w:pPr>
+              <w:keepNext w:val="false"/>
               <w:spacing w:after="40" w:before="0"/>
               <w:jc w:val="left"/>
             </w:pPr>
@@ -8530,6 +8721,7 @@
           </w:tcPr>
           <w:p>
             <w:pPr>
+              <w:keepNext w:val="false"/>
               <w:spacing w:after="40" w:before="0"/>
               <w:jc w:val="left"/>
             </w:pPr>
@@ -8566,7 +8758,7 @@
         </w:rPr>
         <w:t xml:space="preserve">© 2026 SeaVuria and ARES. Aligned with KICD objectives. Developed by SeaVuria; technical implementation by ARES (with AI assistance from Claude). Licensed under </w:t>
       </w:r>
-      <w:hyperlink w:history="1" r:id="rIdxso57qjzl8-kqfhvmgqvi">
+      <w:hyperlink w:history="1" r:id="rIdlj8nxdhkwpytttuz0pwvy">
         <w:r>
           <w:rPr>
             <w:rFonts w:ascii="Arial" w:cs="Arial" w:eastAsia="Arial" w:hAnsi="Arial"/>
@@ -8587,7 +8779,7 @@
         </w:rPr>
         <w:t xml:space="preserve"> (</w:t>
       </w:r>
-      <w:hyperlink w:history="1" r:id="rIdtr9ykyp9wtmjalz7lm6vx">
+      <w:hyperlink w:history="1" r:id="rIdj7omyqoc2qlitscwbs9td">
         <w:r>
           <w:rPr>
             <w:rFonts w:ascii="Arial" w:cs="Arial" w:eastAsia="Arial" w:hAnsi="Arial"/>
@@ -8647,6 +8839,7 @@
           </w:tcPr>
           <w:p>
             <w:pPr>
+              <w:keepNext w:val="false"/>
               <w:spacing w:after="40" w:before="0"/>
               <w:jc w:val="center"/>
             </w:pPr>
@@ -8682,6 +8875,7 @@
           </w:tcPr>
           <w:p>
             <w:pPr>
+              <w:keepNext w:val="false"/>
               <w:spacing w:after="40" w:before="0"/>
               <w:jc w:val="center"/>
             </w:pPr>
@@ -8716,6 +8910,7 @@
           </w:tcPr>
           <w:p>
             <w:pPr>
+              <w:keepNext w:val="false"/>
               <w:spacing w:after="40" w:before="0"/>
               <w:jc w:val="left"/>
             </w:pPr>
@@ -8748,6 +8943,7 @@
           </w:tcPr>
           <w:p>
             <w:pPr>
+              <w:keepNext w:val="false"/>
               <w:spacing w:after="40" w:before="0"/>
               <w:jc w:val="left"/>
             </w:pPr>
@@ -8782,6 +8978,7 @@
           </w:tcPr>
           <w:p>
             <w:pPr>
+              <w:keepNext w:val="false"/>
               <w:spacing w:after="40" w:before="0"/>
               <w:jc w:val="left"/>
             </w:pPr>
@@ -8814,6 +9011,7 @@
           </w:tcPr>
           <w:p>
             <w:pPr>
+              <w:keepNext w:val="false"/>
               <w:spacing w:after="40" w:before="0"/>
               <w:jc w:val="left"/>
             </w:pPr>
@@ -8848,6 +9046,7 @@
           </w:tcPr>
           <w:p>
             <w:pPr>
+              <w:keepNext w:val="false"/>
               <w:spacing w:after="40" w:before="0"/>
               <w:jc w:val="left"/>
             </w:pPr>
@@ -8955,6 +9154,7 @@
           </w:tcPr>
           <w:p>
             <w:pPr>
+              <w:keepNext w:val="false"/>
               <w:spacing w:after="40" w:before="0"/>
               <w:jc w:val="left"/>
             </w:pPr>
@@ -9042,6 +9242,7 @@
           </w:tcPr>
           <w:p>
             <w:pPr>
+              <w:keepNext w:val="false"/>
               <w:spacing w:after="40" w:before="0"/>
               <w:jc w:val="left"/>
             </w:pPr>
@@ -9129,6 +9330,7 @@
           </w:tcPr>
           <w:p>
             <w:pPr>
+              <w:keepNext w:val="false"/>
               <w:spacing w:after="40" w:before="0"/>
               <w:jc w:val="left"/>
             </w:pPr>
@@ -9161,6 +9363,7 @@
           </w:tcPr>
           <w:p>
             <w:pPr>
+              <w:keepNext w:val="false"/>
               <w:spacing w:after="40" w:before="0"/>
               <w:jc w:val="left"/>
             </w:pPr>
@@ -9195,6 +9398,7 @@
           </w:tcPr>
           <w:p>
             <w:pPr>
+              <w:keepNext w:val="false"/>
               <w:spacing w:after="40" w:before="0"/>
               <w:jc w:val="left"/>
             </w:pPr>
@@ -9227,6 +9431,7 @@
           </w:tcPr>
           <w:p>
             <w:pPr>
+              <w:keepNext w:val="false"/>
               <w:spacing w:after="40" w:before="0"/>
               <w:jc w:val="left"/>
             </w:pPr>
@@ -9261,6 +9466,7 @@
           </w:tcPr>
           <w:p>
             <w:pPr>
+              <w:keepNext w:val="false"/>
               <w:spacing w:after="40" w:before="0"/>
               <w:jc w:val="left"/>
             </w:pPr>
@@ -9293,6 +9499,7 @@
           </w:tcPr>
           <w:p>
             <w:pPr>
+              <w:keepNext w:val="false"/>
               <w:spacing w:after="40" w:before="0"/>
               <w:jc w:val="left"/>
             </w:pPr>
@@ -9352,6 +9559,7 @@
           </w:tcPr>
           <w:p>
             <w:pPr>
+              <w:keepNext w:val="false"/>
               <w:spacing w:after="40" w:before="0"/>
               <w:jc w:val="center"/>
             </w:pPr>
@@ -9386,6 +9594,7 @@
           </w:tcPr>
           <w:p>
             <w:pPr>
+              <w:keepNext w:val="false"/>
               <w:spacing w:after="40" w:before="0"/>
               <w:jc w:val="left"/>
             </w:pPr>
@@ -9405,6 +9614,7 @@
           </w:p>
           <w:p>
             <w:pPr>
+              <w:keepNext w:val="false"/>
               <w:spacing w:after="40" w:before="0"/>
               <w:jc w:val="left"/>
             </w:pPr>
@@ -9424,6 +9634,7 @@
           </w:p>
           <w:p>
             <w:pPr>
+              <w:keepNext w:val="false"/>
               <w:spacing w:after="40" w:before="0"/>
               <w:jc w:val="left"/>
             </w:pPr>
@@ -9443,6 +9654,7 @@
           </w:p>
           <w:p>
             <w:pPr>
+              <w:keepNext w:val="false"/>
               <w:spacing w:after="40" w:before="0"/>
               <w:jc w:val="left"/>
             </w:pPr>
@@ -9462,6 +9674,7 @@
           </w:p>
           <w:p>
             <w:pPr>
+              <w:keepNext w:val="false"/>
               <w:spacing w:after="40" w:before="0"/>
               <w:jc w:val="left"/>
             </w:pPr>
@@ -9526,6 +9739,7 @@
           </w:tcPr>
           <w:p>
             <w:pPr>
+              <w:keepNext w:val="false"/>
               <w:spacing w:after="40" w:before="0"/>
               <w:jc w:val="center"/>
             </w:pPr>
@@ -9560,6 +9774,7 @@
           </w:tcPr>
           <w:p>
             <w:pPr>
+              <w:keepNext w:val="false"/>
               <w:spacing w:after="40" w:before="0"/>
               <w:jc w:val="left"/>
             </w:pPr>
@@ -9592,6 +9807,7 @@
           </w:tcPr>
           <w:p>
             <w:pPr>
+              <w:keepNext w:val="false"/>
               <w:spacing w:after="40" w:before="0"/>
               <w:jc w:val="left"/>
             </w:pPr>
@@ -9624,6 +9840,7 @@
           </w:tcPr>
           <w:p>
             <w:pPr>
+              <w:keepNext w:val="false"/>
               <w:spacing w:after="40" w:before="0"/>
               <w:jc w:val="left"/>
             </w:pPr>
@@ -9656,6 +9873,7 @@
           </w:tcPr>
           <w:p>
             <w:pPr>
+              <w:keepNext w:val="false"/>
               <w:spacing w:after="40" w:before="0"/>
               <w:jc w:val="left"/>
             </w:pPr>
@@ -9688,6 +9906,7 @@
           </w:tcPr>
           <w:p>
             <w:pPr>
+              <w:keepNext w:val="false"/>
               <w:spacing w:after="40" w:before="0"/>
               <w:jc w:val="left"/>
             </w:pPr>
@@ -9722,6 +9941,7 @@
           </w:tcPr>
           <w:p>
             <w:pPr>
+              <w:keepNext w:val="false"/>
               <w:spacing w:after="40" w:before="0"/>
               <w:jc w:val="left"/>
             </w:pPr>
@@ -9759,7 +9979,7 @@
             <w:pPr>
               <w:spacing w:after="20" w:before="0"/>
             </w:pPr>
-            <w:hyperlink w:history="1" r:id="rIdxuahncdzlqlysqvswlwxw">
+            <w:hyperlink w:history="1" r:id="rIdtdjmjjjzhjrzwb6gdmia0">
               <w:r>
                 <w:rPr>
                   <w:rFonts w:ascii="Arial" w:cs="Arial" w:eastAsia="Arial" w:hAnsi="Arial"/>
@@ -9792,7 +10012,7 @@
               <w:spacing w:after="10" w:before="0"/>
               <w:ind w:left="120"/>
             </w:pPr>
-            <w:hyperlink w:history="1" r:id="rId0czh6zlnroexlac9xigtu">
+            <w:hyperlink w:history="1" r:id="rIdbsp6l2oe8d3rys1b58sg2">
               <w:r>
                 <w:rPr>
                   <w:rFonts w:ascii="Arial" w:cs="Arial" w:eastAsia="Arial" w:hAnsi="Arial"/>
@@ -9837,7 +10057,7 @@
             <w:pPr>
               <w:spacing w:after="20" w:before="0"/>
             </w:pPr>
-            <w:hyperlink w:history="1" r:id="rIdjpei9we6_f4ciehtxqoo-">
+            <w:hyperlink w:history="1" r:id="rIdhye77uxiqrzhxr4fxedbq">
               <w:r>
                 <w:rPr>
                   <w:rFonts w:ascii="Arial" w:cs="Arial" w:eastAsia="Arial" w:hAnsi="Arial"/>
@@ -9870,7 +10090,7 @@
               <w:spacing w:after="10" w:before="0"/>
               <w:ind w:left="120"/>
             </w:pPr>
-            <w:hyperlink w:history="1" r:id="rIdtz27-zztywidjxsp-5eto">
+            <w:hyperlink w:history="1" r:id="rIdq3r0ob0dclqzd0ym3bohg">
               <w:r>
                 <w:rPr>
                   <w:rFonts w:ascii="Arial" w:cs="Arial" w:eastAsia="Arial" w:hAnsi="Arial"/>
@@ -9898,6 +10118,7 @@
           </w:tcPr>
           <w:p>
             <w:pPr>
+              <w:keepNext w:val="false"/>
               <w:spacing w:after="40" w:before="0"/>
               <w:jc w:val="left"/>
             </w:pPr>
@@ -9930,6 +10151,7 @@
           </w:tcPr>
           <w:p>
             <w:pPr>
+              <w:keepNext w:val="false"/>
               <w:spacing w:after="40" w:before="0"/>
               <w:jc w:val="left"/>
             </w:pPr>
@@ -9962,6 +10184,7 @@
           </w:tcPr>
           <w:p>
             <w:pPr>
+              <w:keepNext w:val="false"/>
               <w:spacing w:after="40" w:before="0"/>
               <w:jc w:val="left"/>
             </w:pPr>
@@ -9994,6 +10217,7 @@
           </w:tcPr>
           <w:p>
             <w:pPr>
+              <w:keepNext w:val="false"/>
               <w:spacing w:after="40" w:before="0"/>
               <w:jc w:val="left"/>
             </w:pPr>
@@ -10028,6 +10252,7 @@
           </w:tcPr>
           <w:p>
             <w:pPr>
+              <w:keepNext w:val="false"/>
               <w:spacing w:after="40" w:before="0"/>
               <w:jc w:val="left"/>
             </w:pPr>
@@ -10065,7 +10290,7 @@
             <w:pPr>
               <w:spacing w:after="20" w:before="0"/>
             </w:pPr>
-            <w:hyperlink w:history="1" r:id="rIdw4va9qq5kl7_j8irgbz_m">
+            <w:hyperlink w:history="1" r:id="rIdv-a2jex8-_spl3ktiyvaq">
               <w:r>
                 <w:rPr>
                   <w:rFonts w:ascii="Arial" w:cs="Arial" w:eastAsia="Arial" w:hAnsi="Arial"/>
@@ -10098,7 +10323,7 @@
               <w:spacing w:after="10" w:before="0"/>
               <w:ind w:left="120"/>
             </w:pPr>
-            <w:hyperlink w:history="1" r:id="rId2xhrnkistv-aohv3rqzgy">
+            <w:hyperlink w:history="1" r:id="rId9ya_2-sccikzbpz7i6cd8">
               <w:r>
                 <w:rPr>
                   <w:rFonts w:ascii="Arial" w:cs="Arial" w:eastAsia="Arial" w:hAnsi="Arial"/>
@@ -10143,7 +10368,7 @@
             <w:pPr>
               <w:spacing w:after="20" w:before="0"/>
             </w:pPr>
-            <w:hyperlink w:history="1" r:id="rId1-3jwb_xjk2cel8myjacb">
+            <w:hyperlink w:history="1" r:id="rIdsoic05utxgdqxz0ameetp">
               <w:r>
                 <w:rPr>
                   <w:rFonts w:ascii="Arial" w:cs="Arial" w:eastAsia="Arial" w:hAnsi="Arial"/>
@@ -10176,7 +10401,7 @@
               <w:spacing w:after="10" w:before="0"/>
               <w:ind w:left="120"/>
             </w:pPr>
-            <w:hyperlink w:history="1" r:id="rId0znfbganje0whknxdrfmk">
+            <w:hyperlink w:history="1" r:id="rIdbtyqxtecfhp8btfhcsons">
               <w:r>
                 <w:rPr>
                   <w:rFonts w:ascii="Arial" w:cs="Arial" w:eastAsia="Arial" w:hAnsi="Arial"/>
@@ -10204,6 +10429,7 @@
           </w:tcPr>
           <w:p>
             <w:pPr>
+              <w:keepNext w:val="false"/>
               <w:spacing w:after="40" w:before="0"/>
               <w:jc w:val="left"/>
             </w:pPr>
@@ -10236,6 +10462,7 @@
           </w:tcPr>
           <w:p>
             <w:pPr>
+              <w:keepNext w:val="false"/>
               <w:spacing w:after="40" w:before="0"/>
               <w:jc w:val="left"/>
             </w:pPr>
@@ -10268,6 +10495,7 @@
           </w:tcPr>
           <w:p>
             <w:pPr>
+              <w:keepNext w:val="false"/>
               <w:spacing w:after="40" w:before="0"/>
               <w:jc w:val="left"/>
             </w:pPr>
@@ -10300,6 +10528,7 @@
           </w:tcPr>
           <w:p>
             <w:pPr>
+              <w:keepNext w:val="false"/>
               <w:spacing w:after="40" w:before="0"/>
               <w:jc w:val="left"/>
             </w:pPr>
@@ -10334,6 +10563,7 @@
           </w:tcPr>
           <w:p>
             <w:pPr>
+              <w:keepNext w:val="false"/>
               <w:spacing w:after="40" w:before="0"/>
               <w:jc w:val="left"/>
             </w:pPr>
@@ -10371,7 +10601,7 @@
             <w:pPr>
               <w:spacing w:after="20" w:before="0"/>
             </w:pPr>
-            <w:hyperlink w:history="1" r:id="rIdkzlhgyy4h2-lospd1-vno">
+            <w:hyperlink w:history="1" r:id="rIdhhiggugm4qp6mfxk6qro3">
               <w:r>
                 <w:rPr>
                   <w:rFonts w:ascii="Arial" w:cs="Arial" w:eastAsia="Arial" w:hAnsi="Arial"/>
@@ -10404,7 +10634,7 @@
               <w:spacing w:after="10" w:before="0"/>
               <w:ind w:left="120"/>
             </w:pPr>
-            <w:hyperlink w:history="1" r:id="rIdmwk7b0u5nodtpkdd1jvby">
+            <w:hyperlink w:history="1" r:id="rIdkm9e4vi1r8jscmt3flwdr">
               <w:r>
                 <w:rPr>
                   <w:rFonts w:ascii="Arial" w:cs="Arial" w:eastAsia="Arial" w:hAnsi="Arial"/>
@@ -10449,7 +10679,7 @@
             <w:pPr>
               <w:spacing w:after="20" w:before="0"/>
             </w:pPr>
-            <w:hyperlink w:history="1" r:id="rIdzxgod5vd8on-s7jihgpa1">
+            <w:hyperlink w:history="1" r:id="rIdbb0otl9ltpnkxju_yeoda">
               <w:r>
                 <w:rPr>
                   <w:rFonts w:ascii="Arial" w:cs="Arial" w:eastAsia="Arial" w:hAnsi="Arial"/>
@@ -10482,7 +10712,7 @@
               <w:spacing w:after="10" w:before="0"/>
               <w:ind w:left="120"/>
             </w:pPr>
-            <w:hyperlink w:history="1" r:id="rIdwxq1fcu42kp-wyxupak0b">
+            <w:hyperlink w:history="1" r:id="rIdnk8w43u99ubg8ah0mljfc">
               <w:r>
                 <w:rPr>
                   <w:rFonts w:ascii="Arial" w:cs="Arial" w:eastAsia="Arial" w:hAnsi="Arial"/>
@@ -10510,6 +10740,7 @@
           </w:tcPr>
           <w:p>
             <w:pPr>
+              <w:keepNext w:val="false"/>
               <w:spacing w:after="40" w:before="0"/>
               <w:jc w:val="left"/>
             </w:pPr>
@@ -10542,6 +10773,7 @@
           </w:tcPr>
           <w:p>
             <w:pPr>
+              <w:keepNext w:val="false"/>
               <w:spacing w:after="40" w:before="0"/>
               <w:jc w:val="left"/>
             </w:pPr>
@@ -10574,6 +10806,7 @@
           </w:tcPr>
           <w:p>
             <w:pPr>
+              <w:keepNext w:val="false"/>
               <w:spacing w:after="40" w:before="0"/>
               <w:jc w:val="left"/>
             </w:pPr>
@@ -10606,6 +10839,7 @@
           </w:tcPr>
           <w:p>
             <w:pPr>
+              <w:keepNext w:val="false"/>
               <w:spacing w:after="40" w:before="0"/>
               <w:jc w:val="left"/>
             </w:pPr>
@@ -10640,6 +10874,7 @@
           </w:tcPr>
           <w:p>
             <w:pPr>
+              <w:keepNext w:val="false"/>
               <w:spacing w:after="40" w:before="0"/>
               <w:jc w:val="left"/>
             </w:pPr>
@@ -10677,7 +10912,7 @@
             <w:pPr>
               <w:spacing w:after="20" w:before="0"/>
             </w:pPr>
-            <w:hyperlink w:history="1" r:id="rIdqkb86v0jcvmrsa_2khjn_">
+            <w:hyperlink w:history="1" r:id="rIdy5lzsw3x6sc2nitquegiz">
               <w:r>
                 <w:rPr>
                   <w:rFonts w:ascii="Arial" w:cs="Arial" w:eastAsia="Arial" w:hAnsi="Arial"/>
@@ -10710,7 +10945,7 @@
               <w:spacing w:after="10" w:before="0"/>
               <w:ind w:left="120"/>
             </w:pPr>
-            <w:hyperlink w:history="1" r:id="rIdpcy7xx2sfhnzrfgz1jlgt">
+            <w:hyperlink w:history="1" r:id="rId6so_t4drem437wy_jwj5w">
               <w:r>
                 <w:rPr>
                   <w:rFonts w:ascii="Arial" w:cs="Arial" w:eastAsia="Arial" w:hAnsi="Arial"/>
@@ -10755,7 +10990,7 @@
             <w:pPr>
               <w:spacing w:after="20" w:before="0"/>
             </w:pPr>
-            <w:hyperlink w:history="1" r:id="rIdunhagbhszjiggqanjpy1w">
+            <w:hyperlink w:history="1" r:id="rIdd57fshhro0cpgg2ctcflo">
               <w:r>
                 <w:rPr>
                   <w:rFonts w:ascii="Arial" w:cs="Arial" w:eastAsia="Arial" w:hAnsi="Arial"/>
@@ -10788,7 +11023,7 @@
               <w:spacing w:after="10" w:before="0"/>
               <w:ind w:left="120"/>
             </w:pPr>
-            <w:hyperlink w:history="1" r:id="rIdkyrky2xiyceubl5w0-q0i">
+            <w:hyperlink w:history="1" r:id="rIdglcp8renzkhkuu_njyxfd">
               <w:r>
                 <w:rPr>
                   <w:rFonts w:ascii="Arial" w:cs="Arial" w:eastAsia="Arial" w:hAnsi="Arial"/>
@@ -10816,6 +11051,7 @@
           </w:tcPr>
           <w:p>
             <w:pPr>
+              <w:keepNext w:val="false"/>
               <w:spacing w:after="40" w:before="0"/>
               <w:jc w:val="left"/>
             </w:pPr>
@@ -10848,6 +11084,7 @@
           </w:tcPr>
           <w:p>
             <w:pPr>
+              <w:keepNext w:val="false"/>
               <w:spacing w:after="40" w:before="0"/>
               <w:jc w:val="left"/>
             </w:pPr>
@@ -10880,6 +11117,7 @@
           </w:tcPr>
           <w:p>
             <w:pPr>
+              <w:keepNext w:val="false"/>
               <w:spacing w:after="40" w:before="0"/>
               <w:jc w:val="left"/>
             </w:pPr>
@@ -10912,6 +11150,7 @@
           </w:tcPr>
           <w:p>
             <w:pPr>
+              <w:keepNext w:val="false"/>
               <w:spacing w:after="40" w:before="0"/>
               <w:jc w:val="left"/>
             </w:pPr>
@@ -10946,6 +11185,7 @@
           </w:tcPr>
           <w:p>
             <w:pPr>
+              <w:keepNext w:val="false"/>
               <w:spacing w:after="40" w:before="0"/>
               <w:jc w:val="left"/>
             </w:pPr>
@@ -10983,7 +11223,7 @@
             <w:pPr>
               <w:spacing w:after="20" w:before="0"/>
             </w:pPr>
-            <w:hyperlink w:history="1" r:id="rIdgvx1x2qfqbwaa1ji_ht6t">
+            <w:hyperlink w:history="1" r:id="rIdqnb3zjc818yv_ssfitgnr">
               <w:r>
                 <w:rPr>
                   <w:rFonts w:ascii="Arial" w:cs="Arial" w:eastAsia="Arial" w:hAnsi="Arial"/>
@@ -11032,7 +11272,7 @@
               <w:spacing w:after="10" w:before="0"/>
               <w:ind w:left="120"/>
             </w:pPr>
-            <w:hyperlink w:history="1" r:id="rIdqgqdjfakn9aiwrqwava7d">
+            <w:hyperlink w:history="1" r:id="rIdvtedjqwpwbz6dnicrvfyo">
               <w:r>
                 <w:rPr>
                   <w:rFonts w:ascii="Arial" w:cs="Arial" w:eastAsia="Arial" w:hAnsi="Arial"/>
@@ -11077,7 +11317,7 @@
             <w:pPr>
               <w:spacing w:after="20" w:before="0"/>
             </w:pPr>
-            <w:hyperlink w:history="1" r:id="rIdkzzgpkoc6rqnq3evrlpg1">
+            <w:hyperlink w:history="1" r:id="rId2vrti73ts9l_10tqqmbbi">
               <w:r>
                 <w:rPr>
                   <w:rFonts w:ascii="Arial" w:cs="Arial" w:eastAsia="Arial" w:hAnsi="Arial"/>
@@ -11110,7 +11350,7 @@
               <w:spacing w:after="10" w:before="0"/>
               <w:ind w:left="120"/>
             </w:pPr>
-            <w:hyperlink w:history="1" r:id="rId5e3lvizuhbq1fx8hlvsr5">
+            <w:hyperlink w:history="1" r:id="rIduupfvfwal0uo7ftpptiwj">
               <w:r>
                 <w:rPr>
                   <w:rFonts w:ascii="Arial" w:cs="Arial" w:eastAsia="Arial" w:hAnsi="Arial"/>
@@ -11138,6 +11378,7 @@
           </w:tcPr>
           <w:p>
             <w:pPr>
+              <w:keepNext w:val="false"/>
               <w:spacing w:after="40" w:before="0"/>
               <w:jc w:val="left"/>
             </w:pPr>
@@ -11170,6 +11411,7 @@
           </w:tcPr>
           <w:p>
             <w:pPr>
+              <w:keepNext w:val="false"/>
               <w:spacing w:after="40" w:before="0"/>
               <w:jc w:val="left"/>
             </w:pPr>
@@ -11202,6 +11444,7 @@
           </w:tcPr>
           <w:p>
             <w:pPr>
+              <w:keepNext w:val="false"/>
               <w:spacing w:after="40" w:before="0"/>
               <w:jc w:val="left"/>
             </w:pPr>
@@ -11234,6 +11477,7 @@
           </w:tcPr>
           <w:p>
             <w:pPr>
+              <w:keepNext w:val="false"/>
               <w:spacing w:after="40" w:before="0"/>
               <w:jc w:val="left"/>
             </w:pPr>
@@ -11293,6 +11537,7 @@
           </w:tcPr>
           <w:p>
             <w:pPr>
+              <w:keepNext w:val="false"/>
               <w:spacing w:after="40" w:before="0"/>
               <w:jc w:val="center"/>
             </w:pPr>
@@ -11327,6 +11572,7 @@
           </w:tcPr>
           <w:p>
             <w:pPr>
+              <w:keepNext w:val="false"/>
               <w:spacing w:after="40" w:before="0"/>
               <w:jc w:val="left"/>
             </w:pPr>
@@ -11388,6 +11634,7 @@
           </w:tcPr>
           <w:p>
             <w:pPr>
+              <w:keepNext w:val="false"/>
               <w:spacing w:after="40" w:before="0"/>
               <w:jc w:val="center"/>
             </w:pPr>
@@ -11422,6 +11669,7 @@
           </w:tcPr>
           <w:p>
             <w:pPr>
+              <w:keepNext w:val="false"/>
               <w:spacing w:after="40" w:before="0"/>
               <w:jc w:val="left"/>
             </w:pPr>
@@ -11454,6 +11702,7 @@
           </w:tcPr>
           <w:p>
             <w:pPr>
+              <w:keepNext w:val="false"/>
               <w:spacing w:after="40" w:before="0"/>
               <w:jc w:val="left"/>
             </w:pPr>
@@ -11488,6 +11737,7 @@
           </w:tcPr>
           <w:p>
             <w:pPr>
+              <w:keepNext w:val="false"/>
               <w:spacing w:after="40" w:before="0"/>
               <w:jc w:val="left"/>
             </w:pPr>
@@ -11520,6 +11770,7 @@
           </w:tcPr>
           <w:p>
             <w:pPr>
+              <w:keepNext w:val="false"/>
               <w:spacing w:after="40" w:before="0"/>
               <w:jc w:val="left"/>
             </w:pPr>
@@ -11554,6 +11805,7 @@
           </w:tcPr>
           <w:p>
             <w:pPr>
+              <w:keepNext w:val="false"/>
               <w:spacing w:after="40" w:before="0"/>
               <w:jc w:val="left"/>
             </w:pPr>
@@ -11586,6 +11838,7 @@
           </w:tcPr>
           <w:p>
             <w:pPr>
+              <w:keepNext w:val="false"/>
               <w:spacing w:after="40" w:before="0"/>
               <w:jc w:val="left"/>
             </w:pPr>
@@ -11622,7 +11875,7 @@
         </w:rPr>
         <w:t xml:space="preserve">© 2026 SeaVuria and ARES. Aligned with KICD objectives. Developed by SeaVuria; technical implementation by ARES (with AI assistance from Claude). Licensed under </w:t>
       </w:r>
-      <w:hyperlink w:history="1" r:id="rIdvzxofriypb5k9t93fio2d">
+      <w:hyperlink w:history="1" r:id="rIdbsvsba5cfeldvm9cvu0y_">
         <w:r>
           <w:rPr>
             <w:rFonts w:ascii="Arial" w:cs="Arial" w:eastAsia="Arial" w:hAnsi="Arial"/>
@@ -11643,7 +11896,7 @@
         </w:rPr>
         <w:t xml:space="preserve"> (</w:t>
       </w:r>
-      <w:hyperlink w:history="1" r:id="rId3taszqoi2xnyzlx8k7kgl">
+      <w:hyperlink w:history="1" r:id="rIdj-krccir8kqoi_zen6o7n">
         <w:r>
           <w:rPr>
             <w:rFonts w:ascii="Arial" w:cs="Arial" w:eastAsia="Arial" w:hAnsi="Arial"/>
@@ -11703,6 +11956,7 @@
           </w:tcPr>
           <w:p>
             <w:pPr>
+              <w:keepNext w:val="false"/>
               <w:spacing w:after="40" w:before="0"/>
               <w:jc w:val="center"/>
             </w:pPr>
@@ -11738,6 +11992,7 @@
           </w:tcPr>
           <w:p>
             <w:pPr>
+              <w:keepNext w:val="false"/>
               <w:spacing w:after="40" w:before="0"/>
               <w:jc w:val="center"/>
             </w:pPr>
@@ -11772,6 +12027,7 @@
           </w:tcPr>
           <w:p>
             <w:pPr>
+              <w:keepNext w:val="false"/>
               <w:spacing w:after="40" w:before="0"/>
               <w:jc w:val="left"/>
             </w:pPr>
@@ -11804,6 +12060,7 @@
           </w:tcPr>
           <w:p>
             <w:pPr>
+              <w:keepNext w:val="false"/>
               <w:spacing w:after="40" w:before="0"/>
               <w:jc w:val="left"/>
             </w:pPr>
@@ -11838,6 +12095,7 @@
           </w:tcPr>
           <w:p>
             <w:pPr>
+              <w:keepNext w:val="false"/>
               <w:spacing w:after="40" w:before="0"/>
               <w:jc w:val="left"/>
             </w:pPr>
@@ -11870,6 +12128,7 @@
           </w:tcPr>
           <w:p>
             <w:pPr>
+              <w:keepNext w:val="false"/>
               <w:spacing w:after="40" w:before="0"/>
               <w:jc w:val="left"/>
             </w:pPr>
@@ -11904,6 +12163,7 @@
           </w:tcPr>
           <w:p>
             <w:pPr>
+              <w:keepNext w:val="false"/>
               <w:spacing w:after="40" w:before="0"/>
               <w:jc w:val="left"/>
             </w:pPr>
@@ -12011,6 +12271,7 @@
           </w:tcPr>
           <w:p>
             <w:pPr>
+              <w:keepNext w:val="false"/>
               <w:spacing w:after="40" w:before="0"/>
               <w:jc w:val="left"/>
             </w:pPr>
@@ -12098,6 +12359,7 @@
           </w:tcPr>
           <w:p>
             <w:pPr>
+              <w:keepNext w:val="false"/>
               <w:spacing w:after="40" w:before="0"/>
               <w:jc w:val="left"/>
             </w:pPr>
@@ -12185,6 +12447,7 @@
           </w:tcPr>
           <w:p>
             <w:pPr>
+              <w:keepNext w:val="false"/>
               <w:spacing w:after="40" w:before="0"/>
               <w:jc w:val="left"/>
             </w:pPr>
@@ -12217,6 +12480,7 @@
           </w:tcPr>
           <w:p>
             <w:pPr>
+              <w:keepNext w:val="false"/>
               <w:spacing w:after="40" w:before="0"/>
               <w:jc w:val="left"/>
             </w:pPr>
@@ -12251,6 +12515,7 @@
           </w:tcPr>
           <w:p>
             <w:pPr>
+              <w:keepNext w:val="false"/>
               <w:spacing w:after="40" w:before="0"/>
               <w:jc w:val="left"/>
             </w:pPr>
@@ -12283,6 +12548,7 @@
           </w:tcPr>
           <w:p>
             <w:pPr>
+              <w:keepNext w:val="false"/>
               <w:spacing w:after="40" w:before="0"/>
               <w:jc w:val="left"/>
             </w:pPr>
@@ -12317,6 +12583,7 @@
           </w:tcPr>
           <w:p>
             <w:pPr>
+              <w:keepNext w:val="false"/>
               <w:spacing w:after="40" w:before="0"/>
               <w:jc w:val="left"/>
             </w:pPr>
@@ -12349,6 +12616,7 @@
           </w:tcPr>
           <w:p>
             <w:pPr>
+              <w:keepNext w:val="false"/>
               <w:spacing w:after="40" w:before="0"/>
               <w:jc w:val="left"/>
             </w:pPr>
@@ -12408,6 +12676,7 @@
           </w:tcPr>
           <w:p>
             <w:pPr>
+              <w:keepNext w:val="false"/>
               <w:spacing w:after="40" w:before="0"/>
               <w:jc w:val="center"/>
             </w:pPr>
@@ -12442,6 +12711,7 @@
           </w:tcPr>
           <w:p>
             <w:pPr>
+              <w:keepNext w:val="false"/>
               <w:spacing w:after="40" w:before="0"/>
               <w:jc w:val="left"/>
             </w:pPr>
@@ -12461,6 +12731,7 @@
           </w:p>
           <w:p>
             <w:pPr>
+              <w:keepNext w:val="false"/>
               <w:spacing w:after="40" w:before="0"/>
               <w:jc w:val="left"/>
             </w:pPr>
@@ -12480,6 +12751,7 @@
           </w:p>
           <w:p>
             <w:pPr>
+              <w:keepNext w:val="false"/>
               <w:spacing w:after="40" w:before="0"/>
               <w:jc w:val="left"/>
             </w:pPr>
@@ -12499,6 +12771,7 @@
           </w:p>
           <w:p>
             <w:pPr>
+              <w:keepNext w:val="false"/>
               <w:spacing w:after="40" w:before="0"/>
               <w:jc w:val="left"/>
             </w:pPr>
@@ -12518,6 +12791,7 @@
           </w:p>
           <w:p>
             <w:pPr>
+              <w:keepNext w:val="false"/>
               <w:spacing w:after="40" w:before="0"/>
               <w:jc w:val="left"/>
             </w:pPr>
@@ -12582,6 +12856,7 @@
           </w:tcPr>
           <w:p>
             <w:pPr>
+              <w:keepNext w:val="false"/>
               <w:spacing w:after="40" w:before="0"/>
               <w:jc w:val="center"/>
             </w:pPr>
@@ -12616,6 +12891,7 @@
           </w:tcPr>
           <w:p>
             <w:pPr>
+              <w:keepNext w:val="false"/>
               <w:spacing w:after="40" w:before="0"/>
               <w:jc w:val="left"/>
             </w:pPr>
@@ -12648,6 +12924,7 @@
           </w:tcPr>
           <w:p>
             <w:pPr>
+              <w:keepNext w:val="false"/>
               <w:spacing w:after="40" w:before="0"/>
               <w:jc w:val="left"/>
             </w:pPr>
@@ -12680,6 +12957,7 @@
           </w:tcPr>
           <w:p>
             <w:pPr>
+              <w:keepNext w:val="false"/>
               <w:spacing w:after="40" w:before="0"/>
               <w:jc w:val="left"/>
             </w:pPr>
@@ -12712,6 +12990,7 @@
           </w:tcPr>
           <w:p>
             <w:pPr>
+              <w:keepNext w:val="false"/>
               <w:spacing w:after="40" w:before="0"/>
               <w:jc w:val="left"/>
             </w:pPr>
@@ -12744,6 +13023,7 @@
           </w:tcPr>
           <w:p>
             <w:pPr>
+              <w:keepNext w:val="false"/>
               <w:spacing w:after="40" w:before="0"/>
               <w:jc w:val="left"/>
             </w:pPr>
@@ -12778,6 +13058,7 @@
           </w:tcPr>
           <w:p>
             <w:pPr>
+              <w:keepNext w:val="false"/>
               <w:spacing w:after="40" w:before="0"/>
               <w:jc w:val="left"/>
             </w:pPr>
@@ -12815,7 +13096,7 @@
             <w:pPr>
               <w:spacing w:after="20" w:before="0"/>
             </w:pPr>
-            <w:hyperlink w:history="1" r:id="rIdh0y4mm4dn_nzy-lcfxryz">
+            <w:hyperlink w:history="1" r:id="rIdfp3rwvatcisk8rmr3e9v_">
               <w:r>
                 <w:rPr>
                   <w:rFonts w:ascii="Arial" w:cs="Arial" w:eastAsia="Arial" w:hAnsi="Arial"/>
@@ -12848,7 +13129,7 @@
               <w:spacing w:after="10" w:before="0"/>
               <w:ind w:left="120"/>
             </w:pPr>
-            <w:hyperlink w:history="1" r:id="rIdk6ofwdpuqw1j8gaaqu6kn">
+            <w:hyperlink w:history="1" r:id="rIdnlbr9uofxu7tl41wh0eoi">
               <w:r>
                 <w:rPr>
                   <w:rFonts w:ascii="Arial" w:cs="Arial" w:eastAsia="Arial" w:hAnsi="Arial"/>
@@ -12893,7 +13174,7 @@
             <w:pPr>
               <w:spacing w:after="20" w:before="0"/>
             </w:pPr>
-            <w:hyperlink w:history="1" r:id="rIdiy-zynqmqze_kvfot4grr">
+            <w:hyperlink w:history="1" r:id="rId_valcbx_de-6x_p2rk-p2">
               <w:r>
                 <w:rPr>
                   <w:rFonts w:ascii="Arial" w:cs="Arial" w:eastAsia="Arial" w:hAnsi="Arial"/>
@@ -12926,7 +13207,7 @@
               <w:spacing w:after="10" w:before="0"/>
               <w:ind w:left="120"/>
             </w:pPr>
-            <w:hyperlink w:history="1" r:id="rIdrhyynn9ttocsjhoypmyvr">
+            <w:hyperlink w:history="1" r:id="rIds2wl6_ahjx9xv-fr1lpz6">
               <w:r>
                 <w:rPr>
                   <w:rFonts w:ascii="Arial" w:cs="Arial" w:eastAsia="Arial" w:hAnsi="Arial"/>
@@ -12954,6 +13235,7 @@
           </w:tcPr>
           <w:p>
             <w:pPr>
+              <w:keepNext w:val="false"/>
               <w:spacing w:after="40" w:before="0"/>
               <w:jc w:val="left"/>
             </w:pPr>
@@ -12986,6 +13268,7 @@
           </w:tcPr>
           <w:p>
             <w:pPr>
+              <w:keepNext w:val="false"/>
               <w:spacing w:after="40" w:before="0"/>
               <w:jc w:val="left"/>
             </w:pPr>
@@ -13018,6 +13301,7 @@
           </w:tcPr>
           <w:p>
             <w:pPr>
+              <w:keepNext w:val="false"/>
               <w:spacing w:after="40" w:before="0"/>
               <w:jc w:val="left"/>
             </w:pPr>
@@ -13050,6 +13334,7 @@
           </w:tcPr>
           <w:p>
             <w:pPr>
+              <w:keepNext w:val="false"/>
               <w:spacing w:after="40" w:before="0"/>
               <w:jc w:val="left"/>
             </w:pPr>
@@ -13084,6 +13369,7 @@
           </w:tcPr>
           <w:p>
             <w:pPr>
+              <w:keepNext w:val="false"/>
               <w:spacing w:after="40" w:before="0"/>
               <w:jc w:val="left"/>
             </w:pPr>
@@ -13121,7 +13407,7 @@
             <w:pPr>
               <w:spacing w:after="20" w:before="0"/>
             </w:pPr>
-            <w:hyperlink w:history="1" r:id="rIdriuxtjnqnj6ghxsonqa0o">
+            <w:hyperlink w:history="1" r:id="rId3x3ieh0jenz3jvs-x1e_n">
               <w:r>
                 <w:rPr>
                   <w:rFonts w:ascii="Arial" w:cs="Arial" w:eastAsia="Arial" w:hAnsi="Arial"/>
@@ -13154,7 +13440,7 @@
               <w:spacing w:after="10" w:before="0"/>
               <w:ind w:left="120"/>
             </w:pPr>
-            <w:hyperlink w:history="1" r:id="rIdbv8scldopxxvay2qhxv5w">
+            <w:hyperlink w:history="1" r:id="rIdan6h914fjs5mroqrsra0k">
               <w:r>
                 <w:rPr>
                   <w:rFonts w:ascii="Arial" w:cs="Arial" w:eastAsia="Arial" w:hAnsi="Arial"/>
@@ -13199,7 +13485,7 @@
             <w:pPr>
               <w:spacing w:after="20" w:before="0"/>
             </w:pPr>
-            <w:hyperlink w:history="1" r:id="rIdaol5gg3ganjiw07u0nau2">
+            <w:hyperlink w:history="1" r:id="rId3nkjj_pevg42tbvotobwc">
               <w:r>
                 <w:rPr>
                   <w:rFonts w:ascii="Arial" w:cs="Arial" w:eastAsia="Arial" w:hAnsi="Arial"/>
@@ -13232,7 +13518,7 @@
               <w:spacing w:after="10" w:before="0"/>
               <w:ind w:left="120"/>
             </w:pPr>
-            <w:hyperlink w:history="1" r:id="rId7x-tqim54xwbqeq0infl-">
+            <w:hyperlink w:history="1" r:id="rIdnw6ozhtds2rphzowclonk">
               <w:r>
                 <w:rPr>
                   <w:rFonts w:ascii="Arial" w:cs="Arial" w:eastAsia="Arial" w:hAnsi="Arial"/>
@@ -13260,6 +13546,7 @@
           </w:tcPr>
           <w:p>
             <w:pPr>
+              <w:keepNext w:val="false"/>
               <w:spacing w:after="40" w:before="0"/>
               <w:jc w:val="left"/>
             </w:pPr>
@@ -13292,6 +13579,7 @@
           </w:tcPr>
           <w:p>
             <w:pPr>
+              <w:keepNext w:val="false"/>
               <w:spacing w:after="40" w:before="0"/>
               <w:jc w:val="left"/>
             </w:pPr>
@@ -13324,6 +13612,7 @@
           </w:tcPr>
           <w:p>
             <w:pPr>
+              <w:keepNext w:val="false"/>
               <w:spacing w:after="40" w:before="0"/>
               <w:jc w:val="left"/>
             </w:pPr>
@@ -13356,6 +13645,7 @@
           </w:tcPr>
           <w:p>
             <w:pPr>
+              <w:keepNext w:val="false"/>
               <w:spacing w:after="40" w:before="0"/>
               <w:jc w:val="left"/>
             </w:pPr>
@@ -13390,6 +13680,7 @@
           </w:tcPr>
           <w:p>
             <w:pPr>
+              <w:keepNext w:val="false"/>
               <w:spacing w:after="40" w:before="0"/>
               <w:jc w:val="left"/>
             </w:pPr>
@@ -13427,7 +13718,7 @@
             <w:pPr>
               <w:spacing w:after="20" w:before="0"/>
             </w:pPr>
-            <w:hyperlink w:history="1" r:id="rIdy-ewosqrl9bz3lhus30oy">
+            <w:hyperlink w:history="1" r:id="rIdtkd_xljjhjjvf0v-za9fy">
               <w:r>
                 <w:rPr>
                   <w:rFonts w:ascii="Arial" w:cs="Arial" w:eastAsia="Arial" w:hAnsi="Arial"/>
@@ -13460,7 +13751,7 @@
               <w:spacing w:after="10" w:before="0"/>
               <w:ind w:left="120"/>
             </w:pPr>
-            <w:hyperlink w:history="1" r:id="rIdhpyo7m-akfmbbl-fcassk">
+            <w:hyperlink w:history="1" r:id="rIda37mauijlr8qxmcfbfker">
               <w:r>
                 <w:rPr>
                   <w:rFonts w:ascii="Arial" w:cs="Arial" w:eastAsia="Arial" w:hAnsi="Arial"/>
@@ -13505,7 +13796,7 @@
             <w:pPr>
               <w:spacing w:after="20" w:before="0"/>
             </w:pPr>
-            <w:hyperlink w:history="1" r:id="rIdeducghj1hwuirv2u_xges">
+            <w:hyperlink w:history="1" r:id="rIdt6n_qdtjxi79zpd9lvbrj">
               <w:r>
                 <w:rPr>
                   <w:rFonts w:ascii="Arial" w:cs="Arial" w:eastAsia="Arial" w:hAnsi="Arial"/>
@@ -13554,7 +13845,7 @@
               <w:spacing w:after="10" w:before="0"/>
               <w:ind w:left="120"/>
             </w:pPr>
-            <w:hyperlink w:history="1" r:id="rIdzfi38pg98admpoapwbtin">
+            <w:hyperlink w:history="1" r:id="rIdkch1kxriztdg0h5zvx00m">
               <w:r>
                 <w:rPr>
                   <w:rFonts w:ascii="Arial" w:cs="Arial" w:eastAsia="Arial" w:hAnsi="Arial"/>
@@ -13582,6 +13873,7 @@
           </w:tcPr>
           <w:p>
             <w:pPr>
+              <w:keepNext w:val="false"/>
               <w:spacing w:after="40" w:before="0"/>
               <w:jc w:val="left"/>
             </w:pPr>
@@ -13614,6 +13906,7 @@
           </w:tcPr>
           <w:p>
             <w:pPr>
+              <w:keepNext w:val="false"/>
               <w:spacing w:after="40" w:before="0"/>
               <w:jc w:val="left"/>
             </w:pPr>
@@ -13646,6 +13939,7 @@
           </w:tcPr>
           <w:p>
             <w:pPr>
+              <w:keepNext w:val="false"/>
               <w:spacing w:after="40" w:before="0"/>
               <w:jc w:val="left"/>
             </w:pPr>
@@ -13678,6 +13972,7 @@
           </w:tcPr>
           <w:p>
             <w:pPr>
+              <w:keepNext w:val="false"/>
               <w:spacing w:after="40" w:before="0"/>
               <w:jc w:val="left"/>
             </w:pPr>
@@ -13712,6 +14007,7 @@
           </w:tcPr>
           <w:p>
             <w:pPr>
+              <w:keepNext w:val="false"/>
               <w:spacing w:after="40" w:before="0"/>
               <w:jc w:val="left"/>
             </w:pPr>
@@ -13749,7 +14045,7 @@
             <w:pPr>
               <w:spacing w:after="20" w:before="0"/>
             </w:pPr>
-            <w:hyperlink w:history="1" r:id="rIduwurxbwhvyg_qq0rpilyc">
+            <w:hyperlink w:history="1" r:id="rIdpwz7q9ycdecin6ccxv5l0">
               <w:r>
                 <w:rPr>
                   <w:rFonts w:ascii="Arial" w:cs="Arial" w:eastAsia="Arial" w:hAnsi="Arial"/>
@@ -13782,7 +14078,7 @@
               <w:spacing w:after="10" w:before="0"/>
               <w:ind w:left="120"/>
             </w:pPr>
-            <w:hyperlink w:history="1" r:id="rIdd6jllyzpkzpfizbwqp7ri">
+            <w:hyperlink w:history="1" r:id="rIdk7z4xlenkxmaos1qxvnio">
               <w:r>
                 <w:rPr>
                   <w:rFonts w:ascii="Arial" w:cs="Arial" w:eastAsia="Arial" w:hAnsi="Arial"/>
@@ -13827,7 +14123,7 @@
             <w:pPr>
               <w:spacing w:after="20" w:before="0"/>
             </w:pPr>
-            <w:hyperlink w:history="1" r:id="rIdcdnsbn2gymlkgb8dhxcpg">
+            <w:hyperlink w:history="1" r:id="rIdh4llpvy6ccvtvijn7ykbf">
               <w:r>
                 <w:rPr>
                   <w:rFonts w:ascii="Arial" w:cs="Arial" w:eastAsia="Arial" w:hAnsi="Arial"/>
@@ -13876,7 +14172,7 @@
               <w:spacing w:after="10" w:before="0"/>
               <w:ind w:left="120"/>
             </w:pPr>
-            <w:hyperlink w:history="1" r:id="rIdey9x3a1lvjzwgw5frgiem">
+            <w:hyperlink w:history="1" r:id="rId5orfixroo7x6l-isblnd1">
               <w:r>
                 <w:rPr>
                   <w:rFonts w:ascii="Arial" w:cs="Arial" w:eastAsia="Arial" w:hAnsi="Arial"/>
@@ -13904,6 +14200,7 @@
           </w:tcPr>
           <w:p>
             <w:pPr>
+              <w:keepNext w:val="false"/>
               <w:spacing w:after="40" w:before="0"/>
               <w:jc w:val="left"/>
             </w:pPr>
@@ -13936,6 +14233,7 @@
           </w:tcPr>
           <w:p>
             <w:pPr>
+              <w:keepNext w:val="false"/>
               <w:spacing w:after="40" w:before="0"/>
               <w:jc w:val="left"/>
             </w:pPr>
@@ -13968,6 +14266,7 @@
           </w:tcPr>
           <w:p>
             <w:pPr>
+              <w:keepNext w:val="false"/>
               <w:spacing w:after="40" w:before="0"/>
               <w:jc w:val="left"/>
             </w:pPr>
@@ -14000,6 +14299,7 @@
           </w:tcPr>
           <w:p>
             <w:pPr>
+              <w:keepNext w:val="false"/>
               <w:spacing w:after="40" w:before="0"/>
               <w:jc w:val="left"/>
             </w:pPr>
@@ -14034,6 +14334,7 @@
           </w:tcPr>
           <w:p>
             <w:pPr>
+              <w:keepNext w:val="false"/>
               <w:spacing w:after="40" w:before="0"/>
               <w:jc w:val="left"/>
             </w:pPr>
@@ -14071,7 +14372,7 @@
             <w:pPr>
               <w:spacing w:after="20" w:before="0"/>
             </w:pPr>
-            <w:hyperlink w:history="1" r:id="rIdduhwxv8ybxilnf9bxmv7f">
+            <w:hyperlink w:history="1" r:id="rIdlxvh0xz8w9eyq6lsdogpv">
               <w:r>
                 <w:rPr>
                   <w:rFonts w:ascii="Arial" w:cs="Arial" w:eastAsia="Arial" w:hAnsi="Arial"/>
@@ -14120,7 +14421,7 @@
               <w:spacing w:after="10" w:before="0"/>
               <w:ind w:left="120"/>
             </w:pPr>
-            <w:hyperlink w:history="1" r:id="rIddyg1k_ngmibfnxdii3fnd">
+            <w:hyperlink w:history="1" r:id="rIden9ab4rfiob89qpln1pxm">
               <w:r>
                 <w:rPr>
                   <w:rFonts w:ascii="Arial" w:cs="Arial" w:eastAsia="Arial" w:hAnsi="Arial"/>
@@ -14165,7 +14466,7 @@
             <w:pPr>
               <w:spacing w:after="20" w:before="0"/>
             </w:pPr>
-            <w:hyperlink w:history="1" r:id="rIdy5or1xyumsii2s_zggd5w">
+            <w:hyperlink w:history="1" r:id="rIdbszwk11_kgvala_vmbqez">
               <w:r>
                 <w:rPr>
                   <w:rFonts w:ascii="Arial" w:cs="Arial" w:eastAsia="Arial" w:hAnsi="Arial"/>
@@ -14214,7 +14515,7 @@
               <w:spacing w:after="10" w:before="0"/>
               <w:ind w:left="120"/>
             </w:pPr>
-            <w:hyperlink w:history="1" r:id="rIdffzeb0ju8crdanyjbd3id">
+            <w:hyperlink w:history="1" r:id="rId8h3y8hkp5u4d1vm10zwei">
               <w:r>
                 <w:rPr>
                   <w:rFonts w:ascii="Arial" w:cs="Arial" w:eastAsia="Arial" w:hAnsi="Arial"/>
@@ -14242,6 +14543,7 @@
           </w:tcPr>
           <w:p>
             <w:pPr>
+              <w:keepNext w:val="false"/>
               <w:spacing w:after="40" w:before="0"/>
               <w:jc w:val="left"/>
             </w:pPr>
@@ -14274,6 +14576,7 @@
           </w:tcPr>
           <w:p>
             <w:pPr>
+              <w:keepNext w:val="false"/>
               <w:spacing w:after="40" w:before="0"/>
               <w:jc w:val="left"/>
             </w:pPr>
@@ -14306,6 +14609,7 @@
           </w:tcPr>
           <w:p>
             <w:pPr>
+              <w:keepNext w:val="false"/>
               <w:spacing w:after="40" w:before="0"/>
               <w:jc w:val="left"/>
             </w:pPr>
@@ -14338,6 +14642,7 @@
           </w:tcPr>
           <w:p>
             <w:pPr>
+              <w:keepNext w:val="false"/>
               <w:spacing w:after="40" w:before="0"/>
               <w:jc w:val="left"/>
             </w:pPr>
@@ -14397,6 +14702,7 @@
           </w:tcPr>
           <w:p>
             <w:pPr>
+              <w:keepNext w:val="false"/>
               <w:spacing w:after="40" w:before="0"/>
               <w:jc w:val="center"/>
             </w:pPr>
@@ -14431,6 +14737,7 @@
           </w:tcPr>
           <w:p>
             <w:pPr>
+              <w:keepNext w:val="false"/>
               <w:spacing w:after="40" w:before="0"/>
               <w:jc w:val="left"/>
             </w:pPr>
@@ -14450,6 +14757,7 @@
           </w:p>
           <w:p>
             <w:pPr>
+              <w:keepNext w:val="false"/>
               <w:spacing w:after="40" w:before="0"/>
               <w:jc w:val="left"/>
             </w:pPr>
@@ -14469,6 +14777,7 @@
           </w:p>
           <w:p>
             <w:pPr>
+              <w:keepNext w:val="false"/>
               <w:spacing w:after="40" w:before="0"/>
               <w:jc w:val="left"/>
             </w:pPr>
@@ -14488,6 +14797,7 @@
           </w:p>
           <w:p>
             <w:pPr>
+              <w:keepNext w:val="false"/>
               <w:spacing w:after="40" w:before="0"/>
               <w:jc w:val="left"/>
             </w:pPr>
@@ -14507,6 +14817,7 @@
           </w:p>
           <w:p>
             <w:pPr>
+              <w:keepNext w:val="false"/>
               <w:spacing w:after="40" w:before="0"/>
               <w:jc w:val="left"/>
             </w:pPr>
@@ -14568,6 +14879,7 @@
           </w:tcPr>
           <w:p>
             <w:pPr>
+              <w:keepNext w:val="false"/>
               <w:spacing w:after="40" w:before="0"/>
               <w:jc w:val="center"/>
             </w:pPr>
@@ -14602,6 +14914,7 @@
           </w:tcPr>
           <w:p>
             <w:pPr>
+              <w:keepNext w:val="false"/>
               <w:spacing w:after="40" w:before="0"/>
               <w:jc w:val="left"/>
             </w:pPr>
@@ -14634,6 +14947,7 @@
           </w:tcPr>
           <w:p>
             <w:pPr>
+              <w:keepNext w:val="false"/>
               <w:spacing w:after="40" w:before="0"/>
               <w:jc w:val="left"/>
             </w:pPr>
@@ -14668,6 +14982,7 @@
           </w:tcPr>
           <w:p>
             <w:pPr>
+              <w:keepNext w:val="false"/>
               <w:spacing w:after="40" w:before="0"/>
               <w:jc w:val="left"/>
             </w:pPr>
@@ -14700,6 +15015,7 @@
           </w:tcPr>
           <w:p>
             <w:pPr>
+              <w:keepNext w:val="false"/>
               <w:spacing w:after="40" w:before="0"/>
               <w:jc w:val="left"/>
             </w:pPr>
@@ -14734,6 +15050,7 @@
           </w:tcPr>
           <w:p>
             <w:pPr>
+              <w:keepNext w:val="false"/>
               <w:spacing w:after="40" w:before="0"/>
               <w:jc w:val="left"/>
             </w:pPr>
@@ -14766,6 +15083,7 @@
           </w:tcPr>
           <w:p>
             <w:pPr>
+              <w:keepNext w:val="false"/>
               <w:spacing w:after="40" w:before="0"/>
               <w:jc w:val="left"/>
             </w:pPr>
@@ -14802,7 +15120,7 @@
         </w:rPr>
         <w:t xml:space="preserve">© 2026 SeaVuria and ARES. Aligned with KICD objectives. Developed by SeaVuria; technical implementation by ARES (with AI assistance from Claude). Licensed under </w:t>
       </w:r>
-      <w:hyperlink w:history="1" r:id="rIdlvlax6k21a6tfwjijupwo">
+      <w:hyperlink w:history="1" r:id="rIdncle9percf3tjg8ncf_p-">
         <w:r>
           <w:rPr>
             <w:rFonts w:ascii="Arial" w:cs="Arial" w:eastAsia="Arial" w:hAnsi="Arial"/>
@@ -14823,7 +15141,7 @@
         </w:rPr>
         <w:t xml:space="preserve"> (</w:t>
       </w:r>
-      <w:hyperlink w:history="1" r:id="rIdj8vghbiqbjrt3ys3dxv9h">
+      <w:hyperlink w:history="1" r:id="rIdtv55lnfblrtt-sxrocqqk">
         <w:r>
           <w:rPr>
             <w:rFonts w:ascii="Arial" w:cs="Arial" w:eastAsia="Arial" w:hAnsi="Arial"/>
@@ -14883,6 +15201,7 @@
           </w:tcPr>
           <w:p>
             <w:pPr>
+              <w:keepNext w:val="false"/>
               <w:spacing w:after="40" w:before="0"/>
               <w:jc w:val="center"/>
             </w:pPr>
@@ -14918,6 +15237,7 @@
           </w:tcPr>
           <w:p>
             <w:pPr>
+              <w:keepNext w:val="false"/>
               <w:spacing w:after="40" w:before="0"/>
               <w:jc w:val="center"/>
             </w:pPr>
@@ -14952,6 +15272,7 @@
           </w:tcPr>
           <w:p>
             <w:pPr>
+              <w:keepNext w:val="false"/>
               <w:spacing w:after="40" w:before="0"/>
               <w:jc w:val="left"/>
             </w:pPr>
@@ -14984,6 +15305,7 @@
           </w:tcPr>
           <w:p>
             <w:pPr>
+              <w:keepNext w:val="false"/>
               <w:spacing w:after="40" w:before="0"/>
               <w:jc w:val="left"/>
             </w:pPr>
@@ -15018,6 +15340,7 @@
           </w:tcPr>
           <w:p>
             <w:pPr>
+              <w:keepNext w:val="false"/>
               <w:spacing w:after="40" w:before="0"/>
               <w:jc w:val="left"/>
             </w:pPr>
@@ -15050,6 +15373,7 @@
           </w:tcPr>
           <w:p>
             <w:pPr>
+              <w:keepNext w:val="false"/>
               <w:spacing w:after="40" w:before="0"/>
               <w:jc w:val="left"/>
             </w:pPr>
@@ -15084,6 +15408,7 @@
           </w:tcPr>
           <w:p>
             <w:pPr>
+              <w:keepNext w:val="false"/>
               <w:spacing w:after="40" w:before="0"/>
               <w:jc w:val="left"/>
             </w:pPr>
@@ -15211,6 +15536,7 @@
           </w:tcPr>
           <w:p>
             <w:pPr>
+              <w:keepNext w:val="false"/>
               <w:spacing w:after="40" w:before="0"/>
               <w:jc w:val="left"/>
             </w:pPr>
@@ -15298,6 +15624,7 @@
           </w:tcPr>
           <w:p>
             <w:pPr>
+              <w:keepNext w:val="false"/>
               <w:spacing w:after="40" w:before="0"/>
               <w:jc w:val="left"/>
             </w:pPr>
@@ -15385,6 +15712,7 @@
           </w:tcPr>
           <w:p>
             <w:pPr>
+              <w:keepNext w:val="false"/>
               <w:spacing w:after="40" w:before="0"/>
               <w:jc w:val="left"/>
             </w:pPr>
@@ -15417,6 +15745,7 @@
           </w:tcPr>
           <w:p>
             <w:pPr>
+              <w:keepNext w:val="false"/>
               <w:spacing w:after="40" w:before="0"/>
               <w:jc w:val="left"/>
             </w:pPr>
@@ -15451,6 +15780,7 @@
           </w:tcPr>
           <w:p>
             <w:pPr>
+              <w:keepNext w:val="false"/>
               <w:spacing w:after="40" w:before="0"/>
               <w:jc w:val="left"/>
             </w:pPr>
@@ -15483,6 +15813,7 @@
           </w:tcPr>
           <w:p>
             <w:pPr>
+              <w:keepNext w:val="false"/>
               <w:spacing w:after="40" w:before="0"/>
               <w:jc w:val="left"/>
             </w:pPr>
@@ -15517,6 +15848,7 @@
           </w:tcPr>
           <w:p>
             <w:pPr>
+              <w:keepNext w:val="false"/>
               <w:spacing w:after="40" w:before="0"/>
               <w:jc w:val="left"/>
             </w:pPr>
@@ -15549,6 +15881,7 @@
           </w:tcPr>
           <w:p>
             <w:pPr>
+              <w:keepNext w:val="false"/>
               <w:spacing w:after="40" w:before="0"/>
               <w:jc w:val="left"/>
             </w:pPr>
@@ -15608,6 +15941,7 @@
           </w:tcPr>
           <w:p>
             <w:pPr>
+              <w:keepNext w:val="false"/>
               <w:spacing w:after="40" w:before="0"/>
               <w:jc w:val="center"/>
             </w:pPr>
@@ -15642,6 +15976,7 @@
           </w:tcPr>
           <w:p>
             <w:pPr>
+              <w:keepNext w:val="false"/>
               <w:spacing w:after="40" w:before="0"/>
               <w:jc w:val="left"/>
             </w:pPr>
@@ -15661,6 +15996,7 @@
           </w:p>
           <w:p>
             <w:pPr>
+              <w:keepNext w:val="false"/>
               <w:spacing w:after="40" w:before="0"/>
               <w:jc w:val="left"/>
             </w:pPr>
@@ -15680,6 +16016,7 @@
           </w:p>
           <w:p>
             <w:pPr>
+              <w:keepNext w:val="false"/>
               <w:spacing w:after="40" w:before="0"/>
               <w:jc w:val="left"/>
             </w:pPr>
@@ -15699,6 +16036,7 @@
           </w:p>
           <w:p>
             <w:pPr>
+              <w:keepNext w:val="false"/>
               <w:spacing w:after="40" w:before="0"/>
               <w:jc w:val="left"/>
             </w:pPr>
@@ -15718,6 +16056,7 @@
           </w:p>
           <w:p>
             <w:pPr>
+              <w:keepNext w:val="false"/>
               <w:spacing w:after="40" w:before="0"/>
               <w:jc w:val="left"/>
             </w:pPr>
@@ -15782,6 +16121,7 @@
           </w:tcPr>
           <w:p>
             <w:pPr>
+              <w:keepNext w:val="false"/>
               <w:spacing w:after="40" w:before="0"/>
               <w:jc w:val="center"/>
             </w:pPr>
@@ -15816,6 +16156,7 @@
           </w:tcPr>
           <w:p>
             <w:pPr>
+              <w:keepNext w:val="false"/>
               <w:spacing w:after="40" w:before="0"/>
               <w:jc w:val="left"/>
             </w:pPr>
@@ -15848,6 +16189,7 @@
           </w:tcPr>
           <w:p>
             <w:pPr>
+              <w:keepNext w:val="false"/>
               <w:spacing w:after="40" w:before="0"/>
               <w:jc w:val="left"/>
             </w:pPr>
@@ -15880,6 +16222,7 @@
           </w:tcPr>
           <w:p>
             <w:pPr>
+              <w:keepNext w:val="false"/>
               <w:spacing w:after="40" w:before="0"/>
               <w:jc w:val="left"/>
             </w:pPr>
@@ -15912,6 +16255,7 @@
           </w:tcPr>
           <w:p>
             <w:pPr>
+              <w:keepNext w:val="false"/>
               <w:spacing w:after="40" w:before="0"/>
               <w:jc w:val="left"/>
             </w:pPr>
@@ -15944,6 +16288,7 @@
           </w:tcPr>
           <w:p>
             <w:pPr>
+              <w:keepNext w:val="false"/>
               <w:spacing w:after="40" w:before="0"/>
               <w:jc w:val="left"/>
             </w:pPr>
@@ -15978,6 +16323,7 @@
           </w:tcPr>
           <w:p>
             <w:pPr>
+              <w:keepNext w:val="false"/>
               <w:spacing w:after="40" w:before="0"/>
               <w:jc w:val="left"/>
             </w:pPr>
@@ -16015,7 +16361,7 @@
             <w:pPr>
               <w:spacing w:after="20" w:before="0"/>
             </w:pPr>
-            <w:hyperlink w:history="1" r:id="rIdurfhxphwiwohzha6ymgpb">
+            <w:hyperlink w:history="1" r:id="rIdn9_8lmqis2gstfwf13zjr">
               <w:r>
                 <w:rPr>
                   <w:rFonts w:ascii="Arial" w:cs="Arial" w:eastAsia="Arial" w:hAnsi="Arial"/>
@@ -16048,7 +16394,7 @@
               <w:spacing w:after="10" w:before="0"/>
               <w:ind w:left="120"/>
             </w:pPr>
-            <w:hyperlink w:history="1" r:id="rIdq364tsvsdanysyikwxmkg">
+            <w:hyperlink w:history="1" r:id="rIdb2ubq5h1udjutxwqiavba">
               <w:r>
                 <w:rPr>
                   <w:rFonts w:ascii="Arial" w:cs="Arial" w:eastAsia="Arial" w:hAnsi="Arial"/>
@@ -16093,7 +16439,7 @@
             <w:pPr>
               <w:spacing w:after="20" w:before="0"/>
             </w:pPr>
-            <w:hyperlink w:history="1" r:id="rIduwzywbprxdihp77b77_i_">
+            <w:hyperlink w:history="1" r:id="rIdwnpllqzdmkto54wpn245w">
               <w:r>
                 <w:rPr>
                   <w:rFonts w:ascii="Arial" w:cs="Arial" w:eastAsia="Arial" w:hAnsi="Arial"/>
@@ -16126,7 +16472,7 @@
               <w:spacing w:after="10" w:before="0"/>
               <w:ind w:left="120"/>
             </w:pPr>
-            <w:hyperlink w:history="1" r:id="rIdcob60lf5t80otb75nwqke">
+            <w:hyperlink w:history="1" r:id="rIdlfriqepjsv9tmten7-gps">
               <w:r>
                 <w:rPr>
                   <w:rFonts w:ascii="Arial" w:cs="Arial" w:eastAsia="Arial" w:hAnsi="Arial"/>
@@ -16154,6 +16500,7 @@
           </w:tcPr>
           <w:p>
             <w:pPr>
+              <w:keepNext w:val="false"/>
               <w:spacing w:after="40" w:before="0"/>
               <w:jc w:val="left"/>
             </w:pPr>
@@ -16186,6 +16533,7 @@
           </w:tcPr>
           <w:p>
             <w:pPr>
+              <w:keepNext w:val="false"/>
               <w:spacing w:after="40" w:before="0"/>
               <w:jc w:val="left"/>
             </w:pPr>
@@ -16218,6 +16566,7 @@
           </w:tcPr>
           <w:p>
             <w:pPr>
+              <w:keepNext w:val="false"/>
               <w:spacing w:after="40" w:before="0"/>
               <w:jc w:val="left"/>
             </w:pPr>
@@ -16250,6 +16599,7 @@
           </w:tcPr>
           <w:p>
             <w:pPr>
+              <w:keepNext w:val="false"/>
               <w:spacing w:after="40" w:before="0"/>
               <w:jc w:val="left"/>
             </w:pPr>
@@ -16284,6 +16634,7 @@
           </w:tcPr>
           <w:p>
             <w:pPr>
+              <w:keepNext w:val="false"/>
               <w:spacing w:after="40" w:before="0"/>
               <w:jc w:val="left"/>
             </w:pPr>
@@ -16321,7 +16672,7 @@
             <w:pPr>
               <w:spacing w:after="20" w:before="0"/>
             </w:pPr>
-            <w:hyperlink w:history="1" r:id="rIdz8_ltfuw59y-qyr2ytvv0">
+            <w:hyperlink w:history="1" r:id="rIdmqhlnx4e_to2uu7tmawua">
               <w:r>
                 <w:rPr>
                   <w:rFonts w:ascii="Arial" w:cs="Arial" w:eastAsia="Arial" w:hAnsi="Arial"/>
@@ -16354,7 +16705,7 @@
               <w:spacing w:after="10" w:before="0"/>
               <w:ind w:left="120"/>
             </w:pPr>
-            <w:hyperlink w:history="1" r:id="rIdvqwdxb9fvxxofui29dr4p">
+            <w:hyperlink w:history="1" r:id="rIdqmw-cmh9rzfc80emyt2uz">
               <w:r>
                 <w:rPr>
                   <w:rFonts w:ascii="Arial" w:cs="Arial" w:eastAsia="Arial" w:hAnsi="Arial"/>
@@ -16399,7 +16750,7 @@
             <w:pPr>
               <w:spacing w:after="20" w:before="0"/>
             </w:pPr>
-            <w:hyperlink w:history="1" r:id="rIdq0k7kp-x_bpuzjks25265">
+            <w:hyperlink w:history="1" r:id="rIdqjfs-4ss0tfghpmv3mt6d">
               <w:r>
                 <w:rPr>
                   <w:rFonts w:ascii="Arial" w:cs="Arial" w:eastAsia="Arial" w:hAnsi="Arial"/>
@@ -16432,7 +16783,7 @@
               <w:spacing w:after="10" w:before="0"/>
               <w:ind w:left="120"/>
             </w:pPr>
-            <w:hyperlink w:history="1" r:id="rIdv0p3sivqjbacnm2kkydpl">
+            <w:hyperlink w:history="1" r:id="rIdtr0lquwyo-q-9afzgliau">
               <w:r>
                 <w:rPr>
                   <w:rFonts w:ascii="Arial" w:cs="Arial" w:eastAsia="Arial" w:hAnsi="Arial"/>
@@ -16460,6 +16811,7 @@
           </w:tcPr>
           <w:p>
             <w:pPr>
+              <w:keepNext w:val="false"/>
               <w:spacing w:after="40" w:before="0"/>
               <w:jc w:val="left"/>
             </w:pPr>
@@ -16492,6 +16844,7 @@
           </w:tcPr>
           <w:p>
             <w:pPr>
+              <w:keepNext w:val="false"/>
               <w:spacing w:after="40" w:before="0"/>
               <w:jc w:val="left"/>
             </w:pPr>
@@ -16524,6 +16877,7 @@
           </w:tcPr>
           <w:p>
             <w:pPr>
+              <w:keepNext w:val="false"/>
               <w:spacing w:after="40" w:before="0"/>
               <w:jc w:val="left"/>
             </w:pPr>
@@ -16556,6 +16910,7 @@
           </w:tcPr>
           <w:p>
             <w:pPr>
+              <w:keepNext w:val="false"/>
               <w:spacing w:after="40" w:before="0"/>
               <w:jc w:val="left"/>
             </w:pPr>
@@ -16590,6 +16945,7 @@
           </w:tcPr>
           <w:p>
             <w:pPr>
+              <w:keepNext w:val="false"/>
               <w:spacing w:after="40" w:before="0"/>
               <w:jc w:val="left"/>
             </w:pPr>
@@ -16627,7 +16983,7 @@
             <w:pPr>
               <w:spacing w:after="20" w:before="0"/>
             </w:pPr>
-            <w:hyperlink w:history="1" r:id="rIdo55wgxrzrxnittcft8zdc">
+            <w:hyperlink w:history="1" r:id="rIdh-dwnj4br1u61v0vqr22j">
               <w:r>
                 <w:rPr>
                   <w:rFonts w:ascii="Arial" w:cs="Arial" w:eastAsia="Arial" w:hAnsi="Arial"/>
@@ -16660,7 +17016,7 @@
               <w:spacing w:after="10" w:before="0"/>
               <w:ind w:left="120"/>
             </w:pPr>
-            <w:hyperlink w:history="1" r:id="rIdufsm9nwdkb-mpqbra2rxu">
+            <w:hyperlink w:history="1" r:id="rIdvloftljy2tgds76vktsz2">
               <w:r>
                 <w:rPr>
                   <w:rFonts w:ascii="Arial" w:cs="Arial" w:eastAsia="Arial" w:hAnsi="Arial"/>
@@ -16705,7 +17061,7 @@
             <w:pPr>
               <w:spacing w:after="20" w:before="0"/>
             </w:pPr>
-            <w:hyperlink w:history="1" r:id="rIdfzp_upku8maypbfir2a_x">
+            <w:hyperlink w:history="1" r:id="rIde6e999ib4qjg3cd7cxqe5">
               <w:r>
                 <w:rPr>
                   <w:rFonts w:ascii="Arial" w:cs="Arial" w:eastAsia="Arial" w:hAnsi="Arial"/>
@@ -16738,7 +17094,7 @@
               <w:spacing w:after="10" w:before="0"/>
               <w:ind w:left="120"/>
             </w:pPr>
-            <w:hyperlink w:history="1" r:id="rIdtar-8lpzjtmcfp2-gnjys">
+            <w:hyperlink w:history="1" r:id="rIdl6kcoiaxt_zdtnhu6u0fv">
               <w:r>
                 <w:rPr>
                   <w:rFonts w:ascii="Arial" w:cs="Arial" w:eastAsia="Arial" w:hAnsi="Arial"/>
@@ -16766,6 +17122,7 @@
           </w:tcPr>
           <w:p>
             <w:pPr>
+              <w:keepNext w:val="false"/>
               <w:spacing w:after="40" w:before="0"/>
               <w:jc w:val="left"/>
             </w:pPr>
@@ -16798,6 +17155,7 @@
           </w:tcPr>
           <w:p>
             <w:pPr>
+              <w:keepNext w:val="false"/>
               <w:spacing w:after="40" w:before="0"/>
               <w:jc w:val="left"/>
             </w:pPr>
@@ -16830,6 +17188,7 @@
           </w:tcPr>
           <w:p>
             <w:pPr>
+              <w:keepNext w:val="false"/>
               <w:spacing w:after="40" w:before="0"/>
               <w:jc w:val="left"/>
             </w:pPr>
@@ -16862,6 +17221,7 @@
           </w:tcPr>
           <w:p>
             <w:pPr>
+              <w:keepNext w:val="false"/>
               <w:spacing w:after="40" w:before="0"/>
               <w:jc w:val="left"/>
             </w:pPr>
@@ -16896,6 +17256,7 @@
           </w:tcPr>
           <w:p>
             <w:pPr>
+              <w:keepNext w:val="false"/>
               <w:spacing w:after="40" w:before="0"/>
               <w:jc w:val="left"/>
             </w:pPr>
@@ -16933,7 +17294,7 @@
             <w:pPr>
               <w:spacing w:after="20" w:before="0"/>
             </w:pPr>
-            <w:hyperlink w:history="1" r:id="rIdhvyegzmbqqwkgedjt2tpi">
+            <w:hyperlink w:history="1" r:id="rIdopc7hal5d3kzwvmuimlnz">
               <w:r>
                 <w:rPr>
                   <w:rFonts w:ascii="Arial" w:cs="Arial" w:eastAsia="Arial" w:hAnsi="Arial"/>
@@ -16966,7 +17327,7 @@
               <w:spacing w:after="10" w:before="0"/>
               <w:ind w:left="120"/>
             </w:pPr>
-            <w:hyperlink w:history="1" r:id="rIddtey6_ehdp33gbf_bxvux">
+            <w:hyperlink w:history="1" r:id="rIdcfyputxxek0uvxkd0ln6q">
               <w:r>
                 <w:rPr>
                   <w:rFonts w:ascii="Arial" w:cs="Arial" w:eastAsia="Arial" w:hAnsi="Arial"/>
@@ -17011,7 +17372,7 @@
             <w:pPr>
               <w:spacing w:after="20" w:before="0"/>
             </w:pPr>
-            <w:hyperlink w:history="1" r:id="rIdoht2ylpdgxqcjrg0-af1v">
+            <w:hyperlink w:history="1" r:id="rIdeb5axpelhaxa1ykpqpqh9">
               <w:r>
                 <w:rPr>
                   <w:rFonts w:ascii="Arial" w:cs="Arial" w:eastAsia="Arial" w:hAnsi="Arial"/>
@@ -17044,7 +17405,7 @@
               <w:spacing w:after="10" w:before="0"/>
               <w:ind w:left="120"/>
             </w:pPr>
-            <w:hyperlink w:history="1" r:id="rIdn4i2kx6gl7ayts8tapj6h">
+            <w:hyperlink w:history="1" r:id="rIdcoa2jlz4xjsd0ycqgeoun">
               <w:r>
                 <w:rPr>
                   <w:rFonts w:ascii="Arial" w:cs="Arial" w:eastAsia="Arial" w:hAnsi="Arial"/>
@@ -17072,6 +17433,7 @@
           </w:tcPr>
           <w:p>
             <w:pPr>
+              <w:keepNext w:val="false"/>
               <w:spacing w:after="40" w:before="0"/>
               <w:jc w:val="left"/>
             </w:pPr>
@@ -17104,6 +17466,7 @@
           </w:tcPr>
           <w:p>
             <w:pPr>
+              <w:keepNext w:val="false"/>
               <w:spacing w:after="40" w:before="0"/>
               <w:jc w:val="left"/>
             </w:pPr>
@@ -17136,6 +17499,7 @@
           </w:tcPr>
           <w:p>
             <w:pPr>
+              <w:keepNext w:val="false"/>
               <w:spacing w:after="40" w:before="0"/>
               <w:jc w:val="left"/>
             </w:pPr>
@@ -17168,6 +17532,7 @@
           </w:tcPr>
           <w:p>
             <w:pPr>
+              <w:keepNext w:val="false"/>
               <w:spacing w:after="40" w:before="0"/>
               <w:jc w:val="left"/>
             </w:pPr>
@@ -17202,6 +17567,7 @@
           </w:tcPr>
           <w:p>
             <w:pPr>
+              <w:keepNext w:val="false"/>
               <w:spacing w:after="40" w:before="0"/>
               <w:jc w:val="left"/>
             </w:pPr>
@@ -17239,7 +17605,7 @@
             <w:pPr>
               <w:spacing w:after="20" w:before="0"/>
             </w:pPr>
-            <w:hyperlink w:history="1" r:id="rId4l4ly932ulmgll6wdxbpp">
+            <w:hyperlink w:history="1" r:id="rIdqsywznwf_zbj42m-olguj">
               <w:r>
                 <w:rPr>
                   <w:rFonts w:ascii="Arial" w:cs="Arial" w:eastAsia="Arial" w:hAnsi="Arial"/>
@@ -17272,7 +17638,7 @@
               <w:spacing w:after="10" w:before="0"/>
               <w:ind w:left="120"/>
             </w:pPr>
-            <w:hyperlink w:history="1" r:id="rIddg0hpgdpcksuvyyi3-dct">
+            <w:hyperlink w:history="1" r:id="rIdldfre_f_hkwagiy2btrtt">
               <w:r>
                 <w:rPr>
                   <w:rFonts w:ascii="Arial" w:cs="Arial" w:eastAsia="Arial" w:hAnsi="Arial"/>
@@ -17317,7 +17683,7 @@
             <w:pPr>
               <w:spacing w:after="20" w:before="0"/>
             </w:pPr>
-            <w:hyperlink w:history="1" r:id="rIdgfsjop8l5tfgm3pfxlnln">
+            <w:hyperlink w:history="1" r:id="rIdy1c99a7vuf0q6pwflx0pz">
               <w:r>
                 <w:rPr>
                   <w:rFonts w:ascii="Arial" w:cs="Arial" w:eastAsia="Arial" w:hAnsi="Arial"/>
@@ -17350,7 +17716,7 @@
               <w:spacing w:after="10" w:before="0"/>
               <w:ind w:left="120"/>
             </w:pPr>
-            <w:hyperlink w:history="1" r:id="rId_twrxdzcaoxgfzzca8bjr">
+            <w:hyperlink w:history="1" r:id="rIdquxdrlweve7rfleu-nycv">
               <w:r>
                 <w:rPr>
                   <w:rFonts w:ascii="Arial" w:cs="Arial" w:eastAsia="Arial" w:hAnsi="Arial"/>
@@ -17378,6 +17744,7 @@
           </w:tcPr>
           <w:p>
             <w:pPr>
+              <w:keepNext w:val="false"/>
               <w:spacing w:after="40" w:before="0"/>
               <w:jc w:val="left"/>
             </w:pPr>
@@ -17410,6 +17777,7 @@
           </w:tcPr>
           <w:p>
             <w:pPr>
+              <w:keepNext w:val="false"/>
               <w:spacing w:after="40" w:before="0"/>
               <w:jc w:val="left"/>
             </w:pPr>
@@ -17442,6 +17810,7 @@
           </w:tcPr>
           <w:p>
             <w:pPr>
+              <w:keepNext w:val="false"/>
               <w:spacing w:after="40" w:before="0"/>
               <w:jc w:val="left"/>
             </w:pPr>
@@ -17474,6 +17843,7 @@
           </w:tcPr>
           <w:p>
             <w:pPr>
+              <w:keepNext w:val="false"/>
               <w:spacing w:after="40" w:before="0"/>
               <w:jc w:val="left"/>
             </w:pPr>
@@ -17533,6 +17903,7 @@
           </w:tcPr>
           <w:p>
             <w:pPr>
+              <w:keepNext w:val="false"/>
               <w:spacing w:after="40" w:before="0"/>
               <w:jc w:val="center"/>
             </w:pPr>
@@ -17567,6 +17938,7 @@
           </w:tcPr>
           <w:p>
             <w:pPr>
+              <w:keepNext w:val="false"/>
               <w:spacing w:after="40" w:before="0"/>
               <w:jc w:val="left"/>
             </w:pPr>
@@ -17586,6 +17958,7 @@
           </w:p>
           <w:p>
             <w:pPr>
+              <w:keepNext w:val="false"/>
               <w:spacing w:after="40" w:before="0"/>
               <w:jc w:val="left"/>
             </w:pPr>
@@ -17605,6 +17978,7 @@
           </w:p>
           <w:p>
             <w:pPr>
+              <w:keepNext w:val="false"/>
               <w:spacing w:after="40" w:before="0"/>
               <w:jc w:val="left"/>
             </w:pPr>
@@ -17624,6 +17998,7 @@
           </w:p>
           <w:p>
             <w:pPr>
+              <w:keepNext w:val="false"/>
               <w:spacing w:after="40" w:before="0"/>
               <w:jc w:val="left"/>
             </w:pPr>
@@ -17643,6 +18018,7 @@
           </w:p>
           <w:p>
             <w:pPr>
+              <w:keepNext w:val="false"/>
               <w:spacing w:after="40" w:before="0"/>
               <w:jc w:val="left"/>
             </w:pPr>
@@ -17704,6 +18080,7 @@
           </w:tcPr>
           <w:p>
             <w:pPr>
+              <w:keepNext w:val="false"/>
               <w:spacing w:after="40" w:before="0"/>
               <w:jc w:val="center"/>
             </w:pPr>
@@ -17738,6 +18115,7 @@
           </w:tcPr>
           <w:p>
             <w:pPr>
+              <w:keepNext w:val="false"/>
               <w:spacing w:after="40" w:before="0"/>
               <w:jc w:val="left"/>
             </w:pPr>
@@ -17770,6 +18148,7 @@
           </w:tcPr>
           <w:p>
             <w:pPr>
+              <w:keepNext w:val="false"/>
               <w:spacing w:after="40" w:before="0"/>
               <w:jc w:val="left"/>
             </w:pPr>
@@ -17804,6 +18183,7 @@
           </w:tcPr>
           <w:p>
             <w:pPr>
+              <w:keepNext w:val="false"/>
               <w:spacing w:after="40" w:before="0"/>
               <w:jc w:val="left"/>
             </w:pPr>
@@ -17836,6 +18216,7 @@
           </w:tcPr>
           <w:p>
             <w:pPr>
+              <w:keepNext w:val="false"/>
               <w:spacing w:after="40" w:before="0"/>
               <w:jc w:val="left"/>
             </w:pPr>
@@ -17870,6 +18251,7 @@
           </w:tcPr>
           <w:p>
             <w:pPr>
+              <w:keepNext w:val="false"/>
               <w:spacing w:after="40" w:before="0"/>
               <w:jc w:val="left"/>
             </w:pPr>
@@ -17902,6 +18284,7 @@
           </w:tcPr>
           <w:p>
             <w:pPr>
+              <w:keepNext w:val="false"/>
               <w:spacing w:after="40" w:before="0"/>
               <w:jc w:val="left"/>
             </w:pPr>
@@ -17938,7 +18321,7 @@
         </w:rPr>
         <w:t xml:space="preserve">© 2026 SeaVuria and ARES. Aligned with KICD objectives. Developed by SeaVuria; technical implementation by ARES (with AI assistance from Claude). Licensed under </w:t>
       </w:r>
-      <w:hyperlink w:history="1" r:id="rIdxus8ypqlqsgbfkm9e6vti">
+      <w:hyperlink w:history="1" r:id="rId7anq-pxnssve8wvlfd9hc">
         <w:r>
           <w:rPr>
             <w:rFonts w:ascii="Arial" w:cs="Arial" w:eastAsia="Arial" w:hAnsi="Arial"/>
@@ -17959,7 +18342,7 @@
         </w:rPr>
         <w:t xml:space="preserve"> (</w:t>
       </w:r>
-      <w:hyperlink w:history="1" r:id="rIdk8citngeuqwvddxzbky6q">
+      <w:hyperlink w:history="1" r:id="rIdz83nyoqtrqmyhdngepnsl">
         <w:r>
           <w:rPr>
             <w:rFonts w:ascii="Arial" w:cs="Arial" w:eastAsia="Arial" w:hAnsi="Arial"/>
@@ -18019,6 +18402,7 @@
           </w:tcPr>
           <w:p>
             <w:pPr>
+              <w:keepNext w:val="false"/>
               <w:spacing w:after="40" w:before="0"/>
               <w:jc w:val="center"/>
             </w:pPr>
@@ -18054,6 +18438,7 @@
           </w:tcPr>
           <w:p>
             <w:pPr>
+              <w:keepNext w:val="false"/>
               <w:spacing w:after="40" w:before="0"/>
               <w:jc w:val="center"/>
             </w:pPr>
@@ -18088,6 +18473,7 @@
           </w:tcPr>
           <w:p>
             <w:pPr>
+              <w:keepNext w:val="false"/>
               <w:spacing w:after="40" w:before="0"/>
               <w:jc w:val="left"/>
             </w:pPr>
@@ -18120,6 +18506,7 @@
           </w:tcPr>
           <w:p>
             <w:pPr>
+              <w:keepNext w:val="false"/>
               <w:spacing w:after="40" w:before="0"/>
               <w:jc w:val="left"/>
             </w:pPr>
@@ -18154,6 +18541,7 @@
           </w:tcPr>
           <w:p>
             <w:pPr>
+              <w:keepNext w:val="false"/>
               <w:spacing w:after="40" w:before="0"/>
               <w:jc w:val="left"/>
             </w:pPr>
@@ -18186,6 +18574,7 @@
           </w:tcPr>
           <w:p>
             <w:pPr>
+              <w:keepNext w:val="false"/>
               <w:spacing w:after="40" w:before="0"/>
               <w:jc w:val="left"/>
             </w:pPr>
@@ -18220,6 +18609,7 @@
           </w:tcPr>
           <w:p>
             <w:pPr>
+              <w:keepNext w:val="false"/>
               <w:spacing w:after="40" w:before="0"/>
               <w:jc w:val="left"/>
             </w:pPr>
@@ -18327,6 +18717,7 @@
           </w:tcPr>
           <w:p>
             <w:pPr>
+              <w:keepNext w:val="false"/>
               <w:spacing w:after="40" w:before="0"/>
               <w:jc w:val="left"/>
             </w:pPr>
@@ -18414,6 +18805,7 @@
           </w:tcPr>
           <w:p>
             <w:pPr>
+              <w:keepNext w:val="false"/>
               <w:spacing w:after="40" w:before="0"/>
               <w:jc w:val="left"/>
             </w:pPr>
@@ -18501,6 +18893,7 @@
           </w:tcPr>
           <w:p>
             <w:pPr>
+              <w:keepNext w:val="false"/>
               <w:spacing w:after="40" w:before="0"/>
               <w:jc w:val="left"/>
             </w:pPr>
@@ -18533,6 +18926,7 @@
           </w:tcPr>
           <w:p>
             <w:pPr>
+              <w:keepNext w:val="false"/>
               <w:spacing w:after="40" w:before="0"/>
               <w:jc w:val="left"/>
             </w:pPr>
@@ -18567,6 +18961,7 @@
           </w:tcPr>
           <w:p>
             <w:pPr>
+              <w:keepNext w:val="false"/>
               <w:spacing w:after="40" w:before="0"/>
               <w:jc w:val="left"/>
             </w:pPr>
@@ -18599,6 +18994,7 @@
           </w:tcPr>
           <w:p>
             <w:pPr>
+              <w:keepNext w:val="false"/>
               <w:spacing w:after="40" w:before="0"/>
               <w:jc w:val="left"/>
             </w:pPr>
@@ -18633,6 +19029,7 @@
           </w:tcPr>
           <w:p>
             <w:pPr>
+              <w:keepNext w:val="false"/>
               <w:spacing w:after="40" w:before="0"/>
               <w:jc w:val="left"/>
             </w:pPr>
@@ -18665,6 +19062,7 @@
           </w:tcPr>
           <w:p>
             <w:pPr>
+              <w:keepNext w:val="false"/>
               <w:spacing w:after="40" w:before="0"/>
               <w:jc w:val="left"/>
             </w:pPr>
@@ -18724,6 +19122,7 @@
           </w:tcPr>
           <w:p>
             <w:pPr>
+              <w:keepNext w:val="false"/>
               <w:spacing w:after="40" w:before="0"/>
               <w:jc w:val="center"/>
             </w:pPr>
@@ -18758,6 +19157,7 @@
           </w:tcPr>
           <w:p>
             <w:pPr>
+              <w:keepNext w:val="false"/>
               <w:spacing w:after="40" w:before="0"/>
               <w:jc w:val="left"/>
             </w:pPr>
@@ -18777,6 +19177,7 @@
           </w:p>
           <w:p>
             <w:pPr>
+              <w:keepNext w:val="false"/>
               <w:spacing w:after="40" w:before="0"/>
               <w:jc w:val="left"/>
             </w:pPr>
@@ -18796,6 +19197,7 @@
           </w:p>
           <w:p>
             <w:pPr>
+              <w:keepNext w:val="false"/>
               <w:spacing w:after="40" w:before="0"/>
               <w:jc w:val="left"/>
             </w:pPr>
@@ -18815,6 +19217,7 @@
           </w:p>
           <w:p>
             <w:pPr>
+              <w:keepNext w:val="false"/>
               <w:spacing w:after="40" w:before="0"/>
               <w:jc w:val="left"/>
             </w:pPr>
@@ -18834,6 +19237,7 @@
           </w:p>
           <w:p>
             <w:pPr>
+              <w:keepNext w:val="false"/>
               <w:spacing w:after="40" w:before="0"/>
               <w:jc w:val="left"/>
             </w:pPr>
@@ -18898,6 +19302,7 @@
           </w:tcPr>
           <w:p>
             <w:pPr>
+              <w:keepNext w:val="false"/>
               <w:spacing w:after="40" w:before="0"/>
               <w:jc w:val="center"/>
             </w:pPr>
@@ -18932,6 +19337,7 @@
           </w:tcPr>
           <w:p>
             <w:pPr>
+              <w:keepNext w:val="false"/>
               <w:spacing w:after="40" w:before="0"/>
               <w:jc w:val="left"/>
             </w:pPr>
@@ -18964,6 +19370,7 @@
           </w:tcPr>
           <w:p>
             <w:pPr>
+              <w:keepNext w:val="false"/>
               <w:spacing w:after="40" w:before="0"/>
               <w:jc w:val="left"/>
             </w:pPr>
@@ -18996,6 +19403,7 @@
           </w:tcPr>
           <w:p>
             <w:pPr>
+              <w:keepNext w:val="false"/>
               <w:spacing w:after="40" w:before="0"/>
               <w:jc w:val="left"/>
             </w:pPr>
@@ -19028,6 +19436,7 @@
           </w:tcPr>
           <w:p>
             <w:pPr>
+              <w:keepNext w:val="false"/>
               <w:spacing w:after="40" w:before="0"/>
               <w:jc w:val="left"/>
             </w:pPr>
@@ -19060,6 +19469,7 @@
           </w:tcPr>
           <w:p>
             <w:pPr>
+              <w:keepNext w:val="false"/>
               <w:spacing w:after="40" w:before="0"/>
               <w:jc w:val="left"/>
             </w:pPr>
@@ -19094,6 +19504,7 @@
           </w:tcPr>
           <w:p>
             <w:pPr>
+              <w:keepNext w:val="false"/>
               <w:spacing w:after="40" w:before="0"/>
               <w:jc w:val="left"/>
             </w:pPr>
@@ -19131,7 +19542,7 @@
             <w:pPr>
               <w:spacing w:after="20" w:before="0"/>
             </w:pPr>
-            <w:hyperlink w:history="1" r:id="rIdcr6045lpibcp5wuwkmamp">
+            <w:hyperlink w:history="1" r:id="rIdboifu7s70wzn9lhuudbpv">
               <w:r>
                 <w:rPr>
                   <w:rFonts w:ascii="Arial" w:cs="Arial" w:eastAsia="Arial" w:hAnsi="Arial"/>
@@ -19164,7 +19575,7 @@
               <w:spacing w:after="10" w:before="0"/>
               <w:ind w:left="120"/>
             </w:pPr>
-            <w:hyperlink w:history="1" r:id="rIdigyoqxlkpeuen0_izd6pp">
+            <w:hyperlink w:history="1" r:id="rIdbiiszrxnpzl7jx-uxlyln">
               <w:r>
                 <w:rPr>
                   <w:rFonts w:ascii="Arial" w:cs="Arial" w:eastAsia="Arial" w:hAnsi="Arial"/>
@@ -19209,7 +19620,7 @@
             <w:pPr>
               <w:spacing w:after="20" w:before="0"/>
             </w:pPr>
-            <w:hyperlink w:history="1" r:id="rIdyfybxuhqw3dkognfll7d8">
+            <w:hyperlink w:history="1" r:id="rId10mnxzpinrgvohyuonjhg">
               <w:r>
                 <w:rPr>
                   <w:rFonts w:ascii="Arial" w:cs="Arial" w:eastAsia="Arial" w:hAnsi="Arial"/>
@@ -19242,7 +19653,7 @@
               <w:spacing w:after="10" w:before="0"/>
               <w:ind w:left="120"/>
             </w:pPr>
-            <w:hyperlink w:history="1" r:id="rId6wfu2ntx2ip5zpixuqiox">
+            <w:hyperlink w:history="1" r:id="rId_shcwhkpfvn8yrfbxxnod">
               <w:r>
                 <w:rPr>
                   <w:rFonts w:ascii="Arial" w:cs="Arial" w:eastAsia="Arial" w:hAnsi="Arial"/>
@@ -19270,6 +19681,7 @@
           </w:tcPr>
           <w:p>
             <w:pPr>
+              <w:keepNext w:val="false"/>
               <w:spacing w:after="40" w:before="0"/>
               <w:jc w:val="left"/>
             </w:pPr>
@@ -19302,6 +19714,7 @@
           </w:tcPr>
           <w:p>
             <w:pPr>
+              <w:keepNext w:val="false"/>
               <w:spacing w:after="40" w:before="0"/>
               <w:jc w:val="left"/>
             </w:pPr>
@@ -19334,6 +19747,7 @@
           </w:tcPr>
           <w:p>
             <w:pPr>
+              <w:keepNext w:val="false"/>
               <w:spacing w:after="40" w:before="0"/>
               <w:jc w:val="left"/>
             </w:pPr>
@@ -19366,6 +19780,7 @@
           </w:tcPr>
           <w:p>
             <w:pPr>
+              <w:keepNext w:val="false"/>
               <w:spacing w:after="40" w:before="0"/>
               <w:jc w:val="left"/>
             </w:pPr>
@@ -19400,6 +19815,7 @@
           </w:tcPr>
           <w:p>
             <w:pPr>
+              <w:keepNext w:val="false"/>
               <w:spacing w:after="40" w:before="0"/>
               <w:jc w:val="left"/>
             </w:pPr>
@@ -19437,7 +19853,7 @@
             <w:pPr>
               <w:spacing w:after="20" w:before="0"/>
             </w:pPr>
-            <w:hyperlink w:history="1" r:id="rIdz3wk3j69mhvjtjgjaqqvx">
+            <w:hyperlink w:history="1" r:id="rIdhyxfwkknq0ymskycf50dy">
               <w:r>
                 <w:rPr>
                   <w:rFonts w:ascii="Arial" w:cs="Arial" w:eastAsia="Arial" w:hAnsi="Arial"/>
@@ -19470,7 +19886,7 @@
               <w:spacing w:after="10" w:before="0"/>
               <w:ind w:left="120"/>
             </w:pPr>
-            <w:hyperlink w:history="1" r:id="rIdd-1fbceoeshxryv8fftxy">
+            <w:hyperlink w:history="1" r:id="rIdeeqxshdt1yovjf7ihtzua">
               <w:r>
                 <w:rPr>
                   <w:rFonts w:ascii="Arial" w:cs="Arial" w:eastAsia="Arial" w:hAnsi="Arial"/>
@@ -19515,7 +19931,7 @@
             <w:pPr>
               <w:spacing w:after="20" w:before="0"/>
             </w:pPr>
-            <w:hyperlink w:history="1" r:id="rIdibtqqlz7aceinap7x9yyl">
+            <w:hyperlink w:history="1" r:id="rIdchduiq4qcz0avpzo6hndt">
               <w:r>
                 <w:rPr>
                   <w:rFonts w:ascii="Arial" w:cs="Arial" w:eastAsia="Arial" w:hAnsi="Arial"/>
@@ -19548,7 +19964,7 @@
               <w:spacing w:after="10" w:before="0"/>
               <w:ind w:left="120"/>
             </w:pPr>
-            <w:hyperlink w:history="1" r:id="rIdp4udgucxoiat7m1lo5fle">
+            <w:hyperlink w:history="1" r:id="rIdpbvryuotxwyrdp5chbxbh">
               <w:r>
                 <w:rPr>
                   <w:rFonts w:ascii="Arial" w:cs="Arial" w:eastAsia="Arial" w:hAnsi="Arial"/>
@@ -19576,6 +19992,7 @@
           </w:tcPr>
           <w:p>
             <w:pPr>
+              <w:keepNext w:val="false"/>
               <w:spacing w:after="40" w:before="0"/>
               <w:jc w:val="left"/>
             </w:pPr>
@@ -19608,6 +20025,7 @@
           </w:tcPr>
           <w:p>
             <w:pPr>
+              <w:keepNext w:val="false"/>
               <w:spacing w:after="40" w:before="0"/>
               <w:jc w:val="left"/>
             </w:pPr>
@@ -19640,6 +20058,7 @@
           </w:tcPr>
           <w:p>
             <w:pPr>
+              <w:keepNext w:val="false"/>
               <w:spacing w:after="40" w:before="0"/>
               <w:jc w:val="left"/>
             </w:pPr>
@@ -19672,6 +20091,7 @@
           </w:tcPr>
           <w:p>
             <w:pPr>
+              <w:keepNext w:val="false"/>
               <w:spacing w:after="40" w:before="0"/>
               <w:jc w:val="left"/>
             </w:pPr>
@@ -19706,6 +20126,7 @@
           </w:tcPr>
           <w:p>
             <w:pPr>
+              <w:keepNext w:val="false"/>
               <w:spacing w:after="40" w:before="0"/>
               <w:jc w:val="left"/>
             </w:pPr>
@@ -19743,7 +20164,7 @@
             <w:pPr>
               <w:spacing w:after="20" w:before="0"/>
             </w:pPr>
-            <w:hyperlink w:history="1" r:id="rId5vlaznt7mlccs5y2g0coa">
+            <w:hyperlink w:history="1" r:id="rIdmrntxtduyjo-ruh6f8r7t">
               <w:r>
                 <w:rPr>
                   <w:rFonts w:ascii="Arial" w:cs="Arial" w:eastAsia="Arial" w:hAnsi="Arial"/>
@@ -19776,7 +20197,7 @@
               <w:spacing w:after="10" w:before="0"/>
               <w:ind w:left="120"/>
             </w:pPr>
-            <w:hyperlink w:history="1" r:id="rIdxhevvvkmb0n1ha_ywmixo">
+            <w:hyperlink w:history="1" r:id="rIdcjh_sjjxn3v0wsazimqvp">
               <w:r>
                 <w:rPr>
                   <w:rFonts w:ascii="Arial" w:cs="Arial" w:eastAsia="Arial" w:hAnsi="Arial"/>
@@ -19821,7 +20242,7 @@
             <w:pPr>
               <w:spacing w:after="20" w:before="0"/>
             </w:pPr>
-            <w:hyperlink w:history="1" r:id="rIdme8s1dzujbqzyag7hdooq">
+            <w:hyperlink w:history="1" r:id="rId56zvrc97ru3o7tv50qji0">
               <w:r>
                 <w:rPr>
                   <w:rFonts w:ascii="Arial" w:cs="Arial" w:eastAsia="Arial" w:hAnsi="Arial"/>
@@ -19870,7 +20291,7 @@
               <w:spacing w:after="10" w:before="0"/>
               <w:ind w:left="120"/>
             </w:pPr>
-            <w:hyperlink w:history="1" r:id="rIdtsktpfwug1otc9uart5nu">
+            <w:hyperlink w:history="1" r:id="rIdbav5b81zv29yp50mvijpf">
               <w:r>
                 <w:rPr>
                   <w:rFonts w:ascii="Arial" w:cs="Arial" w:eastAsia="Arial" w:hAnsi="Arial"/>
@@ -19898,6 +20319,7 @@
           </w:tcPr>
           <w:p>
             <w:pPr>
+              <w:keepNext w:val="false"/>
               <w:spacing w:after="40" w:before="0"/>
               <w:jc w:val="left"/>
             </w:pPr>
@@ -19930,6 +20352,7 @@
           </w:tcPr>
           <w:p>
             <w:pPr>
+              <w:keepNext w:val="false"/>
               <w:spacing w:after="40" w:before="0"/>
               <w:jc w:val="left"/>
             </w:pPr>
@@ -19962,6 +20385,7 @@
           </w:tcPr>
           <w:p>
             <w:pPr>
+              <w:keepNext w:val="false"/>
               <w:spacing w:after="40" w:before="0"/>
               <w:jc w:val="left"/>
             </w:pPr>
@@ -19994,6 +20418,7 @@
           </w:tcPr>
           <w:p>
             <w:pPr>
+              <w:keepNext w:val="false"/>
               <w:spacing w:after="40" w:before="0"/>
               <w:jc w:val="left"/>
             </w:pPr>
@@ -20028,6 +20453,7 @@
           </w:tcPr>
           <w:p>
             <w:pPr>
+              <w:keepNext w:val="false"/>
               <w:spacing w:after="40" w:before="0"/>
               <w:jc w:val="left"/>
             </w:pPr>
@@ -20065,7 +20491,7 @@
             <w:pPr>
               <w:spacing w:after="20" w:before="0"/>
             </w:pPr>
-            <w:hyperlink w:history="1" r:id="rIddwnq2ncildsb_dvci9jr1">
+            <w:hyperlink w:history="1" r:id="rIdbw-azsr2av6dd8bldoq-k">
               <w:r>
                 <w:rPr>
                   <w:rFonts w:ascii="Arial" w:cs="Arial" w:eastAsia="Arial" w:hAnsi="Arial"/>
@@ -20098,7 +20524,7 @@
               <w:spacing w:after="10" w:before="0"/>
               <w:ind w:left="120"/>
             </w:pPr>
-            <w:hyperlink w:history="1" r:id="rIdagzt1lfodl2xhv5povivx">
+            <w:hyperlink w:history="1" r:id="rIdz_wskih-hw7lcmznpz-id">
               <w:r>
                 <w:rPr>
                   <w:rFonts w:ascii="Arial" w:cs="Arial" w:eastAsia="Arial" w:hAnsi="Arial"/>
@@ -20143,7 +20569,7 @@
             <w:pPr>
               <w:spacing w:after="20" w:before="0"/>
             </w:pPr>
-            <w:hyperlink w:history="1" r:id="rIdg95mb73kbfpmqfkpibqfb">
+            <w:hyperlink w:history="1" r:id="rIdben6tgnfakaffrvsa8pbk">
               <w:r>
                 <w:rPr>
                   <w:rFonts w:ascii="Arial" w:cs="Arial" w:eastAsia="Arial" w:hAnsi="Arial"/>
@@ -20192,7 +20618,7 @@
               <w:spacing w:after="10" w:before="0"/>
               <w:ind w:left="120"/>
             </w:pPr>
-            <w:hyperlink w:history="1" r:id="rId39vi8wq1vppnq6jpaooee">
+            <w:hyperlink w:history="1" r:id="rIdpegiz43h9np_nljfcxqqv">
               <w:r>
                 <w:rPr>
                   <w:rFonts w:ascii="Arial" w:cs="Arial" w:eastAsia="Arial" w:hAnsi="Arial"/>
@@ -20220,6 +20646,7 @@
           </w:tcPr>
           <w:p>
             <w:pPr>
+              <w:keepNext w:val="false"/>
               <w:spacing w:after="40" w:before="0"/>
               <w:jc w:val="left"/>
             </w:pPr>
@@ -20252,6 +20679,7 @@
           </w:tcPr>
           <w:p>
             <w:pPr>
+              <w:keepNext w:val="false"/>
               <w:spacing w:after="40" w:before="0"/>
               <w:jc w:val="left"/>
             </w:pPr>
@@ -20284,6 +20712,7 @@
           </w:tcPr>
           <w:p>
             <w:pPr>
+              <w:keepNext w:val="false"/>
               <w:spacing w:after="40" w:before="0"/>
               <w:jc w:val="left"/>
             </w:pPr>
@@ -20316,6 +20745,7 @@
           </w:tcPr>
           <w:p>
             <w:pPr>
+              <w:keepNext w:val="false"/>
               <w:spacing w:after="40" w:before="0"/>
               <w:jc w:val="left"/>
             </w:pPr>
@@ -20350,6 +20780,7 @@
           </w:tcPr>
           <w:p>
             <w:pPr>
+              <w:keepNext w:val="false"/>
               <w:spacing w:after="40" w:before="0"/>
               <w:jc w:val="left"/>
             </w:pPr>
@@ -20387,7 +20818,7 @@
             <w:pPr>
               <w:spacing w:after="20" w:before="0"/>
             </w:pPr>
-            <w:hyperlink w:history="1" r:id="rId_l7jslxf9qmodgme3lm7n">
+            <w:hyperlink w:history="1" r:id="rIdgzlicopzi_kvjoex9gbtg">
               <w:r>
                 <w:rPr>
                   <w:rFonts w:ascii="Arial" w:cs="Arial" w:eastAsia="Arial" w:hAnsi="Arial"/>
@@ -20436,7 +20867,7 @@
               <w:spacing w:after="10" w:before="0"/>
               <w:ind w:left="120"/>
             </w:pPr>
-            <w:hyperlink w:history="1" r:id="rIddprflane_eo9zdd3frcrx">
+            <w:hyperlink w:history="1" r:id="rId0aacu63krtjovhmza9haz">
               <w:r>
                 <w:rPr>
                   <w:rFonts w:ascii="Arial" w:cs="Arial" w:eastAsia="Arial" w:hAnsi="Arial"/>
@@ -20481,7 +20912,7 @@
             <w:pPr>
               <w:spacing w:after="20" w:before="0"/>
             </w:pPr>
-            <w:hyperlink w:history="1" r:id="rIdbfa4bx7c7ajiu2fcgyiby">
+            <w:hyperlink w:history="1" r:id="rIdnzc8nngyyg15a4ujucljv">
               <w:r>
                 <w:rPr>
                   <w:rFonts w:ascii="Arial" w:cs="Arial" w:eastAsia="Arial" w:hAnsi="Arial"/>
@@ -20514,7 +20945,7 @@
               <w:spacing w:after="10" w:before="0"/>
               <w:ind w:left="120"/>
             </w:pPr>
-            <w:hyperlink w:history="1" r:id="rIdvqif4m-0ynjbqri0lfxxl">
+            <w:hyperlink w:history="1" r:id="rId_3wstpvh5bugva4io9m0y">
               <w:r>
                 <w:rPr>
                   <w:rFonts w:ascii="Arial" w:cs="Arial" w:eastAsia="Arial" w:hAnsi="Arial"/>
@@ -20542,6 +20973,7 @@
           </w:tcPr>
           <w:p>
             <w:pPr>
+              <w:keepNext w:val="false"/>
               <w:spacing w:after="40" w:before="0"/>
               <w:jc w:val="left"/>
             </w:pPr>
@@ -20574,6 +21006,7 @@
           </w:tcPr>
           <w:p>
             <w:pPr>
+              <w:keepNext w:val="false"/>
               <w:spacing w:after="40" w:before="0"/>
               <w:jc w:val="left"/>
             </w:pPr>
@@ -20606,6 +21039,7 @@
           </w:tcPr>
           <w:p>
             <w:pPr>
+              <w:keepNext w:val="false"/>
               <w:spacing w:after="40" w:before="0"/>
               <w:jc w:val="left"/>
             </w:pPr>
@@ -20638,6 +21072,7 @@
           </w:tcPr>
           <w:p>
             <w:pPr>
+              <w:keepNext w:val="false"/>
               <w:spacing w:after="40" w:before="0"/>
               <w:jc w:val="left"/>
             </w:pPr>
@@ -20697,6 +21132,7 @@
           </w:tcPr>
           <w:p>
             <w:pPr>
+              <w:keepNext w:val="false"/>
               <w:spacing w:after="40" w:before="0"/>
               <w:jc w:val="center"/>
             </w:pPr>
@@ -20731,6 +21167,7 @@
           </w:tcPr>
           <w:p>
             <w:pPr>
+              <w:keepNext w:val="false"/>
               <w:spacing w:after="40" w:before="0"/>
               <w:jc w:val="left"/>
             </w:pPr>
@@ -20750,6 +21187,7 @@
           </w:p>
           <w:p>
             <w:pPr>
+              <w:keepNext w:val="false"/>
               <w:spacing w:after="40" w:before="0"/>
               <w:jc w:val="left"/>
             </w:pPr>
@@ -20769,6 +21207,7 @@
           </w:p>
           <w:p>
             <w:pPr>
+              <w:keepNext w:val="false"/>
               <w:spacing w:after="40" w:before="0"/>
               <w:jc w:val="left"/>
             </w:pPr>
@@ -20788,6 +21227,7 @@
           </w:p>
           <w:p>
             <w:pPr>
+              <w:keepNext w:val="false"/>
               <w:spacing w:after="40" w:before="0"/>
               <w:jc w:val="left"/>
             </w:pPr>
@@ -20807,6 +21247,7 @@
           </w:p>
           <w:p>
             <w:pPr>
+              <w:keepNext w:val="false"/>
               <w:spacing w:after="40" w:before="0"/>
               <w:jc w:val="left"/>
             </w:pPr>
@@ -20868,6 +21309,7 @@
           </w:tcPr>
           <w:p>
             <w:pPr>
+              <w:keepNext w:val="false"/>
               <w:spacing w:after="40" w:before="0"/>
               <w:jc w:val="center"/>
             </w:pPr>
@@ -20902,6 +21344,7 @@
           </w:tcPr>
           <w:p>
             <w:pPr>
+              <w:keepNext w:val="false"/>
               <w:spacing w:after="40" w:before="0"/>
               <w:jc w:val="left"/>
             </w:pPr>
@@ -20934,6 +21377,7 @@
           </w:tcPr>
           <w:p>
             <w:pPr>
+              <w:keepNext w:val="false"/>
               <w:spacing w:after="40" w:before="0"/>
               <w:jc w:val="left"/>
             </w:pPr>
@@ -20968,6 +21412,7 @@
           </w:tcPr>
           <w:p>
             <w:pPr>
+              <w:keepNext w:val="false"/>
               <w:spacing w:after="40" w:before="0"/>
               <w:jc w:val="left"/>
             </w:pPr>
@@ -21000,6 +21445,7 @@
           </w:tcPr>
           <w:p>
             <w:pPr>
+              <w:keepNext w:val="false"/>
               <w:spacing w:after="40" w:before="0"/>
               <w:jc w:val="left"/>
             </w:pPr>
@@ -21034,6 +21480,7 @@
           </w:tcPr>
           <w:p>
             <w:pPr>
+              <w:keepNext w:val="false"/>
               <w:spacing w:after="40" w:before="0"/>
               <w:jc w:val="left"/>
             </w:pPr>
@@ -21066,6 +21513,7 @@
           </w:tcPr>
           <w:p>
             <w:pPr>
+              <w:keepNext w:val="false"/>
               <w:spacing w:after="40" w:before="0"/>
               <w:jc w:val="left"/>
             </w:pPr>
@@ -21102,7 +21550,7 @@
         </w:rPr>
         <w:t xml:space="preserve">© 2026 SeaVuria and ARES. Aligned with KICD objectives. Developed by SeaVuria; technical implementation by ARES (with AI assistance from Claude). Licensed under </w:t>
       </w:r>
-      <w:hyperlink w:history="1" r:id="rIdhceup6_oknyjw8o-wgipu">
+      <w:hyperlink w:history="1" r:id="rId6dy6xvzrvsufbzahmyvnq">
         <w:r>
           <w:rPr>
             <w:rFonts w:ascii="Arial" w:cs="Arial" w:eastAsia="Arial" w:hAnsi="Arial"/>
@@ -21123,7 +21571,7 @@
         </w:rPr>
         <w:t xml:space="preserve"> (</w:t>
       </w:r>
-      <w:hyperlink w:history="1" r:id="rIdyzqo6h1jgnexi-oraui4x">
+      <w:hyperlink w:history="1" r:id="rId3ar3_zur0_zh9ft0vuvy4">
         <w:r>
           <w:rPr>
             <w:rFonts w:ascii="Arial" w:cs="Arial" w:eastAsia="Arial" w:hAnsi="Arial"/>
@@ -21183,6 +21631,7 @@
           </w:tcPr>
           <w:p>
             <w:pPr>
+              <w:keepNext w:val="false"/>
               <w:spacing w:after="40" w:before="0"/>
               <w:jc w:val="center"/>
             </w:pPr>
@@ -21218,6 +21667,7 @@
           </w:tcPr>
           <w:p>
             <w:pPr>
+              <w:keepNext w:val="false"/>
               <w:spacing w:after="40" w:before="0"/>
               <w:jc w:val="center"/>
             </w:pPr>
@@ -21252,6 +21702,7 @@
           </w:tcPr>
           <w:p>
             <w:pPr>
+              <w:keepNext w:val="false"/>
               <w:spacing w:after="40" w:before="0"/>
               <w:jc w:val="left"/>
             </w:pPr>
@@ -21284,6 +21735,7 @@
           </w:tcPr>
           <w:p>
             <w:pPr>
+              <w:keepNext w:val="false"/>
               <w:spacing w:after="40" w:before="0"/>
               <w:jc w:val="left"/>
             </w:pPr>
@@ -21318,6 +21770,7 @@
           </w:tcPr>
           <w:p>
             <w:pPr>
+              <w:keepNext w:val="false"/>
               <w:spacing w:after="40" w:before="0"/>
               <w:jc w:val="left"/>
             </w:pPr>
@@ -21350,6 +21803,7 @@
           </w:tcPr>
           <w:p>
             <w:pPr>
+              <w:keepNext w:val="false"/>
               <w:spacing w:after="40" w:before="0"/>
               <w:jc w:val="left"/>
             </w:pPr>
@@ -21384,6 +21838,7 @@
           </w:tcPr>
           <w:p>
             <w:pPr>
+              <w:keepNext w:val="false"/>
               <w:spacing w:after="40" w:before="0"/>
               <w:jc w:val="left"/>
             </w:pPr>
@@ -21491,6 +21946,7 @@
           </w:tcPr>
           <w:p>
             <w:pPr>
+              <w:keepNext w:val="false"/>
               <w:spacing w:after="40" w:before="0"/>
               <w:jc w:val="left"/>
             </w:pPr>
@@ -21578,6 +22034,7 @@
           </w:tcPr>
           <w:p>
             <w:pPr>
+              <w:keepNext w:val="false"/>
               <w:spacing w:after="40" w:before="0"/>
               <w:jc w:val="left"/>
             </w:pPr>
@@ -21665,6 +22122,7 @@
           </w:tcPr>
           <w:p>
             <w:pPr>
+              <w:keepNext w:val="false"/>
               <w:spacing w:after="40" w:before="0"/>
               <w:jc w:val="left"/>
             </w:pPr>
@@ -21697,6 +22155,7 @@
           </w:tcPr>
           <w:p>
             <w:pPr>
+              <w:keepNext w:val="false"/>
               <w:spacing w:after="40" w:before="0"/>
               <w:jc w:val="left"/>
             </w:pPr>
@@ -21731,6 +22190,7 @@
           </w:tcPr>
           <w:p>
             <w:pPr>
+              <w:keepNext w:val="false"/>
               <w:spacing w:after="40" w:before="0"/>
               <w:jc w:val="left"/>
             </w:pPr>
@@ -21763,6 +22223,7 @@
           </w:tcPr>
           <w:p>
             <w:pPr>
+              <w:keepNext w:val="false"/>
               <w:spacing w:after="40" w:before="0"/>
               <w:jc w:val="left"/>
             </w:pPr>
@@ -21797,6 +22258,7 @@
           </w:tcPr>
           <w:p>
             <w:pPr>
+              <w:keepNext w:val="false"/>
               <w:spacing w:after="40" w:before="0"/>
               <w:jc w:val="left"/>
             </w:pPr>
@@ -21829,6 +22291,7 @@
           </w:tcPr>
           <w:p>
             <w:pPr>
+              <w:keepNext w:val="false"/>
               <w:spacing w:after="40" w:before="0"/>
               <w:jc w:val="left"/>
             </w:pPr>
@@ -21888,6 +22351,7 @@
           </w:tcPr>
           <w:p>
             <w:pPr>
+              <w:keepNext w:val="false"/>
               <w:spacing w:after="40" w:before="0"/>
               <w:jc w:val="center"/>
             </w:pPr>
@@ -21922,6 +22386,7 @@
           </w:tcPr>
           <w:p>
             <w:pPr>
+              <w:keepNext w:val="false"/>
               <w:spacing w:after="40" w:before="0"/>
               <w:jc w:val="left"/>
             </w:pPr>
@@ -21986,6 +22451,7 @@
           </w:tcPr>
           <w:p>
             <w:pPr>
+              <w:keepNext w:val="false"/>
               <w:spacing w:after="40" w:before="0"/>
               <w:jc w:val="center"/>
             </w:pPr>
@@ -22020,6 +22486,7 @@
           </w:tcPr>
           <w:p>
             <w:pPr>
+              <w:keepNext w:val="false"/>
               <w:spacing w:after="40" w:before="0"/>
               <w:jc w:val="left"/>
             </w:pPr>
@@ -22052,6 +22519,7 @@
           </w:tcPr>
           <w:p>
             <w:pPr>
+              <w:keepNext w:val="false"/>
               <w:spacing w:after="40" w:before="0"/>
               <w:jc w:val="left"/>
             </w:pPr>
@@ -22084,6 +22552,7 @@
           </w:tcPr>
           <w:p>
             <w:pPr>
+              <w:keepNext w:val="false"/>
               <w:spacing w:after="40" w:before="0"/>
               <w:jc w:val="left"/>
             </w:pPr>
@@ -22116,6 +22585,7 @@
           </w:tcPr>
           <w:p>
             <w:pPr>
+              <w:keepNext w:val="false"/>
               <w:spacing w:after="40" w:before="0"/>
               <w:jc w:val="left"/>
             </w:pPr>
@@ -22148,6 +22618,7 @@
           </w:tcPr>
           <w:p>
             <w:pPr>
+              <w:keepNext w:val="false"/>
               <w:spacing w:after="40" w:before="0"/>
               <w:jc w:val="left"/>
             </w:pPr>
@@ -22182,6 +22653,7 @@
           </w:tcPr>
           <w:p>
             <w:pPr>
+              <w:keepNext w:val="false"/>
               <w:spacing w:after="40" w:before="0"/>
               <w:jc w:val="left"/>
             </w:pPr>
@@ -22219,7 +22691,7 @@
             <w:pPr>
               <w:spacing w:after="20" w:before="0"/>
             </w:pPr>
-            <w:hyperlink w:history="1" r:id="rIdievevldrw4vveyit8og_t">
+            <w:hyperlink w:history="1" r:id="rIdd1uxarf_szk1ijyconhb3">
               <w:r>
                 <w:rPr>
                   <w:rFonts w:ascii="Arial" w:cs="Arial" w:eastAsia="Arial" w:hAnsi="Arial"/>
@@ -22252,7 +22724,7 @@
               <w:spacing w:after="10" w:before="0"/>
               <w:ind w:left="120"/>
             </w:pPr>
-            <w:hyperlink w:history="1" r:id="rIdewg6yylboyqerweujewx9">
+            <w:hyperlink w:history="1" r:id="rIdxmqb-7bfa3vaih14hzcuc">
               <w:r>
                 <w:rPr>
                   <w:rFonts w:ascii="Arial" w:cs="Arial" w:eastAsia="Arial" w:hAnsi="Arial"/>
@@ -22297,7 +22769,7 @@
             <w:pPr>
               <w:spacing w:after="20" w:before="0"/>
             </w:pPr>
-            <w:hyperlink w:history="1" r:id="rId3ugz20vf8-9ukm0gfbzrt">
+            <w:hyperlink w:history="1" r:id="rIdqvpuvi_kftfq2rwnzwf5r">
               <w:r>
                 <w:rPr>
                   <w:rFonts w:ascii="Arial" w:cs="Arial" w:eastAsia="Arial" w:hAnsi="Arial"/>
@@ -22330,7 +22802,7 @@
               <w:spacing w:after="10" w:before="0"/>
               <w:ind w:left="120"/>
             </w:pPr>
-            <w:hyperlink w:history="1" r:id="rId6oq4ndkfsj6vmh3rh7xyd">
+            <w:hyperlink w:history="1" r:id="rIdz8vg1jrbefe5_xqo9fj1z">
               <w:r>
                 <w:rPr>
                   <w:rFonts w:ascii="Arial" w:cs="Arial" w:eastAsia="Arial" w:hAnsi="Arial"/>
@@ -22358,6 +22830,7 @@
           </w:tcPr>
           <w:p>
             <w:pPr>
+              <w:keepNext w:val="false"/>
               <w:spacing w:after="40" w:before="0"/>
               <w:jc w:val="left"/>
             </w:pPr>
@@ -22390,6 +22863,7 @@
           </w:tcPr>
           <w:p>
             <w:pPr>
+              <w:keepNext w:val="false"/>
               <w:spacing w:after="40" w:before="0"/>
               <w:jc w:val="left"/>
             </w:pPr>
@@ -22422,6 +22896,7 @@
           </w:tcPr>
           <w:p>
             <w:pPr>
+              <w:keepNext w:val="false"/>
               <w:spacing w:after="40" w:before="0"/>
               <w:jc w:val="left"/>
             </w:pPr>
@@ -22454,6 +22929,7 @@
           </w:tcPr>
           <w:p>
             <w:pPr>
+              <w:keepNext w:val="false"/>
               <w:spacing w:after="40" w:before="0"/>
               <w:jc w:val="left"/>
             </w:pPr>
@@ -22488,6 +22964,7 @@
           </w:tcPr>
           <w:p>
             <w:pPr>
+              <w:keepNext w:val="false"/>
               <w:spacing w:after="40" w:before="0"/>
               <w:jc w:val="left"/>
             </w:pPr>
@@ -22525,7 +23002,7 @@
             <w:pPr>
               <w:spacing w:after="20" w:before="0"/>
             </w:pPr>
-            <w:hyperlink w:history="1" r:id="rIdl--yszgaelvru1jneuync">
+            <w:hyperlink w:history="1" r:id="rIdcwxndifme4uptldnngfer">
               <w:r>
                 <w:rPr>
                   <w:rFonts w:ascii="Arial" w:cs="Arial" w:eastAsia="Arial" w:hAnsi="Arial"/>
@@ -22558,7 +23035,7 @@
               <w:spacing w:after="10" w:before="0"/>
               <w:ind w:left="120"/>
             </w:pPr>
-            <w:hyperlink w:history="1" r:id="rIdih39crxd4t2geueykissy">
+            <w:hyperlink w:history="1" r:id="rIdwdtsfim8dc00c7gd_ihvm">
               <w:r>
                 <w:rPr>
                   <w:rFonts w:ascii="Arial" w:cs="Arial" w:eastAsia="Arial" w:hAnsi="Arial"/>
@@ -22603,7 +23080,7 @@
             <w:pPr>
               <w:spacing w:after="20" w:before="0"/>
             </w:pPr>
-            <w:hyperlink w:history="1" r:id="rId5hfx274se56adgojw--b4">
+            <w:hyperlink w:history="1" r:id="rIdiw6zgd3axuosoux_n3_el">
               <w:r>
                 <w:rPr>
                   <w:rFonts w:ascii="Arial" w:cs="Arial" w:eastAsia="Arial" w:hAnsi="Arial"/>
@@ -22636,7 +23113,7 @@
               <w:spacing w:after="10" w:before="0"/>
               <w:ind w:left="120"/>
             </w:pPr>
-            <w:hyperlink w:history="1" r:id="rIdennydjpuwpox8blteuujr">
+            <w:hyperlink w:history="1" r:id="rIdkp22dlab-gn1cimlly7xr">
               <w:r>
                 <w:rPr>
                   <w:rFonts w:ascii="Arial" w:cs="Arial" w:eastAsia="Arial" w:hAnsi="Arial"/>
@@ -22664,6 +23141,7 @@
           </w:tcPr>
           <w:p>
             <w:pPr>
+              <w:keepNext w:val="false"/>
               <w:spacing w:after="40" w:before="0"/>
               <w:jc w:val="left"/>
             </w:pPr>
@@ -22696,6 +23174,7 @@
           </w:tcPr>
           <w:p>
             <w:pPr>
+              <w:keepNext w:val="false"/>
               <w:spacing w:after="40" w:before="0"/>
               <w:jc w:val="left"/>
             </w:pPr>
@@ -22728,6 +23207,7 @@
           </w:tcPr>
           <w:p>
             <w:pPr>
+              <w:keepNext w:val="false"/>
               <w:spacing w:after="40" w:before="0"/>
               <w:jc w:val="left"/>
             </w:pPr>
@@ -22760,6 +23240,7 @@
           </w:tcPr>
           <w:p>
             <w:pPr>
+              <w:keepNext w:val="false"/>
               <w:spacing w:after="40" w:before="0"/>
               <w:jc w:val="left"/>
             </w:pPr>
@@ -22794,6 +23275,7 @@
           </w:tcPr>
           <w:p>
             <w:pPr>
+              <w:keepNext w:val="false"/>
               <w:spacing w:after="40" w:before="0"/>
               <w:jc w:val="left"/>
             </w:pPr>
@@ -22831,7 +23313,7 @@
             <w:pPr>
               <w:spacing w:after="20" w:before="0"/>
             </w:pPr>
-            <w:hyperlink w:history="1" r:id="rIdfswj9nc3hxfe41fnirhdy">
+            <w:hyperlink w:history="1" r:id="rIdxwqwmq25iyebgw_aubhnb">
               <w:r>
                 <w:rPr>
                   <w:rFonts w:ascii="Arial" w:cs="Arial" w:eastAsia="Arial" w:hAnsi="Arial"/>
@@ -22864,7 +23346,7 @@
               <w:spacing w:after="10" w:before="0"/>
               <w:ind w:left="120"/>
             </w:pPr>
-            <w:hyperlink w:history="1" r:id="rIdnin6-fj3ikqfmjjytyubj">
+            <w:hyperlink w:history="1" r:id="rIdxaapiwt_bxsu5qwwrpzc_">
               <w:r>
                 <w:rPr>
                   <w:rFonts w:ascii="Arial" w:cs="Arial" w:eastAsia="Arial" w:hAnsi="Arial"/>
@@ -22909,7 +23391,7 @@
             <w:pPr>
               <w:spacing w:after="20" w:before="0"/>
             </w:pPr>
-            <w:hyperlink w:history="1" r:id="rIdxfd7tyjmq1rvkytdkqawj">
+            <w:hyperlink w:history="1" r:id="rId_6fac9dyfikrttyp3eh3s">
               <w:r>
                 <w:rPr>
                   <w:rFonts w:ascii="Arial" w:cs="Arial" w:eastAsia="Arial" w:hAnsi="Arial"/>
@@ -22942,7 +23424,7 @@
               <w:spacing w:after="10" w:before="0"/>
               <w:ind w:left="120"/>
             </w:pPr>
-            <w:hyperlink w:history="1" r:id="rIdeba9rficwuegf9icicqrh">
+            <w:hyperlink w:history="1" r:id="rIdq-afpatondso5q8dfowwo">
               <w:r>
                 <w:rPr>
                   <w:rFonts w:ascii="Arial" w:cs="Arial" w:eastAsia="Arial" w:hAnsi="Arial"/>
@@ -22970,6 +23452,7 @@
           </w:tcPr>
           <w:p>
             <w:pPr>
+              <w:keepNext w:val="false"/>
               <w:spacing w:after="40" w:before="0"/>
               <w:jc w:val="left"/>
             </w:pPr>
@@ -23002,6 +23485,7 @@
           </w:tcPr>
           <w:p>
             <w:pPr>
+              <w:keepNext w:val="false"/>
               <w:spacing w:after="40" w:before="0"/>
               <w:jc w:val="left"/>
             </w:pPr>
@@ -23034,6 +23518,7 @@
           </w:tcPr>
           <w:p>
             <w:pPr>
+              <w:keepNext w:val="false"/>
               <w:spacing w:after="40" w:before="0"/>
               <w:jc w:val="left"/>
             </w:pPr>
@@ -23066,6 +23551,7 @@
           </w:tcPr>
           <w:p>
             <w:pPr>
+              <w:keepNext w:val="false"/>
               <w:spacing w:after="40" w:before="0"/>
               <w:jc w:val="left"/>
             </w:pPr>
@@ -23100,6 +23586,7 @@
           </w:tcPr>
           <w:p>
             <w:pPr>
+              <w:keepNext w:val="false"/>
               <w:spacing w:after="40" w:before="0"/>
               <w:jc w:val="left"/>
             </w:pPr>
@@ -23137,7 +23624,7 @@
             <w:pPr>
               <w:spacing w:after="20" w:before="0"/>
             </w:pPr>
-            <w:hyperlink w:history="1" r:id="rId5xuanvjb3eenuy7cql7_1">
+            <w:hyperlink w:history="1" r:id="rIdvrt8-llm1ge8cs9gba4il">
               <w:r>
                 <w:rPr>
                   <w:rFonts w:ascii="Arial" w:cs="Arial" w:eastAsia="Arial" w:hAnsi="Arial"/>
@@ -23170,7 +23657,7 @@
               <w:spacing w:after="10" w:before="0"/>
               <w:ind w:left="120"/>
             </w:pPr>
-            <w:hyperlink w:history="1" r:id="rIdwic6rqqt1jwtkvlwm5pvt">
+            <w:hyperlink w:history="1" r:id="rIdsnrvpyujrpxlf62btsxd9">
               <w:r>
                 <w:rPr>
                   <w:rFonts w:ascii="Arial" w:cs="Arial" w:eastAsia="Arial" w:hAnsi="Arial"/>
@@ -23215,7 +23702,7 @@
             <w:pPr>
               <w:spacing w:after="20" w:before="0"/>
             </w:pPr>
-            <w:hyperlink w:history="1" r:id="rIdtxiuapsg2dipqqnfdxqdk">
+            <w:hyperlink w:history="1" r:id="rId4cpb_yif8q6-kvyghufsu">
               <w:r>
                 <w:rPr>
                   <w:rFonts w:ascii="Arial" w:cs="Arial" w:eastAsia="Arial" w:hAnsi="Arial"/>
@@ -23248,7 +23735,7 @@
               <w:spacing w:after="10" w:before="0"/>
               <w:ind w:left="120"/>
             </w:pPr>
-            <w:hyperlink w:history="1" r:id="rId3l6d9f9bt7k9wu1dc3bxy">
+            <w:hyperlink w:history="1" r:id="rIdfoywmepxjb1khuyr0a1ws">
               <w:r>
                 <w:rPr>
                   <w:rFonts w:ascii="Arial" w:cs="Arial" w:eastAsia="Arial" w:hAnsi="Arial"/>
@@ -23276,6 +23763,7 @@
           </w:tcPr>
           <w:p>
             <w:pPr>
+              <w:keepNext w:val="false"/>
               <w:spacing w:after="40" w:before="0"/>
               <w:jc w:val="left"/>
             </w:pPr>
@@ -23308,6 +23796,7 @@
           </w:tcPr>
           <w:p>
             <w:pPr>
+              <w:keepNext w:val="false"/>
               <w:spacing w:after="40" w:before="0"/>
               <w:jc w:val="left"/>
             </w:pPr>
@@ -23340,6 +23829,7 @@
           </w:tcPr>
           <w:p>
             <w:pPr>
+              <w:keepNext w:val="false"/>
               <w:spacing w:after="40" w:before="0"/>
               <w:jc w:val="left"/>
             </w:pPr>
@@ -23372,6 +23862,7 @@
           </w:tcPr>
           <w:p>
             <w:pPr>
+              <w:keepNext w:val="false"/>
               <w:spacing w:after="40" w:before="0"/>
               <w:jc w:val="left"/>
             </w:pPr>
@@ -23406,6 +23897,7 @@
           </w:tcPr>
           <w:p>
             <w:pPr>
+              <w:keepNext w:val="false"/>
               <w:spacing w:after="40" w:before="0"/>
               <w:jc w:val="left"/>
             </w:pPr>
@@ -23443,7 +23935,7 @@
             <w:pPr>
               <w:spacing w:after="20" w:before="0"/>
             </w:pPr>
-            <w:hyperlink w:history="1" r:id="rIdaw8jgekajsjhnllpbh-ie">
+            <w:hyperlink w:history="1" r:id="rIdpxezhux3eivwekuxgy1a6">
               <w:r>
                 <w:rPr>
                   <w:rFonts w:ascii="Arial" w:cs="Arial" w:eastAsia="Arial" w:hAnsi="Arial"/>
@@ -23476,7 +23968,7 @@
               <w:spacing w:after="10" w:before="0"/>
               <w:ind w:left="120"/>
             </w:pPr>
-            <w:hyperlink w:history="1" r:id="rIdirpvhnfoc2wzhimmvyzf_">
+            <w:hyperlink w:history="1" r:id="rId7han1lm6udkts15i9deuz">
               <w:r>
                 <w:rPr>
                   <w:rFonts w:ascii="Arial" w:cs="Arial" w:eastAsia="Arial" w:hAnsi="Arial"/>
@@ -23521,7 +24013,7 @@
             <w:pPr>
               <w:spacing w:after="20" w:before="0"/>
             </w:pPr>
-            <w:hyperlink w:history="1" r:id="rIdv-xcjwr0hx8lqutwq_nt1">
+            <w:hyperlink w:history="1" r:id="rIdujfdcowrjtd5h6lhq3x6a">
               <w:r>
                 <w:rPr>
                   <w:rFonts w:ascii="Arial" w:cs="Arial" w:eastAsia="Arial" w:hAnsi="Arial"/>
@@ -23570,7 +24062,7 @@
               <w:spacing w:after="10" w:before="0"/>
               <w:ind w:left="120"/>
             </w:pPr>
-            <w:hyperlink w:history="1" r:id="rIdvpptdw-j53sgymz_0cydm">
+            <w:hyperlink w:history="1" r:id="rIdhzntuyouct2qpa8ixckv5">
               <w:r>
                 <w:rPr>
                   <w:rFonts w:ascii="Arial" w:cs="Arial" w:eastAsia="Arial" w:hAnsi="Arial"/>
@@ -23598,6 +24090,7 @@
           </w:tcPr>
           <w:p>
             <w:pPr>
+              <w:keepNext w:val="false"/>
               <w:spacing w:after="40" w:before="0"/>
               <w:jc w:val="left"/>
             </w:pPr>
@@ -23630,6 +24123,7 @@
           </w:tcPr>
           <w:p>
             <w:pPr>
+              <w:keepNext w:val="false"/>
               <w:spacing w:after="40" w:before="0"/>
               <w:jc w:val="left"/>
             </w:pPr>
@@ -23662,6 +24156,7 @@
           </w:tcPr>
           <w:p>
             <w:pPr>
+              <w:keepNext w:val="false"/>
               <w:spacing w:after="40" w:before="0"/>
               <w:jc w:val="left"/>
             </w:pPr>
@@ -23694,6 +24189,7 @@
           </w:tcPr>
           <w:p>
             <w:pPr>
+              <w:keepNext w:val="false"/>
               <w:spacing w:after="40" w:before="0"/>
               <w:jc w:val="left"/>
             </w:pPr>
@@ -23753,6 +24249,7 @@
           </w:tcPr>
           <w:p>
             <w:pPr>
+              <w:keepNext w:val="false"/>
               <w:spacing w:after="40" w:before="0"/>
               <w:jc w:val="center"/>
             </w:pPr>
@@ -23787,6 +24284,7 @@
           </w:tcPr>
           <w:p>
             <w:pPr>
+              <w:keepNext w:val="false"/>
               <w:spacing w:after="40" w:before="0"/>
               <w:jc w:val="left"/>
             </w:pPr>
@@ -23848,6 +24346,7 @@
           </w:tcPr>
           <w:p>
             <w:pPr>
+              <w:keepNext w:val="false"/>
               <w:spacing w:after="40" w:before="0"/>
               <w:jc w:val="center"/>
             </w:pPr>
@@ -23882,6 +24381,7 @@
           </w:tcPr>
           <w:p>
             <w:pPr>
+              <w:keepNext w:val="false"/>
               <w:spacing w:after="40" w:before="0"/>
               <w:jc w:val="left"/>
             </w:pPr>
@@ -23914,6 +24414,7 @@
           </w:tcPr>
           <w:p>
             <w:pPr>
+              <w:keepNext w:val="false"/>
               <w:spacing w:after="40" w:before="0"/>
               <w:jc w:val="left"/>
             </w:pPr>
@@ -23948,6 +24449,7 @@
           </w:tcPr>
           <w:p>
             <w:pPr>
+              <w:keepNext w:val="false"/>
               <w:spacing w:after="40" w:before="0"/>
               <w:jc w:val="left"/>
             </w:pPr>
@@ -23980,6 +24482,7 @@
           </w:tcPr>
           <w:p>
             <w:pPr>
+              <w:keepNext w:val="false"/>
               <w:spacing w:after="40" w:before="0"/>
               <w:jc w:val="left"/>
             </w:pPr>
@@ -24014,6 +24517,7 @@
           </w:tcPr>
           <w:p>
             <w:pPr>
+              <w:keepNext w:val="false"/>
               <w:spacing w:after="40" w:before="0"/>
               <w:jc w:val="left"/>
             </w:pPr>
@@ -24046,6 +24550,7 @@
           </w:tcPr>
           <w:p>
             <w:pPr>
+              <w:keepNext w:val="false"/>
               <w:spacing w:after="40" w:before="0"/>
               <w:jc w:val="left"/>
             </w:pPr>
@@ -24082,7 +24587,7 @@
         </w:rPr>
         <w:t xml:space="preserve">© 2026 SeaVuria and ARES. Aligned with KICD objectives. Developed by SeaVuria; technical implementation by ARES (with AI assistance from Claude). Licensed under </w:t>
       </w:r>
-      <w:hyperlink w:history="1" r:id="rId2kc4hse2jvzbi8oew2a3t">
+      <w:hyperlink w:history="1" r:id="rIduf9wls1vw3xtvw7dcnhkp">
         <w:r>
           <w:rPr>
             <w:rFonts w:ascii="Arial" w:cs="Arial" w:eastAsia="Arial" w:hAnsi="Arial"/>
@@ -24103,7 +24608,7 @@
         </w:rPr>
         <w:t xml:space="preserve"> (</w:t>
       </w:r>
-      <w:hyperlink w:history="1" r:id="rIdbth1dqqktlv2m2trku10n">
+      <w:hyperlink w:history="1" r:id="rIdg5z6xk3pemh20xzpcu_7y">
         <w:r>
           <w:rPr>
             <w:rFonts w:ascii="Arial" w:cs="Arial" w:eastAsia="Arial" w:hAnsi="Arial"/>
@@ -24163,6 +24668,7 @@
           </w:tcPr>
           <w:p>
             <w:pPr>
+              <w:keepNext w:val="false"/>
               <w:spacing w:after="40" w:before="0"/>
               <w:jc w:val="center"/>
             </w:pPr>
@@ -24198,6 +24704,7 @@
           </w:tcPr>
           <w:p>
             <w:pPr>
+              <w:keepNext w:val="false"/>
               <w:spacing w:after="40" w:before="0"/>
               <w:jc w:val="center"/>
             </w:pPr>
@@ -24232,6 +24739,7 @@
           </w:tcPr>
           <w:p>
             <w:pPr>
+              <w:keepNext w:val="false"/>
               <w:spacing w:after="40" w:before="0"/>
               <w:jc w:val="left"/>
             </w:pPr>
@@ -24264,6 +24772,7 @@
           </w:tcPr>
           <w:p>
             <w:pPr>
+              <w:keepNext w:val="false"/>
               <w:spacing w:after="40" w:before="0"/>
               <w:jc w:val="left"/>
             </w:pPr>
@@ -24298,6 +24807,7 @@
           </w:tcPr>
           <w:p>
             <w:pPr>
+              <w:keepNext w:val="false"/>
               <w:spacing w:after="40" w:before="0"/>
               <w:jc w:val="left"/>
             </w:pPr>
@@ -24330,6 +24840,7 @@
           </w:tcPr>
           <w:p>
             <w:pPr>
+              <w:keepNext w:val="false"/>
               <w:spacing w:after="40" w:before="0"/>
               <w:jc w:val="left"/>
             </w:pPr>
@@ -24364,6 +24875,7 @@
           </w:tcPr>
           <w:p>
             <w:pPr>
+              <w:keepNext w:val="false"/>
               <w:spacing w:after="40" w:before="0"/>
               <w:jc w:val="left"/>
             </w:pPr>
@@ -24471,6 +24983,7 @@
           </w:tcPr>
           <w:p>
             <w:pPr>
+              <w:keepNext w:val="false"/>
               <w:spacing w:after="40" w:before="0"/>
               <w:jc w:val="left"/>
             </w:pPr>
@@ -24558,6 +25071,7 @@
           </w:tcPr>
           <w:p>
             <w:pPr>
+              <w:keepNext w:val="false"/>
               <w:spacing w:after="40" w:before="0"/>
               <w:jc w:val="left"/>
             </w:pPr>
@@ -24645,6 +25159,7 @@
           </w:tcPr>
           <w:p>
             <w:pPr>
+              <w:keepNext w:val="false"/>
               <w:spacing w:after="40" w:before="0"/>
               <w:jc w:val="left"/>
             </w:pPr>
@@ -24677,6 +25192,7 @@
           </w:tcPr>
           <w:p>
             <w:pPr>
+              <w:keepNext w:val="false"/>
               <w:spacing w:after="40" w:before="0"/>
               <w:jc w:val="left"/>
             </w:pPr>
@@ -24711,6 +25227,7 @@
           </w:tcPr>
           <w:p>
             <w:pPr>
+              <w:keepNext w:val="false"/>
               <w:spacing w:after="40" w:before="0"/>
               <w:jc w:val="left"/>
             </w:pPr>
@@ -24743,6 +25260,7 @@
           </w:tcPr>
           <w:p>
             <w:pPr>
+              <w:keepNext w:val="false"/>
               <w:spacing w:after="40" w:before="0"/>
               <w:jc w:val="left"/>
             </w:pPr>
@@ -24777,6 +25295,7 @@
           </w:tcPr>
           <w:p>
             <w:pPr>
+              <w:keepNext w:val="false"/>
               <w:spacing w:after="40" w:before="0"/>
               <w:jc w:val="left"/>
             </w:pPr>
@@ -24809,6 +25328,7 @@
           </w:tcPr>
           <w:p>
             <w:pPr>
+              <w:keepNext w:val="false"/>
               <w:spacing w:after="40" w:before="0"/>
               <w:jc w:val="left"/>
             </w:pPr>
@@ -24868,6 +25388,7 @@
           </w:tcPr>
           <w:p>
             <w:pPr>
+              <w:keepNext w:val="false"/>
               <w:spacing w:after="40" w:before="0"/>
               <w:jc w:val="center"/>
             </w:pPr>
@@ -24902,6 +25423,7 @@
           </w:tcPr>
           <w:p>
             <w:pPr>
+              <w:keepNext w:val="false"/>
               <w:spacing w:after="40" w:before="0"/>
               <w:jc w:val="left"/>
             </w:pPr>
@@ -24921,6 +25443,7 @@
           </w:p>
           <w:p>
             <w:pPr>
+              <w:keepNext w:val="false"/>
               <w:spacing w:after="40" w:before="0"/>
               <w:jc w:val="left"/>
             </w:pPr>
@@ -24940,6 +25463,7 @@
           </w:p>
           <w:p>
             <w:pPr>
+              <w:keepNext w:val="false"/>
               <w:spacing w:after="40" w:before="0"/>
               <w:jc w:val="left"/>
             </w:pPr>
@@ -24959,6 +25483,7 @@
           </w:p>
           <w:p>
             <w:pPr>
+              <w:keepNext w:val="false"/>
               <w:spacing w:after="40" w:before="0"/>
               <w:jc w:val="left"/>
             </w:pPr>
@@ -24978,6 +25503,7 @@
           </w:p>
           <w:p>
             <w:pPr>
+              <w:keepNext w:val="false"/>
               <w:spacing w:after="40" w:before="0"/>
               <w:jc w:val="left"/>
             </w:pPr>
@@ -25042,6 +25568,7 @@
           </w:tcPr>
           <w:p>
             <w:pPr>
+              <w:keepNext w:val="false"/>
               <w:spacing w:after="40" w:before="0"/>
               <w:jc w:val="center"/>
             </w:pPr>
@@ -25076,6 +25603,7 @@
           </w:tcPr>
           <w:p>
             <w:pPr>
+              <w:keepNext w:val="false"/>
               <w:spacing w:after="40" w:before="0"/>
               <w:jc w:val="left"/>
             </w:pPr>
@@ -25108,6 +25636,7 @@
           </w:tcPr>
           <w:p>
             <w:pPr>
+              <w:keepNext w:val="false"/>
               <w:spacing w:after="40" w:before="0"/>
               <w:jc w:val="left"/>
             </w:pPr>
@@ -25140,6 +25669,7 @@
           </w:tcPr>
           <w:p>
             <w:pPr>
+              <w:keepNext w:val="false"/>
               <w:spacing w:after="40" w:before="0"/>
               <w:jc w:val="left"/>
             </w:pPr>
@@ -25172,6 +25702,7 @@
           </w:tcPr>
           <w:p>
             <w:pPr>
+              <w:keepNext w:val="false"/>
               <w:spacing w:after="40" w:before="0"/>
               <w:jc w:val="left"/>
             </w:pPr>
@@ -25204,6 +25735,7 @@
           </w:tcPr>
           <w:p>
             <w:pPr>
+              <w:keepNext w:val="false"/>
               <w:spacing w:after="40" w:before="0"/>
               <w:jc w:val="left"/>
             </w:pPr>
@@ -25238,6 +25770,7 @@
           </w:tcPr>
           <w:p>
             <w:pPr>
+              <w:keepNext w:val="false"/>
               <w:spacing w:after="40" w:before="0"/>
               <w:jc w:val="left"/>
             </w:pPr>
@@ -25275,7 +25808,7 @@
             <w:pPr>
               <w:spacing w:after="20" w:before="0"/>
             </w:pPr>
-            <w:hyperlink w:history="1" r:id="rIdpktdwksqays546tp5qax6">
+            <w:hyperlink w:history="1" r:id="rIdsgmqkxbrnlzzoaqk3thzp">
               <w:r>
                 <w:rPr>
                   <w:rFonts w:ascii="Arial" w:cs="Arial" w:eastAsia="Arial" w:hAnsi="Arial"/>
@@ -25308,7 +25841,7 @@
               <w:spacing w:after="10" w:before="0"/>
               <w:ind w:left="120"/>
             </w:pPr>
-            <w:hyperlink w:history="1" r:id="rIdj2tqwkougvwol_mjusyto">
+            <w:hyperlink w:history="1" r:id="rId8tnykh0ysweifrr6smctf">
               <w:r>
                 <w:rPr>
                   <w:rFonts w:ascii="Arial" w:cs="Arial" w:eastAsia="Arial" w:hAnsi="Arial"/>
@@ -25353,7 +25886,7 @@
             <w:pPr>
               <w:spacing w:after="20" w:before="0"/>
             </w:pPr>
-            <w:hyperlink w:history="1" r:id="rId4fkprtjekqqtq3ujxfdai">
+            <w:hyperlink w:history="1" r:id="rId6aywdtlu82k7agzwzo6er">
               <w:r>
                 <w:rPr>
                   <w:rFonts w:ascii="Arial" w:cs="Arial" w:eastAsia="Arial" w:hAnsi="Arial"/>
@@ -25386,7 +25919,7 @@
               <w:spacing w:after="10" w:before="0"/>
               <w:ind w:left="120"/>
             </w:pPr>
-            <w:hyperlink w:history="1" r:id="rIdkj_zk7cp3r6mwwvt9p3bp">
+            <w:hyperlink w:history="1" r:id="rIdcavcwfpuxu7rxvq0qvfle">
               <w:r>
                 <w:rPr>
                   <w:rFonts w:ascii="Arial" w:cs="Arial" w:eastAsia="Arial" w:hAnsi="Arial"/>
@@ -25414,6 +25947,7 @@
           </w:tcPr>
           <w:p>
             <w:pPr>
+              <w:keepNext w:val="false"/>
               <w:spacing w:after="40" w:before="0"/>
               <w:jc w:val="left"/>
             </w:pPr>
@@ -25446,6 +25980,7 @@
           </w:tcPr>
           <w:p>
             <w:pPr>
+              <w:keepNext w:val="false"/>
               <w:spacing w:after="40" w:before="0"/>
               <w:jc w:val="left"/>
             </w:pPr>
@@ -25478,6 +26013,7 @@
           </w:tcPr>
           <w:p>
             <w:pPr>
+              <w:keepNext w:val="false"/>
               <w:spacing w:after="40" w:before="0"/>
               <w:jc w:val="left"/>
             </w:pPr>
@@ -25510,6 +26046,7 @@
           </w:tcPr>
           <w:p>
             <w:pPr>
+              <w:keepNext w:val="false"/>
               <w:spacing w:after="40" w:before="0"/>
               <w:jc w:val="left"/>
             </w:pPr>
@@ -25544,6 +26081,7 @@
           </w:tcPr>
           <w:p>
             <w:pPr>
+              <w:keepNext w:val="false"/>
               <w:spacing w:after="40" w:before="0"/>
               <w:jc w:val="left"/>
             </w:pPr>
@@ -25581,7 +26119,7 @@
             <w:pPr>
               <w:spacing w:after="20" w:before="0"/>
             </w:pPr>
-            <w:hyperlink w:history="1" r:id="rIdbnci4qftcuef_-assujdy">
+            <w:hyperlink w:history="1" r:id="rIdk20d5rpslkwehleuxqjw2">
               <w:r>
                 <w:rPr>
                   <w:rFonts w:ascii="Arial" w:cs="Arial" w:eastAsia="Arial" w:hAnsi="Arial"/>
@@ -25614,7 +26152,7 @@
               <w:spacing w:after="10" w:before="0"/>
               <w:ind w:left="120"/>
             </w:pPr>
-            <w:hyperlink w:history="1" r:id="rIdnq6x6lg5p7gdz21d4z9sc">
+            <w:hyperlink w:history="1" r:id="rIdtdzu-av9fikanfbmnqnlt">
               <w:r>
                 <w:rPr>
                   <w:rFonts w:ascii="Arial" w:cs="Arial" w:eastAsia="Arial" w:hAnsi="Arial"/>
@@ -25659,7 +26197,7 @@
             <w:pPr>
               <w:spacing w:after="20" w:before="0"/>
             </w:pPr>
-            <w:hyperlink w:history="1" r:id="rIdls4_goi5gzpmkhqdyfpw8">
+            <w:hyperlink w:history="1" r:id="rIdlv-necaqp_7gun8djpva9">
               <w:r>
                 <w:rPr>
                   <w:rFonts w:ascii="Arial" w:cs="Arial" w:eastAsia="Arial" w:hAnsi="Arial"/>
@@ -25692,7 +26230,7 @@
               <w:spacing w:after="10" w:before="0"/>
               <w:ind w:left="120"/>
             </w:pPr>
-            <w:hyperlink w:history="1" r:id="rId_etdmhziahzfubm1zv0gq">
+            <w:hyperlink w:history="1" r:id="rIdgbc8vilhisw9kluc1bghi">
               <w:r>
                 <w:rPr>
                   <w:rFonts w:ascii="Arial" w:cs="Arial" w:eastAsia="Arial" w:hAnsi="Arial"/>
@@ -25720,6 +26258,7 @@
           </w:tcPr>
           <w:p>
             <w:pPr>
+              <w:keepNext w:val="false"/>
               <w:spacing w:after="40" w:before="0"/>
               <w:jc w:val="left"/>
             </w:pPr>
@@ -25752,6 +26291,7 @@
           </w:tcPr>
           <w:p>
             <w:pPr>
+              <w:keepNext w:val="false"/>
               <w:spacing w:after="40" w:before="0"/>
               <w:jc w:val="left"/>
             </w:pPr>
@@ -25784,6 +26324,7 @@
           </w:tcPr>
           <w:p>
             <w:pPr>
+              <w:keepNext w:val="false"/>
               <w:spacing w:after="40" w:before="0"/>
               <w:jc w:val="left"/>
             </w:pPr>
@@ -25816,6 +26357,7 @@
           </w:tcPr>
           <w:p>
             <w:pPr>
+              <w:keepNext w:val="false"/>
               <w:spacing w:after="40" w:before="0"/>
               <w:jc w:val="left"/>
             </w:pPr>
@@ -25850,6 +26392,7 @@
           </w:tcPr>
           <w:p>
             <w:pPr>
+              <w:keepNext w:val="false"/>
               <w:spacing w:after="40" w:before="0"/>
               <w:jc w:val="left"/>
             </w:pPr>
@@ -25887,7 +26430,7 @@
             <w:pPr>
               <w:spacing w:after="20" w:before="0"/>
             </w:pPr>
-            <w:hyperlink w:history="1" r:id="rIdcsfkt6h1wam1cfwg7ayk-">
+            <w:hyperlink w:history="1" r:id="rIds1lpbj0darbny2seorshs">
               <w:r>
                 <w:rPr>
                   <w:rFonts w:ascii="Arial" w:cs="Arial" w:eastAsia="Arial" w:hAnsi="Arial"/>
@@ -25920,7 +26463,7 @@
               <w:spacing w:after="10" w:before="0"/>
               <w:ind w:left="120"/>
             </w:pPr>
-            <w:hyperlink w:history="1" r:id="rIdzflw9ttglmhnp1vq8rym9">
+            <w:hyperlink w:history="1" r:id="rIdwy5t9h8g1eaap94vvzhej">
               <w:r>
                 <w:rPr>
                   <w:rFonts w:ascii="Arial" w:cs="Arial" w:eastAsia="Arial" w:hAnsi="Arial"/>
@@ -25965,7 +26508,7 @@
             <w:pPr>
               <w:spacing w:after="20" w:before="0"/>
             </w:pPr>
-            <w:hyperlink w:history="1" r:id="rIdpcjhmmgab9is_6xe5uda5">
+            <w:hyperlink w:history="1" r:id="rId1gjtket1y1hzp_ovkyaxj">
               <w:r>
                 <w:rPr>
                   <w:rFonts w:ascii="Arial" w:cs="Arial" w:eastAsia="Arial" w:hAnsi="Arial"/>
@@ -25998,7 +26541,7 @@
               <w:spacing w:after="10" w:before="0"/>
               <w:ind w:left="120"/>
             </w:pPr>
-            <w:hyperlink w:history="1" r:id="rIdsty8ohzt2cxjzbkoiuybl">
+            <w:hyperlink w:history="1" r:id="rId5kxisiwaswhvxjgwjdppi">
               <w:r>
                 <w:rPr>
                   <w:rFonts w:ascii="Arial" w:cs="Arial" w:eastAsia="Arial" w:hAnsi="Arial"/>
@@ -26026,6 +26569,7 @@
           </w:tcPr>
           <w:p>
             <w:pPr>
+              <w:keepNext w:val="false"/>
               <w:spacing w:after="40" w:before="0"/>
               <w:jc w:val="left"/>
             </w:pPr>
@@ -26058,6 +26602,7 @@
           </w:tcPr>
           <w:p>
             <w:pPr>
+              <w:keepNext w:val="false"/>
               <w:spacing w:after="40" w:before="0"/>
               <w:jc w:val="left"/>
             </w:pPr>
@@ -26090,6 +26635,7 @@
           </w:tcPr>
           <w:p>
             <w:pPr>
+              <w:keepNext w:val="false"/>
               <w:spacing w:after="40" w:before="0"/>
               <w:jc w:val="left"/>
             </w:pPr>
@@ -26122,6 +26668,7 @@
           </w:tcPr>
           <w:p>
             <w:pPr>
+              <w:keepNext w:val="false"/>
               <w:spacing w:after="40" w:before="0"/>
               <w:jc w:val="left"/>
             </w:pPr>
@@ -26156,6 +26703,7 @@
           </w:tcPr>
           <w:p>
             <w:pPr>
+              <w:keepNext w:val="false"/>
               <w:spacing w:after="40" w:before="0"/>
               <w:jc w:val="left"/>
             </w:pPr>
@@ -26193,7 +26741,7 @@
             <w:pPr>
               <w:spacing w:after="20" w:before="0"/>
             </w:pPr>
-            <w:hyperlink w:history="1" r:id="rId_atxmvfacekczeqzlc7vq">
+            <w:hyperlink w:history="1" r:id="rIduuizyq5n6y9qyt8zaeahu">
               <w:r>
                 <w:rPr>
                   <w:rFonts w:ascii="Arial" w:cs="Arial" w:eastAsia="Arial" w:hAnsi="Arial"/>
@@ -26226,7 +26774,7 @@
               <w:spacing w:after="10" w:before="0"/>
               <w:ind w:left="120"/>
             </w:pPr>
-            <w:hyperlink w:history="1" r:id="rIdgql4x9thiskpirnau69ou">
+            <w:hyperlink w:history="1" r:id="rIdttufhkurzz6lfvt6g8drg">
               <w:r>
                 <w:rPr>
                   <w:rFonts w:ascii="Arial" w:cs="Arial" w:eastAsia="Arial" w:hAnsi="Arial"/>
@@ -26271,7 +26819,7 @@
             <w:pPr>
               <w:spacing w:after="20" w:before="0"/>
             </w:pPr>
-            <w:hyperlink w:history="1" r:id="rIdtc1eswghoixqczgjqv3fw">
+            <w:hyperlink w:history="1" r:id="rIdshael8hxgtnt8-gs9hqlo">
               <w:r>
                 <w:rPr>
                   <w:rFonts w:ascii="Arial" w:cs="Arial" w:eastAsia="Arial" w:hAnsi="Arial"/>
@@ -26304,7 +26852,7 @@
               <w:spacing w:after="10" w:before="0"/>
               <w:ind w:left="120"/>
             </w:pPr>
-            <w:hyperlink w:history="1" r:id="rIdb0xycgtwflcncqlvqmaln">
+            <w:hyperlink w:history="1" r:id="rIdzuzbm7am_uuplxkyfi3sa">
               <w:r>
                 <w:rPr>
                   <w:rFonts w:ascii="Arial" w:cs="Arial" w:eastAsia="Arial" w:hAnsi="Arial"/>
@@ -26332,6 +26880,7 @@
           </w:tcPr>
           <w:p>
             <w:pPr>
+              <w:keepNext w:val="false"/>
               <w:spacing w:after="40" w:before="0"/>
               <w:jc w:val="left"/>
             </w:pPr>
@@ -26364,6 +26913,7 @@
           </w:tcPr>
           <w:p>
             <w:pPr>
+              <w:keepNext w:val="false"/>
               <w:spacing w:after="40" w:before="0"/>
               <w:jc w:val="left"/>
             </w:pPr>
@@ -26396,6 +26946,7 @@
           </w:tcPr>
           <w:p>
             <w:pPr>
+              <w:keepNext w:val="false"/>
               <w:spacing w:after="40" w:before="0"/>
               <w:jc w:val="left"/>
             </w:pPr>
@@ -26428,6 +26979,7 @@
           </w:tcPr>
           <w:p>
             <w:pPr>
+              <w:keepNext w:val="false"/>
               <w:spacing w:after="40" w:before="0"/>
               <w:jc w:val="left"/>
             </w:pPr>
@@ -26462,6 +27014,7 @@
           </w:tcPr>
           <w:p>
             <w:pPr>
+              <w:keepNext w:val="false"/>
               <w:spacing w:after="40" w:before="0"/>
               <w:jc w:val="left"/>
             </w:pPr>
@@ -26499,7 +27052,7 @@
             <w:pPr>
               <w:spacing w:after="20" w:before="0"/>
             </w:pPr>
-            <w:hyperlink w:history="1" r:id="rIdydf-udi7znq-ro6djw-qr">
+            <w:hyperlink w:history="1" r:id="rIdav6mmzkaxvwdpfdquluet">
               <w:r>
                 <w:rPr>
                   <w:rFonts w:ascii="Arial" w:cs="Arial" w:eastAsia="Arial" w:hAnsi="Arial"/>
@@ -26532,7 +27085,7 @@
               <w:spacing w:after="10" w:before="0"/>
               <w:ind w:left="120"/>
             </w:pPr>
-            <w:hyperlink w:history="1" r:id="rIdchj8ei5biggyhply91aoj">
+            <w:hyperlink w:history="1" r:id="rId9l54radwozy4dmhlpnb8w">
               <w:r>
                 <w:rPr>
                   <w:rFonts w:ascii="Arial" w:cs="Arial" w:eastAsia="Arial" w:hAnsi="Arial"/>
@@ -26577,7 +27130,7 @@
             <w:pPr>
               <w:spacing w:after="20" w:before="0"/>
             </w:pPr>
-            <w:hyperlink w:history="1" r:id="rIdgfg5i2fsb-5bqmh6wdrwu">
+            <w:hyperlink w:history="1" r:id="rId1ov7ai0jud37lbrxa9igf">
               <w:r>
                 <w:rPr>
                   <w:rFonts w:ascii="Arial" w:cs="Arial" w:eastAsia="Arial" w:hAnsi="Arial"/>
@@ -26610,7 +27163,7 @@
               <w:spacing w:after="10" w:before="0"/>
               <w:ind w:left="120"/>
             </w:pPr>
-            <w:hyperlink w:history="1" r:id="rIdptycwkws2xtvfrodpoysy">
+            <w:hyperlink w:history="1" r:id="rIdcl3guo60oqahoxi7vo41k">
               <w:r>
                 <w:rPr>
                   <w:rFonts w:ascii="Arial" w:cs="Arial" w:eastAsia="Arial" w:hAnsi="Arial"/>
@@ -26638,6 +27191,7 @@
           </w:tcPr>
           <w:p>
             <w:pPr>
+              <w:keepNext w:val="false"/>
               <w:spacing w:after="40" w:before="0"/>
               <w:jc w:val="left"/>
             </w:pPr>
@@ -26670,6 +27224,7 @@
           </w:tcPr>
           <w:p>
             <w:pPr>
+              <w:keepNext w:val="false"/>
               <w:spacing w:after="40" w:before="0"/>
               <w:jc w:val="left"/>
             </w:pPr>
@@ -26702,6 +27257,7 @@
           </w:tcPr>
           <w:p>
             <w:pPr>
+              <w:keepNext w:val="false"/>
               <w:spacing w:after="40" w:before="0"/>
               <w:jc w:val="left"/>
             </w:pPr>
@@ -26734,6 +27290,7 @@
           </w:tcPr>
           <w:p>
             <w:pPr>
+              <w:keepNext w:val="false"/>
               <w:spacing w:after="40" w:before="0"/>
               <w:jc w:val="left"/>
             </w:pPr>
@@ -26793,6 +27350,7 @@
           </w:tcPr>
           <w:p>
             <w:pPr>
+              <w:keepNext w:val="false"/>
               <w:spacing w:after="40" w:before="0"/>
               <w:jc w:val="center"/>
             </w:pPr>
@@ -26827,6 +27385,7 @@
           </w:tcPr>
           <w:p>
             <w:pPr>
+              <w:keepNext w:val="false"/>
               <w:spacing w:after="40" w:before="0"/>
               <w:jc w:val="left"/>
             </w:pPr>
@@ -26846,6 +27405,7 @@
           </w:p>
           <w:p>
             <w:pPr>
+              <w:keepNext w:val="false"/>
               <w:spacing w:after="40" w:before="0"/>
               <w:jc w:val="left"/>
             </w:pPr>
@@ -26865,6 +27425,7 @@
           </w:p>
           <w:p>
             <w:pPr>
+              <w:keepNext w:val="false"/>
               <w:spacing w:after="40" w:before="0"/>
               <w:jc w:val="left"/>
             </w:pPr>
@@ -26884,6 +27445,7 @@
           </w:p>
           <w:p>
             <w:pPr>
+              <w:keepNext w:val="false"/>
               <w:spacing w:after="40" w:before="0"/>
               <w:jc w:val="left"/>
             </w:pPr>
@@ -26903,6 +27465,7 @@
           </w:p>
           <w:p>
             <w:pPr>
+              <w:keepNext w:val="false"/>
               <w:spacing w:after="40" w:before="0"/>
               <w:jc w:val="left"/>
             </w:pPr>
@@ -26964,6 +27527,7 @@
           </w:tcPr>
           <w:p>
             <w:pPr>
+              <w:keepNext w:val="false"/>
               <w:spacing w:after="40" w:before="0"/>
               <w:jc w:val="center"/>
             </w:pPr>
@@ -26998,6 +27562,7 @@
           </w:tcPr>
           <w:p>
             <w:pPr>
+              <w:keepNext w:val="false"/>
               <w:spacing w:after="40" w:before="0"/>
               <w:jc w:val="left"/>
             </w:pPr>
@@ -27030,6 +27595,7 @@
           </w:tcPr>
           <w:p>
             <w:pPr>
+              <w:keepNext w:val="false"/>
               <w:spacing w:after="40" w:before="0"/>
               <w:jc w:val="left"/>
             </w:pPr>
@@ -27064,6 +27630,7 @@
           </w:tcPr>
           <w:p>
             <w:pPr>
+              <w:keepNext w:val="false"/>
               <w:spacing w:after="40" w:before="0"/>
               <w:jc w:val="left"/>
             </w:pPr>
@@ -27096,6 +27663,7 @@
           </w:tcPr>
           <w:p>
             <w:pPr>
+              <w:keepNext w:val="false"/>
               <w:spacing w:after="40" w:before="0"/>
               <w:jc w:val="left"/>
             </w:pPr>
@@ -27130,6 +27698,7 @@
           </w:tcPr>
           <w:p>
             <w:pPr>
+              <w:keepNext w:val="false"/>
               <w:spacing w:after="40" w:before="0"/>
               <w:jc w:val="left"/>
             </w:pPr>
@@ -27162,6 +27731,7 @@
           </w:tcPr>
           <w:p>
             <w:pPr>
+              <w:keepNext w:val="false"/>
               <w:spacing w:after="40" w:before="0"/>
               <w:jc w:val="left"/>
             </w:pPr>
@@ -27198,7 +27768,7 @@
         </w:rPr>
         <w:t xml:space="preserve">© 2026 SeaVuria and ARES. Aligned with KICD objectives. Developed by SeaVuria; technical implementation by ARES (with AI assistance from Claude). Licensed under </w:t>
       </w:r>
-      <w:hyperlink w:history="1" r:id="rIdgjsmowun-_whajsngcg_s">
+      <w:hyperlink w:history="1" r:id="rIdzvvrxblhp-waaqiqw8cwa">
         <w:r>
           <w:rPr>
             <w:rFonts w:ascii="Arial" w:cs="Arial" w:eastAsia="Arial" w:hAnsi="Arial"/>
@@ -27219,7 +27789,7 @@
         </w:rPr>
         <w:t xml:space="preserve"> (</w:t>
       </w:r>
-      <w:hyperlink w:history="1" r:id="rIdqijmd3ajb0d9cxeac5_-g">
+      <w:hyperlink w:history="1" r:id="rIdzsklvnp-0ugh7vgkdetdl">
         <w:r>
           <w:rPr>
             <w:rFonts w:ascii="Arial" w:cs="Arial" w:eastAsia="Arial" w:hAnsi="Arial"/>
@@ -27280,6 +27850,7 @@
           </w:tcPr>
           <w:p>
             <w:pPr>
+              <w:keepNext w:val="false"/>
               <w:spacing w:after="40" w:before="0"/>
               <w:jc w:val="center"/>
             </w:pPr>
@@ -27314,6 +27885,7 @@
           </w:tcPr>
           <w:p>
             <w:pPr>
+              <w:keepNext w:val="false"/>
               <w:spacing w:after="40" w:before="0"/>
               <w:jc w:val="left"/>
             </w:pPr>
@@ -27346,6 +27918,7 @@
           </w:tcPr>
           <w:p>
             <w:pPr>
+              <w:keepNext w:val="false"/>
               <w:spacing w:after="40" w:before="0"/>
               <w:jc w:val="left"/>
             </w:pPr>
@@ -27378,6 +27951,7 @@
           </w:tcPr>
           <w:p>
             <w:pPr>
+              <w:keepNext w:val="false"/>
               <w:spacing w:after="40" w:before="0"/>
               <w:jc w:val="left"/>
             </w:pPr>
@@ -27412,6 +27986,7 @@
           </w:tcPr>
           <w:p>
             <w:pPr>
+              <w:keepNext w:val="false"/>
               <w:spacing w:after="40" w:before="0"/>
               <w:jc w:val="left"/>
             </w:pPr>
@@ -27444,6 +28019,7 @@
           </w:tcPr>
           <w:p>
             <w:pPr>
+              <w:keepNext w:val="false"/>
               <w:spacing w:after="40" w:before="0"/>
               <w:jc w:val="left"/>
             </w:pPr>
@@ -27476,6 +28052,7 @@
           </w:tcPr>
           <w:p>
             <w:pPr>
+              <w:keepNext w:val="false"/>
               <w:spacing w:after="40" w:before="0"/>
               <w:jc w:val="left"/>
             </w:pPr>
@@ -27510,6 +28087,7 @@
           </w:tcPr>
           <w:p>
             <w:pPr>
+              <w:keepNext w:val="false"/>
               <w:spacing w:after="40" w:before="0"/>
               <w:jc w:val="left"/>
             </w:pPr>
@@ -27542,6 +28120,7 @@
           </w:tcPr>
           <w:p>
             <w:pPr>
+              <w:keepNext w:val="false"/>
               <w:spacing w:after="40" w:before="0"/>
               <w:jc w:val="left"/>
             </w:pPr>
@@ -27574,6 +28153,7 @@
           </w:tcPr>
           <w:p>
             <w:pPr>
+              <w:keepNext w:val="false"/>
               <w:spacing w:after="40" w:before="0"/>
               <w:jc w:val="left"/>
             </w:pPr>
@@ -27608,6 +28188,7 @@
           </w:tcPr>
           <w:p>
             <w:pPr>
+              <w:keepNext w:val="false"/>
               <w:spacing w:after="40" w:before="0"/>
               <w:jc w:val="left"/>
             </w:pPr>
@@ -27640,6 +28221,7 @@
           </w:tcPr>
           <w:p>
             <w:pPr>
+              <w:keepNext w:val="false"/>
               <w:spacing w:after="40" w:before="0"/>
               <w:jc w:val="left"/>
             </w:pPr>
@@ -27672,6 +28254,7 @@
           </w:tcPr>
           <w:p>
             <w:pPr>
+              <w:keepNext w:val="false"/>
               <w:spacing w:after="40" w:before="0"/>
               <w:jc w:val="left"/>
             </w:pPr>

--- a/data/outputs/v2/Core_Mathematics/SS2.2_Reflection_and_Congruence/Core_Mathematics_Reflection_and_Congruence_CBE_LessonSequence.docx
+++ b/data/outputs/v2/Core_Mathematics/SS2.2_Reflection_and_Congruence/Core_Mathematics_Reflection_and_Congruence_CBE_LessonSequence.docx
@@ -2378,7 +2378,7 @@
         </w:rPr>
         <w:t xml:space="preserve">© 2026 SeaVuria and ARES. This work is licensed under a </w:t>
       </w:r>
-      <w:hyperlink w:history="1" r:id="rIdh6udxavg9jvnqzkmwolhl">
+      <w:hyperlink w:history="1" r:id="rId1cjy6n9uvvpzjju3qilvk">
         <w:r>
           <w:rPr>
             <w:rFonts w:ascii="Arial" w:cs="Arial" w:eastAsia="Arial" w:hAnsi="Arial"/>
@@ -2398,7 +2398,7 @@
         </w:rPr>
         <w:t xml:space="preserve"> (</w:t>
       </w:r>
-      <w:hyperlink w:history="1" r:id="rIdg6y5ozmcttueprde2xvbi">
+      <w:hyperlink w:history="1" r:id="rId6d23odcizvh4cfuxqkzuf">
         <w:r>
           <w:rPr>
             <w:rFonts w:ascii="Arial" w:cs="Arial" w:eastAsia="Arial" w:hAnsi="Arial"/>
@@ -2418,7 +2418,7 @@
         </w:rPr>
         <w:t xml:space="preserve">). To view a copy of this license, visit </w:t>
       </w:r>
-      <w:hyperlink w:history="1" r:id="rIdf8jtugvf5igwymehdde-s">
+      <w:hyperlink w:history="1" r:id="rIdbmyaxn6lgnkmo2x5pf0ve">
         <w:r>
           <w:rPr>
             <w:rFonts w:ascii="Arial" w:cs="Arial" w:eastAsia="Arial" w:hAnsi="Arial"/>
@@ -3617,7 +3617,7 @@
             <w:pPr>
               <w:spacing w:after="20" w:before="0"/>
             </w:pPr>
-            <w:hyperlink w:history="1" r:id="rIdpaaukxh-0uihzwbvvirex">
+            <w:hyperlink w:history="1" r:id="rIdtyu3dquaev75og8qsmf0w">
               <w:r>
                 <w:rPr>
                   <w:rFonts w:ascii="Arial" w:cs="Arial" w:eastAsia="Arial" w:hAnsi="Arial"/>
@@ -3650,7 +3650,7 @@
               <w:spacing w:after="10" w:before="0"/>
               <w:ind w:left="120"/>
             </w:pPr>
-            <w:hyperlink w:history="1" r:id="rIdnhkj5df5ovjkgzdj2vtle">
+            <w:hyperlink w:history="1" r:id="rIdyirniwyretfgf_q4g7x10">
               <w:r>
                 <w:rPr>
                   <w:rFonts w:ascii="Arial" w:cs="Arial" w:eastAsia="Arial" w:hAnsi="Arial"/>
@@ -3695,7 +3695,7 @@
             <w:pPr>
               <w:spacing w:after="20" w:before="0"/>
             </w:pPr>
-            <w:hyperlink w:history="1" r:id="rIdfzf0rzdlffuiogjmm9iot">
+            <w:hyperlink w:history="1" r:id="rIdqnywfx2nnrtuu3mo31pal">
               <w:r>
                 <w:rPr>
                   <w:rFonts w:ascii="Arial" w:cs="Arial" w:eastAsia="Arial" w:hAnsi="Arial"/>
@@ -3728,7 +3728,7 @@
               <w:spacing w:after="10" w:before="0"/>
               <w:ind w:left="120"/>
             </w:pPr>
-            <w:hyperlink w:history="1" r:id="rIdbge2_qk9oyqtjczpp3oft">
+            <w:hyperlink w:history="1" r:id="rIdjgh6mh0cpjpr_niyw4kn6">
               <w:r>
                 <w:rPr>
                   <w:rFonts w:ascii="Arial" w:cs="Arial" w:eastAsia="Arial" w:hAnsi="Arial"/>
@@ -3928,7 +3928,7 @@
             <w:pPr>
               <w:spacing w:after="20" w:before="0"/>
             </w:pPr>
-            <w:hyperlink w:history="1" r:id="rIdjbucqk6jxn1cb9wzjul3g">
+            <w:hyperlink w:history="1" r:id="rIdtj_hdrngz5qb0qngi974f">
               <w:r>
                 <w:rPr>
                   <w:rFonts w:ascii="Arial" w:cs="Arial" w:eastAsia="Arial" w:hAnsi="Arial"/>
@@ -3961,7 +3961,7 @@
               <w:spacing w:after="10" w:before="0"/>
               <w:ind w:left="120"/>
             </w:pPr>
-            <w:hyperlink w:history="1" r:id="rIdmrl8q37t99qp1oamndr-e">
+            <w:hyperlink w:history="1" r:id="rIdhbioo03qefip0im7u_5c5">
               <w:r>
                 <w:rPr>
                   <w:rFonts w:ascii="Arial" w:cs="Arial" w:eastAsia="Arial" w:hAnsi="Arial"/>
@@ -4006,7 +4006,7 @@
             <w:pPr>
               <w:spacing w:after="20" w:before="0"/>
             </w:pPr>
-            <w:hyperlink w:history="1" r:id="rIdtc_7joyrfewp5ubkyn2t5">
+            <w:hyperlink w:history="1" r:id="rId1zs8wucfq0jb7fxwulu7p">
               <w:r>
                 <w:rPr>
                   <w:rFonts w:ascii="Arial" w:cs="Arial" w:eastAsia="Arial" w:hAnsi="Arial"/>
@@ -4039,7 +4039,7 @@
               <w:spacing w:after="10" w:before="0"/>
               <w:ind w:left="120"/>
             </w:pPr>
-            <w:hyperlink w:history="1" r:id="rIdaaxyhniihxb_rzvu8navt">
+            <w:hyperlink w:history="1" r:id="rId0uyilpgik55q69jva7o-f">
               <w:r>
                 <w:rPr>
                   <w:rFonts w:ascii="Arial" w:cs="Arial" w:eastAsia="Arial" w:hAnsi="Arial"/>
@@ -4239,7 +4239,7 @@
             <w:pPr>
               <w:spacing w:after="20" w:before="0"/>
             </w:pPr>
-            <w:hyperlink w:history="1" r:id="rIdzyxbynnu5ehft3etwlbwu">
+            <w:hyperlink w:history="1" r:id="rIdoskpnz5g99enyvuxt-wpg">
               <w:r>
                 <w:rPr>
                   <w:rFonts w:ascii="Arial" w:cs="Arial" w:eastAsia="Arial" w:hAnsi="Arial"/>
@@ -4272,7 +4272,7 @@
               <w:spacing w:after="10" w:before="0"/>
               <w:ind w:left="120"/>
             </w:pPr>
-            <w:hyperlink w:history="1" r:id="rIdz4qdfx99gzzqhvk7fdlqt">
+            <w:hyperlink w:history="1" r:id="rIdwxi3f5sxsf8doyp2zdqxs">
               <w:r>
                 <w:rPr>
                   <w:rFonts w:ascii="Arial" w:cs="Arial" w:eastAsia="Arial" w:hAnsi="Arial"/>
@@ -4317,7 +4317,7 @@
             <w:pPr>
               <w:spacing w:after="20" w:before="0"/>
             </w:pPr>
-            <w:hyperlink w:history="1" r:id="rIdy88egj3nr31tq3xrgt_oj">
+            <w:hyperlink w:history="1" r:id="rIdrkypjeletmhorojce63ut">
               <w:r>
                 <w:rPr>
                   <w:rFonts w:ascii="Arial" w:cs="Arial" w:eastAsia="Arial" w:hAnsi="Arial"/>
@@ -4350,7 +4350,7 @@
               <w:spacing w:after="10" w:before="0"/>
               <w:ind w:left="120"/>
             </w:pPr>
-            <w:hyperlink w:history="1" r:id="rId10xp1pnryupk4fzmpgjhm">
+            <w:hyperlink w:history="1" r:id="rIdgk8fqk9eni92hxfvjjlfd">
               <w:r>
                 <w:rPr>
                   <w:rFonts w:ascii="Arial" w:cs="Arial" w:eastAsia="Arial" w:hAnsi="Arial"/>
@@ -4550,7 +4550,7 @@
             <w:pPr>
               <w:spacing w:after="20" w:before="0"/>
             </w:pPr>
-            <w:hyperlink w:history="1" r:id="rIdcpsjy9_jii3ivsrkt_jd5">
+            <w:hyperlink w:history="1" r:id="rIdidou_1znmtmqhqrwy2bid">
               <w:r>
                 <w:rPr>
                   <w:rFonts w:ascii="Arial" w:cs="Arial" w:eastAsia="Arial" w:hAnsi="Arial"/>
@@ -4583,7 +4583,7 @@
               <w:spacing w:after="10" w:before="0"/>
               <w:ind w:left="120"/>
             </w:pPr>
-            <w:hyperlink w:history="1" r:id="rIdpbeeh7eppvlesx_arr8ns">
+            <w:hyperlink w:history="1" r:id="rIdli-zkwnpahnrfgd-pe5n_">
               <w:r>
                 <w:rPr>
                   <w:rFonts w:ascii="Arial" w:cs="Arial" w:eastAsia="Arial" w:hAnsi="Arial"/>
@@ -4628,7 +4628,7 @@
             <w:pPr>
               <w:spacing w:after="20" w:before="0"/>
             </w:pPr>
-            <w:hyperlink w:history="1" r:id="rIdppvwozv3-gwhvv8ybhcag">
+            <w:hyperlink w:history="1" r:id="rIdrsze6qovdf9egakzmlgzz">
               <w:r>
                 <w:rPr>
                   <w:rFonts w:ascii="Arial" w:cs="Arial" w:eastAsia="Arial" w:hAnsi="Arial"/>
@@ -4661,7 +4661,7 @@
               <w:spacing w:after="10" w:before="0"/>
               <w:ind w:left="120"/>
             </w:pPr>
-            <w:hyperlink w:history="1" r:id="rIdsjkoh-qtpfdx-s1x6v3pw">
+            <w:hyperlink w:history="1" r:id="rId9kfhz1rt573qm1lcnnpoh">
               <w:r>
                 <w:rPr>
                   <w:rFonts w:ascii="Arial" w:cs="Arial" w:eastAsia="Arial" w:hAnsi="Arial"/>
@@ -4861,7 +4861,7 @@
             <w:pPr>
               <w:spacing w:after="20" w:before="0"/>
             </w:pPr>
-            <w:hyperlink w:history="1" r:id="rIdslkhpswtyjppwlkhm2vkn">
+            <w:hyperlink w:history="1" r:id="rIdw2uggcjxwp7flz7i2y7ni">
               <w:r>
                 <w:rPr>
                   <w:rFonts w:ascii="Arial" w:cs="Arial" w:eastAsia="Arial" w:hAnsi="Arial"/>
@@ -4894,7 +4894,7 @@
               <w:spacing w:after="10" w:before="0"/>
               <w:ind w:left="120"/>
             </w:pPr>
-            <w:hyperlink w:history="1" r:id="rIdxbhlnsgadq163lgs2amez">
+            <w:hyperlink w:history="1" r:id="rIdtcklt3ufdbdfv54enls4z">
               <w:r>
                 <w:rPr>
                   <w:rFonts w:ascii="Arial" w:cs="Arial" w:eastAsia="Arial" w:hAnsi="Arial"/>
@@ -4939,7 +4939,7 @@
             <w:pPr>
               <w:spacing w:after="20" w:before="0"/>
             </w:pPr>
-            <w:hyperlink w:history="1" r:id="rIdgwlwcp8skmwosrncl5yhi">
+            <w:hyperlink w:history="1" r:id="rIdk9wzqwtbo8i0aoms_46xe">
               <w:r>
                 <w:rPr>
                   <w:rFonts w:ascii="Arial" w:cs="Arial" w:eastAsia="Arial" w:hAnsi="Arial"/>
@@ -4972,7 +4972,7 @@
               <w:spacing w:after="10" w:before="0"/>
               <w:ind w:left="120"/>
             </w:pPr>
-            <w:hyperlink w:history="1" r:id="rIdsfgzjw4pemq0w4ktkq1da">
+            <w:hyperlink w:history="1" r:id="rId5ezvpfadx1kzgw_mnrmmy">
               <w:r>
                 <w:rPr>
                   <w:rFonts w:ascii="Arial" w:cs="Arial" w:eastAsia="Arial" w:hAnsi="Arial"/>
@@ -5657,7 +5657,7 @@
         </w:rPr>
         <w:t xml:space="preserve">© 2026 SeaVuria and ARES. Aligned with KICD objectives. Developed by SeaVuria; technical implementation by ARES (with AI assistance from Claude). Licensed under </w:t>
       </w:r>
-      <w:hyperlink w:history="1" r:id="rId9ogki229hz3fmbxbsiyqw">
+      <w:hyperlink w:history="1" r:id="rId_pwollibjr_mzithsc-bn">
         <w:r>
           <w:rPr>
             <w:rFonts w:ascii="Arial" w:cs="Arial" w:eastAsia="Arial" w:hAnsi="Arial"/>
@@ -5678,7 +5678,7 @@
         </w:rPr>
         <w:t xml:space="preserve"> (</w:t>
       </w:r>
-      <w:hyperlink w:history="1" r:id="rIdoabfxybeuxabp-pdewptp">
+      <w:hyperlink w:history="1" r:id="rIdjscnhdyqzkxdwqcoyluhw">
         <w:r>
           <w:rPr>
             <w:rFonts w:ascii="Arial" w:cs="Arial" w:eastAsia="Arial" w:hAnsi="Arial"/>
@@ -6878,7 +6878,7 @@
             <w:pPr>
               <w:spacing w:after="20" w:before="0"/>
             </w:pPr>
-            <w:hyperlink w:history="1" r:id="rIdzbdalitoy1hrp1rsdxq_q">
+            <w:hyperlink w:history="1" r:id="rIdti4-xiwvydpcymscja5yb">
               <w:r>
                 <w:rPr>
                   <w:rFonts w:ascii="Arial" w:cs="Arial" w:eastAsia="Arial" w:hAnsi="Arial"/>
@@ -6911,7 +6911,7 @@
               <w:spacing w:after="10" w:before="0"/>
               <w:ind w:left="120"/>
             </w:pPr>
-            <w:hyperlink w:history="1" r:id="rIdhhkzxetba7bo5gvwdmbx6">
+            <w:hyperlink w:history="1" r:id="rIdrastd7p6fmv2nx4j5fm0v">
               <w:r>
                 <w:rPr>
                   <w:rFonts w:ascii="Arial" w:cs="Arial" w:eastAsia="Arial" w:hAnsi="Arial"/>
@@ -6956,7 +6956,7 @@
             <w:pPr>
               <w:spacing w:after="20" w:before="0"/>
             </w:pPr>
-            <w:hyperlink w:history="1" r:id="rIdgao8kfrfafhxbgosq7pcg">
+            <w:hyperlink w:history="1" r:id="rIdbgn3fwrhdexp9lhzroxtd">
               <w:r>
                 <w:rPr>
                   <w:rFonts w:ascii="Arial" w:cs="Arial" w:eastAsia="Arial" w:hAnsi="Arial"/>
@@ -6989,7 +6989,7 @@
               <w:spacing w:after="10" w:before="0"/>
               <w:ind w:left="120"/>
             </w:pPr>
-            <w:hyperlink w:history="1" r:id="rIdk07hajhafucajbyn7xxds">
+            <w:hyperlink w:history="1" r:id="rIdu1quayeafwf7ch8_yc0d8">
               <w:r>
                 <w:rPr>
                   <w:rFonts w:ascii="Arial" w:cs="Arial" w:eastAsia="Arial" w:hAnsi="Arial"/>
@@ -7189,7 +7189,7 @@
             <w:pPr>
               <w:spacing w:after="20" w:before="0"/>
             </w:pPr>
-            <w:hyperlink w:history="1" r:id="rIdf4slbciuuzqzll6cjqo8s">
+            <w:hyperlink w:history="1" r:id="rIdjdgrl1nbwct_yvdrwxkiv">
               <w:r>
                 <w:rPr>
                   <w:rFonts w:ascii="Arial" w:cs="Arial" w:eastAsia="Arial" w:hAnsi="Arial"/>
@@ -7222,7 +7222,7 @@
               <w:spacing w:after="10" w:before="0"/>
               <w:ind w:left="120"/>
             </w:pPr>
-            <w:hyperlink w:history="1" r:id="rIdsikyecamxee-lm26jy6o2">
+            <w:hyperlink w:history="1" r:id="rIdwd5e10vjb4hrq_dtls6tt">
               <w:r>
                 <w:rPr>
                   <w:rFonts w:ascii="Arial" w:cs="Arial" w:eastAsia="Arial" w:hAnsi="Arial"/>
@@ -7267,7 +7267,7 @@
             <w:pPr>
               <w:spacing w:after="20" w:before="0"/>
             </w:pPr>
-            <w:hyperlink w:history="1" r:id="rIdsyj8cnk9jcampar6zqfyn">
+            <w:hyperlink w:history="1" r:id="rIdfewrrew5_8dtpnr8t9_g0">
               <w:r>
                 <w:rPr>
                   <w:rFonts w:ascii="Arial" w:cs="Arial" w:eastAsia="Arial" w:hAnsi="Arial"/>
@@ -7300,7 +7300,7 @@
               <w:spacing w:after="10" w:before="0"/>
               <w:ind w:left="120"/>
             </w:pPr>
-            <w:hyperlink w:history="1" r:id="rIddoqqfcgrwpibplo9aol6n">
+            <w:hyperlink w:history="1" r:id="rIdf8njdiereg9omp2ohjatj">
               <w:r>
                 <w:rPr>
                   <w:rFonts w:ascii="Arial" w:cs="Arial" w:eastAsia="Arial" w:hAnsi="Arial"/>
@@ -7500,7 +7500,7 @@
             <w:pPr>
               <w:spacing w:after="20" w:before="0"/>
             </w:pPr>
-            <w:hyperlink w:history="1" r:id="rIdkgkdiaztiwajonorhuxaz">
+            <w:hyperlink w:history="1" r:id="rIdttt2ltd3a7qnpsbl8ljq1">
               <w:r>
                 <w:rPr>
                   <w:rFonts w:ascii="Arial" w:cs="Arial" w:eastAsia="Arial" w:hAnsi="Arial"/>
@@ -7533,7 +7533,7 @@
               <w:spacing w:after="10" w:before="0"/>
               <w:ind w:left="120"/>
             </w:pPr>
-            <w:hyperlink w:history="1" r:id="rIdfyuhi03oookvho8kwwbhq">
+            <w:hyperlink w:history="1" r:id="rIdv4iazpkqlk0gmg569jxmn">
               <w:r>
                 <w:rPr>
                   <w:rFonts w:ascii="Arial" w:cs="Arial" w:eastAsia="Arial" w:hAnsi="Arial"/>
@@ -7578,7 +7578,7 @@
             <w:pPr>
               <w:spacing w:after="20" w:before="0"/>
             </w:pPr>
-            <w:hyperlink w:history="1" r:id="rIdgrlhx5tynrjqcvl1ug8fn">
+            <w:hyperlink w:history="1" r:id="rIdrmaepzqbdxbky5p2c4zwj">
               <w:r>
                 <w:rPr>
                   <w:rFonts w:ascii="Arial" w:cs="Arial" w:eastAsia="Arial" w:hAnsi="Arial"/>
@@ -7611,7 +7611,7 @@
               <w:spacing w:after="10" w:before="0"/>
               <w:ind w:left="120"/>
             </w:pPr>
-            <w:hyperlink w:history="1" r:id="rIdbaeqecamd07s9grbnit_s">
+            <w:hyperlink w:history="1" r:id="rIdnft8bvjsbv3gdwkjextsa">
               <w:r>
                 <w:rPr>
                   <w:rFonts w:ascii="Arial" w:cs="Arial" w:eastAsia="Arial" w:hAnsi="Arial"/>
@@ -7811,7 +7811,7 @@
             <w:pPr>
               <w:spacing w:after="20" w:before="0"/>
             </w:pPr>
-            <w:hyperlink w:history="1" r:id="rIdnvexj2wqb8sbim3p67nwp">
+            <w:hyperlink w:history="1" r:id="rId_p1jrjltk8xe_fb1v0-hx">
               <w:r>
                 <w:rPr>
                   <w:rFonts w:ascii="Arial" w:cs="Arial" w:eastAsia="Arial" w:hAnsi="Arial"/>
@@ -7844,7 +7844,7 @@
               <w:spacing w:after="10" w:before="0"/>
               <w:ind w:left="120"/>
             </w:pPr>
-            <w:hyperlink w:history="1" r:id="rId1fu2gqrhagvyvntzdmblw">
+            <w:hyperlink w:history="1" r:id="rIdqh2bmb-edymqvn2rrknlf">
               <w:r>
                 <w:rPr>
                   <w:rFonts w:ascii="Arial" w:cs="Arial" w:eastAsia="Arial" w:hAnsi="Arial"/>
@@ -7889,7 +7889,7 @@
             <w:pPr>
               <w:spacing w:after="20" w:before="0"/>
             </w:pPr>
-            <w:hyperlink w:history="1" r:id="rId7gmt3umegn0ljpx_qveit">
+            <w:hyperlink w:history="1" r:id="rIdhmfp2doqru1es6wpmzas5">
               <w:r>
                 <w:rPr>
                   <w:rFonts w:ascii="Arial" w:cs="Arial" w:eastAsia="Arial" w:hAnsi="Arial"/>
@@ -7922,7 +7922,7 @@
               <w:spacing w:after="10" w:before="0"/>
               <w:ind w:left="120"/>
             </w:pPr>
-            <w:hyperlink w:history="1" r:id="rIddb4yd5r_ac2etkq0o8ofm">
+            <w:hyperlink w:history="1" r:id="rIdzvuq1mnswkz4wuwrlnfyw">
               <w:r>
                 <w:rPr>
                   <w:rFonts w:ascii="Arial" w:cs="Arial" w:eastAsia="Arial" w:hAnsi="Arial"/>
@@ -8122,7 +8122,7 @@
             <w:pPr>
               <w:spacing w:after="20" w:before="0"/>
             </w:pPr>
-            <w:hyperlink w:history="1" r:id="rIdtck6lzxmtmsbutqhyvbpw">
+            <w:hyperlink w:history="1" r:id="rIdkbg9a7jejjy565sgwpt_-">
               <w:r>
                 <w:rPr>
                   <w:rFonts w:ascii="Arial" w:cs="Arial" w:eastAsia="Arial" w:hAnsi="Arial"/>
@@ -8155,7 +8155,7 @@
               <w:spacing w:after="10" w:before="0"/>
               <w:ind w:left="120"/>
             </w:pPr>
-            <w:hyperlink w:history="1" r:id="rIdwzvngacn6rwu-ltplqoa9">
+            <w:hyperlink w:history="1" r:id="rIdtk0v1puq99r-v87zlfebr">
               <w:r>
                 <w:rPr>
                   <w:rFonts w:ascii="Arial" w:cs="Arial" w:eastAsia="Arial" w:hAnsi="Arial"/>
@@ -8200,7 +8200,7 @@
             <w:pPr>
               <w:spacing w:after="20" w:before="0"/>
             </w:pPr>
-            <w:hyperlink w:history="1" r:id="rIdswrsgfmdm2xdr4kumo168">
+            <w:hyperlink w:history="1" r:id="rId5aifvo4kdocgxdcu0qttq">
               <w:r>
                 <w:rPr>
                   <w:rFonts w:ascii="Arial" w:cs="Arial" w:eastAsia="Arial" w:hAnsi="Arial"/>
@@ -8233,7 +8233,7 @@
               <w:spacing w:after="10" w:before="0"/>
               <w:ind w:left="120"/>
             </w:pPr>
-            <w:hyperlink w:history="1" r:id="rId33imekyebp16r6vaux5zi">
+            <w:hyperlink w:history="1" r:id="rId6ot2qdsakrqi3d90rcusk">
               <w:r>
                 <w:rPr>
                   <w:rFonts w:ascii="Arial" w:cs="Arial" w:eastAsia="Arial" w:hAnsi="Arial"/>
@@ -8758,7 +8758,7 @@
         </w:rPr>
         <w:t xml:space="preserve">© 2026 SeaVuria and ARES. Aligned with KICD objectives. Developed by SeaVuria; technical implementation by ARES (with AI assistance from Claude). Licensed under </w:t>
       </w:r>
-      <w:hyperlink w:history="1" r:id="rIdlj8nxdhkwpytttuz0pwvy">
+      <w:hyperlink w:history="1" r:id="rId6k-rzpmd904v1vguawuv6">
         <w:r>
           <w:rPr>
             <w:rFonts w:ascii="Arial" w:cs="Arial" w:eastAsia="Arial" w:hAnsi="Arial"/>
@@ -8779,7 +8779,7 @@
         </w:rPr>
         <w:t xml:space="preserve"> (</w:t>
       </w:r>
-      <w:hyperlink w:history="1" r:id="rIdj7omyqoc2qlitscwbs9td">
+      <w:hyperlink w:history="1" r:id="rIdeorm0-uy34675wftpgvfd">
         <w:r>
           <w:rPr>
             <w:rFonts w:ascii="Arial" w:cs="Arial" w:eastAsia="Arial" w:hAnsi="Arial"/>
@@ -9979,7 +9979,7 @@
             <w:pPr>
               <w:spacing w:after="20" w:before="0"/>
             </w:pPr>
-            <w:hyperlink w:history="1" r:id="rIdtdjmjjjzhjrzwb6gdmia0">
+            <w:hyperlink w:history="1" r:id="rIdtm9n_iu6btkr6utnm4emm">
               <w:r>
                 <w:rPr>
                   <w:rFonts w:ascii="Arial" w:cs="Arial" w:eastAsia="Arial" w:hAnsi="Arial"/>
@@ -10012,7 +10012,7 @@
               <w:spacing w:after="10" w:before="0"/>
               <w:ind w:left="120"/>
             </w:pPr>
-            <w:hyperlink w:history="1" r:id="rIdbsp6l2oe8d3rys1b58sg2">
+            <w:hyperlink w:history="1" r:id="rIdqp_hjdem-heghvpokfehv">
               <w:r>
                 <w:rPr>
                   <w:rFonts w:ascii="Arial" w:cs="Arial" w:eastAsia="Arial" w:hAnsi="Arial"/>
@@ -10057,7 +10057,7 @@
             <w:pPr>
               <w:spacing w:after="20" w:before="0"/>
             </w:pPr>
-            <w:hyperlink w:history="1" r:id="rIdhye77uxiqrzhxr4fxedbq">
+            <w:hyperlink w:history="1" r:id="rIda2cotigntnduf0zkbxddw">
               <w:r>
                 <w:rPr>
                   <w:rFonts w:ascii="Arial" w:cs="Arial" w:eastAsia="Arial" w:hAnsi="Arial"/>
@@ -10090,7 +10090,7 @@
               <w:spacing w:after="10" w:before="0"/>
               <w:ind w:left="120"/>
             </w:pPr>
-            <w:hyperlink w:history="1" r:id="rIdq3r0ob0dclqzd0ym3bohg">
+            <w:hyperlink w:history="1" r:id="rIdiz7diwht4h8nx3q0rfjor">
               <w:r>
                 <w:rPr>
                   <w:rFonts w:ascii="Arial" w:cs="Arial" w:eastAsia="Arial" w:hAnsi="Arial"/>
@@ -10290,7 +10290,7 @@
             <w:pPr>
               <w:spacing w:after="20" w:before="0"/>
             </w:pPr>
-            <w:hyperlink w:history="1" r:id="rIdv-a2jex8-_spl3ktiyvaq">
+            <w:hyperlink w:history="1" r:id="rIddps7wico5b2cgpmj9kyh8">
               <w:r>
                 <w:rPr>
                   <w:rFonts w:ascii="Arial" w:cs="Arial" w:eastAsia="Arial" w:hAnsi="Arial"/>
@@ -10323,7 +10323,7 @@
               <w:spacing w:after="10" w:before="0"/>
               <w:ind w:left="120"/>
             </w:pPr>
-            <w:hyperlink w:history="1" r:id="rId9ya_2-sccikzbpz7i6cd8">
+            <w:hyperlink w:history="1" r:id="rIdxau4hoalqiaiqclxubg4d">
               <w:r>
                 <w:rPr>
                   <w:rFonts w:ascii="Arial" w:cs="Arial" w:eastAsia="Arial" w:hAnsi="Arial"/>
@@ -10368,7 +10368,7 @@
             <w:pPr>
               <w:spacing w:after="20" w:before="0"/>
             </w:pPr>
-            <w:hyperlink w:history="1" r:id="rIdsoic05utxgdqxz0ameetp">
+            <w:hyperlink w:history="1" r:id="rIdxi2hlv2mqecmcrs9bd-ga">
               <w:r>
                 <w:rPr>
                   <w:rFonts w:ascii="Arial" w:cs="Arial" w:eastAsia="Arial" w:hAnsi="Arial"/>
@@ -10401,7 +10401,7 @@
               <w:spacing w:after="10" w:before="0"/>
               <w:ind w:left="120"/>
             </w:pPr>
-            <w:hyperlink w:history="1" r:id="rIdbtyqxtecfhp8btfhcsons">
+            <w:hyperlink w:history="1" r:id="rIdzecoe1lnk2argnvzharwl">
               <w:r>
                 <w:rPr>
                   <w:rFonts w:ascii="Arial" w:cs="Arial" w:eastAsia="Arial" w:hAnsi="Arial"/>
@@ -10601,7 +10601,7 @@
             <w:pPr>
               <w:spacing w:after="20" w:before="0"/>
             </w:pPr>
-            <w:hyperlink w:history="1" r:id="rIdhhiggugm4qp6mfxk6qro3">
+            <w:hyperlink w:history="1" r:id="rId9qo5m1ijvpwki1pk9ufvi">
               <w:r>
                 <w:rPr>
                   <w:rFonts w:ascii="Arial" w:cs="Arial" w:eastAsia="Arial" w:hAnsi="Arial"/>
@@ -10634,7 +10634,7 @@
               <w:spacing w:after="10" w:before="0"/>
               <w:ind w:left="120"/>
             </w:pPr>
-            <w:hyperlink w:history="1" r:id="rIdkm9e4vi1r8jscmt3flwdr">
+            <w:hyperlink w:history="1" r:id="rIdibcyuthxfqguvqp40h5dg">
               <w:r>
                 <w:rPr>
                   <w:rFonts w:ascii="Arial" w:cs="Arial" w:eastAsia="Arial" w:hAnsi="Arial"/>
@@ -10679,7 +10679,7 @@
             <w:pPr>
               <w:spacing w:after="20" w:before="0"/>
             </w:pPr>
-            <w:hyperlink w:history="1" r:id="rIdbb0otl9ltpnkxju_yeoda">
+            <w:hyperlink w:history="1" r:id="rIdhiv6tq07stbzx8bcuyars">
               <w:r>
                 <w:rPr>
                   <w:rFonts w:ascii="Arial" w:cs="Arial" w:eastAsia="Arial" w:hAnsi="Arial"/>
@@ -10712,7 +10712,7 @@
               <w:spacing w:after="10" w:before="0"/>
               <w:ind w:left="120"/>
             </w:pPr>
-            <w:hyperlink w:history="1" r:id="rIdnk8w43u99ubg8ah0mljfc">
+            <w:hyperlink w:history="1" r:id="rId88ayjvo-_mbhyx9yzdras">
               <w:r>
                 <w:rPr>
                   <w:rFonts w:ascii="Arial" w:cs="Arial" w:eastAsia="Arial" w:hAnsi="Arial"/>
@@ -10912,7 +10912,7 @@
             <w:pPr>
               <w:spacing w:after="20" w:before="0"/>
             </w:pPr>
-            <w:hyperlink w:history="1" r:id="rIdy5lzsw3x6sc2nitquegiz">
+            <w:hyperlink w:history="1" r:id="rIdxgbijloo7yydypzhkuemw">
               <w:r>
                 <w:rPr>
                   <w:rFonts w:ascii="Arial" w:cs="Arial" w:eastAsia="Arial" w:hAnsi="Arial"/>
@@ -10945,7 +10945,7 @@
               <w:spacing w:after="10" w:before="0"/>
               <w:ind w:left="120"/>
             </w:pPr>
-            <w:hyperlink w:history="1" r:id="rId6so_t4drem437wy_jwj5w">
+            <w:hyperlink w:history="1" r:id="rId30prbnc-0fqvj_x0_gcb6">
               <w:r>
                 <w:rPr>
                   <w:rFonts w:ascii="Arial" w:cs="Arial" w:eastAsia="Arial" w:hAnsi="Arial"/>
@@ -10990,7 +10990,7 @@
             <w:pPr>
               <w:spacing w:after="20" w:before="0"/>
             </w:pPr>
-            <w:hyperlink w:history="1" r:id="rIdd57fshhro0cpgg2ctcflo">
+            <w:hyperlink w:history="1" r:id="rIdggvxrre6u-n7phpq0tgw5">
               <w:r>
                 <w:rPr>
                   <w:rFonts w:ascii="Arial" w:cs="Arial" w:eastAsia="Arial" w:hAnsi="Arial"/>
@@ -11023,7 +11023,7 @@
               <w:spacing w:after="10" w:before="0"/>
               <w:ind w:left="120"/>
             </w:pPr>
-            <w:hyperlink w:history="1" r:id="rIdglcp8renzkhkuu_njyxfd">
+            <w:hyperlink w:history="1" r:id="rIdsdkrsgjnr3ilzouibtylm">
               <w:r>
                 <w:rPr>
                   <w:rFonts w:ascii="Arial" w:cs="Arial" w:eastAsia="Arial" w:hAnsi="Arial"/>
@@ -11223,7 +11223,7 @@
             <w:pPr>
               <w:spacing w:after="20" w:before="0"/>
             </w:pPr>
-            <w:hyperlink w:history="1" r:id="rIdqnb3zjc818yv_ssfitgnr">
+            <w:hyperlink w:history="1" r:id="rIdtm40xcfcoyrf4pgdhpyea">
               <w:r>
                 <w:rPr>
                   <w:rFonts w:ascii="Arial" w:cs="Arial" w:eastAsia="Arial" w:hAnsi="Arial"/>
@@ -11272,7 +11272,7 @@
               <w:spacing w:after="10" w:before="0"/>
               <w:ind w:left="120"/>
             </w:pPr>
-            <w:hyperlink w:history="1" r:id="rIdvtedjqwpwbz6dnicrvfyo">
+            <w:hyperlink w:history="1" r:id="rIdvdzs7upnmbpypwnzzexib">
               <w:r>
                 <w:rPr>
                   <w:rFonts w:ascii="Arial" w:cs="Arial" w:eastAsia="Arial" w:hAnsi="Arial"/>
@@ -11317,7 +11317,7 @@
             <w:pPr>
               <w:spacing w:after="20" w:before="0"/>
             </w:pPr>
-            <w:hyperlink w:history="1" r:id="rId2vrti73ts9l_10tqqmbbi">
+            <w:hyperlink w:history="1" r:id="rIdudbjeopxlssnebemb_n_n">
               <w:r>
                 <w:rPr>
                   <w:rFonts w:ascii="Arial" w:cs="Arial" w:eastAsia="Arial" w:hAnsi="Arial"/>
@@ -11350,7 +11350,7 @@
               <w:spacing w:after="10" w:before="0"/>
               <w:ind w:left="120"/>
             </w:pPr>
-            <w:hyperlink w:history="1" r:id="rIduupfvfwal0uo7ftpptiwj">
+            <w:hyperlink w:history="1" r:id="rIduzntxid07d5l9v-zcqy0p">
               <w:r>
                 <w:rPr>
                   <w:rFonts w:ascii="Arial" w:cs="Arial" w:eastAsia="Arial" w:hAnsi="Arial"/>
@@ -11875,7 +11875,7 @@
         </w:rPr>
         <w:t xml:space="preserve">© 2026 SeaVuria and ARES. Aligned with KICD objectives. Developed by SeaVuria; technical implementation by ARES (with AI assistance from Claude). Licensed under </w:t>
       </w:r>
-      <w:hyperlink w:history="1" r:id="rIdbsvsba5cfeldvm9cvu0y_">
+      <w:hyperlink w:history="1" r:id="rIdwjdqopam0inianxs6khdk">
         <w:r>
           <w:rPr>
             <w:rFonts w:ascii="Arial" w:cs="Arial" w:eastAsia="Arial" w:hAnsi="Arial"/>
@@ -11896,7 +11896,7 @@
         </w:rPr>
         <w:t xml:space="preserve"> (</w:t>
       </w:r>
-      <w:hyperlink w:history="1" r:id="rIdj-krccir8kqoi_zen6o7n">
+      <w:hyperlink w:history="1" r:id="rId20z2juoxrbqzi6gltvz8c">
         <w:r>
           <w:rPr>
             <w:rFonts w:ascii="Arial" w:cs="Arial" w:eastAsia="Arial" w:hAnsi="Arial"/>
@@ -13096,7 +13096,7 @@
             <w:pPr>
               <w:spacing w:after="20" w:before="0"/>
             </w:pPr>
-            <w:hyperlink w:history="1" r:id="rIdfp3rwvatcisk8rmr3e9v_">
+            <w:hyperlink w:history="1" r:id="rIdei2c2z5m9ejj48jkkdieo">
               <w:r>
                 <w:rPr>
                   <w:rFonts w:ascii="Arial" w:cs="Arial" w:eastAsia="Arial" w:hAnsi="Arial"/>
@@ -13129,7 +13129,7 @@
               <w:spacing w:after="10" w:before="0"/>
               <w:ind w:left="120"/>
             </w:pPr>
-            <w:hyperlink w:history="1" r:id="rIdnlbr9uofxu7tl41wh0eoi">
+            <w:hyperlink w:history="1" r:id="rIdof7crhehuhwnwzry5dp_i">
               <w:r>
                 <w:rPr>
                   <w:rFonts w:ascii="Arial" w:cs="Arial" w:eastAsia="Arial" w:hAnsi="Arial"/>
@@ -13174,7 +13174,7 @@
             <w:pPr>
               <w:spacing w:after="20" w:before="0"/>
             </w:pPr>
-            <w:hyperlink w:history="1" r:id="rId_valcbx_de-6x_p2rk-p2">
+            <w:hyperlink w:history="1" r:id="rIdw3pkfsfkox2q6sflqntic">
               <w:r>
                 <w:rPr>
                   <w:rFonts w:ascii="Arial" w:cs="Arial" w:eastAsia="Arial" w:hAnsi="Arial"/>
@@ -13207,7 +13207,7 @@
               <w:spacing w:after="10" w:before="0"/>
               <w:ind w:left="120"/>
             </w:pPr>
-            <w:hyperlink w:history="1" r:id="rIds2wl6_ahjx9xv-fr1lpz6">
+            <w:hyperlink w:history="1" r:id="rIdyra3qmahzqke3bmeom3we">
               <w:r>
                 <w:rPr>
                   <w:rFonts w:ascii="Arial" w:cs="Arial" w:eastAsia="Arial" w:hAnsi="Arial"/>
@@ -13407,7 +13407,7 @@
             <w:pPr>
               <w:spacing w:after="20" w:before="0"/>
             </w:pPr>
-            <w:hyperlink w:history="1" r:id="rId3x3ieh0jenz3jvs-x1e_n">
+            <w:hyperlink w:history="1" r:id="rIdqra6y_wt6vgrvls9hsbql">
               <w:r>
                 <w:rPr>
                   <w:rFonts w:ascii="Arial" w:cs="Arial" w:eastAsia="Arial" w:hAnsi="Arial"/>
@@ -13440,7 +13440,7 @@
               <w:spacing w:after="10" w:before="0"/>
               <w:ind w:left="120"/>
             </w:pPr>
-            <w:hyperlink w:history="1" r:id="rIdan6h914fjs5mroqrsra0k">
+            <w:hyperlink w:history="1" r:id="rIdpj2teuxochnxgplyjkh8d">
               <w:r>
                 <w:rPr>
                   <w:rFonts w:ascii="Arial" w:cs="Arial" w:eastAsia="Arial" w:hAnsi="Arial"/>
@@ -13485,7 +13485,7 @@
             <w:pPr>
               <w:spacing w:after="20" w:before="0"/>
             </w:pPr>
-            <w:hyperlink w:history="1" r:id="rId3nkjj_pevg42tbvotobwc">
+            <w:hyperlink w:history="1" r:id="rIdzjpeb8ifwdhksuo1awrjx">
               <w:r>
                 <w:rPr>
                   <w:rFonts w:ascii="Arial" w:cs="Arial" w:eastAsia="Arial" w:hAnsi="Arial"/>
@@ -13518,7 +13518,7 @@
               <w:spacing w:after="10" w:before="0"/>
               <w:ind w:left="120"/>
             </w:pPr>
-            <w:hyperlink w:history="1" r:id="rIdnw6ozhtds2rphzowclonk">
+            <w:hyperlink w:history="1" r:id="rIdm0ki0mc8xg5vfczxs_pqp">
               <w:r>
                 <w:rPr>
                   <w:rFonts w:ascii="Arial" w:cs="Arial" w:eastAsia="Arial" w:hAnsi="Arial"/>
@@ -13718,7 +13718,7 @@
             <w:pPr>
               <w:spacing w:after="20" w:before="0"/>
             </w:pPr>
-            <w:hyperlink w:history="1" r:id="rIdtkd_xljjhjjvf0v-za9fy">
+            <w:hyperlink w:history="1" r:id="rIdjukzalykyctrbq4tj9gip">
               <w:r>
                 <w:rPr>
                   <w:rFonts w:ascii="Arial" w:cs="Arial" w:eastAsia="Arial" w:hAnsi="Arial"/>
@@ -13751,7 +13751,7 @@
               <w:spacing w:after="10" w:before="0"/>
               <w:ind w:left="120"/>
             </w:pPr>
-            <w:hyperlink w:history="1" r:id="rIda37mauijlr8qxmcfbfker">
+            <w:hyperlink w:history="1" r:id="rIdx-c7otav2vepanukhsjcf">
               <w:r>
                 <w:rPr>
                   <w:rFonts w:ascii="Arial" w:cs="Arial" w:eastAsia="Arial" w:hAnsi="Arial"/>
@@ -13796,7 +13796,7 @@
             <w:pPr>
               <w:spacing w:after="20" w:before="0"/>
             </w:pPr>
-            <w:hyperlink w:history="1" r:id="rIdt6n_qdtjxi79zpd9lvbrj">
+            <w:hyperlink w:history="1" r:id="rIdpqplcnuef2r2uszgknahj">
               <w:r>
                 <w:rPr>
                   <w:rFonts w:ascii="Arial" w:cs="Arial" w:eastAsia="Arial" w:hAnsi="Arial"/>
@@ -13845,7 +13845,7 @@
               <w:spacing w:after="10" w:before="0"/>
               <w:ind w:left="120"/>
             </w:pPr>
-            <w:hyperlink w:history="1" r:id="rIdkch1kxriztdg0h5zvx00m">
+            <w:hyperlink w:history="1" r:id="rIdprlih4yucnzwi_ty5btns">
               <w:r>
                 <w:rPr>
                   <w:rFonts w:ascii="Arial" w:cs="Arial" w:eastAsia="Arial" w:hAnsi="Arial"/>
@@ -14045,7 +14045,7 @@
             <w:pPr>
               <w:spacing w:after="20" w:before="0"/>
             </w:pPr>
-            <w:hyperlink w:history="1" r:id="rIdpwz7q9ycdecin6ccxv5l0">
+            <w:hyperlink w:history="1" r:id="rIdwg5ieyrpvdsjkms64zr1z">
               <w:r>
                 <w:rPr>
                   <w:rFonts w:ascii="Arial" w:cs="Arial" w:eastAsia="Arial" w:hAnsi="Arial"/>
@@ -14078,7 +14078,7 @@
               <w:spacing w:after="10" w:before="0"/>
               <w:ind w:left="120"/>
             </w:pPr>
-            <w:hyperlink w:history="1" r:id="rIdk7z4xlenkxmaos1qxvnio">
+            <w:hyperlink w:history="1" r:id="rId8wxuauxramll-9rbd0k1p">
               <w:r>
                 <w:rPr>
                   <w:rFonts w:ascii="Arial" w:cs="Arial" w:eastAsia="Arial" w:hAnsi="Arial"/>
@@ -14123,7 +14123,7 @@
             <w:pPr>
               <w:spacing w:after="20" w:before="0"/>
             </w:pPr>
-            <w:hyperlink w:history="1" r:id="rIdh4llpvy6ccvtvijn7ykbf">
+            <w:hyperlink w:history="1" r:id="rIdud8jrgpl8udg-wacuiotg">
               <w:r>
                 <w:rPr>
                   <w:rFonts w:ascii="Arial" w:cs="Arial" w:eastAsia="Arial" w:hAnsi="Arial"/>
@@ -14172,7 +14172,7 @@
               <w:spacing w:after="10" w:before="0"/>
               <w:ind w:left="120"/>
             </w:pPr>
-            <w:hyperlink w:history="1" r:id="rId5orfixroo7x6l-isblnd1">
+            <w:hyperlink w:history="1" r:id="rIdyxozrtlzavibxdnpwrjg8">
               <w:r>
                 <w:rPr>
                   <w:rFonts w:ascii="Arial" w:cs="Arial" w:eastAsia="Arial" w:hAnsi="Arial"/>
@@ -14372,7 +14372,7 @@
             <w:pPr>
               <w:spacing w:after="20" w:before="0"/>
             </w:pPr>
-            <w:hyperlink w:history="1" r:id="rIdlxvh0xz8w9eyq6lsdogpv">
+            <w:hyperlink w:history="1" r:id="rIdbfb9nzol6issolonahosi">
               <w:r>
                 <w:rPr>
                   <w:rFonts w:ascii="Arial" w:cs="Arial" w:eastAsia="Arial" w:hAnsi="Arial"/>
@@ -14421,7 +14421,7 @@
               <w:spacing w:after="10" w:before="0"/>
               <w:ind w:left="120"/>
             </w:pPr>
-            <w:hyperlink w:history="1" r:id="rIden9ab4rfiob89qpln1pxm">
+            <w:hyperlink w:history="1" r:id="rId4op1buvij8sh2qojrbh80">
               <w:r>
                 <w:rPr>
                   <w:rFonts w:ascii="Arial" w:cs="Arial" w:eastAsia="Arial" w:hAnsi="Arial"/>
@@ -14466,7 +14466,7 @@
             <w:pPr>
               <w:spacing w:after="20" w:before="0"/>
             </w:pPr>
-            <w:hyperlink w:history="1" r:id="rIdbszwk11_kgvala_vmbqez">
+            <w:hyperlink w:history="1" r:id="rId1r9p9jfz4i2mem2tkdzhk">
               <w:r>
                 <w:rPr>
                   <w:rFonts w:ascii="Arial" w:cs="Arial" w:eastAsia="Arial" w:hAnsi="Arial"/>
@@ -14515,7 +14515,7 @@
               <w:spacing w:after="10" w:before="0"/>
               <w:ind w:left="120"/>
             </w:pPr>
-            <w:hyperlink w:history="1" r:id="rId8h3y8hkp5u4d1vm10zwei">
+            <w:hyperlink w:history="1" r:id="rIdqy-je2t1spwtn5uyut71m">
               <w:r>
                 <w:rPr>
                   <w:rFonts w:ascii="Arial" w:cs="Arial" w:eastAsia="Arial" w:hAnsi="Arial"/>
@@ -15120,7 +15120,7 @@
         </w:rPr>
         <w:t xml:space="preserve">© 2026 SeaVuria and ARES. Aligned with KICD objectives. Developed by SeaVuria; technical implementation by ARES (with AI assistance from Claude). Licensed under </w:t>
       </w:r>
-      <w:hyperlink w:history="1" r:id="rIdncle9percf3tjg8ncf_p-">
+      <w:hyperlink w:history="1" r:id="rIdukwifvmac3r2ouuuvvtom">
         <w:r>
           <w:rPr>
             <w:rFonts w:ascii="Arial" w:cs="Arial" w:eastAsia="Arial" w:hAnsi="Arial"/>
@@ -15141,7 +15141,7 @@
         </w:rPr>
         <w:t xml:space="preserve"> (</w:t>
       </w:r>
-      <w:hyperlink w:history="1" r:id="rIdtv55lnfblrtt-sxrocqqk">
+      <w:hyperlink w:history="1" r:id="rIdf13q6s9mbeeqsjbysixnb">
         <w:r>
           <w:rPr>
             <w:rFonts w:ascii="Arial" w:cs="Arial" w:eastAsia="Arial" w:hAnsi="Arial"/>
@@ -16361,7 +16361,7 @@
             <w:pPr>
               <w:spacing w:after="20" w:before="0"/>
             </w:pPr>
-            <w:hyperlink w:history="1" r:id="rIdn9_8lmqis2gstfwf13zjr">
+            <w:hyperlink w:history="1" r:id="rIdbvq-he3e7cfmbgxdptoql">
               <w:r>
                 <w:rPr>
                   <w:rFonts w:ascii="Arial" w:cs="Arial" w:eastAsia="Arial" w:hAnsi="Arial"/>
@@ -16394,7 +16394,7 @@
               <w:spacing w:after="10" w:before="0"/>
               <w:ind w:left="120"/>
             </w:pPr>
-            <w:hyperlink w:history="1" r:id="rIdb2ubq5h1udjutxwqiavba">
+            <w:hyperlink w:history="1" r:id="rIddb533vwzrm-hyplp3fbng">
               <w:r>
                 <w:rPr>
                   <w:rFonts w:ascii="Arial" w:cs="Arial" w:eastAsia="Arial" w:hAnsi="Arial"/>
@@ -16439,7 +16439,7 @@
             <w:pPr>
               <w:spacing w:after="20" w:before="0"/>
             </w:pPr>
-            <w:hyperlink w:history="1" r:id="rIdwnpllqzdmkto54wpn245w">
+            <w:hyperlink w:history="1" r:id="rIdosbmrio-polfmiuadlcjg">
               <w:r>
                 <w:rPr>
                   <w:rFonts w:ascii="Arial" w:cs="Arial" w:eastAsia="Arial" w:hAnsi="Arial"/>
@@ -16472,7 +16472,7 @@
               <w:spacing w:after="10" w:before="0"/>
               <w:ind w:left="120"/>
             </w:pPr>
-            <w:hyperlink w:history="1" r:id="rIdlfriqepjsv9tmten7-gps">
+            <w:hyperlink w:history="1" r:id="rIdelawguzl0xy7vnjan7-vg">
               <w:r>
                 <w:rPr>
                   <w:rFonts w:ascii="Arial" w:cs="Arial" w:eastAsia="Arial" w:hAnsi="Arial"/>
@@ -16672,7 +16672,7 @@
             <w:pPr>
               <w:spacing w:after="20" w:before="0"/>
             </w:pPr>
-            <w:hyperlink w:history="1" r:id="rIdmqhlnx4e_to2uu7tmawua">
+            <w:hyperlink w:history="1" r:id="rIdtsly__nowb3ojm1nx3wc3">
               <w:r>
                 <w:rPr>
                   <w:rFonts w:ascii="Arial" w:cs="Arial" w:eastAsia="Arial" w:hAnsi="Arial"/>
@@ -16705,7 +16705,7 @@
               <w:spacing w:after="10" w:before="0"/>
               <w:ind w:left="120"/>
             </w:pPr>
-            <w:hyperlink w:history="1" r:id="rIdqmw-cmh9rzfc80emyt2uz">
+            <w:hyperlink w:history="1" r:id="rIdmn0oeihwpdpv-_l9cliqb">
               <w:r>
                 <w:rPr>
                   <w:rFonts w:ascii="Arial" w:cs="Arial" w:eastAsia="Arial" w:hAnsi="Arial"/>
@@ -16750,7 +16750,7 @@
             <w:pPr>
               <w:spacing w:after="20" w:before="0"/>
             </w:pPr>
-            <w:hyperlink w:history="1" r:id="rIdqjfs-4ss0tfghpmv3mt6d">
+            <w:hyperlink w:history="1" r:id="rIdne28rqe1uhzjtnrfxrd5_">
               <w:r>
                 <w:rPr>
                   <w:rFonts w:ascii="Arial" w:cs="Arial" w:eastAsia="Arial" w:hAnsi="Arial"/>
@@ -16783,7 +16783,7 @@
               <w:spacing w:after="10" w:before="0"/>
               <w:ind w:left="120"/>
             </w:pPr>
-            <w:hyperlink w:history="1" r:id="rIdtr0lquwyo-q-9afzgliau">
+            <w:hyperlink w:history="1" r:id="rIdie5gop5m-mlunwnt6-mnm">
               <w:r>
                 <w:rPr>
                   <w:rFonts w:ascii="Arial" w:cs="Arial" w:eastAsia="Arial" w:hAnsi="Arial"/>
@@ -16983,7 +16983,7 @@
             <w:pPr>
               <w:spacing w:after="20" w:before="0"/>
             </w:pPr>
-            <w:hyperlink w:history="1" r:id="rIdh-dwnj4br1u61v0vqr22j">
+            <w:hyperlink w:history="1" r:id="rId3llgep_hcp4v-odm-i4ya">
               <w:r>
                 <w:rPr>
                   <w:rFonts w:ascii="Arial" w:cs="Arial" w:eastAsia="Arial" w:hAnsi="Arial"/>
@@ -17016,7 +17016,7 @@
               <w:spacing w:after="10" w:before="0"/>
               <w:ind w:left="120"/>
             </w:pPr>
-            <w:hyperlink w:history="1" r:id="rIdvloftljy2tgds76vktsz2">
+            <w:hyperlink w:history="1" r:id="rIdoyoyi_d0mrriq8hxrhcvp">
               <w:r>
                 <w:rPr>
                   <w:rFonts w:ascii="Arial" w:cs="Arial" w:eastAsia="Arial" w:hAnsi="Arial"/>
@@ -17061,7 +17061,7 @@
             <w:pPr>
               <w:spacing w:after="20" w:before="0"/>
             </w:pPr>
-            <w:hyperlink w:history="1" r:id="rIde6e999ib4qjg3cd7cxqe5">
+            <w:hyperlink w:history="1" r:id="rIdmi-wayc_rxt7nnlhuj0p7">
               <w:r>
                 <w:rPr>
                   <w:rFonts w:ascii="Arial" w:cs="Arial" w:eastAsia="Arial" w:hAnsi="Arial"/>
@@ -17094,7 +17094,7 @@
               <w:spacing w:after="10" w:before="0"/>
               <w:ind w:left="120"/>
             </w:pPr>
-            <w:hyperlink w:history="1" r:id="rIdl6kcoiaxt_zdtnhu6u0fv">
+            <w:hyperlink w:history="1" r:id="rIdzi_tzulvtoxw9icaozfjq">
               <w:r>
                 <w:rPr>
                   <w:rFonts w:ascii="Arial" w:cs="Arial" w:eastAsia="Arial" w:hAnsi="Arial"/>
@@ -17294,7 +17294,7 @@
             <w:pPr>
               <w:spacing w:after="20" w:before="0"/>
             </w:pPr>
-            <w:hyperlink w:history="1" r:id="rIdopc7hal5d3kzwvmuimlnz">
+            <w:hyperlink w:history="1" r:id="rIdryabgfj0vor0d_fdl9sfz">
               <w:r>
                 <w:rPr>
                   <w:rFonts w:ascii="Arial" w:cs="Arial" w:eastAsia="Arial" w:hAnsi="Arial"/>
@@ -17327,7 +17327,7 @@
               <w:spacing w:after="10" w:before="0"/>
               <w:ind w:left="120"/>
             </w:pPr>
-            <w:hyperlink w:history="1" r:id="rIdcfyputxxek0uvxkd0ln6q">
+            <w:hyperlink w:history="1" r:id="rIdkhtmqslvtbvdvm2wmy3bj">
               <w:r>
                 <w:rPr>
                   <w:rFonts w:ascii="Arial" w:cs="Arial" w:eastAsia="Arial" w:hAnsi="Arial"/>
@@ -17372,7 +17372,7 @@
             <w:pPr>
               <w:spacing w:after="20" w:before="0"/>
             </w:pPr>
-            <w:hyperlink w:history="1" r:id="rIdeb5axpelhaxa1ykpqpqh9">
+            <w:hyperlink w:history="1" r:id="rIdpc2-5gufvdfd6pqa5vi8f">
               <w:r>
                 <w:rPr>
                   <w:rFonts w:ascii="Arial" w:cs="Arial" w:eastAsia="Arial" w:hAnsi="Arial"/>
@@ -17405,7 +17405,7 @@
               <w:spacing w:after="10" w:before="0"/>
               <w:ind w:left="120"/>
             </w:pPr>
-            <w:hyperlink w:history="1" r:id="rIdcoa2jlz4xjsd0ycqgeoun">
+            <w:hyperlink w:history="1" r:id="rIdtqteahyqp94obteq1zk-g">
               <w:r>
                 <w:rPr>
                   <w:rFonts w:ascii="Arial" w:cs="Arial" w:eastAsia="Arial" w:hAnsi="Arial"/>
@@ -17605,7 +17605,7 @@
             <w:pPr>
               <w:spacing w:after="20" w:before="0"/>
             </w:pPr>
-            <w:hyperlink w:history="1" r:id="rIdqsywznwf_zbj42m-olguj">
+            <w:hyperlink w:history="1" r:id="rIdfj9pg7lxb4bfeg1fxno3b">
               <w:r>
                 <w:rPr>
                   <w:rFonts w:ascii="Arial" w:cs="Arial" w:eastAsia="Arial" w:hAnsi="Arial"/>
@@ -17638,7 +17638,7 @@
               <w:spacing w:after="10" w:before="0"/>
               <w:ind w:left="120"/>
             </w:pPr>
-            <w:hyperlink w:history="1" r:id="rIdldfre_f_hkwagiy2btrtt">
+            <w:hyperlink w:history="1" r:id="rIdjmxncyk_kcqyngdixrcpf">
               <w:r>
                 <w:rPr>
                   <w:rFonts w:ascii="Arial" w:cs="Arial" w:eastAsia="Arial" w:hAnsi="Arial"/>
@@ -17683,7 +17683,7 @@
             <w:pPr>
               <w:spacing w:after="20" w:before="0"/>
             </w:pPr>
-            <w:hyperlink w:history="1" r:id="rIdy1c99a7vuf0q6pwflx0pz">
+            <w:hyperlink w:history="1" r:id="rId5-_l1h5brraic4zkyopdv">
               <w:r>
                 <w:rPr>
                   <w:rFonts w:ascii="Arial" w:cs="Arial" w:eastAsia="Arial" w:hAnsi="Arial"/>
@@ -17716,7 +17716,7 @@
               <w:spacing w:after="10" w:before="0"/>
               <w:ind w:left="120"/>
             </w:pPr>
-            <w:hyperlink w:history="1" r:id="rIdquxdrlweve7rfleu-nycv">
+            <w:hyperlink w:history="1" r:id="rIdmvsx6jhqeswnz9qtysguk">
               <w:r>
                 <w:rPr>
                   <w:rFonts w:ascii="Arial" w:cs="Arial" w:eastAsia="Arial" w:hAnsi="Arial"/>
@@ -18321,7 +18321,7 @@
         </w:rPr>
         <w:t xml:space="preserve">© 2026 SeaVuria and ARES. Aligned with KICD objectives. Developed by SeaVuria; technical implementation by ARES (with AI assistance from Claude). Licensed under </w:t>
       </w:r>
-      <w:hyperlink w:history="1" r:id="rId7anq-pxnssve8wvlfd9hc">
+      <w:hyperlink w:history="1" r:id="rId7bu7ibruyf-dptvx1i7w0">
         <w:r>
           <w:rPr>
             <w:rFonts w:ascii="Arial" w:cs="Arial" w:eastAsia="Arial" w:hAnsi="Arial"/>
@@ -18342,7 +18342,7 @@
         </w:rPr>
         <w:t xml:space="preserve"> (</w:t>
       </w:r>
-      <w:hyperlink w:history="1" r:id="rIdz83nyoqtrqmyhdngepnsl">
+      <w:hyperlink w:history="1" r:id="rIdfvxdk79ot2m1neqcmacap">
         <w:r>
           <w:rPr>
             <w:rFonts w:ascii="Arial" w:cs="Arial" w:eastAsia="Arial" w:hAnsi="Arial"/>
@@ -19542,7 +19542,7 @@
             <w:pPr>
               <w:spacing w:after="20" w:before="0"/>
             </w:pPr>
-            <w:hyperlink w:history="1" r:id="rIdboifu7s70wzn9lhuudbpv">
+            <w:hyperlink w:history="1" r:id="rIdyl9u8x3eqqmts6l4lzaky">
               <w:r>
                 <w:rPr>
                   <w:rFonts w:ascii="Arial" w:cs="Arial" w:eastAsia="Arial" w:hAnsi="Arial"/>
@@ -19575,7 +19575,7 @@
               <w:spacing w:after="10" w:before="0"/>
               <w:ind w:left="120"/>
             </w:pPr>
-            <w:hyperlink w:history="1" r:id="rIdbiiszrxnpzl7jx-uxlyln">
+            <w:hyperlink w:history="1" r:id="rIdwwihli_e6dcvox6mfinju">
               <w:r>
                 <w:rPr>
                   <w:rFonts w:ascii="Arial" w:cs="Arial" w:eastAsia="Arial" w:hAnsi="Arial"/>
@@ -19620,7 +19620,7 @@
             <w:pPr>
               <w:spacing w:after="20" w:before="0"/>
             </w:pPr>
-            <w:hyperlink w:history="1" r:id="rId10mnxzpinrgvohyuonjhg">
+            <w:hyperlink w:history="1" r:id="rIdmzats2yeo8_vtd6ywnrfn">
               <w:r>
                 <w:rPr>
                   <w:rFonts w:ascii="Arial" w:cs="Arial" w:eastAsia="Arial" w:hAnsi="Arial"/>
@@ -19653,7 +19653,7 @@
               <w:spacing w:after="10" w:before="0"/>
               <w:ind w:left="120"/>
             </w:pPr>
-            <w:hyperlink w:history="1" r:id="rId_shcwhkpfvn8yrfbxxnod">
+            <w:hyperlink w:history="1" r:id="rId3xnbdrqnctokubaxqr-w3">
               <w:r>
                 <w:rPr>
                   <w:rFonts w:ascii="Arial" w:cs="Arial" w:eastAsia="Arial" w:hAnsi="Arial"/>
@@ -19853,7 +19853,7 @@
             <w:pPr>
               <w:spacing w:after="20" w:before="0"/>
             </w:pPr>
-            <w:hyperlink w:history="1" r:id="rIdhyxfwkknq0ymskycf50dy">
+            <w:hyperlink w:history="1" r:id="rIdnsgf3adtwubydskfzhglx">
               <w:r>
                 <w:rPr>
                   <w:rFonts w:ascii="Arial" w:cs="Arial" w:eastAsia="Arial" w:hAnsi="Arial"/>
@@ -19886,7 +19886,7 @@
               <w:spacing w:after="10" w:before="0"/>
               <w:ind w:left="120"/>
             </w:pPr>
-            <w:hyperlink w:history="1" r:id="rIdeeqxshdt1yovjf7ihtzua">
+            <w:hyperlink w:history="1" r:id="rIdmfsdcp8xytm9k1zd7sxrj">
               <w:r>
                 <w:rPr>
                   <w:rFonts w:ascii="Arial" w:cs="Arial" w:eastAsia="Arial" w:hAnsi="Arial"/>
@@ -19931,7 +19931,7 @@
             <w:pPr>
               <w:spacing w:after="20" w:before="0"/>
             </w:pPr>
-            <w:hyperlink w:history="1" r:id="rIdchduiq4qcz0avpzo6hndt">
+            <w:hyperlink w:history="1" r:id="rIdzocl9vbj4_e0hgow7js39">
               <w:r>
                 <w:rPr>
                   <w:rFonts w:ascii="Arial" w:cs="Arial" w:eastAsia="Arial" w:hAnsi="Arial"/>
@@ -19964,7 +19964,7 @@
               <w:spacing w:after="10" w:before="0"/>
               <w:ind w:left="120"/>
             </w:pPr>
-            <w:hyperlink w:history="1" r:id="rIdpbvryuotxwyrdp5chbxbh">
+            <w:hyperlink w:history="1" r:id="rId84pc5nnxg_t7kmu-dnnoz">
               <w:r>
                 <w:rPr>
                   <w:rFonts w:ascii="Arial" w:cs="Arial" w:eastAsia="Arial" w:hAnsi="Arial"/>
@@ -20164,7 +20164,7 @@
             <w:pPr>
               <w:spacing w:after="20" w:before="0"/>
             </w:pPr>
-            <w:hyperlink w:history="1" r:id="rIdmrntxtduyjo-ruh6f8r7t">
+            <w:hyperlink w:history="1" r:id="rId634nghiyfzdw-f9oemjvo">
               <w:r>
                 <w:rPr>
                   <w:rFonts w:ascii="Arial" w:cs="Arial" w:eastAsia="Arial" w:hAnsi="Arial"/>
@@ -20197,7 +20197,7 @@
               <w:spacing w:after="10" w:before="0"/>
               <w:ind w:left="120"/>
             </w:pPr>
-            <w:hyperlink w:history="1" r:id="rIdcjh_sjjxn3v0wsazimqvp">
+            <w:hyperlink w:history="1" r:id="rIduzc1kfes8_1an6xdv3rbo">
               <w:r>
                 <w:rPr>
                   <w:rFonts w:ascii="Arial" w:cs="Arial" w:eastAsia="Arial" w:hAnsi="Arial"/>
@@ -20242,7 +20242,7 @@
             <w:pPr>
               <w:spacing w:after="20" w:before="0"/>
             </w:pPr>
-            <w:hyperlink w:history="1" r:id="rId56zvrc97ru3o7tv50qji0">
+            <w:hyperlink w:history="1" r:id="rIdcxppsiikvknq8gf7vv7nx">
               <w:r>
                 <w:rPr>
                   <w:rFonts w:ascii="Arial" w:cs="Arial" w:eastAsia="Arial" w:hAnsi="Arial"/>
@@ -20291,7 +20291,7 @@
               <w:spacing w:after="10" w:before="0"/>
               <w:ind w:left="120"/>
             </w:pPr>
-            <w:hyperlink w:history="1" r:id="rIdbav5b81zv29yp50mvijpf">
+            <w:hyperlink w:history="1" r:id="rIdy33u3pnbkd82_yjfpa_jw">
               <w:r>
                 <w:rPr>
                   <w:rFonts w:ascii="Arial" w:cs="Arial" w:eastAsia="Arial" w:hAnsi="Arial"/>
@@ -20491,7 +20491,7 @@
             <w:pPr>
               <w:spacing w:after="20" w:before="0"/>
             </w:pPr>
-            <w:hyperlink w:history="1" r:id="rIdbw-azsr2av6dd8bldoq-k">
+            <w:hyperlink w:history="1" r:id="rId4-e17oullz0mvjid3mzez">
               <w:r>
                 <w:rPr>
                   <w:rFonts w:ascii="Arial" w:cs="Arial" w:eastAsia="Arial" w:hAnsi="Arial"/>
@@ -20524,7 +20524,7 @@
               <w:spacing w:after="10" w:before="0"/>
               <w:ind w:left="120"/>
             </w:pPr>
-            <w:hyperlink w:history="1" r:id="rIdz_wskih-hw7lcmznpz-id">
+            <w:hyperlink w:history="1" r:id="rIdblmgagncuo6lsfvk9w2-m">
               <w:r>
                 <w:rPr>
                   <w:rFonts w:ascii="Arial" w:cs="Arial" w:eastAsia="Arial" w:hAnsi="Arial"/>
@@ -20569,7 +20569,7 @@
             <w:pPr>
               <w:spacing w:after="20" w:before="0"/>
             </w:pPr>
-            <w:hyperlink w:history="1" r:id="rIdben6tgnfakaffrvsa8pbk">
+            <w:hyperlink w:history="1" r:id="rIddjcwnshbze0kkhisgpcjg">
               <w:r>
                 <w:rPr>
                   <w:rFonts w:ascii="Arial" w:cs="Arial" w:eastAsia="Arial" w:hAnsi="Arial"/>
@@ -20618,7 +20618,7 @@
               <w:spacing w:after="10" w:before="0"/>
               <w:ind w:left="120"/>
             </w:pPr>
-            <w:hyperlink w:history="1" r:id="rIdpegiz43h9np_nljfcxqqv">
+            <w:hyperlink w:history="1" r:id="rIdnziveygc5evbvrs4cgdaj">
               <w:r>
                 <w:rPr>
                   <w:rFonts w:ascii="Arial" w:cs="Arial" w:eastAsia="Arial" w:hAnsi="Arial"/>
@@ -20818,7 +20818,7 @@
             <w:pPr>
               <w:spacing w:after="20" w:before="0"/>
             </w:pPr>
-            <w:hyperlink w:history="1" r:id="rIdgzlicopzi_kvjoex9gbtg">
+            <w:hyperlink w:history="1" r:id="rIdwxol_zlldosilksjepiqe">
               <w:r>
                 <w:rPr>
                   <w:rFonts w:ascii="Arial" w:cs="Arial" w:eastAsia="Arial" w:hAnsi="Arial"/>
@@ -20867,7 +20867,7 @@
               <w:spacing w:after="10" w:before="0"/>
               <w:ind w:left="120"/>
             </w:pPr>
-            <w:hyperlink w:history="1" r:id="rId0aacu63krtjovhmza9haz">
+            <w:hyperlink w:history="1" r:id="rIdv1wgxv5h64pvekrfgqzlw">
               <w:r>
                 <w:rPr>
                   <w:rFonts w:ascii="Arial" w:cs="Arial" w:eastAsia="Arial" w:hAnsi="Arial"/>
@@ -20912,7 +20912,7 @@
             <w:pPr>
               <w:spacing w:after="20" w:before="0"/>
             </w:pPr>
-            <w:hyperlink w:history="1" r:id="rIdnzc8nngyyg15a4ujucljv">
+            <w:hyperlink w:history="1" r:id="rIdrolqptlaykibgkjf-6br7">
               <w:r>
                 <w:rPr>
                   <w:rFonts w:ascii="Arial" w:cs="Arial" w:eastAsia="Arial" w:hAnsi="Arial"/>
@@ -20945,7 +20945,7 @@
               <w:spacing w:after="10" w:before="0"/>
               <w:ind w:left="120"/>
             </w:pPr>
-            <w:hyperlink w:history="1" r:id="rId_3wstpvh5bugva4io9m0y">
+            <w:hyperlink w:history="1" r:id="rIdmtwf1bhkcrbp-_9v6onzk">
               <w:r>
                 <w:rPr>
                   <w:rFonts w:ascii="Arial" w:cs="Arial" w:eastAsia="Arial" w:hAnsi="Arial"/>
@@ -21550,7 +21550,7 @@
         </w:rPr>
         <w:t xml:space="preserve">© 2026 SeaVuria and ARES. Aligned with KICD objectives. Developed by SeaVuria; technical implementation by ARES (with AI assistance from Claude). Licensed under </w:t>
       </w:r>
-      <w:hyperlink w:history="1" r:id="rId6dy6xvzrvsufbzahmyvnq">
+      <w:hyperlink w:history="1" r:id="rIdqqvjdlfur4he70bngcqyu">
         <w:r>
           <w:rPr>
             <w:rFonts w:ascii="Arial" w:cs="Arial" w:eastAsia="Arial" w:hAnsi="Arial"/>
@@ -21571,7 +21571,7 @@
         </w:rPr>
         <w:t xml:space="preserve"> (</w:t>
       </w:r>
-      <w:hyperlink w:history="1" r:id="rId3ar3_zur0_zh9ft0vuvy4">
+      <w:hyperlink w:history="1" r:id="rId7hcm7mo0xu-firpikftli">
         <w:r>
           <w:rPr>
             <w:rFonts w:ascii="Arial" w:cs="Arial" w:eastAsia="Arial" w:hAnsi="Arial"/>
@@ -22691,7 +22691,7 @@
             <w:pPr>
               <w:spacing w:after="20" w:before="0"/>
             </w:pPr>
-            <w:hyperlink w:history="1" r:id="rIdd1uxarf_szk1ijyconhb3">
+            <w:hyperlink w:history="1" r:id="rId7atfbhpq8cstcksesxmd4">
               <w:r>
                 <w:rPr>
                   <w:rFonts w:ascii="Arial" w:cs="Arial" w:eastAsia="Arial" w:hAnsi="Arial"/>
@@ -22724,7 +22724,7 @@
               <w:spacing w:after="10" w:before="0"/>
               <w:ind w:left="120"/>
             </w:pPr>
-            <w:hyperlink w:history="1" r:id="rIdxmqb-7bfa3vaih14hzcuc">
+            <w:hyperlink w:history="1" r:id="rIdmrx2x1fjhs6bowf3zwbj-">
               <w:r>
                 <w:rPr>
                   <w:rFonts w:ascii="Arial" w:cs="Arial" w:eastAsia="Arial" w:hAnsi="Arial"/>
@@ -22769,7 +22769,7 @@
             <w:pPr>
               <w:spacing w:after="20" w:before="0"/>
             </w:pPr>
-            <w:hyperlink w:history="1" r:id="rIdqvpuvi_kftfq2rwnzwf5r">
+            <w:hyperlink w:history="1" r:id="rId5zjcnhcrlj5peigqyqnnx">
               <w:r>
                 <w:rPr>
                   <w:rFonts w:ascii="Arial" w:cs="Arial" w:eastAsia="Arial" w:hAnsi="Arial"/>
@@ -22802,7 +22802,7 @@
               <w:spacing w:after="10" w:before="0"/>
               <w:ind w:left="120"/>
             </w:pPr>
-            <w:hyperlink w:history="1" r:id="rIdz8vg1jrbefe5_xqo9fj1z">
+            <w:hyperlink w:history="1" r:id="rIdzljnkgorhvgl2fb7ty32b">
               <w:r>
                 <w:rPr>
                   <w:rFonts w:ascii="Arial" w:cs="Arial" w:eastAsia="Arial" w:hAnsi="Arial"/>
@@ -23002,7 +23002,7 @@
             <w:pPr>
               <w:spacing w:after="20" w:before="0"/>
             </w:pPr>
-            <w:hyperlink w:history="1" r:id="rIdcwxndifme4uptldnngfer">
+            <w:hyperlink w:history="1" r:id="rIdfvxno7qqby2hfga2d2czn">
               <w:r>
                 <w:rPr>
                   <w:rFonts w:ascii="Arial" w:cs="Arial" w:eastAsia="Arial" w:hAnsi="Arial"/>
@@ -23035,7 +23035,7 @@
               <w:spacing w:after="10" w:before="0"/>
               <w:ind w:left="120"/>
             </w:pPr>
-            <w:hyperlink w:history="1" r:id="rIdwdtsfim8dc00c7gd_ihvm">
+            <w:hyperlink w:history="1" r:id="rIdy90dn83zjt7iuvvxvt2z4">
               <w:r>
                 <w:rPr>
                   <w:rFonts w:ascii="Arial" w:cs="Arial" w:eastAsia="Arial" w:hAnsi="Arial"/>
@@ -23080,7 +23080,7 @@
             <w:pPr>
               <w:spacing w:after="20" w:before="0"/>
             </w:pPr>
-            <w:hyperlink w:history="1" r:id="rIdiw6zgd3axuosoux_n3_el">
+            <w:hyperlink w:history="1" r:id="rId9hkyn8aek1ovizstwzod1">
               <w:r>
                 <w:rPr>
                   <w:rFonts w:ascii="Arial" w:cs="Arial" w:eastAsia="Arial" w:hAnsi="Arial"/>
@@ -23113,7 +23113,7 @@
               <w:spacing w:after="10" w:before="0"/>
               <w:ind w:left="120"/>
             </w:pPr>
-            <w:hyperlink w:history="1" r:id="rIdkp22dlab-gn1cimlly7xr">
+            <w:hyperlink w:history="1" r:id="rIdfflxzjl28fvso9uhct46-">
               <w:r>
                 <w:rPr>
                   <w:rFonts w:ascii="Arial" w:cs="Arial" w:eastAsia="Arial" w:hAnsi="Arial"/>
@@ -23313,7 +23313,7 @@
             <w:pPr>
               <w:spacing w:after="20" w:before="0"/>
             </w:pPr>
-            <w:hyperlink w:history="1" r:id="rIdxwqwmq25iyebgw_aubhnb">
+            <w:hyperlink w:history="1" r:id="rIdtwgczsevqn2djoz2-eqeo">
               <w:r>
                 <w:rPr>
                   <w:rFonts w:ascii="Arial" w:cs="Arial" w:eastAsia="Arial" w:hAnsi="Arial"/>
@@ -23346,7 +23346,7 @@
               <w:spacing w:after="10" w:before="0"/>
               <w:ind w:left="120"/>
             </w:pPr>
-            <w:hyperlink w:history="1" r:id="rIdxaapiwt_bxsu5qwwrpzc_">
+            <w:hyperlink w:history="1" r:id="rIdo8w9nzdxmmbemfpt8iiqz">
               <w:r>
                 <w:rPr>
                   <w:rFonts w:ascii="Arial" w:cs="Arial" w:eastAsia="Arial" w:hAnsi="Arial"/>
@@ -23391,7 +23391,7 @@
             <w:pPr>
               <w:spacing w:after="20" w:before="0"/>
             </w:pPr>
-            <w:hyperlink w:history="1" r:id="rId_6fac9dyfikrttyp3eh3s">
+            <w:hyperlink w:history="1" r:id="rId81vixm2w5g_cfnr0qtaje">
               <w:r>
                 <w:rPr>
                   <w:rFonts w:ascii="Arial" w:cs="Arial" w:eastAsia="Arial" w:hAnsi="Arial"/>
@@ -23424,7 +23424,7 @@
               <w:spacing w:after="10" w:before="0"/>
               <w:ind w:left="120"/>
             </w:pPr>
-            <w:hyperlink w:history="1" r:id="rIdq-afpatondso5q8dfowwo">
+            <w:hyperlink w:history="1" r:id="rId3jx-_2w4lk4gd3clx9cy5">
               <w:r>
                 <w:rPr>
                   <w:rFonts w:ascii="Arial" w:cs="Arial" w:eastAsia="Arial" w:hAnsi="Arial"/>
@@ -23624,7 +23624,7 @@
             <w:pPr>
               <w:spacing w:after="20" w:before="0"/>
             </w:pPr>
-            <w:hyperlink w:history="1" r:id="rIdvrt8-llm1ge8cs9gba4il">
+            <w:hyperlink w:history="1" r:id="rIdwfbw_zn3filnavj_pgimw">
               <w:r>
                 <w:rPr>
                   <w:rFonts w:ascii="Arial" w:cs="Arial" w:eastAsia="Arial" w:hAnsi="Arial"/>
@@ -23657,7 +23657,7 @@
               <w:spacing w:after="10" w:before="0"/>
               <w:ind w:left="120"/>
             </w:pPr>
-            <w:hyperlink w:history="1" r:id="rIdsnrvpyujrpxlf62btsxd9">
+            <w:hyperlink w:history="1" r:id="rIdrkrj-4hi4ovziz18apdkl">
               <w:r>
                 <w:rPr>
                   <w:rFonts w:ascii="Arial" w:cs="Arial" w:eastAsia="Arial" w:hAnsi="Arial"/>
@@ -23702,7 +23702,7 @@
             <w:pPr>
               <w:spacing w:after="20" w:before="0"/>
             </w:pPr>
-            <w:hyperlink w:history="1" r:id="rId4cpb_yif8q6-kvyghufsu">
+            <w:hyperlink w:history="1" r:id="rIdoqreto_g0er5vg-bu4_o4">
               <w:r>
                 <w:rPr>
                   <w:rFonts w:ascii="Arial" w:cs="Arial" w:eastAsia="Arial" w:hAnsi="Arial"/>
@@ -23735,7 +23735,7 @@
               <w:spacing w:after="10" w:before="0"/>
               <w:ind w:left="120"/>
             </w:pPr>
-            <w:hyperlink w:history="1" r:id="rIdfoywmepxjb1khuyr0a1ws">
+            <w:hyperlink w:history="1" r:id="rIdnjoxsmi2-x3cpsyjxy16p">
               <w:r>
                 <w:rPr>
                   <w:rFonts w:ascii="Arial" w:cs="Arial" w:eastAsia="Arial" w:hAnsi="Arial"/>
@@ -23935,7 +23935,7 @@
             <w:pPr>
               <w:spacing w:after="20" w:before="0"/>
             </w:pPr>
-            <w:hyperlink w:history="1" r:id="rIdpxezhux3eivwekuxgy1a6">
+            <w:hyperlink w:history="1" r:id="rIdptzb08vkhnbojerswgduu">
               <w:r>
                 <w:rPr>
                   <w:rFonts w:ascii="Arial" w:cs="Arial" w:eastAsia="Arial" w:hAnsi="Arial"/>
@@ -23968,7 +23968,7 @@
               <w:spacing w:after="10" w:before="0"/>
               <w:ind w:left="120"/>
             </w:pPr>
-            <w:hyperlink w:history="1" r:id="rId7han1lm6udkts15i9deuz">
+            <w:hyperlink w:history="1" r:id="rId5ymmkagit95ev_kmyurgg">
               <w:r>
                 <w:rPr>
                   <w:rFonts w:ascii="Arial" w:cs="Arial" w:eastAsia="Arial" w:hAnsi="Arial"/>
@@ -24013,7 +24013,7 @@
             <w:pPr>
               <w:spacing w:after="20" w:before="0"/>
             </w:pPr>
-            <w:hyperlink w:history="1" r:id="rIdujfdcowrjtd5h6lhq3x6a">
+            <w:hyperlink w:history="1" r:id="rIdhthp2zyzzm0ikgzs3w8he">
               <w:r>
                 <w:rPr>
                   <w:rFonts w:ascii="Arial" w:cs="Arial" w:eastAsia="Arial" w:hAnsi="Arial"/>
@@ -24062,7 +24062,7 @@
               <w:spacing w:after="10" w:before="0"/>
               <w:ind w:left="120"/>
             </w:pPr>
-            <w:hyperlink w:history="1" r:id="rIdhzntuyouct2qpa8ixckv5">
+            <w:hyperlink w:history="1" r:id="rIdy2rr0bf8qblnyppdz6bfv">
               <w:r>
                 <w:rPr>
                   <w:rFonts w:ascii="Arial" w:cs="Arial" w:eastAsia="Arial" w:hAnsi="Arial"/>
@@ -24587,7 +24587,7 @@
         </w:rPr>
         <w:t xml:space="preserve">© 2026 SeaVuria and ARES. Aligned with KICD objectives. Developed by SeaVuria; technical implementation by ARES (with AI assistance from Claude). Licensed under </w:t>
       </w:r>
-      <w:hyperlink w:history="1" r:id="rIduf9wls1vw3xtvw7dcnhkp">
+      <w:hyperlink w:history="1" r:id="rIdugkk_vgpuldiup7e8gowx">
         <w:r>
           <w:rPr>
             <w:rFonts w:ascii="Arial" w:cs="Arial" w:eastAsia="Arial" w:hAnsi="Arial"/>
@@ -24608,7 +24608,7 @@
         </w:rPr>
         <w:t xml:space="preserve"> (</w:t>
       </w:r>
-      <w:hyperlink w:history="1" r:id="rIdg5z6xk3pemh20xzpcu_7y">
+      <w:hyperlink w:history="1" r:id="rIdrjieg4damcdmdkdjh13ia">
         <w:r>
           <w:rPr>
             <w:rFonts w:ascii="Arial" w:cs="Arial" w:eastAsia="Arial" w:hAnsi="Arial"/>
@@ -25808,7 +25808,7 @@
             <w:pPr>
               <w:spacing w:after="20" w:before="0"/>
             </w:pPr>
-            <w:hyperlink w:history="1" r:id="rIdsgmqkxbrnlzzoaqk3thzp">
+            <w:hyperlink w:history="1" r:id="rIdmhrpr9k-gsvsufqkq341a">
               <w:r>
                 <w:rPr>
                   <w:rFonts w:ascii="Arial" w:cs="Arial" w:eastAsia="Arial" w:hAnsi="Arial"/>
@@ -25841,7 +25841,7 @@
               <w:spacing w:after="10" w:before="0"/>
               <w:ind w:left="120"/>
             </w:pPr>
-            <w:hyperlink w:history="1" r:id="rId8tnykh0ysweifrr6smctf">
+            <w:hyperlink w:history="1" r:id="rIdqnirz06exdc0zdpf6ahy-">
               <w:r>
                 <w:rPr>
                   <w:rFonts w:ascii="Arial" w:cs="Arial" w:eastAsia="Arial" w:hAnsi="Arial"/>
@@ -25886,7 +25886,7 @@
             <w:pPr>
               <w:spacing w:after="20" w:before="0"/>
             </w:pPr>
-            <w:hyperlink w:history="1" r:id="rId6aywdtlu82k7agzwzo6er">
+            <w:hyperlink w:history="1" r:id="rIdekns8ixpsapa1p0dgr_rh">
               <w:r>
                 <w:rPr>
                   <w:rFonts w:ascii="Arial" w:cs="Arial" w:eastAsia="Arial" w:hAnsi="Arial"/>
@@ -25919,7 +25919,7 @@
               <w:spacing w:after="10" w:before="0"/>
               <w:ind w:left="120"/>
             </w:pPr>
-            <w:hyperlink w:history="1" r:id="rIdcavcwfpuxu7rxvq0qvfle">
+            <w:hyperlink w:history="1" r:id="rIdpri5pum1dnje_96xtoygj">
               <w:r>
                 <w:rPr>
                   <w:rFonts w:ascii="Arial" w:cs="Arial" w:eastAsia="Arial" w:hAnsi="Arial"/>
@@ -26119,7 +26119,7 @@
             <w:pPr>
               <w:spacing w:after="20" w:before="0"/>
             </w:pPr>
-            <w:hyperlink w:history="1" r:id="rIdk20d5rpslkwehleuxqjw2">
+            <w:hyperlink w:history="1" r:id="rIdcqpyznzamikgp1pzl2zlz">
               <w:r>
                 <w:rPr>
                   <w:rFonts w:ascii="Arial" w:cs="Arial" w:eastAsia="Arial" w:hAnsi="Arial"/>
@@ -26152,7 +26152,7 @@
               <w:spacing w:after="10" w:before="0"/>
               <w:ind w:left="120"/>
             </w:pPr>
-            <w:hyperlink w:history="1" r:id="rIdtdzu-av9fikanfbmnqnlt">
+            <w:hyperlink w:history="1" r:id="rIdjkqjxejs70qisfidg5den">
               <w:r>
                 <w:rPr>
                   <w:rFonts w:ascii="Arial" w:cs="Arial" w:eastAsia="Arial" w:hAnsi="Arial"/>
@@ -26197,7 +26197,7 @@
             <w:pPr>
               <w:spacing w:after="20" w:before="0"/>
             </w:pPr>
-            <w:hyperlink w:history="1" r:id="rIdlv-necaqp_7gun8djpva9">
+            <w:hyperlink w:history="1" r:id="rIdwf6bdvxsow5v_ucjo43ev">
               <w:r>
                 <w:rPr>
                   <w:rFonts w:ascii="Arial" w:cs="Arial" w:eastAsia="Arial" w:hAnsi="Arial"/>
@@ -26230,7 +26230,7 @@
               <w:spacing w:after="10" w:before="0"/>
               <w:ind w:left="120"/>
             </w:pPr>
-            <w:hyperlink w:history="1" r:id="rIdgbc8vilhisw9kluc1bghi">
+            <w:hyperlink w:history="1" r:id="rIdq4sazlm2fffy8zjhfygna">
               <w:r>
                 <w:rPr>
                   <w:rFonts w:ascii="Arial" w:cs="Arial" w:eastAsia="Arial" w:hAnsi="Arial"/>
@@ -26430,7 +26430,7 @@
             <w:pPr>
               <w:spacing w:after="20" w:before="0"/>
             </w:pPr>
-            <w:hyperlink w:history="1" r:id="rIds1lpbj0darbny2seorshs">
+            <w:hyperlink w:history="1" r:id="rId6xhgpxs2me3jgfcbodlzy">
               <w:r>
                 <w:rPr>
                   <w:rFonts w:ascii="Arial" w:cs="Arial" w:eastAsia="Arial" w:hAnsi="Arial"/>
@@ -26463,7 +26463,7 @@
               <w:spacing w:after="10" w:before="0"/>
               <w:ind w:left="120"/>
             </w:pPr>
-            <w:hyperlink w:history="1" r:id="rIdwy5t9h8g1eaap94vvzhej">
+            <w:hyperlink w:history="1" r:id="rIdospouw_l299nrvtddo3ef">
               <w:r>
                 <w:rPr>
                   <w:rFonts w:ascii="Arial" w:cs="Arial" w:eastAsia="Arial" w:hAnsi="Arial"/>
@@ -26508,7 +26508,7 @@
             <w:pPr>
               <w:spacing w:after="20" w:before="0"/>
             </w:pPr>
-            <w:hyperlink w:history="1" r:id="rId1gjtket1y1hzp_ovkyaxj">
+            <w:hyperlink w:history="1" r:id="rIduy1x-70oo_xnwzdyphge5">
               <w:r>
                 <w:rPr>
                   <w:rFonts w:ascii="Arial" w:cs="Arial" w:eastAsia="Arial" w:hAnsi="Arial"/>
@@ -26541,7 +26541,7 @@
               <w:spacing w:after="10" w:before="0"/>
               <w:ind w:left="120"/>
             </w:pPr>
-            <w:hyperlink w:history="1" r:id="rId5kxisiwaswhvxjgwjdppi">
+            <w:hyperlink w:history="1" r:id="rIdmbglqta9krbsemm1jylpf">
               <w:r>
                 <w:rPr>
                   <w:rFonts w:ascii="Arial" w:cs="Arial" w:eastAsia="Arial" w:hAnsi="Arial"/>
@@ -26741,7 +26741,7 @@
             <w:pPr>
               <w:spacing w:after="20" w:before="0"/>
             </w:pPr>
-            <w:hyperlink w:history="1" r:id="rIduuizyq5n6y9qyt8zaeahu">
+            <w:hyperlink w:history="1" r:id="rIdnbcm14jb-6x2iwjuiuovv">
               <w:r>
                 <w:rPr>
                   <w:rFonts w:ascii="Arial" w:cs="Arial" w:eastAsia="Arial" w:hAnsi="Arial"/>
@@ -26774,7 +26774,7 @@
               <w:spacing w:after="10" w:before="0"/>
               <w:ind w:left="120"/>
             </w:pPr>
-            <w:hyperlink w:history="1" r:id="rIdttufhkurzz6lfvt6g8drg">
+            <w:hyperlink w:history="1" r:id="rIdbp8zdcgwwxv7_hpzm3i2q">
               <w:r>
                 <w:rPr>
                   <w:rFonts w:ascii="Arial" w:cs="Arial" w:eastAsia="Arial" w:hAnsi="Arial"/>
@@ -26819,7 +26819,7 @@
             <w:pPr>
               <w:spacing w:after="20" w:before="0"/>
             </w:pPr>
-            <w:hyperlink w:history="1" r:id="rIdshael8hxgtnt8-gs9hqlo">
+            <w:hyperlink w:history="1" r:id="rIdhitswnmbaawwlqrvlmfxs">
               <w:r>
                 <w:rPr>
                   <w:rFonts w:ascii="Arial" w:cs="Arial" w:eastAsia="Arial" w:hAnsi="Arial"/>
@@ -26852,7 +26852,7 @@
               <w:spacing w:after="10" w:before="0"/>
               <w:ind w:left="120"/>
             </w:pPr>
-            <w:hyperlink w:history="1" r:id="rIdzuzbm7am_uuplxkyfi3sa">
+            <w:hyperlink w:history="1" r:id="rId0zvvtznphoohb7lwh4mgm">
               <w:r>
                 <w:rPr>
                   <w:rFonts w:ascii="Arial" w:cs="Arial" w:eastAsia="Arial" w:hAnsi="Arial"/>
@@ -27052,7 +27052,7 @@
             <w:pPr>
               <w:spacing w:after="20" w:before="0"/>
             </w:pPr>
-            <w:hyperlink w:history="1" r:id="rIdav6mmzkaxvwdpfdquluet">
+            <w:hyperlink w:history="1" r:id="rIdquw_tbjfc1qewmwwf3hxa">
               <w:r>
                 <w:rPr>
                   <w:rFonts w:ascii="Arial" w:cs="Arial" w:eastAsia="Arial" w:hAnsi="Arial"/>
@@ -27085,7 +27085,7 @@
               <w:spacing w:after="10" w:before="0"/>
               <w:ind w:left="120"/>
             </w:pPr>
-            <w:hyperlink w:history="1" r:id="rId9l54radwozy4dmhlpnb8w">
+            <w:hyperlink w:history="1" r:id="rIdpui1xduct3jvl8kyrynnd">
               <w:r>
                 <w:rPr>
                   <w:rFonts w:ascii="Arial" w:cs="Arial" w:eastAsia="Arial" w:hAnsi="Arial"/>
@@ -27130,7 +27130,7 @@
             <w:pPr>
               <w:spacing w:after="20" w:before="0"/>
             </w:pPr>
-            <w:hyperlink w:history="1" r:id="rId1ov7ai0jud37lbrxa9igf">
+            <w:hyperlink w:history="1" r:id="rIdrcxa2xwcdntpixccwubuj">
               <w:r>
                 <w:rPr>
                   <w:rFonts w:ascii="Arial" w:cs="Arial" w:eastAsia="Arial" w:hAnsi="Arial"/>
@@ -27163,7 +27163,7 @@
               <w:spacing w:after="10" w:before="0"/>
               <w:ind w:left="120"/>
             </w:pPr>
-            <w:hyperlink w:history="1" r:id="rIdcl3guo60oqahoxi7vo41k">
+            <w:hyperlink w:history="1" r:id="rIdsfvalm9oclrtnig6iwfyr">
               <w:r>
                 <w:rPr>
                   <w:rFonts w:ascii="Arial" w:cs="Arial" w:eastAsia="Arial" w:hAnsi="Arial"/>
@@ -27768,7 +27768,7 @@
         </w:rPr>
         <w:t xml:space="preserve">© 2026 SeaVuria and ARES. Aligned with KICD objectives. Developed by SeaVuria; technical implementation by ARES (with AI assistance from Claude). Licensed under </w:t>
       </w:r>
-      <w:hyperlink w:history="1" r:id="rIdzvvrxblhp-waaqiqw8cwa">
+      <w:hyperlink w:history="1" r:id="rIdrzh5dxisj6c_yyytl22re">
         <w:r>
           <w:rPr>
             <w:rFonts w:ascii="Arial" w:cs="Arial" w:eastAsia="Arial" w:hAnsi="Arial"/>
@@ -27789,7 +27789,7 @@
         </w:rPr>
         <w:t xml:space="preserve"> (</w:t>
       </w:r>
-      <w:hyperlink w:history="1" r:id="rIdzsklvnp-0ugh7vgkdetdl">
+      <w:hyperlink w:history="1" r:id="rIdgdsjg0sjunqxrpif2kglw">
         <w:r>
           <w:rPr>
             <w:rFonts w:ascii="Arial" w:cs="Arial" w:eastAsia="Arial" w:hAnsi="Arial"/>
